--- a/EXPORTS/DOCX/review/niveau2/Dutch/Sri Lanka.docx
+++ b/EXPORTS/DOCX/review/niveau2/Dutch/Sri Lanka.docx
@@ -175,7 +175,7 @@
           <w:rFonts w:ascii="Charis SIL Regular" w:hAnsi="Charis SIL Regular" w:eastAsia="Charis SIL Regular"/>
           <w:b w:val="0"/>
           <w:i w:val="0"/>
-          <w:color w:val="0066CC"/>
+          <w:color w:val="0000FF"/>
           <w:sz w:val="24"/>
           <w:u w:val="single"/>
         </w:rPr>
@@ -199,7 +199,7 @@
           <w:rFonts w:ascii="Charis SIL Regular" w:hAnsi="Charis SIL Regular" w:eastAsia="Charis SIL Regular"/>
           <w:b w:val="0"/>
           <w:i w:val="0"/>
-          <w:color w:val="0066CC"/>
+          <w:color w:val="0000FF"/>
           <w:sz w:val="24"/>
           <w:u w:val="single"/>
         </w:rPr>
@@ -223,10 +223,22 @@
           <w:rFonts w:ascii="Charis SIL Regular" w:hAnsi="Charis SIL Regular" w:eastAsia="Charis SIL Regular"/>
           <w:b w:val="0"/>
           <w:i w:val="0"/>
-          <w:color w:val="0066CC"/>
+          <w:color w:val="0000FF"/>
           <w:sz w:val="24"/>
+          <w:u w:val="single"/>
         </w:rPr>
-        <w:t>Ambtenaren</w:t>
+        <w:t>Ambtena</w:t>
+      </w:r>
+      <w:r>
+        <w:rPr>
+          <w:rFonts w:ascii="Charis SIL Regular" w:hAnsi="Charis SIL Regular" w:eastAsia="Charis SIL Regular"/>
+          <w:b w:val="0"/>
+          <w:i w:val="0"/>
+          <w:color w:val="0000FF"/>
+          <w:sz w:val="24"/>
+          <w:u w:val="single"/>
+        </w:rPr>
+        <w:t>ren</w:t>
       </w:r>
       <w:r>
         <w:br/>
@@ -246,11 +258,22 @@
           <w:rFonts w:ascii="Charis SIL Regular" w:hAnsi="Charis SIL Regular" w:eastAsia="Charis SIL Regular"/>
           <w:b w:val="0"/>
           <w:i w:val="0"/>
-          <w:color w:val="0066CC"/>
+          <w:color w:val="0000FF"/>
           <w:sz w:val="24"/>
           <w:u w:val="single"/>
         </w:rPr>
-        <w:t>Leger en marine</w:t>
+        <w:t>Leger en ma</w:t>
+      </w:r>
+      <w:r>
+        <w:rPr>
+          <w:rFonts w:ascii="Charis SIL Regular" w:hAnsi="Charis SIL Regular" w:eastAsia="Charis SIL Regular"/>
+          <w:b w:val="0"/>
+          <w:i w:val="0"/>
+          <w:color w:val="0000FF"/>
+          <w:sz w:val="24"/>
+          <w:u w:val="single"/>
+        </w:rPr>
+        <w:t>rine</w:t>
       </w:r>
       <w:r>
         <w:br/>
@@ -270,7 +293,7 @@
           <w:rFonts w:ascii="Charis SIL Regular" w:hAnsi="Charis SIL Regular" w:eastAsia="Charis SIL Regular"/>
           <w:b w:val="0"/>
           <w:i w:val="0"/>
-          <w:color w:val="0066CC"/>
+          <w:color w:val="0000FF"/>
           <w:sz w:val="24"/>
           <w:u w:val="single"/>
         </w:rPr>
@@ -281,7 +304,7 @@
           <w:rFonts w:ascii="Charis SIL Regular" w:hAnsi="Charis SIL Regular" w:eastAsia="Charis SIL Regular"/>
           <w:b w:val="0"/>
           <w:i w:val="0"/>
-          <w:color w:val="0066CC"/>
+          <w:color w:val="0000FF"/>
           <w:sz w:val="24"/>
           <w:u w:val="single"/>
         </w:rPr>
@@ -302,7 +325,7 @@
           <w:rFonts w:ascii="Charis SIL Regular" w:hAnsi="Charis SIL Regular" w:eastAsia="Charis SIL Regular"/>
           <w:b w:val="0"/>
           <w:i w:val="0"/>
-          <w:color w:val="0066CC"/>
+          <w:color w:val="0000FF"/>
           <w:sz w:val="24"/>
           <w:u w:val="single"/>
         </w:rPr>
@@ -326,7 +349,7 @@
           <w:rFonts w:ascii="Charis SIL Regular" w:hAnsi="Charis SIL Regular" w:eastAsia="Charis SIL Regular"/>
           <w:b w:val="0"/>
           <w:i w:val="0"/>
-          <w:color w:val="0066CC"/>
+          <w:color w:val="0000FF"/>
           <w:sz w:val="24"/>
           <w:u w:val="single"/>
         </w:rPr>
@@ -337,7 +360,7 @@
           <w:rFonts w:ascii="Charis SIL Regular" w:hAnsi="Charis SIL Regular" w:eastAsia="Charis SIL Regular"/>
           <w:b w:val="0"/>
           <w:i w:val="0"/>
-          <w:color w:val="0066CC"/>
+          <w:color w:val="0000FF"/>
           <w:sz w:val="24"/>
           <w:u w:val="single"/>
         </w:rPr>
@@ -361,7 +384,7 @@
           <w:rFonts w:ascii="Charis SIL Regular" w:hAnsi="Charis SIL Regular" w:eastAsia="Charis SIL Regular"/>
           <w:b w:val="0"/>
           <w:i w:val="0"/>
-          <w:color w:val="0066CC"/>
+          <w:color w:val="0000FF"/>
           <w:sz w:val="24"/>
           <w:u w:val="single"/>
         </w:rPr>
@@ -385,7 +408,7 @@
           <w:rFonts w:ascii="Charis SIL Regular" w:hAnsi="Charis SIL Regular" w:eastAsia="Charis SIL Regular"/>
           <w:b w:val="0"/>
           <w:i w:val="0"/>
-          <w:color w:val="0066CC"/>
+          <w:color w:val="0000FF"/>
           <w:sz w:val="24"/>
           <w:u w:val="single"/>
         </w:rPr>
@@ -396,7 +419,7 @@
           <w:rFonts w:ascii="Charis SIL Regular" w:hAnsi="Charis SIL Regular" w:eastAsia="Charis SIL Regular"/>
           <w:b w:val="0"/>
           <w:i w:val="0"/>
-          <w:color w:val="0066CC"/>
+          <w:color w:val="0000FF"/>
           <w:sz w:val="24"/>
           <w:u w:val="single"/>
         </w:rPr>

--- a/EXPORTS/DOCX/review/niveau2/Dutch/Sri Lanka.docx
+++ b/EXPORTS/DOCX/review/niveau2/Dutch/Sri Lanka.docx
@@ -96,7 +96,4901 @@
         <w:autoSpaceDN w:val="0"/>
         <w:autoSpaceDE w:val="0"/>
         <w:widowControl/>
-        <w:spacing w:line="420" w:lineRule="exact" w:before="198" w:after="0"/>
+        <w:spacing w:line="352" w:lineRule="exact" w:before="210" w:after="0"/>
+        <w:ind w:left="0" w:right="0" w:firstLine="0"/>
+        <w:jc w:val="left"/>
+      </w:pPr>
+      <w:r>
+        <w:rPr>
+          <w:rFonts w:ascii="Charis SIL Regular" w:hAnsi="Charis SIL Regular" w:eastAsia="Charis SIL Regular"/>
+          <w:b w:val="0"/>
+          <w:i w:val="0"/>
+          <w:color w:val="000000"/>
+          <w:sz w:val="24"/>
+        </w:rPr>
+        <w:t>MQB:</w:t>
+      </w:r>
+    </w:p>
+    <w:p>
+      <w:pPr>
+        <w:autoSpaceDN w:val="0"/>
+        <w:tabs>
+          <w:tab w:pos="600" w:val="left"/>
+        </w:tabs>
+        <w:autoSpaceDE w:val="0"/>
+        <w:widowControl/>
+        <w:spacing w:line="288" w:lineRule="exact" w:before="240" w:after="0"/>
+        <w:ind w:left="388" w:right="144" w:firstLine="0"/>
+        <w:jc w:val="left"/>
+      </w:pPr>
+      <w:r>
+        <w:rPr>
+          <w:rFonts w:ascii="Charis SIL Regular" w:hAnsi="Charis SIL Regular" w:eastAsia="Charis SIL Regular"/>
+          <w:b w:val="0"/>
+          <w:i w:val="0"/>
+          <w:color w:val="000000"/>
+          <w:sz w:val="24"/>
+        </w:rPr>
+        <w:t xml:space="preserve">•  </w:t>
+      </w:r>
+      <w:r>
+        <w:rPr>
+          <w:rFonts w:ascii="Charis SIL Regular" w:hAnsi="Charis SIL Regular" w:eastAsia="Charis SIL Regular"/>
+          <w:b w:val="0"/>
+          <w:i w:val="0"/>
+          <w:color w:val="0000FF"/>
+          <w:sz w:val="24"/>
+        </w:rPr>
+        <w:hyperlink r:id="rId9" w:history="1">
+          <w:r>
+            <w:rPr>
+              <w:rStyle w:val="Hyperlink"/>
+            </w:rPr>
+            <w:t>1937.39.17</w:t>
+          </w:r>
+        </w:hyperlink>
+      </w:r>
+      <w:r>
+        <w:rPr>
+          <w:rFonts w:ascii="Charis SIL Regular" w:hAnsi="Charis SIL Regular" w:eastAsia="Charis SIL Regular"/>
+          <w:b w:val="0"/>
+          <w:i w:val="0"/>
+          <w:color w:val="0000FF"/>
+          <w:sz w:val="24"/>
+        </w:rPr>
+        <w:t xml:space="preserve"> </w:t>
+      </w:r>
+      <w:r>
+        <w:rPr>
+          <w:rFonts w:ascii="Charis SIL Regular" w:hAnsi="Charis SIL Regular" w:eastAsia="Charis SIL Regular"/>
+          <w:b w:val="0"/>
+          <w:i w:val="0"/>
+          <w:color w:val="0000FF"/>
+          <w:sz w:val="24"/>
+        </w:rPr>
+        <w:hyperlink r:id="rId9" w:history="1">
+          <w:r>
+            <w:rPr>
+              <w:rStyle w:val="Hyperlink"/>
+            </w:rPr>
+            <w:t>Two</w:t>
+          </w:r>
+        </w:hyperlink>
+      </w:r>
+      <w:r>
+        <w:rPr>
+          <w:rFonts w:ascii="Charis SIL Regular" w:hAnsi="Charis SIL Regular" w:eastAsia="Charis SIL Regular"/>
+          <w:b w:val="0"/>
+          <w:i w:val="0"/>
+          <w:color w:val="0000FF"/>
+          <w:sz w:val="24"/>
+        </w:rPr>
+        <w:t xml:space="preserve"> </w:t>
+      </w:r>
+      <w:r>
+        <w:rPr>
+          <w:rFonts w:ascii="Charis SIL Regular" w:hAnsi="Charis SIL Regular" w:eastAsia="Charis SIL Regular"/>
+          <w:b w:val="0"/>
+          <w:i w:val="0"/>
+          <w:color w:val="0000FF"/>
+          <w:sz w:val="24"/>
+        </w:rPr>
+        <w:hyperlink r:id="rId9" w:history="1">
+          <w:r>
+            <w:rPr>
+              <w:rStyle w:val="Hyperlink"/>
+            </w:rPr>
+            <w:t>leafs</w:t>
+          </w:r>
+        </w:hyperlink>
+      </w:r>
+      <w:r>
+        <w:rPr>
+          <w:rFonts w:ascii="Charis SIL Regular" w:hAnsi="Charis SIL Regular" w:eastAsia="Charis SIL Regular"/>
+          <w:b w:val="0"/>
+          <w:i w:val="0"/>
+          <w:color w:val="0000FF"/>
+          <w:sz w:val="24"/>
+        </w:rPr>
+        <w:t xml:space="preserve"> </w:t>
+      </w:r>
+      <w:r>
+        <w:rPr>
+          <w:rFonts w:ascii="Charis SIL Regular" w:hAnsi="Charis SIL Regular" w:eastAsia="Charis SIL Regular"/>
+          <w:b w:val="0"/>
+          <w:i w:val="0"/>
+          <w:color w:val="0000FF"/>
+          <w:sz w:val="24"/>
+        </w:rPr>
+        <w:hyperlink r:id="rId9" w:history="1">
+          <w:r>
+            <w:rPr>
+              <w:rStyle w:val="Hyperlink"/>
+            </w:rPr>
+            <w:t>with</w:t>
+          </w:r>
+        </w:hyperlink>
+      </w:r>
+      <w:r>
+        <w:rPr>
+          <w:rFonts w:ascii="Charis SIL Regular" w:hAnsi="Charis SIL Regular" w:eastAsia="Charis SIL Regular"/>
+          <w:b w:val="0"/>
+          <w:i w:val="0"/>
+          <w:color w:val="0000FF"/>
+          <w:sz w:val="24"/>
+        </w:rPr>
+        <w:t xml:space="preserve"> </w:t>
+      </w:r>
+      <w:r>
+        <w:rPr>
+          <w:rFonts w:ascii="Charis SIL Regular" w:hAnsi="Charis SIL Regular" w:eastAsia="Charis SIL Regular"/>
+          <w:b w:val="0"/>
+          <w:i w:val="0"/>
+          <w:color w:val="0000FF"/>
+          <w:sz w:val="24"/>
+        </w:rPr>
+        <w:hyperlink r:id="rId9" w:history="1">
+          <w:r>
+            <w:rPr>
+              <w:rStyle w:val="Hyperlink"/>
+            </w:rPr>
+            <w:t>part</w:t>
+          </w:r>
+        </w:hyperlink>
+      </w:r>
+      <w:r>
+        <w:rPr>
+          <w:rFonts w:ascii="Charis SIL Regular" w:hAnsi="Charis SIL Regular" w:eastAsia="Charis SIL Regular"/>
+          <w:b w:val="0"/>
+          <w:i w:val="0"/>
+          <w:color w:val="0000FF"/>
+          <w:sz w:val="24"/>
+        </w:rPr>
+        <w:t xml:space="preserve"> </w:t>
+      </w:r>
+      <w:r>
+        <w:rPr>
+          <w:rFonts w:ascii="Charis SIL Regular" w:hAnsi="Charis SIL Regular" w:eastAsia="Charis SIL Regular"/>
+          <w:b w:val="0"/>
+          <w:i w:val="0"/>
+          <w:color w:val="0000FF"/>
+          <w:sz w:val="24"/>
+        </w:rPr>
+        <w:hyperlink r:id="rId9" w:history="1">
+          <w:r>
+            <w:rPr>
+              <w:rStyle w:val="Hyperlink"/>
+            </w:rPr>
+            <w:t>of</w:t>
+          </w:r>
+        </w:hyperlink>
+      </w:r>
+      <w:r>
+        <w:rPr>
+          <w:rFonts w:ascii="Charis SIL Regular" w:hAnsi="Charis SIL Regular" w:eastAsia="Charis SIL Regular"/>
+          <w:b w:val="0"/>
+          <w:i w:val="0"/>
+          <w:color w:val="0000FF"/>
+          <w:sz w:val="24"/>
+        </w:rPr>
+        <w:t xml:space="preserve"> </w:t>
+      </w:r>
+      <w:r>
+        <w:rPr>
+          <w:rFonts w:ascii="Charis SIL Regular" w:hAnsi="Charis SIL Regular" w:eastAsia="Charis SIL Regular"/>
+          <w:b w:val="0"/>
+          <w:i w:val="0"/>
+          <w:color w:val="0000FF"/>
+          <w:sz w:val="24"/>
+        </w:rPr>
+        <w:hyperlink r:id="rId9" w:history="1">
+          <w:r>
+            <w:rPr>
+              <w:rStyle w:val="Hyperlink"/>
+            </w:rPr>
+            <w:t>a</w:t>
+          </w:r>
+        </w:hyperlink>
+      </w:r>
+      <w:r>
+        <w:rPr>
+          <w:rFonts w:ascii="Charis SIL Regular" w:hAnsi="Charis SIL Regular" w:eastAsia="Charis SIL Regular"/>
+          <w:b w:val="0"/>
+          <w:i w:val="0"/>
+          <w:color w:val="0000FF"/>
+          <w:sz w:val="24"/>
+        </w:rPr>
+        <w:t xml:space="preserve"> </w:t>
+      </w:r>
+      <w:r>
+        <w:rPr>
+          <w:rFonts w:ascii="Charis SIL Regular" w:hAnsi="Charis SIL Regular" w:eastAsia="Charis SIL Regular"/>
+          <w:b w:val="0"/>
+          <w:i w:val="0"/>
+          <w:color w:val="0000FF"/>
+          <w:sz w:val="24"/>
+        </w:rPr>
+        <w:hyperlink r:id="rId9" w:history="1">
+          <w:r>
+            <w:rPr>
+              <w:rStyle w:val="Hyperlink"/>
+            </w:rPr>
+            <w:t>letter</w:t>
+          </w:r>
+        </w:hyperlink>
+      </w:r>
+      <w:r>
+        <w:rPr>
+          <w:rFonts w:ascii="Charis SIL Regular" w:hAnsi="Charis SIL Regular" w:eastAsia="Charis SIL Regular"/>
+          <w:b w:val="0"/>
+          <w:i w:val="0"/>
+          <w:color w:val="0000FF"/>
+          <w:sz w:val="24"/>
+        </w:rPr>
+        <w:t xml:space="preserve"> </w:t>
+      </w:r>
+      <w:r>
+        <w:rPr>
+          <w:rFonts w:ascii="Charis SIL Regular" w:hAnsi="Charis SIL Regular" w:eastAsia="Charis SIL Regular"/>
+          <w:b w:val="0"/>
+          <w:i w:val="0"/>
+          <w:color w:val="0000FF"/>
+          <w:sz w:val="24"/>
+        </w:rPr>
+        <w:hyperlink r:id="rId9" w:history="1">
+          <w:r>
+            <w:rPr>
+              <w:rStyle w:val="Hyperlink"/>
+            </w:rPr>
+            <w:t>from</w:t>
+          </w:r>
+        </w:hyperlink>
+      </w:r>
+      <w:r>
+        <w:rPr>
+          <w:rFonts w:ascii="Charis SIL Regular" w:hAnsi="Charis SIL Regular" w:eastAsia="Charis SIL Regular"/>
+          <w:b w:val="0"/>
+          <w:i w:val="0"/>
+          <w:color w:val="0000FF"/>
+          <w:sz w:val="24"/>
+        </w:rPr>
+        <w:t xml:space="preserve"> </w:t>
+      </w:r>
+      <w:r>
+        <w:rPr>
+          <w:rFonts w:ascii="Charis SIL Regular" w:hAnsi="Charis SIL Regular" w:eastAsia="Charis SIL Regular"/>
+          <w:b w:val="0"/>
+          <w:i w:val="0"/>
+          <w:color w:val="0000FF"/>
+          <w:sz w:val="24"/>
+        </w:rPr>
+        <w:hyperlink r:id="rId9" w:history="1">
+          <w:r>
+            <w:rPr>
+              <w:rStyle w:val="Hyperlink"/>
+            </w:rPr>
+            <w:t>the</w:t>
+          </w:r>
+        </w:hyperlink>
+      </w:r>
+      <w:r>
+        <w:rPr>
+          <w:rFonts w:ascii="Charis SIL Regular" w:hAnsi="Charis SIL Regular" w:eastAsia="Charis SIL Regular"/>
+          <w:b w:val="0"/>
+          <w:i w:val="0"/>
+          <w:color w:val="0000FF"/>
+          <w:sz w:val="24"/>
+        </w:rPr>
+        <w:t xml:space="preserve"> </w:t>
+      </w:r>
+      <w:r>
+        <w:rPr>
+          <w:rFonts w:ascii="Charis SIL Regular" w:hAnsi="Charis SIL Regular" w:eastAsia="Charis SIL Regular"/>
+          <w:b w:val="0"/>
+          <w:i w:val="0"/>
+          <w:color w:val="0000FF"/>
+          <w:sz w:val="24"/>
+        </w:rPr>
+        <w:hyperlink r:id="rId9" w:history="1">
+          <w:r>
+            <w:rPr>
+              <w:rStyle w:val="Hyperlink"/>
+            </w:rPr>
+            <w:t>King</w:t>
+          </w:r>
+        </w:hyperlink>
+      </w:r>
+      <w:r>
+        <w:rPr>
+          <w:rFonts w:ascii="Charis SIL Regular" w:hAnsi="Charis SIL Regular" w:eastAsia="Charis SIL Regular"/>
+          <w:b w:val="0"/>
+          <w:i w:val="0"/>
+          <w:color w:val="0000FF"/>
+          <w:sz w:val="24"/>
+        </w:rPr>
+        <w:t xml:space="preserve"> </w:t>
+      </w:r>
+      <w:r>
+        <w:rPr>
+          <w:rFonts w:ascii="Charis SIL Regular" w:hAnsi="Charis SIL Regular" w:eastAsia="Charis SIL Regular"/>
+          <w:b w:val="0"/>
+          <w:i w:val="0"/>
+          <w:color w:val="0000FF"/>
+          <w:sz w:val="24"/>
+        </w:rPr>
+        <w:hyperlink r:id="rId9" w:history="1">
+          <w:r>
+            <w:rPr>
+              <w:rStyle w:val="Hyperlink"/>
+            </w:rPr>
+            <w:t>of</w:t>
+          </w:r>
+        </w:hyperlink>
+      </w:r>
+      <w:r>
+        <w:rPr>
+          <w:rFonts w:ascii="Charis SIL Regular" w:hAnsi="Charis SIL Regular" w:eastAsia="Charis SIL Regular"/>
+          <w:b w:val="0"/>
+          <w:i w:val="0"/>
+          <w:color w:val="0000FF"/>
+          <w:sz w:val="24"/>
+        </w:rPr>
+        <w:t xml:space="preserve"> </w:t>
+      </w:r>
+      <w:r>
+        <w:rPr>
+          <w:rFonts w:ascii="Charis SIL Regular" w:hAnsi="Charis SIL Regular" w:eastAsia="Charis SIL Regular"/>
+          <w:b w:val="0"/>
+          <w:i w:val="0"/>
+          <w:color w:val="0000FF"/>
+          <w:sz w:val="24"/>
+        </w:rPr>
+        <w:hyperlink r:id="rId9" w:history="1">
+          <w:r>
+            <w:rPr>
+              <w:rStyle w:val="Hyperlink"/>
+            </w:rPr>
+            <w:t>Kandy</w:t>
+          </w:r>
+        </w:hyperlink>
+      </w:r>
+      <w:r>
+        <w:rPr>
+          <w:rFonts w:ascii="Charis SIL Regular" w:hAnsi="Charis SIL Regular" w:eastAsia="Charis SIL Regular"/>
+          <w:b w:val="0"/>
+          <w:i w:val="0"/>
+          <w:color w:val="0000FF"/>
+          <w:sz w:val="24"/>
+        </w:rPr>
+        <w:t xml:space="preserve"> </w:t>
+      </w:r>
+      <w:r>
+        <w:rPr>
+          <w:rFonts w:ascii="Charis SIL Regular" w:hAnsi="Charis SIL Regular" w:eastAsia="Charis SIL Regular"/>
+          <w:b w:val="0"/>
+          <w:i w:val="0"/>
+          <w:color w:val="0000FF"/>
+          <w:sz w:val="24"/>
+        </w:rPr>
+        <w:hyperlink r:id="rId9" w:history="1">
+          <w:r>
+            <w:rPr>
+              <w:rStyle w:val="Hyperlink"/>
+            </w:rPr>
+            <w:t>(or</w:t>
+          </w:r>
+        </w:hyperlink>
+      </w:r>
+      <w:r>
+        <w:rPr>
+          <w:rFonts w:ascii="Charis SIL Regular" w:hAnsi="Charis SIL Regular" w:eastAsia="Charis SIL Regular"/>
+          <w:b w:val="0"/>
+          <w:i w:val="0"/>
+          <w:color w:val="0000FF"/>
+          <w:sz w:val="24"/>
+        </w:rPr>
+        <w:t xml:space="preserve"> </w:t>
+      </w:r>
+      <w:r>
+        <w:rPr>
+          <w:rFonts w:ascii="Charis SIL Regular" w:hAnsi="Charis SIL Regular" w:eastAsia="Charis SIL Regular"/>
+          <w:b w:val="0"/>
+          <w:i w:val="0"/>
+          <w:color w:val="0000FF"/>
+          <w:sz w:val="24"/>
+        </w:rPr>
+        <w:hyperlink r:id="rId9" w:history="1">
+          <w:r>
+            <w:rPr>
+              <w:rStyle w:val="Hyperlink"/>
+            </w:rPr>
+            <w:t>his</w:t>
+          </w:r>
+        </w:hyperlink>
+      </w:r>
+      <w:r>
+        <w:rPr>
+          <w:rFonts w:ascii="Charis SIL Regular" w:hAnsi="Charis SIL Regular" w:eastAsia="Charis SIL Regular"/>
+          <w:b w:val="0"/>
+          <w:i w:val="0"/>
+          <w:color w:val="0000FF"/>
+          <w:sz w:val="24"/>
+        </w:rPr>
+        <w:t xml:space="preserve"> </w:t>
+      </w:r>
+      <w:r>
+        <w:rPr>
+          <w:rFonts w:ascii="Charis SIL Regular" w:hAnsi="Charis SIL Regular" w:eastAsia="Charis SIL Regular"/>
+          <w:b w:val="0"/>
+          <w:i w:val="0"/>
+          <w:color w:val="0000FF"/>
+          <w:sz w:val="24"/>
+        </w:rPr>
+        <w:hyperlink r:id="rId9" w:history="1">
+          <w:r>
+            <w:rPr>
+              <w:rStyle w:val="Hyperlink"/>
+            </w:rPr>
+            <w:t>court)</w:t>
+          </w:r>
+        </w:hyperlink>
+      </w:r>
+      <w:r>
+        <w:rPr>
+          <w:rFonts w:ascii="Charis SIL Regular" w:hAnsi="Charis SIL Regular" w:eastAsia="Charis SIL Regular"/>
+          <w:b w:val="0"/>
+          <w:i w:val="0"/>
+          <w:color w:val="0000FF"/>
+          <w:sz w:val="24"/>
+        </w:rPr>
+        <w:t xml:space="preserve"> </w:t>
+      </w:r>
+      <w:r>
+        <w:rPr>
+          <w:rFonts w:ascii="Charis SIL Regular" w:hAnsi="Charis SIL Regular" w:eastAsia="Charis SIL Regular"/>
+          <w:b w:val="0"/>
+          <w:i w:val="0"/>
+          <w:color w:val="0000FF"/>
+          <w:sz w:val="24"/>
+        </w:rPr>
+        <w:hyperlink r:id="rId9" w:history="1">
+          <w:r>
+            <w:rPr>
+              <w:rStyle w:val="Hyperlink"/>
+            </w:rPr>
+            <w:t>to</w:t>
+          </w:r>
+        </w:hyperlink>
+      </w:r>
+      <w:r>
+        <w:rPr>
+          <w:rFonts w:ascii="Charis SIL Regular" w:hAnsi="Charis SIL Regular" w:eastAsia="Charis SIL Regular"/>
+          <w:b w:val="0"/>
+          <w:i w:val="0"/>
+          <w:color w:val="0000FF"/>
+          <w:sz w:val="24"/>
+        </w:rPr>
+        <w:t xml:space="preserve"> </w:t>
+      </w:r>
+      <w:r>
+        <w:rPr>
+          <w:rFonts w:ascii="Charis SIL Regular" w:hAnsi="Charis SIL Regular" w:eastAsia="Charis SIL Regular"/>
+          <w:b w:val="0"/>
+          <w:i w:val="0"/>
+          <w:color w:val="0000FF"/>
+          <w:sz w:val="24"/>
+        </w:rPr>
+        <w:hyperlink r:id="rId9" w:history="1">
+          <w:r>
+            <w:rPr>
+              <w:rStyle w:val="Hyperlink"/>
+            </w:rPr>
+            <w:t xml:space="preserve">the </w:t>
+          </w:r>
+        </w:hyperlink>
+      </w:r>
+      <w:r>
+        <w:rPr>
+          <w:rFonts w:ascii="Charis SIL Regular" w:hAnsi="Charis SIL Regular" w:eastAsia="Charis SIL Regular"/>
+          <w:b w:val="0"/>
+          <w:i w:val="0"/>
+          <w:color w:val="0000FF"/>
+          <w:sz w:val="24"/>
+          <w:u w:val="single"/>
+        </w:rPr>
+        <w:hyperlink r:id="rId9" w:history="1">
+          <w:r>
+            <w:rPr>
+              <w:rStyle w:val="Hyperlink"/>
+            </w:rPr>
+            <w:t>Dutch,</w:t>
+          </w:r>
+        </w:hyperlink>
+      </w:r>
+      <w:r>
+        <w:rPr>
+          <w:rFonts w:ascii="Charis SIL Regular" w:hAnsi="Charis SIL Regular" w:eastAsia="Charis SIL Regular"/>
+          <w:b w:val="0"/>
+          <w:i w:val="0"/>
+          <w:color w:val="0000FF"/>
+          <w:sz w:val="24"/>
+          <w:u w:val="single"/>
+        </w:rPr>
+        <w:t xml:space="preserve"> </w:t>
+      </w:r>
+      <w:r>
+        <w:rPr>
+          <w:rFonts w:ascii="Charis SIL Regular" w:hAnsi="Charis SIL Regular" w:eastAsia="Charis SIL Regular"/>
+          <w:b w:val="0"/>
+          <w:i w:val="0"/>
+          <w:color w:val="0000FF"/>
+          <w:sz w:val="24"/>
+          <w:u w:val="single"/>
+        </w:rPr>
+        <w:hyperlink r:id="rId9" w:history="1">
+          <w:r>
+            <w:rPr>
+              <w:rStyle w:val="Hyperlink"/>
+            </w:rPr>
+            <w:t>174</w:t>
+          </w:r>
+        </w:hyperlink>
+      </w:r>
+      <w:r>
+        <w:rPr>
+          <w:rFonts w:ascii="Charis SIL Regular" w:hAnsi="Charis SIL Regular" w:eastAsia="Charis SIL Regular"/>
+          <w:b w:val="0"/>
+          <w:i w:val="0"/>
+          <w:color w:val="0000FF"/>
+          <w:sz w:val="24"/>
+          <w:u w:val="single"/>
+        </w:rPr>
+        <w:hyperlink r:id="rId9" w:history="1">
+          <w:r>
+            <w:rPr>
+              <w:rStyle w:val="Hyperlink"/>
+            </w:rPr>
+            <w:t>6</w:t>
+          </w:r>
+        </w:hyperlink>
+      </w:r>
+      <w:r>
+        <w:rPr>
+          <w:rFonts w:ascii="Charis SIL Regular" w:hAnsi="Charis SIL Regular" w:eastAsia="Charis SIL Regular"/>
+          <w:b w:val="0"/>
+          <w:i w:val="0"/>
+          <w:color w:val="0000FF"/>
+          <w:sz w:val="24"/>
+          <w:u w:val="single"/>
+        </w:rPr>
+        <w:t xml:space="preserve"> </w:t>
+      </w:r>
+      <w:r>
+        <w:rPr>
+          <w:rFonts w:ascii="Charis SIL Regular" w:hAnsi="Charis SIL Regular" w:eastAsia="Charis SIL Regular"/>
+          <w:b w:val="0"/>
+          <w:i w:val="0"/>
+          <w:color w:val="0000FF"/>
+          <w:sz w:val="24"/>
+          <w:u w:val="single"/>
+        </w:rPr>
+        <w:hyperlink r:id="rId9" w:history="1">
+          <w:r>
+            <w:rPr>
+              <w:rStyle w:val="Hyperlink"/>
+            </w:rPr>
+            <w:t>(?).</w:t>
+          </w:r>
+        </w:hyperlink>
+      </w:r>
+      <w:r>
+        <w:rPr>
+          <w:rFonts w:ascii="Charis SIL Regular" w:hAnsi="Charis SIL Regular" w:eastAsia="Charis SIL Regular"/>
+          <w:b w:val="0"/>
+          <w:i w:val="0"/>
+          <w:color w:val="0000FF"/>
+          <w:sz w:val="24"/>
+          <w:u w:val="single"/>
+        </w:rPr>
+        <w:t xml:space="preserve"> </w:t>
+      </w:r>
+      <w:r>
+        <w:rPr>
+          <w:rFonts w:ascii="Charis SIL Regular" w:hAnsi="Charis SIL Regular" w:eastAsia="Charis SIL Regular"/>
+          <w:b w:val="0"/>
+          <w:i w:val="0"/>
+          <w:color w:val="0000FF"/>
+          <w:sz w:val="24"/>
+          <w:u w:val="single"/>
+        </w:rPr>
+        <w:hyperlink r:id="rId9" w:history="1">
+          <w:r>
+            <w:rPr>
+              <w:rStyle w:val="Hyperlink"/>
+            </w:rPr>
+            <w:t>In</w:t>
+          </w:r>
+        </w:hyperlink>
+      </w:r>
+      <w:r>
+        <w:rPr>
+          <w:rFonts w:ascii="Charis SIL Regular" w:hAnsi="Charis SIL Regular" w:eastAsia="Charis SIL Regular"/>
+          <w:b w:val="0"/>
+          <w:i w:val="0"/>
+          <w:color w:val="0000FF"/>
+          <w:sz w:val="24"/>
+          <w:u w:val="single"/>
+        </w:rPr>
+        <w:t xml:space="preserve"> </w:t>
+      </w:r>
+      <w:r>
+        <w:rPr>
+          <w:rFonts w:ascii="Charis SIL Regular" w:hAnsi="Charis SIL Regular" w:eastAsia="Charis SIL Regular"/>
+          <w:b w:val="0"/>
+          <w:i w:val="0"/>
+          <w:color w:val="0000FF"/>
+          <w:sz w:val="24"/>
+          <w:u w:val="single"/>
+        </w:rPr>
+        <w:hyperlink r:id="rId9" w:history="1">
+          <w:r>
+            <w:rPr>
+              <w:rStyle w:val="Hyperlink"/>
+            </w:rPr>
+            <w:t>Si</w:t>
+          </w:r>
+        </w:hyperlink>
+      </w:r>
+      <w:r>
+        <w:rPr>
+          <w:rFonts w:ascii="Charis SIL Regular" w:hAnsi="Charis SIL Regular" w:eastAsia="Charis SIL Regular"/>
+          <w:b w:val="0"/>
+          <w:i w:val="0"/>
+          <w:color w:val="0000FF"/>
+          <w:sz w:val="24"/>
+          <w:u w:val="single"/>
+        </w:rPr>
+        <w:hyperlink r:id="rId9" w:history="1">
+          <w:r>
+            <w:rPr>
+              <w:rStyle w:val="Hyperlink"/>
+            </w:rPr>
+            <w:t>n</w:t>
+          </w:r>
+        </w:hyperlink>
+      </w:r>
+      <w:r>
+        <w:rPr>
+          <w:rFonts w:ascii="Charis SIL Regular" w:hAnsi="Charis SIL Regular" w:eastAsia="Charis SIL Regular"/>
+          <w:b w:val="0"/>
+          <w:i w:val="0"/>
+          <w:color w:val="0000FF"/>
+          <w:sz w:val="24"/>
+          <w:u w:val="single"/>
+        </w:rPr>
+        <w:hyperlink r:id="rId9" w:history="1">
+          <w:r>
+            <w:rPr>
+              <w:rStyle w:val="Hyperlink"/>
+            </w:rPr>
+            <w:t>hale</w:t>
+          </w:r>
+        </w:hyperlink>
+      </w:r>
+      <w:r>
+        <w:rPr>
+          <w:rFonts w:ascii="Charis SIL Regular" w:hAnsi="Charis SIL Regular" w:eastAsia="Charis SIL Regular"/>
+          <w:b w:val="0"/>
+          <w:i w:val="0"/>
+          <w:color w:val="0000FF"/>
+          <w:sz w:val="24"/>
+          <w:u w:val="single"/>
+        </w:rPr>
+        <w:hyperlink r:id="rId9" w:history="1">
+          <w:r>
+            <w:rPr>
+              <w:rStyle w:val="Hyperlink"/>
+            </w:rPr>
+            <w:t>se,</w:t>
+          </w:r>
+        </w:hyperlink>
+      </w:r>
+      <w:r>
+        <w:rPr>
+          <w:rFonts w:ascii="Charis SIL Regular" w:hAnsi="Charis SIL Regular" w:eastAsia="Charis SIL Regular"/>
+          <w:b w:val="0"/>
+          <w:i w:val="0"/>
+          <w:color w:val="0000FF"/>
+          <w:sz w:val="24"/>
+          <w:u w:val="single"/>
+        </w:rPr>
+        <w:t xml:space="preserve"> </w:t>
+      </w:r>
+      <w:r>
+        <w:rPr>
+          <w:rFonts w:ascii="Charis SIL Regular" w:hAnsi="Charis SIL Regular" w:eastAsia="Charis SIL Regular"/>
+          <w:b w:val="0"/>
+          <w:i w:val="0"/>
+          <w:color w:val="0000FF"/>
+          <w:sz w:val="24"/>
+          <w:u w:val="single"/>
+        </w:rPr>
+        <w:hyperlink r:id="rId9" w:history="1">
+          <w:r>
+            <w:rPr>
+              <w:rStyle w:val="Hyperlink"/>
+            </w:rPr>
+            <w:t>p</w:t>
+          </w:r>
+        </w:hyperlink>
+      </w:r>
+      <w:r>
+        <w:rPr>
+          <w:rFonts w:ascii="Charis SIL Regular" w:hAnsi="Charis SIL Regular" w:eastAsia="Charis SIL Regular"/>
+          <w:b w:val="0"/>
+          <w:i w:val="0"/>
+          <w:color w:val="0000FF"/>
+          <w:sz w:val="24"/>
+          <w:u w:val="single"/>
+        </w:rPr>
+        <w:hyperlink r:id="rId9" w:history="1">
+          <w:r>
+            <w:rPr>
+              <w:rStyle w:val="Hyperlink"/>
+            </w:rPr>
+            <w:t>a</w:t>
+          </w:r>
+        </w:hyperlink>
+      </w:r>
+      <w:r>
+        <w:rPr>
+          <w:rFonts w:ascii="Charis SIL Regular" w:hAnsi="Charis SIL Regular" w:eastAsia="Charis SIL Regular"/>
+          <w:b w:val="0"/>
+          <w:i w:val="0"/>
+          <w:color w:val="0000FF"/>
+          <w:sz w:val="24"/>
+          <w:u w:val="single"/>
+        </w:rPr>
+        <w:hyperlink r:id="rId9" w:history="1">
+          <w:r>
+            <w:rPr>
+              <w:rStyle w:val="Hyperlink"/>
+            </w:rPr>
+            <w:t>l</w:t>
+          </w:r>
+        </w:hyperlink>
+      </w:r>
+      <w:r>
+        <w:rPr>
+          <w:rFonts w:ascii="Charis SIL Regular" w:hAnsi="Charis SIL Regular" w:eastAsia="Charis SIL Regular"/>
+          <w:b w:val="0"/>
+          <w:i w:val="0"/>
+          <w:color w:val="0000FF"/>
+          <w:sz w:val="24"/>
+        </w:rPr>
+        <w:t>m</w:t>
+      </w:r>
+      <w:r>
+        <w:rPr>
+          <w:rFonts w:ascii="Charis SIL Regular" w:hAnsi="Charis SIL Regular" w:eastAsia="Charis SIL Regular"/>
+          <w:b w:val="0"/>
+          <w:i w:val="0"/>
+          <w:color w:val="0000FF"/>
+          <w:sz w:val="24"/>
+          <w:u w:val="single"/>
+        </w:rPr>
+        <w:t xml:space="preserve"> </w:t>
+      </w:r>
+      <w:r>
+        <w:rPr>
+          <w:rFonts w:ascii="Charis SIL Regular" w:hAnsi="Charis SIL Regular" w:eastAsia="Charis SIL Regular"/>
+          <w:b w:val="0"/>
+          <w:i w:val="0"/>
+          <w:color w:val="0000FF"/>
+          <w:sz w:val="24"/>
+          <w:u w:val="single"/>
+        </w:rPr>
+        <w:hyperlink r:id="rId9" w:history="1">
+          <w:r>
+            <w:rPr>
+              <w:rStyle w:val="Hyperlink"/>
+            </w:rPr>
+            <w:t>l</w:t>
+          </w:r>
+        </w:hyperlink>
+      </w:r>
+      <w:r>
+        <w:rPr>
+          <w:rFonts w:ascii="Charis SIL Regular" w:hAnsi="Charis SIL Regular" w:eastAsia="Charis SIL Regular"/>
+          <w:b w:val="0"/>
+          <w:i w:val="0"/>
+          <w:color w:val="0000FF"/>
+          <w:sz w:val="24"/>
+          <w:u w:val="single"/>
+        </w:rPr>
+        <w:hyperlink r:id="rId9" w:history="1">
+          <w:r>
+            <w:rPr>
+              <w:rStyle w:val="Hyperlink"/>
+            </w:rPr>
+            <w:t>eaf</w:t>
+          </w:r>
+        </w:hyperlink>
+      </w:r>
+      <w:r>
+        <w:rPr>
+          <w:rFonts w:ascii="Charis SIL Regular" w:hAnsi="Charis SIL Regular" w:eastAsia="Charis SIL Regular"/>
+          <w:b w:val="0"/>
+          <w:i w:val="0"/>
+          <w:color w:val="0000FF"/>
+          <w:sz w:val="24"/>
+          <w:u w:val="single"/>
+        </w:rPr>
+        <w:t xml:space="preserve"> </w:t>
+      </w:r>
+      <w:r>
+        <w:rPr>
+          <w:rFonts w:ascii="Charis SIL Regular" w:hAnsi="Charis SIL Regular" w:eastAsia="Charis SIL Regular"/>
+          <w:b w:val="0"/>
+          <w:i w:val="0"/>
+          <w:color w:val="0000FF"/>
+          <w:sz w:val="24"/>
+          <w:u w:val="single"/>
+        </w:rPr>
+        <w:hyperlink r:id="rId9" w:history="1">
+          <w:r>
+            <w:rPr>
+              <w:rStyle w:val="Hyperlink"/>
+            </w:rPr>
+            <w:t>(6</w:t>
+          </w:r>
+        </w:hyperlink>
+      </w:r>
+      <w:r>
+        <w:rPr>
+          <w:rFonts w:ascii="Charis SIL Regular" w:hAnsi="Charis SIL Regular" w:eastAsia="Charis SIL Regular"/>
+          <w:b w:val="0"/>
+          <w:i w:val="0"/>
+          <w:color w:val="0000FF"/>
+          <w:sz w:val="24"/>
+          <w:u w:val="single"/>
+        </w:rPr>
+        <w:t xml:space="preserve"> </w:t>
+      </w:r>
+      <w:r>
+        <w:rPr>
+          <w:rFonts w:ascii="Charis SIL Regular" w:hAnsi="Charis SIL Regular" w:eastAsia="Charis SIL Regular"/>
+          <w:b w:val="0"/>
+          <w:i w:val="0"/>
+          <w:color w:val="0000FF"/>
+          <w:sz w:val="24"/>
+          <w:u w:val="single"/>
+        </w:rPr>
+        <w:hyperlink r:id="rId9" w:history="1">
+          <w:r>
+            <w:rPr>
+              <w:rStyle w:val="Hyperlink"/>
+            </w:rPr>
+            <w:t>×</w:t>
+          </w:r>
+        </w:hyperlink>
+      </w:r>
+      <w:r>
+        <w:rPr>
+          <w:rFonts w:ascii="Charis SIL Regular" w:hAnsi="Charis SIL Regular" w:eastAsia="Charis SIL Regular"/>
+          <w:b w:val="0"/>
+          <w:i w:val="0"/>
+          <w:color w:val="0000FF"/>
+          <w:sz w:val="24"/>
+          <w:u w:val="single"/>
+        </w:rPr>
+        <w:t xml:space="preserve"> </w:t>
+      </w:r>
+      <w:r>
+        <w:rPr>
+          <w:rFonts w:ascii="Charis SIL Regular" w:hAnsi="Charis SIL Regular" w:eastAsia="Charis SIL Regular"/>
+          <w:b w:val="0"/>
+          <w:i w:val="0"/>
+          <w:color w:val="0000FF"/>
+          <w:sz w:val="24"/>
+          <w:u w:val="single"/>
+        </w:rPr>
+        <w:hyperlink r:id="rId9" w:history="1">
+          <w:r>
+            <w:rPr>
+              <w:rStyle w:val="Hyperlink"/>
+            </w:rPr>
+            <w:t>3</w:t>
+          </w:r>
+        </w:hyperlink>
+      </w:r>
+      <w:r>
+        <w:rPr>
+          <w:rFonts w:ascii="Charis SIL Regular" w:hAnsi="Charis SIL Regular" w:eastAsia="Charis SIL Regular"/>
+          <w:b w:val="0"/>
+          <w:i w:val="0"/>
+          <w:color w:val="0000FF"/>
+          <w:sz w:val="24"/>
+          <w:u w:val="single"/>
+        </w:rPr>
+        <w:hyperlink r:id="rId9" w:history="1">
+          <w:r>
+            <w:rPr>
+              <w:rStyle w:val="Hyperlink"/>
+            </w:rPr>
+            <w:t>0</w:t>
+          </w:r>
+        </w:hyperlink>
+      </w:r>
+      <w:r>
+        <w:rPr>
+          <w:rFonts w:ascii="Charis SIL Regular" w:hAnsi="Charis SIL Regular" w:eastAsia="Charis SIL Regular"/>
+          <w:b w:val="0"/>
+          <w:i w:val="0"/>
+          <w:color w:val="0000FF"/>
+          <w:sz w:val="24"/>
+          <w:u w:val="single"/>
+        </w:rPr>
+        <w:t xml:space="preserve"> </w:t>
+      </w:r>
+      <w:r>
+        <w:rPr>
+          <w:rFonts w:ascii="Charis SIL Regular" w:hAnsi="Charis SIL Regular" w:eastAsia="Charis SIL Regular"/>
+          <w:b w:val="0"/>
+          <w:i w:val="0"/>
+          <w:color w:val="0000FF"/>
+          <w:sz w:val="24"/>
+          <w:u w:val="single"/>
+        </w:rPr>
+        <w:hyperlink r:id="rId9" w:history="1">
+          <w:r>
+            <w:rPr>
+              <w:rStyle w:val="Hyperlink"/>
+            </w:rPr>
+            <w:t>×</w:t>
+          </w:r>
+        </w:hyperlink>
+      </w:r>
+      <w:r>
+        <w:rPr>
+          <w:rFonts w:ascii="Charis SIL Regular" w:hAnsi="Charis SIL Regular" w:eastAsia="Charis SIL Regular"/>
+          <w:b w:val="0"/>
+          <w:i w:val="0"/>
+          <w:color w:val="0000FF"/>
+          <w:sz w:val="24"/>
+          <w:u w:val="single"/>
+        </w:rPr>
+        <w:t xml:space="preserve"> </w:t>
+      </w:r>
+      <w:r>
+        <w:rPr>
+          <w:rFonts w:ascii="Charis SIL Regular" w:hAnsi="Charis SIL Regular" w:eastAsia="Charis SIL Regular"/>
+          <w:b w:val="0"/>
+          <w:i w:val="0"/>
+          <w:color w:val="0000FF"/>
+          <w:sz w:val="24"/>
+          <w:u w:val="single"/>
+        </w:rPr>
+        <w:hyperlink r:id="rId9" w:history="1">
+          <w:r>
+            <w:rPr>
+              <w:rStyle w:val="Hyperlink"/>
+            </w:rPr>
+            <w:t>3</w:t>
+          </w:r>
+        </w:hyperlink>
+      </w:r>
+      <w:r>
+        <w:rPr>
+          <w:rFonts w:ascii="Charis SIL Regular" w:hAnsi="Charis SIL Regular" w:eastAsia="Charis SIL Regular"/>
+          <w:b w:val="0"/>
+          <w:i w:val="0"/>
+          <w:color w:val="0000FF"/>
+          <w:sz w:val="24"/>
+          <w:u w:val="single"/>
+        </w:rPr>
+        <w:t xml:space="preserve"> </w:t>
+      </w:r>
+      <w:r>
+        <w:rPr>
+          <w:rFonts w:ascii="Charis SIL Regular" w:hAnsi="Charis SIL Regular" w:eastAsia="Charis SIL Regular"/>
+          <w:b w:val="0"/>
+          <w:i w:val="0"/>
+          <w:color w:val="0000FF"/>
+          <w:sz w:val="24"/>
+          <w:u w:val="single"/>
+        </w:rPr>
+        <w:hyperlink r:id="rId9" w:history="1">
+          <w:r>
+            <w:rPr>
+              <w:rStyle w:val="Hyperlink"/>
+            </w:rPr>
+            <w:t>cm</w:t>
+          </w:r>
+        </w:hyperlink>
+      </w:r>
+      <w:r>
+        <w:rPr>
+          <w:rFonts w:ascii="Charis SIL Regular" w:hAnsi="Charis SIL Regular" w:eastAsia="Charis SIL Regular"/>
+          <w:b w:val="0"/>
+          <w:i w:val="0"/>
+          <w:color w:val="0000FF"/>
+          <w:sz w:val="24"/>
+          <w:u w:val="single"/>
+        </w:rPr>
+        <w:hyperlink r:id="rId9" w:history="1">
+          <w:r>
+            <w:rPr>
+              <w:rStyle w:val="Hyperlink"/>
+            </w:rPr>
+            <w:t>).</w:t>
+          </w:r>
+        </w:hyperlink>
+      </w:r>
+    </w:p>
+    <w:p>
+      <w:pPr>
+        <w:autoSpaceDN w:val="0"/>
+        <w:autoSpaceDE w:val="0"/>
+        <w:widowControl/>
+        <w:spacing w:line="288" w:lineRule="exact" w:before="64" w:after="0"/>
+        <w:ind w:left="600" w:right="0" w:hanging="212"/>
+        <w:jc w:val="left"/>
+      </w:pPr>
+      <w:r>
+        <w:rPr>
+          <w:rFonts w:ascii="Charis SIL Regular" w:hAnsi="Charis SIL Regular" w:eastAsia="Charis SIL Regular"/>
+          <w:b w:val="0"/>
+          <w:i w:val="0"/>
+          <w:color w:val="000000"/>
+          <w:sz w:val="24"/>
+        </w:rPr>
+        <w:t xml:space="preserve">•  </w:t>
+      </w:r>
+      <w:r>
+        <w:rPr>
+          <w:rFonts w:ascii="Charis SIL Regular" w:hAnsi="Charis SIL Regular" w:eastAsia="Charis SIL Regular"/>
+          <w:b w:val="0"/>
+          <w:i w:val="0"/>
+          <w:color w:val="0000FF"/>
+          <w:sz w:val="24"/>
+        </w:rPr>
+        <w:hyperlink r:id="rId10" w:history="1">
+          <w:r>
+            <w:rPr>
+              <w:rStyle w:val="Hyperlink"/>
+            </w:rPr>
+            <w:t>1942.0</w:t>
+          </w:r>
+        </w:hyperlink>
+      </w:r>
+      <w:r>
+        <w:rPr>
+          <w:rFonts w:ascii="Charis SIL Regular" w:hAnsi="Charis SIL Regular" w:eastAsia="Charis SIL Regular"/>
+          <w:b w:val="0"/>
+          <w:i w:val="0"/>
+          <w:color w:val="0000FF"/>
+          <w:sz w:val="24"/>
+        </w:rPr>
+        <w:hyperlink r:id="rId10" w:history="1">
+          <w:r>
+            <w:rPr>
+              <w:rStyle w:val="Hyperlink"/>
+            </w:rPr>
+            <w:t>.123.</w:t>
+          </w:r>
+        </w:hyperlink>
+      </w:r>
+      <w:r>
+        <w:rPr>
+          <w:rFonts w:ascii="Charis SIL Regular" w:hAnsi="Charis SIL Regular" w:eastAsia="Charis SIL Regular"/>
+          <w:b w:val="0"/>
+          <w:i w:val="0"/>
+          <w:color w:val="0000FF"/>
+          <w:sz w:val="24"/>
+        </w:rPr>
+        <w:hyperlink r:id="rId10" w:history="1">
+          <w:r>
+            <w:rPr>
+              <w:rStyle w:val="Hyperlink"/>
+            </w:rPr>
+            <w:t>x</w:t>
+          </w:r>
+        </w:hyperlink>
+      </w:r>
+      <w:r>
+        <w:rPr>
+          <w:rFonts w:ascii="Charis SIL Regular" w:hAnsi="Charis SIL Regular" w:eastAsia="Charis SIL Regular"/>
+          <w:b w:val="0"/>
+          <w:i w:val="0"/>
+          <w:color w:val="0000FF"/>
+          <w:sz w:val="24"/>
+        </w:rPr>
+        <w:t xml:space="preserve"> </w:t>
+      </w:r>
+      <w:r>
+        <w:rPr>
+          <w:rFonts w:ascii="Charis SIL Regular" w:hAnsi="Charis SIL Regular" w:eastAsia="Charis SIL Regular"/>
+          <w:b w:val="0"/>
+          <w:i w:val="0"/>
+          <w:color w:val="0000FF"/>
+          <w:sz w:val="24"/>
+        </w:rPr>
+        <w:hyperlink r:id="rId10" w:history="1">
+          <w:r>
+            <w:rPr>
+              <w:rStyle w:val="Hyperlink"/>
+            </w:rPr>
+            <w:t>Le</w:t>
+          </w:r>
+        </w:hyperlink>
+      </w:r>
+      <w:r>
+        <w:rPr>
+          <w:rFonts w:ascii="Charis SIL Regular" w:hAnsi="Charis SIL Regular" w:eastAsia="Charis SIL Regular"/>
+          <w:b w:val="0"/>
+          <w:i w:val="0"/>
+          <w:color w:val="0000FF"/>
+          <w:sz w:val="24"/>
+        </w:rPr>
+        <w:hyperlink r:id="rId10" w:history="1">
+          <w:r>
+            <w:rPr>
+              <w:rStyle w:val="Hyperlink"/>
+            </w:rPr>
+            <w:t>t</w:t>
+          </w:r>
+        </w:hyperlink>
+      </w:r>
+      <w:r>
+        <w:rPr>
+          <w:rFonts w:ascii="Charis SIL Regular" w:hAnsi="Charis SIL Regular" w:eastAsia="Charis SIL Regular"/>
+          <w:b w:val="0"/>
+          <w:i w:val="0"/>
+          <w:color w:val="0000FF"/>
+          <w:sz w:val="24"/>
+        </w:rPr>
+        <w:hyperlink r:id="rId10" w:history="1">
+          <w:r>
+            <w:rPr>
+              <w:rStyle w:val="Hyperlink"/>
+            </w:rPr>
+            <w:t>te</w:t>
+          </w:r>
+        </w:hyperlink>
+      </w:r>
+      <w:r>
+        <w:rPr>
+          <w:rFonts w:ascii="Charis SIL Regular" w:hAnsi="Charis SIL Regular" w:eastAsia="Charis SIL Regular"/>
+          <w:b w:val="0"/>
+          <w:i w:val="0"/>
+          <w:color w:val="0000FF"/>
+          <w:sz w:val="24"/>
+        </w:rPr>
+        <w:hyperlink r:id="rId10" w:history="1">
+          <w:r>
+            <w:rPr>
+              <w:rStyle w:val="Hyperlink"/>
+            </w:rPr>
+            <w:t>r</w:t>
+          </w:r>
+        </w:hyperlink>
+      </w:r>
+      <w:r>
+        <w:rPr>
+          <w:rFonts w:ascii="Charis SIL Regular" w:hAnsi="Charis SIL Regular" w:eastAsia="Charis SIL Regular"/>
+          <w:b w:val="0"/>
+          <w:i w:val="0"/>
+          <w:color w:val="0000FF"/>
+          <w:sz w:val="24"/>
+        </w:rPr>
+        <w:t xml:space="preserve"> </w:t>
+      </w:r>
+      <w:r>
+        <w:rPr>
+          <w:rFonts w:ascii="Charis SIL Regular" w:hAnsi="Charis SIL Regular" w:eastAsia="Charis SIL Regular"/>
+          <w:b w:val="0"/>
+          <w:i w:val="0"/>
+          <w:color w:val="0000FF"/>
+          <w:sz w:val="24"/>
+        </w:rPr>
+        <w:hyperlink r:id="rId10" w:history="1">
+          <w:r>
+            <w:rPr>
+              <w:rStyle w:val="Hyperlink"/>
+            </w:rPr>
+            <w:t>from</w:t>
+          </w:r>
+        </w:hyperlink>
+      </w:r>
+      <w:r>
+        <w:rPr>
+          <w:rFonts w:ascii="Charis SIL Regular" w:hAnsi="Charis SIL Regular" w:eastAsia="Charis SIL Regular"/>
+          <w:b w:val="0"/>
+          <w:i w:val="0"/>
+          <w:color w:val="0000FF"/>
+          <w:sz w:val="24"/>
+        </w:rPr>
+        <w:t xml:space="preserve"> </w:t>
+      </w:r>
+      <w:r>
+        <w:rPr>
+          <w:rFonts w:ascii="Charis SIL Regular" w:hAnsi="Charis SIL Regular" w:eastAsia="Charis SIL Regular"/>
+          <w:b w:val="0"/>
+          <w:i w:val="0"/>
+          <w:color w:val="0000FF"/>
+          <w:sz w:val="24"/>
+        </w:rPr>
+        <w:hyperlink r:id="rId10" w:history="1">
+          <w:r>
+            <w:rPr>
+              <w:rStyle w:val="Hyperlink"/>
+            </w:rPr>
+            <w:t>King</w:t>
+          </w:r>
+        </w:hyperlink>
+      </w:r>
+      <w:r>
+        <w:rPr>
+          <w:rFonts w:ascii="Charis SIL Regular" w:hAnsi="Charis SIL Regular" w:eastAsia="Charis SIL Regular"/>
+          <w:b w:val="0"/>
+          <w:i w:val="0"/>
+          <w:color w:val="0000FF"/>
+          <w:sz w:val="24"/>
+        </w:rPr>
+        <w:t xml:space="preserve"> </w:t>
+      </w:r>
+      <w:r>
+        <w:rPr>
+          <w:rFonts w:ascii="Charis SIL Regular" w:hAnsi="Charis SIL Regular" w:eastAsia="Charis SIL Regular"/>
+          <w:b w:val="0"/>
+          <w:i w:val="0"/>
+          <w:color w:val="0000FF"/>
+          <w:sz w:val="24"/>
+        </w:rPr>
+        <w:hyperlink r:id="rId10" w:history="1">
+          <w:r>
+            <w:rPr>
+              <w:rStyle w:val="Hyperlink"/>
+            </w:rPr>
+            <w:t>Sri</w:t>
+          </w:r>
+        </w:hyperlink>
+      </w:r>
+      <w:r>
+        <w:rPr>
+          <w:rFonts w:ascii="Charis SIL Regular" w:hAnsi="Charis SIL Regular" w:eastAsia="Charis SIL Regular"/>
+          <w:b w:val="0"/>
+          <w:i w:val="0"/>
+          <w:color w:val="0000FF"/>
+          <w:sz w:val="24"/>
+        </w:rPr>
+        <w:t xml:space="preserve"> </w:t>
+      </w:r>
+      <w:r>
+        <w:rPr>
+          <w:rFonts w:ascii="Charis SIL Regular" w:hAnsi="Charis SIL Regular" w:eastAsia="Charis SIL Regular"/>
+          <w:b w:val="0"/>
+          <w:i w:val="0"/>
+          <w:color w:val="0000FF"/>
+          <w:sz w:val="24"/>
+        </w:rPr>
+        <w:hyperlink r:id="rId10" w:history="1">
+          <w:r>
+            <w:rPr>
+              <w:rStyle w:val="Hyperlink"/>
+            </w:rPr>
+            <w:t>V</w:t>
+          </w:r>
+        </w:hyperlink>
+      </w:r>
+      <w:r>
+        <w:rPr>
+          <w:rFonts w:ascii="Charis SIL Regular" w:hAnsi="Charis SIL Regular" w:eastAsia="Charis SIL Regular"/>
+          <w:b w:val="0"/>
+          <w:i w:val="0"/>
+          <w:color w:val="0000FF"/>
+          <w:sz w:val="24"/>
+        </w:rPr>
+        <w:hyperlink r:id="rId10" w:history="1">
+          <w:r>
+            <w:rPr>
+              <w:rStyle w:val="Hyperlink"/>
+            </w:rPr>
+            <w:t>ijay</w:t>
+          </w:r>
+        </w:hyperlink>
+      </w:r>
+      <w:r>
+        <w:rPr>
+          <w:rFonts w:ascii="Charis SIL Regular" w:hAnsi="Charis SIL Regular" w:eastAsia="Charis SIL Regular"/>
+          <w:b w:val="0"/>
+          <w:i w:val="0"/>
+          <w:color w:val="0000FF"/>
+          <w:sz w:val="24"/>
+        </w:rPr>
+        <w:hyperlink r:id="rId10" w:history="1">
+          <w:r>
+            <w:rPr>
+              <w:rStyle w:val="Hyperlink"/>
+            </w:rPr>
+            <w:t>a</w:t>
+          </w:r>
+        </w:hyperlink>
+      </w:r>
+      <w:r>
+        <w:rPr>
+          <w:rFonts w:ascii="Charis SIL Regular" w:hAnsi="Charis SIL Regular" w:eastAsia="Charis SIL Regular"/>
+          <w:b w:val="0"/>
+          <w:i w:val="0"/>
+          <w:color w:val="0000FF"/>
+          <w:sz w:val="24"/>
+        </w:rPr>
+        <w:t xml:space="preserve"> </w:t>
+      </w:r>
+      <w:r>
+        <w:rPr>
+          <w:rFonts w:ascii="Charis SIL Regular" w:hAnsi="Charis SIL Regular" w:eastAsia="Charis SIL Regular"/>
+          <w:b w:val="0"/>
+          <w:i w:val="0"/>
+          <w:color w:val="0000FF"/>
+          <w:sz w:val="24"/>
+        </w:rPr>
+        <w:hyperlink r:id="rId10" w:history="1">
+          <w:r>
+            <w:rPr>
+              <w:rStyle w:val="Hyperlink"/>
+            </w:rPr>
+            <w:t>R</w:t>
+          </w:r>
+        </w:hyperlink>
+      </w:r>
+      <w:r>
+        <w:rPr>
+          <w:rFonts w:ascii="Charis SIL Regular" w:hAnsi="Charis SIL Regular" w:eastAsia="Charis SIL Regular"/>
+          <w:b w:val="0"/>
+          <w:i w:val="0"/>
+          <w:color w:val="0000FF"/>
+          <w:sz w:val="24"/>
+        </w:rPr>
+        <w:hyperlink r:id="rId10" w:history="1">
+          <w:r>
+            <w:rPr>
+              <w:rStyle w:val="Hyperlink"/>
+            </w:rPr>
+            <w:t>aja</w:t>
+          </w:r>
+        </w:hyperlink>
+      </w:r>
+      <w:r>
+        <w:rPr>
+          <w:rFonts w:ascii="Charis SIL Regular" w:hAnsi="Charis SIL Regular" w:eastAsia="Charis SIL Regular"/>
+          <w:b w:val="0"/>
+          <w:i w:val="0"/>
+          <w:color w:val="0000FF"/>
+          <w:sz w:val="24"/>
+        </w:rPr>
+        <w:hyperlink r:id="rId10" w:history="1">
+          <w:r>
+            <w:rPr>
+              <w:rStyle w:val="Hyperlink"/>
+            </w:rPr>
+            <w:t>sin</w:t>
+          </w:r>
+        </w:hyperlink>
+      </w:r>
+      <w:r>
+        <w:rPr>
+          <w:rFonts w:ascii="Charis SIL Regular" w:hAnsi="Charis SIL Regular" w:eastAsia="Charis SIL Regular"/>
+          <w:b w:val="0"/>
+          <w:i w:val="0"/>
+          <w:color w:val="0000FF"/>
+          <w:sz w:val="24"/>
+        </w:rPr>
+        <w:hyperlink r:id="rId10" w:history="1">
+          <w:r>
+            <w:rPr>
+              <w:rStyle w:val="Hyperlink"/>
+            </w:rPr>
+            <w:t>g</w:t>
+          </w:r>
+        </w:hyperlink>
+      </w:r>
+      <w:r>
+        <w:rPr>
+          <w:rFonts w:ascii="Charis SIL Regular" w:hAnsi="Charis SIL Regular" w:eastAsia="Charis SIL Regular"/>
+          <w:b w:val="0"/>
+          <w:i w:val="0"/>
+          <w:color w:val="0000FF"/>
+          <w:sz w:val="24"/>
+        </w:rPr>
+        <w:hyperlink r:id="rId10" w:history="1">
+          <w:r>
+            <w:rPr>
+              <w:rStyle w:val="Hyperlink"/>
+            </w:rPr>
+            <w:t>a</w:t>
+          </w:r>
+        </w:hyperlink>
+      </w:r>
+      <w:r>
+        <w:rPr>
+          <w:rFonts w:ascii="Charis SIL Regular" w:hAnsi="Charis SIL Regular" w:eastAsia="Charis SIL Regular"/>
+          <w:b w:val="0"/>
+          <w:i w:val="0"/>
+          <w:color w:val="0000FF"/>
+          <w:sz w:val="24"/>
+        </w:rPr>
+        <w:t xml:space="preserve"> </w:t>
+      </w:r>
+      <w:r>
+        <w:rPr>
+          <w:rFonts w:ascii="Charis SIL Regular" w:hAnsi="Charis SIL Regular" w:eastAsia="Charis SIL Regular"/>
+          <w:b w:val="0"/>
+          <w:i w:val="0"/>
+          <w:color w:val="0000FF"/>
+          <w:sz w:val="24"/>
+        </w:rPr>
+        <w:hyperlink r:id="rId10" w:history="1">
+          <w:r>
+            <w:rPr>
+              <w:rStyle w:val="Hyperlink"/>
+            </w:rPr>
+            <w:t>of</w:t>
+          </w:r>
+        </w:hyperlink>
+      </w:r>
+      <w:r>
+        <w:rPr>
+          <w:rFonts w:ascii="Charis SIL Regular" w:hAnsi="Charis SIL Regular" w:eastAsia="Charis SIL Regular"/>
+          <w:b w:val="0"/>
+          <w:i w:val="0"/>
+          <w:color w:val="0000FF"/>
+          <w:sz w:val="24"/>
+        </w:rPr>
+        <w:t xml:space="preserve"> </w:t>
+      </w:r>
+      <w:r>
+        <w:rPr>
+          <w:rFonts w:ascii="Charis SIL Regular" w:hAnsi="Charis SIL Regular" w:eastAsia="Charis SIL Regular"/>
+          <w:b w:val="0"/>
+          <w:i w:val="0"/>
+          <w:color w:val="0000FF"/>
+          <w:sz w:val="24"/>
+        </w:rPr>
+        <w:hyperlink r:id="rId10" w:history="1">
+          <w:r>
+            <w:rPr>
+              <w:rStyle w:val="Hyperlink"/>
+            </w:rPr>
+            <w:t>Kan</w:t>
+          </w:r>
+        </w:hyperlink>
+      </w:r>
+      <w:r>
+        <w:rPr>
+          <w:rFonts w:ascii="Charis SIL Regular" w:hAnsi="Charis SIL Regular" w:eastAsia="Charis SIL Regular"/>
+          <w:b w:val="0"/>
+          <w:i w:val="0"/>
+          <w:color w:val="0000FF"/>
+          <w:sz w:val="24"/>
+        </w:rPr>
+        <w:hyperlink r:id="rId10" w:history="1">
+          <w:r>
+            <w:rPr>
+              <w:rStyle w:val="Hyperlink"/>
+            </w:rPr>
+            <w:t>dy</w:t>
+          </w:r>
+        </w:hyperlink>
+      </w:r>
+      <w:r>
+        <w:rPr>
+          <w:rFonts w:ascii="Charis SIL Regular" w:hAnsi="Charis SIL Regular" w:eastAsia="Charis SIL Regular"/>
+          <w:b w:val="0"/>
+          <w:i w:val="0"/>
+          <w:color w:val="0000FF"/>
+          <w:sz w:val="24"/>
+        </w:rPr>
+        <w:t xml:space="preserve"> </w:t>
+      </w:r>
+      <w:r>
+        <w:rPr>
+          <w:rFonts w:ascii="Charis SIL Regular" w:hAnsi="Charis SIL Regular" w:eastAsia="Charis SIL Regular"/>
+          <w:b w:val="0"/>
+          <w:i w:val="0"/>
+          <w:color w:val="0000FF"/>
+          <w:sz w:val="24"/>
+        </w:rPr>
+        <w:hyperlink r:id="rId10" w:history="1">
+          <w:r>
+            <w:rPr>
+              <w:rStyle w:val="Hyperlink"/>
+            </w:rPr>
+            <w:t>(or</w:t>
+          </w:r>
+        </w:hyperlink>
+      </w:r>
+      <w:r>
+        <w:rPr>
+          <w:rFonts w:ascii="Charis SIL Regular" w:hAnsi="Charis SIL Regular" w:eastAsia="Charis SIL Regular"/>
+          <w:b w:val="0"/>
+          <w:i w:val="0"/>
+          <w:color w:val="0000FF"/>
+          <w:sz w:val="24"/>
+        </w:rPr>
+        <w:t xml:space="preserve"> </w:t>
+      </w:r>
+      <w:r>
+        <w:rPr>
+          <w:rFonts w:ascii="Charis SIL Regular" w:hAnsi="Charis SIL Regular" w:eastAsia="Charis SIL Regular"/>
+          <w:b w:val="0"/>
+          <w:i w:val="0"/>
+          <w:color w:val="0000FF"/>
+          <w:sz w:val="24"/>
+        </w:rPr>
+        <w:hyperlink r:id="rId10" w:history="1">
+          <w:r>
+            <w:rPr>
+              <w:rStyle w:val="Hyperlink"/>
+            </w:rPr>
+            <w:t>his</w:t>
+          </w:r>
+        </w:hyperlink>
+      </w:r>
+      <w:r>
+        <w:rPr>
+          <w:rFonts w:ascii="Charis SIL Regular" w:hAnsi="Charis SIL Regular" w:eastAsia="Charis SIL Regular"/>
+          <w:b w:val="0"/>
+          <w:i w:val="0"/>
+          <w:color w:val="0000FF"/>
+          <w:sz w:val="24"/>
+        </w:rPr>
+        <w:t xml:space="preserve"> </w:t>
+      </w:r>
+      <w:r>
+        <w:rPr>
+          <w:rFonts w:ascii="Charis SIL Regular" w:hAnsi="Charis SIL Regular" w:eastAsia="Charis SIL Regular"/>
+          <w:b w:val="0"/>
+          <w:i w:val="0"/>
+          <w:color w:val="0000FF"/>
+          <w:sz w:val="24"/>
+        </w:rPr>
+        <w:hyperlink r:id="rId10" w:history="1">
+          <w:r>
+            <w:rPr>
+              <w:rStyle w:val="Hyperlink"/>
+            </w:rPr>
+            <w:t>court)</w:t>
+          </w:r>
+        </w:hyperlink>
+      </w:r>
+      <w:r>
+        <w:rPr>
+          <w:rFonts w:ascii="Charis SIL Regular" w:hAnsi="Charis SIL Regular" w:eastAsia="Charis SIL Regular"/>
+          <w:b w:val="0"/>
+          <w:i w:val="0"/>
+          <w:color w:val="0000FF"/>
+          <w:sz w:val="24"/>
+        </w:rPr>
+        <w:t xml:space="preserve"> </w:t>
+      </w:r>
+      <w:r>
+        <w:rPr>
+          <w:rFonts w:ascii="Charis SIL Regular" w:hAnsi="Charis SIL Regular" w:eastAsia="Charis SIL Regular"/>
+          <w:b w:val="0"/>
+          <w:i w:val="0"/>
+          <w:color w:val="0000FF"/>
+          <w:sz w:val="24"/>
+        </w:rPr>
+        <w:hyperlink r:id="rId10" w:history="1">
+          <w:r>
+            <w:rPr>
+              <w:rStyle w:val="Hyperlink"/>
+            </w:rPr>
+            <w:t>to</w:t>
+          </w:r>
+        </w:hyperlink>
+      </w:r>
+      <w:r>
+        <w:rPr>
+          <w:rFonts w:ascii="Charis SIL Regular" w:hAnsi="Charis SIL Regular" w:eastAsia="Charis SIL Regular"/>
+          <w:b w:val="0"/>
+          <w:i w:val="0"/>
+          <w:color w:val="0000FF"/>
+          <w:sz w:val="24"/>
+        </w:rPr>
+        <w:t xml:space="preserve"> </w:t>
+      </w:r>
+      <w:r>
+        <w:rPr>
+          <w:rFonts w:ascii="Charis SIL Regular" w:hAnsi="Charis SIL Regular" w:eastAsia="Charis SIL Regular"/>
+          <w:b w:val="0"/>
+          <w:i w:val="0"/>
+          <w:color w:val="0000FF"/>
+          <w:sz w:val="24"/>
+        </w:rPr>
+        <w:hyperlink r:id="rId10" w:history="1">
+          <w:r>
+            <w:rPr>
+              <w:rStyle w:val="Hyperlink"/>
+            </w:rPr>
+            <w:t xml:space="preserve">Governor </w:t>
+          </w:r>
+        </w:hyperlink>
+      </w:r>
+      <w:r>
+        <w:rPr>
+          <w:rFonts w:ascii="Charis SIL Regular" w:hAnsi="Charis SIL Regular" w:eastAsia="Charis SIL Regular"/>
+          <w:b w:val="0"/>
+          <w:i w:val="0"/>
+          <w:color w:val="0000FF"/>
+          <w:sz w:val="24"/>
+        </w:rPr>
+        <w:hyperlink r:id="rId10" w:history="1">
+          <w:r>
+            <w:rPr>
+              <w:rStyle w:val="Hyperlink"/>
+            </w:rPr>
+            <w:t>Julius</w:t>
+          </w:r>
+        </w:hyperlink>
+      </w:r>
+      <w:r>
+        <w:rPr>
+          <w:rFonts w:ascii="Charis SIL Regular" w:hAnsi="Charis SIL Regular" w:eastAsia="Charis SIL Regular"/>
+          <w:b w:val="0"/>
+          <w:i w:val="0"/>
+          <w:color w:val="0000FF"/>
+          <w:sz w:val="24"/>
+        </w:rPr>
+        <w:t xml:space="preserve"> </w:t>
+      </w:r>
+      <w:r>
+        <w:rPr>
+          <w:rFonts w:ascii="Charis SIL Regular" w:hAnsi="Charis SIL Regular" w:eastAsia="Charis SIL Regular"/>
+          <w:b w:val="0"/>
+          <w:i w:val="0"/>
+          <w:color w:val="0000FF"/>
+          <w:sz w:val="24"/>
+        </w:rPr>
+        <w:hyperlink r:id="rId10" w:history="1">
+          <w:r>
+            <w:rPr>
+              <w:rStyle w:val="Hyperlink"/>
+            </w:rPr>
+            <w:t>Valent</w:t>
+          </w:r>
+        </w:hyperlink>
+      </w:r>
+      <w:r>
+        <w:rPr>
+          <w:rFonts w:ascii="Charis SIL Regular" w:hAnsi="Charis SIL Regular" w:eastAsia="Charis SIL Regular"/>
+          <w:b w:val="0"/>
+          <w:i w:val="0"/>
+          <w:color w:val="0000FF"/>
+          <w:sz w:val="24"/>
+        </w:rPr>
+        <w:hyperlink r:id="rId10" w:history="1">
+          <w:r>
+            <w:rPr>
+              <w:rStyle w:val="Hyperlink"/>
+            </w:rPr>
+            <w:t>i</w:t>
+          </w:r>
+        </w:hyperlink>
+      </w:r>
+      <w:r>
+        <w:rPr>
+          <w:rFonts w:ascii="Charis SIL Regular" w:hAnsi="Charis SIL Regular" w:eastAsia="Charis SIL Regular"/>
+          <w:b w:val="0"/>
+          <w:i w:val="0"/>
+          <w:color w:val="0000FF"/>
+          <w:sz w:val="24"/>
+        </w:rPr>
+        <w:hyperlink r:id="rId10" w:history="1">
+          <w:r>
+            <w:rPr>
+              <w:rStyle w:val="Hyperlink"/>
+            </w:rPr>
+            <w:t>jn</w:t>
+          </w:r>
+        </w:hyperlink>
+      </w:r>
+      <w:r>
+        <w:rPr>
+          <w:rFonts w:ascii="Charis SIL Regular" w:hAnsi="Charis SIL Regular" w:eastAsia="Charis SIL Regular"/>
+          <w:b w:val="0"/>
+          <w:i w:val="0"/>
+          <w:color w:val="0000FF"/>
+          <w:sz w:val="24"/>
+        </w:rPr>
+        <w:t xml:space="preserve"> </w:t>
+      </w:r>
+      <w:r>
+        <w:rPr>
+          <w:rFonts w:ascii="Charis SIL Regular" w:hAnsi="Charis SIL Regular" w:eastAsia="Charis SIL Regular"/>
+          <w:b w:val="0"/>
+          <w:i w:val="0"/>
+          <w:color w:val="0000FF"/>
+          <w:sz w:val="24"/>
+        </w:rPr>
+        <w:hyperlink r:id="rId10" w:history="1">
+          <w:r>
+            <w:rPr>
+              <w:rStyle w:val="Hyperlink"/>
+            </w:rPr>
+            <w:t>Stei</w:t>
+          </w:r>
+        </w:hyperlink>
+      </w:r>
+      <w:r>
+        <w:rPr>
+          <w:rFonts w:ascii="Charis SIL Regular" w:hAnsi="Charis SIL Regular" w:eastAsia="Charis SIL Regular"/>
+          <w:b w:val="0"/>
+          <w:i w:val="0"/>
+          <w:color w:val="0000FF"/>
+          <w:sz w:val="24"/>
+        </w:rPr>
+        <w:hyperlink r:id="rId10" w:history="1">
+          <w:r>
+            <w:rPr>
+              <w:rStyle w:val="Hyperlink"/>
+            </w:rPr>
+            <w:t>n</w:t>
+          </w:r>
+        </w:hyperlink>
+      </w:r>
+      <w:r>
+        <w:rPr>
+          <w:rFonts w:ascii="Charis SIL Regular" w:hAnsi="Charis SIL Regular" w:eastAsia="Charis SIL Regular"/>
+          <w:b w:val="0"/>
+          <w:i w:val="0"/>
+          <w:color w:val="0000FF"/>
+          <w:sz w:val="24"/>
+        </w:rPr>
+        <w:t xml:space="preserve"> </w:t>
+      </w:r>
+      <w:r>
+        <w:rPr>
+          <w:rFonts w:ascii="Charis SIL Regular" w:hAnsi="Charis SIL Regular" w:eastAsia="Charis SIL Regular"/>
+          <w:b w:val="0"/>
+          <w:i w:val="0"/>
+          <w:color w:val="0000FF"/>
+          <w:sz w:val="24"/>
+        </w:rPr>
+        <w:hyperlink r:id="rId10" w:history="1">
+          <w:r>
+            <w:rPr>
+              <w:rStyle w:val="Hyperlink"/>
+            </w:rPr>
+            <w:t>van</w:t>
+          </w:r>
+        </w:hyperlink>
+      </w:r>
+      <w:r>
+        <w:rPr>
+          <w:rFonts w:ascii="Charis SIL Regular" w:hAnsi="Charis SIL Regular" w:eastAsia="Charis SIL Regular"/>
+          <w:b w:val="0"/>
+          <w:i w:val="0"/>
+          <w:color w:val="0000FF"/>
+          <w:sz w:val="24"/>
+        </w:rPr>
+        <w:t xml:space="preserve"> </w:t>
+      </w:r>
+      <w:r>
+        <w:rPr>
+          <w:rFonts w:ascii="Charis SIL Regular" w:hAnsi="Charis SIL Regular" w:eastAsia="Charis SIL Regular"/>
+          <w:b w:val="0"/>
+          <w:i w:val="0"/>
+          <w:color w:val="0000FF"/>
+          <w:sz w:val="24"/>
+        </w:rPr>
+        <w:hyperlink r:id="rId10" w:history="1">
+          <w:r>
+            <w:rPr>
+              <w:rStyle w:val="Hyperlink"/>
+            </w:rPr>
+            <w:t>Goll</w:t>
+          </w:r>
+        </w:hyperlink>
+      </w:r>
+      <w:r>
+        <w:rPr>
+          <w:rFonts w:ascii="Charis SIL Regular" w:hAnsi="Charis SIL Regular" w:eastAsia="Charis SIL Regular"/>
+          <w:b w:val="0"/>
+          <w:i w:val="0"/>
+          <w:color w:val="0000FF"/>
+          <w:sz w:val="24"/>
+        </w:rPr>
+        <w:hyperlink r:id="rId10" w:history="1">
+          <w:r>
+            <w:rPr>
+              <w:rStyle w:val="Hyperlink"/>
+            </w:rPr>
+            <w:t>o</w:t>
+          </w:r>
+        </w:hyperlink>
+      </w:r>
+      <w:r>
+        <w:rPr>
+          <w:rFonts w:ascii="Charis SIL Regular" w:hAnsi="Charis SIL Regular" w:eastAsia="Charis SIL Regular"/>
+          <w:b w:val="0"/>
+          <w:i w:val="0"/>
+          <w:color w:val="0000FF"/>
+          <w:sz w:val="24"/>
+        </w:rPr>
+        <w:hyperlink r:id="rId10" w:history="1">
+          <w:r>
+            <w:rPr>
+              <w:rStyle w:val="Hyperlink"/>
+            </w:rPr>
+            <w:t>ne</w:t>
+          </w:r>
+        </w:hyperlink>
+      </w:r>
+      <w:r>
+        <w:rPr>
+          <w:rFonts w:ascii="Charis SIL Regular" w:hAnsi="Charis SIL Regular" w:eastAsia="Charis SIL Regular"/>
+          <w:b w:val="0"/>
+          <w:i w:val="0"/>
+          <w:color w:val="0000FF"/>
+          <w:sz w:val="24"/>
+        </w:rPr>
+        <w:hyperlink r:id="rId10" w:history="1">
+          <w:r>
+            <w:rPr>
+              <w:rStyle w:val="Hyperlink"/>
+            </w:rPr>
+            <w:t>s</w:t>
+          </w:r>
+        </w:hyperlink>
+      </w:r>
+      <w:r>
+        <w:rPr>
+          <w:rFonts w:ascii="Charis SIL Regular" w:hAnsi="Charis SIL Regular" w:eastAsia="Charis SIL Regular"/>
+          <w:b w:val="0"/>
+          <w:i w:val="0"/>
+          <w:color w:val="0000FF"/>
+          <w:sz w:val="24"/>
+        </w:rPr>
+        <w:hyperlink r:id="rId10" w:history="1">
+          <w:r>
+            <w:rPr>
+              <w:rStyle w:val="Hyperlink"/>
+            </w:rPr>
+            <w:t>se,</w:t>
+          </w:r>
+        </w:hyperlink>
+      </w:r>
+      <w:r>
+        <w:rPr>
+          <w:rFonts w:ascii="Charis SIL Regular" w:hAnsi="Charis SIL Regular" w:eastAsia="Charis SIL Regular"/>
+          <w:b w:val="0"/>
+          <w:i w:val="0"/>
+          <w:color w:val="0000FF"/>
+          <w:sz w:val="24"/>
+        </w:rPr>
+        <w:t xml:space="preserve"> </w:t>
+      </w:r>
+      <w:r>
+        <w:rPr>
+          <w:rFonts w:ascii="Charis SIL Regular" w:hAnsi="Charis SIL Regular" w:eastAsia="Charis SIL Regular"/>
+          <w:b w:val="0"/>
+          <w:i w:val="0"/>
+          <w:color w:val="0000FF"/>
+          <w:sz w:val="24"/>
+        </w:rPr>
+        <w:hyperlink r:id="rId10" w:history="1">
+          <w:r>
+            <w:rPr>
+              <w:rStyle w:val="Hyperlink"/>
+            </w:rPr>
+            <w:t>co</w:t>
+          </w:r>
+        </w:hyperlink>
+      </w:r>
+      <w:r>
+        <w:rPr>
+          <w:rFonts w:ascii="Charis SIL Regular" w:hAnsi="Charis SIL Regular" w:eastAsia="Charis SIL Regular"/>
+          <w:b w:val="0"/>
+          <w:i w:val="0"/>
+          <w:color w:val="0000FF"/>
+          <w:sz w:val="24"/>
+        </w:rPr>
+        <w:hyperlink r:id="rId10" w:history="1">
+          <w:r>
+            <w:rPr>
+              <w:rStyle w:val="Hyperlink"/>
+            </w:rPr>
+            <w:t>n</w:t>
+          </w:r>
+        </w:hyperlink>
+      </w:r>
+      <w:r>
+        <w:rPr>
+          <w:rFonts w:ascii="Charis SIL Regular" w:hAnsi="Charis SIL Regular" w:eastAsia="Charis SIL Regular"/>
+          <w:b w:val="0"/>
+          <w:i w:val="0"/>
+          <w:color w:val="0000FF"/>
+          <w:sz w:val="24"/>
+        </w:rPr>
+        <w:hyperlink r:id="rId10" w:history="1">
+          <w:r>
+            <w:rPr>
+              <w:rStyle w:val="Hyperlink"/>
+            </w:rPr>
+            <w:t>cerning</w:t>
+          </w:r>
+        </w:hyperlink>
+      </w:r>
+      <w:r>
+        <w:rPr>
+          <w:rFonts w:ascii="Charis SIL Regular" w:hAnsi="Charis SIL Regular" w:eastAsia="Charis SIL Regular"/>
+          <w:b w:val="0"/>
+          <w:i w:val="0"/>
+          <w:color w:val="0000FF"/>
+          <w:sz w:val="24"/>
+        </w:rPr>
+        <w:t xml:space="preserve"> </w:t>
+      </w:r>
+      <w:r>
+        <w:rPr>
+          <w:rFonts w:ascii="Charis SIL Regular" w:hAnsi="Charis SIL Regular" w:eastAsia="Charis SIL Regular"/>
+          <w:b w:val="0"/>
+          <w:i w:val="0"/>
+          <w:color w:val="0000FF"/>
+          <w:sz w:val="24"/>
+        </w:rPr>
+        <w:hyperlink r:id="rId10" w:history="1">
+          <w:r>
+            <w:rPr>
+              <w:rStyle w:val="Hyperlink"/>
+            </w:rPr>
+            <w:t>t</w:t>
+          </w:r>
+        </w:hyperlink>
+      </w:r>
+      <w:r>
+        <w:rPr>
+          <w:rFonts w:ascii="Charis SIL Regular" w:hAnsi="Charis SIL Regular" w:eastAsia="Charis SIL Regular"/>
+          <w:b w:val="0"/>
+          <w:i w:val="0"/>
+          <w:color w:val="0000FF"/>
+          <w:sz w:val="24"/>
+        </w:rPr>
+        <w:hyperlink r:id="rId10" w:history="1">
+          <w:r>
+            <w:rPr>
+              <w:rStyle w:val="Hyperlink"/>
+            </w:rPr>
+            <w:t>h</w:t>
+          </w:r>
+        </w:hyperlink>
+      </w:r>
+      <w:r>
+        <w:rPr>
+          <w:rFonts w:ascii="Charis SIL Regular" w:hAnsi="Charis SIL Regular" w:eastAsia="Charis SIL Regular"/>
+          <w:b w:val="0"/>
+          <w:i w:val="0"/>
+          <w:color w:val="0000FF"/>
+          <w:sz w:val="24"/>
+        </w:rPr>
+        <w:hyperlink r:id="rId10" w:history="1">
+          <w:r>
+            <w:rPr>
+              <w:rStyle w:val="Hyperlink"/>
+            </w:rPr>
+            <w:t>e</w:t>
+          </w:r>
+        </w:hyperlink>
+      </w:r>
+      <w:r>
+        <w:rPr>
+          <w:rFonts w:ascii="Charis SIL Regular" w:hAnsi="Charis SIL Regular" w:eastAsia="Charis SIL Regular"/>
+          <w:b w:val="0"/>
+          <w:i w:val="0"/>
+          <w:color w:val="0000FF"/>
+          <w:sz w:val="24"/>
+        </w:rPr>
+        <w:t xml:space="preserve"> </w:t>
+      </w:r>
+      <w:r>
+        <w:rPr>
+          <w:rFonts w:ascii="Charis SIL Regular" w:hAnsi="Charis SIL Regular" w:eastAsia="Charis SIL Regular"/>
+          <w:b w:val="0"/>
+          <w:i w:val="0"/>
+          <w:color w:val="0000FF"/>
+          <w:sz w:val="24"/>
+        </w:rPr>
+        <w:hyperlink r:id="rId10" w:history="1">
+          <w:r>
+            <w:rPr>
+              <w:rStyle w:val="Hyperlink"/>
+            </w:rPr>
+            <w:t>t</w:t>
+          </w:r>
+        </w:hyperlink>
+      </w:r>
+      <w:r>
+        <w:rPr>
+          <w:rFonts w:ascii="Charis SIL Regular" w:hAnsi="Charis SIL Regular" w:eastAsia="Charis SIL Regular"/>
+          <w:b w:val="0"/>
+          <w:i w:val="0"/>
+          <w:color w:val="0000FF"/>
+          <w:sz w:val="24"/>
+        </w:rPr>
+        <w:hyperlink r:id="rId10" w:history="1">
+          <w:r>
+            <w:rPr>
+              <w:rStyle w:val="Hyperlink"/>
+            </w:rPr>
+            <w:t>ranspo</w:t>
+          </w:r>
+        </w:hyperlink>
+      </w:r>
+      <w:r>
+        <w:rPr>
+          <w:rFonts w:ascii="Charis SIL Regular" w:hAnsi="Charis SIL Regular" w:eastAsia="Charis SIL Regular"/>
+          <w:b w:val="0"/>
+          <w:i w:val="0"/>
+          <w:color w:val="0000FF"/>
+          <w:sz w:val="24"/>
+        </w:rPr>
+        <w:hyperlink r:id="rId10" w:history="1">
+          <w:r>
+            <w:rPr>
+              <w:rStyle w:val="Hyperlink"/>
+            </w:rPr>
+            <w:t>rt</w:t>
+          </w:r>
+        </w:hyperlink>
+      </w:r>
+      <w:r>
+        <w:rPr>
+          <w:rFonts w:ascii="Charis SIL Regular" w:hAnsi="Charis SIL Regular" w:eastAsia="Charis SIL Regular"/>
+          <w:b w:val="0"/>
+          <w:i w:val="0"/>
+          <w:color w:val="0000FF"/>
+          <w:sz w:val="24"/>
+        </w:rPr>
+        <w:t xml:space="preserve"> </w:t>
+      </w:r>
+      <w:r>
+        <w:rPr>
+          <w:rFonts w:ascii="Charis SIL Regular" w:hAnsi="Charis SIL Regular" w:eastAsia="Charis SIL Regular"/>
+          <w:b w:val="0"/>
+          <w:i w:val="0"/>
+          <w:color w:val="0000FF"/>
+          <w:sz w:val="24"/>
+        </w:rPr>
+        <w:hyperlink r:id="rId10" w:history="1">
+          <w:r>
+            <w:rPr>
+              <w:rStyle w:val="Hyperlink"/>
+            </w:rPr>
+            <w:t>o</w:t>
+          </w:r>
+        </w:hyperlink>
+      </w:r>
+      <w:r>
+        <w:rPr>
+          <w:rFonts w:ascii="Charis SIL Regular" w:hAnsi="Charis SIL Regular" w:eastAsia="Charis SIL Regular"/>
+          <w:b w:val="0"/>
+          <w:i w:val="0"/>
+          <w:color w:val="0000FF"/>
+          <w:sz w:val="24"/>
+        </w:rPr>
+        <w:hyperlink r:id="rId10" w:history="1">
+          <w:r>
+            <w:rPr>
+              <w:rStyle w:val="Hyperlink"/>
+            </w:rPr>
+            <w:t>f</w:t>
+          </w:r>
+        </w:hyperlink>
+      </w:r>
+      <w:r>
+        <w:rPr>
+          <w:rFonts w:ascii="Charis SIL Regular" w:hAnsi="Charis SIL Regular" w:eastAsia="Charis SIL Regular"/>
+          <w:b w:val="0"/>
+          <w:i w:val="0"/>
+          <w:color w:val="0000FF"/>
+          <w:sz w:val="24"/>
+        </w:rPr>
+        <w:t xml:space="preserve"> </w:t>
+      </w:r>
+      <w:r>
+        <w:rPr>
+          <w:rFonts w:ascii="Charis SIL Regular" w:hAnsi="Charis SIL Regular" w:eastAsia="Charis SIL Regular"/>
+          <w:b w:val="0"/>
+          <w:i w:val="0"/>
+          <w:color w:val="0000FF"/>
+          <w:sz w:val="24"/>
+        </w:rPr>
+        <w:hyperlink r:id="rId10" w:history="1">
+          <w:r>
+            <w:rPr>
+              <w:rStyle w:val="Hyperlink"/>
+            </w:rPr>
+            <w:t>B</w:t>
+          </w:r>
+        </w:hyperlink>
+      </w:r>
+      <w:r>
+        <w:rPr>
+          <w:rFonts w:ascii="Charis SIL Regular" w:hAnsi="Charis SIL Regular" w:eastAsia="Charis SIL Regular"/>
+          <w:b w:val="0"/>
+          <w:i w:val="0"/>
+          <w:color w:val="0000FF"/>
+          <w:sz w:val="24"/>
+        </w:rPr>
+        <w:hyperlink r:id="rId10" w:history="1">
+          <w:r>
+            <w:rPr>
+              <w:rStyle w:val="Hyperlink"/>
+            </w:rPr>
+            <w:t>u</w:t>
+          </w:r>
+        </w:hyperlink>
+      </w:r>
+      <w:r>
+        <w:rPr>
+          <w:rFonts w:ascii="Charis SIL Regular" w:hAnsi="Charis SIL Regular" w:eastAsia="Charis SIL Regular"/>
+          <w:b w:val="0"/>
+          <w:i w:val="0"/>
+          <w:color w:val="0000FF"/>
+          <w:sz w:val="24"/>
+        </w:rPr>
+        <w:hyperlink r:id="rId10" w:history="1">
+          <w:r>
+            <w:rPr>
+              <w:rStyle w:val="Hyperlink"/>
+            </w:rPr>
+            <w:t>ddhist</w:t>
+          </w:r>
+        </w:hyperlink>
+      </w:r>
+      <w:r>
+        <w:rPr>
+          <w:rFonts w:ascii="Charis SIL Regular" w:hAnsi="Charis SIL Regular" w:eastAsia="Charis SIL Regular"/>
+          <w:b w:val="0"/>
+          <w:i w:val="0"/>
+          <w:color w:val="0000FF"/>
+          <w:sz w:val="24"/>
+        </w:rPr>
+        <w:t xml:space="preserve"> </w:t>
+      </w:r>
+      <w:r>
+        <w:rPr>
+          <w:rFonts w:ascii="Charis SIL Regular" w:hAnsi="Charis SIL Regular" w:eastAsia="Charis SIL Regular"/>
+          <w:b w:val="0"/>
+          <w:i w:val="0"/>
+          <w:color w:val="0000FF"/>
+          <w:sz w:val="24"/>
+        </w:rPr>
+        <w:hyperlink r:id="rId10" w:history="1">
+          <w:r>
+            <w:rPr>
+              <w:rStyle w:val="Hyperlink"/>
+            </w:rPr>
+            <w:t>m</w:t>
+          </w:r>
+        </w:hyperlink>
+      </w:r>
+      <w:r>
+        <w:rPr>
+          <w:rFonts w:ascii="Charis SIL Regular" w:hAnsi="Charis SIL Regular" w:eastAsia="Charis SIL Regular"/>
+          <w:b w:val="0"/>
+          <w:i w:val="0"/>
+          <w:color w:val="0000FF"/>
+          <w:sz w:val="24"/>
+        </w:rPr>
+        <w:hyperlink r:id="rId10" w:history="1">
+          <w:r>
+            <w:rPr>
+              <w:rStyle w:val="Hyperlink"/>
+            </w:rPr>
+            <w:t>onks</w:t>
+          </w:r>
+        </w:hyperlink>
+      </w:r>
+      <w:r>
+        <w:rPr>
+          <w:rFonts w:ascii="Charis SIL Regular" w:hAnsi="Charis SIL Regular" w:eastAsia="Charis SIL Regular"/>
+          <w:b w:val="0"/>
+          <w:i w:val="0"/>
+          <w:color w:val="0000FF"/>
+          <w:sz w:val="24"/>
+        </w:rPr>
+        <w:t xml:space="preserve"> </w:t>
+      </w:r>
+      <w:r>
+        <w:rPr>
+          <w:rFonts w:ascii="Charis SIL Regular" w:hAnsi="Charis SIL Regular" w:eastAsia="Charis SIL Regular"/>
+          <w:b w:val="0"/>
+          <w:i w:val="0"/>
+          <w:color w:val="0000FF"/>
+          <w:sz w:val="24"/>
+        </w:rPr>
+        <w:hyperlink r:id="rId10" w:history="1">
+          <w:r>
+            <w:rPr>
+              <w:rStyle w:val="Hyperlink"/>
+            </w:rPr>
+            <w:t xml:space="preserve">from </w:t>
+          </w:r>
+        </w:hyperlink>
+      </w:r>
+      <w:r>
+        <w:rPr>
+          <w:rFonts w:ascii="Charis SIL Regular" w:hAnsi="Charis SIL Regular" w:eastAsia="Charis SIL Regular"/>
+          <w:b w:val="0"/>
+          <w:i w:val="0"/>
+          <w:color w:val="0000FF"/>
+          <w:sz w:val="24"/>
+        </w:rPr>
+        <w:hyperlink r:id="rId10" w:history="1">
+          <w:r>
+            <w:rPr>
+              <w:rStyle w:val="Hyperlink"/>
+            </w:rPr>
+            <w:t>Burm</w:t>
+          </w:r>
+        </w:hyperlink>
+      </w:r>
+      <w:r>
+        <w:rPr>
+          <w:rFonts w:ascii="Charis SIL Regular" w:hAnsi="Charis SIL Regular" w:eastAsia="Charis SIL Regular"/>
+          <w:b w:val="0"/>
+          <w:i w:val="0"/>
+          <w:color w:val="0000FF"/>
+          <w:sz w:val="24"/>
+        </w:rPr>
+        <w:hyperlink r:id="rId10" w:history="1">
+          <w:r>
+            <w:rPr>
+              <w:rStyle w:val="Hyperlink"/>
+            </w:rPr>
+            <w:t>a</w:t>
+          </w:r>
+        </w:hyperlink>
+      </w:r>
+      <w:r>
+        <w:rPr>
+          <w:rFonts w:ascii="Charis SIL Regular" w:hAnsi="Charis SIL Regular" w:eastAsia="Charis SIL Regular"/>
+          <w:b w:val="0"/>
+          <w:i w:val="0"/>
+          <w:color w:val="0000FF"/>
+          <w:sz w:val="24"/>
+        </w:rPr>
+        <w:t xml:space="preserve"> </w:t>
+      </w:r>
+      <w:r>
+        <w:rPr>
+          <w:rFonts w:ascii="Charis SIL Regular" w:hAnsi="Charis SIL Regular" w:eastAsia="Charis SIL Regular"/>
+          <w:b w:val="0"/>
+          <w:i w:val="0"/>
+          <w:color w:val="0000FF"/>
+          <w:sz w:val="24"/>
+        </w:rPr>
+        <w:hyperlink r:id="rId10" w:history="1">
+          <w:r>
+            <w:rPr>
+              <w:rStyle w:val="Hyperlink"/>
+            </w:rPr>
+            <w:t>to</w:t>
+          </w:r>
+        </w:hyperlink>
+      </w:r>
+      <w:r>
+        <w:rPr>
+          <w:rFonts w:ascii="Charis SIL Regular" w:hAnsi="Charis SIL Regular" w:eastAsia="Charis SIL Regular"/>
+          <w:b w:val="0"/>
+          <w:i w:val="0"/>
+          <w:color w:val="0000FF"/>
+          <w:sz w:val="24"/>
+        </w:rPr>
+        <w:t xml:space="preserve"> </w:t>
+      </w:r>
+      <w:r>
+        <w:rPr>
+          <w:rFonts w:ascii="Charis SIL Regular" w:hAnsi="Charis SIL Regular" w:eastAsia="Charis SIL Regular"/>
+          <w:b w:val="0"/>
+          <w:i w:val="0"/>
+          <w:color w:val="0000FF"/>
+          <w:sz w:val="24"/>
+        </w:rPr>
+        <w:hyperlink r:id="rId10" w:history="1">
+          <w:r>
+            <w:rPr>
+              <w:rStyle w:val="Hyperlink"/>
+            </w:rPr>
+            <w:t>Ceylo</w:t>
+          </w:r>
+        </w:hyperlink>
+      </w:r>
+      <w:r>
+        <w:rPr>
+          <w:rFonts w:ascii="Charis SIL Regular" w:hAnsi="Charis SIL Regular" w:eastAsia="Charis SIL Regular"/>
+          <w:b w:val="0"/>
+          <w:i w:val="0"/>
+          <w:color w:val="0000FF"/>
+          <w:sz w:val="24"/>
+        </w:rPr>
+        <w:hyperlink r:id="rId10" w:history="1">
+          <w:r>
+            <w:rPr>
+              <w:rStyle w:val="Hyperlink"/>
+            </w:rPr>
+            <w:t>n</w:t>
+          </w:r>
+        </w:hyperlink>
+      </w:r>
+      <w:r>
+        <w:rPr>
+          <w:rFonts w:ascii="Charis SIL Regular" w:hAnsi="Charis SIL Regular" w:eastAsia="Charis SIL Regular"/>
+          <w:b w:val="0"/>
+          <w:i w:val="0"/>
+          <w:color w:val="0000FF"/>
+          <w:sz w:val="24"/>
+        </w:rPr>
+        <w:t xml:space="preserve"> </w:t>
+      </w:r>
+      <w:r>
+        <w:rPr>
+          <w:rFonts w:ascii="Charis SIL Regular" w:hAnsi="Charis SIL Regular" w:eastAsia="Charis SIL Regular"/>
+          <w:b w:val="0"/>
+          <w:i w:val="0"/>
+          <w:color w:val="0000FF"/>
+          <w:sz w:val="24"/>
+        </w:rPr>
+        <w:hyperlink r:id="rId10" w:history="1">
+          <w:r>
+            <w:rPr>
+              <w:rStyle w:val="Hyperlink"/>
+            </w:rPr>
+            <w:t>for</w:t>
+          </w:r>
+        </w:hyperlink>
+      </w:r>
+      <w:r>
+        <w:rPr>
+          <w:rFonts w:ascii="Charis SIL Regular" w:hAnsi="Charis SIL Regular" w:eastAsia="Charis SIL Regular"/>
+          <w:b w:val="0"/>
+          <w:i w:val="0"/>
+          <w:color w:val="0000FF"/>
+          <w:sz w:val="24"/>
+        </w:rPr>
+        <w:t xml:space="preserve"> </w:t>
+      </w:r>
+      <w:r>
+        <w:rPr>
+          <w:rFonts w:ascii="Charis SIL Regular" w:hAnsi="Charis SIL Regular" w:eastAsia="Charis SIL Regular"/>
+          <w:b w:val="0"/>
+          <w:i w:val="0"/>
+          <w:color w:val="0000FF"/>
+          <w:sz w:val="24"/>
+        </w:rPr>
+        <w:hyperlink r:id="rId10" w:history="1">
+          <w:r>
+            <w:rPr>
+              <w:rStyle w:val="Hyperlink"/>
+            </w:rPr>
+            <w:t>a</w:t>
+          </w:r>
+        </w:hyperlink>
+      </w:r>
+      <w:r>
+        <w:rPr>
+          <w:rFonts w:ascii="Charis SIL Regular" w:hAnsi="Charis SIL Regular" w:eastAsia="Charis SIL Regular"/>
+          <w:b w:val="0"/>
+          <w:i w:val="0"/>
+          <w:color w:val="0000FF"/>
+          <w:sz w:val="24"/>
+        </w:rPr>
+        <w:t xml:space="preserve"> </w:t>
+      </w:r>
+      <w:r>
+        <w:rPr>
+          <w:rFonts w:ascii="Charis SIL Regular" w:hAnsi="Charis SIL Regular" w:eastAsia="Charis SIL Regular"/>
+          <w:b w:val="0"/>
+          <w:i w:val="0"/>
+          <w:color w:val="0000FF"/>
+          <w:sz w:val="24"/>
+        </w:rPr>
+        <w:hyperlink r:id="rId10" w:history="1">
+          <w:r>
+            <w:rPr>
+              <w:rStyle w:val="Hyperlink"/>
+            </w:rPr>
+            <w:t>cer</w:t>
+          </w:r>
+        </w:hyperlink>
+      </w:r>
+      <w:r>
+        <w:rPr>
+          <w:rFonts w:ascii="Charis SIL Regular" w:hAnsi="Charis SIL Regular" w:eastAsia="Charis SIL Regular"/>
+          <w:b w:val="0"/>
+          <w:i w:val="0"/>
+          <w:color w:val="0000FF"/>
+          <w:sz w:val="24"/>
+        </w:rPr>
+        <w:hyperlink r:id="rId10" w:history="1">
+          <w:r>
+            <w:rPr>
+              <w:rStyle w:val="Hyperlink"/>
+            </w:rPr>
+            <w:t>emony</w:t>
+          </w:r>
+        </w:hyperlink>
+      </w:r>
+      <w:r>
+        <w:rPr>
+          <w:rFonts w:ascii="Charis SIL Regular" w:hAnsi="Charis SIL Regular" w:eastAsia="Charis SIL Regular"/>
+          <w:b w:val="0"/>
+          <w:i w:val="0"/>
+          <w:color w:val="0000FF"/>
+          <w:sz w:val="24"/>
+        </w:rPr>
+        <w:t xml:space="preserve"> </w:t>
+      </w:r>
+      <w:r>
+        <w:rPr>
+          <w:rFonts w:ascii="Charis SIL Regular" w:hAnsi="Charis SIL Regular" w:eastAsia="Charis SIL Regular"/>
+          <w:b w:val="0"/>
+          <w:i w:val="0"/>
+          <w:color w:val="0000FF"/>
+          <w:sz w:val="24"/>
+        </w:rPr>
+        <w:hyperlink r:id="rId10" w:history="1">
+          <w:r>
+            <w:rPr>
+              <w:rStyle w:val="Hyperlink"/>
+            </w:rPr>
+            <w:t>at</w:t>
+          </w:r>
+        </w:hyperlink>
+      </w:r>
+      <w:r>
+        <w:rPr>
+          <w:rFonts w:ascii="Charis SIL Regular" w:hAnsi="Charis SIL Regular" w:eastAsia="Charis SIL Regular"/>
+          <w:b w:val="0"/>
+          <w:i w:val="0"/>
+          <w:color w:val="0000FF"/>
+          <w:sz w:val="24"/>
+        </w:rPr>
+        <w:t xml:space="preserve"> </w:t>
+      </w:r>
+      <w:r>
+        <w:rPr>
+          <w:rFonts w:ascii="Charis SIL Regular" w:hAnsi="Charis SIL Regular" w:eastAsia="Charis SIL Regular"/>
+          <w:b w:val="0"/>
+          <w:i w:val="0"/>
+          <w:color w:val="0000FF"/>
+          <w:sz w:val="24"/>
+        </w:rPr>
+        <w:hyperlink r:id="rId10" w:history="1">
+          <w:r>
+            <w:rPr>
+              <w:rStyle w:val="Hyperlink"/>
+            </w:rPr>
+            <w:t>K</w:t>
+          </w:r>
+        </w:hyperlink>
+      </w:r>
+      <w:r>
+        <w:rPr>
+          <w:rFonts w:ascii="Charis SIL Regular" w:hAnsi="Charis SIL Regular" w:eastAsia="Charis SIL Regular"/>
+          <w:b w:val="0"/>
+          <w:i w:val="0"/>
+          <w:color w:val="0000FF"/>
+          <w:sz w:val="24"/>
+        </w:rPr>
+        <w:hyperlink r:id="rId10" w:history="1">
+          <w:r>
+            <w:rPr>
+              <w:rStyle w:val="Hyperlink"/>
+            </w:rPr>
+            <w:t>a</w:t>
+          </w:r>
+        </w:hyperlink>
+      </w:r>
+      <w:r>
+        <w:rPr>
+          <w:rFonts w:ascii="Charis SIL Regular" w:hAnsi="Charis SIL Regular" w:eastAsia="Charis SIL Regular"/>
+          <w:b w:val="0"/>
+          <w:i w:val="0"/>
+          <w:color w:val="0000FF"/>
+          <w:sz w:val="24"/>
+        </w:rPr>
+        <w:hyperlink r:id="rId10" w:history="1">
+          <w:r>
+            <w:rPr>
+              <w:rStyle w:val="Hyperlink"/>
+            </w:rPr>
+            <w:t>ndy,</w:t>
+          </w:r>
+        </w:hyperlink>
+      </w:r>
+      <w:r>
+        <w:rPr>
+          <w:rFonts w:ascii="Charis SIL Regular" w:hAnsi="Charis SIL Regular" w:eastAsia="Charis SIL Regular"/>
+          <w:b w:val="0"/>
+          <w:i w:val="0"/>
+          <w:color w:val="0000FF"/>
+          <w:sz w:val="24"/>
+        </w:rPr>
+        <w:t xml:space="preserve"> </w:t>
+      </w:r>
+      <w:r>
+        <w:rPr>
+          <w:rFonts w:ascii="Charis SIL Regular" w:hAnsi="Charis SIL Regular" w:eastAsia="Charis SIL Regular"/>
+          <w:b w:val="0"/>
+          <w:i w:val="0"/>
+          <w:color w:val="0000FF"/>
+          <w:sz w:val="24"/>
+        </w:rPr>
+        <w:hyperlink r:id="rId10" w:history="1">
+          <w:r>
+            <w:rPr>
+              <w:rStyle w:val="Hyperlink"/>
+            </w:rPr>
+            <w:t>1746.</w:t>
+          </w:r>
+        </w:hyperlink>
+      </w:r>
+      <w:r>
+        <w:rPr>
+          <w:rFonts w:ascii="Charis SIL Regular" w:hAnsi="Charis SIL Regular" w:eastAsia="Charis SIL Regular"/>
+          <w:b w:val="0"/>
+          <w:i w:val="0"/>
+          <w:color w:val="0000FF"/>
+          <w:sz w:val="24"/>
+        </w:rPr>
+        <w:t xml:space="preserve"> </w:t>
+      </w:r>
+      <w:r>
+        <w:rPr>
+          <w:rFonts w:ascii="Charis SIL Regular" w:hAnsi="Charis SIL Regular" w:eastAsia="Charis SIL Regular"/>
+          <w:b w:val="0"/>
+          <w:i w:val="0"/>
+          <w:color w:val="0000FF"/>
+          <w:sz w:val="24"/>
+        </w:rPr>
+        <w:hyperlink r:id="rId10" w:history="1">
+          <w:r>
+            <w:rPr>
+              <w:rStyle w:val="Hyperlink"/>
+            </w:rPr>
+            <w:t>In</w:t>
+          </w:r>
+        </w:hyperlink>
+      </w:r>
+      <w:r>
+        <w:rPr>
+          <w:rFonts w:ascii="Charis SIL Regular" w:hAnsi="Charis SIL Regular" w:eastAsia="Charis SIL Regular"/>
+          <w:b w:val="0"/>
+          <w:i w:val="0"/>
+          <w:color w:val="0000FF"/>
+          <w:sz w:val="24"/>
+        </w:rPr>
+        <w:t xml:space="preserve"> </w:t>
+      </w:r>
+      <w:r>
+        <w:rPr>
+          <w:rFonts w:ascii="Charis SIL Regular" w:hAnsi="Charis SIL Regular" w:eastAsia="Charis SIL Regular"/>
+          <w:b w:val="0"/>
+          <w:i w:val="0"/>
+          <w:color w:val="0000FF"/>
+          <w:sz w:val="24"/>
+        </w:rPr>
+        <w:hyperlink r:id="rId10" w:history="1">
+          <w:r>
+            <w:rPr>
+              <w:rStyle w:val="Hyperlink"/>
+            </w:rPr>
+            <w:t>S</w:t>
+          </w:r>
+        </w:hyperlink>
+      </w:r>
+      <w:r>
+        <w:rPr>
+          <w:rFonts w:ascii="Charis SIL Regular" w:hAnsi="Charis SIL Regular" w:eastAsia="Charis SIL Regular"/>
+          <w:b w:val="0"/>
+          <w:i w:val="0"/>
+          <w:color w:val="0000FF"/>
+          <w:sz w:val="24"/>
+        </w:rPr>
+        <w:hyperlink r:id="rId10" w:history="1">
+          <w:r>
+            <w:rPr>
+              <w:rStyle w:val="Hyperlink"/>
+            </w:rPr>
+            <w:t>inhalese,</w:t>
+          </w:r>
+        </w:hyperlink>
+      </w:r>
+      <w:r>
+        <w:rPr>
+          <w:rFonts w:ascii="Charis SIL Regular" w:hAnsi="Charis SIL Regular" w:eastAsia="Charis SIL Regular"/>
+          <w:b w:val="0"/>
+          <w:i w:val="0"/>
+          <w:color w:val="0000FF"/>
+          <w:sz w:val="24"/>
+        </w:rPr>
+        <w:t xml:space="preserve"> </w:t>
+      </w:r>
+      <w:r>
+        <w:rPr>
+          <w:rFonts w:ascii="Charis SIL Regular" w:hAnsi="Charis SIL Regular" w:eastAsia="Charis SIL Regular"/>
+          <w:b w:val="0"/>
+          <w:i w:val="0"/>
+          <w:color w:val="0000FF"/>
+          <w:sz w:val="24"/>
+        </w:rPr>
+        <w:hyperlink r:id="rId10" w:history="1">
+          <w:r>
+            <w:rPr>
+              <w:rStyle w:val="Hyperlink"/>
+            </w:rPr>
+            <w:t>pa</w:t>
+          </w:r>
+        </w:hyperlink>
+      </w:r>
+      <w:r>
+        <w:rPr>
+          <w:rFonts w:ascii="Charis SIL Regular" w:hAnsi="Charis SIL Regular" w:eastAsia="Charis SIL Regular"/>
+          <w:b w:val="0"/>
+          <w:i w:val="0"/>
+          <w:color w:val="0000FF"/>
+          <w:sz w:val="24"/>
+        </w:rPr>
+        <w:hyperlink r:id="rId10" w:history="1">
+          <w:r>
+            <w:rPr>
+              <w:rStyle w:val="Hyperlink"/>
+            </w:rPr>
+            <w:t>l</w:t>
+          </w:r>
+        </w:hyperlink>
+      </w:r>
+      <w:r>
+        <w:rPr>
+          <w:rFonts w:ascii="Charis SIL Regular" w:hAnsi="Charis SIL Regular" w:eastAsia="Charis SIL Regular"/>
+          <w:b w:val="0"/>
+          <w:i w:val="0"/>
+          <w:color w:val="0000FF"/>
+          <w:sz w:val="24"/>
+        </w:rPr>
+        <w:hyperlink r:id="rId10" w:history="1">
+          <w:r>
+            <w:rPr>
+              <w:rStyle w:val="Hyperlink"/>
+            </w:rPr>
+            <w:t>m</w:t>
+          </w:r>
+        </w:hyperlink>
+      </w:r>
+      <w:r>
+        <w:rPr>
+          <w:rFonts w:ascii="Charis SIL Regular" w:hAnsi="Charis SIL Regular" w:eastAsia="Charis SIL Regular"/>
+          <w:b w:val="0"/>
+          <w:i w:val="0"/>
+          <w:color w:val="0000FF"/>
+          <w:sz w:val="24"/>
+        </w:rPr>
+        <w:t xml:space="preserve"> </w:t>
+      </w:r>
+      <w:r>
+        <w:rPr>
+          <w:rFonts w:ascii="Charis SIL Regular" w:hAnsi="Charis SIL Regular" w:eastAsia="Charis SIL Regular"/>
+          <w:b w:val="0"/>
+          <w:i w:val="0"/>
+          <w:color w:val="0000FF"/>
+          <w:sz w:val="24"/>
+        </w:rPr>
+        <w:hyperlink r:id="rId10" w:history="1">
+          <w:r>
+            <w:rPr>
+              <w:rStyle w:val="Hyperlink"/>
+            </w:rPr>
+            <w:t>leaf</w:t>
+          </w:r>
+        </w:hyperlink>
+      </w:r>
+      <w:r>
+        <w:rPr>
+          <w:rFonts w:ascii="Charis SIL Regular" w:hAnsi="Charis SIL Regular" w:eastAsia="Charis SIL Regular"/>
+          <w:b w:val="0"/>
+          <w:i w:val="0"/>
+          <w:color w:val="0000FF"/>
+          <w:sz w:val="24"/>
+        </w:rPr>
+        <w:t xml:space="preserve"> </w:t>
+      </w:r>
+      <w:r>
+        <w:rPr>
+          <w:rFonts w:ascii="Charis SIL Regular" w:hAnsi="Charis SIL Regular" w:eastAsia="Charis SIL Regular"/>
+          <w:b w:val="0"/>
+          <w:i w:val="0"/>
+          <w:color w:val="0000FF"/>
+          <w:sz w:val="24"/>
+        </w:rPr>
+        <w:hyperlink r:id="rId10" w:history="1">
+          <w:r>
+            <w:rPr>
+              <w:rStyle w:val="Hyperlink"/>
+            </w:rPr>
+            <w:t>w</w:t>
+          </w:r>
+        </w:hyperlink>
+      </w:r>
+      <w:r>
+        <w:rPr>
+          <w:rFonts w:ascii="Charis SIL Regular" w:hAnsi="Charis SIL Regular" w:eastAsia="Charis SIL Regular"/>
+          <w:b w:val="0"/>
+          <w:i w:val="0"/>
+          <w:color w:val="0000FF"/>
+          <w:sz w:val="24"/>
+        </w:rPr>
+        <w:hyperlink r:id="rId10" w:history="1">
+          <w:r>
+            <w:rPr>
+              <w:rStyle w:val="Hyperlink"/>
+            </w:rPr>
+            <w:t>i</w:t>
+          </w:r>
+        </w:hyperlink>
+      </w:r>
+      <w:r>
+        <w:rPr>
+          <w:rFonts w:ascii="Charis SIL Regular" w:hAnsi="Charis SIL Regular" w:eastAsia="Charis SIL Regular"/>
+          <w:b w:val="0"/>
+          <w:i w:val="0"/>
+          <w:color w:val="0000FF"/>
+          <w:sz w:val="24"/>
+        </w:rPr>
+        <w:hyperlink r:id="rId10" w:history="1">
+          <w:r>
+            <w:rPr>
+              <w:rStyle w:val="Hyperlink"/>
+            </w:rPr>
+            <w:t>th</w:t>
+          </w:r>
+        </w:hyperlink>
+      </w:r>
+      <w:r>
+        <w:rPr>
+          <w:rFonts w:ascii="Charis SIL Regular" w:hAnsi="Charis SIL Regular" w:eastAsia="Charis SIL Regular"/>
+          <w:b w:val="0"/>
+          <w:i w:val="0"/>
+          <w:color w:val="0000FF"/>
+          <w:sz w:val="24"/>
+        </w:rPr>
+        <w:t xml:space="preserve"> </w:t>
+      </w:r>
+      <w:r>
+        <w:rPr>
+          <w:rFonts w:ascii="Charis SIL Regular" w:hAnsi="Charis SIL Regular" w:eastAsia="Charis SIL Regular"/>
+          <w:b w:val="0"/>
+          <w:i w:val="0"/>
+          <w:color w:val="0000FF"/>
+          <w:sz w:val="24"/>
+        </w:rPr>
+        <w:hyperlink r:id="rId10" w:history="1">
+          <w:r>
+            <w:rPr>
+              <w:rStyle w:val="Hyperlink"/>
+            </w:rPr>
+            <w:t>silk</w:t>
+          </w:r>
+        </w:hyperlink>
+      </w:r>
+      <w:r>
+        <w:rPr>
+          <w:rFonts w:ascii="Charis SIL Regular" w:hAnsi="Charis SIL Regular" w:eastAsia="Charis SIL Regular"/>
+          <w:b w:val="0"/>
+          <w:i w:val="0"/>
+          <w:color w:val="0000FF"/>
+          <w:sz w:val="24"/>
+        </w:rPr>
+        <w:t xml:space="preserve"> </w:t>
+      </w:r>
+      <w:r>
+        <w:rPr>
+          <w:rFonts w:ascii="Charis SIL Regular" w:hAnsi="Charis SIL Regular" w:eastAsia="Charis SIL Regular"/>
+          <w:b w:val="0"/>
+          <w:i w:val="0"/>
+          <w:color w:val="0000FF"/>
+          <w:sz w:val="24"/>
+        </w:rPr>
+        <w:hyperlink r:id="rId10" w:history="1">
+          <w:r>
+            <w:rPr>
+              <w:rStyle w:val="Hyperlink"/>
+            </w:rPr>
+            <w:t>c</w:t>
+          </w:r>
+        </w:hyperlink>
+      </w:r>
+      <w:r>
+        <w:rPr>
+          <w:rFonts w:ascii="Charis SIL Regular" w:hAnsi="Charis SIL Regular" w:eastAsia="Charis SIL Regular"/>
+          <w:b w:val="0"/>
+          <w:i w:val="0"/>
+          <w:color w:val="0000FF"/>
+          <w:sz w:val="24"/>
+        </w:rPr>
+        <w:hyperlink r:id="rId10" w:history="1">
+          <w:r>
+            <w:rPr>
+              <w:rStyle w:val="Hyperlink"/>
+            </w:rPr>
+            <w:t xml:space="preserve">ase </w:t>
+          </w:r>
+        </w:hyperlink>
+      </w:r>
+      <w:r>
+        <w:rPr>
+          <w:rFonts w:ascii="Charis SIL Regular" w:hAnsi="Charis SIL Regular" w:eastAsia="Charis SIL Regular"/>
+          <w:b w:val="0"/>
+          <w:i w:val="0"/>
+          <w:color w:val="0000FF"/>
+          <w:sz w:val="24"/>
+          <w:u w:val="single"/>
+        </w:rPr>
+        <w:hyperlink r:id="rId10" w:history="1">
+          <w:r>
+            <w:rPr>
+              <w:rStyle w:val="Hyperlink"/>
+            </w:rPr>
+            <w:t>and</w:t>
+          </w:r>
+        </w:hyperlink>
+      </w:r>
+      <w:r>
+        <w:rPr>
+          <w:rFonts w:ascii="Charis SIL Regular" w:hAnsi="Charis SIL Regular" w:eastAsia="Charis SIL Regular"/>
+          <w:b w:val="0"/>
+          <w:i w:val="0"/>
+          <w:color w:val="0000FF"/>
+          <w:sz w:val="24"/>
+          <w:u w:val="single"/>
+        </w:rPr>
+        <w:t xml:space="preserve"> </w:t>
+      </w:r>
+      <w:r>
+        <w:rPr>
+          <w:rFonts w:ascii="Charis SIL Regular" w:hAnsi="Charis SIL Regular" w:eastAsia="Charis SIL Regular"/>
+          <w:b w:val="0"/>
+          <w:i w:val="0"/>
+          <w:color w:val="0000FF"/>
+          <w:sz w:val="24"/>
+          <w:u w:val="single"/>
+        </w:rPr>
+        <w:hyperlink r:id="rId10" w:history="1">
+          <w:r>
+            <w:rPr>
+              <w:rStyle w:val="Hyperlink"/>
+            </w:rPr>
+            <w:t>de</w:t>
+          </w:r>
+        </w:hyperlink>
+      </w:r>
+      <w:r>
+        <w:rPr>
+          <w:rFonts w:ascii="Charis SIL Regular" w:hAnsi="Charis SIL Regular" w:eastAsia="Charis SIL Regular"/>
+          <w:b w:val="0"/>
+          <w:i w:val="0"/>
+          <w:color w:val="0000FF"/>
+          <w:sz w:val="24"/>
+          <w:u w:val="single"/>
+        </w:rPr>
+        <w:hyperlink r:id="rId10" w:history="1">
+          <w:r>
+            <w:rPr>
+              <w:rStyle w:val="Hyperlink"/>
+            </w:rPr>
+            <w:t>co</w:t>
+          </w:r>
+        </w:hyperlink>
+      </w:r>
+      <w:r>
+        <w:rPr>
+          <w:rFonts w:ascii="Charis SIL Regular" w:hAnsi="Charis SIL Regular" w:eastAsia="Charis SIL Regular"/>
+          <w:b w:val="0"/>
+          <w:i w:val="0"/>
+          <w:color w:val="0000FF"/>
+          <w:sz w:val="24"/>
+          <w:u w:val="single"/>
+        </w:rPr>
+        <w:hyperlink r:id="rId10" w:history="1">
+          <w:r>
+            <w:rPr>
+              <w:rStyle w:val="Hyperlink"/>
+            </w:rPr>
+            <w:t>r</w:t>
+          </w:r>
+        </w:hyperlink>
+      </w:r>
+      <w:r>
+        <w:rPr>
+          <w:rFonts w:ascii="Charis SIL Regular" w:hAnsi="Charis SIL Regular" w:eastAsia="Charis SIL Regular"/>
+          <w:b w:val="0"/>
+          <w:i w:val="0"/>
+          <w:color w:val="0000FF"/>
+          <w:sz w:val="24"/>
+          <w:u w:val="single"/>
+        </w:rPr>
+        <w:hyperlink r:id="rId10" w:history="1">
+          <w:r>
+            <w:rPr>
+              <w:rStyle w:val="Hyperlink"/>
+            </w:rPr>
+            <w:t>ations</w:t>
+          </w:r>
+        </w:hyperlink>
+      </w:r>
+      <w:r>
+        <w:rPr>
+          <w:rFonts w:ascii="Charis SIL Regular" w:hAnsi="Charis SIL Regular" w:eastAsia="Charis SIL Regular"/>
+          <w:b w:val="0"/>
+          <w:i w:val="0"/>
+          <w:color w:val="0000FF"/>
+          <w:sz w:val="24"/>
+          <w:u w:val="single"/>
+        </w:rPr>
+        <w:t xml:space="preserve"> </w:t>
+      </w:r>
+      <w:r>
+        <w:rPr>
+          <w:rFonts w:ascii="Charis SIL Regular" w:hAnsi="Charis SIL Regular" w:eastAsia="Charis SIL Regular"/>
+          <w:b w:val="0"/>
+          <w:i w:val="0"/>
+          <w:color w:val="0000FF"/>
+          <w:sz w:val="24"/>
+          <w:u w:val="single"/>
+        </w:rPr>
+        <w:hyperlink r:id="rId10" w:history="1">
+          <w:r>
+            <w:rPr>
+              <w:rStyle w:val="Hyperlink"/>
+            </w:rPr>
+            <w:t>(</w:t>
+          </w:r>
+        </w:hyperlink>
+      </w:r>
+      <w:r>
+        <w:rPr>
+          <w:rFonts w:ascii="Charis SIL Regular" w:hAnsi="Charis SIL Regular" w:eastAsia="Charis SIL Regular"/>
+          <w:b w:val="0"/>
+          <w:i w:val="0"/>
+          <w:color w:val="0000FF"/>
+          <w:sz w:val="24"/>
+          <w:u w:val="single"/>
+        </w:rPr>
+        <w:hyperlink r:id="rId10" w:history="1">
+          <w:r>
+            <w:rPr>
+              <w:rStyle w:val="Hyperlink"/>
+            </w:rPr>
+            <w:t>len</w:t>
+          </w:r>
+        </w:hyperlink>
+      </w:r>
+      <w:r>
+        <w:rPr>
+          <w:rFonts w:ascii="Charis SIL Regular" w:hAnsi="Charis SIL Regular" w:eastAsia="Charis SIL Regular"/>
+          <w:b w:val="0"/>
+          <w:i w:val="0"/>
+          <w:color w:val="0000FF"/>
+          <w:sz w:val="24"/>
+          <w:u w:val="single"/>
+        </w:rPr>
+        <w:hyperlink r:id="rId10" w:history="1">
+          <w:r>
+            <w:rPr>
+              <w:rStyle w:val="Hyperlink"/>
+            </w:rPr>
+            <w:t>gt</w:t>
+          </w:r>
+        </w:hyperlink>
+      </w:r>
+      <w:r>
+        <w:rPr>
+          <w:rFonts w:ascii="Charis SIL Regular" w:hAnsi="Charis SIL Regular" w:eastAsia="Charis SIL Regular"/>
+          <w:b w:val="0"/>
+          <w:i w:val="0"/>
+          <w:color w:val="0000FF"/>
+          <w:sz w:val="24"/>
+          <w:u w:val="single"/>
+        </w:rPr>
+        <w:hyperlink r:id="rId10" w:history="1">
+          <w:r>
+            <w:rPr>
+              <w:rStyle w:val="Hyperlink"/>
+            </w:rPr>
+            <w:t>h</w:t>
+          </w:r>
+        </w:hyperlink>
+      </w:r>
+      <w:r>
+        <w:rPr>
+          <w:rFonts w:ascii="Charis SIL Regular" w:hAnsi="Charis SIL Regular" w:eastAsia="Charis SIL Regular"/>
+          <w:b w:val="0"/>
+          <w:i w:val="0"/>
+          <w:color w:val="0000FF"/>
+          <w:sz w:val="24"/>
+          <w:u w:val="single"/>
+        </w:rPr>
+        <w:t xml:space="preserve"> </w:t>
+      </w:r>
+      <w:r>
+        <w:rPr>
+          <w:rFonts w:ascii="Charis SIL Regular" w:hAnsi="Charis SIL Regular" w:eastAsia="Charis SIL Regular"/>
+          <w:b w:val="0"/>
+          <w:i w:val="0"/>
+          <w:color w:val="0000FF"/>
+          <w:sz w:val="24"/>
+          <w:u w:val="single"/>
+        </w:rPr>
+        <w:hyperlink r:id="rId10" w:history="1">
+          <w:r>
+            <w:rPr>
+              <w:rStyle w:val="Hyperlink"/>
+            </w:rPr>
+            <w:t>c.</w:t>
+          </w:r>
+        </w:hyperlink>
+      </w:r>
+      <w:r>
+        <w:rPr>
+          <w:rFonts w:ascii="Charis SIL Regular" w:hAnsi="Charis SIL Regular" w:eastAsia="Charis SIL Regular"/>
+          <w:b w:val="0"/>
+          <w:i w:val="0"/>
+          <w:color w:val="0000FF"/>
+          <w:sz w:val="24"/>
+          <w:u w:val="single"/>
+        </w:rPr>
+        <w:t xml:space="preserve"> </w:t>
+      </w:r>
+      <w:r>
+        <w:rPr>
+          <w:rFonts w:ascii="Charis SIL Regular" w:hAnsi="Charis SIL Regular" w:eastAsia="Charis SIL Regular"/>
+          <w:b w:val="0"/>
+          <w:i w:val="0"/>
+          <w:color w:val="0000FF"/>
+          <w:sz w:val="24"/>
+          <w:u w:val="single"/>
+        </w:rPr>
+        <w:hyperlink r:id="rId10" w:history="1">
+          <w:r>
+            <w:rPr>
+              <w:rStyle w:val="Hyperlink"/>
+            </w:rPr>
+            <w:t>180</w:t>
+          </w:r>
+        </w:hyperlink>
+      </w:r>
+      <w:r>
+        <w:rPr>
+          <w:rFonts w:ascii="Charis SIL Regular" w:hAnsi="Charis SIL Regular" w:eastAsia="Charis SIL Regular"/>
+          <w:b w:val="0"/>
+          <w:i w:val="0"/>
+          <w:color w:val="0000FF"/>
+          <w:sz w:val="24"/>
+          <w:u w:val="single"/>
+        </w:rPr>
+        <w:t xml:space="preserve"> </w:t>
+      </w:r>
+      <w:r>
+        <w:rPr>
+          <w:rFonts w:ascii="Charis SIL Regular" w:hAnsi="Charis SIL Regular" w:eastAsia="Charis SIL Regular"/>
+          <w:b w:val="0"/>
+          <w:i w:val="0"/>
+          <w:color w:val="0000FF"/>
+          <w:sz w:val="24"/>
+          <w:u w:val="single"/>
+        </w:rPr>
+        <w:hyperlink r:id="rId10" w:history="1">
+          <w:r>
+            <w:rPr>
+              <w:rStyle w:val="Hyperlink"/>
+            </w:rPr>
+            <w:t>c</w:t>
+          </w:r>
+        </w:hyperlink>
+      </w:r>
+      <w:r>
+        <w:rPr>
+          <w:rFonts w:ascii="Charis SIL Regular" w:hAnsi="Charis SIL Regular" w:eastAsia="Charis SIL Regular"/>
+          <w:b w:val="0"/>
+          <w:i w:val="0"/>
+          <w:color w:val="0000FF"/>
+          <w:sz w:val="24"/>
+        </w:rPr>
+        <w:t>m</w:t>
+      </w:r>
+      <w:r>
+        <w:rPr>
+          <w:rFonts w:ascii="Charis SIL Regular" w:hAnsi="Charis SIL Regular" w:eastAsia="Charis SIL Regular"/>
+          <w:b w:val="0"/>
+          <w:i w:val="0"/>
+          <w:color w:val="0000FF"/>
+          <w:sz w:val="24"/>
+          <w:u w:val="single"/>
+        </w:rPr>
+        <w:hyperlink r:id="rId10" w:history="1">
+          <w:r>
+            <w:rPr>
+              <w:rStyle w:val="Hyperlink"/>
+            </w:rPr>
+            <w:t>,</w:t>
+          </w:r>
+        </w:hyperlink>
+      </w:r>
+      <w:r>
+        <w:rPr>
+          <w:rFonts w:ascii="Charis SIL Regular" w:hAnsi="Charis SIL Regular" w:eastAsia="Charis SIL Regular"/>
+          <w:b w:val="0"/>
+          <w:i w:val="0"/>
+          <w:color w:val="0000FF"/>
+          <w:sz w:val="24"/>
+          <w:u w:val="single"/>
+        </w:rPr>
+        <w:t xml:space="preserve"> </w:t>
+      </w:r>
+      <w:r>
+        <w:rPr>
+          <w:rFonts w:ascii="Charis SIL Regular" w:hAnsi="Charis SIL Regular" w:eastAsia="Charis SIL Regular"/>
+          <w:b w:val="0"/>
+          <w:i w:val="0"/>
+          <w:color w:val="0000FF"/>
+          <w:sz w:val="24"/>
+          <w:u w:val="single"/>
+        </w:rPr>
+        <w:hyperlink r:id="rId10" w:history="1">
+          <w:r>
+            <w:rPr>
+              <w:rStyle w:val="Hyperlink"/>
+            </w:rPr>
+            <w:t>f</w:t>
+          </w:r>
+        </w:hyperlink>
+      </w:r>
+      <w:r>
+        <w:rPr>
+          <w:rFonts w:ascii="Charis SIL Regular" w:hAnsi="Charis SIL Regular" w:eastAsia="Charis SIL Regular"/>
+          <w:b w:val="0"/>
+          <w:i w:val="0"/>
+          <w:color w:val="0000FF"/>
+          <w:sz w:val="24"/>
+          <w:u w:val="single"/>
+        </w:rPr>
+        <w:hyperlink r:id="rId10" w:history="1">
+          <w:r>
+            <w:rPr>
+              <w:rStyle w:val="Hyperlink"/>
+            </w:rPr>
+            <w:t>olded</w:t>
+          </w:r>
+        </w:hyperlink>
+      </w:r>
+      <w:r>
+        <w:rPr>
+          <w:rFonts w:ascii="Charis SIL Regular" w:hAnsi="Charis SIL Regular" w:eastAsia="Charis SIL Regular"/>
+          <w:b w:val="0"/>
+          <w:i w:val="0"/>
+          <w:color w:val="0000FF"/>
+          <w:sz w:val="24"/>
+          <w:u w:val="single"/>
+        </w:rPr>
+        <w:t xml:space="preserve"> </w:t>
+      </w:r>
+      <w:r>
+        <w:rPr>
+          <w:rFonts w:ascii="Charis SIL Regular" w:hAnsi="Charis SIL Regular" w:eastAsia="Charis SIL Regular"/>
+          <w:b w:val="0"/>
+          <w:i w:val="0"/>
+          <w:color w:val="0000FF"/>
+          <w:sz w:val="24"/>
+          <w:u w:val="single"/>
+        </w:rPr>
+        <w:hyperlink r:id="rId10" w:history="1">
+          <w:r>
+            <w:rPr>
+              <w:rStyle w:val="Hyperlink"/>
+            </w:rPr>
+            <w:t>6</w:t>
+          </w:r>
+        </w:hyperlink>
+      </w:r>
+      <w:r>
+        <w:rPr>
+          <w:rFonts w:ascii="Charis SIL Regular" w:hAnsi="Charis SIL Regular" w:eastAsia="Charis SIL Regular"/>
+          <w:b w:val="0"/>
+          <w:i w:val="0"/>
+          <w:color w:val="0000FF"/>
+          <w:sz w:val="24"/>
+          <w:u w:val="single"/>
+        </w:rPr>
+        <w:t xml:space="preserve"> </w:t>
+      </w:r>
+      <w:r>
+        <w:rPr>
+          <w:rFonts w:ascii="Charis SIL Regular" w:hAnsi="Charis SIL Regular" w:eastAsia="Charis SIL Regular"/>
+          <w:b w:val="0"/>
+          <w:i w:val="0"/>
+          <w:color w:val="0000FF"/>
+          <w:sz w:val="24"/>
+          <w:u w:val="single"/>
+        </w:rPr>
+        <w:hyperlink r:id="rId10" w:history="1">
+          <w:r>
+            <w:rPr>
+              <w:rStyle w:val="Hyperlink"/>
+            </w:rPr>
+            <w:t>×</w:t>
+          </w:r>
+        </w:hyperlink>
+      </w:r>
+      <w:r>
+        <w:rPr>
+          <w:rFonts w:ascii="Charis SIL Regular" w:hAnsi="Charis SIL Regular" w:eastAsia="Charis SIL Regular"/>
+          <w:b w:val="0"/>
+          <w:i w:val="0"/>
+          <w:color w:val="0000FF"/>
+          <w:sz w:val="24"/>
+          <w:u w:val="single"/>
+        </w:rPr>
+        <w:t xml:space="preserve"> </w:t>
+      </w:r>
+      <w:r>
+        <w:rPr>
+          <w:rFonts w:ascii="Charis SIL Regular" w:hAnsi="Charis SIL Regular" w:eastAsia="Charis SIL Regular"/>
+          <w:b w:val="0"/>
+          <w:i w:val="0"/>
+          <w:color w:val="0000FF"/>
+          <w:sz w:val="24"/>
+          <w:u w:val="single"/>
+        </w:rPr>
+        <w:hyperlink r:id="rId10" w:history="1">
+          <w:r>
+            <w:rPr>
+              <w:rStyle w:val="Hyperlink"/>
+            </w:rPr>
+            <w:t>23</w:t>
+          </w:r>
+        </w:hyperlink>
+      </w:r>
+      <w:r>
+        <w:rPr>
+          <w:rFonts w:ascii="Charis SIL Regular" w:hAnsi="Charis SIL Regular" w:eastAsia="Charis SIL Regular"/>
+          <w:b w:val="0"/>
+          <w:i w:val="0"/>
+          <w:color w:val="0000FF"/>
+          <w:sz w:val="24"/>
+          <w:u w:val="single"/>
+        </w:rPr>
+        <w:t xml:space="preserve"> </w:t>
+      </w:r>
+      <w:r>
+        <w:rPr>
+          <w:rFonts w:ascii="Charis SIL Regular" w:hAnsi="Charis SIL Regular" w:eastAsia="Charis SIL Regular"/>
+          <w:b w:val="0"/>
+          <w:i w:val="0"/>
+          <w:color w:val="0000FF"/>
+          <w:sz w:val="24"/>
+          <w:u w:val="single"/>
+        </w:rPr>
+        <w:hyperlink r:id="rId10" w:history="1">
+          <w:r>
+            <w:rPr>
+              <w:rStyle w:val="Hyperlink"/>
+            </w:rPr>
+            <w:t>×</w:t>
+          </w:r>
+        </w:hyperlink>
+      </w:r>
+      <w:r>
+        <w:rPr>
+          <w:rFonts w:ascii="Charis SIL Regular" w:hAnsi="Charis SIL Regular" w:eastAsia="Charis SIL Regular"/>
+          <w:b w:val="0"/>
+          <w:i w:val="0"/>
+          <w:color w:val="0000FF"/>
+          <w:sz w:val="24"/>
+          <w:u w:val="single"/>
+        </w:rPr>
+        <w:t xml:space="preserve"> </w:t>
+      </w:r>
+      <w:r>
+        <w:rPr>
+          <w:rFonts w:ascii="Charis SIL Regular" w:hAnsi="Charis SIL Regular" w:eastAsia="Charis SIL Regular"/>
+          <w:b w:val="0"/>
+          <w:i w:val="0"/>
+          <w:color w:val="0000FF"/>
+          <w:sz w:val="24"/>
+          <w:u w:val="single"/>
+        </w:rPr>
+        <w:hyperlink r:id="rId10" w:history="1">
+          <w:r>
+            <w:rPr>
+              <w:rStyle w:val="Hyperlink"/>
+            </w:rPr>
+            <w:t>3</w:t>
+          </w:r>
+        </w:hyperlink>
+      </w:r>
+      <w:r>
+        <w:rPr>
+          <w:rFonts w:ascii="Charis SIL Regular" w:hAnsi="Charis SIL Regular" w:eastAsia="Charis SIL Regular"/>
+          <w:b w:val="0"/>
+          <w:i w:val="0"/>
+          <w:color w:val="0000FF"/>
+          <w:sz w:val="24"/>
+          <w:u w:val="single"/>
+        </w:rPr>
+        <w:t xml:space="preserve"> </w:t>
+      </w:r>
+      <w:r>
+        <w:rPr>
+          <w:rFonts w:ascii="Charis SIL Regular" w:hAnsi="Charis SIL Regular" w:eastAsia="Charis SIL Regular"/>
+          <w:b w:val="0"/>
+          <w:i w:val="0"/>
+          <w:color w:val="0000FF"/>
+          <w:sz w:val="24"/>
+          <w:u w:val="single"/>
+        </w:rPr>
+        <w:hyperlink r:id="rId10" w:history="1">
+          <w:r>
+            <w:rPr>
+              <w:rStyle w:val="Hyperlink"/>
+            </w:rPr>
+            <w:t>cm).</w:t>
+          </w:r>
+        </w:hyperlink>
+      </w:r>
+    </w:p>
+    <w:p>
+      <w:pPr>
+        <w:autoSpaceDN w:val="0"/>
+        <w:autoSpaceDE w:val="0"/>
+        <w:widowControl/>
+        <w:spacing w:line="288" w:lineRule="exact" w:before="64" w:after="0"/>
+        <w:ind w:left="600" w:right="0" w:hanging="212"/>
+        <w:jc w:val="left"/>
+      </w:pPr>
+      <w:r>
+        <w:rPr>
+          <w:rFonts w:ascii="Charis SIL Regular" w:hAnsi="Charis SIL Regular" w:eastAsia="Charis SIL Regular"/>
+          <w:b w:val="0"/>
+          <w:i w:val="0"/>
+          <w:color w:val="000000"/>
+          <w:sz w:val="24"/>
+        </w:rPr>
+        <w:t xml:space="preserve">•  </w:t>
+      </w:r>
+      <w:r>
+        <w:rPr>
+          <w:rFonts w:ascii="Charis SIL Regular" w:hAnsi="Charis SIL Regular" w:eastAsia="Charis SIL Regular"/>
+          <w:b w:val="0"/>
+          <w:i w:val="0"/>
+          <w:color w:val="0000FF"/>
+          <w:sz w:val="24"/>
+        </w:rPr>
+        <w:hyperlink r:id="rId10" w:history="1">
+          <w:r>
+            <w:rPr>
+              <w:rStyle w:val="Hyperlink"/>
+            </w:rPr>
+            <w:t>194</w:t>
+          </w:r>
+        </w:hyperlink>
+      </w:r>
+      <w:r>
+        <w:rPr>
+          <w:rFonts w:ascii="Charis SIL Regular" w:hAnsi="Charis SIL Regular" w:eastAsia="Charis SIL Regular"/>
+          <w:b w:val="0"/>
+          <w:i w:val="0"/>
+          <w:color w:val="0000FF"/>
+          <w:sz w:val="24"/>
+        </w:rPr>
+        <w:hyperlink r:id="rId10" w:history="1">
+          <w:r>
+            <w:rPr>
+              <w:rStyle w:val="Hyperlink"/>
+            </w:rPr>
+            <w:t>2.0.124.x</w:t>
+          </w:r>
+        </w:hyperlink>
+      </w:r>
+      <w:r>
+        <w:rPr>
+          <w:rFonts w:ascii="Charis SIL Regular" w:hAnsi="Charis SIL Regular" w:eastAsia="Charis SIL Regular"/>
+          <w:b w:val="0"/>
+          <w:i w:val="0"/>
+          <w:color w:val="0000FF"/>
+          <w:sz w:val="24"/>
+        </w:rPr>
+        <w:t xml:space="preserve"> </w:t>
+      </w:r>
+      <w:r>
+        <w:rPr>
+          <w:rFonts w:ascii="Charis SIL Regular" w:hAnsi="Charis SIL Regular" w:eastAsia="Charis SIL Regular"/>
+          <w:b w:val="0"/>
+          <w:i w:val="0"/>
+          <w:color w:val="0000FF"/>
+          <w:sz w:val="24"/>
+        </w:rPr>
+        <w:hyperlink r:id="rId10" w:history="1">
+          <w:r>
+            <w:rPr>
+              <w:rStyle w:val="Hyperlink"/>
+            </w:rPr>
+            <w:t>D</w:t>
+          </w:r>
+        </w:hyperlink>
+      </w:r>
+      <w:r>
+        <w:rPr>
+          <w:rFonts w:ascii="Charis SIL Regular" w:hAnsi="Charis SIL Regular" w:eastAsia="Charis SIL Regular"/>
+          <w:b w:val="0"/>
+          <w:i w:val="0"/>
+          <w:color w:val="0000FF"/>
+          <w:sz w:val="24"/>
+        </w:rPr>
+        <w:hyperlink r:id="rId10" w:history="1">
+          <w:r>
+            <w:rPr>
+              <w:rStyle w:val="Hyperlink"/>
+            </w:rPr>
+            <w:t>e</w:t>
+          </w:r>
+        </w:hyperlink>
+      </w:r>
+      <w:r>
+        <w:rPr>
+          <w:rFonts w:ascii="Charis SIL Regular" w:hAnsi="Charis SIL Regular" w:eastAsia="Charis SIL Regular"/>
+          <w:b w:val="0"/>
+          <w:i w:val="0"/>
+          <w:color w:val="0000FF"/>
+          <w:sz w:val="24"/>
+        </w:rPr>
+        <w:hyperlink r:id="rId10" w:history="1">
+          <w:r>
+            <w:rPr>
+              <w:rStyle w:val="Hyperlink"/>
+            </w:rPr>
+            <w:t>dicatio</w:t>
+          </w:r>
+        </w:hyperlink>
+      </w:r>
+      <w:r>
+        <w:rPr>
+          <w:rFonts w:ascii="Charis SIL Regular" w:hAnsi="Charis SIL Regular" w:eastAsia="Charis SIL Regular"/>
+          <w:b w:val="0"/>
+          <w:i w:val="0"/>
+          <w:color w:val="0000FF"/>
+          <w:sz w:val="24"/>
+        </w:rPr>
+        <w:hyperlink r:id="rId10" w:history="1">
+          <w:r>
+            <w:rPr>
+              <w:rStyle w:val="Hyperlink"/>
+            </w:rPr>
+            <w:t>n</w:t>
+          </w:r>
+        </w:hyperlink>
+      </w:r>
+      <w:r>
+        <w:rPr>
+          <w:rFonts w:ascii="Charis SIL Regular" w:hAnsi="Charis SIL Regular" w:eastAsia="Charis SIL Regular"/>
+          <w:b w:val="0"/>
+          <w:i w:val="0"/>
+          <w:color w:val="0000FF"/>
+          <w:sz w:val="24"/>
+        </w:rPr>
+        <w:t xml:space="preserve"> </w:t>
+      </w:r>
+      <w:r>
+        <w:rPr>
+          <w:rFonts w:ascii="Charis SIL Regular" w:hAnsi="Charis SIL Regular" w:eastAsia="Charis SIL Regular"/>
+          <w:b w:val="0"/>
+          <w:i w:val="0"/>
+          <w:color w:val="0000FF"/>
+          <w:sz w:val="24"/>
+        </w:rPr>
+        <w:hyperlink r:id="rId10" w:history="1">
+          <w:r>
+            <w:rPr>
+              <w:rStyle w:val="Hyperlink"/>
+            </w:rPr>
+            <w:t>t</w:t>
+          </w:r>
+        </w:hyperlink>
+      </w:r>
+      <w:r>
+        <w:rPr>
+          <w:rFonts w:ascii="Charis SIL Regular" w:hAnsi="Charis SIL Regular" w:eastAsia="Charis SIL Regular"/>
+          <w:b w:val="0"/>
+          <w:i w:val="0"/>
+          <w:color w:val="0000FF"/>
+          <w:sz w:val="24"/>
+        </w:rPr>
+        <w:hyperlink r:id="rId10" w:history="1">
+          <w:r>
+            <w:rPr>
+              <w:rStyle w:val="Hyperlink"/>
+            </w:rPr>
+            <w:t>o</w:t>
+          </w:r>
+        </w:hyperlink>
+      </w:r>
+      <w:r>
+        <w:rPr>
+          <w:rFonts w:ascii="Charis SIL Regular" w:hAnsi="Charis SIL Regular" w:eastAsia="Charis SIL Regular"/>
+          <w:b w:val="0"/>
+          <w:i w:val="0"/>
+          <w:color w:val="0000FF"/>
+          <w:sz w:val="24"/>
+        </w:rPr>
+        <w:t xml:space="preserve"> </w:t>
+      </w:r>
+      <w:r>
+        <w:rPr>
+          <w:rFonts w:ascii="Charis SIL Regular" w:hAnsi="Charis SIL Regular" w:eastAsia="Charis SIL Regular"/>
+          <w:b w:val="0"/>
+          <w:i w:val="0"/>
+          <w:color w:val="0000FF"/>
+          <w:sz w:val="24"/>
+        </w:rPr>
+        <w:hyperlink r:id="rId11" w:history="1">
+          <w:r>
+            <w:rPr>
+              <w:rStyle w:val="Hyperlink"/>
+            </w:rPr>
+            <w:t>Sta</w:t>
+          </w:r>
+        </w:hyperlink>
+      </w:r>
+      <w:r>
+        <w:rPr>
+          <w:rFonts w:ascii="Charis SIL Regular" w:hAnsi="Charis SIL Regular" w:eastAsia="Charis SIL Regular"/>
+          <w:b w:val="0"/>
+          <w:i w:val="0"/>
+          <w:color w:val="0000FF"/>
+          <w:sz w:val="24"/>
+        </w:rPr>
+        <w:hyperlink r:id="rId11" w:history="1">
+          <w:r>
+            <w:rPr>
+              <w:rStyle w:val="Hyperlink"/>
+            </w:rPr>
+            <w:t>dth</w:t>
+          </w:r>
+        </w:hyperlink>
+      </w:r>
+      <w:r>
+        <w:rPr>
+          <w:rFonts w:ascii="Charis SIL Regular" w:hAnsi="Charis SIL Regular" w:eastAsia="Charis SIL Regular"/>
+          <w:b w:val="0"/>
+          <w:i w:val="0"/>
+          <w:color w:val="0000FF"/>
+          <w:sz w:val="24"/>
+        </w:rPr>
+        <w:hyperlink r:id="rId11" w:history="1">
+          <w:r>
+            <w:rPr>
+              <w:rStyle w:val="Hyperlink"/>
+            </w:rPr>
+            <w:t>o</w:t>
+          </w:r>
+        </w:hyperlink>
+      </w:r>
+      <w:r>
+        <w:rPr>
+          <w:rFonts w:ascii="Charis SIL Regular" w:hAnsi="Charis SIL Regular" w:eastAsia="Charis SIL Regular"/>
+          <w:b w:val="0"/>
+          <w:i w:val="0"/>
+          <w:color w:val="0000FF"/>
+          <w:sz w:val="24"/>
+        </w:rPr>
+        <w:hyperlink r:id="rId11" w:history="1">
+          <w:r>
+            <w:rPr>
+              <w:rStyle w:val="Hyperlink"/>
+            </w:rPr>
+            <w:t>lder</w:t>
+          </w:r>
+        </w:hyperlink>
+      </w:r>
+      <w:r>
+        <w:rPr>
+          <w:rFonts w:ascii="Charis SIL Regular" w:hAnsi="Charis SIL Regular" w:eastAsia="Charis SIL Regular"/>
+          <w:b w:val="0"/>
+          <w:i w:val="0"/>
+          <w:color w:val="0000FF"/>
+          <w:sz w:val="24"/>
+        </w:rPr>
+        <w:t xml:space="preserve"> </w:t>
+      </w:r>
+      <w:r>
+        <w:rPr>
+          <w:rFonts w:ascii="Charis SIL Regular" w:hAnsi="Charis SIL Regular" w:eastAsia="Charis SIL Regular"/>
+          <w:b w:val="0"/>
+          <w:i w:val="0"/>
+          <w:color w:val="0000FF"/>
+          <w:sz w:val="24"/>
+        </w:rPr>
+        <w:hyperlink r:id="rId11" w:history="1">
+          <w:r>
+            <w:rPr>
+              <w:rStyle w:val="Hyperlink"/>
+            </w:rPr>
+            <w:t>P</w:t>
+          </w:r>
+        </w:hyperlink>
+      </w:r>
+      <w:r>
+        <w:rPr>
+          <w:rFonts w:ascii="Charis SIL Regular" w:hAnsi="Charis SIL Regular" w:eastAsia="Charis SIL Regular"/>
+          <w:b w:val="0"/>
+          <w:i w:val="0"/>
+          <w:color w:val="0000FF"/>
+          <w:sz w:val="24"/>
+        </w:rPr>
+        <w:hyperlink r:id="rId11" w:history="1">
+          <w:r>
+            <w:rPr>
+              <w:rStyle w:val="Hyperlink"/>
+            </w:rPr>
+            <w:t>r</w:t>
+          </w:r>
+        </w:hyperlink>
+      </w:r>
+      <w:r>
+        <w:rPr>
+          <w:rFonts w:ascii="Charis SIL Regular" w:hAnsi="Charis SIL Regular" w:eastAsia="Charis SIL Regular"/>
+          <w:b w:val="0"/>
+          <w:i w:val="0"/>
+          <w:color w:val="0000FF"/>
+          <w:sz w:val="24"/>
+        </w:rPr>
+        <w:hyperlink r:id="rId11" w:history="1">
+          <w:r>
+            <w:rPr>
+              <w:rStyle w:val="Hyperlink"/>
+            </w:rPr>
+            <w:t>in</w:t>
+          </w:r>
+        </w:hyperlink>
+      </w:r>
+      <w:r>
+        <w:rPr>
+          <w:rFonts w:ascii="Charis SIL Regular" w:hAnsi="Charis SIL Regular" w:eastAsia="Charis SIL Regular"/>
+          <w:b w:val="0"/>
+          <w:i w:val="0"/>
+          <w:color w:val="0000FF"/>
+          <w:sz w:val="24"/>
+        </w:rPr>
+        <w:hyperlink r:id="rId11" w:history="1">
+          <w:r>
+            <w:rPr>
+              <w:rStyle w:val="Hyperlink"/>
+            </w:rPr>
+            <w:t>ce</w:t>
+          </w:r>
+        </w:hyperlink>
+      </w:r>
+      <w:r>
+        <w:rPr>
+          <w:rFonts w:ascii="Charis SIL Regular" w:hAnsi="Charis SIL Regular" w:eastAsia="Charis SIL Regular"/>
+          <w:b w:val="0"/>
+          <w:i w:val="0"/>
+          <w:color w:val="0000FF"/>
+          <w:sz w:val="24"/>
+        </w:rPr>
+        <w:t xml:space="preserve"> </w:t>
+      </w:r>
+      <w:r>
+        <w:rPr>
+          <w:rFonts w:ascii="Charis SIL Regular" w:hAnsi="Charis SIL Regular" w:eastAsia="Charis SIL Regular"/>
+          <w:b w:val="0"/>
+          <w:i w:val="0"/>
+          <w:color w:val="0000FF"/>
+          <w:sz w:val="24"/>
+        </w:rPr>
+        <w:hyperlink r:id="rId11" w:history="1">
+          <w:r>
+            <w:rPr>
+              <w:rStyle w:val="Hyperlink"/>
+            </w:rPr>
+            <w:t>Wi</w:t>
+          </w:r>
+        </w:hyperlink>
+      </w:r>
+      <w:r>
+        <w:rPr>
+          <w:rFonts w:ascii="Charis SIL Regular" w:hAnsi="Charis SIL Regular" w:eastAsia="Charis SIL Regular"/>
+          <w:b w:val="0"/>
+          <w:i w:val="0"/>
+          <w:color w:val="0000FF"/>
+          <w:sz w:val="24"/>
+        </w:rPr>
+        <w:hyperlink r:id="rId11" w:history="1">
+          <w:r>
+            <w:rPr>
+              <w:rStyle w:val="Hyperlink"/>
+            </w:rPr>
+            <w:t>l</w:t>
+          </w:r>
+        </w:hyperlink>
+      </w:r>
+      <w:r>
+        <w:rPr>
+          <w:rFonts w:ascii="Charis SIL Regular" w:hAnsi="Charis SIL Regular" w:eastAsia="Charis SIL Regular"/>
+          <w:b w:val="0"/>
+          <w:i w:val="0"/>
+          <w:color w:val="0000FF"/>
+          <w:sz w:val="24"/>
+        </w:rPr>
+        <w:hyperlink r:id="rId11" w:history="1">
+          <w:r>
+            <w:rPr>
+              <w:rStyle w:val="Hyperlink"/>
+            </w:rPr>
+            <w:t>lia</w:t>
+          </w:r>
+        </w:hyperlink>
+      </w:r>
+      <w:r>
+        <w:rPr>
+          <w:rFonts w:ascii="Charis SIL Regular" w:hAnsi="Charis SIL Regular" w:eastAsia="Charis SIL Regular"/>
+          <w:b w:val="0"/>
+          <w:i w:val="0"/>
+          <w:color w:val="0000FF"/>
+          <w:sz w:val="24"/>
+        </w:rPr>
+        <w:hyperlink r:id="rId11" w:history="1">
+          <w:r>
+            <w:rPr>
+              <w:rStyle w:val="Hyperlink"/>
+            </w:rPr>
+            <w:t>m</w:t>
+          </w:r>
+        </w:hyperlink>
+      </w:r>
+      <w:r>
+        <w:rPr>
+          <w:rFonts w:ascii="Charis SIL Regular" w:hAnsi="Charis SIL Regular" w:eastAsia="Charis SIL Regular"/>
+          <w:b w:val="0"/>
+          <w:i w:val="0"/>
+          <w:color w:val="0000FF"/>
+          <w:sz w:val="24"/>
+        </w:rPr>
+        <w:t xml:space="preserve"> </w:t>
+      </w:r>
+      <w:r>
+        <w:rPr>
+          <w:rFonts w:ascii="Charis SIL Regular" w:hAnsi="Charis SIL Regular" w:eastAsia="Charis SIL Regular"/>
+          <w:b w:val="0"/>
+          <w:i w:val="0"/>
+          <w:color w:val="0000FF"/>
+          <w:sz w:val="24"/>
+        </w:rPr>
+        <w:hyperlink r:id="rId11" w:history="1">
+          <w:r>
+            <w:rPr>
+              <w:rStyle w:val="Hyperlink"/>
+            </w:rPr>
+            <w:t>IV</w:t>
+          </w:r>
+        </w:hyperlink>
+      </w:r>
+      <w:r>
+        <w:rPr>
+          <w:rFonts w:ascii="Charis SIL Regular" w:hAnsi="Charis SIL Regular" w:eastAsia="Charis SIL Regular"/>
+          <w:b w:val="0"/>
+          <w:i w:val="0"/>
+          <w:color w:val="0000FF"/>
+          <w:sz w:val="24"/>
+        </w:rPr>
+        <w:t xml:space="preserve"> </w:t>
+      </w:r>
+      <w:r>
+        <w:rPr>
+          <w:rFonts w:ascii="Charis SIL Regular" w:hAnsi="Charis SIL Regular" w:eastAsia="Charis SIL Regular"/>
+          <w:b w:val="0"/>
+          <w:i w:val="0"/>
+          <w:color w:val="0000FF"/>
+          <w:sz w:val="24"/>
+        </w:rPr>
+        <w:hyperlink r:id="rId11" w:history="1">
+          <w:r>
+            <w:rPr>
+              <w:rStyle w:val="Hyperlink"/>
+            </w:rPr>
+            <w:t>o</w:t>
+          </w:r>
+        </w:hyperlink>
+      </w:r>
+      <w:r>
+        <w:rPr>
+          <w:rFonts w:ascii="Charis SIL Regular" w:hAnsi="Charis SIL Regular" w:eastAsia="Charis SIL Regular"/>
+          <w:b w:val="0"/>
+          <w:i w:val="0"/>
+          <w:color w:val="0000FF"/>
+          <w:sz w:val="24"/>
+        </w:rPr>
+        <w:hyperlink r:id="rId11" w:history="1">
+          <w:r>
+            <w:rPr>
+              <w:rStyle w:val="Hyperlink"/>
+            </w:rPr>
+            <w:t>f</w:t>
+          </w:r>
+        </w:hyperlink>
+      </w:r>
+      <w:r>
+        <w:rPr>
+          <w:rFonts w:ascii="Charis SIL Regular" w:hAnsi="Charis SIL Regular" w:eastAsia="Charis SIL Regular"/>
+          <w:b w:val="0"/>
+          <w:i w:val="0"/>
+          <w:color w:val="0000FF"/>
+          <w:sz w:val="24"/>
+        </w:rPr>
+        <w:t xml:space="preserve"> </w:t>
+      </w:r>
+      <w:r>
+        <w:rPr>
+          <w:rFonts w:ascii="Charis SIL Regular" w:hAnsi="Charis SIL Regular" w:eastAsia="Charis SIL Regular"/>
+          <w:b w:val="0"/>
+          <w:i w:val="0"/>
+          <w:color w:val="0000FF"/>
+          <w:sz w:val="24"/>
+        </w:rPr>
+        <w:hyperlink r:id="rId11" w:history="1">
+          <w:r>
+            <w:rPr>
+              <w:rStyle w:val="Hyperlink"/>
+            </w:rPr>
+            <w:t>Orange,</w:t>
+          </w:r>
+        </w:hyperlink>
+      </w:r>
+      <w:r>
+        <w:rPr>
+          <w:rFonts w:ascii="Charis SIL Regular" w:hAnsi="Charis SIL Regular" w:eastAsia="Charis SIL Regular"/>
+          <w:b w:val="0"/>
+          <w:i w:val="0"/>
+          <w:color w:val="0000FF"/>
+          <w:sz w:val="24"/>
+        </w:rPr>
+        <w:t xml:space="preserve"> </w:t>
+      </w:r>
+      <w:r>
+        <w:rPr>
+          <w:rFonts w:ascii="Charis SIL Regular" w:hAnsi="Charis SIL Regular" w:eastAsia="Charis SIL Regular"/>
+          <w:b w:val="0"/>
+          <w:i w:val="0"/>
+          <w:color w:val="0000FF"/>
+          <w:sz w:val="24"/>
+        </w:rPr>
+        <w:hyperlink r:id="rId11" w:history="1">
+          <w:r>
+            <w:rPr>
+              <w:rStyle w:val="Hyperlink"/>
+            </w:rPr>
+            <w:t>possibly</w:t>
+          </w:r>
+        </w:hyperlink>
+      </w:r>
+      <w:r>
+        <w:rPr>
+          <w:rFonts w:ascii="Charis SIL Regular" w:hAnsi="Charis SIL Regular" w:eastAsia="Charis SIL Regular"/>
+          <w:b w:val="0"/>
+          <w:i w:val="0"/>
+          <w:color w:val="0000FF"/>
+          <w:sz w:val="24"/>
+        </w:rPr>
+        <w:t xml:space="preserve"> </w:t>
+      </w:r>
+      <w:r>
+        <w:rPr>
+          <w:rFonts w:ascii="Charis SIL Regular" w:hAnsi="Charis SIL Regular" w:eastAsia="Charis SIL Regular"/>
+          <w:b w:val="0"/>
+          <w:i w:val="0"/>
+          <w:color w:val="0000FF"/>
+          <w:sz w:val="24"/>
+        </w:rPr>
+        <w:hyperlink r:id="rId11" w:history="1">
+          <w:r>
+            <w:rPr>
+              <w:rStyle w:val="Hyperlink"/>
+            </w:rPr>
+            <w:t>drawn</w:t>
+          </w:r>
+        </w:hyperlink>
+      </w:r>
+      <w:r>
+        <w:rPr>
+          <w:rFonts w:ascii="Charis SIL Regular" w:hAnsi="Charis SIL Regular" w:eastAsia="Charis SIL Regular"/>
+          <w:b w:val="0"/>
+          <w:i w:val="0"/>
+          <w:color w:val="0000FF"/>
+          <w:sz w:val="24"/>
+        </w:rPr>
+        <w:t xml:space="preserve"> </w:t>
+      </w:r>
+      <w:r>
+        <w:rPr>
+          <w:rFonts w:ascii="Charis SIL Regular" w:hAnsi="Charis SIL Regular" w:eastAsia="Charis SIL Regular"/>
+          <w:b w:val="0"/>
+          <w:i w:val="0"/>
+          <w:color w:val="0000FF"/>
+          <w:sz w:val="24"/>
+        </w:rPr>
+        <w:hyperlink r:id="rId11" w:history="1">
+          <w:r>
+            <w:rPr>
+              <w:rStyle w:val="Hyperlink"/>
+            </w:rPr>
+            <w:t xml:space="preserve">up </w:t>
+          </w:r>
+        </w:hyperlink>
+      </w:r>
+      <w:r>
+        <w:rPr>
+          <w:rFonts w:ascii="Charis SIL Regular" w:hAnsi="Charis SIL Regular" w:eastAsia="Charis SIL Regular"/>
+          <w:b w:val="0"/>
+          <w:i w:val="0"/>
+          <w:color w:val="0000FF"/>
+          <w:sz w:val="24"/>
+        </w:rPr>
+        <w:hyperlink r:id="rId11" w:history="1">
+          <w:r>
+            <w:rPr>
+              <w:rStyle w:val="Hyperlink"/>
+            </w:rPr>
+            <w:t>on</w:t>
+          </w:r>
+        </w:hyperlink>
+      </w:r>
+      <w:r>
+        <w:rPr>
+          <w:rFonts w:ascii="Charis SIL Regular" w:hAnsi="Charis SIL Regular" w:eastAsia="Charis SIL Regular"/>
+          <w:b w:val="0"/>
+          <w:i w:val="0"/>
+          <w:color w:val="0000FF"/>
+          <w:sz w:val="24"/>
+        </w:rPr>
+        <w:t xml:space="preserve"> </w:t>
+      </w:r>
+      <w:r>
+        <w:rPr>
+          <w:rFonts w:ascii="Charis SIL Regular" w:hAnsi="Charis SIL Regular" w:eastAsia="Charis SIL Regular"/>
+          <w:b w:val="0"/>
+          <w:i w:val="0"/>
+          <w:color w:val="0000FF"/>
+          <w:sz w:val="24"/>
+        </w:rPr>
+        <w:hyperlink r:id="rId11" w:history="1">
+          <w:r>
+            <w:rPr>
+              <w:rStyle w:val="Hyperlink"/>
+            </w:rPr>
+            <w:t>Ceylon,</w:t>
+          </w:r>
+        </w:hyperlink>
+      </w:r>
+      <w:r>
+        <w:rPr>
+          <w:rFonts w:ascii="Charis SIL Regular" w:hAnsi="Charis SIL Regular" w:eastAsia="Charis SIL Regular"/>
+          <w:b w:val="0"/>
+          <w:i w:val="0"/>
+          <w:color w:val="0000FF"/>
+          <w:sz w:val="24"/>
+        </w:rPr>
+        <w:t xml:space="preserve"> </w:t>
+      </w:r>
+      <w:r>
+        <w:rPr>
+          <w:rFonts w:ascii="Charis SIL Regular" w:hAnsi="Charis SIL Regular" w:eastAsia="Charis SIL Regular"/>
+          <w:b w:val="0"/>
+          <w:i w:val="0"/>
+          <w:color w:val="0000FF"/>
+          <w:sz w:val="24"/>
+        </w:rPr>
+        <w:hyperlink r:id="rId11" w:history="1">
+          <w:r>
+            <w:rPr>
+              <w:rStyle w:val="Hyperlink"/>
+            </w:rPr>
+            <w:t>m</w:t>
+          </w:r>
+        </w:hyperlink>
+      </w:r>
+      <w:r>
+        <w:rPr>
+          <w:rFonts w:ascii="Charis SIL Regular" w:hAnsi="Charis SIL Regular" w:eastAsia="Charis SIL Regular"/>
+          <w:b w:val="0"/>
+          <w:i w:val="0"/>
+          <w:color w:val="0000FF"/>
+          <w:sz w:val="24"/>
+        </w:rPr>
+        <w:hyperlink r:id="rId11" w:history="1">
+          <w:r>
+            <w:rPr>
+              <w:rStyle w:val="Hyperlink"/>
+            </w:rPr>
+            <w:t>i</w:t>
+          </w:r>
+        </w:hyperlink>
+      </w:r>
+      <w:r>
+        <w:rPr>
+          <w:rFonts w:ascii="Charis SIL Regular" w:hAnsi="Charis SIL Regular" w:eastAsia="Charis SIL Regular"/>
+          <w:b w:val="0"/>
+          <w:i w:val="0"/>
+          <w:color w:val="0000FF"/>
+          <w:sz w:val="24"/>
+        </w:rPr>
+        <w:hyperlink r:id="rId11" w:history="1">
+          <w:r>
+            <w:rPr>
+              <w:rStyle w:val="Hyperlink"/>
+            </w:rPr>
+            <w:t>d-</w:t>
+          </w:r>
+        </w:hyperlink>
+      </w:r>
+      <w:r>
+        <w:rPr>
+          <w:rFonts w:ascii="Charis SIL Regular" w:hAnsi="Charis SIL Regular" w:eastAsia="Charis SIL Regular"/>
+          <w:b w:val="0"/>
+          <w:i w:val="0"/>
+          <w:color w:val="0000FF"/>
+          <w:sz w:val="24"/>
+        </w:rPr>
+        <w:hyperlink r:id="rId11" w:history="1">
+          <w:r>
+            <w:rPr>
+              <w:rStyle w:val="Hyperlink"/>
+            </w:rPr>
+            <w:t>eighteen</w:t>
+          </w:r>
+        </w:hyperlink>
+      </w:r>
+      <w:r>
+        <w:rPr>
+          <w:rFonts w:ascii="Charis SIL Regular" w:hAnsi="Charis SIL Regular" w:eastAsia="Charis SIL Regular"/>
+          <w:b w:val="0"/>
+          <w:i w:val="0"/>
+          <w:color w:val="0000FF"/>
+          <w:sz w:val="24"/>
+        </w:rPr>
+        <w:hyperlink r:id="rId11" w:history="1">
+          <w:r>
+            <w:rPr>
+              <w:rStyle w:val="Hyperlink"/>
+            </w:rPr>
+            <w:t>t</w:t>
+          </w:r>
+        </w:hyperlink>
+      </w:r>
+      <w:r>
+        <w:rPr>
+          <w:rFonts w:ascii="Charis SIL Regular" w:hAnsi="Charis SIL Regular" w:eastAsia="Charis SIL Regular"/>
+          <w:b w:val="0"/>
+          <w:i w:val="0"/>
+          <w:color w:val="0000FF"/>
+          <w:sz w:val="24"/>
+        </w:rPr>
+        <w:hyperlink r:id="rId11" w:history="1">
+          <w:r>
+            <w:rPr>
+              <w:rStyle w:val="Hyperlink"/>
+            </w:rPr>
+            <w:t>h</w:t>
+          </w:r>
+        </w:hyperlink>
+      </w:r>
+      <w:r>
+        <w:rPr>
+          <w:rFonts w:ascii="Charis SIL Regular" w:hAnsi="Charis SIL Regular" w:eastAsia="Charis SIL Regular"/>
+          <w:b w:val="0"/>
+          <w:i w:val="0"/>
+          <w:color w:val="0000FF"/>
+          <w:sz w:val="24"/>
+        </w:rPr>
+        <w:t xml:space="preserve"> </w:t>
+      </w:r>
+      <w:r>
+        <w:rPr>
+          <w:rFonts w:ascii="Charis SIL Regular" w:hAnsi="Charis SIL Regular" w:eastAsia="Charis SIL Regular"/>
+          <w:b w:val="0"/>
+          <w:i w:val="0"/>
+          <w:color w:val="0000FF"/>
+          <w:sz w:val="24"/>
+        </w:rPr>
+        <w:hyperlink r:id="rId11" w:history="1">
+          <w:r>
+            <w:rPr>
+              <w:rStyle w:val="Hyperlink"/>
+            </w:rPr>
+            <w:t>c</w:t>
+          </w:r>
+        </w:hyperlink>
+      </w:r>
+      <w:r>
+        <w:rPr>
+          <w:rFonts w:ascii="Charis SIL Regular" w:hAnsi="Charis SIL Regular" w:eastAsia="Charis SIL Regular"/>
+          <w:b w:val="0"/>
+          <w:i w:val="0"/>
+          <w:color w:val="0000FF"/>
+          <w:sz w:val="24"/>
+        </w:rPr>
+        <w:hyperlink r:id="rId11" w:history="1">
+          <w:r>
+            <w:rPr>
+              <w:rStyle w:val="Hyperlink"/>
+            </w:rPr>
+            <w:t>entury.</w:t>
+          </w:r>
+        </w:hyperlink>
+      </w:r>
+      <w:r>
+        <w:rPr>
+          <w:rFonts w:ascii="Charis SIL Regular" w:hAnsi="Charis SIL Regular" w:eastAsia="Charis SIL Regular"/>
+          <w:b w:val="0"/>
+          <w:i w:val="0"/>
+          <w:color w:val="0000FF"/>
+          <w:sz w:val="24"/>
+        </w:rPr>
+        <w:t xml:space="preserve"> </w:t>
+      </w:r>
+      <w:r>
+        <w:rPr>
+          <w:rFonts w:ascii="Charis SIL Regular" w:hAnsi="Charis SIL Regular" w:eastAsia="Charis SIL Regular"/>
+          <w:b w:val="0"/>
+          <w:i w:val="0"/>
+          <w:color w:val="0000FF"/>
+          <w:sz w:val="24"/>
+        </w:rPr>
+        <w:hyperlink r:id="rId11" w:history="1">
+          <w:r>
+            <w:rPr>
+              <w:rStyle w:val="Hyperlink"/>
+            </w:rPr>
+            <w:t>Par</w:t>
+          </w:r>
+        </w:hyperlink>
+      </w:r>
+      <w:r>
+        <w:rPr>
+          <w:rFonts w:ascii="Charis SIL Regular" w:hAnsi="Charis SIL Regular" w:eastAsia="Charis SIL Regular"/>
+          <w:b w:val="0"/>
+          <w:i w:val="0"/>
+          <w:color w:val="0000FF"/>
+          <w:sz w:val="24"/>
+        </w:rPr>
+        <w:t>tly in Latin, palm</w:t>
+      </w:r>
+      <w:r>
+        <w:rPr>
+          <w:rFonts w:ascii="Charis SIL Regular" w:hAnsi="Charis SIL Regular" w:eastAsia="Charis SIL Regular"/>
+          <w:b w:val="0"/>
+          <w:i w:val="0"/>
+          <w:color w:val="0000FF"/>
+          <w:sz w:val="24"/>
+        </w:rPr>
+        <w:t xml:space="preserve"> </w:t>
+      </w:r>
+      <w:r>
+        <w:rPr>
+          <w:rFonts w:ascii="Charis SIL Regular" w:hAnsi="Charis SIL Regular" w:eastAsia="Charis SIL Regular"/>
+          <w:b w:val="0"/>
+          <w:i w:val="0"/>
+          <w:color w:val="0000FF"/>
+          <w:sz w:val="24"/>
+        </w:rPr>
+        <w:hyperlink r:id="rId11" w:history="1">
+          <w:r>
+            <w:rPr>
+              <w:rStyle w:val="Hyperlink"/>
+            </w:rPr>
+            <w:t>l</w:t>
+          </w:r>
+        </w:hyperlink>
+      </w:r>
+      <w:r>
+        <w:rPr>
+          <w:rFonts w:ascii="Charis SIL Regular" w:hAnsi="Charis SIL Regular" w:eastAsia="Charis SIL Regular"/>
+          <w:b w:val="0"/>
+          <w:i w:val="0"/>
+          <w:color w:val="0000FF"/>
+          <w:sz w:val="24"/>
+        </w:rPr>
+        <w:hyperlink r:id="rId11" w:history="1">
+          <w:r>
+            <w:rPr>
+              <w:rStyle w:val="Hyperlink"/>
+            </w:rPr>
+            <w:t>e</w:t>
+          </w:r>
+        </w:hyperlink>
+      </w:r>
+      <w:r>
+        <w:rPr>
+          <w:rFonts w:ascii="Charis SIL Regular" w:hAnsi="Charis SIL Regular" w:eastAsia="Charis SIL Regular"/>
+          <w:b w:val="0"/>
+          <w:i w:val="0"/>
+          <w:color w:val="0000FF"/>
+          <w:sz w:val="24"/>
+        </w:rPr>
+        <w:hyperlink r:id="rId11" w:history="1">
+          <w:r>
+            <w:rPr>
+              <w:rStyle w:val="Hyperlink"/>
+            </w:rPr>
+            <w:t>af</w:t>
+          </w:r>
+        </w:hyperlink>
+      </w:r>
+      <w:r>
+        <w:rPr>
+          <w:rFonts w:ascii="Charis SIL Regular" w:hAnsi="Charis SIL Regular" w:eastAsia="Charis SIL Regular"/>
+          <w:b w:val="0"/>
+          <w:i w:val="0"/>
+          <w:color w:val="0000FF"/>
+          <w:sz w:val="24"/>
+        </w:rPr>
+        <w:t xml:space="preserve"> </w:t>
+      </w:r>
+      <w:r>
+        <w:rPr>
+          <w:rFonts w:ascii="Charis SIL Regular" w:hAnsi="Charis SIL Regular" w:eastAsia="Charis SIL Regular"/>
+          <w:b w:val="0"/>
+          <w:i w:val="0"/>
+          <w:color w:val="0000FF"/>
+          <w:sz w:val="24"/>
+        </w:rPr>
+        <w:hyperlink r:id="rId11" w:history="1">
+          <w:r>
+            <w:rPr>
+              <w:rStyle w:val="Hyperlink"/>
+            </w:rPr>
+            <w:t>with</w:t>
+          </w:r>
+        </w:hyperlink>
+      </w:r>
+      <w:r>
+        <w:rPr>
+          <w:rFonts w:ascii="Charis SIL Regular" w:hAnsi="Charis SIL Regular" w:eastAsia="Charis SIL Regular"/>
+          <w:b w:val="0"/>
+          <w:i w:val="0"/>
+          <w:color w:val="0000FF"/>
+          <w:sz w:val="24"/>
+        </w:rPr>
+        <w:t xml:space="preserve"> </w:t>
+      </w:r>
+      <w:r>
+        <w:rPr>
+          <w:rFonts w:ascii="Charis SIL Regular" w:hAnsi="Charis SIL Regular" w:eastAsia="Charis SIL Regular"/>
+          <w:b w:val="0"/>
+          <w:i w:val="0"/>
+          <w:color w:val="0000FF"/>
+          <w:sz w:val="24"/>
+        </w:rPr>
+        <w:hyperlink r:id="rId11" w:history="1">
+          <w:r>
+            <w:rPr>
+              <w:rStyle w:val="Hyperlink"/>
+            </w:rPr>
+            <w:t>go</w:t>
+          </w:r>
+        </w:hyperlink>
+      </w:r>
+      <w:r>
+        <w:rPr>
+          <w:rFonts w:ascii="Charis SIL Regular" w:hAnsi="Charis SIL Regular" w:eastAsia="Charis SIL Regular"/>
+          <w:b w:val="0"/>
+          <w:i w:val="0"/>
+          <w:color w:val="0000FF"/>
+          <w:sz w:val="24"/>
+        </w:rPr>
+        <w:hyperlink r:id="rId11" w:history="1">
+          <w:r>
+            <w:rPr>
+              <w:rStyle w:val="Hyperlink"/>
+            </w:rPr>
+            <w:t>l</w:t>
+          </w:r>
+        </w:hyperlink>
+      </w:r>
+      <w:r>
+        <w:rPr>
+          <w:rFonts w:ascii="Charis SIL Regular" w:hAnsi="Charis SIL Regular" w:eastAsia="Charis SIL Regular"/>
+          <w:b w:val="0"/>
+          <w:i w:val="0"/>
+          <w:color w:val="0000FF"/>
+          <w:sz w:val="24"/>
+        </w:rPr>
+        <w:hyperlink r:id="rId11" w:history="1">
+          <w:r>
+            <w:rPr>
+              <w:rStyle w:val="Hyperlink"/>
+            </w:rPr>
+            <w:t>d-</w:t>
+          </w:r>
+        </w:hyperlink>
+      </w:r>
+      <w:r>
+        <w:rPr>
+          <w:rFonts w:ascii="Charis SIL Regular" w:hAnsi="Charis SIL Regular" w:eastAsia="Charis SIL Regular"/>
+          <w:b w:val="0"/>
+          <w:i w:val="0"/>
+          <w:color w:val="0000FF"/>
+          <w:sz w:val="24"/>
+        </w:rPr>
+        <w:hyperlink r:id="rId11" w:history="1">
+          <w:r>
+            <w:rPr>
+              <w:rStyle w:val="Hyperlink"/>
+            </w:rPr>
+            <w:t>thread</w:t>
+          </w:r>
+        </w:hyperlink>
+      </w:r>
+      <w:r>
+        <w:rPr>
+          <w:rFonts w:ascii="Charis SIL Regular" w:hAnsi="Charis SIL Regular" w:eastAsia="Charis SIL Regular"/>
+          <w:b w:val="0"/>
+          <w:i w:val="0"/>
+          <w:color w:val="0000FF"/>
+          <w:sz w:val="24"/>
+        </w:rPr>
+        <w:t xml:space="preserve"> </w:t>
+      </w:r>
+      <w:r>
+        <w:rPr>
+          <w:rFonts w:ascii="Charis SIL Regular" w:hAnsi="Charis SIL Regular" w:eastAsia="Charis SIL Regular"/>
+          <w:b w:val="0"/>
+          <w:i w:val="0"/>
+          <w:color w:val="0000FF"/>
+          <w:sz w:val="24"/>
+        </w:rPr>
+        <w:hyperlink r:id="rId11" w:history="1">
+          <w:r>
+            <w:rPr>
+              <w:rStyle w:val="Hyperlink"/>
+            </w:rPr>
+            <w:t>case</w:t>
+          </w:r>
+        </w:hyperlink>
+      </w:r>
+      <w:r>
+        <w:rPr>
+          <w:rFonts w:ascii="Charis SIL Regular" w:hAnsi="Charis SIL Regular" w:eastAsia="Charis SIL Regular"/>
+          <w:b w:val="0"/>
+          <w:i w:val="0"/>
+          <w:color w:val="0000FF"/>
+          <w:sz w:val="24"/>
+        </w:rPr>
+        <w:t xml:space="preserve"> </w:t>
+      </w:r>
+      <w:r>
+        <w:rPr>
+          <w:rFonts w:ascii="Charis SIL Regular" w:hAnsi="Charis SIL Regular" w:eastAsia="Charis SIL Regular"/>
+          <w:b w:val="0"/>
+          <w:i w:val="0"/>
+          <w:color w:val="0000FF"/>
+          <w:sz w:val="24"/>
+        </w:rPr>
+        <w:hyperlink r:id="rId11" w:history="1">
+          <w:r>
+            <w:rPr>
+              <w:rStyle w:val="Hyperlink"/>
+            </w:rPr>
+            <w:t>a</w:t>
+          </w:r>
+        </w:hyperlink>
+      </w:r>
+      <w:r>
+        <w:rPr>
+          <w:rFonts w:ascii="Charis SIL Regular" w:hAnsi="Charis SIL Regular" w:eastAsia="Charis SIL Regular"/>
+          <w:b w:val="0"/>
+          <w:i w:val="0"/>
+          <w:color w:val="0000FF"/>
+          <w:sz w:val="24"/>
+        </w:rPr>
+        <w:hyperlink r:id="rId11" w:history="1">
+          <w:r>
+            <w:rPr>
+              <w:rStyle w:val="Hyperlink"/>
+            </w:rPr>
+            <w:t xml:space="preserve">nd </w:t>
+          </w:r>
+        </w:hyperlink>
+      </w:r>
+      <w:r>
+        <w:rPr>
+          <w:rFonts w:ascii="Charis SIL Regular" w:hAnsi="Charis SIL Regular" w:eastAsia="Charis SIL Regular"/>
+          <w:b w:val="0"/>
+          <w:i w:val="0"/>
+          <w:color w:val="0000FF"/>
+          <w:sz w:val="24"/>
+        </w:rPr>
+        <w:hyperlink r:id="rId11" w:history="1">
+          <w:r>
+            <w:rPr>
+              <w:rStyle w:val="Hyperlink"/>
+            </w:rPr>
+            <w:t>de</w:t>
+          </w:r>
+        </w:hyperlink>
+      </w:r>
+      <w:r>
+        <w:rPr>
+          <w:rFonts w:ascii="Charis SIL Regular" w:hAnsi="Charis SIL Regular" w:eastAsia="Charis SIL Regular"/>
+          <w:b w:val="0"/>
+          <w:i w:val="0"/>
+          <w:color w:val="0000FF"/>
+          <w:sz w:val="24"/>
+        </w:rPr>
+        <w:hyperlink r:id="rId11" w:history="1">
+          <w:r>
+            <w:rPr>
+              <w:rStyle w:val="Hyperlink"/>
+            </w:rPr>
+            <w:t>c</w:t>
+          </w:r>
+        </w:hyperlink>
+      </w:r>
+      <w:r>
+        <w:rPr>
+          <w:rFonts w:ascii="Charis SIL Regular" w:hAnsi="Charis SIL Regular" w:eastAsia="Charis SIL Regular"/>
+          <w:b w:val="0"/>
+          <w:i w:val="0"/>
+          <w:color w:val="0000FF"/>
+          <w:sz w:val="24"/>
+        </w:rPr>
+        <w:hyperlink r:id="rId11" w:history="1">
+          <w:r>
+            <w:rPr>
+              <w:rStyle w:val="Hyperlink"/>
+            </w:rPr>
+            <w:t>oration</w:t>
+          </w:r>
+        </w:hyperlink>
+      </w:r>
+      <w:r>
+        <w:rPr>
+          <w:rFonts w:ascii="Charis SIL Regular" w:hAnsi="Charis SIL Regular" w:eastAsia="Charis SIL Regular"/>
+          <w:b w:val="0"/>
+          <w:i w:val="0"/>
+          <w:color w:val="0000FF"/>
+          <w:sz w:val="24"/>
+        </w:rPr>
+        <w:hyperlink r:id="rId11" w:history="1">
+          <w:r>
+            <w:rPr>
+              <w:rStyle w:val="Hyperlink"/>
+            </w:rPr>
+            <w:t>s</w:t>
+          </w:r>
+        </w:hyperlink>
+      </w:r>
+      <w:r>
+        <w:rPr>
+          <w:rFonts w:ascii="Charis SIL Regular" w:hAnsi="Charis SIL Regular" w:eastAsia="Charis SIL Regular"/>
+          <w:b w:val="0"/>
+          <w:i w:val="0"/>
+          <w:color w:val="0000FF"/>
+          <w:sz w:val="24"/>
+        </w:rPr>
+        <w:t xml:space="preserve"> </w:t>
+      </w:r>
+      <w:r>
+        <w:rPr>
+          <w:rFonts w:ascii="Charis SIL Regular" w:hAnsi="Charis SIL Regular" w:eastAsia="Charis SIL Regular"/>
+          <w:b w:val="0"/>
+          <w:i w:val="0"/>
+          <w:color w:val="0000FF"/>
+          <w:sz w:val="24"/>
+        </w:rPr>
+        <w:hyperlink r:id="rId11" w:history="1">
+          <w:r>
+            <w:rPr>
+              <w:rStyle w:val="Hyperlink"/>
+            </w:rPr>
+            <w:t>(5</w:t>
+          </w:r>
+        </w:hyperlink>
+      </w:r>
+      <w:r>
+        <w:rPr>
+          <w:rFonts w:ascii="Charis SIL Regular" w:hAnsi="Charis SIL Regular" w:eastAsia="Charis SIL Regular"/>
+          <w:b w:val="0"/>
+          <w:i w:val="0"/>
+          <w:color w:val="0000FF"/>
+          <w:sz w:val="24"/>
+        </w:rPr>
+        <w:t xml:space="preserve"> </w:t>
+      </w:r>
+      <w:r>
+        <w:rPr>
+          <w:rFonts w:ascii="Charis SIL Regular" w:hAnsi="Charis SIL Regular" w:eastAsia="Charis SIL Regular"/>
+          <w:b w:val="0"/>
+          <w:i w:val="0"/>
+          <w:color w:val="0000FF"/>
+          <w:sz w:val="24"/>
+        </w:rPr>
+        <w:hyperlink r:id="rId11" w:history="1">
+          <w:r>
+            <w:rPr>
+              <w:rStyle w:val="Hyperlink"/>
+            </w:rPr>
+            <w:t>×</w:t>
+          </w:r>
+        </w:hyperlink>
+      </w:r>
+      <w:r>
+        <w:rPr>
+          <w:rFonts w:ascii="Charis SIL Regular" w:hAnsi="Charis SIL Regular" w:eastAsia="Charis SIL Regular"/>
+          <w:b w:val="0"/>
+          <w:i w:val="0"/>
+          <w:color w:val="0000FF"/>
+          <w:sz w:val="24"/>
+        </w:rPr>
+        <w:t xml:space="preserve"> </w:t>
+      </w:r>
+      <w:r>
+        <w:rPr>
+          <w:rFonts w:ascii="Charis SIL Regular" w:hAnsi="Charis SIL Regular" w:eastAsia="Charis SIL Regular"/>
+          <w:b w:val="0"/>
+          <w:i w:val="0"/>
+          <w:color w:val="0000FF"/>
+          <w:sz w:val="24"/>
+        </w:rPr>
+        <w:hyperlink r:id="rId11" w:history="1">
+          <w:r>
+            <w:rPr>
+              <w:rStyle w:val="Hyperlink"/>
+            </w:rPr>
+            <w:t>22</w:t>
+          </w:r>
+        </w:hyperlink>
+      </w:r>
+      <w:r>
+        <w:rPr>
+          <w:rFonts w:ascii="Charis SIL Regular" w:hAnsi="Charis SIL Regular" w:eastAsia="Charis SIL Regular"/>
+          <w:b w:val="0"/>
+          <w:i w:val="0"/>
+          <w:color w:val="0000FF"/>
+          <w:sz w:val="24"/>
+        </w:rPr>
+        <w:t xml:space="preserve"> </w:t>
+      </w:r>
+      <w:r>
+        <w:rPr>
+          <w:rFonts w:ascii="Charis SIL Regular" w:hAnsi="Charis SIL Regular" w:eastAsia="Charis SIL Regular"/>
+          <w:b w:val="0"/>
+          <w:i w:val="0"/>
+          <w:color w:val="0000FF"/>
+          <w:sz w:val="24"/>
+        </w:rPr>
+        <w:hyperlink r:id="rId11" w:history="1">
+          <w:r>
+            <w:rPr>
+              <w:rStyle w:val="Hyperlink"/>
+            </w:rPr>
+            <w:t>×</w:t>
+          </w:r>
+        </w:hyperlink>
+      </w:r>
+      <w:r>
+        <w:rPr>
+          <w:rFonts w:ascii="Charis SIL Regular" w:hAnsi="Charis SIL Regular" w:eastAsia="Charis SIL Regular"/>
+          <w:b w:val="0"/>
+          <w:i w:val="0"/>
+          <w:color w:val="0000FF"/>
+          <w:sz w:val="24"/>
+        </w:rPr>
+        <w:t xml:space="preserve"> </w:t>
+      </w:r>
+      <w:r>
+        <w:rPr>
+          <w:rFonts w:ascii="Charis SIL Regular" w:hAnsi="Charis SIL Regular" w:eastAsia="Charis SIL Regular"/>
+          <w:b w:val="0"/>
+          <w:i w:val="0"/>
+          <w:color w:val="0000FF"/>
+          <w:sz w:val="24"/>
+        </w:rPr>
+        <w:hyperlink r:id="rId11" w:history="1">
+          <w:r>
+            <w:rPr>
+              <w:rStyle w:val="Hyperlink"/>
+            </w:rPr>
+            <w:t>9</w:t>
+          </w:r>
+        </w:hyperlink>
+      </w:r>
+      <w:r>
+        <w:rPr>
+          <w:rFonts w:ascii="Charis SIL Regular" w:hAnsi="Charis SIL Regular" w:eastAsia="Charis SIL Regular"/>
+          <w:b w:val="0"/>
+          <w:i w:val="0"/>
+          <w:color w:val="0000FF"/>
+          <w:sz w:val="24"/>
+        </w:rPr>
+        <w:t xml:space="preserve"> </w:t>
+      </w:r>
+      <w:r>
+        <w:rPr>
+          <w:rFonts w:ascii="Charis SIL Regular" w:hAnsi="Charis SIL Regular" w:eastAsia="Charis SIL Regular"/>
+          <w:b w:val="0"/>
+          <w:i w:val="0"/>
+          <w:color w:val="0000FF"/>
+          <w:sz w:val="24"/>
+        </w:rPr>
+        <w:hyperlink r:id="rId11" w:history="1">
+          <w:r>
+            <w:rPr>
+              <w:rStyle w:val="Hyperlink"/>
+            </w:rPr>
+            <w:t>c</w:t>
+          </w:r>
+        </w:hyperlink>
+      </w:r>
+      <w:r>
+        <w:rPr>
+          <w:rFonts w:ascii="Charis SIL Regular" w:hAnsi="Charis SIL Regular" w:eastAsia="Charis SIL Regular"/>
+          <w:b w:val="0"/>
+          <w:i w:val="0"/>
+          <w:color w:val="0000FF"/>
+          <w:sz w:val="24"/>
+        </w:rPr>
+        <w:hyperlink r:id="rId11" w:history="1">
+          <w:r>
+            <w:rPr>
+              <w:rStyle w:val="Hyperlink"/>
+            </w:rPr>
+            <w:t>m)</w:t>
+          </w:r>
+        </w:hyperlink>
+      </w:r>
+      <w:r>
+        <w:rPr>
+          <w:rFonts w:ascii="Charis SIL Regular" w:hAnsi="Charis SIL Regular" w:eastAsia="Charis SIL Regular"/>
+          <w:b w:val="0"/>
+          <w:i w:val="0"/>
+          <w:color w:val="0000FF"/>
+          <w:sz w:val="24"/>
+        </w:rPr>
+        <w:t xml:space="preserve"> </w:t>
+      </w:r>
+      <w:r>
+        <w:rPr>
+          <w:rFonts w:ascii="Charis SIL Regular" w:hAnsi="Charis SIL Regular" w:eastAsia="Charis SIL Regular"/>
+          <w:b w:val="0"/>
+          <w:i w:val="0"/>
+          <w:color w:val="0000FF"/>
+          <w:sz w:val="24"/>
+        </w:rPr>
+        <w:hyperlink r:id="rId11" w:history="1">
+          <w:r>
+            <w:rPr>
+              <w:rStyle w:val="Hyperlink"/>
+            </w:rPr>
+            <w:t>(old</w:t>
+          </w:r>
+        </w:hyperlink>
+      </w:r>
+      <w:r>
+        <w:rPr>
+          <w:rFonts w:ascii="Charis SIL Regular" w:hAnsi="Charis SIL Regular" w:eastAsia="Charis SIL Regular"/>
+          <w:b w:val="0"/>
+          <w:i w:val="0"/>
+          <w:color w:val="0000FF"/>
+          <w:sz w:val="24"/>
+        </w:rPr>
+        <w:t xml:space="preserve"> </w:t>
+      </w:r>
+      <w:r>
+        <w:rPr>
+          <w:rFonts w:ascii="Charis SIL Regular" w:hAnsi="Charis SIL Regular" w:eastAsia="Charis SIL Regular"/>
+          <w:b w:val="0"/>
+          <w:i w:val="0"/>
+          <w:color w:val="0000FF"/>
+          <w:sz w:val="24"/>
+        </w:rPr>
+        <w:hyperlink r:id="rId11" w:history="1">
+          <w:r>
+            <w:rPr>
+              <w:rStyle w:val="Hyperlink"/>
+            </w:rPr>
+            <w:t>i</w:t>
+          </w:r>
+        </w:hyperlink>
+      </w:r>
+      <w:r>
+        <w:rPr>
+          <w:rFonts w:ascii="Charis SIL Regular" w:hAnsi="Charis SIL Regular" w:eastAsia="Charis SIL Regular"/>
+          <w:b w:val="0"/>
+          <w:i w:val="0"/>
+          <w:color w:val="0000FF"/>
+          <w:sz w:val="24"/>
+        </w:rPr>
+        <w:hyperlink r:id="rId11" w:history="1">
+          <w:r>
+            <w:rPr>
+              <w:rStyle w:val="Hyperlink"/>
+            </w:rPr>
+            <w:t>nv.</w:t>
+          </w:r>
+        </w:hyperlink>
+      </w:r>
+      <w:r>
+        <w:rPr>
+          <w:rFonts w:ascii="Charis SIL Regular" w:hAnsi="Charis SIL Regular" w:eastAsia="Charis SIL Regular"/>
+          <w:b w:val="0"/>
+          <w:i w:val="0"/>
+          <w:color w:val="0000FF"/>
+          <w:sz w:val="24"/>
+        </w:rPr>
+        <w:t xml:space="preserve"> </w:t>
+      </w:r>
+      <w:r>
+        <w:rPr>
+          <w:rFonts w:ascii="Charis SIL Regular" w:hAnsi="Charis SIL Regular" w:eastAsia="Charis SIL Regular"/>
+          <w:b w:val="0"/>
+          <w:i w:val="0"/>
+          <w:color w:val="0000FF"/>
+          <w:sz w:val="24"/>
+        </w:rPr>
+        <w:hyperlink r:id="rId11" w:history="1">
+          <w:r>
+            <w:rPr>
+              <w:rStyle w:val="Hyperlink"/>
+            </w:rPr>
+            <w:t>no</w:t>
+          </w:r>
+        </w:hyperlink>
+      </w:r>
+      <w:r>
+        <w:rPr>
+          <w:rFonts w:ascii="Charis SIL Regular" w:hAnsi="Charis SIL Regular" w:eastAsia="Charis SIL Regular"/>
+          <w:b w:val="0"/>
+          <w:i w:val="0"/>
+          <w:color w:val="0000FF"/>
+          <w:sz w:val="24"/>
+        </w:rPr>
+        <w:hyperlink r:id="rId11" w:history="1">
+          <w:r>
+            <w:rPr>
+              <w:rStyle w:val="Hyperlink"/>
+            </w:rPr>
+            <w:t>.</w:t>
+          </w:r>
+        </w:hyperlink>
+      </w:r>
+      <w:r>
+        <w:rPr>
+          <w:rFonts w:ascii="Charis SIL Regular" w:hAnsi="Charis SIL Regular" w:eastAsia="Charis SIL Regular"/>
+          <w:b w:val="0"/>
+          <w:i w:val="0"/>
+          <w:color w:val="0000FF"/>
+          <w:sz w:val="24"/>
+        </w:rPr>
+        <w:t xml:space="preserve"> </w:t>
+      </w:r>
+      <w:r>
+        <w:rPr>
+          <w:rFonts w:ascii="Charis SIL Regular" w:hAnsi="Charis SIL Regular" w:eastAsia="Charis SIL Regular"/>
+          <w:b w:val="0"/>
+          <w:i w:val="0"/>
+          <w:color w:val="0000FF"/>
+          <w:sz w:val="24"/>
+        </w:rPr>
+        <w:hyperlink r:id="rId11" w:history="1">
+          <w:r>
+            <w:rPr>
+              <w:rStyle w:val="Hyperlink"/>
+            </w:rPr>
+            <w:t>x</w:t>
+          </w:r>
+        </w:hyperlink>
+      </w:r>
+      <w:r>
+        <w:rPr>
+          <w:rFonts w:ascii="Charis SIL Regular" w:hAnsi="Charis SIL Regular" w:eastAsia="Charis SIL Regular"/>
+          <w:b w:val="0"/>
+          <w:i w:val="0"/>
+          <w:color w:val="0000FF"/>
+          <w:sz w:val="24"/>
+        </w:rPr>
+        <w:t xml:space="preserve"> </w:t>
+      </w:r>
+      <w:r>
+        <w:rPr>
+          <w:rFonts w:ascii="Charis SIL Regular" w:hAnsi="Charis SIL Regular" w:eastAsia="Charis SIL Regular"/>
+          <w:b w:val="0"/>
+          <w:i w:val="0"/>
+          <w:color w:val="0000FF"/>
+          <w:sz w:val="24"/>
+        </w:rPr>
+        <w:hyperlink r:id="rId11" w:history="1">
+          <w:r>
+            <w:rPr>
+              <w:rStyle w:val="Hyperlink"/>
+            </w:rPr>
+            <w:t>42.12</w:t>
+          </w:r>
+        </w:hyperlink>
+      </w:r>
+      <w:r>
+        <w:rPr>
+          <w:rFonts w:ascii="Charis SIL Regular" w:hAnsi="Charis SIL Regular" w:eastAsia="Charis SIL Regular"/>
+          <w:b w:val="0"/>
+          <w:i w:val="0"/>
+          <w:color w:val="0000FF"/>
+          <w:sz w:val="24"/>
+        </w:rPr>
+        <w:hyperlink r:id="rId11" w:history="1">
+          <w:r>
+            <w:rPr>
+              <w:rStyle w:val="Hyperlink"/>
+            </w:rPr>
+            <w:t>5</w:t>
+          </w:r>
+        </w:hyperlink>
+      </w:r>
+      <w:r>
+        <w:rPr>
+          <w:rFonts w:ascii="Charis SIL Regular" w:hAnsi="Charis SIL Regular" w:eastAsia="Charis SIL Regular"/>
+          <w:b w:val="0"/>
+          <w:i w:val="0"/>
+          <w:color w:val="0000FF"/>
+          <w:sz w:val="24"/>
+        </w:rPr>
+        <w:hyperlink r:id="rId11" w:history="1">
+          <w:r>
+            <w:rPr>
+              <w:rStyle w:val="Hyperlink"/>
+            </w:rPr>
+            <w:t>?).</w:t>
+          </w:r>
+        </w:hyperlink>
+      </w:r>
+    </w:p>
+    <w:p>
+      <w:pPr>
+        <w:autoSpaceDN w:val="0"/>
+        <w:autoSpaceDE w:val="0"/>
+        <w:widowControl/>
+        <w:spacing w:line="420" w:lineRule="exact" w:before="204" w:after="0"/>
         <w:ind w:left="0" w:right="0" w:firstLine="0"/>
         <w:jc w:val="left"/>
       </w:pPr>
@@ -136,7 +5030,7 @@
         <w:autoSpaceDN w:val="0"/>
         <w:autoSpaceDE w:val="0"/>
         <w:widowControl/>
-        <w:spacing w:line="538" w:lineRule="exact" w:before="192" w:after="0"/>
+        <w:spacing w:line="540" w:lineRule="exact" w:before="192" w:after="0"/>
         <w:ind w:left="0" w:right="0" w:firstLine="0"/>
         <w:jc w:val="left"/>
       </w:pPr>
@@ -156,7 +5050,7 @@
         <w:autoSpaceDN w:val="0"/>
         <w:autoSpaceDE w:val="0"/>
         <w:widowControl/>
-        <w:spacing w:line="288" w:lineRule="exact" w:before="294" w:after="0"/>
+        <w:spacing w:line="288" w:lineRule="exact" w:before="292" w:after="0"/>
         <w:ind w:left="388" w:right="3600" w:firstLine="0"/>
         <w:jc w:val="left"/>
       </w:pPr>
@@ -424,66 +5318,6 @@
           <w:u w:val="single"/>
         </w:rPr>
         <w:t>dam</w:t>
-      </w:r>
-    </w:p>
-    <w:p>
-      <w:pPr>
-        <w:autoSpaceDN w:val="0"/>
-        <w:autoSpaceDE w:val="0"/>
-        <w:widowControl/>
-        <w:spacing w:line="354" w:lineRule="exact" w:before="174" w:after="0"/>
-        <w:ind w:left="0" w:right="0" w:firstLine="0"/>
-        <w:jc w:val="left"/>
-      </w:pPr>
-      <w:r>
-        <w:rPr>
-          <w:rFonts w:ascii="Charis SIL Regular" w:hAnsi="Charis SIL Regular" w:eastAsia="Charis SIL Regular"/>
-          <w:b w:val="0"/>
-          <w:i w:val="0"/>
-          <w:color w:val="000000"/>
-          <w:sz w:val="24"/>
-        </w:rPr>
-        <w:t>THIS RA HAS NO SOURCES</w:t>
-      </w:r>
-    </w:p>
-    <w:p>
-      <w:pPr>
-        <w:autoSpaceDN w:val="0"/>
-        <w:autoSpaceDE w:val="0"/>
-        <w:widowControl/>
-        <w:spacing w:line="540" w:lineRule="exact" w:before="476" w:after="0"/>
-        <w:ind w:left="0" w:right="0" w:firstLine="0"/>
-        <w:jc w:val="left"/>
-      </w:pPr>
-      <w:r>
-        <w:rPr>
-          <w:rFonts w:ascii="Charis SIL Bold" w:hAnsi="Charis SIL Bold" w:eastAsia="Charis SIL Bold"/>
-          <w:b/>
-          <w:i w:val="0"/>
-          <w:color w:val="000000"/>
-          <w:sz w:val="36"/>
-        </w:rPr>
-        <w:t>Relevant Data</w:t>
-      </w:r>
-    </w:p>
-    <w:p>
-      <w:pPr>
-        <w:autoSpaceDN w:val="0"/>
-        <w:autoSpaceDE w:val="0"/>
-        <w:widowControl/>
-        <w:spacing w:line="352" w:lineRule="exact" w:before="228" w:after="0"/>
-        <w:ind w:left="0" w:right="0" w:firstLine="0"/>
-        <w:jc w:val="left"/>
-      </w:pPr>
-      <w:r>
-        <w:rPr>
-          <w:rFonts w:ascii="Charis SIL Regular" w:hAnsi="Charis SIL Regular" w:eastAsia="Charis SIL Regular"/>
-          <w:b w:val="0"/>
-          <w:i w:val="0"/>
-          <w:color w:val="000000"/>
-          <w:sz w:val="24"/>
-        </w:rPr>
-        <w:t>TO BE FILLED</w:t>
       </w:r>
     </w:p>
     <w:p>
@@ -497,6 +5331,66 @@
       </w:pPr>
       <w:r>
         <w:rPr>
+          <w:rFonts w:ascii="Charis SIL Regular" w:hAnsi="Charis SIL Regular" w:eastAsia="Charis SIL Regular"/>
+          <w:b w:val="0"/>
+          <w:i w:val="0"/>
+          <w:color w:val="000000"/>
+          <w:sz w:val="24"/>
+        </w:rPr>
+        <w:t>THIS RA HAS NO SOURCES</w:t>
+      </w:r>
+    </w:p>
+    <w:p>
+      <w:pPr>
+        <w:autoSpaceDN w:val="0"/>
+        <w:autoSpaceDE w:val="0"/>
+        <w:widowControl/>
+        <w:spacing w:line="538" w:lineRule="exact" w:before="478" w:after="0"/>
+        <w:ind w:left="0" w:right="0" w:firstLine="0"/>
+        <w:jc w:val="left"/>
+      </w:pPr>
+      <w:r>
+        <w:rPr>
+          <w:rFonts w:ascii="Charis SIL Bold" w:hAnsi="Charis SIL Bold" w:eastAsia="Charis SIL Bold"/>
+          <w:b/>
+          <w:i w:val="0"/>
+          <w:color w:val="000000"/>
+          <w:sz w:val="36"/>
+        </w:rPr>
+        <w:t>Relevant Data</w:t>
+      </w:r>
+    </w:p>
+    <w:p>
+      <w:pPr>
+        <w:autoSpaceDN w:val="0"/>
+        <w:autoSpaceDE w:val="0"/>
+        <w:widowControl/>
+        <w:spacing w:line="352" w:lineRule="exact" w:before="230" w:after="0"/>
+        <w:ind w:left="0" w:right="0" w:firstLine="0"/>
+        <w:jc w:val="left"/>
+      </w:pPr>
+      <w:r>
+        <w:rPr>
+          <w:rFonts w:ascii="Charis SIL Regular" w:hAnsi="Charis SIL Regular" w:eastAsia="Charis SIL Regular"/>
+          <w:b w:val="0"/>
+          <w:i w:val="0"/>
+          <w:color w:val="000000"/>
+          <w:sz w:val="24"/>
+        </w:rPr>
+        <w:t>TO BE FILLED</w:t>
+      </w:r>
+    </w:p>
+    <w:p>
+      <w:pPr>
+        <w:autoSpaceDN w:val="0"/>
+        <w:autoSpaceDE w:val="0"/>
+        <w:widowControl/>
+        <w:spacing w:line="352" w:lineRule="exact" w:before="176" w:after="0"/>
+        <w:ind w:left="0" w:right="0" w:firstLine="0"/>
+        <w:jc w:val="left"/>
+      </w:pPr>
+      <w:r>
+        <w:rPr>
           <w:rFonts w:ascii="Charis SIL Italic" w:hAnsi="Charis SIL Italic" w:eastAsia="Charis SIL Italic"/>
           <w:b w:val="0"/>
           <w:i/>
@@ -508,7 +5402,7 @@
     </w:p>
     <w:sectPr>
       <w:pgSz w:w="11900" w:h="16840"/>
-      <w:pgMar w:top="448" w:right="940" w:bottom="1440" w:left="960" w:header="720" w:footer="720" w:gutter="0"/>
+      <w:pgMar w:top="448" w:right="938" w:bottom="1180" w:left="960" w:header="720" w:footer="720" w:gutter="0"/>
       <w:cols/>
       <w:docGrid w:linePitch="360"/>
     </w:sectPr>

--- a/EXPORTS/DOCX/review/niveau2/Dutch/Sri Lanka.docx
+++ b/EXPORTS/DOCX/review/niveau2/Dutch/Sri Lanka.docx
@@ -887,6 +887,7 @@
           <w:i w:val="0"/>
           <w:color w:val="0000FF"/>
           <w:sz w:val="24"/>
+          <w:u w:val="single"/>
         </w:rPr>
         <w:t>m</w:t>
       </w:r>
@@ -1456,7 +1457,7 @@
           <w:color w:val="0000FF"/>
           <w:sz w:val="24"/>
         </w:rPr>
-        <w:hyperlink r:id="rId10" w:history="1">
+        <w:hyperlink r:id="rId9" w:history="1">
           <w:r>
             <w:rPr>
               <w:rStyle w:val="Hyperlink"/>
@@ -1473,7 +1474,7 @@
           <w:color w:val="0000FF"/>
           <w:sz w:val="24"/>
         </w:rPr>
-        <w:hyperlink r:id="rId10" w:history="1">
+        <w:hyperlink r:id="rId9" w:history="1">
           <w:r>
             <w:rPr>
               <w:rStyle w:val="Hyperlink"/>
@@ -1490,7 +1491,7 @@
           <w:color w:val="0000FF"/>
           <w:sz w:val="24"/>
         </w:rPr>
-        <w:hyperlink r:id="rId10" w:history="1">
+        <w:hyperlink r:id="rId9" w:history="1">
           <w:r>
             <w:rPr>
               <w:rStyle w:val="Hyperlink"/>
@@ -1507,12 +1508,855 @@
           <w:color w:val="0000FF"/>
           <w:sz w:val="24"/>
         </w:rPr>
+        <w:hyperlink r:id="rId9" w:history="1">
+          <w:r>
+            <w:rPr>
+              <w:rStyle w:val="Hyperlink"/>
+            </w:rPr>
+            <w:t>g</w:t>
+          </w:r>
+        </w:hyperlink>
+      </w:r>
+      <w:r>
+        <w:rPr>
+          <w:rFonts w:ascii="Charis SIL Regular" w:hAnsi="Charis SIL Regular" w:eastAsia="Charis SIL Regular"/>
+          <w:b w:val="0"/>
+          <w:i w:val="0"/>
+          <w:color w:val="0000FF"/>
+          <w:sz w:val="24"/>
+        </w:rPr>
+        <w:hyperlink r:id="rId9" w:history="1">
+          <w:r>
+            <w:rPr>
+              <w:rStyle w:val="Hyperlink"/>
+            </w:rPr>
+            <w:t>a</w:t>
+          </w:r>
+        </w:hyperlink>
+      </w:r>
+      <w:r>
+        <w:rPr>
+          <w:rFonts w:ascii="Charis SIL Regular" w:hAnsi="Charis SIL Regular" w:eastAsia="Charis SIL Regular"/>
+          <w:b w:val="0"/>
+          <w:i w:val="0"/>
+          <w:color w:val="0000FF"/>
+          <w:sz w:val="24"/>
+        </w:rPr>
+        <w:t xml:space="preserve"> </w:t>
+      </w:r>
+      <w:r>
+        <w:rPr>
+          <w:rFonts w:ascii="Charis SIL Regular" w:hAnsi="Charis SIL Regular" w:eastAsia="Charis SIL Regular"/>
+          <w:b w:val="0"/>
+          <w:i w:val="0"/>
+          <w:color w:val="0000FF"/>
+          <w:sz w:val="24"/>
+        </w:rPr>
+        <w:hyperlink r:id="rId9" w:history="1">
+          <w:r>
+            <w:rPr>
+              <w:rStyle w:val="Hyperlink"/>
+            </w:rPr>
+            <w:t>of</w:t>
+          </w:r>
+        </w:hyperlink>
+      </w:r>
+      <w:r>
+        <w:rPr>
+          <w:rFonts w:ascii="Charis SIL Regular" w:hAnsi="Charis SIL Regular" w:eastAsia="Charis SIL Regular"/>
+          <w:b w:val="0"/>
+          <w:i w:val="0"/>
+          <w:color w:val="0000FF"/>
+          <w:sz w:val="24"/>
+        </w:rPr>
+        <w:t xml:space="preserve"> </w:t>
+      </w:r>
+      <w:r>
+        <w:rPr>
+          <w:rFonts w:ascii="Charis SIL Regular" w:hAnsi="Charis SIL Regular" w:eastAsia="Charis SIL Regular"/>
+          <w:b w:val="0"/>
+          <w:i w:val="0"/>
+          <w:color w:val="0000FF"/>
+          <w:sz w:val="24"/>
+        </w:rPr>
+        <w:hyperlink r:id="rId9" w:history="1">
+          <w:r>
+            <w:rPr>
+              <w:rStyle w:val="Hyperlink"/>
+            </w:rPr>
+            <w:t>Kan</w:t>
+          </w:r>
+        </w:hyperlink>
+      </w:r>
+      <w:r>
+        <w:rPr>
+          <w:rFonts w:ascii="Charis SIL Regular" w:hAnsi="Charis SIL Regular" w:eastAsia="Charis SIL Regular"/>
+          <w:b w:val="0"/>
+          <w:i w:val="0"/>
+          <w:color w:val="0000FF"/>
+          <w:sz w:val="24"/>
+        </w:rPr>
         <w:hyperlink r:id="rId10" w:history="1">
           <w:r>
             <w:rPr>
               <w:rStyle w:val="Hyperlink"/>
             </w:rPr>
-            <w:t>g</w:t>
+            <w:t>dy</w:t>
+          </w:r>
+        </w:hyperlink>
+      </w:r>
+      <w:r>
+        <w:rPr>
+          <w:rFonts w:ascii="Charis SIL Regular" w:hAnsi="Charis SIL Regular" w:eastAsia="Charis SIL Regular"/>
+          <w:b w:val="0"/>
+          <w:i w:val="0"/>
+          <w:color w:val="0000FF"/>
+          <w:sz w:val="24"/>
+        </w:rPr>
+        <w:t xml:space="preserve"> </w:t>
+      </w:r>
+      <w:r>
+        <w:rPr>
+          <w:rFonts w:ascii="Charis SIL Regular" w:hAnsi="Charis SIL Regular" w:eastAsia="Charis SIL Regular"/>
+          <w:b w:val="0"/>
+          <w:i w:val="0"/>
+          <w:color w:val="0000FF"/>
+          <w:sz w:val="24"/>
+        </w:rPr>
+        <w:hyperlink r:id="rId10" w:history="1">
+          <w:r>
+            <w:rPr>
+              <w:rStyle w:val="Hyperlink"/>
+            </w:rPr>
+            <w:t>(or</w:t>
+          </w:r>
+        </w:hyperlink>
+      </w:r>
+      <w:r>
+        <w:rPr>
+          <w:rFonts w:ascii="Charis SIL Regular" w:hAnsi="Charis SIL Regular" w:eastAsia="Charis SIL Regular"/>
+          <w:b w:val="0"/>
+          <w:i w:val="0"/>
+          <w:color w:val="0000FF"/>
+          <w:sz w:val="24"/>
+        </w:rPr>
+        <w:t xml:space="preserve"> </w:t>
+      </w:r>
+      <w:r>
+        <w:rPr>
+          <w:rFonts w:ascii="Charis SIL Regular" w:hAnsi="Charis SIL Regular" w:eastAsia="Charis SIL Regular"/>
+          <w:b w:val="0"/>
+          <w:i w:val="0"/>
+          <w:color w:val="0000FF"/>
+          <w:sz w:val="24"/>
+        </w:rPr>
+        <w:hyperlink r:id="rId10" w:history="1">
+          <w:r>
+            <w:rPr>
+              <w:rStyle w:val="Hyperlink"/>
+            </w:rPr>
+            <w:t>his</w:t>
+          </w:r>
+        </w:hyperlink>
+      </w:r>
+      <w:r>
+        <w:rPr>
+          <w:rFonts w:ascii="Charis SIL Regular" w:hAnsi="Charis SIL Regular" w:eastAsia="Charis SIL Regular"/>
+          <w:b w:val="0"/>
+          <w:i w:val="0"/>
+          <w:color w:val="0000FF"/>
+          <w:sz w:val="24"/>
+        </w:rPr>
+        <w:t xml:space="preserve"> </w:t>
+      </w:r>
+      <w:r>
+        <w:rPr>
+          <w:rFonts w:ascii="Charis SIL Regular" w:hAnsi="Charis SIL Regular" w:eastAsia="Charis SIL Regular"/>
+          <w:b w:val="0"/>
+          <w:i w:val="0"/>
+          <w:color w:val="0000FF"/>
+          <w:sz w:val="24"/>
+        </w:rPr>
+        <w:hyperlink r:id="rId10" w:history="1">
+          <w:r>
+            <w:rPr>
+              <w:rStyle w:val="Hyperlink"/>
+            </w:rPr>
+            <w:t>court)</w:t>
+          </w:r>
+        </w:hyperlink>
+      </w:r>
+      <w:r>
+        <w:rPr>
+          <w:rFonts w:ascii="Charis SIL Regular" w:hAnsi="Charis SIL Regular" w:eastAsia="Charis SIL Regular"/>
+          <w:b w:val="0"/>
+          <w:i w:val="0"/>
+          <w:color w:val="0000FF"/>
+          <w:sz w:val="24"/>
+        </w:rPr>
+        <w:t xml:space="preserve"> </w:t>
+      </w:r>
+      <w:r>
+        <w:rPr>
+          <w:rFonts w:ascii="Charis SIL Regular" w:hAnsi="Charis SIL Regular" w:eastAsia="Charis SIL Regular"/>
+          <w:b w:val="0"/>
+          <w:i w:val="0"/>
+          <w:color w:val="0000FF"/>
+          <w:sz w:val="24"/>
+        </w:rPr>
+        <w:hyperlink r:id="rId10" w:history="1">
+          <w:r>
+            <w:rPr>
+              <w:rStyle w:val="Hyperlink"/>
+            </w:rPr>
+            <w:t>to</w:t>
+          </w:r>
+        </w:hyperlink>
+      </w:r>
+      <w:r>
+        <w:rPr>
+          <w:rFonts w:ascii="Charis SIL Regular" w:hAnsi="Charis SIL Regular" w:eastAsia="Charis SIL Regular"/>
+          <w:b w:val="0"/>
+          <w:i w:val="0"/>
+          <w:color w:val="0000FF"/>
+          <w:sz w:val="24"/>
+        </w:rPr>
+        <w:t xml:space="preserve"> </w:t>
+      </w:r>
+      <w:r>
+        <w:rPr>
+          <w:rFonts w:ascii="Charis SIL Regular" w:hAnsi="Charis SIL Regular" w:eastAsia="Charis SIL Regular"/>
+          <w:b w:val="0"/>
+          <w:i w:val="0"/>
+          <w:color w:val="0000FF"/>
+          <w:sz w:val="24"/>
+        </w:rPr>
+        <w:hyperlink r:id="rId10" w:history="1">
+          <w:r>
+            <w:rPr>
+              <w:rStyle w:val="Hyperlink"/>
+            </w:rPr>
+            <w:t xml:space="preserve">Governor </w:t>
+          </w:r>
+        </w:hyperlink>
+      </w:r>
+      <w:r>
+        <w:rPr>
+          <w:rFonts w:ascii="Charis SIL Regular" w:hAnsi="Charis SIL Regular" w:eastAsia="Charis SIL Regular"/>
+          <w:b w:val="0"/>
+          <w:i w:val="0"/>
+          <w:color w:val="0000FF"/>
+          <w:sz w:val="24"/>
+        </w:rPr>
+        <w:hyperlink r:id="rId10" w:history="1">
+          <w:r>
+            <w:rPr>
+              <w:rStyle w:val="Hyperlink"/>
+            </w:rPr>
+            <w:t>Julius</w:t>
+          </w:r>
+        </w:hyperlink>
+      </w:r>
+      <w:r>
+        <w:rPr>
+          <w:rFonts w:ascii="Charis SIL Regular" w:hAnsi="Charis SIL Regular" w:eastAsia="Charis SIL Regular"/>
+          <w:b w:val="0"/>
+          <w:i w:val="0"/>
+          <w:color w:val="0000FF"/>
+          <w:sz w:val="24"/>
+        </w:rPr>
+        <w:t xml:space="preserve"> </w:t>
+      </w:r>
+      <w:r>
+        <w:rPr>
+          <w:rFonts w:ascii="Charis SIL Regular" w:hAnsi="Charis SIL Regular" w:eastAsia="Charis SIL Regular"/>
+          <w:b w:val="0"/>
+          <w:i w:val="0"/>
+          <w:color w:val="0000FF"/>
+          <w:sz w:val="24"/>
+        </w:rPr>
+        <w:hyperlink r:id="rId10" w:history="1">
+          <w:r>
+            <w:rPr>
+              <w:rStyle w:val="Hyperlink"/>
+            </w:rPr>
+            <w:t>Valent</w:t>
+          </w:r>
+        </w:hyperlink>
+      </w:r>
+      <w:r>
+        <w:rPr>
+          <w:rFonts w:ascii="Charis SIL Regular" w:hAnsi="Charis SIL Regular" w:eastAsia="Charis SIL Regular"/>
+          <w:b w:val="0"/>
+          <w:i w:val="0"/>
+          <w:color w:val="0000FF"/>
+          <w:sz w:val="24"/>
+        </w:rPr>
+        <w:hyperlink r:id="rId10" w:history="1">
+          <w:r>
+            <w:rPr>
+              <w:rStyle w:val="Hyperlink"/>
+            </w:rPr>
+            <w:t>i</w:t>
+          </w:r>
+        </w:hyperlink>
+      </w:r>
+      <w:r>
+        <w:rPr>
+          <w:rFonts w:ascii="Charis SIL Regular" w:hAnsi="Charis SIL Regular" w:eastAsia="Charis SIL Regular"/>
+          <w:b w:val="0"/>
+          <w:i w:val="0"/>
+          <w:color w:val="0000FF"/>
+          <w:sz w:val="24"/>
+        </w:rPr>
+        <w:hyperlink r:id="rId10" w:history="1">
+          <w:r>
+            <w:rPr>
+              <w:rStyle w:val="Hyperlink"/>
+            </w:rPr>
+            <w:t>jn</w:t>
+          </w:r>
+        </w:hyperlink>
+      </w:r>
+      <w:r>
+        <w:rPr>
+          <w:rFonts w:ascii="Charis SIL Regular" w:hAnsi="Charis SIL Regular" w:eastAsia="Charis SIL Regular"/>
+          <w:b w:val="0"/>
+          <w:i w:val="0"/>
+          <w:color w:val="0000FF"/>
+          <w:sz w:val="24"/>
+        </w:rPr>
+        <w:t xml:space="preserve"> </w:t>
+      </w:r>
+      <w:r>
+        <w:rPr>
+          <w:rFonts w:ascii="Charis SIL Regular" w:hAnsi="Charis SIL Regular" w:eastAsia="Charis SIL Regular"/>
+          <w:b w:val="0"/>
+          <w:i w:val="0"/>
+          <w:color w:val="0000FF"/>
+          <w:sz w:val="24"/>
+        </w:rPr>
+        <w:hyperlink r:id="rId10" w:history="1">
+          <w:r>
+            <w:rPr>
+              <w:rStyle w:val="Hyperlink"/>
+            </w:rPr>
+            <w:t>Stei</w:t>
+          </w:r>
+        </w:hyperlink>
+      </w:r>
+      <w:r>
+        <w:rPr>
+          <w:rFonts w:ascii="Charis SIL Regular" w:hAnsi="Charis SIL Regular" w:eastAsia="Charis SIL Regular"/>
+          <w:b w:val="0"/>
+          <w:i w:val="0"/>
+          <w:color w:val="0000FF"/>
+          <w:sz w:val="24"/>
+        </w:rPr>
+        <w:hyperlink r:id="rId10" w:history="1">
+          <w:r>
+            <w:rPr>
+              <w:rStyle w:val="Hyperlink"/>
+            </w:rPr>
+            <w:t>n</w:t>
+          </w:r>
+        </w:hyperlink>
+      </w:r>
+      <w:r>
+        <w:rPr>
+          <w:rFonts w:ascii="Charis SIL Regular" w:hAnsi="Charis SIL Regular" w:eastAsia="Charis SIL Regular"/>
+          <w:b w:val="0"/>
+          <w:i w:val="0"/>
+          <w:color w:val="0000FF"/>
+          <w:sz w:val="24"/>
+        </w:rPr>
+        <w:t xml:space="preserve"> </w:t>
+      </w:r>
+      <w:r>
+        <w:rPr>
+          <w:rFonts w:ascii="Charis SIL Regular" w:hAnsi="Charis SIL Regular" w:eastAsia="Charis SIL Regular"/>
+          <w:b w:val="0"/>
+          <w:i w:val="0"/>
+          <w:color w:val="0000FF"/>
+          <w:sz w:val="24"/>
+        </w:rPr>
+        <w:hyperlink r:id="rId10" w:history="1">
+          <w:r>
+            <w:rPr>
+              <w:rStyle w:val="Hyperlink"/>
+            </w:rPr>
+            <w:t>van</w:t>
+          </w:r>
+        </w:hyperlink>
+      </w:r>
+      <w:r>
+        <w:rPr>
+          <w:rFonts w:ascii="Charis SIL Regular" w:hAnsi="Charis SIL Regular" w:eastAsia="Charis SIL Regular"/>
+          <w:b w:val="0"/>
+          <w:i w:val="0"/>
+          <w:color w:val="0000FF"/>
+          <w:sz w:val="24"/>
+        </w:rPr>
+        <w:t xml:space="preserve"> </w:t>
+      </w:r>
+      <w:r>
+        <w:rPr>
+          <w:rFonts w:ascii="Charis SIL Regular" w:hAnsi="Charis SIL Regular" w:eastAsia="Charis SIL Regular"/>
+          <w:b w:val="0"/>
+          <w:i w:val="0"/>
+          <w:color w:val="0000FF"/>
+          <w:sz w:val="24"/>
+        </w:rPr>
+        <w:hyperlink r:id="rId10" w:history="1">
+          <w:r>
+            <w:rPr>
+              <w:rStyle w:val="Hyperlink"/>
+            </w:rPr>
+            <w:t>Goll</w:t>
+          </w:r>
+        </w:hyperlink>
+      </w:r>
+      <w:r>
+        <w:rPr>
+          <w:rFonts w:ascii="Charis SIL Regular" w:hAnsi="Charis SIL Regular" w:eastAsia="Charis SIL Regular"/>
+          <w:b w:val="0"/>
+          <w:i w:val="0"/>
+          <w:color w:val="0000FF"/>
+          <w:sz w:val="24"/>
+        </w:rPr>
+        <w:hyperlink r:id="rId10" w:history="1">
+          <w:r>
+            <w:rPr>
+              <w:rStyle w:val="Hyperlink"/>
+            </w:rPr>
+            <w:t>o</w:t>
+          </w:r>
+        </w:hyperlink>
+      </w:r>
+      <w:r>
+        <w:rPr>
+          <w:rFonts w:ascii="Charis SIL Regular" w:hAnsi="Charis SIL Regular" w:eastAsia="Charis SIL Regular"/>
+          <w:b w:val="0"/>
+          <w:i w:val="0"/>
+          <w:color w:val="0000FF"/>
+          <w:sz w:val="24"/>
+        </w:rPr>
+        <w:hyperlink r:id="rId10" w:history="1">
+          <w:r>
+            <w:rPr>
+              <w:rStyle w:val="Hyperlink"/>
+            </w:rPr>
+            <w:t>ne</w:t>
+          </w:r>
+        </w:hyperlink>
+      </w:r>
+      <w:r>
+        <w:rPr>
+          <w:rFonts w:ascii="Charis SIL Regular" w:hAnsi="Charis SIL Regular" w:eastAsia="Charis SIL Regular"/>
+          <w:b w:val="0"/>
+          <w:i w:val="0"/>
+          <w:color w:val="0000FF"/>
+          <w:sz w:val="24"/>
+        </w:rPr>
+        <w:hyperlink r:id="rId10" w:history="1">
+          <w:r>
+            <w:rPr>
+              <w:rStyle w:val="Hyperlink"/>
+            </w:rPr>
+            <w:t>s</w:t>
+          </w:r>
+        </w:hyperlink>
+      </w:r>
+      <w:r>
+        <w:rPr>
+          <w:rFonts w:ascii="Charis SIL Regular" w:hAnsi="Charis SIL Regular" w:eastAsia="Charis SIL Regular"/>
+          <w:b w:val="0"/>
+          <w:i w:val="0"/>
+          <w:color w:val="0000FF"/>
+          <w:sz w:val="24"/>
+        </w:rPr>
+        <w:hyperlink r:id="rId10" w:history="1">
+          <w:r>
+            <w:rPr>
+              <w:rStyle w:val="Hyperlink"/>
+            </w:rPr>
+            <w:t>se,</w:t>
+          </w:r>
+        </w:hyperlink>
+      </w:r>
+      <w:r>
+        <w:rPr>
+          <w:rFonts w:ascii="Charis SIL Regular" w:hAnsi="Charis SIL Regular" w:eastAsia="Charis SIL Regular"/>
+          <w:b w:val="0"/>
+          <w:i w:val="0"/>
+          <w:color w:val="0000FF"/>
+          <w:sz w:val="24"/>
+        </w:rPr>
+        <w:t xml:space="preserve"> </w:t>
+      </w:r>
+      <w:r>
+        <w:rPr>
+          <w:rFonts w:ascii="Charis SIL Regular" w:hAnsi="Charis SIL Regular" w:eastAsia="Charis SIL Regular"/>
+          <w:b w:val="0"/>
+          <w:i w:val="0"/>
+          <w:color w:val="0000FF"/>
+          <w:sz w:val="24"/>
+        </w:rPr>
+        <w:hyperlink r:id="rId10" w:history="1">
+          <w:r>
+            <w:rPr>
+              <w:rStyle w:val="Hyperlink"/>
+            </w:rPr>
+            <w:t>co</w:t>
+          </w:r>
+        </w:hyperlink>
+      </w:r>
+      <w:r>
+        <w:rPr>
+          <w:rFonts w:ascii="Charis SIL Regular" w:hAnsi="Charis SIL Regular" w:eastAsia="Charis SIL Regular"/>
+          <w:b w:val="0"/>
+          <w:i w:val="0"/>
+          <w:color w:val="0000FF"/>
+          <w:sz w:val="24"/>
+        </w:rPr>
+        <w:hyperlink r:id="rId10" w:history="1">
+          <w:r>
+            <w:rPr>
+              <w:rStyle w:val="Hyperlink"/>
+            </w:rPr>
+            <w:t>n</w:t>
+          </w:r>
+        </w:hyperlink>
+      </w:r>
+      <w:r>
+        <w:rPr>
+          <w:rFonts w:ascii="Charis SIL Regular" w:hAnsi="Charis SIL Regular" w:eastAsia="Charis SIL Regular"/>
+          <w:b w:val="0"/>
+          <w:i w:val="0"/>
+          <w:color w:val="0000FF"/>
+          <w:sz w:val="24"/>
+        </w:rPr>
+        <w:hyperlink r:id="rId10" w:history="1">
+          <w:r>
+            <w:rPr>
+              <w:rStyle w:val="Hyperlink"/>
+            </w:rPr>
+            <w:t>cerning</w:t>
+          </w:r>
+        </w:hyperlink>
+      </w:r>
+      <w:r>
+        <w:rPr>
+          <w:rFonts w:ascii="Charis SIL Regular" w:hAnsi="Charis SIL Regular" w:eastAsia="Charis SIL Regular"/>
+          <w:b w:val="0"/>
+          <w:i w:val="0"/>
+          <w:color w:val="0000FF"/>
+          <w:sz w:val="24"/>
+        </w:rPr>
+        <w:t xml:space="preserve"> </w:t>
+      </w:r>
+      <w:r>
+        <w:rPr>
+          <w:rFonts w:ascii="Charis SIL Regular" w:hAnsi="Charis SIL Regular" w:eastAsia="Charis SIL Regular"/>
+          <w:b w:val="0"/>
+          <w:i w:val="0"/>
+          <w:color w:val="0000FF"/>
+          <w:sz w:val="24"/>
+        </w:rPr>
+        <w:hyperlink r:id="rId10" w:history="1">
+          <w:r>
+            <w:rPr>
+              <w:rStyle w:val="Hyperlink"/>
+            </w:rPr>
+            <w:t>t</w:t>
+          </w:r>
+        </w:hyperlink>
+      </w:r>
+      <w:r>
+        <w:rPr>
+          <w:rFonts w:ascii="Charis SIL Regular" w:hAnsi="Charis SIL Regular" w:eastAsia="Charis SIL Regular"/>
+          <w:b w:val="0"/>
+          <w:i w:val="0"/>
+          <w:color w:val="0000FF"/>
+          <w:sz w:val="24"/>
+        </w:rPr>
+        <w:hyperlink r:id="rId10" w:history="1">
+          <w:r>
+            <w:rPr>
+              <w:rStyle w:val="Hyperlink"/>
+            </w:rPr>
+            <w:t>h</w:t>
+          </w:r>
+        </w:hyperlink>
+      </w:r>
+      <w:r>
+        <w:rPr>
+          <w:rFonts w:ascii="Charis SIL Regular" w:hAnsi="Charis SIL Regular" w:eastAsia="Charis SIL Regular"/>
+          <w:b w:val="0"/>
+          <w:i w:val="0"/>
+          <w:color w:val="0000FF"/>
+          <w:sz w:val="24"/>
+        </w:rPr>
+        <w:hyperlink r:id="rId10" w:history="1">
+          <w:r>
+            <w:rPr>
+              <w:rStyle w:val="Hyperlink"/>
+            </w:rPr>
+            <w:t>e</w:t>
+          </w:r>
+        </w:hyperlink>
+      </w:r>
+      <w:r>
+        <w:rPr>
+          <w:rFonts w:ascii="Charis SIL Regular" w:hAnsi="Charis SIL Regular" w:eastAsia="Charis SIL Regular"/>
+          <w:b w:val="0"/>
+          <w:i w:val="0"/>
+          <w:color w:val="0000FF"/>
+          <w:sz w:val="24"/>
+        </w:rPr>
+        <w:t xml:space="preserve"> </w:t>
+      </w:r>
+      <w:r>
+        <w:rPr>
+          <w:rFonts w:ascii="Charis SIL Regular" w:hAnsi="Charis SIL Regular" w:eastAsia="Charis SIL Regular"/>
+          <w:b w:val="0"/>
+          <w:i w:val="0"/>
+          <w:color w:val="0000FF"/>
+          <w:sz w:val="24"/>
+        </w:rPr>
+        <w:hyperlink r:id="rId10" w:history="1">
+          <w:r>
+            <w:rPr>
+              <w:rStyle w:val="Hyperlink"/>
+            </w:rPr>
+            <w:t>t</w:t>
+          </w:r>
+        </w:hyperlink>
+      </w:r>
+      <w:r>
+        <w:rPr>
+          <w:rFonts w:ascii="Charis SIL Regular" w:hAnsi="Charis SIL Regular" w:eastAsia="Charis SIL Regular"/>
+          <w:b w:val="0"/>
+          <w:i w:val="0"/>
+          <w:color w:val="0000FF"/>
+          <w:sz w:val="24"/>
+        </w:rPr>
+        <w:hyperlink r:id="rId10" w:history="1">
+          <w:r>
+            <w:rPr>
+              <w:rStyle w:val="Hyperlink"/>
+            </w:rPr>
+            <w:t>ranspo</w:t>
+          </w:r>
+        </w:hyperlink>
+      </w:r>
+      <w:r>
+        <w:rPr>
+          <w:rFonts w:ascii="Charis SIL Regular" w:hAnsi="Charis SIL Regular" w:eastAsia="Charis SIL Regular"/>
+          <w:b w:val="0"/>
+          <w:i w:val="0"/>
+          <w:color w:val="0000FF"/>
+          <w:sz w:val="24"/>
+        </w:rPr>
+        <w:hyperlink r:id="rId10" w:history="1">
+          <w:r>
+            <w:rPr>
+              <w:rStyle w:val="Hyperlink"/>
+            </w:rPr>
+            <w:t>rt</w:t>
+          </w:r>
+        </w:hyperlink>
+      </w:r>
+      <w:r>
+        <w:rPr>
+          <w:rFonts w:ascii="Charis SIL Regular" w:hAnsi="Charis SIL Regular" w:eastAsia="Charis SIL Regular"/>
+          <w:b w:val="0"/>
+          <w:i w:val="0"/>
+          <w:color w:val="0000FF"/>
+          <w:sz w:val="24"/>
+        </w:rPr>
+        <w:t xml:space="preserve"> </w:t>
+      </w:r>
+      <w:r>
+        <w:rPr>
+          <w:rFonts w:ascii="Charis SIL Regular" w:hAnsi="Charis SIL Regular" w:eastAsia="Charis SIL Regular"/>
+          <w:b w:val="0"/>
+          <w:i w:val="0"/>
+          <w:color w:val="0000FF"/>
+          <w:sz w:val="24"/>
+        </w:rPr>
+        <w:hyperlink r:id="rId10" w:history="1">
+          <w:r>
+            <w:rPr>
+              <w:rStyle w:val="Hyperlink"/>
+            </w:rPr>
+            <w:t>o</w:t>
+          </w:r>
+        </w:hyperlink>
+      </w:r>
+      <w:r>
+        <w:rPr>
+          <w:rFonts w:ascii="Charis SIL Regular" w:hAnsi="Charis SIL Regular" w:eastAsia="Charis SIL Regular"/>
+          <w:b w:val="0"/>
+          <w:i w:val="0"/>
+          <w:color w:val="0000FF"/>
+          <w:sz w:val="24"/>
+        </w:rPr>
+        <w:hyperlink r:id="rId10" w:history="1">
+          <w:r>
+            <w:rPr>
+              <w:rStyle w:val="Hyperlink"/>
+            </w:rPr>
+            <w:t>f</w:t>
+          </w:r>
+        </w:hyperlink>
+      </w:r>
+      <w:r>
+        <w:rPr>
+          <w:rFonts w:ascii="Charis SIL Regular" w:hAnsi="Charis SIL Regular" w:eastAsia="Charis SIL Regular"/>
+          <w:b w:val="0"/>
+          <w:i w:val="0"/>
+          <w:color w:val="0000FF"/>
+          <w:sz w:val="24"/>
+        </w:rPr>
+        <w:t xml:space="preserve"> </w:t>
+      </w:r>
+      <w:r>
+        <w:rPr>
+          <w:rFonts w:ascii="Charis SIL Regular" w:hAnsi="Charis SIL Regular" w:eastAsia="Charis SIL Regular"/>
+          <w:b w:val="0"/>
+          <w:i w:val="0"/>
+          <w:color w:val="0000FF"/>
+          <w:sz w:val="24"/>
+        </w:rPr>
+        <w:hyperlink r:id="rId10" w:history="1">
+          <w:r>
+            <w:rPr>
+              <w:rStyle w:val="Hyperlink"/>
+            </w:rPr>
+            <w:t>B</w:t>
+          </w:r>
+        </w:hyperlink>
+      </w:r>
+      <w:r>
+        <w:rPr>
+          <w:rFonts w:ascii="Charis SIL Regular" w:hAnsi="Charis SIL Regular" w:eastAsia="Charis SIL Regular"/>
+          <w:b w:val="0"/>
+          <w:i w:val="0"/>
+          <w:color w:val="0000FF"/>
+          <w:sz w:val="24"/>
+        </w:rPr>
+        <w:hyperlink r:id="rId10" w:history="1">
+          <w:r>
+            <w:rPr>
+              <w:rStyle w:val="Hyperlink"/>
+            </w:rPr>
+            <w:t>u</w:t>
+          </w:r>
+        </w:hyperlink>
+      </w:r>
+      <w:r>
+        <w:rPr>
+          <w:rFonts w:ascii="Charis SIL Regular" w:hAnsi="Charis SIL Regular" w:eastAsia="Charis SIL Regular"/>
+          <w:b w:val="0"/>
+          <w:i w:val="0"/>
+          <w:color w:val="0000FF"/>
+          <w:sz w:val="24"/>
+        </w:rPr>
+        <w:hyperlink r:id="rId10" w:history="1">
+          <w:r>
+            <w:rPr>
+              <w:rStyle w:val="Hyperlink"/>
+            </w:rPr>
+            <w:t>ddhist</w:t>
+          </w:r>
+        </w:hyperlink>
+      </w:r>
+      <w:r>
+        <w:rPr>
+          <w:rFonts w:ascii="Charis SIL Regular" w:hAnsi="Charis SIL Regular" w:eastAsia="Charis SIL Regular"/>
+          <w:b w:val="0"/>
+          <w:i w:val="0"/>
+          <w:color w:val="0000FF"/>
+          <w:sz w:val="24"/>
+        </w:rPr>
+        <w:t xml:space="preserve"> </w:t>
+      </w:r>
+      <w:r>
+        <w:rPr>
+          <w:rFonts w:ascii="Charis SIL Regular" w:hAnsi="Charis SIL Regular" w:eastAsia="Charis SIL Regular"/>
+          <w:b w:val="0"/>
+          <w:i w:val="0"/>
+          <w:color w:val="0000FF"/>
+          <w:sz w:val="24"/>
+        </w:rPr>
+        <w:hyperlink r:id="rId10" w:history="1">
+          <w:r>
+            <w:rPr>
+              <w:rStyle w:val="Hyperlink"/>
+            </w:rPr>
+            <w:t>m</w:t>
+          </w:r>
+        </w:hyperlink>
+      </w:r>
+      <w:r>
+        <w:rPr>
+          <w:rFonts w:ascii="Charis SIL Regular" w:hAnsi="Charis SIL Regular" w:eastAsia="Charis SIL Regular"/>
+          <w:b w:val="0"/>
+          <w:i w:val="0"/>
+          <w:color w:val="0000FF"/>
+          <w:sz w:val="24"/>
+        </w:rPr>
+        <w:hyperlink r:id="rId10" w:history="1">
+          <w:r>
+            <w:rPr>
+              <w:rStyle w:val="Hyperlink"/>
+            </w:rPr>
+            <w:t>onks</w:t>
+          </w:r>
+        </w:hyperlink>
+      </w:r>
+      <w:r>
+        <w:rPr>
+          <w:rFonts w:ascii="Charis SIL Regular" w:hAnsi="Charis SIL Regular" w:eastAsia="Charis SIL Regular"/>
+          <w:b w:val="0"/>
+          <w:i w:val="0"/>
+          <w:color w:val="0000FF"/>
+          <w:sz w:val="24"/>
+        </w:rPr>
+        <w:t xml:space="preserve"> </w:t>
+      </w:r>
+      <w:r>
+        <w:rPr>
+          <w:rFonts w:ascii="Charis SIL Regular" w:hAnsi="Charis SIL Regular" w:eastAsia="Charis SIL Regular"/>
+          <w:b w:val="0"/>
+          <w:i w:val="0"/>
+          <w:color w:val="0000FF"/>
+          <w:sz w:val="24"/>
+        </w:rPr>
+        <w:hyperlink r:id="rId10" w:history="1">
+          <w:r>
+            <w:rPr>
+              <w:rStyle w:val="Hyperlink"/>
+            </w:rPr>
+            <w:t xml:space="preserve">from </w:t>
+          </w:r>
+        </w:hyperlink>
+      </w:r>
+      <w:r>
+        <w:rPr>
+          <w:rFonts w:ascii="Charis SIL Regular" w:hAnsi="Charis SIL Regular" w:eastAsia="Charis SIL Regular"/>
+          <w:b w:val="0"/>
+          <w:i w:val="0"/>
+          <w:color w:val="0000FF"/>
+          <w:sz w:val="24"/>
+        </w:rPr>
+        <w:hyperlink r:id="rId10" w:history="1">
+          <w:r>
+            <w:rPr>
+              <w:rStyle w:val="Hyperlink"/>
+            </w:rPr>
+            <w:t>Burm</w:t>
           </w:r>
         </w:hyperlink>
       </w:r>
@@ -1556,7 +2400,7 @@
             <w:rPr>
               <w:rStyle w:val="Hyperlink"/>
             </w:rPr>
-            <w:t>of</w:t>
+            <w:t>to</w:t>
           </w:r>
         </w:hyperlink>
       </w:r>
@@ -1583,7 +2427,7 @@
             <w:rPr>
               <w:rStyle w:val="Hyperlink"/>
             </w:rPr>
-            <w:t>Kan</w:t>
+            <w:t>Ceylo</w:t>
           </w:r>
         </w:hyperlink>
       </w:r>
@@ -1600,7 +2444,7 @@
             <w:rPr>
               <w:rStyle w:val="Hyperlink"/>
             </w:rPr>
-            <w:t>dy</w:t>
+            <w:t>n</w:t>
           </w:r>
         </w:hyperlink>
       </w:r>
@@ -1627,7 +2471,7 @@
             <w:rPr>
               <w:rStyle w:val="Hyperlink"/>
             </w:rPr>
-            <w:t>(or</w:t>
+            <w:t>for</w:t>
           </w:r>
         </w:hyperlink>
       </w:r>
@@ -1654,7 +2498,7 @@
             <w:rPr>
               <w:rStyle w:val="Hyperlink"/>
             </w:rPr>
-            <w:t>his</w:t>
+            <w:t>a</w:t>
           </w:r>
         </w:hyperlink>
       </w:r>
@@ -1681,19 +2525,9 @@
             <w:rPr>
               <w:rStyle w:val="Hyperlink"/>
             </w:rPr>
-            <w:t>court)</w:t>
+            <w:t>cer</w:t>
           </w:r>
         </w:hyperlink>
-      </w:r>
-      <w:r>
-        <w:rPr>
-          <w:rFonts w:ascii="Charis SIL Regular" w:hAnsi="Charis SIL Regular" w:eastAsia="Charis SIL Regular"/>
-          <w:b w:val="0"/>
-          <w:i w:val="0"/>
-          <w:color w:val="0000FF"/>
-          <w:sz w:val="24"/>
-        </w:rPr>
-        <w:t xml:space="preserve"> </w:t>
       </w:r>
       <w:r>
         <w:rPr>
@@ -1708,7 +2542,7 @@
             <w:rPr>
               <w:rStyle w:val="Hyperlink"/>
             </w:rPr>
-            <w:t>to</w:t>
+            <w:t>emony</w:t>
           </w:r>
         </w:hyperlink>
       </w:r>
@@ -1735,9 +2569,19 @@
             <w:rPr>
               <w:rStyle w:val="Hyperlink"/>
             </w:rPr>
-            <w:t xml:space="preserve">Governor </w:t>
+            <w:t>at</w:t>
           </w:r>
         </w:hyperlink>
+      </w:r>
+      <w:r>
+        <w:rPr>
+          <w:rFonts w:ascii="Charis SIL Regular" w:hAnsi="Charis SIL Regular" w:eastAsia="Charis SIL Regular"/>
+          <w:b w:val="0"/>
+          <w:i w:val="0"/>
+          <w:color w:val="0000FF"/>
+          <w:sz w:val="24"/>
+        </w:rPr>
+        <w:t xml:space="preserve"> </w:t>
       </w:r>
       <w:r>
         <w:rPr>
@@ -1752,19 +2596,9 @@
             <w:rPr>
               <w:rStyle w:val="Hyperlink"/>
             </w:rPr>
-            <w:t>Julius</w:t>
+            <w:t>K</w:t>
           </w:r>
         </w:hyperlink>
-      </w:r>
-      <w:r>
-        <w:rPr>
-          <w:rFonts w:ascii="Charis SIL Regular" w:hAnsi="Charis SIL Regular" w:eastAsia="Charis SIL Regular"/>
-          <w:b w:val="0"/>
-          <w:i w:val="0"/>
-          <w:color w:val="0000FF"/>
-          <w:sz w:val="24"/>
-        </w:rPr>
-        <w:t xml:space="preserve"> </w:t>
       </w:r>
       <w:r>
         <w:rPr>
@@ -1779,7 +2613,237 @@
             <w:rPr>
               <w:rStyle w:val="Hyperlink"/>
             </w:rPr>
-            <w:t>Valent</w:t>
+            <w:t>a</w:t>
+          </w:r>
+        </w:hyperlink>
+      </w:r>
+      <w:r>
+        <w:rPr>
+          <w:rFonts w:ascii="Charis SIL Regular" w:hAnsi="Charis SIL Regular" w:eastAsia="Charis SIL Regular"/>
+          <w:b w:val="0"/>
+          <w:i w:val="0"/>
+          <w:color w:val="0000FF"/>
+          <w:sz w:val="24"/>
+        </w:rPr>
+        <w:hyperlink r:id="rId10" w:history="1">
+          <w:r>
+            <w:rPr>
+              <w:rStyle w:val="Hyperlink"/>
+            </w:rPr>
+            <w:t>ndy,</w:t>
+          </w:r>
+        </w:hyperlink>
+      </w:r>
+      <w:r>
+        <w:rPr>
+          <w:rFonts w:ascii="Charis SIL Regular" w:hAnsi="Charis SIL Regular" w:eastAsia="Charis SIL Regular"/>
+          <w:b w:val="0"/>
+          <w:i w:val="0"/>
+          <w:color w:val="0000FF"/>
+          <w:sz w:val="24"/>
+        </w:rPr>
+        <w:t xml:space="preserve"> </w:t>
+      </w:r>
+      <w:r>
+        <w:rPr>
+          <w:rFonts w:ascii="Charis SIL Regular" w:hAnsi="Charis SIL Regular" w:eastAsia="Charis SIL Regular"/>
+          <w:b w:val="0"/>
+          <w:i w:val="0"/>
+          <w:color w:val="0000FF"/>
+          <w:sz w:val="24"/>
+        </w:rPr>
+        <w:hyperlink r:id="rId10" w:history="1">
+          <w:r>
+            <w:rPr>
+              <w:rStyle w:val="Hyperlink"/>
+            </w:rPr>
+            <w:t>1746.</w:t>
+          </w:r>
+        </w:hyperlink>
+      </w:r>
+      <w:r>
+        <w:rPr>
+          <w:rFonts w:ascii="Charis SIL Regular" w:hAnsi="Charis SIL Regular" w:eastAsia="Charis SIL Regular"/>
+          <w:b w:val="0"/>
+          <w:i w:val="0"/>
+          <w:color w:val="0000FF"/>
+          <w:sz w:val="24"/>
+        </w:rPr>
+        <w:t xml:space="preserve"> </w:t>
+      </w:r>
+      <w:r>
+        <w:rPr>
+          <w:rFonts w:ascii="Charis SIL Regular" w:hAnsi="Charis SIL Regular" w:eastAsia="Charis SIL Regular"/>
+          <w:b w:val="0"/>
+          <w:i w:val="0"/>
+          <w:color w:val="0000FF"/>
+          <w:sz w:val="24"/>
+        </w:rPr>
+        <w:hyperlink r:id="rId10" w:history="1">
+          <w:r>
+            <w:rPr>
+              <w:rStyle w:val="Hyperlink"/>
+            </w:rPr>
+            <w:t>In</w:t>
+          </w:r>
+        </w:hyperlink>
+      </w:r>
+      <w:r>
+        <w:rPr>
+          <w:rFonts w:ascii="Charis SIL Regular" w:hAnsi="Charis SIL Regular" w:eastAsia="Charis SIL Regular"/>
+          <w:b w:val="0"/>
+          <w:i w:val="0"/>
+          <w:color w:val="0000FF"/>
+          <w:sz w:val="24"/>
+        </w:rPr>
+        <w:t xml:space="preserve"> </w:t>
+      </w:r>
+      <w:r>
+        <w:rPr>
+          <w:rFonts w:ascii="Charis SIL Regular" w:hAnsi="Charis SIL Regular" w:eastAsia="Charis SIL Regular"/>
+          <w:b w:val="0"/>
+          <w:i w:val="0"/>
+          <w:color w:val="0000FF"/>
+          <w:sz w:val="24"/>
+        </w:rPr>
+        <w:hyperlink r:id="rId10" w:history="1">
+          <w:r>
+            <w:rPr>
+              <w:rStyle w:val="Hyperlink"/>
+            </w:rPr>
+            <w:t>S</w:t>
+          </w:r>
+        </w:hyperlink>
+      </w:r>
+      <w:r>
+        <w:rPr>
+          <w:rFonts w:ascii="Charis SIL Regular" w:hAnsi="Charis SIL Regular" w:eastAsia="Charis SIL Regular"/>
+          <w:b w:val="0"/>
+          <w:i w:val="0"/>
+          <w:color w:val="0000FF"/>
+          <w:sz w:val="24"/>
+        </w:rPr>
+        <w:hyperlink r:id="rId10" w:history="1">
+          <w:r>
+            <w:rPr>
+              <w:rStyle w:val="Hyperlink"/>
+            </w:rPr>
+            <w:t>inhalese,</w:t>
+          </w:r>
+        </w:hyperlink>
+      </w:r>
+      <w:r>
+        <w:rPr>
+          <w:rFonts w:ascii="Charis SIL Regular" w:hAnsi="Charis SIL Regular" w:eastAsia="Charis SIL Regular"/>
+          <w:b w:val="0"/>
+          <w:i w:val="0"/>
+          <w:color w:val="0000FF"/>
+          <w:sz w:val="24"/>
+        </w:rPr>
+        <w:t xml:space="preserve"> </w:t>
+      </w:r>
+      <w:r>
+        <w:rPr>
+          <w:rFonts w:ascii="Charis SIL Regular" w:hAnsi="Charis SIL Regular" w:eastAsia="Charis SIL Regular"/>
+          <w:b w:val="0"/>
+          <w:i w:val="0"/>
+          <w:color w:val="0000FF"/>
+          <w:sz w:val="24"/>
+        </w:rPr>
+        <w:hyperlink r:id="rId10" w:history="1">
+          <w:r>
+            <w:rPr>
+              <w:rStyle w:val="Hyperlink"/>
+            </w:rPr>
+            <w:t>pa</w:t>
+          </w:r>
+        </w:hyperlink>
+      </w:r>
+      <w:r>
+        <w:rPr>
+          <w:rFonts w:ascii="Charis SIL Regular" w:hAnsi="Charis SIL Regular" w:eastAsia="Charis SIL Regular"/>
+          <w:b w:val="0"/>
+          <w:i w:val="0"/>
+          <w:color w:val="0000FF"/>
+          <w:sz w:val="24"/>
+        </w:rPr>
+        <w:hyperlink r:id="rId10" w:history="1">
+          <w:r>
+            <w:rPr>
+              <w:rStyle w:val="Hyperlink"/>
+            </w:rPr>
+            <w:t>l</w:t>
+          </w:r>
+        </w:hyperlink>
+      </w:r>
+      <w:r>
+        <w:rPr>
+          <w:rFonts w:ascii="Charis SIL Regular" w:hAnsi="Charis SIL Regular" w:eastAsia="Charis SIL Regular"/>
+          <w:b w:val="0"/>
+          <w:i w:val="0"/>
+          <w:color w:val="0000FF"/>
+          <w:sz w:val="24"/>
+        </w:rPr>
+        <w:hyperlink r:id="rId10" w:history="1">
+          <w:r>
+            <w:rPr>
+              <w:rStyle w:val="Hyperlink"/>
+            </w:rPr>
+            <w:t>m</w:t>
+          </w:r>
+        </w:hyperlink>
+      </w:r>
+      <w:r>
+        <w:rPr>
+          <w:rFonts w:ascii="Charis SIL Regular" w:hAnsi="Charis SIL Regular" w:eastAsia="Charis SIL Regular"/>
+          <w:b w:val="0"/>
+          <w:i w:val="0"/>
+          <w:color w:val="0000FF"/>
+          <w:sz w:val="24"/>
+        </w:rPr>
+        <w:t xml:space="preserve"> </w:t>
+      </w:r>
+      <w:r>
+        <w:rPr>
+          <w:rFonts w:ascii="Charis SIL Regular" w:hAnsi="Charis SIL Regular" w:eastAsia="Charis SIL Regular"/>
+          <w:b w:val="0"/>
+          <w:i w:val="0"/>
+          <w:color w:val="0000FF"/>
+          <w:sz w:val="24"/>
+        </w:rPr>
+        <w:hyperlink r:id="rId10" w:history="1">
+          <w:r>
+            <w:rPr>
+              <w:rStyle w:val="Hyperlink"/>
+            </w:rPr>
+            <w:t>leaf</w:t>
+          </w:r>
+        </w:hyperlink>
+      </w:r>
+      <w:r>
+        <w:rPr>
+          <w:rFonts w:ascii="Charis SIL Regular" w:hAnsi="Charis SIL Regular" w:eastAsia="Charis SIL Regular"/>
+          <w:b w:val="0"/>
+          <w:i w:val="0"/>
+          <w:color w:val="0000FF"/>
+          <w:sz w:val="24"/>
+        </w:rPr>
+        <w:t xml:space="preserve"> </w:t>
+      </w:r>
+      <w:r>
+        <w:rPr>
+          <w:rFonts w:ascii="Charis SIL Regular" w:hAnsi="Charis SIL Regular" w:eastAsia="Charis SIL Regular"/>
+          <w:b w:val="0"/>
+          <w:i w:val="0"/>
+          <w:color w:val="0000FF"/>
+          <w:sz w:val="24"/>
+        </w:rPr>
+        <w:hyperlink r:id="rId10" w:history="1">
+          <w:r>
+            <w:rPr>
+              <w:rStyle w:val="Hyperlink"/>
+            </w:rPr>
+            <w:t>w</w:t>
           </w:r>
         </w:hyperlink>
       </w:r>
@@ -1813,7 +2877,7 @@
             <w:rPr>
               <w:rStyle w:val="Hyperlink"/>
             </w:rPr>
-            <w:t>jn</w:t>
+            <w:t>th</w:t>
           </w:r>
         </w:hyperlink>
       </w:r>
@@ -1840,9 +2904,19 @@
             <w:rPr>
               <w:rStyle w:val="Hyperlink"/>
             </w:rPr>
-            <w:t>Stei</w:t>
+            <w:t>silk</w:t>
           </w:r>
         </w:hyperlink>
+      </w:r>
+      <w:r>
+        <w:rPr>
+          <w:rFonts w:ascii="Charis SIL Regular" w:hAnsi="Charis SIL Regular" w:eastAsia="Charis SIL Regular"/>
+          <w:b w:val="0"/>
+          <w:i w:val="0"/>
+          <w:color w:val="0000FF"/>
+          <w:sz w:val="24"/>
+        </w:rPr>
+        <w:t xml:space="preserve"> </w:t>
       </w:r>
       <w:r>
         <w:rPr>
@@ -1857,19 +2931,9 @@
             <w:rPr>
               <w:rStyle w:val="Hyperlink"/>
             </w:rPr>
-            <w:t>n</w:t>
+            <w:t>c</w:t>
           </w:r>
         </w:hyperlink>
-      </w:r>
-      <w:r>
-        <w:rPr>
-          <w:rFonts w:ascii="Charis SIL Regular" w:hAnsi="Charis SIL Regular" w:eastAsia="Charis SIL Regular"/>
-          <w:b w:val="0"/>
-          <w:i w:val="0"/>
-          <w:color w:val="0000FF"/>
-          <w:sz w:val="24"/>
-        </w:rPr>
-        <w:t xml:space="preserve"> </w:t>
       </w:r>
       <w:r>
         <w:rPr>
@@ -1884,7 +2948,7 @@
             <w:rPr>
               <w:rStyle w:val="Hyperlink"/>
             </w:rPr>
-            <w:t>van</w:t>
+            <w:t xml:space="preserve">ase </w:t>
           </w:r>
         </w:hyperlink>
       </w:r>
@@ -1895,23 +2959,14 @@
           <w:i w:val="0"/>
           <w:color w:val="0000FF"/>
           <w:sz w:val="24"/>
-        </w:rPr>
-        <w:t xml:space="preserve"> </w:t>
-      </w:r>
-      <w:r>
-        <w:rPr>
-          <w:rFonts w:ascii="Charis SIL Regular" w:hAnsi="Charis SIL Regular" w:eastAsia="Charis SIL Regular"/>
-          <w:b w:val="0"/>
-          <w:i w:val="0"/>
-          <w:color w:val="0000FF"/>
-          <w:sz w:val="24"/>
+          <w:u w:val="single"/>
         </w:rPr>
         <w:hyperlink r:id="rId10" w:history="1">
           <w:r>
             <w:rPr>
               <w:rStyle w:val="Hyperlink"/>
             </w:rPr>
-            <w:t>Goll</w:t>
+            <w:t>and</w:t>
           </w:r>
         </w:hyperlink>
       </w:r>
@@ -1922,13 +2977,25 @@
           <w:i w:val="0"/>
           <w:color w:val="0000FF"/>
           <w:sz w:val="24"/>
+          <w:u w:val="single"/>
+        </w:rPr>
+        <w:t xml:space="preserve"> </w:t>
+      </w:r>
+      <w:r>
+        <w:rPr>
+          <w:rFonts w:ascii="Charis SIL Regular" w:hAnsi="Charis SIL Regular" w:eastAsia="Charis SIL Regular"/>
+          <w:b w:val="0"/>
+          <w:i w:val="0"/>
+          <w:color w:val="0000FF"/>
+          <w:sz w:val="24"/>
+          <w:u w:val="single"/>
         </w:rPr>
         <w:hyperlink r:id="rId10" w:history="1">
           <w:r>
             <w:rPr>
               <w:rStyle w:val="Hyperlink"/>
             </w:rPr>
-            <w:t>o</w:t>
+            <w:t>de</w:t>
           </w:r>
         </w:hyperlink>
       </w:r>
@@ -1939,67 +3006,7 @@
           <w:i w:val="0"/>
           <w:color w:val="0000FF"/>
           <w:sz w:val="24"/>
-        </w:rPr>
-        <w:hyperlink r:id="rId10" w:history="1">
-          <w:r>
-            <w:rPr>
-              <w:rStyle w:val="Hyperlink"/>
-            </w:rPr>
-            <w:t>ne</w:t>
-          </w:r>
-        </w:hyperlink>
-      </w:r>
-      <w:r>
-        <w:rPr>
-          <w:rFonts w:ascii="Charis SIL Regular" w:hAnsi="Charis SIL Regular" w:eastAsia="Charis SIL Regular"/>
-          <w:b w:val="0"/>
-          <w:i w:val="0"/>
-          <w:color w:val="0000FF"/>
-          <w:sz w:val="24"/>
-        </w:rPr>
-        <w:hyperlink r:id="rId10" w:history="1">
-          <w:r>
-            <w:rPr>
-              <w:rStyle w:val="Hyperlink"/>
-            </w:rPr>
-            <w:t>s</w:t>
-          </w:r>
-        </w:hyperlink>
-      </w:r>
-      <w:r>
-        <w:rPr>
-          <w:rFonts w:ascii="Charis SIL Regular" w:hAnsi="Charis SIL Regular" w:eastAsia="Charis SIL Regular"/>
-          <w:b w:val="0"/>
-          <w:i w:val="0"/>
-          <w:color w:val="0000FF"/>
-          <w:sz w:val="24"/>
-        </w:rPr>
-        <w:hyperlink r:id="rId10" w:history="1">
-          <w:r>
-            <w:rPr>
-              <w:rStyle w:val="Hyperlink"/>
-            </w:rPr>
-            <w:t>se,</w:t>
-          </w:r>
-        </w:hyperlink>
-      </w:r>
-      <w:r>
-        <w:rPr>
-          <w:rFonts w:ascii="Charis SIL Regular" w:hAnsi="Charis SIL Regular" w:eastAsia="Charis SIL Regular"/>
-          <w:b w:val="0"/>
-          <w:i w:val="0"/>
-          <w:color w:val="0000FF"/>
-          <w:sz w:val="24"/>
-        </w:rPr>
-        <w:t xml:space="preserve"> </w:t>
-      </w:r>
-      <w:r>
-        <w:rPr>
-          <w:rFonts w:ascii="Charis SIL Regular" w:hAnsi="Charis SIL Regular" w:eastAsia="Charis SIL Regular"/>
-          <w:b w:val="0"/>
-          <w:i w:val="0"/>
-          <w:color w:val="0000FF"/>
-          <w:sz w:val="24"/>
+          <w:u w:val="single"/>
         </w:rPr>
         <w:hyperlink r:id="rId10" w:history="1">
           <w:r>
@@ -2017,13 +3024,14 @@
           <w:i w:val="0"/>
           <w:color w:val="0000FF"/>
           <w:sz w:val="24"/>
+          <w:u w:val="single"/>
         </w:rPr>
         <w:hyperlink r:id="rId10" w:history="1">
           <w:r>
             <w:rPr>
               <w:rStyle w:val="Hyperlink"/>
             </w:rPr>
-            <w:t>n</w:t>
+            <w:t>r</w:t>
           </w:r>
         </w:hyperlink>
       </w:r>
@@ -2034,13 +3042,14 @@
           <w:i w:val="0"/>
           <w:color w:val="0000FF"/>
           <w:sz w:val="24"/>
+          <w:u w:val="single"/>
         </w:rPr>
         <w:hyperlink r:id="rId10" w:history="1">
           <w:r>
             <w:rPr>
               <w:rStyle w:val="Hyperlink"/>
             </w:rPr>
-            <w:t>cerning</w:t>
+            <w:t>ations</w:t>
           </w:r>
         </w:hyperlink>
       </w:r>
@@ -2051,6 +3060,7 @@
           <w:i w:val="0"/>
           <w:color w:val="0000FF"/>
           <w:sz w:val="24"/>
+          <w:u w:val="single"/>
         </w:rPr>
         <w:t xml:space="preserve"> </w:t>
       </w:r>
@@ -2061,13 +3071,14 @@
           <w:i w:val="0"/>
           <w:color w:val="0000FF"/>
           <w:sz w:val="24"/>
+          <w:u w:val="single"/>
         </w:rPr>
         <w:hyperlink r:id="rId10" w:history="1">
           <w:r>
             <w:rPr>
               <w:rStyle w:val="Hyperlink"/>
             </w:rPr>
-            <w:t>t</w:t>
+            <w:t>(</w:t>
           </w:r>
         </w:hyperlink>
       </w:r>
@@ -2078,6 +3089,43 @@
           <w:i w:val="0"/>
           <w:color w:val="0000FF"/>
           <w:sz w:val="24"/>
+          <w:u w:val="single"/>
+        </w:rPr>
+        <w:hyperlink r:id="rId10" w:history="1">
+          <w:r>
+            <w:rPr>
+              <w:rStyle w:val="Hyperlink"/>
+            </w:rPr>
+            <w:t>len</w:t>
+          </w:r>
+        </w:hyperlink>
+      </w:r>
+      <w:r>
+        <w:rPr>
+          <w:rFonts w:ascii="Charis SIL Regular" w:hAnsi="Charis SIL Regular" w:eastAsia="Charis SIL Regular"/>
+          <w:b w:val="0"/>
+          <w:i w:val="0"/>
+          <w:color w:val="0000FF"/>
+          <w:sz w:val="24"/>
+          <w:u w:val="single"/>
+        </w:rPr>
+        <w:hyperlink r:id="rId10" w:history="1">
+          <w:r>
+            <w:rPr>
+              <w:rStyle w:val="Hyperlink"/>
+            </w:rPr>
+            <w:t>gt</w:t>
+          </w:r>
+        </w:hyperlink>
+      </w:r>
+      <w:r>
+        <w:rPr>
+          <w:rFonts w:ascii="Charis SIL Regular" w:hAnsi="Charis SIL Regular" w:eastAsia="Charis SIL Regular"/>
+          <w:b w:val="0"/>
+          <w:i w:val="0"/>
+          <w:color w:val="0000FF"/>
+          <w:sz w:val="24"/>
+          <w:u w:val="single"/>
         </w:rPr>
         <w:hyperlink r:id="rId10" w:history="1">
           <w:r>
@@ -2095,13 +3143,25 @@
           <w:i w:val="0"/>
           <w:color w:val="0000FF"/>
           <w:sz w:val="24"/>
+          <w:u w:val="single"/>
+        </w:rPr>
+        <w:t xml:space="preserve"> </w:t>
+      </w:r>
+      <w:r>
+        <w:rPr>
+          <w:rFonts w:ascii="Charis SIL Regular" w:hAnsi="Charis SIL Regular" w:eastAsia="Charis SIL Regular"/>
+          <w:b w:val="0"/>
+          <w:i w:val="0"/>
+          <w:color w:val="0000FF"/>
+          <w:sz w:val="24"/>
+          <w:u w:val="single"/>
         </w:rPr>
         <w:hyperlink r:id="rId10" w:history="1">
           <w:r>
             <w:rPr>
               <w:rStyle w:val="Hyperlink"/>
             </w:rPr>
-            <w:t>e</w:t>
+            <w:t>c.</w:t>
           </w:r>
         </w:hyperlink>
       </w:r>
@@ -2112,6 +3172,7 @@
           <w:i w:val="0"/>
           <w:color w:val="0000FF"/>
           <w:sz w:val="24"/>
+          <w:u w:val="single"/>
         </w:rPr>
         <w:t xml:space="preserve"> </w:t>
       </w:r>
@@ -2122,13 +3183,14 @@
           <w:i w:val="0"/>
           <w:color w:val="0000FF"/>
           <w:sz w:val="24"/>
+          <w:u w:val="single"/>
         </w:rPr>
         <w:hyperlink r:id="rId10" w:history="1">
           <w:r>
             <w:rPr>
               <w:rStyle w:val="Hyperlink"/>
             </w:rPr>
-            <w:t>t</w:t>
+            <w:t>180</w:t>
           </w:r>
         </w:hyperlink>
       </w:r>
@@ -2139,40 +3201,7 @@
           <w:i w:val="0"/>
           <w:color w:val="0000FF"/>
           <w:sz w:val="24"/>
-        </w:rPr>
-        <w:hyperlink r:id="rId10" w:history="1">
-          <w:r>
-            <w:rPr>
-              <w:rStyle w:val="Hyperlink"/>
-            </w:rPr>
-            <w:t>ranspo</w:t>
-          </w:r>
-        </w:hyperlink>
-      </w:r>
-      <w:r>
-        <w:rPr>
-          <w:rFonts w:ascii="Charis SIL Regular" w:hAnsi="Charis SIL Regular" w:eastAsia="Charis SIL Regular"/>
-          <w:b w:val="0"/>
-          <w:i w:val="0"/>
-          <w:color w:val="0000FF"/>
-          <w:sz w:val="24"/>
-        </w:rPr>
-        <w:hyperlink r:id="rId10" w:history="1">
-          <w:r>
-            <w:rPr>
-              <w:rStyle w:val="Hyperlink"/>
-            </w:rPr>
-            <w:t>rt</w:t>
-          </w:r>
-        </w:hyperlink>
-      </w:r>
-      <w:r>
-        <w:rPr>
-          <w:rFonts w:ascii="Charis SIL Regular" w:hAnsi="Charis SIL Regular" w:eastAsia="Charis SIL Regular"/>
-          <w:b w:val="0"/>
-          <w:i w:val="0"/>
-          <w:color w:val="0000FF"/>
-          <w:sz w:val="24"/>
+          <w:u w:val="single"/>
         </w:rPr>
         <w:t xml:space="preserve"> </w:t>
       </w:r>
@@ -2183,747 +3212,7 @@
           <w:i w:val="0"/>
           <w:color w:val="0000FF"/>
           <w:sz w:val="24"/>
-        </w:rPr>
-        <w:hyperlink r:id="rId10" w:history="1">
-          <w:r>
-            <w:rPr>
-              <w:rStyle w:val="Hyperlink"/>
-            </w:rPr>
-            <w:t>o</w:t>
-          </w:r>
-        </w:hyperlink>
-      </w:r>
-      <w:r>
-        <w:rPr>
-          <w:rFonts w:ascii="Charis SIL Regular" w:hAnsi="Charis SIL Regular" w:eastAsia="Charis SIL Regular"/>
-          <w:b w:val="0"/>
-          <w:i w:val="0"/>
-          <w:color w:val="0000FF"/>
-          <w:sz w:val="24"/>
-        </w:rPr>
-        <w:hyperlink r:id="rId10" w:history="1">
-          <w:r>
-            <w:rPr>
-              <w:rStyle w:val="Hyperlink"/>
-            </w:rPr>
-            <w:t>f</w:t>
-          </w:r>
-        </w:hyperlink>
-      </w:r>
-      <w:r>
-        <w:rPr>
-          <w:rFonts w:ascii="Charis SIL Regular" w:hAnsi="Charis SIL Regular" w:eastAsia="Charis SIL Regular"/>
-          <w:b w:val="0"/>
-          <w:i w:val="0"/>
-          <w:color w:val="0000FF"/>
-          <w:sz w:val="24"/>
-        </w:rPr>
-        <w:t xml:space="preserve"> </w:t>
-      </w:r>
-      <w:r>
-        <w:rPr>
-          <w:rFonts w:ascii="Charis SIL Regular" w:hAnsi="Charis SIL Regular" w:eastAsia="Charis SIL Regular"/>
-          <w:b w:val="0"/>
-          <w:i w:val="0"/>
-          <w:color w:val="0000FF"/>
-          <w:sz w:val="24"/>
-        </w:rPr>
-        <w:hyperlink r:id="rId10" w:history="1">
-          <w:r>
-            <w:rPr>
-              <w:rStyle w:val="Hyperlink"/>
-            </w:rPr>
-            <w:t>B</w:t>
-          </w:r>
-        </w:hyperlink>
-      </w:r>
-      <w:r>
-        <w:rPr>
-          <w:rFonts w:ascii="Charis SIL Regular" w:hAnsi="Charis SIL Regular" w:eastAsia="Charis SIL Regular"/>
-          <w:b w:val="0"/>
-          <w:i w:val="0"/>
-          <w:color w:val="0000FF"/>
-          <w:sz w:val="24"/>
-        </w:rPr>
-        <w:hyperlink r:id="rId10" w:history="1">
-          <w:r>
-            <w:rPr>
-              <w:rStyle w:val="Hyperlink"/>
-            </w:rPr>
-            <w:t>u</w:t>
-          </w:r>
-        </w:hyperlink>
-      </w:r>
-      <w:r>
-        <w:rPr>
-          <w:rFonts w:ascii="Charis SIL Regular" w:hAnsi="Charis SIL Regular" w:eastAsia="Charis SIL Regular"/>
-          <w:b w:val="0"/>
-          <w:i w:val="0"/>
-          <w:color w:val="0000FF"/>
-          <w:sz w:val="24"/>
-        </w:rPr>
-        <w:hyperlink r:id="rId10" w:history="1">
-          <w:r>
-            <w:rPr>
-              <w:rStyle w:val="Hyperlink"/>
-            </w:rPr>
-            <w:t>ddhist</w:t>
-          </w:r>
-        </w:hyperlink>
-      </w:r>
-      <w:r>
-        <w:rPr>
-          <w:rFonts w:ascii="Charis SIL Regular" w:hAnsi="Charis SIL Regular" w:eastAsia="Charis SIL Regular"/>
-          <w:b w:val="0"/>
-          <w:i w:val="0"/>
-          <w:color w:val="0000FF"/>
-          <w:sz w:val="24"/>
-        </w:rPr>
-        <w:t xml:space="preserve"> </w:t>
-      </w:r>
-      <w:r>
-        <w:rPr>
-          <w:rFonts w:ascii="Charis SIL Regular" w:hAnsi="Charis SIL Regular" w:eastAsia="Charis SIL Regular"/>
-          <w:b w:val="0"/>
-          <w:i w:val="0"/>
-          <w:color w:val="0000FF"/>
-          <w:sz w:val="24"/>
-        </w:rPr>
-        <w:hyperlink r:id="rId10" w:history="1">
-          <w:r>
-            <w:rPr>
-              <w:rStyle w:val="Hyperlink"/>
-            </w:rPr>
-            <w:t>m</w:t>
-          </w:r>
-        </w:hyperlink>
-      </w:r>
-      <w:r>
-        <w:rPr>
-          <w:rFonts w:ascii="Charis SIL Regular" w:hAnsi="Charis SIL Regular" w:eastAsia="Charis SIL Regular"/>
-          <w:b w:val="0"/>
-          <w:i w:val="0"/>
-          <w:color w:val="0000FF"/>
-          <w:sz w:val="24"/>
-        </w:rPr>
-        <w:hyperlink r:id="rId10" w:history="1">
-          <w:r>
-            <w:rPr>
-              <w:rStyle w:val="Hyperlink"/>
-            </w:rPr>
-            <w:t>onks</w:t>
-          </w:r>
-        </w:hyperlink>
-      </w:r>
-      <w:r>
-        <w:rPr>
-          <w:rFonts w:ascii="Charis SIL Regular" w:hAnsi="Charis SIL Regular" w:eastAsia="Charis SIL Regular"/>
-          <w:b w:val="0"/>
-          <w:i w:val="0"/>
-          <w:color w:val="0000FF"/>
-          <w:sz w:val="24"/>
-        </w:rPr>
-        <w:t xml:space="preserve"> </w:t>
-      </w:r>
-      <w:r>
-        <w:rPr>
-          <w:rFonts w:ascii="Charis SIL Regular" w:hAnsi="Charis SIL Regular" w:eastAsia="Charis SIL Regular"/>
-          <w:b w:val="0"/>
-          <w:i w:val="0"/>
-          <w:color w:val="0000FF"/>
-          <w:sz w:val="24"/>
-        </w:rPr>
-        <w:hyperlink r:id="rId10" w:history="1">
-          <w:r>
-            <w:rPr>
-              <w:rStyle w:val="Hyperlink"/>
-            </w:rPr>
-            <w:t xml:space="preserve">from </w:t>
-          </w:r>
-        </w:hyperlink>
-      </w:r>
-      <w:r>
-        <w:rPr>
-          <w:rFonts w:ascii="Charis SIL Regular" w:hAnsi="Charis SIL Regular" w:eastAsia="Charis SIL Regular"/>
-          <w:b w:val="0"/>
-          <w:i w:val="0"/>
-          <w:color w:val="0000FF"/>
-          <w:sz w:val="24"/>
-        </w:rPr>
-        <w:hyperlink r:id="rId10" w:history="1">
-          <w:r>
-            <w:rPr>
-              <w:rStyle w:val="Hyperlink"/>
-            </w:rPr>
-            <w:t>Burm</w:t>
-          </w:r>
-        </w:hyperlink>
-      </w:r>
-      <w:r>
-        <w:rPr>
-          <w:rFonts w:ascii="Charis SIL Regular" w:hAnsi="Charis SIL Regular" w:eastAsia="Charis SIL Regular"/>
-          <w:b w:val="0"/>
-          <w:i w:val="0"/>
-          <w:color w:val="0000FF"/>
-          <w:sz w:val="24"/>
-        </w:rPr>
-        <w:hyperlink r:id="rId10" w:history="1">
-          <w:r>
-            <w:rPr>
-              <w:rStyle w:val="Hyperlink"/>
-            </w:rPr>
-            <w:t>a</w:t>
-          </w:r>
-        </w:hyperlink>
-      </w:r>
-      <w:r>
-        <w:rPr>
-          <w:rFonts w:ascii="Charis SIL Regular" w:hAnsi="Charis SIL Regular" w:eastAsia="Charis SIL Regular"/>
-          <w:b w:val="0"/>
-          <w:i w:val="0"/>
-          <w:color w:val="0000FF"/>
-          <w:sz w:val="24"/>
-        </w:rPr>
-        <w:t xml:space="preserve"> </w:t>
-      </w:r>
-      <w:r>
-        <w:rPr>
-          <w:rFonts w:ascii="Charis SIL Regular" w:hAnsi="Charis SIL Regular" w:eastAsia="Charis SIL Regular"/>
-          <w:b w:val="0"/>
-          <w:i w:val="0"/>
-          <w:color w:val="0000FF"/>
-          <w:sz w:val="24"/>
-        </w:rPr>
-        <w:hyperlink r:id="rId10" w:history="1">
-          <w:r>
-            <w:rPr>
-              <w:rStyle w:val="Hyperlink"/>
-            </w:rPr>
-            <w:t>to</w:t>
-          </w:r>
-        </w:hyperlink>
-      </w:r>
-      <w:r>
-        <w:rPr>
-          <w:rFonts w:ascii="Charis SIL Regular" w:hAnsi="Charis SIL Regular" w:eastAsia="Charis SIL Regular"/>
-          <w:b w:val="0"/>
-          <w:i w:val="0"/>
-          <w:color w:val="0000FF"/>
-          <w:sz w:val="24"/>
-        </w:rPr>
-        <w:t xml:space="preserve"> </w:t>
-      </w:r>
-      <w:r>
-        <w:rPr>
-          <w:rFonts w:ascii="Charis SIL Regular" w:hAnsi="Charis SIL Regular" w:eastAsia="Charis SIL Regular"/>
-          <w:b w:val="0"/>
-          <w:i w:val="0"/>
-          <w:color w:val="0000FF"/>
-          <w:sz w:val="24"/>
-        </w:rPr>
-        <w:hyperlink r:id="rId10" w:history="1">
-          <w:r>
-            <w:rPr>
-              <w:rStyle w:val="Hyperlink"/>
-            </w:rPr>
-            <w:t>Ceylo</w:t>
-          </w:r>
-        </w:hyperlink>
-      </w:r>
-      <w:r>
-        <w:rPr>
-          <w:rFonts w:ascii="Charis SIL Regular" w:hAnsi="Charis SIL Regular" w:eastAsia="Charis SIL Regular"/>
-          <w:b w:val="0"/>
-          <w:i w:val="0"/>
-          <w:color w:val="0000FF"/>
-          <w:sz w:val="24"/>
-        </w:rPr>
-        <w:hyperlink r:id="rId10" w:history="1">
-          <w:r>
-            <w:rPr>
-              <w:rStyle w:val="Hyperlink"/>
-            </w:rPr>
-            <w:t>n</w:t>
-          </w:r>
-        </w:hyperlink>
-      </w:r>
-      <w:r>
-        <w:rPr>
-          <w:rFonts w:ascii="Charis SIL Regular" w:hAnsi="Charis SIL Regular" w:eastAsia="Charis SIL Regular"/>
-          <w:b w:val="0"/>
-          <w:i w:val="0"/>
-          <w:color w:val="0000FF"/>
-          <w:sz w:val="24"/>
-        </w:rPr>
-        <w:t xml:space="preserve"> </w:t>
-      </w:r>
-      <w:r>
-        <w:rPr>
-          <w:rFonts w:ascii="Charis SIL Regular" w:hAnsi="Charis SIL Regular" w:eastAsia="Charis SIL Regular"/>
-          <w:b w:val="0"/>
-          <w:i w:val="0"/>
-          <w:color w:val="0000FF"/>
-          <w:sz w:val="24"/>
-        </w:rPr>
-        <w:hyperlink r:id="rId10" w:history="1">
-          <w:r>
-            <w:rPr>
-              <w:rStyle w:val="Hyperlink"/>
-            </w:rPr>
-            <w:t>for</w:t>
-          </w:r>
-        </w:hyperlink>
-      </w:r>
-      <w:r>
-        <w:rPr>
-          <w:rFonts w:ascii="Charis SIL Regular" w:hAnsi="Charis SIL Regular" w:eastAsia="Charis SIL Regular"/>
-          <w:b w:val="0"/>
-          <w:i w:val="0"/>
-          <w:color w:val="0000FF"/>
-          <w:sz w:val="24"/>
-        </w:rPr>
-        <w:t xml:space="preserve"> </w:t>
-      </w:r>
-      <w:r>
-        <w:rPr>
-          <w:rFonts w:ascii="Charis SIL Regular" w:hAnsi="Charis SIL Regular" w:eastAsia="Charis SIL Regular"/>
-          <w:b w:val="0"/>
-          <w:i w:val="0"/>
-          <w:color w:val="0000FF"/>
-          <w:sz w:val="24"/>
-        </w:rPr>
-        <w:hyperlink r:id="rId10" w:history="1">
-          <w:r>
-            <w:rPr>
-              <w:rStyle w:val="Hyperlink"/>
-            </w:rPr>
-            <w:t>a</w:t>
-          </w:r>
-        </w:hyperlink>
-      </w:r>
-      <w:r>
-        <w:rPr>
-          <w:rFonts w:ascii="Charis SIL Regular" w:hAnsi="Charis SIL Regular" w:eastAsia="Charis SIL Regular"/>
-          <w:b w:val="0"/>
-          <w:i w:val="0"/>
-          <w:color w:val="0000FF"/>
-          <w:sz w:val="24"/>
-        </w:rPr>
-        <w:t xml:space="preserve"> </w:t>
-      </w:r>
-      <w:r>
-        <w:rPr>
-          <w:rFonts w:ascii="Charis SIL Regular" w:hAnsi="Charis SIL Regular" w:eastAsia="Charis SIL Regular"/>
-          <w:b w:val="0"/>
-          <w:i w:val="0"/>
-          <w:color w:val="0000FF"/>
-          <w:sz w:val="24"/>
-        </w:rPr>
-        <w:hyperlink r:id="rId10" w:history="1">
-          <w:r>
-            <w:rPr>
-              <w:rStyle w:val="Hyperlink"/>
-            </w:rPr>
-            <w:t>cer</w:t>
-          </w:r>
-        </w:hyperlink>
-      </w:r>
-      <w:r>
-        <w:rPr>
-          <w:rFonts w:ascii="Charis SIL Regular" w:hAnsi="Charis SIL Regular" w:eastAsia="Charis SIL Regular"/>
-          <w:b w:val="0"/>
-          <w:i w:val="0"/>
-          <w:color w:val="0000FF"/>
-          <w:sz w:val="24"/>
-        </w:rPr>
-        <w:hyperlink r:id="rId10" w:history="1">
-          <w:r>
-            <w:rPr>
-              <w:rStyle w:val="Hyperlink"/>
-            </w:rPr>
-            <w:t>emony</w:t>
-          </w:r>
-        </w:hyperlink>
-      </w:r>
-      <w:r>
-        <w:rPr>
-          <w:rFonts w:ascii="Charis SIL Regular" w:hAnsi="Charis SIL Regular" w:eastAsia="Charis SIL Regular"/>
-          <w:b w:val="0"/>
-          <w:i w:val="0"/>
-          <w:color w:val="0000FF"/>
-          <w:sz w:val="24"/>
-        </w:rPr>
-        <w:t xml:space="preserve"> </w:t>
-      </w:r>
-      <w:r>
-        <w:rPr>
-          <w:rFonts w:ascii="Charis SIL Regular" w:hAnsi="Charis SIL Regular" w:eastAsia="Charis SIL Regular"/>
-          <w:b w:val="0"/>
-          <w:i w:val="0"/>
-          <w:color w:val="0000FF"/>
-          <w:sz w:val="24"/>
-        </w:rPr>
-        <w:hyperlink r:id="rId10" w:history="1">
-          <w:r>
-            <w:rPr>
-              <w:rStyle w:val="Hyperlink"/>
-            </w:rPr>
-            <w:t>at</w:t>
-          </w:r>
-        </w:hyperlink>
-      </w:r>
-      <w:r>
-        <w:rPr>
-          <w:rFonts w:ascii="Charis SIL Regular" w:hAnsi="Charis SIL Regular" w:eastAsia="Charis SIL Regular"/>
-          <w:b w:val="0"/>
-          <w:i w:val="0"/>
-          <w:color w:val="0000FF"/>
-          <w:sz w:val="24"/>
-        </w:rPr>
-        <w:t xml:space="preserve"> </w:t>
-      </w:r>
-      <w:r>
-        <w:rPr>
-          <w:rFonts w:ascii="Charis SIL Regular" w:hAnsi="Charis SIL Regular" w:eastAsia="Charis SIL Regular"/>
-          <w:b w:val="0"/>
-          <w:i w:val="0"/>
-          <w:color w:val="0000FF"/>
-          <w:sz w:val="24"/>
-        </w:rPr>
-        <w:hyperlink r:id="rId10" w:history="1">
-          <w:r>
-            <w:rPr>
-              <w:rStyle w:val="Hyperlink"/>
-            </w:rPr>
-            <w:t>K</w:t>
-          </w:r>
-        </w:hyperlink>
-      </w:r>
-      <w:r>
-        <w:rPr>
-          <w:rFonts w:ascii="Charis SIL Regular" w:hAnsi="Charis SIL Regular" w:eastAsia="Charis SIL Regular"/>
-          <w:b w:val="0"/>
-          <w:i w:val="0"/>
-          <w:color w:val="0000FF"/>
-          <w:sz w:val="24"/>
-        </w:rPr>
-        <w:hyperlink r:id="rId10" w:history="1">
-          <w:r>
-            <w:rPr>
-              <w:rStyle w:val="Hyperlink"/>
-            </w:rPr>
-            <w:t>a</w:t>
-          </w:r>
-        </w:hyperlink>
-      </w:r>
-      <w:r>
-        <w:rPr>
-          <w:rFonts w:ascii="Charis SIL Regular" w:hAnsi="Charis SIL Regular" w:eastAsia="Charis SIL Regular"/>
-          <w:b w:val="0"/>
-          <w:i w:val="0"/>
-          <w:color w:val="0000FF"/>
-          <w:sz w:val="24"/>
-        </w:rPr>
-        <w:hyperlink r:id="rId10" w:history="1">
-          <w:r>
-            <w:rPr>
-              <w:rStyle w:val="Hyperlink"/>
-            </w:rPr>
-            <w:t>ndy,</w:t>
-          </w:r>
-        </w:hyperlink>
-      </w:r>
-      <w:r>
-        <w:rPr>
-          <w:rFonts w:ascii="Charis SIL Regular" w:hAnsi="Charis SIL Regular" w:eastAsia="Charis SIL Regular"/>
-          <w:b w:val="0"/>
-          <w:i w:val="0"/>
-          <w:color w:val="0000FF"/>
-          <w:sz w:val="24"/>
-        </w:rPr>
-        <w:t xml:space="preserve"> </w:t>
-      </w:r>
-      <w:r>
-        <w:rPr>
-          <w:rFonts w:ascii="Charis SIL Regular" w:hAnsi="Charis SIL Regular" w:eastAsia="Charis SIL Regular"/>
-          <w:b w:val="0"/>
-          <w:i w:val="0"/>
-          <w:color w:val="0000FF"/>
-          <w:sz w:val="24"/>
-        </w:rPr>
-        <w:hyperlink r:id="rId10" w:history="1">
-          <w:r>
-            <w:rPr>
-              <w:rStyle w:val="Hyperlink"/>
-            </w:rPr>
-            <w:t>1746.</w:t>
-          </w:r>
-        </w:hyperlink>
-      </w:r>
-      <w:r>
-        <w:rPr>
-          <w:rFonts w:ascii="Charis SIL Regular" w:hAnsi="Charis SIL Regular" w:eastAsia="Charis SIL Regular"/>
-          <w:b w:val="0"/>
-          <w:i w:val="0"/>
-          <w:color w:val="0000FF"/>
-          <w:sz w:val="24"/>
-        </w:rPr>
-        <w:t xml:space="preserve"> </w:t>
-      </w:r>
-      <w:r>
-        <w:rPr>
-          <w:rFonts w:ascii="Charis SIL Regular" w:hAnsi="Charis SIL Regular" w:eastAsia="Charis SIL Regular"/>
-          <w:b w:val="0"/>
-          <w:i w:val="0"/>
-          <w:color w:val="0000FF"/>
-          <w:sz w:val="24"/>
-        </w:rPr>
-        <w:hyperlink r:id="rId10" w:history="1">
-          <w:r>
-            <w:rPr>
-              <w:rStyle w:val="Hyperlink"/>
-            </w:rPr>
-            <w:t>In</w:t>
-          </w:r>
-        </w:hyperlink>
-      </w:r>
-      <w:r>
-        <w:rPr>
-          <w:rFonts w:ascii="Charis SIL Regular" w:hAnsi="Charis SIL Regular" w:eastAsia="Charis SIL Regular"/>
-          <w:b w:val="0"/>
-          <w:i w:val="0"/>
-          <w:color w:val="0000FF"/>
-          <w:sz w:val="24"/>
-        </w:rPr>
-        <w:t xml:space="preserve"> </w:t>
-      </w:r>
-      <w:r>
-        <w:rPr>
-          <w:rFonts w:ascii="Charis SIL Regular" w:hAnsi="Charis SIL Regular" w:eastAsia="Charis SIL Regular"/>
-          <w:b w:val="0"/>
-          <w:i w:val="0"/>
-          <w:color w:val="0000FF"/>
-          <w:sz w:val="24"/>
-        </w:rPr>
-        <w:hyperlink r:id="rId10" w:history="1">
-          <w:r>
-            <w:rPr>
-              <w:rStyle w:val="Hyperlink"/>
-            </w:rPr>
-            <w:t>S</w:t>
-          </w:r>
-        </w:hyperlink>
-      </w:r>
-      <w:r>
-        <w:rPr>
-          <w:rFonts w:ascii="Charis SIL Regular" w:hAnsi="Charis SIL Regular" w:eastAsia="Charis SIL Regular"/>
-          <w:b w:val="0"/>
-          <w:i w:val="0"/>
-          <w:color w:val="0000FF"/>
-          <w:sz w:val="24"/>
-        </w:rPr>
-        <w:hyperlink r:id="rId10" w:history="1">
-          <w:r>
-            <w:rPr>
-              <w:rStyle w:val="Hyperlink"/>
-            </w:rPr>
-            <w:t>inhalese,</w:t>
-          </w:r>
-        </w:hyperlink>
-      </w:r>
-      <w:r>
-        <w:rPr>
-          <w:rFonts w:ascii="Charis SIL Regular" w:hAnsi="Charis SIL Regular" w:eastAsia="Charis SIL Regular"/>
-          <w:b w:val="0"/>
-          <w:i w:val="0"/>
-          <w:color w:val="0000FF"/>
-          <w:sz w:val="24"/>
-        </w:rPr>
-        <w:t xml:space="preserve"> </w:t>
-      </w:r>
-      <w:r>
-        <w:rPr>
-          <w:rFonts w:ascii="Charis SIL Regular" w:hAnsi="Charis SIL Regular" w:eastAsia="Charis SIL Regular"/>
-          <w:b w:val="0"/>
-          <w:i w:val="0"/>
-          <w:color w:val="0000FF"/>
-          <w:sz w:val="24"/>
-        </w:rPr>
-        <w:hyperlink r:id="rId10" w:history="1">
-          <w:r>
-            <w:rPr>
-              <w:rStyle w:val="Hyperlink"/>
-            </w:rPr>
-            <w:t>pa</w:t>
-          </w:r>
-        </w:hyperlink>
-      </w:r>
-      <w:r>
-        <w:rPr>
-          <w:rFonts w:ascii="Charis SIL Regular" w:hAnsi="Charis SIL Regular" w:eastAsia="Charis SIL Regular"/>
-          <w:b w:val="0"/>
-          <w:i w:val="0"/>
-          <w:color w:val="0000FF"/>
-          <w:sz w:val="24"/>
-        </w:rPr>
-        <w:hyperlink r:id="rId10" w:history="1">
-          <w:r>
-            <w:rPr>
-              <w:rStyle w:val="Hyperlink"/>
-            </w:rPr>
-            <w:t>l</w:t>
-          </w:r>
-        </w:hyperlink>
-      </w:r>
-      <w:r>
-        <w:rPr>
-          <w:rFonts w:ascii="Charis SIL Regular" w:hAnsi="Charis SIL Regular" w:eastAsia="Charis SIL Regular"/>
-          <w:b w:val="0"/>
-          <w:i w:val="0"/>
-          <w:color w:val="0000FF"/>
-          <w:sz w:val="24"/>
-        </w:rPr>
-        <w:hyperlink r:id="rId10" w:history="1">
-          <w:r>
-            <w:rPr>
-              <w:rStyle w:val="Hyperlink"/>
-            </w:rPr>
-            <w:t>m</w:t>
-          </w:r>
-        </w:hyperlink>
-      </w:r>
-      <w:r>
-        <w:rPr>
-          <w:rFonts w:ascii="Charis SIL Regular" w:hAnsi="Charis SIL Regular" w:eastAsia="Charis SIL Regular"/>
-          <w:b w:val="0"/>
-          <w:i w:val="0"/>
-          <w:color w:val="0000FF"/>
-          <w:sz w:val="24"/>
-        </w:rPr>
-        <w:t xml:space="preserve"> </w:t>
-      </w:r>
-      <w:r>
-        <w:rPr>
-          <w:rFonts w:ascii="Charis SIL Regular" w:hAnsi="Charis SIL Regular" w:eastAsia="Charis SIL Regular"/>
-          <w:b w:val="0"/>
-          <w:i w:val="0"/>
-          <w:color w:val="0000FF"/>
-          <w:sz w:val="24"/>
-        </w:rPr>
-        <w:hyperlink r:id="rId10" w:history="1">
-          <w:r>
-            <w:rPr>
-              <w:rStyle w:val="Hyperlink"/>
-            </w:rPr>
-            <w:t>leaf</w:t>
-          </w:r>
-        </w:hyperlink>
-      </w:r>
-      <w:r>
-        <w:rPr>
-          <w:rFonts w:ascii="Charis SIL Regular" w:hAnsi="Charis SIL Regular" w:eastAsia="Charis SIL Regular"/>
-          <w:b w:val="0"/>
-          <w:i w:val="0"/>
-          <w:color w:val="0000FF"/>
-          <w:sz w:val="24"/>
-        </w:rPr>
-        <w:t xml:space="preserve"> </w:t>
-      </w:r>
-      <w:r>
-        <w:rPr>
-          <w:rFonts w:ascii="Charis SIL Regular" w:hAnsi="Charis SIL Regular" w:eastAsia="Charis SIL Regular"/>
-          <w:b w:val="0"/>
-          <w:i w:val="0"/>
-          <w:color w:val="0000FF"/>
-          <w:sz w:val="24"/>
-        </w:rPr>
-        <w:hyperlink r:id="rId10" w:history="1">
-          <w:r>
-            <w:rPr>
-              <w:rStyle w:val="Hyperlink"/>
-            </w:rPr>
-            <w:t>w</w:t>
-          </w:r>
-        </w:hyperlink>
-      </w:r>
-      <w:r>
-        <w:rPr>
-          <w:rFonts w:ascii="Charis SIL Regular" w:hAnsi="Charis SIL Regular" w:eastAsia="Charis SIL Regular"/>
-          <w:b w:val="0"/>
-          <w:i w:val="0"/>
-          <w:color w:val="0000FF"/>
-          <w:sz w:val="24"/>
-        </w:rPr>
-        <w:hyperlink r:id="rId10" w:history="1">
-          <w:r>
-            <w:rPr>
-              <w:rStyle w:val="Hyperlink"/>
-            </w:rPr>
-            <w:t>i</w:t>
-          </w:r>
-        </w:hyperlink>
-      </w:r>
-      <w:r>
-        <w:rPr>
-          <w:rFonts w:ascii="Charis SIL Regular" w:hAnsi="Charis SIL Regular" w:eastAsia="Charis SIL Regular"/>
-          <w:b w:val="0"/>
-          <w:i w:val="0"/>
-          <w:color w:val="0000FF"/>
-          <w:sz w:val="24"/>
-        </w:rPr>
-        <w:hyperlink r:id="rId10" w:history="1">
-          <w:r>
-            <w:rPr>
-              <w:rStyle w:val="Hyperlink"/>
-            </w:rPr>
-            <w:t>th</w:t>
-          </w:r>
-        </w:hyperlink>
-      </w:r>
-      <w:r>
-        <w:rPr>
-          <w:rFonts w:ascii="Charis SIL Regular" w:hAnsi="Charis SIL Regular" w:eastAsia="Charis SIL Regular"/>
-          <w:b w:val="0"/>
-          <w:i w:val="0"/>
-          <w:color w:val="0000FF"/>
-          <w:sz w:val="24"/>
-        </w:rPr>
-        <w:t xml:space="preserve"> </w:t>
-      </w:r>
-      <w:r>
-        <w:rPr>
-          <w:rFonts w:ascii="Charis SIL Regular" w:hAnsi="Charis SIL Regular" w:eastAsia="Charis SIL Regular"/>
-          <w:b w:val="0"/>
-          <w:i w:val="0"/>
-          <w:color w:val="0000FF"/>
-          <w:sz w:val="24"/>
-        </w:rPr>
-        <w:hyperlink r:id="rId10" w:history="1">
-          <w:r>
-            <w:rPr>
-              <w:rStyle w:val="Hyperlink"/>
-            </w:rPr>
-            <w:t>silk</w:t>
-          </w:r>
-        </w:hyperlink>
-      </w:r>
-      <w:r>
-        <w:rPr>
-          <w:rFonts w:ascii="Charis SIL Regular" w:hAnsi="Charis SIL Regular" w:eastAsia="Charis SIL Regular"/>
-          <w:b w:val="0"/>
-          <w:i w:val="0"/>
-          <w:color w:val="0000FF"/>
-          <w:sz w:val="24"/>
-        </w:rPr>
-        <w:t xml:space="preserve"> </w:t>
-      </w:r>
-      <w:r>
-        <w:rPr>
-          <w:rFonts w:ascii="Charis SIL Regular" w:hAnsi="Charis SIL Regular" w:eastAsia="Charis SIL Regular"/>
-          <w:b w:val="0"/>
-          <w:i w:val="0"/>
-          <w:color w:val="0000FF"/>
-          <w:sz w:val="24"/>
+          <w:u w:val="single"/>
         </w:rPr>
         <w:hyperlink r:id="rId10" w:history="1">
           <w:r>
@@ -2941,294 +3230,7 @@
           <w:i w:val="0"/>
           <w:color w:val="0000FF"/>
           <w:sz w:val="24"/>
-        </w:rPr>
-        <w:hyperlink r:id="rId10" w:history="1">
-          <w:r>
-            <w:rPr>
-              <w:rStyle w:val="Hyperlink"/>
-            </w:rPr>
-            <w:t xml:space="preserve">ase </w:t>
-          </w:r>
-        </w:hyperlink>
-      </w:r>
-      <w:r>
-        <w:rPr>
-          <w:rFonts w:ascii="Charis SIL Regular" w:hAnsi="Charis SIL Regular" w:eastAsia="Charis SIL Regular"/>
-          <w:b w:val="0"/>
-          <w:i w:val="0"/>
-          <w:color w:val="0000FF"/>
-          <w:sz w:val="24"/>
           <w:u w:val="single"/>
-        </w:rPr>
-        <w:hyperlink r:id="rId10" w:history="1">
-          <w:r>
-            <w:rPr>
-              <w:rStyle w:val="Hyperlink"/>
-            </w:rPr>
-            <w:t>and</w:t>
-          </w:r>
-        </w:hyperlink>
-      </w:r>
-      <w:r>
-        <w:rPr>
-          <w:rFonts w:ascii="Charis SIL Regular" w:hAnsi="Charis SIL Regular" w:eastAsia="Charis SIL Regular"/>
-          <w:b w:val="0"/>
-          <w:i w:val="0"/>
-          <w:color w:val="0000FF"/>
-          <w:sz w:val="24"/>
-          <w:u w:val="single"/>
-        </w:rPr>
-        <w:t xml:space="preserve"> </w:t>
-      </w:r>
-      <w:r>
-        <w:rPr>
-          <w:rFonts w:ascii="Charis SIL Regular" w:hAnsi="Charis SIL Regular" w:eastAsia="Charis SIL Regular"/>
-          <w:b w:val="0"/>
-          <w:i w:val="0"/>
-          <w:color w:val="0000FF"/>
-          <w:sz w:val="24"/>
-          <w:u w:val="single"/>
-        </w:rPr>
-        <w:hyperlink r:id="rId10" w:history="1">
-          <w:r>
-            <w:rPr>
-              <w:rStyle w:val="Hyperlink"/>
-            </w:rPr>
-            <w:t>de</w:t>
-          </w:r>
-        </w:hyperlink>
-      </w:r>
-      <w:r>
-        <w:rPr>
-          <w:rFonts w:ascii="Charis SIL Regular" w:hAnsi="Charis SIL Regular" w:eastAsia="Charis SIL Regular"/>
-          <w:b w:val="0"/>
-          <w:i w:val="0"/>
-          <w:color w:val="0000FF"/>
-          <w:sz w:val="24"/>
-          <w:u w:val="single"/>
-        </w:rPr>
-        <w:hyperlink r:id="rId10" w:history="1">
-          <w:r>
-            <w:rPr>
-              <w:rStyle w:val="Hyperlink"/>
-            </w:rPr>
-            <w:t>co</w:t>
-          </w:r>
-        </w:hyperlink>
-      </w:r>
-      <w:r>
-        <w:rPr>
-          <w:rFonts w:ascii="Charis SIL Regular" w:hAnsi="Charis SIL Regular" w:eastAsia="Charis SIL Regular"/>
-          <w:b w:val="0"/>
-          <w:i w:val="0"/>
-          <w:color w:val="0000FF"/>
-          <w:sz w:val="24"/>
-          <w:u w:val="single"/>
-        </w:rPr>
-        <w:hyperlink r:id="rId10" w:history="1">
-          <w:r>
-            <w:rPr>
-              <w:rStyle w:val="Hyperlink"/>
-            </w:rPr>
-            <w:t>r</w:t>
-          </w:r>
-        </w:hyperlink>
-      </w:r>
-      <w:r>
-        <w:rPr>
-          <w:rFonts w:ascii="Charis SIL Regular" w:hAnsi="Charis SIL Regular" w:eastAsia="Charis SIL Regular"/>
-          <w:b w:val="0"/>
-          <w:i w:val="0"/>
-          <w:color w:val="0000FF"/>
-          <w:sz w:val="24"/>
-          <w:u w:val="single"/>
-        </w:rPr>
-        <w:hyperlink r:id="rId10" w:history="1">
-          <w:r>
-            <w:rPr>
-              <w:rStyle w:val="Hyperlink"/>
-            </w:rPr>
-            <w:t>ations</w:t>
-          </w:r>
-        </w:hyperlink>
-      </w:r>
-      <w:r>
-        <w:rPr>
-          <w:rFonts w:ascii="Charis SIL Regular" w:hAnsi="Charis SIL Regular" w:eastAsia="Charis SIL Regular"/>
-          <w:b w:val="0"/>
-          <w:i w:val="0"/>
-          <w:color w:val="0000FF"/>
-          <w:sz w:val="24"/>
-          <w:u w:val="single"/>
-        </w:rPr>
-        <w:t xml:space="preserve"> </w:t>
-      </w:r>
-      <w:r>
-        <w:rPr>
-          <w:rFonts w:ascii="Charis SIL Regular" w:hAnsi="Charis SIL Regular" w:eastAsia="Charis SIL Regular"/>
-          <w:b w:val="0"/>
-          <w:i w:val="0"/>
-          <w:color w:val="0000FF"/>
-          <w:sz w:val="24"/>
-          <w:u w:val="single"/>
-        </w:rPr>
-        <w:hyperlink r:id="rId10" w:history="1">
-          <w:r>
-            <w:rPr>
-              <w:rStyle w:val="Hyperlink"/>
-            </w:rPr>
-            <w:t>(</w:t>
-          </w:r>
-        </w:hyperlink>
-      </w:r>
-      <w:r>
-        <w:rPr>
-          <w:rFonts w:ascii="Charis SIL Regular" w:hAnsi="Charis SIL Regular" w:eastAsia="Charis SIL Regular"/>
-          <w:b w:val="0"/>
-          <w:i w:val="0"/>
-          <w:color w:val="0000FF"/>
-          <w:sz w:val="24"/>
-          <w:u w:val="single"/>
-        </w:rPr>
-        <w:hyperlink r:id="rId10" w:history="1">
-          <w:r>
-            <w:rPr>
-              <w:rStyle w:val="Hyperlink"/>
-            </w:rPr>
-            <w:t>len</w:t>
-          </w:r>
-        </w:hyperlink>
-      </w:r>
-      <w:r>
-        <w:rPr>
-          <w:rFonts w:ascii="Charis SIL Regular" w:hAnsi="Charis SIL Regular" w:eastAsia="Charis SIL Regular"/>
-          <w:b w:val="0"/>
-          <w:i w:val="0"/>
-          <w:color w:val="0000FF"/>
-          <w:sz w:val="24"/>
-          <w:u w:val="single"/>
-        </w:rPr>
-        <w:hyperlink r:id="rId10" w:history="1">
-          <w:r>
-            <w:rPr>
-              <w:rStyle w:val="Hyperlink"/>
-            </w:rPr>
-            <w:t>gt</w:t>
-          </w:r>
-        </w:hyperlink>
-      </w:r>
-      <w:r>
-        <w:rPr>
-          <w:rFonts w:ascii="Charis SIL Regular" w:hAnsi="Charis SIL Regular" w:eastAsia="Charis SIL Regular"/>
-          <w:b w:val="0"/>
-          <w:i w:val="0"/>
-          <w:color w:val="0000FF"/>
-          <w:sz w:val="24"/>
-          <w:u w:val="single"/>
-        </w:rPr>
-        <w:hyperlink r:id="rId10" w:history="1">
-          <w:r>
-            <w:rPr>
-              <w:rStyle w:val="Hyperlink"/>
-            </w:rPr>
-            <w:t>h</w:t>
-          </w:r>
-        </w:hyperlink>
-      </w:r>
-      <w:r>
-        <w:rPr>
-          <w:rFonts w:ascii="Charis SIL Regular" w:hAnsi="Charis SIL Regular" w:eastAsia="Charis SIL Regular"/>
-          <w:b w:val="0"/>
-          <w:i w:val="0"/>
-          <w:color w:val="0000FF"/>
-          <w:sz w:val="24"/>
-          <w:u w:val="single"/>
-        </w:rPr>
-        <w:t xml:space="preserve"> </w:t>
-      </w:r>
-      <w:r>
-        <w:rPr>
-          <w:rFonts w:ascii="Charis SIL Regular" w:hAnsi="Charis SIL Regular" w:eastAsia="Charis SIL Regular"/>
-          <w:b w:val="0"/>
-          <w:i w:val="0"/>
-          <w:color w:val="0000FF"/>
-          <w:sz w:val="24"/>
-          <w:u w:val="single"/>
-        </w:rPr>
-        <w:hyperlink r:id="rId10" w:history="1">
-          <w:r>
-            <w:rPr>
-              <w:rStyle w:val="Hyperlink"/>
-            </w:rPr>
-            <w:t>c.</w:t>
-          </w:r>
-        </w:hyperlink>
-      </w:r>
-      <w:r>
-        <w:rPr>
-          <w:rFonts w:ascii="Charis SIL Regular" w:hAnsi="Charis SIL Regular" w:eastAsia="Charis SIL Regular"/>
-          <w:b w:val="0"/>
-          <w:i w:val="0"/>
-          <w:color w:val="0000FF"/>
-          <w:sz w:val="24"/>
-          <w:u w:val="single"/>
-        </w:rPr>
-        <w:t xml:space="preserve"> </w:t>
-      </w:r>
-      <w:r>
-        <w:rPr>
-          <w:rFonts w:ascii="Charis SIL Regular" w:hAnsi="Charis SIL Regular" w:eastAsia="Charis SIL Regular"/>
-          <w:b w:val="0"/>
-          <w:i w:val="0"/>
-          <w:color w:val="0000FF"/>
-          <w:sz w:val="24"/>
-          <w:u w:val="single"/>
-        </w:rPr>
-        <w:hyperlink r:id="rId10" w:history="1">
-          <w:r>
-            <w:rPr>
-              <w:rStyle w:val="Hyperlink"/>
-            </w:rPr>
-            <w:t>180</w:t>
-          </w:r>
-        </w:hyperlink>
-      </w:r>
-      <w:r>
-        <w:rPr>
-          <w:rFonts w:ascii="Charis SIL Regular" w:hAnsi="Charis SIL Regular" w:eastAsia="Charis SIL Regular"/>
-          <w:b w:val="0"/>
-          <w:i w:val="0"/>
-          <w:color w:val="0000FF"/>
-          <w:sz w:val="24"/>
-          <w:u w:val="single"/>
-        </w:rPr>
-        <w:t xml:space="preserve"> </w:t>
-      </w:r>
-      <w:r>
-        <w:rPr>
-          <w:rFonts w:ascii="Charis SIL Regular" w:hAnsi="Charis SIL Regular" w:eastAsia="Charis SIL Regular"/>
-          <w:b w:val="0"/>
-          <w:i w:val="0"/>
-          <w:color w:val="0000FF"/>
-          <w:sz w:val="24"/>
-          <w:u w:val="single"/>
-        </w:rPr>
-        <w:hyperlink r:id="rId10" w:history="1">
-          <w:r>
-            <w:rPr>
-              <w:rStyle w:val="Hyperlink"/>
-            </w:rPr>
-            <w:t>c</w:t>
-          </w:r>
-        </w:hyperlink>
-      </w:r>
-      <w:r>
-        <w:rPr>
-          <w:rFonts w:ascii="Charis SIL Regular" w:hAnsi="Charis SIL Regular" w:eastAsia="Charis SIL Regular"/>
-          <w:b w:val="0"/>
-          <w:i w:val="0"/>
-          <w:color w:val="0000FF"/>
-          <w:sz w:val="24"/>
         </w:rPr>
         <w:t>m</w:t>
       </w:r>
@@ -3499,7 +3501,7 @@
           <w:color w:val="0000FF"/>
           <w:sz w:val="24"/>
         </w:rPr>
-        <w:hyperlink r:id="rId10" w:history="1">
+        <w:hyperlink r:id="rId11" w:history="1">
           <w:r>
             <w:rPr>
               <w:rStyle w:val="Hyperlink"/>
@@ -3516,7 +3518,7 @@
           <w:color w:val="0000FF"/>
           <w:sz w:val="24"/>
         </w:rPr>
-        <w:hyperlink r:id="rId10" w:history="1">
+        <w:hyperlink r:id="rId11" w:history="1">
           <w:r>
             <w:rPr>
               <w:rStyle w:val="Hyperlink"/>
@@ -3543,7 +3545,7 @@
           <w:color w:val="0000FF"/>
           <w:sz w:val="24"/>
         </w:rPr>
-        <w:hyperlink r:id="rId10" w:history="1">
+        <w:hyperlink r:id="rId11" w:history="1">
           <w:r>
             <w:rPr>
               <w:rStyle w:val="Hyperlink"/>
@@ -3560,7 +3562,7 @@
           <w:color w:val="0000FF"/>
           <w:sz w:val="24"/>
         </w:rPr>
-        <w:hyperlink r:id="rId10" w:history="1">
+        <w:hyperlink r:id="rId11" w:history="1">
           <w:r>
             <w:rPr>
               <w:rStyle w:val="Hyperlink"/>
@@ -3577,7 +3579,7 @@
           <w:color w:val="0000FF"/>
           <w:sz w:val="24"/>
         </w:rPr>
-        <w:hyperlink r:id="rId10" w:history="1">
+        <w:hyperlink r:id="rId11" w:history="1">
           <w:r>
             <w:rPr>
               <w:rStyle w:val="Hyperlink"/>
@@ -3594,7 +3596,7 @@
           <w:color w:val="0000FF"/>
           <w:sz w:val="24"/>
         </w:rPr>
-        <w:hyperlink r:id="rId10" w:history="1">
+        <w:hyperlink r:id="rId11" w:history="1">
           <w:r>
             <w:rPr>
               <w:rStyle w:val="Hyperlink"/>
@@ -3621,7 +3623,7 @@
           <w:color w:val="0000FF"/>
           <w:sz w:val="24"/>
         </w:rPr>
-        <w:hyperlink r:id="rId10" w:history="1">
+        <w:hyperlink r:id="rId11" w:history="1">
           <w:r>
             <w:rPr>
               <w:rStyle w:val="Hyperlink"/>
@@ -3629,6 +3631,294 @@
             <w:t>t</w:t>
           </w:r>
         </w:hyperlink>
+      </w:r>
+      <w:r>
+        <w:rPr>
+          <w:rFonts w:ascii="Charis SIL Regular" w:hAnsi="Charis SIL Regular" w:eastAsia="Charis SIL Regular"/>
+          <w:b w:val="0"/>
+          <w:i w:val="0"/>
+          <w:color w:val="0000FF"/>
+          <w:sz w:val="24"/>
+        </w:rPr>
+        <w:hyperlink r:id="rId11" w:history="1">
+          <w:r>
+            <w:rPr>
+              <w:rStyle w:val="Hyperlink"/>
+            </w:rPr>
+            <w:t>o</w:t>
+          </w:r>
+        </w:hyperlink>
+      </w:r>
+      <w:r>
+        <w:rPr>
+          <w:rFonts w:ascii="Charis SIL Regular" w:hAnsi="Charis SIL Regular" w:eastAsia="Charis SIL Regular"/>
+          <w:b w:val="0"/>
+          <w:i w:val="0"/>
+          <w:color w:val="0000FF"/>
+          <w:sz w:val="24"/>
+        </w:rPr>
+        <w:t xml:space="preserve"> </w:t>
+      </w:r>
+      <w:r>
+        <w:rPr>
+          <w:rFonts w:ascii="Charis SIL Regular" w:hAnsi="Charis SIL Regular" w:eastAsia="Charis SIL Regular"/>
+          <w:b w:val="0"/>
+          <w:i w:val="0"/>
+          <w:color w:val="0000FF"/>
+          <w:sz w:val="24"/>
+        </w:rPr>
+        <w:hyperlink r:id="rId11" w:history="1">
+          <w:r>
+            <w:rPr>
+              <w:rStyle w:val="Hyperlink"/>
+            </w:rPr>
+            <w:t>Sta</w:t>
+          </w:r>
+        </w:hyperlink>
+      </w:r>
+      <w:r>
+        <w:rPr>
+          <w:rFonts w:ascii="Charis SIL Regular" w:hAnsi="Charis SIL Regular" w:eastAsia="Charis SIL Regular"/>
+          <w:b w:val="0"/>
+          <w:i w:val="0"/>
+          <w:color w:val="0000FF"/>
+          <w:sz w:val="24"/>
+        </w:rPr>
+        <w:hyperlink r:id="rId11" w:history="1">
+          <w:r>
+            <w:rPr>
+              <w:rStyle w:val="Hyperlink"/>
+            </w:rPr>
+            <w:t>dth</w:t>
+          </w:r>
+        </w:hyperlink>
+      </w:r>
+      <w:r>
+        <w:rPr>
+          <w:rFonts w:ascii="Charis SIL Regular" w:hAnsi="Charis SIL Regular" w:eastAsia="Charis SIL Regular"/>
+          <w:b w:val="0"/>
+          <w:i w:val="0"/>
+          <w:color w:val="0000FF"/>
+          <w:sz w:val="24"/>
+        </w:rPr>
+        <w:hyperlink r:id="rId11" w:history="1">
+          <w:r>
+            <w:rPr>
+              <w:rStyle w:val="Hyperlink"/>
+            </w:rPr>
+            <w:t>o</w:t>
+          </w:r>
+        </w:hyperlink>
+      </w:r>
+      <w:r>
+        <w:rPr>
+          <w:rFonts w:ascii="Charis SIL Regular" w:hAnsi="Charis SIL Regular" w:eastAsia="Charis SIL Regular"/>
+          <w:b w:val="0"/>
+          <w:i w:val="0"/>
+          <w:color w:val="0000FF"/>
+          <w:sz w:val="24"/>
+        </w:rPr>
+        <w:hyperlink r:id="rId11" w:history="1">
+          <w:r>
+            <w:rPr>
+              <w:rStyle w:val="Hyperlink"/>
+            </w:rPr>
+            <w:t>lder</w:t>
+          </w:r>
+        </w:hyperlink>
+      </w:r>
+      <w:r>
+        <w:rPr>
+          <w:rFonts w:ascii="Charis SIL Regular" w:hAnsi="Charis SIL Regular" w:eastAsia="Charis SIL Regular"/>
+          <w:b w:val="0"/>
+          <w:i w:val="0"/>
+          <w:color w:val="0000FF"/>
+          <w:sz w:val="24"/>
+        </w:rPr>
+        <w:t xml:space="preserve"> </w:t>
+      </w:r>
+      <w:r>
+        <w:rPr>
+          <w:rFonts w:ascii="Charis SIL Regular" w:hAnsi="Charis SIL Regular" w:eastAsia="Charis SIL Regular"/>
+          <w:b w:val="0"/>
+          <w:i w:val="0"/>
+          <w:color w:val="0000FF"/>
+          <w:sz w:val="24"/>
+        </w:rPr>
+        <w:hyperlink r:id="rId11" w:history="1">
+          <w:r>
+            <w:rPr>
+              <w:rStyle w:val="Hyperlink"/>
+            </w:rPr>
+            <w:t>P</w:t>
+          </w:r>
+        </w:hyperlink>
+      </w:r>
+      <w:r>
+        <w:rPr>
+          <w:rFonts w:ascii="Charis SIL Regular" w:hAnsi="Charis SIL Regular" w:eastAsia="Charis SIL Regular"/>
+          <w:b w:val="0"/>
+          <w:i w:val="0"/>
+          <w:color w:val="0000FF"/>
+          <w:sz w:val="24"/>
+        </w:rPr>
+        <w:hyperlink r:id="rId10" w:history="1">
+          <w:r>
+            <w:rPr>
+              <w:rStyle w:val="Hyperlink"/>
+            </w:rPr>
+            <w:t>r</w:t>
+          </w:r>
+        </w:hyperlink>
+      </w:r>
+      <w:r>
+        <w:rPr>
+          <w:rFonts w:ascii="Charis SIL Regular" w:hAnsi="Charis SIL Regular" w:eastAsia="Charis SIL Regular"/>
+          <w:b w:val="0"/>
+          <w:i w:val="0"/>
+          <w:color w:val="0000FF"/>
+          <w:sz w:val="24"/>
+        </w:rPr>
+        <w:hyperlink r:id="rId11" w:history="1">
+          <w:r>
+            <w:rPr>
+              <w:rStyle w:val="Hyperlink"/>
+            </w:rPr>
+            <w:t>in</w:t>
+          </w:r>
+        </w:hyperlink>
+      </w:r>
+      <w:r>
+        <w:rPr>
+          <w:rFonts w:ascii="Charis SIL Regular" w:hAnsi="Charis SIL Regular" w:eastAsia="Charis SIL Regular"/>
+          <w:b w:val="0"/>
+          <w:i w:val="0"/>
+          <w:color w:val="0000FF"/>
+          <w:sz w:val="24"/>
+        </w:rPr>
+        <w:hyperlink r:id="rId11" w:history="1">
+          <w:r>
+            <w:rPr>
+              <w:rStyle w:val="Hyperlink"/>
+            </w:rPr>
+            <w:t>ce</w:t>
+          </w:r>
+        </w:hyperlink>
+      </w:r>
+      <w:r>
+        <w:rPr>
+          <w:rFonts w:ascii="Charis SIL Regular" w:hAnsi="Charis SIL Regular" w:eastAsia="Charis SIL Regular"/>
+          <w:b w:val="0"/>
+          <w:i w:val="0"/>
+          <w:color w:val="0000FF"/>
+          <w:sz w:val="24"/>
+        </w:rPr>
+        <w:t xml:space="preserve"> </w:t>
+      </w:r>
+      <w:r>
+        <w:rPr>
+          <w:rFonts w:ascii="Charis SIL Regular" w:hAnsi="Charis SIL Regular" w:eastAsia="Charis SIL Regular"/>
+          <w:b w:val="0"/>
+          <w:i w:val="0"/>
+          <w:color w:val="0000FF"/>
+          <w:sz w:val="24"/>
+        </w:rPr>
+        <w:hyperlink r:id="rId10" w:history="1">
+          <w:r>
+            <w:rPr>
+              <w:rStyle w:val="Hyperlink"/>
+            </w:rPr>
+            <w:t>Wi</w:t>
+          </w:r>
+        </w:hyperlink>
+      </w:r>
+      <w:r>
+        <w:rPr>
+          <w:rFonts w:ascii="Charis SIL Regular" w:hAnsi="Charis SIL Regular" w:eastAsia="Charis SIL Regular"/>
+          <w:b w:val="0"/>
+          <w:i w:val="0"/>
+          <w:color w:val="0000FF"/>
+          <w:sz w:val="24"/>
+        </w:rPr>
+        <w:hyperlink r:id="rId10" w:history="1">
+          <w:r>
+            <w:rPr>
+              <w:rStyle w:val="Hyperlink"/>
+            </w:rPr>
+            <w:t>l</w:t>
+          </w:r>
+        </w:hyperlink>
+      </w:r>
+      <w:r>
+        <w:rPr>
+          <w:rFonts w:ascii="Charis SIL Regular" w:hAnsi="Charis SIL Regular" w:eastAsia="Charis SIL Regular"/>
+          <w:b w:val="0"/>
+          <w:i w:val="0"/>
+          <w:color w:val="0000FF"/>
+          <w:sz w:val="24"/>
+        </w:rPr>
+        <w:hyperlink r:id="rId10" w:history="1">
+          <w:r>
+            <w:rPr>
+              <w:rStyle w:val="Hyperlink"/>
+            </w:rPr>
+            <w:t>lia</w:t>
+          </w:r>
+        </w:hyperlink>
+      </w:r>
+      <w:r>
+        <w:rPr>
+          <w:rFonts w:ascii="Charis SIL Regular" w:hAnsi="Charis SIL Regular" w:eastAsia="Charis SIL Regular"/>
+          <w:b w:val="0"/>
+          <w:i w:val="0"/>
+          <w:color w:val="0000FF"/>
+          <w:sz w:val="24"/>
+        </w:rPr>
+        <w:hyperlink r:id="rId10" w:history="1">
+          <w:r>
+            <w:rPr>
+              <w:rStyle w:val="Hyperlink"/>
+            </w:rPr>
+            <w:t>m</w:t>
+          </w:r>
+        </w:hyperlink>
+      </w:r>
+      <w:r>
+        <w:rPr>
+          <w:rFonts w:ascii="Charis SIL Regular" w:hAnsi="Charis SIL Regular" w:eastAsia="Charis SIL Regular"/>
+          <w:b w:val="0"/>
+          <w:i w:val="0"/>
+          <w:color w:val="0000FF"/>
+          <w:sz w:val="24"/>
+        </w:rPr>
+        <w:t xml:space="preserve"> </w:t>
+      </w:r>
+      <w:r>
+        <w:rPr>
+          <w:rFonts w:ascii="Charis SIL Regular" w:hAnsi="Charis SIL Regular" w:eastAsia="Charis SIL Regular"/>
+          <w:b w:val="0"/>
+          <w:i w:val="0"/>
+          <w:color w:val="0000FF"/>
+          <w:sz w:val="24"/>
+        </w:rPr>
+        <w:hyperlink r:id="rId10" w:history="1">
+          <w:r>
+            <w:rPr>
+              <w:rStyle w:val="Hyperlink"/>
+            </w:rPr>
+            <w:t>IV</w:t>
+          </w:r>
+        </w:hyperlink>
+      </w:r>
+      <w:r>
+        <w:rPr>
+          <w:rFonts w:ascii="Charis SIL Regular" w:hAnsi="Charis SIL Regular" w:eastAsia="Charis SIL Regular"/>
+          <w:b w:val="0"/>
+          <w:i w:val="0"/>
+          <w:color w:val="0000FF"/>
+          <w:sz w:val="24"/>
+        </w:rPr>
+        <w:t xml:space="preserve"> </w:t>
       </w:r>
       <w:r>
         <w:rPr>
@@ -3655,24 +3945,24 @@
           <w:color w:val="0000FF"/>
           <w:sz w:val="24"/>
         </w:rPr>
-        <w:t xml:space="preserve"> </w:t>
-      </w:r>
-      <w:r>
-        <w:rPr>
-          <w:rFonts w:ascii="Charis SIL Regular" w:hAnsi="Charis SIL Regular" w:eastAsia="Charis SIL Regular"/>
-          <w:b w:val="0"/>
-          <w:i w:val="0"/>
-          <w:color w:val="0000FF"/>
-          <w:sz w:val="24"/>
-        </w:rPr>
         <w:hyperlink r:id="rId11" w:history="1">
           <w:r>
             <w:rPr>
               <w:rStyle w:val="Hyperlink"/>
             </w:rPr>
-            <w:t>Sta</w:t>
+            <w:t>f</w:t>
           </w:r>
         </w:hyperlink>
+      </w:r>
+      <w:r>
+        <w:rPr>
+          <w:rFonts w:ascii="Charis SIL Regular" w:hAnsi="Charis SIL Regular" w:eastAsia="Charis SIL Regular"/>
+          <w:b w:val="0"/>
+          <w:i w:val="0"/>
+          <w:color w:val="0000FF"/>
+          <w:sz w:val="24"/>
+        </w:rPr>
+        <w:t xml:space="preserve"> </w:t>
       </w:r>
       <w:r>
         <w:rPr>
@@ -3687,9 +3977,19 @@
             <w:rPr>
               <w:rStyle w:val="Hyperlink"/>
             </w:rPr>
-            <w:t>dth</w:t>
+            <w:t>Orange,</w:t>
           </w:r>
         </w:hyperlink>
+      </w:r>
+      <w:r>
+        <w:rPr>
+          <w:rFonts w:ascii="Charis SIL Regular" w:hAnsi="Charis SIL Regular" w:eastAsia="Charis SIL Regular"/>
+          <w:b w:val="0"/>
+          <w:i w:val="0"/>
+          <w:color w:val="0000FF"/>
+          <w:sz w:val="24"/>
+        </w:rPr>
+        <w:t xml:space="preserve"> </w:t>
       </w:r>
       <w:r>
         <w:rPr>
@@ -3704,9 +4004,19 @@
             <w:rPr>
               <w:rStyle w:val="Hyperlink"/>
             </w:rPr>
-            <w:t>o</w:t>
+            <w:t>possibly</w:t>
           </w:r>
         </w:hyperlink>
+      </w:r>
+      <w:r>
+        <w:rPr>
+          <w:rFonts w:ascii="Charis SIL Regular" w:hAnsi="Charis SIL Regular" w:eastAsia="Charis SIL Regular"/>
+          <w:b w:val="0"/>
+          <w:i w:val="0"/>
+          <w:color w:val="0000FF"/>
+          <w:sz w:val="24"/>
+        </w:rPr>
+        <w:t xml:space="preserve"> </w:t>
       </w:r>
       <w:r>
         <w:rPr>
@@ -3721,7 +4031,7 @@
             <w:rPr>
               <w:rStyle w:val="Hyperlink"/>
             </w:rPr>
-            <w:t>lder</w:t>
+            <w:t>drawn</w:t>
           </w:r>
         </w:hyperlink>
       </w:r>
@@ -3748,7 +4058,7 @@
             <w:rPr>
               <w:rStyle w:val="Hyperlink"/>
             </w:rPr>
-            <w:t>P</w:t>
+            <w:t xml:space="preserve">up </w:t>
           </w:r>
         </w:hyperlink>
       </w:r>
@@ -3765,9 +4075,263 @@
             <w:rPr>
               <w:rStyle w:val="Hyperlink"/>
             </w:rPr>
-            <w:t>r</w:t>
+            <w:t>on</w:t>
           </w:r>
         </w:hyperlink>
+      </w:r>
+      <w:r>
+        <w:rPr>
+          <w:rFonts w:ascii="Charis SIL Regular" w:hAnsi="Charis SIL Regular" w:eastAsia="Charis SIL Regular"/>
+          <w:b w:val="0"/>
+          <w:i w:val="0"/>
+          <w:color w:val="0000FF"/>
+          <w:sz w:val="24"/>
+        </w:rPr>
+        <w:t xml:space="preserve"> </w:t>
+      </w:r>
+      <w:r>
+        <w:rPr>
+          <w:rFonts w:ascii="Charis SIL Regular" w:hAnsi="Charis SIL Regular" w:eastAsia="Charis SIL Regular"/>
+          <w:b w:val="0"/>
+          <w:i w:val="0"/>
+          <w:color w:val="0000FF"/>
+          <w:sz w:val="24"/>
+        </w:rPr>
+        <w:hyperlink r:id="rId11" w:history="1">
+          <w:r>
+            <w:rPr>
+              <w:rStyle w:val="Hyperlink"/>
+            </w:rPr>
+            <w:t>Ceylon,</w:t>
+          </w:r>
+        </w:hyperlink>
+      </w:r>
+      <w:r>
+        <w:rPr>
+          <w:rFonts w:ascii="Charis SIL Regular" w:hAnsi="Charis SIL Regular" w:eastAsia="Charis SIL Regular"/>
+          <w:b w:val="0"/>
+          <w:i w:val="0"/>
+          <w:color w:val="0000FF"/>
+          <w:sz w:val="24"/>
+        </w:rPr>
+        <w:t xml:space="preserve"> </w:t>
+      </w:r>
+      <w:r>
+        <w:rPr>
+          <w:rFonts w:ascii="Charis SIL Regular" w:hAnsi="Charis SIL Regular" w:eastAsia="Charis SIL Regular"/>
+          <w:b w:val="0"/>
+          <w:i w:val="0"/>
+          <w:color w:val="0000FF"/>
+          <w:sz w:val="24"/>
+        </w:rPr>
+        <w:hyperlink r:id="rId11" w:history="1">
+          <w:r>
+            <w:rPr>
+              <w:rStyle w:val="Hyperlink"/>
+            </w:rPr>
+            <w:t>m</w:t>
+          </w:r>
+        </w:hyperlink>
+      </w:r>
+      <w:r>
+        <w:rPr>
+          <w:rFonts w:ascii="Charis SIL Regular" w:hAnsi="Charis SIL Regular" w:eastAsia="Charis SIL Regular"/>
+          <w:b w:val="0"/>
+          <w:i w:val="0"/>
+          <w:color w:val="0000FF"/>
+          <w:sz w:val="24"/>
+        </w:rPr>
+        <w:hyperlink r:id="rId11" w:history="1">
+          <w:r>
+            <w:rPr>
+              <w:rStyle w:val="Hyperlink"/>
+            </w:rPr>
+            <w:t>i</w:t>
+          </w:r>
+        </w:hyperlink>
+      </w:r>
+      <w:r>
+        <w:rPr>
+          <w:rFonts w:ascii="Charis SIL Regular" w:hAnsi="Charis SIL Regular" w:eastAsia="Charis SIL Regular"/>
+          <w:b w:val="0"/>
+          <w:i w:val="0"/>
+          <w:color w:val="0000FF"/>
+          <w:sz w:val="24"/>
+        </w:rPr>
+        <w:hyperlink r:id="rId11" w:history="1">
+          <w:r>
+            <w:rPr>
+              <w:rStyle w:val="Hyperlink"/>
+            </w:rPr>
+            <w:t>d-</w:t>
+          </w:r>
+        </w:hyperlink>
+      </w:r>
+      <w:r>
+        <w:rPr>
+          <w:rFonts w:ascii="Charis SIL Regular" w:hAnsi="Charis SIL Regular" w:eastAsia="Charis SIL Regular"/>
+          <w:b w:val="0"/>
+          <w:i w:val="0"/>
+          <w:color w:val="0000FF"/>
+          <w:sz w:val="24"/>
+        </w:rPr>
+        <w:hyperlink r:id="rId11" w:history="1">
+          <w:r>
+            <w:rPr>
+              <w:rStyle w:val="Hyperlink"/>
+            </w:rPr>
+            <w:t>eighteen</w:t>
+          </w:r>
+        </w:hyperlink>
+      </w:r>
+      <w:r>
+        <w:rPr>
+          <w:rFonts w:ascii="Charis SIL Regular" w:hAnsi="Charis SIL Regular" w:eastAsia="Charis SIL Regular"/>
+          <w:b w:val="0"/>
+          <w:i w:val="0"/>
+          <w:color w:val="0000FF"/>
+          <w:sz w:val="24"/>
+        </w:rPr>
+        <w:hyperlink r:id="rId11" w:history="1">
+          <w:r>
+            <w:rPr>
+              <w:rStyle w:val="Hyperlink"/>
+            </w:rPr>
+            <w:t>t</w:t>
+          </w:r>
+        </w:hyperlink>
+      </w:r>
+      <w:r>
+        <w:rPr>
+          <w:rFonts w:ascii="Charis SIL Regular" w:hAnsi="Charis SIL Regular" w:eastAsia="Charis SIL Regular"/>
+          <w:b w:val="0"/>
+          <w:i w:val="0"/>
+          <w:color w:val="0000FF"/>
+          <w:sz w:val="24"/>
+        </w:rPr>
+        <w:hyperlink r:id="rId11" w:history="1">
+          <w:r>
+            <w:rPr>
+              <w:rStyle w:val="Hyperlink"/>
+            </w:rPr>
+            <w:t>h</w:t>
+          </w:r>
+        </w:hyperlink>
+      </w:r>
+      <w:r>
+        <w:rPr>
+          <w:rFonts w:ascii="Charis SIL Regular" w:hAnsi="Charis SIL Regular" w:eastAsia="Charis SIL Regular"/>
+          <w:b w:val="0"/>
+          <w:i w:val="0"/>
+          <w:color w:val="0000FF"/>
+          <w:sz w:val="24"/>
+        </w:rPr>
+        <w:t xml:space="preserve"> </w:t>
+      </w:r>
+      <w:r>
+        <w:rPr>
+          <w:rFonts w:ascii="Charis SIL Regular" w:hAnsi="Charis SIL Regular" w:eastAsia="Charis SIL Regular"/>
+          <w:b w:val="0"/>
+          <w:i w:val="0"/>
+          <w:color w:val="0000FF"/>
+          <w:sz w:val="24"/>
+        </w:rPr>
+        <w:hyperlink r:id="rId11" w:history="1">
+          <w:r>
+            <w:rPr>
+              <w:rStyle w:val="Hyperlink"/>
+            </w:rPr>
+            <w:t>c</w:t>
+          </w:r>
+        </w:hyperlink>
+      </w:r>
+      <w:r>
+        <w:rPr>
+          <w:rFonts w:ascii="Charis SIL Regular" w:hAnsi="Charis SIL Regular" w:eastAsia="Charis SIL Regular"/>
+          <w:b w:val="0"/>
+          <w:i w:val="0"/>
+          <w:color w:val="0000FF"/>
+          <w:sz w:val="24"/>
+        </w:rPr>
+        <w:hyperlink r:id="rId11" w:history="1">
+          <w:r>
+            <w:rPr>
+              <w:rStyle w:val="Hyperlink"/>
+            </w:rPr>
+            <w:t>entury.</w:t>
+          </w:r>
+        </w:hyperlink>
+      </w:r>
+      <w:r>
+        <w:rPr>
+          <w:rFonts w:ascii="Charis SIL Regular" w:hAnsi="Charis SIL Regular" w:eastAsia="Charis SIL Regular"/>
+          <w:b w:val="0"/>
+          <w:i w:val="0"/>
+          <w:color w:val="0000FF"/>
+          <w:sz w:val="24"/>
+        </w:rPr>
+        <w:t xml:space="preserve"> </w:t>
+      </w:r>
+      <w:r>
+        <w:rPr>
+          <w:rFonts w:ascii="Charis SIL Regular" w:hAnsi="Charis SIL Regular" w:eastAsia="Charis SIL Regular"/>
+          <w:b w:val="0"/>
+          <w:i w:val="0"/>
+          <w:color w:val="0000FF"/>
+          <w:sz w:val="24"/>
+        </w:rPr>
+        <w:hyperlink r:id="rId11" w:history="1">
+          <w:r>
+            <w:rPr>
+              <w:rStyle w:val="Hyperlink"/>
+            </w:rPr>
+            <w:t>Par</w:t>
+          </w:r>
+        </w:hyperlink>
+      </w:r>
+      <w:r>
+        <w:rPr>
+          <w:rFonts w:ascii="Charis SIL Regular" w:hAnsi="Charis SIL Regular" w:eastAsia="Charis SIL Regular"/>
+          <w:b w:val="0"/>
+          <w:i w:val="0"/>
+          <w:color w:val="0000FF"/>
+          <w:sz w:val="24"/>
+        </w:rPr>
+        <w:hyperlink r:id="rId11" w:history="1">
+          <w:r>
+            <w:rPr>
+              <w:rStyle w:val="Hyperlink"/>
+            </w:rPr>
+            <w:t>t</w:t>
+          </w:r>
+        </w:hyperlink>
+      </w:r>
+      <w:r>
+        <w:rPr>
+          <w:rFonts w:ascii="Charis SIL Regular" w:hAnsi="Charis SIL Regular" w:eastAsia="Charis SIL Regular"/>
+          <w:b w:val="0"/>
+          <w:i w:val="0"/>
+          <w:color w:val="0000FF"/>
+          <w:sz w:val="24"/>
+        </w:rPr>
+        <w:hyperlink r:id="rId11" w:history="1">
+          <w:r>
+            <w:rPr>
+              <w:rStyle w:val="Hyperlink"/>
+            </w:rPr>
+            <w:t>ly</w:t>
+          </w:r>
+        </w:hyperlink>
+      </w:r>
+      <w:r>
+        <w:rPr>
+          <w:rFonts w:ascii="Charis SIL Regular" w:hAnsi="Charis SIL Regular" w:eastAsia="Charis SIL Regular"/>
+          <w:b w:val="0"/>
+          <w:i w:val="0"/>
+          <w:color w:val="0000FF"/>
+          <w:sz w:val="24"/>
+        </w:rPr>
+        <w:t xml:space="preserve"> </w:t>
       </w:r>
       <w:r>
         <w:rPr>
@@ -3794,24 +4358,24 @@
           <w:color w:val="0000FF"/>
           <w:sz w:val="24"/>
         </w:rPr>
+        <w:t xml:space="preserve"> </w:t>
+      </w:r>
+      <w:r>
+        <w:rPr>
+          <w:rFonts w:ascii="Charis SIL Regular" w:hAnsi="Charis SIL Regular" w:eastAsia="Charis SIL Regular"/>
+          <w:b w:val="0"/>
+          <w:i w:val="0"/>
+          <w:color w:val="0000FF"/>
+          <w:sz w:val="24"/>
+        </w:rPr>
         <w:hyperlink r:id="rId11" w:history="1">
           <w:r>
             <w:rPr>
               <w:rStyle w:val="Hyperlink"/>
             </w:rPr>
-            <w:t>ce</w:t>
+            <w:t>L</w:t>
           </w:r>
         </w:hyperlink>
-      </w:r>
-      <w:r>
-        <w:rPr>
-          <w:rFonts w:ascii="Charis SIL Regular" w:hAnsi="Charis SIL Regular" w:eastAsia="Charis SIL Regular"/>
-          <w:b w:val="0"/>
-          <w:i w:val="0"/>
-          <w:color w:val="0000FF"/>
-          <w:sz w:val="24"/>
-        </w:rPr>
-        <w:t xml:space="preserve"> </w:t>
       </w:r>
       <w:r>
         <w:rPr>
@@ -3826,7 +4390,7 @@
             <w:rPr>
               <w:rStyle w:val="Hyperlink"/>
             </w:rPr>
-            <w:t>Wi</w:t>
+            <w:t>a</w:t>
           </w:r>
         </w:hyperlink>
       </w:r>
@@ -3843,9 +4407,19 @@
             <w:rPr>
               <w:rStyle w:val="Hyperlink"/>
             </w:rPr>
-            <w:t>l</w:t>
+            <w:t>tin,</w:t>
           </w:r>
         </w:hyperlink>
+      </w:r>
+      <w:r>
+        <w:rPr>
+          <w:rFonts w:ascii="Charis SIL Regular" w:hAnsi="Charis SIL Regular" w:eastAsia="Charis SIL Regular"/>
+          <w:b w:val="0"/>
+          <w:i w:val="0"/>
+          <w:color w:val="0000FF"/>
+          <w:sz w:val="24"/>
+        </w:rPr>
+        <w:t xml:space="preserve"> </w:t>
       </w:r>
       <w:r>
         <w:rPr>
@@ -3860,7 +4434,7 @@
             <w:rPr>
               <w:rStyle w:val="Hyperlink"/>
             </w:rPr>
-            <w:t>lia</w:t>
+            <w:t>pal</w:t>
           </w:r>
         </w:hyperlink>
       </w:r>
@@ -3872,430 +4446,7 @@
           <w:color w:val="0000FF"/>
           <w:sz w:val="24"/>
         </w:rPr>
-        <w:hyperlink r:id="rId11" w:history="1">
-          <w:r>
-            <w:rPr>
-              <w:rStyle w:val="Hyperlink"/>
-            </w:rPr>
-            <w:t>m</w:t>
-          </w:r>
-        </w:hyperlink>
-      </w:r>
-      <w:r>
-        <w:rPr>
-          <w:rFonts w:ascii="Charis SIL Regular" w:hAnsi="Charis SIL Regular" w:eastAsia="Charis SIL Regular"/>
-          <w:b w:val="0"/>
-          <w:i w:val="0"/>
-          <w:color w:val="0000FF"/>
-          <w:sz w:val="24"/>
-        </w:rPr>
-        <w:t xml:space="preserve"> </w:t>
-      </w:r>
-      <w:r>
-        <w:rPr>
-          <w:rFonts w:ascii="Charis SIL Regular" w:hAnsi="Charis SIL Regular" w:eastAsia="Charis SIL Regular"/>
-          <w:b w:val="0"/>
-          <w:i w:val="0"/>
-          <w:color w:val="0000FF"/>
-          <w:sz w:val="24"/>
-        </w:rPr>
-        <w:hyperlink r:id="rId11" w:history="1">
-          <w:r>
-            <w:rPr>
-              <w:rStyle w:val="Hyperlink"/>
-            </w:rPr>
-            <w:t>IV</w:t>
-          </w:r>
-        </w:hyperlink>
-      </w:r>
-      <w:r>
-        <w:rPr>
-          <w:rFonts w:ascii="Charis SIL Regular" w:hAnsi="Charis SIL Regular" w:eastAsia="Charis SIL Regular"/>
-          <w:b w:val="0"/>
-          <w:i w:val="0"/>
-          <w:color w:val="0000FF"/>
-          <w:sz w:val="24"/>
-        </w:rPr>
-        <w:t xml:space="preserve"> </w:t>
-      </w:r>
-      <w:r>
-        <w:rPr>
-          <w:rFonts w:ascii="Charis SIL Regular" w:hAnsi="Charis SIL Regular" w:eastAsia="Charis SIL Regular"/>
-          <w:b w:val="0"/>
-          <w:i w:val="0"/>
-          <w:color w:val="0000FF"/>
-          <w:sz w:val="24"/>
-        </w:rPr>
-        <w:hyperlink r:id="rId11" w:history="1">
-          <w:r>
-            <w:rPr>
-              <w:rStyle w:val="Hyperlink"/>
-            </w:rPr>
-            <w:t>o</w:t>
-          </w:r>
-        </w:hyperlink>
-      </w:r>
-      <w:r>
-        <w:rPr>
-          <w:rFonts w:ascii="Charis SIL Regular" w:hAnsi="Charis SIL Regular" w:eastAsia="Charis SIL Regular"/>
-          <w:b w:val="0"/>
-          <w:i w:val="0"/>
-          <w:color w:val="0000FF"/>
-          <w:sz w:val="24"/>
-        </w:rPr>
-        <w:hyperlink r:id="rId11" w:history="1">
-          <w:r>
-            <w:rPr>
-              <w:rStyle w:val="Hyperlink"/>
-            </w:rPr>
-            <w:t>f</w:t>
-          </w:r>
-        </w:hyperlink>
-      </w:r>
-      <w:r>
-        <w:rPr>
-          <w:rFonts w:ascii="Charis SIL Regular" w:hAnsi="Charis SIL Regular" w:eastAsia="Charis SIL Regular"/>
-          <w:b w:val="0"/>
-          <w:i w:val="0"/>
-          <w:color w:val="0000FF"/>
-          <w:sz w:val="24"/>
-        </w:rPr>
-        <w:t xml:space="preserve"> </w:t>
-      </w:r>
-      <w:r>
-        <w:rPr>
-          <w:rFonts w:ascii="Charis SIL Regular" w:hAnsi="Charis SIL Regular" w:eastAsia="Charis SIL Regular"/>
-          <w:b w:val="0"/>
-          <w:i w:val="0"/>
-          <w:color w:val="0000FF"/>
-          <w:sz w:val="24"/>
-        </w:rPr>
-        <w:hyperlink r:id="rId11" w:history="1">
-          <w:r>
-            <w:rPr>
-              <w:rStyle w:val="Hyperlink"/>
-            </w:rPr>
-            <w:t>Orange,</w:t>
-          </w:r>
-        </w:hyperlink>
-      </w:r>
-      <w:r>
-        <w:rPr>
-          <w:rFonts w:ascii="Charis SIL Regular" w:hAnsi="Charis SIL Regular" w:eastAsia="Charis SIL Regular"/>
-          <w:b w:val="0"/>
-          <w:i w:val="0"/>
-          <w:color w:val="0000FF"/>
-          <w:sz w:val="24"/>
-        </w:rPr>
-        <w:t xml:space="preserve"> </w:t>
-      </w:r>
-      <w:r>
-        <w:rPr>
-          <w:rFonts w:ascii="Charis SIL Regular" w:hAnsi="Charis SIL Regular" w:eastAsia="Charis SIL Regular"/>
-          <w:b w:val="0"/>
-          <w:i w:val="0"/>
-          <w:color w:val="0000FF"/>
-          <w:sz w:val="24"/>
-        </w:rPr>
-        <w:hyperlink r:id="rId11" w:history="1">
-          <w:r>
-            <w:rPr>
-              <w:rStyle w:val="Hyperlink"/>
-            </w:rPr>
-            <w:t>possibly</w:t>
-          </w:r>
-        </w:hyperlink>
-      </w:r>
-      <w:r>
-        <w:rPr>
-          <w:rFonts w:ascii="Charis SIL Regular" w:hAnsi="Charis SIL Regular" w:eastAsia="Charis SIL Regular"/>
-          <w:b w:val="0"/>
-          <w:i w:val="0"/>
-          <w:color w:val="0000FF"/>
-          <w:sz w:val="24"/>
-        </w:rPr>
-        <w:t xml:space="preserve"> </w:t>
-      </w:r>
-      <w:r>
-        <w:rPr>
-          <w:rFonts w:ascii="Charis SIL Regular" w:hAnsi="Charis SIL Regular" w:eastAsia="Charis SIL Regular"/>
-          <w:b w:val="0"/>
-          <w:i w:val="0"/>
-          <w:color w:val="0000FF"/>
-          <w:sz w:val="24"/>
-        </w:rPr>
-        <w:hyperlink r:id="rId11" w:history="1">
-          <w:r>
-            <w:rPr>
-              <w:rStyle w:val="Hyperlink"/>
-            </w:rPr>
-            <w:t>drawn</w:t>
-          </w:r>
-        </w:hyperlink>
-      </w:r>
-      <w:r>
-        <w:rPr>
-          <w:rFonts w:ascii="Charis SIL Regular" w:hAnsi="Charis SIL Regular" w:eastAsia="Charis SIL Regular"/>
-          <w:b w:val="0"/>
-          <w:i w:val="0"/>
-          <w:color w:val="0000FF"/>
-          <w:sz w:val="24"/>
-        </w:rPr>
-        <w:t xml:space="preserve"> </w:t>
-      </w:r>
-      <w:r>
-        <w:rPr>
-          <w:rFonts w:ascii="Charis SIL Regular" w:hAnsi="Charis SIL Regular" w:eastAsia="Charis SIL Regular"/>
-          <w:b w:val="0"/>
-          <w:i w:val="0"/>
-          <w:color w:val="0000FF"/>
-          <w:sz w:val="24"/>
-        </w:rPr>
-        <w:hyperlink r:id="rId11" w:history="1">
-          <w:r>
-            <w:rPr>
-              <w:rStyle w:val="Hyperlink"/>
-            </w:rPr>
-            <w:t xml:space="preserve">up </w:t>
-          </w:r>
-        </w:hyperlink>
-      </w:r>
-      <w:r>
-        <w:rPr>
-          <w:rFonts w:ascii="Charis SIL Regular" w:hAnsi="Charis SIL Regular" w:eastAsia="Charis SIL Regular"/>
-          <w:b w:val="0"/>
-          <w:i w:val="0"/>
-          <w:color w:val="0000FF"/>
-          <w:sz w:val="24"/>
-        </w:rPr>
-        <w:hyperlink r:id="rId11" w:history="1">
-          <w:r>
-            <w:rPr>
-              <w:rStyle w:val="Hyperlink"/>
-            </w:rPr>
-            <w:t>on</w:t>
-          </w:r>
-        </w:hyperlink>
-      </w:r>
-      <w:r>
-        <w:rPr>
-          <w:rFonts w:ascii="Charis SIL Regular" w:hAnsi="Charis SIL Regular" w:eastAsia="Charis SIL Regular"/>
-          <w:b w:val="0"/>
-          <w:i w:val="0"/>
-          <w:color w:val="0000FF"/>
-          <w:sz w:val="24"/>
-        </w:rPr>
-        <w:t xml:space="preserve"> </w:t>
-      </w:r>
-      <w:r>
-        <w:rPr>
-          <w:rFonts w:ascii="Charis SIL Regular" w:hAnsi="Charis SIL Regular" w:eastAsia="Charis SIL Regular"/>
-          <w:b w:val="0"/>
-          <w:i w:val="0"/>
-          <w:color w:val="0000FF"/>
-          <w:sz w:val="24"/>
-        </w:rPr>
-        <w:hyperlink r:id="rId11" w:history="1">
-          <w:r>
-            <w:rPr>
-              <w:rStyle w:val="Hyperlink"/>
-            </w:rPr>
-            <w:t>Ceylon,</w:t>
-          </w:r>
-        </w:hyperlink>
-      </w:r>
-      <w:r>
-        <w:rPr>
-          <w:rFonts w:ascii="Charis SIL Regular" w:hAnsi="Charis SIL Regular" w:eastAsia="Charis SIL Regular"/>
-          <w:b w:val="0"/>
-          <w:i w:val="0"/>
-          <w:color w:val="0000FF"/>
-          <w:sz w:val="24"/>
-        </w:rPr>
-        <w:t xml:space="preserve"> </w:t>
-      </w:r>
-      <w:r>
-        <w:rPr>
-          <w:rFonts w:ascii="Charis SIL Regular" w:hAnsi="Charis SIL Regular" w:eastAsia="Charis SIL Regular"/>
-          <w:b w:val="0"/>
-          <w:i w:val="0"/>
-          <w:color w:val="0000FF"/>
-          <w:sz w:val="24"/>
-        </w:rPr>
-        <w:hyperlink r:id="rId11" w:history="1">
-          <w:r>
-            <w:rPr>
-              <w:rStyle w:val="Hyperlink"/>
-            </w:rPr>
-            <w:t>m</w:t>
-          </w:r>
-        </w:hyperlink>
-      </w:r>
-      <w:r>
-        <w:rPr>
-          <w:rFonts w:ascii="Charis SIL Regular" w:hAnsi="Charis SIL Regular" w:eastAsia="Charis SIL Regular"/>
-          <w:b w:val="0"/>
-          <w:i w:val="0"/>
-          <w:color w:val="0000FF"/>
-          <w:sz w:val="24"/>
-        </w:rPr>
-        <w:hyperlink r:id="rId11" w:history="1">
-          <w:r>
-            <w:rPr>
-              <w:rStyle w:val="Hyperlink"/>
-            </w:rPr>
-            <w:t>i</w:t>
-          </w:r>
-        </w:hyperlink>
-      </w:r>
-      <w:r>
-        <w:rPr>
-          <w:rFonts w:ascii="Charis SIL Regular" w:hAnsi="Charis SIL Regular" w:eastAsia="Charis SIL Regular"/>
-          <w:b w:val="0"/>
-          <w:i w:val="0"/>
-          <w:color w:val="0000FF"/>
-          <w:sz w:val="24"/>
-        </w:rPr>
-        <w:hyperlink r:id="rId11" w:history="1">
-          <w:r>
-            <w:rPr>
-              <w:rStyle w:val="Hyperlink"/>
-            </w:rPr>
-            <w:t>d-</w:t>
-          </w:r>
-        </w:hyperlink>
-      </w:r>
-      <w:r>
-        <w:rPr>
-          <w:rFonts w:ascii="Charis SIL Regular" w:hAnsi="Charis SIL Regular" w:eastAsia="Charis SIL Regular"/>
-          <w:b w:val="0"/>
-          <w:i w:val="0"/>
-          <w:color w:val="0000FF"/>
-          <w:sz w:val="24"/>
-        </w:rPr>
-        <w:hyperlink r:id="rId11" w:history="1">
-          <w:r>
-            <w:rPr>
-              <w:rStyle w:val="Hyperlink"/>
-            </w:rPr>
-            <w:t>eighteen</w:t>
-          </w:r>
-        </w:hyperlink>
-      </w:r>
-      <w:r>
-        <w:rPr>
-          <w:rFonts w:ascii="Charis SIL Regular" w:hAnsi="Charis SIL Regular" w:eastAsia="Charis SIL Regular"/>
-          <w:b w:val="0"/>
-          <w:i w:val="0"/>
-          <w:color w:val="0000FF"/>
-          <w:sz w:val="24"/>
-        </w:rPr>
-        <w:hyperlink r:id="rId11" w:history="1">
-          <w:r>
-            <w:rPr>
-              <w:rStyle w:val="Hyperlink"/>
-            </w:rPr>
-            <w:t>t</w:t>
-          </w:r>
-        </w:hyperlink>
-      </w:r>
-      <w:r>
-        <w:rPr>
-          <w:rFonts w:ascii="Charis SIL Regular" w:hAnsi="Charis SIL Regular" w:eastAsia="Charis SIL Regular"/>
-          <w:b w:val="0"/>
-          <w:i w:val="0"/>
-          <w:color w:val="0000FF"/>
-          <w:sz w:val="24"/>
-        </w:rPr>
-        <w:hyperlink r:id="rId11" w:history="1">
-          <w:r>
-            <w:rPr>
-              <w:rStyle w:val="Hyperlink"/>
-            </w:rPr>
-            <w:t>h</w:t>
-          </w:r>
-        </w:hyperlink>
-      </w:r>
-      <w:r>
-        <w:rPr>
-          <w:rFonts w:ascii="Charis SIL Regular" w:hAnsi="Charis SIL Regular" w:eastAsia="Charis SIL Regular"/>
-          <w:b w:val="0"/>
-          <w:i w:val="0"/>
-          <w:color w:val="0000FF"/>
-          <w:sz w:val="24"/>
-        </w:rPr>
-        <w:t xml:space="preserve"> </w:t>
-      </w:r>
-      <w:r>
-        <w:rPr>
-          <w:rFonts w:ascii="Charis SIL Regular" w:hAnsi="Charis SIL Regular" w:eastAsia="Charis SIL Regular"/>
-          <w:b w:val="0"/>
-          <w:i w:val="0"/>
-          <w:color w:val="0000FF"/>
-          <w:sz w:val="24"/>
-        </w:rPr>
-        <w:hyperlink r:id="rId11" w:history="1">
-          <w:r>
-            <w:rPr>
-              <w:rStyle w:val="Hyperlink"/>
-            </w:rPr>
-            <w:t>c</w:t>
-          </w:r>
-        </w:hyperlink>
-      </w:r>
-      <w:r>
-        <w:rPr>
-          <w:rFonts w:ascii="Charis SIL Regular" w:hAnsi="Charis SIL Regular" w:eastAsia="Charis SIL Regular"/>
-          <w:b w:val="0"/>
-          <w:i w:val="0"/>
-          <w:color w:val="0000FF"/>
-          <w:sz w:val="24"/>
-        </w:rPr>
-        <w:hyperlink r:id="rId11" w:history="1">
-          <w:r>
-            <w:rPr>
-              <w:rStyle w:val="Hyperlink"/>
-            </w:rPr>
-            <w:t>entury.</w:t>
-          </w:r>
-        </w:hyperlink>
-      </w:r>
-      <w:r>
-        <w:rPr>
-          <w:rFonts w:ascii="Charis SIL Regular" w:hAnsi="Charis SIL Regular" w:eastAsia="Charis SIL Regular"/>
-          <w:b w:val="0"/>
-          <w:i w:val="0"/>
-          <w:color w:val="0000FF"/>
-          <w:sz w:val="24"/>
-        </w:rPr>
-        <w:t xml:space="preserve"> </w:t>
-      </w:r>
-      <w:r>
-        <w:rPr>
-          <w:rFonts w:ascii="Charis SIL Regular" w:hAnsi="Charis SIL Regular" w:eastAsia="Charis SIL Regular"/>
-          <w:b w:val="0"/>
-          <w:i w:val="0"/>
-          <w:color w:val="0000FF"/>
-          <w:sz w:val="24"/>
-        </w:rPr>
-        <w:hyperlink r:id="rId11" w:history="1">
-          <w:r>
-            <w:rPr>
-              <w:rStyle w:val="Hyperlink"/>
-            </w:rPr>
-            <w:t>Par</w:t>
-          </w:r>
-        </w:hyperlink>
-      </w:r>
-      <w:r>
-        <w:rPr>
-          <w:rFonts w:ascii="Charis SIL Regular" w:hAnsi="Charis SIL Regular" w:eastAsia="Charis SIL Regular"/>
-          <w:b w:val="0"/>
-          <w:i w:val="0"/>
-          <w:color w:val="0000FF"/>
-          <w:sz w:val="24"/>
-        </w:rPr>
-        <w:t>tly in Latin, palm</w:t>
+        <w:t>m</w:t>
       </w:r>
       <w:r>
         <w:rPr>

--- a/EXPORTS/DOCX/review/niveau2/Dutch/Sri Lanka.docx
+++ b/EXPORTS/DOCX/review/niveau2/Dutch/Sri Lanka.docx
@@ -887,7 +887,6 @@
           <w:i w:val="0"/>
           <w:color w:val="0000FF"/>
           <w:sz w:val="24"/>
-          <w:u w:val="single"/>
         </w:rPr>
         <w:t>m</w:t>
       </w:r>
@@ -1176,7 +1175,7 @@
           <w:color w:val="0000FF"/>
           <w:sz w:val="24"/>
         </w:rPr>
-        <w:hyperlink r:id="rId10" w:history="1">
+        <w:hyperlink r:id="rId9" w:history="1">
           <w:r>
             <w:rPr>
               <w:rStyle w:val="Hyperlink"/>
@@ -1193,7 +1192,7 @@
           <w:color w:val="0000FF"/>
           <w:sz w:val="24"/>
         </w:rPr>
-        <w:hyperlink r:id="rId10" w:history="1">
+        <w:hyperlink r:id="rId9" w:history="1">
           <w:r>
             <w:rPr>
               <w:rStyle w:val="Hyperlink"/>
@@ -1210,7 +1209,7 @@
           <w:color w:val="0000FF"/>
           <w:sz w:val="24"/>
         </w:rPr>
-        <w:hyperlink r:id="rId10" w:history="1">
+        <w:hyperlink r:id="rId9" w:history="1">
           <w:r>
             <w:rPr>
               <w:rStyle w:val="Hyperlink"/>
@@ -1237,7 +1236,7 @@
           <w:color w:val="0000FF"/>
           <w:sz w:val="24"/>
         </w:rPr>
-        <w:hyperlink r:id="rId10" w:history="1">
+        <w:hyperlink r:id="rId9" w:history="1">
           <w:r>
             <w:rPr>
               <w:rStyle w:val="Hyperlink"/>
@@ -1245,6 +1244,815 @@
             <w:t>Le</w:t>
           </w:r>
         </w:hyperlink>
+      </w:r>
+      <w:r>
+        <w:rPr>
+          <w:rFonts w:ascii="Charis SIL Regular" w:hAnsi="Charis SIL Regular" w:eastAsia="Charis SIL Regular"/>
+          <w:b w:val="0"/>
+          <w:i w:val="0"/>
+          <w:color w:val="0000FF"/>
+          <w:sz w:val="24"/>
+        </w:rPr>
+        <w:hyperlink r:id="rId9" w:history="1">
+          <w:r>
+            <w:rPr>
+              <w:rStyle w:val="Hyperlink"/>
+            </w:rPr>
+            <w:t>t</w:t>
+          </w:r>
+        </w:hyperlink>
+      </w:r>
+      <w:r>
+        <w:rPr>
+          <w:rFonts w:ascii="Charis SIL Regular" w:hAnsi="Charis SIL Regular" w:eastAsia="Charis SIL Regular"/>
+          <w:b w:val="0"/>
+          <w:i w:val="0"/>
+          <w:color w:val="0000FF"/>
+          <w:sz w:val="24"/>
+        </w:rPr>
+        <w:hyperlink r:id="rId9" w:history="1">
+          <w:r>
+            <w:rPr>
+              <w:rStyle w:val="Hyperlink"/>
+            </w:rPr>
+            <w:t>te</w:t>
+          </w:r>
+        </w:hyperlink>
+      </w:r>
+      <w:r>
+        <w:rPr>
+          <w:rFonts w:ascii="Charis SIL Regular" w:hAnsi="Charis SIL Regular" w:eastAsia="Charis SIL Regular"/>
+          <w:b w:val="0"/>
+          <w:i w:val="0"/>
+          <w:color w:val="0000FF"/>
+          <w:sz w:val="24"/>
+        </w:rPr>
+        <w:hyperlink r:id="rId9" w:history="1">
+          <w:r>
+            <w:rPr>
+              <w:rStyle w:val="Hyperlink"/>
+            </w:rPr>
+            <w:t>r</w:t>
+          </w:r>
+        </w:hyperlink>
+      </w:r>
+      <w:r>
+        <w:rPr>
+          <w:rFonts w:ascii="Charis SIL Regular" w:hAnsi="Charis SIL Regular" w:eastAsia="Charis SIL Regular"/>
+          <w:b w:val="0"/>
+          <w:i w:val="0"/>
+          <w:color w:val="0000FF"/>
+          <w:sz w:val="24"/>
+        </w:rPr>
+        <w:t xml:space="preserve"> </w:t>
+      </w:r>
+      <w:r>
+        <w:rPr>
+          <w:rFonts w:ascii="Charis SIL Regular" w:hAnsi="Charis SIL Regular" w:eastAsia="Charis SIL Regular"/>
+          <w:b w:val="0"/>
+          <w:i w:val="0"/>
+          <w:color w:val="0000FF"/>
+          <w:sz w:val="24"/>
+        </w:rPr>
+        <w:hyperlink r:id="rId9" w:history="1">
+          <w:r>
+            <w:rPr>
+              <w:rStyle w:val="Hyperlink"/>
+            </w:rPr>
+            <w:t>from</w:t>
+          </w:r>
+        </w:hyperlink>
+      </w:r>
+      <w:r>
+        <w:rPr>
+          <w:rFonts w:ascii="Charis SIL Regular" w:hAnsi="Charis SIL Regular" w:eastAsia="Charis SIL Regular"/>
+          <w:b w:val="0"/>
+          <w:i w:val="0"/>
+          <w:color w:val="0000FF"/>
+          <w:sz w:val="24"/>
+        </w:rPr>
+        <w:t xml:space="preserve"> </w:t>
+      </w:r>
+      <w:r>
+        <w:rPr>
+          <w:rFonts w:ascii="Charis SIL Regular" w:hAnsi="Charis SIL Regular" w:eastAsia="Charis SIL Regular"/>
+          <w:b w:val="0"/>
+          <w:i w:val="0"/>
+          <w:color w:val="0000FF"/>
+          <w:sz w:val="24"/>
+        </w:rPr>
+        <w:hyperlink r:id="rId9" w:history="1">
+          <w:r>
+            <w:rPr>
+              <w:rStyle w:val="Hyperlink"/>
+            </w:rPr>
+            <w:t>King</w:t>
+          </w:r>
+        </w:hyperlink>
+      </w:r>
+      <w:r>
+        <w:rPr>
+          <w:rFonts w:ascii="Charis SIL Regular" w:hAnsi="Charis SIL Regular" w:eastAsia="Charis SIL Regular"/>
+          <w:b w:val="0"/>
+          <w:i w:val="0"/>
+          <w:color w:val="0000FF"/>
+          <w:sz w:val="24"/>
+        </w:rPr>
+        <w:t xml:space="preserve"> </w:t>
+      </w:r>
+      <w:r>
+        <w:rPr>
+          <w:rFonts w:ascii="Charis SIL Regular" w:hAnsi="Charis SIL Regular" w:eastAsia="Charis SIL Regular"/>
+          <w:b w:val="0"/>
+          <w:i w:val="0"/>
+          <w:color w:val="0000FF"/>
+          <w:sz w:val="24"/>
+        </w:rPr>
+        <w:hyperlink r:id="rId10" w:history="1">
+          <w:r>
+            <w:rPr>
+              <w:rStyle w:val="Hyperlink"/>
+            </w:rPr>
+            <w:t>Sri</w:t>
+          </w:r>
+        </w:hyperlink>
+      </w:r>
+      <w:r>
+        <w:rPr>
+          <w:rFonts w:ascii="Charis SIL Regular" w:hAnsi="Charis SIL Regular" w:eastAsia="Charis SIL Regular"/>
+          <w:b w:val="0"/>
+          <w:i w:val="0"/>
+          <w:color w:val="0000FF"/>
+          <w:sz w:val="24"/>
+        </w:rPr>
+        <w:t xml:space="preserve"> </w:t>
+      </w:r>
+      <w:r>
+        <w:rPr>
+          <w:rFonts w:ascii="Charis SIL Regular" w:hAnsi="Charis SIL Regular" w:eastAsia="Charis SIL Regular"/>
+          <w:b w:val="0"/>
+          <w:i w:val="0"/>
+          <w:color w:val="0000FF"/>
+          <w:sz w:val="24"/>
+        </w:rPr>
+        <w:hyperlink r:id="rId10" w:history="1">
+          <w:r>
+            <w:rPr>
+              <w:rStyle w:val="Hyperlink"/>
+            </w:rPr>
+            <w:t>V</w:t>
+          </w:r>
+        </w:hyperlink>
+      </w:r>
+      <w:r>
+        <w:rPr>
+          <w:rFonts w:ascii="Charis SIL Regular" w:hAnsi="Charis SIL Regular" w:eastAsia="Charis SIL Regular"/>
+          <w:b w:val="0"/>
+          <w:i w:val="0"/>
+          <w:color w:val="0000FF"/>
+          <w:sz w:val="24"/>
+        </w:rPr>
+        <w:hyperlink r:id="rId10" w:history="1">
+          <w:r>
+            <w:rPr>
+              <w:rStyle w:val="Hyperlink"/>
+            </w:rPr>
+            <w:t>ijay</w:t>
+          </w:r>
+        </w:hyperlink>
+      </w:r>
+      <w:r>
+        <w:rPr>
+          <w:rFonts w:ascii="Charis SIL Regular" w:hAnsi="Charis SIL Regular" w:eastAsia="Charis SIL Regular"/>
+          <w:b w:val="0"/>
+          <w:i w:val="0"/>
+          <w:color w:val="0000FF"/>
+          <w:sz w:val="24"/>
+        </w:rPr>
+        <w:hyperlink r:id="rId10" w:history="1">
+          <w:r>
+            <w:rPr>
+              <w:rStyle w:val="Hyperlink"/>
+            </w:rPr>
+            <w:t>a</w:t>
+          </w:r>
+        </w:hyperlink>
+      </w:r>
+      <w:r>
+        <w:rPr>
+          <w:rFonts w:ascii="Charis SIL Regular" w:hAnsi="Charis SIL Regular" w:eastAsia="Charis SIL Regular"/>
+          <w:b w:val="0"/>
+          <w:i w:val="0"/>
+          <w:color w:val="0000FF"/>
+          <w:sz w:val="24"/>
+        </w:rPr>
+        <w:t xml:space="preserve"> </w:t>
+      </w:r>
+      <w:r>
+        <w:rPr>
+          <w:rFonts w:ascii="Charis SIL Regular" w:hAnsi="Charis SIL Regular" w:eastAsia="Charis SIL Regular"/>
+          <w:b w:val="0"/>
+          <w:i w:val="0"/>
+          <w:color w:val="0000FF"/>
+          <w:sz w:val="24"/>
+        </w:rPr>
+        <w:hyperlink r:id="rId10" w:history="1">
+          <w:r>
+            <w:rPr>
+              <w:rStyle w:val="Hyperlink"/>
+            </w:rPr>
+            <w:t>R</w:t>
+          </w:r>
+        </w:hyperlink>
+      </w:r>
+      <w:r>
+        <w:rPr>
+          <w:rFonts w:ascii="Charis SIL Regular" w:hAnsi="Charis SIL Regular" w:eastAsia="Charis SIL Regular"/>
+          <w:b w:val="0"/>
+          <w:i w:val="0"/>
+          <w:color w:val="0000FF"/>
+          <w:sz w:val="24"/>
+        </w:rPr>
+        <w:hyperlink r:id="rId10" w:history="1">
+          <w:r>
+            <w:rPr>
+              <w:rStyle w:val="Hyperlink"/>
+            </w:rPr>
+            <w:t>aja</w:t>
+          </w:r>
+        </w:hyperlink>
+      </w:r>
+      <w:r>
+        <w:rPr>
+          <w:rFonts w:ascii="Charis SIL Regular" w:hAnsi="Charis SIL Regular" w:eastAsia="Charis SIL Regular"/>
+          <w:b w:val="0"/>
+          <w:i w:val="0"/>
+          <w:color w:val="0000FF"/>
+          <w:sz w:val="24"/>
+        </w:rPr>
+        <w:hyperlink r:id="rId10" w:history="1">
+          <w:r>
+            <w:rPr>
+              <w:rStyle w:val="Hyperlink"/>
+            </w:rPr>
+            <w:t>sin</w:t>
+          </w:r>
+        </w:hyperlink>
+      </w:r>
+      <w:r>
+        <w:rPr>
+          <w:rFonts w:ascii="Charis SIL Regular" w:hAnsi="Charis SIL Regular" w:eastAsia="Charis SIL Regular"/>
+          <w:b w:val="0"/>
+          <w:i w:val="0"/>
+          <w:color w:val="0000FF"/>
+          <w:sz w:val="24"/>
+        </w:rPr>
+        <w:hyperlink r:id="rId10" w:history="1">
+          <w:r>
+            <w:rPr>
+              <w:rStyle w:val="Hyperlink"/>
+            </w:rPr>
+            <w:t>g</w:t>
+          </w:r>
+        </w:hyperlink>
+      </w:r>
+      <w:r>
+        <w:rPr>
+          <w:rFonts w:ascii="Charis SIL Regular" w:hAnsi="Charis SIL Regular" w:eastAsia="Charis SIL Regular"/>
+          <w:b w:val="0"/>
+          <w:i w:val="0"/>
+          <w:color w:val="0000FF"/>
+          <w:sz w:val="24"/>
+        </w:rPr>
+        <w:hyperlink r:id="rId10" w:history="1">
+          <w:r>
+            <w:rPr>
+              <w:rStyle w:val="Hyperlink"/>
+            </w:rPr>
+            <w:t>a</w:t>
+          </w:r>
+        </w:hyperlink>
+      </w:r>
+      <w:r>
+        <w:rPr>
+          <w:rFonts w:ascii="Charis SIL Regular" w:hAnsi="Charis SIL Regular" w:eastAsia="Charis SIL Regular"/>
+          <w:b w:val="0"/>
+          <w:i w:val="0"/>
+          <w:color w:val="0000FF"/>
+          <w:sz w:val="24"/>
+        </w:rPr>
+        <w:t xml:space="preserve"> </w:t>
+      </w:r>
+      <w:r>
+        <w:rPr>
+          <w:rFonts w:ascii="Charis SIL Regular" w:hAnsi="Charis SIL Regular" w:eastAsia="Charis SIL Regular"/>
+          <w:b w:val="0"/>
+          <w:i w:val="0"/>
+          <w:color w:val="0000FF"/>
+          <w:sz w:val="24"/>
+        </w:rPr>
+        <w:hyperlink r:id="rId10" w:history="1">
+          <w:r>
+            <w:rPr>
+              <w:rStyle w:val="Hyperlink"/>
+            </w:rPr>
+            <w:t>of</w:t>
+          </w:r>
+        </w:hyperlink>
+      </w:r>
+      <w:r>
+        <w:rPr>
+          <w:rFonts w:ascii="Charis SIL Regular" w:hAnsi="Charis SIL Regular" w:eastAsia="Charis SIL Regular"/>
+          <w:b w:val="0"/>
+          <w:i w:val="0"/>
+          <w:color w:val="0000FF"/>
+          <w:sz w:val="24"/>
+        </w:rPr>
+        <w:t xml:space="preserve"> </w:t>
+      </w:r>
+      <w:r>
+        <w:rPr>
+          <w:rFonts w:ascii="Charis SIL Regular" w:hAnsi="Charis SIL Regular" w:eastAsia="Charis SIL Regular"/>
+          <w:b w:val="0"/>
+          <w:i w:val="0"/>
+          <w:color w:val="0000FF"/>
+          <w:sz w:val="24"/>
+        </w:rPr>
+        <w:hyperlink r:id="rId10" w:history="1">
+          <w:r>
+            <w:rPr>
+              <w:rStyle w:val="Hyperlink"/>
+            </w:rPr>
+            <w:t>Kan</w:t>
+          </w:r>
+        </w:hyperlink>
+      </w:r>
+      <w:r>
+        <w:rPr>
+          <w:rFonts w:ascii="Charis SIL Regular" w:hAnsi="Charis SIL Regular" w:eastAsia="Charis SIL Regular"/>
+          <w:b w:val="0"/>
+          <w:i w:val="0"/>
+          <w:color w:val="0000FF"/>
+          <w:sz w:val="24"/>
+        </w:rPr>
+        <w:hyperlink r:id="rId10" w:history="1">
+          <w:r>
+            <w:rPr>
+              <w:rStyle w:val="Hyperlink"/>
+            </w:rPr>
+            <w:t>dy</w:t>
+          </w:r>
+        </w:hyperlink>
+      </w:r>
+      <w:r>
+        <w:rPr>
+          <w:rFonts w:ascii="Charis SIL Regular" w:hAnsi="Charis SIL Regular" w:eastAsia="Charis SIL Regular"/>
+          <w:b w:val="0"/>
+          <w:i w:val="0"/>
+          <w:color w:val="0000FF"/>
+          <w:sz w:val="24"/>
+        </w:rPr>
+        <w:t xml:space="preserve"> </w:t>
+      </w:r>
+      <w:r>
+        <w:rPr>
+          <w:rFonts w:ascii="Charis SIL Regular" w:hAnsi="Charis SIL Regular" w:eastAsia="Charis SIL Regular"/>
+          <w:b w:val="0"/>
+          <w:i w:val="0"/>
+          <w:color w:val="0000FF"/>
+          <w:sz w:val="24"/>
+        </w:rPr>
+        <w:hyperlink r:id="rId10" w:history="1">
+          <w:r>
+            <w:rPr>
+              <w:rStyle w:val="Hyperlink"/>
+            </w:rPr>
+            <w:t>(or</w:t>
+          </w:r>
+        </w:hyperlink>
+      </w:r>
+      <w:r>
+        <w:rPr>
+          <w:rFonts w:ascii="Charis SIL Regular" w:hAnsi="Charis SIL Regular" w:eastAsia="Charis SIL Regular"/>
+          <w:b w:val="0"/>
+          <w:i w:val="0"/>
+          <w:color w:val="0000FF"/>
+          <w:sz w:val="24"/>
+        </w:rPr>
+        <w:t xml:space="preserve"> </w:t>
+      </w:r>
+      <w:r>
+        <w:rPr>
+          <w:rFonts w:ascii="Charis SIL Regular" w:hAnsi="Charis SIL Regular" w:eastAsia="Charis SIL Regular"/>
+          <w:b w:val="0"/>
+          <w:i w:val="0"/>
+          <w:color w:val="0000FF"/>
+          <w:sz w:val="24"/>
+        </w:rPr>
+        <w:hyperlink r:id="rId10" w:history="1">
+          <w:r>
+            <w:rPr>
+              <w:rStyle w:val="Hyperlink"/>
+            </w:rPr>
+            <w:t>his</w:t>
+          </w:r>
+        </w:hyperlink>
+      </w:r>
+      <w:r>
+        <w:rPr>
+          <w:rFonts w:ascii="Charis SIL Regular" w:hAnsi="Charis SIL Regular" w:eastAsia="Charis SIL Regular"/>
+          <w:b w:val="0"/>
+          <w:i w:val="0"/>
+          <w:color w:val="0000FF"/>
+          <w:sz w:val="24"/>
+        </w:rPr>
+        <w:t xml:space="preserve"> </w:t>
+      </w:r>
+      <w:r>
+        <w:rPr>
+          <w:rFonts w:ascii="Charis SIL Regular" w:hAnsi="Charis SIL Regular" w:eastAsia="Charis SIL Regular"/>
+          <w:b w:val="0"/>
+          <w:i w:val="0"/>
+          <w:color w:val="0000FF"/>
+          <w:sz w:val="24"/>
+        </w:rPr>
+        <w:hyperlink r:id="rId10" w:history="1">
+          <w:r>
+            <w:rPr>
+              <w:rStyle w:val="Hyperlink"/>
+            </w:rPr>
+            <w:t>court)</w:t>
+          </w:r>
+        </w:hyperlink>
+      </w:r>
+      <w:r>
+        <w:rPr>
+          <w:rFonts w:ascii="Charis SIL Regular" w:hAnsi="Charis SIL Regular" w:eastAsia="Charis SIL Regular"/>
+          <w:b w:val="0"/>
+          <w:i w:val="0"/>
+          <w:color w:val="0000FF"/>
+          <w:sz w:val="24"/>
+        </w:rPr>
+        <w:t xml:space="preserve"> </w:t>
+      </w:r>
+      <w:r>
+        <w:rPr>
+          <w:rFonts w:ascii="Charis SIL Regular" w:hAnsi="Charis SIL Regular" w:eastAsia="Charis SIL Regular"/>
+          <w:b w:val="0"/>
+          <w:i w:val="0"/>
+          <w:color w:val="0000FF"/>
+          <w:sz w:val="24"/>
+        </w:rPr>
+        <w:hyperlink r:id="rId10" w:history="1">
+          <w:r>
+            <w:rPr>
+              <w:rStyle w:val="Hyperlink"/>
+            </w:rPr>
+            <w:t>to</w:t>
+          </w:r>
+        </w:hyperlink>
+      </w:r>
+      <w:r>
+        <w:rPr>
+          <w:rFonts w:ascii="Charis SIL Regular" w:hAnsi="Charis SIL Regular" w:eastAsia="Charis SIL Regular"/>
+          <w:b w:val="0"/>
+          <w:i w:val="0"/>
+          <w:color w:val="0000FF"/>
+          <w:sz w:val="24"/>
+        </w:rPr>
+        <w:t xml:space="preserve"> </w:t>
+      </w:r>
+      <w:r>
+        <w:rPr>
+          <w:rFonts w:ascii="Charis SIL Regular" w:hAnsi="Charis SIL Regular" w:eastAsia="Charis SIL Regular"/>
+          <w:b w:val="0"/>
+          <w:i w:val="0"/>
+          <w:color w:val="0000FF"/>
+          <w:sz w:val="24"/>
+        </w:rPr>
+        <w:hyperlink r:id="rId10" w:history="1">
+          <w:r>
+            <w:rPr>
+              <w:rStyle w:val="Hyperlink"/>
+            </w:rPr>
+            <w:t xml:space="preserve">Governor </w:t>
+          </w:r>
+        </w:hyperlink>
+      </w:r>
+      <w:r>
+        <w:rPr>
+          <w:rFonts w:ascii="Charis SIL Regular" w:hAnsi="Charis SIL Regular" w:eastAsia="Charis SIL Regular"/>
+          <w:b w:val="0"/>
+          <w:i w:val="0"/>
+          <w:color w:val="0000FF"/>
+          <w:sz w:val="24"/>
+        </w:rPr>
+        <w:hyperlink r:id="rId10" w:history="1">
+          <w:r>
+            <w:rPr>
+              <w:rStyle w:val="Hyperlink"/>
+            </w:rPr>
+            <w:t>Julius</w:t>
+          </w:r>
+        </w:hyperlink>
+      </w:r>
+      <w:r>
+        <w:rPr>
+          <w:rFonts w:ascii="Charis SIL Regular" w:hAnsi="Charis SIL Regular" w:eastAsia="Charis SIL Regular"/>
+          <w:b w:val="0"/>
+          <w:i w:val="0"/>
+          <w:color w:val="0000FF"/>
+          <w:sz w:val="24"/>
+        </w:rPr>
+        <w:t xml:space="preserve"> </w:t>
+      </w:r>
+      <w:r>
+        <w:rPr>
+          <w:rFonts w:ascii="Charis SIL Regular" w:hAnsi="Charis SIL Regular" w:eastAsia="Charis SIL Regular"/>
+          <w:b w:val="0"/>
+          <w:i w:val="0"/>
+          <w:color w:val="0000FF"/>
+          <w:sz w:val="24"/>
+        </w:rPr>
+        <w:hyperlink r:id="rId10" w:history="1">
+          <w:r>
+            <w:rPr>
+              <w:rStyle w:val="Hyperlink"/>
+            </w:rPr>
+            <w:t>Valent</w:t>
+          </w:r>
+        </w:hyperlink>
+      </w:r>
+      <w:r>
+        <w:rPr>
+          <w:rFonts w:ascii="Charis SIL Regular" w:hAnsi="Charis SIL Regular" w:eastAsia="Charis SIL Regular"/>
+          <w:b w:val="0"/>
+          <w:i w:val="0"/>
+          <w:color w:val="0000FF"/>
+          <w:sz w:val="24"/>
+        </w:rPr>
+        <w:hyperlink r:id="rId10" w:history="1">
+          <w:r>
+            <w:rPr>
+              <w:rStyle w:val="Hyperlink"/>
+            </w:rPr>
+            <w:t>i</w:t>
+          </w:r>
+        </w:hyperlink>
+      </w:r>
+      <w:r>
+        <w:rPr>
+          <w:rFonts w:ascii="Charis SIL Regular" w:hAnsi="Charis SIL Regular" w:eastAsia="Charis SIL Regular"/>
+          <w:b w:val="0"/>
+          <w:i w:val="0"/>
+          <w:color w:val="0000FF"/>
+          <w:sz w:val="24"/>
+        </w:rPr>
+        <w:hyperlink r:id="rId10" w:history="1">
+          <w:r>
+            <w:rPr>
+              <w:rStyle w:val="Hyperlink"/>
+            </w:rPr>
+            <w:t>jn</w:t>
+          </w:r>
+        </w:hyperlink>
+      </w:r>
+      <w:r>
+        <w:rPr>
+          <w:rFonts w:ascii="Charis SIL Regular" w:hAnsi="Charis SIL Regular" w:eastAsia="Charis SIL Regular"/>
+          <w:b w:val="0"/>
+          <w:i w:val="0"/>
+          <w:color w:val="0000FF"/>
+          <w:sz w:val="24"/>
+        </w:rPr>
+        <w:t xml:space="preserve"> </w:t>
+      </w:r>
+      <w:r>
+        <w:rPr>
+          <w:rFonts w:ascii="Charis SIL Regular" w:hAnsi="Charis SIL Regular" w:eastAsia="Charis SIL Regular"/>
+          <w:b w:val="0"/>
+          <w:i w:val="0"/>
+          <w:color w:val="0000FF"/>
+          <w:sz w:val="24"/>
+        </w:rPr>
+        <w:hyperlink r:id="rId10" w:history="1">
+          <w:r>
+            <w:rPr>
+              <w:rStyle w:val="Hyperlink"/>
+            </w:rPr>
+            <w:t>Stei</w:t>
+          </w:r>
+        </w:hyperlink>
+      </w:r>
+      <w:r>
+        <w:rPr>
+          <w:rFonts w:ascii="Charis SIL Regular" w:hAnsi="Charis SIL Regular" w:eastAsia="Charis SIL Regular"/>
+          <w:b w:val="0"/>
+          <w:i w:val="0"/>
+          <w:color w:val="0000FF"/>
+          <w:sz w:val="24"/>
+        </w:rPr>
+        <w:hyperlink r:id="rId10" w:history="1">
+          <w:r>
+            <w:rPr>
+              <w:rStyle w:val="Hyperlink"/>
+            </w:rPr>
+            <w:t>n</w:t>
+          </w:r>
+        </w:hyperlink>
+      </w:r>
+      <w:r>
+        <w:rPr>
+          <w:rFonts w:ascii="Charis SIL Regular" w:hAnsi="Charis SIL Regular" w:eastAsia="Charis SIL Regular"/>
+          <w:b w:val="0"/>
+          <w:i w:val="0"/>
+          <w:color w:val="0000FF"/>
+          <w:sz w:val="24"/>
+        </w:rPr>
+        <w:t xml:space="preserve"> </w:t>
+      </w:r>
+      <w:r>
+        <w:rPr>
+          <w:rFonts w:ascii="Charis SIL Regular" w:hAnsi="Charis SIL Regular" w:eastAsia="Charis SIL Regular"/>
+          <w:b w:val="0"/>
+          <w:i w:val="0"/>
+          <w:color w:val="0000FF"/>
+          <w:sz w:val="24"/>
+        </w:rPr>
+        <w:hyperlink r:id="rId10" w:history="1">
+          <w:r>
+            <w:rPr>
+              <w:rStyle w:val="Hyperlink"/>
+            </w:rPr>
+            <w:t>van</w:t>
+          </w:r>
+        </w:hyperlink>
+      </w:r>
+      <w:r>
+        <w:rPr>
+          <w:rFonts w:ascii="Charis SIL Regular" w:hAnsi="Charis SIL Regular" w:eastAsia="Charis SIL Regular"/>
+          <w:b w:val="0"/>
+          <w:i w:val="0"/>
+          <w:color w:val="0000FF"/>
+          <w:sz w:val="24"/>
+        </w:rPr>
+        <w:t xml:space="preserve"> </w:t>
+      </w:r>
+      <w:r>
+        <w:rPr>
+          <w:rFonts w:ascii="Charis SIL Regular" w:hAnsi="Charis SIL Regular" w:eastAsia="Charis SIL Regular"/>
+          <w:b w:val="0"/>
+          <w:i w:val="0"/>
+          <w:color w:val="0000FF"/>
+          <w:sz w:val="24"/>
+        </w:rPr>
+        <w:hyperlink r:id="rId10" w:history="1">
+          <w:r>
+            <w:rPr>
+              <w:rStyle w:val="Hyperlink"/>
+            </w:rPr>
+            <w:t>Goll</w:t>
+          </w:r>
+        </w:hyperlink>
+      </w:r>
+      <w:r>
+        <w:rPr>
+          <w:rFonts w:ascii="Charis SIL Regular" w:hAnsi="Charis SIL Regular" w:eastAsia="Charis SIL Regular"/>
+          <w:b w:val="0"/>
+          <w:i w:val="0"/>
+          <w:color w:val="0000FF"/>
+          <w:sz w:val="24"/>
+        </w:rPr>
+        <w:hyperlink r:id="rId10" w:history="1">
+          <w:r>
+            <w:rPr>
+              <w:rStyle w:val="Hyperlink"/>
+            </w:rPr>
+            <w:t>o</w:t>
+          </w:r>
+        </w:hyperlink>
+      </w:r>
+      <w:r>
+        <w:rPr>
+          <w:rFonts w:ascii="Charis SIL Regular" w:hAnsi="Charis SIL Regular" w:eastAsia="Charis SIL Regular"/>
+          <w:b w:val="0"/>
+          <w:i w:val="0"/>
+          <w:color w:val="0000FF"/>
+          <w:sz w:val="24"/>
+        </w:rPr>
+        <w:hyperlink r:id="rId10" w:history="1">
+          <w:r>
+            <w:rPr>
+              <w:rStyle w:val="Hyperlink"/>
+            </w:rPr>
+            <w:t>ne</w:t>
+          </w:r>
+        </w:hyperlink>
+      </w:r>
+      <w:r>
+        <w:rPr>
+          <w:rFonts w:ascii="Charis SIL Regular" w:hAnsi="Charis SIL Regular" w:eastAsia="Charis SIL Regular"/>
+          <w:b w:val="0"/>
+          <w:i w:val="0"/>
+          <w:color w:val="0000FF"/>
+          <w:sz w:val="24"/>
+        </w:rPr>
+        <w:hyperlink r:id="rId10" w:history="1">
+          <w:r>
+            <w:rPr>
+              <w:rStyle w:val="Hyperlink"/>
+            </w:rPr>
+            <w:t>s</w:t>
+          </w:r>
+        </w:hyperlink>
+      </w:r>
+      <w:r>
+        <w:rPr>
+          <w:rFonts w:ascii="Charis SIL Regular" w:hAnsi="Charis SIL Regular" w:eastAsia="Charis SIL Regular"/>
+          <w:b w:val="0"/>
+          <w:i w:val="0"/>
+          <w:color w:val="0000FF"/>
+          <w:sz w:val="24"/>
+        </w:rPr>
+        <w:hyperlink r:id="rId10" w:history="1">
+          <w:r>
+            <w:rPr>
+              <w:rStyle w:val="Hyperlink"/>
+            </w:rPr>
+            <w:t>se,</w:t>
+          </w:r>
+        </w:hyperlink>
+      </w:r>
+      <w:r>
+        <w:rPr>
+          <w:rFonts w:ascii="Charis SIL Regular" w:hAnsi="Charis SIL Regular" w:eastAsia="Charis SIL Regular"/>
+          <w:b w:val="0"/>
+          <w:i w:val="0"/>
+          <w:color w:val="0000FF"/>
+          <w:sz w:val="24"/>
+        </w:rPr>
+        <w:t xml:space="preserve"> </w:t>
+      </w:r>
+      <w:r>
+        <w:rPr>
+          <w:rFonts w:ascii="Charis SIL Regular" w:hAnsi="Charis SIL Regular" w:eastAsia="Charis SIL Regular"/>
+          <w:b w:val="0"/>
+          <w:i w:val="0"/>
+          <w:color w:val="0000FF"/>
+          <w:sz w:val="24"/>
+        </w:rPr>
+        <w:hyperlink r:id="rId10" w:history="1">
+          <w:r>
+            <w:rPr>
+              <w:rStyle w:val="Hyperlink"/>
+            </w:rPr>
+            <w:t>co</w:t>
+          </w:r>
+        </w:hyperlink>
+      </w:r>
+      <w:r>
+        <w:rPr>
+          <w:rFonts w:ascii="Charis SIL Regular" w:hAnsi="Charis SIL Regular" w:eastAsia="Charis SIL Regular"/>
+          <w:b w:val="0"/>
+          <w:i w:val="0"/>
+          <w:color w:val="0000FF"/>
+          <w:sz w:val="24"/>
+        </w:rPr>
+        <w:hyperlink r:id="rId10" w:history="1">
+          <w:r>
+            <w:rPr>
+              <w:rStyle w:val="Hyperlink"/>
+            </w:rPr>
+            <w:t>n</w:t>
+          </w:r>
+        </w:hyperlink>
+      </w:r>
+      <w:r>
+        <w:rPr>
+          <w:rFonts w:ascii="Charis SIL Regular" w:hAnsi="Charis SIL Regular" w:eastAsia="Charis SIL Regular"/>
+          <w:b w:val="0"/>
+          <w:i w:val="0"/>
+          <w:color w:val="0000FF"/>
+          <w:sz w:val="24"/>
+        </w:rPr>
+        <w:hyperlink r:id="rId10" w:history="1">
+          <w:r>
+            <w:rPr>
+              <w:rStyle w:val="Hyperlink"/>
+            </w:rPr>
+            <w:t>cerning</w:t>
+          </w:r>
+        </w:hyperlink>
+      </w:r>
+      <w:r>
+        <w:rPr>
+          <w:rFonts w:ascii="Charis SIL Regular" w:hAnsi="Charis SIL Regular" w:eastAsia="Charis SIL Regular"/>
+          <w:b w:val="0"/>
+          <w:i w:val="0"/>
+          <w:color w:val="0000FF"/>
+          <w:sz w:val="24"/>
+        </w:rPr>
+        <w:t xml:space="preserve"> </w:t>
       </w:r>
       <w:r>
         <w:rPr>
@@ -1276,7 +2084,7 @@
             <w:rPr>
               <w:rStyle w:val="Hyperlink"/>
             </w:rPr>
-            <w:t>te</w:t>
+            <w:t>h</w:t>
           </w:r>
         </w:hyperlink>
       </w:r>
@@ -1293,7 +2101,7 @@
             <w:rPr>
               <w:rStyle w:val="Hyperlink"/>
             </w:rPr>
-            <w:t>r</w:t>
+            <w:t>e</w:t>
           </w:r>
         </w:hyperlink>
       </w:r>
@@ -1320,19 +2128,9 @@
             <w:rPr>
               <w:rStyle w:val="Hyperlink"/>
             </w:rPr>
-            <w:t>from</w:t>
+            <w:t>t</w:t>
           </w:r>
         </w:hyperlink>
-      </w:r>
-      <w:r>
-        <w:rPr>
-          <w:rFonts w:ascii="Charis SIL Regular" w:hAnsi="Charis SIL Regular" w:eastAsia="Charis SIL Regular"/>
-          <w:b w:val="0"/>
-          <w:i w:val="0"/>
-          <w:color w:val="0000FF"/>
-          <w:sz w:val="24"/>
-        </w:rPr>
-        <w:t xml:space="preserve"> </w:t>
       </w:r>
       <w:r>
         <w:rPr>
@@ -1347,19 +2145,9 @@
             <w:rPr>
               <w:rStyle w:val="Hyperlink"/>
             </w:rPr>
-            <w:t>King</w:t>
+            <w:t>ranspo</w:t>
           </w:r>
         </w:hyperlink>
-      </w:r>
-      <w:r>
-        <w:rPr>
-          <w:rFonts w:ascii="Charis SIL Regular" w:hAnsi="Charis SIL Regular" w:eastAsia="Charis SIL Regular"/>
-          <w:b w:val="0"/>
-          <w:i w:val="0"/>
-          <w:color w:val="0000FF"/>
-          <w:sz w:val="24"/>
-        </w:rPr>
-        <w:t xml:space="preserve"> </w:t>
       </w:r>
       <w:r>
         <w:rPr>
@@ -1374,7 +2162,7 @@
             <w:rPr>
               <w:rStyle w:val="Hyperlink"/>
             </w:rPr>
-            <w:t>Sri</w:t>
+            <w:t>rt</w:t>
           </w:r>
         </w:hyperlink>
       </w:r>
@@ -1401,7 +2189,7 @@
             <w:rPr>
               <w:rStyle w:val="Hyperlink"/>
             </w:rPr>
-            <w:t>V</w:t>
+            <w:t>o</w:t>
           </w:r>
         </w:hyperlink>
       </w:r>
@@ -1418,7 +2206,156 @@
             <w:rPr>
               <w:rStyle w:val="Hyperlink"/>
             </w:rPr>
-            <w:t>ijay</w:t>
+            <w:t>f</w:t>
+          </w:r>
+        </w:hyperlink>
+      </w:r>
+      <w:r>
+        <w:rPr>
+          <w:rFonts w:ascii="Charis SIL Regular" w:hAnsi="Charis SIL Regular" w:eastAsia="Charis SIL Regular"/>
+          <w:b w:val="0"/>
+          <w:i w:val="0"/>
+          <w:color w:val="0000FF"/>
+          <w:sz w:val="24"/>
+        </w:rPr>
+        <w:t xml:space="preserve"> </w:t>
+      </w:r>
+      <w:r>
+        <w:rPr>
+          <w:rFonts w:ascii="Charis SIL Regular" w:hAnsi="Charis SIL Regular" w:eastAsia="Charis SIL Regular"/>
+          <w:b w:val="0"/>
+          <w:i w:val="0"/>
+          <w:color w:val="0000FF"/>
+          <w:sz w:val="24"/>
+        </w:rPr>
+        <w:hyperlink r:id="rId10" w:history="1">
+          <w:r>
+            <w:rPr>
+              <w:rStyle w:val="Hyperlink"/>
+            </w:rPr>
+            <w:t>B</w:t>
+          </w:r>
+        </w:hyperlink>
+      </w:r>
+      <w:r>
+        <w:rPr>
+          <w:rFonts w:ascii="Charis SIL Regular" w:hAnsi="Charis SIL Regular" w:eastAsia="Charis SIL Regular"/>
+          <w:b w:val="0"/>
+          <w:i w:val="0"/>
+          <w:color w:val="0000FF"/>
+          <w:sz w:val="24"/>
+        </w:rPr>
+        <w:hyperlink r:id="rId10" w:history="1">
+          <w:r>
+            <w:rPr>
+              <w:rStyle w:val="Hyperlink"/>
+            </w:rPr>
+            <w:t>u</w:t>
+          </w:r>
+        </w:hyperlink>
+      </w:r>
+      <w:r>
+        <w:rPr>
+          <w:rFonts w:ascii="Charis SIL Regular" w:hAnsi="Charis SIL Regular" w:eastAsia="Charis SIL Regular"/>
+          <w:b w:val="0"/>
+          <w:i w:val="0"/>
+          <w:color w:val="0000FF"/>
+          <w:sz w:val="24"/>
+        </w:rPr>
+        <w:hyperlink r:id="rId10" w:history="1">
+          <w:r>
+            <w:rPr>
+              <w:rStyle w:val="Hyperlink"/>
+            </w:rPr>
+            <w:t>ddhist</w:t>
+          </w:r>
+        </w:hyperlink>
+      </w:r>
+      <w:r>
+        <w:rPr>
+          <w:rFonts w:ascii="Charis SIL Regular" w:hAnsi="Charis SIL Regular" w:eastAsia="Charis SIL Regular"/>
+          <w:b w:val="0"/>
+          <w:i w:val="0"/>
+          <w:color w:val="0000FF"/>
+          <w:sz w:val="24"/>
+        </w:rPr>
+        <w:t xml:space="preserve"> </w:t>
+      </w:r>
+      <w:r>
+        <w:rPr>
+          <w:rFonts w:ascii="Charis SIL Regular" w:hAnsi="Charis SIL Regular" w:eastAsia="Charis SIL Regular"/>
+          <w:b w:val="0"/>
+          <w:i w:val="0"/>
+          <w:color w:val="0000FF"/>
+          <w:sz w:val="24"/>
+        </w:rPr>
+        <w:hyperlink r:id="rId10" w:history="1">
+          <w:r>
+            <w:rPr>
+              <w:rStyle w:val="Hyperlink"/>
+            </w:rPr>
+            <w:t>m</w:t>
+          </w:r>
+        </w:hyperlink>
+      </w:r>
+      <w:r>
+        <w:rPr>
+          <w:rFonts w:ascii="Charis SIL Regular" w:hAnsi="Charis SIL Regular" w:eastAsia="Charis SIL Regular"/>
+          <w:b w:val="0"/>
+          <w:i w:val="0"/>
+          <w:color w:val="0000FF"/>
+          <w:sz w:val="24"/>
+        </w:rPr>
+        <w:hyperlink r:id="rId10" w:history="1">
+          <w:r>
+            <w:rPr>
+              <w:rStyle w:val="Hyperlink"/>
+            </w:rPr>
+            <w:t>onks</w:t>
+          </w:r>
+        </w:hyperlink>
+      </w:r>
+      <w:r>
+        <w:rPr>
+          <w:rFonts w:ascii="Charis SIL Regular" w:hAnsi="Charis SIL Regular" w:eastAsia="Charis SIL Regular"/>
+          <w:b w:val="0"/>
+          <w:i w:val="0"/>
+          <w:color w:val="0000FF"/>
+          <w:sz w:val="24"/>
+        </w:rPr>
+        <w:t xml:space="preserve"> </w:t>
+      </w:r>
+      <w:r>
+        <w:rPr>
+          <w:rFonts w:ascii="Charis SIL Regular" w:hAnsi="Charis SIL Regular" w:eastAsia="Charis SIL Regular"/>
+          <w:b w:val="0"/>
+          <w:i w:val="0"/>
+          <w:color w:val="0000FF"/>
+          <w:sz w:val="24"/>
+        </w:rPr>
+        <w:hyperlink r:id="rId10" w:history="1">
+          <w:r>
+            <w:rPr>
+              <w:rStyle w:val="Hyperlink"/>
+            </w:rPr>
+            <w:t xml:space="preserve">from </w:t>
+          </w:r>
+        </w:hyperlink>
+      </w:r>
+      <w:r>
+        <w:rPr>
+          <w:rFonts w:ascii="Charis SIL Regular" w:hAnsi="Charis SIL Regular" w:eastAsia="Charis SIL Regular"/>
+          <w:b w:val="0"/>
+          <w:i w:val="0"/>
+          <w:color w:val="0000FF"/>
+          <w:sz w:val="24"/>
+        </w:rPr>
+        <w:hyperlink r:id="rId10" w:history="1">
+          <w:r>
+            <w:rPr>
+              <w:rStyle w:val="Hyperlink"/>
+            </w:rPr>
+            <w:t>Burm</w:t>
           </w:r>
         </w:hyperlink>
       </w:r>
@@ -1457,253 +2394,6 @@
           <w:color w:val="0000FF"/>
           <w:sz w:val="24"/>
         </w:rPr>
-        <w:hyperlink r:id="rId9" w:history="1">
-          <w:r>
-            <w:rPr>
-              <w:rStyle w:val="Hyperlink"/>
-            </w:rPr>
-            <w:t>R</w:t>
-          </w:r>
-        </w:hyperlink>
-      </w:r>
-      <w:r>
-        <w:rPr>
-          <w:rFonts w:ascii="Charis SIL Regular" w:hAnsi="Charis SIL Regular" w:eastAsia="Charis SIL Regular"/>
-          <w:b w:val="0"/>
-          <w:i w:val="0"/>
-          <w:color w:val="0000FF"/>
-          <w:sz w:val="24"/>
-        </w:rPr>
-        <w:hyperlink r:id="rId9" w:history="1">
-          <w:r>
-            <w:rPr>
-              <w:rStyle w:val="Hyperlink"/>
-            </w:rPr>
-            <w:t>aja</w:t>
-          </w:r>
-        </w:hyperlink>
-      </w:r>
-      <w:r>
-        <w:rPr>
-          <w:rFonts w:ascii="Charis SIL Regular" w:hAnsi="Charis SIL Regular" w:eastAsia="Charis SIL Regular"/>
-          <w:b w:val="0"/>
-          <w:i w:val="0"/>
-          <w:color w:val="0000FF"/>
-          <w:sz w:val="24"/>
-        </w:rPr>
-        <w:hyperlink r:id="rId9" w:history="1">
-          <w:r>
-            <w:rPr>
-              <w:rStyle w:val="Hyperlink"/>
-            </w:rPr>
-            <w:t>sin</w:t>
-          </w:r>
-        </w:hyperlink>
-      </w:r>
-      <w:r>
-        <w:rPr>
-          <w:rFonts w:ascii="Charis SIL Regular" w:hAnsi="Charis SIL Regular" w:eastAsia="Charis SIL Regular"/>
-          <w:b w:val="0"/>
-          <w:i w:val="0"/>
-          <w:color w:val="0000FF"/>
-          <w:sz w:val="24"/>
-        </w:rPr>
-        <w:hyperlink r:id="rId9" w:history="1">
-          <w:r>
-            <w:rPr>
-              <w:rStyle w:val="Hyperlink"/>
-            </w:rPr>
-            <w:t>g</w:t>
-          </w:r>
-        </w:hyperlink>
-      </w:r>
-      <w:r>
-        <w:rPr>
-          <w:rFonts w:ascii="Charis SIL Regular" w:hAnsi="Charis SIL Regular" w:eastAsia="Charis SIL Regular"/>
-          <w:b w:val="0"/>
-          <w:i w:val="0"/>
-          <w:color w:val="0000FF"/>
-          <w:sz w:val="24"/>
-        </w:rPr>
-        <w:hyperlink r:id="rId9" w:history="1">
-          <w:r>
-            <w:rPr>
-              <w:rStyle w:val="Hyperlink"/>
-            </w:rPr>
-            <w:t>a</w:t>
-          </w:r>
-        </w:hyperlink>
-      </w:r>
-      <w:r>
-        <w:rPr>
-          <w:rFonts w:ascii="Charis SIL Regular" w:hAnsi="Charis SIL Regular" w:eastAsia="Charis SIL Regular"/>
-          <w:b w:val="0"/>
-          <w:i w:val="0"/>
-          <w:color w:val="0000FF"/>
-          <w:sz w:val="24"/>
-        </w:rPr>
-        <w:t xml:space="preserve"> </w:t>
-      </w:r>
-      <w:r>
-        <w:rPr>
-          <w:rFonts w:ascii="Charis SIL Regular" w:hAnsi="Charis SIL Regular" w:eastAsia="Charis SIL Regular"/>
-          <w:b w:val="0"/>
-          <w:i w:val="0"/>
-          <w:color w:val="0000FF"/>
-          <w:sz w:val="24"/>
-        </w:rPr>
-        <w:hyperlink r:id="rId9" w:history="1">
-          <w:r>
-            <w:rPr>
-              <w:rStyle w:val="Hyperlink"/>
-            </w:rPr>
-            <w:t>of</w:t>
-          </w:r>
-        </w:hyperlink>
-      </w:r>
-      <w:r>
-        <w:rPr>
-          <w:rFonts w:ascii="Charis SIL Regular" w:hAnsi="Charis SIL Regular" w:eastAsia="Charis SIL Regular"/>
-          <w:b w:val="0"/>
-          <w:i w:val="0"/>
-          <w:color w:val="0000FF"/>
-          <w:sz w:val="24"/>
-        </w:rPr>
-        <w:t xml:space="preserve"> </w:t>
-      </w:r>
-      <w:r>
-        <w:rPr>
-          <w:rFonts w:ascii="Charis SIL Regular" w:hAnsi="Charis SIL Regular" w:eastAsia="Charis SIL Regular"/>
-          <w:b w:val="0"/>
-          <w:i w:val="0"/>
-          <w:color w:val="0000FF"/>
-          <w:sz w:val="24"/>
-        </w:rPr>
-        <w:hyperlink r:id="rId9" w:history="1">
-          <w:r>
-            <w:rPr>
-              <w:rStyle w:val="Hyperlink"/>
-            </w:rPr>
-            <w:t>Kan</w:t>
-          </w:r>
-        </w:hyperlink>
-      </w:r>
-      <w:r>
-        <w:rPr>
-          <w:rFonts w:ascii="Charis SIL Regular" w:hAnsi="Charis SIL Regular" w:eastAsia="Charis SIL Regular"/>
-          <w:b w:val="0"/>
-          <w:i w:val="0"/>
-          <w:color w:val="0000FF"/>
-          <w:sz w:val="24"/>
-        </w:rPr>
-        <w:hyperlink r:id="rId10" w:history="1">
-          <w:r>
-            <w:rPr>
-              <w:rStyle w:val="Hyperlink"/>
-            </w:rPr>
-            <w:t>dy</w:t>
-          </w:r>
-        </w:hyperlink>
-      </w:r>
-      <w:r>
-        <w:rPr>
-          <w:rFonts w:ascii="Charis SIL Regular" w:hAnsi="Charis SIL Regular" w:eastAsia="Charis SIL Regular"/>
-          <w:b w:val="0"/>
-          <w:i w:val="0"/>
-          <w:color w:val="0000FF"/>
-          <w:sz w:val="24"/>
-        </w:rPr>
-        <w:t xml:space="preserve"> </w:t>
-      </w:r>
-      <w:r>
-        <w:rPr>
-          <w:rFonts w:ascii="Charis SIL Regular" w:hAnsi="Charis SIL Regular" w:eastAsia="Charis SIL Regular"/>
-          <w:b w:val="0"/>
-          <w:i w:val="0"/>
-          <w:color w:val="0000FF"/>
-          <w:sz w:val="24"/>
-        </w:rPr>
-        <w:hyperlink r:id="rId10" w:history="1">
-          <w:r>
-            <w:rPr>
-              <w:rStyle w:val="Hyperlink"/>
-            </w:rPr>
-            <w:t>(or</w:t>
-          </w:r>
-        </w:hyperlink>
-      </w:r>
-      <w:r>
-        <w:rPr>
-          <w:rFonts w:ascii="Charis SIL Regular" w:hAnsi="Charis SIL Regular" w:eastAsia="Charis SIL Regular"/>
-          <w:b w:val="0"/>
-          <w:i w:val="0"/>
-          <w:color w:val="0000FF"/>
-          <w:sz w:val="24"/>
-        </w:rPr>
-        <w:t xml:space="preserve"> </w:t>
-      </w:r>
-      <w:r>
-        <w:rPr>
-          <w:rFonts w:ascii="Charis SIL Regular" w:hAnsi="Charis SIL Regular" w:eastAsia="Charis SIL Regular"/>
-          <w:b w:val="0"/>
-          <w:i w:val="0"/>
-          <w:color w:val="0000FF"/>
-          <w:sz w:val="24"/>
-        </w:rPr>
-        <w:hyperlink r:id="rId10" w:history="1">
-          <w:r>
-            <w:rPr>
-              <w:rStyle w:val="Hyperlink"/>
-            </w:rPr>
-            <w:t>his</w:t>
-          </w:r>
-        </w:hyperlink>
-      </w:r>
-      <w:r>
-        <w:rPr>
-          <w:rFonts w:ascii="Charis SIL Regular" w:hAnsi="Charis SIL Regular" w:eastAsia="Charis SIL Regular"/>
-          <w:b w:val="0"/>
-          <w:i w:val="0"/>
-          <w:color w:val="0000FF"/>
-          <w:sz w:val="24"/>
-        </w:rPr>
-        <w:t xml:space="preserve"> </w:t>
-      </w:r>
-      <w:r>
-        <w:rPr>
-          <w:rFonts w:ascii="Charis SIL Regular" w:hAnsi="Charis SIL Regular" w:eastAsia="Charis SIL Regular"/>
-          <w:b w:val="0"/>
-          <w:i w:val="0"/>
-          <w:color w:val="0000FF"/>
-          <w:sz w:val="24"/>
-        </w:rPr>
-        <w:hyperlink r:id="rId10" w:history="1">
-          <w:r>
-            <w:rPr>
-              <w:rStyle w:val="Hyperlink"/>
-            </w:rPr>
-            <w:t>court)</w:t>
-          </w:r>
-        </w:hyperlink>
-      </w:r>
-      <w:r>
-        <w:rPr>
-          <w:rFonts w:ascii="Charis SIL Regular" w:hAnsi="Charis SIL Regular" w:eastAsia="Charis SIL Regular"/>
-          <w:b w:val="0"/>
-          <w:i w:val="0"/>
-          <w:color w:val="0000FF"/>
-          <w:sz w:val="24"/>
-        </w:rPr>
-        <w:t xml:space="preserve"> </w:t>
-      </w:r>
-      <w:r>
-        <w:rPr>
-          <w:rFonts w:ascii="Charis SIL Regular" w:hAnsi="Charis SIL Regular" w:eastAsia="Charis SIL Regular"/>
-          <w:b w:val="0"/>
-          <w:i w:val="0"/>
-          <w:color w:val="0000FF"/>
-          <w:sz w:val="24"/>
-        </w:rPr>
         <w:hyperlink r:id="rId10" w:history="1">
           <w:r>
             <w:rPr>
@@ -1736,7 +2426,7 @@
             <w:rPr>
               <w:rStyle w:val="Hyperlink"/>
             </w:rPr>
-            <w:t xml:space="preserve">Governor </w:t>
+            <w:t>Ceylo</w:t>
           </w:r>
         </w:hyperlink>
       </w:r>
@@ -1753,7 +2443,7 @@
             <w:rPr>
               <w:rStyle w:val="Hyperlink"/>
             </w:rPr>
-            <w:t>Julius</w:t>
+            <w:t>n</w:t>
           </w:r>
         </w:hyperlink>
       </w:r>
@@ -1780,7 +2470,379 @@
             <w:rPr>
               <w:rStyle w:val="Hyperlink"/>
             </w:rPr>
-            <w:t>Valent</w:t>
+            <w:t>for</w:t>
+          </w:r>
+        </w:hyperlink>
+      </w:r>
+      <w:r>
+        <w:rPr>
+          <w:rFonts w:ascii="Charis SIL Regular" w:hAnsi="Charis SIL Regular" w:eastAsia="Charis SIL Regular"/>
+          <w:b w:val="0"/>
+          <w:i w:val="0"/>
+          <w:color w:val="0000FF"/>
+          <w:sz w:val="24"/>
+        </w:rPr>
+        <w:t xml:space="preserve"> </w:t>
+      </w:r>
+      <w:r>
+        <w:rPr>
+          <w:rFonts w:ascii="Charis SIL Regular" w:hAnsi="Charis SIL Regular" w:eastAsia="Charis SIL Regular"/>
+          <w:b w:val="0"/>
+          <w:i w:val="0"/>
+          <w:color w:val="0000FF"/>
+          <w:sz w:val="24"/>
+        </w:rPr>
+        <w:hyperlink r:id="rId10" w:history="1">
+          <w:r>
+            <w:rPr>
+              <w:rStyle w:val="Hyperlink"/>
+            </w:rPr>
+            <w:t>a</w:t>
+          </w:r>
+        </w:hyperlink>
+      </w:r>
+      <w:r>
+        <w:rPr>
+          <w:rFonts w:ascii="Charis SIL Regular" w:hAnsi="Charis SIL Regular" w:eastAsia="Charis SIL Regular"/>
+          <w:b w:val="0"/>
+          <w:i w:val="0"/>
+          <w:color w:val="0000FF"/>
+          <w:sz w:val="24"/>
+        </w:rPr>
+        <w:t xml:space="preserve"> </w:t>
+      </w:r>
+      <w:r>
+        <w:rPr>
+          <w:rFonts w:ascii="Charis SIL Regular" w:hAnsi="Charis SIL Regular" w:eastAsia="Charis SIL Regular"/>
+          <w:b w:val="0"/>
+          <w:i w:val="0"/>
+          <w:color w:val="0000FF"/>
+          <w:sz w:val="24"/>
+        </w:rPr>
+        <w:hyperlink r:id="rId10" w:history="1">
+          <w:r>
+            <w:rPr>
+              <w:rStyle w:val="Hyperlink"/>
+            </w:rPr>
+            <w:t>cer</w:t>
+          </w:r>
+        </w:hyperlink>
+      </w:r>
+      <w:r>
+        <w:rPr>
+          <w:rFonts w:ascii="Charis SIL Regular" w:hAnsi="Charis SIL Regular" w:eastAsia="Charis SIL Regular"/>
+          <w:b w:val="0"/>
+          <w:i w:val="0"/>
+          <w:color w:val="0000FF"/>
+          <w:sz w:val="24"/>
+        </w:rPr>
+        <w:hyperlink r:id="rId10" w:history="1">
+          <w:r>
+            <w:rPr>
+              <w:rStyle w:val="Hyperlink"/>
+            </w:rPr>
+            <w:t>emony</w:t>
+          </w:r>
+        </w:hyperlink>
+      </w:r>
+      <w:r>
+        <w:rPr>
+          <w:rFonts w:ascii="Charis SIL Regular" w:hAnsi="Charis SIL Regular" w:eastAsia="Charis SIL Regular"/>
+          <w:b w:val="0"/>
+          <w:i w:val="0"/>
+          <w:color w:val="0000FF"/>
+          <w:sz w:val="24"/>
+        </w:rPr>
+        <w:t xml:space="preserve"> </w:t>
+      </w:r>
+      <w:r>
+        <w:rPr>
+          <w:rFonts w:ascii="Charis SIL Regular" w:hAnsi="Charis SIL Regular" w:eastAsia="Charis SIL Regular"/>
+          <w:b w:val="0"/>
+          <w:i w:val="0"/>
+          <w:color w:val="0000FF"/>
+          <w:sz w:val="24"/>
+        </w:rPr>
+        <w:hyperlink r:id="rId10" w:history="1">
+          <w:r>
+            <w:rPr>
+              <w:rStyle w:val="Hyperlink"/>
+            </w:rPr>
+            <w:t>at</w:t>
+          </w:r>
+        </w:hyperlink>
+      </w:r>
+      <w:r>
+        <w:rPr>
+          <w:rFonts w:ascii="Charis SIL Regular" w:hAnsi="Charis SIL Regular" w:eastAsia="Charis SIL Regular"/>
+          <w:b w:val="0"/>
+          <w:i w:val="0"/>
+          <w:color w:val="0000FF"/>
+          <w:sz w:val="24"/>
+        </w:rPr>
+        <w:t xml:space="preserve"> </w:t>
+      </w:r>
+      <w:r>
+        <w:rPr>
+          <w:rFonts w:ascii="Charis SIL Regular" w:hAnsi="Charis SIL Regular" w:eastAsia="Charis SIL Regular"/>
+          <w:b w:val="0"/>
+          <w:i w:val="0"/>
+          <w:color w:val="0000FF"/>
+          <w:sz w:val="24"/>
+        </w:rPr>
+        <w:hyperlink r:id="rId10" w:history="1">
+          <w:r>
+            <w:rPr>
+              <w:rStyle w:val="Hyperlink"/>
+            </w:rPr>
+            <w:t>K</w:t>
+          </w:r>
+        </w:hyperlink>
+      </w:r>
+      <w:r>
+        <w:rPr>
+          <w:rFonts w:ascii="Charis SIL Regular" w:hAnsi="Charis SIL Regular" w:eastAsia="Charis SIL Regular"/>
+          <w:b w:val="0"/>
+          <w:i w:val="0"/>
+          <w:color w:val="0000FF"/>
+          <w:sz w:val="24"/>
+        </w:rPr>
+        <w:hyperlink r:id="rId10" w:history="1">
+          <w:r>
+            <w:rPr>
+              <w:rStyle w:val="Hyperlink"/>
+            </w:rPr>
+            <w:t>a</w:t>
+          </w:r>
+        </w:hyperlink>
+      </w:r>
+      <w:r>
+        <w:rPr>
+          <w:rFonts w:ascii="Charis SIL Regular" w:hAnsi="Charis SIL Regular" w:eastAsia="Charis SIL Regular"/>
+          <w:b w:val="0"/>
+          <w:i w:val="0"/>
+          <w:color w:val="0000FF"/>
+          <w:sz w:val="24"/>
+        </w:rPr>
+        <w:hyperlink r:id="rId10" w:history="1">
+          <w:r>
+            <w:rPr>
+              <w:rStyle w:val="Hyperlink"/>
+            </w:rPr>
+            <w:t>ndy,</w:t>
+          </w:r>
+        </w:hyperlink>
+      </w:r>
+      <w:r>
+        <w:rPr>
+          <w:rFonts w:ascii="Charis SIL Regular" w:hAnsi="Charis SIL Regular" w:eastAsia="Charis SIL Regular"/>
+          <w:b w:val="0"/>
+          <w:i w:val="0"/>
+          <w:color w:val="0000FF"/>
+          <w:sz w:val="24"/>
+        </w:rPr>
+        <w:t xml:space="preserve"> </w:t>
+      </w:r>
+      <w:r>
+        <w:rPr>
+          <w:rFonts w:ascii="Charis SIL Regular" w:hAnsi="Charis SIL Regular" w:eastAsia="Charis SIL Regular"/>
+          <w:b w:val="0"/>
+          <w:i w:val="0"/>
+          <w:color w:val="0000FF"/>
+          <w:sz w:val="24"/>
+        </w:rPr>
+        <w:hyperlink r:id="rId10" w:history="1">
+          <w:r>
+            <w:rPr>
+              <w:rStyle w:val="Hyperlink"/>
+            </w:rPr>
+            <w:t>1746.</w:t>
+          </w:r>
+        </w:hyperlink>
+      </w:r>
+      <w:r>
+        <w:rPr>
+          <w:rFonts w:ascii="Charis SIL Regular" w:hAnsi="Charis SIL Regular" w:eastAsia="Charis SIL Regular"/>
+          <w:b w:val="0"/>
+          <w:i w:val="0"/>
+          <w:color w:val="0000FF"/>
+          <w:sz w:val="24"/>
+        </w:rPr>
+        <w:t xml:space="preserve"> </w:t>
+      </w:r>
+      <w:r>
+        <w:rPr>
+          <w:rFonts w:ascii="Charis SIL Regular" w:hAnsi="Charis SIL Regular" w:eastAsia="Charis SIL Regular"/>
+          <w:b w:val="0"/>
+          <w:i w:val="0"/>
+          <w:color w:val="0000FF"/>
+          <w:sz w:val="24"/>
+        </w:rPr>
+        <w:hyperlink r:id="rId10" w:history="1">
+          <w:r>
+            <w:rPr>
+              <w:rStyle w:val="Hyperlink"/>
+            </w:rPr>
+            <w:t>In</w:t>
+          </w:r>
+        </w:hyperlink>
+      </w:r>
+      <w:r>
+        <w:rPr>
+          <w:rFonts w:ascii="Charis SIL Regular" w:hAnsi="Charis SIL Regular" w:eastAsia="Charis SIL Regular"/>
+          <w:b w:val="0"/>
+          <w:i w:val="0"/>
+          <w:color w:val="0000FF"/>
+          <w:sz w:val="24"/>
+        </w:rPr>
+        <w:t xml:space="preserve"> </w:t>
+      </w:r>
+      <w:r>
+        <w:rPr>
+          <w:rFonts w:ascii="Charis SIL Regular" w:hAnsi="Charis SIL Regular" w:eastAsia="Charis SIL Regular"/>
+          <w:b w:val="0"/>
+          <w:i w:val="0"/>
+          <w:color w:val="0000FF"/>
+          <w:sz w:val="24"/>
+        </w:rPr>
+        <w:hyperlink r:id="rId10" w:history="1">
+          <w:r>
+            <w:rPr>
+              <w:rStyle w:val="Hyperlink"/>
+            </w:rPr>
+            <w:t>S</w:t>
+          </w:r>
+        </w:hyperlink>
+      </w:r>
+      <w:r>
+        <w:rPr>
+          <w:rFonts w:ascii="Charis SIL Regular" w:hAnsi="Charis SIL Regular" w:eastAsia="Charis SIL Regular"/>
+          <w:b w:val="0"/>
+          <w:i w:val="0"/>
+          <w:color w:val="0000FF"/>
+          <w:sz w:val="24"/>
+        </w:rPr>
+        <w:hyperlink r:id="rId10" w:history="1">
+          <w:r>
+            <w:rPr>
+              <w:rStyle w:val="Hyperlink"/>
+            </w:rPr>
+            <w:t>inhalese,</w:t>
+          </w:r>
+        </w:hyperlink>
+      </w:r>
+      <w:r>
+        <w:rPr>
+          <w:rFonts w:ascii="Charis SIL Regular" w:hAnsi="Charis SIL Regular" w:eastAsia="Charis SIL Regular"/>
+          <w:b w:val="0"/>
+          <w:i w:val="0"/>
+          <w:color w:val="0000FF"/>
+          <w:sz w:val="24"/>
+        </w:rPr>
+        <w:t xml:space="preserve"> </w:t>
+      </w:r>
+      <w:r>
+        <w:rPr>
+          <w:rFonts w:ascii="Charis SIL Regular" w:hAnsi="Charis SIL Regular" w:eastAsia="Charis SIL Regular"/>
+          <w:b w:val="0"/>
+          <w:i w:val="0"/>
+          <w:color w:val="0000FF"/>
+          <w:sz w:val="24"/>
+        </w:rPr>
+        <w:hyperlink r:id="rId10" w:history="1">
+          <w:r>
+            <w:rPr>
+              <w:rStyle w:val="Hyperlink"/>
+            </w:rPr>
+            <w:t>pa</w:t>
+          </w:r>
+        </w:hyperlink>
+      </w:r>
+      <w:r>
+        <w:rPr>
+          <w:rFonts w:ascii="Charis SIL Regular" w:hAnsi="Charis SIL Regular" w:eastAsia="Charis SIL Regular"/>
+          <w:b w:val="0"/>
+          <w:i w:val="0"/>
+          <w:color w:val="0000FF"/>
+          <w:sz w:val="24"/>
+        </w:rPr>
+        <w:hyperlink r:id="rId10" w:history="1">
+          <w:r>
+            <w:rPr>
+              <w:rStyle w:val="Hyperlink"/>
+            </w:rPr>
+            <w:t>l</w:t>
+          </w:r>
+        </w:hyperlink>
+      </w:r>
+      <w:r>
+        <w:rPr>
+          <w:rFonts w:ascii="Charis SIL Regular" w:hAnsi="Charis SIL Regular" w:eastAsia="Charis SIL Regular"/>
+          <w:b w:val="0"/>
+          <w:i w:val="0"/>
+          <w:color w:val="0000FF"/>
+          <w:sz w:val="24"/>
+        </w:rPr>
+        <w:hyperlink r:id="rId10" w:history="1">
+          <w:r>
+            <w:rPr>
+              <w:rStyle w:val="Hyperlink"/>
+            </w:rPr>
+            <w:t>m</w:t>
+          </w:r>
+        </w:hyperlink>
+      </w:r>
+      <w:r>
+        <w:rPr>
+          <w:rFonts w:ascii="Charis SIL Regular" w:hAnsi="Charis SIL Regular" w:eastAsia="Charis SIL Regular"/>
+          <w:b w:val="0"/>
+          <w:i w:val="0"/>
+          <w:color w:val="0000FF"/>
+          <w:sz w:val="24"/>
+        </w:rPr>
+        <w:t xml:space="preserve"> </w:t>
+      </w:r>
+      <w:r>
+        <w:rPr>
+          <w:rFonts w:ascii="Charis SIL Regular" w:hAnsi="Charis SIL Regular" w:eastAsia="Charis SIL Regular"/>
+          <w:b w:val="0"/>
+          <w:i w:val="0"/>
+          <w:color w:val="0000FF"/>
+          <w:sz w:val="24"/>
+        </w:rPr>
+        <w:hyperlink r:id="rId10" w:history="1">
+          <w:r>
+            <w:rPr>
+              <w:rStyle w:val="Hyperlink"/>
+            </w:rPr>
+            <w:t>leaf</w:t>
+          </w:r>
+        </w:hyperlink>
+      </w:r>
+      <w:r>
+        <w:rPr>
+          <w:rFonts w:ascii="Charis SIL Regular" w:hAnsi="Charis SIL Regular" w:eastAsia="Charis SIL Regular"/>
+          <w:b w:val="0"/>
+          <w:i w:val="0"/>
+          <w:color w:val="0000FF"/>
+          <w:sz w:val="24"/>
+        </w:rPr>
+        <w:t xml:space="preserve"> </w:t>
+      </w:r>
+      <w:r>
+        <w:rPr>
+          <w:rFonts w:ascii="Charis SIL Regular" w:hAnsi="Charis SIL Regular" w:eastAsia="Charis SIL Regular"/>
+          <w:b w:val="0"/>
+          <w:i w:val="0"/>
+          <w:color w:val="0000FF"/>
+          <w:sz w:val="24"/>
+        </w:rPr>
+        <w:hyperlink r:id="rId10" w:history="1">
+          <w:r>
+            <w:rPr>
+              <w:rStyle w:val="Hyperlink"/>
+            </w:rPr>
+            <w:t>w</w:t>
           </w:r>
         </w:hyperlink>
       </w:r>
@@ -1814,1069 +2876,6 @@
             <w:rPr>
               <w:rStyle w:val="Hyperlink"/>
             </w:rPr>
-            <w:t>jn</w:t>
-          </w:r>
-        </w:hyperlink>
-      </w:r>
-      <w:r>
-        <w:rPr>
-          <w:rFonts w:ascii="Charis SIL Regular" w:hAnsi="Charis SIL Regular" w:eastAsia="Charis SIL Regular"/>
-          <w:b w:val="0"/>
-          <w:i w:val="0"/>
-          <w:color w:val="0000FF"/>
-          <w:sz w:val="24"/>
-        </w:rPr>
-        <w:t xml:space="preserve"> </w:t>
-      </w:r>
-      <w:r>
-        <w:rPr>
-          <w:rFonts w:ascii="Charis SIL Regular" w:hAnsi="Charis SIL Regular" w:eastAsia="Charis SIL Regular"/>
-          <w:b w:val="0"/>
-          <w:i w:val="0"/>
-          <w:color w:val="0000FF"/>
-          <w:sz w:val="24"/>
-        </w:rPr>
-        <w:hyperlink r:id="rId10" w:history="1">
-          <w:r>
-            <w:rPr>
-              <w:rStyle w:val="Hyperlink"/>
-            </w:rPr>
-            <w:t>Stei</w:t>
-          </w:r>
-        </w:hyperlink>
-      </w:r>
-      <w:r>
-        <w:rPr>
-          <w:rFonts w:ascii="Charis SIL Regular" w:hAnsi="Charis SIL Regular" w:eastAsia="Charis SIL Regular"/>
-          <w:b w:val="0"/>
-          <w:i w:val="0"/>
-          <w:color w:val="0000FF"/>
-          <w:sz w:val="24"/>
-        </w:rPr>
-        <w:hyperlink r:id="rId10" w:history="1">
-          <w:r>
-            <w:rPr>
-              <w:rStyle w:val="Hyperlink"/>
-            </w:rPr>
-            <w:t>n</w:t>
-          </w:r>
-        </w:hyperlink>
-      </w:r>
-      <w:r>
-        <w:rPr>
-          <w:rFonts w:ascii="Charis SIL Regular" w:hAnsi="Charis SIL Regular" w:eastAsia="Charis SIL Regular"/>
-          <w:b w:val="0"/>
-          <w:i w:val="0"/>
-          <w:color w:val="0000FF"/>
-          <w:sz w:val="24"/>
-        </w:rPr>
-        <w:t xml:space="preserve"> </w:t>
-      </w:r>
-      <w:r>
-        <w:rPr>
-          <w:rFonts w:ascii="Charis SIL Regular" w:hAnsi="Charis SIL Regular" w:eastAsia="Charis SIL Regular"/>
-          <w:b w:val="0"/>
-          <w:i w:val="0"/>
-          <w:color w:val="0000FF"/>
-          <w:sz w:val="24"/>
-        </w:rPr>
-        <w:hyperlink r:id="rId10" w:history="1">
-          <w:r>
-            <w:rPr>
-              <w:rStyle w:val="Hyperlink"/>
-            </w:rPr>
-            <w:t>van</w:t>
-          </w:r>
-        </w:hyperlink>
-      </w:r>
-      <w:r>
-        <w:rPr>
-          <w:rFonts w:ascii="Charis SIL Regular" w:hAnsi="Charis SIL Regular" w:eastAsia="Charis SIL Regular"/>
-          <w:b w:val="0"/>
-          <w:i w:val="0"/>
-          <w:color w:val="0000FF"/>
-          <w:sz w:val="24"/>
-        </w:rPr>
-        <w:t xml:space="preserve"> </w:t>
-      </w:r>
-      <w:r>
-        <w:rPr>
-          <w:rFonts w:ascii="Charis SIL Regular" w:hAnsi="Charis SIL Regular" w:eastAsia="Charis SIL Regular"/>
-          <w:b w:val="0"/>
-          <w:i w:val="0"/>
-          <w:color w:val="0000FF"/>
-          <w:sz w:val="24"/>
-        </w:rPr>
-        <w:hyperlink r:id="rId10" w:history="1">
-          <w:r>
-            <w:rPr>
-              <w:rStyle w:val="Hyperlink"/>
-            </w:rPr>
-            <w:t>Goll</w:t>
-          </w:r>
-        </w:hyperlink>
-      </w:r>
-      <w:r>
-        <w:rPr>
-          <w:rFonts w:ascii="Charis SIL Regular" w:hAnsi="Charis SIL Regular" w:eastAsia="Charis SIL Regular"/>
-          <w:b w:val="0"/>
-          <w:i w:val="0"/>
-          <w:color w:val="0000FF"/>
-          <w:sz w:val="24"/>
-        </w:rPr>
-        <w:hyperlink r:id="rId10" w:history="1">
-          <w:r>
-            <w:rPr>
-              <w:rStyle w:val="Hyperlink"/>
-            </w:rPr>
-            <w:t>o</w:t>
-          </w:r>
-        </w:hyperlink>
-      </w:r>
-      <w:r>
-        <w:rPr>
-          <w:rFonts w:ascii="Charis SIL Regular" w:hAnsi="Charis SIL Regular" w:eastAsia="Charis SIL Regular"/>
-          <w:b w:val="0"/>
-          <w:i w:val="0"/>
-          <w:color w:val="0000FF"/>
-          <w:sz w:val="24"/>
-        </w:rPr>
-        <w:hyperlink r:id="rId10" w:history="1">
-          <w:r>
-            <w:rPr>
-              <w:rStyle w:val="Hyperlink"/>
-            </w:rPr>
-            <w:t>ne</w:t>
-          </w:r>
-        </w:hyperlink>
-      </w:r>
-      <w:r>
-        <w:rPr>
-          <w:rFonts w:ascii="Charis SIL Regular" w:hAnsi="Charis SIL Regular" w:eastAsia="Charis SIL Regular"/>
-          <w:b w:val="0"/>
-          <w:i w:val="0"/>
-          <w:color w:val="0000FF"/>
-          <w:sz w:val="24"/>
-        </w:rPr>
-        <w:hyperlink r:id="rId10" w:history="1">
-          <w:r>
-            <w:rPr>
-              <w:rStyle w:val="Hyperlink"/>
-            </w:rPr>
-            <w:t>s</w:t>
-          </w:r>
-        </w:hyperlink>
-      </w:r>
-      <w:r>
-        <w:rPr>
-          <w:rFonts w:ascii="Charis SIL Regular" w:hAnsi="Charis SIL Regular" w:eastAsia="Charis SIL Regular"/>
-          <w:b w:val="0"/>
-          <w:i w:val="0"/>
-          <w:color w:val="0000FF"/>
-          <w:sz w:val="24"/>
-        </w:rPr>
-        <w:hyperlink r:id="rId10" w:history="1">
-          <w:r>
-            <w:rPr>
-              <w:rStyle w:val="Hyperlink"/>
-            </w:rPr>
-            <w:t>se,</w:t>
-          </w:r>
-        </w:hyperlink>
-      </w:r>
-      <w:r>
-        <w:rPr>
-          <w:rFonts w:ascii="Charis SIL Regular" w:hAnsi="Charis SIL Regular" w:eastAsia="Charis SIL Regular"/>
-          <w:b w:val="0"/>
-          <w:i w:val="0"/>
-          <w:color w:val="0000FF"/>
-          <w:sz w:val="24"/>
-        </w:rPr>
-        <w:t xml:space="preserve"> </w:t>
-      </w:r>
-      <w:r>
-        <w:rPr>
-          <w:rFonts w:ascii="Charis SIL Regular" w:hAnsi="Charis SIL Regular" w:eastAsia="Charis SIL Regular"/>
-          <w:b w:val="0"/>
-          <w:i w:val="0"/>
-          <w:color w:val="0000FF"/>
-          <w:sz w:val="24"/>
-        </w:rPr>
-        <w:hyperlink r:id="rId10" w:history="1">
-          <w:r>
-            <w:rPr>
-              <w:rStyle w:val="Hyperlink"/>
-            </w:rPr>
-            <w:t>co</w:t>
-          </w:r>
-        </w:hyperlink>
-      </w:r>
-      <w:r>
-        <w:rPr>
-          <w:rFonts w:ascii="Charis SIL Regular" w:hAnsi="Charis SIL Regular" w:eastAsia="Charis SIL Regular"/>
-          <w:b w:val="0"/>
-          <w:i w:val="0"/>
-          <w:color w:val="0000FF"/>
-          <w:sz w:val="24"/>
-        </w:rPr>
-        <w:hyperlink r:id="rId10" w:history="1">
-          <w:r>
-            <w:rPr>
-              <w:rStyle w:val="Hyperlink"/>
-            </w:rPr>
-            <w:t>n</w:t>
-          </w:r>
-        </w:hyperlink>
-      </w:r>
-      <w:r>
-        <w:rPr>
-          <w:rFonts w:ascii="Charis SIL Regular" w:hAnsi="Charis SIL Regular" w:eastAsia="Charis SIL Regular"/>
-          <w:b w:val="0"/>
-          <w:i w:val="0"/>
-          <w:color w:val="0000FF"/>
-          <w:sz w:val="24"/>
-        </w:rPr>
-        <w:hyperlink r:id="rId10" w:history="1">
-          <w:r>
-            <w:rPr>
-              <w:rStyle w:val="Hyperlink"/>
-            </w:rPr>
-            <w:t>cerning</w:t>
-          </w:r>
-        </w:hyperlink>
-      </w:r>
-      <w:r>
-        <w:rPr>
-          <w:rFonts w:ascii="Charis SIL Regular" w:hAnsi="Charis SIL Regular" w:eastAsia="Charis SIL Regular"/>
-          <w:b w:val="0"/>
-          <w:i w:val="0"/>
-          <w:color w:val="0000FF"/>
-          <w:sz w:val="24"/>
-        </w:rPr>
-        <w:t xml:space="preserve"> </w:t>
-      </w:r>
-      <w:r>
-        <w:rPr>
-          <w:rFonts w:ascii="Charis SIL Regular" w:hAnsi="Charis SIL Regular" w:eastAsia="Charis SIL Regular"/>
-          <w:b w:val="0"/>
-          <w:i w:val="0"/>
-          <w:color w:val="0000FF"/>
-          <w:sz w:val="24"/>
-        </w:rPr>
-        <w:hyperlink r:id="rId10" w:history="1">
-          <w:r>
-            <w:rPr>
-              <w:rStyle w:val="Hyperlink"/>
-            </w:rPr>
-            <w:t>t</w:t>
-          </w:r>
-        </w:hyperlink>
-      </w:r>
-      <w:r>
-        <w:rPr>
-          <w:rFonts w:ascii="Charis SIL Regular" w:hAnsi="Charis SIL Regular" w:eastAsia="Charis SIL Regular"/>
-          <w:b w:val="0"/>
-          <w:i w:val="0"/>
-          <w:color w:val="0000FF"/>
-          <w:sz w:val="24"/>
-        </w:rPr>
-        <w:hyperlink r:id="rId10" w:history="1">
-          <w:r>
-            <w:rPr>
-              <w:rStyle w:val="Hyperlink"/>
-            </w:rPr>
-            <w:t>h</w:t>
-          </w:r>
-        </w:hyperlink>
-      </w:r>
-      <w:r>
-        <w:rPr>
-          <w:rFonts w:ascii="Charis SIL Regular" w:hAnsi="Charis SIL Regular" w:eastAsia="Charis SIL Regular"/>
-          <w:b w:val="0"/>
-          <w:i w:val="0"/>
-          <w:color w:val="0000FF"/>
-          <w:sz w:val="24"/>
-        </w:rPr>
-        <w:hyperlink r:id="rId10" w:history="1">
-          <w:r>
-            <w:rPr>
-              <w:rStyle w:val="Hyperlink"/>
-            </w:rPr>
-            <w:t>e</w:t>
-          </w:r>
-        </w:hyperlink>
-      </w:r>
-      <w:r>
-        <w:rPr>
-          <w:rFonts w:ascii="Charis SIL Regular" w:hAnsi="Charis SIL Regular" w:eastAsia="Charis SIL Regular"/>
-          <w:b w:val="0"/>
-          <w:i w:val="0"/>
-          <w:color w:val="0000FF"/>
-          <w:sz w:val="24"/>
-        </w:rPr>
-        <w:t xml:space="preserve"> </w:t>
-      </w:r>
-      <w:r>
-        <w:rPr>
-          <w:rFonts w:ascii="Charis SIL Regular" w:hAnsi="Charis SIL Regular" w:eastAsia="Charis SIL Regular"/>
-          <w:b w:val="0"/>
-          <w:i w:val="0"/>
-          <w:color w:val="0000FF"/>
-          <w:sz w:val="24"/>
-        </w:rPr>
-        <w:hyperlink r:id="rId10" w:history="1">
-          <w:r>
-            <w:rPr>
-              <w:rStyle w:val="Hyperlink"/>
-            </w:rPr>
-            <w:t>t</w:t>
-          </w:r>
-        </w:hyperlink>
-      </w:r>
-      <w:r>
-        <w:rPr>
-          <w:rFonts w:ascii="Charis SIL Regular" w:hAnsi="Charis SIL Regular" w:eastAsia="Charis SIL Regular"/>
-          <w:b w:val="0"/>
-          <w:i w:val="0"/>
-          <w:color w:val="0000FF"/>
-          <w:sz w:val="24"/>
-        </w:rPr>
-        <w:hyperlink r:id="rId10" w:history="1">
-          <w:r>
-            <w:rPr>
-              <w:rStyle w:val="Hyperlink"/>
-            </w:rPr>
-            <w:t>ranspo</w:t>
-          </w:r>
-        </w:hyperlink>
-      </w:r>
-      <w:r>
-        <w:rPr>
-          <w:rFonts w:ascii="Charis SIL Regular" w:hAnsi="Charis SIL Regular" w:eastAsia="Charis SIL Regular"/>
-          <w:b w:val="0"/>
-          <w:i w:val="0"/>
-          <w:color w:val="0000FF"/>
-          <w:sz w:val="24"/>
-        </w:rPr>
-        <w:hyperlink r:id="rId10" w:history="1">
-          <w:r>
-            <w:rPr>
-              <w:rStyle w:val="Hyperlink"/>
-            </w:rPr>
-            <w:t>rt</w:t>
-          </w:r>
-        </w:hyperlink>
-      </w:r>
-      <w:r>
-        <w:rPr>
-          <w:rFonts w:ascii="Charis SIL Regular" w:hAnsi="Charis SIL Regular" w:eastAsia="Charis SIL Regular"/>
-          <w:b w:val="0"/>
-          <w:i w:val="0"/>
-          <w:color w:val="0000FF"/>
-          <w:sz w:val="24"/>
-        </w:rPr>
-        <w:t xml:space="preserve"> </w:t>
-      </w:r>
-      <w:r>
-        <w:rPr>
-          <w:rFonts w:ascii="Charis SIL Regular" w:hAnsi="Charis SIL Regular" w:eastAsia="Charis SIL Regular"/>
-          <w:b w:val="0"/>
-          <w:i w:val="0"/>
-          <w:color w:val="0000FF"/>
-          <w:sz w:val="24"/>
-        </w:rPr>
-        <w:hyperlink r:id="rId10" w:history="1">
-          <w:r>
-            <w:rPr>
-              <w:rStyle w:val="Hyperlink"/>
-            </w:rPr>
-            <w:t>o</w:t>
-          </w:r>
-        </w:hyperlink>
-      </w:r>
-      <w:r>
-        <w:rPr>
-          <w:rFonts w:ascii="Charis SIL Regular" w:hAnsi="Charis SIL Regular" w:eastAsia="Charis SIL Regular"/>
-          <w:b w:val="0"/>
-          <w:i w:val="0"/>
-          <w:color w:val="0000FF"/>
-          <w:sz w:val="24"/>
-        </w:rPr>
-        <w:hyperlink r:id="rId10" w:history="1">
-          <w:r>
-            <w:rPr>
-              <w:rStyle w:val="Hyperlink"/>
-            </w:rPr>
-            <w:t>f</w:t>
-          </w:r>
-        </w:hyperlink>
-      </w:r>
-      <w:r>
-        <w:rPr>
-          <w:rFonts w:ascii="Charis SIL Regular" w:hAnsi="Charis SIL Regular" w:eastAsia="Charis SIL Regular"/>
-          <w:b w:val="0"/>
-          <w:i w:val="0"/>
-          <w:color w:val="0000FF"/>
-          <w:sz w:val="24"/>
-        </w:rPr>
-        <w:t xml:space="preserve"> </w:t>
-      </w:r>
-      <w:r>
-        <w:rPr>
-          <w:rFonts w:ascii="Charis SIL Regular" w:hAnsi="Charis SIL Regular" w:eastAsia="Charis SIL Regular"/>
-          <w:b w:val="0"/>
-          <w:i w:val="0"/>
-          <w:color w:val="0000FF"/>
-          <w:sz w:val="24"/>
-        </w:rPr>
-        <w:hyperlink r:id="rId10" w:history="1">
-          <w:r>
-            <w:rPr>
-              <w:rStyle w:val="Hyperlink"/>
-            </w:rPr>
-            <w:t>B</w:t>
-          </w:r>
-        </w:hyperlink>
-      </w:r>
-      <w:r>
-        <w:rPr>
-          <w:rFonts w:ascii="Charis SIL Regular" w:hAnsi="Charis SIL Regular" w:eastAsia="Charis SIL Regular"/>
-          <w:b w:val="0"/>
-          <w:i w:val="0"/>
-          <w:color w:val="0000FF"/>
-          <w:sz w:val="24"/>
-        </w:rPr>
-        <w:hyperlink r:id="rId10" w:history="1">
-          <w:r>
-            <w:rPr>
-              <w:rStyle w:val="Hyperlink"/>
-            </w:rPr>
-            <w:t>u</w:t>
-          </w:r>
-        </w:hyperlink>
-      </w:r>
-      <w:r>
-        <w:rPr>
-          <w:rFonts w:ascii="Charis SIL Regular" w:hAnsi="Charis SIL Regular" w:eastAsia="Charis SIL Regular"/>
-          <w:b w:val="0"/>
-          <w:i w:val="0"/>
-          <w:color w:val="0000FF"/>
-          <w:sz w:val="24"/>
-        </w:rPr>
-        <w:hyperlink r:id="rId10" w:history="1">
-          <w:r>
-            <w:rPr>
-              <w:rStyle w:val="Hyperlink"/>
-            </w:rPr>
-            <w:t>ddhist</w:t>
-          </w:r>
-        </w:hyperlink>
-      </w:r>
-      <w:r>
-        <w:rPr>
-          <w:rFonts w:ascii="Charis SIL Regular" w:hAnsi="Charis SIL Regular" w:eastAsia="Charis SIL Regular"/>
-          <w:b w:val="0"/>
-          <w:i w:val="0"/>
-          <w:color w:val="0000FF"/>
-          <w:sz w:val="24"/>
-        </w:rPr>
-        <w:t xml:space="preserve"> </w:t>
-      </w:r>
-      <w:r>
-        <w:rPr>
-          <w:rFonts w:ascii="Charis SIL Regular" w:hAnsi="Charis SIL Regular" w:eastAsia="Charis SIL Regular"/>
-          <w:b w:val="0"/>
-          <w:i w:val="0"/>
-          <w:color w:val="0000FF"/>
-          <w:sz w:val="24"/>
-        </w:rPr>
-        <w:hyperlink r:id="rId10" w:history="1">
-          <w:r>
-            <w:rPr>
-              <w:rStyle w:val="Hyperlink"/>
-            </w:rPr>
-            <w:t>m</w:t>
-          </w:r>
-        </w:hyperlink>
-      </w:r>
-      <w:r>
-        <w:rPr>
-          <w:rFonts w:ascii="Charis SIL Regular" w:hAnsi="Charis SIL Regular" w:eastAsia="Charis SIL Regular"/>
-          <w:b w:val="0"/>
-          <w:i w:val="0"/>
-          <w:color w:val="0000FF"/>
-          <w:sz w:val="24"/>
-        </w:rPr>
-        <w:hyperlink r:id="rId10" w:history="1">
-          <w:r>
-            <w:rPr>
-              <w:rStyle w:val="Hyperlink"/>
-            </w:rPr>
-            <w:t>onks</w:t>
-          </w:r>
-        </w:hyperlink>
-      </w:r>
-      <w:r>
-        <w:rPr>
-          <w:rFonts w:ascii="Charis SIL Regular" w:hAnsi="Charis SIL Regular" w:eastAsia="Charis SIL Regular"/>
-          <w:b w:val="0"/>
-          <w:i w:val="0"/>
-          <w:color w:val="0000FF"/>
-          <w:sz w:val="24"/>
-        </w:rPr>
-        <w:t xml:space="preserve"> </w:t>
-      </w:r>
-      <w:r>
-        <w:rPr>
-          <w:rFonts w:ascii="Charis SIL Regular" w:hAnsi="Charis SIL Regular" w:eastAsia="Charis SIL Regular"/>
-          <w:b w:val="0"/>
-          <w:i w:val="0"/>
-          <w:color w:val="0000FF"/>
-          <w:sz w:val="24"/>
-        </w:rPr>
-        <w:hyperlink r:id="rId10" w:history="1">
-          <w:r>
-            <w:rPr>
-              <w:rStyle w:val="Hyperlink"/>
-            </w:rPr>
-            <w:t xml:space="preserve">from </w:t>
-          </w:r>
-        </w:hyperlink>
-      </w:r>
-      <w:r>
-        <w:rPr>
-          <w:rFonts w:ascii="Charis SIL Regular" w:hAnsi="Charis SIL Regular" w:eastAsia="Charis SIL Regular"/>
-          <w:b w:val="0"/>
-          <w:i w:val="0"/>
-          <w:color w:val="0000FF"/>
-          <w:sz w:val="24"/>
-        </w:rPr>
-        <w:hyperlink r:id="rId10" w:history="1">
-          <w:r>
-            <w:rPr>
-              <w:rStyle w:val="Hyperlink"/>
-            </w:rPr>
-            <w:t>Burm</w:t>
-          </w:r>
-        </w:hyperlink>
-      </w:r>
-      <w:r>
-        <w:rPr>
-          <w:rFonts w:ascii="Charis SIL Regular" w:hAnsi="Charis SIL Regular" w:eastAsia="Charis SIL Regular"/>
-          <w:b w:val="0"/>
-          <w:i w:val="0"/>
-          <w:color w:val="0000FF"/>
-          <w:sz w:val="24"/>
-        </w:rPr>
-        <w:hyperlink r:id="rId10" w:history="1">
-          <w:r>
-            <w:rPr>
-              <w:rStyle w:val="Hyperlink"/>
-            </w:rPr>
-            <w:t>a</w:t>
-          </w:r>
-        </w:hyperlink>
-      </w:r>
-      <w:r>
-        <w:rPr>
-          <w:rFonts w:ascii="Charis SIL Regular" w:hAnsi="Charis SIL Regular" w:eastAsia="Charis SIL Regular"/>
-          <w:b w:val="0"/>
-          <w:i w:val="0"/>
-          <w:color w:val="0000FF"/>
-          <w:sz w:val="24"/>
-        </w:rPr>
-        <w:t xml:space="preserve"> </w:t>
-      </w:r>
-      <w:r>
-        <w:rPr>
-          <w:rFonts w:ascii="Charis SIL Regular" w:hAnsi="Charis SIL Regular" w:eastAsia="Charis SIL Regular"/>
-          <w:b w:val="0"/>
-          <w:i w:val="0"/>
-          <w:color w:val="0000FF"/>
-          <w:sz w:val="24"/>
-        </w:rPr>
-        <w:hyperlink r:id="rId10" w:history="1">
-          <w:r>
-            <w:rPr>
-              <w:rStyle w:val="Hyperlink"/>
-            </w:rPr>
-            <w:t>to</w:t>
-          </w:r>
-        </w:hyperlink>
-      </w:r>
-      <w:r>
-        <w:rPr>
-          <w:rFonts w:ascii="Charis SIL Regular" w:hAnsi="Charis SIL Regular" w:eastAsia="Charis SIL Regular"/>
-          <w:b w:val="0"/>
-          <w:i w:val="0"/>
-          <w:color w:val="0000FF"/>
-          <w:sz w:val="24"/>
-        </w:rPr>
-        <w:t xml:space="preserve"> </w:t>
-      </w:r>
-      <w:r>
-        <w:rPr>
-          <w:rFonts w:ascii="Charis SIL Regular" w:hAnsi="Charis SIL Regular" w:eastAsia="Charis SIL Regular"/>
-          <w:b w:val="0"/>
-          <w:i w:val="0"/>
-          <w:color w:val="0000FF"/>
-          <w:sz w:val="24"/>
-        </w:rPr>
-        <w:hyperlink r:id="rId10" w:history="1">
-          <w:r>
-            <w:rPr>
-              <w:rStyle w:val="Hyperlink"/>
-            </w:rPr>
-            <w:t>Ceylo</w:t>
-          </w:r>
-        </w:hyperlink>
-      </w:r>
-      <w:r>
-        <w:rPr>
-          <w:rFonts w:ascii="Charis SIL Regular" w:hAnsi="Charis SIL Regular" w:eastAsia="Charis SIL Regular"/>
-          <w:b w:val="0"/>
-          <w:i w:val="0"/>
-          <w:color w:val="0000FF"/>
-          <w:sz w:val="24"/>
-        </w:rPr>
-        <w:hyperlink r:id="rId10" w:history="1">
-          <w:r>
-            <w:rPr>
-              <w:rStyle w:val="Hyperlink"/>
-            </w:rPr>
-            <w:t>n</w:t>
-          </w:r>
-        </w:hyperlink>
-      </w:r>
-      <w:r>
-        <w:rPr>
-          <w:rFonts w:ascii="Charis SIL Regular" w:hAnsi="Charis SIL Regular" w:eastAsia="Charis SIL Regular"/>
-          <w:b w:val="0"/>
-          <w:i w:val="0"/>
-          <w:color w:val="0000FF"/>
-          <w:sz w:val="24"/>
-        </w:rPr>
-        <w:t xml:space="preserve"> </w:t>
-      </w:r>
-      <w:r>
-        <w:rPr>
-          <w:rFonts w:ascii="Charis SIL Regular" w:hAnsi="Charis SIL Regular" w:eastAsia="Charis SIL Regular"/>
-          <w:b w:val="0"/>
-          <w:i w:val="0"/>
-          <w:color w:val="0000FF"/>
-          <w:sz w:val="24"/>
-        </w:rPr>
-        <w:hyperlink r:id="rId10" w:history="1">
-          <w:r>
-            <w:rPr>
-              <w:rStyle w:val="Hyperlink"/>
-            </w:rPr>
-            <w:t>for</w:t>
-          </w:r>
-        </w:hyperlink>
-      </w:r>
-      <w:r>
-        <w:rPr>
-          <w:rFonts w:ascii="Charis SIL Regular" w:hAnsi="Charis SIL Regular" w:eastAsia="Charis SIL Regular"/>
-          <w:b w:val="0"/>
-          <w:i w:val="0"/>
-          <w:color w:val="0000FF"/>
-          <w:sz w:val="24"/>
-        </w:rPr>
-        <w:t xml:space="preserve"> </w:t>
-      </w:r>
-      <w:r>
-        <w:rPr>
-          <w:rFonts w:ascii="Charis SIL Regular" w:hAnsi="Charis SIL Regular" w:eastAsia="Charis SIL Regular"/>
-          <w:b w:val="0"/>
-          <w:i w:val="0"/>
-          <w:color w:val="0000FF"/>
-          <w:sz w:val="24"/>
-        </w:rPr>
-        <w:hyperlink r:id="rId10" w:history="1">
-          <w:r>
-            <w:rPr>
-              <w:rStyle w:val="Hyperlink"/>
-            </w:rPr>
-            <w:t>a</w:t>
-          </w:r>
-        </w:hyperlink>
-      </w:r>
-      <w:r>
-        <w:rPr>
-          <w:rFonts w:ascii="Charis SIL Regular" w:hAnsi="Charis SIL Regular" w:eastAsia="Charis SIL Regular"/>
-          <w:b w:val="0"/>
-          <w:i w:val="0"/>
-          <w:color w:val="0000FF"/>
-          <w:sz w:val="24"/>
-        </w:rPr>
-        <w:t xml:space="preserve"> </w:t>
-      </w:r>
-      <w:r>
-        <w:rPr>
-          <w:rFonts w:ascii="Charis SIL Regular" w:hAnsi="Charis SIL Regular" w:eastAsia="Charis SIL Regular"/>
-          <w:b w:val="0"/>
-          <w:i w:val="0"/>
-          <w:color w:val="0000FF"/>
-          <w:sz w:val="24"/>
-        </w:rPr>
-        <w:hyperlink r:id="rId10" w:history="1">
-          <w:r>
-            <w:rPr>
-              <w:rStyle w:val="Hyperlink"/>
-            </w:rPr>
-            <w:t>cer</w:t>
-          </w:r>
-        </w:hyperlink>
-      </w:r>
-      <w:r>
-        <w:rPr>
-          <w:rFonts w:ascii="Charis SIL Regular" w:hAnsi="Charis SIL Regular" w:eastAsia="Charis SIL Regular"/>
-          <w:b w:val="0"/>
-          <w:i w:val="0"/>
-          <w:color w:val="0000FF"/>
-          <w:sz w:val="24"/>
-        </w:rPr>
-        <w:hyperlink r:id="rId10" w:history="1">
-          <w:r>
-            <w:rPr>
-              <w:rStyle w:val="Hyperlink"/>
-            </w:rPr>
-            <w:t>emony</w:t>
-          </w:r>
-        </w:hyperlink>
-      </w:r>
-      <w:r>
-        <w:rPr>
-          <w:rFonts w:ascii="Charis SIL Regular" w:hAnsi="Charis SIL Regular" w:eastAsia="Charis SIL Regular"/>
-          <w:b w:val="0"/>
-          <w:i w:val="0"/>
-          <w:color w:val="0000FF"/>
-          <w:sz w:val="24"/>
-        </w:rPr>
-        <w:t xml:space="preserve"> </w:t>
-      </w:r>
-      <w:r>
-        <w:rPr>
-          <w:rFonts w:ascii="Charis SIL Regular" w:hAnsi="Charis SIL Regular" w:eastAsia="Charis SIL Regular"/>
-          <w:b w:val="0"/>
-          <w:i w:val="0"/>
-          <w:color w:val="0000FF"/>
-          <w:sz w:val="24"/>
-        </w:rPr>
-        <w:hyperlink r:id="rId10" w:history="1">
-          <w:r>
-            <w:rPr>
-              <w:rStyle w:val="Hyperlink"/>
-            </w:rPr>
-            <w:t>at</w:t>
-          </w:r>
-        </w:hyperlink>
-      </w:r>
-      <w:r>
-        <w:rPr>
-          <w:rFonts w:ascii="Charis SIL Regular" w:hAnsi="Charis SIL Regular" w:eastAsia="Charis SIL Regular"/>
-          <w:b w:val="0"/>
-          <w:i w:val="0"/>
-          <w:color w:val="0000FF"/>
-          <w:sz w:val="24"/>
-        </w:rPr>
-        <w:t xml:space="preserve"> </w:t>
-      </w:r>
-      <w:r>
-        <w:rPr>
-          <w:rFonts w:ascii="Charis SIL Regular" w:hAnsi="Charis SIL Regular" w:eastAsia="Charis SIL Regular"/>
-          <w:b w:val="0"/>
-          <w:i w:val="0"/>
-          <w:color w:val="0000FF"/>
-          <w:sz w:val="24"/>
-        </w:rPr>
-        <w:hyperlink r:id="rId10" w:history="1">
-          <w:r>
-            <w:rPr>
-              <w:rStyle w:val="Hyperlink"/>
-            </w:rPr>
-            <w:t>K</w:t>
-          </w:r>
-        </w:hyperlink>
-      </w:r>
-      <w:r>
-        <w:rPr>
-          <w:rFonts w:ascii="Charis SIL Regular" w:hAnsi="Charis SIL Regular" w:eastAsia="Charis SIL Regular"/>
-          <w:b w:val="0"/>
-          <w:i w:val="0"/>
-          <w:color w:val="0000FF"/>
-          <w:sz w:val="24"/>
-        </w:rPr>
-        <w:hyperlink r:id="rId10" w:history="1">
-          <w:r>
-            <w:rPr>
-              <w:rStyle w:val="Hyperlink"/>
-            </w:rPr>
-            <w:t>a</w:t>
-          </w:r>
-        </w:hyperlink>
-      </w:r>
-      <w:r>
-        <w:rPr>
-          <w:rFonts w:ascii="Charis SIL Regular" w:hAnsi="Charis SIL Regular" w:eastAsia="Charis SIL Regular"/>
-          <w:b w:val="0"/>
-          <w:i w:val="0"/>
-          <w:color w:val="0000FF"/>
-          <w:sz w:val="24"/>
-        </w:rPr>
-        <w:hyperlink r:id="rId10" w:history="1">
-          <w:r>
-            <w:rPr>
-              <w:rStyle w:val="Hyperlink"/>
-            </w:rPr>
-            <w:t>ndy,</w:t>
-          </w:r>
-        </w:hyperlink>
-      </w:r>
-      <w:r>
-        <w:rPr>
-          <w:rFonts w:ascii="Charis SIL Regular" w:hAnsi="Charis SIL Regular" w:eastAsia="Charis SIL Regular"/>
-          <w:b w:val="0"/>
-          <w:i w:val="0"/>
-          <w:color w:val="0000FF"/>
-          <w:sz w:val="24"/>
-        </w:rPr>
-        <w:t xml:space="preserve"> </w:t>
-      </w:r>
-      <w:r>
-        <w:rPr>
-          <w:rFonts w:ascii="Charis SIL Regular" w:hAnsi="Charis SIL Regular" w:eastAsia="Charis SIL Regular"/>
-          <w:b w:val="0"/>
-          <w:i w:val="0"/>
-          <w:color w:val="0000FF"/>
-          <w:sz w:val="24"/>
-        </w:rPr>
-        <w:hyperlink r:id="rId10" w:history="1">
-          <w:r>
-            <w:rPr>
-              <w:rStyle w:val="Hyperlink"/>
-            </w:rPr>
-            <w:t>1746.</w:t>
-          </w:r>
-        </w:hyperlink>
-      </w:r>
-      <w:r>
-        <w:rPr>
-          <w:rFonts w:ascii="Charis SIL Regular" w:hAnsi="Charis SIL Regular" w:eastAsia="Charis SIL Regular"/>
-          <w:b w:val="0"/>
-          <w:i w:val="0"/>
-          <w:color w:val="0000FF"/>
-          <w:sz w:val="24"/>
-        </w:rPr>
-        <w:t xml:space="preserve"> </w:t>
-      </w:r>
-      <w:r>
-        <w:rPr>
-          <w:rFonts w:ascii="Charis SIL Regular" w:hAnsi="Charis SIL Regular" w:eastAsia="Charis SIL Regular"/>
-          <w:b w:val="0"/>
-          <w:i w:val="0"/>
-          <w:color w:val="0000FF"/>
-          <w:sz w:val="24"/>
-        </w:rPr>
-        <w:hyperlink r:id="rId10" w:history="1">
-          <w:r>
-            <w:rPr>
-              <w:rStyle w:val="Hyperlink"/>
-            </w:rPr>
-            <w:t>In</w:t>
-          </w:r>
-        </w:hyperlink>
-      </w:r>
-      <w:r>
-        <w:rPr>
-          <w:rFonts w:ascii="Charis SIL Regular" w:hAnsi="Charis SIL Regular" w:eastAsia="Charis SIL Regular"/>
-          <w:b w:val="0"/>
-          <w:i w:val="0"/>
-          <w:color w:val="0000FF"/>
-          <w:sz w:val="24"/>
-        </w:rPr>
-        <w:t xml:space="preserve"> </w:t>
-      </w:r>
-      <w:r>
-        <w:rPr>
-          <w:rFonts w:ascii="Charis SIL Regular" w:hAnsi="Charis SIL Regular" w:eastAsia="Charis SIL Regular"/>
-          <w:b w:val="0"/>
-          <w:i w:val="0"/>
-          <w:color w:val="0000FF"/>
-          <w:sz w:val="24"/>
-        </w:rPr>
-        <w:hyperlink r:id="rId10" w:history="1">
-          <w:r>
-            <w:rPr>
-              <w:rStyle w:val="Hyperlink"/>
-            </w:rPr>
-            <w:t>S</w:t>
-          </w:r>
-        </w:hyperlink>
-      </w:r>
-      <w:r>
-        <w:rPr>
-          <w:rFonts w:ascii="Charis SIL Regular" w:hAnsi="Charis SIL Regular" w:eastAsia="Charis SIL Regular"/>
-          <w:b w:val="0"/>
-          <w:i w:val="0"/>
-          <w:color w:val="0000FF"/>
-          <w:sz w:val="24"/>
-        </w:rPr>
-        <w:hyperlink r:id="rId10" w:history="1">
-          <w:r>
-            <w:rPr>
-              <w:rStyle w:val="Hyperlink"/>
-            </w:rPr>
-            <w:t>inhalese,</w:t>
-          </w:r>
-        </w:hyperlink>
-      </w:r>
-      <w:r>
-        <w:rPr>
-          <w:rFonts w:ascii="Charis SIL Regular" w:hAnsi="Charis SIL Regular" w:eastAsia="Charis SIL Regular"/>
-          <w:b w:val="0"/>
-          <w:i w:val="0"/>
-          <w:color w:val="0000FF"/>
-          <w:sz w:val="24"/>
-        </w:rPr>
-        <w:t xml:space="preserve"> </w:t>
-      </w:r>
-      <w:r>
-        <w:rPr>
-          <w:rFonts w:ascii="Charis SIL Regular" w:hAnsi="Charis SIL Regular" w:eastAsia="Charis SIL Regular"/>
-          <w:b w:val="0"/>
-          <w:i w:val="0"/>
-          <w:color w:val="0000FF"/>
-          <w:sz w:val="24"/>
-        </w:rPr>
-        <w:hyperlink r:id="rId10" w:history="1">
-          <w:r>
-            <w:rPr>
-              <w:rStyle w:val="Hyperlink"/>
-            </w:rPr>
-            <w:t>pa</w:t>
-          </w:r>
-        </w:hyperlink>
-      </w:r>
-      <w:r>
-        <w:rPr>
-          <w:rFonts w:ascii="Charis SIL Regular" w:hAnsi="Charis SIL Regular" w:eastAsia="Charis SIL Regular"/>
-          <w:b w:val="0"/>
-          <w:i w:val="0"/>
-          <w:color w:val="0000FF"/>
-          <w:sz w:val="24"/>
-        </w:rPr>
-        <w:hyperlink r:id="rId10" w:history="1">
-          <w:r>
-            <w:rPr>
-              <w:rStyle w:val="Hyperlink"/>
-            </w:rPr>
-            <w:t>l</w:t>
-          </w:r>
-        </w:hyperlink>
-      </w:r>
-      <w:r>
-        <w:rPr>
-          <w:rFonts w:ascii="Charis SIL Regular" w:hAnsi="Charis SIL Regular" w:eastAsia="Charis SIL Regular"/>
-          <w:b w:val="0"/>
-          <w:i w:val="0"/>
-          <w:color w:val="0000FF"/>
-          <w:sz w:val="24"/>
-        </w:rPr>
-        <w:hyperlink r:id="rId10" w:history="1">
-          <w:r>
-            <w:rPr>
-              <w:rStyle w:val="Hyperlink"/>
-            </w:rPr>
-            <w:t>m</w:t>
-          </w:r>
-        </w:hyperlink>
-      </w:r>
-      <w:r>
-        <w:rPr>
-          <w:rFonts w:ascii="Charis SIL Regular" w:hAnsi="Charis SIL Regular" w:eastAsia="Charis SIL Regular"/>
-          <w:b w:val="0"/>
-          <w:i w:val="0"/>
-          <w:color w:val="0000FF"/>
-          <w:sz w:val="24"/>
-        </w:rPr>
-        <w:t xml:space="preserve"> </w:t>
-      </w:r>
-      <w:r>
-        <w:rPr>
-          <w:rFonts w:ascii="Charis SIL Regular" w:hAnsi="Charis SIL Regular" w:eastAsia="Charis SIL Regular"/>
-          <w:b w:val="0"/>
-          <w:i w:val="0"/>
-          <w:color w:val="0000FF"/>
-          <w:sz w:val="24"/>
-        </w:rPr>
-        <w:hyperlink r:id="rId10" w:history="1">
-          <w:r>
-            <w:rPr>
-              <w:rStyle w:val="Hyperlink"/>
-            </w:rPr>
-            <w:t>leaf</w:t>
-          </w:r>
-        </w:hyperlink>
-      </w:r>
-      <w:r>
-        <w:rPr>
-          <w:rFonts w:ascii="Charis SIL Regular" w:hAnsi="Charis SIL Regular" w:eastAsia="Charis SIL Regular"/>
-          <w:b w:val="0"/>
-          <w:i w:val="0"/>
-          <w:color w:val="0000FF"/>
-          <w:sz w:val="24"/>
-        </w:rPr>
-        <w:t xml:space="preserve"> </w:t>
-      </w:r>
-      <w:r>
-        <w:rPr>
-          <w:rFonts w:ascii="Charis SIL Regular" w:hAnsi="Charis SIL Regular" w:eastAsia="Charis SIL Regular"/>
-          <w:b w:val="0"/>
-          <w:i w:val="0"/>
-          <w:color w:val="0000FF"/>
-          <w:sz w:val="24"/>
-        </w:rPr>
-        <w:hyperlink r:id="rId10" w:history="1">
-          <w:r>
-            <w:rPr>
-              <w:rStyle w:val="Hyperlink"/>
-            </w:rPr>
-            <w:t>w</w:t>
-          </w:r>
-        </w:hyperlink>
-      </w:r>
-      <w:r>
-        <w:rPr>
-          <w:rFonts w:ascii="Charis SIL Regular" w:hAnsi="Charis SIL Regular" w:eastAsia="Charis SIL Regular"/>
-          <w:b w:val="0"/>
-          <w:i w:val="0"/>
-          <w:color w:val="0000FF"/>
-          <w:sz w:val="24"/>
-        </w:rPr>
-        <w:hyperlink r:id="rId10" w:history="1">
-          <w:r>
-            <w:rPr>
-              <w:rStyle w:val="Hyperlink"/>
-            </w:rPr>
-            <w:t>i</w:t>
-          </w:r>
-        </w:hyperlink>
-      </w:r>
-      <w:r>
-        <w:rPr>
-          <w:rFonts w:ascii="Charis SIL Regular" w:hAnsi="Charis SIL Regular" w:eastAsia="Charis SIL Regular"/>
-          <w:b w:val="0"/>
-          <w:i w:val="0"/>
-          <w:color w:val="0000FF"/>
-          <w:sz w:val="24"/>
-        </w:rPr>
-        <w:hyperlink r:id="rId10" w:history="1">
-          <w:r>
-            <w:rPr>
-              <w:rStyle w:val="Hyperlink"/>
-            </w:rPr>
             <w:t>th</w:t>
           </w:r>
         </w:hyperlink>
@@ -2959,280 +2958,8 @@
           <w:i w:val="0"/>
           <w:color w:val="0000FF"/>
           <w:sz w:val="24"/>
-          <w:u w:val="single"/>
-        </w:rPr>
-        <w:hyperlink r:id="rId10" w:history="1">
-          <w:r>
-            <w:rPr>
-              <w:rStyle w:val="Hyperlink"/>
-            </w:rPr>
-            <w:t>and</w:t>
-          </w:r>
-        </w:hyperlink>
-      </w:r>
-      <w:r>
-        <w:rPr>
-          <w:rFonts w:ascii="Charis SIL Regular" w:hAnsi="Charis SIL Regular" w:eastAsia="Charis SIL Regular"/>
-          <w:b w:val="0"/>
-          <w:i w:val="0"/>
-          <w:color w:val="0000FF"/>
-          <w:sz w:val="24"/>
-          <w:u w:val="single"/>
-        </w:rPr>
-        <w:t xml:space="preserve"> </w:t>
-      </w:r>
-      <w:r>
-        <w:rPr>
-          <w:rFonts w:ascii="Charis SIL Regular" w:hAnsi="Charis SIL Regular" w:eastAsia="Charis SIL Regular"/>
-          <w:b w:val="0"/>
-          <w:i w:val="0"/>
-          <w:color w:val="0000FF"/>
-          <w:sz w:val="24"/>
-          <w:u w:val="single"/>
-        </w:rPr>
-        <w:hyperlink r:id="rId10" w:history="1">
-          <w:r>
-            <w:rPr>
-              <w:rStyle w:val="Hyperlink"/>
-            </w:rPr>
-            <w:t>de</w:t>
-          </w:r>
-        </w:hyperlink>
-      </w:r>
-      <w:r>
-        <w:rPr>
-          <w:rFonts w:ascii="Charis SIL Regular" w:hAnsi="Charis SIL Regular" w:eastAsia="Charis SIL Regular"/>
-          <w:b w:val="0"/>
-          <w:i w:val="0"/>
-          <w:color w:val="0000FF"/>
-          <w:sz w:val="24"/>
-          <w:u w:val="single"/>
-        </w:rPr>
-        <w:hyperlink r:id="rId10" w:history="1">
-          <w:r>
-            <w:rPr>
-              <w:rStyle w:val="Hyperlink"/>
-            </w:rPr>
-            <w:t>co</w:t>
-          </w:r>
-        </w:hyperlink>
-      </w:r>
-      <w:r>
-        <w:rPr>
-          <w:rFonts w:ascii="Charis SIL Regular" w:hAnsi="Charis SIL Regular" w:eastAsia="Charis SIL Regular"/>
-          <w:b w:val="0"/>
-          <w:i w:val="0"/>
-          <w:color w:val="0000FF"/>
-          <w:sz w:val="24"/>
-          <w:u w:val="single"/>
-        </w:rPr>
-        <w:hyperlink r:id="rId10" w:history="1">
-          <w:r>
-            <w:rPr>
-              <w:rStyle w:val="Hyperlink"/>
-            </w:rPr>
-            <w:t>r</w:t>
-          </w:r>
-        </w:hyperlink>
-      </w:r>
-      <w:r>
-        <w:rPr>
-          <w:rFonts w:ascii="Charis SIL Regular" w:hAnsi="Charis SIL Regular" w:eastAsia="Charis SIL Regular"/>
-          <w:b w:val="0"/>
-          <w:i w:val="0"/>
-          <w:color w:val="0000FF"/>
-          <w:sz w:val="24"/>
-          <w:u w:val="single"/>
-        </w:rPr>
-        <w:hyperlink r:id="rId10" w:history="1">
-          <w:r>
-            <w:rPr>
-              <w:rStyle w:val="Hyperlink"/>
-            </w:rPr>
-            <w:t>ations</w:t>
-          </w:r>
-        </w:hyperlink>
-      </w:r>
-      <w:r>
-        <w:rPr>
-          <w:rFonts w:ascii="Charis SIL Regular" w:hAnsi="Charis SIL Regular" w:eastAsia="Charis SIL Regular"/>
-          <w:b w:val="0"/>
-          <w:i w:val="0"/>
-          <w:color w:val="0000FF"/>
-          <w:sz w:val="24"/>
-          <w:u w:val="single"/>
-        </w:rPr>
-        <w:t xml:space="preserve"> </w:t>
-      </w:r>
-      <w:r>
-        <w:rPr>
-          <w:rFonts w:ascii="Charis SIL Regular" w:hAnsi="Charis SIL Regular" w:eastAsia="Charis SIL Regular"/>
-          <w:b w:val="0"/>
-          <w:i w:val="0"/>
-          <w:color w:val="0000FF"/>
-          <w:sz w:val="24"/>
-          <w:u w:val="single"/>
-        </w:rPr>
-        <w:hyperlink r:id="rId10" w:history="1">
-          <w:r>
-            <w:rPr>
-              <w:rStyle w:val="Hyperlink"/>
-            </w:rPr>
-            <w:t>(</w:t>
-          </w:r>
-        </w:hyperlink>
-      </w:r>
-      <w:r>
-        <w:rPr>
-          <w:rFonts w:ascii="Charis SIL Regular" w:hAnsi="Charis SIL Regular" w:eastAsia="Charis SIL Regular"/>
-          <w:b w:val="0"/>
-          <w:i w:val="0"/>
-          <w:color w:val="0000FF"/>
-          <w:sz w:val="24"/>
-          <w:u w:val="single"/>
-        </w:rPr>
-        <w:hyperlink r:id="rId10" w:history="1">
-          <w:r>
-            <w:rPr>
-              <w:rStyle w:val="Hyperlink"/>
-            </w:rPr>
-            <w:t>len</w:t>
-          </w:r>
-        </w:hyperlink>
-      </w:r>
-      <w:r>
-        <w:rPr>
-          <w:rFonts w:ascii="Charis SIL Regular" w:hAnsi="Charis SIL Regular" w:eastAsia="Charis SIL Regular"/>
-          <w:b w:val="0"/>
-          <w:i w:val="0"/>
-          <w:color w:val="0000FF"/>
-          <w:sz w:val="24"/>
-          <w:u w:val="single"/>
-        </w:rPr>
-        <w:hyperlink r:id="rId10" w:history="1">
-          <w:r>
-            <w:rPr>
-              <w:rStyle w:val="Hyperlink"/>
-            </w:rPr>
-            <w:t>gt</w:t>
-          </w:r>
-        </w:hyperlink>
-      </w:r>
-      <w:r>
-        <w:rPr>
-          <w:rFonts w:ascii="Charis SIL Regular" w:hAnsi="Charis SIL Regular" w:eastAsia="Charis SIL Regular"/>
-          <w:b w:val="0"/>
-          <w:i w:val="0"/>
-          <w:color w:val="0000FF"/>
-          <w:sz w:val="24"/>
-          <w:u w:val="single"/>
-        </w:rPr>
-        <w:hyperlink r:id="rId10" w:history="1">
-          <w:r>
-            <w:rPr>
-              <w:rStyle w:val="Hyperlink"/>
-            </w:rPr>
-            <w:t>h</w:t>
-          </w:r>
-        </w:hyperlink>
-      </w:r>
-      <w:r>
-        <w:rPr>
-          <w:rFonts w:ascii="Charis SIL Regular" w:hAnsi="Charis SIL Regular" w:eastAsia="Charis SIL Regular"/>
-          <w:b w:val="0"/>
-          <w:i w:val="0"/>
-          <w:color w:val="0000FF"/>
-          <w:sz w:val="24"/>
-          <w:u w:val="single"/>
-        </w:rPr>
-        <w:t xml:space="preserve"> </w:t>
-      </w:r>
-      <w:r>
-        <w:rPr>
-          <w:rFonts w:ascii="Charis SIL Regular" w:hAnsi="Charis SIL Regular" w:eastAsia="Charis SIL Regular"/>
-          <w:b w:val="0"/>
-          <w:i w:val="0"/>
-          <w:color w:val="0000FF"/>
-          <w:sz w:val="24"/>
-          <w:u w:val="single"/>
-        </w:rPr>
-        <w:hyperlink r:id="rId10" w:history="1">
-          <w:r>
-            <w:rPr>
-              <w:rStyle w:val="Hyperlink"/>
-            </w:rPr>
-            <w:t>c.</w:t>
-          </w:r>
-        </w:hyperlink>
-      </w:r>
-      <w:r>
-        <w:rPr>
-          <w:rFonts w:ascii="Charis SIL Regular" w:hAnsi="Charis SIL Regular" w:eastAsia="Charis SIL Regular"/>
-          <w:b w:val="0"/>
-          <w:i w:val="0"/>
-          <w:color w:val="0000FF"/>
-          <w:sz w:val="24"/>
-          <w:u w:val="single"/>
-        </w:rPr>
-        <w:t xml:space="preserve"> </w:t>
-      </w:r>
-      <w:r>
-        <w:rPr>
-          <w:rFonts w:ascii="Charis SIL Regular" w:hAnsi="Charis SIL Regular" w:eastAsia="Charis SIL Regular"/>
-          <w:b w:val="0"/>
-          <w:i w:val="0"/>
-          <w:color w:val="0000FF"/>
-          <w:sz w:val="24"/>
-          <w:u w:val="single"/>
-        </w:rPr>
-        <w:hyperlink r:id="rId10" w:history="1">
-          <w:r>
-            <w:rPr>
-              <w:rStyle w:val="Hyperlink"/>
-            </w:rPr>
-            <w:t>180</w:t>
-          </w:r>
-        </w:hyperlink>
-      </w:r>
-      <w:r>
-        <w:rPr>
-          <w:rFonts w:ascii="Charis SIL Regular" w:hAnsi="Charis SIL Regular" w:eastAsia="Charis SIL Regular"/>
-          <w:b w:val="0"/>
-          <w:i w:val="0"/>
-          <w:color w:val="0000FF"/>
-          <w:sz w:val="24"/>
-          <w:u w:val="single"/>
-        </w:rPr>
-        <w:t xml:space="preserve"> </w:t>
-      </w:r>
-      <w:r>
-        <w:rPr>
-          <w:rFonts w:ascii="Charis SIL Regular" w:hAnsi="Charis SIL Regular" w:eastAsia="Charis SIL Regular"/>
-          <w:b w:val="0"/>
-          <w:i w:val="0"/>
-          <w:color w:val="0000FF"/>
-          <w:sz w:val="24"/>
-          <w:u w:val="single"/>
-        </w:rPr>
-        <w:hyperlink r:id="rId10" w:history="1">
-          <w:r>
-            <w:rPr>
-              <w:rStyle w:val="Hyperlink"/>
-            </w:rPr>
-            <w:t>c</w:t>
-          </w:r>
-        </w:hyperlink>
-      </w:r>
-      <w:r>
-        <w:rPr>
-          <w:rFonts w:ascii="Charis SIL Regular" w:hAnsi="Charis SIL Regular" w:eastAsia="Charis SIL Regular"/>
-          <w:b w:val="0"/>
-          <w:i w:val="0"/>
-          <w:color w:val="0000FF"/>
-          <w:sz w:val="24"/>
-          <w:u w:val="single"/>
-        </w:rPr>
-        <w:t>m</w:t>
+        </w:rPr>
+        <w:t>and decorations (length c. 180 cm</w:t>
       </w:r>
       <w:r>
         <w:rPr>
@@ -3501,7 +3228,7 @@
           <w:color w:val="0000FF"/>
           <w:sz w:val="24"/>
         </w:rPr>
-        <w:hyperlink r:id="rId11" w:history="1">
+        <w:hyperlink r:id="rId10" w:history="1">
           <w:r>
             <w:rPr>
               <w:rStyle w:val="Hyperlink"/>
@@ -3518,7 +3245,7 @@
           <w:color w:val="0000FF"/>
           <w:sz w:val="24"/>
         </w:rPr>
-        <w:hyperlink r:id="rId11" w:history="1">
+        <w:hyperlink r:id="rId10" w:history="1">
           <w:r>
             <w:rPr>
               <w:rStyle w:val="Hyperlink"/>
@@ -3545,7 +3272,7 @@
           <w:color w:val="0000FF"/>
           <w:sz w:val="24"/>
         </w:rPr>
-        <w:hyperlink r:id="rId11" w:history="1">
+        <w:hyperlink r:id="rId10" w:history="1">
           <w:r>
             <w:rPr>
               <w:rStyle w:val="Hyperlink"/>
@@ -3562,7 +3289,7 @@
           <w:color w:val="0000FF"/>
           <w:sz w:val="24"/>
         </w:rPr>
-        <w:hyperlink r:id="rId11" w:history="1">
+        <w:hyperlink r:id="rId10" w:history="1">
           <w:r>
             <w:rPr>
               <w:rStyle w:val="Hyperlink"/>
@@ -3579,7 +3306,7 @@
           <w:color w:val="0000FF"/>
           <w:sz w:val="24"/>
         </w:rPr>
-        <w:hyperlink r:id="rId11" w:history="1">
+        <w:hyperlink r:id="rId10" w:history="1">
           <w:r>
             <w:rPr>
               <w:rStyle w:val="Hyperlink"/>
@@ -3596,7 +3323,7 @@
           <w:color w:val="0000FF"/>
           <w:sz w:val="24"/>
         </w:rPr>
-        <w:hyperlink r:id="rId11" w:history="1">
+        <w:hyperlink r:id="rId10" w:history="1">
           <w:r>
             <w:rPr>
               <w:rStyle w:val="Hyperlink"/>
@@ -3623,7 +3350,7 @@
           <w:color w:val="0000FF"/>
           <w:sz w:val="24"/>
         </w:rPr>
-        <w:hyperlink r:id="rId11" w:history="1">
+        <w:hyperlink r:id="rId10" w:history="1">
           <w:r>
             <w:rPr>
               <w:rStyle w:val="Hyperlink"/>
@@ -3631,6 +3358,294 @@
             <w:t>t</w:t>
           </w:r>
         </w:hyperlink>
+      </w:r>
+      <w:r>
+        <w:rPr>
+          <w:rFonts w:ascii="Charis SIL Regular" w:hAnsi="Charis SIL Regular" w:eastAsia="Charis SIL Regular"/>
+          <w:b w:val="0"/>
+          <w:i w:val="0"/>
+          <w:color w:val="0000FF"/>
+          <w:sz w:val="24"/>
+        </w:rPr>
+        <w:hyperlink r:id="rId10" w:history="1">
+          <w:r>
+            <w:rPr>
+              <w:rStyle w:val="Hyperlink"/>
+            </w:rPr>
+            <w:t>o</w:t>
+          </w:r>
+        </w:hyperlink>
+      </w:r>
+      <w:r>
+        <w:rPr>
+          <w:rFonts w:ascii="Charis SIL Regular" w:hAnsi="Charis SIL Regular" w:eastAsia="Charis SIL Regular"/>
+          <w:b w:val="0"/>
+          <w:i w:val="0"/>
+          <w:color w:val="0000FF"/>
+          <w:sz w:val="24"/>
+        </w:rPr>
+        <w:t xml:space="preserve"> </w:t>
+      </w:r>
+      <w:r>
+        <w:rPr>
+          <w:rFonts w:ascii="Charis SIL Regular" w:hAnsi="Charis SIL Regular" w:eastAsia="Charis SIL Regular"/>
+          <w:b w:val="0"/>
+          <w:i w:val="0"/>
+          <w:color w:val="0000FF"/>
+          <w:sz w:val="24"/>
+        </w:rPr>
+        <w:hyperlink r:id="rId10" w:history="1">
+          <w:r>
+            <w:rPr>
+              <w:rStyle w:val="Hyperlink"/>
+            </w:rPr>
+            <w:t>Sta</w:t>
+          </w:r>
+        </w:hyperlink>
+      </w:r>
+      <w:r>
+        <w:rPr>
+          <w:rFonts w:ascii="Charis SIL Regular" w:hAnsi="Charis SIL Regular" w:eastAsia="Charis SIL Regular"/>
+          <w:b w:val="0"/>
+          <w:i w:val="0"/>
+          <w:color w:val="0000FF"/>
+          <w:sz w:val="24"/>
+        </w:rPr>
+        <w:hyperlink r:id="rId10" w:history="1">
+          <w:r>
+            <w:rPr>
+              <w:rStyle w:val="Hyperlink"/>
+            </w:rPr>
+            <w:t>dth</w:t>
+          </w:r>
+        </w:hyperlink>
+      </w:r>
+      <w:r>
+        <w:rPr>
+          <w:rFonts w:ascii="Charis SIL Regular" w:hAnsi="Charis SIL Regular" w:eastAsia="Charis SIL Regular"/>
+          <w:b w:val="0"/>
+          <w:i w:val="0"/>
+          <w:color w:val="0000FF"/>
+          <w:sz w:val="24"/>
+        </w:rPr>
+        <w:hyperlink r:id="rId10" w:history="1">
+          <w:r>
+            <w:rPr>
+              <w:rStyle w:val="Hyperlink"/>
+            </w:rPr>
+            <w:t>o</w:t>
+          </w:r>
+        </w:hyperlink>
+      </w:r>
+      <w:r>
+        <w:rPr>
+          <w:rFonts w:ascii="Charis SIL Regular" w:hAnsi="Charis SIL Regular" w:eastAsia="Charis SIL Regular"/>
+          <w:b w:val="0"/>
+          <w:i w:val="0"/>
+          <w:color w:val="0000FF"/>
+          <w:sz w:val="24"/>
+        </w:rPr>
+        <w:hyperlink r:id="rId10" w:history="1">
+          <w:r>
+            <w:rPr>
+              <w:rStyle w:val="Hyperlink"/>
+            </w:rPr>
+            <w:t>lder</w:t>
+          </w:r>
+        </w:hyperlink>
+      </w:r>
+      <w:r>
+        <w:rPr>
+          <w:rFonts w:ascii="Charis SIL Regular" w:hAnsi="Charis SIL Regular" w:eastAsia="Charis SIL Regular"/>
+          <w:b w:val="0"/>
+          <w:i w:val="0"/>
+          <w:color w:val="0000FF"/>
+          <w:sz w:val="24"/>
+        </w:rPr>
+        <w:t xml:space="preserve"> </w:t>
+      </w:r>
+      <w:r>
+        <w:rPr>
+          <w:rFonts w:ascii="Charis SIL Regular" w:hAnsi="Charis SIL Regular" w:eastAsia="Charis SIL Regular"/>
+          <w:b w:val="0"/>
+          <w:i w:val="0"/>
+          <w:color w:val="0000FF"/>
+          <w:sz w:val="24"/>
+        </w:rPr>
+        <w:hyperlink r:id="rId10" w:history="1">
+          <w:r>
+            <w:rPr>
+              <w:rStyle w:val="Hyperlink"/>
+            </w:rPr>
+            <w:t>P</w:t>
+          </w:r>
+        </w:hyperlink>
+      </w:r>
+      <w:r>
+        <w:rPr>
+          <w:rFonts w:ascii="Charis SIL Regular" w:hAnsi="Charis SIL Regular" w:eastAsia="Charis SIL Regular"/>
+          <w:b w:val="0"/>
+          <w:i w:val="0"/>
+          <w:color w:val="0000FF"/>
+          <w:sz w:val="24"/>
+        </w:rPr>
+        <w:hyperlink r:id="rId10" w:history="1">
+          <w:r>
+            <w:rPr>
+              <w:rStyle w:val="Hyperlink"/>
+            </w:rPr>
+            <w:t>r</w:t>
+          </w:r>
+        </w:hyperlink>
+      </w:r>
+      <w:r>
+        <w:rPr>
+          <w:rFonts w:ascii="Charis SIL Regular" w:hAnsi="Charis SIL Regular" w:eastAsia="Charis SIL Regular"/>
+          <w:b w:val="0"/>
+          <w:i w:val="0"/>
+          <w:color w:val="0000FF"/>
+          <w:sz w:val="24"/>
+        </w:rPr>
+        <w:hyperlink r:id="rId10" w:history="1">
+          <w:r>
+            <w:rPr>
+              <w:rStyle w:val="Hyperlink"/>
+            </w:rPr>
+            <w:t>in</w:t>
+          </w:r>
+        </w:hyperlink>
+      </w:r>
+      <w:r>
+        <w:rPr>
+          <w:rFonts w:ascii="Charis SIL Regular" w:hAnsi="Charis SIL Regular" w:eastAsia="Charis SIL Regular"/>
+          <w:b w:val="0"/>
+          <w:i w:val="0"/>
+          <w:color w:val="0000FF"/>
+          <w:sz w:val="24"/>
+        </w:rPr>
+        <w:hyperlink r:id="rId10" w:history="1">
+          <w:r>
+            <w:rPr>
+              <w:rStyle w:val="Hyperlink"/>
+            </w:rPr>
+            <w:t>ce</w:t>
+          </w:r>
+        </w:hyperlink>
+      </w:r>
+      <w:r>
+        <w:rPr>
+          <w:rFonts w:ascii="Charis SIL Regular" w:hAnsi="Charis SIL Regular" w:eastAsia="Charis SIL Regular"/>
+          <w:b w:val="0"/>
+          <w:i w:val="0"/>
+          <w:color w:val="0000FF"/>
+          <w:sz w:val="24"/>
+        </w:rPr>
+        <w:t xml:space="preserve"> </w:t>
+      </w:r>
+      <w:r>
+        <w:rPr>
+          <w:rFonts w:ascii="Charis SIL Regular" w:hAnsi="Charis SIL Regular" w:eastAsia="Charis SIL Regular"/>
+          <w:b w:val="0"/>
+          <w:i w:val="0"/>
+          <w:color w:val="0000FF"/>
+          <w:sz w:val="24"/>
+        </w:rPr>
+        <w:hyperlink r:id="rId10" w:history="1">
+          <w:r>
+            <w:rPr>
+              <w:rStyle w:val="Hyperlink"/>
+            </w:rPr>
+            <w:t>Wi</w:t>
+          </w:r>
+        </w:hyperlink>
+      </w:r>
+      <w:r>
+        <w:rPr>
+          <w:rFonts w:ascii="Charis SIL Regular" w:hAnsi="Charis SIL Regular" w:eastAsia="Charis SIL Regular"/>
+          <w:b w:val="0"/>
+          <w:i w:val="0"/>
+          <w:color w:val="0000FF"/>
+          <w:sz w:val="24"/>
+        </w:rPr>
+        <w:hyperlink r:id="rId10" w:history="1">
+          <w:r>
+            <w:rPr>
+              <w:rStyle w:val="Hyperlink"/>
+            </w:rPr>
+            <w:t>l</w:t>
+          </w:r>
+        </w:hyperlink>
+      </w:r>
+      <w:r>
+        <w:rPr>
+          <w:rFonts w:ascii="Charis SIL Regular" w:hAnsi="Charis SIL Regular" w:eastAsia="Charis SIL Regular"/>
+          <w:b w:val="0"/>
+          <w:i w:val="0"/>
+          <w:color w:val="0000FF"/>
+          <w:sz w:val="24"/>
+        </w:rPr>
+        <w:hyperlink r:id="rId10" w:history="1">
+          <w:r>
+            <w:rPr>
+              <w:rStyle w:val="Hyperlink"/>
+            </w:rPr>
+            <w:t>lia</w:t>
+          </w:r>
+        </w:hyperlink>
+      </w:r>
+      <w:r>
+        <w:rPr>
+          <w:rFonts w:ascii="Charis SIL Regular" w:hAnsi="Charis SIL Regular" w:eastAsia="Charis SIL Regular"/>
+          <w:b w:val="0"/>
+          <w:i w:val="0"/>
+          <w:color w:val="0000FF"/>
+          <w:sz w:val="24"/>
+        </w:rPr>
+        <w:hyperlink r:id="rId10" w:history="1">
+          <w:r>
+            <w:rPr>
+              <w:rStyle w:val="Hyperlink"/>
+            </w:rPr>
+            <w:t>m</w:t>
+          </w:r>
+        </w:hyperlink>
+      </w:r>
+      <w:r>
+        <w:rPr>
+          <w:rFonts w:ascii="Charis SIL Regular" w:hAnsi="Charis SIL Regular" w:eastAsia="Charis SIL Regular"/>
+          <w:b w:val="0"/>
+          <w:i w:val="0"/>
+          <w:color w:val="0000FF"/>
+          <w:sz w:val="24"/>
+        </w:rPr>
+        <w:t xml:space="preserve"> </w:t>
+      </w:r>
+      <w:r>
+        <w:rPr>
+          <w:rFonts w:ascii="Charis SIL Regular" w:hAnsi="Charis SIL Regular" w:eastAsia="Charis SIL Regular"/>
+          <w:b w:val="0"/>
+          <w:i w:val="0"/>
+          <w:color w:val="0000FF"/>
+          <w:sz w:val="24"/>
+        </w:rPr>
+        <w:hyperlink r:id="rId11" w:history="1">
+          <w:r>
+            <w:rPr>
+              <w:rStyle w:val="Hyperlink"/>
+            </w:rPr>
+            <w:t>IV</w:t>
+          </w:r>
+        </w:hyperlink>
+      </w:r>
+      <w:r>
+        <w:rPr>
+          <w:rFonts w:ascii="Charis SIL Regular" w:hAnsi="Charis SIL Regular" w:eastAsia="Charis SIL Regular"/>
+          <w:b w:val="0"/>
+          <w:i w:val="0"/>
+          <w:color w:val="0000FF"/>
+          <w:sz w:val="24"/>
+        </w:rPr>
+        <w:t xml:space="preserve"> </w:t>
       </w:r>
       <w:r>
         <w:rPr>
@@ -3657,294 +3672,6 @@
           <w:color w:val="0000FF"/>
           <w:sz w:val="24"/>
         </w:rPr>
-        <w:t xml:space="preserve"> </w:t>
-      </w:r>
-      <w:r>
-        <w:rPr>
-          <w:rFonts w:ascii="Charis SIL Regular" w:hAnsi="Charis SIL Regular" w:eastAsia="Charis SIL Regular"/>
-          <w:b w:val="0"/>
-          <w:i w:val="0"/>
-          <w:color w:val="0000FF"/>
-          <w:sz w:val="24"/>
-        </w:rPr>
-        <w:hyperlink r:id="rId11" w:history="1">
-          <w:r>
-            <w:rPr>
-              <w:rStyle w:val="Hyperlink"/>
-            </w:rPr>
-            <w:t>Sta</w:t>
-          </w:r>
-        </w:hyperlink>
-      </w:r>
-      <w:r>
-        <w:rPr>
-          <w:rFonts w:ascii="Charis SIL Regular" w:hAnsi="Charis SIL Regular" w:eastAsia="Charis SIL Regular"/>
-          <w:b w:val="0"/>
-          <w:i w:val="0"/>
-          <w:color w:val="0000FF"/>
-          <w:sz w:val="24"/>
-        </w:rPr>
-        <w:hyperlink r:id="rId11" w:history="1">
-          <w:r>
-            <w:rPr>
-              <w:rStyle w:val="Hyperlink"/>
-            </w:rPr>
-            <w:t>dth</w:t>
-          </w:r>
-        </w:hyperlink>
-      </w:r>
-      <w:r>
-        <w:rPr>
-          <w:rFonts w:ascii="Charis SIL Regular" w:hAnsi="Charis SIL Regular" w:eastAsia="Charis SIL Regular"/>
-          <w:b w:val="0"/>
-          <w:i w:val="0"/>
-          <w:color w:val="0000FF"/>
-          <w:sz w:val="24"/>
-        </w:rPr>
-        <w:hyperlink r:id="rId11" w:history="1">
-          <w:r>
-            <w:rPr>
-              <w:rStyle w:val="Hyperlink"/>
-            </w:rPr>
-            <w:t>o</w:t>
-          </w:r>
-        </w:hyperlink>
-      </w:r>
-      <w:r>
-        <w:rPr>
-          <w:rFonts w:ascii="Charis SIL Regular" w:hAnsi="Charis SIL Regular" w:eastAsia="Charis SIL Regular"/>
-          <w:b w:val="0"/>
-          <w:i w:val="0"/>
-          <w:color w:val="0000FF"/>
-          <w:sz w:val="24"/>
-        </w:rPr>
-        <w:hyperlink r:id="rId11" w:history="1">
-          <w:r>
-            <w:rPr>
-              <w:rStyle w:val="Hyperlink"/>
-            </w:rPr>
-            <w:t>lder</w:t>
-          </w:r>
-        </w:hyperlink>
-      </w:r>
-      <w:r>
-        <w:rPr>
-          <w:rFonts w:ascii="Charis SIL Regular" w:hAnsi="Charis SIL Regular" w:eastAsia="Charis SIL Regular"/>
-          <w:b w:val="0"/>
-          <w:i w:val="0"/>
-          <w:color w:val="0000FF"/>
-          <w:sz w:val="24"/>
-        </w:rPr>
-        <w:t xml:space="preserve"> </w:t>
-      </w:r>
-      <w:r>
-        <w:rPr>
-          <w:rFonts w:ascii="Charis SIL Regular" w:hAnsi="Charis SIL Regular" w:eastAsia="Charis SIL Regular"/>
-          <w:b w:val="0"/>
-          <w:i w:val="0"/>
-          <w:color w:val="0000FF"/>
-          <w:sz w:val="24"/>
-        </w:rPr>
-        <w:hyperlink r:id="rId11" w:history="1">
-          <w:r>
-            <w:rPr>
-              <w:rStyle w:val="Hyperlink"/>
-            </w:rPr>
-            <w:t>P</w:t>
-          </w:r>
-        </w:hyperlink>
-      </w:r>
-      <w:r>
-        <w:rPr>
-          <w:rFonts w:ascii="Charis SIL Regular" w:hAnsi="Charis SIL Regular" w:eastAsia="Charis SIL Regular"/>
-          <w:b w:val="0"/>
-          <w:i w:val="0"/>
-          <w:color w:val="0000FF"/>
-          <w:sz w:val="24"/>
-        </w:rPr>
-        <w:hyperlink r:id="rId10" w:history="1">
-          <w:r>
-            <w:rPr>
-              <w:rStyle w:val="Hyperlink"/>
-            </w:rPr>
-            <w:t>r</w:t>
-          </w:r>
-        </w:hyperlink>
-      </w:r>
-      <w:r>
-        <w:rPr>
-          <w:rFonts w:ascii="Charis SIL Regular" w:hAnsi="Charis SIL Regular" w:eastAsia="Charis SIL Regular"/>
-          <w:b w:val="0"/>
-          <w:i w:val="0"/>
-          <w:color w:val="0000FF"/>
-          <w:sz w:val="24"/>
-        </w:rPr>
-        <w:hyperlink r:id="rId11" w:history="1">
-          <w:r>
-            <w:rPr>
-              <w:rStyle w:val="Hyperlink"/>
-            </w:rPr>
-            <w:t>in</w:t>
-          </w:r>
-        </w:hyperlink>
-      </w:r>
-      <w:r>
-        <w:rPr>
-          <w:rFonts w:ascii="Charis SIL Regular" w:hAnsi="Charis SIL Regular" w:eastAsia="Charis SIL Regular"/>
-          <w:b w:val="0"/>
-          <w:i w:val="0"/>
-          <w:color w:val="0000FF"/>
-          <w:sz w:val="24"/>
-        </w:rPr>
-        <w:hyperlink r:id="rId11" w:history="1">
-          <w:r>
-            <w:rPr>
-              <w:rStyle w:val="Hyperlink"/>
-            </w:rPr>
-            <w:t>ce</w:t>
-          </w:r>
-        </w:hyperlink>
-      </w:r>
-      <w:r>
-        <w:rPr>
-          <w:rFonts w:ascii="Charis SIL Regular" w:hAnsi="Charis SIL Regular" w:eastAsia="Charis SIL Regular"/>
-          <w:b w:val="0"/>
-          <w:i w:val="0"/>
-          <w:color w:val="0000FF"/>
-          <w:sz w:val="24"/>
-        </w:rPr>
-        <w:t xml:space="preserve"> </w:t>
-      </w:r>
-      <w:r>
-        <w:rPr>
-          <w:rFonts w:ascii="Charis SIL Regular" w:hAnsi="Charis SIL Regular" w:eastAsia="Charis SIL Regular"/>
-          <w:b w:val="0"/>
-          <w:i w:val="0"/>
-          <w:color w:val="0000FF"/>
-          <w:sz w:val="24"/>
-        </w:rPr>
-        <w:hyperlink r:id="rId10" w:history="1">
-          <w:r>
-            <w:rPr>
-              <w:rStyle w:val="Hyperlink"/>
-            </w:rPr>
-            <w:t>Wi</w:t>
-          </w:r>
-        </w:hyperlink>
-      </w:r>
-      <w:r>
-        <w:rPr>
-          <w:rFonts w:ascii="Charis SIL Regular" w:hAnsi="Charis SIL Regular" w:eastAsia="Charis SIL Regular"/>
-          <w:b w:val="0"/>
-          <w:i w:val="0"/>
-          <w:color w:val="0000FF"/>
-          <w:sz w:val="24"/>
-        </w:rPr>
-        <w:hyperlink r:id="rId10" w:history="1">
-          <w:r>
-            <w:rPr>
-              <w:rStyle w:val="Hyperlink"/>
-            </w:rPr>
-            <w:t>l</w:t>
-          </w:r>
-        </w:hyperlink>
-      </w:r>
-      <w:r>
-        <w:rPr>
-          <w:rFonts w:ascii="Charis SIL Regular" w:hAnsi="Charis SIL Regular" w:eastAsia="Charis SIL Regular"/>
-          <w:b w:val="0"/>
-          <w:i w:val="0"/>
-          <w:color w:val="0000FF"/>
-          <w:sz w:val="24"/>
-        </w:rPr>
-        <w:hyperlink r:id="rId10" w:history="1">
-          <w:r>
-            <w:rPr>
-              <w:rStyle w:val="Hyperlink"/>
-            </w:rPr>
-            <w:t>lia</w:t>
-          </w:r>
-        </w:hyperlink>
-      </w:r>
-      <w:r>
-        <w:rPr>
-          <w:rFonts w:ascii="Charis SIL Regular" w:hAnsi="Charis SIL Regular" w:eastAsia="Charis SIL Regular"/>
-          <w:b w:val="0"/>
-          <w:i w:val="0"/>
-          <w:color w:val="0000FF"/>
-          <w:sz w:val="24"/>
-        </w:rPr>
-        <w:hyperlink r:id="rId10" w:history="1">
-          <w:r>
-            <w:rPr>
-              <w:rStyle w:val="Hyperlink"/>
-            </w:rPr>
-            <w:t>m</w:t>
-          </w:r>
-        </w:hyperlink>
-      </w:r>
-      <w:r>
-        <w:rPr>
-          <w:rFonts w:ascii="Charis SIL Regular" w:hAnsi="Charis SIL Regular" w:eastAsia="Charis SIL Regular"/>
-          <w:b w:val="0"/>
-          <w:i w:val="0"/>
-          <w:color w:val="0000FF"/>
-          <w:sz w:val="24"/>
-        </w:rPr>
-        <w:t xml:space="preserve"> </w:t>
-      </w:r>
-      <w:r>
-        <w:rPr>
-          <w:rFonts w:ascii="Charis SIL Regular" w:hAnsi="Charis SIL Regular" w:eastAsia="Charis SIL Regular"/>
-          <w:b w:val="0"/>
-          <w:i w:val="0"/>
-          <w:color w:val="0000FF"/>
-          <w:sz w:val="24"/>
-        </w:rPr>
-        <w:hyperlink r:id="rId10" w:history="1">
-          <w:r>
-            <w:rPr>
-              <w:rStyle w:val="Hyperlink"/>
-            </w:rPr>
-            <w:t>IV</w:t>
-          </w:r>
-        </w:hyperlink>
-      </w:r>
-      <w:r>
-        <w:rPr>
-          <w:rFonts w:ascii="Charis SIL Regular" w:hAnsi="Charis SIL Regular" w:eastAsia="Charis SIL Regular"/>
-          <w:b w:val="0"/>
-          <w:i w:val="0"/>
-          <w:color w:val="0000FF"/>
-          <w:sz w:val="24"/>
-        </w:rPr>
-        <w:t xml:space="preserve"> </w:t>
-      </w:r>
-      <w:r>
-        <w:rPr>
-          <w:rFonts w:ascii="Charis SIL Regular" w:hAnsi="Charis SIL Regular" w:eastAsia="Charis SIL Regular"/>
-          <w:b w:val="0"/>
-          <w:i w:val="0"/>
-          <w:color w:val="0000FF"/>
-          <w:sz w:val="24"/>
-        </w:rPr>
-        <w:hyperlink r:id="rId10" w:history="1">
-          <w:r>
-            <w:rPr>
-              <w:rStyle w:val="Hyperlink"/>
-            </w:rPr>
-            <w:t>o</w:t>
-          </w:r>
-        </w:hyperlink>
-      </w:r>
-      <w:r>
-        <w:rPr>
-          <w:rFonts w:ascii="Charis SIL Regular" w:hAnsi="Charis SIL Regular" w:eastAsia="Charis SIL Regular"/>
-          <w:b w:val="0"/>
-          <w:i w:val="0"/>
-          <w:color w:val="0000FF"/>
-          <w:sz w:val="24"/>
-        </w:rPr>
         <w:hyperlink r:id="rId11" w:history="1">
           <w:r>
             <w:rPr>
@@ -4070,383 +3797,7 @@
           <w:color w:val="0000FF"/>
           <w:sz w:val="24"/>
         </w:rPr>
-        <w:hyperlink r:id="rId11" w:history="1">
-          <w:r>
-            <w:rPr>
-              <w:rStyle w:val="Hyperlink"/>
-            </w:rPr>
-            <w:t>on</w:t>
-          </w:r>
-        </w:hyperlink>
-      </w:r>
-      <w:r>
-        <w:rPr>
-          <w:rFonts w:ascii="Charis SIL Regular" w:hAnsi="Charis SIL Regular" w:eastAsia="Charis SIL Regular"/>
-          <w:b w:val="0"/>
-          <w:i w:val="0"/>
-          <w:color w:val="0000FF"/>
-          <w:sz w:val="24"/>
-        </w:rPr>
-        <w:t xml:space="preserve"> </w:t>
-      </w:r>
-      <w:r>
-        <w:rPr>
-          <w:rFonts w:ascii="Charis SIL Regular" w:hAnsi="Charis SIL Regular" w:eastAsia="Charis SIL Regular"/>
-          <w:b w:val="0"/>
-          <w:i w:val="0"/>
-          <w:color w:val="0000FF"/>
-          <w:sz w:val="24"/>
-        </w:rPr>
-        <w:hyperlink r:id="rId11" w:history="1">
-          <w:r>
-            <w:rPr>
-              <w:rStyle w:val="Hyperlink"/>
-            </w:rPr>
-            <w:t>Ceylon,</w:t>
-          </w:r>
-        </w:hyperlink>
-      </w:r>
-      <w:r>
-        <w:rPr>
-          <w:rFonts w:ascii="Charis SIL Regular" w:hAnsi="Charis SIL Regular" w:eastAsia="Charis SIL Regular"/>
-          <w:b w:val="0"/>
-          <w:i w:val="0"/>
-          <w:color w:val="0000FF"/>
-          <w:sz w:val="24"/>
-        </w:rPr>
-        <w:t xml:space="preserve"> </w:t>
-      </w:r>
-      <w:r>
-        <w:rPr>
-          <w:rFonts w:ascii="Charis SIL Regular" w:hAnsi="Charis SIL Regular" w:eastAsia="Charis SIL Regular"/>
-          <w:b w:val="0"/>
-          <w:i w:val="0"/>
-          <w:color w:val="0000FF"/>
-          <w:sz w:val="24"/>
-        </w:rPr>
-        <w:hyperlink r:id="rId11" w:history="1">
-          <w:r>
-            <w:rPr>
-              <w:rStyle w:val="Hyperlink"/>
-            </w:rPr>
-            <w:t>m</w:t>
-          </w:r>
-        </w:hyperlink>
-      </w:r>
-      <w:r>
-        <w:rPr>
-          <w:rFonts w:ascii="Charis SIL Regular" w:hAnsi="Charis SIL Regular" w:eastAsia="Charis SIL Regular"/>
-          <w:b w:val="0"/>
-          <w:i w:val="0"/>
-          <w:color w:val="0000FF"/>
-          <w:sz w:val="24"/>
-        </w:rPr>
-        <w:hyperlink r:id="rId11" w:history="1">
-          <w:r>
-            <w:rPr>
-              <w:rStyle w:val="Hyperlink"/>
-            </w:rPr>
-            <w:t>i</w:t>
-          </w:r>
-        </w:hyperlink>
-      </w:r>
-      <w:r>
-        <w:rPr>
-          <w:rFonts w:ascii="Charis SIL Regular" w:hAnsi="Charis SIL Regular" w:eastAsia="Charis SIL Regular"/>
-          <w:b w:val="0"/>
-          <w:i w:val="0"/>
-          <w:color w:val="0000FF"/>
-          <w:sz w:val="24"/>
-        </w:rPr>
-        <w:hyperlink r:id="rId11" w:history="1">
-          <w:r>
-            <w:rPr>
-              <w:rStyle w:val="Hyperlink"/>
-            </w:rPr>
-            <w:t>d-</w:t>
-          </w:r>
-        </w:hyperlink>
-      </w:r>
-      <w:r>
-        <w:rPr>
-          <w:rFonts w:ascii="Charis SIL Regular" w:hAnsi="Charis SIL Regular" w:eastAsia="Charis SIL Regular"/>
-          <w:b w:val="0"/>
-          <w:i w:val="0"/>
-          <w:color w:val="0000FF"/>
-          <w:sz w:val="24"/>
-        </w:rPr>
-        <w:hyperlink r:id="rId11" w:history="1">
-          <w:r>
-            <w:rPr>
-              <w:rStyle w:val="Hyperlink"/>
-            </w:rPr>
-            <w:t>eighteen</w:t>
-          </w:r>
-        </w:hyperlink>
-      </w:r>
-      <w:r>
-        <w:rPr>
-          <w:rFonts w:ascii="Charis SIL Regular" w:hAnsi="Charis SIL Regular" w:eastAsia="Charis SIL Regular"/>
-          <w:b w:val="0"/>
-          <w:i w:val="0"/>
-          <w:color w:val="0000FF"/>
-          <w:sz w:val="24"/>
-        </w:rPr>
-        <w:hyperlink r:id="rId11" w:history="1">
-          <w:r>
-            <w:rPr>
-              <w:rStyle w:val="Hyperlink"/>
-            </w:rPr>
-            <w:t>t</w:t>
-          </w:r>
-        </w:hyperlink>
-      </w:r>
-      <w:r>
-        <w:rPr>
-          <w:rFonts w:ascii="Charis SIL Regular" w:hAnsi="Charis SIL Regular" w:eastAsia="Charis SIL Regular"/>
-          <w:b w:val="0"/>
-          <w:i w:val="0"/>
-          <w:color w:val="0000FF"/>
-          <w:sz w:val="24"/>
-        </w:rPr>
-        <w:hyperlink r:id="rId11" w:history="1">
-          <w:r>
-            <w:rPr>
-              <w:rStyle w:val="Hyperlink"/>
-            </w:rPr>
-            <w:t>h</w:t>
-          </w:r>
-        </w:hyperlink>
-      </w:r>
-      <w:r>
-        <w:rPr>
-          <w:rFonts w:ascii="Charis SIL Regular" w:hAnsi="Charis SIL Regular" w:eastAsia="Charis SIL Regular"/>
-          <w:b w:val="0"/>
-          <w:i w:val="0"/>
-          <w:color w:val="0000FF"/>
-          <w:sz w:val="24"/>
-        </w:rPr>
-        <w:t xml:space="preserve"> </w:t>
-      </w:r>
-      <w:r>
-        <w:rPr>
-          <w:rFonts w:ascii="Charis SIL Regular" w:hAnsi="Charis SIL Regular" w:eastAsia="Charis SIL Regular"/>
-          <w:b w:val="0"/>
-          <w:i w:val="0"/>
-          <w:color w:val="0000FF"/>
-          <w:sz w:val="24"/>
-        </w:rPr>
-        <w:hyperlink r:id="rId11" w:history="1">
-          <w:r>
-            <w:rPr>
-              <w:rStyle w:val="Hyperlink"/>
-            </w:rPr>
-            <w:t>c</w:t>
-          </w:r>
-        </w:hyperlink>
-      </w:r>
-      <w:r>
-        <w:rPr>
-          <w:rFonts w:ascii="Charis SIL Regular" w:hAnsi="Charis SIL Regular" w:eastAsia="Charis SIL Regular"/>
-          <w:b w:val="0"/>
-          <w:i w:val="0"/>
-          <w:color w:val="0000FF"/>
-          <w:sz w:val="24"/>
-        </w:rPr>
-        <w:hyperlink r:id="rId11" w:history="1">
-          <w:r>
-            <w:rPr>
-              <w:rStyle w:val="Hyperlink"/>
-            </w:rPr>
-            <w:t>entury.</w:t>
-          </w:r>
-        </w:hyperlink>
-      </w:r>
-      <w:r>
-        <w:rPr>
-          <w:rFonts w:ascii="Charis SIL Regular" w:hAnsi="Charis SIL Regular" w:eastAsia="Charis SIL Regular"/>
-          <w:b w:val="0"/>
-          <w:i w:val="0"/>
-          <w:color w:val="0000FF"/>
-          <w:sz w:val="24"/>
-        </w:rPr>
-        <w:t xml:space="preserve"> </w:t>
-      </w:r>
-      <w:r>
-        <w:rPr>
-          <w:rFonts w:ascii="Charis SIL Regular" w:hAnsi="Charis SIL Regular" w:eastAsia="Charis SIL Regular"/>
-          <w:b w:val="0"/>
-          <w:i w:val="0"/>
-          <w:color w:val="0000FF"/>
-          <w:sz w:val="24"/>
-        </w:rPr>
-        <w:hyperlink r:id="rId11" w:history="1">
-          <w:r>
-            <w:rPr>
-              <w:rStyle w:val="Hyperlink"/>
-            </w:rPr>
-            <w:t>Par</w:t>
-          </w:r>
-        </w:hyperlink>
-      </w:r>
-      <w:r>
-        <w:rPr>
-          <w:rFonts w:ascii="Charis SIL Regular" w:hAnsi="Charis SIL Regular" w:eastAsia="Charis SIL Regular"/>
-          <w:b w:val="0"/>
-          <w:i w:val="0"/>
-          <w:color w:val="0000FF"/>
-          <w:sz w:val="24"/>
-        </w:rPr>
-        <w:hyperlink r:id="rId11" w:history="1">
-          <w:r>
-            <w:rPr>
-              <w:rStyle w:val="Hyperlink"/>
-            </w:rPr>
-            <w:t>t</w:t>
-          </w:r>
-        </w:hyperlink>
-      </w:r>
-      <w:r>
-        <w:rPr>
-          <w:rFonts w:ascii="Charis SIL Regular" w:hAnsi="Charis SIL Regular" w:eastAsia="Charis SIL Regular"/>
-          <w:b w:val="0"/>
-          <w:i w:val="0"/>
-          <w:color w:val="0000FF"/>
-          <w:sz w:val="24"/>
-        </w:rPr>
-        <w:hyperlink r:id="rId11" w:history="1">
-          <w:r>
-            <w:rPr>
-              <w:rStyle w:val="Hyperlink"/>
-            </w:rPr>
-            <w:t>ly</w:t>
-          </w:r>
-        </w:hyperlink>
-      </w:r>
-      <w:r>
-        <w:rPr>
-          <w:rFonts w:ascii="Charis SIL Regular" w:hAnsi="Charis SIL Regular" w:eastAsia="Charis SIL Regular"/>
-          <w:b w:val="0"/>
-          <w:i w:val="0"/>
-          <w:color w:val="0000FF"/>
-          <w:sz w:val="24"/>
-        </w:rPr>
-        <w:t xml:space="preserve"> </w:t>
-      </w:r>
-      <w:r>
-        <w:rPr>
-          <w:rFonts w:ascii="Charis SIL Regular" w:hAnsi="Charis SIL Regular" w:eastAsia="Charis SIL Regular"/>
-          <w:b w:val="0"/>
-          <w:i w:val="0"/>
-          <w:color w:val="0000FF"/>
-          <w:sz w:val="24"/>
-        </w:rPr>
-        <w:hyperlink r:id="rId11" w:history="1">
-          <w:r>
-            <w:rPr>
-              <w:rStyle w:val="Hyperlink"/>
-            </w:rPr>
-            <w:t>in</w:t>
-          </w:r>
-        </w:hyperlink>
-      </w:r>
-      <w:r>
-        <w:rPr>
-          <w:rFonts w:ascii="Charis SIL Regular" w:hAnsi="Charis SIL Regular" w:eastAsia="Charis SIL Regular"/>
-          <w:b w:val="0"/>
-          <w:i w:val="0"/>
-          <w:color w:val="0000FF"/>
-          <w:sz w:val="24"/>
-        </w:rPr>
-        <w:t xml:space="preserve"> </w:t>
-      </w:r>
-      <w:r>
-        <w:rPr>
-          <w:rFonts w:ascii="Charis SIL Regular" w:hAnsi="Charis SIL Regular" w:eastAsia="Charis SIL Regular"/>
-          <w:b w:val="0"/>
-          <w:i w:val="0"/>
-          <w:color w:val="0000FF"/>
-          <w:sz w:val="24"/>
-        </w:rPr>
-        <w:hyperlink r:id="rId11" w:history="1">
-          <w:r>
-            <w:rPr>
-              <w:rStyle w:val="Hyperlink"/>
-            </w:rPr>
-            <w:t>L</w:t>
-          </w:r>
-        </w:hyperlink>
-      </w:r>
-      <w:r>
-        <w:rPr>
-          <w:rFonts w:ascii="Charis SIL Regular" w:hAnsi="Charis SIL Regular" w:eastAsia="Charis SIL Regular"/>
-          <w:b w:val="0"/>
-          <w:i w:val="0"/>
-          <w:color w:val="0000FF"/>
-          <w:sz w:val="24"/>
-        </w:rPr>
-        <w:hyperlink r:id="rId11" w:history="1">
-          <w:r>
-            <w:rPr>
-              <w:rStyle w:val="Hyperlink"/>
-            </w:rPr>
-            <w:t>a</w:t>
-          </w:r>
-        </w:hyperlink>
-      </w:r>
-      <w:r>
-        <w:rPr>
-          <w:rFonts w:ascii="Charis SIL Regular" w:hAnsi="Charis SIL Regular" w:eastAsia="Charis SIL Regular"/>
-          <w:b w:val="0"/>
-          <w:i w:val="0"/>
-          <w:color w:val="0000FF"/>
-          <w:sz w:val="24"/>
-        </w:rPr>
-        <w:hyperlink r:id="rId11" w:history="1">
-          <w:r>
-            <w:rPr>
-              <w:rStyle w:val="Hyperlink"/>
-            </w:rPr>
-            <w:t>tin,</w:t>
-          </w:r>
-        </w:hyperlink>
-      </w:r>
-      <w:r>
-        <w:rPr>
-          <w:rFonts w:ascii="Charis SIL Regular" w:hAnsi="Charis SIL Regular" w:eastAsia="Charis SIL Regular"/>
-          <w:b w:val="0"/>
-          <w:i w:val="0"/>
-          <w:color w:val="0000FF"/>
-          <w:sz w:val="24"/>
-        </w:rPr>
-        <w:t xml:space="preserve"> </w:t>
-      </w:r>
-      <w:r>
-        <w:rPr>
-          <w:rFonts w:ascii="Charis SIL Regular" w:hAnsi="Charis SIL Regular" w:eastAsia="Charis SIL Regular"/>
-          <w:b w:val="0"/>
-          <w:i w:val="0"/>
-          <w:color w:val="0000FF"/>
-          <w:sz w:val="24"/>
-        </w:rPr>
-        <w:hyperlink r:id="rId11" w:history="1">
-          <w:r>
-            <w:rPr>
-              <w:rStyle w:val="Hyperlink"/>
-            </w:rPr>
-            <w:t>pal</w:t>
-          </w:r>
-        </w:hyperlink>
-      </w:r>
-      <w:r>
-        <w:rPr>
-          <w:rFonts w:ascii="Charis SIL Regular" w:hAnsi="Charis SIL Regular" w:eastAsia="Charis SIL Regular"/>
-          <w:b w:val="0"/>
-          <w:i w:val="0"/>
-          <w:color w:val="0000FF"/>
-          <w:sz w:val="24"/>
-        </w:rPr>
-        <w:t>m</w:t>
+        <w:t>on Ceylon, mid-eighteenth century. Partly in Latin, palm</w:t>
       </w:r>
       <w:r>
         <w:rPr>

--- a/EXPORTS/DOCX/review/niveau2/Dutch/Sri Lanka.docx
+++ b/EXPORTS/DOCX/review/niveau2/Dutch/Sri Lanka.docx
@@ -616,186 +616,8 @@
           <w:i w:val="0"/>
           <w:color w:val="0000FF"/>
           <w:sz w:val="24"/>
-          <w:u w:val="single"/>
-        </w:rPr>
-        <w:hyperlink r:id="rId9" w:history="1">
-          <w:r>
-            <w:rPr>
-              <w:rStyle w:val="Hyperlink"/>
-            </w:rPr>
-            <w:t>Dutch,</w:t>
-          </w:r>
-        </w:hyperlink>
-      </w:r>
-      <w:r>
-        <w:rPr>
-          <w:rFonts w:ascii="Charis SIL Regular" w:hAnsi="Charis SIL Regular" w:eastAsia="Charis SIL Regular"/>
-          <w:b w:val="0"/>
-          <w:i w:val="0"/>
-          <w:color w:val="0000FF"/>
-          <w:sz w:val="24"/>
-          <w:u w:val="single"/>
-        </w:rPr>
-        <w:t xml:space="preserve"> </w:t>
-      </w:r>
-      <w:r>
-        <w:rPr>
-          <w:rFonts w:ascii="Charis SIL Regular" w:hAnsi="Charis SIL Regular" w:eastAsia="Charis SIL Regular"/>
-          <w:b w:val="0"/>
-          <w:i w:val="0"/>
-          <w:color w:val="0000FF"/>
-          <w:sz w:val="24"/>
-          <w:u w:val="single"/>
-        </w:rPr>
-        <w:hyperlink r:id="rId9" w:history="1">
-          <w:r>
-            <w:rPr>
-              <w:rStyle w:val="Hyperlink"/>
-            </w:rPr>
-            <w:t>174</w:t>
-          </w:r>
-        </w:hyperlink>
-      </w:r>
-      <w:r>
-        <w:rPr>
-          <w:rFonts w:ascii="Charis SIL Regular" w:hAnsi="Charis SIL Regular" w:eastAsia="Charis SIL Regular"/>
-          <w:b w:val="0"/>
-          <w:i w:val="0"/>
-          <w:color w:val="0000FF"/>
-          <w:sz w:val="24"/>
-          <w:u w:val="single"/>
-        </w:rPr>
-        <w:hyperlink r:id="rId9" w:history="1">
-          <w:r>
-            <w:rPr>
-              <w:rStyle w:val="Hyperlink"/>
-            </w:rPr>
-            <w:t>6</w:t>
-          </w:r>
-        </w:hyperlink>
-      </w:r>
-      <w:r>
-        <w:rPr>
-          <w:rFonts w:ascii="Charis SIL Regular" w:hAnsi="Charis SIL Regular" w:eastAsia="Charis SIL Regular"/>
-          <w:b w:val="0"/>
-          <w:i w:val="0"/>
-          <w:color w:val="0000FF"/>
-          <w:sz w:val="24"/>
-          <w:u w:val="single"/>
-        </w:rPr>
-        <w:t xml:space="preserve"> </w:t>
-      </w:r>
-      <w:r>
-        <w:rPr>
-          <w:rFonts w:ascii="Charis SIL Regular" w:hAnsi="Charis SIL Regular" w:eastAsia="Charis SIL Regular"/>
-          <w:b w:val="0"/>
-          <w:i w:val="0"/>
-          <w:color w:val="0000FF"/>
-          <w:sz w:val="24"/>
-          <w:u w:val="single"/>
-        </w:rPr>
-        <w:hyperlink r:id="rId9" w:history="1">
-          <w:r>
-            <w:rPr>
-              <w:rStyle w:val="Hyperlink"/>
-            </w:rPr>
-            <w:t>(?).</w:t>
-          </w:r>
-        </w:hyperlink>
-      </w:r>
-      <w:r>
-        <w:rPr>
-          <w:rFonts w:ascii="Charis SIL Regular" w:hAnsi="Charis SIL Regular" w:eastAsia="Charis SIL Regular"/>
-          <w:b w:val="0"/>
-          <w:i w:val="0"/>
-          <w:color w:val="0000FF"/>
-          <w:sz w:val="24"/>
-          <w:u w:val="single"/>
-        </w:rPr>
-        <w:t xml:space="preserve"> </w:t>
-      </w:r>
-      <w:r>
-        <w:rPr>
-          <w:rFonts w:ascii="Charis SIL Regular" w:hAnsi="Charis SIL Regular" w:eastAsia="Charis SIL Regular"/>
-          <w:b w:val="0"/>
-          <w:i w:val="0"/>
-          <w:color w:val="0000FF"/>
-          <w:sz w:val="24"/>
-          <w:u w:val="single"/>
-        </w:rPr>
-        <w:hyperlink r:id="rId9" w:history="1">
-          <w:r>
-            <w:rPr>
-              <w:rStyle w:val="Hyperlink"/>
-            </w:rPr>
-            <w:t>In</w:t>
-          </w:r>
-        </w:hyperlink>
-      </w:r>
-      <w:r>
-        <w:rPr>
-          <w:rFonts w:ascii="Charis SIL Regular" w:hAnsi="Charis SIL Regular" w:eastAsia="Charis SIL Regular"/>
-          <w:b w:val="0"/>
-          <w:i w:val="0"/>
-          <w:color w:val="0000FF"/>
-          <w:sz w:val="24"/>
-          <w:u w:val="single"/>
-        </w:rPr>
-        <w:t xml:space="preserve"> </w:t>
-      </w:r>
-      <w:r>
-        <w:rPr>
-          <w:rFonts w:ascii="Charis SIL Regular" w:hAnsi="Charis SIL Regular" w:eastAsia="Charis SIL Regular"/>
-          <w:b w:val="0"/>
-          <w:i w:val="0"/>
-          <w:color w:val="0000FF"/>
-          <w:sz w:val="24"/>
-          <w:u w:val="single"/>
-        </w:rPr>
-        <w:hyperlink r:id="rId9" w:history="1">
-          <w:r>
-            <w:rPr>
-              <w:rStyle w:val="Hyperlink"/>
-            </w:rPr>
-            <w:t>Si</w:t>
-          </w:r>
-        </w:hyperlink>
-      </w:r>
-      <w:r>
-        <w:rPr>
-          <w:rFonts w:ascii="Charis SIL Regular" w:hAnsi="Charis SIL Regular" w:eastAsia="Charis SIL Regular"/>
-          <w:b w:val="0"/>
-          <w:i w:val="0"/>
-          <w:color w:val="0000FF"/>
-          <w:sz w:val="24"/>
-          <w:u w:val="single"/>
-        </w:rPr>
-        <w:hyperlink r:id="rId9" w:history="1">
-          <w:r>
-            <w:rPr>
-              <w:rStyle w:val="Hyperlink"/>
-            </w:rPr>
-            <w:t>n</w:t>
-          </w:r>
-        </w:hyperlink>
-      </w:r>
-      <w:r>
-        <w:rPr>
-          <w:rFonts w:ascii="Charis SIL Regular" w:hAnsi="Charis SIL Regular" w:eastAsia="Charis SIL Regular"/>
-          <w:b w:val="0"/>
-          <w:i w:val="0"/>
-          <w:color w:val="0000FF"/>
-          <w:sz w:val="24"/>
-          <w:u w:val="single"/>
-        </w:rPr>
-        <w:hyperlink r:id="rId9" w:history="1">
-          <w:r>
-            <w:rPr>
-              <w:rStyle w:val="Hyperlink"/>
-            </w:rPr>
-            <w:t>hale</w:t>
-          </w:r>
-        </w:hyperlink>
+        </w:rPr>
+        <w:t>Dutch, 1746 (?). In Sinhale</w:t>
       </w:r>
       <w:r>
         <w:rPr>
@@ -869,6 +691,27 @@
           <w:i w:val="0"/>
           <w:color w:val="0000FF"/>
           <w:sz w:val="24"/>
+        </w:rPr>
+        <w:t>lm</w:t>
+      </w:r>
+      <w:r>
+        <w:rPr>
+          <w:rFonts w:ascii="Charis SIL Regular" w:hAnsi="Charis SIL Regular" w:eastAsia="Charis SIL Regular"/>
+          <w:b w:val="0"/>
+          <w:i w:val="0"/>
+          <w:color w:val="0000FF"/>
+          <w:sz w:val="24"/>
+          <w:u w:val="single"/>
+        </w:rPr>
+        <w:t xml:space="preserve"> </w:t>
+      </w:r>
+      <w:r>
+        <w:rPr>
+          <w:rFonts w:ascii="Charis SIL Regular" w:hAnsi="Charis SIL Regular" w:eastAsia="Charis SIL Regular"/>
+          <w:b w:val="0"/>
+          <w:i w:val="0"/>
+          <w:color w:val="0000FF"/>
+          <w:sz w:val="24"/>
           <w:u w:val="single"/>
         </w:rPr>
         <w:hyperlink r:id="rId9" w:history="1">
@@ -888,83 +731,7 @@
           <w:color w:val="0000FF"/>
           <w:sz w:val="24"/>
         </w:rPr>
-        <w:t>m</w:t>
-      </w:r>
-      <w:r>
-        <w:rPr>
-          <w:rFonts w:ascii="Charis SIL Regular" w:hAnsi="Charis SIL Regular" w:eastAsia="Charis SIL Regular"/>
-          <w:b w:val="0"/>
-          <w:i w:val="0"/>
-          <w:color w:val="0000FF"/>
-          <w:sz w:val="24"/>
-          <w:u w:val="single"/>
-        </w:rPr>
-        <w:t xml:space="preserve"> </w:t>
-      </w:r>
-      <w:r>
-        <w:rPr>
-          <w:rFonts w:ascii="Charis SIL Regular" w:hAnsi="Charis SIL Regular" w:eastAsia="Charis SIL Regular"/>
-          <w:b w:val="0"/>
-          <w:i w:val="0"/>
-          <w:color w:val="0000FF"/>
-          <w:sz w:val="24"/>
-          <w:u w:val="single"/>
-        </w:rPr>
-        <w:hyperlink r:id="rId9" w:history="1">
-          <w:r>
-            <w:rPr>
-              <w:rStyle w:val="Hyperlink"/>
-            </w:rPr>
-            <w:t>l</w:t>
-          </w:r>
-        </w:hyperlink>
-      </w:r>
-      <w:r>
-        <w:rPr>
-          <w:rFonts w:ascii="Charis SIL Regular" w:hAnsi="Charis SIL Regular" w:eastAsia="Charis SIL Regular"/>
-          <w:b w:val="0"/>
-          <w:i w:val="0"/>
-          <w:color w:val="0000FF"/>
-          <w:sz w:val="24"/>
-          <w:u w:val="single"/>
-        </w:rPr>
-        <w:hyperlink r:id="rId9" w:history="1">
-          <w:r>
-            <w:rPr>
-              <w:rStyle w:val="Hyperlink"/>
-            </w:rPr>
-            <w:t>eaf</w:t>
-          </w:r>
-        </w:hyperlink>
-      </w:r>
-      <w:r>
-        <w:rPr>
-          <w:rFonts w:ascii="Charis SIL Regular" w:hAnsi="Charis SIL Regular" w:eastAsia="Charis SIL Regular"/>
-          <w:b w:val="0"/>
-          <w:i w:val="0"/>
-          <w:color w:val="0000FF"/>
-          <w:sz w:val="24"/>
-          <w:u w:val="single"/>
-        </w:rPr>
-        <w:t xml:space="preserve"> </w:t>
-      </w:r>
-      <w:r>
-        <w:rPr>
-          <w:rFonts w:ascii="Charis SIL Regular" w:hAnsi="Charis SIL Regular" w:eastAsia="Charis SIL Regular"/>
-          <w:b w:val="0"/>
-          <w:i w:val="0"/>
-          <w:color w:val="0000FF"/>
-          <w:sz w:val="24"/>
-          <w:u w:val="single"/>
-        </w:rPr>
-        <w:hyperlink r:id="rId9" w:history="1">
-          <w:r>
-            <w:rPr>
-              <w:rStyle w:val="Hyperlink"/>
-            </w:rPr>
-            <w:t>(6</w:t>
-          </w:r>
-        </w:hyperlink>
+        <w:t>eaf (6</w:t>
       </w:r>
       <w:r>
         <w:rPr>
@@ -1118,7 +885,6 @@
           <w:i w:val="0"/>
           <w:color w:val="0000FF"/>
           <w:sz w:val="24"/>
-          <w:u w:val="single"/>
         </w:rPr>
         <w:hyperlink r:id="rId9" w:history="1">
           <w:r>
@@ -1175,7 +941,7 @@
           <w:color w:val="0000FF"/>
           <w:sz w:val="24"/>
         </w:rPr>
-        <w:hyperlink r:id="rId9" w:history="1">
+        <w:hyperlink r:id="rId10" w:history="1">
           <w:r>
             <w:rPr>
               <w:rStyle w:val="Hyperlink"/>
@@ -1192,7 +958,7 @@
           <w:color w:val="0000FF"/>
           <w:sz w:val="24"/>
         </w:rPr>
-        <w:hyperlink r:id="rId9" w:history="1">
+        <w:hyperlink r:id="rId10" w:history="1">
           <w:r>
             <w:rPr>
               <w:rStyle w:val="Hyperlink"/>
@@ -1209,7 +975,7 @@
           <w:color w:val="0000FF"/>
           <w:sz w:val="24"/>
         </w:rPr>
-        <w:hyperlink r:id="rId9" w:history="1">
+        <w:hyperlink r:id="rId10" w:history="1">
           <w:r>
             <w:rPr>
               <w:rStyle w:val="Hyperlink"/>
@@ -1236,7 +1002,7 @@
           <w:color w:val="0000FF"/>
           <w:sz w:val="24"/>
         </w:rPr>
-        <w:hyperlink r:id="rId9" w:history="1">
+        <w:hyperlink r:id="rId10" w:history="1">
           <w:r>
             <w:rPr>
               <w:rStyle w:val="Hyperlink"/>
@@ -1253,7 +1019,7 @@
           <w:color w:val="0000FF"/>
           <w:sz w:val="24"/>
         </w:rPr>
-        <w:hyperlink r:id="rId9" w:history="1">
+        <w:hyperlink r:id="rId10" w:history="1">
           <w:r>
             <w:rPr>
               <w:rStyle w:val="Hyperlink"/>
@@ -1270,7 +1036,7 @@
           <w:color w:val="0000FF"/>
           <w:sz w:val="24"/>
         </w:rPr>
-        <w:hyperlink r:id="rId9" w:history="1">
+        <w:hyperlink r:id="rId10" w:history="1">
           <w:r>
             <w:rPr>
               <w:rStyle w:val="Hyperlink"/>
@@ -1287,7 +1053,7 @@
           <w:color w:val="0000FF"/>
           <w:sz w:val="24"/>
         </w:rPr>
-        <w:hyperlink r:id="rId9" w:history="1">
+        <w:hyperlink r:id="rId10" w:history="1">
           <w:r>
             <w:rPr>
               <w:rStyle w:val="Hyperlink"/>
@@ -1314,7 +1080,7 @@
           <w:color w:val="0000FF"/>
           <w:sz w:val="24"/>
         </w:rPr>
-        <w:hyperlink r:id="rId9" w:history="1">
+        <w:hyperlink r:id="rId10" w:history="1">
           <w:r>
             <w:rPr>
               <w:rStyle w:val="Hyperlink"/>
@@ -1341,7 +1107,7 @@
           <w:color w:val="0000FF"/>
           <w:sz w:val="24"/>
         </w:rPr>
-        <w:hyperlink r:id="rId9" w:history="1">
+        <w:hyperlink r:id="rId10" w:history="1">
           <w:r>
             <w:rPr>
               <w:rStyle w:val="Hyperlink"/>
@@ -1578,7 +1344,7 @@
           <w:color w:val="0000FF"/>
           <w:sz w:val="24"/>
         </w:rPr>
-        <w:hyperlink r:id="rId10" w:history="1">
+        <w:hyperlink r:id="rId9" w:history="1">
           <w:r>
             <w:rPr>
               <w:rStyle w:val="Hyperlink"/>
@@ -1791,6 +1557,520 @@
           <w:color w:val="0000FF"/>
           <w:sz w:val="24"/>
         </w:rPr>
+        <w:t xml:space="preserve">ijn Stein van Gollonesse, concerning the transport of Buddhist monks from </w:t>
+      </w:r>
+      <w:r>
+        <w:rPr>
+          <w:rFonts w:ascii="Charis SIL Regular" w:hAnsi="Charis SIL Regular" w:eastAsia="Charis SIL Regular"/>
+          <w:b w:val="0"/>
+          <w:i w:val="0"/>
+          <w:color w:val="0000FF"/>
+          <w:sz w:val="24"/>
+        </w:rPr>
+        <w:hyperlink r:id="rId10" w:history="1">
+          <w:r>
+            <w:rPr>
+              <w:rStyle w:val="Hyperlink"/>
+            </w:rPr>
+            <w:t>Burm</w:t>
+          </w:r>
+        </w:hyperlink>
+      </w:r>
+      <w:r>
+        <w:rPr>
+          <w:rFonts w:ascii="Charis SIL Regular" w:hAnsi="Charis SIL Regular" w:eastAsia="Charis SIL Regular"/>
+          <w:b w:val="0"/>
+          <w:i w:val="0"/>
+          <w:color w:val="0000FF"/>
+          <w:sz w:val="24"/>
+        </w:rPr>
+        <w:hyperlink r:id="rId10" w:history="1">
+          <w:r>
+            <w:rPr>
+              <w:rStyle w:val="Hyperlink"/>
+            </w:rPr>
+            <w:t>a</w:t>
+          </w:r>
+        </w:hyperlink>
+      </w:r>
+      <w:r>
+        <w:rPr>
+          <w:rFonts w:ascii="Charis SIL Regular" w:hAnsi="Charis SIL Regular" w:eastAsia="Charis SIL Regular"/>
+          <w:b w:val="0"/>
+          <w:i w:val="0"/>
+          <w:color w:val="0000FF"/>
+          <w:sz w:val="24"/>
+        </w:rPr>
+        <w:t xml:space="preserve"> </w:t>
+      </w:r>
+      <w:r>
+        <w:rPr>
+          <w:rFonts w:ascii="Charis SIL Regular" w:hAnsi="Charis SIL Regular" w:eastAsia="Charis SIL Regular"/>
+          <w:b w:val="0"/>
+          <w:i w:val="0"/>
+          <w:color w:val="0000FF"/>
+          <w:sz w:val="24"/>
+        </w:rPr>
+        <w:hyperlink r:id="rId10" w:history="1">
+          <w:r>
+            <w:rPr>
+              <w:rStyle w:val="Hyperlink"/>
+            </w:rPr>
+            <w:t>to</w:t>
+          </w:r>
+        </w:hyperlink>
+      </w:r>
+      <w:r>
+        <w:rPr>
+          <w:rFonts w:ascii="Charis SIL Regular" w:hAnsi="Charis SIL Regular" w:eastAsia="Charis SIL Regular"/>
+          <w:b w:val="0"/>
+          <w:i w:val="0"/>
+          <w:color w:val="0000FF"/>
+          <w:sz w:val="24"/>
+        </w:rPr>
+        <w:t xml:space="preserve"> </w:t>
+      </w:r>
+      <w:r>
+        <w:rPr>
+          <w:rFonts w:ascii="Charis SIL Regular" w:hAnsi="Charis SIL Regular" w:eastAsia="Charis SIL Regular"/>
+          <w:b w:val="0"/>
+          <w:i w:val="0"/>
+          <w:color w:val="0000FF"/>
+          <w:sz w:val="24"/>
+        </w:rPr>
+        <w:hyperlink r:id="rId10" w:history="1">
+          <w:r>
+            <w:rPr>
+              <w:rStyle w:val="Hyperlink"/>
+            </w:rPr>
+            <w:t>Ceylo</w:t>
+          </w:r>
+        </w:hyperlink>
+      </w:r>
+      <w:r>
+        <w:rPr>
+          <w:rFonts w:ascii="Charis SIL Regular" w:hAnsi="Charis SIL Regular" w:eastAsia="Charis SIL Regular"/>
+          <w:b w:val="0"/>
+          <w:i w:val="0"/>
+          <w:color w:val="0000FF"/>
+          <w:sz w:val="24"/>
+        </w:rPr>
+        <w:hyperlink r:id="rId10" w:history="1">
+          <w:r>
+            <w:rPr>
+              <w:rStyle w:val="Hyperlink"/>
+            </w:rPr>
+            <w:t>n</w:t>
+          </w:r>
+        </w:hyperlink>
+      </w:r>
+      <w:r>
+        <w:rPr>
+          <w:rFonts w:ascii="Charis SIL Regular" w:hAnsi="Charis SIL Regular" w:eastAsia="Charis SIL Regular"/>
+          <w:b w:val="0"/>
+          <w:i w:val="0"/>
+          <w:color w:val="0000FF"/>
+          <w:sz w:val="24"/>
+        </w:rPr>
+        <w:t xml:space="preserve"> </w:t>
+      </w:r>
+      <w:r>
+        <w:rPr>
+          <w:rFonts w:ascii="Charis SIL Regular" w:hAnsi="Charis SIL Regular" w:eastAsia="Charis SIL Regular"/>
+          <w:b w:val="0"/>
+          <w:i w:val="0"/>
+          <w:color w:val="0000FF"/>
+          <w:sz w:val="24"/>
+        </w:rPr>
+        <w:hyperlink r:id="rId10" w:history="1">
+          <w:r>
+            <w:rPr>
+              <w:rStyle w:val="Hyperlink"/>
+            </w:rPr>
+            <w:t>for</w:t>
+          </w:r>
+        </w:hyperlink>
+      </w:r>
+      <w:r>
+        <w:rPr>
+          <w:rFonts w:ascii="Charis SIL Regular" w:hAnsi="Charis SIL Regular" w:eastAsia="Charis SIL Regular"/>
+          <w:b w:val="0"/>
+          <w:i w:val="0"/>
+          <w:color w:val="0000FF"/>
+          <w:sz w:val="24"/>
+        </w:rPr>
+        <w:t xml:space="preserve"> </w:t>
+      </w:r>
+      <w:r>
+        <w:rPr>
+          <w:rFonts w:ascii="Charis SIL Regular" w:hAnsi="Charis SIL Regular" w:eastAsia="Charis SIL Regular"/>
+          <w:b w:val="0"/>
+          <w:i w:val="0"/>
+          <w:color w:val="0000FF"/>
+          <w:sz w:val="24"/>
+        </w:rPr>
+        <w:hyperlink r:id="rId10" w:history="1">
+          <w:r>
+            <w:rPr>
+              <w:rStyle w:val="Hyperlink"/>
+            </w:rPr>
+            <w:t>a</w:t>
+          </w:r>
+        </w:hyperlink>
+      </w:r>
+      <w:r>
+        <w:rPr>
+          <w:rFonts w:ascii="Charis SIL Regular" w:hAnsi="Charis SIL Regular" w:eastAsia="Charis SIL Regular"/>
+          <w:b w:val="0"/>
+          <w:i w:val="0"/>
+          <w:color w:val="0000FF"/>
+          <w:sz w:val="24"/>
+        </w:rPr>
+        <w:t xml:space="preserve"> </w:t>
+      </w:r>
+      <w:r>
+        <w:rPr>
+          <w:rFonts w:ascii="Charis SIL Regular" w:hAnsi="Charis SIL Regular" w:eastAsia="Charis SIL Regular"/>
+          <w:b w:val="0"/>
+          <w:i w:val="0"/>
+          <w:color w:val="0000FF"/>
+          <w:sz w:val="24"/>
+        </w:rPr>
+        <w:hyperlink r:id="rId10" w:history="1">
+          <w:r>
+            <w:rPr>
+              <w:rStyle w:val="Hyperlink"/>
+            </w:rPr>
+            <w:t>cer</w:t>
+          </w:r>
+        </w:hyperlink>
+      </w:r>
+      <w:r>
+        <w:rPr>
+          <w:rFonts w:ascii="Charis SIL Regular" w:hAnsi="Charis SIL Regular" w:eastAsia="Charis SIL Regular"/>
+          <w:b w:val="0"/>
+          <w:i w:val="0"/>
+          <w:color w:val="0000FF"/>
+          <w:sz w:val="24"/>
+        </w:rPr>
+        <w:hyperlink r:id="rId10" w:history="1">
+          <w:r>
+            <w:rPr>
+              <w:rStyle w:val="Hyperlink"/>
+            </w:rPr>
+            <w:t>emony</w:t>
+          </w:r>
+        </w:hyperlink>
+      </w:r>
+      <w:r>
+        <w:rPr>
+          <w:rFonts w:ascii="Charis SIL Regular" w:hAnsi="Charis SIL Regular" w:eastAsia="Charis SIL Regular"/>
+          <w:b w:val="0"/>
+          <w:i w:val="0"/>
+          <w:color w:val="0000FF"/>
+          <w:sz w:val="24"/>
+        </w:rPr>
+        <w:t xml:space="preserve"> </w:t>
+      </w:r>
+      <w:r>
+        <w:rPr>
+          <w:rFonts w:ascii="Charis SIL Regular" w:hAnsi="Charis SIL Regular" w:eastAsia="Charis SIL Regular"/>
+          <w:b w:val="0"/>
+          <w:i w:val="0"/>
+          <w:color w:val="0000FF"/>
+          <w:sz w:val="24"/>
+        </w:rPr>
+        <w:hyperlink r:id="rId10" w:history="1">
+          <w:r>
+            <w:rPr>
+              <w:rStyle w:val="Hyperlink"/>
+            </w:rPr>
+            <w:t>at</w:t>
+          </w:r>
+        </w:hyperlink>
+      </w:r>
+      <w:r>
+        <w:rPr>
+          <w:rFonts w:ascii="Charis SIL Regular" w:hAnsi="Charis SIL Regular" w:eastAsia="Charis SIL Regular"/>
+          <w:b w:val="0"/>
+          <w:i w:val="0"/>
+          <w:color w:val="0000FF"/>
+          <w:sz w:val="24"/>
+        </w:rPr>
+        <w:t xml:space="preserve"> </w:t>
+      </w:r>
+      <w:r>
+        <w:rPr>
+          <w:rFonts w:ascii="Charis SIL Regular" w:hAnsi="Charis SIL Regular" w:eastAsia="Charis SIL Regular"/>
+          <w:b w:val="0"/>
+          <w:i w:val="0"/>
+          <w:color w:val="0000FF"/>
+          <w:sz w:val="24"/>
+        </w:rPr>
+        <w:hyperlink r:id="rId10" w:history="1">
+          <w:r>
+            <w:rPr>
+              <w:rStyle w:val="Hyperlink"/>
+            </w:rPr>
+            <w:t>K</w:t>
+          </w:r>
+        </w:hyperlink>
+      </w:r>
+      <w:r>
+        <w:rPr>
+          <w:rFonts w:ascii="Charis SIL Regular" w:hAnsi="Charis SIL Regular" w:eastAsia="Charis SIL Regular"/>
+          <w:b w:val="0"/>
+          <w:i w:val="0"/>
+          <w:color w:val="0000FF"/>
+          <w:sz w:val="24"/>
+        </w:rPr>
+        <w:hyperlink r:id="rId10" w:history="1">
+          <w:r>
+            <w:rPr>
+              <w:rStyle w:val="Hyperlink"/>
+            </w:rPr>
+            <w:t>a</w:t>
+          </w:r>
+        </w:hyperlink>
+      </w:r>
+      <w:r>
+        <w:rPr>
+          <w:rFonts w:ascii="Charis SIL Regular" w:hAnsi="Charis SIL Regular" w:eastAsia="Charis SIL Regular"/>
+          <w:b w:val="0"/>
+          <w:i w:val="0"/>
+          <w:color w:val="0000FF"/>
+          <w:sz w:val="24"/>
+        </w:rPr>
+        <w:hyperlink r:id="rId10" w:history="1">
+          <w:r>
+            <w:rPr>
+              <w:rStyle w:val="Hyperlink"/>
+            </w:rPr>
+            <w:t>ndy,</w:t>
+          </w:r>
+        </w:hyperlink>
+      </w:r>
+      <w:r>
+        <w:rPr>
+          <w:rFonts w:ascii="Charis SIL Regular" w:hAnsi="Charis SIL Regular" w:eastAsia="Charis SIL Regular"/>
+          <w:b w:val="0"/>
+          <w:i w:val="0"/>
+          <w:color w:val="0000FF"/>
+          <w:sz w:val="24"/>
+        </w:rPr>
+        <w:t xml:space="preserve"> </w:t>
+      </w:r>
+      <w:r>
+        <w:rPr>
+          <w:rFonts w:ascii="Charis SIL Regular" w:hAnsi="Charis SIL Regular" w:eastAsia="Charis SIL Regular"/>
+          <w:b w:val="0"/>
+          <w:i w:val="0"/>
+          <w:color w:val="0000FF"/>
+          <w:sz w:val="24"/>
+        </w:rPr>
+        <w:hyperlink r:id="rId10" w:history="1">
+          <w:r>
+            <w:rPr>
+              <w:rStyle w:val="Hyperlink"/>
+            </w:rPr>
+            <w:t>1746.</w:t>
+          </w:r>
+        </w:hyperlink>
+      </w:r>
+      <w:r>
+        <w:rPr>
+          <w:rFonts w:ascii="Charis SIL Regular" w:hAnsi="Charis SIL Regular" w:eastAsia="Charis SIL Regular"/>
+          <w:b w:val="0"/>
+          <w:i w:val="0"/>
+          <w:color w:val="0000FF"/>
+          <w:sz w:val="24"/>
+        </w:rPr>
+        <w:t xml:space="preserve"> </w:t>
+      </w:r>
+      <w:r>
+        <w:rPr>
+          <w:rFonts w:ascii="Charis SIL Regular" w:hAnsi="Charis SIL Regular" w:eastAsia="Charis SIL Regular"/>
+          <w:b w:val="0"/>
+          <w:i w:val="0"/>
+          <w:color w:val="0000FF"/>
+          <w:sz w:val="24"/>
+        </w:rPr>
+        <w:hyperlink r:id="rId10" w:history="1">
+          <w:r>
+            <w:rPr>
+              <w:rStyle w:val="Hyperlink"/>
+            </w:rPr>
+            <w:t>In</w:t>
+          </w:r>
+        </w:hyperlink>
+      </w:r>
+      <w:r>
+        <w:rPr>
+          <w:rFonts w:ascii="Charis SIL Regular" w:hAnsi="Charis SIL Regular" w:eastAsia="Charis SIL Regular"/>
+          <w:b w:val="0"/>
+          <w:i w:val="0"/>
+          <w:color w:val="0000FF"/>
+          <w:sz w:val="24"/>
+        </w:rPr>
+        <w:t xml:space="preserve"> </w:t>
+      </w:r>
+      <w:r>
+        <w:rPr>
+          <w:rFonts w:ascii="Charis SIL Regular" w:hAnsi="Charis SIL Regular" w:eastAsia="Charis SIL Regular"/>
+          <w:b w:val="0"/>
+          <w:i w:val="0"/>
+          <w:color w:val="0000FF"/>
+          <w:sz w:val="24"/>
+        </w:rPr>
+        <w:hyperlink r:id="rId10" w:history="1">
+          <w:r>
+            <w:rPr>
+              <w:rStyle w:val="Hyperlink"/>
+            </w:rPr>
+            <w:t>S</w:t>
+          </w:r>
+        </w:hyperlink>
+      </w:r>
+      <w:r>
+        <w:rPr>
+          <w:rFonts w:ascii="Charis SIL Regular" w:hAnsi="Charis SIL Regular" w:eastAsia="Charis SIL Regular"/>
+          <w:b w:val="0"/>
+          <w:i w:val="0"/>
+          <w:color w:val="0000FF"/>
+          <w:sz w:val="24"/>
+        </w:rPr>
+        <w:hyperlink r:id="rId10" w:history="1">
+          <w:r>
+            <w:rPr>
+              <w:rStyle w:val="Hyperlink"/>
+            </w:rPr>
+            <w:t>inhalese,</w:t>
+          </w:r>
+        </w:hyperlink>
+      </w:r>
+      <w:r>
+        <w:rPr>
+          <w:rFonts w:ascii="Charis SIL Regular" w:hAnsi="Charis SIL Regular" w:eastAsia="Charis SIL Regular"/>
+          <w:b w:val="0"/>
+          <w:i w:val="0"/>
+          <w:color w:val="0000FF"/>
+          <w:sz w:val="24"/>
+        </w:rPr>
+        <w:t xml:space="preserve"> </w:t>
+      </w:r>
+      <w:r>
+        <w:rPr>
+          <w:rFonts w:ascii="Charis SIL Regular" w:hAnsi="Charis SIL Regular" w:eastAsia="Charis SIL Regular"/>
+          <w:b w:val="0"/>
+          <w:i w:val="0"/>
+          <w:color w:val="0000FF"/>
+          <w:sz w:val="24"/>
+        </w:rPr>
+        <w:hyperlink r:id="rId10" w:history="1">
+          <w:r>
+            <w:rPr>
+              <w:rStyle w:val="Hyperlink"/>
+            </w:rPr>
+            <w:t>pa</w:t>
+          </w:r>
+        </w:hyperlink>
+      </w:r>
+      <w:r>
+        <w:rPr>
+          <w:rFonts w:ascii="Charis SIL Regular" w:hAnsi="Charis SIL Regular" w:eastAsia="Charis SIL Regular"/>
+          <w:b w:val="0"/>
+          <w:i w:val="0"/>
+          <w:color w:val="0000FF"/>
+          <w:sz w:val="24"/>
+        </w:rPr>
+        <w:hyperlink r:id="rId10" w:history="1">
+          <w:r>
+            <w:rPr>
+              <w:rStyle w:val="Hyperlink"/>
+            </w:rPr>
+            <w:t>l</w:t>
+          </w:r>
+        </w:hyperlink>
+      </w:r>
+      <w:r>
+        <w:rPr>
+          <w:rFonts w:ascii="Charis SIL Regular" w:hAnsi="Charis SIL Regular" w:eastAsia="Charis SIL Regular"/>
+          <w:b w:val="0"/>
+          <w:i w:val="0"/>
+          <w:color w:val="0000FF"/>
+          <w:sz w:val="24"/>
+        </w:rPr>
+        <w:hyperlink r:id="rId10" w:history="1">
+          <w:r>
+            <w:rPr>
+              <w:rStyle w:val="Hyperlink"/>
+            </w:rPr>
+            <w:t>m</w:t>
+          </w:r>
+        </w:hyperlink>
+      </w:r>
+      <w:r>
+        <w:rPr>
+          <w:rFonts w:ascii="Charis SIL Regular" w:hAnsi="Charis SIL Regular" w:eastAsia="Charis SIL Regular"/>
+          <w:b w:val="0"/>
+          <w:i w:val="0"/>
+          <w:color w:val="0000FF"/>
+          <w:sz w:val="24"/>
+        </w:rPr>
+        <w:t xml:space="preserve"> </w:t>
+      </w:r>
+      <w:r>
+        <w:rPr>
+          <w:rFonts w:ascii="Charis SIL Regular" w:hAnsi="Charis SIL Regular" w:eastAsia="Charis SIL Regular"/>
+          <w:b w:val="0"/>
+          <w:i w:val="0"/>
+          <w:color w:val="0000FF"/>
+          <w:sz w:val="24"/>
+        </w:rPr>
+        <w:hyperlink r:id="rId10" w:history="1">
+          <w:r>
+            <w:rPr>
+              <w:rStyle w:val="Hyperlink"/>
+            </w:rPr>
+            <w:t>leaf</w:t>
+          </w:r>
+        </w:hyperlink>
+      </w:r>
+      <w:r>
+        <w:rPr>
+          <w:rFonts w:ascii="Charis SIL Regular" w:hAnsi="Charis SIL Regular" w:eastAsia="Charis SIL Regular"/>
+          <w:b w:val="0"/>
+          <w:i w:val="0"/>
+          <w:color w:val="0000FF"/>
+          <w:sz w:val="24"/>
+        </w:rPr>
+        <w:t xml:space="preserve"> </w:t>
+      </w:r>
+      <w:r>
+        <w:rPr>
+          <w:rFonts w:ascii="Charis SIL Regular" w:hAnsi="Charis SIL Regular" w:eastAsia="Charis SIL Regular"/>
+          <w:b w:val="0"/>
+          <w:i w:val="0"/>
+          <w:color w:val="0000FF"/>
+          <w:sz w:val="24"/>
+        </w:rPr>
+        <w:hyperlink r:id="rId10" w:history="1">
+          <w:r>
+            <w:rPr>
+              <w:rStyle w:val="Hyperlink"/>
+            </w:rPr>
+            <w:t>w</w:t>
+          </w:r>
+        </w:hyperlink>
+      </w:r>
+      <w:r>
+        <w:rPr>
+          <w:rFonts w:ascii="Charis SIL Regular" w:hAnsi="Charis SIL Regular" w:eastAsia="Charis SIL Regular"/>
+          <w:b w:val="0"/>
+          <w:i w:val="0"/>
+          <w:color w:val="0000FF"/>
+          <w:sz w:val="24"/>
+        </w:rPr>
         <w:hyperlink r:id="rId10" w:history="1">
           <w:r>
             <w:rPr>
@@ -1813,7 +2093,7 @@
             <w:rPr>
               <w:rStyle w:val="Hyperlink"/>
             </w:rPr>
-            <w:t>jn</w:t>
+            <w:t>th</w:t>
           </w:r>
         </w:hyperlink>
       </w:r>
@@ -1840,9 +2120,19 @@
             <w:rPr>
               <w:rStyle w:val="Hyperlink"/>
             </w:rPr>
-            <w:t>Stei</w:t>
+            <w:t>silk</w:t>
           </w:r>
         </w:hyperlink>
+      </w:r>
+      <w:r>
+        <w:rPr>
+          <w:rFonts w:ascii="Charis SIL Regular" w:hAnsi="Charis SIL Regular" w:eastAsia="Charis SIL Regular"/>
+          <w:b w:val="0"/>
+          <w:i w:val="0"/>
+          <w:color w:val="0000FF"/>
+          <w:sz w:val="24"/>
+        </w:rPr>
+        <w:t xml:space="preserve"> </w:t>
       </w:r>
       <w:r>
         <w:rPr>
@@ -1857,19 +2147,9 @@
             <w:rPr>
               <w:rStyle w:val="Hyperlink"/>
             </w:rPr>
-            <w:t>n</w:t>
+            <w:t>c</w:t>
           </w:r>
         </w:hyperlink>
-      </w:r>
-      <w:r>
-        <w:rPr>
-          <w:rFonts w:ascii="Charis SIL Regular" w:hAnsi="Charis SIL Regular" w:eastAsia="Charis SIL Regular"/>
-          <w:b w:val="0"/>
-          <w:i w:val="0"/>
-          <w:color w:val="0000FF"/>
-          <w:sz w:val="24"/>
-        </w:rPr>
-        <w:t xml:space="preserve"> </w:t>
       </w:r>
       <w:r>
         <w:rPr>
@@ -1884,7 +2164,7 @@
             <w:rPr>
               <w:rStyle w:val="Hyperlink"/>
             </w:rPr>
-            <w:t>van</w:t>
+            <w:t xml:space="preserve">ase </w:t>
           </w:r>
         </w:hyperlink>
       </w:r>
@@ -1895,23 +2175,14 @@
           <w:i w:val="0"/>
           <w:color w:val="0000FF"/>
           <w:sz w:val="24"/>
-        </w:rPr>
-        <w:t xml:space="preserve"> </w:t>
-      </w:r>
-      <w:r>
-        <w:rPr>
-          <w:rFonts w:ascii="Charis SIL Regular" w:hAnsi="Charis SIL Regular" w:eastAsia="Charis SIL Regular"/>
-          <w:b w:val="0"/>
-          <w:i w:val="0"/>
-          <w:color w:val="0000FF"/>
-          <w:sz w:val="24"/>
+          <w:u w:val="single"/>
         </w:rPr>
         <w:hyperlink r:id="rId10" w:history="1">
           <w:r>
             <w:rPr>
               <w:rStyle w:val="Hyperlink"/>
             </w:rPr>
-            <w:t>Goll</w:t>
+            <w:t>and</w:t>
           </w:r>
         </w:hyperlink>
       </w:r>
@@ -1922,13 +2193,25 @@
           <w:i w:val="0"/>
           <w:color w:val="0000FF"/>
           <w:sz w:val="24"/>
+          <w:u w:val="single"/>
+        </w:rPr>
+        <w:t xml:space="preserve"> </w:t>
+      </w:r>
+      <w:r>
+        <w:rPr>
+          <w:rFonts w:ascii="Charis SIL Regular" w:hAnsi="Charis SIL Regular" w:eastAsia="Charis SIL Regular"/>
+          <w:b w:val="0"/>
+          <w:i w:val="0"/>
+          <w:color w:val="0000FF"/>
+          <w:sz w:val="24"/>
+          <w:u w:val="single"/>
         </w:rPr>
         <w:hyperlink r:id="rId10" w:history="1">
           <w:r>
             <w:rPr>
               <w:rStyle w:val="Hyperlink"/>
             </w:rPr>
-            <w:t>o</w:t>
+            <w:t>de</w:t>
           </w:r>
         </w:hyperlink>
       </w:r>
@@ -1939,67 +2222,7 @@
           <w:i w:val="0"/>
           <w:color w:val="0000FF"/>
           <w:sz w:val="24"/>
-        </w:rPr>
-        <w:hyperlink r:id="rId10" w:history="1">
-          <w:r>
-            <w:rPr>
-              <w:rStyle w:val="Hyperlink"/>
-            </w:rPr>
-            <w:t>ne</w:t>
-          </w:r>
-        </w:hyperlink>
-      </w:r>
-      <w:r>
-        <w:rPr>
-          <w:rFonts w:ascii="Charis SIL Regular" w:hAnsi="Charis SIL Regular" w:eastAsia="Charis SIL Regular"/>
-          <w:b w:val="0"/>
-          <w:i w:val="0"/>
-          <w:color w:val="0000FF"/>
-          <w:sz w:val="24"/>
-        </w:rPr>
-        <w:hyperlink r:id="rId10" w:history="1">
-          <w:r>
-            <w:rPr>
-              <w:rStyle w:val="Hyperlink"/>
-            </w:rPr>
-            <w:t>s</w:t>
-          </w:r>
-        </w:hyperlink>
-      </w:r>
-      <w:r>
-        <w:rPr>
-          <w:rFonts w:ascii="Charis SIL Regular" w:hAnsi="Charis SIL Regular" w:eastAsia="Charis SIL Regular"/>
-          <w:b w:val="0"/>
-          <w:i w:val="0"/>
-          <w:color w:val="0000FF"/>
-          <w:sz w:val="24"/>
-        </w:rPr>
-        <w:hyperlink r:id="rId10" w:history="1">
-          <w:r>
-            <w:rPr>
-              <w:rStyle w:val="Hyperlink"/>
-            </w:rPr>
-            <w:t>se,</w:t>
-          </w:r>
-        </w:hyperlink>
-      </w:r>
-      <w:r>
-        <w:rPr>
-          <w:rFonts w:ascii="Charis SIL Regular" w:hAnsi="Charis SIL Regular" w:eastAsia="Charis SIL Regular"/>
-          <w:b w:val="0"/>
-          <w:i w:val="0"/>
-          <w:color w:val="0000FF"/>
-          <w:sz w:val="24"/>
-        </w:rPr>
-        <w:t xml:space="preserve"> </w:t>
-      </w:r>
-      <w:r>
-        <w:rPr>
-          <w:rFonts w:ascii="Charis SIL Regular" w:hAnsi="Charis SIL Regular" w:eastAsia="Charis SIL Regular"/>
-          <w:b w:val="0"/>
-          <w:i w:val="0"/>
-          <w:color w:val="0000FF"/>
-          <w:sz w:val="24"/>
+          <w:u w:val="single"/>
         </w:rPr>
         <w:hyperlink r:id="rId10" w:history="1">
           <w:r>
@@ -2017,13 +2240,14 @@
           <w:i w:val="0"/>
           <w:color w:val="0000FF"/>
           <w:sz w:val="24"/>
+          <w:u w:val="single"/>
         </w:rPr>
         <w:hyperlink r:id="rId10" w:history="1">
           <w:r>
             <w:rPr>
               <w:rStyle w:val="Hyperlink"/>
             </w:rPr>
-            <w:t>n</w:t>
+            <w:t>r</w:t>
           </w:r>
         </w:hyperlink>
       </w:r>
@@ -2034,13 +2258,14 @@
           <w:i w:val="0"/>
           <w:color w:val="0000FF"/>
           <w:sz w:val="24"/>
+          <w:u w:val="single"/>
         </w:rPr>
         <w:hyperlink r:id="rId10" w:history="1">
           <w:r>
             <w:rPr>
               <w:rStyle w:val="Hyperlink"/>
             </w:rPr>
-            <w:t>cerning</w:t>
+            <w:t>ations</w:t>
           </w:r>
         </w:hyperlink>
       </w:r>
@@ -2051,6 +2276,7 @@
           <w:i w:val="0"/>
           <w:color w:val="0000FF"/>
           <w:sz w:val="24"/>
+          <w:u w:val="single"/>
         </w:rPr>
         <w:t xml:space="preserve"> </w:t>
       </w:r>
@@ -2061,13 +2287,14 @@
           <w:i w:val="0"/>
           <w:color w:val="0000FF"/>
           <w:sz w:val="24"/>
+          <w:u w:val="single"/>
         </w:rPr>
         <w:hyperlink r:id="rId10" w:history="1">
           <w:r>
             <w:rPr>
               <w:rStyle w:val="Hyperlink"/>
             </w:rPr>
-            <w:t>t</w:t>
+            <w:t>(</w:t>
           </w:r>
         </w:hyperlink>
       </w:r>
@@ -2078,6 +2305,43 @@
           <w:i w:val="0"/>
           <w:color w:val="0000FF"/>
           <w:sz w:val="24"/>
+          <w:u w:val="single"/>
+        </w:rPr>
+        <w:hyperlink r:id="rId10" w:history="1">
+          <w:r>
+            <w:rPr>
+              <w:rStyle w:val="Hyperlink"/>
+            </w:rPr>
+            <w:t>len</w:t>
+          </w:r>
+        </w:hyperlink>
+      </w:r>
+      <w:r>
+        <w:rPr>
+          <w:rFonts w:ascii="Charis SIL Regular" w:hAnsi="Charis SIL Regular" w:eastAsia="Charis SIL Regular"/>
+          <w:b w:val="0"/>
+          <w:i w:val="0"/>
+          <w:color w:val="0000FF"/>
+          <w:sz w:val="24"/>
+          <w:u w:val="single"/>
+        </w:rPr>
+        <w:hyperlink r:id="rId10" w:history="1">
+          <w:r>
+            <w:rPr>
+              <w:rStyle w:val="Hyperlink"/>
+            </w:rPr>
+            <w:t>gt</w:t>
+          </w:r>
+        </w:hyperlink>
+      </w:r>
+      <w:r>
+        <w:rPr>
+          <w:rFonts w:ascii="Charis SIL Regular" w:hAnsi="Charis SIL Regular" w:eastAsia="Charis SIL Regular"/>
+          <w:b w:val="0"/>
+          <w:i w:val="0"/>
+          <w:color w:val="0000FF"/>
+          <w:sz w:val="24"/>
+          <w:u w:val="single"/>
         </w:rPr>
         <w:hyperlink r:id="rId10" w:history="1">
           <w:r>
@@ -2095,13 +2359,25 @@
           <w:i w:val="0"/>
           <w:color w:val="0000FF"/>
           <w:sz w:val="24"/>
+          <w:u w:val="single"/>
+        </w:rPr>
+        <w:t xml:space="preserve"> </w:t>
+      </w:r>
+      <w:r>
+        <w:rPr>
+          <w:rFonts w:ascii="Charis SIL Regular" w:hAnsi="Charis SIL Regular" w:eastAsia="Charis SIL Regular"/>
+          <w:b w:val="0"/>
+          <w:i w:val="0"/>
+          <w:color w:val="0000FF"/>
+          <w:sz w:val="24"/>
+          <w:u w:val="single"/>
         </w:rPr>
         <w:hyperlink r:id="rId10" w:history="1">
           <w:r>
             <w:rPr>
               <w:rStyle w:val="Hyperlink"/>
             </w:rPr>
-            <w:t>e</w:t>
+            <w:t>c.</w:t>
           </w:r>
         </w:hyperlink>
       </w:r>
@@ -2112,6 +2388,7 @@
           <w:i w:val="0"/>
           <w:color w:val="0000FF"/>
           <w:sz w:val="24"/>
+          <w:u w:val="single"/>
         </w:rPr>
         <w:t xml:space="preserve"> </w:t>
       </w:r>
@@ -2122,13 +2399,14 @@
           <w:i w:val="0"/>
           <w:color w:val="0000FF"/>
           <w:sz w:val="24"/>
+          <w:u w:val="single"/>
         </w:rPr>
         <w:hyperlink r:id="rId10" w:history="1">
           <w:r>
             <w:rPr>
               <w:rStyle w:val="Hyperlink"/>
             </w:rPr>
-            <w:t>t</w:t>
+            <w:t>180</w:t>
           </w:r>
         </w:hyperlink>
       </w:r>
@@ -2139,13 +2417,25 @@
           <w:i w:val="0"/>
           <w:color w:val="0000FF"/>
           <w:sz w:val="24"/>
+          <w:u w:val="single"/>
+        </w:rPr>
+        <w:t xml:space="preserve"> </w:t>
+      </w:r>
+      <w:r>
+        <w:rPr>
+          <w:rFonts w:ascii="Charis SIL Regular" w:hAnsi="Charis SIL Regular" w:eastAsia="Charis SIL Regular"/>
+          <w:b w:val="0"/>
+          <w:i w:val="0"/>
+          <w:color w:val="0000FF"/>
+          <w:sz w:val="24"/>
+          <w:u w:val="single"/>
         </w:rPr>
         <w:hyperlink r:id="rId10" w:history="1">
           <w:r>
             <w:rPr>
               <w:rStyle w:val="Hyperlink"/>
             </w:rPr>
-            <w:t>ranspo</w:t>
+            <w:t>c</w:t>
           </w:r>
         </w:hyperlink>
       </w:r>
@@ -2156,138 +2446,7 @@
           <w:i w:val="0"/>
           <w:color w:val="0000FF"/>
           <w:sz w:val="24"/>
-        </w:rPr>
-        <w:hyperlink r:id="rId10" w:history="1">
-          <w:r>
-            <w:rPr>
-              <w:rStyle w:val="Hyperlink"/>
-            </w:rPr>
-            <w:t>rt</w:t>
-          </w:r>
-        </w:hyperlink>
-      </w:r>
-      <w:r>
-        <w:rPr>
-          <w:rFonts w:ascii="Charis SIL Regular" w:hAnsi="Charis SIL Regular" w:eastAsia="Charis SIL Regular"/>
-          <w:b w:val="0"/>
-          <w:i w:val="0"/>
-          <w:color w:val="0000FF"/>
-          <w:sz w:val="24"/>
-        </w:rPr>
-        <w:t xml:space="preserve"> </w:t>
-      </w:r>
-      <w:r>
-        <w:rPr>
-          <w:rFonts w:ascii="Charis SIL Regular" w:hAnsi="Charis SIL Regular" w:eastAsia="Charis SIL Regular"/>
-          <w:b w:val="0"/>
-          <w:i w:val="0"/>
-          <w:color w:val="0000FF"/>
-          <w:sz w:val="24"/>
-        </w:rPr>
-        <w:hyperlink r:id="rId10" w:history="1">
-          <w:r>
-            <w:rPr>
-              <w:rStyle w:val="Hyperlink"/>
-            </w:rPr>
-            <w:t>o</w:t>
-          </w:r>
-        </w:hyperlink>
-      </w:r>
-      <w:r>
-        <w:rPr>
-          <w:rFonts w:ascii="Charis SIL Regular" w:hAnsi="Charis SIL Regular" w:eastAsia="Charis SIL Regular"/>
-          <w:b w:val="0"/>
-          <w:i w:val="0"/>
-          <w:color w:val="0000FF"/>
-          <w:sz w:val="24"/>
-        </w:rPr>
-        <w:hyperlink r:id="rId10" w:history="1">
-          <w:r>
-            <w:rPr>
-              <w:rStyle w:val="Hyperlink"/>
-            </w:rPr>
-            <w:t>f</w:t>
-          </w:r>
-        </w:hyperlink>
-      </w:r>
-      <w:r>
-        <w:rPr>
-          <w:rFonts w:ascii="Charis SIL Regular" w:hAnsi="Charis SIL Regular" w:eastAsia="Charis SIL Regular"/>
-          <w:b w:val="0"/>
-          <w:i w:val="0"/>
-          <w:color w:val="0000FF"/>
-          <w:sz w:val="24"/>
-        </w:rPr>
-        <w:t xml:space="preserve"> </w:t>
-      </w:r>
-      <w:r>
-        <w:rPr>
-          <w:rFonts w:ascii="Charis SIL Regular" w:hAnsi="Charis SIL Regular" w:eastAsia="Charis SIL Regular"/>
-          <w:b w:val="0"/>
-          <w:i w:val="0"/>
-          <w:color w:val="0000FF"/>
-          <w:sz w:val="24"/>
-        </w:rPr>
-        <w:hyperlink r:id="rId10" w:history="1">
-          <w:r>
-            <w:rPr>
-              <w:rStyle w:val="Hyperlink"/>
-            </w:rPr>
-            <w:t>B</w:t>
-          </w:r>
-        </w:hyperlink>
-      </w:r>
-      <w:r>
-        <w:rPr>
-          <w:rFonts w:ascii="Charis SIL Regular" w:hAnsi="Charis SIL Regular" w:eastAsia="Charis SIL Regular"/>
-          <w:b w:val="0"/>
-          <w:i w:val="0"/>
-          <w:color w:val="0000FF"/>
-          <w:sz w:val="24"/>
-        </w:rPr>
-        <w:hyperlink r:id="rId10" w:history="1">
-          <w:r>
-            <w:rPr>
-              <w:rStyle w:val="Hyperlink"/>
-            </w:rPr>
-            <w:t>u</w:t>
-          </w:r>
-        </w:hyperlink>
-      </w:r>
-      <w:r>
-        <w:rPr>
-          <w:rFonts w:ascii="Charis SIL Regular" w:hAnsi="Charis SIL Regular" w:eastAsia="Charis SIL Regular"/>
-          <w:b w:val="0"/>
-          <w:i w:val="0"/>
-          <w:color w:val="0000FF"/>
-          <w:sz w:val="24"/>
-        </w:rPr>
-        <w:hyperlink r:id="rId10" w:history="1">
-          <w:r>
-            <w:rPr>
-              <w:rStyle w:val="Hyperlink"/>
-            </w:rPr>
-            <w:t>ddhist</w:t>
-          </w:r>
-        </w:hyperlink>
-      </w:r>
-      <w:r>
-        <w:rPr>
-          <w:rFonts w:ascii="Charis SIL Regular" w:hAnsi="Charis SIL Regular" w:eastAsia="Charis SIL Regular"/>
-          <w:b w:val="0"/>
-          <w:i w:val="0"/>
-          <w:color w:val="0000FF"/>
-          <w:sz w:val="24"/>
-        </w:rPr>
-        <w:t xml:space="preserve"> </w:t>
-      </w:r>
-      <w:r>
-        <w:rPr>
-          <w:rFonts w:ascii="Charis SIL Regular" w:hAnsi="Charis SIL Regular" w:eastAsia="Charis SIL Regular"/>
-          <w:b w:val="0"/>
-          <w:i w:val="0"/>
-          <w:color w:val="0000FF"/>
-          <w:sz w:val="24"/>
+          <w:u w:val="single"/>
         </w:rPr>
         <w:hyperlink r:id="rId10" w:history="1">
           <w:r>
@@ -2297,669 +2456,6 @@
             <w:t>m</w:t>
           </w:r>
         </w:hyperlink>
-      </w:r>
-      <w:r>
-        <w:rPr>
-          <w:rFonts w:ascii="Charis SIL Regular" w:hAnsi="Charis SIL Regular" w:eastAsia="Charis SIL Regular"/>
-          <w:b w:val="0"/>
-          <w:i w:val="0"/>
-          <w:color w:val="0000FF"/>
-          <w:sz w:val="24"/>
-        </w:rPr>
-        <w:hyperlink r:id="rId10" w:history="1">
-          <w:r>
-            <w:rPr>
-              <w:rStyle w:val="Hyperlink"/>
-            </w:rPr>
-            <w:t>onks</w:t>
-          </w:r>
-        </w:hyperlink>
-      </w:r>
-      <w:r>
-        <w:rPr>
-          <w:rFonts w:ascii="Charis SIL Regular" w:hAnsi="Charis SIL Regular" w:eastAsia="Charis SIL Regular"/>
-          <w:b w:val="0"/>
-          <w:i w:val="0"/>
-          <w:color w:val="0000FF"/>
-          <w:sz w:val="24"/>
-        </w:rPr>
-        <w:t xml:space="preserve"> </w:t>
-      </w:r>
-      <w:r>
-        <w:rPr>
-          <w:rFonts w:ascii="Charis SIL Regular" w:hAnsi="Charis SIL Regular" w:eastAsia="Charis SIL Regular"/>
-          <w:b w:val="0"/>
-          <w:i w:val="0"/>
-          <w:color w:val="0000FF"/>
-          <w:sz w:val="24"/>
-        </w:rPr>
-        <w:hyperlink r:id="rId10" w:history="1">
-          <w:r>
-            <w:rPr>
-              <w:rStyle w:val="Hyperlink"/>
-            </w:rPr>
-            <w:t xml:space="preserve">from </w:t>
-          </w:r>
-        </w:hyperlink>
-      </w:r>
-      <w:r>
-        <w:rPr>
-          <w:rFonts w:ascii="Charis SIL Regular" w:hAnsi="Charis SIL Regular" w:eastAsia="Charis SIL Regular"/>
-          <w:b w:val="0"/>
-          <w:i w:val="0"/>
-          <w:color w:val="0000FF"/>
-          <w:sz w:val="24"/>
-        </w:rPr>
-        <w:hyperlink r:id="rId10" w:history="1">
-          <w:r>
-            <w:rPr>
-              <w:rStyle w:val="Hyperlink"/>
-            </w:rPr>
-            <w:t>Burm</w:t>
-          </w:r>
-        </w:hyperlink>
-      </w:r>
-      <w:r>
-        <w:rPr>
-          <w:rFonts w:ascii="Charis SIL Regular" w:hAnsi="Charis SIL Regular" w:eastAsia="Charis SIL Regular"/>
-          <w:b w:val="0"/>
-          <w:i w:val="0"/>
-          <w:color w:val="0000FF"/>
-          <w:sz w:val="24"/>
-        </w:rPr>
-        <w:hyperlink r:id="rId10" w:history="1">
-          <w:r>
-            <w:rPr>
-              <w:rStyle w:val="Hyperlink"/>
-            </w:rPr>
-            <w:t>a</w:t>
-          </w:r>
-        </w:hyperlink>
-      </w:r>
-      <w:r>
-        <w:rPr>
-          <w:rFonts w:ascii="Charis SIL Regular" w:hAnsi="Charis SIL Regular" w:eastAsia="Charis SIL Regular"/>
-          <w:b w:val="0"/>
-          <w:i w:val="0"/>
-          <w:color w:val="0000FF"/>
-          <w:sz w:val="24"/>
-        </w:rPr>
-        <w:t xml:space="preserve"> </w:t>
-      </w:r>
-      <w:r>
-        <w:rPr>
-          <w:rFonts w:ascii="Charis SIL Regular" w:hAnsi="Charis SIL Regular" w:eastAsia="Charis SIL Regular"/>
-          <w:b w:val="0"/>
-          <w:i w:val="0"/>
-          <w:color w:val="0000FF"/>
-          <w:sz w:val="24"/>
-        </w:rPr>
-        <w:hyperlink r:id="rId10" w:history="1">
-          <w:r>
-            <w:rPr>
-              <w:rStyle w:val="Hyperlink"/>
-            </w:rPr>
-            <w:t>to</w:t>
-          </w:r>
-        </w:hyperlink>
-      </w:r>
-      <w:r>
-        <w:rPr>
-          <w:rFonts w:ascii="Charis SIL Regular" w:hAnsi="Charis SIL Regular" w:eastAsia="Charis SIL Regular"/>
-          <w:b w:val="0"/>
-          <w:i w:val="0"/>
-          <w:color w:val="0000FF"/>
-          <w:sz w:val="24"/>
-        </w:rPr>
-        <w:t xml:space="preserve"> </w:t>
-      </w:r>
-      <w:r>
-        <w:rPr>
-          <w:rFonts w:ascii="Charis SIL Regular" w:hAnsi="Charis SIL Regular" w:eastAsia="Charis SIL Regular"/>
-          <w:b w:val="0"/>
-          <w:i w:val="0"/>
-          <w:color w:val="0000FF"/>
-          <w:sz w:val="24"/>
-        </w:rPr>
-        <w:hyperlink r:id="rId10" w:history="1">
-          <w:r>
-            <w:rPr>
-              <w:rStyle w:val="Hyperlink"/>
-            </w:rPr>
-            <w:t>Ceylo</w:t>
-          </w:r>
-        </w:hyperlink>
-      </w:r>
-      <w:r>
-        <w:rPr>
-          <w:rFonts w:ascii="Charis SIL Regular" w:hAnsi="Charis SIL Regular" w:eastAsia="Charis SIL Regular"/>
-          <w:b w:val="0"/>
-          <w:i w:val="0"/>
-          <w:color w:val="0000FF"/>
-          <w:sz w:val="24"/>
-        </w:rPr>
-        <w:hyperlink r:id="rId10" w:history="1">
-          <w:r>
-            <w:rPr>
-              <w:rStyle w:val="Hyperlink"/>
-            </w:rPr>
-            <w:t>n</w:t>
-          </w:r>
-        </w:hyperlink>
-      </w:r>
-      <w:r>
-        <w:rPr>
-          <w:rFonts w:ascii="Charis SIL Regular" w:hAnsi="Charis SIL Regular" w:eastAsia="Charis SIL Regular"/>
-          <w:b w:val="0"/>
-          <w:i w:val="0"/>
-          <w:color w:val="0000FF"/>
-          <w:sz w:val="24"/>
-        </w:rPr>
-        <w:t xml:space="preserve"> </w:t>
-      </w:r>
-      <w:r>
-        <w:rPr>
-          <w:rFonts w:ascii="Charis SIL Regular" w:hAnsi="Charis SIL Regular" w:eastAsia="Charis SIL Regular"/>
-          <w:b w:val="0"/>
-          <w:i w:val="0"/>
-          <w:color w:val="0000FF"/>
-          <w:sz w:val="24"/>
-        </w:rPr>
-        <w:hyperlink r:id="rId10" w:history="1">
-          <w:r>
-            <w:rPr>
-              <w:rStyle w:val="Hyperlink"/>
-            </w:rPr>
-            <w:t>for</w:t>
-          </w:r>
-        </w:hyperlink>
-      </w:r>
-      <w:r>
-        <w:rPr>
-          <w:rFonts w:ascii="Charis SIL Regular" w:hAnsi="Charis SIL Regular" w:eastAsia="Charis SIL Regular"/>
-          <w:b w:val="0"/>
-          <w:i w:val="0"/>
-          <w:color w:val="0000FF"/>
-          <w:sz w:val="24"/>
-        </w:rPr>
-        <w:t xml:space="preserve"> </w:t>
-      </w:r>
-      <w:r>
-        <w:rPr>
-          <w:rFonts w:ascii="Charis SIL Regular" w:hAnsi="Charis SIL Regular" w:eastAsia="Charis SIL Regular"/>
-          <w:b w:val="0"/>
-          <w:i w:val="0"/>
-          <w:color w:val="0000FF"/>
-          <w:sz w:val="24"/>
-        </w:rPr>
-        <w:hyperlink r:id="rId10" w:history="1">
-          <w:r>
-            <w:rPr>
-              <w:rStyle w:val="Hyperlink"/>
-            </w:rPr>
-            <w:t>a</w:t>
-          </w:r>
-        </w:hyperlink>
-      </w:r>
-      <w:r>
-        <w:rPr>
-          <w:rFonts w:ascii="Charis SIL Regular" w:hAnsi="Charis SIL Regular" w:eastAsia="Charis SIL Regular"/>
-          <w:b w:val="0"/>
-          <w:i w:val="0"/>
-          <w:color w:val="0000FF"/>
-          <w:sz w:val="24"/>
-        </w:rPr>
-        <w:t xml:space="preserve"> </w:t>
-      </w:r>
-      <w:r>
-        <w:rPr>
-          <w:rFonts w:ascii="Charis SIL Regular" w:hAnsi="Charis SIL Regular" w:eastAsia="Charis SIL Regular"/>
-          <w:b w:val="0"/>
-          <w:i w:val="0"/>
-          <w:color w:val="0000FF"/>
-          <w:sz w:val="24"/>
-        </w:rPr>
-        <w:hyperlink r:id="rId10" w:history="1">
-          <w:r>
-            <w:rPr>
-              <w:rStyle w:val="Hyperlink"/>
-            </w:rPr>
-            <w:t>cer</w:t>
-          </w:r>
-        </w:hyperlink>
-      </w:r>
-      <w:r>
-        <w:rPr>
-          <w:rFonts w:ascii="Charis SIL Regular" w:hAnsi="Charis SIL Regular" w:eastAsia="Charis SIL Regular"/>
-          <w:b w:val="0"/>
-          <w:i w:val="0"/>
-          <w:color w:val="0000FF"/>
-          <w:sz w:val="24"/>
-        </w:rPr>
-        <w:hyperlink r:id="rId10" w:history="1">
-          <w:r>
-            <w:rPr>
-              <w:rStyle w:val="Hyperlink"/>
-            </w:rPr>
-            <w:t>emony</w:t>
-          </w:r>
-        </w:hyperlink>
-      </w:r>
-      <w:r>
-        <w:rPr>
-          <w:rFonts w:ascii="Charis SIL Regular" w:hAnsi="Charis SIL Regular" w:eastAsia="Charis SIL Regular"/>
-          <w:b w:val="0"/>
-          <w:i w:val="0"/>
-          <w:color w:val="0000FF"/>
-          <w:sz w:val="24"/>
-        </w:rPr>
-        <w:t xml:space="preserve"> </w:t>
-      </w:r>
-      <w:r>
-        <w:rPr>
-          <w:rFonts w:ascii="Charis SIL Regular" w:hAnsi="Charis SIL Regular" w:eastAsia="Charis SIL Regular"/>
-          <w:b w:val="0"/>
-          <w:i w:val="0"/>
-          <w:color w:val="0000FF"/>
-          <w:sz w:val="24"/>
-        </w:rPr>
-        <w:hyperlink r:id="rId10" w:history="1">
-          <w:r>
-            <w:rPr>
-              <w:rStyle w:val="Hyperlink"/>
-            </w:rPr>
-            <w:t>at</w:t>
-          </w:r>
-        </w:hyperlink>
-      </w:r>
-      <w:r>
-        <w:rPr>
-          <w:rFonts w:ascii="Charis SIL Regular" w:hAnsi="Charis SIL Regular" w:eastAsia="Charis SIL Regular"/>
-          <w:b w:val="0"/>
-          <w:i w:val="0"/>
-          <w:color w:val="0000FF"/>
-          <w:sz w:val="24"/>
-        </w:rPr>
-        <w:t xml:space="preserve"> </w:t>
-      </w:r>
-      <w:r>
-        <w:rPr>
-          <w:rFonts w:ascii="Charis SIL Regular" w:hAnsi="Charis SIL Regular" w:eastAsia="Charis SIL Regular"/>
-          <w:b w:val="0"/>
-          <w:i w:val="0"/>
-          <w:color w:val="0000FF"/>
-          <w:sz w:val="24"/>
-        </w:rPr>
-        <w:hyperlink r:id="rId10" w:history="1">
-          <w:r>
-            <w:rPr>
-              <w:rStyle w:val="Hyperlink"/>
-            </w:rPr>
-            <w:t>K</w:t>
-          </w:r>
-        </w:hyperlink>
-      </w:r>
-      <w:r>
-        <w:rPr>
-          <w:rFonts w:ascii="Charis SIL Regular" w:hAnsi="Charis SIL Regular" w:eastAsia="Charis SIL Regular"/>
-          <w:b w:val="0"/>
-          <w:i w:val="0"/>
-          <w:color w:val="0000FF"/>
-          <w:sz w:val="24"/>
-        </w:rPr>
-        <w:hyperlink r:id="rId10" w:history="1">
-          <w:r>
-            <w:rPr>
-              <w:rStyle w:val="Hyperlink"/>
-            </w:rPr>
-            <w:t>a</w:t>
-          </w:r>
-        </w:hyperlink>
-      </w:r>
-      <w:r>
-        <w:rPr>
-          <w:rFonts w:ascii="Charis SIL Regular" w:hAnsi="Charis SIL Regular" w:eastAsia="Charis SIL Regular"/>
-          <w:b w:val="0"/>
-          <w:i w:val="0"/>
-          <w:color w:val="0000FF"/>
-          <w:sz w:val="24"/>
-        </w:rPr>
-        <w:hyperlink r:id="rId10" w:history="1">
-          <w:r>
-            <w:rPr>
-              <w:rStyle w:val="Hyperlink"/>
-            </w:rPr>
-            <w:t>ndy,</w:t>
-          </w:r>
-        </w:hyperlink>
-      </w:r>
-      <w:r>
-        <w:rPr>
-          <w:rFonts w:ascii="Charis SIL Regular" w:hAnsi="Charis SIL Regular" w:eastAsia="Charis SIL Regular"/>
-          <w:b w:val="0"/>
-          <w:i w:val="0"/>
-          <w:color w:val="0000FF"/>
-          <w:sz w:val="24"/>
-        </w:rPr>
-        <w:t xml:space="preserve"> </w:t>
-      </w:r>
-      <w:r>
-        <w:rPr>
-          <w:rFonts w:ascii="Charis SIL Regular" w:hAnsi="Charis SIL Regular" w:eastAsia="Charis SIL Regular"/>
-          <w:b w:val="0"/>
-          <w:i w:val="0"/>
-          <w:color w:val="0000FF"/>
-          <w:sz w:val="24"/>
-        </w:rPr>
-        <w:hyperlink r:id="rId10" w:history="1">
-          <w:r>
-            <w:rPr>
-              <w:rStyle w:val="Hyperlink"/>
-            </w:rPr>
-            <w:t>1746.</w:t>
-          </w:r>
-        </w:hyperlink>
-      </w:r>
-      <w:r>
-        <w:rPr>
-          <w:rFonts w:ascii="Charis SIL Regular" w:hAnsi="Charis SIL Regular" w:eastAsia="Charis SIL Regular"/>
-          <w:b w:val="0"/>
-          <w:i w:val="0"/>
-          <w:color w:val="0000FF"/>
-          <w:sz w:val="24"/>
-        </w:rPr>
-        <w:t xml:space="preserve"> </w:t>
-      </w:r>
-      <w:r>
-        <w:rPr>
-          <w:rFonts w:ascii="Charis SIL Regular" w:hAnsi="Charis SIL Regular" w:eastAsia="Charis SIL Regular"/>
-          <w:b w:val="0"/>
-          <w:i w:val="0"/>
-          <w:color w:val="0000FF"/>
-          <w:sz w:val="24"/>
-        </w:rPr>
-        <w:hyperlink r:id="rId10" w:history="1">
-          <w:r>
-            <w:rPr>
-              <w:rStyle w:val="Hyperlink"/>
-            </w:rPr>
-            <w:t>In</w:t>
-          </w:r>
-        </w:hyperlink>
-      </w:r>
-      <w:r>
-        <w:rPr>
-          <w:rFonts w:ascii="Charis SIL Regular" w:hAnsi="Charis SIL Regular" w:eastAsia="Charis SIL Regular"/>
-          <w:b w:val="0"/>
-          <w:i w:val="0"/>
-          <w:color w:val="0000FF"/>
-          <w:sz w:val="24"/>
-        </w:rPr>
-        <w:t xml:space="preserve"> </w:t>
-      </w:r>
-      <w:r>
-        <w:rPr>
-          <w:rFonts w:ascii="Charis SIL Regular" w:hAnsi="Charis SIL Regular" w:eastAsia="Charis SIL Regular"/>
-          <w:b w:val="0"/>
-          <w:i w:val="0"/>
-          <w:color w:val="0000FF"/>
-          <w:sz w:val="24"/>
-        </w:rPr>
-        <w:hyperlink r:id="rId10" w:history="1">
-          <w:r>
-            <w:rPr>
-              <w:rStyle w:val="Hyperlink"/>
-            </w:rPr>
-            <w:t>S</w:t>
-          </w:r>
-        </w:hyperlink>
-      </w:r>
-      <w:r>
-        <w:rPr>
-          <w:rFonts w:ascii="Charis SIL Regular" w:hAnsi="Charis SIL Regular" w:eastAsia="Charis SIL Regular"/>
-          <w:b w:val="0"/>
-          <w:i w:val="0"/>
-          <w:color w:val="0000FF"/>
-          <w:sz w:val="24"/>
-        </w:rPr>
-        <w:hyperlink r:id="rId10" w:history="1">
-          <w:r>
-            <w:rPr>
-              <w:rStyle w:val="Hyperlink"/>
-            </w:rPr>
-            <w:t>inhalese,</w:t>
-          </w:r>
-        </w:hyperlink>
-      </w:r>
-      <w:r>
-        <w:rPr>
-          <w:rFonts w:ascii="Charis SIL Regular" w:hAnsi="Charis SIL Regular" w:eastAsia="Charis SIL Regular"/>
-          <w:b w:val="0"/>
-          <w:i w:val="0"/>
-          <w:color w:val="0000FF"/>
-          <w:sz w:val="24"/>
-        </w:rPr>
-        <w:t xml:space="preserve"> </w:t>
-      </w:r>
-      <w:r>
-        <w:rPr>
-          <w:rFonts w:ascii="Charis SIL Regular" w:hAnsi="Charis SIL Regular" w:eastAsia="Charis SIL Regular"/>
-          <w:b w:val="0"/>
-          <w:i w:val="0"/>
-          <w:color w:val="0000FF"/>
-          <w:sz w:val="24"/>
-        </w:rPr>
-        <w:hyperlink r:id="rId10" w:history="1">
-          <w:r>
-            <w:rPr>
-              <w:rStyle w:val="Hyperlink"/>
-            </w:rPr>
-            <w:t>pa</w:t>
-          </w:r>
-        </w:hyperlink>
-      </w:r>
-      <w:r>
-        <w:rPr>
-          <w:rFonts w:ascii="Charis SIL Regular" w:hAnsi="Charis SIL Regular" w:eastAsia="Charis SIL Regular"/>
-          <w:b w:val="0"/>
-          <w:i w:val="0"/>
-          <w:color w:val="0000FF"/>
-          <w:sz w:val="24"/>
-        </w:rPr>
-        <w:hyperlink r:id="rId10" w:history="1">
-          <w:r>
-            <w:rPr>
-              <w:rStyle w:val="Hyperlink"/>
-            </w:rPr>
-            <w:t>l</w:t>
-          </w:r>
-        </w:hyperlink>
-      </w:r>
-      <w:r>
-        <w:rPr>
-          <w:rFonts w:ascii="Charis SIL Regular" w:hAnsi="Charis SIL Regular" w:eastAsia="Charis SIL Regular"/>
-          <w:b w:val="0"/>
-          <w:i w:val="0"/>
-          <w:color w:val="0000FF"/>
-          <w:sz w:val="24"/>
-        </w:rPr>
-        <w:hyperlink r:id="rId10" w:history="1">
-          <w:r>
-            <w:rPr>
-              <w:rStyle w:val="Hyperlink"/>
-            </w:rPr>
-            <w:t>m</w:t>
-          </w:r>
-        </w:hyperlink>
-      </w:r>
-      <w:r>
-        <w:rPr>
-          <w:rFonts w:ascii="Charis SIL Regular" w:hAnsi="Charis SIL Regular" w:eastAsia="Charis SIL Regular"/>
-          <w:b w:val="0"/>
-          <w:i w:val="0"/>
-          <w:color w:val="0000FF"/>
-          <w:sz w:val="24"/>
-        </w:rPr>
-        <w:t xml:space="preserve"> </w:t>
-      </w:r>
-      <w:r>
-        <w:rPr>
-          <w:rFonts w:ascii="Charis SIL Regular" w:hAnsi="Charis SIL Regular" w:eastAsia="Charis SIL Regular"/>
-          <w:b w:val="0"/>
-          <w:i w:val="0"/>
-          <w:color w:val="0000FF"/>
-          <w:sz w:val="24"/>
-        </w:rPr>
-        <w:hyperlink r:id="rId10" w:history="1">
-          <w:r>
-            <w:rPr>
-              <w:rStyle w:val="Hyperlink"/>
-            </w:rPr>
-            <w:t>leaf</w:t>
-          </w:r>
-        </w:hyperlink>
-      </w:r>
-      <w:r>
-        <w:rPr>
-          <w:rFonts w:ascii="Charis SIL Regular" w:hAnsi="Charis SIL Regular" w:eastAsia="Charis SIL Regular"/>
-          <w:b w:val="0"/>
-          <w:i w:val="0"/>
-          <w:color w:val="0000FF"/>
-          <w:sz w:val="24"/>
-        </w:rPr>
-        <w:t xml:space="preserve"> </w:t>
-      </w:r>
-      <w:r>
-        <w:rPr>
-          <w:rFonts w:ascii="Charis SIL Regular" w:hAnsi="Charis SIL Regular" w:eastAsia="Charis SIL Regular"/>
-          <w:b w:val="0"/>
-          <w:i w:val="0"/>
-          <w:color w:val="0000FF"/>
-          <w:sz w:val="24"/>
-        </w:rPr>
-        <w:hyperlink r:id="rId10" w:history="1">
-          <w:r>
-            <w:rPr>
-              <w:rStyle w:val="Hyperlink"/>
-            </w:rPr>
-            <w:t>w</w:t>
-          </w:r>
-        </w:hyperlink>
-      </w:r>
-      <w:r>
-        <w:rPr>
-          <w:rFonts w:ascii="Charis SIL Regular" w:hAnsi="Charis SIL Regular" w:eastAsia="Charis SIL Regular"/>
-          <w:b w:val="0"/>
-          <w:i w:val="0"/>
-          <w:color w:val="0000FF"/>
-          <w:sz w:val="24"/>
-        </w:rPr>
-        <w:hyperlink r:id="rId10" w:history="1">
-          <w:r>
-            <w:rPr>
-              <w:rStyle w:val="Hyperlink"/>
-            </w:rPr>
-            <w:t>i</w:t>
-          </w:r>
-        </w:hyperlink>
-      </w:r>
-      <w:r>
-        <w:rPr>
-          <w:rFonts w:ascii="Charis SIL Regular" w:hAnsi="Charis SIL Regular" w:eastAsia="Charis SIL Regular"/>
-          <w:b w:val="0"/>
-          <w:i w:val="0"/>
-          <w:color w:val="0000FF"/>
-          <w:sz w:val="24"/>
-        </w:rPr>
-        <w:hyperlink r:id="rId10" w:history="1">
-          <w:r>
-            <w:rPr>
-              <w:rStyle w:val="Hyperlink"/>
-            </w:rPr>
-            <w:t>th</w:t>
-          </w:r>
-        </w:hyperlink>
-      </w:r>
-      <w:r>
-        <w:rPr>
-          <w:rFonts w:ascii="Charis SIL Regular" w:hAnsi="Charis SIL Regular" w:eastAsia="Charis SIL Regular"/>
-          <w:b w:val="0"/>
-          <w:i w:val="0"/>
-          <w:color w:val="0000FF"/>
-          <w:sz w:val="24"/>
-        </w:rPr>
-        <w:t xml:space="preserve"> </w:t>
-      </w:r>
-      <w:r>
-        <w:rPr>
-          <w:rFonts w:ascii="Charis SIL Regular" w:hAnsi="Charis SIL Regular" w:eastAsia="Charis SIL Regular"/>
-          <w:b w:val="0"/>
-          <w:i w:val="0"/>
-          <w:color w:val="0000FF"/>
-          <w:sz w:val="24"/>
-        </w:rPr>
-        <w:hyperlink r:id="rId10" w:history="1">
-          <w:r>
-            <w:rPr>
-              <w:rStyle w:val="Hyperlink"/>
-            </w:rPr>
-            <w:t>silk</w:t>
-          </w:r>
-        </w:hyperlink>
-      </w:r>
-      <w:r>
-        <w:rPr>
-          <w:rFonts w:ascii="Charis SIL Regular" w:hAnsi="Charis SIL Regular" w:eastAsia="Charis SIL Regular"/>
-          <w:b w:val="0"/>
-          <w:i w:val="0"/>
-          <w:color w:val="0000FF"/>
-          <w:sz w:val="24"/>
-        </w:rPr>
-        <w:t xml:space="preserve"> </w:t>
-      </w:r>
-      <w:r>
-        <w:rPr>
-          <w:rFonts w:ascii="Charis SIL Regular" w:hAnsi="Charis SIL Regular" w:eastAsia="Charis SIL Regular"/>
-          <w:b w:val="0"/>
-          <w:i w:val="0"/>
-          <w:color w:val="0000FF"/>
-          <w:sz w:val="24"/>
-        </w:rPr>
-        <w:hyperlink r:id="rId10" w:history="1">
-          <w:r>
-            <w:rPr>
-              <w:rStyle w:val="Hyperlink"/>
-            </w:rPr>
-            <w:t>c</w:t>
-          </w:r>
-        </w:hyperlink>
-      </w:r>
-      <w:r>
-        <w:rPr>
-          <w:rFonts w:ascii="Charis SIL Regular" w:hAnsi="Charis SIL Regular" w:eastAsia="Charis SIL Regular"/>
-          <w:b w:val="0"/>
-          <w:i w:val="0"/>
-          <w:color w:val="0000FF"/>
-          <w:sz w:val="24"/>
-        </w:rPr>
-        <w:hyperlink r:id="rId10" w:history="1">
-          <w:r>
-            <w:rPr>
-              <w:rStyle w:val="Hyperlink"/>
-            </w:rPr>
-            <w:t xml:space="preserve">ase </w:t>
-          </w:r>
-        </w:hyperlink>
-      </w:r>
-      <w:r>
-        <w:rPr>
-          <w:rFonts w:ascii="Charis SIL Regular" w:hAnsi="Charis SIL Regular" w:eastAsia="Charis SIL Regular"/>
-          <w:b w:val="0"/>
-          <w:i w:val="0"/>
-          <w:color w:val="0000FF"/>
-          <w:sz w:val="24"/>
-        </w:rPr>
-        <w:t>and decorations (length c. 180 cm</w:t>
       </w:r>
       <w:r>
         <w:rPr>
@@ -3628,7 +3124,7 @@
           <w:color w:val="0000FF"/>
           <w:sz w:val="24"/>
         </w:rPr>
-        <w:hyperlink r:id="rId11" w:history="1">
+        <w:hyperlink r:id="rId10" w:history="1">
           <w:r>
             <w:rPr>
               <w:rStyle w:val="Hyperlink"/>
@@ -3655,7 +3151,7 @@
           <w:color w:val="0000FF"/>
           <w:sz w:val="24"/>
         </w:rPr>
-        <w:hyperlink r:id="rId11" w:history="1">
+        <w:hyperlink r:id="rId10" w:history="1">
           <w:r>
             <w:rPr>
               <w:rStyle w:val="Hyperlink"/>
@@ -3797,7 +3293,390 @@
           <w:color w:val="0000FF"/>
           <w:sz w:val="24"/>
         </w:rPr>
-        <w:t>on Ceylon, mid-eighteenth century. Partly in Latin, palm</w:t>
+        <w:hyperlink r:id="rId11" w:history="1">
+          <w:r>
+            <w:rPr>
+              <w:rStyle w:val="Hyperlink"/>
+            </w:rPr>
+            <w:t>on</w:t>
+          </w:r>
+        </w:hyperlink>
+      </w:r>
+      <w:r>
+        <w:rPr>
+          <w:rFonts w:ascii="Charis SIL Regular" w:hAnsi="Charis SIL Regular" w:eastAsia="Charis SIL Regular"/>
+          <w:b w:val="0"/>
+          <w:i w:val="0"/>
+          <w:color w:val="0000FF"/>
+          <w:sz w:val="24"/>
+        </w:rPr>
+        <w:t xml:space="preserve"> </w:t>
+      </w:r>
+      <w:r>
+        <w:rPr>
+          <w:rFonts w:ascii="Charis SIL Regular" w:hAnsi="Charis SIL Regular" w:eastAsia="Charis SIL Regular"/>
+          <w:b w:val="0"/>
+          <w:i w:val="0"/>
+          <w:color w:val="0000FF"/>
+          <w:sz w:val="24"/>
+        </w:rPr>
+        <w:hyperlink r:id="rId11" w:history="1">
+          <w:r>
+            <w:rPr>
+              <w:rStyle w:val="Hyperlink"/>
+            </w:rPr>
+            <w:t>Ceylon,</w:t>
+          </w:r>
+        </w:hyperlink>
+      </w:r>
+      <w:r>
+        <w:rPr>
+          <w:rFonts w:ascii="Charis SIL Regular" w:hAnsi="Charis SIL Regular" w:eastAsia="Charis SIL Regular"/>
+          <w:b w:val="0"/>
+          <w:i w:val="0"/>
+          <w:color w:val="0000FF"/>
+          <w:sz w:val="24"/>
+        </w:rPr>
+        <w:t xml:space="preserve"> </w:t>
+      </w:r>
+      <w:r>
+        <w:rPr>
+          <w:rFonts w:ascii="Charis SIL Regular" w:hAnsi="Charis SIL Regular" w:eastAsia="Charis SIL Regular"/>
+          <w:b w:val="0"/>
+          <w:i w:val="0"/>
+          <w:color w:val="0000FF"/>
+          <w:sz w:val="24"/>
+        </w:rPr>
+        <w:hyperlink r:id="rId11" w:history="1">
+          <w:r>
+            <w:rPr>
+              <w:rStyle w:val="Hyperlink"/>
+            </w:rPr>
+            <w:t>m</w:t>
+          </w:r>
+        </w:hyperlink>
+      </w:r>
+      <w:r>
+        <w:rPr>
+          <w:rFonts w:ascii="Charis SIL Regular" w:hAnsi="Charis SIL Regular" w:eastAsia="Charis SIL Regular"/>
+          <w:b w:val="0"/>
+          <w:i w:val="0"/>
+          <w:color w:val="0000FF"/>
+          <w:sz w:val="24"/>
+        </w:rPr>
+        <w:hyperlink r:id="rId11" w:history="1">
+          <w:r>
+            <w:rPr>
+              <w:rStyle w:val="Hyperlink"/>
+            </w:rPr>
+            <w:t>i</w:t>
+          </w:r>
+        </w:hyperlink>
+      </w:r>
+      <w:r>
+        <w:rPr>
+          <w:rFonts w:ascii="Charis SIL Regular" w:hAnsi="Charis SIL Regular" w:eastAsia="Charis SIL Regular"/>
+          <w:b w:val="0"/>
+          <w:i w:val="0"/>
+          <w:color w:val="0000FF"/>
+          <w:sz w:val="24"/>
+        </w:rPr>
+        <w:hyperlink r:id="rId11" w:history="1">
+          <w:r>
+            <w:rPr>
+              <w:rStyle w:val="Hyperlink"/>
+            </w:rPr>
+            <w:t>d-</w:t>
+          </w:r>
+        </w:hyperlink>
+      </w:r>
+      <w:r>
+        <w:rPr>
+          <w:rFonts w:ascii="Charis SIL Regular" w:hAnsi="Charis SIL Regular" w:eastAsia="Charis SIL Regular"/>
+          <w:b w:val="0"/>
+          <w:i w:val="0"/>
+          <w:color w:val="0000FF"/>
+          <w:sz w:val="24"/>
+        </w:rPr>
+        <w:hyperlink r:id="rId11" w:history="1">
+          <w:r>
+            <w:rPr>
+              <w:rStyle w:val="Hyperlink"/>
+            </w:rPr>
+            <w:t>eighteen</w:t>
+          </w:r>
+        </w:hyperlink>
+      </w:r>
+      <w:r>
+        <w:rPr>
+          <w:rFonts w:ascii="Charis SIL Regular" w:hAnsi="Charis SIL Regular" w:eastAsia="Charis SIL Regular"/>
+          <w:b w:val="0"/>
+          <w:i w:val="0"/>
+          <w:color w:val="0000FF"/>
+          <w:sz w:val="24"/>
+        </w:rPr>
+        <w:hyperlink r:id="rId11" w:history="1">
+          <w:r>
+            <w:rPr>
+              <w:rStyle w:val="Hyperlink"/>
+            </w:rPr>
+            <w:t>t</w:t>
+          </w:r>
+        </w:hyperlink>
+      </w:r>
+      <w:r>
+        <w:rPr>
+          <w:rFonts w:ascii="Charis SIL Regular" w:hAnsi="Charis SIL Regular" w:eastAsia="Charis SIL Regular"/>
+          <w:b w:val="0"/>
+          <w:i w:val="0"/>
+          <w:color w:val="0000FF"/>
+          <w:sz w:val="24"/>
+        </w:rPr>
+        <w:hyperlink r:id="rId11" w:history="1">
+          <w:r>
+            <w:rPr>
+              <w:rStyle w:val="Hyperlink"/>
+            </w:rPr>
+            <w:t>h</w:t>
+          </w:r>
+        </w:hyperlink>
+      </w:r>
+      <w:r>
+        <w:rPr>
+          <w:rFonts w:ascii="Charis SIL Regular" w:hAnsi="Charis SIL Regular" w:eastAsia="Charis SIL Regular"/>
+          <w:b w:val="0"/>
+          <w:i w:val="0"/>
+          <w:color w:val="0000FF"/>
+          <w:sz w:val="24"/>
+        </w:rPr>
+        <w:t xml:space="preserve"> </w:t>
+      </w:r>
+      <w:r>
+        <w:rPr>
+          <w:rFonts w:ascii="Charis SIL Regular" w:hAnsi="Charis SIL Regular" w:eastAsia="Charis SIL Regular"/>
+          <w:b w:val="0"/>
+          <w:i w:val="0"/>
+          <w:color w:val="0000FF"/>
+          <w:sz w:val="24"/>
+        </w:rPr>
+        <w:hyperlink r:id="rId11" w:history="1">
+          <w:r>
+            <w:rPr>
+              <w:rStyle w:val="Hyperlink"/>
+            </w:rPr>
+            <w:t>c</w:t>
+          </w:r>
+        </w:hyperlink>
+      </w:r>
+      <w:r>
+        <w:rPr>
+          <w:rFonts w:ascii="Charis SIL Regular" w:hAnsi="Charis SIL Regular" w:eastAsia="Charis SIL Regular"/>
+          <w:b w:val="0"/>
+          <w:i w:val="0"/>
+          <w:color w:val="0000FF"/>
+          <w:sz w:val="24"/>
+        </w:rPr>
+        <w:hyperlink r:id="rId11" w:history="1">
+          <w:r>
+            <w:rPr>
+              <w:rStyle w:val="Hyperlink"/>
+            </w:rPr>
+            <w:t>entury.</w:t>
+          </w:r>
+        </w:hyperlink>
+      </w:r>
+      <w:r>
+        <w:rPr>
+          <w:rFonts w:ascii="Charis SIL Regular" w:hAnsi="Charis SIL Regular" w:eastAsia="Charis SIL Regular"/>
+          <w:b w:val="0"/>
+          <w:i w:val="0"/>
+          <w:color w:val="0000FF"/>
+          <w:sz w:val="24"/>
+        </w:rPr>
+        <w:t xml:space="preserve"> </w:t>
+      </w:r>
+      <w:r>
+        <w:rPr>
+          <w:rFonts w:ascii="Charis SIL Regular" w:hAnsi="Charis SIL Regular" w:eastAsia="Charis SIL Regular"/>
+          <w:b w:val="0"/>
+          <w:i w:val="0"/>
+          <w:color w:val="0000FF"/>
+          <w:sz w:val="24"/>
+        </w:rPr>
+        <w:hyperlink r:id="rId11" w:history="1">
+          <w:r>
+            <w:rPr>
+              <w:rStyle w:val="Hyperlink"/>
+            </w:rPr>
+            <w:t>Par</w:t>
+          </w:r>
+        </w:hyperlink>
+      </w:r>
+      <w:r>
+        <w:rPr>
+          <w:rFonts w:ascii="Charis SIL Regular" w:hAnsi="Charis SIL Regular" w:eastAsia="Charis SIL Regular"/>
+          <w:b w:val="0"/>
+          <w:i w:val="0"/>
+          <w:color w:val="0000FF"/>
+          <w:sz w:val="24"/>
+        </w:rPr>
+        <w:hyperlink r:id="rId11" w:history="1">
+          <w:r>
+            <w:rPr>
+              <w:rStyle w:val="Hyperlink"/>
+            </w:rPr>
+            <w:t>t</w:t>
+          </w:r>
+        </w:hyperlink>
+      </w:r>
+      <w:r>
+        <w:rPr>
+          <w:rFonts w:ascii="Charis SIL Regular" w:hAnsi="Charis SIL Regular" w:eastAsia="Charis SIL Regular"/>
+          <w:b w:val="0"/>
+          <w:i w:val="0"/>
+          <w:color w:val="0000FF"/>
+          <w:sz w:val="24"/>
+        </w:rPr>
+        <w:hyperlink r:id="rId11" w:history="1">
+          <w:r>
+            <w:rPr>
+              <w:rStyle w:val="Hyperlink"/>
+            </w:rPr>
+            <w:t>ly</w:t>
+          </w:r>
+        </w:hyperlink>
+      </w:r>
+      <w:r>
+        <w:rPr>
+          <w:rFonts w:ascii="Charis SIL Regular" w:hAnsi="Charis SIL Regular" w:eastAsia="Charis SIL Regular"/>
+          <w:b w:val="0"/>
+          <w:i w:val="0"/>
+          <w:color w:val="0000FF"/>
+          <w:sz w:val="24"/>
+        </w:rPr>
+        <w:t xml:space="preserve"> </w:t>
+      </w:r>
+      <w:r>
+        <w:rPr>
+          <w:rFonts w:ascii="Charis SIL Regular" w:hAnsi="Charis SIL Regular" w:eastAsia="Charis SIL Regular"/>
+          <w:b w:val="0"/>
+          <w:i w:val="0"/>
+          <w:color w:val="0000FF"/>
+          <w:sz w:val="24"/>
+        </w:rPr>
+        <w:hyperlink r:id="rId11" w:history="1">
+          <w:r>
+            <w:rPr>
+              <w:rStyle w:val="Hyperlink"/>
+            </w:rPr>
+            <w:t>in</w:t>
+          </w:r>
+        </w:hyperlink>
+      </w:r>
+      <w:r>
+        <w:rPr>
+          <w:rFonts w:ascii="Charis SIL Regular" w:hAnsi="Charis SIL Regular" w:eastAsia="Charis SIL Regular"/>
+          <w:b w:val="0"/>
+          <w:i w:val="0"/>
+          <w:color w:val="0000FF"/>
+          <w:sz w:val="24"/>
+        </w:rPr>
+        <w:t xml:space="preserve"> </w:t>
+      </w:r>
+      <w:r>
+        <w:rPr>
+          <w:rFonts w:ascii="Charis SIL Regular" w:hAnsi="Charis SIL Regular" w:eastAsia="Charis SIL Regular"/>
+          <w:b w:val="0"/>
+          <w:i w:val="0"/>
+          <w:color w:val="0000FF"/>
+          <w:sz w:val="24"/>
+        </w:rPr>
+        <w:hyperlink r:id="rId11" w:history="1">
+          <w:r>
+            <w:rPr>
+              <w:rStyle w:val="Hyperlink"/>
+            </w:rPr>
+            <w:t>L</w:t>
+          </w:r>
+        </w:hyperlink>
+      </w:r>
+      <w:r>
+        <w:rPr>
+          <w:rFonts w:ascii="Charis SIL Regular" w:hAnsi="Charis SIL Regular" w:eastAsia="Charis SIL Regular"/>
+          <w:b w:val="0"/>
+          <w:i w:val="0"/>
+          <w:color w:val="0000FF"/>
+          <w:sz w:val="24"/>
+        </w:rPr>
+        <w:hyperlink r:id="rId11" w:history="1">
+          <w:r>
+            <w:rPr>
+              <w:rStyle w:val="Hyperlink"/>
+            </w:rPr>
+            <w:t>a</w:t>
+          </w:r>
+        </w:hyperlink>
+      </w:r>
+      <w:r>
+        <w:rPr>
+          <w:rFonts w:ascii="Charis SIL Regular" w:hAnsi="Charis SIL Regular" w:eastAsia="Charis SIL Regular"/>
+          <w:b w:val="0"/>
+          <w:i w:val="0"/>
+          <w:color w:val="0000FF"/>
+          <w:sz w:val="24"/>
+        </w:rPr>
+        <w:hyperlink r:id="rId11" w:history="1">
+          <w:r>
+            <w:rPr>
+              <w:rStyle w:val="Hyperlink"/>
+            </w:rPr>
+            <w:t>tin,</w:t>
+          </w:r>
+        </w:hyperlink>
+      </w:r>
+      <w:r>
+        <w:rPr>
+          <w:rFonts w:ascii="Charis SIL Regular" w:hAnsi="Charis SIL Regular" w:eastAsia="Charis SIL Regular"/>
+          <w:b w:val="0"/>
+          <w:i w:val="0"/>
+          <w:color w:val="0000FF"/>
+          <w:sz w:val="24"/>
+        </w:rPr>
+        <w:t xml:space="preserve"> </w:t>
+      </w:r>
+      <w:r>
+        <w:rPr>
+          <w:rFonts w:ascii="Charis SIL Regular" w:hAnsi="Charis SIL Regular" w:eastAsia="Charis SIL Regular"/>
+          <w:b w:val="0"/>
+          <w:i w:val="0"/>
+          <w:color w:val="0000FF"/>
+          <w:sz w:val="24"/>
+        </w:rPr>
+        <w:hyperlink r:id="rId11" w:history="1">
+          <w:r>
+            <w:rPr>
+              <w:rStyle w:val="Hyperlink"/>
+            </w:rPr>
+            <w:t>pal</w:t>
+          </w:r>
+        </w:hyperlink>
+      </w:r>
+      <w:r>
+        <w:rPr>
+          <w:rFonts w:ascii="Charis SIL Regular" w:hAnsi="Charis SIL Regular" w:eastAsia="Charis SIL Regular"/>
+          <w:b w:val="0"/>
+          <w:i w:val="0"/>
+          <w:color w:val="0000FF"/>
+          <w:sz w:val="24"/>
+        </w:rPr>
+        <w:hyperlink r:id="rId11" w:history="1">
+          <w:r>
+            <w:rPr>
+              <w:rStyle w:val="Hyperlink"/>
+            </w:rPr>
+            <w:t>m</w:t>
+          </w:r>
+        </w:hyperlink>
       </w:r>
       <w:r>
         <w:rPr>
@@ -4044,227 +3923,7 @@
           <w:color w:val="0000FF"/>
           <w:sz w:val="24"/>
         </w:rPr>
-        <w:hyperlink r:id="rId11" w:history="1">
-          <w:r>
-            <w:rPr>
-              <w:rStyle w:val="Hyperlink"/>
-            </w:rPr>
-            <w:t>de</w:t>
-          </w:r>
-        </w:hyperlink>
-      </w:r>
-      <w:r>
-        <w:rPr>
-          <w:rFonts w:ascii="Charis SIL Regular" w:hAnsi="Charis SIL Regular" w:eastAsia="Charis SIL Regular"/>
-          <w:b w:val="0"/>
-          <w:i w:val="0"/>
-          <w:color w:val="0000FF"/>
-          <w:sz w:val="24"/>
-        </w:rPr>
-        <w:hyperlink r:id="rId11" w:history="1">
-          <w:r>
-            <w:rPr>
-              <w:rStyle w:val="Hyperlink"/>
-            </w:rPr>
-            <w:t>c</w:t>
-          </w:r>
-        </w:hyperlink>
-      </w:r>
-      <w:r>
-        <w:rPr>
-          <w:rFonts w:ascii="Charis SIL Regular" w:hAnsi="Charis SIL Regular" w:eastAsia="Charis SIL Regular"/>
-          <w:b w:val="0"/>
-          <w:i w:val="0"/>
-          <w:color w:val="0000FF"/>
-          <w:sz w:val="24"/>
-        </w:rPr>
-        <w:hyperlink r:id="rId11" w:history="1">
-          <w:r>
-            <w:rPr>
-              <w:rStyle w:val="Hyperlink"/>
-            </w:rPr>
-            <w:t>oration</w:t>
-          </w:r>
-        </w:hyperlink>
-      </w:r>
-      <w:r>
-        <w:rPr>
-          <w:rFonts w:ascii="Charis SIL Regular" w:hAnsi="Charis SIL Regular" w:eastAsia="Charis SIL Regular"/>
-          <w:b w:val="0"/>
-          <w:i w:val="0"/>
-          <w:color w:val="0000FF"/>
-          <w:sz w:val="24"/>
-        </w:rPr>
-        <w:hyperlink r:id="rId11" w:history="1">
-          <w:r>
-            <w:rPr>
-              <w:rStyle w:val="Hyperlink"/>
-            </w:rPr>
-            <w:t>s</w:t>
-          </w:r>
-        </w:hyperlink>
-      </w:r>
-      <w:r>
-        <w:rPr>
-          <w:rFonts w:ascii="Charis SIL Regular" w:hAnsi="Charis SIL Regular" w:eastAsia="Charis SIL Regular"/>
-          <w:b w:val="0"/>
-          <w:i w:val="0"/>
-          <w:color w:val="0000FF"/>
-          <w:sz w:val="24"/>
-        </w:rPr>
-        <w:t xml:space="preserve"> </w:t>
-      </w:r>
-      <w:r>
-        <w:rPr>
-          <w:rFonts w:ascii="Charis SIL Regular" w:hAnsi="Charis SIL Regular" w:eastAsia="Charis SIL Regular"/>
-          <w:b w:val="0"/>
-          <w:i w:val="0"/>
-          <w:color w:val="0000FF"/>
-          <w:sz w:val="24"/>
-        </w:rPr>
-        <w:hyperlink r:id="rId11" w:history="1">
-          <w:r>
-            <w:rPr>
-              <w:rStyle w:val="Hyperlink"/>
-            </w:rPr>
-            <w:t>(5</w:t>
-          </w:r>
-        </w:hyperlink>
-      </w:r>
-      <w:r>
-        <w:rPr>
-          <w:rFonts w:ascii="Charis SIL Regular" w:hAnsi="Charis SIL Regular" w:eastAsia="Charis SIL Regular"/>
-          <w:b w:val="0"/>
-          <w:i w:val="0"/>
-          <w:color w:val="0000FF"/>
-          <w:sz w:val="24"/>
-        </w:rPr>
-        <w:t xml:space="preserve"> </w:t>
-      </w:r>
-      <w:r>
-        <w:rPr>
-          <w:rFonts w:ascii="Charis SIL Regular" w:hAnsi="Charis SIL Regular" w:eastAsia="Charis SIL Regular"/>
-          <w:b w:val="0"/>
-          <w:i w:val="0"/>
-          <w:color w:val="0000FF"/>
-          <w:sz w:val="24"/>
-        </w:rPr>
-        <w:hyperlink r:id="rId11" w:history="1">
-          <w:r>
-            <w:rPr>
-              <w:rStyle w:val="Hyperlink"/>
-            </w:rPr>
-            <w:t>×</w:t>
-          </w:r>
-        </w:hyperlink>
-      </w:r>
-      <w:r>
-        <w:rPr>
-          <w:rFonts w:ascii="Charis SIL Regular" w:hAnsi="Charis SIL Regular" w:eastAsia="Charis SIL Regular"/>
-          <w:b w:val="0"/>
-          <w:i w:val="0"/>
-          <w:color w:val="0000FF"/>
-          <w:sz w:val="24"/>
-        </w:rPr>
-        <w:t xml:space="preserve"> </w:t>
-      </w:r>
-      <w:r>
-        <w:rPr>
-          <w:rFonts w:ascii="Charis SIL Regular" w:hAnsi="Charis SIL Regular" w:eastAsia="Charis SIL Regular"/>
-          <w:b w:val="0"/>
-          <w:i w:val="0"/>
-          <w:color w:val="0000FF"/>
-          <w:sz w:val="24"/>
-        </w:rPr>
-        <w:hyperlink r:id="rId11" w:history="1">
-          <w:r>
-            <w:rPr>
-              <w:rStyle w:val="Hyperlink"/>
-            </w:rPr>
-            <w:t>22</w:t>
-          </w:r>
-        </w:hyperlink>
-      </w:r>
-      <w:r>
-        <w:rPr>
-          <w:rFonts w:ascii="Charis SIL Regular" w:hAnsi="Charis SIL Regular" w:eastAsia="Charis SIL Regular"/>
-          <w:b w:val="0"/>
-          <w:i w:val="0"/>
-          <w:color w:val="0000FF"/>
-          <w:sz w:val="24"/>
-        </w:rPr>
-        <w:t xml:space="preserve"> </w:t>
-      </w:r>
-      <w:r>
-        <w:rPr>
-          <w:rFonts w:ascii="Charis SIL Regular" w:hAnsi="Charis SIL Regular" w:eastAsia="Charis SIL Regular"/>
-          <w:b w:val="0"/>
-          <w:i w:val="0"/>
-          <w:color w:val="0000FF"/>
-          <w:sz w:val="24"/>
-        </w:rPr>
-        <w:hyperlink r:id="rId11" w:history="1">
-          <w:r>
-            <w:rPr>
-              <w:rStyle w:val="Hyperlink"/>
-            </w:rPr>
-            <w:t>×</w:t>
-          </w:r>
-        </w:hyperlink>
-      </w:r>
-      <w:r>
-        <w:rPr>
-          <w:rFonts w:ascii="Charis SIL Regular" w:hAnsi="Charis SIL Regular" w:eastAsia="Charis SIL Regular"/>
-          <w:b w:val="0"/>
-          <w:i w:val="0"/>
-          <w:color w:val="0000FF"/>
-          <w:sz w:val="24"/>
-        </w:rPr>
-        <w:t xml:space="preserve"> </w:t>
-      </w:r>
-      <w:r>
-        <w:rPr>
-          <w:rFonts w:ascii="Charis SIL Regular" w:hAnsi="Charis SIL Regular" w:eastAsia="Charis SIL Regular"/>
-          <w:b w:val="0"/>
-          <w:i w:val="0"/>
-          <w:color w:val="0000FF"/>
-          <w:sz w:val="24"/>
-        </w:rPr>
-        <w:hyperlink r:id="rId11" w:history="1">
-          <w:r>
-            <w:rPr>
-              <w:rStyle w:val="Hyperlink"/>
-            </w:rPr>
-            <w:t>9</w:t>
-          </w:r>
-        </w:hyperlink>
-      </w:r>
-      <w:r>
-        <w:rPr>
-          <w:rFonts w:ascii="Charis SIL Regular" w:hAnsi="Charis SIL Regular" w:eastAsia="Charis SIL Regular"/>
-          <w:b w:val="0"/>
-          <w:i w:val="0"/>
-          <w:color w:val="0000FF"/>
-          <w:sz w:val="24"/>
-        </w:rPr>
-        <w:t xml:space="preserve"> </w:t>
-      </w:r>
-      <w:r>
-        <w:rPr>
-          <w:rFonts w:ascii="Charis SIL Regular" w:hAnsi="Charis SIL Regular" w:eastAsia="Charis SIL Regular"/>
-          <w:b w:val="0"/>
-          <w:i w:val="0"/>
-          <w:color w:val="0000FF"/>
-          <w:sz w:val="24"/>
-        </w:rPr>
-        <w:hyperlink r:id="rId11" w:history="1">
-          <w:r>
-            <w:rPr>
-              <w:rStyle w:val="Hyperlink"/>
-            </w:rPr>
-            <w:t>c</w:t>
-          </w:r>
-        </w:hyperlink>
+        <w:t>decorations (5 × 22 × 9 c</w:t>
       </w:r>
       <w:r>
         <w:rPr>

--- a/EXPORTS/DOCX/review/niveau2/Dutch/Sri Lanka.docx
+++ b/EXPORTS/DOCX/review/niveau2/Dutch/Sri Lanka.docx
@@ -616,8 +616,186 @@
           <w:i w:val="0"/>
           <w:color w:val="0000FF"/>
           <w:sz w:val="24"/>
-        </w:rPr>
-        <w:t>Dutch, 1746 (?). In Sinhale</w:t>
+          <w:u w:val="single"/>
+        </w:rPr>
+        <w:hyperlink r:id="rId9" w:history="1">
+          <w:r>
+            <w:rPr>
+              <w:rStyle w:val="Hyperlink"/>
+            </w:rPr>
+            <w:t>Dutch,</w:t>
+          </w:r>
+        </w:hyperlink>
+      </w:r>
+      <w:r>
+        <w:rPr>
+          <w:rFonts w:ascii="Charis SIL Regular" w:hAnsi="Charis SIL Regular" w:eastAsia="Charis SIL Regular"/>
+          <w:b w:val="0"/>
+          <w:i w:val="0"/>
+          <w:color w:val="0000FF"/>
+          <w:sz w:val="24"/>
+          <w:u w:val="single"/>
+        </w:rPr>
+        <w:t xml:space="preserve"> </w:t>
+      </w:r>
+      <w:r>
+        <w:rPr>
+          <w:rFonts w:ascii="Charis SIL Regular" w:hAnsi="Charis SIL Regular" w:eastAsia="Charis SIL Regular"/>
+          <w:b w:val="0"/>
+          <w:i w:val="0"/>
+          <w:color w:val="0000FF"/>
+          <w:sz w:val="24"/>
+          <w:u w:val="single"/>
+        </w:rPr>
+        <w:hyperlink r:id="rId9" w:history="1">
+          <w:r>
+            <w:rPr>
+              <w:rStyle w:val="Hyperlink"/>
+            </w:rPr>
+            <w:t>174</w:t>
+          </w:r>
+        </w:hyperlink>
+      </w:r>
+      <w:r>
+        <w:rPr>
+          <w:rFonts w:ascii="Charis SIL Regular" w:hAnsi="Charis SIL Regular" w:eastAsia="Charis SIL Regular"/>
+          <w:b w:val="0"/>
+          <w:i w:val="0"/>
+          <w:color w:val="0000FF"/>
+          <w:sz w:val="24"/>
+          <w:u w:val="single"/>
+        </w:rPr>
+        <w:hyperlink r:id="rId9" w:history="1">
+          <w:r>
+            <w:rPr>
+              <w:rStyle w:val="Hyperlink"/>
+            </w:rPr>
+            <w:t>6</w:t>
+          </w:r>
+        </w:hyperlink>
+      </w:r>
+      <w:r>
+        <w:rPr>
+          <w:rFonts w:ascii="Charis SIL Regular" w:hAnsi="Charis SIL Regular" w:eastAsia="Charis SIL Regular"/>
+          <w:b w:val="0"/>
+          <w:i w:val="0"/>
+          <w:color w:val="0000FF"/>
+          <w:sz w:val="24"/>
+          <w:u w:val="single"/>
+        </w:rPr>
+        <w:t xml:space="preserve"> </w:t>
+      </w:r>
+      <w:r>
+        <w:rPr>
+          <w:rFonts w:ascii="Charis SIL Regular" w:hAnsi="Charis SIL Regular" w:eastAsia="Charis SIL Regular"/>
+          <w:b w:val="0"/>
+          <w:i w:val="0"/>
+          <w:color w:val="0000FF"/>
+          <w:sz w:val="24"/>
+          <w:u w:val="single"/>
+        </w:rPr>
+        <w:hyperlink r:id="rId9" w:history="1">
+          <w:r>
+            <w:rPr>
+              <w:rStyle w:val="Hyperlink"/>
+            </w:rPr>
+            <w:t>(?).</w:t>
+          </w:r>
+        </w:hyperlink>
+      </w:r>
+      <w:r>
+        <w:rPr>
+          <w:rFonts w:ascii="Charis SIL Regular" w:hAnsi="Charis SIL Regular" w:eastAsia="Charis SIL Regular"/>
+          <w:b w:val="0"/>
+          <w:i w:val="0"/>
+          <w:color w:val="0000FF"/>
+          <w:sz w:val="24"/>
+          <w:u w:val="single"/>
+        </w:rPr>
+        <w:t xml:space="preserve"> </w:t>
+      </w:r>
+      <w:r>
+        <w:rPr>
+          <w:rFonts w:ascii="Charis SIL Regular" w:hAnsi="Charis SIL Regular" w:eastAsia="Charis SIL Regular"/>
+          <w:b w:val="0"/>
+          <w:i w:val="0"/>
+          <w:color w:val="0000FF"/>
+          <w:sz w:val="24"/>
+          <w:u w:val="single"/>
+        </w:rPr>
+        <w:hyperlink r:id="rId9" w:history="1">
+          <w:r>
+            <w:rPr>
+              <w:rStyle w:val="Hyperlink"/>
+            </w:rPr>
+            <w:t>In</w:t>
+          </w:r>
+        </w:hyperlink>
+      </w:r>
+      <w:r>
+        <w:rPr>
+          <w:rFonts w:ascii="Charis SIL Regular" w:hAnsi="Charis SIL Regular" w:eastAsia="Charis SIL Regular"/>
+          <w:b w:val="0"/>
+          <w:i w:val="0"/>
+          <w:color w:val="0000FF"/>
+          <w:sz w:val="24"/>
+          <w:u w:val="single"/>
+        </w:rPr>
+        <w:t xml:space="preserve"> </w:t>
+      </w:r>
+      <w:r>
+        <w:rPr>
+          <w:rFonts w:ascii="Charis SIL Regular" w:hAnsi="Charis SIL Regular" w:eastAsia="Charis SIL Regular"/>
+          <w:b w:val="0"/>
+          <w:i w:val="0"/>
+          <w:color w:val="0000FF"/>
+          <w:sz w:val="24"/>
+          <w:u w:val="single"/>
+        </w:rPr>
+        <w:hyperlink r:id="rId9" w:history="1">
+          <w:r>
+            <w:rPr>
+              <w:rStyle w:val="Hyperlink"/>
+            </w:rPr>
+            <w:t>Si</w:t>
+          </w:r>
+        </w:hyperlink>
+      </w:r>
+      <w:r>
+        <w:rPr>
+          <w:rFonts w:ascii="Charis SIL Regular" w:hAnsi="Charis SIL Regular" w:eastAsia="Charis SIL Regular"/>
+          <w:b w:val="0"/>
+          <w:i w:val="0"/>
+          <w:color w:val="0000FF"/>
+          <w:sz w:val="24"/>
+          <w:u w:val="single"/>
+        </w:rPr>
+        <w:hyperlink r:id="rId9" w:history="1">
+          <w:r>
+            <w:rPr>
+              <w:rStyle w:val="Hyperlink"/>
+            </w:rPr>
+            <w:t>n</w:t>
+          </w:r>
+        </w:hyperlink>
+      </w:r>
+      <w:r>
+        <w:rPr>
+          <w:rFonts w:ascii="Charis SIL Regular" w:hAnsi="Charis SIL Regular" w:eastAsia="Charis SIL Regular"/>
+          <w:b w:val="0"/>
+          <w:i w:val="0"/>
+          <w:color w:val="0000FF"/>
+          <w:sz w:val="24"/>
+          <w:u w:val="single"/>
+        </w:rPr>
+        <w:hyperlink r:id="rId9" w:history="1">
+          <w:r>
+            <w:rPr>
+              <w:rStyle w:val="Hyperlink"/>
+            </w:rPr>
+            <w:t>hale</w:t>
+          </w:r>
+        </w:hyperlink>
       </w:r>
       <w:r>
         <w:rPr>
@@ -691,27 +869,6 @@
           <w:i w:val="0"/>
           <w:color w:val="0000FF"/>
           <w:sz w:val="24"/>
-        </w:rPr>
-        <w:t>lm</w:t>
-      </w:r>
-      <w:r>
-        <w:rPr>
-          <w:rFonts w:ascii="Charis SIL Regular" w:hAnsi="Charis SIL Regular" w:eastAsia="Charis SIL Regular"/>
-          <w:b w:val="0"/>
-          <w:i w:val="0"/>
-          <w:color w:val="0000FF"/>
-          <w:sz w:val="24"/>
-          <w:u w:val="single"/>
-        </w:rPr>
-        <w:t xml:space="preserve"> </w:t>
-      </w:r>
-      <w:r>
-        <w:rPr>
-          <w:rFonts w:ascii="Charis SIL Regular" w:hAnsi="Charis SIL Regular" w:eastAsia="Charis SIL Regular"/>
-          <w:b w:val="0"/>
-          <w:i w:val="0"/>
-          <w:color w:val="0000FF"/>
-          <w:sz w:val="24"/>
           <w:u w:val="single"/>
         </w:rPr>
         <w:hyperlink r:id="rId9" w:history="1">
@@ -730,8 +887,92 @@
           <w:i w:val="0"/>
           <w:color w:val="0000FF"/>
           <w:sz w:val="24"/>
-        </w:rPr>
-        <w:t>eaf (6</w:t>
+          <w:u w:val="single"/>
+        </w:rPr>
+        <w:hyperlink r:id="rId9" w:history="1">
+          <w:r>
+            <w:rPr>
+              <w:rStyle w:val="Hyperlink"/>
+            </w:rPr>
+            <w:t>m</w:t>
+          </w:r>
+        </w:hyperlink>
+      </w:r>
+      <w:r>
+        <w:rPr>
+          <w:rFonts w:ascii="Charis SIL Regular" w:hAnsi="Charis SIL Regular" w:eastAsia="Charis SIL Regular"/>
+          <w:b w:val="0"/>
+          <w:i w:val="0"/>
+          <w:color w:val="0000FF"/>
+          <w:sz w:val="24"/>
+          <w:u w:val="single"/>
+        </w:rPr>
+        <w:t xml:space="preserve"> </w:t>
+      </w:r>
+      <w:r>
+        <w:rPr>
+          <w:rFonts w:ascii="Charis SIL Regular" w:hAnsi="Charis SIL Regular" w:eastAsia="Charis SIL Regular"/>
+          <w:b w:val="0"/>
+          <w:i w:val="0"/>
+          <w:color w:val="0000FF"/>
+          <w:sz w:val="24"/>
+          <w:u w:val="single"/>
+        </w:rPr>
+        <w:hyperlink r:id="rId9" w:history="1">
+          <w:r>
+            <w:rPr>
+              <w:rStyle w:val="Hyperlink"/>
+            </w:rPr>
+            <w:t>l</w:t>
+          </w:r>
+        </w:hyperlink>
+      </w:r>
+      <w:r>
+        <w:rPr>
+          <w:rFonts w:ascii="Charis SIL Regular" w:hAnsi="Charis SIL Regular" w:eastAsia="Charis SIL Regular"/>
+          <w:b w:val="0"/>
+          <w:i w:val="0"/>
+          <w:color w:val="0000FF"/>
+          <w:sz w:val="24"/>
+          <w:u w:val="single"/>
+        </w:rPr>
+        <w:hyperlink r:id="rId9" w:history="1">
+          <w:r>
+            <w:rPr>
+              <w:rStyle w:val="Hyperlink"/>
+            </w:rPr>
+            <w:t>eaf</w:t>
+          </w:r>
+        </w:hyperlink>
+      </w:r>
+      <w:r>
+        <w:rPr>
+          <w:rFonts w:ascii="Charis SIL Regular" w:hAnsi="Charis SIL Regular" w:eastAsia="Charis SIL Regular"/>
+          <w:b w:val="0"/>
+          <w:i w:val="0"/>
+          <w:color w:val="0000FF"/>
+          <w:sz w:val="24"/>
+          <w:u w:val="single"/>
+        </w:rPr>
+        <w:t xml:space="preserve"> </w:t>
+      </w:r>
+      <w:r>
+        <w:rPr>
+          <w:rFonts w:ascii="Charis SIL Regular" w:hAnsi="Charis SIL Regular" w:eastAsia="Charis SIL Regular"/>
+          <w:b w:val="0"/>
+          <w:i w:val="0"/>
+          <w:color w:val="0000FF"/>
+          <w:sz w:val="24"/>
+          <w:u w:val="single"/>
+        </w:rPr>
+        <w:hyperlink r:id="rId9" w:history="1">
+          <w:r>
+            <w:rPr>
+              <w:rStyle w:val="Hyperlink"/>
+            </w:rPr>
+            <w:t>(6</w:t>
+          </w:r>
+        </w:hyperlink>
       </w:r>
       <w:r>
         <w:rPr>
@@ -885,6 +1126,7 @@
           <w:i w:val="0"/>
           <w:color w:val="0000FF"/>
           <w:sz w:val="24"/>
+          <w:u w:val="single"/>
         </w:rPr>
         <w:hyperlink r:id="rId9" w:history="1">
           <w:r>
@@ -941,7 +1183,7 @@
           <w:color w:val="0000FF"/>
           <w:sz w:val="24"/>
         </w:rPr>
-        <w:hyperlink r:id="rId10" w:history="1">
+        <w:hyperlink r:id="rId9" w:history="1">
           <w:r>
             <w:rPr>
               <w:rStyle w:val="Hyperlink"/>
@@ -958,7 +1200,7 @@
           <w:color w:val="0000FF"/>
           <w:sz w:val="24"/>
         </w:rPr>
-        <w:hyperlink r:id="rId10" w:history="1">
+        <w:hyperlink r:id="rId9" w:history="1">
           <w:r>
             <w:rPr>
               <w:rStyle w:val="Hyperlink"/>
@@ -975,7 +1217,7 @@
           <w:color w:val="0000FF"/>
           <w:sz w:val="24"/>
         </w:rPr>
-        <w:hyperlink r:id="rId10" w:history="1">
+        <w:hyperlink r:id="rId9" w:history="1">
           <w:r>
             <w:rPr>
               <w:rStyle w:val="Hyperlink"/>
@@ -1002,7 +1244,7 @@
           <w:color w:val="0000FF"/>
           <w:sz w:val="24"/>
         </w:rPr>
-        <w:hyperlink r:id="rId10" w:history="1">
+        <w:hyperlink r:id="rId9" w:history="1">
           <w:r>
             <w:rPr>
               <w:rStyle w:val="Hyperlink"/>
@@ -1010,6 +1252,815 @@
             <w:t>Le</w:t>
           </w:r>
         </w:hyperlink>
+      </w:r>
+      <w:r>
+        <w:rPr>
+          <w:rFonts w:ascii="Charis SIL Regular" w:hAnsi="Charis SIL Regular" w:eastAsia="Charis SIL Regular"/>
+          <w:b w:val="0"/>
+          <w:i w:val="0"/>
+          <w:color w:val="0000FF"/>
+          <w:sz w:val="24"/>
+        </w:rPr>
+        <w:hyperlink r:id="rId9" w:history="1">
+          <w:r>
+            <w:rPr>
+              <w:rStyle w:val="Hyperlink"/>
+            </w:rPr>
+            <w:t>t</w:t>
+          </w:r>
+        </w:hyperlink>
+      </w:r>
+      <w:r>
+        <w:rPr>
+          <w:rFonts w:ascii="Charis SIL Regular" w:hAnsi="Charis SIL Regular" w:eastAsia="Charis SIL Regular"/>
+          <w:b w:val="0"/>
+          <w:i w:val="0"/>
+          <w:color w:val="0000FF"/>
+          <w:sz w:val="24"/>
+        </w:rPr>
+        <w:hyperlink r:id="rId9" w:history="1">
+          <w:r>
+            <w:rPr>
+              <w:rStyle w:val="Hyperlink"/>
+            </w:rPr>
+            <w:t>te</w:t>
+          </w:r>
+        </w:hyperlink>
+      </w:r>
+      <w:r>
+        <w:rPr>
+          <w:rFonts w:ascii="Charis SIL Regular" w:hAnsi="Charis SIL Regular" w:eastAsia="Charis SIL Regular"/>
+          <w:b w:val="0"/>
+          <w:i w:val="0"/>
+          <w:color w:val="0000FF"/>
+          <w:sz w:val="24"/>
+        </w:rPr>
+        <w:hyperlink r:id="rId9" w:history="1">
+          <w:r>
+            <w:rPr>
+              <w:rStyle w:val="Hyperlink"/>
+            </w:rPr>
+            <w:t>r</w:t>
+          </w:r>
+        </w:hyperlink>
+      </w:r>
+      <w:r>
+        <w:rPr>
+          <w:rFonts w:ascii="Charis SIL Regular" w:hAnsi="Charis SIL Regular" w:eastAsia="Charis SIL Regular"/>
+          <w:b w:val="0"/>
+          <w:i w:val="0"/>
+          <w:color w:val="0000FF"/>
+          <w:sz w:val="24"/>
+        </w:rPr>
+        <w:t xml:space="preserve"> </w:t>
+      </w:r>
+      <w:r>
+        <w:rPr>
+          <w:rFonts w:ascii="Charis SIL Regular" w:hAnsi="Charis SIL Regular" w:eastAsia="Charis SIL Regular"/>
+          <w:b w:val="0"/>
+          <w:i w:val="0"/>
+          <w:color w:val="0000FF"/>
+          <w:sz w:val="24"/>
+        </w:rPr>
+        <w:hyperlink r:id="rId9" w:history="1">
+          <w:r>
+            <w:rPr>
+              <w:rStyle w:val="Hyperlink"/>
+            </w:rPr>
+            <w:t>from</w:t>
+          </w:r>
+        </w:hyperlink>
+      </w:r>
+      <w:r>
+        <w:rPr>
+          <w:rFonts w:ascii="Charis SIL Regular" w:hAnsi="Charis SIL Regular" w:eastAsia="Charis SIL Regular"/>
+          <w:b w:val="0"/>
+          <w:i w:val="0"/>
+          <w:color w:val="0000FF"/>
+          <w:sz w:val="24"/>
+        </w:rPr>
+        <w:t xml:space="preserve"> </w:t>
+      </w:r>
+      <w:r>
+        <w:rPr>
+          <w:rFonts w:ascii="Charis SIL Regular" w:hAnsi="Charis SIL Regular" w:eastAsia="Charis SIL Regular"/>
+          <w:b w:val="0"/>
+          <w:i w:val="0"/>
+          <w:color w:val="0000FF"/>
+          <w:sz w:val="24"/>
+        </w:rPr>
+        <w:hyperlink r:id="rId9" w:history="1">
+          <w:r>
+            <w:rPr>
+              <w:rStyle w:val="Hyperlink"/>
+            </w:rPr>
+            <w:t>King</w:t>
+          </w:r>
+        </w:hyperlink>
+      </w:r>
+      <w:r>
+        <w:rPr>
+          <w:rFonts w:ascii="Charis SIL Regular" w:hAnsi="Charis SIL Regular" w:eastAsia="Charis SIL Regular"/>
+          <w:b w:val="0"/>
+          <w:i w:val="0"/>
+          <w:color w:val="0000FF"/>
+          <w:sz w:val="24"/>
+        </w:rPr>
+        <w:t xml:space="preserve"> </w:t>
+      </w:r>
+      <w:r>
+        <w:rPr>
+          <w:rFonts w:ascii="Charis SIL Regular" w:hAnsi="Charis SIL Regular" w:eastAsia="Charis SIL Regular"/>
+          <w:b w:val="0"/>
+          <w:i w:val="0"/>
+          <w:color w:val="0000FF"/>
+          <w:sz w:val="24"/>
+        </w:rPr>
+        <w:hyperlink r:id="rId9" w:history="1">
+          <w:r>
+            <w:rPr>
+              <w:rStyle w:val="Hyperlink"/>
+            </w:rPr>
+            <w:t>Sri</w:t>
+          </w:r>
+        </w:hyperlink>
+      </w:r>
+      <w:r>
+        <w:rPr>
+          <w:rFonts w:ascii="Charis SIL Regular" w:hAnsi="Charis SIL Regular" w:eastAsia="Charis SIL Regular"/>
+          <w:b w:val="0"/>
+          <w:i w:val="0"/>
+          <w:color w:val="0000FF"/>
+          <w:sz w:val="24"/>
+        </w:rPr>
+        <w:t xml:space="preserve"> </w:t>
+      </w:r>
+      <w:r>
+        <w:rPr>
+          <w:rFonts w:ascii="Charis SIL Regular" w:hAnsi="Charis SIL Regular" w:eastAsia="Charis SIL Regular"/>
+          <w:b w:val="0"/>
+          <w:i w:val="0"/>
+          <w:color w:val="0000FF"/>
+          <w:sz w:val="24"/>
+        </w:rPr>
+        <w:hyperlink r:id="rId9" w:history="1">
+          <w:r>
+            <w:rPr>
+              <w:rStyle w:val="Hyperlink"/>
+            </w:rPr>
+            <w:t>V</w:t>
+          </w:r>
+        </w:hyperlink>
+      </w:r>
+      <w:r>
+        <w:rPr>
+          <w:rFonts w:ascii="Charis SIL Regular" w:hAnsi="Charis SIL Regular" w:eastAsia="Charis SIL Regular"/>
+          <w:b w:val="0"/>
+          <w:i w:val="0"/>
+          <w:color w:val="0000FF"/>
+          <w:sz w:val="24"/>
+        </w:rPr>
+        <w:hyperlink r:id="rId9" w:history="1">
+          <w:r>
+            <w:rPr>
+              <w:rStyle w:val="Hyperlink"/>
+            </w:rPr>
+            <w:t>ijay</w:t>
+          </w:r>
+        </w:hyperlink>
+      </w:r>
+      <w:r>
+        <w:rPr>
+          <w:rFonts w:ascii="Charis SIL Regular" w:hAnsi="Charis SIL Regular" w:eastAsia="Charis SIL Regular"/>
+          <w:b w:val="0"/>
+          <w:i w:val="0"/>
+          <w:color w:val="0000FF"/>
+          <w:sz w:val="24"/>
+        </w:rPr>
+        <w:hyperlink r:id="rId9" w:history="1">
+          <w:r>
+            <w:rPr>
+              <w:rStyle w:val="Hyperlink"/>
+            </w:rPr>
+            <w:t>a</w:t>
+          </w:r>
+        </w:hyperlink>
+      </w:r>
+      <w:r>
+        <w:rPr>
+          <w:rFonts w:ascii="Charis SIL Regular" w:hAnsi="Charis SIL Regular" w:eastAsia="Charis SIL Regular"/>
+          <w:b w:val="0"/>
+          <w:i w:val="0"/>
+          <w:color w:val="0000FF"/>
+          <w:sz w:val="24"/>
+        </w:rPr>
+        <w:t xml:space="preserve"> </w:t>
+      </w:r>
+      <w:r>
+        <w:rPr>
+          <w:rFonts w:ascii="Charis SIL Regular" w:hAnsi="Charis SIL Regular" w:eastAsia="Charis SIL Regular"/>
+          <w:b w:val="0"/>
+          <w:i w:val="0"/>
+          <w:color w:val="0000FF"/>
+          <w:sz w:val="24"/>
+        </w:rPr>
+        <w:hyperlink r:id="rId9" w:history="1">
+          <w:r>
+            <w:rPr>
+              <w:rStyle w:val="Hyperlink"/>
+            </w:rPr>
+            <w:t>R</w:t>
+          </w:r>
+        </w:hyperlink>
+      </w:r>
+      <w:r>
+        <w:rPr>
+          <w:rFonts w:ascii="Charis SIL Regular" w:hAnsi="Charis SIL Regular" w:eastAsia="Charis SIL Regular"/>
+          <w:b w:val="0"/>
+          <w:i w:val="0"/>
+          <w:color w:val="0000FF"/>
+          <w:sz w:val="24"/>
+        </w:rPr>
+        <w:hyperlink r:id="rId9" w:history="1">
+          <w:r>
+            <w:rPr>
+              <w:rStyle w:val="Hyperlink"/>
+            </w:rPr>
+            <w:t>aja</w:t>
+          </w:r>
+        </w:hyperlink>
+      </w:r>
+      <w:r>
+        <w:rPr>
+          <w:rFonts w:ascii="Charis SIL Regular" w:hAnsi="Charis SIL Regular" w:eastAsia="Charis SIL Regular"/>
+          <w:b w:val="0"/>
+          <w:i w:val="0"/>
+          <w:color w:val="0000FF"/>
+          <w:sz w:val="24"/>
+        </w:rPr>
+        <w:hyperlink r:id="rId9" w:history="1">
+          <w:r>
+            <w:rPr>
+              <w:rStyle w:val="Hyperlink"/>
+            </w:rPr>
+            <w:t>sin</w:t>
+          </w:r>
+        </w:hyperlink>
+      </w:r>
+      <w:r>
+        <w:rPr>
+          <w:rFonts w:ascii="Charis SIL Regular" w:hAnsi="Charis SIL Regular" w:eastAsia="Charis SIL Regular"/>
+          <w:b w:val="0"/>
+          <w:i w:val="0"/>
+          <w:color w:val="0000FF"/>
+          <w:sz w:val="24"/>
+        </w:rPr>
+        <w:hyperlink r:id="rId9" w:history="1">
+          <w:r>
+            <w:rPr>
+              <w:rStyle w:val="Hyperlink"/>
+            </w:rPr>
+            <w:t>g</w:t>
+          </w:r>
+        </w:hyperlink>
+      </w:r>
+      <w:r>
+        <w:rPr>
+          <w:rFonts w:ascii="Charis SIL Regular" w:hAnsi="Charis SIL Regular" w:eastAsia="Charis SIL Regular"/>
+          <w:b w:val="0"/>
+          <w:i w:val="0"/>
+          <w:color w:val="0000FF"/>
+          <w:sz w:val="24"/>
+        </w:rPr>
+        <w:hyperlink r:id="rId9" w:history="1">
+          <w:r>
+            <w:rPr>
+              <w:rStyle w:val="Hyperlink"/>
+            </w:rPr>
+            <w:t>a</w:t>
+          </w:r>
+        </w:hyperlink>
+      </w:r>
+      <w:r>
+        <w:rPr>
+          <w:rFonts w:ascii="Charis SIL Regular" w:hAnsi="Charis SIL Regular" w:eastAsia="Charis SIL Regular"/>
+          <w:b w:val="0"/>
+          <w:i w:val="0"/>
+          <w:color w:val="0000FF"/>
+          <w:sz w:val="24"/>
+        </w:rPr>
+        <w:t xml:space="preserve"> </w:t>
+      </w:r>
+      <w:r>
+        <w:rPr>
+          <w:rFonts w:ascii="Charis SIL Regular" w:hAnsi="Charis SIL Regular" w:eastAsia="Charis SIL Regular"/>
+          <w:b w:val="0"/>
+          <w:i w:val="0"/>
+          <w:color w:val="0000FF"/>
+          <w:sz w:val="24"/>
+        </w:rPr>
+        <w:hyperlink r:id="rId9" w:history="1">
+          <w:r>
+            <w:rPr>
+              <w:rStyle w:val="Hyperlink"/>
+            </w:rPr>
+            <w:t>of</w:t>
+          </w:r>
+        </w:hyperlink>
+      </w:r>
+      <w:r>
+        <w:rPr>
+          <w:rFonts w:ascii="Charis SIL Regular" w:hAnsi="Charis SIL Regular" w:eastAsia="Charis SIL Regular"/>
+          <w:b w:val="0"/>
+          <w:i w:val="0"/>
+          <w:color w:val="0000FF"/>
+          <w:sz w:val="24"/>
+        </w:rPr>
+        <w:t xml:space="preserve"> </w:t>
+      </w:r>
+      <w:r>
+        <w:rPr>
+          <w:rFonts w:ascii="Charis SIL Regular" w:hAnsi="Charis SIL Regular" w:eastAsia="Charis SIL Regular"/>
+          <w:b w:val="0"/>
+          <w:i w:val="0"/>
+          <w:color w:val="0000FF"/>
+          <w:sz w:val="24"/>
+        </w:rPr>
+        <w:hyperlink r:id="rId9" w:history="1">
+          <w:r>
+            <w:rPr>
+              <w:rStyle w:val="Hyperlink"/>
+            </w:rPr>
+            <w:t>Kan</w:t>
+          </w:r>
+        </w:hyperlink>
+      </w:r>
+      <w:r>
+        <w:rPr>
+          <w:rFonts w:ascii="Charis SIL Regular" w:hAnsi="Charis SIL Regular" w:eastAsia="Charis SIL Regular"/>
+          <w:b w:val="0"/>
+          <w:i w:val="0"/>
+          <w:color w:val="0000FF"/>
+          <w:sz w:val="24"/>
+        </w:rPr>
+        <w:hyperlink r:id="rId10" w:history="1">
+          <w:r>
+            <w:rPr>
+              <w:rStyle w:val="Hyperlink"/>
+            </w:rPr>
+            <w:t>dy</w:t>
+          </w:r>
+        </w:hyperlink>
+      </w:r>
+      <w:r>
+        <w:rPr>
+          <w:rFonts w:ascii="Charis SIL Regular" w:hAnsi="Charis SIL Regular" w:eastAsia="Charis SIL Regular"/>
+          <w:b w:val="0"/>
+          <w:i w:val="0"/>
+          <w:color w:val="0000FF"/>
+          <w:sz w:val="24"/>
+        </w:rPr>
+        <w:t xml:space="preserve"> </w:t>
+      </w:r>
+      <w:r>
+        <w:rPr>
+          <w:rFonts w:ascii="Charis SIL Regular" w:hAnsi="Charis SIL Regular" w:eastAsia="Charis SIL Regular"/>
+          <w:b w:val="0"/>
+          <w:i w:val="0"/>
+          <w:color w:val="0000FF"/>
+          <w:sz w:val="24"/>
+        </w:rPr>
+        <w:hyperlink r:id="rId10" w:history="1">
+          <w:r>
+            <w:rPr>
+              <w:rStyle w:val="Hyperlink"/>
+            </w:rPr>
+            <w:t>(or</w:t>
+          </w:r>
+        </w:hyperlink>
+      </w:r>
+      <w:r>
+        <w:rPr>
+          <w:rFonts w:ascii="Charis SIL Regular" w:hAnsi="Charis SIL Regular" w:eastAsia="Charis SIL Regular"/>
+          <w:b w:val="0"/>
+          <w:i w:val="0"/>
+          <w:color w:val="0000FF"/>
+          <w:sz w:val="24"/>
+        </w:rPr>
+        <w:t xml:space="preserve"> </w:t>
+      </w:r>
+      <w:r>
+        <w:rPr>
+          <w:rFonts w:ascii="Charis SIL Regular" w:hAnsi="Charis SIL Regular" w:eastAsia="Charis SIL Regular"/>
+          <w:b w:val="0"/>
+          <w:i w:val="0"/>
+          <w:color w:val="0000FF"/>
+          <w:sz w:val="24"/>
+        </w:rPr>
+        <w:hyperlink r:id="rId10" w:history="1">
+          <w:r>
+            <w:rPr>
+              <w:rStyle w:val="Hyperlink"/>
+            </w:rPr>
+            <w:t>his</w:t>
+          </w:r>
+        </w:hyperlink>
+      </w:r>
+      <w:r>
+        <w:rPr>
+          <w:rFonts w:ascii="Charis SIL Regular" w:hAnsi="Charis SIL Regular" w:eastAsia="Charis SIL Regular"/>
+          <w:b w:val="0"/>
+          <w:i w:val="0"/>
+          <w:color w:val="0000FF"/>
+          <w:sz w:val="24"/>
+        </w:rPr>
+        <w:t xml:space="preserve"> </w:t>
+      </w:r>
+      <w:r>
+        <w:rPr>
+          <w:rFonts w:ascii="Charis SIL Regular" w:hAnsi="Charis SIL Regular" w:eastAsia="Charis SIL Regular"/>
+          <w:b w:val="0"/>
+          <w:i w:val="0"/>
+          <w:color w:val="0000FF"/>
+          <w:sz w:val="24"/>
+        </w:rPr>
+        <w:hyperlink r:id="rId10" w:history="1">
+          <w:r>
+            <w:rPr>
+              <w:rStyle w:val="Hyperlink"/>
+            </w:rPr>
+            <w:t>court)</w:t>
+          </w:r>
+        </w:hyperlink>
+      </w:r>
+      <w:r>
+        <w:rPr>
+          <w:rFonts w:ascii="Charis SIL Regular" w:hAnsi="Charis SIL Regular" w:eastAsia="Charis SIL Regular"/>
+          <w:b w:val="0"/>
+          <w:i w:val="0"/>
+          <w:color w:val="0000FF"/>
+          <w:sz w:val="24"/>
+        </w:rPr>
+        <w:t xml:space="preserve"> </w:t>
+      </w:r>
+      <w:r>
+        <w:rPr>
+          <w:rFonts w:ascii="Charis SIL Regular" w:hAnsi="Charis SIL Regular" w:eastAsia="Charis SIL Regular"/>
+          <w:b w:val="0"/>
+          <w:i w:val="0"/>
+          <w:color w:val="0000FF"/>
+          <w:sz w:val="24"/>
+        </w:rPr>
+        <w:hyperlink r:id="rId10" w:history="1">
+          <w:r>
+            <w:rPr>
+              <w:rStyle w:val="Hyperlink"/>
+            </w:rPr>
+            <w:t>to</w:t>
+          </w:r>
+        </w:hyperlink>
+      </w:r>
+      <w:r>
+        <w:rPr>
+          <w:rFonts w:ascii="Charis SIL Regular" w:hAnsi="Charis SIL Regular" w:eastAsia="Charis SIL Regular"/>
+          <w:b w:val="0"/>
+          <w:i w:val="0"/>
+          <w:color w:val="0000FF"/>
+          <w:sz w:val="24"/>
+        </w:rPr>
+        <w:t xml:space="preserve"> </w:t>
+      </w:r>
+      <w:r>
+        <w:rPr>
+          <w:rFonts w:ascii="Charis SIL Regular" w:hAnsi="Charis SIL Regular" w:eastAsia="Charis SIL Regular"/>
+          <w:b w:val="0"/>
+          <w:i w:val="0"/>
+          <w:color w:val="0000FF"/>
+          <w:sz w:val="24"/>
+        </w:rPr>
+        <w:hyperlink r:id="rId10" w:history="1">
+          <w:r>
+            <w:rPr>
+              <w:rStyle w:val="Hyperlink"/>
+            </w:rPr>
+            <w:t xml:space="preserve">Governor </w:t>
+          </w:r>
+        </w:hyperlink>
+      </w:r>
+      <w:r>
+        <w:rPr>
+          <w:rFonts w:ascii="Charis SIL Regular" w:hAnsi="Charis SIL Regular" w:eastAsia="Charis SIL Regular"/>
+          <w:b w:val="0"/>
+          <w:i w:val="0"/>
+          <w:color w:val="0000FF"/>
+          <w:sz w:val="24"/>
+        </w:rPr>
+        <w:hyperlink r:id="rId10" w:history="1">
+          <w:r>
+            <w:rPr>
+              <w:rStyle w:val="Hyperlink"/>
+            </w:rPr>
+            <w:t>Julius</w:t>
+          </w:r>
+        </w:hyperlink>
+      </w:r>
+      <w:r>
+        <w:rPr>
+          <w:rFonts w:ascii="Charis SIL Regular" w:hAnsi="Charis SIL Regular" w:eastAsia="Charis SIL Regular"/>
+          <w:b w:val="0"/>
+          <w:i w:val="0"/>
+          <w:color w:val="0000FF"/>
+          <w:sz w:val="24"/>
+        </w:rPr>
+        <w:t xml:space="preserve"> </w:t>
+      </w:r>
+      <w:r>
+        <w:rPr>
+          <w:rFonts w:ascii="Charis SIL Regular" w:hAnsi="Charis SIL Regular" w:eastAsia="Charis SIL Regular"/>
+          <w:b w:val="0"/>
+          <w:i w:val="0"/>
+          <w:color w:val="0000FF"/>
+          <w:sz w:val="24"/>
+        </w:rPr>
+        <w:hyperlink r:id="rId10" w:history="1">
+          <w:r>
+            <w:rPr>
+              <w:rStyle w:val="Hyperlink"/>
+            </w:rPr>
+            <w:t>Valent</w:t>
+          </w:r>
+        </w:hyperlink>
+      </w:r>
+      <w:r>
+        <w:rPr>
+          <w:rFonts w:ascii="Charis SIL Regular" w:hAnsi="Charis SIL Regular" w:eastAsia="Charis SIL Regular"/>
+          <w:b w:val="0"/>
+          <w:i w:val="0"/>
+          <w:color w:val="0000FF"/>
+          <w:sz w:val="24"/>
+        </w:rPr>
+        <w:hyperlink r:id="rId10" w:history="1">
+          <w:r>
+            <w:rPr>
+              <w:rStyle w:val="Hyperlink"/>
+            </w:rPr>
+            <w:t>i</w:t>
+          </w:r>
+        </w:hyperlink>
+      </w:r>
+      <w:r>
+        <w:rPr>
+          <w:rFonts w:ascii="Charis SIL Regular" w:hAnsi="Charis SIL Regular" w:eastAsia="Charis SIL Regular"/>
+          <w:b w:val="0"/>
+          <w:i w:val="0"/>
+          <w:color w:val="0000FF"/>
+          <w:sz w:val="24"/>
+        </w:rPr>
+        <w:hyperlink r:id="rId10" w:history="1">
+          <w:r>
+            <w:rPr>
+              <w:rStyle w:val="Hyperlink"/>
+            </w:rPr>
+            <w:t>jn</w:t>
+          </w:r>
+        </w:hyperlink>
+      </w:r>
+      <w:r>
+        <w:rPr>
+          <w:rFonts w:ascii="Charis SIL Regular" w:hAnsi="Charis SIL Regular" w:eastAsia="Charis SIL Regular"/>
+          <w:b w:val="0"/>
+          <w:i w:val="0"/>
+          <w:color w:val="0000FF"/>
+          <w:sz w:val="24"/>
+        </w:rPr>
+        <w:t xml:space="preserve"> </w:t>
+      </w:r>
+      <w:r>
+        <w:rPr>
+          <w:rFonts w:ascii="Charis SIL Regular" w:hAnsi="Charis SIL Regular" w:eastAsia="Charis SIL Regular"/>
+          <w:b w:val="0"/>
+          <w:i w:val="0"/>
+          <w:color w:val="0000FF"/>
+          <w:sz w:val="24"/>
+        </w:rPr>
+        <w:hyperlink r:id="rId10" w:history="1">
+          <w:r>
+            <w:rPr>
+              <w:rStyle w:val="Hyperlink"/>
+            </w:rPr>
+            <w:t>Stei</w:t>
+          </w:r>
+        </w:hyperlink>
+      </w:r>
+      <w:r>
+        <w:rPr>
+          <w:rFonts w:ascii="Charis SIL Regular" w:hAnsi="Charis SIL Regular" w:eastAsia="Charis SIL Regular"/>
+          <w:b w:val="0"/>
+          <w:i w:val="0"/>
+          <w:color w:val="0000FF"/>
+          <w:sz w:val="24"/>
+        </w:rPr>
+        <w:hyperlink r:id="rId10" w:history="1">
+          <w:r>
+            <w:rPr>
+              <w:rStyle w:val="Hyperlink"/>
+            </w:rPr>
+            <w:t>n</w:t>
+          </w:r>
+        </w:hyperlink>
+      </w:r>
+      <w:r>
+        <w:rPr>
+          <w:rFonts w:ascii="Charis SIL Regular" w:hAnsi="Charis SIL Regular" w:eastAsia="Charis SIL Regular"/>
+          <w:b w:val="0"/>
+          <w:i w:val="0"/>
+          <w:color w:val="0000FF"/>
+          <w:sz w:val="24"/>
+        </w:rPr>
+        <w:t xml:space="preserve"> </w:t>
+      </w:r>
+      <w:r>
+        <w:rPr>
+          <w:rFonts w:ascii="Charis SIL Regular" w:hAnsi="Charis SIL Regular" w:eastAsia="Charis SIL Regular"/>
+          <w:b w:val="0"/>
+          <w:i w:val="0"/>
+          <w:color w:val="0000FF"/>
+          <w:sz w:val="24"/>
+        </w:rPr>
+        <w:hyperlink r:id="rId10" w:history="1">
+          <w:r>
+            <w:rPr>
+              <w:rStyle w:val="Hyperlink"/>
+            </w:rPr>
+            <w:t>van</w:t>
+          </w:r>
+        </w:hyperlink>
+      </w:r>
+      <w:r>
+        <w:rPr>
+          <w:rFonts w:ascii="Charis SIL Regular" w:hAnsi="Charis SIL Regular" w:eastAsia="Charis SIL Regular"/>
+          <w:b w:val="0"/>
+          <w:i w:val="0"/>
+          <w:color w:val="0000FF"/>
+          <w:sz w:val="24"/>
+        </w:rPr>
+        <w:t xml:space="preserve"> </w:t>
+      </w:r>
+      <w:r>
+        <w:rPr>
+          <w:rFonts w:ascii="Charis SIL Regular" w:hAnsi="Charis SIL Regular" w:eastAsia="Charis SIL Regular"/>
+          <w:b w:val="0"/>
+          <w:i w:val="0"/>
+          <w:color w:val="0000FF"/>
+          <w:sz w:val="24"/>
+        </w:rPr>
+        <w:hyperlink r:id="rId10" w:history="1">
+          <w:r>
+            <w:rPr>
+              <w:rStyle w:val="Hyperlink"/>
+            </w:rPr>
+            <w:t>Goll</w:t>
+          </w:r>
+        </w:hyperlink>
+      </w:r>
+      <w:r>
+        <w:rPr>
+          <w:rFonts w:ascii="Charis SIL Regular" w:hAnsi="Charis SIL Regular" w:eastAsia="Charis SIL Regular"/>
+          <w:b w:val="0"/>
+          <w:i w:val="0"/>
+          <w:color w:val="0000FF"/>
+          <w:sz w:val="24"/>
+        </w:rPr>
+        <w:hyperlink r:id="rId10" w:history="1">
+          <w:r>
+            <w:rPr>
+              <w:rStyle w:val="Hyperlink"/>
+            </w:rPr>
+            <w:t>o</w:t>
+          </w:r>
+        </w:hyperlink>
+      </w:r>
+      <w:r>
+        <w:rPr>
+          <w:rFonts w:ascii="Charis SIL Regular" w:hAnsi="Charis SIL Regular" w:eastAsia="Charis SIL Regular"/>
+          <w:b w:val="0"/>
+          <w:i w:val="0"/>
+          <w:color w:val="0000FF"/>
+          <w:sz w:val="24"/>
+        </w:rPr>
+        <w:hyperlink r:id="rId10" w:history="1">
+          <w:r>
+            <w:rPr>
+              <w:rStyle w:val="Hyperlink"/>
+            </w:rPr>
+            <w:t>ne</w:t>
+          </w:r>
+        </w:hyperlink>
+      </w:r>
+      <w:r>
+        <w:rPr>
+          <w:rFonts w:ascii="Charis SIL Regular" w:hAnsi="Charis SIL Regular" w:eastAsia="Charis SIL Regular"/>
+          <w:b w:val="0"/>
+          <w:i w:val="0"/>
+          <w:color w:val="0000FF"/>
+          <w:sz w:val="24"/>
+        </w:rPr>
+        <w:hyperlink r:id="rId10" w:history="1">
+          <w:r>
+            <w:rPr>
+              <w:rStyle w:val="Hyperlink"/>
+            </w:rPr>
+            <w:t>s</w:t>
+          </w:r>
+        </w:hyperlink>
+      </w:r>
+      <w:r>
+        <w:rPr>
+          <w:rFonts w:ascii="Charis SIL Regular" w:hAnsi="Charis SIL Regular" w:eastAsia="Charis SIL Regular"/>
+          <w:b w:val="0"/>
+          <w:i w:val="0"/>
+          <w:color w:val="0000FF"/>
+          <w:sz w:val="24"/>
+        </w:rPr>
+        <w:hyperlink r:id="rId10" w:history="1">
+          <w:r>
+            <w:rPr>
+              <w:rStyle w:val="Hyperlink"/>
+            </w:rPr>
+            <w:t>se,</w:t>
+          </w:r>
+        </w:hyperlink>
+      </w:r>
+      <w:r>
+        <w:rPr>
+          <w:rFonts w:ascii="Charis SIL Regular" w:hAnsi="Charis SIL Regular" w:eastAsia="Charis SIL Regular"/>
+          <w:b w:val="0"/>
+          <w:i w:val="0"/>
+          <w:color w:val="0000FF"/>
+          <w:sz w:val="24"/>
+        </w:rPr>
+        <w:t xml:space="preserve"> </w:t>
+      </w:r>
+      <w:r>
+        <w:rPr>
+          <w:rFonts w:ascii="Charis SIL Regular" w:hAnsi="Charis SIL Regular" w:eastAsia="Charis SIL Regular"/>
+          <w:b w:val="0"/>
+          <w:i w:val="0"/>
+          <w:color w:val="0000FF"/>
+          <w:sz w:val="24"/>
+        </w:rPr>
+        <w:hyperlink r:id="rId10" w:history="1">
+          <w:r>
+            <w:rPr>
+              <w:rStyle w:val="Hyperlink"/>
+            </w:rPr>
+            <w:t>co</w:t>
+          </w:r>
+        </w:hyperlink>
+      </w:r>
+      <w:r>
+        <w:rPr>
+          <w:rFonts w:ascii="Charis SIL Regular" w:hAnsi="Charis SIL Regular" w:eastAsia="Charis SIL Regular"/>
+          <w:b w:val="0"/>
+          <w:i w:val="0"/>
+          <w:color w:val="0000FF"/>
+          <w:sz w:val="24"/>
+        </w:rPr>
+        <w:hyperlink r:id="rId10" w:history="1">
+          <w:r>
+            <w:rPr>
+              <w:rStyle w:val="Hyperlink"/>
+            </w:rPr>
+            <w:t>n</w:t>
+          </w:r>
+        </w:hyperlink>
+      </w:r>
+      <w:r>
+        <w:rPr>
+          <w:rFonts w:ascii="Charis SIL Regular" w:hAnsi="Charis SIL Regular" w:eastAsia="Charis SIL Regular"/>
+          <w:b w:val="0"/>
+          <w:i w:val="0"/>
+          <w:color w:val="0000FF"/>
+          <w:sz w:val="24"/>
+        </w:rPr>
+        <w:hyperlink r:id="rId10" w:history="1">
+          <w:r>
+            <w:rPr>
+              <w:rStyle w:val="Hyperlink"/>
+            </w:rPr>
+            <w:t>cerning</w:t>
+          </w:r>
+        </w:hyperlink>
+      </w:r>
+      <w:r>
+        <w:rPr>
+          <w:rFonts w:ascii="Charis SIL Regular" w:hAnsi="Charis SIL Regular" w:eastAsia="Charis SIL Regular"/>
+          <w:b w:val="0"/>
+          <w:i w:val="0"/>
+          <w:color w:val="0000FF"/>
+          <w:sz w:val="24"/>
+        </w:rPr>
+        <w:t xml:space="preserve"> </w:t>
       </w:r>
       <w:r>
         <w:rPr>
@@ -1041,7 +2092,7 @@
             <w:rPr>
               <w:rStyle w:val="Hyperlink"/>
             </w:rPr>
-            <w:t>te</w:t>
+            <w:t>h</w:t>
           </w:r>
         </w:hyperlink>
       </w:r>
@@ -1058,7 +2109,7 @@
             <w:rPr>
               <w:rStyle w:val="Hyperlink"/>
             </w:rPr>
-            <w:t>r</w:t>
+            <w:t>e</w:t>
           </w:r>
         </w:hyperlink>
       </w:r>
@@ -1085,19 +2136,9 @@
             <w:rPr>
               <w:rStyle w:val="Hyperlink"/>
             </w:rPr>
-            <w:t>from</w:t>
+            <w:t>t</w:t>
           </w:r>
         </w:hyperlink>
-      </w:r>
-      <w:r>
-        <w:rPr>
-          <w:rFonts w:ascii="Charis SIL Regular" w:hAnsi="Charis SIL Regular" w:eastAsia="Charis SIL Regular"/>
-          <w:b w:val="0"/>
-          <w:i w:val="0"/>
-          <w:color w:val="0000FF"/>
-          <w:sz w:val="24"/>
-        </w:rPr>
-        <w:t xml:space="preserve"> </w:t>
       </w:r>
       <w:r>
         <w:rPr>
@@ -1112,19 +2153,9 @@
             <w:rPr>
               <w:rStyle w:val="Hyperlink"/>
             </w:rPr>
-            <w:t>King</w:t>
+            <w:t>ranspo</w:t>
           </w:r>
         </w:hyperlink>
-      </w:r>
-      <w:r>
-        <w:rPr>
-          <w:rFonts w:ascii="Charis SIL Regular" w:hAnsi="Charis SIL Regular" w:eastAsia="Charis SIL Regular"/>
-          <w:b w:val="0"/>
-          <w:i w:val="0"/>
-          <w:color w:val="0000FF"/>
-          <w:sz w:val="24"/>
-        </w:rPr>
-        <w:t xml:space="preserve"> </w:t>
       </w:r>
       <w:r>
         <w:rPr>
@@ -1139,7 +2170,7 @@
             <w:rPr>
               <w:rStyle w:val="Hyperlink"/>
             </w:rPr>
-            <w:t>Sri</w:t>
+            <w:t>rt</w:t>
           </w:r>
         </w:hyperlink>
       </w:r>
@@ -1166,7 +2197,7 @@
             <w:rPr>
               <w:rStyle w:val="Hyperlink"/>
             </w:rPr>
-            <w:t>V</w:t>
+            <w:t>o</w:t>
           </w:r>
         </w:hyperlink>
       </w:r>
@@ -1183,9 +2214,19 @@
             <w:rPr>
               <w:rStyle w:val="Hyperlink"/>
             </w:rPr>
-            <w:t>ijay</w:t>
+            <w:t>f</w:t>
           </w:r>
         </w:hyperlink>
+      </w:r>
+      <w:r>
+        <w:rPr>
+          <w:rFonts w:ascii="Charis SIL Regular" w:hAnsi="Charis SIL Regular" w:eastAsia="Charis SIL Regular"/>
+          <w:b w:val="0"/>
+          <w:i w:val="0"/>
+          <w:color w:val="0000FF"/>
+          <w:sz w:val="24"/>
+        </w:rPr>
+        <w:t xml:space="preserve"> </w:t>
       </w:r>
       <w:r>
         <w:rPr>
@@ -1200,19 +2241,9 @@
             <w:rPr>
               <w:rStyle w:val="Hyperlink"/>
             </w:rPr>
-            <w:t>a</w:t>
+            <w:t>B</w:t>
           </w:r>
         </w:hyperlink>
-      </w:r>
-      <w:r>
-        <w:rPr>
-          <w:rFonts w:ascii="Charis SIL Regular" w:hAnsi="Charis SIL Regular" w:eastAsia="Charis SIL Regular"/>
-          <w:b w:val="0"/>
-          <w:i w:val="0"/>
-          <w:color w:val="0000FF"/>
-          <w:sz w:val="24"/>
-        </w:rPr>
-        <w:t xml:space="preserve"> </w:t>
       </w:r>
       <w:r>
         <w:rPr>
@@ -1227,7 +2258,7 @@
             <w:rPr>
               <w:rStyle w:val="Hyperlink"/>
             </w:rPr>
-            <w:t>R</w:t>
+            <w:t>u</w:t>
           </w:r>
         </w:hyperlink>
       </w:r>
@@ -1244,9 +2275,19 @@
             <w:rPr>
               <w:rStyle w:val="Hyperlink"/>
             </w:rPr>
-            <w:t>aja</w:t>
+            <w:t>ddhist</w:t>
           </w:r>
         </w:hyperlink>
+      </w:r>
+      <w:r>
+        <w:rPr>
+          <w:rFonts w:ascii="Charis SIL Regular" w:hAnsi="Charis SIL Regular" w:eastAsia="Charis SIL Regular"/>
+          <w:b w:val="0"/>
+          <w:i w:val="0"/>
+          <w:color w:val="0000FF"/>
+          <w:sz w:val="24"/>
+        </w:rPr>
+        <w:t xml:space="preserve"> </w:t>
       </w:r>
       <w:r>
         <w:rPr>
@@ -1261,7 +2302,7 @@
             <w:rPr>
               <w:rStyle w:val="Hyperlink"/>
             </w:rPr>
-            <w:t>sin</w:t>
+            <w:t>m</w:t>
           </w:r>
         </w:hyperlink>
       </w:r>
@@ -1278,9 +2319,19 @@
             <w:rPr>
               <w:rStyle w:val="Hyperlink"/>
             </w:rPr>
-            <w:t>g</w:t>
+            <w:t>onks</w:t>
           </w:r>
         </w:hyperlink>
+      </w:r>
+      <w:r>
+        <w:rPr>
+          <w:rFonts w:ascii="Charis SIL Regular" w:hAnsi="Charis SIL Regular" w:eastAsia="Charis SIL Regular"/>
+          <w:b w:val="0"/>
+          <w:i w:val="0"/>
+          <w:color w:val="0000FF"/>
+          <w:sz w:val="24"/>
+        </w:rPr>
+        <w:t xml:space="preserve"> </w:t>
       </w:r>
       <w:r>
         <w:rPr>
@@ -1295,269 +2346,9 @@
             <w:rPr>
               <w:rStyle w:val="Hyperlink"/>
             </w:rPr>
-            <w:t>a</w:t>
+            <w:t xml:space="preserve">from </w:t>
           </w:r>
         </w:hyperlink>
-      </w:r>
-      <w:r>
-        <w:rPr>
-          <w:rFonts w:ascii="Charis SIL Regular" w:hAnsi="Charis SIL Regular" w:eastAsia="Charis SIL Regular"/>
-          <w:b w:val="0"/>
-          <w:i w:val="0"/>
-          <w:color w:val="0000FF"/>
-          <w:sz w:val="24"/>
-        </w:rPr>
-        <w:t xml:space="preserve"> </w:t>
-      </w:r>
-      <w:r>
-        <w:rPr>
-          <w:rFonts w:ascii="Charis SIL Regular" w:hAnsi="Charis SIL Regular" w:eastAsia="Charis SIL Regular"/>
-          <w:b w:val="0"/>
-          <w:i w:val="0"/>
-          <w:color w:val="0000FF"/>
-          <w:sz w:val="24"/>
-        </w:rPr>
-        <w:hyperlink r:id="rId10" w:history="1">
-          <w:r>
-            <w:rPr>
-              <w:rStyle w:val="Hyperlink"/>
-            </w:rPr>
-            <w:t>of</w:t>
-          </w:r>
-        </w:hyperlink>
-      </w:r>
-      <w:r>
-        <w:rPr>
-          <w:rFonts w:ascii="Charis SIL Regular" w:hAnsi="Charis SIL Regular" w:eastAsia="Charis SIL Regular"/>
-          <w:b w:val="0"/>
-          <w:i w:val="0"/>
-          <w:color w:val="0000FF"/>
-          <w:sz w:val="24"/>
-        </w:rPr>
-        <w:t xml:space="preserve"> </w:t>
-      </w:r>
-      <w:r>
-        <w:rPr>
-          <w:rFonts w:ascii="Charis SIL Regular" w:hAnsi="Charis SIL Regular" w:eastAsia="Charis SIL Regular"/>
-          <w:b w:val="0"/>
-          <w:i w:val="0"/>
-          <w:color w:val="0000FF"/>
-          <w:sz w:val="24"/>
-        </w:rPr>
-        <w:hyperlink r:id="rId9" w:history="1">
-          <w:r>
-            <w:rPr>
-              <w:rStyle w:val="Hyperlink"/>
-            </w:rPr>
-            <w:t>Kan</w:t>
-          </w:r>
-        </w:hyperlink>
-      </w:r>
-      <w:r>
-        <w:rPr>
-          <w:rFonts w:ascii="Charis SIL Regular" w:hAnsi="Charis SIL Regular" w:eastAsia="Charis SIL Regular"/>
-          <w:b w:val="0"/>
-          <w:i w:val="0"/>
-          <w:color w:val="0000FF"/>
-          <w:sz w:val="24"/>
-        </w:rPr>
-        <w:hyperlink r:id="rId10" w:history="1">
-          <w:r>
-            <w:rPr>
-              <w:rStyle w:val="Hyperlink"/>
-            </w:rPr>
-            <w:t>dy</w:t>
-          </w:r>
-        </w:hyperlink>
-      </w:r>
-      <w:r>
-        <w:rPr>
-          <w:rFonts w:ascii="Charis SIL Regular" w:hAnsi="Charis SIL Regular" w:eastAsia="Charis SIL Regular"/>
-          <w:b w:val="0"/>
-          <w:i w:val="0"/>
-          <w:color w:val="0000FF"/>
-          <w:sz w:val="24"/>
-        </w:rPr>
-        <w:t xml:space="preserve"> </w:t>
-      </w:r>
-      <w:r>
-        <w:rPr>
-          <w:rFonts w:ascii="Charis SIL Regular" w:hAnsi="Charis SIL Regular" w:eastAsia="Charis SIL Regular"/>
-          <w:b w:val="0"/>
-          <w:i w:val="0"/>
-          <w:color w:val="0000FF"/>
-          <w:sz w:val="24"/>
-        </w:rPr>
-        <w:hyperlink r:id="rId10" w:history="1">
-          <w:r>
-            <w:rPr>
-              <w:rStyle w:val="Hyperlink"/>
-            </w:rPr>
-            <w:t>(or</w:t>
-          </w:r>
-        </w:hyperlink>
-      </w:r>
-      <w:r>
-        <w:rPr>
-          <w:rFonts w:ascii="Charis SIL Regular" w:hAnsi="Charis SIL Regular" w:eastAsia="Charis SIL Regular"/>
-          <w:b w:val="0"/>
-          <w:i w:val="0"/>
-          <w:color w:val="0000FF"/>
-          <w:sz w:val="24"/>
-        </w:rPr>
-        <w:t xml:space="preserve"> </w:t>
-      </w:r>
-      <w:r>
-        <w:rPr>
-          <w:rFonts w:ascii="Charis SIL Regular" w:hAnsi="Charis SIL Regular" w:eastAsia="Charis SIL Regular"/>
-          <w:b w:val="0"/>
-          <w:i w:val="0"/>
-          <w:color w:val="0000FF"/>
-          <w:sz w:val="24"/>
-        </w:rPr>
-        <w:hyperlink r:id="rId10" w:history="1">
-          <w:r>
-            <w:rPr>
-              <w:rStyle w:val="Hyperlink"/>
-            </w:rPr>
-            <w:t>his</w:t>
-          </w:r>
-        </w:hyperlink>
-      </w:r>
-      <w:r>
-        <w:rPr>
-          <w:rFonts w:ascii="Charis SIL Regular" w:hAnsi="Charis SIL Regular" w:eastAsia="Charis SIL Regular"/>
-          <w:b w:val="0"/>
-          <w:i w:val="0"/>
-          <w:color w:val="0000FF"/>
-          <w:sz w:val="24"/>
-        </w:rPr>
-        <w:t xml:space="preserve"> </w:t>
-      </w:r>
-      <w:r>
-        <w:rPr>
-          <w:rFonts w:ascii="Charis SIL Regular" w:hAnsi="Charis SIL Regular" w:eastAsia="Charis SIL Regular"/>
-          <w:b w:val="0"/>
-          <w:i w:val="0"/>
-          <w:color w:val="0000FF"/>
-          <w:sz w:val="24"/>
-        </w:rPr>
-        <w:hyperlink r:id="rId10" w:history="1">
-          <w:r>
-            <w:rPr>
-              <w:rStyle w:val="Hyperlink"/>
-            </w:rPr>
-            <w:t>court)</w:t>
-          </w:r>
-        </w:hyperlink>
-      </w:r>
-      <w:r>
-        <w:rPr>
-          <w:rFonts w:ascii="Charis SIL Regular" w:hAnsi="Charis SIL Regular" w:eastAsia="Charis SIL Regular"/>
-          <w:b w:val="0"/>
-          <w:i w:val="0"/>
-          <w:color w:val="0000FF"/>
-          <w:sz w:val="24"/>
-        </w:rPr>
-        <w:t xml:space="preserve"> </w:t>
-      </w:r>
-      <w:r>
-        <w:rPr>
-          <w:rFonts w:ascii="Charis SIL Regular" w:hAnsi="Charis SIL Regular" w:eastAsia="Charis SIL Regular"/>
-          <w:b w:val="0"/>
-          <w:i w:val="0"/>
-          <w:color w:val="0000FF"/>
-          <w:sz w:val="24"/>
-        </w:rPr>
-        <w:hyperlink r:id="rId10" w:history="1">
-          <w:r>
-            <w:rPr>
-              <w:rStyle w:val="Hyperlink"/>
-            </w:rPr>
-            <w:t>to</w:t>
-          </w:r>
-        </w:hyperlink>
-      </w:r>
-      <w:r>
-        <w:rPr>
-          <w:rFonts w:ascii="Charis SIL Regular" w:hAnsi="Charis SIL Regular" w:eastAsia="Charis SIL Regular"/>
-          <w:b w:val="0"/>
-          <w:i w:val="0"/>
-          <w:color w:val="0000FF"/>
-          <w:sz w:val="24"/>
-        </w:rPr>
-        <w:t xml:space="preserve"> </w:t>
-      </w:r>
-      <w:r>
-        <w:rPr>
-          <w:rFonts w:ascii="Charis SIL Regular" w:hAnsi="Charis SIL Regular" w:eastAsia="Charis SIL Regular"/>
-          <w:b w:val="0"/>
-          <w:i w:val="0"/>
-          <w:color w:val="0000FF"/>
-          <w:sz w:val="24"/>
-        </w:rPr>
-        <w:hyperlink r:id="rId10" w:history="1">
-          <w:r>
-            <w:rPr>
-              <w:rStyle w:val="Hyperlink"/>
-            </w:rPr>
-            <w:t xml:space="preserve">Governor </w:t>
-          </w:r>
-        </w:hyperlink>
-      </w:r>
-      <w:r>
-        <w:rPr>
-          <w:rFonts w:ascii="Charis SIL Regular" w:hAnsi="Charis SIL Regular" w:eastAsia="Charis SIL Regular"/>
-          <w:b w:val="0"/>
-          <w:i w:val="0"/>
-          <w:color w:val="0000FF"/>
-          <w:sz w:val="24"/>
-        </w:rPr>
-        <w:hyperlink r:id="rId10" w:history="1">
-          <w:r>
-            <w:rPr>
-              <w:rStyle w:val="Hyperlink"/>
-            </w:rPr>
-            <w:t>Julius</w:t>
-          </w:r>
-        </w:hyperlink>
-      </w:r>
-      <w:r>
-        <w:rPr>
-          <w:rFonts w:ascii="Charis SIL Regular" w:hAnsi="Charis SIL Regular" w:eastAsia="Charis SIL Regular"/>
-          <w:b w:val="0"/>
-          <w:i w:val="0"/>
-          <w:color w:val="0000FF"/>
-          <w:sz w:val="24"/>
-        </w:rPr>
-        <w:t xml:space="preserve"> </w:t>
-      </w:r>
-      <w:r>
-        <w:rPr>
-          <w:rFonts w:ascii="Charis SIL Regular" w:hAnsi="Charis SIL Regular" w:eastAsia="Charis SIL Regular"/>
-          <w:b w:val="0"/>
-          <w:i w:val="0"/>
-          <w:color w:val="0000FF"/>
-          <w:sz w:val="24"/>
-        </w:rPr>
-        <w:hyperlink r:id="rId10" w:history="1">
-          <w:r>
-            <w:rPr>
-              <w:rStyle w:val="Hyperlink"/>
-            </w:rPr>
-            <w:t>Valent</w:t>
-          </w:r>
-        </w:hyperlink>
-      </w:r>
-      <w:r>
-        <w:rPr>
-          <w:rFonts w:ascii="Charis SIL Regular" w:hAnsi="Charis SIL Regular" w:eastAsia="Charis SIL Regular"/>
-          <w:b w:val="0"/>
-          <w:i w:val="0"/>
-          <w:color w:val="0000FF"/>
-          <w:sz w:val="24"/>
-        </w:rPr>
-        <w:t xml:space="preserve">ijn Stein van Gollonesse, concerning the transport of Buddhist monks from </w:t>
       </w:r>
       <w:r>
         <w:rPr>
@@ -3151,7 +3942,7 @@
           <w:color w:val="0000FF"/>
           <w:sz w:val="24"/>
         </w:rPr>
-        <w:hyperlink r:id="rId10" w:history="1">
+        <w:hyperlink r:id="rId11" w:history="1">
           <w:r>
             <w:rPr>
               <w:rStyle w:val="Hyperlink"/>
@@ -3923,7 +4714,227 @@
           <w:color w:val="0000FF"/>
           <w:sz w:val="24"/>
         </w:rPr>
-        <w:t>decorations (5 × 22 × 9 c</w:t>
+        <w:hyperlink r:id="rId11" w:history="1">
+          <w:r>
+            <w:rPr>
+              <w:rStyle w:val="Hyperlink"/>
+            </w:rPr>
+            <w:t>de</w:t>
+          </w:r>
+        </w:hyperlink>
+      </w:r>
+      <w:r>
+        <w:rPr>
+          <w:rFonts w:ascii="Charis SIL Regular" w:hAnsi="Charis SIL Regular" w:eastAsia="Charis SIL Regular"/>
+          <w:b w:val="0"/>
+          <w:i w:val="0"/>
+          <w:color w:val="0000FF"/>
+          <w:sz w:val="24"/>
+        </w:rPr>
+        <w:hyperlink r:id="rId11" w:history="1">
+          <w:r>
+            <w:rPr>
+              <w:rStyle w:val="Hyperlink"/>
+            </w:rPr>
+            <w:t>c</w:t>
+          </w:r>
+        </w:hyperlink>
+      </w:r>
+      <w:r>
+        <w:rPr>
+          <w:rFonts w:ascii="Charis SIL Regular" w:hAnsi="Charis SIL Regular" w:eastAsia="Charis SIL Regular"/>
+          <w:b w:val="0"/>
+          <w:i w:val="0"/>
+          <w:color w:val="0000FF"/>
+          <w:sz w:val="24"/>
+        </w:rPr>
+        <w:hyperlink r:id="rId11" w:history="1">
+          <w:r>
+            <w:rPr>
+              <w:rStyle w:val="Hyperlink"/>
+            </w:rPr>
+            <w:t>oration</w:t>
+          </w:r>
+        </w:hyperlink>
+      </w:r>
+      <w:r>
+        <w:rPr>
+          <w:rFonts w:ascii="Charis SIL Regular" w:hAnsi="Charis SIL Regular" w:eastAsia="Charis SIL Regular"/>
+          <w:b w:val="0"/>
+          <w:i w:val="0"/>
+          <w:color w:val="0000FF"/>
+          <w:sz w:val="24"/>
+        </w:rPr>
+        <w:hyperlink r:id="rId11" w:history="1">
+          <w:r>
+            <w:rPr>
+              <w:rStyle w:val="Hyperlink"/>
+            </w:rPr>
+            <w:t>s</w:t>
+          </w:r>
+        </w:hyperlink>
+      </w:r>
+      <w:r>
+        <w:rPr>
+          <w:rFonts w:ascii="Charis SIL Regular" w:hAnsi="Charis SIL Regular" w:eastAsia="Charis SIL Regular"/>
+          <w:b w:val="0"/>
+          <w:i w:val="0"/>
+          <w:color w:val="0000FF"/>
+          <w:sz w:val="24"/>
+        </w:rPr>
+        <w:t xml:space="preserve"> </w:t>
+      </w:r>
+      <w:r>
+        <w:rPr>
+          <w:rFonts w:ascii="Charis SIL Regular" w:hAnsi="Charis SIL Regular" w:eastAsia="Charis SIL Regular"/>
+          <w:b w:val="0"/>
+          <w:i w:val="0"/>
+          <w:color w:val="0000FF"/>
+          <w:sz w:val="24"/>
+        </w:rPr>
+        <w:hyperlink r:id="rId11" w:history="1">
+          <w:r>
+            <w:rPr>
+              <w:rStyle w:val="Hyperlink"/>
+            </w:rPr>
+            <w:t>(5</w:t>
+          </w:r>
+        </w:hyperlink>
+      </w:r>
+      <w:r>
+        <w:rPr>
+          <w:rFonts w:ascii="Charis SIL Regular" w:hAnsi="Charis SIL Regular" w:eastAsia="Charis SIL Regular"/>
+          <w:b w:val="0"/>
+          <w:i w:val="0"/>
+          <w:color w:val="0000FF"/>
+          <w:sz w:val="24"/>
+        </w:rPr>
+        <w:t xml:space="preserve"> </w:t>
+      </w:r>
+      <w:r>
+        <w:rPr>
+          <w:rFonts w:ascii="Charis SIL Regular" w:hAnsi="Charis SIL Regular" w:eastAsia="Charis SIL Regular"/>
+          <w:b w:val="0"/>
+          <w:i w:val="0"/>
+          <w:color w:val="0000FF"/>
+          <w:sz w:val="24"/>
+        </w:rPr>
+        <w:hyperlink r:id="rId11" w:history="1">
+          <w:r>
+            <w:rPr>
+              <w:rStyle w:val="Hyperlink"/>
+            </w:rPr>
+            <w:t>×</w:t>
+          </w:r>
+        </w:hyperlink>
+      </w:r>
+      <w:r>
+        <w:rPr>
+          <w:rFonts w:ascii="Charis SIL Regular" w:hAnsi="Charis SIL Regular" w:eastAsia="Charis SIL Regular"/>
+          <w:b w:val="0"/>
+          <w:i w:val="0"/>
+          <w:color w:val="0000FF"/>
+          <w:sz w:val="24"/>
+        </w:rPr>
+        <w:t xml:space="preserve"> </w:t>
+      </w:r>
+      <w:r>
+        <w:rPr>
+          <w:rFonts w:ascii="Charis SIL Regular" w:hAnsi="Charis SIL Regular" w:eastAsia="Charis SIL Regular"/>
+          <w:b w:val="0"/>
+          <w:i w:val="0"/>
+          <w:color w:val="0000FF"/>
+          <w:sz w:val="24"/>
+        </w:rPr>
+        <w:hyperlink r:id="rId11" w:history="1">
+          <w:r>
+            <w:rPr>
+              <w:rStyle w:val="Hyperlink"/>
+            </w:rPr>
+            <w:t>22</w:t>
+          </w:r>
+        </w:hyperlink>
+      </w:r>
+      <w:r>
+        <w:rPr>
+          <w:rFonts w:ascii="Charis SIL Regular" w:hAnsi="Charis SIL Regular" w:eastAsia="Charis SIL Regular"/>
+          <w:b w:val="0"/>
+          <w:i w:val="0"/>
+          <w:color w:val="0000FF"/>
+          <w:sz w:val="24"/>
+        </w:rPr>
+        <w:t xml:space="preserve"> </w:t>
+      </w:r>
+      <w:r>
+        <w:rPr>
+          <w:rFonts w:ascii="Charis SIL Regular" w:hAnsi="Charis SIL Regular" w:eastAsia="Charis SIL Regular"/>
+          <w:b w:val="0"/>
+          <w:i w:val="0"/>
+          <w:color w:val="0000FF"/>
+          <w:sz w:val="24"/>
+        </w:rPr>
+        <w:hyperlink r:id="rId11" w:history="1">
+          <w:r>
+            <w:rPr>
+              <w:rStyle w:val="Hyperlink"/>
+            </w:rPr>
+            <w:t>×</w:t>
+          </w:r>
+        </w:hyperlink>
+      </w:r>
+      <w:r>
+        <w:rPr>
+          <w:rFonts w:ascii="Charis SIL Regular" w:hAnsi="Charis SIL Regular" w:eastAsia="Charis SIL Regular"/>
+          <w:b w:val="0"/>
+          <w:i w:val="0"/>
+          <w:color w:val="0000FF"/>
+          <w:sz w:val="24"/>
+        </w:rPr>
+        <w:t xml:space="preserve"> </w:t>
+      </w:r>
+      <w:r>
+        <w:rPr>
+          <w:rFonts w:ascii="Charis SIL Regular" w:hAnsi="Charis SIL Regular" w:eastAsia="Charis SIL Regular"/>
+          <w:b w:val="0"/>
+          <w:i w:val="0"/>
+          <w:color w:val="0000FF"/>
+          <w:sz w:val="24"/>
+        </w:rPr>
+        <w:hyperlink r:id="rId11" w:history="1">
+          <w:r>
+            <w:rPr>
+              <w:rStyle w:val="Hyperlink"/>
+            </w:rPr>
+            <w:t>9</w:t>
+          </w:r>
+        </w:hyperlink>
+      </w:r>
+      <w:r>
+        <w:rPr>
+          <w:rFonts w:ascii="Charis SIL Regular" w:hAnsi="Charis SIL Regular" w:eastAsia="Charis SIL Regular"/>
+          <w:b w:val="0"/>
+          <w:i w:val="0"/>
+          <w:color w:val="0000FF"/>
+          <w:sz w:val="24"/>
+        </w:rPr>
+        <w:t xml:space="preserve"> </w:t>
+      </w:r>
+      <w:r>
+        <w:rPr>
+          <w:rFonts w:ascii="Charis SIL Regular" w:hAnsi="Charis SIL Regular" w:eastAsia="Charis SIL Regular"/>
+          <w:b w:val="0"/>
+          <w:i w:val="0"/>
+          <w:color w:val="0000FF"/>
+          <w:sz w:val="24"/>
+        </w:rPr>
+        <w:hyperlink r:id="rId11" w:history="1">
+          <w:r>
+            <w:rPr>
+              <w:rStyle w:val="Hyperlink"/>
+            </w:rPr>
+            <w:t>c</w:t>
+          </w:r>
+        </w:hyperlink>
       </w:r>
       <w:r>
         <w:rPr>

--- a/EXPORTS/DOCX/review/niveau2/Dutch/Sri Lanka.docx
+++ b/EXPORTS/DOCX/review/niveau2/Dutch/Sri Lanka.docx
@@ -1183,7 +1183,7 @@
           <w:color w:val="0000FF"/>
           <w:sz w:val="24"/>
         </w:rPr>
-        <w:hyperlink r:id="rId9" w:history="1">
+        <w:hyperlink r:id="rId10" w:history="1">
           <w:r>
             <w:rPr>
               <w:rStyle w:val="Hyperlink"/>
@@ -1200,7 +1200,7 @@
           <w:color w:val="0000FF"/>
           <w:sz w:val="24"/>
         </w:rPr>
-        <w:hyperlink r:id="rId9" w:history="1">
+        <w:hyperlink r:id="rId10" w:history="1">
           <w:r>
             <w:rPr>
               <w:rStyle w:val="Hyperlink"/>
@@ -1217,7 +1217,7 @@
           <w:color w:val="0000FF"/>
           <w:sz w:val="24"/>
         </w:rPr>
-        <w:hyperlink r:id="rId9" w:history="1">
+        <w:hyperlink r:id="rId10" w:history="1">
           <w:r>
             <w:rPr>
               <w:rStyle w:val="Hyperlink"/>
@@ -1244,7 +1244,7 @@
           <w:color w:val="0000FF"/>
           <w:sz w:val="24"/>
         </w:rPr>
-        <w:hyperlink r:id="rId9" w:history="1">
+        <w:hyperlink r:id="rId10" w:history="1">
           <w:r>
             <w:rPr>
               <w:rStyle w:val="Hyperlink"/>
@@ -1261,7 +1261,7 @@
           <w:color w:val="0000FF"/>
           <w:sz w:val="24"/>
         </w:rPr>
-        <w:hyperlink r:id="rId9" w:history="1">
+        <w:hyperlink r:id="rId10" w:history="1">
           <w:r>
             <w:rPr>
               <w:rStyle w:val="Hyperlink"/>
@@ -3515,7 +3515,7 @@
           <w:color w:val="0000FF"/>
           <w:sz w:val="24"/>
         </w:rPr>
-        <w:hyperlink r:id="rId10" w:history="1">
+        <w:hyperlink r:id="rId11" w:history="1">
           <w:r>
             <w:rPr>
               <w:rStyle w:val="Hyperlink"/>
@@ -3532,7 +3532,7 @@
           <w:color w:val="0000FF"/>
           <w:sz w:val="24"/>
         </w:rPr>
-        <w:hyperlink r:id="rId10" w:history="1">
+        <w:hyperlink r:id="rId11" w:history="1">
           <w:r>
             <w:rPr>
               <w:rStyle w:val="Hyperlink"/>
@@ -3559,7 +3559,7 @@
           <w:color w:val="0000FF"/>
           <w:sz w:val="24"/>
         </w:rPr>
-        <w:hyperlink r:id="rId10" w:history="1">
+        <w:hyperlink r:id="rId11" w:history="1">
           <w:r>
             <w:rPr>
               <w:rStyle w:val="Hyperlink"/>
@@ -3576,7 +3576,7 @@
           <w:color w:val="0000FF"/>
           <w:sz w:val="24"/>
         </w:rPr>
-        <w:hyperlink r:id="rId10" w:history="1">
+        <w:hyperlink r:id="rId11" w:history="1">
           <w:r>
             <w:rPr>
               <w:rStyle w:val="Hyperlink"/>
@@ -3593,7 +3593,7 @@
           <w:color w:val="0000FF"/>
           <w:sz w:val="24"/>
         </w:rPr>
-        <w:hyperlink r:id="rId10" w:history="1">
+        <w:hyperlink r:id="rId11" w:history="1">
           <w:r>
             <w:rPr>
               <w:rStyle w:val="Hyperlink"/>
@@ -3610,7 +3610,7 @@
           <w:color w:val="0000FF"/>
           <w:sz w:val="24"/>
         </w:rPr>
-        <w:hyperlink r:id="rId10" w:history="1">
+        <w:hyperlink r:id="rId11" w:history="1">
           <w:r>
             <w:rPr>
               <w:rStyle w:val="Hyperlink"/>
@@ -3637,12 +3637,73 @@
           <w:color w:val="0000FF"/>
           <w:sz w:val="24"/>
         </w:rPr>
+        <w:hyperlink r:id="rId11" w:history="1">
+          <w:r>
+            <w:rPr>
+              <w:rStyle w:val="Hyperlink"/>
+            </w:rPr>
+            <w:t>t</w:t>
+          </w:r>
+        </w:hyperlink>
+      </w:r>
+      <w:r>
+        <w:rPr>
+          <w:rFonts w:ascii="Charis SIL Regular" w:hAnsi="Charis SIL Regular" w:eastAsia="Charis SIL Regular"/>
+          <w:b w:val="0"/>
+          <w:i w:val="0"/>
+          <w:color w:val="0000FF"/>
+          <w:sz w:val="24"/>
+        </w:rPr>
+        <w:hyperlink r:id="rId11" w:history="1">
+          <w:r>
+            <w:rPr>
+              <w:rStyle w:val="Hyperlink"/>
+            </w:rPr>
+            <w:t>o</w:t>
+          </w:r>
+        </w:hyperlink>
+      </w:r>
+      <w:r>
+        <w:rPr>
+          <w:rFonts w:ascii="Charis SIL Regular" w:hAnsi="Charis SIL Regular" w:eastAsia="Charis SIL Regular"/>
+          <w:b w:val="0"/>
+          <w:i w:val="0"/>
+          <w:color w:val="0000FF"/>
+          <w:sz w:val="24"/>
+        </w:rPr>
+        <w:t xml:space="preserve"> </w:t>
+      </w:r>
+      <w:r>
+        <w:rPr>
+          <w:rFonts w:ascii="Charis SIL Regular" w:hAnsi="Charis SIL Regular" w:eastAsia="Charis SIL Regular"/>
+          <w:b w:val="0"/>
+          <w:i w:val="0"/>
+          <w:color w:val="0000FF"/>
+          <w:sz w:val="24"/>
+        </w:rPr>
+        <w:hyperlink r:id="rId11" w:history="1">
+          <w:r>
+            <w:rPr>
+              <w:rStyle w:val="Hyperlink"/>
+            </w:rPr>
+            <w:t>Sta</w:t>
+          </w:r>
+        </w:hyperlink>
+      </w:r>
+      <w:r>
+        <w:rPr>
+          <w:rFonts w:ascii="Charis SIL Regular" w:hAnsi="Charis SIL Regular" w:eastAsia="Charis SIL Regular"/>
+          <w:b w:val="0"/>
+          <w:i w:val="0"/>
+          <w:color w:val="0000FF"/>
+          <w:sz w:val="24"/>
+        </w:rPr>
         <w:hyperlink r:id="rId10" w:history="1">
           <w:r>
             <w:rPr>
               <w:rStyle w:val="Hyperlink"/>
             </w:rPr>
-            <w:t>t</w:t>
+            <w:t>dth</w:t>
           </w:r>
         </w:hyperlink>
       </w:r>
@@ -3671,24 +3732,24 @@
           <w:color w:val="0000FF"/>
           <w:sz w:val="24"/>
         </w:rPr>
-        <w:t xml:space="preserve"> </w:t>
-      </w:r>
-      <w:r>
-        <w:rPr>
-          <w:rFonts w:ascii="Charis SIL Regular" w:hAnsi="Charis SIL Regular" w:eastAsia="Charis SIL Regular"/>
-          <w:b w:val="0"/>
-          <w:i w:val="0"/>
-          <w:color w:val="0000FF"/>
-          <w:sz w:val="24"/>
-        </w:rPr>
         <w:hyperlink r:id="rId10" w:history="1">
           <w:r>
             <w:rPr>
               <w:rStyle w:val="Hyperlink"/>
             </w:rPr>
-            <w:t>Sta</w:t>
+            <w:t>lder</w:t>
           </w:r>
         </w:hyperlink>
+      </w:r>
+      <w:r>
+        <w:rPr>
+          <w:rFonts w:ascii="Charis SIL Regular" w:hAnsi="Charis SIL Regular" w:eastAsia="Charis SIL Regular"/>
+          <w:b w:val="0"/>
+          <w:i w:val="0"/>
+          <w:color w:val="0000FF"/>
+          <w:sz w:val="24"/>
+        </w:rPr>
+        <w:t xml:space="preserve"> </w:t>
       </w:r>
       <w:r>
         <w:rPr>
@@ -3703,9 +3764,175 @@
             <w:rPr>
               <w:rStyle w:val="Hyperlink"/>
             </w:rPr>
-            <w:t>dth</w:t>
+            <w:t>P</w:t>
           </w:r>
         </w:hyperlink>
+      </w:r>
+      <w:r>
+        <w:rPr>
+          <w:rFonts w:ascii="Charis SIL Regular" w:hAnsi="Charis SIL Regular" w:eastAsia="Charis SIL Regular"/>
+          <w:b w:val="0"/>
+          <w:i w:val="0"/>
+          <w:color w:val="0000FF"/>
+          <w:sz w:val="24"/>
+        </w:rPr>
+        <w:hyperlink r:id="rId10" w:history="1">
+          <w:r>
+            <w:rPr>
+              <w:rStyle w:val="Hyperlink"/>
+            </w:rPr>
+            <w:t>r</w:t>
+          </w:r>
+        </w:hyperlink>
+      </w:r>
+      <w:r>
+        <w:rPr>
+          <w:rFonts w:ascii="Charis SIL Regular" w:hAnsi="Charis SIL Regular" w:eastAsia="Charis SIL Regular"/>
+          <w:b w:val="0"/>
+          <w:i w:val="0"/>
+          <w:color w:val="0000FF"/>
+          <w:sz w:val="24"/>
+        </w:rPr>
+        <w:hyperlink r:id="rId10" w:history="1">
+          <w:r>
+            <w:rPr>
+              <w:rStyle w:val="Hyperlink"/>
+            </w:rPr>
+            <w:t>in</w:t>
+          </w:r>
+        </w:hyperlink>
+      </w:r>
+      <w:r>
+        <w:rPr>
+          <w:rFonts w:ascii="Charis SIL Regular" w:hAnsi="Charis SIL Regular" w:eastAsia="Charis SIL Regular"/>
+          <w:b w:val="0"/>
+          <w:i w:val="0"/>
+          <w:color w:val="0000FF"/>
+          <w:sz w:val="24"/>
+        </w:rPr>
+        <w:hyperlink r:id="rId10" w:history="1">
+          <w:r>
+            <w:rPr>
+              <w:rStyle w:val="Hyperlink"/>
+            </w:rPr>
+            <w:t>ce</w:t>
+          </w:r>
+        </w:hyperlink>
+      </w:r>
+      <w:r>
+        <w:rPr>
+          <w:rFonts w:ascii="Charis SIL Regular" w:hAnsi="Charis SIL Regular" w:eastAsia="Charis SIL Regular"/>
+          <w:b w:val="0"/>
+          <w:i w:val="0"/>
+          <w:color w:val="0000FF"/>
+          <w:sz w:val="24"/>
+        </w:rPr>
+        <w:t xml:space="preserve"> </w:t>
+      </w:r>
+      <w:r>
+        <w:rPr>
+          <w:rFonts w:ascii="Charis SIL Regular" w:hAnsi="Charis SIL Regular" w:eastAsia="Charis SIL Regular"/>
+          <w:b w:val="0"/>
+          <w:i w:val="0"/>
+          <w:color w:val="0000FF"/>
+          <w:sz w:val="24"/>
+        </w:rPr>
+        <w:hyperlink r:id="rId10" w:history="1">
+          <w:r>
+            <w:rPr>
+              <w:rStyle w:val="Hyperlink"/>
+            </w:rPr>
+            <w:t>Wi</w:t>
+          </w:r>
+        </w:hyperlink>
+      </w:r>
+      <w:r>
+        <w:rPr>
+          <w:rFonts w:ascii="Charis SIL Regular" w:hAnsi="Charis SIL Regular" w:eastAsia="Charis SIL Regular"/>
+          <w:b w:val="0"/>
+          <w:i w:val="0"/>
+          <w:color w:val="0000FF"/>
+          <w:sz w:val="24"/>
+        </w:rPr>
+        <w:hyperlink r:id="rId10" w:history="1">
+          <w:r>
+            <w:rPr>
+              <w:rStyle w:val="Hyperlink"/>
+            </w:rPr>
+            <w:t>l</w:t>
+          </w:r>
+        </w:hyperlink>
+      </w:r>
+      <w:r>
+        <w:rPr>
+          <w:rFonts w:ascii="Charis SIL Regular" w:hAnsi="Charis SIL Regular" w:eastAsia="Charis SIL Regular"/>
+          <w:b w:val="0"/>
+          <w:i w:val="0"/>
+          <w:color w:val="0000FF"/>
+          <w:sz w:val="24"/>
+        </w:rPr>
+        <w:hyperlink r:id="rId10" w:history="1">
+          <w:r>
+            <w:rPr>
+              <w:rStyle w:val="Hyperlink"/>
+            </w:rPr>
+            <w:t>lia</w:t>
+          </w:r>
+        </w:hyperlink>
+      </w:r>
+      <w:r>
+        <w:rPr>
+          <w:rFonts w:ascii="Charis SIL Regular" w:hAnsi="Charis SIL Regular" w:eastAsia="Charis SIL Regular"/>
+          <w:b w:val="0"/>
+          <w:i w:val="0"/>
+          <w:color w:val="0000FF"/>
+          <w:sz w:val="24"/>
+        </w:rPr>
+        <w:hyperlink r:id="rId10" w:history="1">
+          <w:r>
+            <w:rPr>
+              <w:rStyle w:val="Hyperlink"/>
+            </w:rPr>
+            <w:t>m</w:t>
+          </w:r>
+        </w:hyperlink>
+      </w:r>
+      <w:r>
+        <w:rPr>
+          <w:rFonts w:ascii="Charis SIL Regular" w:hAnsi="Charis SIL Regular" w:eastAsia="Charis SIL Regular"/>
+          <w:b w:val="0"/>
+          <w:i w:val="0"/>
+          <w:color w:val="0000FF"/>
+          <w:sz w:val="24"/>
+        </w:rPr>
+        <w:t xml:space="preserve"> </w:t>
+      </w:r>
+      <w:r>
+        <w:rPr>
+          <w:rFonts w:ascii="Charis SIL Regular" w:hAnsi="Charis SIL Regular" w:eastAsia="Charis SIL Regular"/>
+          <w:b w:val="0"/>
+          <w:i w:val="0"/>
+          <w:color w:val="0000FF"/>
+          <w:sz w:val="24"/>
+        </w:rPr>
+        <w:hyperlink r:id="rId10" w:history="1">
+          <w:r>
+            <w:rPr>
+              <w:rStyle w:val="Hyperlink"/>
+            </w:rPr>
+            <w:t>IV</w:t>
+          </w:r>
+        </w:hyperlink>
+      </w:r>
+      <w:r>
+        <w:rPr>
+          <w:rFonts w:ascii="Charis SIL Regular" w:hAnsi="Charis SIL Regular" w:eastAsia="Charis SIL Regular"/>
+          <w:b w:val="0"/>
+          <w:i w:val="0"/>
+          <w:color w:val="0000FF"/>
+          <w:sz w:val="24"/>
+        </w:rPr>
+        <w:t xml:space="preserve"> </w:t>
       </w:r>
       <w:r>
         <w:rPr>
@@ -3732,233 +3959,6 @@
           <w:color w:val="0000FF"/>
           <w:sz w:val="24"/>
         </w:rPr>
-        <w:hyperlink r:id="rId10" w:history="1">
-          <w:r>
-            <w:rPr>
-              <w:rStyle w:val="Hyperlink"/>
-            </w:rPr>
-            <w:t>lder</w:t>
-          </w:r>
-        </w:hyperlink>
-      </w:r>
-      <w:r>
-        <w:rPr>
-          <w:rFonts w:ascii="Charis SIL Regular" w:hAnsi="Charis SIL Regular" w:eastAsia="Charis SIL Regular"/>
-          <w:b w:val="0"/>
-          <w:i w:val="0"/>
-          <w:color w:val="0000FF"/>
-          <w:sz w:val="24"/>
-        </w:rPr>
-        <w:t xml:space="preserve"> </w:t>
-      </w:r>
-      <w:r>
-        <w:rPr>
-          <w:rFonts w:ascii="Charis SIL Regular" w:hAnsi="Charis SIL Regular" w:eastAsia="Charis SIL Regular"/>
-          <w:b w:val="0"/>
-          <w:i w:val="0"/>
-          <w:color w:val="0000FF"/>
-          <w:sz w:val="24"/>
-        </w:rPr>
-        <w:hyperlink r:id="rId10" w:history="1">
-          <w:r>
-            <w:rPr>
-              <w:rStyle w:val="Hyperlink"/>
-            </w:rPr>
-            <w:t>P</w:t>
-          </w:r>
-        </w:hyperlink>
-      </w:r>
-      <w:r>
-        <w:rPr>
-          <w:rFonts w:ascii="Charis SIL Regular" w:hAnsi="Charis SIL Regular" w:eastAsia="Charis SIL Regular"/>
-          <w:b w:val="0"/>
-          <w:i w:val="0"/>
-          <w:color w:val="0000FF"/>
-          <w:sz w:val="24"/>
-        </w:rPr>
-        <w:hyperlink r:id="rId10" w:history="1">
-          <w:r>
-            <w:rPr>
-              <w:rStyle w:val="Hyperlink"/>
-            </w:rPr>
-            <w:t>r</w:t>
-          </w:r>
-        </w:hyperlink>
-      </w:r>
-      <w:r>
-        <w:rPr>
-          <w:rFonts w:ascii="Charis SIL Regular" w:hAnsi="Charis SIL Regular" w:eastAsia="Charis SIL Regular"/>
-          <w:b w:val="0"/>
-          <w:i w:val="0"/>
-          <w:color w:val="0000FF"/>
-          <w:sz w:val="24"/>
-        </w:rPr>
-        <w:hyperlink r:id="rId10" w:history="1">
-          <w:r>
-            <w:rPr>
-              <w:rStyle w:val="Hyperlink"/>
-            </w:rPr>
-            <w:t>in</w:t>
-          </w:r>
-        </w:hyperlink>
-      </w:r>
-      <w:r>
-        <w:rPr>
-          <w:rFonts w:ascii="Charis SIL Regular" w:hAnsi="Charis SIL Regular" w:eastAsia="Charis SIL Regular"/>
-          <w:b w:val="0"/>
-          <w:i w:val="0"/>
-          <w:color w:val="0000FF"/>
-          <w:sz w:val="24"/>
-        </w:rPr>
-        <w:hyperlink r:id="rId10" w:history="1">
-          <w:r>
-            <w:rPr>
-              <w:rStyle w:val="Hyperlink"/>
-            </w:rPr>
-            <w:t>ce</w:t>
-          </w:r>
-        </w:hyperlink>
-      </w:r>
-      <w:r>
-        <w:rPr>
-          <w:rFonts w:ascii="Charis SIL Regular" w:hAnsi="Charis SIL Regular" w:eastAsia="Charis SIL Regular"/>
-          <w:b w:val="0"/>
-          <w:i w:val="0"/>
-          <w:color w:val="0000FF"/>
-          <w:sz w:val="24"/>
-        </w:rPr>
-        <w:t xml:space="preserve"> </w:t>
-      </w:r>
-      <w:r>
-        <w:rPr>
-          <w:rFonts w:ascii="Charis SIL Regular" w:hAnsi="Charis SIL Regular" w:eastAsia="Charis SIL Regular"/>
-          <w:b w:val="0"/>
-          <w:i w:val="0"/>
-          <w:color w:val="0000FF"/>
-          <w:sz w:val="24"/>
-        </w:rPr>
-        <w:hyperlink r:id="rId10" w:history="1">
-          <w:r>
-            <w:rPr>
-              <w:rStyle w:val="Hyperlink"/>
-            </w:rPr>
-            <w:t>Wi</w:t>
-          </w:r>
-        </w:hyperlink>
-      </w:r>
-      <w:r>
-        <w:rPr>
-          <w:rFonts w:ascii="Charis SIL Regular" w:hAnsi="Charis SIL Regular" w:eastAsia="Charis SIL Regular"/>
-          <w:b w:val="0"/>
-          <w:i w:val="0"/>
-          <w:color w:val="0000FF"/>
-          <w:sz w:val="24"/>
-        </w:rPr>
-        <w:hyperlink r:id="rId10" w:history="1">
-          <w:r>
-            <w:rPr>
-              <w:rStyle w:val="Hyperlink"/>
-            </w:rPr>
-            <w:t>l</w:t>
-          </w:r>
-        </w:hyperlink>
-      </w:r>
-      <w:r>
-        <w:rPr>
-          <w:rFonts w:ascii="Charis SIL Regular" w:hAnsi="Charis SIL Regular" w:eastAsia="Charis SIL Regular"/>
-          <w:b w:val="0"/>
-          <w:i w:val="0"/>
-          <w:color w:val="0000FF"/>
-          <w:sz w:val="24"/>
-        </w:rPr>
-        <w:hyperlink r:id="rId10" w:history="1">
-          <w:r>
-            <w:rPr>
-              <w:rStyle w:val="Hyperlink"/>
-            </w:rPr>
-            <w:t>lia</w:t>
-          </w:r>
-        </w:hyperlink>
-      </w:r>
-      <w:r>
-        <w:rPr>
-          <w:rFonts w:ascii="Charis SIL Regular" w:hAnsi="Charis SIL Regular" w:eastAsia="Charis SIL Regular"/>
-          <w:b w:val="0"/>
-          <w:i w:val="0"/>
-          <w:color w:val="0000FF"/>
-          <w:sz w:val="24"/>
-        </w:rPr>
-        <w:hyperlink r:id="rId10" w:history="1">
-          <w:r>
-            <w:rPr>
-              <w:rStyle w:val="Hyperlink"/>
-            </w:rPr>
-            <w:t>m</w:t>
-          </w:r>
-        </w:hyperlink>
-      </w:r>
-      <w:r>
-        <w:rPr>
-          <w:rFonts w:ascii="Charis SIL Regular" w:hAnsi="Charis SIL Regular" w:eastAsia="Charis SIL Regular"/>
-          <w:b w:val="0"/>
-          <w:i w:val="0"/>
-          <w:color w:val="0000FF"/>
-          <w:sz w:val="24"/>
-        </w:rPr>
-        <w:t xml:space="preserve"> </w:t>
-      </w:r>
-      <w:r>
-        <w:rPr>
-          <w:rFonts w:ascii="Charis SIL Regular" w:hAnsi="Charis SIL Regular" w:eastAsia="Charis SIL Regular"/>
-          <w:b w:val="0"/>
-          <w:i w:val="0"/>
-          <w:color w:val="0000FF"/>
-          <w:sz w:val="24"/>
-        </w:rPr>
-        <w:hyperlink r:id="rId10" w:history="1">
-          <w:r>
-            <w:rPr>
-              <w:rStyle w:val="Hyperlink"/>
-            </w:rPr>
-            <w:t>IV</w:t>
-          </w:r>
-        </w:hyperlink>
-      </w:r>
-      <w:r>
-        <w:rPr>
-          <w:rFonts w:ascii="Charis SIL Regular" w:hAnsi="Charis SIL Regular" w:eastAsia="Charis SIL Regular"/>
-          <w:b w:val="0"/>
-          <w:i w:val="0"/>
-          <w:color w:val="0000FF"/>
-          <w:sz w:val="24"/>
-        </w:rPr>
-        <w:t xml:space="preserve"> </w:t>
-      </w:r>
-      <w:r>
-        <w:rPr>
-          <w:rFonts w:ascii="Charis SIL Regular" w:hAnsi="Charis SIL Regular" w:eastAsia="Charis SIL Regular"/>
-          <w:b w:val="0"/>
-          <w:i w:val="0"/>
-          <w:color w:val="0000FF"/>
-          <w:sz w:val="24"/>
-        </w:rPr>
-        <w:hyperlink r:id="rId11" w:history="1">
-          <w:r>
-            <w:rPr>
-              <w:rStyle w:val="Hyperlink"/>
-            </w:rPr>
-            <w:t>o</w:t>
-          </w:r>
-        </w:hyperlink>
-      </w:r>
-      <w:r>
-        <w:rPr>
-          <w:rFonts w:ascii="Charis SIL Regular" w:hAnsi="Charis SIL Regular" w:eastAsia="Charis SIL Regular"/>
-          <w:b w:val="0"/>
-          <w:i w:val="0"/>
-          <w:color w:val="0000FF"/>
-          <w:sz w:val="24"/>
-        </w:rPr>
         <w:hyperlink r:id="rId11" w:history="1">
           <w:r>
             <w:rPr>
@@ -4460,14 +4460,7 @@
           <w:color w:val="0000FF"/>
           <w:sz w:val="24"/>
         </w:rPr>
-        <w:hyperlink r:id="rId11" w:history="1">
-          <w:r>
-            <w:rPr>
-              <w:rStyle w:val="Hyperlink"/>
-            </w:rPr>
-            <w:t>m</w:t>
-          </w:r>
-        </w:hyperlink>
+        <w:t>m</w:t>
       </w:r>
       <w:r>
         <w:rPr>

--- a/EXPORTS/DOCX/review/niveau2/Dutch/Sri Lanka.docx
+++ b/EXPORTS/DOCX/review/niveau2/Dutch/Sri Lanka.docx
@@ -1217,7 +1217,7 @@
           <w:color w:val="0000FF"/>
           <w:sz w:val="24"/>
         </w:rPr>
-        <w:hyperlink r:id="rId10" w:history="1">
+        <w:hyperlink r:id="rId9" w:history="1">
           <w:r>
             <w:rPr>
               <w:rStyle w:val="Hyperlink"/>
@@ -1244,7 +1244,7 @@
           <w:color w:val="0000FF"/>
           <w:sz w:val="24"/>
         </w:rPr>
-        <w:hyperlink r:id="rId10" w:history="1">
+        <w:hyperlink r:id="rId9" w:history="1">
           <w:r>
             <w:rPr>
               <w:rStyle w:val="Hyperlink"/>
@@ -1261,7 +1261,7 @@
           <w:color w:val="0000FF"/>
           <w:sz w:val="24"/>
         </w:rPr>
-        <w:hyperlink r:id="rId10" w:history="1">
+        <w:hyperlink r:id="rId9" w:history="1">
           <w:r>
             <w:rPr>
               <w:rStyle w:val="Hyperlink"/>
@@ -3564,58 +3564,7 @@
             <w:rPr>
               <w:rStyle w:val="Hyperlink"/>
             </w:rPr>
-            <w:t>D</w:t>
-          </w:r>
-        </w:hyperlink>
-      </w:r>
-      <w:r>
-        <w:rPr>
-          <w:rFonts w:ascii="Charis SIL Regular" w:hAnsi="Charis SIL Regular" w:eastAsia="Charis SIL Regular"/>
-          <w:b w:val="0"/>
-          <w:i w:val="0"/>
-          <w:color w:val="0000FF"/>
-          <w:sz w:val="24"/>
-        </w:rPr>
-        <w:hyperlink r:id="rId11" w:history="1">
-          <w:r>
-            <w:rPr>
-              <w:rStyle w:val="Hyperlink"/>
-            </w:rPr>
-            <w:t>e</w:t>
-          </w:r>
-        </w:hyperlink>
-      </w:r>
-      <w:r>
-        <w:rPr>
-          <w:rFonts w:ascii="Charis SIL Regular" w:hAnsi="Charis SIL Regular" w:eastAsia="Charis SIL Regular"/>
-          <w:b w:val="0"/>
-          <w:i w:val="0"/>
-          <w:color w:val="0000FF"/>
-          <w:sz w:val="24"/>
-        </w:rPr>
-        <w:hyperlink r:id="rId11" w:history="1">
-          <w:r>
-            <w:rPr>
-              <w:rStyle w:val="Hyperlink"/>
-            </w:rPr>
-            <w:t>dicatio</w:t>
-          </w:r>
-        </w:hyperlink>
-      </w:r>
-      <w:r>
-        <w:rPr>
-          <w:rFonts w:ascii="Charis SIL Regular" w:hAnsi="Charis SIL Regular" w:eastAsia="Charis SIL Regular"/>
-          <w:b w:val="0"/>
-          <w:i w:val="0"/>
-          <w:color w:val="0000FF"/>
-          <w:sz w:val="24"/>
-        </w:rPr>
-        <w:hyperlink r:id="rId11" w:history="1">
-          <w:r>
-            <w:rPr>
-              <w:rStyle w:val="Hyperlink"/>
-            </w:rPr>
-            <w:t>n</w:t>
+            <w:t>Dedication</w:t>
           </w:r>
         </w:hyperlink>
       </w:r>
@@ -3654,7 +3603,7 @@
           <w:color w:val="0000FF"/>
           <w:sz w:val="24"/>
         </w:rPr>
-        <w:hyperlink r:id="rId11" w:history="1">
+        <w:hyperlink r:id="rId10" w:history="1">
           <w:r>
             <w:rPr>
               <w:rStyle w:val="Hyperlink"/>
@@ -3681,7 +3630,7 @@
           <w:color w:val="0000FF"/>
           <w:sz w:val="24"/>
         </w:rPr>
-        <w:hyperlink r:id="rId11" w:history="1">
+        <w:hyperlink r:id="rId10" w:history="1">
           <w:r>
             <w:rPr>
               <w:rStyle w:val="Hyperlink"/>
@@ -4460,7 +4409,14 @@
           <w:color w:val="0000FF"/>
           <w:sz w:val="24"/>
         </w:rPr>
-        <w:t>m</w:t>
+        <w:hyperlink r:id="rId11" w:history="1">
+          <w:r>
+            <w:rPr>
+              <w:rStyle w:val="Hyperlink"/>
+            </w:rPr>
+            <w:t>m</w:t>
+          </w:r>
+        </w:hyperlink>
       </w:r>
       <w:r>
         <w:rPr>

--- a/EXPORTS/DOCX/review/niveau2/Dutch/Sri Lanka.docx
+++ b/EXPORTS/DOCX/review/niveau2/Dutch/Sri Lanka.docx
@@ -1183,7 +1183,7 @@
           <w:color w:val="0000FF"/>
           <w:sz w:val="24"/>
         </w:rPr>
-        <w:hyperlink r:id="rId10" w:history="1">
+        <w:hyperlink r:id="rId9" w:history="1">
           <w:r>
             <w:rPr>
               <w:rStyle w:val="Hyperlink"/>
@@ -1200,7 +1200,7 @@
           <w:color w:val="0000FF"/>
           <w:sz w:val="24"/>
         </w:rPr>
-        <w:hyperlink r:id="rId10" w:history="1">
+        <w:hyperlink r:id="rId9" w:history="1">
           <w:r>
             <w:rPr>
               <w:rStyle w:val="Hyperlink"/>
@@ -1217,7 +1217,7 @@
           <w:color w:val="0000FF"/>
           <w:sz w:val="24"/>
         </w:rPr>
-        <w:hyperlink r:id="rId10" w:history="1">
+        <w:hyperlink r:id="rId9" w:history="1">
           <w:r>
             <w:rPr>
               <w:rStyle w:val="Hyperlink"/>
@@ -1244,7 +1244,7 @@
           <w:color w:val="0000FF"/>
           <w:sz w:val="24"/>
         </w:rPr>
-        <w:hyperlink r:id="rId10" w:history="1">
+        <w:hyperlink r:id="rId9" w:history="1">
           <w:r>
             <w:rPr>
               <w:rStyle w:val="Hyperlink"/>
@@ -1261,7 +1261,7 @@
           <w:color w:val="0000FF"/>
           <w:sz w:val="24"/>
         </w:rPr>
-        <w:hyperlink r:id="rId10" w:history="1">
+        <w:hyperlink r:id="rId9" w:history="1">
           <w:r>
             <w:rPr>
               <w:rStyle w:val="Hyperlink"/>
@@ -3515,7 +3515,7 @@
           <w:color w:val="0000FF"/>
           <w:sz w:val="24"/>
         </w:rPr>
-        <w:hyperlink r:id="rId11" w:history="1">
+        <w:hyperlink r:id="rId10" w:history="1">
           <w:r>
             <w:rPr>
               <w:rStyle w:val="Hyperlink"/>
@@ -3532,7 +3532,7 @@
           <w:color w:val="0000FF"/>
           <w:sz w:val="24"/>
         </w:rPr>
-        <w:hyperlink r:id="rId11" w:history="1">
+        <w:hyperlink r:id="rId10" w:history="1">
           <w:r>
             <w:rPr>
               <w:rStyle w:val="Hyperlink"/>
@@ -3559,7 +3559,7 @@
           <w:color w:val="0000FF"/>
           <w:sz w:val="24"/>
         </w:rPr>
-        <w:hyperlink r:id="rId11" w:history="1">
+        <w:hyperlink r:id="rId10" w:history="1">
           <w:r>
             <w:rPr>
               <w:rStyle w:val="Hyperlink"/>
@@ -3576,7 +3576,7 @@
           <w:color w:val="0000FF"/>
           <w:sz w:val="24"/>
         </w:rPr>
-        <w:hyperlink r:id="rId11" w:history="1">
+        <w:hyperlink r:id="rId10" w:history="1">
           <w:r>
             <w:rPr>
               <w:rStyle w:val="Hyperlink"/>
@@ -3593,7 +3593,7 @@
           <w:color w:val="0000FF"/>
           <w:sz w:val="24"/>
         </w:rPr>
-        <w:hyperlink r:id="rId11" w:history="1">
+        <w:hyperlink r:id="rId10" w:history="1">
           <w:r>
             <w:rPr>
               <w:rStyle w:val="Hyperlink"/>
@@ -3610,7 +3610,7 @@
           <w:color w:val="0000FF"/>
           <w:sz w:val="24"/>
         </w:rPr>
-        <w:hyperlink r:id="rId11" w:history="1">
+        <w:hyperlink r:id="rId10" w:history="1">
           <w:r>
             <w:rPr>
               <w:rStyle w:val="Hyperlink"/>
@@ -3628,6 +3628,575 @@
           <w:sz w:val="24"/>
         </w:rPr>
         <w:t xml:space="preserve"> </w:t>
+      </w:r>
+      <w:r>
+        <w:rPr>
+          <w:rFonts w:ascii="Charis SIL Regular" w:hAnsi="Charis SIL Regular" w:eastAsia="Charis SIL Regular"/>
+          <w:b w:val="0"/>
+          <w:i w:val="0"/>
+          <w:color w:val="0000FF"/>
+          <w:sz w:val="24"/>
+        </w:rPr>
+        <w:hyperlink r:id="rId10" w:history="1">
+          <w:r>
+            <w:rPr>
+              <w:rStyle w:val="Hyperlink"/>
+            </w:rPr>
+            <w:t>t</w:t>
+          </w:r>
+        </w:hyperlink>
+      </w:r>
+      <w:r>
+        <w:rPr>
+          <w:rFonts w:ascii="Charis SIL Regular" w:hAnsi="Charis SIL Regular" w:eastAsia="Charis SIL Regular"/>
+          <w:b w:val="0"/>
+          <w:i w:val="0"/>
+          <w:color w:val="0000FF"/>
+          <w:sz w:val="24"/>
+        </w:rPr>
+        <w:hyperlink r:id="rId10" w:history="1">
+          <w:r>
+            <w:rPr>
+              <w:rStyle w:val="Hyperlink"/>
+            </w:rPr>
+            <w:t>o</w:t>
+          </w:r>
+        </w:hyperlink>
+      </w:r>
+      <w:r>
+        <w:rPr>
+          <w:rFonts w:ascii="Charis SIL Regular" w:hAnsi="Charis SIL Regular" w:eastAsia="Charis SIL Regular"/>
+          <w:b w:val="0"/>
+          <w:i w:val="0"/>
+          <w:color w:val="0000FF"/>
+          <w:sz w:val="24"/>
+        </w:rPr>
+        <w:t xml:space="preserve"> </w:t>
+      </w:r>
+      <w:r>
+        <w:rPr>
+          <w:rFonts w:ascii="Charis SIL Regular" w:hAnsi="Charis SIL Regular" w:eastAsia="Charis SIL Regular"/>
+          <w:b w:val="0"/>
+          <w:i w:val="0"/>
+          <w:color w:val="0000FF"/>
+          <w:sz w:val="24"/>
+        </w:rPr>
+        <w:hyperlink r:id="rId10" w:history="1">
+          <w:r>
+            <w:rPr>
+              <w:rStyle w:val="Hyperlink"/>
+            </w:rPr>
+            <w:t>Sta</w:t>
+          </w:r>
+        </w:hyperlink>
+      </w:r>
+      <w:r>
+        <w:rPr>
+          <w:rFonts w:ascii="Charis SIL Regular" w:hAnsi="Charis SIL Regular" w:eastAsia="Charis SIL Regular"/>
+          <w:b w:val="0"/>
+          <w:i w:val="0"/>
+          <w:color w:val="0000FF"/>
+          <w:sz w:val="24"/>
+        </w:rPr>
+        <w:hyperlink r:id="rId10" w:history="1">
+          <w:r>
+            <w:rPr>
+              <w:rStyle w:val="Hyperlink"/>
+            </w:rPr>
+            <w:t>dth</w:t>
+          </w:r>
+        </w:hyperlink>
+      </w:r>
+      <w:r>
+        <w:rPr>
+          <w:rFonts w:ascii="Charis SIL Regular" w:hAnsi="Charis SIL Regular" w:eastAsia="Charis SIL Regular"/>
+          <w:b w:val="0"/>
+          <w:i w:val="0"/>
+          <w:color w:val="0000FF"/>
+          <w:sz w:val="24"/>
+        </w:rPr>
+        <w:hyperlink r:id="rId10" w:history="1">
+          <w:r>
+            <w:rPr>
+              <w:rStyle w:val="Hyperlink"/>
+            </w:rPr>
+            <w:t>o</w:t>
+          </w:r>
+        </w:hyperlink>
+      </w:r>
+      <w:r>
+        <w:rPr>
+          <w:rFonts w:ascii="Charis SIL Regular" w:hAnsi="Charis SIL Regular" w:eastAsia="Charis SIL Regular"/>
+          <w:b w:val="0"/>
+          <w:i w:val="0"/>
+          <w:color w:val="0000FF"/>
+          <w:sz w:val="24"/>
+        </w:rPr>
+        <w:hyperlink r:id="rId10" w:history="1">
+          <w:r>
+            <w:rPr>
+              <w:rStyle w:val="Hyperlink"/>
+            </w:rPr>
+            <w:t>lder</w:t>
+          </w:r>
+        </w:hyperlink>
+      </w:r>
+      <w:r>
+        <w:rPr>
+          <w:rFonts w:ascii="Charis SIL Regular" w:hAnsi="Charis SIL Regular" w:eastAsia="Charis SIL Regular"/>
+          <w:b w:val="0"/>
+          <w:i w:val="0"/>
+          <w:color w:val="0000FF"/>
+          <w:sz w:val="24"/>
+        </w:rPr>
+        <w:t xml:space="preserve"> </w:t>
+      </w:r>
+      <w:r>
+        <w:rPr>
+          <w:rFonts w:ascii="Charis SIL Regular" w:hAnsi="Charis SIL Regular" w:eastAsia="Charis SIL Regular"/>
+          <w:b w:val="0"/>
+          <w:i w:val="0"/>
+          <w:color w:val="0000FF"/>
+          <w:sz w:val="24"/>
+        </w:rPr>
+        <w:hyperlink r:id="rId10" w:history="1">
+          <w:r>
+            <w:rPr>
+              <w:rStyle w:val="Hyperlink"/>
+            </w:rPr>
+            <w:t>P</w:t>
+          </w:r>
+        </w:hyperlink>
+      </w:r>
+      <w:r>
+        <w:rPr>
+          <w:rFonts w:ascii="Charis SIL Regular" w:hAnsi="Charis SIL Regular" w:eastAsia="Charis SIL Regular"/>
+          <w:b w:val="0"/>
+          <w:i w:val="0"/>
+          <w:color w:val="0000FF"/>
+          <w:sz w:val="24"/>
+        </w:rPr>
+        <w:hyperlink r:id="rId10" w:history="1">
+          <w:r>
+            <w:rPr>
+              <w:rStyle w:val="Hyperlink"/>
+            </w:rPr>
+            <w:t>r</w:t>
+          </w:r>
+        </w:hyperlink>
+      </w:r>
+      <w:r>
+        <w:rPr>
+          <w:rFonts w:ascii="Charis SIL Regular" w:hAnsi="Charis SIL Regular" w:eastAsia="Charis SIL Regular"/>
+          <w:b w:val="0"/>
+          <w:i w:val="0"/>
+          <w:color w:val="0000FF"/>
+          <w:sz w:val="24"/>
+        </w:rPr>
+        <w:hyperlink r:id="rId10" w:history="1">
+          <w:r>
+            <w:rPr>
+              <w:rStyle w:val="Hyperlink"/>
+            </w:rPr>
+            <w:t>in</w:t>
+          </w:r>
+        </w:hyperlink>
+      </w:r>
+      <w:r>
+        <w:rPr>
+          <w:rFonts w:ascii="Charis SIL Regular" w:hAnsi="Charis SIL Regular" w:eastAsia="Charis SIL Regular"/>
+          <w:b w:val="0"/>
+          <w:i w:val="0"/>
+          <w:color w:val="0000FF"/>
+          <w:sz w:val="24"/>
+        </w:rPr>
+        <w:hyperlink r:id="rId10" w:history="1">
+          <w:r>
+            <w:rPr>
+              <w:rStyle w:val="Hyperlink"/>
+            </w:rPr>
+            <w:t>ce</w:t>
+          </w:r>
+        </w:hyperlink>
+      </w:r>
+      <w:r>
+        <w:rPr>
+          <w:rFonts w:ascii="Charis SIL Regular" w:hAnsi="Charis SIL Regular" w:eastAsia="Charis SIL Regular"/>
+          <w:b w:val="0"/>
+          <w:i w:val="0"/>
+          <w:color w:val="0000FF"/>
+          <w:sz w:val="24"/>
+        </w:rPr>
+        <w:t xml:space="preserve"> </w:t>
+      </w:r>
+      <w:r>
+        <w:rPr>
+          <w:rFonts w:ascii="Charis SIL Regular" w:hAnsi="Charis SIL Regular" w:eastAsia="Charis SIL Regular"/>
+          <w:b w:val="0"/>
+          <w:i w:val="0"/>
+          <w:color w:val="0000FF"/>
+          <w:sz w:val="24"/>
+        </w:rPr>
+        <w:hyperlink r:id="rId10" w:history="1">
+          <w:r>
+            <w:rPr>
+              <w:rStyle w:val="Hyperlink"/>
+            </w:rPr>
+            <w:t>Wi</w:t>
+          </w:r>
+        </w:hyperlink>
+      </w:r>
+      <w:r>
+        <w:rPr>
+          <w:rFonts w:ascii="Charis SIL Regular" w:hAnsi="Charis SIL Regular" w:eastAsia="Charis SIL Regular"/>
+          <w:b w:val="0"/>
+          <w:i w:val="0"/>
+          <w:color w:val="0000FF"/>
+          <w:sz w:val="24"/>
+        </w:rPr>
+        <w:hyperlink r:id="rId10" w:history="1">
+          <w:r>
+            <w:rPr>
+              <w:rStyle w:val="Hyperlink"/>
+            </w:rPr>
+            <w:t>l</w:t>
+          </w:r>
+        </w:hyperlink>
+      </w:r>
+      <w:r>
+        <w:rPr>
+          <w:rFonts w:ascii="Charis SIL Regular" w:hAnsi="Charis SIL Regular" w:eastAsia="Charis SIL Regular"/>
+          <w:b w:val="0"/>
+          <w:i w:val="0"/>
+          <w:color w:val="0000FF"/>
+          <w:sz w:val="24"/>
+        </w:rPr>
+        <w:hyperlink r:id="rId10" w:history="1">
+          <w:r>
+            <w:rPr>
+              <w:rStyle w:val="Hyperlink"/>
+            </w:rPr>
+            <w:t>lia</w:t>
+          </w:r>
+        </w:hyperlink>
+      </w:r>
+      <w:r>
+        <w:rPr>
+          <w:rFonts w:ascii="Charis SIL Regular" w:hAnsi="Charis SIL Regular" w:eastAsia="Charis SIL Regular"/>
+          <w:b w:val="0"/>
+          <w:i w:val="0"/>
+          <w:color w:val="0000FF"/>
+          <w:sz w:val="24"/>
+        </w:rPr>
+        <w:hyperlink r:id="rId10" w:history="1">
+          <w:r>
+            <w:rPr>
+              <w:rStyle w:val="Hyperlink"/>
+            </w:rPr>
+            <w:t>m</w:t>
+          </w:r>
+        </w:hyperlink>
+      </w:r>
+      <w:r>
+        <w:rPr>
+          <w:rFonts w:ascii="Charis SIL Regular" w:hAnsi="Charis SIL Regular" w:eastAsia="Charis SIL Regular"/>
+          <w:b w:val="0"/>
+          <w:i w:val="0"/>
+          <w:color w:val="0000FF"/>
+          <w:sz w:val="24"/>
+        </w:rPr>
+        <w:t xml:space="preserve"> </w:t>
+      </w:r>
+      <w:r>
+        <w:rPr>
+          <w:rFonts w:ascii="Charis SIL Regular" w:hAnsi="Charis SIL Regular" w:eastAsia="Charis SIL Regular"/>
+          <w:b w:val="0"/>
+          <w:i w:val="0"/>
+          <w:color w:val="0000FF"/>
+          <w:sz w:val="24"/>
+        </w:rPr>
+        <w:hyperlink r:id="rId10" w:history="1">
+          <w:r>
+            <w:rPr>
+              <w:rStyle w:val="Hyperlink"/>
+            </w:rPr>
+            <w:t>IV</w:t>
+          </w:r>
+        </w:hyperlink>
+      </w:r>
+      <w:r>
+        <w:rPr>
+          <w:rFonts w:ascii="Charis SIL Regular" w:hAnsi="Charis SIL Regular" w:eastAsia="Charis SIL Regular"/>
+          <w:b w:val="0"/>
+          <w:i w:val="0"/>
+          <w:color w:val="0000FF"/>
+          <w:sz w:val="24"/>
+        </w:rPr>
+        <w:t xml:space="preserve"> </w:t>
+      </w:r>
+      <w:r>
+        <w:rPr>
+          <w:rFonts w:ascii="Charis SIL Regular" w:hAnsi="Charis SIL Regular" w:eastAsia="Charis SIL Regular"/>
+          <w:b w:val="0"/>
+          <w:i w:val="0"/>
+          <w:color w:val="0000FF"/>
+          <w:sz w:val="24"/>
+        </w:rPr>
+        <w:hyperlink r:id="rId10" w:history="1">
+          <w:r>
+            <w:rPr>
+              <w:rStyle w:val="Hyperlink"/>
+            </w:rPr>
+            <w:t>o</w:t>
+          </w:r>
+        </w:hyperlink>
+      </w:r>
+      <w:r>
+        <w:rPr>
+          <w:rFonts w:ascii="Charis SIL Regular" w:hAnsi="Charis SIL Regular" w:eastAsia="Charis SIL Regular"/>
+          <w:b w:val="0"/>
+          <w:i w:val="0"/>
+          <w:color w:val="0000FF"/>
+          <w:sz w:val="24"/>
+        </w:rPr>
+        <w:hyperlink r:id="rId11" w:history="1">
+          <w:r>
+            <w:rPr>
+              <w:rStyle w:val="Hyperlink"/>
+            </w:rPr>
+            <w:t>f</w:t>
+          </w:r>
+        </w:hyperlink>
+      </w:r>
+      <w:r>
+        <w:rPr>
+          <w:rFonts w:ascii="Charis SIL Regular" w:hAnsi="Charis SIL Regular" w:eastAsia="Charis SIL Regular"/>
+          <w:b w:val="0"/>
+          <w:i w:val="0"/>
+          <w:color w:val="0000FF"/>
+          <w:sz w:val="24"/>
+        </w:rPr>
+        <w:t xml:space="preserve"> </w:t>
+      </w:r>
+      <w:r>
+        <w:rPr>
+          <w:rFonts w:ascii="Charis SIL Regular" w:hAnsi="Charis SIL Regular" w:eastAsia="Charis SIL Regular"/>
+          <w:b w:val="0"/>
+          <w:i w:val="0"/>
+          <w:color w:val="0000FF"/>
+          <w:sz w:val="24"/>
+        </w:rPr>
+        <w:hyperlink r:id="rId11" w:history="1">
+          <w:r>
+            <w:rPr>
+              <w:rStyle w:val="Hyperlink"/>
+            </w:rPr>
+            <w:t>Orange,</w:t>
+          </w:r>
+        </w:hyperlink>
+      </w:r>
+      <w:r>
+        <w:rPr>
+          <w:rFonts w:ascii="Charis SIL Regular" w:hAnsi="Charis SIL Regular" w:eastAsia="Charis SIL Regular"/>
+          <w:b w:val="0"/>
+          <w:i w:val="0"/>
+          <w:color w:val="0000FF"/>
+          <w:sz w:val="24"/>
+        </w:rPr>
+        <w:t xml:space="preserve"> </w:t>
+      </w:r>
+      <w:r>
+        <w:rPr>
+          <w:rFonts w:ascii="Charis SIL Regular" w:hAnsi="Charis SIL Regular" w:eastAsia="Charis SIL Regular"/>
+          <w:b w:val="0"/>
+          <w:i w:val="0"/>
+          <w:color w:val="0000FF"/>
+          <w:sz w:val="24"/>
+        </w:rPr>
+        <w:hyperlink r:id="rId11" w:history="1">
+          <w:r>
+            <w:rPr>
+              <w:rStyle w:val="Hyperlink"/>
+            </w:rPr>
+            <w:t>possibly</w:t>
+          </w:r>
+        </w:hyperlink>
+      </w:r>
+      <w:r>
+        <w:rPr>
+          <w:rFonts w:ascii="Charis SIL Regular" w:hAnsi="Charis SIL Regular" w:eastAsia="Charis SIL Regular"/>
+          <w:b w:val="0"/>
+          <w:i w:val="0"/>
+          <w:color w:val="0000FF"/>
+          <w:sz w:val="24"/>
+        </w:rPr>
+        <w:t xml:space="preserve"> </w:t>
+      </w:r>
+      <w:r>
+        <w:rPr>
+          <w:rFonts w:ascii="Charis SIL Regular" w:hAnsi="Charis SIL Regular" w:eastAsia="Charis SIL Regular"/>
+          <w:b w:val="0"/>
+          <w:i w:val="0"/>
+          <w:color w:val="0000FF"/>
+          <w:sz w:val="24"/>
+        </w:rPr>
+        <w:hyperlink r:id="rId11" w:history="1">
+          <w:r>
+            <w:rPr>
+              <w:rStyle w:val="Hyperlink"/>
+            </w:rPr>
+            <w:t>drawn</w:t>
+          </w:r>
+        </w:hyperlink>
+      </w:r>
+      <w:r>
+        <w:rPr>
+          <w:rFonts w:ascii="Charis SIL Regular" w:hAnsi="Charis SIL Regular" w:eastAsia="Charis SIL Regular"/>
+          <w:b w:val="0"/>
+          <w:i w:val="0"/>
+          <w:color w:val="0000FF"/>
+          <w:sz w:val="24"/>
+        </w:rPr>
+        <w:t xml:space="preserve"> </w:t>
+      </w:r>
+      <w:r>
+        <w:rPr>
+          <w:rFonts w:ascii="Charis SIL Regular" w:hAnsi="Charis SIL Regular" w:eastAsia="Charis SIL Regular"/>
+          <w:b w:val="0"/>
+          <w:i w:val="0"/>
+          <w:color w:val="0000FF"/>
+          <w:sz w:val="24"/>
+        </w:rPr>
+        <w:hyperlink r:id="rId11" w:history="1">
+          <w:r>
+            <w:rPr>
+              <w:rStyle w:val="Hyperlink"/>
+            </w:rPr>
+            <w:t xml:space="preserve">up </w:t>
+          </w:r>
+        </w:hyperlink>
+      </w:r>
+      <w:r>
+        <w:rPr>
+          <w:rFonts w:ascii="Charis SIL Regular" w:hAnsi="Charis SIL Regular" w:eastAsia="Charis SIL Regular"/>
+          <w:b w:val="0"/>
+          <w:i w:val="0"/>
+          <w:color w:val="0000FF"/>
+          <w:sz w:val="24"/>
+        </w:rPr>
+        <w:hyperlink r:id="rId11" w:history="1">
+          <w:r>
+            <w:rPr>
+              <w:rStyle w:val="Hyperlink"/>
+            </w:rPr>
+            <w:t>on</w:t>
+          </w:r>
+        </w:hyperlink>
+      </w:r>
+      <w:r>
+        <w:rPr>
+          <w:rFonts w:ascii="Charis SIL Regular" w:hAnsi="Charis SIL Regular" w:eastAsia="Charis SIL Regular"/>
+          <w:b w:val="0"/>
+          <w:i w:val="0"/>
+          <w:color w:val="0000FF"/>
+          <w:sz w:val="24"/>
+        </w:rPr>
+        <w:t xml:space="preserve"> </w:t>
+      </w:r>
+      <w:r>
+        <w:rPr>
+          <w:rFonts w:ascii="Charis SIL Regular" w:hAnsi="Charis SIL Regular" w:eastAsia="Charis SIL Regular"/>
+          <w:b w:val="0"/>
+          <w:i w:val="0"/>
+          <w:color w:val="0000FF"/>
+          <w:sz w:val="24"/>
+        </w:rPr>
+        <w:hyperlink r:id="rId11" w:history="1">
+          <w:r>
+            <w:rPr>
+              <w:rStyle w:val="Hyperlink"/>
+            </w:rPr>
+            <w:t>Ceylon,</w:t>
+          </w:r>
+        </w:hyperlink>
+      </w:r>
+      <w:r>
+        <w:rPr>
+          <w:rFonts w:ascii="Charis SIL Regular" w:hAnsi="Charis SIL Regular" w:eastAsia="Charis SIL Regular"/>
+          <w:b w:val="0"/>
+          <w:i w:val="0"/>
+          <w:color w:val="0000FF"/>
+          <w:sz w:val="24"/>
+        </w:rPr>
+        <w:t xml:space="preserve"> </w:t>
+      </w:r>
+      <w:r>
+        <w:rPr>
+          <w:rFonts w:ascii="Charis SIL Regular" w:hAnsi="Charis SIL Regular" w:eastAsia="Charis SIL Regular"/>
+          <w:b w:val="0"/>
+          <w:i w:val="0"/>
+          <w:color w:val="0000FF"/>
+          <w:sz w:val="24"/>
+        </w:rPr>
+        <w:hyperlink r:id="rId11" w:history="1">
+          <w:r>
+            <w:rPr>
+              <w:rStyle w:val="Hyperlink"/>
+            </w:rPr>
+            <w:t>m</w:t>
+          </w:r>
+        </w:hyperlink>
+      </w:r>
+      <w:r>
+        <w:rPr>
+          <w:rFonts w:ascii="Charis SIL Regular" w:hAnsi="Charis SIL Regular" w:eastAsia="Charis SIL Regular"/>
+          <w:b w:val="0"/>
+          <w:i w:val="0"/>
+          <w:color w:val="0000FF"/>
+          <w:sz w:val="24"/>
+        </w:rPr>
+        <w:hyperlink r:id="rId11" w:history="1">
+          <w:r>
+            <w:rPr>
+              <w:rStyle w:val="Hyperlink"/>
+            </w:rPr>
+            <w:t>i</w:t>
+          </w:r>
+        </w:hyperlink>
+      </w:r>
+      <w:r>
+        <w:rPr>
+          <w:rFonts w:ascii="Charis SIL Regular" w:hAnsi="Charis SIL Regular" w:eastAsia="Charis SIL Regular"/>
+          <w:b w:val="0"/>
+          <w:i w:val="0"/>
+          <w:color w:val="0000FF"/>
+          <w:sz w:val="24"/>
+        </w:rPr>
+        <w:hyperlink r:id="rId11" w:history="1">
+          <w:r>
+            <w:rPr>
+              <w:rStyle w:val="Hyperlink"/>
+            </w:rPr>
+            <w:t>d-</w:t>
+          </w:r>
+        </w:hyperlink>
+      </w:r>
+      <w:r>
+        <w:rPr>
+          <w:rFonts w:ascii="Charis SIL Regular" w:hAnsi="Charis SIL Regular" w:eastAsia="Charis SIL Regular"/>
+          <w:b w:val="0"/>
+          <w:i w:val="0"/>
+          <w:color w:val="0000FF"/>
+          <w:sz w:val="24"/>
+        </w:rPr>
+        <w:hyperlink r:id="rId11" w:history="1">
+          <w:r>
+            <w:rPr>
+              <w:rStyle w:val="Hyperlink"/>
+            </w:rPr>
+            <w:t>eighteen</w:t>
+          </w:r>
+        </w:hyperlink>
       </w:r>
       <w:r>
         <w:rPr>
@@ -3659,7 +4228,7 @@
             <w:rPr>
               <w:rStyle w:val="Hyperlink"/>
             </w:rPr>
-            <w:t>o</w:t>
+            <w:t>h</w:t>
           </w:r>
         </w:hyperlink>
       </w:r>
@@ -3686,7 +4255,7 @@
             <w:rPr>
               <w:rStyle w:val="Hyperlink"/>
             </w:rPr>
-            <w:t>Sta</w:t>
+            <w:t>c</w:t>
           </w:r>
         </w:hyperlink>
       </w:r>
@@ -3698,12 +4267,12 @@
           <w:color w:val="0000FF"/>
           <w:sz w:val="24"/>
         </w:rPr>
-        <w:hyperlink r:id="rId10" w:history="1">
+        <w:hyperlink r:id="rId11" w:history="1">
           <w:r>
             <w:rPr>
               <w:rStyle w:val="Hyperlink"/>
             </w:rPr>
-            <w:t>dth</w:t>
+            <w:t>entury.</w:t>
           </w:r>
         </w:hyperlink>
       </w:r>
@@ -3715,12 +4284,22 @@
           <w:color w:val="0000FF"/>
           <w:sz w:val="24"/>
         </w:rPr>
-        <w:hyperlink r:id="rId10" w:history="1">
+        <w:t xml:space="preserve"> </w:t>
+      </w:r>
+      <w:r>
+        <w:rPr>
+          <w:rFonts w:ascii="Charis SIL Regular" w:hAnsi="Charis SIL Regular" w:eastAsia="Charis SIL Regular"/>
+          <w:b w:val="0"/>
+          <w:i w:val="0"/>
+          <w:color w:val="0000FF"/>
+          <w:sz w:val="24"/>
+        </w:rPr>
+        <w:hyperlink r:id="rId11" w:history="1">
           <w:r>
             <w:rPr>
               <w:rStyle w:val="Hyperlink"/>
             </w:rPr>
-            <w:t>o</w:t>
+            <w:t>Par</w:t>
           </w:r>
         </w:hyperlink>
       </w:r>
@@ -3732,12 +4311,12 @@
           <w:color w:val="0000FF"/>
           <w:sz w:val="24"/>
         </w:rPr>
-        <w:hyperlink r:id="rId10" w:history="1">
+        <w:hyperlink r:id="rId11" w:history="1">
           <w:r>
             <w:rPr>
               <w:rStyle w:val="Hyperlink"/>
             </w:rPr>
-            <w:t>lder</w:t>
+            <w:t>t</w:t>
           </w:r>
         </w:hyperlink>
       </w:r>
@@ -3749,22 +4328,12 @@
           <w:color w:val="0000FF"/>
           <w:sz w:val="24"/>
         </w:rPr>
-        <w:t xml:space="preserve"> </w:t>
-      </w:r>
-      <w:r>
-        <w:rPr>
-          <w:rFonts w:ascii="Charis SIL Regular" w:hAnsi="Charis SIL Regular" w:eastAsia="Charis SIL Regular"/>
-          <w:b w:val="0"/>
-          <w:i w:val="0"/>
-          <w:color w:val="0000FF"/>
-          <w:sz w:val="24"/>
-        </w:rPr>
-        <w:hyperlink r:id="rId10" w:history="1">
+        <w:hyperlink r:id="rId11" w:history="1">
           <w:r>
             <w:rPr>
               <w:rStyle w:val="Hyperlink"/>
             </w:rPr>
-            <w:t>P</w:t>
+            <w:t>ly</w:t>
           </w:r>
         </w:hyperlink>
       </w:r>
@@ -3776,24 +4345,17 @@
           <w:color w:val="0000FF"/>
           <w:sz w:val="24"/>
         </w:rPr>
-        <w:hyperlink r:id="rId10" w:history="1">
-          <w:r>
-            <w:rPr>
-              <w:rStyle w:val="Hyperlink"/>
-            </w:rPr>
-            <w:t>r</w:t>
-          </w:r>
-        </w:hyperlink>
-      </w:r>
-      <w:r>
-        <w:rPr>
-          <w:rFonts w:ascii="Charis SIL Regular" w:hAnsi="Charis SIL Regular" w:eastAsia="Charis SIL Regular"/>
-          <w:b w:val="0"/>
-          <w:i w:val="0"/>
-          <w:color w:val="0000FF"/>
-          <w:sz w:val="24"/>
-        </w:rPr>
-        <w:hyperlink r:id="rId10" w:history="1">
+        <w:t xml:space="preserve"> </w:t>
+      </w:r>
+      <w:r>
+        <w:rPr>
+          <w:rFonts w:ascii="Charis SIL Regular" w:hAnsi="Charis SIL Regular" w:eastAsia="Charis SIL Regular"/>
+          <w:b w:val="0"/>
+          <w:i w:val="0"/>
+          <w:color w:val="0000FF"/>
+          <w:sz w:val="24"/>
+        </w:rPr>
+        <w:hyperlink r:id="rId11" w:history="1">
           <w:r>
             <w:rPr>
               <w:rStyle w:val="Hyperlink"/>
@@ -3810,146 +4372,7 @@
           <w:color w:val="0000FF"/>
           <w:sz w:val="24"/>
         </w:rPr>
-        <w:hyperlink r:id="rId10" w:history="1">
-          <w:r>
-            <w:rPr>
-              <w:rStyle w:val="Hyperlink"/>
-            </w:rPr>
-            <w:t>ce</w:t>
-          </w:r>
-        </w:hyperlink>
-      </w:r>
-      <w:r>
-        <w:rPr>
-          <w:rFonts w:ascii="Charis SIL Regular" w:hAnsi="Charis SIL Regular" w:eastAsia="Charis SIL Regular"/>
-          <w:b w:val="0"/>
-          <w:i w:val="0"/>
-          <w:color w:val="0000FF"/>
-          <w:sz w:val="24"/>
-        </w:rPr>
         <w:t xml:space="preserve"> </w:t>
-      </w:r>
-      <w:r>
-        <w:rPr>
-          <w:rFonts w:ascii="Charis SIL Regular" w:hAnsi="Charis SIL Regular" w:eastAsia="Charis SIL Regular"/>
-          <w:b w:val="0"/>
-          <w:i w:val="0"/>
-          <w:color w:val="0000FF"/>
-          <w:sz w:val="24"/>
-        </w:rPr>
-        <w:hyperlink r:id="rId10" w:history="1">
-          <w:r>
-            <w:rPr>
-              <w:rStyle w:val="Hyperlink"/>
-            </w:rPr>
-            <w:t>Wi</w:t>
-          </w:r>
-        </w:hyperlink>
-      </w:r>
-      <w:r>
-        <w:rPr>
-          <w:rFonts w:ascii="Charis SIL Regular" w:hAnsi="Charis SIL Regular" w:eastAsia="Charis SIL Regular"/>
-          <w:b w:val="0"/>
-          <w:i w:val="0"/>
-          <w:color w:val="0000FF"/>
-          <w:sz w:val="24"/>
-        </w:rPr>
-        <w:hyperlink r:id="rId10" w:history="1">
-          <w:r>
-            <w:rPr>
-              <w:rStyle w:val="Hyperlink"/>
-            </w:rPr>
-            <w:t>l</w:t>
-          </w:r>
-        </w:hyperlink>
-      </w:r>
-      <w:r>
-        <w:rPr>
-          <w:rFonts w:ascii="Charis SIL Regular" w:hAnsi="Charis SIL Regular" w:eastAsia="Charis SIL Regular"/>
-          <w:b w:val="0"/>
-          <w:i w:val="0"/>
-          <w:color w:val="0000FF"/>
-          <w:sz w:val="24"/>
-        </w:rPr>
-        <w:hyperlink r:id="rId10" w:history="1">
-          <w:r>
-            <w:rPr>
-              <w:rStyle w:val="Hyperlink"/>
-            </w:rPr>
-            <w:t>lia</w:t>
-          </w:r>
-        </w:hyperlink>
-      </w:r>
-      <w:r>
-        <w:rPr>
-          <w:rFonts w:ascii="Charis SIL Regular" w:hAnsi="Charis SIL Regular" w:eastAsia="Charis SIL Regular"/>
-          <w:b w:val="0"/>
-          <w:i w:val="0"/>
-          <w:color w:val="0000FF"/>
-          <w:sz w:val="24"/>
-        </w:rPr>
-        <w:hyperlink r:id="rId10" w:history="1">
-          <w:r>
-            <w:rPr>
-              <w:rStyle w:val="Hyperlink"/>
-            </w:rPr>
-            <w:t>m</w:t>
-          </w:r>
-        </w:hyperlink>
-      </w:r>
-      <w:r>
-        <w:rPr>
-          <w:rFonts w:ascii="Charis SIL Regular" w:hAnsi="Charis SIL Regular" w:eastAsia="Charis SIL Regular"/>
-          <w:b w:val="0"/>
-          <w:i w:val="0"/>
-          <w:color w:val="0000FF"/>
-          <w:sz w:val="24"/>
-        </w:rPr>
-        <w:t xml:space="preserve"> </w:t>
-      </w:r>
-      <w:r>
-        <w:rPr>
-          <w:rFonts w:ascii="Charis SIL Regular" w:hAnsi="Charis SIL Regular" w:eastAsia="Charis SIL Regular"/>
-          <w:b w:val="0"/>
-          <w:i w:val="0"/>
-          <w:color w:val="0000FF"/>
-          <w:sz w:val="24"/>
-        </w:rPr>
-        <w:hyperlink r:id="rId10" w:history="1">
-          <w:r>
-            <w:rPr>
-              <w:rStyle w:val="Hyperlink"/>
-            </w:rPr>
-            <w:t>IV</w:t>
-          </w:r>
-        </w:hyperlink>
-      </w:r>
-      <w:r>
-        <w:rPr>
-          <w:rFonts w:ascii="Charis SIL Regular" w:hAnsi="Charis SIL Regular" w:eastAsia="Charis SIL Regular"/>
-          <w:b w:val="0"/>
-          <w:i w:val="0"/>
-          <w:color w:val="0000FF"/>
-          <w:sz w:val="24"/>
-        </w:rPr>
-        <w:t xml:space="preserve"> </w:t>
-      </w:r>
-      <w:r>
-        <w:rPr>
-          <w:rFonts w:ascii="Charis SIL Regular" w:hAnsi="Charis SIL Regular" w:eastAsia="Charis SIL Regular"/>
-          <w:b w:val="0"/>
-          <w:i w:val="0"/>
-          <w:color w:val="0000FF"/>
-          <w:sz w:val="24"/>
-        </w:rPr>
-        <w:hyperlink r:id="rId10" w:history="1">
-          <w:r>
-            <w:rPr>
-              <w:rStyle w:val="Hyperlink"/>
-            </w:rPr>
-            <w:t>o</w:t>
-          </w:r>
-        </w:hyperlink>
       </w:r>
       <w:r>
         <w:rPr>
@@ -3964,19 +4387,9 @@
             <w:rPr>
               <w:rStyle w:val="Hyperlink"/>
             </w:rPr>
-            <w:t>f</w:t>
+            <w:t>L</w:t>
           </w:r>
         </w:hyperlink>
-      </w:r>
-      <w:r>
-        <w:rPr>
-          <w:rFonts w:ascii="Charis SIL Regular" w:hAnsi="Charis SIL Regular" w:eastAsia="Charis SIL Regular"/>
-          <w:b w:val="0"/>
-          <w:i w:val="0"/>
-          <w:color w:val="0000FF"/>
-          <w:sz w:val="24"/>
-        </w:rPr>
-        <w:t xml:space="preserve"> </w:t>
       </w:r>
       <w:r>
         <w:rPr>
@@ -3991,19 +4404,9 @@
             <w:rPr>
               <w:rStyle w:val="Hyperlink"/>
             </w:rPr>
-            <w:t>Orange,</w:t>
+            <w:t>a</w:t>
           </w:r>
         </w:hyperlink>
-      </w:r>
-      <w:r>
-        <w:rPr>
-          <w:rFonts w:ascii="Charis SIL Regular" w:hAnsi="Charis SIL Regular" w:eastAsia="Charis SIL Regular"/>
-          <w:b w:val="0"/>
-          <w:i w:val="0"/>
-          <w:color w:val="0000FF"/>
-          <w:sz w:val="24"/>
-        </w:rPr>
-        <w:t xml:space="preserve"> </w:t>
       </w:r>
       <w:r>
         <w:rPr>
@@ -4018,7 +4421,7 @@
             <w:rPr>
               <w:rStyle w:val="Hyperlink"/>
             </w:rPr>
-            <w:t>possibly</w:t>
+            <w:t>tin,</w:t>
           </w:r>
         </w:hyperlink>
       </w:r>
@@ -4045,90 +4448,9 @@
             <w:rPr>
               <w:rStyle w:val="Hyperlink"/>
             </w:rPr>
-            <w:t>drawn</w:t>
+            <w:t>pal</w:t>
           </w:r>
         </w:hyperlink>
-      </w:r>
-      <w:r>
-        <w:rPr>
-          <w:rFonts w:ascii="Charis SIL Regular" w:hAnsi="Charis SIL Regular" w:eastAsia="Charis SIL Regular"/>
-          <w:b w:val="0"/>
-          <w:i w:val="0"/>
-          <w:color w:val="0000FF"/>
-          <w:sz w:val="24"/>
-        </w:rPr>
-        <w:t xml:space="preserve"> </w:t>
-      </w:r>
-      <w:r>
-        <w:rPr>
-          <w:rFonts w:ascii="Charis SIL Regular" w:hAnsi="Charis SIL Regular" w:eastAsia="Charis SIL Regular"/>
-          <w:b w:val="0"/>
-          <w:i w:val="0"/>
-          <w:color w:val="0000FF"/>
-          <w:sz w:val="24"/>
-        </w:rPr>
-        <w:hyperlink r:id="rId11" w:history="1">
-          <w:r>
-            <w:rPr>
-              <w:rStyle w:val="Hyperlink"/>
-            </w:rPr>
-            <w:t xml:space="preserve">up </w:t>
-          </w:r>
-        </w:hyperlink>
-      </w:r>
-      <w:r>
-        <w:rPr>
-          <w:rFonts w:ascii="Charis SIL Regular" w:hAnsi="Charis SIL Regular" w:eastAsia="Charis SIL Regular"/>
-          <w:b w:val="0"/>
-          <w:i w:val="0"/>
-          <w:color w:val="0000FF"/>
-          <w:sz w:val="24"/>
-        </w:rPr>
-        <w:hyperlink r:id="rId11" w:history="1">
-          <w:r>
-            <w:rPr>
-              <w:rStyle w:val="Hyperlink"/>
-            </w:rPr>
-            <w:t>on</w:t>
-          </w:r>
-        </w:hyperlink>
-      </w:r>
-      <w:r>
-        <w:rPr>
-          <w:rFonts w:ascii="Charis SIL Regular" w:hAnsi="Charis SIL Regular" w:eastAsia="Charis SIL Regular"/>
-          <w:b w:val="0"/>
-          <w:i w:val="0"/>
-          <w:color w:val="0000FF"/>
-          <w:sz w:val="24"/>
-        </w:rPr>
-        <w:t xml:space="preserve"> </w:t>
-      </w:r>
-      <w:r>
-        <w:rPr>
-          <w:rFonts w:ascii="Charis SIL Regular" w:hAnsi="Charis SIL Regular" w:eastAsia="Charis SIL Regular"/>
-          <w:b w:val="0"/>
-          <w:i w:val="0"/>
-          <w:color w:val="0000FF"/>
-          <w:sz w:val="24"/>
-        </w:rPr>
-        <w:hyperlink r:id="rId11" w:history="1">
-          <w:r>
-            <w:rPr>
-              <w:rStyle w:val="Hyperlink"/>
-            </w:rPr>
-            <w:t>Ceylon,</w:t>
-          </w:r>
-        </w:hyperlink>
-      </w:r>
-      <w:r>
-        <w:rPr>
-          <w:rFonts w:ascii="Charis SIL Regular" w:hAnsi="Charis SIL Regular" w:eastAsia="Charis SIL Regular"/>
-          <w:b w:val="0"/>
-          <w:i w:val="0"/>
-          <w:color w:val="0000FF"/>
-          <w:sz w:val="24"/>
-        </w:rPr>
-        <w:t xml:space="preserve"> </w:t>
       </w:r>
       <w:r>
         <w:rPr>
@@ -4146,321 +4468,6 @@
             <w:t>m</w:t>
           </w:r>
         </w:hyperlink>
-      </w:r>
-      <w:r>
-        <w:rPr>
-          <w:rFonts w:ascii="Charis SIL Regular" w:hAnsi="Charis SIL Regular" w:eastAsia="Charis SIL Regular"/>
-          <w:b w:val="0"/>
-          <w:i w:val="0"/>
-          <w:color w:val="0000FF"/>
-          <w:sz w:val="24"/>
-        </w:rPr>
-        <w:hyperlink r:id="rId11" w:history="1">
-          <w:r>
-            <w:rPr>
-              <w:rStyle w:val="Hyperlink"/>
-            </w:rPr>
-            <w:t>i</w:t>
-          </w:r>
-        </w:hyperlink>
-      </w:r>
-      <w:r>
-        <w:rPr>
-          <w:rFonts w:ascii="Charis SIL Regular" w:hAnsi="Charis SIL Regular" w:eastAsia="Charis SIL Regular"/>
-          <w:b w:val="0"/>
-          <w:i w:val="0"/>
-          <w:color w:val="0000FF"/>
-          <w:sz w:val="24"/>
-        </w:rPr>
-        <w:hyperlink r:id="rId11" w:history="1">
-          <w:r>
-            <w:rPr>
-              <w:rStyle w:val="Hyperlink"/>
-            </w:rPr>
-            <w:t>d-</w:t>
-          </w:r>
-        </w:hyperlink>
-      </w:r>
-      <w:r>
-        <w:rPr>
-          <w:rFonts w:ascii="Charis SIL Regular" w:hAnsi="Charis SIL Regular" w:eastAsia="Charis SIL Regular"/>
-          <w:b w:val="0"/>
-          <w:i w:val="0"/>
-          <w:color w:val="0000FF"/>
-          <w:sz w:val="24"/>
-        </w:rPr>
-        <w:hyperlink r:id="rId11" w:history="1">
-          <w:r>
-            <w:rPr>
-              <w:rStyle w:val="Hyperlink"/>
-            </w:rPr>
-            <w:t>eighteen</w:t>
-          </w:r>
-        </w:hyperlink>
-      </w:r>
-      <w:r>
-        <w:rPr>
-          <w:rFonts w:ascii="Charis SIL Regular" w:hAnsi="Charis SIL Regular" w:eastAsia="Charis SIL Regular"/>
-          <w:b w:val="0"/>
-          <w:i w:val="0"/>
-          <w:color w:val="0000FF"/>
-          <w:sz w:val="24"/>
-        </w:rPr>
-        <w:hyperlink r:id="rId11" w:history="1">
-          <w:r>
-            <w:rPr>
-              <w:rStyle w:val="Hyperlink"/>
-            </w:rPr>
-            <w:t>t</w:t>
-          </w:r>
-        </w:hyperlink>
-      </w:r>
-      <w:r>
-        <w:rPr>
-          <w:rFonts w:ascii="Charis SIL Regular" w:hAnsi="Charis SIL Regular" w:eastAsia="Charis SIL Regular"/>
-          <w:b w:val="0"/>
-          <w:i w:val="0"/>
-          <w:color w:val="0000FF"/>
-          <w:sz w:val="24"/>
-        </w:rPr>
-        <w:hyperlink r:id="rId11" w:history="1">
-          <w:r>
-            <w:rPr>
-              <w:rStyle w:val="Hyperlink"/>
-            </w:rPr>
-            <w:t>h</w:t>
-          </w:r>
-        </w:hyperlink>
-      </w:r>
-      <w:r>
-        <w:rPr>
-          <w:rFonts w:ascii="Charis SIL Regular" w:hAnsi="Charis SIL Regular" w:eastAsia="Charis SIL Regular"/>
-          <w:b w:val="0"/>
-          <w:i w:val="0"/>
-          <w:color w:val="0000FF"/>
-          <w:sz w:val="24"/>
-        </w:rPr>
-        <w:t xml:space="preserve"> </w:t>
-      </w:r>
-      <w:r>
-        <w:rPr>
-          <w:rFonts w:ascii="Charis SIL Regular" w:hAnsi="Charis SIL Regular" w:eastAsia="Charis SIL Regular"/>
-          <w:b w:val="0"/>
-          <w:i w:val="0"/>
-          <w:color w:val="0000FF"/>
-          <w:sz w:val="24"/>
-        </w:rPr>
-        <w:hyperlink r:id="rId11" w:history="1">
-          <w:r>
-            <w:rPr>
-              <w:rStyle w:val="Hyperlink"/>
-            </w:rPr>
-            <w:t>c</w:t>
-          </w:r>
-        </w:hyperlink>
-      </w:r>
-      <w:r>
-        <w:rPr>
-          <w:rFonts w:ascii="Charis SIL Regular" w:hAnsi="Charis SIL Regular" w:eastAsia="Charis SIL Regular"/>
-          <w:b w:val="0"/>
-          <w:i w:val="0"/>
-          <w:color w:val="0000FF"/>
-          <w:sz w:val="24"/>
-        </w:rPr>
-        <w:hyperlink r:id="rId11" w:history="1">
-          <w:r>
-            <w:rPr>
-              <w:rStyle w:val="Hyperlink"/>
-            </w:rPr>
-            <w:t>entury.</w:t>
-          </w:r>
-        </w:hyperlink>
-      </w:r>
-      <w:r>
-        <w:rPr>
-          <w:rFonts w:ascii="Charis SIL Regular" w:hAnsi="Charis SIL Regular" w:eastAsia="Charis SIL Regular"/>
-          <w:b w:val="0"/>
-          <w:i w:val="0"/>
-          <w:color w:val="0000FF"/>
-          <w:sz w:val="24"/>
-        </w:rPr>
-        <w:t xml:space="preserve"> </w:t>
-      </w:r>
-      <w:r>
-        <w:rPr>
-          <w:rFonts w:ascii="Charis SIL Regular" w:hAnsi="Charis SIL Regular" w:eastAsia="Charis SIL Regular"/>
-          <w:b w:val="0"/>
-          <w:i w:val="0"/>
-          <w:color w:val="0000FF"/>
-          <w:sz w:val="24"/>
-        </w:rPr>
-        <w:hyperlink r:id="rId11" w:history="1">
-          <w:r>
-            <w:rPr>
-              <w:rStyle w:val="Hyperlink"/>
-            </w:rPr>
-            <w:t>Par</w:t>
-          </w:r>
-        </w:hyperlink>
-      </w:r>
-      <w:r>
-        <w:rPr>
-          <w:rFonts w:ascii="Charis SIL Regular" w:hAnsi="Charis SIL Regular" w:eastAsia="Charis SIL Regular"/>
-          <w:b w:val="0"/>
-          <w:i w:val="0"/>
-          <w:color w:val="0000FF"/>
-          <w:sz w:val="24"/>
-        </w:rPr>
-        <w:hyperlink r:id="rId11" w:history="1">
-          <w:r>
-            <w:rPr>
-              <w:rStyle w:val="Hyperlink"/>
-            </w:rPr>
-            <w:t>t</w:t>
-          </w:r>
-        </w:hyperlink>
-      </w:r>
-      <w:r>
-        <w:rPr>
-          <w:rFonts w:ascii="Charis SIL Regular" w:hAnsi="Charis SIL Regular" w:eastAsia="Charis SIL Regular"/>
-          <w:b w:val="0"/>
-          <w:i w:val="0"/>
-          <w:color w:val="0000FF"/>
-          <w:sz w:val="24"/>
-        </w:rPr>
-        <w:hyperlink r:id="rId11" w:history="1">
-          <w:r>
-            <w:rPr>
-              <w:rStyle w:val="Hyperlink"/>
-            </w:rPr>
-            <w:t>ly</w:t>
-          </w:r>
-        </w:hyperlink>
-      </w:r>
-      <w:r>
-        <w:rPr>
-          <w:rFonts w:ascii="Charis SIL Regular" w:hAnsi="Charis SIL Regular" w:eastAsia="Charis SIL Regular"/>
-          <w:b w:val="0"/>
-          <w:i w:val="0"/>
-          <w:color w:val="0000FF"/>
-          <w:sz w:val="24"/>
-        </w:rPr>
-        <w:t xml:space="preserve"> </w:t>
-      </w:r>
-      <w:r>
-        <w:rPr>
-          <w:rFonts w:ascii="Charis SIL Regular" w:hAnsi="Charis SIL Regular" w:eastAsia="Charis SIL Regular"/>
-          <w:b w:val="0"/>
-          <w:i w:val="0"/>
-          <w:color w:val="0000FF"/>
-          <w:sz w:val="24"/>
-        </w:rPr>
-        <w:hyperlink r:id="rId11" w:history="1">
-          <w:r>
-            <w:rPr>
-              <w:rStyle w:val="Hyperlink"/>
-            </w:rPr>
-            <w:t>in</w:t>
-          </w:r>
-        </w:hyperlink>
-      </w:r>
-      <w:r>
-        <w:rPr>
-          <w:rFonts w:ascii="Charis SIL Regular" w:hAnsi="Charis SIL Regular" w:eastAsia="Charis SIL Regular"/>
-          <w:b w:val="0"/>
-          <w:i w:val="0"/>
-          <w:color w:val="0000FF"/>
-          <w:sz w:val="24"/>
-        </w:rPr>
-        <w:t xml:space="preserve"> </w:t>
-      </w:r>
-      <w:r>
-        <w:rPr>
-          <w:rFonts w:ascii="Charis SIL Regular" w:hAnsi="Charis SIL Regular" w:eastAsia="Charis SIL Regular"/>
-          <w:b w:val="0"/>
-          <w:i w:val="0"/>
-          <w:color w:val="0000FF"/>
-          <w:sz w:val="24"/>
-        </w:rPr>
-        <w:hyperlink r:id="rId11" w:history="1">
-          <w:r>
-            <w:rPr>
-              <w:rStyle w:val="Hyperlink"/>
-            </w:rPr>
-            <w:t>L</w:t>
-          </w:r>
-        </w:hyperlink>
-      </w:r>
-      <w:r>
-        <w:rPr>
-          <w:rFonts w:ascii="Charis SIL Regular" w:hAnsi="Charis SIL Regular" w:eastAsia="Charis SIL Regular"/>
-          <w:b w:val="0"/>
-          <w:i w:val="0"/>
-          <w:color w:val="0000FF"/>
-          <w:sz w:val="24"/>
-        </w:rPr>
-        <w:hyperlink r:id="rId11" w:history="1">
-          <w:r>
-            <w:rPr>
-              <w:rStyle w:val="Hyperlink"/>
-            </w:rPr>
-            <w:t>a</w:t>
-          </w:r>
-        </w:hyperlink>
-      </w:r>
-      <w:r>
-        <w:rPr>
-          <w:rFonts w:ascii="Charis SIL Regular" w:hAnsi="Charis SIL Regular" w:eastAsia="Charis SIL Regular"/>
-          <w:b w:val="0"/>
-          <w:i w:val="0"/>
-          <w:color w:val="0000FF"/>
-          <w:sz w:val="24"/>
-        </w:rPr>
-        <w:hyperlink r:id="rId11" w:history="1">
-          <w:r>
-            <w:rPr>
-              <w:rStyle w:val="Hyperlink"/>
-            </w:rPr>
-            <w:t>tin,</w:t>
-          </w:r>
-        </w:hyperlink>
-      </w:r>
-      <w:r>
-        <w:rPr>
-          <w:rFonts w:ascii="Charis SIL Regular" w:hAnsi="Charis SIL Regular" w:eastAsia="Charis SIL Regular"/>
-          <w:b w:val="0"/>
-          <w:i w:val="0"/>
-          <w:color w:val="0000FF"/>
-          <w:sz w:val="24"/>
-        </w:rPr>
-        <w:t xml:space="preserve"> </w:t>
-      </w:r>
-      <w:r>
-        <w:rPr>
-          <w:rFonts w:ascii="Charis SIL Regular" w:hAnsi="Charis SIL Regular" w:eastAsia="Charis SIL Regular"/>
-          <w:b w:val="0"/>
-          <w:i w:val="0"/>
-          <w:color w:val="0000FF"/>
-          <w:sz w:val="24"/>
-        </w:rPr>
-        <w:hyperlink r:id="rId11" w:history="1">
-          <w:r>
-            <w:rPr>
-              <w:rStyle w:val="Hyperlink"/>
-            </w:rPr>
-            <w:t>pal</w:t>
-          </w:r>
-        </w:hyperlink>
-      </w:r>
-      <w:r>
-        <w:rPr>
-          <w:rFonts w:ascii="Charis SIL Regular" w:hAnsi="Charis SIL Regular" w:eastAsia="Charis SIL Regular"/>
-          <w:b w:val="0"/>
-          <w:i w:val="0"/>
-          <w:color w:val="0000FF"/>
-          <w:sz w:val="24"/>
-        </w:rPr>
-        <w:t>m</w:t>
       </w:r>
       <w:r>
         <w:rPr>

--- a/EXPORTS/DOCX/review/niveau2/Dutch/Sri Lanka.docx
+++ b/EXPORTS/DOCX/review/niveau2/Dutch/Sri Lanka.docx
@@ -786,6 +786,7 @@
           <w:i w:val="0"/>
           <w:color w:val="0000FF"/>
           <w:sz w:val="24"/>
+          <w:u w:val="single"/>
         </w:rPr>
         <w:hyperlink r:id="rId9" w:history="1">
           <w:r>
@@ -886,6 +887,7 @@
           <w:i w:val="0"/>
           <w:color w:val="0000FF"/>
           <w:sz w:val="24"/>
+          <w:u w:val="single"/>
         </w:rPr>
         <w:hyperlink r:id="rId9" w:history="1">
           <w:r>
@@ -1198,7 +1200,7 @@
           <w:color w:val="0000FF"/>
           <w:sz w:val="24"/>
         </w:rPr>
-        <w:hyperlink r:id="rId10" w:history="1">
+        <w:hyperlink r:id="rId9" w:history="1">
           <w:r>
             <w:rPr>
               <w:rStyle w:val="Hyperlink"/>
@@ -1215,7 +1217,7 @@
           <w:color w:val="0000FF"/>
           <w:sz w:val="24"/>
         </w:rPr>
-        <w:hyperlink r:id="rId10" w:history="1">
+        <w:hyperlink r:id="rId9" w:history="1">
           <w:r>
             <w:rPr>
               <w:rStyle w:val="Hyperlink"/>
@@ -1242,7 +1244,7 @@
           <w:color w:val="0000FF"/>
           <w:sz w:val="24"/>
         </w:rPr>
-        <w:hyperlink r:id="rId10" w:history="1">
+        <w:hyperlink r:id="rId9" w:history="1">
           <w:r>
             <w:rPr>
               <w:rStyle w:val="Hyperlink"/>
@@ -1250,6 +1252,815 @@
             <w:t>Le</w:t>
           </w:r>
         </w:hyperlink>
+      </w:r>
+      <w:r>
+        <w:rPr>
+          <w:rFonts w:ascii="Charis SIL Regular" w:hAnsi="Charis SIL Regular" w:eastAsia="Charis SIL Regular"/>
+          <w:b w:val="0"/>
+          <w:i w:val="0"/>
+          <w:color w:val="0000FF"/>
+          <w:sz w:val="24"/>
+        </w:rPr>
+        <w:hyperlink r:id="rId9" w:history="1">
+          <w:r>
+            <w:rPr>
+              <w:rStyle w:val="Hyperlink"/>
+            </w:rPr>
+            <w:t>t</w:t>
+          </w:r>
+        </w:hyperlink>
+      </w:r>
+      <w:r>
+        <w:rPr>
+          <w:rFonts w:ascii="Charis SIL Regular" w:hAnsi="Charis SIL Regular" w:eastAsia="Charis SIL Regular"/>
+          <w:b w:val="0"/>
+          <w:i w:val="0"/>
+          <w:color w:val="0000FF"/>
+          <w:sz w:val="24"/>
+        </w:rPr>
+        <w:hyperlink r:id="rId9" w:history="1">
+          <w:r>
+            <w:rPr>
+              <w:rStyle w:val="Hyperlink"/>
+            </w:rPr>
+            <w:t>te</w:t>
+          </w:r>
+        </w:hyperlink>
+      </w:r>
+      <w:r>
+        <w:rPr>
+          <w:rFonts w:ascii="Charis SIL Regular" w:hAnsi="Charis SIL Regular" w:eastAsia="Charis SIL Regular"/>
+          <w:b w:val="0"/>
+          <w:i w:val="0"/>
+          <w:color w:val="0000FF"/>
+          <w:sz w:val="24"/>
+        </w:rPr>
+        <w:hyperlink r:id="rId9" w:history="1">
+          <w:r>
+            <w:rPr>
+              <w:rStyle w:val="Hyperlink"/>
+            </w:rPr>
+            <w:t>r</w:t>
+          </w:r>
+        </w:hyperlink>
+      </w:r>
+      <w:r>
+        <w:rPr>
+          <w:rFonts w:ascii="Charis SIL Regular" w:hAnsi="Charis SIL Regular" w:eastAsia="Charis SIL Regular"/>
+          <w:b w:val="0"/>
+          <w:i w:val="0"/>
+          <w:color w:val="0000FF"/>
+          <w:sz w:val="24"/>
+        </w:rPr>
+        <w:t xml:space="preserve"> </w:t>
+      </w:r>
+      <w:r>
+        <w:rPr>
+          <w:rFonts w:ascii="Charis SIL Regular" w:hAnsi="Charis SIL Regular" w:eastAsia="Charis SIL Regular"/>
+          <w:b w:val="0"/>
+          <w:i w:val="0"/>
+          <w:color w:val="0000FF"/>
+          <w:sz w:val="24"/>
+        </w:rPr>
+        <w:hyperlink r:id="rId9" w:history="1">
+          <w:r>
+            <w:rPr>
+              <w:rStyle w:val="Hyperlink"/>
+            </w:rPr>
+            <w:t>from</w:t>
+          </w:r>
+        </w:hyperlink>
+      </w:r>
+      <w:r>
+        <w:rPr>
+          <w:rFonts w:ascii="Charis SIL Regular" w:hAnsi="Charis SIL Regular" w:eastAsia="Charis SIL Regular"/>
+          <w:b w:val="0"/>
+          <w:i w:val="0"/>
+          <w:color w:val="0000FF"/>
+          <w:sz w:val="24"/>
+        </w:rPr>
+        <w:t xml:space="preserve"> </w:t>
+      </w:r>
+      <w:r>
+        <w:rPr>
+          <w:rFonts w:ascii="Charis SIL Regular" w:hAnsi="Charis SIL Regular" w:eastAsia="Charis SIL Regular"/>
+          <w:b w:val="0"/>
+          <w:i w:val="0"/>
+          <w:color w:val="0000FF"/>
+          <w:sz w:val="24"/>
+        </w:rPr>
+        <w:hyperlink r:id="rId9" w:history="1">
+          <w:r>
+            <w:rPr>
+              <w:rStyle w:val="Hyperlink"/>
+            </w:rPr>
+            <w:t>King</w:t>
+          </w:r>
+        </w:hyperlink>
+      </w:r>
+      <w:r>
+        <w:rPr>
+          <w:rFonts w:ascii="Charis SIL Regular" w:hAnsi="Charis SIL Regular" w:eastAsia="Charis SIL Regular"/>
+          <w:b w:val="0"/>
+          <w:i w:val="0"/>
+          <w:color w:val="0000FF"/>
+          <w:sz w:val="24"/>
+        </w:rPr>
+        <w:t xml:space="preserve"> </w:t>
+      </w:r>
+      <w:r>
+        <w:rPr>
+          <w:rFonts w:ascii="Charis SIL Regular" w:hAnsi="Charis SIL Regular" w:eastAsia="Charis SIL Regular"/>
+          <w:b w:val="0"/>
+          <w:i w:val="0"/>
+          <w:color w:val="0000FF"/>
+          <w:sz w:val="24"/>
+        </w:rPr>
+        <w:hyperlink r:id="rId9" w:history="1">
+          <w:r>
+            <w:rPr>
+              <w:rStyle w:val="Hyperlink"/>
+            </w:rPr>
+            <w:t>Sri</w:t>
+          </w:r>
+        </w:hyperlink>
+      </w:r>
+      <w:r>
+        <w:rPr>
+          <w:rFonts w:ascii="Charis SIL Regular" w:hAnsi="Charis SIL Regular" w:eastAsia="Charis SIL Regular"/>
+          <w:b w:val="0"/>
+          <w:i w:val="0"/>
+          <w:color w:val="0000FF"/>
+          <w:sz w:val="24"/>
+        </w:rPr>
+        <w:t xml:space="preserve"> </w:t>
+      </w:r>
+      <w:r>
+        <w:rPr>
+          <w:rFonts w:ascii="Charis SIL Regular" w:hAnsi="Charis SIL Regular" w:eastAsia="Charis SIL Regular"/>
+          <w:b w:val="0"/>
+          <w:i w:val="0"/>
+          <w:color w:val="0000FF"/>
+          <w:sz w:val="24"/>
+        </w:rPr>
+        <w:hyperlink r:id="rId9" w:history="1">
+          <w:r>
+            <w:rPr>
+              <w:rStyle w:val="Hyperlink"/>
+            </w:rPr>
+            <w:t>V</w:t>
+          </w:r>
+        </w:hyperlink>
+      </w:r>
+      <w:r>
+        <w:rPr>
+          <w:rFonts w:ascii="Charis SIL Regular" w:hAnsi="Charis SIL Regular" w:eastAsia="Charis SIL Regular"/>
+          <w:b w:val="0"/>
+          <w:i w:val="0"/>
+          <w:color w:val="0000FF"/>
+          <w:sz w:val="24"/>
+        </w:rPr>
+        <w:hyperlink r:id="rId9" w:history="1">
+          <w:r>
+            <w:rPr>
+              <w:rStyle w:val="Hyperlink"/>
+            </w:rPr>
+            <w:t>ijay</w:t>
+          </w:r>
+        </w:hyperlink>
+      </w:r>
+      <w:r>
+        <w:rPr>
+          <w:rFonts w:ascii="Charis SIL Regular" w:hAnsi="Charis SIL Regular" w:eastAsia="Charis SIL Regular"/>
+          <w:b w:val="0"/>
+          <w:i w:val="0"/>
+          <w:color w:val="0000FF"/>
+          <w:sz w:val="24"/>
+        </w:rPr>
+        <w:hyperlink r:id="rId9" w:history="1">
+          <w:r>
+            <w:rPr>
+              <w:rStyle w:val="Hyperlink"/>
+            </w:rPr>
+            <w:t>a</w:t>
+          </w:r>
+        </w:hyperlink>
+      </w:r>
+      <w:r>
+        <w:rPr>
+          <w:rFonts w:ascii="Charis SIL Regular" w:hAnsi="Charis SIL Regular" w:eastAsia="Charis SIL Regular"/>
+          <w:b w:val="0"/>
+          <w:i w:val="0"/>
+          <w:color w:val="0000FF"/>
+          <w:sz w:val="24"/>
+        </w:rPr>
+        <w:t xml:space="preserve"> </w:t>
+      </w:r>
+      <w:r>
+        <w:rPr>
+          <w:rFonts w:ascii="Charis SIL Regular" w:hAnsi="Charis SIL Regular" w:eastAsia="Charis SIL Regular"/>
+          <w:b w:val="0"/>
+          <w:i w:val="0"/>
+          <w:color w:val="0000FF"/>
+          <w:sz w:val="24"/>
+        </w:rPr>
+        <w:hyperlink r:id="rId9" w:history="1">
+          <w:r>
+            <w:rPr>
+              <w:rStyle w:val="Hyperlink"/>
+            </w:rPr>
+            <w:t>R</w:t>
+          </w:r>
+        </w:hyperlink>
+      </w:r>
+      <w:r>
+        <w:rPr>
+          <w:rFonts w:ascii="Charis SIL Regular" w:hAnsi="Charis SIL Regular" w:eastAsia="Charis SIL Regular"/>
+          <w:b w:val="0"/>
+          <w:i w:val="0"/>
+          <w:color w:val="0000FF"/>
+          <w:sz w:val="24"/>
+        </w:rPr>
+        <w:hyperlink r:id="rId9" w:history="1">
+          <w:r>
+            <w:rPr>
+              <w:rStyle w:val="Hyperlink"/>
+            </w:rPr>
+            <w:t>aja</w:t>
+          </w:r>
+        </w:hyperlink>
+      </w:r>
+      <w:r>
+        <w:rPr>
+          <w:rFonts w:ascii="Charis SIL Regular" w:hAnsi="Charis SIL Regular" w:eastAsia="Charis SIL Regular"/>
+          <w:b w:val="0"/>
+          <w:i w:val="0"/>
+          <w:color w:val="0000FF"/>
+          <w:sz w:val="24"/>
+        </w:rPr>
+        <w:hyperlink r:id="rId9" w:history="1">
+          <w:r>
+            <w:rPr>
+              <w:rStyle w:val="Hyperlink"/>
+            </w:rPr>
+            <w:t>sin</w:t>
+          </w:r>
+        </w:hyperlink>
+      </w:r>
+      <w:r>
+        <w:rPr>
+          <w:rFonts w:ascii="Charis SIL Regular" w:hAnsi="Charis SIL Regular" w:eastAsia="Charis SIL Regular"/>
+          <w:b w:val="0"/>
+          <w:i w:val="0"/>
+          <w:color w:val="0000FF"/>
+          <w:sz w:val="24"/>
+        </w:rPr>
+        <w:hyperlink r:id="rId9" w:history="1">
+          <w:r>
+            <w:rPr>
+              <w:rStyle w:val="Hyperlink"/>
+            </w:rPr>
+            <w:t>g</w:t>
+          </w:r>
+        </w:hyperlink>
+      </w:r>
+      <w:r>
+        <w:rPr>
+          <w:rFonts w:ascii="Charis SIL Regular" w:hAnsi="Charis SIL Regular" w:eastAsia="Charis SIL Regular"/>
+          <w:b w:val="0"/>
+          <w:i w:val="0"/>
+          <w:color w:val="0000FF"/>
+          <w:sz w:val="24"/>
+        </w:rPr>
+        <w:hyperlink r:id="rId9" w:history="1">
+          <w:r>
+            <w:rPr>
+              <w:rStyle w:val="Hyperlink"/>
+            </w:rPr>
+            <w:t>a</w:t>
+          </w:r>
+        </w:hyperlink>
+      </w:r>
+      <w:r>
+        <w:rPr>
+          <w:rFonts w:ascii="Charis SIL Regular" w:hAnsi="Charis SIL Regular" w:eastAsia="Charis SIL Regular"/>
+          <w:b w:val="0"/>
+          <w:i w:val="0"/>
+          <w:color w:val="0000FF"/>
+          <w:sz w:val="24"/>
+        </w:rPr>
+        <w:t xml:space="preserve"> </w:t>
+      </w:r>
+      <w:r>
+        <w:rPr>
+          <w:rFonts w:ascii="Charis SIL Regular" w:hAnsi="Charis SIL Regular" w:eastAsia="Charis SIL Regular"/>
+          <w:b w:val="0"/>
+          <w:i w:val="0"/>
+          <w:color w:val="0000FF"/>
+          <w:sz w:val="24"/>
+        </w:rPr>
+        <w:hyperlink r:id="rId9" w:history="1">
+          <w:r>
+            <w:rPr>
+              <w:rStyle w:val="Hyperlink"/>
+            </w:rPr>
+            <w:t>of</w:t>
+          </w:r>
+        </w:hyperlink>
+      </w:r>
+      <w:r>
+        <w:rPr>
+          <w:rFonts w:ascii="Charis SIL Regular" w:hAnsi="Charis SIL Regular" w:eastAsia="Charis SIL Regular"/>
+          <w:b w:val="0"/>
+          <w:i w:val="0"/>
+          <w:color w:val="0000FF"/>
+          <w:sz w:val="24"/>
+        </w:rPr>
+        <w:t xml:space="preserve"> </w:t>
+      </w:r>
+      <w:r>
+        <w:rPr>
+          <w:rFonts w:ascii="Charis SIL Regular" w:hAnsi="Charis SIL Regular" w:eastAsia="Charis SIL Regular"/>
+          <w:b w:val="0"/>
+          <w:i w:val="0"/>
+          <w:color w:val="0000FF"/>
+          <w:sz w:val="24"/>
+        </w:rPr>
+        <w:hyperlink r:id="rId9" w:history="1">
+          <w:r>
+            <w:rPr>
+              <w:rStyle w:val="Hyperlink"/>
+            </w:rPr>
+            <w:t>Kan</w:t>
+          </w:r>
+        </w:hyperlink>
+      </w:r>
+      <w:r>
+        <w:rPr>
+          <w:rFonts w:ascii="Charis SIL Regular" w:hAnsi="Charis SIL Regular" w:eastAsia="Charis SIL Regular"/>
+          <w:b w:val="0"/>
+          <w:i w:val="0"/>
+          <w:color w:val="0000FF"/>
+          <w:sz w:val="24"/>
+        </w:rPr>
+        <w:hyperlink r:id="rId10" w:history="1">
+          <w:r>
+            <w:rPr>
+              <w:rStyle w:val="Hyperlink"/>
+            </w:rPr>
+            <w:t>dy</w:t>
+          </w:r>
+        </w:hyperlink>
+      </w:r>
+      <w:r>
+        <w:rPr>
+          <w:rFonts w:ascii="Charis SIL Regular" w:hAnsi="Charis SIL Regular" w:eastAsia="Charis SIL Regular"/>
+          <w:b w:val="0"/>
+          <w:i w:val="0"/>
+          <w:color w:val="0000FF"/>
+          <w:sz w:val="24"/>
+        </w:rPr>
+        <w:t xml:space="preserve"> </w:t>
+      </w:r>
+      <w:r>
+        <w:rPr>
+          <w:rFonts w:ascii="Charis SIL Regular" w:hAnsi="Charis SIL Regular" w:eastAsia="Charis SIL Regular"/>
+          <w:b w:val="0"/>
+          <w:i w:val="0"/>
+          <w:color w:val="0000FF"/>
+          <w:sz w:val="24"/>
+        </w:rPr>
+        <w:hyperlink r:id="rId10" w:history="1">
+          <w:r>
+            <w:rPr>
+              <w:rStyle w:val="Hyperlink"/>
+            </w:rPr>
+            <w:t>(or</w:t>
+          </w:r>
+        </w:hyperlink>
+      </w:r>
+      <w:r>
+        <w:rPr>
+          <w:rFonts w:ascii="Charis SIL Regular" w:hAnsi="Charis SIL Regular" w:eastAsia="Charis SIL Regular"/>
+          <w:b w:val="0"/>
+          <w:i w:val="0"/>
+          <w:color w:val="0000FF"/>
+          <w:sz w:val="24"/>
+        </w:rPr>
+        <w:t xml:space="preserve"> </w:t>
+      </w:r>
+      <w:r>
+        <w:rPr>
+          <w:rFonts w:ascii="Charis SIL Regular" w:hAnsi="Charis SIL Regular" w:eastAsia="Charis SIL Regular"/>
+          <w:b w:val="0"/>
+          <w:i w:val="0"/>
+          <w:color w:val="0000FF"/>
+          <w:sz w:val="24"/>
+        </w:rPr>
+        <w:hyperlink r:id="rId10" w:history="1">
+          <w:r>
+            <w:rPr>
+              <w:rStyle w:val="Hyperlink"/>
+            </w:rPr>
+            <w:t>his</w:t>
+          </w:r>
+        </w:hyperlink>
+      </w:r>
+      <w:r>
+        <w:rPr>
+          <w:rFonts w:ascii="Charis SIL Regular" w:hAnsi="Charis SIL Regular" w:eastAsia="Charis SIL Regular"/>
+          <w:b w:val="0"/>
+          <w:i w:val="0"/>
+          <w:color w:val="0000FF"/>
+          <w:sz w:val="24"/>
+        </w:rPr>
+        <w:t xml:space="preserve"> </w:t>
+      </w:r>
+      <w:r>
+        <w:rPr>
+          <w:rFonts w:ascii="Charis SIL Regular" w:hAnsi="Charis SIL Regular" w:eastAsia="Charis SIL Regular"/>
+          <w:b w:val="0"/>
+          <w:i w:val="0"/>
+          <w:color w:val="0000FF"/>
+          <w:sz w:val="24"/>
+        </w:rPr>
+        <w:hyperlink r:id="rId10" w:history="1">
+          <w:r>
+            <w:rPr>
+              <w:rStyle w:val="Hyperlink"/>
+            </w:rPr>
+            <w:t>court)</w:t>
+          </w:r>
+        </w:hyperlink>
+      </w:r>
+      <w:r>
+        <w:rPr>
+          <w:rFonts w:ascii="Charis SIL Regular" w:hAnsi="Charis SIL Regular" w:eastAsia="Charis SIL Regular"/>
+          <w:b w:val="0"/>
+          <w:i w:val="0"/>
+          <w:color w:val="0000FF"/>
+          <w:sz w:val="24"/>
+        </w:rPr>
+        <w:t xml:space="preserve"> </w:t>
+      </w:r>
+      <w:r>
+        <w:rPr>
+          <w:rFonts w:ascii="Charis SIL Regular" w:hAnsi="Charis SIL Regular" w:eastAsia="Charis SIL Regular"/>
+          <w:b w:val="0"/>
+          <w:i w:val="0"/>
+          <w:color w:val="0000FF"/>
+          <w:sz w:val="24"/>
+        </w:rPr>
+        <w:hyperlink r:id="rId10" w:history="1">
+          <w:r>
+            <w:rPr>
+              <w:rStyle w:val="Hyperlink"/>
+            </w:rPr>
+            <w:t>to</w:t>
+          </w:r>
+        </w:hyperlink>
+      </w:r>
+      <w:r>
+        <w:rPr>
+          <w:rFonts w:ascii="Charis SIL Regular" w:hAnsi="Charis SIL Regular" w:eastAsia="Charis SIL Regular"/>
+          <w:b w:val="0"/>
+          <w:i w:val="0"/>
+          <w:color w:val="0000FF"/>
+          <w:sz w:val="24"/>
+        </w:rPr>
+        <w:t xml:space="preserve"> </w:t>
+      </w:r>
+      <w:r>
+        <w:rPr>
+          <w:rFonts w:ascii="Charis SIL Regular" w:hAnsi="Charis SIL Regular" w:eastAsia="Charis SIL Regular"/>
+          <w:b w:val="0"/>
+          <w:i w:val="0"/>
+          <w:color w:val="0000FF"/>
+          <w:sz w:val="24"/>
+        </w:rPr>
+        <w:hyperlink r:id="rId10" w:history="1">
+          <w:r>
+            <w:rPr>
+              <w:rStyle w:val="Hyperlink"/>
+            </w:rPr>
+            <w:t xml:space="preserve">Governor </w:t>
+          </w:r>
+        </w:hyperlink>
+      </w:r>
+      <w:r>
+        <w:rPr>
+          <w:rFonts w:ascii="Charis SIL Regular" w:hAnsi="Charis SIL Regular" w:eastAsia="Charis SIL Regular"/>
+          <w:b w:val="0"/>
+          <w:i w:val="0"/>
+          <w:color w:val="0000FF"/>
+          <w:sz w:val="24"/>
+        </w:rPr>
+        <w:hyperlink r:id="rId10" w:history="1">
+          <w:r>
+            <w:rPr>
+              <w:rStyle w:val="Hyperlink"/>
+            </w:rPr>
+            <w:t>Julius</w:t>
+          </w:r>
+        </w:hyperlink>
+      </w:r>
+      <w:r>
+        <w:rPr>
+          <w:rFonts w:ascii="Charis SIL Regular" w:hAnsi="Charis SIL Regular" w:eastAsia="Charis SIL Regular"/>
+          <w:b w:val="0"/>
+          <w:i w:val="0"/>
+          <w:color w:val="0000FF"/>
+          <w:sz w:val="24"/>
+        </w:rPr>
+        <w:t xml:space="preserve"> </w:t>
+      </w:r>
+      <w:r>
+        <w:rPr>
+          <w:rFonts w:ascii="Charis SIL Regular" w:hAnsi="Charis SIL Regular" w:eastAsia="Charis SIL Regular"/>
+          <w:b w:val="0"/>
+          <w:i w:val="0"/>
+          <w:color w:val="0000FF"/>
+          <w:sz w:val="24"/>
+        </w:rPr>
+        <w:hyperlink r:id="rId10" w:history="1">
+          <w:r>
+            <w:rPr>
+              <w:rStyle w:val="Hyperlink"/>
+            </w:rPr>
+            <w:t>Valent</w:t>
+          </w:r>
+        </w:hyperlink>
+      </w:r>
+      <w:r>
+        <w:rPr>
+          <w:rFonts w:ascii="Charis SIL Regular" w:hAnsi="Charis SIL Regular" w:eastAsia="Charis SIL Regular"/>
+          <w:b w:val="0"/>
+          <w:i w:val="0"/>
+          <w:color w:val="0000FF"/>
+          <w:sz w:val="24"/>
+        </w:rPr>
+        <w:hyperlink r:id="rId10" w:history="1">
+          <w:r>
+            <w:rPr>
+              <w:rStyle w:val="Hyperlink"/>
+            </w:rPr>
+            <w:t>i</w:t>
+          </w:r>
+        </w:hyperlink>
+      </w:r>
+      <w:r>
+        <w:rPr>
+          <w:rFonts w:ascii="Charis SIL Regular" w:hAnsi="Charis SIL Regular" w:eastAsia="Charis SIL Regular"/>
+          <w:b w:val="0"/>
+          <w:i w:val="0"/>
+          <w:color w:val="0000FF"/>
+          <w:sz w:val="24"/>
+        </w:rPr>
+        <w:hyperlink r:id="rId10" w:history="1">
+          <w:r>
+            <w:rPr>
+              <w:rStyle w:val="Hyperlink"/>
+            </w:rPr>
+            <w:t>jn</w:t>
+          </w:r>
+        </w:hyperlink>
+      </w:r>
+      <w:r>
+        <w:rPr>
+          <w:rFonts w:ascii="Charis SIL Regular" w:hAnsi="Charis SIL Regular" w:eastAsia="Charis SIL Regular"/>
+          <w:b w:val="0"/>
+          <w:i w:val="0"/>
+          <w:color w:val="0000FF"/>
+          <w:sz w:val="24"/>
+        </w:rPr>
+        <w:t xml:space="preserve"> </w:t>
+      </w:r>
+      <w:r>
+        <w:rPr>
+          <w:rFonts w:ascii="Charis SIL Regular" w:hAnsi="Charis SIL Regular" w:eastAsia="Charis SIL Regular"/>
+          <w:b w:val="0"/>
+          <w:i w:val="0"/>
+          <w:color w:val="0000FF"/>
+          <w:sz w:val="24"/>
+        </w:rPr>
+        <w:hyperlink r:id="rId10" w:history="1">
+          <w:r>
+            <w:rPr>
+              <w:rStyle w:val="Hyperlink"/>
+            </w:rPr>
+            <w:t>Stei</w:t>
+          </w:r>
+        </w:hyperlink>
+      </w:r>
+      <w:r>
+        <w:rPr>
+          <w:rFonts w:ascii="Charis SIL Regular" w:hAnsi="Charis SIL Regular" w:eastAsia="Charis SIL Regular"/>
+          <w:b w:val="0"/>
+          <w:i w:val="0"/>
+          <w:color w:val="0000FF"/>
+          <w:sz w:val="24"/>
+        </w:rPr>
+        <w:hyperlink r:id="rId10" w:history="1">
+          <w:r>
+            <w:rPr>
+              <w:rStyle w:val="Hyperlink"/>
+            </w:rPr>
+            <w:t>n</w:t>
+          </w:r>
+        </w:hyperlink>
+      </w:r>
+      <w:r>
+        <w:rPr>
+          <w:rFonts w:ascii="Charis SIL Regular" w:hAnsi="Charis SIL Regular" w:eastAsia="Charis SIL Regular"/>
+          <w:b w:val="0"/>
+          <w:i w:val="0"/>
+          <w:color w:val="0000FF"/>
+          <w:sz w:val="24"/>
+        </w:rPr>
+        <w:t xml:space="preserve"> </w:t>
+      </w:r>
+      <w:r>
+        <w:rPr>
+          <w:rFonts w:ascii="Charis SIL Regular" w:hAnsi="Charis SIL Regular" w:eastAsia="Charis SIL Regular"/>
+          <w:b w:val="0"/>
+          <w:i w:val="0"/>
+          <w:color w:val="0000FF"/>
+          <w:sz w:val="24"/>
+        </w:rPr>
+        <w:hyperlink r:id="rId10" w:history="1">
+          <w:r>
+            <w:rPr>
+              <w:rStyle w:val="Hyperlink"/>
+            </w:rPr>
+            <w:t>van</w:t>
+          </w:r>
+        </w:hyperlink>
+      </w:r>
+      <w:r>
+        <w:rPr>
+          <w:rFonts w:ascii="Charis SIL Regular" w:hAnsi="Charis SIL Regular" w:eastAsia="Charis SIL Regular"/>
+          <w:b w:val="0"/>
+          <w:i w:val="0"/>
+          <w:color w:val="0000FF"/>
+          <w:sz w:val="24"/>
+        </w:rPr>
+        <w:t xml:space="preserve"> </w:t>
+      </w:r>
+      <w:r>
+        <w:rPr>
+          <w:rFonts w:ascii="Charis SIL Regular" w:hAnsi="Charis SIL Regular" w:eastAsia="Charis SIL Regular"/>
+          <w:b w:val="0"/>
+          <w:i w:val="0"/>
+          <w:color w:val="0000FF"/>
+          <w:sz w:val="24"/>
+        </w:rPr>
+        <w:hyperlink r:id="rId10" w:history="1">
+          <w:r>
+            <w:rPr>
+              <w:rStyle w:val="Hyperlink"/>
+            </w:rPr>
+            <w:t>Goll</w:t>
+          </w:r>
+        </w:hyperlink>
+      </w:r>
+      <w:r>
+        <w:rPr>
+          <w:rFonts w:ascii="Charis SIL Regular" w:hAnsi="Charis SIL Regular" w:eastAsia="Charis SIL Regular"/>
+          <w:b w:val="0"/>
+          <w:i w:val="0"/>
+          <w:color w:val="0000FF"/>
+          <w:sz w:val="24"/>
+        </w:rPr>
+        <w:hyperlink r:id="rId10" w:history="1">
+          <w:r>
+            <w:rPr>
+              <w:rStyle w:val="Hyperlink"/>
+            </w:rPr>
+            <w:t>o</w:t>
+          </w:r>
+        </w:hyperlink>
+      </w:r>
+      <w:r>
+        <w:rPr>
+          <w:rFonts w:ascii="Charis SIL Regular" w:hAnsi="Charis SIL Regular" w:eastAsia="Charis SIL Regular"/>
+          <w:b w:val="0"/>
+          <w:i w:val="0"/>
+          <w:color w:val="0000FF"/>
+          <w:sz w:val="24"/>
+        </w:rPr>
+        <w:hyperlink r:id="rId10" w:history="1">
+          <w:r>
+            <w:rPr>
+              <w:rStyle w:val="Hyperlink"/>
+            </w:rPr>
+            <w:t>ne</w:t>
+          </w:r>
+        </w:hyperlink>
+      </w:r>
+      <w:r>
+        <w:rPr>
+          <w:rFonts w:ascii="Charis SIL Regular" w:hAnsi="Charis SIL Regular" w:eastAsia="Charis SIL Regular"/>
+          <w:b w:val="0"/>
+          <w:i w:val="0"/>
+          <w:color w:val="0000FF"/>
+          <w:sz w:val="24"/>
+        </w:rPr>
+        <w:hyperlink r:id="rId10" w:history="1">
+          <w:r>
+            <w:rPr>
+              <w:rStyle w:val="Hyperlink"/>
+            </w:rPr>
+            <w:t>s</w:t>
+          </w:r>
+        </w:hyperlink>
+      </w:r>
+      <w:r>
+        <w:rPr>
+          <w:rFonts w:ascii="Charis SIL Regular" w:hAnsi="Charis SIL Regular" w:eastAsia="Charis SIL Regular"/>
+          <w:b w:val="0"/>
+          <w:i w:val="0"/>
+          <w:color w:val="0000FF"/>
+          <w:sz w:val="24"/>
+        </w:rPr>
+        <w:hyperlink r:id="rId10" w:history="1">
+          <w:r>
+            <w:rPr>
+              <w:rStyle w:val="Hyperlink"/>
+            </w:rPr>
+            <w:t>se,</w:t>
+          </w:r>
+        </w:hyperlink>
+      </w:r>
+      <w:r>
+        <w:rPr>
+          <w:rFonts w:ascii="Charis SIL Regular" w:hAnsi="Charis SIL Regular" w:eastAsia="Charis SIL Regular"/>
+          <w:b w:val="0"/>
+          <w:i w:val="0"/>
+          <w:color w:val="0000FF"/>
+          <w:sz w:val="24"/>
+        </w:rPr>
+        <w:t xml:space="preserve"> </w:t>
+      </w:r>
+      <w:r>
+        <w:rPr>
+          <w:rFonts w:ascii="Charis SIL Regular" w:hAnsi="Charis SIL Regular" w:eastAsia="Charis SIL Regular"/>
+          <w:b w:val="0"/>
+          <w:i w:val="0"/>
+          <w:color w:val="0000FF"/>
+          <w:sz w:val="24"/>
+        </w:rPr>
+        <w:hyperlink r:id="rId10" w:history="1">
+          <w:r>
+            <w:rPr>
+              <w:rStyle w:val="Hyperlink"/>
+            </w:rPr>
+            <w:t>co</w:t>
+          </w:r>
+        </w:hyperlink>
+      </w:r>
+      <w:r>
+        <w:rPr>
+          <w:rFonts w:ascii="Charis SIL Regular" w:hAnsi="Charis SIL Regular" w:eastAsia="Charis SIL Regular"/>
+          <w:b w:val="0"/>
+          <w:i w:val="0"/>
+          <w:color w:val="0000FF"/>
+          <w:sz w:val="24"/>
+        </w:rPr>
+        <w:hyperlink r:id="rId10" w:history="1">
+          <w:r>
+            <w:rPr>
+              <w:rStyle w:val="Hyperlink"/>
+            </w:rPr>
+            <w:t>n</w:t>
+          </w:r>
+        </w:hyperlink>
+      </w:r>
+      <w:r>
+        <w:rPr>
+          <w:rFonts w:ascii="Charis SIL Regular" w:hAnsi="Charis SIL Regular" w:eastAsia="Charis SIL Regular"/>
+          <w:b w:val="0"/>
+          <w:i w:val="0"/>
+          <w:color w:val="0000FF"/>
+          <w:sz w:val="24"/>
+        </w:rPr>
+        <w:hyperlink r:id="rId10" w:history="1">
+          <w:r>
+            <w:rPr>
+              <w:rStyle w:val="Hyperlink"/>
+            </w:rPr>
+            <w:t>cerning</w:t>
+          </w:r>
+        </w:hyperlink>
+      </w:r>
+      <w:r>
+        <w:rPr>
+          <w:rFonts w:ascii="Charis SIL Regular" w:hAnsi="Charis SIL Regular" w:eastAsia="Charis SIL Regular"/>
+          <w:b w:val="0"/>
+          <w:i w:val="0"/>
+          <w:color w:val="0000FF"/>
+          <w:sz w:val="24"/>
+        </w:rPr>
+        <w:t xml:space="preserve"> </w:t>
       </w:r>
       <w:r>
         <w:rPr>
@@ -1281,7 +2092,7 @@
             <w:rPr>
               <w:rStyle w:val="Hyperlink"/>
             </w:rPr>
-            <w:t>te</w:t>
+            <w:t>h</w:t>
           </w:r>
         </w:hyperlink>
       </w:r>
@@ -1292,6 +2103,759 @@
           <w:i w:val="0"/>
           <w:color w:val="0000FF"/>
           <w:sz w:val="24"/>
+        </w:rPr>
+        <w:hyperlink r:id="rId10" w:history="1">
+          <w:r>
+            <w:rPr>
+              <w:rStyle w:val="Hyperlink"/>
+            </w:rPr>
+            <w:t>e</w:t>
+          </w:r>
+        </w:hyperlink>
+      </w:r>
+      <w:r>
+        <w:rPr>
+          <w:rFonts w:ascii="Charis SIL Regular" w:hAnsi="Charis SIL Regular" w:eastAsia="Charis SIL Regular"/>
+          <w:b w:val="0"/>
+          <w:i w:val="0"/>
+          <w:color w:val="0000FF"/>
+          <w:sz w:val="24"/>
+        </w:rPr>
+        <w:t xml:space="preserve"> </w:t>
+      </w:r>
+      <w:r>
+        <w:rPr>
+          <w:rFonts w:ascii="Charis SIL Regular" w:hAnsi="Charis SIL Regular" w:eastAsia="Charis SIL Regular"/>
+          <w:b w:val="0"/>
+          <w:i w:val="0"/>
+          <w:color w:val="0000FF"/>
+          <w:sz w:val="24"/>
+        </w:rPr>
+        <w:hyperlink r:id="rId10" w:history="1">
+          <w:r>
+            <w:rPr>
+              <w:rStyle w:val="Hyperlink"/>
+            </w:rPr>
+            <w:t>t</w:t>
+          </w:r>
+        </w:hyperlink>
+      </w:r>
+      <w:r>
+        <w:rPr>
+          <w:rFonts w:ascii="Charis SIL Regular" w:hAnsi="Charis SIL Regular" w:eastAsia="Charis SIL Regular"/>
+          <w:b w:val="0"/>
+          <w:i w:val="0"/>
+          <w:color w:val="0000FF"/>
+          <w:sz w:val="24"/>
+        </w:rPr>
+        <w:hyperlink r:id="rId10" w:history="1">
+          <w:r>
+            <w:rPr>
+              <w:rStyle w:val="Hyperlink"/>
+            </w:rPr>
+            <w:t>ranspo</w:t>
+          </w:r>
+        </w:hyperlink>
+      </w:r>
+      <w:r>
+        <w:rPr>
+          <w:rFonts w:ascii="Charis SIL Regular" w:hAnsi="Charis SIL Regular" w:eastAsia="Charis SIL Regular"/>
+          <w:b w:val="0"/>
+          <w:i w:val="0"/>
+          <w:color w:val="0000FF"/>
+          <w:sz w:val="24"/>
+        </w:rPr>
+        <w:hyperlink r:id="rId10" w:history="1">
+          <w:r>
+            <w:rPr>
+              <w:rStyle w:val="Hyperlink"/>
+            </w:rPr>
+            <w:t>rt</w:t>
+          </w:r>
+        </w:hyperlink>
+      </w:r>
+      <w:r>
+        <w:rPr>
+          <w:rFonts w:ascii="Charis SIL Regular" w:hAnsi="Charis SIL Regular" w:eastAsia="Charis SIL Regular"/>
+          <w:b w:val="0"/>
+          <w:i w:val="0"/>
+          <w:color w:val="0000FF"/>
+          <w:sz w:val="24"/>
+        </w:rPr>
+        <w:t xml:space="preserve"> </w:t>
+      </w:r>
+      <w:r>
+        <w:rPr>
+          <w:rFonts w:ascii="Charis SIL Regular" w:hAnsi="Charis SIL Regular" w:eastAsia="Charis SIL Regular"/>
+          <w:b w:val="0"/>
+          <w:i w:val="0"/>
+          <w:color w:val="0000FF"/>
+          <w:sz w:val="24"/>
+        </w:rPr>
+        <w:hyperlink r:id="rId10" w:history="1">
+          <w:r>
+            <w:rPr>
+              <w:rStyle w:val="Hyperlink"/>
+            </w:rPr>
+            <w:t>o</w:t>
+          </w:r>
+        </w:hyperlink>
+      </w:r>
+      <w:r>
+        <w:rPr>
+          <w:rFonts w:ascii="Charis SIL Regular" w:hAnsi="Charis SIL Regular" w:eastAsia="Charis SIL Regular"/>
+          <w:b w:val="0"/>
+          <w:i w:val="0"/>
+          <w:color w:val="0000FF"/>
+          <w:sz w:val="24"/>
+        </w:rPr>
+        <w:hyperlink r:id="rId10" w:history="1">
+          <w:r>
+            <w:rPr>
+              <w:rStyle w:val="Hyperlink"/>
+            </w:rPr>
+            <w:t>f</w:t>
+          </w:r>
+        </w:hyperlink>
+      </w:r>
+      <w:r>
+        <w:rPr>
+          <w:rFonts w:ascii="Charis SIL Regular" w:hAnsi="Charis SIL Regular" w:eastAsia="Charis SIL Regular"/>
+          <w:b w:val="0"/>
+          <w:i w:val="0"/>
+          <w:color w:val="0000FF"/>
+          <w:sz w:val="24"/>
+        </w:rPr>
+        <w:t xml:space="preserve"> </w:t>
+      </w:r>
+      <w:r>
+        <w:rPr>
+          <w:rFonts w:ascii="Charis SIL Regular" w:hAnsi="Charis SIL Regular" w:eastAsia="Charis SIL Regular"/>
+          <w:b w:val="0"/>
+          <w:i w:val="0"/>
+          <w:color w:val="0000FF"/>
+          <w:sz w:val="24"/>
+        </w:rPr>
+        <w:hyperlink r:id="rId10" w:history="1">
+          <w:r>
+            <w:rPr>
+              <w:rStyle w:val="Hyperlink"/>
+            </w:rPr>
+            <w:t>B</w:t>
+          </w:r>
+        </w:hyperlink>
+      </w:r>
+      <w:r>
+        <w:rPr>
+          <w:rFonts w:ascii="Charis SIL Regular" w:hAnsi="Charis SIL Regular" w:eastAsia="Charis SIL Regular"/>
+          <w:b w:val="0"/>
+          <w:i w:val="0"/>
+          <w:color w:val="0000FF"/>
+          <w:sz w:val="24"/>
+        </w:rPr>
+        <w:hyperlink r:id="rId10" w:history="1">
+          <w:r>
+            <w:rPr>
+              <w:rStyle w:val="Hyperlink"/>
+            </w:rPr>
+            <w:t>u</w:t>
+          </w:r>
+        </w:hyperlink>
+      </w:r>
+      <w:r>
+        <w:rPr>
+          <w:rFonts w:ascii="Charis SIL Regular" w:hAnsi="Charis SIL Regular" w:eastAsia="Charis SIL Regular"/>
+          <w:b w:val="0"/>
+          <w:i w:val="0"/>
+          <w:color w:val="0000FF"/>
+          <w:sz w:val="24"/>
+        </w:rPr>
+        <w:hyperlink r:id="rId10" w:history="1">
+          <w:r>
+            <w:rPr>
+              <w:rStyle w:val="Hyperlink"/>
+            </w:rPr>
+            <w:t>ddhist</w:t>
+          </w:r>
+        </w:hyperlink>
+      </w:r>
+      <w:r>
+        <w:rPr>
+          <w:rFonts w:ascii="Charis SIL Regular" w:hAnsi="Charis SIL Regular" w:eastAsia="Charis SIL Regular"/>
+          <w:b w:val="0"/>
+          <w:i w:val="0"/>
+          <w:color w:val="0000FF"/>
+          <w:sz w:val="24"/>
+        </w:rPr>
+        <w:t xml:space="preserve"> </w:t>
+      </w:r>
+      <w:r>
+        <w:rPr>
+          <w:rFonts w:ascii="Charis SIL Regular" w:hAnsi="Charis SIL Regular" w:eastAsia="Charis SIL Regular"/>
+          <w:b w:val="0"/>
+          <w:i w:val="0"/>
+          <w:color w:val="0000FF"/>
+          <w:sz w:val="24"/>
+        </w:rPr>
+        <w:hyperlink r:id="rId10" w:history="1">
+          <w:r>
+            <w:rPr>
+              <w:rStyle w:val="Hyperlink"/>
+            </w:rPr>
+            <w:t>m</w:t>
+          </w:r>
+        </w:hyperlink>
+      </w:r>
+      <w:r>
+        <w:rPr>
+          <w:rFonts w:ascii="Charis SIL Regular" w:hAnsi="Charis SIL Regular" w:eastAsia="Charis SIL Regular"/>
+          <w:b w:val="0"/>
+          <w:i w:val="0"/>
+          <w:color w:val="0000FF"/>
+          <w:sz w:val="24"/>
+        </w:rPr>
+        <w:hyperlink r:id="rId10" w:history="1">
+          <w:r>
+            <w:rPr>
+              <w:rStyle w:val="Hyperlink"/>
+            </w:rPr>
+            <w:t>onks</w:t>
+          </w:r>
+        </w:hyperlink>
+      </w:r>
+      <w:r>
+        <w:rPr>
+          <w:rFonts w:ascii="Charis SIL Regular" w:hAnsi="Charis SIL Regular" w:eastAsia="Charis SIL Regular"/>
+          <w:b w:val="0"/>
+          <w:i w:val="0"/>
+          <w:color w:val="0000FF"/>
+          <w:sz w:val="24"/>
+        </w:rPr>
+        <w:t xml:space="preserve"> </w:t>
+      </w:r>
+      <w:r>
+        <w:rPr>
+          <w:rFonts w:ascii="Charis SIL Regular" w:hAnsi="Charis SIL Regular" w:eastAsia="Charis SIL Regular"/>
+          <w:b w:val="0"/>
+          <w:i w:val="0"/>
+          <w:color w:val="0000FF"/>
+          <w:sz w:val="24"/>
+        </w:rPr>
+        <w:hyperlink r:id="rId10" w:history="1">
+          <w:r>
+            <w:rPr>
+              <w:rStyle w:val="Hyperlink"/>
+            </w:rPr>
+            <w:t xml:space="preserve">from </w:t>
+          </w:r>
+        </w:hyperlink>
+      </w:r>
+      <w:r>
+        <w:rPr>
+          <w:rFonts w:ascii="Charis SIL Regular" w:hAnsi="Charis SIL Regular" w:eastAsia="Charis SIL Regular"/>
+          <w:b w:val="0"/>
+          <w:i w:val="0"/>
+          <w:color w:val="0000FF"/>
+          <w:sz w:val="24"/>
+        </w:rPr>
+        <w:t>Burma to Ceylon for a cer</w:t>
+      </w:r>
+      <w:r>
+        <w:rPr>
+          <w:rFonts w:ascii="Charis SIL Regular" w:hAnsi="Charis SIL Regular" w:eastAsia="Charis SIL Regular"/>
+          <w:b w:val="0"/>
+          <w:i w:val="0"/>
+          <w:color w:val="0000FF"/>
+          <w:sz w:val="24"/>
+        </w:rPr>
+        <w:hyperlink r:id="rId10" w:history="1">
+          <w:r>
+            <w:rPr>
+              <w:rStyle w:val="Hyperlink"/>
+            </w:rPr>
+            <w:t>emony</w:t>
+          </w:r>
+        </w:hyperlink>
+      </w:r>
+      <w:r>
+        <w:rPr>
+          <w:rFonts w:ascii="Charis SIL Regular" w:hAnsi="Charis SIL Regular" w:eastAsia="Charis SIL Regular"/>
+          <w:b w:val="0"/>
+          <w:i w:val="0"/>
+          <w:color w:val="0000FF"/>
+          <w:sz w:val="24"/>
+        </w:rPr>
+        <w:t xml:space="preserve"> </w:t>
+      </w:r>
+      <w:r>
+        <w:rPr>
+          <w:rFonts w:ascii="Charis SIL Regular" w:hAnsi="Charis SIL Regular" w:eastAsia="Charis SIL Regular"/>
+          <w:b w:val="0"/>
+          <w:i w:val="0"/>
+          <w:color w:val="0000FF"/>
+          <w:sz w:val="24"/>
+        </w:rPr>
+        <w:hyperlink r:id="rId10" w:history="1">
+          <w:r>
+            <w:rPr>
+              <w:rStyle w:val="Hyperlink"/>
+            </w:rPr>
+            <w:t>at</w:t>
+          </w:r>
+        </w:hyperlink>
+      </w:r>
+      <w:r>
+        <w:rPr>
+          <w:rFonts w:ascii="Charis SIL Regular" w:hAnsi="Charis SIL Regular" w:eastAsia="Charis SIL Regular"/>
+          <w:b w:val="0"/>
+          <w:i w:val="0"/>
+          <w:color w:val="0000FF"/>
+          <w:sz w:val="24"/>
+        </w:rPr>
+        <w:t xml:space="preserve"> </w:t>
+      </w:r>
+      <w:r>
+        <w:rPr>
+          <w:rFonts w:ascii="Charis SIL Regular" w:hAnsi="Charis SIL Regular" w:eastAsia="Charis SIL Regular"/>
+          <w:b w:val="0"/>
+          <w:i w:val="0"/>
+          <w:color w:val="0000FF"/>
+          <w:sz w:val="24"/>
+        </w:rPr>
+        <w:hyperlink r:id="rId10" w:history="1">
+          <w:r>
+            <w:rPr>
+              <w:rStyle w:val="Hyperlink"/>
+            </w:rPr>
+            <w:t>K</w:t>
+          </w:r>
+        </w:hyperlink>
+      </w:r>
+      <w:r>
+        <w:rPr>
+          <w:rFonts w:ascii="Charis SIL Regular" w:hAnsi="Charis SIL Regular" w:eastAsia="Charis SIL Regular"/>
+          <w:b w:val="0"/>
+          <w:i w:val="0"/>
+          <w:color w:val="0000FF"/>
+          <w:sz w:val="24"/>
+        </w:rPr>
+        <w:hyperlink r:id="rId10" w:history="1">
+          <w:r>
+            <w:rPr>
+              <w:rStyle w:val="Hyperlink"/>
+            </w:rPr>
+            <w:t>a</w:t>
+          </w:r>
+        </w:hyperlink>
+      </w:r>
+      <w:r>
+        <w:rPr>
+          <w:rFonts w:ascii="Charis SIL Regular" w:hAnsi="Charis SIL Regular" w:eastAsia="Charis SIL Regular"/>
+          <w:b w:val="0"/>
+          <w:i w:val="0"/>
+          <w:color w:val="0000FF"/>
+          <w:sz w:val="24"/>
+        </w:rPr>
+        <w:hyperlink r:id="rId10" w:history="1">
+          <w:r>
+            <w:rPr>
+              <w:rStyle w:val="Hyperlink"/>
+            </w:rPr>
+            <w:t>ndy,</w:t>
+          </w:r>
+        </w:hyperlink>
+      </w:r>
+      <w:r>
+        <w:rPr>
+          <w:rFonts w:ascii="Charis SIL Regular" w:hAnsi="Charis SIL Regular" w:eastAsia="Charis SIL Regular"/>
+          <w:b w:val="0"/>
+          <w:i w:val="0"/>
+          <w:color w:val="0000FF"/>
+          <w:sz w:val="24"/>
+        </w:rPr>
+        <w:t xml:space="preserve"> </w:t>
+      </w:r>
+      <w:r>
+        <w:rPr>
+          <w:rFonts w:ascii="Charis SIL Regular" w:hAnsi="Charis SIL Regular" w:eastAsia="Charis SIL Regular"/>
+          <w:b w:val="0"/>
+          <w:i w:val="0"/>
+          <w:color w:val="0000FF"/>
+          <w:sz w:val="24"/>
+        </w:rPr>
+        <w:hyperlink r:id="rId10" w:history="1">
+          <w:r>
+            <w:rPr>
+              <w:rStyle w:val="Hyperlink"/>
+            </w:rPr>
+            <w:t>1746.</w:t>
+          </w:r>
+        </w:hyperlink>
+      </w:r>
+      <w:r>
+        <w:rPr>
+          <w:rFonts w:ascii="Charis SIL Regular" w:hAnsi="Charis SIL Regular" w:eastAsia="Charis SIL Regular"/>
+          <w:b w:val="0"/>
+          <w:i w:val="0"/>
+          <w:color w:val="0000FF"/>
+          <w:sz w:val="24"/>
+        </w:rPr>
+        <w:t xml:space="preserve"> </w:t>
+      </w:r>
+      <w:r>
+        <w:rPr>
+          <w:rFonts w:ascii="Charis SIL Regular" w:hAnsi="Charis SIL Regular" w:eastAsia="Charis SIL Regular"/>
+          <w:b w:val="0"/>
+          <w:i w:val="0"/>
+          <w:color w:val="0000FF"/>
+          <w:sz w:val="24"/>
+        </w:rPr>
+        <w:hyperlink r:id="rId10" w:history="1">
+          <w:r>
+            <w:rPr>
+              <w:rStyle w:val="Hyperlink"/>
+            </w:rPr>
+            <w:t>In</w:t>
+          </w:r>
+        </w:hyperlink>
+      </w:r>
+      <w:r>
+        <w:rPr>
+          <w:rFonts w:ascii="Charis SIL Regular" w:hAnsi="Charis SIL Regular" w:eastAsia="Charis SIL Regular"/>
+          <w:b w:val="0"/>
+          <w:i w:val="0"/>
+          <w:color w:val="0000FF"/>
+          <w:sz w:val="24"/>
+        </w:rPr>
+        <w:t xml:space="preserve"> </w:t>
+      </w:r>
+      <w:r>
+        <w:rPr>
+          <w:rFonts w:ascii="Charis SIL Regular" w:hAnsi="Charis SIL Regular" w:eastAsia="Charis SIL Regular"/>
+          <w:b w:val="0"/>
+          <w:i w:val="0"/>
+          <w:color w:val="0000FF"/>
+          <w:sz w:val="24"/>
+        </w:rPr>
+        <w:hyperlink r:id="rId10" w:history="1">
+          <w:r>
+            <w:rPr>
+              <w:rStyle w:val="Hyperlink"/>
+            </w:rPr>
+            <w:t>S</w:t>
+          </w:r>
+        </w:hyperlink>
+      </w:r>
+      <w:r>
+        <w:rPr>
+          <w:rFonts w:ascii="Charis SIL Regular" w:hAnsi="Charis SIL Regular" w:eastAsia="Charis SIL Regular"/>
+          <w:b w:val="0"/>
+          <w:i w:val="0"/>
+          <w:color w:val="0000FF"/>
+          <w:sz w:val="24"/>
+        </w:rPr>
+        <w:hyperlink r:id="rId10" w:history="1">
+          <w:r>
+            <w:rPr>
+              <w:rStyle w:val="Hyperlink"/>
+            </w:rPr>
+            <w:t>inhalese,</w:t>
+          </w:r>
+        </w:hyperlink>
+      </w:r>
+      <w:r>
+        <w:rPr>
+          <w:rFonts w:ascii="Charis SIL Regular" w:hAnsi="Charis SIL Regular" w:eastAsia="Charis SIL Regular"/>
+          <w:b w:val="0"/>
+          <w:i w:val="0"/>
+          <w:color w:val="0000FF"/>
+          <w:sz w:val="24"/>
+        </w:rPr>
+        <w:t xml:space="preserve"> </w:t>
+      </w:r>
+      <w:r>
+        <w:rPr>
+          <w:rFonts w:ascii="Charis SIL Regular" w:hAnsi="Charis SIL Regular" w:eastAsia="Charis SIL Regular"/>
+          <w:b w:val="0"/>
+          <w:i w:val="0"/>
+          <w:color w:val="0000FF"/>
+          <w:sz w:val="24"/>
+        </w:rPr>
+        <w:hyperlink r:id="rId10" w:history="1">
+          <w:r>
+            <w:rPr>
+              <w:rStyle w:val="Hyperlink"/>
+            </w:rPr>
+            <w:t>pa</w:t>
+          </w:r>
+        </w:hyperlink>
+      </w:r>
+      <w:r>
+        <w:rPr>
+          <w:rFonts w:ascii="Charis SIL Regular" w:hAnsi="Charis SIL Regular" w:eastAsia="Charis SIL Regular"/>
+          <w:b w:val="0"/>
+          <w:i w:val="0"/>
+          <w:color w:val="0000FF"/>
+          <w:sz w:val="24"/>
+        </w:rPr>
+        <w:hyperlink r:id="rId10" w:history="1">
+          <w:r>
+            <w:rPr>
+              <w:rStyle w:val="Hyperlink"/>
+            </w:rPr>
+            <w:t>l</w:t>
+          </w:r>
+        </w:hyperlink>
+      </w:r>
+      <w:r>
+        <w:rPr>
+          <w:rFonts w:ascii="Charis SIL Regular" w:hAnsi="Charis SIL Regular" w:eastAsia="Charis SIL Regular"/>
+          <w:b w:val="0"/>
+          <w:i w:val="0"/>
+          <w:color w:val="0000FF"/>
+          <w:sz w:val="24"/>
+        </w:rPr>
+        <w:hyperlink r:id="rId10" w:history="1">
+          <w:r>
+            <w:rPr>
+              <w:rStyle w:val="Hyperlink"/>
+            </w:rPr>
+            <w:t>m</w:t>
+          </w:r>
+        </w:hyperlink>
+      </w:r>
+      <w:r>
+        <w:rPr>
+          <w:rFonts w:ascii="Charis SIL Regular" w:hAnsi="Charis SIL Regular" w:eastAsia="Charis SIL Regular"/>
+          <w:b w:val="0"/>
+          <w:i w:val="0"/>
+          <w:color w:val="0000FF"/>
+          <w:sz w:val="24"/>
+        </w:rPr>
+        <w:t xml:space="preserve"> </w:t>
+      </w:r>
+      <w:r>
+        <w:rPr>
+          <w:rFonts w:ascii="Charis SIL Regular" w:hAnsi="Charis SIL Regular" w:eastAsia="Charis SIL Regular"/>
+          <w:b w:val="0"/>
+          <w:i w:val="0"/>
+          <w:color w:val="0000FF"/>
+          <w:sz w:val="24"/>
+        </w:rPr>
+        <w:hyperlink r:id="rId10" w:history="1">
+          <w:r>
+            <w:rPr>
+              <w:rStyle w:val="Hyperlink"/>
+            </w:rPr>
+            <w:t>leaf</w:t>
+          </w:r>
+        </w:hyperlink>
+      </w:r>
+      <w:r>
+        <w:rPr>
+          <w:rFonts w:ascii="Charis SIL Regular" w:hAnsi="Charis SIL Regular" w:eastAsia="Charis SIL Regular"/>
+          <w:b w:val="0"/>
+          <w:i w:val="0"/>
+          <w:color w:val="0000FF"/>
+          <w:sz w:val="24"/>
+        </w:rPr>
+        <w:t xml:space="preserve"> </w:t>
+      </w:r>
+      <w:r>
+        <w:rPr>
+          <w:rFonts w:ascii="Charis SIL Regular" w:hAnsi="Charis SIL Regular" w:eastAsia="Charis SIL Regular"/>
+          <w:b w:val="0"/>
+          <w:i w:val="0"/>
+          <w:color w:val="0000FF"/>
+          <w:sz w:val="24"/>
+        </w:rPr>
+        <w:hyperlink r:id="rId10" w:history="1">
+          <w:r>
+            <w:rPr>
+              <w:rStyle w:val="Hyperlink"/>
+            </w:rPr>
+            <w:t>w</w:t>
+          </w:r>
+        </w:hyperlink>
+      </w:r>
+      <w:r>
+        <w:rPr>
+          <w:rFonts w:ascii="Charis SIL Regular" w:hAnsi="Charis SIL Regular" w:eastAsia="Charis SIL Regular"/>
+          <w:b w:val="0"/>
+          <w:i w:val="0"/>
+          <w:color w:val="0000FF"/>
+          <w:sz w:val="24"/>
+        </w:rPr>
+        <w:hyperlink r:id="rId10" w:history="1">
+          <w:r>
+            <w:rPr>
+              <w:rStyle w:val="Hyperlink"/>
+            </w:rPr>
+            <w:t>i</w:t>
+          </w:r>
+        </w:hyperlink>
+      </w:r>
+      <w:r>
+        <w:rPr>
+          <w:rFonts w:ascii="Charis SIL Regular" w:hAnsi="Charis SIL Regular" w:eastAsia="Charis SIL Regular"/>
+          <w:b w:val="0"/>
+          <w:i w:val="0"/>
+          <w:color w:val="0000FF"/>
+          <w:sz w:val="24"/>
+        </w:rPr>
+        <w:hyperlink r:id="rId10" w:history="1">
+          <w:r>
+            <w:rPr>
+              <w:rStyle w:val="Hyperlink"/>
+            </w:rPr>
+            <w:t>th</w:t>
+          </w:r>
+        </w:hyperlink>
+      </w:r>
+      <w:r>
+        <w:rPr>
+          <w:rFonts w:ascii="Charis SIL Regular" w:hAnsi="Charis SIL Regular" w:eastAsia="Charis SIL Regular"/>
+          <w:b w:val="0"/>
+          <w:i w:val="0"/>
+          <w:color w:val="0000FF"/>
+          <w:sz w:val="24"/>
+        </w:rPr>
+        <w:t xml:space="preserve"> </w:t>
+      </w:r>
+      <w:r>
+        <w:rPr>
+          <w:rFonts w:ascii="Charis SIL Regular" w:hAnsi="Charis SIL Regular" w:eastAsia="Charis SIL Regular"/>
+          <w:b w:val="0"/>
+          <w:i w:val="0"/>
+          <w:color w:val="0000FF"/>
+          <w:sz w:val="24"/>
+        </w:rPr>
+        <w:hyperlink r:id="rId10" w:history="1">
+          <w:r>
+            <w:rPr>
+              <w:rStyle w:val="Hyperlink"/>
+            </w:rPr>
+            <w:t>silk</w:t>
+          </w:r>
+        </w:hyperlink>
+      </w:r>
+      <w:r>
+        <w:rPr>
+          <w:rFonts w:ascii="Charis SIL Regular" w:hAnsi="Charis SIL Regular" w:eastAsia="Charis SIL Regular"/>
+          <w:b w:val="0"/>
+          <w:i w:val="0"/>
+          <w:color w:val="0000FF"/>
+          <w:sz w:val="24"/>
+        </w:rPr>
+        <w:t xml:space="preserve"> </w:t>
+      </w:r>
+      <w:r>
+        <w:rPr>
+          <w:rFonts w:ascii="Charis SIL Regular" w:hAnsi="Charis SIL Regular" w:eastAsia="Charis SIL Regular"/>
+          <w:b w:val="0"/>
+          <w:i w:val="0"/>
+          <w:color w:val="0000FF"/>
+          <w:sz w:val="24"/>
+        </w:rPr>
+        <w:hyperlink r:id="rId10" w:history="1">
+          <w:r>
+            <w:rPr>
+              <w:rStyle w:val="Hyperlink"/>
+            </w:rPr>
+            <w:t>c</w:t>
+          </w:r>
+        </w:hyperlink>
+      </w:r>
+      <w:r>
+        <w:rPr>
+          <w:rFonts w:ascii="Charis SIL Regular" w:hAnsi="Charis SIL Regular" w:eastAsia="Charis SIL Regular"/>
+          <w:b w:val="0"/>
+          <w:i w:val="0"/>
+          <w:color w:val="0000FF"/>
+          <w:sz w:val="24"/>
+        </w:rPr>
+        <w:hyperlink r:id="rId10" w:history="1">
+          <w:r>
+            <w:rPr>
+              <w:rStyle w:val="Hyperlink"/>
+            </w:rPr>
+            <w:t xml:space="preserve">ase </w:t>
+          </w:r>
+        </w:hyperlink>
+      </w:r>
+      <w:r>
+        <w:rPr>
+          <w:rFonts w:ascii="Charis SIL Regular" w:hAnsi="Charis SIL Regular" w:eastAsia="Charis SIL Regular"/>
+          <w:b w:val="0"/>
+          <w:i w:val="0"/>
+          <w:color w:val="0000FF"/>
+          <w:sz w:val="24"/>
+          <w:u w:val="single"/>
+        </w:rPr>
+        <w:hyperlink r:id="rId10" w:history="1">
+          <w:r>
+            <w:rPr>
+              <w:rStyle w:val="Hyperlink"/>
+            </w:rPr>
+            <w:t>and</w:t>
+          </w:r>
+        </w:hyperlink>
+      </w:r>
+      <w:r>
+        <w:rPr>
+          <w:rFonts w:ascii="Charis SIL Regular" w:hAnsi="Charis SIL Regular" w:eastAsia="Charis SIL Regular"/>
+          <w:b w:val="0"/>
+          <w:i w:val="0"/>
+          <w:color w:val="0000FF"/>
+          <w:sz w:val="24"/>
+          <w:u w:val="single"/>
+        </w:rPr>
+        <w:t xml:space="preserve"> </w:t>
+      </w:r>
+      <w:r>
+        <w:rPr>
+          <w:rFonts w:ascii="Charis SIL Regular" w:hAnsi="Charis SIL Regular" w:eastAsia="Charis SIL Regular"/>
+          <w:b w:val="0"/>
+          <w:i w:val="0"/>
+          <w:color w:val="0000FF"/>
+          <w:sz w:val="24"/>
+          <w:u w:val="single"/>
+        </w:rPr>
+        <w:hyperlink r:id="rId10" w:history="1">
+          <w:r>
+            <w:rPr>
+              <w:rStyle w:val="Hyperlink"/>
+            </w:rPr>
+            <w:t>de</w:t>
+          </w:r>
+        </w:hyperlink>
+      </w:r>
+      <w:r>
+        <w:rPr>
+          <w:rFonts w:ascii="Charis SIL Regular" w:hAnsi="Charis SIL Regular" w:eastAsia="Charis SIL Regular"/>
+          <w:b w:val="0"/>
+          <w:i w:val="0"/>
+          <w:color w:val="0000FF"/>
+          <w:sz w:val="24"/>
+          <w:u w:val="single"/>
+        </w:rPr>
+        <w:hyperlink r:id="rId10" w:history="1">
+          <w:r>
+            <w:rPr>
+              <w:rStyle w:val="Hyperlink"/>
+            </w:rPr>
+            <w:t>co</w:t>
+          </w:r>
+        </w:hyperlink>
+      </w:r>
+      <w:r>
+        <w:rPr>
+          <w:rFonts w:ascii="Charis SIL Regular" w:hAnsi="Charis SIL Regular" w:eastAsia="Charis SIL Regular"/>
+          <w:b w:val="0"/>
+          <w:i w:val="0"/>
+          <w:color w:val="0000FF"/>
+          <w:sz w:val="24"/>
+          <w:u w:val="single"/>
         </w:rPr>
         <w:hyperlink r:id="rId10" w:history="1">
           <w:r>
@@ -1309,304 +2873,14 @@
           <w:i w:val="0"/>
           <w:color w:val="0000FF"/>
           <w:sz w:val="24"/>
-        </w:rPr>
-        <w:t xml:space="preserve"> </w:t>
-      </w:r>
-      <w:r>
-        <w:rPr>
-          <w:rFonts w:ascii="Charis SIL Regular" w:hAnsi="Charis SIL Regular" w:eastAsia="Charis SIL Regular"/>
-          <w:b w:val="0"/>
-          <w:i w:val="0"/>
-          <w:color w:val="0000FF"/>
-          <w:sz w:val="24"/>
-        </w:rPr>
-        <w:hyperlink r:id="rId9" w:history="1">
-          <w:r>
-            <w:rPr>
-              <w:rStyle w:val="Hyperlink"/>
-            </w:rPr>
-            <w:t>from</w:t>
-          </w:r>
-        </w:hyperlink>
-      </w:r>
-      <w:r>
-        <w:rPr>
-          <w:rFonts w:ascii="Charis SIL Regular" w:hAnsi="Charis SIL Regular" w:eastAsia="Charis SIL Regular"/>
-          <w:b w:val="0"/>
-          <w:i w:val="0"/>
-          <w:color w:val="0000FF"/>
-          <w:sz w:val="24"/>
-        </w:rPr>
-        <w:t xml:space="preserve"> </w:t>
-      </w:r>
-      <w:r>
-        <w:rPr>
-          <w:rFonts w:ascii="Charis SIL Regular" w:hAnsi="Charis SIL Regular" w:eastAsia="Charis SIL Regular"/>
-          <w:b w:val="0"/>
-          <w:i w:val="0"/>
-          <w:color w:val="0000FF"/>
-          <w:sz w:val="24"/>
-        </w:rPr>
-        <w:hyperlink r:id="rId9" w:history="1">
-          <w:r>
-            <w:rPr>
-              <w:rStyle w:val="Hyperlink"/>
-            </w:rPr>
-            <w:t>King</w:t>
-          </w:r>
-        </w:hyperlink>
-      </w:r>
-      <w:r>
-        <w:rPr>
-          <w:rFonts w:ascii="Charis SIL Regular" w:hAnsi="Charis SIL Regular" w:eastAsia="Charis SIL Regular"/>
-          <w:b w:val="0"/>
-          <w:i w:val="0"/>
-          <w:color w:val="0000FF"/>
-          <w:sz w:val="24"/>
-        </w:rPr>
-        <w:t xml:space="preserve"> </w:t>
-      </w:r>
-      <w:r>
-        <w:rPr>
-          <w:rFonts w:ascii="Charis SIL Regular" w:hAnsi="Charis SIL Regular" w:eastAsia="Charis SIL Regular"/>
-          <w:b w:val="0"/>
-          <w:i w:val="0"/>
-          <w:color w:val="0000FF"/>
-          <w:sz w:val="24"/>
-        </w:rPr>
-        <w:hyperlink r:id="rId9" w:history="1">
-          <w:r>
-            <w:rPr>
-              <w:rStyle w:val="Hyperlink"/>
-            </w:rPr>
-            <w:t>Sri</w:t>
-          </w:r>
-        </w:hyperlink>
-      </w:r>
-      <w:r>
-        <w:rPr>
-          <w:rFonts w:ascii="Charis SIL Regular" w:hAnsi="Charis SIL Regular" w:eastAsia="Charis SIL Regular"/>
-          <w:b w:val="0"/>
-          <w:i w:val="0"/>
-          <w:color w:val="0000FF"/>
-          <w:sz w:val="24"/>
-        </w:rPr>
-        <w:t xml:space="preserve"> </w:t>
-      </w:r>
-      <w:r>
-        <w:rPr>
-          <w:rFonts w:ascii="Charis SIL Regular" w:hAnsi="Charis SIL Regular" w:eastAsia="Charis SIL Regular"/>
-          <w:b w:val="0"/>
-          <w:i w:val="0"/>
-          <w:color w:val="0000FF"/>
-          <w:sz w:val="24"/>
-        </w:rPr>
-        <w:hyperlink r:id="rId9" w:history="1">
-          <w:r>
-            <w:rPr>
-              <w:rStyle w:val="Hyperlink"/>
-            </w:rPr>
-            <w:t>V</w:t>
-          </w:r>
-        </w:hyperlink>
-      </w:r>
-      <w:r>
-        <w:rPr>
-          <w:rFonts w:ascii="Charis SIL Regular" w:hAnsi="Charis SIL Regular" w:eastAsia="Charis SIL Regular"/>
-          <w:b w:val="0"/>
-          <w:i w:val="0"/>
-          <w:color w:val="0000FF"/>
-          <w:sz w:val="24"/>
-        </w:rPr>
-        <w:hyperlink r:id="rId9" w:history="1">
-          <w:r>
-            <w:rPr>
-              <w:rStyle w:val="Hyperlink"/>
-            </w:rPr>
-            <w:t>ijay</w:t>
-          </w:r>
-        </w:hyperlink>
-      </w:r>
-      <w:r>
-        <w:rPr>
-          <w:rFonts w:ascii="Charis SIL Regular" w:hAnsi="Charis SIL Regular" w:eastAsia="Charis SIL Regular"/>
-          <w:b w:val="0"/>
-          <w:i w:val="0"/>
-          <w:color w:val="0000FF"/>
-          <w:sz w:val="24"/>
-        </w:rPr>
-        <w:hyperlink r:id="rId9" w:history="1">
-          <w:r>
-            <w:rPr>
-              <w:rStyle w:val="Hyperlink"/>
-            </w:rPr>
-            <w:t>a</w:t>
-          </w:r>
-        </w:hyperlink>
-      </w:r>
-      <w:r>
-        <w:rPr>
-          <w:rFonts w:ascii="Charis SIL Regular" w:hAnsi="Charis SIL Regular" w:eastAsia="Charis SIL Regular"/>
-          <w:b w:val="0"/>
-          <w:i w:val="0"/>
-          <w:color w:val="0000FF"/>
-          <w:sz w:val="24"/>
-        </w:rPr>
-        <w:t xml:space="preserve"> </w:t>
-      </w:r>
-      <w:r>
-        <w:rPr>
-          <w:rFonts w:ascii="Charis SIL Regular" w:hAnsi="Charis SIL Regular" w:eastAsia="Charis SIL Regular"/>
-          <w:b w:val="0"/>
-          <w:i w:val="0"/>
-          <w:color w:val="0000FF"/>
-          <w:sz w:val="24"/>
-        </w:rPr>
-        <w:hyperlink r:id="rId9" w:history="1">
-          <w:r>
-            <w:rPr>
-              <w:rStyle w:val="Hyperlink"/>
-            </w:rPr>
-            <w:t>R</w:t>
-          </w:r>
-        </w:hyperlink>
-      </w:r>
-      <w:r>
-        <w:rPr>
-          <w:rFonts w:ascii="Charis SIL Regular" w:hAnsi="Charis SIL Regular" w:eastAsia="Charis SIL Regular"/>
-          <w:b w:val="0"/>
-          <w:i w:val="0"/>
-          <w:color w:val="0000FF"/>
-          <w:sz w:val="24"/>
-        </w:rPr>
-        <w:hyperlink r:id="rId9" w:history="1">
-          <w:r>
-            <w:rPr>
-              <w:rStyle w:val="Hyperlink"/>
-            </w:rPr>
-            <w:t>aja</w:t>
-          </w:r>
-        </w:hyperlink>
-      </w:r>
-      <w:r>
-        <w:rPr>
-          <w:rFonts w:ascii="Charis SIL Regular" w:hAnsi="Charis SIL Regular" w:eastAsia="Charis SIL Regular"/>
-          <w:b w:val="0"/>
-          <w:i w:val="0"/>
-          <w:color w:val="0000FF"/>
-          <w:sz w:val="24"/>
-        </w:rPr>
-        <w:hyperlink r:id="rId9" w:history="1">
-          <w:r>
-            <w:rPr>
-              <w:rStyle w:val="Hyperlink"/>
-            </w:rPr>
-            <w:t>sin</w:t>
-          </w:r>
-        </w:hyperlink>
-      </w:r>
-      <w:r>
-        <w:rPr>
-          <w:rFonts w:ascii="Charis SIL Regular" w:hAnsi="Charis SIL Regular" w:eastAsia="Charis SIL Regular"/>
-          <w:b w:val="0"/>
-          <w:i w:val="0"/>
-          <w:color w:val="0000FF"/>
-          <w:sz w:val="24"/>
-        </w:rPr>
-        <w:hyperlink r:id="rId9" w:history="1">
-          <w:r>
-            <w:rPr>
-              <w:rStyle w:val="Hyperlink"/>
-            </w:rPr>
-            <w:t>g</w:t>
-          </w:r>
-        </w:hyperlink>
-      </w:r>
-      <w:r>
-        <w:rPr>
-          <w:rFonts w:ascii="Charis SIL Regular" w:hAnsi="Charis SIL Regular" w:eastAsia="Charis SIL Regular"/>
-          <w:b w:val="0"/>
-          <w:i w:val="0"/>
-          <w:color w:val="0000FF"/>
-          <w:sz w:val="24"/>
-        </w:rPr>
-        <w:hyperlink r:id="rId9" w:history="1">
-          <w:r>
-            <w:rPr>
-              <w:rStyle w:val="Hyperlink"/>
-            </w:rPr>
-            <w:t>a</w:t>
-          </w:r>
-        </w:hyperlink>
-      </w:r>
-      <w:r>
-        <w:rPr>
-          <w:rFonts w:ascii="Charis SIL Regular" w:hAnsi="Charis SIL Regular" w:eastAsia="Charis SIL Regular"/>
-          <w:b w:val="0"/>
-          <w:i w:val="0"/>
-          <w:color w:val="0000FF"/>
-          <w:sz w:val="24"/>
-        </w:rPr>
-        <w:t xml:space="preserve"> </w:t>
-      </w:r>
-      <w:r>
-        <w:rPr>
-          <w:rFonts w:ascii="Charis SIL Regular" w:hAnsi="Charis SIL Regular" w:eastAsia="Charis SIL Regular"/>
-          <w:b w:val="0"/>
-          <w:i w:val="0"/>
-          <w:color w:val="0000FF"/>
-          <w:sz w:val="24"/>
-        </w:rPr>
-        <w:hyperlink r:id="rId9" w:history="1">
-          <w:r>
-            <w:rPr>
-              <w:rStyle w:val="Hyperlink"/>
-            </w:rPr>
-            <w:t>of</w:t>
-          </w:r>
-        </w:hyperlink>
-      </w:r>
-      <w:r>
-        <w:rPr>
-          <w:rFonts w:ascii="Charis SIL Regular" w:hAnsi="Charis SIL Regular" w:eastAsia="Charis SIL Regular"/>
-          <w:b w:val="0"/>
-          <w:i w:val="0"/>
-          <w:color w:val="0000FF"/>
-          <w:sz w:val="24"/>
-        </w:rPr>
-        <w:t xml:space="preserve"> </w:t>
-      </w:r>
-      <w:r>
-        <w:rPr>
-          <w:rFonts w:ascii="Charis SIL Regular" w:hAnsi="Charis SIL Regular" w:eastAsia="Charis SIL Regular"/>
-          <w:b w:val="0"/>
-          <w:i w:val="0"/>
-          <w:color w:val="0000FF"/>
-          <w:sz w:val="24"/>
-        </w:rPr>
-        <w:hyperlink r:id="rId9" w:history="1">
-          <w:r>
-            <w:rPr>
-              <w:rStyle w:val="Hyperlink"/>
-            </w:rPr>
-            <w:t>Kan</w:t>
-          </w:r>
-        </w:hyperlink>
-      </w:r>
-      <w:r>
-        <w:rPr>
-          <w:rFonts w:ascii="Charis SIL Regular" w:hAnsi="Charis SIL Regular" w:eastAsia="Charis SIL Regular"/>
-          <w:b w:val="0"/>
-          <w:i w:val="0"/>
-          <w:color w:val="0000FF"/>
-          <w:sz w:val="24"/>
+          <w:u w:val="single"/>
         </w:rPr>
         <w:hyperlink r:id="rId10" w:history="1">
           <w:r>
             <w:rPr>
               <w:rStyle w:val="Hyperlink"/>
             </w:rPr>
-            <w:t>dy</w:t>
+            <w:t>ations</w:t>
           </w:r>
         </w:hyperlink>
       </w:r>
@@ -1617,6 +2891,7 @@
           <w:i w:val="0"/>
           <w:color w:val="0000FF"/>
           <w:sz w:val="24"/>
+          <w:u w:val="single"/>
         </w:rPr>
         <w:t xml:space="preserve"> </w:t>
       </w:r>
@@ -1627,13 +2902,14 @@
           <w:i w:val="0"/>
           <w:color w:val="0000FF"/>
           <w:sz w:val="24"/>
+          <w:u w:val="single"/>
         </w:rPr>
         <w:hyperlink r:id="rId10" w:history="1">
           <w:r>
             <w:rPr>
               <w:rStyle w:val="Hyperlink"/>
             </w:rPr>
-            <w:t>(or</w:t>
+            <w:t>(</w:t>
           </w:r>
         </w:hyperlink>
       </w:r>
@@ -1644,23 +2920,14 @@
           <w:i w:val="0"/>
           <w:color w:val="0000FF"/>
           <w:sz w:val="24"/>
-        </w:rPr>
-        <w:t xml:space="preserve"> </w:t>
-      </w:r>
-      <w:r>
-        <w:rPr>
-          <w:rFonts w:ascii="Charis SIL Regular" w:hAnsi="Charis SIL Regular" w:eastAsia="Charis SIL Regular"/>
-          <w:b w:val="0"/>
-          <w:i w:val="0"/>
-          <w:color w:val="0000FF"/>
-          <w:sz w:val="24"/>
+          <w:u w:val="single"/>
         </w:rPr>
         <w:hyperlink r:id="rId10" w:history="1">
           <w:r>
             <w:rPr>
               <w:rStyle w:val="Hyperlink"/>
             </w:rPr>
-            <w:t>his</w:t>
+            <w:t>len</w:t>
           </w:r>
         </w:hyperlink>
       </w:r>
@@ -1671,23 +2938,14 @@
           <w:i w:val="0"/>
           <w:color w:val="0000FF"/>
           <w:sz w:val="24"/>
-        </w:rPr>
-        <w:t xml:space="preserve"> </w:t>
-      </w:r>
-      <w:r>
-        <w:rPr>
-          <w:rFonts w:ascii="Charis SIL Regular" w:hAnsi="Charis SIL Regular" w:eastAsia="Charis SIL Regular"/>
-          <w:b w:val="0"/>
-          <w:i w:val="0"/>
-          <w:color w:val="0000FF"/>
-          <w:sz w:val="24"/>
+          <w:u w:val="single"/>
         </w:rPr>
         <w:hyperlink r:id="rId10" w:history="1">
           <w:r>
             <w:rPr>
               <w:rStyle w:val="Hyperlink"/>
             </w:rPr>
-            <w:t>court)</w:t>
+            <w:t>gt</w:t>
           </w:r>
         </w:hyperlink>
       </w:r>
@@ -1698,392 +2956,7 @@
           <w:i w:val="0"/>
           <w:color w:val="0000FF"/>
           <w:sz w:val="24"/>
-        </w:rPr>
-        <w:t xml:space="preserve"> </w:t>
-      </w:r>
-      <w:r>
-        <w:rPr>
-          <w:rFonts w:ascii="Charis SIL Regular" w:hAnsi="Charis SIL Regular" w:eastAsia="Charis SIL Regular"/>
-          <w:b w:val="0"/>
-          <w:i w:val="0"/>
-          <w:color w:val="0000FF"/>
-          <w:sz w:val="24"/>
-        </w:rPr>
-        <w:hyperlink r:id="rId10" w:history="1">
-          <w:r>
-            <w:rPr>
-              <w:rStyle w:val="Hyperlink"/>
-            </w:rPr>
-            <w:t>to</w:t>
-          </w:r>
-        </w:hyperlink>
-      </w:r>
-      <w:r>
-        <w:rPr>
-          <w:rFonts w:ascii="Charis SIL Regular" w:hAnsi="Charis SIL Regular" w:eastAsia="Charis SIL Regular"/>
-          <w:b w:val="0"/>
-          <w:i w:val="0"/>
-          <w:color w:val="0000FF"/>
-          <w:sz w:val="24"/>
-        </w:rPr>
-        <w:t xml:space="preserve"> </w:t>
-      </w:r>
-      <w:r>
-        <w:rPr>
-          <w:rFonts w:ascii="Charis SIL Regular" w:hAnsi="Charis SIL Regular" w:eastAsia="Charis SIL Regular"/>
-          <w:b w:val="0"/>
-          <w:i w:val="0"/>
-          <w:color w:val="0000FF"/>
-          <w:sz w:val="24"/>
-        </w:rPr>
-        <w:hyperlink r:id="rId10" w:history="1">
-          <w:r>
-            <w:rPr>
-              <w:rStyle w:val="Hyperlink"/>
-            </w:rPr>
-            <w:t xml:space="preserve">Governor </w:t>
-          </w:r>
-        </w:hyperlink>
-      </w:r>
-      <w:r>
-        <w:rPr>
-          <w:rFonts w:ascii="Charis SIL Regular" w:hAnsi="Charis SIL Regular" w:eastAsia="Charis SIL Regular"/>
-          <w:b w:val="0"/>
-          <w:i w:val="0"/>
-          <w:color w:val="0000FF"/>
-          <w:sz w:val="24"/>
-        </w:rPr>
-        <w:hyperlink r:id="rId10" w:history="1">
-          <w:r>
-            <w:rPr>
-              <w:rStyle w:val="Hyperlink"/>
-            </w:rPr>
-            <w:t>Julius</w:t>
-          </w:r>
-        </w:hyperlink>
-      </w:r>
-      <w:r>
-        <w:rPr>
-          <w:rFonts w:ascii="Charis SIL Regular" w:hAnsi="Charis SIL Regular" w:eastAsia="Charis SIL Regular"/>
-          <w:b w:val="0"/>
-          <w:i w:val="0"/>
-          <w:color w:val="0000FF"/>
-          <w:sz w:val="24"/>
-        </w:rPr>
-        <w:t xml:space="preserve"> </w:t>
-      </w:r>
-      <w:r>
-        <w:rPr>
-          <w:rFonts w:ascii="Charis SIL Regular" w:hAnsi="Charis SIL Regular" w:eastAsia="Charis SIL Regular"/>
-          <w:b w:val="0"/>
-          <w:i w:val="0"/>
-          <w:color w:val="0000FF"/>
-          <w:sz w:val="24"/>
-        </w:rPr>
-        <w:hyperlink r:id="rId10" w:history="1">
-          <w:r>
-            <w:rPr>
-              <w:rStyle w:val="Hyperlink"/>
-            </w:rPr>
-            <w:t>Valent</w:t>
-          </w:r>
-        </w:hyperlink>
-      </w:r>
-      <w:r>
-        <w:rPr>
-          <w:rFonts w:ascii="Charis SIL Regular" w:hAnsi="Charis SIL Regular" w:eastAsia="Charis SIL Regular"/>
-          <w:b w:val="0"/>
-          <w:i w:val="0"/>
-          <w:color w:val="0000FF"/>
-          <w:sz w:val="24"/>
-        </w:rPr>
-        <w:hyperlink r:id="rId10" w:history="1">
-          <w:r>
-            <w:rPr>
-              <w:rStyle w:val="Hyperlink"/>
-            </w:rPr>
-            <w:t>i</w:t>
-          </w:r>
-        </w:hyperlink>
-      </w:r>
-      <w:r>
-        <w:rPr>
-          <w:rFonts w:ascii="Charis SIL Regular" w:hAnsi="Charis SIL Regular" w:eastAsia="Charis SIL Regular"/>
-          <w:b w:val="0"/>
-          <w:i w:val="0"/>
-          <w:color w:val="0000FF"/>
-          <w:sz w:val="24"/>
-        </w:rPr>
-        <w:hyperlink r:id="rId10" w:history="1">
-          <w:r>
-            <w:rPr>
-              <w:rStyle w:val="Hyperlink"/>
-            </w:rPr>
-            <w:t>jn</w:t>
-          </w:r>
-        </w:hyperlink>
-      </w:r>
-      <w:r>
-        <w:rPr>
-          <w:rFonts w:ascii="Charis SIL Regular" w:hAnsi="Charis SIL Regular" w:eastAsia="Charis SIL Regular"/>
-          <w:b w:val="0"/>
-          <w:i w:val="0"/>
-          <w:color w:val="0000FF"/>
-          <w:sz w:val="24"/>
-        </w:rPr>
-        <w:t xml:space="preserve"> </w:t>
-      </w:r>
-      <w:r>
-        <w:rPr>
-          <w:rFonts w:ascii="Charis SIL Regular" w:hAnsi="Charis SIL Regular" w:eastAsia="Charis SIL Regular"/>
-          <w:b w:val="0"/>
-          <w:i w:val="0"/>
-          <w:color w:val="0000FF"/>
-          <w:sz w:val="24"/>
-        </w:rPr>
-        <w:hyperlink r:id="rId10" w:history="1">
-          <w:r>
-            <w:rPr>
-              <w:rStyle w:val="Hyperlink"/>
-            </w:rPr>
-            <w:t>Stei</w:t>
-          </w:r>
-        </w:hyperlink>
-      </w:r>
-      <w:r>
-        <w:rPr>
-          <w:rFonts w:ascii="Charis SIL Regular" w:hAnsi="Charis SIL Regular" w:eastAsia="Charis SIL Regular"/>
-          <w:b w:val="0"/>
-          <w:i w:val="0"/>
-          <w:color w:val="0000FF"/>
-          <w:sz w:val="24"/>
-        </w:rPr>
-        <w:hyperlink r:id="rId10" w:history="1">
-          <w:r>
-            <w:rPr>
-              <w:rStyle w:val="Hyperlink"/>
-            </w:rPr>
-            <w:t>n</w:t>
-          </w:r>
-        </w:hyperlink>
-      </w:r>
-      <w:r>
-        <w:rPr>
-          <w:rFonts w:ascii="Charis SIL Regular" w:hAnsi="Charis SIL Regular" w:eastAsia="Charis SIL Regular"/>
-          <w:b w:val="0"/>
-          <w:i w:val="0"/>
-          <w:color w:val="0000FF"/>
-          <w:sz w:val="24"/>
-        </w:rPr>
-        <w:t xml:space="preserve"> </w:t>
-      </w:r>
-      <w:r>
-        <w:rPr>
-          <w:rFonts w:ascii="Charis SIL Regular" w:hAnsi="Charis SIL Regular" w:eastAsia="Charis SIL Regular"/>
-          <w:b w:val="0"/>
-          <w:i w:val="0"/>
-          <w:color w:val="0000FF"/>
-          <w:sz w:val="24"/>
-        </w:rPr>
-        <w:hyperlink r:id="rId10" w:history="1">
-          <w:r>
-            <w:rPr>
-              <w:rStyle w:val="Hyperlink"/>
-            </w:rPr>
-            <w:t>van</w:t>
-          </w:r>
-        </w:hyperlink>
-      </w:r>
-      <w:r>
-        <w:rPr>
-          <w:rFonts w:ascii="Charis SIL Regular" w:hAnsi="Charis SIL Regular" w:eastAsia="Charis SIL Regular"/>
-          <w:b w:val="0"/>
-          <w:i w:val="0"/>
-          <w:color w:val="0000FF"/>
-          <w:sz w:val="24"/>
-        </w:rPr>
-        <w:t xml:space="preserve"> </w:t>
-      </w:r>
-      <w:r>
-        <w:rPr>
-          <w:rFonts w:ascii="Charis SIL Regular" w:hAnsi="Charis SIL Regular" w:eastAsia="Charis SIL Regular"/>
-          <w:b w:val="0"/>
-          <w:i w:val="0"/>
-          <w:color w:val="0000FF"/>
-          <w:sz w:val="24"/>
-        </w:rPr>
-        <w:hyperlink r:id="rId10" w:history="1">
-          <w:r>
-            <w:rPr>
-              <w:rStyle w:val="Hyperlink"/>
-            </w:rPr>
-            <w:t>Goll</w:t>
-          </w:r>
-        </w:hyperlink>
-      </w:r>
-      <w:r>
-        <w:rPr>
-          <w:rFonts w:ascii="Charis SIL Regular" w:hAnsi="Charis SIL Regular" w:eastAsia="Charis SIL Regular"/>
-          <w:b w:val="0"/>
-          <w:i w:val="0"/>
-          <w:color w:val="0000FF"/>
-          <w:sz w:val="24"/>
-        </w:rPr>
-        <w:hyperlink r:id="rId10" w:history="1">
-          <w:r>
-            <w:rPr>
-              <w:rStyle w:val="Hyperlink"/>
-            </w:rPr>
-            <w:t>o</w:t>
-          </w:r>
-        </w:hyperlink>
-      </w:r>
-      <w:r>
-        <w:rPr>
-          <w:rFonts w:ascii="Charis SIL Regular" w:hAnsi="Charis SIL Regular" w:eastAsia="Charis SIL Regular"/>
-          <w:b w:val="0"/>
-          <w:i w:val="0"/>
-          <w:color w:val="0000FF"/>
-          <w:sz w:val="24"/>
-        </w:rPr>
-        <w:hyperlink r:id="rId10" w:history="1">
-          <w:r>
-            <w:rPr>
-              <w:rStyle w:val="Hyperlink"/>
-            </w:rPr>
-            <w:t>ne</w:t>
-          </w:r>
-        </w:hyperlink>
-      </w:r>
-      <w:r>
-        <w:rPr>
-          <w:rFonts w:ascii="Charis SIL Regular" w:hAnsi="Charis SIL Regular" w:eastAsia="Charis SIL Regular"/>
-          <w:b w:val="0"/>
-          <w:i w:val="0"/>
-          <w:color w:val="0000FF"/>
-          <w:sz w:val="24"/>
-        </w:rPr>
-        <w:hyperlink r:id="rId10" w:history="1">
-          <w:r>
-            <w:rPr>
-              <w:rStyle w:val="Hyperlink"/>
-            </w:rPr>
-            <w:t>s</w:t>
-          </w:r>
-        </w:hyperlink>
-      </w:r>
-      <w:r>
-        <w:rPr>
-          <w:rFonts w:ascii="Charis SIL Regular" w:hAnsi="Charis SIL Regular" w:eastAsia="Charis SIL Regular"/>
-          <w:b w:val="0"/>
-          <w:i w:val="0"/>
-          <w:color w:val="0000FF"/>
-          <w:sz w:val="24"/>
-        </w:rPr>
-        <w:hyperlink r:id="rId10" w:history="1">
-          <w:r>
-            <w:rPr>
-              <w:rStyle w:val="Hyperlink"/>
-            </w:rPr>
-            <w:t>se,</w:t>
-          </w:r>
-        </w:hyperlink>
-      </w:r>
-      <w:r>
-        <w:rPr>
-          <w:rFonts w:ascii="Charis SIL Regular" w:hAnsi="Charis SIL Regular" w:eastAsia="Charis SIL Regular"/>
-          <w:b w:val="0"/>
-          <w:i w:val="0"/>
-          <w:color w:val="0000FF"/>
-          <w:sz w:val="24"/>
-        </w:rPr>
-        <w:t xml:space="preserve"> </w:t>
-      </w:r>
-      <w:r>
-        <w:rPr>
-          <w:rFonts w:ascii="Charis SIL Regular" w:hAnsi="Charis SIL Regular" w:eastAsia="Charis SIL Regular"/>
-          <w:b w:val="0"/>
-          <w:i w:val="0"/>
-          <w:color w:val="0000FF"/>
-          <w:sz w:val="24"/>
-        </w:rPr>
-        <w:hyperlink r:id="rId10" w:history="1">
-          <w:r>
-            <w:rPr>
-              <w:rStyle w:val="Hyperlink"/>
-            </w:rPr>
-            <w:t>co</w:t>
-          </w:r>
-        </w:hyperlink>
-      </w:r>
-      <w:r>
-        <w:rPr>
-          <w:rFonts w:ascii="Charis SIL Regular" w:hAnsi="Charis SIL Regular" w:eastAsia="Charis SIL Regular"/>
-          <w:b w:val="0"/>
-          <w:i w:val="0"/>
-          <w:color w:val="0000FF"/>
-          <w:sz w:val="24"/>
-        </w:rPr>
-        <w:hyperlink r:id="rId10" w:history="1">
-          <w:r>
-            <w:rPr>
-              <w:rStyle w:val="Hyperlink"/>
-            </w:rPr>
-            <w:t>n</w:t>
-          </w:r>
-        </w:hyperlink>
-      </w:r>
-      <w:r>
-        <w:rPr>
-          <w:rFonts w:ascii="Charis SIL Regular" w:hAnsi="Charis SIL Regular" w:eastAsia="Charis SIL Regular"/>
-          <w:b w:val="0"/>
-          <w:i w:val="0"/>
-          <w:color w:val="0000FF"/>
-          <w:sz w:val="24"/>
-        </w:rPr>
-        <w:hyperlink r:id="rId10" w:history="1">
-          <w:r>
-            <w:rPr>
-              <w:rStyle w:val="Hyperlink"/>
-            </w:rPr>
-            <w:t>cerning</w:t>
-          </w:r>
-        </w:hyperlink>
-      </w:r>
-      <w:r>
-        <w:rPr>
-          <w:rFonts w:ascii="Charis SIL Regular" w:hAnsi="Charis SIL Regular" w:eastAsia="Charis SIL Regular"/>
-          <w:b w:val="0"/>
-          <w:i w:val="0"/>
-          <w:color w:val="0000FF"/>
-          <w:sz w:val="24"/>
-        </w:rPr>
-        <w:t xml:space="preserve"> </w:t>
-      </w:r>
-      <w:r>
-        <w:rPr>
-          <w:rFonts w:ascii="Charis SIL Regular" w:hAnsi="Charis SIL Regular" w:eastAsia="Charis SIL Regular"/>
-          <w:b w:val="0"/>
-          <w:i w:val="0"/>
-          <w:color w:val="0000FF"/>
-          <w:sz w:val="24"/>
-        </w:rPr>
-        <w:hyperlink r:id="rId10" w:history="1">
-          <w:r>
-            <w:rPr>
-              <w:rStyle w:val="Hyperlink"/>
-            </w:rPr>
-            <w:t>t</w:t>
-          </w:r>
-        </w:hyperlink>
-      </w:r>
-      <w:r>
-        <w:rPr>
-          <w:rFonts w:ascii="Charis SIL Regular" w:hAnsi="Charis SIL Regular" w:eastAsia="Charis SIL Regular"/>
-          <w:b w:val="0"/>
-          <w:i w:val="0"/>
-          <w:color w:val="0000FF"/>
-          <w:sz w:val="24"/>
+          <w:u w:val="single"/>
         </w:rPr>
         <w:hyperlink r:id="rId10" w:history="1">
           <w:r>
@@ -2101,13 +2974,25 @@
           <w:i w:val="0"/>
           <w:color w:val="0000FF"/>
           <w:sz w:val="24"/>
+          <w:u w:val="single"/>
+        </w:rPr>
+        <w:t xml:space="preserve"> </w:t>
+      </w:r>
+      <w:r>
+        <w:rPr>
+          <w:rFonts w:ascii="Charis SIL Regular" w:hAnsi="Charis SIL Regular" w:eastAsia="Charis SIL Regular"/>
+          <w:b w:val="0"/>
+          <w:i w:val="0"/>
+          <w:color w:val="0000FF"/>
+          <w:sz w:val="24"/>
+          <w:u w:val="single"/>
         </w:rPr>
         <w:hyperlink r:id="rId10" w:history="1">
           <w:r>
             <w:rPr>
               <w:rStyle w:val="Hyperlink"/>
             </w:rPr>
-            <w:t>e</w:t>
+            <w:t>c.</w:t>
           </w:r>
         </w:hyperlink>
       </w:r>
@@ -2118,6 +3003,7 @@
           <w:i w:val="0"/>
           <w:color w:val="0000FF"/>
           <w:sz w:val="24"/>
+          <w:u w:val="single"/>
         </w:rPr>
         <w:t xml:space="preserve"> </w:t>
       </w:r>
@@ -2128,13 +3014,14 @@
           <w:i w:val="0"/>
           <w:color w:val="0000FF"/>
           <w:sz w:val="24"/>
+          <w:u w:val="single"/>
         </w:rPr>
         <w:hyperlink r:id="rId10" w:history="1">
           <w:r>
             <w:rPr>
               <w:rStyle w:val="Hyperlink"/>
             </w:rPr>
-            <w:t>t</w:t>
+            <w:t>180</w:t>
           </w:r>
         </w:hyperlink>
       </w:r>
@@ -2145,13 +3032,25 @@
           <w:i w:val="0"/>
           <w:color w:val="0000FF"/>
           <w:sz w:val="24"/>
+          <w:u w:val="single"/>
+        </w:rPr>
+        <w:t xml:space="preserve"> </w:t>
+      </w:r>
+      <w:r>
+        <w:rPr>
+          <w:rFonts w:ascii="Charis SIL Regular" w:hAnsi="Charis SIL Regular" w:eastAsia="Charis SIL Regular"/>
+          <w:b w:val="0"/>
+          <w:i w:val="0"/>
+          <w:color w:val="0000FF"/>
+          <w:sz w:val="24"/>
+          <w:u w:val="single"/>
         </w:rPr>
         <w:hyperlink r:id="rId10" w:history="1">
           <w:r>
             <w:rPr>
               <w:rStyle w:val="Hyperlink"/>
             </w:rPr>
-            <w:t>ranspo</w:t>
+            <w:t>c</w:t>
           </w:r>
         </w:hyperlink>
       </w:r>
@@ -2162,138 +3061,7 @@
           <w:i w:val="0"/>
           <w:color w:val="0000FF"/>
           <w:sz w:val="24"/>
-        </w:rPr>
-        <w:hyperlink r:id="rId10" w:history="1">
-          <w:r>
-            <w:rPr>
-              <w:rStyle w:val="Hyperlink"/>
-            </w:rPr>
-            <w:t>rt</w:t>
-          </w:r>
-        </w:hyperlink>
-      </w:r>
-      <w:r>
-        <w:rPr>
-          <w:rFonts w:ascii="Charis SIL Regular" w:hAnsi="Charis SIL Regular" w:eastAsia="Charis SIL Regular"/>
-          <w:b w:val="0"/>
-          <w:i w:val="0"/>
-          <w:color w:val="0000FF"/>
-          <w:sz w:val="24"/>
-        </w:rPr>
-        <w:t xml:space="preserve"> </w:t>
-      </w:r>
-      <w:r>
-        <w:rPr>
-          <w:rFonts w:ascii="Charis SIL Regular" w:hAnsi="Charis SIL Regular" w:eastAsia="Charis SIL Regular"/>
-          <w:b w:val="0"/>
-          <w:i w:val="0"/>
-          <w:color w:val="0000FF"/>
-          <w:sz w:val="24"/>
-        </w:rPr>
-        <w:hyperlink r:id="rId10" w:history="1">
-          <w:r>
-            <w:rPr>
-              <w:rStyle w:val="Hyperlink"/>
-            </w:rPr>
-            <w:t>o</w:t>
-          </w:r>
-        </w:hyperlink>
-      </w:r>
-      <w:r>
-        <w:rPr>
-          <w:rFonts w:ascii="Charis SIL Regular" w:hAnsi="Charis SIL Regular" w:eastAsia="Charis SIL Regular"/>
-          <w:b w:val="0"/>
-          <w:i w:val="0"/>
-          <w:color w:val="0000FF"/>
-          <w:sz w:val="24"/>
-        </w:rPr>
-        <w:hyperlink r:id="rId10" w:history="1">
-          <w:r>
-            <w:rPr>
-              <w:rStyle w:val="Hyperlink"/>
-            </w:rPr>
-            <w:t>f</w:t>
-          </w:r>
-        </w:hyperlink>
-      </w:r>
-      <w:r>
-        <w:rPr>
-          <w:rFonts w:ascii="Charis SIL Regular" w:hAnsi="Charis SIL Regular" w:eastAsia="Charis SIL Regular"/>
-          <w:b w:val="0"/>
-          <w:i w:val="0"/>
-          <w:color w:val="0000FF"/>
-          <w:sz w:val="24"/>
-        </w:rPr>
-        <w:t xml:space="preserve"> </w:t>
-      </w:r>
-      <w:r>
-        <w:rPr>
-          <w:rFonts w:ascii="Charis SIL Regular" w:hAnsi="Charis SIL Regular" w:eastAsia="Charis SIL Regular"/>
-          <w:b w:val="0"/>
-          <w:i w:val="0"/>
-          <w:color w:val="0000FF"/>
-          <w:sz w:val="24"/>
-        </w:rPr>
-        <w:hyperlink r:id="rId10" w:history="1">
-          <w:r>
-            <w:rPr>
-              <w:rStyle w:val="Hyperlink"/>
-            </w:rPr>
-            <w:t>B</w:t>
-          </w:r>
-        </w:hyperlink>
-      </w:r>
-      <w:r>
-        <w:rPr>
-          <w:rFonts w:ascii="Charis SIL Regular" w:hAnsi="Charis SIL Regular" w:eastAsia="Charis SIL Regular"/>
-          <w:b w:val="0"/>
-          <w:i w:val="0"/>
-          <w:color w:val="0000FF"/>
-          <w:sz w:val="24"/>
-        </w:rPr>
-        <w:hyperlink r:id="rId10" w:history="1">
-          <w:r>
-            <w:rPr>
-              <w:rStyle w:val="Hyperlink"/>
-            </w:rPr>
-            <w:t>u</w:t>
-          </w:r>
-        </w:hyperlink>
-      </w:r>
-      <w:r>
-        <w:rPr>
-          <w:rFonts w:ascii="Charis SIL Regular" w:hAnsi="Charis SIL Regular" w:eastAsia="Charis SIL Regular"/>
-          <w:b w:val="0"/>
-          <w:i w:val="0"/>
-          <w:color w:val="0000FF"/>
-          <w:sz w:val="24"/>
-        </w:rPr>
-        <w:hyperlink r:id="rId10" w:history="1">
-          <w:r>
-            <w:rPr>
-              <w:rStyle w:val="Hyperlink"/>
-            </w:rPr>
-            <w:t>ddhist</w:t>
-          </w:r>
-        </w:hyperlink>
-      </w:r>
-      <w:r>
-        <w:rPr>
-          <w:rFonts w:ascii="Charis SIL Regular" w:hAnsi="Charis SIL Regular" w:eastAsia="Charis SIL Regular"/>
-          <w:b w:val="0"/>
-          <w:i w:val="0"/>
-          <w:color w:val="0000FF"/>
-          <w:sz w:val="24"/>
-        </w:rPr>
-        <w:t xml:space="preserve"> </w:t>
-      </w:r>
-      <w:r>
-        <w:rPr>
-          <w:rFonts w:ascii="Charis SIL Regular" w:hAnsi="Charis SIL Regular" w:eastAsia="Charis SIL Regular"/>
-          <w:b w:val="0"/>
-          <w:i w:val="0"/>
-          <w:color w:val="0000FF"/>
-          <w:sz w:val="24"/>
+          <w:u w:val="single"/>
         </w:rPr>
         <w:hyperlink r:id="rId10" w:history="1">
           <w:r>
@@ -2303,941 +3071,6 @@
             <w:t>m</w:t>
           </w:r>
         </w:hyperlink>
-      </w:r>
-      <w:r>
-        <w:rPr>
-          <w:rFonts w:ascii="Charis SIL Regular" w:hAnsi="Charis SIL Regular" w:eastAsia="Charis SIL Regular"/>
-          <w:b w:val="0"/>
-          <w:i w:val="0"/>
-          <w:color w:val="0000FF"/>
-          <w:sz w:val="24"/>
-        </w:rPr>
-        <w:hyperlink r:id="rId10" w:history="1">
-          <w:r>
-            <w:rPr>
-              <w:rStyle w:val="Hyperlink"/>
-            </w:rPr>
-            <w:t>onks</w:t>
-          </w:r>
-        </w:hyperlink>
-      </w:r>
-      <w:r>
-        <w:rPr>
-          <w:rFonts w:ascii="Charis SIL Regular" w:hAnsi="Charis SIL Regular" w:eastAsia="Charis SIL Regular"/>
-          <w:b w:val="0"/>
-          <w:i w:val="0"/>
-          <w:color w:val="0000FF"/>
-          <w:sz w:val="24"/>
-        </w:rPr>
-        <w:t xml:space="preserve"> </w:t>
-      </w:r>
-      <w:r>
-        <w:rPr>
-          <w:rFonts w:ascii="Charis SIL Regular" w:hAnsi="Charis SIL Regular" w:eastAsia="Charis SIL Regular"/>
-          <w:b w:val="0"/>
-          <w:i w:val="0"/>
-          <w:color w:val="0000FF"/>
-          <w:sz w:val="24"/>
-        </w:rPr>
-        <w:hyperlink r:id="rId10" w:history="1">
-          <w:r>
-            <w:rPr>
-              <w:rStyle w:val="Hyperlink"/>
-            </w:rPr>
-            <w:t xml:space="preserve">from </w:t>
-          </w:r>
-        </w:hyperlink>
-      </w:r>
-      <w:r>
-        <w:rPr>
-          <w:rFonts w:ascii="Charis SIL Regular" w:hAnsi="Charis SIL Regular" w:eastAsia="Charis SIL Regular"/>
-          <w:b w:val="0"/>
-          <w:i w:val="0"/>
-          <w:color w:val="0000FF"/>
-          <w:sz w:val="24"/>
-        </w:rPr>
-        <w:hyperlink r:id="rId10" w:history="1">
-          <w:r>
-            <w:rPr>
-              <w:rStyle w:val="Hyperlink"/>
-            </w:rPr>
-            <w:t>Burm</w:t>
-          </w:r>
-        </w:hyperlink>
-      </w:r>
-      <w:r>
-        <w:rPr>
-          <w:rFonts w:ascii="Charis SIL Regular" w:hAnsi="Charis SIL Regular" w:eastAsia="Charis SIL Regular"/>
-          <w:b w:val="0"/>
-          <w:i w:val="0"/>
-          <w:color w:val="0000FF"/>
-          <w:sz w:val="24"/>
-        </w:rPr>
-        <w:hyperlink r:id="rId10" w:history="1">
-          <w:r>
-            <w:rPr>
-              <w:rStyle w:val="Hyperlink"/>
-            </w:rPr>
-            <w:t>a</w:t>
-          </w:r>
-        </w:hyperlink>
-      </w:r>
-      <w:r>
-        <w:rPr>
-          <w:rFonts w:ascii="Charis SIL Regular" w:hAnsi="Charis SIL Regular" w:eastAsia="Charis SIL Regular"/>
-          <w:b w:val="0"/>
-          <w:i w:val="0"/>
-          <w:color w:val="0000FF"/>
-          <w:sz w:val="24"/>
-        </w:rPr>
-        <w:t xml:space="preserve"> </w:t>
-      </w:r>
-      <w:r>
-        <w:rPr>
-          <w:rFonts w:ascii="Charis SIL Regular" w:hAnsi="Charis SIL Regular" w:eastAsia="Charis SIL Regular"/>
-          <w:b w:val="0"/>
-          <w:i w:val="0"/>
-          <w:color w:val="0000FF"/>
-          <w:sz w:val="24"/>
-        </w:rPr>
-        <w:hyperlink r:id="rId10" w:history="1">
-          <w:r>
-            <w:rPr>
-              <w:rStyle w:val="Hyperlink"/>
-            </w:rPr>
-            <w:t>to</w:t>
-          </w:r>
-        </w:hyperlink>
-      </w:r>
-      <w:r>
-        <w:rPr>
-          <w:rFonts w:ascii="Charis SIL Regular" w:hAnsi="Charis SIL Regular" w:eastAsia="Charis SIL Regular"/>
-          <w:b w:val="0"/>
-          <w:i w:val="0"/>
-          <w:color w:val="0000FF"/>
-          <w:sz w:val="24"/>
-        </w:rPr>
-        <w:t xml:space="preserve"> </w:t>
-      </w:r>
-      <w:r>
-        <w:rPr>
-          <w:rFonts w:ascii="Charis SIL Regular" w:hAnsi="Charis SIL Regular" w:eastAsia="Charis SIL Regular"/>
-          <w:b w:val="0"/>
-          <w:i w:val="0"/>
-          <w:color w:val="0000FF"/>
-          <w:sz w:val="24"/>
-        </w:rPr>
-        <w:hyperlink r:id="rId10" w:history="1">
-          <w:r>
-            <w:rPr>
-              <w:rStyle w:val="Hyperlink"/>
-            </w:rPr>
-            <w:t>Ceylo</w:t>
-          </w:r>
-        </w:hyperlink>
-      </w:r>
-      <w:r>
-        <w:rPr>
-          <w:rFonts w:ascii="Charis SIL Regular" w:hAnsi="Charis SIL Regular" w:eastAsia="Charis SIL Regular"/>
-          <w:b w:val="0"/>
-          <w:i w:val="0"/>
-          <w:color w:val="0000FF"/>
-          <w:sz w:val="24"/>
-        </w:rPr>
-        <w:hyperlink r:id="rId10" w:history="1">
-          <w:r>
-            <w:rPr>
-              <w:rStyle w:val="Hyperlink"/>
-            </w:rPr>
-            <w:t>n</w:t>
-          </w:r>
-        </w:hyperlink>
-      </w:r>
-      <w:r>
-        <w:rPr>
-          <w:rFonts w:ascii="Charis SIL Regular" w:hAnsi="Charis SIL Regular" w:eastAsia="Charis SIL Regular"/>
-          <w:b w:val="0"/>
-          <w:i w:val="0"/>
-          <w:color w:val="0000FF"/>
-          <w:sz w:val="24"/>
-        </w:rPr>
-        <w:t xml:space="preserve"> </w:t>
-      </w:r>
-      <w:r>
-        <w:rPr>
-          <w:rFonts w:ascii="Charis SIL Regular" w:hAnsi="Charis SIL Regular" w:eastAsia="Charis SIL Regular"/>
-          <w:b w:val="0"/>
-          <w:i w:val="0"/>
-          <w:color w:val="0000FF"/>
-          <w:sz w:val="24"/>
-        </w:rPr>
-        <w:hyperlink r:id="rId10" w:history="1">
-          <w:r>
-            <w:rPr>
-              <w:rStyle w:val="Hyperlink"/>
-            </w:rPr>
-            <w:t>for</w:t>
-          </w:r>
-        </w:hyperlink>
-      </w:r>
-      <w:r>
-        <w:rPr>
-          <w:rFonts w:ascii="Charis SIL Regular" w:hAnsi="Charis SIL Regular" w:eastAsia="Charis SIL Regular"/>
-          <w:b w:val="0"/>
-          <w:i w:val="0"/>
-          <w:color w:val="0000FF"/>
-          <w:sz w:val="24"/>
-        </w:rPr>
-        <w:t xml:space="preserve"> </w:t>
-      </w:r>
-      <w:r>
-        <w:rPr>
-          <w:rFonts w:ascii="Charis SIL Regular" w:hAnsi="Charis SIL Regular" w:eastAsia="Charis SIL Regular"/>
-          <w:b w:val="0"/>
-          <w:i w:val="0"/>
-          <w:color w:val="0000FF"/>
-          <w:sz w:val="24"/>
-        </w:rPr>
-        <w:hyperlink r:id="rId10" w:history="1">
-          <w:r>
-            <w:rPr>
-              <w:rStyle w:val="Hyperlink"/>
-            </w:rPr>
-            <w:t>a</w:t>
-          </w:r>
-        </w:hyperlink>
-      </w:r>
-      <w:r>
-        <w:rPr>
-          <w:rFonts w:ascii="Charis SIL Regular" w:hAnsi="Charis SIL Regular" w:eastAsia="Charis SIL Regular"/>
-          <w:b w:val="0"/>
-          <w:i w:val="0"/>
-          <w:color w:val="0000FF"/>
-          <w:sz w:val="24"/>
-        </w:rPr>
-        <w:t xml:space="preserve"> </w:t>
-      </w:r>
-      <w:r>
-        <w:rPr>
-          <w:rFonts w:ascii="Charis SIL Regular" w:hAnsi="Charis SIL Regular" w:eastAsia="Charis SIL Regular"/>
-          <w:b w:val="0"/>
-          <w:i w:val="0"/>
-          <w:color w:val="0000FF"/>
-          <w:sz w:val="24"/>
-        </w:rPr>
-        <w:hyperlink r:id="rId10" w:history="1">
-          <w:r>
-            <w:rPr>
-              <w:rStyle w:val="Hyperlink"/>
-            </w:rPr>
-            <w:t>cer</w:t>
-          </w:r>
-        </w:hyperlink>
-      </w:r>
-      <w:r>
-        <w:rPr>
-          <w:rFonts w:ascii="Charis SIL Regular" w:hAnsi="Charis SIL Regular" w:eastAsia="Charis SIL Regular"/>
-          <w:b w:val="0"/>
-          <w:i w:val="0"/>
-          <w:color w:val="0000FF"/>
-          <w:sz w:val="24"/>
-        </w:rPr>
-        <w:hyperlink r:id="rId10" w:history="1">
-          <w:r>
-            <w:rPr>
-              <w:rStyle w:val="Hyperlink"/>
-            </w:rPr>
-            <w:t>emony</w:t>
-          </w:r>
-        </w:hyperlink>
-      </w:r>
-      <w:r>
-        <w:rPr>
-          <w:rFonts w:ascii="Charis SIL Regular" w:hAnsi="Charis SIL Regular" w:eastAsia="Charis SIL Regular"/>
-          <w:b w:val="0"/>
-          <w:i w:val="0"/>
-          <w:color w:val="0000FF"/>
-          <w:sz w:val="24"/>
-        </w:rPr>
-        <w:t xml:space="preserve"> </w:t>
-      </w:r>
-      <w:r>
-        <w:rPr>
-          <w:rFonts w:ascii="Charis SIL Regular" w:hAnsi="Charis SIL Regular" w:eastAsia="Charis SIL Regular"/>
-          <w:b w:val="0"/>
-          <w:i w:val="0"/>
-          <w:color w:val="0000FF"/>
-          <w:sz w:val="24"/>
-        </w:rPr>
-        <w:hyperlink r:id="rId10" w:history="1">
-          <w:r>
-            <w:rPr>
-              <w:rStyle w:val="Hyperlink"/>
-            </w:rPr>
-            <w:t>at</w:t>
-          </w:r>
-        </w:hyperlink>
-      </w:r>
-      <w:r>
-        <w:rPr>
-          <w:rFonts w:ascii="Charis SIL Regular" w:hAnsi="Charis SIL Regular" w:eastAsia="Charis SIL Regular"/>
-          <w:b w:val="0"/>
-          <w:i w:val="0"/>
-          <w:color w:val="0000FF"/>
-          <w:sz w:val="24"/>
-        </w:rPr>
-        <w:t xml:space="preserve"> </w:t>
-      </w:r>
-      <w:r>
-        <w:rPr>
-          <w:rFonts w:ascii="Charis SIL Regular" w:hAnsi="Charis SIL Regular" w:eastAsia="Charis SIL Regular"/>
-          <w:b w:val="0"/>
-          <w:i w:val="0"/>
-          <w:color w:val="0000FF"/>
-          <w:sz w:val="24"/>
-        </w:rPr>
-        <w:hyperlink r:id="rId10" w:history="1">
-          <w:r>
-            <w:rPr>
-              <w:rStyle w:val="Hyperlink"/>
-            </w:rPr>
-            <w:t>K</w:t>
-          </w:r>
-        </w:hyperlink>
-      </w:r>
-      <w:r>
-        <w:rPr>
-          <w:rFonts w:ascii="Charis SIL Regular" w:hAnsi="Charis SIL Regular" w:eastAsia="Charis SIL Regular"/>
-          <w:b w:val="0"/>
-          <w:i w:val="0"/>
-          <w:color w:val="0000FF"/>
-          <w:sz w:val="24"/>
-        </w:rPr>
-        <w:hyperlink r:id="rId10" w:history="1">
-          <w:r>
-            <w:rPr>
-              <w:rStyle w:val="Hyperlink"/>
-            </w:rPr>
-            <w:t>a</w:t>
-          </w:r>
-        </w:hyperlink>
-      </w:r>
-      <w:r>
-        <w:rPr>
-          <w:rFonts w:ascii="Charis SIL Regular" w:hAnsi="Charis SIL Regular" w:eastAsia="Charis SIL Regular"/>
-          <w:b w:val="0"/>
-          <w:i w:val="0"/>
-          <w:color w:val="0000FF"/>
-          <w:sz w:val="24"/>
-        </w:rPr>
-        <w:hyperlink r:id="rId10" w:history="1">
-          <w:r>
-            <w:rPr>
-              <w:rStyle w:val="Hyperlink"/>
-            </w:rPr>
-            <w:t>ndy,</w:t>
-          </w:r>
-        </w:hyperlink>
-      </w:r>
-      <w:r>
-        <w:rPr>
-          <w:rFonts w:ascii="Charis SIL Regular" w:hAnsi="Charis SIL Regular" w:eastAsia="Charis SIL Regular"/>
-          <w:b w:val="0"/>
-          <w:i w:val="0"/>
-          <w:color w:val="0000FF"/>
-          <w:sz w:val="24"/>
-        </w:rPr>
-        <w:t xml:space="preserve"> </w:t>
-      </w:r>
-      <w:r>
-        <w:rPr>
-          <w:rFonts w:ascii="Charis SIL Regular" w:hAnsi="Charis SIL Regular" w:eastAsia="Charis SIL Regular"/>
-          <w:b w:val="0"/>
-          <w:i w:val="0"/>
-          <w:color w:val="0000FF"/>
-          <w:sz w:val="24"/>
-        </w:rPr>
-        <w:hyperlink r:id="rId10" w:history="1">
-          <w:r>
-            <w:rPr>
-              <w:rStyle w:val="Hyperlink"/>
-            </w:rPr>
-            <w:t>1746.</w:t>
-          </w:r>
-        </w:hyperlink>
-      </w:r>
-      <w:r>
-        <w:rPr>
-          <w:rFonts w:ascii="Charis SIL Regular" w:hAnsi="Charis SIL Regular" w:eastAsia="Charis SIL Regular"/>
-          <w:b w:val="0"/>
-          <w:i w:val="0"/>
-          <w:color w:val="0000FF"/>
-          <w:sz w:val="24"/>
-        </w:rPr>
-        <w:t xml:space="preserve"> </w:t>
-      </w:r>
-      <w:r>
-        <w:rPr>
-          <w:rFonts w:ascii="Charis SIL Regular" w:hAnsi="Charis SIL Regular" w:eastAsia="Charis SIL Regular"/>
-          <w:b w:val="0"/>
-          <w:i w:val="0"/>
-          <w:color w:val="0000FF"/>
-          <w:sz w:val="24"/>
-        </w:rPr>
-        <w:hyperlink r:id="rId10" w:history="1">
-          <w:r>
-            <w:rPr>
-              <w:rStyle w:val="Hyperlink"/>
-            </w:rPr>
-            <w:t>In</w:t>
-          </w:r>
-        </w:hyperlink>
-      </w:r>
-      <w:r>
-        <w:rPr>
-          <w:rFonts w:ascii="Charis SIL Regular" w:hAnsi="Charis SIL Regular" w:eastAsia="Charis SIL Regular"/>
-          <w:b w:val="0"/>
-          <w:i w:val="0"/>
-          <w:color w:val="0000FF"/>
-          <w:sz w:val="24"/>
-        </w:rPr>
-        <w:t xml:space="preserve"> </w:t>
-      </w:r>
-      <w:r>
-        <w:rPr>
-          <w:rFonts w:ascii="Charis SIL Regular" w:hAnsi="Charis SIL Regular" w:eastAsia="Charis SIL Regular"/>
-          <w:b w:val="0"/>
-          <w:i w:val="0"/>
-          <w:color w:val="0000FF"/>
-          <w:sz w:val="24"/>
-        </w:rPr>
-        <w:hyperlink r:id="rId10" w:history="1">
-          <w:r>
-            <w:rPr>
-              <w:rStyle w:val="Hyperlink"/>
-            </w:rPr>
-            <w:t>S</w:t>
-          </w:r>
-        </w:hyperlink>
-      </w:r>
-      <w:r>
-        <w:rPr>
-          <w:rFonts w:ascii="Charis SIL Regular" w:hAnsi="Charis SIL Regular" w:eastAsia="Charis SIL Regular"/>
-          <w:b w:val="0"/>
-          <w:i w:val="0"/>
-          <w:color w:val="0000FF"/>
-          <w:sz w:val="24"/>
-        </w:rPr>
-        <w:hyperlink r:id="rId10" w:history="1">
-          <w:r>
-            <w:rPr>
-              <w:rStyle w:val="Hyperlink"/>
-            </w:rPr>
-            <w:t>inhalese,</w:t>
-          </w:r>
-        </w:hyperlink>
-      </w:r>
-      <w:r>
-        <w:rPr>
-          <w:rFonts w:ascii="Charis SIL Regular" w:hAnsi="Charis SIL Regular" w:eastAsia="Charis SIL Regular"/>
-          <w:b w:val="0"/>
-          <w:i w:val="0"/>
-          <w:color w:val="0000FF"/>
-          <w:sz w:val="24"/>
-        </w:rPr>
-        <w:t xml:space="preserve"> </w:t>
-      </w:r>
-      <w:r>
-        <w:rPr>
-          <w:rFonts w:ascii="Charis SIL Regular" w:hAnsi="Charis SIL Regular" w:eastAsia="Charis SIL Regular"/>
-          <w:b w:val="0"/>
-          <w:i w:val="0"/>
-          <w:color w:val="0000FF"/>
-          <w:sz w:val="24"/>
-        </w:rPr>
-        <w:hyperlink r:id="rId10" w:history="1">
-          <w:r>
-            <w:rPr>
-              <w:rStyle w:val="Hyperlink"/>
-            </w:rPr>
-            <w:t>pa</w:t>
-          </w:r>
-        </w:hyperlink>
-      </w:r>
-      <w:r>
-        <w:rPr>
-          <w:rFonts w:ascii="Charis SIL Regular" w:hAnsi="Charis SIL Regular" w:eastAsia="Charis SIL Regular"/>
-          <w:b w:val="0"/>
-          <w:i w:val="0"/>
-          <w:color w:val="0000FF"/>
-          <w:sz w:val="24"/>
-        </w:rPr>
-        <w:hyperlink r:id="rId10" w:history="1">
-          <w:r>
-            <w:rPr>
-              <w:rStyle w:val="Hyperlink"/>
-            </w:rPr>
-            <w:t>l</w:t>
-          </w:r>
-        </w:hyperlink>
-      </w:r>
-      <w:r>
-        <w:rPr>
-          <w:rFonts w:ascii="Charis SIL Regular" w:hAnsi="Charis SIL Regular" w:eastAsia="Charis SIL Regular"/>
-          <w:b w:val="0"/>
-          <w:i w:val="0"/>
-          <w:color w:val="0000FF"/>
-          <w:sz w:val="24"/>
-        </w:rPr>
-        <w:hyperlink r:id="rId10" w:history="1">
-          <w:r>
-            <w:rPr>
-              <w:rStyle w:val="Hyperlink"/>
-            </w:rPr>
-            <w:t>m</w:t>
-          </w:r>
-        </w:hyperlink>
-      </w:r>
-      <w:r>
-        <w:rPr>
-          <w:rFonts w:ascii="Charis SIL Regular" w:hAnsi="Charis SIL Regular" w:eastAsia="Charis SIL Regular"/>
-          <w:b w:val="0"/>
-          <w:i w:val="0"/>
-          <w:color w:val="0000FF"/>
-          <w:sz w:val="24"/>
-        </w:rPr>
-        <w:t xml:space="preserve"> </w:t>
-      </w:r>
-      <w:r>
-        <w:rPr>
-          <w:rFonts w:ascii="Charis SIL Regular" w:hAnsi="Charis SIL Regular" w:eastAsia="Charis SIL Regular"/>
-          <w:b w:val="0"/>
-          <w:i w:val="0"/>
-          <w:color w:val="0000FF"/>
-          <w:sz w:val="24"/>
-        </w:rPr>
-        <w:hyperlink r:id="rId10" w:history="1">
-          <w:r>
-            <w:rPr>
-              <w:rStyle w:val="Hyperlink"/>
-            </w:rPr>
-            <w:t>leaf</w:t>
-          </w:r>
-        </w:hyperlink>
-      </w:r>
-      <w:r>
-        <w:rPr>
-          <w:rFonts w:ascii="Charis SIL Regular" w:hAnsi="Charis SIL Regular" w:eastAsia="Charis SIL Regular"/>
-          <w:b w:val="0"/>
-          <w:i w:val="0"/>
-          <w:color w:val="0000FF"/>
-          <w:sz w:val="24"/>
-        </w:rPr>
-        <w:t xml:space="preserve"> </w:t>
-      </w:r>
-      <w:r>
-        <w:rPr>
-          <w:rFonts w:ascii="Charis SIL Regular" w:hAnsi="Charis SIL Regular" w:eastAsia="Charis SIL Regular"/>
-          <w:b w:val="0"/>
-          <w:i w:val="0"/>
-          <w:color w:val="0000FF"/>
-          <w:sz w:val="24"/>
-        </w:rPr>
-        <w:hyperlink r:id="rId10" w:history="1">
-          <w:r>
-            <w:rPr>
-              <w:rStyle w:val="Hyperlink"/>
-            </w:rPr>
-            <w:t>w</w:t>
-          </w:r>
-        </w:hyperlink>
-      </w:r>
-      <w:r>
-        <w:rPr>
-          <w:rFonts w:ascii="Charis SIL Regular" w:hAnsi="Charis SIL Regular" w:eastAsia="Charis SIL Regular"/>
-          <w:b w:val="0"/>
-          <w:i w:val="0"/>
-          <w:color w:val="0000FF"/>
-          <w:sz w:val="24"/>
-        </w:rPr>
-        <w:hyperlink r:id="rId10" w:history="1">
-          <w:r>
-            <w:rPr>
-              <w:rStyle w:val="Hyperlink"/>
-            </w:rPr>
-            <w:t>i</w:t>
-          </w:r>
-        </w:hyperlink>
-      </w:r>
-      <w:r>
-        <w:rPr>
-          <w:rFonts w:ascii="Charis SIL Regular" w:hAnsi="Charis SIL Regular" w:eastAsia="Charis SIL Regular"/>
-          <w:b w:val="0"/>
-          <w:i w:val="0"/>
-          <w:color w:val="0000FF"/>
-          <w:sz w:val="24"/>
-        </w:rPr>
-        <w:hyperlink r:id="rId10" w:history="1">
-          <w:r>
-            <w:rPr>
-              <w:rStyle w:val="Hyperlink"/>
-            </w:rPr>
-            <w:t>th</w:t>
-          </w:r>
-        </w:hyperlink>
-      </w:r>
-      <w:r>
-        <w:rPr>
-          <w:rFonts w:ascii="Charis SIL Regular" w:hAnsi="Charis SIL Regular" w:eastAsia="Charis SIL Regular"/>
-          <w:b w:val="0"/>
-          <w:i w:val="0"/>
-          <w:color w:val="0000FF"/>
-          <w:sz w:val="24"/>
-        </w:rPr>
-        <w:t xml:space="preserve"> </w:t>
-      </w:r>
-      <w:r>
-        <w:rPr>
-          <w:rFonts w:ascii="Charis SIL Regular" w:hAnsi="Charis SIL Regular" w:eastAsia="Charis SIL Regular"/>
-          <w:b w:val="0"/>
-          <w:i w:val="0"/>
-          <w:color w:val="0000FF"/>
-          <w:sz w:val="24"/>
-        </w:rPr>
-        <w:hyperlink r:id="rId10" w:history="1">
-          <w:r>
-            <w:rPr>
-              <w:rStyle w:val="Hyperlink"/>
-            </w:rPr>
-            <w:t>silk</w:t>
-          </w:r>
-        </w:hyperlink>
-      </w:r>
-      <w:r>
-        <w:rPr>
-          <w:rFonts w:ascii="Charis SIL Regular" w:hAnsi="Charis SIL Regular" w:eastAsia="Charis SIL Regular"/>
-          <w:b w:val="0"/>
-          <w:i w:val="0"/>
-          <w:color w:val="0000FF"/>
-          <w:sz w:val="24"/>
-        </w:rPr>
-        <w:t xml:space="preserve"> </w:t>
-      </w:r>
-      <w:r>
-        <w:rPr>
-          <w:rFonts w:ascii="Charis SIL Regular" w:hAnsi="Charis SIL Regular" w:eastAsia="Charis SIL Regular"/>
-          <w:b w:val="0"/>
-          <w:i w:val="0"/>
-          <w:color w:val="0000FF"/>
-          <w:sz w:val="24"/>
-        </w:rPr>
-        <w:hyperlink r:id="rId10" w:history="1">
-          <w:r>
-            <w:rPr>
-              <w:rStyle w:val="Hyperlink"/>
-            </w:rPr>
-            <w:t>c</w:t>
-          </w:r>
-        </w:hyperlink>
-      </w:r>
-      <w:r>
-        <w:rPr>
-          <w:rFonts w:ascii="Charis SIL Regular" w:hAnsi="Charis SIL Regular" w:eastAsia="Charis SIL Regular"/>
-          <w:b w:val="0"/>
-          <w:i w:val="0"/>
-          <w:color w:val="0000FF"/>
-          <w:sz w:val="24"/>
-        </w:rPr>
-        <w:hyperlink r:id="rId10" w:history="1">
-          <w:r>
-            <w:rPr>
-              <w:rStyle w:val="Hyperlink"/>
-            </w:rPr>
-            <w:t xml:space="preserve">ase </w:t>
-          </w:r>
-        </w:hyperlink>
-      </w:r>
-      <w:r>
-        <w:rPr>
-          <w:rFonts w:ascii="Charis SIL Regular" w:hAnsi="Charis SIL Regular" w:eastAsia="Charis SIL Regular"/>
-          <w:b w:val="0"/>
-          <w:i w:val="0"/>
-          <w:color w:val="0000FF"/>
-          <w:sz w:val="24"/>
-          <w:u w:val="single"/>
-        </w:rPr>
-        <w:hyperlink r:id="rId10" w:history="1">
-          <w:r>
-            <w:rPr>
-              <w:rStyle w:val="Hyperlink"/>
-            </w:rPr>
-            <w:t>and</w:t>
-          </w:r>
-        </w:hyperlink>
-      </w:r>
-      <w:r>
-        <w:rPr>
-          <w:rFonts w:ascii="Charis SIL Regular" w:hAnsi="Charis SIL Regular" w:eastAsia="Charis SIL Regular"/>
-          <w:b w:val="0"/>
-          <w:i w:val="0"/>
-          <w:color w:val="0000FF"/>
-          <w:sz w:val="24"/>
-          <w:u w:val="single"/>
-        </w:rPr>
-        <w:t xml:space="preserve"> </w:t>
-      </w:r>
-      <w:r>
-        <w:rPr>
-          <w:rFonts w:ascii="Charis SIL Regular" w:hAnsi="Charis SIL Regular" w:eastAsia="Charis SIL Regular"/>
-          <w:b w:val="0"/>
-          <w:i w:val="0"/>
-          <w:color w:val="0000FF"/>
-          <w:sz w:val="24"/>
-          <w:u w:val="single"/>
-        </w:rPr>
-        <w:hyperlink r:id="rId10" w:history="1">
-          <w:r>
-            <w:rPr>
-              <w:rStyle w:val="Hyperlink"/>
-            </w:rPr>
-            <w:t>de</w:t>
-          </w:r>
-        </w:hyperlink>
-      </w:r>
-      <w:r>
-        <w:rPr>
-          <w:rFonts w:ascii="Charis SIL Regular" w:hAnsi="Charis SIL Regular" w:eastAsia="Charis SIL Regular"/>
-          <w:b w:val="0"/>
-          <w:i w:val="0"/>
-          <w:color w:val="0000FF"/>
-          <w:sz w:val="24"/>
-          <w:u w:val="single"/>
-        </w:rPr>
-        <w:hyperlink r:id="rId10" w:history="1">
-          <w:r>
-            <w:rPr>
-              <w:rStyle w:val="Hyperlink"/>
-            </w:rPr>
-            <w:t>co</w:t>
-          </w:r>
-        </w:hyperlink>
-      </w:r>
-      <w:r>
-        <w:rPr>
-          <w:rFonts w:ascii="Charis SIL Regular" w:hAnsi="Charis SIL Regular" w:eastAsia="Charis SIL Regular"/>
-          <w:b w:val="0"/>
-          <w:i w:val="0"/>
-          <w:color w:val="0000FF"/>
-          <w:sz w:val="24"/>
-          <w:u w:val="single"/>
-        </w:rPr>
-        <w:hyperlink r:id="rId10" w:history="1">
-          <w:r>
-            <w:rPr>
-              <w:rStyle w:val="Hyperlink"/>
-            </w:rPr>
-            <w:t>r</w:t>
-          </w:r>
-        </w:hyperlink>
-      </w:r>
-      <w:r>
-        <w:rPr>
-          <w:rFonts w:ascii="Charis SIL Regular" w:hAnsi="Charis SIL Regular" w:eastAsia="Charis SIL Regular"/>
-          <w:b w:val="0"/>
-          <w:i w:val="0"/>
-          <w:color w:val="0000FF"/>
-          <w:sz w:val="24"/>
-          <w:u w:val="single"/>
-        </w:rPr>
-        <w:hyperlink r:id="rId10" w:history="1">
-          <w:r>
-            <w:rPr>
-              <w:rStyle w:val="Hyperlink"/>
-            </w:rPr>
-            <w:t>ations</w:t>
-          </w:r>
-        </w:hyperlink>
-      </w:r>
-      <w:r>
-        <w:rPr>
-          <w:rFonts w:ascii="Charis SIL Regular" w:hAnsi="Charis SIL Regular" w:eastAsia="Charis SIL Regular"/>
-          <w:b w:val="0"/>
-          <w:i w:val="0"/>
-          <w:color w:val="0000FF"/>
-          <w:sz w:val="24"/>
-          <w:u w:val="single"/>
-        </w:rPr>
-        <w:t xml:space="preserve"> </w:t>
-      </w:r>
-      <w:r>
-        <w:rPr>
-          <w:rFonts w:ascii="Charis SIL Regular" w:hAnsi="Charis SIL Regular" w:eastAsia="Charis SIL Regular"/>
-          <w:b w:val="0"/>
-          <w:i w:val="0"/>
-          <w:color w:val="0000FF"/>
-          <w:sz w:val="24"/>
-          <w:u w:val="single"/>
-        </w:rPr>
-        <w:hyperlink r:id="rId10" w:history="1">
-          <w:r>
-            <w:rPr>
-              <w:rStyle w:val="Hyperlink"/>
-            </w:rPr>
-            <w:t>(</w:t>
-          </w:r>
-        </w:hyperlink>
-      </w:r>
-      <w:r>
-        <w:rPr>
-          <w:rFonts w:ascii="Charis SIL Regular" w:hAnsi="Charis SIL Regular" w:eastAsia="Charis SIL Regular"/>
-          <w:b w:val="0"/>
-          <w:i w:val="0"/>
-          <w:color w:val="0000FF"/>
-          <w:sz w:val="24"/>
-          <w:u w:val="single"/>
-        </w:rPr>
-        <w:hyperlink r:id="rId10" w:history="1">
-          <w:r>
-            <w:rPr>
-              <w:rStyle w:val="Hyperlink"/>
-            </w:rPr>
-            <w:t>len</w:t>
-          </w:r>
-        </w:hyperlink>
-      </w:r>
-      <w:r>
-        <w:rPr>
-          <w:rFonts w:ascii="Charis SIL Regular" w:hAnsi="Charis SIL Regular" w:eastAsia="Charis SIL Regular"/>
-          <w:b w:val="0"/>
-          <w:i w:val="0"/>
-          <w:color w:val="0000FF"/>
-          <w:sz w:val="24"/>
-          <w:u w:val="single"/>
-        </w:rPr>
-        <w:hyperlink r:id="rId10" w:history="1">
-          <w:r>
-            <w:rPr>
-              <w:rStyle w:val="Hyperlink"/>
-            </w:rPr>
-            <w:t>gt</w:t>
-          </w:r>
-        </w:hyperlink>
-      </w:r>
-      <w:r>
-        <w:rPr>
-          <w:rFonts w:ascii="Charis SIL Regular" w:hAnsi="Charis SIL Regular" w:eastAsia="Charis SIL Regular"/>
-          <w:b w:val="0"/>
-          <w:i w:val="0"/>
-          <w:color w:val="0000FF"/>
-          <w:sz w:val="24"/>
-          <w:u w:val="single"/>
-        </w:rPr>
-        <w:hyperlink r:id="rId10" w:history="1">
-          <w:r>
-            <w:rPr>
-              <w:rStyle w:val="Hyperlink"/>
-            </w:rPr>
-            <w:t>h</w:t>
-          </w:r>
-        </w:hyperlink>
-      </w:r>
-      <w:r>
-        <w:rPr>
-          <w:rFonts w:ascii="Charis SIL Regular" w:hAnsi="Charis SIL Regular" w:eastAsia="Charis SIL Regular"/>
-          <w:b w:val="0"/>
-          <w:i w:val="0"/>
-          <w:color w:val="0000FF"/>
-          <w:sz w:val="24"/>
-          <w:u w:val="single"/>
-        </w:rPr>
-        <w:t xml:space="preserve"> </w:t>
-      </w:r>
-      <w:r>
-        <w:rPr>
-          <w:rFonts w:ascii="Charis SIL Regular" w:hAnsi="Charis SIL Regular" w:eastAsia="Charis SIL Regular"/>
-          <w:b w:val="0"/>
-          <w:i w:val="0"/>
-          <w:color w:val="0000FF"/>
-          <w:sz w:val="24"/>
-          <w:u w:val="single"/>
-        </w:rPr>
-        <w:hyperlink r:id="rId10" w:history="1">
-          <w:r>
-            <w:rPr>
-              <w:rStyle w:val="Hyperlink"/>
-            </w:rPr>
-            <w:t>c.</w:t>
-          </w:r>
-        </w:hyperlink>
-      </w:r>
-      <w:r>
-        <w:rPr>
-          <w:rFonts w:ascii="Charis SIL Regular" w:hAnsi="Charis SIL Regular" w:eastAsia="Charis SIL Regular"/>
-          <w:b w:val="0"/>
-          <w:i w:val="0"/>
-          <w:color w:val="0000FF"/>
-          <w:sz w:val="24"/>
-          <w:u w:val="single"/>
-        </w:rPr>
-        <w:t xml:space="preserve"> </w:t>
-      </w:r>
-      <w:r>
-        <w:rPr>
-          <w:rFonts w:ascii="Charis SIL Regular" w:hAnsi="Charis SIL Regular" w:eastAsia="Charis SIL Regular"/>
-          <w:b w:val="0"/>
-          <w:i w:val="0"/>
-          <w:color w:val="0000FF"/>
-          <w:sz w:val="24"/>
-          <w:u w:val="single"/>
-        </w:rPr>
-        <w:hyperlink r:id="rId10" w:history="1">
-          <w:r>
-            <w:rPr>
-              <w:rStyle w:val="Hyperlink"/>
-            </w:rPr>
-            <w:t>180</w:t>
-          </w:r>
-        </w:hyperlink>
-      </w:r>
-      <w:r>
-        <w:rPr>
-          <w:rFonts w:ascii="Charis SIL Regular" w:hAnsi="Charis SIL Regular" w:eastAsia="Charis SIL Regular"/>
-          <w:b w:val="0"/>
-          <w:i w:val="0"/>
-          <w:color w:val="0000FF"/>
-          <w:sz w:val="24"/>
-          <w:u w:val="single"/>
-        </w:rPr>
-        <w:t xml:space="preserve"> </w:t>
-      </w:r>
-      <w:r>
-        <w:rPr>
-          <w:rFonts w:ascii="Charis SIL Regular" w:hAnsi="Charis SIL Regular" w:eastAsia="Charis SIL Regular"/>
-          <w:b w:val="0"/>
-          <w:i w:val="0"/>
-          <w:color w:val="0000FF"/>
-          <w:sz w:val="24"/>
-          <w:u w:val="single"/>
-        </w:rPr>
-        <w:hyperlink r:id="rId10" w:history="1">
-          <w:r>
-            <w:rPr>
-              <w:rStyle w:val="Hyperlink"/>
-            </w:rPr>
-            <w:t>c</w:t>
-          </w:r>
-        </w:hyperlink>
-      </w:r>
-      <w:r>
-        <w:rPr>
-          <w:rFonts w:ascii="Charis SIL Regular" w:hAnsi="Charis SIL Regular" w:eastAsia="Charis SIL Regular"/>
-          <w:b w:val="0"/>
-          <w:i w:val="0"/>
-          <w:color w:val="0000FF"/>
-          <w:sz w:val="24"/>
-          <w:u w:val="single"/>
-        </w:rPr>
-        <w:t>m</w:t>
       </w:r>
       <w:r>
         <w:rPr>
@@ -3628,6 +3461,575 @@
           <w:color w:val="0000FF"/>
           <w:sz w:val="24"/>
         </w:rPr>
+        <w:hyperlink r:id="rId10" w:history="1">
+          <w:r>
+            <w:rPr>
+              <w:rStyle w:val="Hyperlink"/>
+            </w:rPr>
+            <w:t>t</w:t>
+          </w:r>
+        </w:hyperlink>
+      </w:r>
+      <w:r>
+        <w:rPr>
+          <w:rFonts w:ascii="Charis SIL Regular" w:hAnsi="Charis SIL Regular" w:eastAsia="Charis SIL Regular"/>
+          <w:b w:val="0"/>
+          <w:i w:val="0"/>
+          <w:color w:val="0000FF"/>
+          <w:sz w:val="24"/>
+        </w:rPr>
+        <w:hyperlink r:id="rId10" w:history="1">
+          <w:r>
+            <w:rPr>
+              <w:rStyle w:val="Hyperlink"/>
+            </w:rPr>
+            <w:t>o</w:t>
+          </w:r>
+        </w:hyperlink>
+      </w:r>
+      <w:r>
+        <w:rPr>
+          <w:rFonts w:ascii="Charis SIL Regular" w:hAnsi="Charis SIL Regular" w:eastAsia="Charis SIL Regular"/>
+          <w:b w:val="0"/>
+          <w:i w:val="0"/>
+          <w:color w:val="0000FF"/>
+          <w:sz w:val="24"/>
+        </w:rPr>
+        <w:t xml:space="preserve"> </w:t>
+      </w:r>
+      <w:r>
+        <w:rPr>
+          <w:rFonts w:ascii="Charis SIL Regular" w:hAnsi="Charis SIL Regular" w:eastAsia="Charis SIL Regular"/>
+          <w:b w:val="0"/>
+          <w:i w:val="0"/>
+          <w:color w:val="0000FF"/>
+          <w:sz w:val="24"/>
+        </w:rPr>
+        <w:hyperlink r:id="rId10" w:history="1">
+          <w:r>
+            <w:rPr>
+              <w:rStyle w:val="Hyperlink"/>
+            </w:rPr>
+            <w:t>Sta</w:t>
+          </w:r>
+        </w:hyperlink>
+      </w:r>
+      <w:r>
+        <w:rPr>
+          <w:rFonts w:ascii="Charis SIL Regular" w:hAnsi="Charis SIL Regular" w:eastAsia="Charis SIL Regular"/>
+          <w:b w:val="0"/>
+          <w:i w:val="0"/>
+          <w:color w:val="0000FF"/>
+          <w:sz w:val="24"/>
+        </w:rPr>
+        <w:hyperlink r:id="rId10" w:history="1">
+          <w:r>
+            <w:rPr>
+              <w:rStyle w:val="Hyperlink"/>
+            </w:rPr>
+            <w:t>dth</w:t>
+          </w:r>
+        </w:hyperlink>
+      </w:r>
+      <w:r>
+        <w:rPr>
+          <w:rFonts w:ascii="Charis SIL Regular" w:hAnsi="Charis SIL Regular" w:eastAsia="Charis SIL Regular"/>
+          <w:b w:val="0"/>
+          <w:i w:val="0"/>
+          <w:color w:val="0000FF"/>
+          <w:sz w:val="24"/>
+        </w:rPr>
+        <w:hyperlink r:id="rId10" w:history="1">
+          <w:r>
+            <w:rPr>
+              <w:rStyle w:val="Hyperlink"/>
+            </w:rPr>
+            <w:t>o</w:t>
+          </w:r>
+        </w:hyperlink>
+      </w:r>
+      <w:r>
+        <w:rPr>
+          <w:rFonts w:ascii="Charis SIL Regular" w:hAnsi="Charis SIL Regular" w:eastAsia="Charis SIL Regular"/>
+          <w:b w:val="0"/>
+          <w:i w:val="0"/>
+          <w:color w:val="0000FF"/>
+          <w:sz w:val="24"/>
+        </w:rPr>
+        <w:hyperlink r:id="rId10" w:history="1">
+          <w:r>
+            <w:rPr>
+              <w:rStyle w:val="Hyperlink"/>
+            </w:rPr>
+            <w:t>lder</w:t>
+          </w:r>
+        </w:hyperlink>
+      </w:r>
+      <w:r>
+        <w:rPr>
+          <w:rFonts w:ascii="Charis SIL Regular" w:hAnsi="Charis SIL Regular" w:eastAsia="Charis SIL Regular"/>
+          <w:b w:val="0"/>
+          <w:i w:val="0"/>
+          <w:color w:val="0000FF"/>
+          <w:sz w:val="24"/>
+        </w:rPr>
+        <w:t xml:space="preserve"> </w:t>
+      </w:r>
+      <w:r>
+        <w:rPr>
+          <w:rFonts w:ascii="Charis SIL Regular" w:hAnsi="Charis SIL Regular" w:eastAsia="Charis SIL Regular"/>
+          <w:b w:val="0"/>
+          <w:i w:val="0"/>
+          <w:color w:val="0000FF"/>
+          <w:sz w:val="24"/>
+        </w:rPr>
+        <w:hyperlink r:id="rId10" w:history="1">
+          <w:r>
+            <w:rPr>
+              <w:rStyle w:val="Hyperlink"/>
+            </w:rPr>
+            <w:t>P</w:t>
+          </w:r>
+        </w:hyperlink>
+      </w:r>
+      <w:r>
+        <w:rPr>
+          <w:rFonts w:ascii="Charis SIL Regular" w:hAnsi="Charis SIL Regular" w:eastAsia="Charis SIL Regular"/>
+          <w:b w:val="0"/>
+          <w:i w:val="0"/>
+          <w:color w:val="0000FF"/>
+          <w:sz w:val="24"/>
+        </w:rPr>
+        <w:hyperlink r:id="rId10" w:history="1">
+          <w:r>
+            <w:rPr>
+              <w:rStyle w:val="Hyperlink"/>
+            </w:rPr>
+            <w:t>r</w:t>
+          </w:r>
+        </w:hyperlink>
+      </w:r>
+      <w:r>
+        <w:rPr>
+          <w:rFonts w:ascii="Charis SIL Regular" w:hAnsi="Charis SIL Regular" w:eastAsia="Charis SIL Regular"/>
+          <w:b w:val="0"/>
+          <w:i w:val="0"/>
+          <w:color w:val="0000FF"/>
+          <w:sz w:val="24"/>
+        </w:rPr>
+        <w:hyperlink r:id="rId10" w:history="1">
+          <w:r>
+            <w:rPr>
+              <w:rStyle w:val="Hyperlink"/>
+            </w:rPr>
+            <w:t>in</w:t>
+          </w:r>
+        </w:hyperlink>
+      </w:r>
+      <w:r>
+        <w:rPr>
+          <w:rFonts w:ascii="Charis SIL Regular" w:hAnsi="Charis SIL Regular" w:eastAsia="Charis SIL Regular"/>
+          <w:b w:val="0"/>
+          <w:i w:val="0"/>
+          <w:color w:val="0000FF"/>
+          <w:sz w:val="24"/>
+        </w:rPr>
+        <w:hyperlink r:id="rId10" w:history="1">
+          <w:r>
+            <w:rPr>
+              <w:rStyle w:val="Hyperlink"/>
+            </w:rPr>
+            <w:t>ce</w:t>
+          </w:r>
+        </w:hyperlink>
+      </w:r>
+      <w:r>
+        <w:rPr>
+          <w:rFonts w:ascii="Charis SIL Regular" w:hAnsi="Charis SIL Regular" w:eastAsia="Charis SIL Regular"/>
+          <w:b w:val="0"/>
+          <w:i w:val="0"/>
+          <w:color w:val="0000FF"/>
+          <w:sz w:val="24"/>
+        </w:rPr>
+        <w:t xml:space="preserve"> </w:t>
+      </w:r>
+      <w:r>
+        <w:rPr>
+          <w:rFonts w:ascii="Charis SIL Regular" w:hAnsi="Charis SIL Regular" w:eastAsia="Charis SIL Regular"/>
+          <w:b w:val="0"/>
+          <w:i w:val="0"/>
+          <w:color w:val="0000FF"/>
+          <w:sz w:val="24"/>
+        </w:rPr>
+        <w:hyperlink r:id="rId10" w:history="1">
+          <w:r>
+            <w:rPr>
+              <w:rStyle w:val="Hyperlink"/>
+            </w:rPr>
+            <w:t>Wi</w:t>
+          </w:r>
+        </w:hyperlink>
+      </w:r>
+      <w:r>
+        <w:rPr>
+          <w:rFonts w:ascii="Charis SIL Regular" w:hAnsi="Charis SIL Regular" w:eastAsia="Charis SIL Regular"/>
+          <w:b w:val="0"/>
+          <w:i w:val="0"/>
+          <w:color w:val="0000FF"/>
+          <w:sz w:val="24"/>
+        </w:rPr>
+        <w:hyperlink r:id="rId10" w:history="1">
+          <w:r>
+            <w:rPr>
+              <w:rStyle w:val="Hyperlink"/>
+            </w:rPr>
+            <w:t>l</w:t>
+          </w:r>
+        </w:hyperlink>
+      </w:r>
+      <w:r>
+        <w:rPr>
+          <w:rFonts w:ascii="Charis SIL Regular" w:hAnsi="Charis SIL Regular" w:eastAsia="Charis SIL Regular"/>
+          <w:b w:val="0"/>
+          <w:i w:val="0"/>
+          <w:color w:val="0000FF"/>
+          <w:sz w:val="24"/>
+        </w:rPr>
+        <w:hyperlink r:id="rId10" w:history="1">
+          <w:r>
+            <w:rPr>
+              <w:rStyle w:val="Hyperlink"/>
+            </w:rPr>
+            <w:t>lia</w:t>
+          </w:r>
+        </w:hyperlink>
+      </w:r>
+      <w:r>
+        <w:rPr>
+          <w:rFonts w:ascii="Charis SIL Regular" w:hAnsi="Charis SIL Regular" w:eastAsia="Charis SIL Regular"/>
+          <w:b w:val="0"/>
+          <w:i w:val="0"/>
+          <w:color w:val="0000FF"/>
+          <w:sz w:val="24"/>
+        </w:rPr>
+        <w:hyperlink r:id="rId10" w:history="1">
+          <w:r>
+            <w:rPr>
+              <w:rStyle w:val="Hyperlink"/>
+            </w:rPr>
+            <w:t>m</w:t>
+          </w:r>
+        </w:hyperlink>
+      </w:r>
+      <w:r>
+        <w:rPr>
+          <w:rFonts w:ascii="Charis SIL Regular" w:hAnsi="Charis SIL Regular" w:eastAsia="Charis SIL Regular"/>
+          <w:b w:val="0"/>
+          <w:i w:val="0"/>
+          <w:color w:val="0000FF"/>
+          <w:sz w:val="24"/>
+        </w:rPr>
+        <w:t xml:space="preserve"> </w:t>
+      </w:r>
+      <w:r>
+        <w:rPr>
+          <w:rFonts w:ascii="Charis SIL Regular" w:hAnsi="Charis SIL Regular" w:eastAsia="Charis SIL Regular"/>
+          <w:b w:val="0"/>
+          <w:i w:val="0"/>
+          <w:color w:val="0000FF"/>
+          <w:sz w:val="24"/>
+        </w:rPr>
+        <w:hyperlink r:id="rId10" w:history="1">
+          <w:r>
+            <w:rPr>
+              <w:rStyle w:val="Hyperlink"/>
+            </w:rPr>
+            <w:t>IV</w:t>
+          </w:r>
+        </w:hyperlink>
+      </w:r>
+      <w:r>
+        <w:rPr>
+          <w:rFonts w:ascii="Charis SIL Regular" w:hAnsi="Charis SIL Regular" w:eastAsia="Charis SIL Regular"/>
+          <w:b w:val="0"/>
+          <w:i w:val="0"/>
+          <w:color w:val="0000FF"/>
+          <w:sz w:val="24"/>
+        </w:rPr>
+        <w:t xml:space="preserve"> </w:t>
+      </w:r>
+      <w:r>
+        <w:rPr>
+          <w:rFonts w:ascii="Charis SIL Regular" w:hAnsi="Charis SIL Regular" w:eastAsia="Charis SIL Regular"/>
+          <w:b w:val="0"/>
+          <w:i w:val="0"/>
+          <w:color w:val="0000FF"/>
+          <w:sz w:val="24"/>
+        </w:rPr>
+        <w:hyperlink r:id="rId10" w:history="1">
+          <w:r>
+            <w:rPr>
+              <w:rStyle w:val="Hyperlink"/>
+            </w:rPr>
+            <w:t>o</w:t>
+          </w:r>
+        </w:hyperlink>
+      </w:r>
+      <w:r>
+        <w:rPr>
+          <w:rFonts w:ascii="Charis SIL Regular" w:hAnsi="Charis SIL Regular" w:eastAsia="Charis SIL Regular"/>
+          <w:b w:val="0"/>
+          <w:i w:val="0"/>
+          <w:color w:val="0000FF"/>
+          <w:sz w:val="24"/>
+        </w:rPr>
+        <w:hyperlink r:id="rId11" w:history="1">
+          <w:r>
+            <w:rPr>
+              <w:rStyle w:val="Hyperlink"/>
+            </w:rPr>
+            <w:t>f</w:t>
+          </w:r>
+        </w:hyperlink>
+      </w:r>
+      <w:r>
+        <w:rPr>
+          <w:rFonts w:ascii="Charis SIL Regular" w:hAnsi="Charis SIL Regular" w:eastAsia="Charis SIL Regular"/>
+          <w:b w:val="0"/>
+          <w:i w:val="0"/>
+          <w:color w:val="0000FF"/>
+          <w:sz w:val="24"/>
+        </w:rPr>
+        <w:t xml:space="preserve"> </w:t>
+      </w:r>
+      <w:r>
+        <w:rPr>
+          <w:rFonts w:ascii="Charis SIL Regular" w:hAnsi="Charis SIL Regular" w:eastAsia="Charis SIL Regular"/>
+          <w:b w:val="0"/>
+          <w:i w:val="0"/>
+          <w:color w:val="0000FF"/>
+          <w:sz w:val="24"/>
+        </w:rPr>
+        <w:hyperlink r:id="rId11" w:history="1">
+          <w:r>
+            <w:rPr>
+              <w:rStyle w:val="Hyperlink"/>
+            </w:rPr>
+            <w:t>Orange,</w:t>
+          </w:r>
+        </w:hyperlink>
+      </w:r>
+      <w:r>
+        <w:rPr>
+          <w:rFonts w:ascii="Charis SIL Regular" w:hAnsi="Charis SIL Regular" w:eastAsia="Charis SIL Regular"/>
+          <w:b w:val="0"/>
+          <w:i w:val="0"/>
+          <w:color w:val="0000FF"/>
+          <w:sz w:val="24"/>
+        </w:rPr>
+        <w:t xml:space="preserve"> </w:t>
+      </w:r>
+      <w:r>
+        <w:rPr>
+          <w:rFonts w:ascii="Charis SIL Regular" w:hAnsi="Charis SIL Regular" w:eastAsia="Charis SIL Regular"/>
+          <w:b w:val="0"/>
+          <w:i w:val="0"/>
+          <w:color w:val="0000FF"/>
+          <w:sz w:val="24"/>
+        </w:rPr>
+        <w:hyperlink r:id="rId11" w:history="1">
+          <w:r>
+            <w:rPr>
+              <w:rStyle w:val="Hyperlink"/>
+            </w:rPr>
+            <w:t>possibly</w:t>
+          </w:r>
+        </w:hyperlink>
+      </w:r>
+      <w:r>
+        <w:rPr>
+          <w:rFonts w:ascii="Charis SIL Regular" w:hAnsi="Charis SIL Regular" w:eastAsia="Charis SIL Regular"/>
+          <w:b w:val="0"/>
+          <w:i w:val="0"/>
+          <w:color w:val="0000FF"/>
+          <w:sz w:val="24"/>
+        </w:rPr>
+        <w:t xml:space="preserve"> </w:t>
+      </w:r>
+      <w:r>
+        <w:rPr>
+          <w:rFonts w:ascii="Charis SIL Regular" w:hAnsi="Charis SIL Regular" w:eastAsia="Charis SIL Regular"/>
+          <w:b w:val="0"/>
+          <w:i w:val="0"/>
+          <w:color w:val="0000FF"/>
+          <w:sz w:val="24"/>
+        </w:rPr>
+        <w:hyperlink r:id="rId11" w:history="1">
+          <w:r>
+            <w:rPr>
+              <w:rStyle w:val="Hyperlink"/>
+            </w:rPr>
+            <w:t>drawn</w:t>
+          </w:r>
+        </w:hyperlink>
+      </w:r>
+      <w:r>
+        <w:rPr>
+          <w:rFonts w:ascii="Charis SIL Regular" w:hAnsi="Charis SIL Regular" w:eastAsia="Charis SIL Regular"/>
+          <w:b w:val="0"/>
+          <w:i w:val="0"/>
+          <w:color w:val="0000FF"/>
+          <w:sz w:val="24"/>
+        </w:rPr>
+        <w:t xml:space="preserve"> </w:t>
+      </w:r>
+      <w:r>
+        <w:rPr>
+          <w:rFonts w:ascii="Charis SIL Regular" w:hAnsi="Charis SIL Regular" w:eastAsia="Charis SIL Regular"/>
+          <w:b w:val="0"/>
+          <w:i w:val="0"/>
+          <w:color w:val="0000FF"/>
+          <w:sz w:val="24"/>
+        </w:rPr>
+        <w:hyperlink r:id="rId11" w:history="1">
+          <w:r>
+            <w:rPr>
+              <w:rStyle w:val="Hyperlink"/>
+            </w:rPr>
+            <w:t xml:space="preserve">up </w:t>
+          </w:r>
+        </w:hyperlink>
+      </w:r>
+      <w:r>
+        <w:rPr>
+          <w:rFonts w:ascii="Charis SIL Regular" w:hAnsi="Charis SIL Regular" w:eastAsia="Charis SIL Regular"/>
+          <w:b w:val="0"/>
+          <w:i w:val="0"/>
+          <w:color w:val="0000FF"/>
+          <w:sz w:val="24"/>
+        </w:rPr>
+        <w:hyperlink r:id="rId11" w:history="1">
+          <w:r>
+            <w:rPr>
+              <w:rStyle w:val="Hyperlink"/>
+            </w:rPr>
+            <w:t>on</w:t>
+          </w:r>
+        </w:hyperlink>
+      </w:r>
+      <w:r>
+        <w:rPr>
+          <w:rFonts w:ascii="Charis SIL Regular" w:hAnsi="Charis SIL Regular" w:eastAsia="Charis SIL Regular"/>
+          <w:b w:val="0"/>
+          <w:i w:val="0"/>
+          <w:color w:val="0000FF"/>
+          <w:sz w:val="24"/>
+        </w:rPr>
+        <w:t xml:space="preserve"> </w:t>
+      </w:r>
+      <w:r>
+        <w:rPr>
+          <w:rFonts w:ascii="Charis SIL Regular" w:hAnsi="Charis SIL Regular" w:eastAsia="Charis SIL Regular"/>
+          <w:b w:val="0"/>
+          <w:i w:val="0"/>
+          <w:color w:val="0000FF"/>
+          <w:sz w:val="24"/>
+        </w:rPr>
+        <w:hyperlink r:id="rId11" w:history="1">
+          <w:r>
+            <w:rPr>
+              <w:rStyle w:val="Hyperlink"/>
+            </w:rPr>
+            <w:t>Ceylon,</w:t>
+          </w:r>
+        </w:hyperlink>
+      </w:r>
+      <w:r>
+        <w:rPr>
+          <w:rFonts w:ascii="Charis SIL Regular" w:hAnsi="Charis SIL Regular" w:eastAsia="Charis SIL Regular"/>
+          <w:b w:val="0"/>
+          <w:i w:val="0"/>
+          <w:color w:val="0000FF"/>
+          <w:sz w:val="24"/>
+        </w:rPr>
+        <w:t xml:space="preserve"> </w:t>
+      </w:r>
+      <w:r>
+        <w:rPr>
+          <w:rFonts w:ascii="Charis SIL Regular" w:hAnsi="Charis SIL Regular" w:eastAsia="Charis SIL Regular"/>
+          <w:b w:val="0"/>
+          <w:i w:val="0"/>
+          <w:color w:val="0000FF"/>
+          <w:sz w:val="24"/>
+        </w:rPr>
+        <w:hyperlink r:id="rId11" w:history="1">
+          <w:r>
+            <w:rPr>
+              <w:rStyle w:val="Hyperlink"/>
+            </w:rPr>
+            <w:t>m</w:t>
+          </w:r>
+        </w:hyperlink>
+      </w:r>
+      <w:r>
+        <w:rPr>
+          <w:rFonts w:ascii="Charis SIL Regular" w:hAnsi="Charis SIL Regular" w:eastAsia="Charis SIL Regular"/>
+          <w:b w:val="0"/>
+          <w:i w:val="0"/>
+          <w:color w:val="0000FF"/>
+          <w:sz w:val="24"/>
+        </w:rPr>
+        <w:hyperlink r:id="rId11" w:history="1">
+          <w:r>
+            <w:rPr>
+              <w:rStyle w:val="Hyperlink"/>
+            </w:rPr>
+            <w:t>i</w:t>
+          </w:r>
+        </w:hyperlink>
+      </w:r>
+      <w:r>
+        <w:rPr>
+          <w:rFonts w:ascii="Charis SIL Regular" w:hAnsi="Charis SIL Regular" w:eastAsia="Charis SIL Regular"/>
+          <w:b w:val="0"/>
+          <w:i w:val="0"/>
+          <w:color w:val="0000FF"/>
+          <w:sz w:val="24"/>
+        </w:rPr>
+        <w:hyperlink r:id="rId11" w:history="1">
+          <w:r>
+            <w:rPr>
+              <w:rStyle w:val="Hyperlink"/>
+            </w:rPr>
+            <w:t>d-</w:t>
+          </w:r>
+        </w:hyperlink>
+      </w:r>
+      <w:r>
+        <w:rPr>
+          <w:rFonts w:ascii="Charis SIL Regular" w:hAnsi="Charis SIL Regular" w:eastAsia="Charis SIL Regular"/>
+          <w:b w:val="0"/>
+          <w:i w:val="0"/>
+          <w:color w:val="0000FF"/>
+          <w:sz w:val="24"/>
+        </w:rPr>
+        <w:hyperlink r:id="rId11" w:history="1">
+          <w:r>
+            <w:rPr>
+              <w:rStyle w:val="Hyperlink"/>
+            </w:rPr>
+            <w:t>eighteen</w:t>
+          </w:r>
+        </w:hyperlink>
+      </w:r>
+      <w:r>
+        <w:rPr>
+          <w:rFonts w:ascii="Charis SIL Regular" w:hAnsi="Charis SIL Regular" w:eastAsia="Charis SIL Regular"/>
+          <w:b w:val="0"/>
+          <w:i w:val="0"/>
+          <w:color w:val="0000FF"/>
+          <w:sz w:val="24"/>
+        </w:rPr>
         <w:hyperlink r:id="rId11" w:history="1">
           <w:r>
             <w:rPr>
@@ -3650,7 +4052,7 @@
             <w:rPr>
               <w:rStyle w:val="Hyperlink"/>
             </w:rPr>
-            <w:t>o</w:t>
+            <w:t>h</w:t>
           </w:r>
         </w:hyperlink>
       </w:r>
@@ -3677,7 +4079,7 @@
             <w:rPr>
               <w:rStyle w:val="Hyperlink"/>
             </w:rPr>
-            <w:t>Sta</w:t>
+            <w:t>c</w:t>
           </w:r>
         </w:hyperlink>
       </w:r>
@@ -3694,9 +4096,19 @@
             <w:rPr>
               <w:rStyle w:val="Hyperlink"/>
             </w:rPr>
-            <w:t>dth</w:t>
+            <w:t>entury.</w:t>
           </w:r>
         </w:hyperlink>
+      </w:r>
+      <w:r>
+        <w:rPr>
+          <w:rFonts w:ascii="Charis SIL Regular" w:hAnsi="Charis SIL Regular" w:eastAsia="Charis SIL Regular"/>
+          <w:b w:val="0"/>
+          <w:i w:val="0"/>
+          <w:color w:val="0000FF"/>
+          <w:sz w:val="24"/>
+        </w:rPr>
+        <w:t xml:space="preserve"> </w:t>
       </w:r>
       <w:r>
         <w:rPr>
@@ -3711,7 +4123,7 @@
             <w:rPr>
               <w:rStyle w:val="Hyperlink"/>
             </w:rPr>
-            <w:t>o</w:t>
+            <w:t>Par</w:t>
           </w:r>
         </w:hyperlink>
       </w:r>
@@ -3728,19 +4140,9 @@
             <w:rPr>
               <w:rStyle w:val="Hyperlink"/>
             </w:rPr>
-            <w:t>lder</w:t>
+            <w:t>t</w:t>
           </w:r>
         </w:hyperlink>
-      </w:r>
-      <w:r>
-        <w:rPr>
-          <w:rFonts w:ascii="Charis SIL Regular" w:hAnsi="Charis SIL Regular" w:eastAsia="Charis SIL Regular"/>
-          <w:b w:val="0"/>
-          <w:i w:val="0"/>
-          <w:color w:val="0000FF"/>
-          <w:sz w:val="24"/>
-        </w:rPr>
-        <w:t xml:space="preserve"> </w:t>
       </w:r>
       <w:r>
         <w:rPr>
@@ -3755,7 +4157,7 @@
             <w:rPr>
               <w:rStyle w:val="Hyperlink"/>
             </w:rPr>
-            <w:t>P</w:t>
+            <w:t>ly</w:t>
           </w:r>
         </w:hyperlink>
       </w:r>
@@ -3767,24 +4169,17 @@
           <w:color w:val="0000FF"/>
           <w:sz w:val="24"/>
         </w:rPr>
-        <w:hyperlink r:id="rId10" w:history="1">
-          <w:r>
-            <w:rPr>
-              <w:rStyle w:val="Hyperlink"/>
-            </w:rPr>
-            <w:t>r</w:t>
-          </w:r>
-        </w:hyperlink>
-      </w:r>
-      <w:r>
-        <w:rPr>
-          <w:rFonts w:ascii="Charis SIL Regular" w:hAnsi="Charis SIL Regular" w:eastAsia="Charis SIL Regular"/>
-          <w:b w:val="0"/>
-          <w:i w:val="0"/>
-          <w:color w:val="0000FF"/>
-          <w:sz w:val="24"/>
-        </w:rPr>
-        <w:hyperlink r:id="rId10" w:history="1">
+        <w:t xml:space="preserve"> </w:t>
+      </w:r>
+      <w:r>
+        <w:rPr>
+          <w:rFonts w:ascii="Charis SIL Regular" w:hAnsi="Charis SIL Regular" w:eastAsia="Charis SIL Regular"/>
+          <w:b w:val="0"/>
+          <w:i w:val="0"/>
+          <w:color w:val="0000FF"/>
+          <w:sz w:val="24"/>
+        </w:rPr>
+        <w:hyperlink r:id="rId11" w:history="1">
           <w:r>
             <w:rPr>
               <w:rStyle w:val="Hyperlink"/>
@@ -3801,146 +4196,7 @@
           <w:color w:val="0000FF"/>
           <w:sz w:val="24"/>
         </w:rPr>
-        <w:hyperlink r:id="rId10" w:history="1">
-          <w:r>
-            <w:rPr>
-              <w:rStyle w:val="Hyperlink"/>
-            </w:rPr>
-            <w:t>ce</w:t>
-          </w:r>
-        </w:hyperlink>
-      </w:r>
-      <w:r>
-        <w:rPr>
-          <w:rFonts w:ascii="Charis SIL Regular" w:hAnsi="Charis SIL Regular" w:eastAsia="Charis SIL Regular"/>
-          <w:b w:val="0"/>
-          <w:i w:val="0"/>
-          <w:color w:val="0000FF"/>
-          <w:sz w:val="24"/>
-        </w:rPr>
         <w:t xml:space="preserve"> </w:t>
-      </w:r>
-      <w:r>
-        <w:rPr>
-          <w:rFonts w:ascii="Charis SIL Regular" w:hAnsi="Charis SIL Regular" w:eastAsia="Charis SIL Regular"/>
-          <w:b w:val="0"/>
-          <w:i w:val="0"/>
-          <w:color w:val="0000FF"/>
-          <w:sz w:val="24"/>
-        </w:rPr>
-        <w:hyperlink r:id="rId10" w:history="1">
-          <w:r>
-            <w:rPr>
-              <w:rStyle w:val="Hyperlink"/>
-            </w:rPr>
-            <w:t>Wi</w:t>
-          </w:r>
-        </w:hyperlink>
-      </w:r>
-      <w:r>
-        <w:rPr>
-          <w:rFonts w:ascii="Charis SIL Regular" w:hAnsi="Charis SIL Regular" w:eastAsia="Charis SIL Regular"/>
-          <w:b w:val="0"/>
-          <w:i w:val="0"/>
-          <w:color w:val="0000FF"/>
-          <w:sz w:val="24"/>
-        </w:rPr>
-        <w:hyperlink r:id="rId10" w:history="1">
-          <w:r>
-            <w:rPr>
-              <w:rStyle w:val="Hyperlink"/>
-            </w:rPr>
-            <w:t>l</w:t>
-          </w:r>
-        </w:hyperlink>
-      </w:r>
-      <w:r>
-        <w:rPr>
-          <w:rFonts w:ascii="Charis SIL Regular" w:hAnsi="Charis SIL Regular" w:eastAsia="Charis SIL Regular"/>
-          <w:b w:val="0"/>
-          <w:i w:val="0"/>
-          <w:color w:val="0000FF"/>
-          <w:sz w:val="24"/>
-        </w:rPr>
-        <w:hyperlink r:id="rId10" w:history="1">
-          <w:r>
-            <w:rPr>
-              <w:rStyle w:val="Hyperlink"/>
-            </w:rPr>
-            <w:t>lia</w:t>
-          </w:r>
-        </w:hyperlink>
-      </w:r>
-      <w:r>
-        <w:rPr>
-          <w:rFonts w:ascii="Charis SIL Regular" w:hAnsi="Charis SIL Regular" w:eastAsia="Charis SIL Regular"/>
-          <w:b w:val="0"/>
-          <w:i w:val="0"/>
-          <w:color w:val="0000FF"/>
-          <w:sz w:val="24"/>
-        </w:rPr>
-        <w:hyperlink r:id="rId10" w:history="1">
-          <w:r>
-            <w:rPr>
-              <w:rStyle w:val="Hyperlink"/>
-            </w:rPr>
-            <w:t>m</w:t>
-          </w:r>
-        </w:hyperlink>
-      </w:r>
-      <w:r>
-        <w:rPr>
-          <w:rFonts w:ascii="Charis SIL Regular" w:hAnsi="Charis SIL Regular" w:eastAsia="Charis SIL Regular"/>
-          <w:b w:val="0"/>
-          <w:i w:val="0"/>
-          <w:color w:val="0000FF"/>
-          <w:sz w:val="24"/>
-        </w:rPr>
-        <w:t xml:space="preserve"> </w:t>
-      </w:r>
-      <w:r>
-        <w:rPr>
-          <w:rFonts w:ascii="Charis SIL Regular" w:hAnsi="Charis SIL Regular" w:eastAsia="Charis SIL Regular"/>
-          <w:b w:val="0"/>
-          <w:i w:val="0"/>
-          <w:color w:val="0000FF"/>
-          <w:sz w:val="24"/>
-        </w:rPr>
-        <w:hyperlink r:id="rId10" w:history="1">
-          <w:r>
-            <w:rPr>
-              <w:rStyle w:val="Hyperlink"/>
-            </w:rPr>
-            <w:t>IV</w:t>
-          </w:r>
-        </w:hyperlink>
-      </w:r>
-      <w:r>
-        <w:rPr>
-          <w:rFonts w:ascii="Charis SIL Regular" w:hAnsi="Charis SIL Regular" w:eastAsia="Charis SIL Regular"/>
-          <w:b w:val="0"/>
-          <w:i w:val="0"/>
-          <w:color w:val="0000FF"/>
-          <w:sz w:val="24"/>
-        </w:rPr>
-        <w:t xml:space="preserve"> </w:t>
-      </w:r>
-      <w:r>
-        <w:rPr>
-          <w:rFonts w:ascii="Charis SIL Regular" w:hAnsi="Charis SIL Regular" w:eastAsia="Charis SIL Regular"/>
-          <w:b w:val="0"/>
-          <w:i w:val="0"/>
-          <w:color w:val="0000FF"/>
-          <w:sz w:val="24"/>
-        </w:rPr>
-        <w:hyperlink r:id="rId10" w:history="1">
-          <w:r>
-            <w:rPr>
-              <w:rStyle w:val="Hyperlink"/>
-            </w:rPr>
-            <w:t>o</w:t>
-          </w:r>
-        </w:hyperlink>
       </w:r>
       <w:r>
         <w:rPr>
@@ -3955,19 +4211,9 @@
             <w:rPr>
               <w:rStyle w:val="Hyperlink"/>
             </w:rPr>
-            <w:t>f</w:t>
+            <w:t>L</w:t>
           </w:r>
         </w:hyperlink>
-      </w:r>
-      <w:r>
-        <w:rPr>
-          <w:rFonts w:ascii="Charis SIL Regular" w:hAnsi="Charis SIL Regular" w:eastAsia="Charis SIL Regular"/>
-          <w:b w:val="0"/>
-          <w:i w:val="0"/>
-          <w:color w:val="0000FF"/>
-          <w:sz w:val="24"/>
-        </w:rPr>
-        <w:t xml:space="preserve"> </w:t>
       </w:r>
       <w:r>
         <w:rPr>
@@ -3982,19 +4228,9 @@
             <w:rPr>
               <w:rStyle w:val="Hyperlink"/>
             </w:rPr>
-            <w:t>Orange,</w:t>
+            <w:t>a</w:t>
           </w:r>
         </w:hyperlink>
-      </w:r>
-      <w:r>
-        <w:rPr>
-          <w:rFonts w:ascii="Charis SIL Regular" w:hAnsi="Charis SIL Regular" w:eastAsia="Charis SIL Regular"/>
-          <w:b w:val="0"/>
-          <w:i w:val="0"/>
-          <w:color w:val="0000FF"/>
-          <w:sz w:val="24"/>
-        </w:rPr>
-        <w:t xml:space="preserve"> </w:t>
       </w:r>
       <w:r>
         <w:rPr>
@@ -4009,7 +4245,7 @@
             <w:rPr>
               <w:rStyle w:val="Hyperlink"/>
             </w:rPr>
-            <w:t>possibly</w:t>
+            <w:t>tin,</w:t>
           </w:r>
         </w:hyperlink>
       </w:r>
@@ -4036,90 +4272,9 @@
             <w:rPr>
               <w:rStyle w:val="Hyperlink"/>
             </w:rPr>
-            <w:t>drawn</w:t>
+            <w:t>pal</w:t>
           </w:r>
         </w:hyperlink>
-      </w:r>
-      <w:r>
-        <w:rPr>
-          <w:rFonts w:ascii="Charis SIL Regular" w:hAnsi="Charis SIL Regular" w:eastAsia="Charis SIL Regular"/>
-          <w:b w:val="0"/>
-          <w:i w:val="0"/>
-          <w:color w:val="0000FF"/>
-          <w:sz w:val="24"/>
-        </w:rPr>
-        <w:t xml:space="preserve"> </w:t>
-      </w:r>
-      <w:r>
-        <w:rPr>
-          <w:rFonts w:ascii="Charis SIL Regular" w:hAnsi="Charis SIL Regular" w:eastAsia="Charis SIL Regular"/>
-          <w:b w:val="0"/>
-          <w:i w:val="0"/>
-          <w:color w:val="0000FF"/>
-          <w:sz w:val="24"/>
-        </w:rPr>
-        <w:hyperlink r:id="rId11" w:history="1">
-          <w:r>
-            <w:rPr>
-              <w:rStyle w:val="Hyperlink"/>
-            </w:rPr>
-            <w:t xml:space="preserve">up </w:t>
-          </w:r>
-        </w:hyperlink>
-      </w:r>
-      <w:r>
-        <w:rPr>
-          <w:rFonts w:ascii="Charis SIL Regular" w:hAnsi="Charis SIL Regular" w:eastAsia="Charis SIL Regular"/>
-          <w:b w:val="0"/>
-          <w:i w:val="0"/>
-          <w:color w:val="0000FF"/>
-          <w:sz w:val="24"/>
-        </w:rPr>
-        <w:hyperlink r:id="rId11" w:history="1">
-          <w:r>
-            <w:rPr>
-              <w:rStyle w:val="Hyperlink"/>
-            </w:rPr>
-            <w:t>on</w:t>
-          </w:r>
-        </w:hyperlink>
-      </w:r>
-      <w:r>
-        <w:rPr>
-          <w:rFonts w:ascii="Charis SIL Regular" w:hAnsi="Charis SIL Regular" w:eastAsia="Charis SIL Regular"/>
-          <w:b w:val="0"/>
-          <w:i w:val="0"/>
-          <w:color w:val="0000FF"/>
-          <w:sz w:val="24"/>
-        </w:rPr>
-        <w:t xml:space="preserve"> </w:t>
-      </w:r>
-      <w:r>
-        <w:rPr>
-          <w:rFonts w:ascii="Charis SIL Regular" w:hAnsi="Charis SIL Regular" w:eastAsia="Charis SIL Regular"/>
-          <w:b w:val="0"/>
-          <w:i w:val="0"/>
-          <w:color w:val="0000FF"/>
-          <w:sz w:val="24"/>
-        </w:rPr>
-        <w:hyperlink r:id="rId11" w:history="1">
-          <w:r>
-            <w:rPr>
-              <w:rStyle w:val="Hyperlink"/>
-            </w:rPr>
-            <w:t>Ceylon,</w:t>
-          </w:r>
-        </w:hyperlink>
-      </w:r>
-      <w:r>
-        <w:rPr>
-          <w:rFonts w:ascii="Charis SIL Regular" w:hAnsi="Charis SIL Regular" w:eastAsia="Charis SIL Regular"/>
-          <w:b w:val="0"/>
-          <w:i w:val="0"/>
-          <w:color w:val="0000FF"/>
-          <w:sz w:val="24"/>
-        </w:rPr>
-        <w:t xml:space="preserve"> </w:t>
       </w:r>
       <w:r>
         <w:rPr>
@@ -4137,321 +4292,6 @@
             <w:t>m</w:t>
           </w:r>
         </w:hyperlink>
-      </w:r>
-      <w:r>
-        <w:rPr>
-          <w:rFonts w:ascii="Charis SIL Regular" w:hAnsi="Charis SIL Regular" w:eastAsia="Charis SIL Regular"/>
-          <w:b w:val="0"/>
-          <w:i w:val="0"/>
-          <w:color w:val="0000FF"/>
-          <w:sz w:val="24"/>
-        </w:rPr>
-        <w:hyperlink r:id="rId11" w:history="1">
-          <w:r>
-            <w:rPr>
-              <w:rStyle w:val="Hyperlink"/>
-            </w:rPr>
-            <w:t>i</w:t>
-          </w:r>
-        </w:hyperlink>
-      </w:r>
-      <w:r>
-        <w:rPr>
-          <w:rFonts w:ascii="Charis SIL Regular" w:hAnsi="Charis SIL Regular" w:eastAsia="Charis SIL Regular"/>
-          <w:b w:val="0"/>
-          <w:i w:val="0"/>
-          <w:color w:val="0000FF"/>
-          <w:sz w:val="24"/>
-        </w:rPr>
-        <w:hyperlink r:id="rId11" w:history="1">
-          <w:r>
-            <w:rPr>
-              <w:rStyle w:val="Hyperlink"/>
-            </w:rPr>
-            <w:t>d-</w:t>
-          </w:r>
-        </w:hyperlink>
-      </w:r>
-      <w:r>
-        <w:rPr>
-          <w:rFonts w:ascii="Charis SIL Regular" w:hAnsi="Charis SIL Regular" w:eastAsia="Charis SIL Regular"/>
-          <w:b w:val="0"/>
-          <w:i w:val="0"/>
-          <w:color w:val="0000FF"/>
-          <w:sz w:val="24"/>
-        </w:rPr>
-        <w:hyperlink r:id="rId11" w:history="1">
-          <w:r>
-            <w:rPr>
-              <w:rStyle w:val="Hyperlink"/>
-            </w:rPr>
-            <w:t>eighteen</w:t>
-          </w:r>
-        </w:hyperlink>
-      </w:r>
-      <w:r>
-        <w:rPr>
-          <w:rFonts w:ascii="Charis SIL Regular" w:hAnsi="Charis SIL Regular" w:eastAsia="Charis SIL Regular"/>
-          <w:b w:val="0"/>
-          <w:i w:val="0"/>
-          <w:color w:val="0000FF"/>
-          <w:sz w:val="24"/>
-        </w:rPr>
-        <w:hyperlink r:id="rId11" w:history="1">
-          <w:r>
-            <w:rPr>
-              <w:rStyle w:val="Hyperlink"/>
-            </w:rPr>
-            <w:t>t</w:t>
-          </w:r>
-        </w:hyperlink>
-      </w:r>
-      <w:r>
-        <w:rPr>
-          <w:rFonts w:ascii="Charis SIL Regular" w:hAnsi="Charis SIL Regular" w:eastAsia="Charis SIL Regular"/>
-          <w:b w:val="0"/>
-          <w:i w:val="0"/>
-          <w:color w:val="0000FF"/>
-          <w:sz w:val="24"/>
-        </w:rPr>
-        <w:hyperlink r:id="rId11" w:history="1">
-          <w:r>
-            <w:rPr>
-              <w:rStyle w:val="Hyperlink"/>
-            </w:rPr>
-            <w:t>h</w:t>
-          </w:r>
-        </w:hyperlink>
-      </w:r>
-      <w:r>
-        <w:rPr>
-          <w:rFonts w:ascii="Charis SIL Regular" w:hAnsi="Charis SIL Regular" w:eastAsia="Charis SIL Regular"/>
-          <w:b w:val="0"/>
-          <w:i w:val="0"/>
-          <w:color w:val="0000FF"/>
-          <w:sz w:val="24"/>
-        </w:rPr>
-        <w:t xml:space="preserve"> </w:t>
-      </w:r>
-      <w:r>
-        <w:rPr>
-          <w:rFonts w:ascii="Charis SIL Regular" w:hAnsi="Charis SIL Regular" w:eastAsia="Charis SIL Regular"/>
-          <w:b w:val="0"/>
-          <w:i w:val="0"/>
-          <w:color w:val="0000FF"/>
-          <w:sz w:val="24"/>
-        </w:rPr>
-        <w:hyperlink r:id="rId11" w:history="1">
-          <w:r>
-            <w:rPr>
-              <w:rStyle w:val="Hyperlink"/>
-            </w:rPr>
-            <w:t>c</w:t>
-          </w:r>
-        </w:hyperlink>
-      </w:r>
-      <w:r>
-        <w:rPr>
-          <w:rFonts w:ascii="Charis SIL Regular" w:hAnsi="Charis SIL Regular" w:eastAsia="Charis SIL Regular"/>
-          <w:b w:val="0"/>
-          <w:i w:val="0"/>
-          <w:color w:val="0000FF"/>
-          <w:sz w:val="24"/>
-        </w:rPr>
-        <w:hyperlink r:id="rId11" w:history="1">
-          <w:r>
-            <w:rPr>
-              <w:rStyle w:val="Hyperlink"/>
-            </w:rPr>
-            <w:t>entury.</w:t>
-          </w:r>
-        </w:hyperlink>
-      </w:r>
-      <w:r>
-        <w:rPr>
-          <w:rFonts w:ascii="Charis SIL Regular" w:hAnsi="Charis SIL Regular" w:eastAsia="Charis SIL Regular"/>
-          <w:b w:val="0"/>
-          <w:i w:val="0"/>
-          <w:color w:val="0000FF"/>
-          <w:sz w:val="24"/>
-        </w:rPr>
-        <w:t xml:space="preserve"> </w:t>
-      </w:r>
-      <w:r>
-        <w:rPr>
-          <w:rFonts w:ascii="Charis SIL Regular" w:hAnsi="Charis SIL Regular" w:eastAsia="Charis SIL Regular"/>
-          <w:b w:val="0"/>
-          <w:i w:val="0"/>
-          <w:color w:val="0000FF"/>
-          <w:sz w:val="24"/>
-        </w:rPr>
-        <w:hyperlink r:id="rId11" w:history="1">
-          <w:r>
-            <w:rPr>
-              <w:rStyle w:val="Hyperlink"/>
-            </w:rPr>
-            <w:t>Par</w:t>
-          </w:r>
-        </w:hyperlink>
-      </w:r>
-      <w:r>
-        <w:rPr>
-          <w:rFonts w:ascii="Charis SIL Regular" w:hAnsi="Charis SIL Regular" w:eastAsia="Charis SIL Regular"/>
-          <w:b w:val="0"/>
-          <w:i w:val="0"/>
-          <w:color w:val="0000FF"/>
-          <w:sz w:val="24"/>
-        </w:rPr>
-        <w:hyperlink r:id="rId11" w:history="1">
-          <w:r>
-            <w:rPr>
-              <w:rStyle w:val="Hyperlink"/>
-            </w:rPr>
-            <w:t>t</w:t>
-          </w:r>
-        </w:hyperlink>
-      </w:r>
-      <w:r>
-        <w:rPr>
-          <w:rFonts w:ascii="Charis SIL Regular" w:hAnsi="Charis SIL Regular" w:eastAsia="Charis SIL Regular"/>
-          <w:b w:val="0"/>
-          <w:i w:val="0"/>
-          <w:color w:val="0000FF"/>
-          <w:sz w:val="24"/>
-        </w:rPr>
-        <w:hyperlink r:id="rId11" w:history="1">
-          <w:r>
-            <w:rPr>
-              <w:rStyle w:val="Hyperlink"/>
-            </w:rPr>
-            <w:t>ly</w:t>
-          </w:r>
-        </w:hyperlink>
-      </w:r>
-      <w:r>
-        <w:rPr>
-          <w:rFonts w:ascii="Charis SIL Regular" w:hAnsi="Charis SIL Regular" w:eastAsia="Charis SIL Regular"/>
-          <w:b w:val="0"/>
-          <w:i w:val="0"/>
-          <w:color w:val="0000FF"/>
-          <w:sz w:val="24"/>
-        </w:rPr>
-        <w:t xml:space="preserve"> </w:t>
-      </w:r>
-      <w:r>
-        <w:rPr>
-          <w:rFonts w:ascii="Charis SIL Regular" w:hAnsi="Charis SIL Regular" w:eastAsia="Charis SIL Regular"/>
-          <w:b w:val="0"/>
-          <w:i w:val="0"/>
-          <w:color w:val="0000FF"/>
-          <w:sz w:val="24"/>
-        </w:rPr>
-        <w:hyperlink r:id="rId11" w:history="1">
-          <w:r>
-            <w:rPr>
-              <w:rStyle w:val="Hyperlink"/>
-            </w:rPr>
-            <w:t>in</w:t>
-          </w:r>
-        </w:hyperlink>
-      </w:r>
-      <w:r>
-        <w:rPr>
-          <w:rFonts w:ascii="Charis SIL Regular" w:hAnsi="Charis SIL Regular" w:eastAsia="Charis SIL Regular"/>
-          <w:b w:val="0"/>
-          <w:i w:val="0"/>
-          <w:color w:val="0000FF"/>
-          <w:sz w:val="24"/>
-        </w:rPr>
-        <w:t xml:space="preserve"> </w:t>
-      </w:r>
-      <w:r>
-        <w:rPr>
-          <w:rFonts w:ascii="Charis SIL Regular" w:hAnsi="Charis SIL Regular" w:eastAsia="Charis SIL Regular"/>
-          <w:b w:val="0"/>
-          <w:i w:val="0"/>
-          <w:color w:val="0000FF"/>
-          <w:sz w:val="24"/>
-        </w:rPr>
-        <w:hyperlink r:id="rId11" w:history="1">
-          <w:r>
-            <w:rPr>
-              <w:rStyle w:val="Hyperlink"/>
-            </w:rPr>
-            <w:t>L</w:t>
-          </w:r>
-        </w:hyperlink>
-      </w:r>
-      <w:r>
-        <w:rPr>
-          <w:rFonts w:ascii="Charis SIL Regular" w:hAnsi="Charis SIL Regular" w:eastAsia="Charis SIL Regular"/>
-          <w:b w:val="0"/>
-          <w:i w:val="0"/>
-          <w:color w:val="0000FF"/>
-          <w:sz w:val="24"/>
-        </w:rPr>
-        <w:hyperlink r:id="rId11" w:history="1">
-          <w:r>
-            <w:rPr>
-              <w:rStyle w:val="Hyperlink"/>
-            </w:rPr>
-            <w:t>a</w:t>
-          </w:r>
-        </w:hyperlink>
-      </w:r>
-      <w:r>
-        <w:rPr>
-          <w:rFonts w:ascii="Charis SIL Regular" w:hAnsi="Charis SIL Regular" w:eastAsia="Charis SIL Regular"/>
-          <w:b w:val="0"/>
-          <w:i w:val="0"/>
-          <w:color w:val="0000FF"/>
-          <w:sz w:val="24"/>
-        </w:rPr>
-        <w:hyperlink r:id="rId11" w:history="1">
-          <w:r>
-            <w:rPr>
-              <w:rStyle w:val="Hyperlink"/>
-            </w:rPr>
-            <w:t>tin,</w:t>
-          </w:r>
-        </w:hyperlink>
-      </w:r>
-      <w:r>
-        <w:rPr>
-          <w:rFonts w:ascii="Charis SIL Regular" w:hAnsi="Charis SIL Regular" w:eastAsia="Charis SIL Regular"/>
-          <w:b w:val="0"/>
-          <w:i w:val="0"/>
-          <w:color w:val="0000FF"/>
-          <w:sz w:val="24"/>
-        </w:rPr>
-        <w:t xml:space="preserve"> </w:t>
-      </w:r>
-      <w:r>
-        <w:rPr>
-          <w:rFonts w:ascii="Charis SIL Regular" w:hAnsi="Charis SIL Regular" w:eastAsia="Charis SIL Regular"/>
-          <w:b w:val="0"/>
-          <w:i w:val="0"/>
-          <w:color w:val="0000FF"/>
-          <w:sz w:val="24"/>
-        </w:rPr>
-        <w:hyperlink r:id="rId11" w:history="1">
-          <w:r>
-            <w:rPr>
-              <w:rStyle w:val="Hyperlink"/>
-            </w:rPr>
-            <w:t>pal</w:t>
-          </w:r>
-        </w:hyperlink>
-      </w:r>
-      <w:r>
-        <w:rPr>
-          <w:rFonts w:ascii="Charis SIL Regular" w:hAnsi="Charis SIL Regular" w:eastAsia="Charis SIL Regular"/>
-          <w:b w:val="0"/>
-          <w:i w:val="0"/>
-          <w:color w:val="0000FF"/>
-          <w:sz w:val="24"/>
-        </w:rPr>
-        <w:t>m</w:t>
       </w:r>
       <w:r>
         <w:rPr>

--- a/EXPORTS/DOCX/review/niveau2/Dutch/Sri Lanka.docx
+++ b/EXPORTS/DOCX/review/niveau2/Dutch/Sri Lanka.docx
@@ -887,16 +887,8 @@
           <w:i w:val="0"/>
           <w:color w:val="0000FF"/>
           <w:sz w:val="24"/>
-          <w:u w:val="single"/>
-        </w:rPr>
-        <w:hyperlink r:id="rId9" w:history="1">
-          <w:r>
-            <w:rPr>
-              <w:rStyle w:val="Hyperlink"/>
-            </w:rPr>
-            <w:t>m</w:t>
-          </w:r>
-        </w:hyperlink>
+        </w:rPr>
+        <w:t>m</w:t>
       </w:r>
       <w:r>
         <w:rPr>
@@ -1200,7 +1192,7 @@
           <w:color w:val="0000FF"/>
           <w:sz w:val="24"/>
         </w:rPr>
-        <w:hyperlink r:id="rId9" w:history="1">
+        <w:hyperlink r:id="rId10" w:history="1">
           <w:r>
             <w:rPr>
               <w:rStyle w:val="Hyperlink"/>
@@ -1217,7 +1209,7 @@
           <w:color w:val="0000FF"/>
           <w:sz w:val="24"/>
         </w:rPr>
-        <w:hyperlink r:id="rId9" w:history="1">
+        <w:hyperlink r:id="rId10" w:history="1">
           <w:r>
             <w:rPr>
               <w:rStyle w:val="Hyperlink"/>
@@ -1244,7 +1236,7 @@
           <w:color w:val="0000FF"/>
           <w:sz w:val="24"/>
         </w:rPr>
-        <w:hyperlink r:id="rId9" w:history="1">
+        <w:hyperlink r:id="rId10" w:history="1">
           <w:r>
             <w:rPr>
               <w:rStyle w:val="Hyperlink"/>
@@ -1261,7 +1253,7 @@
           <w:color w:val="0000FF"/>
           <w:sz w:val="24"/>
         </w:rPr>
-        <w:hyperlink r:id="rId9" w:history="1">
+        <w:hyperlink r:id="rId10" w:history="1">
           <w:r>
             <w:rPr>
               <w:rStyle w:val="Hyperlink"/>
@@ -1278,7 +1270,7 @@
           <w:color w:val="0000FF"/>
           <w:sz w:val="24"/>
         </w:rPr>
-        <w:hyperlink r:id="rId9" w:history="1">
+        <w:hyperlink r:id="rId10" w:history="1">
           <w:r>
             <w:rPr>
               <w:rStyle w:val="Hyperlink"/>
@@ -1295,7 +1287,7 @@
           <w:color w:val="0000FF"/>
           <w:sz w:val="24"/>
         </w:rPr>
-        <w:hyperlink r:id="rId9" w:history="1">
+        <w:hyperlink r:id="rId10" w:history="1">
           <w:r>
             <w:rPr>
               <w:rStyle w:val="Hyperlink"/>
@@ -1322,7 +1314,7 @@
           <w:color w:val="0000FF"/>
           <w:sz w:val="24"/>
         </w:rPr>
-        <w:hyperlink r:id="rId9" w:history="1">
+        <w:hyperlink r:id="rId10" w:history="1">
           <w:r>
             <w:rPr>
               <w:rStyle w:val="Hyperlink"/>
@@ -1349,7 +1341,7 @@
           <w:color w:val="0000FF"/>
           <w:sz w:val="24"/>
         </w:rPr>
-        <w:hyperlink r:id="rId9" w:history="1">
+        <w:hyperlink r:id="rId10" w:history="1">
           <w:r>
             <w:rPr>
               <w:rStyle w:val="Hyperlink"/>
@@ -1376,7 +1368,7 @@
           <w:color w:val="0000FF"/>
           <w:sz w:val="24"/>
         </w:rPr>
-        <w:hyperlink r:id="rId9" w:history="1">
+        <w:hyperlink r:id="rId10" w:history="1">
           <w:r>
             <w:rPr>
               <w:rStyle w:val="Hyperlink"/>
@@ -1403,7 +1395,7 @@
           <w:color w:val="0000FF"/>
           <w:sz w:val="24"/>
         </w:rPr>
-        <w:hyperlink r:id="rId9" w:history="1">
+        <w:hyperlink r:id="rId10" w:history="1">
           <w:r>
             <w:rPr>
               <w:rStyle w:val="Hyperlink"/>
@@ -1420,12 +1412,107 @@
           <w:color w:val="0000FF"/>
           <w:sz w:val="24"/>
         </w:rPr>
+        <w:hyperlink r:id="rId10" w:history="1">
+          <w:r>
+            <w:rPr>
+              <w:rStyle w:val="Hyperlink"/>
+            </w:rPr>
+            <w:t>ijay</w:t>
+          </w:r>
+        </w:hyperlink>
+      </w:r>
+      <w:r>
+        <w:rPr>
+          <w:rFonts w:ascii="Charis SIL Regular" w:hAnsi="Charis SIL Regular" w:eastAsia="Charis SIL Regular"/>
+          <w:b w:val="0"/>
+          <w:i w:val="0"/>
+          <w:color w:val="0000FF"/>
+          <w:sz w:val="24"/>
+        </w:rPr>
+        <w:hyperlink r:id="rId10" w:history="1">
+          <w:r>
+            <w:rPr>
+              <w:rStyle w:val="Hyperlink"/>
+            </w:rPr>
+            <w:t>a</w:t>
+          </w:r>
+        </w:hyperlink>
+      </w:r>
+      <w:r>
+        <w:rPr>
+          <w:rFonts w:ascii="Charis SIL Regular" w:hAnsi="Charis SIL Regular" w:eastAsia="Charis SIL Regular"/>
+          <w:b w:val="0"/>
+          <w:i w:val="0"/>
+          <w:color w:val="0000FF"/>
+          <w:sz w:val="24"/>
+        </w:rPr>
+        <w:t xml:space="preserve"> </w:t>
+      </w:r>
+      <w:r>
+        <w:rPr>
+          <w:rFonts w:ascii="Charis SIL Regular" w:hAnsi="Charis SIL Regular" w:eastAsia="Charis SIL Regular"/>
+          <w:b w:val="0"/>
+          <w:i w:val="0"/>
+          <w:color w:val="0000FF"/>
+          <w:sz w:val="24"/>
+        </w:rPr>
+        <w:hyperlink r:id="rId10" w:history="1">
+          <w:r>
+            <w:rPr>
+              <w:rStyle w:val="Hyperlink"/>
+            </w:rPr>
+            <w:t>R</w:t>
+          </w:r>
+        </w:hyperlink>
+      </w:r>
+      <w:r>
+        <w:rPr>
+          <w:rFonts w:ascii="Charis SIL Regular" w:hAnsi="Charis SIL Regular" w:eastAsia="Charis SIL Regular"/>
+          <w:b w:val="0"/>
+          <w:i w:val="0"/>
+          <w:color w:val="0000FF"/>
+          <w:sz w:val="24"/>
+        </w:rPr>
+        <w:hyperlink r:id="rId10" w:history="1">
+          <w:r>
+            <w:rPr>
+              <w:rStyle w:val="Hyperlink"/>
+            </w:rPr>
+            <w:t>aja</w:t>
+          </w:r>
+        </w:hyperlink>
+      </w:r>
+      <w:r>
+        <w:rPr>
+          <w:rFonts w:ascii="Charis SIL Regular" w:hAnsi="Charis SIL Regular" w:eastAsia="Charis SIL Regular"/>
+          <w:b w:val="0"/>
+          <w:i w:val="0"/>
+          <w:color w:val="0000FF"/>
+          <w:sz w:val="24"/>
+        </w:rPr>
+        <w:hyperlink r:id="rId10" w:history="1">
+          <w:r>
+            <w:rPr>
+              <w:rStyle w:val="Hyperlink"/>
+            </w:rPr>
+            <w:t>sin</w:t>
+          </w:r>
+        </w:hyperlink>
+      </w:r>
+      <w:r>
+        <w:rPr>
+          <w:rFonts w:ascii="Charis SIL Regular" w:hAnsi="Charis SIL Regular" w:eastAsia="Charis SIL Regular"/>
+          <w:b w:val="0"/>
+          <w:i w:val="0"/>
+          <w:color w:val="0000FF"/>
+          <w:sz w:val="24"/>
+        </w:rPr>
         <w:hyperlink r:id="rId9" w:history="1">
           <w:r>
             <w:rPr>
               <w:rStyle w:val="Hyperlink"/>
             </w:rPr>
-            <w:t>ijay</w:t>
+            <w:t>g</w:t>
           </w:r>
         </w:hyperlink>
       </w:r>
@@ -1469,101 +1556,6 @@
             <w:rPr>
               <w:rStyle w:val="Hyperlink"/>
             </w:rPr>
-            <w:t>R</w:t>
-          </w:r>
-        </w:hyperlink>
-      </w:r>
-      <w:r>
-        <w:rPr>
-          <w:rFonts w:ascii="Charis SIL Regular" w:hAnsi="Charis SIL Regular" w:eastAsia="Charis SIL Regular"/>
-          <w:b w:val="0"/>
-          <w:i w:val="0"/>
-          <w:color w:val="0000FF"/>
-          <w:sz w:val="24"/>
-        </w:rPr>
-        <w:hyperlink r:id="rId9" w:history="1">
-          <w:r>
-            <w:rPr>
-              <w:rStyle w:val="Hyperlink"/>
-            </w:rPr>
-            <w:t>aja</w:t>
-          </w:r>
-        </w:hyperlink>
-      </w:r>
-      <w:r>
-        <w:rPr>
-          <w:rFonts w:ascii="Charis SIL Regular" w:hAnsi="Charis SIL Regular" w:eastAsia="Charis SIL Regular"/>
-          <w:b w:val="0"/>
-          <w:i w:val="0"/>
-          <w:color w:val="0000FF"/>
-          <w:sz w:val="24"/>
-        </w:rPr>
-        <w:hyperlink r:id="rId9" w:history="1">
-          <w:r>
-            <w:rPr>
-              <w:rStyle w:val="Hyperlink"/>
-            </w:rPr>
-            <w:t>sin</w:t>
-          </w:r>
-        </w:hyperlink>
-      </w:r>
-      <w:r>
-        <w:rPr>
-          <w:rFonts w:ascii="Charis SIL Regular" w:hAnsi="Charis SIL Regular" w:eastAsia="Charis SIL Regular"/>
-          <w:b w:val="0"/>
-          <w:i w:val="0"/>
-          <w:color w:val="0000FF"/>
-          <w:sz w:val="24"/>
-        </w:rPr>
-        <w:hyperlink r:id="rId9" w:history="1">
-          <w:r>
-            <w:rPr>
-              <w:rStyle w:val="Hyperlink"/>
-            </w:rPr>
-            <w:t>g</w:t>
-          </w:r>
-        </w:hyperlink>
-      </w:r>
-      <w:r>
-        <w:rPr>
-          <w:rFonts w:ascii="Charis SIL Regular" w:hAnsi="Charis SIL Regular" w:eastAsia="Charis SIL Regular"/>
-          <w:b w:val="0"/>
-          <w:i w:val="0"/>
-          <w:color w:val="0000FF"/>
-          <w:sz w:val="24"/>
-        </w:rPr>
-        <w:hyperlink r:id="rId9" w:history="1">
-          <w:r>
-            <w:rPr>
-              <w:rStyle w:val="Hyperlink"/>
-            </w:rPr>
-            <w:t>a</w:t>
-          </w:r>
-        </w:hyperlink>
-      </w:r>
-      <w:r>
-        <w:rPr>
-          <w:rFonts w:ascii="Charis SIL Regular" w:hAnsi="Charis SIL Regular" w:eastAsia="Charis SIL Regular"/>
-          <w:b w:val="0"/>
-          <w:i w:val="0"/>
-          <w:color w:val="0000FF"/>
-          <w:sz w:val="24"/>
-        </w:rPr>
-        <w:t xml:space="preserve"> </w:t>
-      </w:r>
-      <w:r>
-        <w:rPr>
-          <w:rFonts w:ascii="Charis SIL Regular" w:hAnsi="Charis SIL Regular" w:eastAsia="Charis SIL Regular"/>
-          <w:b w:val="0"/>
-          <w:i w:val="0"/>
-          <w:color w:val="0000FF"/>
-          <w:sz w:val="24"/>
-        </w:rPr>
-        <w:hyperlink r:id="rId9" w:history="1">
-          <w:r>
-            <w:rPr>
-              <w:rStyle w:val="Hyperlink"/>
-            </w:rPr>
             <w:t>of</w:t>
           </w:r>
         </w:hyperlink>
@@ -2358,7 +2350,183 @@
           <w:color w:val="0000FF"/>
           <w:sz w:val="24"/>
         </w:rPr>
-        <w:t>Burma to Ceylon for a cer</w:t>
+        <w:hyperlink r:id="rId10" w:history="1">
+          <w:r>
+            <w:rPr>
+              <w:rStyle w:val="Hyperlink"/>
+            </w:rPr>
+            <w:t>Burm</w:t>
+          </w:r>
+        </w:hyperlink>
+      </w:r>
+      <w:r>
+        <w:rPr>
+          <w:rFonts w:ascii="Charis SIL Regular" w:hAnsi="Charis SIL Regular" w:eastAsia="Charis SIL Regular"/>
+          <w:b w:val="0"/>
+          <w:i w:val="0"/>
+          <w:color w:val="0000FF"/>
+          <w:sz w:val="24"/>
+        </w:rPr>
+        <w:hyperlink r:id="rId10" w:history="1">
+          <w:r>
+            <w:rPr>
+              <w:rStyle w:val="Hyperlink"/>
+            </w:rPr>
+            <w:t>a</w:t>
+          </w:r>
+        </w:hyperlink>
+      </w:r>
+      <w:r>
+        <w:rPr>
+          <w:rFonts w:ascii="Charis SIL Regular" w:hAnsi="Charis SIL Regular" w:eastAsia="Charis SIL Regular"/>
+          <w:b w:val="0"/>
+          <w:i w:val="0"/>
+          <w:color w:val="0000FF"/>
+          <w:sz w:val="24"/>
+        </w:rPr>
+        <w:t xml:space="preserve"> </w:t>
+      </w:r>
+      <w:r>
+        <w:rPr>
+          <w:rFonts w:ascii="Charis SIL Regular" w:hAnsi="Charis SIL Regular" w:eastAsia="Charis SIL Regular"/>
+          <w:b w:val="0"/>
+          <w:i w:val="0"/>
+          <w:color w:val="0000FF"/>
+          <w:sz w:val="24"/>
+        </w:rPr>
+        <w:hyperlink r:id="rId10" w:history="1">
+          <w:r>
+            <w:rPr>
+              <w:rStyle w:val="Hyperlink"/>
+            </w:rPr>
+            <w:t>to</w:t>
+          </w:r>
+        </w:hyperlink>
+      </w:r>
+      <w:r>
+        <w:rPr>
+          <w:rFonts w:ascii="Charis SIL Regular" w:hAnsi="Charis SIL Regular" w:eastAsia="Charis SIL Regular"/>
+          <w:b w:val="0"/>
+          <w:i w:val="0"/>
+          <w:color w:val="0000FF"/>
+          <w:sz w:val="24"/>
+        </w:rPr>
+        <w:t xml:space="preserve"> </w:t>
+      </w:r>
+      <w:r>
+        <w:rPr>
+          <w:rFonts w:ascii="Charis SIL Regular" w:hAnsi="Charis SIL Regular" w:eastAsia="Charis SIL Regular"/>
+          <w:b w:val="0"/>
+          <w:i w:val="0"/>
+          <w:color w:val="0000FF"/>
+          <w:sz w:val="24"/>
+        </w:rPr>
+        <w:hyperlink r:id="rId10" w:history="1">
+          <w:r>
+            <w:rPr>
+              <w:rStyle w:val="Hyperlink"/>
+            </w:rPr>
+            <w:t>Ceylo</w:t>
+          </w:r>
+        </w:hyperlink>
+      </w:r>
+      <w:r>
+        <w:rPr>
+          <w:rFonts w:ascii="Charis SIL Regular" w:hAnsi="Charis SIL Regular" w:eastAsia="Charis SIL Regular"/>
+          <w:b w:val="0"/>
+          <w:i w:val="0"/>
+          <w:color w:val="0000FF"/>
+          <w:sz w:val="24"/>
+        </w:rPr>
+        <w:hyperlink r:id="rId10" w:history="1">
+          <w:r>
+            <w:rPr>
+              <w:rStyle w:val="Hyperlink"/>
+            </w:rPr>
+            <w:t>n</w:t>
+          </w:r>
+        </w:hyperlink>
+      </w:r>
+      <w:r>
+        <w:rPr>
+          <w:rFonts w:ascii="Charis SIL Regular" w:hAnsi="Charis SIL Regular" w:eastAsia="Charis SIL Regular"/>
+          <w:b w:val="0"/>
+          <w:i w:val="0"/>
+          <w:color w:val="0000FF"/>
+          <w:sz w:val="24"/>
+        </w:rPr>
+        <w:t xml:space="preserve"> </w:t>
+      </w:r>
+      <w:r>
+        <w:rPr>
+          <w:rFonts w:ascii="Charis SIL Regular" w:hAnsi="Charis SIL Regular" w:eastAsia="Charis SIL Regular"/>
+          <w:b w:val="0"/>
+          <w:i w:val="0"/>
+          <w:color w:val="0000FF"/>
+          <w:sz w:val="24"/>
+        </w:rPr>
+        <w:hyperlink r:id="rId10" w:history="1">
+          <w:r>
+            <w:rPr>
+              <w:rStyle w:val="Hyperlink"/>
+            </w:rPr>
+            <w:t>for</w:t>
+          </w:r>
+        </w:hyperlink>
+      </w:r>
+      <w:r>
+        <w:rPr>
+          <w:rFonts w:ascii="Charis SIL Regular" w:hAnsi="Charis SIL Regular" w:eastAsia="Charis SIL Regular"/>
+          <w:b w:val="0"/>
+          <w:i w:val="0"/>
+          <w:color w:val="0000FF"/>
+          <w:sz w:val="24"/>
+        </w:rPr>
+        <w:t xml:space="preserve"> </w:t>
+      </w:r>
+      <w:r>
+        <w:rPr>
+          <w:rFonts w:ascii="Charis SIL Regular" w:hAnsi="Charis SIL Regular" w:eastAsia="Charis SIL Regular"/>
+          <w:b w:val="0"/>
+          <w:i w:val="0"/>
+          <w:color w:val="0000FF"/>
+          <w:sz w:val="24"/>
+        </w:rPr>
+        <w:hyperlink r:id="rId10" w:history="1">
+          <w:r>
+            <w:rPr>
+              <w:rStyle w:val="Hyperlink"/>
+            </w:rPr>
+            <w:t>a</w:t>
+          </w:r>
+        </w:hyperlink>
+      </w:r>
+      <w:r>
+        <w:rPr>
+          <w:rFonts w:ascii="Charis SIL Regular" w:hAnsi="Charis SIL Regular" w:eastAsia="Charis SIL Regular"/>
+          <w:b w:val="0"/>
+          <w:i w:val="0"/>
+          <w:color w:val="0000FF"/>
+          <w:sz w:val="24"/>
+        </w:rPr>
+        <w:t xml:space="preserve"> </w:t>
+      </w:r>
+      <w:r>
+        <w:rPr>
+          <w:rFonts w:ascii="Charis SIL Regular" w:hAnsi="Charis SIL Regular" w:eastAsia="Charis SIL Regular"/>
+          <w:b w:val="0"/>
+          <w:i w:val="0"/>
+          <w:color w:val="0000FF"/>
+          <w:sz w:val="24"/>
+        </w:rPr>
+        <w:hyperlink r:id="rId10" w:history="1">
+          <w:r>
+            <w:rPr>
+              <w:rStyle w:val="Hyperlink"/>
+            </w:rPr>
+            <w:t>cer</w:t>
+          </w:r>
+        </w:hyperlink>
       </w:r>
       <w:r>
         <w:rPr>
@@ -3063,14 +3231,7 @@
           <w:sz w:val="24"/>
           <w:u w:val="single"/>
         </w:rPr>
-        <w:hyperlink r:id="rId10" w:history="1">
-          <w:r>
-            <w:rPr>
-              <w:rStyle w:val="Hyperlink"/>
-            </w:rPr>
-            <w:t>m</w:t>
-          </w:r>
-        </w:hyperlink>
+        <w:t>m</w:t>
       </w:r>
       <w:r>
         <w:rPr>
@@ -3461,7 +3622,7 @@
           <w:color w:val="0000FF"/>
           <w:sz w:val="24"/>
         </w:rPr>
-        <w:hyperlink r:id="rId10" w:history="1">
+        <w:hyperlink r:id="rId11" w:history="1">
           <w:r>
             <w:rPr>
               <w:rStyle w:val="Hyperlink"/>
@@ -3469,6 +3630,148 @@
             <w:t>t</w:t>
           </w:r>
         </w:hyperlink>
+      </w:r>
+      <w:r>
+        <w:rPr>
+          <w:rFonts w:ascii="Charis SIL Regular" w:hAnsi="Charis SIL Regular" w:eastAsia="Charis SIL Regular"/>
+          <w:b w:val="0"/>
+          <w:i w:val="0"/>
+          <w:color w:val="0000FF"/>
+          <w:sz w:val="24"/>
+        </w:rPr>
+        <w:hyperlink r:id="rId11" w:history="1">
+          <w:r>
+            <w:rPr>
+              <w:rStyle w:val="Hyperlink"/>
+            </w:rPr>
+            <w:t>o</w:t>
+          </w:r>
+        </w:hyperlink>
+      </w:r>
+      <w:r>
+        <w:rPr>
+          <w:rFonts w:ascii="Charis SIL Regular" w:hAnsi="Charis SIL Regular" w:eastAsia="Charis SIL Regular"/>
+          <w:b w:val="0"/>
+          <w:i w:val="0"/>
+          <w:color w:val="0000FF"/>
+          <w:sz w:val="24"/>
+        </w:rPr>
+        <w:t xml:space="preserve"> </w:t>
+      </w:r>
+      <w:r>
+        <w:rPr>
+          <w:rFonts w:ascii="Charis SIL Regular" w:hAnsi="Charis SIL Regular" w:eastAsia="Charis SIL Regular"/>
+          <w:b w:val="0"/>
+          <w:i w:val="0"/>
+          <w:color w:val="0000FF"/>
+          <w:sz w:val="24"/>
+        </w:rPr>
+        <w:hyperlink r:id="rId11" w:history="1">
+          <w:r>
+            <w:rPr>
+              <w:rStyle w:val="Hyperlink"/>
+            </w:rPr>
+            <w:t>Sta</w:t>
+          </w:r>
+        </w:hyperlink>
+      </w:r>
+      <w:r>
+        <w:rPr>
+          <w:rFonts w:ascii="Charis SIL Regular" w:hAnsi="Charis SIL Regular" w:eastAsia="Charis SIL Regular"/>
+          <w:b w:val="0"/>
+          <w:i w:val="0"/>
+          <w:color w:val="0000FF"/>
+          <w:sz w:val="24"/>
+        </w:rPr>
+        <w:hyperlink r:id="rId11" w:history="1">
+          <w:r>
+            <w:rPr>
+              <w:rStyle w:val="Hyperlink"/>
+            </w:rPr>
+            <w:t>dth</w:t>
+          </w:r>
+        </w:hyperlink>
+      </w:r>
+      <w:r>
+        <w:rPr>
+          <w:rFonts w:ascii="Charis SIL Regular" w:hAnsi="Charis SIL Regular" w:eastAsia="Charis SIL Regular"/>
+          <w:b w:val="0"/>
+          <w:i w:val="0"/>
+          <w:color w:val="0000FF"/>
+          <w:sz w:val="24"/>
+        </w:rPr>
+        <w:hyperlink r:id="rId11" w:history="1">
+          <w:r>
+            <w:rPr>
+              <w:rStyle w:val="Hyperlink"/>
+            </w:rPr>
+            <w:t>o</w:t>
+          </w:r>
+        </w:hyperlink>
+      </w:r>
+      <w:r>
+        <w:rPr>
+          <w:rFonts w:ascii="Charis SIL Regular" w:hAnsi="Charis SIL Regular" w:eastAsia="Charis SIL Regular"/>
+          <w:b w:val="0"/>
+          <w:i w:val="0"/>
+          <w:color w:val="0000FF"/>
+          <w:sz w:val="24"/>
+        </w:rPr>
+        <w:hyperlink r:id="rId11" w:history="1">
+          <w:r>
+            <w:rPr>
+              <w:rStyle w:val="Hyperlink"/>
+            </w:rPr>
+            <w:t>lder</w:t>
+          </w:r>
+        </w:hyperlink>
+      </w:r>
+      <w:r>
+        <w:rPr>
+          <w:rFonts w:ascii="Charis SIL Regular" w:hAnsi="Charis SIL Regular" w:eastAsia="Charis SIL Regular"/>
+          <w:b w:val="0"/>
+          <w:i w:val="0"/>
+          <w:color w:val="0000FF"/>
+          <w:sz w:val="24"/>
+        </w:rPr>
+        <w:t xml:space="preserve"> Prince William</w:t>
+      </w:r>
+      <w:r>
+        <w:rPr>
+          <w:rFonts w:ascii="Charis SIL Regular" w:hAnsi="Charis SIL Regular" w:eastAsia="Charis SIL Regular"/>
+          <w:b w:val="0"/>
+          <w:i w:val="0"/>
+          <w:color w:val="0000FF"/>
+          <w:sz w:val="24"/>
+        </w:rPr>
+        <w:t xml:space="preserve"> </w:t>
+      </w:r>
+      <w:r>
+        <w:rPr>
+          <w:rFonts w:ascii="Charis SIL Regular" w:hAnsi="Charis SIL Regular" w:eastAsia="Charis SIL Regular"/>
+          <w:b w:val="0"/>
+          <w:i w:val="0"/>
+          <w:color w:val="0000FF"/>
+          <w:sz w:val="24"/>
+        </w:rPr>
+        <w:hyperlink r:id="rId10" w:history="1">
+          <w:r>
+            <w:rPr>
+              <w:rStyle w:val="Hyperlink"/>
+            </w:rPr>
+            <w:t>IV</w:t>
+          </w:r>
+        </w:hyperlink>
+      </w:r>
+      <w:r>
+        <w:rPr>
+          <w:rFonts w:ascii="Charis SIL Regular" w:hAnsi="Charis SIL Regular" w:eastAsia="Charis SIL Regular"/>
+          <w:b w:val="0"/>
+          <w:i w:val="0"/>
+          <w:color w:val="0000FF"/>
+          <w:sz w:val="24"/>
+        </w:rPr>
+        <w:t xml:space="preserve"> </w:t>
       </w:r>
       <w:r>
         <w:rPr>
@@ -3495,294 +3798,6 @@
           <w:color w:val="0000FF"/>
           <w:sz w:val="24"/>
         </w:rPr>
-        <w:t xml:space="preserve"> </w:t>
-      </w:r>
-      <w:r>
-        <w:rPr>
-          <w:rFonts w:ascii="Charis SIL Regular" w:hAnsi="Charis SIL Regular" w:eastAsia="Charis SIL Regular"/>
-          <w:b w:val="0"/>
-          <w:i w:val="0"/>
-          <w:color w:val="0000FF"/>
-          <w:sz w:val="24"/>
-        </w:rPr>
-        <w:hyperlink r:id="rId10" w:history="1">
-          <w:r>
-            <w:rPr>
-              <w:rStyle w:val="Hyperlink"/>
-            </w:rPr>
-            <w:t>Sta</w:t>
-          </w:r>
-        </w:hyperlink>
-      </w:r>
-      <w:r>
-        <w:rPr>
-          <w:rFonts w:ascii="Charis SIL Regular" w:hAnsi="Charis SIL Regular" w:eastAsia="Charis SIL Regular"/>
-          <w:b w:val="0"/>
-          <w:i w:val="0"/>
-          <w:color w:val="0000FF"/>
-          <w:sz w:val="24"/>
-        </w:rPr>
-        <w:hyperlink r:id="rId10" w:history="1">
-          <w:r>
-            <w:rPr>
-              <w:rStyle w:val="Hyperlink"/>
-            </w:rPr>
-            <w:t>dth</w:t>
-          </w:r>
-        </w:hyperlink>
-      </w:r>
-      <w:r>
-        <w:rPr>
-          <w:rFonts w:ascii="Charis SIL Regular" w:hAnsi="Charis SIL Regular" w:eastAsia="Charis SIL Regular"/>
-          <w:b w:val="0"/>
-          <w:i w:val="0"/>
-          <w:color w:val="0000FF"/>
-          <w:sz w:val="24"/>
-        </w:rPr>
-        <w:hyperlink r:id="rId10" w:history="1">
-          <w:r>
-            <w:rPr>
-              <w:rStyle w:val="Hyperlink"/>
-            </w:rPr>
-            <w:t>o</w:t>
-          </w:r>
-        </w:hyperlink>
-      </w:r>
-      <w:r>
-        <w:rPr>
-          <w:rFonts w:ascii="Charis SIL Regular" w:hAnsi="Charis SIL Regular" w:eastAsia="Charis SIL Regular"/>
-          <w:b w:val="0"/>
-          <w:i w:val="0"/>
-          <w:color w:val="0000FF"/>
-          <w:sz w:val="24"/>
-        </w:rPr>
-        <w:hyperlink r:id="rId10" w:history="1">
-          <w:r>
-            <w:rPr>
-              <w:rStyle w:val="Hyperlink"/>
-            </w:rPr>
-            <w:t>lder</w:t>
-          </w:r>
-        </w:hyperlink>
-      </w:r>
-      <w:r>
-        <w:rPr>
-          <w:rFonts w:ascii="Charis SIL Regular" w:hAnsi="Charis SIL Regular" w:eastAsia="Charis SIL Regular"/>
-          <w:b w:val="0"/>
-          <w:i w:val="0"/>
-          <w:color w:val="0000FF"/>
-          <w:sz w:val="24"/>
-        </w:rPr>
-        <w:t xml:space="preserve"> </w:t>
-      </w:r>
-      <w:r>
-        <w:rPr>
-          <w:rFonts w:ascii="Charis SIL Regular" w:hAnsi="Charis SIL Regular" w:eastAsia="Charis SIL Regular"/>
-          <w:b w:val="0"/>
-          <w:i w:val="0"/>
-          <w:color w:val="0000FF"/>
-          <w:sz w:val="24"/>
-        </w:rPr>
-        <w:hyperlink r:id="rId10" w:history="1">
-          <w:r>
-            <w:rPr>
-              <w:rStyle w:val="Hyperlink"/>
-            </w:rPr>
-            <w:t>P</w:t>
-          </w:r>
-        </w:hyperlink>
-      </w:r>
-      <w:r>
-        <w:rPr>
-          <w:rFonts w:ascii="Charis SIL Regular" w:hAnsi="Charis SIL Regular" w:eastAsia="Charis SIL Regular"/>
-          <w:b w:val="0"/>
-          <w:i w:val="0"/>
-          <w:color w:val="0000FF"/>
-          <w:sz w:val="24"/>
-        </w:rPr>
-        <w:hyperlink r:id="rId10" w:history="1">
-          <w:r>
-            <w:rPr>
-              <w:rStyle w:val="Hyperlink"/>
-            </w:rPr>
-            <w:t>r</w:t>
-          </w:r>
-        </w:hyperlink>
-      </w:r>
-      <w:r>
-        <w:rPr>
-          <w:rFonts w:ascii="Charis SIL Regular" w:hAnsi="Charis SIL Regular" w:eastAsia="Charis SIL Regular"/>
-          <w:b w:val="0"/>
-          <w:i w:val="0"/>
-          <w:color w:val="0000FF"/>
-          <w:sz w:val="24"/>
-        </w:rPr>
-        <w:hyperlink r:id="rId10" w:history="1">
-          <w:r>
-            <w:rPr>
-              <w:rStyle w:val="Hyperlink"/>
-            </w:rPr>
-            <w:t>in</w:t>
-          </w:r>
-        </w:hyperlink>
-      </w:r>
-      <w:r>
-        <w:rPr>
-          <w:rFonts w:ascii="Charis SIL Regular" w:hAnsi="Charis SIL Regular" w:eastAsia="Charis SIL Regular"/>
-          <w:b w:val="0"/>
-          <w:i w:val="0"/>
-          <w:color w:val="0000FF"/>
-          <w:sz w:val="24"/>
-        </w:rPr>
-        <w:hyperlink r:id="rId10" w:history="1">
-          <w:r>
-            <w:rPr>
-              <w:rStyle w:val="Hyperlink"/>
-            </w:rPr>
-            <w:t>ce</w:t>
-          </w:r>
-        </w:hyperlink>
-      </w:r>
-      <w:r>
-        <w:rPr>
-          <w:rFonts w:ascii="Charis SIL Regular" w:hAnsi="Charis SIL Regular" w:eastAsia="Charis SIL Regular"/>
-          <w:b w:val="0"/>
-          <w:i w:val="0"/>
-          <w:color w:val="0000FF"/>
-          <w:sz w:val="24"/>
-        </w:rPr>
-        <w:t xml:space="preserve"> </w:t>
-      </w:r>
-      <w:r>
-        <w:rPr>
-          <w:rFonts w:ascii="Charis SIL Regular" w:hAnsi="Charis SIL Regular" w:eastAsia="Charis SIL Regular"/>
-          <w:b w:val="0"/>
-          <w:i w:val="0"/>
-          <w:color w:val="0000FF"/>
-          <w:sz w:val="24"/>
-        </w:rPr>
-        <w:hyperlink r:id="rId10" w:history="1">
-          <w:r>
-            <w:rPr>
-              <w:rStyle w:val="Hyperlink"/>
-            </w:rPr>
-            <w:t>Wi</w:t>
-          </w:r>
-        </w:hyperlink>
-      </w:r>
-      <w:r>
-        <w:rPr>
-          <w:rFonts w:ascii="Charis SIL Regular" w:hAnsi="Charis SIL Regular" w:eastAsia="Charis SIL Regular"/>
-          <w:b w:val="0"/>
-          <w:i w:val="0"/>
-          <w:color w:val="0000FF"/>
-          <w:sz w:val="24"/>
-        </w:rPr>
-        <w:hyperlink r:id="rId10" w:history="1">
-          <w:r>
-            <w:rPr>
-              <w:rStyle w:val="Hyperlink"/>
-            </w:rPr>
-            <w:t>l</w:t>
-          </w:r>
-        </w:hyperlink>
-      </w:r>
-      <w:r>
-        <w:rPr>
-          <w:rFonts w:ascii="Charis SIL Regular" w:hAnsi="Charis SIL Regular" w:eastAsia="Charis SIL Regular"/>
-          <w:b w:val="0"/>
-          <w:i w:val="0"/>
-          <w:color w:val="0000FF"/>
-          <w:sz w:val="24"/>
-        </w:rPr>
-        <w:hyperlink r:id="rId10" w:history="1">
-          <w:r>
-            <w:rPr>
-              <w:rStyle w:val="Hyperlink"/>
-            </w:rPr>
-            <w:t>lia</w:t>
-          </w:r>
-        </w:hyperlink>
-      </w:r>
-      <w:r>
-        <w:rPr>
-          <w:rFonts w:ascii="Charis SIL Regular" w:hAnsi="Charis SIL Regular" w:eastAsia="Charis SIL Regular"/>
-          <w:b w:val="0"/>
-          <w:i w:val="0"/>
-          <w:color w:val="0000FF"/>
-          <w:sz w:val="24"/>
-        </w:rPr>
-        <w:hyperlink r:id="rId10" w:history="1">
-          <w:r>
-            <w:rPr>
-              <w:rStyle w:val="Hyperlink"/>
-            </w:rPr>
-            <w:t>m</w:t>
-          </w:r>
-        </w:hyperlink>
-      </w:r>
-      <w:r>
-        <w:rPr>
-          <w:rFonts w:ascii="Charis SIL Regular" w:hAnsi="Charis SIL Regular" w:eastAsia="Charis SIL Regular"/>
-          <w:b w:val="0"/>
-          <w:i w:val="0"/>
-          <w:color w:val="0000FF"/>
-          <w:sz w:val="24"/>
-        </w:rPr>
-        <w:t xml:space="preserve"> </w:t>
-      </w:r>
-      <w:r>
-        <w:rPr>
-          <w:rFonts w:ascii="Charis SIL Regular" w:hAnsi="Charis SIL Regular" w:eastAsia="Charis SIL Regular"/>
-          <w:b w:val="0"/>
-          <w:i w:val="0"/>
-          <w:color w:val="0000FF"/>
-          <w:sz w:val="24"/>
-        </w:rPr>
-        <w:hyperlink r:id="rId10" w:history="1">
-          <w:r>
-            <w:rPr>
-              <w:rStyle w:val="Hyperlink"/>
-            </w:rPr>
-            <w:t>IV</w:t>
-          </w:r>
-        </w:hyperlink>
-      </w:r>
-      <w:r>
-        <w:rPr>
-          <w:rFonts w:ascii="Charis SIL Regular" w:hAnsi="Charis SIL Regular" w:eastAsia="Charis SIL Regular"/>
-          <w:b w:val="0"/>
-          <w:i w:val="0"/>
-          <w:color w:val="0000FF"/>
-          <w:sz w:val="24"/>
-        </w:rPr>
-        <w:t xml:space="preserve"> </w:t>
-      </w:r>
-      <w:r>
-        <w:rPr>
-          <w:rFonts w:ascii="Charis SIL Regular" w:hAnsi="Charis SIL Regular" w:eastAsia="Charis SIL Regular"/>
-          <w:b w:val="0"/>
-          <w:i w:val="0"/>
-          <w:color w:val="0000FF"/>
-          <w:sz w:val="24"/>
-        </w:rPr>
-        <w:hyperlink r:id="rId10" w:history="1">
-          <w:r>
-            <w:rPr>
-              <w:rStyle w:val="Hyperlink"/>
-            </w:rPr>
-            <w:t>o</w:t>
-          </w:r>
-        </w:hyperlink>
-      </w:r>
-      <w:r>
-        <w:rPr>
-          <w:rFonts w:ascii="Charis SIL Regular" w:hAnsi="Charis SIL Regular" w:eastAsia="Charis SIL Regular"/>
-          <w:b w:val="0"/>
-          <w:i w:val="0"/>
-          <w:color w:val="0000FF"/>
-          <w:sz w:val="24"/>
-        </w:rPr>
         <w:hyperlink r:id="rId11" w:history="1">
           <w:r>
             <w:rPr>
@@ -4284,14 +4299,7 @@
           <w:color w:val="0000FF"/>
           <w:sz w:val="24"/>
         </w:rPr>
-        <w:hyperlink r:id="rId11" w:history="1">
-          <w:r>
-            <w:rPr>
-              <w:rStyle w:val="Hyperlink"/>
-            </w:rPr>
-            <w:t>m</w:t>
-          </w:r>
-        </w:hyperlink>
+        <w:t>m</w:t>
       </w:r>
       <w:r>
         <w:rPr>
@@ -5341,7 +5349,7 @@
         <w:autoSpaceDN w:val="0"/>
         <w:autoSpaceDE w:val="0"/>
         <w:widowControl/>
-        <w:spacing w:line="538" w:lineRule="exact" w:before="478" w:after="0"/>
+        <w:spacing w:line="538" w:lineRule="exact" w:before="458" w:after="0"/>
         <w:ind w:left="0" w:right="0" w:firstLine="0"/>
         <w:jc w:val="left"/>
       </w:pPr>
@@ -5398,7 +5406,7 @@
     </w:p>
     <w:sectPr>
       <w:pgSz w:w="11900" w:h="16840"/>
-      <w:pgMar w:top="448" w:right="938" w:bottom="1180" w:left="960" w:header="720" w:footer="720" w:gutter="0"/>
+      <w:pgMar w:top="448" w:right="938" w:bottom="1190" w:left="960" w:header="720" w:footer="720" w:gutter="0"/>
       <w:cols/>
       <w:docGrid w:linePitch="360"/>
     </w:sectPr>

--- a/EXPORTS/DOCX/review/niveau2/Dutch/Sri Lanka.docx
+++ b/EXPORTS/DOCX/review/niveau2/Dutch/Sri Lanka.docx
@@ -1175,14 +1175,78 @@
           <w:color w:val="0000FF"/>
           <w:sz w:val="24"/>
         </w:rPr>
+        <w:t xml:space="preserve">1942.0.123.x Letter from King Sri Vijaya Rajasinga </w:t>
+      </w:r>
+      <w:r>
+        <w:rPr>
+          <w:rFonts w:ascii="Charis SIL Regular" w:hAnsi="Charis SIL Regular" w:eastAsia="Charis SIL Regular"/>
+          <w:b w:val="0"/>
+          <w:i w:val="0"/>
+          <w:color w:val="0000FF"/>
+          <w:sz w:val="24"/>
+        </w:rPr>
+        <w:hyperlink r:id="rId9" w:history="1">
+          <w:r>
+            <w:rPr>
+              <w:rStyle w:val="Hyperlink"/>
+            </w:rPr>
+            <w:t>of</w:t>
+          </w:r>
+        </w:hyperlink>
+      </w:r>
+      <w:r>
+        <w:rPr>
+          <w:rFonts w:ascii="Charis SIL Regular" w:hAnsi="Charis SIL Regular" w:eastAsia="Charis SIL Regular"/>
+          <w:b w:val="0"/>
+          <w:i w:val="0"/>
+          <w:color w:val="0000FF"/>
+          <w:sz w:val="24"/>
+        </w:rPr>
+        <w:t xml:space="preserve"> </w:t>
+      </w:r>
+      <w:r>
+        <w:rPr>
+          <w:rFonts w:ascii="Charis SIL Regular" w:hAnsi="Charis SIL Regular" w:eastAsia="Charis SIL Regular"/>
+          <w:b w:val="0"/>
+          <w:i w:val="0"/>
+          <w:color w:val="0000FF"/>
+          <w:sz w:val="24"/>
+        </w:rPr>
+        <w:hyperlink r:id="rId9" w:history="1">
+          <w:r>
+            <w:rPr>
+              <w:rStyle w:val="Hyperlink"/>
+            </w:rPr>
+            <w:t>Kan</w:t>
+          </w:r>
+        </w:hyperlink>
+      </w:r>
+      <w:r>
+        <w:rPr>
+          <w:rFonts w:ascii="Charis SIL Regular" w:hAnsi="Charis SIL Regular" w:eastAsia="Charis SIL Regular"/>
+          <w:b w:val="0"/>
+          <w:i w:val="0"/>
+          <w:color w:val="0000FF"/>
+          <w:sz w:val="24"/>
+        </w:rPr>
         <w:hyperlink r:id="rId10" w:history="1">
           <w:r>
             <w:rPr>
               <w:rStyle w:val="Hyperlink"/>
             </w:rPr>
-            <w:t>1942.0</w:t>
+            <w:t>dy</w:t>
           </w:r>
         </w:hyperlink>
+      </w:r>
+      <w:r>
+        <w:rPr>
+          <w:rFonts w:ascii="Charis SIL Regular" w:hAnsi="Charis SIL Regular" w:eastAsia="Charis SIL Regular"/>
+          <w:b w:val="0"/>
+          <w:i w:val="0"/>
+          <w:color w:val="0000FF"/>
+          <w:sz w:val="24"/>
+        </w:rPr>
+        <w:t xml:space="preserve"> </w:t>
       </w:r>
       <w:r>
         <w:rPr>
@@ -1197,9 +1261,19 @@
             <w:rPr>
               <w:rStyle w:val="Hyperlink"/>
             </w:rPr>
-            <w:t>.123.</w:t>
+            <w:t>(or</w:t>
           </w:r>
         </w:hyperlink>
+      </w:r>
+      <w:r>
+        <w:rPr>
+          <w:rFonts w:ascii="Charis SIL Regular" w:hAnsi="Charis SIL Regular" w:eastAsia="Charis SIL Regular"/>
+          <w:b w:val="0"/>
+          <w:i w:val="0"/>
+          <w:color w:val="0000FF"/>
+          <w:sz w:val="24"/>
+        </w:rPr>
+        <w:t xml:space="preserve"> </w:t>
       </w:r>
       <w:r>
         <w:rPr>
@@ -1214,7 +1288,7 @@
             <w:rPr>
               <w:rStyle w:val="Hyperlink"/>
             </w:rPr>
-            <w:t>x</w:t>
+            <w:t>his</w:t>
           </w:r>
         </w:hyperlink>
       </w:r>
@@ -1241,9 +1315,378 @@
             <w:rPr>
               <w:rStyle w:val="Hyperlink"/>
             </w:rPr>
-            <w:t>Le</w:t>
+            <w:t>court)</w:t>
           </w:r>
         </w:hyperlink>
+      </w:r>
+      <w:r>
+        <w:rPr>
+          <w:rFonts w:ascii="Charis SIL Regular" w:hAnsi="Charis SIL Regular" w:eastAsia="Charis SIL Regular"/>
+          <w:b w:val="0"/>
+          <w:i w:val="0"/>
+          <w:color w:val="0000FF"/>
+          <w:sz w:val="24"/>
+        </w:rPr>
+        <w:t xml:space="preserve"> </w:t>
+      </w:r>
+      <w:r>
+        <w:rPr>
+          <w:rFonts w:ascii="Charis SIL Regular" w:hAnsi="Charis SIL Regular" w:eastAsia="Charis SIL Regular"/>
+          <w:b w:val="0"/>
+          <w:i w:val="0"/>
+          <w:color w:val="0000FF"/>
+          <w:sz w:val="24"/>
+        </w:rPr>
+        <w:hyperlink r:id="rId10" w:history="1">
+          <w:r>
+            <w:rPr>
+              <w:rStyle w:val="Hyperlink"/>
+            </w:rPr>
+            <w:t>to</w:t>
+          </w:r>
+        </w:hyperlink>
+      </w:r>
+      <w:r>
+        <w:rPr>
+          <w:rFonts w:ascii="Charis SIL Regular" w:hAnsi="Charis SIL Regular" w:eastAsia="Charis SIL Regular"/>
+          <w:b w:val="0"/>
+          <w:i w:val="0"/>
+          <w:color w:val="0000FF"/>
+          <w:sz w:val="24"/>
+        </w:rPr>
+        <w:t xml:space="preserve"> </w:t>
+      </w:r>
+      <w:r>
+        <w:rPr>
+          <w:rFonts w:ascii="Charis SIL Regular" w:hAnsi="Charis SIL Regular" w:eastAsia="Charis SIL Regular"/>
+          <w:b w:val="0"/>
+          <w:i w:val="0"/>
+          <w:color w:val="0000FF"/>
+          <w:sz w:val="24"/>
+        </w:rPr>
+        <w:hyperlink r:id="rId10" w:history="1">
+          <w:r>
+            <w:rPr>
+              <w:rStyle w:val="Hyperlink"/>
+            </w:rPr>
+            <w:t xml:space="preserve">Governor </w:t>
+          </w:r>
+        </w:hyperlink>
+      </w:r>
+      <w:r>
+        <w:rPr>
+          <w:rFonts w:ascii="Charis SIL Regular" w:hAnsi="Charis SIL Regular" w:eastAsia="Charis SIL Regular"/>
+          <w:b w:val="0"/>
+          <w:i w:val="0"/>
+          <w:color w:val="0000FF"/>
+          <w:sz w:val="24"/>
+        </w:rPr>
+        <w:hyperlink r:id="rId10" w:history="1">
+          <w:r>
+            <w:rPr>
+              <w:rStyle w:val="Hyperlink"/>
+            </w:rPr>
+            <w:t>Julius</w:t>
+          </w:r>
+        </w:hyperlink>
+      </w:r>
+      <w:r>
+        <w:rPr>
+          <w:rFonts w:ascii="Charis SIL Regular" w:hAnsi="Charis SIL Regular" w:eastAsia="Charis SIL Regular"/>
+          <w:b w:val="0"/>
+          <w:i w:val="0"/>
+          <w:color w:val="0000FF"/>
+          <w:sz w:val="24"/>
+        </w:rPr>
+        <w:t xml:space="preserve"> </w:t>
+      </w:r>
+      <w:r>
+        <w:rPr>
+          <w:rFonts w:ascii="Charis SIL Regular" w:hAnsi="Charis SIL Regular" w:eastAsia="Charis SIL Regular"/>
+          <w:b w:val="0"/>
+          <w:i w:val="0"/>
+          <w:color w:val="0000FF"/>
+          <w:sz w:val="24"/>
+        </w:rPr>
+        <w:hyperlink r:id="rId10" w:history="1">
+          <w:r>
+            <w:rPr>
+              <w:rStyle w:val="Hyperlink"/>
+            </w:rPr>
+            <w:t>Valent</w:t>
+          </w:r>
+        </w:hyperlink>
+      </w:r>
+      <w:r>
+        <w:rPr>
+          <w:rFonts w:ascii="Charis SIL Regular" w:hAnsi="Charis SIL Regular" w:eastAsia="Charis SIL Regular"/>
+          <w:b w:val="0"/>
+          <w:i w:val="0"/>
+          <w:color w:val="0000FF"/>
+          <w:sz w:val="24"/>
+        </w:rPr>
+        <w:hyperlink r:id="rId10" w:history="1">
+          <w:r>
+            <w:rPr>
+              <w:rStyle w:val="Hyperlink"/>
+            </w:rPr>
+            <w:t>i</w:t>
+          </w:r>
+        </w:hyperlink>
+      </w:r>
+      <w:r>
+        <w:rPr>
+          <w:rFonts w:ascii="Charis SIL Regular" w:hAnsi="Charis SIL Regular" w:eastAsia="Charis SIL Regular"/>
+          <w:b w:val="0"/>
+          <w:i w:val="0"/>
+          <w:color w:val="0000FF"/>
+          <w:sz w:val="24"/>
+        </w:rPr>
+        <w:hyperlink r:id="rId10" w:history="1">
+          <w:r>
+            <w:rPr>
+              <w:rStyle w:val="Hyperlink"/>
+            </w:rPr>
+            <w:t>jn</w:t>
+          </w:r>
+        </w:hyperlink>
+      </w:r>
+      <w:r>
+        <w:rPr>
+          <w:rFonts w:ascii="Charis SIL Regular" w:hAnsi="Charis SIL Regular" w:eastAsia="Charis SIL Regular"/>
+          <w:b w:val="0"/>
+          <w:i w:val="0"/>
+          <w:color w:val="0000FF"/>
+          <w:sz w:val="24"/>
+        </w:rPr>
+        <w:t xml:space="preserve"> </w:t>
+      </w:r>
+      <w:r>
+        <w:rPr>
+          <w:rFonts w:ascii="Charis SIL Regular" w:hAnsi="Charis SIL Regular" w:eastAsia="Charis SIL Regular"/>
+          <w:b w:val="0"/>
+          <w:i w:val="0"/>
+          <w:color w:val="0000FF"/>
+          <w:sz w:val="24"/>
+        </w:rPr>
+        <w:hyperlink r:id="rId10" w:history="1">
+          <w:r>
+            <w:rPr>
+              <w:rStyle w:val="Hyperlink"/>
+            </w:rPr>
+            <w:t>Stei</w:t>
+          </w:r>
+        </w:hyperlink>
+      </w:r>
+      <w:r>
+        <w:rPr>
+          <w:rFonts w:ascii="Charis SIL Regular" w:hAnsi="Charis SIL Regular" w:eastAsia="Charis SIL Regular"/>
+          <w:b w:val="0"/>
+          <w:i w:val="0"/>
+          <w:color w:val="0000FF"/>
+          <w:sz w:val="24"/>
+        </w:rPr>
+        <w:hyperlink r:id="rId10" w:history="1">
+          <w:r>
+            <w:rPr>
+              <w:rStyle w:val="Hyperlink"/>
+            </w:rPr>
+            <w:t>n</w:t>
+          </w:r>
+        </w:hyperlink>
+      </w:r>
+      <w:r>
+        <w:rPr>
+          <w:rFonts w:ascii="Charis SIL Regular" w:hAnsi="Charis SIL Regular" w:eastAsia="Charis SIL Regular"/>
+          <w:b w:val="0"/>
+          <w:i w:val="0"/>
+          <w:color w:val="0000FF"/>
+          <w:sz w:val="24"/>
+        </w:rPr>
+        <w:t xml:space="preserve"> </w:t>
+      </w:r>
+      <w:r>
+        <w:rPr>
+          <w:rFonts w:ascii="Charis SIL Regular" w:hAnsi="Charis SIL Regular" w:eastAsia="Charis SIL Regular"/>
+          <w:b w:val="0"/>
+          <w:i w:val="0"/>
+          <w:color w:val="0000FF"/>
+          <w:sz w:val="24"/>
+        </w:rPr>
+        <w:hyperlink r:id="rId10" w:history="1">
+          <w:r>
+            <w:rPr>
+              <w:rStyle w:val="Hyperlink"/>
+            </w:rPr>
+            <w:t>van</w:t>
+          </w:r>
+        </w:hyperlink>
+      </w:r>
+      <w:r>
+        <w:rPr>
+          <w:rFonts w:ascii="Charis SIL Regular" w:hAnsi="Charis SIL Regular" w:eastAsia="Charis SIL Regular"/>
+          <w:b w:val="0"/>
+          <w:i w:val="0"/>
+          <w:color w:val="0000FF"/>
+          <w:sz w:val="24"/>
+        </w:rPr>
+        <w:t xml:space="preserve"> </w:t>
+      </w:r>
+      <w:r>
+        <w:rPr>
+          <w:rFonts w:ascii="Charis SIL Regular" w:hAnsi="Charis SIL Regular" w:eastAsia="Charis SIL Regular"/>
+          <w:b w:val="0"/>
+          <w:i w:val="0"/>
+          <w:color w:val="0000FF"/>
+          <w:sz w:val="24"/>
+        </w:rPr>
+        <w:hyperlink r:id="rId10" w:history="1">
+          <w:r>
+            <w:rPr>
+              <w:rStyle w:val="Hyperlink"/>
+            </w:rPr>
+            <w:t>Goll</w:t>
+          </w:r>
+        </w:hyperlink>
+      </w:r>
+      <w:r>
+        <w:rPr>
+          <w:rFonts w:ascii="Charis SIL Regular" w:hAnsi="Charis SIL Regular" w:eastAsia="Charis SIL Regular"/>
+          <w:b w:val="0"/>
+          <w:i w:val="0"/>
+          <w:color w:val="0000FF"/>
+          <w:sz w:val="24"/>
+        </w:rPr>
+        <w:hyperlink r:id="rId10" w:history="1">
+          <w:r>
+            <w:rPr>
+              <w:rStyle w:val="Hyperlink"/>
+            </w:rPr>
+            <w:t>o</w:t>
+          </w:r>
+        </w:hyperlink>
+      </w:r>
+      <w:r>
+        <w:rPr>
+          <w:rFonts w:ascii="Charis SIL Regular" w:hAnsi="Charis SIL Regular" w:eastAsia="Charis SIL Regular"/>
+          <w:b w:val="0"/>
+          <w:i w:val="0"/>
+          <w:color w:val="0000FF"/>
+          <w:sz w:val="24"/>
+        </w:rPr>
+        <w:hyperlink r:id="rId10" w:history="1">
+          <w:r>
+            <w:rPr>
+              <w:rStyle w:val="Hyperlink"/>
+            </w:rPr>
+            <w:t>ne</w:t>
+          </w:r>
+        </w:hyperlink>
+      </w:r>
+      <w:r>
+        <w:rPr>
+          <w:rFonts w:ascii="Charis SIL Regular" w:hAnsi="Charis SIL Regular" w:eastAsia="Charis SIL Regular"/>
+          <w:b w:val="0"/>
+          <w:i w:val="0"/>
+          <w:color w:val="0000FF"/>
+          <w:sz w:val="24"/>
+        </w:rPr>
+        <w:hyperlink r:id="rId10" w:history="1">
+          <w:r>
+            <w:rPr>
+              <w:rStyle w:val="Hyperlink"/>
+            </w:rPr>
+            <w:t>s</w:t>
+          </w:r>
+        </w:hyperlink>
+      </w:r>
+      <w:r>
+        <w:rPr>
+          <w:rFonts w:ascii="Charis SIL Regular" w:hAnsi="Charis SIL Regular" w:eastAsia="Charis SIL Regular"/>
+          <w:b w:val="0"/>
+          <w:i w:val="0"/>
+          <w:color w:val="0000FF"/>
+          <w:sz w:val="24"/>
+        </w:rPr>
+        <w:hyperlink r:id="rId10" w:history="1">
+          <w:r>
+            <w:rPr>
+              <w:rStyle w:val="Hyperlink"/>
+            </w:rPr>
+            <w:t>se,</w:t>
+          </w:r>
+        </w:hyperlink>
+      </w:r>
+      <w:r>
+        <w:rPr>
+          <w:rFonts w:ascii="Charis SIL Regular" w:hAnsi="Charis SIL Regular" w:eastAsia="Charis SIL Regular"/>
+          <w:b w:val="0"/>
+          <w:i w:val="0"/>
+          <w:color w:val="0000FF"/>
+          <w:sz w:val="24"/>
+        </w:rPr>
+        <w:t xml:space="preserve"> </w:t>
+      </w:r>
+      <w:r>
+        <w:rPr>
+          <w:rFonts w:ascii="Charis SIL Regular" w:hAnsi="Charis SIL Regular" w:eastAsia="Charis SIL Regular"/>
+          <w:b w:val="0"/>
+          <w:i w:val="0"/>
+          <w:color w:val="0000FF"/>
+          <w:sz w:val="24"/>
+        </w:rPr>
+        <w:hyperlink r:id="rId10" w:history="1">
+          <w:r>
+            <w:rPr>
+              <w:rStyle w:val="Hyperlink"/>
+            </w:rPr>
+            <w:t>co</w:t>
+          </w:r>
+        </w:hyperlink>
+      </w:r>
+      <w:r>
+        <w:rPr>
+          <w:rFonts w:ascii="Charis SIL Regular" w:hAnsi="Charis SIL Regular" w:eastAsia="Charis SIL Regular"/>
+          <w:b w:val="0"/>
+          <w:i w:val="0"/>
+          <w:color w:val="0000FF"/>
+          <w:sz w:val="24"/>
+        </w:rPr>
+        <w:hyperlink r:id="rId10" w:history="1">
+          <w:r>
+            <w:rPr>
+              <w:rStyle w:val="Hyperlink"/>
+            </w:rPr>
+            <w:t>n</w:t>
+          </w:r>
+        </w:hyperlink>
+      </w:r>
+      <w:r>
+        <w:rPr>
+          <w:rFonts w:ascii="Charis SIL Regular" w:hAnsi="Charis SIL Regular" w:eastAsia="Charis SIL Regular"/>
+          <w:b w:val="0"/>
+          <w:i w:val="0"/>
+          <w:color w:val="0000FF"/>
+          <w:sz w:val="24"/>
+        </w:rPr>
+        <w:hyperlink r:id="rId10" w:history="1">
+          <w:r>
+            <w:rPr>
+              <w:rStyle w:val="Hyperlink"/>
+            </w:rPr>
+            <w:t>cerning</w:t>
+          </w:r>
+        </w:hyperlink>
+      </w:r>
+      <w:r>
+        <w:rPr>
+          <w:rFonts w:ascii="Charis SIL Regular" w:hAnsi="Charis SIL Regular" w:eastAsia="Charis SIL Regular"/>
+          <w:b w:val="0"/>
+          <w:i w:val="0"/>
+          <w:color w:val="0000FF"/>
+          <w:sz w:val="24"/>
+        </w:rPr>
+        <w:t xml:space="preserve"> </w:t>
       </w:r>
       <w:r>
         <w:rPr>
@@ -1275,7 +1718,7 @@
             <w:rPr>
               <w:rStyle w:val="Hyperlink"/>
             </w:rPr>
-            <w:t>te</w:t>
+            <w:t>h</w:t>
           </w:r>
         </w:hyperlink>
       </w:r>
@@ -1286,6 +1729,898 @@
           <w:i w:val="0"/>
           <w:color w:val="0000FF"/>
           <w:sz w:val="24"/>
+        </w:rPr>
+        <w:hyperlink r:id="rId10" w:history="1">
+          <w:r>
+            <w:rPr>
+              <w:rStyle w:val="Hyperlink"/>
+            </w:rPr>
+            <w:t>e</w:t>
+          </w:r>
+        </w:hyperlink>
+      </w:r>
+      <w:r>
+        <w:rPr>
+          <w:rFonts w:ascii="Charis SIL Regular" w:hAnsi="Charis SIL Regular" w:eastAsia="Charis SIL Regular"/>
+          <w:b w:val="0"/>
+          <w:i w:val="0"/>
+          <w:color w:val="0000FF"/>
+          <w:sz w:val="24"/>
+        </w:rPr>
+        <w:t xml:space="preserve"> </w:t>
+      </w:r>
+      <w:r>
+        <w:rPr>
+          <w:rFonts w:ascii="Charis SIL Regular" w:hAnsi="Charis SIL Regular" w:eastAsia="Charis SIL Regular"/>
+          <w:b w:val="0"/>
+          <w:i w:val="0"/>
+          <w:color w:val="0000FF"/>
+          <w:sz w:val="24"/>
+        </w:rPr>
+        <w:hyperlink r:id="rId10" w:history="1">
+          <w:r>
+            <w:rPr>
+              <w:rStyle w:val="Hyperlink"/>
+            </w:rPr>
+            <w:t>t</w:t>
+          </w:r>
+        </w:hyperlink>
+      </w:r>
+      <w:r>
+        <w:rPr>
+          <w:rFonts w:ascii="Charis SIL Regular" w:hAnsi="Charis SIL Regular" w:eastAsia="Charis SIL Regular"/>
+          <w:b w:val="0"/>
+          <w:i w:val="0"/>
+          <w:color w:val="0000FF"/>
+          <w:sz w:val="24"/>
+        </w:rPr>
+        <w:hyperlink r:id="rId10" w:history="1">
+          <w:r>
+            <w:rPr>
+              <w:rStyle w:val="Hyperlink"/>
+            </w:rPr>
+            <w:t>ranspo</w:t>
+          </w:r>
+        </w:hyperlink>
+      </w:r>
+      <w:r>
+        <w:rPr>
+          <w:rFonts w:ascii="Charis SIL Regular" w:hAnsi="Charis SIL Regular" w:eastAsia="Charis SIL Regular"/>
+          <w:b w:val="0"/>
+          <w:i w:val="0"/>
+          <w:color w:val="0000FF"/>
+          <w:sz w:val="24"/>
+        </w:rPr>
+        <w:hyperlink r:id="rId10" w:history="1">
+          <w:r>
+            <w:rPr>
+              <w:rStyle w:val="Hyperlink"/>
+            </w:rPr>
+            <w:t>rt</w:t>
+          </w:r>
+        </w:hyperlink>
+      </w:r>
+      <w:r>
+        <w:rPr>
+          <w:rFonts w:ascii="Charis SIL Regular" w:hAnsi="Charis SIL Regular" w:eastAsia="Charis SIL Regular"/>
+          <w:b w:val="0"/>
+          <w:i w:val="0"/>
+          <w:color w:val="0000FF"/>
+          <w:sz w:val="24"/>
+        </w:rPr>
+        <w:t xml:space="preserve"> </w:t>
+      </w:r>
+      <w:r>
+        <w:rPr>
+          <w:rFonts w:ascii="Charis SIL Regular" w:hAnsi="Charis SIL Regular" w:eastAsia="Charis SIL Regular"/>
+          <w:b w:val="0"/>
+          <w:i w:val="0"/>
+          <w:color w:val="0000FF"/>
+          <w:sz w:val="24"/>
+        </w:rPr>
+        <w:hyperlink r:id="rId10" w:history="1">
+          <w:r>
+            <w:rPr>
+              <w:rStyle w:val="Hyperlink"/>
+            </w:rPr>
+            <w:t>o</w:t>
+          </w:r>
+        </w:hyperlink>
+      </w:r>
+      <w:r>
+        <w:rPr>
+          <w:rFonts w:ascii="Charis SIL Regular" w:hAnsi="Charis SIL Regular" w:eastAsia="Charis SIL Regular"/>
+          <w:b w:val="0"/>
+          <w:i w:val="0"/>
+          <w:color w:val="0000FF"/>
+          <w:sz w:val="24"/>
+        </w:rPr>
+        <w:hyperlink r:id="rId10" w:history="1">
+          <w:r>
+            <w:rPr>
+              <w:rStyle w:val="Hyperlink"/>
+            </w:rPr>
+            <w:t>f</w:t>
+          </w:r>
+        </w:hyperlink>
+      </w:r>
+      <w:r>
+        <w:rPr>
+          <w:rFonts w:ascii="Charis SIL Regular" w:hAnsi="Charis SIL Regular" w:eastAsia="Charis SIL Regular"/>
+          <w:b w:val="0"/>
+          <w:i w:val="0"/>
+          <w:color w:val="0000FF"/>
+          <w:sz w:val="24"/>
+        </w:rPr>
+        <w:t xml:space="preserve"> </w:t>
+      </w:r>
+      <w:r>
+        <w:rPr>
+          <w:rFonts w:ascii="Charis SIL Regular" w:hAnsi="Charis SIL Regular" w:eastAsia="Charis SIL Regular"/>
+          <w:b w:val="0"/>
+          <w:i w:val="0"/>
+          <w:color w:val="0000FF"/>
+          <w:sz w:val="24"/>
+        </w:rPr>
+        <w:hyperlink r:id="rId10" w:history="1">
+          <w:r>
+            <w:rPr>
+              <w:rStyle w:val="Hyperlink"/>
+            </w:rPr>
+            <w:t>B</w:t>
+          </w:r>
+        </w:hyperlink>
+      </w:r>
+      <w:r>
+        <w:rPr>
+          <w:rFonts w:ascii="Charis SIL Regular" w:hAnsi="Charis SIL Regular" w:eastAsia="Charis SIL Regular"/>
+          <w:b w:val="0"/>
+          <w:i w:val="0"/>
+          <w:color w:val="0000FF"/>
+          <w:sz w:val="24"/>
+        </w:rPr>
+        <w:hyperlink r:id="rId10" w:history="1">
+          <w:r>
+            <w:rPr>
+              <w:rStyle w:val="Hyperlink"/>
+            </w:rPr>
+            <w:t>u</w:t>
+          </w:r>
+        </w:hyperlink>
+      </w:r>
+      <w:r>
+        <w:rPr>
+          <w:rFonts w:ascii="Charis SIL Regular" w:hAnsi="Charis SIL Regular" w:eastAsia="Charis SIL Regular"/>
+          <w:b w:val="0"/>
+          <w:i w:val="0"/>
+          <w:color w:val="0000FF"/>
+          <w:sz w:val="24"/>
+        </w:rPr>
+        <w:hyperlink r:id="rId10" w:history="1">
+          <w:r>
+            <w:rPr>
+              <w:rStyle w:val="Hyperlink"/>
+            </w:rPr>
+            <w:t>ddhist</w:t>
+          </w:r>
+        </w:hyperlink>
+      </w:r>
+      <w:r>
+        <w:rPr>
+          <w:rFonts w:ascii="Charis SIL Regular" w:hAnsi="Charis SIL Regular" w:eastAsia="Charis SIL Regular"/>
+          <w:b w:val="0"/>
+          <w:i w:val="0"/>
+          <w:color w:val="0000FF"/>
+          <w:sz w:val="24"/>
+        </w:rPr>
+        <w:t xml:space="preserve"> </w:t>
+      </w:r>
+      <w:r>
+        <w:rPr>
+          <w:rFonts w:ascii="Charis SIL Regular" w:hAnsi="Charis SIL Regular" w:eastAsia="Charis SIL Regular"/>
+          <w:b w:val="0"/>
+          <w:i w:val="0"/>
+          <w:color w:val="0000FF"/>
+          <w:sz w:val="24"/>
+        </w:rPr>
+        <w:hyperlink r:id="rId10" w:history="1">
+          <w:r>
+            <w:rPr>
+              <w:rStyle w:val="Hyperlink"/>
+            </w:rPr>
+            <w:t>m</w:t>
+          </w:r>
+        </w:hyperlink>
+      </w:r>
+      <w:r>
+        <w:rPr>
+          <w:rFonts w:ascii="Charis SIL Regular" w:hAnsi="Charis SIL Regular" w:eastAsia="Charis SIL Regular"/>
+          <w:b w:val="0"/>
+          <w:i w:val="0"/>
+          <w:color w:val="0000FF"/>
+          <w:sz w:val="24"/>
+        </w:rPr>
+        <w:hyperlink r:id="rId10" w:history="1">
+          <w:r>
+            <w:rPr>
+              <w:rStyle w:val="Hyperlink"/>
+            </w:rPr>
+            <w:t>onks</w:t>
+          </w:r>
+        </w:hyperlink>
+      </w:r>
+      <w:r>
+        <w:rPr>
+          <w:rFonts w:ascii="Charis SIL Regular" w:hAnsi="Charis SIL Regular" w:eastAsia="Charis SIL Regular"/>
+          <w:b w:val="0"/>
+          <w:i w:val="0"/>
+          <w:color w:val="0000FF"/>
+          <w:sz w:val="24"/>
+        </w:rPr>
+        <w:t xml:space="preserve"> </w:t>
+      </w:r>
+      <w:r>
+        <w:rPr>
+          <w:rFonts w:ascii="Charis SIL Regular" w:hAnsi="Charis SIL Regular" w:eastAsia="Charis SIL Regular"/>
+          <w:b w:val="0"/>
+          <w:i w:val="0"/>
+          <w:color w:val="0000FF"/>
+          <w:sz w:val="24"/>
+        </w:rPr>
+        <w:hyperlink r:id="rId10" w:history="1">
+          <w:r>
+            <w:rPr>
+              <w:rStyle w:val="Hyperlink"/>
+            </w:rPr>
+            <w:t xml:space="preserve">from </w:t>
+          </w:r>
+        </w:hyperlink>
+      </w:r>
+      <w:r>
+        <w:rPr>
+          <w:rFonts w:ascii="Charis SIL Regular" w:hAnsi="Charis SIL Regular" w:eastAsia="Charis SIL Regular"/>
+          <w:b w:val="0"/>
+          <w:i w:val="0"/>
+          <w:color w:val="0000FF"/>
+          <w:sz w:val="24"/>
+        </w:rPr>
+        <w:hyperlink r:id="rId10" w:history="1">
+          <w:r>
+            <w:rPr>
+              <w:rStyle w:val="Hyperlink"/>
+            </w:rPr>
+            <w:t>Burm</w:t>
+          </w:r>
+        </w:hyperlink>
+      </w:r>
+      <w:r>
+        <w:rPr>
+          <w:rFonts w:ascii="Charis SIL Regular" w:hAnsi="Charis SIL Regular" w:eastAsia="Charis SIL Regular"/>
+          <w:b w:val="0"/>
+          <w:i w:val="0"/>
+          <w:color w:val="0000FF"/>
+          <w:sz w:val="24"/>
+        </w:rPr>
+        <w:hyperlink r:id="rId10" w:history="1">
+          <w:r>
+            <w:rPr>
+              <w:rStyle w:val="Hyperlink"/>
+            </w:rPr>
+            <w:t>a</w:t>
+          </w:r>
+        </w:hyperlink>
+      </w:r>
+      <w:r>
+        <w:rPr>
+          <w:rFonts w:ascii="Charis SIL Regular" w:hAnsi="Charis SIL Regular" w:eastAsia="Charis SIL Regular"/>
+          <w:b w:val="0"/>
+          <w:i w:val="0"/>
+          <w:color w:val="0000FF"/>
+          <w:sz w:val="24"/>
+        </w:rPr>
+        <w:t xml:space="preserve"> </w:t>
+      </w:r>
+      <w:r>
+        <w:rPr>
+          <w:rFonts w:ascii="Charis SIL Regular" w:hAnsi="Charis SIL Regular" w:eastAsia="Charis SIL Regular"/>
+          <w:b w:val="0"/>
+          <w:i w:val="0"/>
+          <w:color w:val="0000FF"/>
+          <w:sz w:val="24"/>
+        </w:rPr>
+        <w:hyperlink r:id="rId10" w:history="1">
+          <w:r>
+            <w:rPr>
+              <w:rStyle w:val="Hyperlink"/>
+            </w:rPr>
+            <w:t>to</w:t>
+          </w:r>
+        </w:hyperlink>
+      </w:r>
+      <w:r>
+        <w:rPr>
+          <w:rFonts w:ascii="Charis SIL Regular" w:hAnsi="Charis SIL Regular" w:eastAsia="Charis SIL Regular"/>
+          <w:b w:val="0"/>
+          <w:i w:val="0"/>
+          <w:color w:val="0000FF"/>
+          <w:sz w:val="24"/>
+        </w:rPr>
+        <w:t xml:space="preserve"> </w:t>
+      </w:r>
+      <w:r>
+        <w:rPr>
+          <w:rFonts w:ascii="Charis SIL Regular" w:hAnsi="Charis SIL Regular" w:eastAsia="Charis SIL Regular"/>
+          <w:b w:val="0"/>
+          <w:i w:val="0"/>
+          <w:color w:val="0000FF"/>
+          <w:sz w:val="24"/>
+        </w:rPr>
+        <w:hyperlink r:id="rId10" w:history="1">
+          <w:r>
+            <w:rPr>
+              <w:rStyle w:val="Hyperlink"/>
+            </w:rPr>
+            <w:t>Ceylo</w:t>
+          </w:r>
+        </w:hyperlink>
+      </w:r>
+      <w:r>
+        <w:rPr>
+          <w:rFonts w:ascii="Charis SIL Regular" w:hAnsi="Charis SIL Regular" w:eastAsia="Charis SIL Regular"/>
+          <w:b w:val="0"/>
+          <w:i w:val="0"/>
+          <w:color w:val="0000FF"/>
+          <w:sz w:val="24"/>
+        </w:rPr>
+        <w:hyperlink r:id="rId10" w:history="1">
+          <w:r>
+            <w:rPr>
+              <w:rStyle w:val="Hyperlink"/>
+            </w:rPr>
+            <w:t>n</w:t>
+          </w:r>
+        </w:hyperlink>
+      </w:r>
+      <w:r>
+        <w:rPr>
+          <w:rFonts w:ascii="Charis SIL Regular" w:hAnsi="Charis SIL Regular" w:eastAsia="Charis SIL Regular"/>
+          <w:b w:val="0"/>
+          <w:i w:val="0"/>
+          <w:color w:val="0000FF"/>
+          <w:sz w:val="24"/>
+        </w:rPr>
+        <w:t xml:space="preserve"> </w:t>
+      </w:r>
+      <w:r>
+        <w:rPr>
+          <w:rFonts w:ascii="Charis SIL Regular" w:hAnsi="Charis SIL Regular" w:eastAsia="Charis SIL Regular"/>
+          <w:b w:val="0"/>
+          <w:i w:val="0"/>
+          <w:color w:val="0000FF"/>
+          <w:sz w:val="24"/>
+        </w:rPr>
+        <w:hyperlink r:id="rId10" w:history="1">
+          <w:r>
+            <w:rPr>
+              <w:rStyle w:val="Hyperlink"/>
+            </w:rPr>
+            <w:t>for</w:t>
+          </w:r>
+        </w:hyperlink>
+      </w:r>
+      <w:r>
+        <w:rPr>
+          <w:rFonts w:ascii="Charis SIL Regular" w:hAnsi="Charis SIL Regular" w:eastAsia="Charis SIL Regular"/>
+          <w:b w:val="0"/>
+          <w:i w:val="0"/>
+          <w:color w:val="0000FF"/>
+          <w:sz w:val="24"/>
+        </w:rPr>
+        <w:t xml:space="preserve"> </w:t>
+      </w:r>
+      <w:r>
+        <w:rPr>
+          <w:rFonts w:ascii="Charis SIL Regular" w:hAnsi="Charis SIL Regular" w:eastAsia="Charis SIL Regular"/>
+          <w:b w:val="0"/>
+          <w:i w:val="0"/>
+          <w:color w:val="0000FF"/>
+          <w:sz w:val="24"/>
+        </w:rPr>
+        <w:hyperlink r:id="rId10" w:history="1">
+          <w:r>
+            <w:rPr>
+              <w:rStyle w:val="Hyperlink"/>
+            </w:rPr>
+            <w:t>a</w:t>
+          </w:r>
+        </w:hyperlink>
+      </w:r>
+      <w:r>
+        <w:rPr>
+          <w:rFonts w:ascii="Charis SIL Regular" w:hAnsi="Charis SIL Regular" w:eastAsia="Charis SIL Regular"/>
+          <w:b w:val="0"/>
+          <w:i w:val="0"/>
+          <w:color w:val="0000FF"/>
+          <w:sz w:val="24"/>
+        </w:rPr>
+        <w:t xml:space="preserve"> </w:t>
+      </w:r>
+      <w:r>
+        <w:rPr>
+          <w:rFonts w:ascii="Charis SIL Regular" w:hAnsi="Charis SIL Regular" w:eastAsia="Charis SIL Regular"/>
+          <w:b w:val="0"/>
+          <w:i w:val="0"/>
+          <w:color w:val="0000FF"/>
+          <w:sz w:val="24"/>
+        </w:rPr>
+        <w:hyperlink r:id="rId10" w:history="1">
+          <w:r>
+            <w:rPr>
+              <w:rStyle w:val="Hyperlink"/>
+            </w:rPr>
+            <w:t>cer</w:t>
+          </w:r>
+        </w:hyperlink>
+      </w:r>
+      <w:r>
+        <w:rPr>
+          <w:rFonts w:ascii="Charis SIL Regular" w:hAnsi="Charis SIL Regular" w:eastAsia="Charis SIL Regular"/>
+          <w:b w:val="0"/>
+          <w:i w:val="0"/>
+          <w:color w:val="0000FF"/>
+          <w:sz w:val="24"/>
+        </w:rPr>
+        <w:hyperlink r:id="rId10" w:history="1">
+          <w:r>
+            <w:rPr>
+              <w:rStyle w:val="Hyperlink"/>
+            </w:rPr>
+            <w:t>emony</w:t>
+          </w:r>
+        </w:hyperlink>
+      </w:r>
+      <w:r>
+        <w:rPr>
+          <w:rFonts w:ascii="Charis SIL Regular" w:hAnsi="Charis SIL Regular" w:eastAsia="Charis SIL Regular"/>
+          <w:b w:val="0"/>
+          <w:i w:val="0"/>
+          <w:color w:val="0000FF"/>
+          <w:sz w:val="24"/>
+        </w:rPr>
+        <w:t xml:space="preserve"> </w:t>
+      </w:r>
+      <w:r>
+        <w:rPr>
+          <w:rFonts w:ascii="Charis SIL Regular" w:hAnsi="Charis SIL Regular" w:eastAsia="Charis SIL Regular"/>
+          <w:b w:val="0"/>
+          <w:i w:val="0"/>
+          <w:color w:val="0000FF"/>
+          <w:sz w:val="24"/>
+        </w:rPr>
+        <w:hyperlink r:id="rId10" w:history="1">
+          <w:r>
+            <w:rPr>
+              <w:rStyle w:val="Hyperlink"/>
+            </w:rPr>
+            <w:t>at</w:t>
+          </w:r>
+        </w:hyperlink>
+      </w:r>
+      <w:r>
+        <w:rPr>
+          <w:rFonts w:ascii="Charis SIL Regular" w:hAnsi="Charis SIL Regular" w:eastAsia="Charis SIL Regular"/>
+          <w:b w:val="0"/>
+          <w:i w:val="0"/>
+          <w:color w:val="0000FF"/>
+          <w:sz w:val="24"/>
+        </w:rPr>
+        <w:t xml:space="preserve"> </w:t>
+      </w:r>
+      <w:r>
+        <w:rPr>
+          <w:rFonts w:ascii="Charis SIL Regular" w:hAnsi="Charis SIL Regular" w:eastAsia="Charis SIL Regular"/>
+          <w:b w:val="0"/>
+          <w:i w:val="0"/>
+          <w:color w:val="0000FF"/>
+          <w:sz w:val="24"/>
+        </w:rPr>
+        <w:hyperlink r:id="rId10" w:history="1">
+          <w:r>
+            <w:rPr>
+              <w:rStyle w:val="Hyperlink"/>
+            </w:rPr>
+            <w:t>K</w:t>
+          </w:r>
+        </w:hyperlink>
+      </w:r>
+      <w:r>
+        <w:rPr>
+          <w:rFonts w:ascii="Charis SIL Regular" w:hAnsi="Charis SIL Regular" w:eastAsia="Charis SIL Regular"/>
+          <w:b w:val="0"/>
+          <w:i w:val="0"/>
+          <w:color w:val="0000FF"/>
+          <w:sz w:val="24"/>
+        </w:rPr>
+        <w:hyperlink r:id="rId10" w:history="1">
+          <w:r>
+            <w:rPr>
+              <w:rStyle w:val="Hyperlink"/>
+            </w:rPr>
+            <w:t>a</w:t>
+          </w:r>
+        </w:hyperlink>
+      </w:r>
+      <w:r>
+        <w:rPr>
+          <w:rFonts w:ascii="Charis SIL Regular" w:hAnsi="Charis SIL Regular" w:eastAsia="Charis SIL Regular"/>
+          <w:b w:val="0"/>
+          <w:i w:val="0"/>
+          <w:color w:val="0000FF"/>
+          <w:sz w:val="24"/>
+        </w:rPr>
+        <w:hyperlink r:id="rId10" w:history="1">
+          <w:r>
+            <w:rPr>
+              <w:rStyle w:val="Hyperlink"/>
+            </w:rPr>
+            <w:t>ndy,</w:t>
+          </w:r>
+        </w:hyperlink>
+      </w:r>
+      <w:r>
+        <w:rPr>
+          <w:rFonts w:ascii="Charis SIL Regular" w:hAnsi="Charis SIL Regular" w:eastAsia="Charis SIL Regular"/>
+          <w:b w:val="0"/>
+          <w:i w:val="0"/>
+          <w:color w:val="0000FF"/>
+          <w:sz w:val="24"/>
+        </w:rPr>
+        <w:t xml:space="preserve"> </w:t>
+      </w:r>
+      <w:r>
+        <w:rPr>
+          <w:rFonts w:ascii="Charis SIL Regular" w:hAnsi="Charis SIL Regular" w:eastAsia="Charis SIL Regular"/>
+          <w:b w:val="0"/>
+          <w:i w:val="0"/>
+          <w:color w:val="0000FF"/>
+          <w:sz w:val="24"/>
+        </w:rPr>
+        <w:hyperlink r:id="rId10" w:history="1">
+          <w:r>
+            <w:rPr>
+              <w:rStyle w:val="Hyperlink"/>
+            </w:rPr>
+            <w:t>1746.</w:t>
+          </w:r>
+        </w:hyperlink>
+      </w:r>
+      <w:r>
+        <w:rPr>
+          <w:rFonts w:ascii="Charis SIL Regular" w:hAnsi="Charis SIL Regular" w:eastAsia="Charis SIL Regular"/>
+          <w:b w:val="0"/>
+          <w:i w:val="0"/>
+          <w:color w:val="0000FF"/>
+          <w:sz w:val="24"/>
+        </w:rPr>
+        <w:t xml:space="preserve"> </w:t>
+      </w:r>
+      <w:r>
+        <w:rPr>
+          <w:rFonts w:ascii="Charis SIL Regular" w:hAnsi="Charis SIL Regular" w:eastAsia="Charis SIL Regular"/>
+          <w:b w:val="0"/>
+          <w:i w:val="0"/>
+          <w:color w:val="0000FF"/>
+          <w:sz w:val="24"/>
+        </w:rPr>
+        <w:hyperlink r:id="rId10" w:history="1">
+          <w:r>
+            <w:rPr>
+              <w:rStyle w:val="Hyperlink"/>
+            </w:rPr>
+            <w:t>In</w:t>
+          </w:r>
+        </w:hyperlink>
+      </w:r>
+      <w:r>
+        <w:rPr>
+          <w:rFonts w:ascii="Charis SIL Regular" w:hAnsi="Charis SIL Regular" w:eastAsia="Charis SIL Regular"/>
+          <w:b w:val="0"/>
+          <w:i w:val="0"/>
+          <w:color w:val="0000FF"/>
+          <w:sz w:val="24"/>
+        </w:rPr>
+        <w:t xml:space="preserve"> </w:t>
+      </w:r>
+      <w:r>
+        <w:rPr>
+          <w:rFonts w:ascii="Charis SIL Regular" w:hAnsi="Charis SIL Regular" w:eastAsia="Charis SIL Regular"/>
+          <w:b w:val="0"/>
+          <w:i w:val="0"/>
+          <w:color w:val="0000FF"/>
+          <w:sz w:val="24"/>
+        </w:rPr>
+        <w:hyperlink r:id="rId10" w:history="1">
+          <w:r>
+            <w:rPr>
+              <w:rStyle w:val="Hyperlink"/>
+            </w:rPr>
+            <w:t>S</w:t>
+          </w:r>
+        </w:hyperlink>
+      </w:r>
+      <w:r>
+        <w:rPr>
+          <w:rFonts w:ascii="Charis SIL Regular" w:hAnsi="Charis SIL Regular" w:eastAsia="Charis SIL Regular"/>
+          <w:b w:val="0"/>
+          <w:i w:val="0"/>
+          <w:color w:val="0000FF"/>
+          <w:sz w:val="24"/>
+        </w:rPr>
+        <w:hyperlink r:id="rId10" w:history="1">
+          <w:r>
+            <w:rPr>
+              <w:rStyle w:val="Hyperlink"/>
+            </w:rPr>
+            <w:t>inhalese,</w:t>
+          </w:r>
+        </w:hyperlink>
+      </w:r>
+      <w:r>
+        <w:rPr>
+          <w:rFonts w:ascii="Charis SIL Regular" w:hAnsi="Charis SIL Regular" w:eastAsia="Charis SIL Regular"/>
+          <w:b w:val="0"/>
+          <w:i w:val="0"/>
+          <w:color w:val="0000FF"/>
+          <w:sz w:val="24"/>
+        </w:rPr>
+        <w:t xml:space="preserve"> </w:t>
+      </w:r>
+      <w:r>
+        <w:rPr>
+          <w:rFonts w:ascii="Charis SIL Regular" w:hAnsi="Charis SIL Regular" w:eastAsia="Charis SIL Regular"/>
+          <w:b w:val="0"/>
+          <w:i w:val="0"/>
+          <w:color w:val="0000FF"/>
+          <w:sz w:val="24"/>
+        </w:rPr>
+        <w:hyperlink r:id="rId10" w:history="1">
+          <w:r>
+            <w:rPr>
+              <w:rStyle w:val="Hyperlink"/>
+            </w:rPr>
+            <w:t>pa</w:t>
+          </w:r>
+        </w:hyperlink>
+      </w:r>
+      <w:r>
+        <w:rPr>
+          <w:rFonts w:ascii="Charis SIL Regular" w:hAnsi="Charis SIL Regular" w:eastAsia="Charis SIL Regular"/>
+          <w:b w:val="0"/>
+          <w:i w:val="0"/>
+          <w:color w:val="0000FF"/>
+          <w:sz w:val="24"/>
+        </w:rPr>
+        <w:hyperlink r:id="rId10" w:history="1">
+          <w:r>
+            <w:rPr>
+              <w:rStyle w:val="Hyperlink"/>
+            </w:rPr>
+            <w:t>l</w:t>
+          </w:r>
+        </w:hyperlink>
+      </w:r>
+      <w:r>
+        <w:rPr>
+          <w:rFonts w:ascii="Charis SIL Regular" w:hAnsi="Charis SIL Regular" w:eastAsia="Charis SIL Regular"/>
+          <w:b w:val="0"/>
+          <w:i w:val="0"/>
+          <w:color w:val="0000FF"/>
+          <w:sz w:val="24"/>
+        </w:rPr>
+        <w:hyperlink r:id="rId10" w:history="1">
+          <w:r>
+            <w:rPr>
+              <w:rStyle w:val="Hyperlink"/>
+            </w:rPr>
+            <w:t>m</w:t>
+          </w:r>
+        </w:hyperlink>
+      </w:r>
+      <w:r>
+        <w:rPr>
+          <w:rFonts w:ascii="Charis SIL Regular" w:hAnsi="Charis SIL Regular" w:eastAsia="Charis SIL Regular"/>
+          <w:b w:val="0"/>
+          <w:i w:val="0"/>
+          <w:color w:val="0000FF"/>
+          <w:sz w:val="24"/>
+        </w:rPr>
+        <w:t xml:space="preserve"> </w:t>
+      </w:r>
+      <w:r>
+        <w:rPr>
+          <w:rFonts w:ascii="Charis SIL Regular" w:hAnsi="Charis SIL Regular" w:eastAsia="Charis SIL Regular"/>
+          <w:b w:val="0"/>
+          <w:i w:val="0"/>
+          <w:color w:val="0000FF"/>
+          <w:sz w:val="24"/>
+        </w:rPr>
+        <w:hyperlink r:id="rId10" w:history="1">
+          <w:r>
+            <w:rPr>
+              <w:rStyle w:val="Hyperlink"/>
+            </w:rPr>
+            <w:t>leaf</w:t>
+          </w:r>
+        </w:hyperlink>
+      </w:r>
+      <w:r>
+        <w:rPr>
+          <w:rFonts w:ascii="Charis SIL Regular" w:hAnsi="Charis SIL Regular" w:eastAsia="Charis SIL Regular"/>
+          <w:b w:val="0"/>
+          <w:i w:val="0"/>
+          <w:color w:val="0000FF"/>
+          <w:sz w:val="24"/>
+        </w:rPr>
+        <w:t xml:space="preserve"> </w:t>
+      </w:r>
+      <w:r>
+        <w:rPr>
+          <w:rFonts w:ascii="Charis SIL Regular" w:hAnsi="Charis SIL Regular" w:eastAsia="Charis SIL Regular"/>
+          <w:b w:val="0"/>
+          <w:i w:val="0"/>
+          <w:color w:val="0000FF"/>
+          <w:sz w:val="24"/>
+        </w:rPr>
+        <w:hyperlink r:id="rId10" w:history="1">
+          <w:r>
+            <w:rPr>
+              <w:rStyle w:val="Hyperlink"/>
+            </w:rPr>
+            <w:t>w</w:t>
+          </w:r>
+        </w:hyperlink>
+      </w:r>
+      <w:r>
+        <w:rPr>
+          <w:rFonts w:ascii="Charis SIL Regular" w:hAnsi="Charis SIL Regular" w:eastAsia="Charis SIL Regular"/>
+          <w:b w:val="0"/>
+          <w:i w:val="0"/>
+          <w:color w:val="0000FF"/>
+          <w:sz w:val="24"/>
+        </w:rPr>
+        <w:hyperlink r:id="rId10" w:history="1">
+          <w:r>
+            <w:rPr>
+              <w:rStyle w:val="Hyperlink"/>
+            </w:rPr>
+            <w:t>i</w:t>
+          </w:r>
+        </w:hyperlink>
+      </w:r>
+      <w:r>
+        <w:rPr>
+          <w:rFonts w:ascii="Charis SIL Regular" w:hAnsi="Charis SIL Regular" w:eastAsia="Charis SIL Regular"/>
+          <w:b w:val="0"/>
+          <w:i w:val="0"/>
+          <w:color w:val="0000FF"/>
+          <w:sz w:val="24"/>
+        </w:rPr>
+        <w:hyperlink r:id="rId10" w:history="1">
+          <w:r>
+            <w:rPr>
+              <w:rStyle w:val="Hyperlink"/>
+            </w:rPr>
+            <w:t>th</w:t>
+          </w:r>
+        </w:hyperlink>
+      </w:r>
+      <w:r>
+        <w:rPr>
+          <w:rFonts w:ascii="Charis SIL Regular" w:hAnsi="Charis SIL Regular" w:eastAsia="Charis SIL Regular"/>
+          <w:b w:val="0"/>
+          <w:i w:val="0"/>
+          <w:color w:val="0000FF"/>
+          <w:sz w:val="24"/>
+        </w:rPr>
+        <w:t xml:space="preserve"> </w:t>
+      </w:r>
+      <w:r>
+        <w:rPr>
+          <w:rFonts w:ascii="Charis SIL Regular" w:hAnsi="Charis SIL Regular" w:eastAsia="Charis SIL Regular"/>
+          <w:b w:val="0"/>
+          <w:i w:val="0"/>
+          <w:color w:val="0000FF"/>
+          <w:sz w:val="24"/>
+        </w:rPr>
+        <w:hyperlink r:id="rId10" w:history="1">
+          <w:r>
+            <w:rPr>
+              <w:rStyle w:val="Hyperlink"/>
+            </w:rPr>
+            <w:t>silk</w:t>
+          </w:r>
+        </w:hyperlink>
+      </w:r>
+      <w:r>
+        <w:rPr>
+          <w:rFonts w:ascii="Charis SIL Regular" w:hAnsi="Charis SIL Regular" w:eastAsia="Charis SIL Regular"/>
+          <w:b w:val="0"/>
+          <w:i w:val="0"/>
+          <w:color w:val="0000FF"/>
+          <w:sz w:val="24"/>
+        </w:rPr>
+        <w:t xml:space="preserve"> </w:t>
+      </w:r>
+      <w:r>
+        <w:rPr>
+          <w:rFonts w:ascii="Charis SIL Regular" w:hAnsi="Charis SIL Regular" w:eastAsia="Charis SIL Regular"/>
+          <w:b w:val="0"/>
+          <w:i w:val="0"/>
+          <w:color w:val="0000FF"/>
+          <w:sz w:val="24"/>
+        </w:rPr>
+        <w:hyperlink r:id="rId10" w:history="1">
+          <w:r>
+            <w:rPr>
+              <w:rStyle w:val="Hyperlink"/>
+            </w:rPr>
+            <w:t>c</w:t>
+          </w:r>
+        </w:hyperlink>
+      </w:r>
+      <w:r>
+        <w:rPr>
+          <w:rFonts w:ascii="Charis SIL Regular" w:hAnsi="Charis SIL Regular" w:eastAsia="Charis SIL Regular"/>
+          <w:b w:val="0"/>
+          <w:i w:val="0"/>
+          <w:color w:val="0000FF"/>
+          <w:sz w:val="24"/>
+        </w:rPr>
+        <w:hyperlink r:id="rId10" w:history="1">
+          <w:r>
+            <w:rPr>
+              <w:rStyle w:val="Hyperlink"/>
+            </w:rPr>
+            <w:t xml:space="preserve">ase </w:t>
+          </w:r>
+        </w:hyperlink>
+      </w:r>
+      <w:r>
+        <w:rPr>
+          <w:rFonts w:ascii="Charis SIL Regular" w:hAnsi="Charis SIL Regular" w:eastAsia="Charis SIL Regular"/>
+          <w:b w:val="0"/>
+          <w:i w:val="0"/>
+          <w:color w:val="0000FF"/>
+          <w:sz w:val="24"/>
+        </w:rPr>
+        <w:t>and de</w:t>
+      </w:r>
+      <w:r>
+        <w:rPr>
+          <w:rFonts w:ascii="Charis SIL Regular" w:hAnsi="Charis SIL Regular" w:eastAsia="Charis SIL Regular"/>
+          <w:b w:val="0"/>
+          <w:i w:val="0"/>
+          <w:color w:val="0000FF"/>
+          <w:sz w:val="24"/>
+          <w:u w:val="single"/>
+        </w:rPr>
+        <w:hyperlink r:id="rId10" w:history="1">
+          <w:r>
+            <w:rPr>
+              <w:rStyle w:val="Hyperlink"/>
+            </w:rPr>
+            <w:t>co</w:t>
+          </w:r>
+        </w:hyperlink>
+      </w:r>
+      <w:r>
+        <w:rPr>
+          <w:rFonts w:ascii="Charis SIL Regular" w:hAnsi="Charis SIL Regular" w:eastAsia="Charis SIL Regular"/>
+          <w:b w:val="0"/>
+          <w:i w:val="0"/>
+          <w:color w:val="0000FF"/>
+          <w:sz w:val="24"/>
+          <w:u w:val="single"/>
         </w:rPr>
         <w:hyperlink r:id="rId10" w:history="1">
           <w:r>
@@ -1303,23 +2638,14 @@
           <w:i w:val="0"/>
           <w:color w:val="0000FF"/>
           <w:sz w:val="24"/>
-        </w:rPr>
-        <w:t xml:space="preserve"> </w:t>
-      </w:r>
-      <w:r>
-        <w:rPr>
-          <w:rFonts w:ascii="Charis SIL Regular" w:hAnsi="Charis SIL Regular" w:eastAsia="Charis SIL Regular"/>
-          <w:b w:val="0"/>
-          <w:i w:val="0"/>
-          <w:color w:val="0000FF"/>
-          <w:sz w:val="24"/>
+          <w:u w:val="single"/>
         </w:rPr>
         <w:hyperlink r:id="rId10" w:history="1">
           <w:r>
             <w:rPr>
               <w:rStyle w:val="Hyperlink"/>
             </w:rPr>
-            <w:t>from</w:t>
+            <w:t>ations</w:t>
           </w:r>
         </w:hyperlink>
       </w:r>
@@ -1330,6 +2656,7 @@
           <w:i w:val="0"/>
           <w:color w:val="0000FF"/>
           <w:sz w:val="24"/>
+          <w:u w:val="single"/>
         </w:rPr>
         <w:t xml:space="preserve"> </w:t>
       </w:r>
@@ -1340,13 +2667,14 @@
           <w:i w:val="0"/>
           <w:color w:val="0000FF"/>
           <w:sz w:val="24"/>
+          <w:u w:val="single"/>
         </w:rPr>
         <w:hyperlink r:id="rId10" w:history="1">
           <w:r>
             <w:rPr>
               <w:rStyle w:val="Hyperlink"/>
             </w:rPr>
-            <w:t>King</w:t>
+            <w:t>(</w:t>
           </w:r>
         </w:hyperlink>
       </w:r>
@@ -1357,23 +2685,14 @@
           <w:i w:val="0"/>
           <w:color w:val="0000FF"/>
           <w:sz w:val="24"/>
-        </w:rPr>
-        <w:t xml:space="preserve"> </w:t>
-      </w:r>
-      <w:r>
-        <w:rPr>
-          <w:rFonts w:ascii="Charis SIL Regular" w:hAnsi="Charis SIL Regular" w:eastAsia="Charis SIL Regular"/>
-          <w:b w:val="0"/>
-          <w:i w:val="0"/>
-          <w:color w:val="0000FF"/>
-          <w:sz w:val="24"/>
+          <w:u w:val="single"/>
         </w:rPr>
         <w:hyperlink r:id="rId10" w:history="1">
           <w:r>
             <w:rPr>
               <w:rStyle w:val="Hyperlink"/>
             </w:rPr>
-            <w:t>Sri</w:t>
+            <w:t>len</w:t>
           </w:r>
         </w:hyperlink>
       </w:r>
@@ -1384,23 +2703,14 @@
           <w:i w:val="0"/>
           <w:color w:val="0000FF"/>
           <w:sz w:val="24"/>
-        </w:rPr>
-        <w:t xml:space="preserve"> </w:t>
-      </w:r>
-      <w:r>
-        <w:rPr>
-          <w:rFonts w:ascii="Charis SIL Regular" w:hAnsi="Charis SIL Regular" w:eastAsia="Charis SIL Regular"/>
-          <w:b w:val="0"/>
-          <w:i w:val="0"/>
-          <w:color w:val="0000FF"/>
-          <w:sz w:val="24"/>
+          <w:u w:val="single"/>
         </w:rPr>
         <w:hyperlink r:id="rId10" w:history="1">
           <w:r>
             <w:rPr>
               <w:rStyle w:val="Hyperlink"/>
             </w:rPr>
-            <w:t>V</w:t>
+            <w:t>gt</w:t>
           </w:r>
         </w:hyperlink>
       </w:r>
@@ -1411,673 +2721,7 @@
           <w:i w:val="0"/>
           <w:color w:val="0000FF"/>
           <w:sz w:val="24"/>
-        </w:rPr>
-        <w:hyperlink r:id="rId10" w:history="1">
-          <w:r>
-            <w:rPr>
-              <w:rStyle w:val="Hyperlink"/>
-            </w:rPr>
-            <w:t>ijay</w:t>
-          </w:r>
-        </w:hyperlink>
-      </w:r>
-      <w:r>
-        <w:rPr>
-          <w:rFonts w:ascii="Charis SIL Regular" w:hAnsi="Charis SIL Regular" w:eastAsia="Charis SIL Regular"/>
-          <w:b w:val="0"/>
-          <w:i w:val="0"/>
-          <w:color w:val="0000FF"/>
-          <w:sz w:val="24"/>
-        </w:rPr>
-        <w:hyperlink r:id="rId10" w:history="1">
-          <w:r>
-            <w:rPr>
-              <w:rStyle w:val="Hyperlink"/>
-            </w:rPr>
-            <w:t>a</w:t>
-          </w:r>
-        </w:hyperlink>
-      </w:r>
-      <w:r>
-        <w:rPr>
-          <w:rFonts w:ascii="Charis SIL Regular" w:hAnsi="Charis SIL Regular" w:eastAsia="Charis SIL Regular"/>
-          <w:b w:val="0"/>
-          <w:i w:val="0"/>
-          <w:color w:val="0000FF"/>
-          <w:sz w:val="24"/>
-        </w:rPr>
-        <w:t xml:space="preserve"> </w:t>
-      </w:r>
-      <w:r>
-        <w:rPr>
-          <w:rFonts w:ascii="Charis SIL Regular" w:hAnsi="Charis SIL Regular" w:eastAsia="Charis SIL Regular"/>
-          <w:b w:val="0"/>
-          <w:i w:val="0"/>
-          <w:color w:val="0000FF"/>
-          <w:sz w:val="24"/>
-        </w:rPr>
-        <w:hyperlink r:id="rId10" w:history="1">
-          <w:r>
-            <w:rPr>
-              <w:rStyle w:val="Hyperlink"/>
-            </w:rPr>
-            <w:t>R</w:t>
-          </w:r>
-        </w:hyperlink>
-      </w:r>
-      <w:r>
-        <w:rPr>
-          <w:rFonts w:ascii="Charis SIL Regular" w:hAnsi="Charis SIL Regular" w:eastAsia="Charis SIL Regular"/>
-          <w:b w:val="0"/>
-          <w:i w:val="0"/>
-          <w:color w:val="0000FF"/>
-          <w:sz w:val="24"/>
-        </w:rPr>
-        <w:hyperlink r:id="rId10" w:history="1">
-          <w:r>
-            <w:rPr>
-              <w:rStyle w:val="Hyperlink"/>
-            </w:rPr>
-            <w:t>aja</w:t>
-          </w:r>
-        </w:hyperlink>
-      </w:r>
-      <w:r>
-        <w:rPr>
-          <w:rFonts w:ascii="Charis SIL Regular" w:hAnsi="Charis SIL Regular" w:eastAsia="Charis SIL Regular"/>
-          <w:b w:val="0"/>
-          <w:i w:val="0"/>
-          <w:color w:val="0000FF"/>
-          <w:sz w:val="24"/>
-        </w:rPr>
-        <w:hyperlink r:id="rId10" w:history="1">
-          <w:r>
-            <w:rPr>
-              <w:rStyle w:val="Hyperlink"/>
-            </w:rPr>
-            <w:t>sin</w:t>
-          </w:r>
-        </w:hyperlink>
-      </w:r>
-      <w:r>
-        <w:rPr>
-          <w:rFonts w:ascii="Charis SIL Regular" w:hAnsi="Charis SIL Regular" w:eastAsia="Charis SIL Regular"/>
-          <w:b w:val="0"/>
-          <w:i w:val="0"/>
-          <w:color w:val="0000FF"/>
-          <w:sz w:val="24"/>
-        </w:rPr>
-        <w:hyperlink r:id="rId9" w:history="1">
-          <w:r>
-            <w:rPr>
-              <w:rStyle w:val="Hyperlink"/>
-            </w:rPr>
-            <w:t>g</w:t>
-          </w:r>
-        </w:hyperlink>
-      </w:r>
-      <w:r>
-        <w:rPr>
-          <w:rFonts w:ascii="Charis SIL Regular" w:hAnsi="Charis SIL Regular" w:eastAsia="Charis SIL Regular"/>
-          <w:b w:val="0"/>
-          <w:i w:val="0"/>
-          <w:color w:val="0000FF"/>
-          <w:sz w:val="24"/>
-        </w:rPr>
-        <w:hyperlink r:id="rId9" w:history="1">
-          <w:r>
-            <w:rPr>
-              <w:rStyle w:val="Hyperlink"/>
-            </w:rPr>
-            <w:t>a</w:t>
-          </w:r>
-        </w:hyperlink>
-      </w:r>
-      <w:r>
-        <w:rPr>
-          <w:rFonts w:ascii="Charis SIL Regular" w:hAnsi="Charis SIL Regular" w:eastAsia="Charis SIL Regular"/>
-          <w:b w:val="0"/>
-          <w:i w:val="0"/>
-          <w:color w:val="0000FF"/>
-          <w:sz w:val="24"/>
-        </w:rPr>
-        <w:t xml:space="preserve"> </w:t>
-      </w:r>
-      <w:r>
-        <w:rPr>
-          <w:rFonts w:ascii="Charis SIL Regular" w:hAnsi="Charis SIL Regular" w:eastAsia="Charis SIL Regular"/>
-          <w:b w:val="0"/>
-          <w:i w:val="0"/>
-          <w:color w:val="0000FF"/>
-          <w:sz w:val="24"/>
-        </w:rPr>
-        <w:hyperlink r:id="rId9" w:history="1">
-          <w:r>
-            <w:rPr>
-              <w:rStyle w:val="Hyperlink"/>
-            </w:rPr>
-            <w:t>of</w:t>
-          </w:r>
-        </w:hyperlink>
-      </w:r>
-      <w:r>
-        <w:rPr>
-          <w:rFonts w:ascii="Charis SIL Regular" w:hAnsi="Charis SIL Regular" w:eastAsia="Charis SIL Regular"/>
-          <w:b w:val="0"/>
-          <w:i w:val="0"/>
-          <w:color w:val="0000FF"/>
-          <w:sz w:val="24"/>
-        </w:rPr>
-        <w:t xml:space="preserve"> </w:t>
-      </w:r>
-      <w:r>
-        <w:rPr>
-          <w:rFonts w:ascii="Charis SIL Regular" w:hAnsi="Charis SIL Regular" w:eastAsia="Charis SIL Regular"/>
-          <w:b w:val="0"/>
-          <w:i w:val="0"/>
-          <w:color w:val="0000FF"/>
-          <w:sz w:val="24"/>
-        </w:rPr>
-        <w:hyperlink r:id="rId9" w:history="1">
-          <w:r>
-            <w:rPr>
-              <w:rStyle w:val="Hyperlink"/>
-            </w:rPr>
-            <w:t>Kan</w:t>
-          </w:r>
-        </w:hyperlink>
-      </w:r>
-      <w:r>
-        <w:rPr>
-          <w:rFonts w:ascii="Charis SIL Regular" w:hAnsi="Charis SIL Regular" w:eastAsia="Charis SIL Regular"/>
-          <w:b w:val="0"/>
-          <w:i w:val="0"/>
-          <w:color w:val="0000FF"/>
-          <w:sz w:val="24"/>
-        </w:rPr>
-        <w:hyperlink r:id="rId10" w:history="1">
-          <w:r>
-            <w:rPr>
-              <w:rStyle w:val="Hyperlink"/>
-            </w:rPr>
-            <w:t>dy</w:t>
-          </w:r>
-        </w:hyperlink>
-      </w:r>
-      <w:r>
-        <w:rPr>
-          <w:rFonts w:ascii="Charis SIL Regular" w:hAnsi="Charis SIL Regular" w:eastAsia="Charis SIL Regular"/>
-          <w:b w:val="0"/>
-          <w:i w:val="0"/>
-          <w:color w:val="0000FF"/>
-          <w:sz w:val="24"/>
-        </w:rPr>
-        <w:t xml:space="preserve"> </w:t>
-      </w:r>
-      <w:r>
-        <w:rPr>
-          <w:rFonts w:ascii="Charis SIL Regular" w:hAnsi="Charis SIL Regular" w:eastAsia="Charis SIL Regular"/>
-          <w:b w:val="0"/>
-          <w:i w:val="0"/>
-          <w:color w:val="0000FF"/>
-          <w:sz w:val="24"/>
-        </w:rPr>
-        <w:hyperlink r:id="rId10" w:history="1">
-          <w:r>
-            <w:rPr>
-              <w:rStyle w:val="Hyperlink"/>
-            </w:rPr>
-            <w:t>(or</w:t>
-          </w:r>
-        </w:hyperlink>
-      </w:r>
-      <w:r>
-        <w:rPr>
-          <w:rFonts w:ascii="Charis SIL Regular" w:hAnsi="Charis SIL Regular" w:eastAsia="Charis SIL Regular"/>
-          <w:b w:val="0"/>
-          <w:i w:val="0"/>
-          <w:color w:val="0000FF"/>
-          <w:sz w:val="24"/>
-        </w:rPr>
-        <w:t xml:space="preserve"> </w:t>
-      </w:r>
-      <w:r>
-        <w:rPr>
-          <w:rFonts w:ascii="Charis SIL Regular" w:hAnsi="Charis SIL Regular" w:eastAsia="Charis SIL Regular"/>
-          <w:b w:val="0"/>
-          <w:i w:val="0"/>
-          <w:color w:val="0000FF"/>
-          <w:sz w:val="24"/>
-        </w:rPr>
-        <w:hyperlink r:id="rId10" w:history="1">
-          <w:r>
-            <w:rPr>
-              <w:rStyle w:val="Hyperlink"/>
-            </w:rPr>
-            <w:t>his</w:t>
-          </w:r>
-        </w:hyperlink>
-      </w:r>
-      <w:r>
-        <w:rPr>
-          <w:rFonts w:ascii="Charis SIL Regular" w:hAnsi="Charis SIL Regular" w:eastAsia="Charis SIL Regular"/>
-          <w:b w:val="0"/>
-          <w:i w:val="0"/>
-          <w:color w:val="0000FF"/>
-          <w:sz w:val="24"/>
-        </w:rPr>
-        <w:t xml:space="preserve"> </w:t>
-      </w:r>
-      <w:r>
-        <w:rPr>
-          <w:rFonts w:ascii="Charis SIL Regular" w:hAnsi="Charis SIL Regular" w:eastAsia="Charis SIL Regular"/>
-          <w:b w:val="0"/>
-          <w:i w:val="0"/>
-          <w:color w:val="0000FF"/>
-          <w:sz w:val="24"/>
-        </w:rPr>
-        <w:hyperlink r:id="rId10" w:history="1">
-          <w:r>
-            <w:rPr>
-              <w:rStyle w:val="Hyperlink"/>
-            </w:rPr>
-            <w:t>court)</w:t>
-          </w:r>
-        </w:hyperlink>
-      </w:r>
-      <w:r>
-        <w:rPr>
-          <w:rFonts w:ascii="Charis SIL Regular" w:hAnsi="Charis SIL Regular" w:eastAsia="Charis SIL Regular"/>
-          <w:b w:val="0"/>
-          <w:i w:val="0"/>
-          <w:color w:val="0000FF"/>
-          <w:sz w:val="24"/>
-        </w:rPr>
-        <w:t xml:space="preserve"> </w:t>
-      </w:r>
-      <w:r>
-        <w:rPr>
-          <w:rFonts w:ascii="Charis SIL Regular" w:hAnsi="Charis SIL Regular" w:eastAsia="Charis SIL Regular"/>
-          <w:b w:val="0"/>
-          <w:i w:val="0"/>
-          <w:color w:val="0000FF"/>
-          <w:sz w:val="24"/>
-        </w:rPr>
-        <w:hyperlink r:id="rId10" w:history="1">
-          <w:r>
-            <w:rPr>
-              <w:rStyle w:val="Hyperlink"/>
-            </w:rPr>
-            <w:t>to</w:t>
-          </w:r>
-        </w:hyperlink>
-      </w:r>
-      <w:r>
-        <w:rPr>
-          <w:rFonts w:ascii="Charis SIL Regular" w:hAnsi="Charis SIL Regular" w:eastAsia="Charis SIL Regular"/>
-          <w:b w:val="0"/>
-          <w:i w:val="0"/>
-          <w:color w:val="0000FF"/>
-          <w:sz w:val="24"/>
-        </w:rPr>
-        <w:t xml:space="preserve"> </w:t>
-      </w:r>
-      <w:r>
-        <w:rPr>
-          <w:rFonts w:ascii="Charis SIL Regular" w:hAnsi="Charis SIL Regular" w:eastAsia="Charis SIL Regular"/>
-          <w:b w:val="0"/>
-          <w:i w:val="0"/>
-          <w:color w:val="0000FF"/>
-          <w:sz w:val="24"/>
-        </w:rPr>
-        <w:hyperlink r:id="rId10" w:history="1">
-          <w:r>
-            <w:rPr>
-              <w:rStyle w:val="Hyperlink"/>
-            </w:rPr>
-            <w:t xml:space="preserve">Governor </w:t>
-          </w:r>
-        </w:hyperlink>
-      </w:r>
-      <w:r>
-        <w:rPr>
-          <w:rFonts w:ascii="Charis SIL Regular" w:hAnsi="Charis SIL Regular" w:eastAsia="Charis SIL Regular"/>
-          <w:b w:val="0"/>
-          <w:i w:val="0"/>
-          <w:color w:val="0000FF"/>
-          <w:sz w:val="24"/>
-        </w:rPr>
-        <w:hyperlink r:id="rId10" w:history="1">
-          <w:r>
-            <w:rPr>
-              <w:rStyle w:val="Hyperlink"/>
-            </w:rPr>
-            <w:t>Julius</w:t>
-          </w:r>
-        </w:hyperlink>
-      </w:r>
-      <w:r>
-        <w:rPr>
-          <w:rFonts w:ascii="Charis SIL Regular" w:hAnsi="Charis SIL Regular" w:eastAsia="Charis SIL Regular"/>
-          <w:b w:val="0"/>
-          <w:i w:val="0"/>
-          <w:color w:val="0000FF"/>
-          <w:sz w:val="24"/>
-        </w:rPr>
-        <w:t xml:space="preserve"> </w:t>
-      </w:r>
-      <w:r>
-        <w:rPr>
-          <w:rFonts w:ascii="Charis SIL Regular" w:hAnsi="Charis SIL Regular" w:eastAsia="Charis SIL Regular"/>
-          <w:b w:val="0"/>
-          <w:i w:val="0"/>
-          <w:color w:val="0000FF"/>
-          <w:sz w:val="24"/>
-        </w:rPr>
-        <w:hyperlink r:id="rId10" w:history="1">
-          <w:r>
-            <w:rPr>
-              <w:rStyle w:val="Hyperlink"/>
-            </w:rPr>
-            <w:t>Valent</w:t>
-          </w:r>
-        </w:hyperlink>
-      </w:r>
-      <w:r>
-        <w:rPr>
-          <w:rFonts w:ascii="Charis SIL Regular" w:hAnsi="Charis SIL Regular" w:eastAsia="Charis SIL Regular"/>
-          <w:b w:val="0"/>
-          <w:i w:val="0"/>
-          <w:color w:val="0000FF"/>
-          <w:sz w:val="24"/>
-        </w:rPr>
-        <w:hyperlink r:id="rId10" w:history="1">
-          <w:r>
-            <w:rPr>
-              <w:rStyle w:val="Hyperlink"/>
-            </w:rPr>
-            <w:t>i</w:t>
-          </w:r>
-        </w:hyperlink>
-      </w:r>
-      <w:r>
-        <w:rPr>
-          <w:rFonts w:ascii="Charis SIL Regular" w:hAnsi="Charis SIL Regular" w:eastAsia="Charis SIL Regular"/>
-          <w:b w:val="0"/>
-          <w:i w:val="0"/>
-          <w:color w:val="0000FF"/>
-          <w:sz w:val="24"/>
-        </w:rPr>
-        <w:hyperlink r:id="rId10" w:history="1">
-          <w:r>
-            <w:rPr>
-              <w:rStyle w:val="Hyperlink"/>
-            </w:rPr>
-            <w:t>jn</w:t>
-          </w:r>
-        </w:hyperlink>
-      </w:r>
-      <w:r>
-        <w:rPr>
-          <w:rFonts w:ascii="Charis SIL Regular" w:hAnsi="Charis SIL Regular" w:eastAsia="Charis SIL Regular"/>
-          <w:b w:val="0"/>
-          <w:i w:val="0"/>
-          <w:color w:val="0000FF"/>
-          <w:sz w:val="24"/>
-        </w:rPr>
-        <w:t xml:space="preserve"> </w:t>
-      </w:r>
-      <w:r>
-        <w:rPr>
-          <w:rFonts w:ascii="Charis SIL Regular" w:hAnsi="Charis SIL Regular" w:eastAsia="Charis SIL Regular"/>
-          <w:b w:val="0"/>
-          <w:i w:val="0"/>
-          <w:color w:val="0000FF"/>
-          <w:sz w:val="24"/>
-        </w:rPr>
-        <w:hyperlink r:id="rId10" w:history="1">
-          <w:r>
-            <w:rPr>
-              <w:rStyle w:val="Hyperlink"/>
-            </w:rPr>
-            <w:t>Stei</w:t>
-          </w:r>
-        </w:hyperlink>
-      </w:r>
-      <w:r>
-        <w:rPr>
-          <w:rFonts w:ascii="Charis SIL Regular" w:hAnsi="Charis SIL Regular" w:eastAsia="Charis SIL Regular"/>
-          <w:b w:val="0"/>
-          <w:i w:val="0"/>
-          <w:color w:val="0000FF"/>
-          <w:sz w:val="24"/>
-        </w:rPr>
-        <w:hyperlink r:id="rId10" w:history="1">
-          <w:r>
-            <w:rPr>
-              <w:rStyle w:val="Hyperlink"/>
-            </w:rPr>
-            <w:t>n</w:t>
-          </w:r>
-        </w:hyperlink>
-      </w:r>
-      <w:r>
-        <w:rPr>
-          <w:rFonts w:ascii="Charis SIL Regular" w:hAnsi="Charis SIL Regular" w:eastAsia="Charis SIL Regular"/>
-          <w:b w:val="0"/>
-          <w:i w:val="0"/>
-          <w:color w:val="0000FF"/>
-          <w:sz w:val="24"/>
-        </w:rPr>
-        <w:t xml:space="preserve"> </w:t>
-      </w:r>
-      <w:r>
-        <w:rPr>
-          <w:rFonts w:ascii="Charis SIL Regular" w:hAnsi="Charis SIL Regular" w:eastAsia="Charis SIL Regular"/>
-          <w:b w:val="0"/>
-          <w:i w:val="0"/>
-          <w:color w:val="0000FF"/>
-          <w:sz w:val="24"/>
-        </w:rPr>
-        <w:hyperlink r:id="rId10" w:history="1">
-          <w:r>
-            <w:rPr>
-              <w:rStyle w:val="Hyperlink"/>
-            </w:rPr>
-            <w:t>van</w:t>
-          </w:r>
-        </w:hyperlink>
-      </w:r>
-      <w:r>
-        <w:rPr>
-          <w:rFonts w:ascii="Charis SIL Regular" w:hAnsi="Charis SIL Regular" w:eastAsia="Charis SIL Regular"/>
-          <w:b w:val="0"/>
-          <w:i w:val="0"/>
-          <w:color w:val="0000FF"/>
-          <w:sz w:val="24"/>
-        </w:rPr>
-        <w:t xml:space="preserve"> </w:t>
-      </w:r>
-      <w:r>
-        <w:rPr>
-          <w:rFonts w:ascii="Charis SIL Regular" w:hAnsi="Charis SIL Regular" w:eastAsia="Charis SIL Regular"/>
-          <w:b w:val="0"/>
-          <w:i w:val="0"/>
-          <w:color w:val="0000FF"/>
-          <w:sz w:val="24"/>
-        </w:rPr>
-        <w:hyperlink r:id="rId10" w:history="1">
-          <w:r>
-            <w:rPr>
-              <w:rStyle w:val="Hyperlink"/>
-            </w:rPr>
-            <w:t>Goll</w:t>
-          </w:r>
-        </w:hyperlink>
-      </w:r>
-      <w:r>
-        <w:rPr>
-          <w:rFonts w:ascii="Charis SIL Regular" w:hAnsi="Charis SIL Regular" w:eastAsia="Charis SIL Regular"/>
-          <w:b w:val="0"/>
-          <w:i w:val="0"/>
-          <w:color w:val="0000FF"/>
-          <w:sz w:val="24"/>
-        </w:rPr>
-        <w:hyperlink r:id="rId10" w:history="1">
-          <w:r>
-            <w:rPr>
-              <w:rStyle w:val="Hyperlink"/>
-            </w:rPr>
-            <w:t>o</w:t>
-          </w:r>
-        </w:hyperlink>
-      </w:r>
-      <w:r>
-        <w:rPr>
-          <w:rFonts w:ascii="Charis SIL Regular" w:hAnsi="Charis SIL Regular" w:eastAsia="Charis SIL Regular"/>
-          <w:b w:val="0"/>
-          <w:i w:val="0"/>
-          <w:color w:val="0000FF"/>
-          <w:sz w:val="24"/>
-        </w:rPr>
-        <w:hyperlink r:id="rId10" w:history="1">
-          <w:r>
-            <w:rPr>
-              <w:rStyle w:val="Hyperlink"/>
-            </w:rPr>
-            <w:t>ne</w:t>
-          </w:r>
-        </w:hyperlink>
-      </w:r>
-      <w:r>
-        <w:rPr>
-          <w:rFonts w:ascii="Charis SIL Regular" w:hAnsi="Charis SIL Regular" w:eastAsia="Charis SIL Regular"/>
-          <w:b w:val="0"/>
-          <w:i w:val="0"/>
-          <w:color w:val="0000FF"/>
-          <w:sz w:val="24"/>
-        </w:rPr>
-        <w:hyperlink r:id="rId10" w:history="1">
-          <w:r>
-            <w:rPr>
-              <w:rStyle w:val="Hyperlink"/>
-            </w:rPr>
-            <w:t>s</w:t>
-          </w:r>
-        </w:hyperlink>
-      </w:r>
-      <w:r>
-        <w:rPr>
-          <w:rFonts w:ascii="Charis SIL Regular" w:hAnsi="Charis SIL Regular" w:eastAsia="Charis SIL Regular"/>
-          <w:b w:val="0"/>
-          <w:i w:val="0"/>
-          <w:color w:val="0000FF"/>
-          <w:sz w:val="24"/>
-        </w:rPr>
-        <w:hyperlink r:id="rId10" w:history="1">
-          <w:r>
-            <w:rPr>
-              <w:rStyle w:val="Hyperlink"/>
-            </w:rPr>
-            <w:t>se,</w:t>
-          </w:r>
-        </w:hyperlink>
-      </w:r>
-      <w:r>
-        <w:rPr>
-          <w:rFonts w:ascii="Charis SIL Regular" w:hAnsi="Charis SIL Regular" w:eastAsia="Charis SIL Regular"/>
-          <w:b w:val="0"/>
-          <w:i w:val="0"/>
-          <w:color w:val="0000FF"/>
-          <w:sz w:val="24"/>
-        </w:rPr>
-        <w:t xml:space="preserve"> </w:t>
-      </w:r>
-      <w:r>
-        <w:rPr>
-          <w:rFonts w:ascii="Charis SIL Regular" w:hAnsi="Charis SIL Regular" w:eastAsia="Charis SIL Regular"/>
-          <w:b w:val="0"/>
-          <w:i w:val="0"/>
-          <w:color w:val="0000FF"/>
-          <w:sz w:val="24"/>
-        </w:rPr>
-        <w:hyperlink r:id="rId10" w:history="1">
-          <w:r>
-            <w:rPr>
-              <w:rStyle w:val="Hyperlink"/>
-            </w:rPr>
-            <w:t>co</w:t>
-          </w:r>
-        </w:hyperlink>
-      </w:r>
-      <w:r>
-        <w:rPr>
-          <w:rFonts w:ascii="Charis SIL Regular" w:hAnsi="Charis SIL Regular" w:eastAsia="Charis SIL Regular"/>
-          <w:b w:val="0"/>
-          <w:i w:val="0"/>
-          <w:color w:val="0000FF"/>
-          <w:sz w:val="24"/>
-        </w:rPr>
-        <w:hyperlink r:id="rId10" w:history="1">
-          <w:r>
-            <w:rPr>
-              <w:rStyle w:val="Hyperlink"/>
-            </w:rPr>
-            <w:t>n</w:t>
-          </w:r>
-        </w:hyperlink>
-      </w:r>
-      <w:r>
-        <w:rPr>
-          <w:rFonts w:ascii="Charis SIL Regular" w:hAnsi="Charis SIL Regular" w:eastAsia="Charis SIL Regular"/>
-          <w:b w:val="0"/>
-          <w:i w:val="0"/>
-          <w:color w:val="0000FF"/>
-          <w:sz w:val="24"/>
-        </w:rPr>
-        <w:hyperlink r:id="rId10" w:history="1">
-          <w:r>
-            <w:rPr>
-              <w:rStyle w:val="Hyperlink"/>
-            </w:rPr>
-            <w:t>cerning</w:t>
-          </w:r>
-        </w:hyperlink>
-      </w:r>
-      <w:r>
-        <w:rPr>
-          <w:rFonts w:ascii="Charis SIL Regular" w:hAnsi="Charis SIL Regular" w:eastAsia="Charis SIL Regular"/>
-          <w:b w:val="0"/>
-          <w:i w:val="0"/>
-          <w:color w:val="0000FF"/>
-          <w:sz w:val="24"/>
-        </w:rPr>
-        <w:t xml:space="preserve"> </w:t>
-      </w:r>
-      <w:r>
-        <w:rPr>
-          <w:rFonts w:ascii="Charis SIL Regular" w:hAnsi="Charis SIL Regular" w:eastAsia="Charis SIL Regular"/>
-          <w:b w:val="0"/>
-          <w:i w:val="0"/>
-          <w:color w:val="0000FF"/>
-          <w:sz w:val="24"/>
-        </w:rPr>
-        <w:hyperlink r:id="rId10" w:history="1">
-          <w:r>
-            <w:rPr>
-              <w:rStyle w:val="Hyperlink"/>
-            </w:rPr>
-            <w:t>t</w:t>
-          </w:r>
-        </w:hyperlink>
-      </w:r>
-      <w:r>
-        <w:rPr>
-          <w:rFonts w:ascii="Charis SIL Regular" w:hAnsi="Charis SIL Regular" w:eastAsia="Charis SIL Regular"/>
-          <w:b w:val="0"/>
-          <w:i w:val="0"/>
-          <w:color w:val="0000FF"/>
-          <w:sz w:val="24"/>
+          <w:u w:val="single"/>
         </w:rPr>
         <w:hyperlink r:id="rId10" w:history="1">
           <w:r>
@@ -2095,13 +2739,25 @@
           <w:i w:val="0"/>
           <w:color w:val="0000FF"/>
           <w:sz w:val="24"/>
+          <w:u w:val="single"/>
+        </w:rPr>
+        <w:t xml:space="preserve"> </w:t>
+      </w:r>
+      <w:r>
+        <w:rPr>
+          <w:rFonts w:ascii="Charis SIL Regular" w:hAnsi="Charis SIL Regular" w:eastAsia="Charis SIL Regular"/>
+          <w:b w:val="0"/>
+          <w:i w:val="0"/>
+          <w:color w:val="0000FF"/>
+          <w:sz w:val="24"/>
+          <w:u w:val="single"/>
         </w:rPr>
         <w:hyperlink r:id="rId10" w:history="1">
           <w:r>
             <w:rPr>
               <w:rStyle w:val="Hyperlink"/>
             </w:rPr>
-            <w:t>e</w:t>
+            <w:t>c.</w:t>
           </w:r>
         </w:hyperlink>
       </w:r>
@@ -2112,6 +2768,7 @@
           <w:i w:val="0"/>
           <w:color w:val="0000FF"/>
           <w:sz w:val="24"/>
+          <w:u w:val="single"/>
         </w:rPr>
         <w:t xml:space="preserve"> </w:t>
       </w:r>
@@ -2122,13 +2779,14 @@
           <w:i w:val="0"/>
           <w:color w:val="0000FF"/>
           <w:sz w:val="24"/>
+          <w:u w:val="single"/>
         </w:rPr>
         <w:hyperlink r:id="rId10" w:history="1">
           <w:r>
             <w:rPr>
               <w:rStyle w:val="Hyperlink"/>
             </w:rPr>
-            <w:t>t</w:t>
+            <w:t>180</w:t>
           </w:r>
         </w:hyperlink>
       </w:r>
@@ -2139,40 +2797,7 @@
           <w:i w:val="0"/>
           <w:color w:val="0000FF"/>
           <w:sz w:val="24"/>
-        </w:rPr>
-        <w:hyperlink r:id="rId10" w:history="1">
-          <w:r>
-            <w:rPr>
-              <w:rStyle w:val="Hyperlink"/>
-            </w:rPr>
-            <w:t>ranspo</w:t>
-          </w:r>
-        </w:hyperlink>
-      </w:r>
-      <w:r>
-        <w:rPr>
-          <w:rFonts w:ascii="Charis SIL Regular" w:hAnsi="Charis SIL Regular" w:eastAsia="Charis SIL Regular"/>
-          <w:b w:val="0"/>
-          <w:i w:val="0"/>
-          <w:color w:val="0000FF"/>
-          <w:sz w:val="24"/>
-        </w:rPr>
-        <w:hyperlink r:id="rId10" w:history="1">
-          <w:r>
-            <w:rPr>
-              <w:rStyle w:val="Hyperlink"/>
-            </w:rPr>
-            <w:t>rt</w:t>
-          </w:r>
-        </w:hyperlink>
-      </w:r>
-      <w:r>
-        <w:rPr>
-          <w:rFonts w:ascii="Charis SIL Regular" w:hAnsi="Charis SIL Regular" w:eastAsia="Charis SIL Regular"/>
-          <w:b w:val="0"/>
-          <w:i w:val="0"/>
-          <w:color w:val="0000FF"/>
-          <w:sz w:val="24"/>
+          <w:u w:val="single"/>
         </w:rPr>
         <w:t xml:space="preserve"> </w:t>
       </w:r>
@@ -2183,747 +2808,7 @@
           <w:i w:val="0"/>
           <w:color w:val="0000FF"/>
           <w:sz w:val="24"/>
-        </w:rPr>
-        <w:hyperlink r:id="rId10" w:history="1">
-          <w:r>
-            <w:rPr>
-              <w:rStyle w:val="Hyperlink"/>
-            </w:rPr>
-            <w:t>o</w:t>
-          </w:r>
-        </w:hyperlink>
-      </w:r>
-      <w:r>
-        <w:rPr>
-          <w:rFonts w:ascii="Charis SIL Regular" w:hAnsi="Charis SIL Regular" w:eastAsia="Charis SIL Regular"/>
-          <w:b w:val="0"/>
-          <w:i w:val="0"/>
-          <w:color w:val="0000FF"/>
-          <w:sz w:val="24"/>
-        </w:rPr>
-        <w:hyperlink r:id="rId10" w:history="1">
-          <w:r>
-            <w:rPr>
-              <w:rStyle w:val="Hyperlink"/>
-            </w:rPr>
-            <w:t>f</w:t>
-          </w:r>
-        </w:hyperlink>
-      </w:r>
-      <w:r>
-        <w:rPr>
-          <w:rFonts w:ascii="Charis SIL Regular" w:hAnsi="Charis SIL Regular" w:eastAsia="Charis SIL Regular"/>
-          <w:b w:val="0"/>
-          <w:i w:val="0"/>
-          <w:color w:val="0000FF"/>
-          <w:sz w:val="24"/>
-        </w:rPr>
-        <w:t xml:space="preserve"> </w:t>
-      </w:r>
-      <w:r>
-        <w:rPr>
-          <w:rFonts w:ascii="Charis SIL Regular" w:hAnsi="Charis SIL Regular" w:eastAsia="Charis SIL Regular"/>
-          <w:b w:val="0"/>
-          <w:i w:val="0"/>
-          <w:color w:val="0000FF"/>
-          <w:sz w:val="24"/>
-        </w:rPr>
-        <w:hyperlink r:id="rId10" w:history="1">
-          <w:r>
-            <w:rPr>
-              <w:rStyle w:val="Hyperlink"/>
-            </w:rPr>
-            <w:t>B</w:t>
-          </w:r>
-        </w:hyperlink>
-      </w:r>
-      <w:r>
-        <w:rPr>
-          <w:rFonts w:ascii="Charis SIL Regular" w:hAnsi="Charis SIL Regular" w:eastAsia="Charis SIL Regular"/>
-          <w:b w:val="0"/>
-          <w:i w:val="0"/>
-          <w:color w:val="0000FF"/>
-          <w:sz w:val="24"/>
-        </w:rPr>
-        <w:hyperlink r:id="rId10" w:history="1">
-          <w:r>
-            <w:rPr>
-              <w:rStyle w:val="Hyperlink"/>
-            </w:rPr>
-            <w:t>u</w:t>
-          </w:r>
-        </w:hyperlink>
-      </w:r>
-      <w:r>
-        <w:rPr>
-          <w:rFonts w:ascii="Charis SIL Regular" w:hAnsi="Charis SIL Regular" w:eastAsia="Charis SIL Regular"/>
-          <w:b w:val="0"/>
-          <w:i w:val="0"/>
-          <w:color w:val="0000FF"/>
-          <w:sz w:val="24"/>
-        </w:rPr>
-        <w:hyperlink r:id="rId10" w:history="1">
-          <w:r>
-            <w:rPr>
-              <w:rStyle w:val="Hyperlink"/>
-            </w:rPr>
-            <w:t>ddhist</w:t>
-          </w:r>
-        </w:hyperlink>
-      </w:r>
-      <w:r>
-        <w:rPr>
-          <w:rFonts w:ascii="Charis SIL Regular" w:hAnsi="Charis SIL Regular" w:eastAsia="Charis SIL Regular"/>
-          <w:b w:val="0"/>
-          <w:i w:val="0"/>
-          <w:color w:val="0000FF"/>
-          <w:sz w:val="24"/>
-        </w:rPr>
-        <w:t xml:space="preserve"> </w:t>
-      </w:r>
-      <w:r>
-        <w:rPr>
-          <w:rFonts w:ascii="Charis SIL Regular" w:hAnsi="Charis SIL Regular" w:eastAsia="Charis SIL Regular"/>
-          <w:b w:val="0"/>
-          <w:i w:val="0"/>
-          <w:color w:val="0000FF"/>
-          <w:sz w:val="24"/>
-        </w:rPr>
-        <w:hyperlink r:id="rId10" w:history="1">
-          <w:r>
-            <w:rPr>
-              <w:rStyle w:val="Hyperlink"/>
-            </w:rPr>
-            <w:t>m</w:t>
-          </w:r>
-        </w:hyperlink>
-      </w:r>
-      <w:r>
-        <w:rPr>
-          <w:rFonts w:ascii="Charis SIL Regular" w:hAnsi="Charis SIL Regular" w:eastAsia="Charis SIL Regular"/>
-          <w:b w:val="0"/>
-          <w:i w:val="0"/>
-          <w:color w:val="0000FF"/>
-          <w:sz w:val="24"/>
-        </w:rPr>
-        <w:hyperlink r:id="rId10" w:history="1">
-          <w:r>
-            <w:rPr>
-              <w:rStyle w:val="Hyperlink"/>
-            </w:rPr>
-            <w:t>onks</w:t>
-          </w:r>
-        </w:hyperlink>
-      </w:r>
-      <w:r>
-        <w:rPr>
-          <w:rFonts w:ascii="Charis SIL Regular" w:hAnsi="Charis SIL Regular" w:eastAsia="Charis SIL Regular"/>
-          <w:b w:val="0"/>
-          <w:i w:val="0"/>
-          <w:color w:val="0000FF"/>
-          <w:sz w:val="24"/>
-        </w:rPr>
-        <w:t xml:space="preserve"> </w:t>
-      </w:r>
-      <w:r>
-        <w:rPr>
-          <w:rFonts w:ascii="Charis SIL Regular" w:hAnsi="Charis SIL Regular" w:eastAsia="Charis SIL Regular"/>
-          <w:b w:val="0"/>
-          <w:i w:val="0"/>
-          <w:color w:val="0000FF"/>
-          <w:sz w:val="24"/>
-        </w:rPr>
-        <w:hyperlink r:id="rId10" w:history="1">
-          <w:r>
-            <w:rPr>
-              <w:rStyle w:val="Hyperlink"/>
-            </w:rPr>
-            <w:t xml:space="preserve">from </w:t>
-          </w:r>
-        </w:hyperlink>
-      </w:r>
-      <w:r>
-        <w:rPr>
-          <w:rFonts w:ascii="Charis SIL Regular" w:hAnsi="Charis SIL Regular" w:eastAsia="Charis SIL Regular"/>
-          <w:b w:val="0"/>
-          <w:i w:val="0"/>
-          <w:color w:val="0000FF"/>
-          <w:sz w:val="24"/>
-        </w:rPr>
-        <w:hyperlink r:id="rId10" w:history="1">
-          <w:r>
-            <w:rPr>
-              <w:rStyle w:val="Hyperlink"/>
-            </w:rPr>
-            <w:t>Burm</w:t>
-          </w:r>
-        </w:hyperlink>
-      </w:r>
-      <w:r>
-        <w:rPr>
-          <w:rFonts w:ascii="Charis SIL Regular" w:hAnsi="Charis SIL Regular" w:eastAsia="Charis SIL Regular"/>
-          <w:b w:val="0"/>
-          <w:i w:val="0"/>
-          <w:color w:val="0000FF"/>
-          <w:sz w:val="24"/>
-        </w:rPr>
-        <w:hyperlink r:id="rId10" w:history="1">
-          <w:r>
-            <w:rPr>
-              <w:rStyle w:val="Hyperlink"/>
-            </w:rPr>
-            <w:t>a</w:t>
-          </w:r>
-        </w:hyperlink>
-      </w:r>
-      <w:r>
-        <w:rPr>
-          <w:rFonts w:ascii="Charis SIL Regular" w:hAnsi="Charis SIL Regular" w:eastAsia="Charis SIL Regular"/>
-          <w:b w:val="0"/>
-          <w:i w:val="0"/>
-          <w:color w:val="0000FF"/>
-          <w:sz w:val="24"/>
-        </w:rPr>
-        <w:t xml:space="preserve"> </w:t>
-      </w:r>
-      <w:r>
-        <w:rPr>
-          <w:rFonts w:ascii="Charis SIL Regular" w:hAnsi="Charis SIL Regular" w:eastAsia="Charis SIL Regular"/>
-          <w:b w:val="0"/>
-          <w:i w:val="0"/>
-          <w:color w:val="0000FF"/>
-          <w:sz w:val="24"/>
-        </w:rPr>
-        <w:hyperlink r:id="rId10" w:history="1">
-          <w:r>
-            <w:rPr>
-              <w:rStyle w:val="Hyperlink"/>
-            </w:rPr>
-            <w:t>to</w:t>
-          </w:r>
-        </w:hyperlink>
-      </w:r>
-      <w:r>
-        <w:rPr>
-          <w:rFonts w:ascii="Charis SIL Regular" w:hAnsi="Charis SIL Regular" w:eastAsia="Charis SIL Regular"/>
-          <w:b w:val="0"/>
-          <w:i w:val="0"/>
-          <w:color w:val="0000FF"/>
-          <w:sz w:val="24"/>
-        </w:rPr>
-        <w:t xml:space="preserve"> </w:t>
-      </w:r>
-      <w:r>
-        <w:rPr>
-          <w:rFonts w:ascii="Charis SIL Regular" w:hAnsi="Charis SIL Regular" w:eastAsia="Charis SIL Regular"/>
-          <w:b w:val="0"/>
-          <w:i w:val="0"/>
-          <w:color w:val="0000FF"/>
-          <w:sz w:val="24"/>
-        </w:rPr>
-        <w:hyperlink r:id="rId10" w:history="1">
-          <w:r>
-            <w:rPr>
-              <w:rStyle w:val="Hyperlink"/>
-            </w:rPr>
-            <w:t>Ceylo</w:t>
-          </w:r>
-        </w:hyperlink>
-      </w:r>
-      <w:r>
-        <w:rPr>
-          <w:rFonts w:ascii="Charis SIL Regular" w:hAnsi="Charis SIL Regular" w:eastAsia="Charis SIL Regular"/>
-          <w:b w:val="0"/>
-          <w:i w:val="0"/>
-          <w:color w:val="0000FF"/>
-          <w:sz w:val="24"/>
-        </w:rPr>
-        <w:hyperlink r:id="rId10" w:history="1">
-          <w:r>
-            <w:rPr>
-              <w:rStyle w:val="Hyperlink"/>
-            </w:rPr>
-            <w:t>n</w:t>
-          </w:r>
-        </w:hyperlink>
-      </w:r>
-      <w:r>
-        <w:rPr>
-          <w:rFonts w:ascii="Charis SIL Regular" w:hAnsi="Charis SIL Regular" w:eastAsia="Charis SIL Regular"/>
-          <w:b w:val="0"/>
-          <w:i w:val="0"/>
-          <w:color w:val="0000FF"/>
-          <w:sz w:val="24"/>
-        </w:rPr>
-        <w:t xml:space="preserve"> </w:t>
-      </w:r>
-      <w:r>
-        <w:rPr>
-          <w:rFonts w:ascii="Charis SIL Regular" w:hAnsi="Charis SIL Regular" w:eastAsia="Charis SIL Regular"/>
-          <w:b w:val="0"/>
-          <w:i w:val="0"/>
-          <w:color w:val="0000FF"/>
-          <w:sz w:val="24"/>
-        </w:rPr>
-        <w:hyperlink r:id="rId10" w:history="1">
-          <w:r>
-            <w:rPr>
-              <w:rStyle w:val="Hyperlink"/>
-            </w:rPr>
-            <w:t>for</w:t>
-          </w:r>
-        </w:hyperlink>
-      </w:r>
-      <w:r>
-        <w:rPr>
-          <w:rFonts w:ascii="Charis SIL Regular" w:hAnsi="Charis SIL Regular" w:eastAsia="Charis SIL Regular"/>
-          <w:b w:val="0"/>
-          <w:i w:val="0"/>
-          <w:color w:val="0000FF"/>
-          <w:sz w:val="24"/>
-        </w:rPr>
-        <w:t xml:space="preserve"> </w:t>
-      </w:r>
-      <w:r>
-        <w:rPr>
-          <w:rFonts w:ascii="Charis SIL Regular" w:hAnsi="Charis SIL Regular" w:eastAsia="Charis SIL Regular"/>
-          <w:b w:val="0"/>
-          <w:i w:val="0"/>
-          <w:color w:val="0000FF"/>
-          <w:sz w:val="24"/>
-        </w:rPr>
-        <w:hyperlink r:id="rId10" w:history="1">
-          <w:r>
-            <w:rPr>
-              <w:rStyle w:val="Hyperlink"/>
-            </w:rPr>
-            <w:t>a</w:t>
-          </w:r>
-        </w:hyperlink>
-      </w:r>
-      <w:r>
-        <w:rPr>
-          <w:rFonts w:ascii="Charis SIL Regular" w:hAnsi="Charis SIL Regular" w:eastAsia="Charis SIL Regular"/>
-          <w:b w:val="0"/>
-          <w:i w:val="0"/>
-          <w:color w:val="0000FF"/>
-          <w:sz w:val="24"/>
-        </w:rPr>
-        <w:t xml:space="preserve"> </w:t>
-      </w:r>
-      <w:r>
-        <w:rPr>
-          <w:rFonts w:ascii="Charis SIL Regular" w:hAnsi="Charis SIL Regular" w:eastAsia="Charis SIL Regular"/>
-          <w:b w:val="0"/>
-          <w:i w:val="0"/>
-          <w:color w:val="0000FF"/>
-          <w:sz w:val="24"/>
-        </w:rPr>
-        <w:hyperlink r:id="rId10" w:history="1">
-          <w:r>
-            <w:rPr>
-              <w:rStyle w:val="Hyperlink"/>
-            </w:rPr>
-            <w:t>cer</w:t>
-          </w:r>
-        </w:hyperlink>
-      </w:r>
-      <w:r>
-        <w:rPr>
-          <w:rFonts w:ascii="Charis SIL Regular" w:hAnsi="Charis SIL Regular" w:eastAsia="Charis SIL Regular"/>
-          <w:b w:val="0"/>
-          <w:i w:val="0"/>
-          <w:color w:val="0000FF"/>
-          <w:sz w:val="24"/>
-        </w:rPr>
-        <w:hyperlink r:id="rId10" w:history="1">
-          <w:r>
-            <w:rPr>
-              <w:rStyle w:val="Hyperlink"/>
-            </w:rPr>
-            <w:t>emony</w:t>
-          </w:r>
-        </w:hyperlink>
-      </w:r>
-      <w:r>
-        <w:rPr>
-          <w:rFonts w:ascii="Charis SIL Regular" w:hAnsi="Charis SIL Regular" w:eastAsia="Charis SIL Regular"/>
-          <w:b w:val="0"/>
-          <w:i w:val="0"/>
-          <w:color w:val="0000FF"/>
-          <w:sz w:val="24"/>
-        </w:rPr>
-        <w:t xml:space="preserve"> </w:t>
-      </w:r>
-      <w:r>
-        <w:rPr>
-          <w:rFonts w:ascii="Charis SIL Regular" w:hAnsi="Charis SIL Regular" w:eastAsia="Charis SIL Regular"/>
-          <w:b w:val="0"/>
-          <w:i w:val="0"/>
-          <w:color w:val="0000FF"/>
-          <w:sz w:val="24"/>
-        </w:rPr>
-        <w:hyperlink r:id="rId10" w:history="1">
-          <w:r>
-            <w:rPr>
-              <w:rStyle w:val="Hyperlink"/>
-            </w:rPr>
-            <w:t>at</w:t>
-          </w:r>
-        </w:hyperlink>
-      </w:r>
-      <w:r>
-        <w:rPr>
-          <w:rFonts w:ascii="Charis SIL Regular" w:hAnsi="Charis SIL Regular" w:eastAsia="Charis SIL Regular"/>
-          <w:b w:val="0"/>
-          <w:i w:val="0"/>
-          <w:color w:val="0000FF"/>
-          <w:sz w:val="24"/>
-        </w:rPr>
-        <w:t xml:space="preserve"> </w:t>
-      </w:r>
-      <w:r>
-        <w:rPr>
-          <w:rFonts w:ascii="Charis SIL Regular" w:hAnsi="Charis SIL Regular" w:eastAsia="Charis SIL Regular"/>
-          <w:b w:val="0"/>
-          <w:i w:val="0"/>
-          <w:color w:val="0000FF"/>
-          <w:sz w:val="24"/>
-        </w:rPr>
-        <w:hyperlink r:id="rId10" w:history="1">
-          <w:r>
-            <w:rPr>
-              <w:rStyle w:val="Hyperlink"/>
-            </w:rPr>
-            <w:t>K</w:t>
-          </w:r>
-        </w:hyperlink>
-      </w:r>
-      <w:r>
-        <w:rPr>
-          <w:rFonts w:ascii="Charis SIL Regular" w:hAnsi="Charis SIL Regular" w:eastAsia="Charis SIL Regular"/>
-          <w:b w:val="0"/>
-          <w:i w:val="0"/>
-          <w:color w:val="0000FF"/>
-          <w:sz w:val="24"/>
-        </w:rPr>
-        <w:hyperlink r:id="rId10" w:history="1">
-          <w:r>
-            <w:rPr>
-              <w:rStyle w:val="Hyperlink"/>
-            </w:rPr>
-            <w:t>a</w:t>
-          </w:r>
-        </w:hyperlink>
-      </w:r>
-      <w:r>
-        <w:rPr>
-          <w:rFonts w:ascii="Charis SIL Regular" w:hAnsi="Charis SIL Regular" w:eastAsia="Charis SIL Regular"/>
-          <w:b w:val="0"/>
-          <w:i w:val="0"/>
-          <w:color w:val="0000FF"/>
-          <w:sz w:val="24"/>
-        </w:rPr>
-        <w:hyperlink r:id="rId10" w:history="1">
-          <w:r>
-            <w:rPr>
-              <w:rStyle w:val="Hyperlink"/>
-            </w:rPr>
-            <w:t>ndy,</w:t>
-          </w:r>
-        </w:hyperlink>
-      </w:r>
-      <w:r>
-        <w:rPr>
-          <w:rFonts w:ascii="Charis SIL Regular" w:hAnsi="Charis SIL Regular" w:eastAsia="Charis SIL Regular"/>
-          <w:b w:val="0"/>
-          <w:i w:val="0"/>
-          <w:color w:val="0000FF"/>
-          <w:sz w:val="24"/>
-        </w:rPr>
-        <w:t xml:space="preserve"> </w:t>
-      </w:r>
-      <w:r>
-        <w:rPr>
-          <w:rFonts w:ascii="Charis SIL Regular" w:hAnsi="Charis SIL Regular" w:eastAsia="Charis SIL Regular"/>
-          <w:b w:val="0"/>
-          <w:i w:val="0"/>
-          <w:color w:val="0000FF"/>
-          <w:sz w:val="24"/>
-        </w:rPr>
-        <w:hyperlink r:id="rId10" w:history="1">
-          <w:r>
-            <w:rPr>
-              <w:rStyle w:val="Hyperlink"/>
-            </w:rPr>
-            <w:t>1746.</w:t>
-          </w:r>
-        </w:hyperlink>
-      </w:r>
-      <w:r>
-        <w:rPr>
-          <w:rFonts w:ascii="Charis SIL Regular" w:hAnsi="Charis SIL Regular" w:eastAsia="Charis SIL Regular"/>
-          <w:b w:val="0"/>
-          <w:i w:val="0"/>
-          <w:color w:val="0000FF"/>
-          <w:sz w:val="24"/>
-        </w:rPr>
-        <w:t xml:space="preserve"> </w:t>
-      </w:r>
-      <w:r>
-        <w:rPr>
-          <w:rFonts w:ascii="Charis SIL Regular" w:hAnsi="Charis SIL Regular" w:eastAsia="Charis SIL Regular"/>
-          <w:b w:val="0"/>
-          <w:i w:val="0"/>
-          <w:color w:val="0000FF"/>
-          <w:sz w:val="24"/>
-        </w:rPr>
-        <w:hyperlink r:id="rId10" w:history="1">
-          <w:r>
-            <w:rPr>
-              <w:rStyle w:val="Hyperlink"/>
-            </w:rPr>
-            <w:t>In</w:t>
-          </w:r>
-        </w:hyperlink>
-      </w:r>
-      <w:r>
-        <w:rPr>
-          <w:rFonts w:ascii="Charis SIL Regular" w:hAnsi="Charis SIL Regular" w:eastAsia="Charis SIL Regular"/>
-          <w:b w:val="0"/>
-          <w:i w:val="0"/>
-          <w:color w:val="0000FF"/>
-          <w:sz w:val="24"/>
-        </w:rPr>
-        <w:t xml:space="preserve"> </w:t>
-      </w:r>
-      <w:r>
-        <w:rPr>
-          <w:rFonts w:ascii="Charis SIL Regular" w:hAnsi="Charis SIL Regular" w:eastAsia="Charis SIL Regular"/>
-          <w:b w:val="0"/>
-          <w:i w:val="0"/>
-          <w:color w:val="0000FF"/>
-          <w:sz w:val="24"/>
-        </w:rPr>
-        <w:hyperlink r:id="rId10" w:history="1">
-          <w:r>
-            <w:rPr>
-              <w:rStyle w:val="Hyperlink"/>
-            </w:rPr>
-            <w:t>S</w:t>
-          </w:r>
-        </w:hyperlink>
-      </w:r>
-      <w:r>
-        <w:rPr>
-          <w:rFonts w:ascii="Charis SIL Regular" w:hAnsi="Charis SIL Regular" w:eastAsia="Charis SIL Regular"/>
-          <w:b w:val="0"/>
-          <w:i w:val="0"/>
-          <w:color w:val="0000FF"/>
-          <w:sz w:val="24"/>
-        </w:rPr>
-        <w:hyperlink r:id="rId10" w:history="1">
-          <w:r>
-            <w:rPr>
-              <w:rStyle w:val="Hyperlink"/>
-            </w:rPr>
-            <w:t>inhalese,</w:t>
-          </w:r>
-        </w:hyperlink>
-      </w:r>
-      <w:r>
-        <w:rPr>
-          <w:rFonts w:ascii="Charis SIL Regular" w:hAnsi="Charis SIL Regular" w:eastAsia="Charis SIL Regular"/>
-          <w:b w:val="0"/>
-          <w:i w:val="0"/>
-          <w:color w:val="0000FF"/>
-          <w:sz w:val="24"/>
-        </w:rPr>
-        <w:t xml:space="preserve"> </w:t>
-      </w:r>
-      <w:r>
-        <w:rPr>
-          <w:rFonts w:ascii="Charis SIL Regular" w:hAnsi="Charis SIL Regular" w:eastAsia="Charis SIL Regular"/>
-          <w:b w:val="0"/>
-          <w:i w:val="0"/>
-          <w:color w:val="0000FF"/>
-          <w:sz w:val="24"/>
-        </w:rPr>
-        <w:hyperlink r:id="rId10" w:history="1">
-          <w:r>
-            <w:rPr>
-              <w:rStyle w:val="Hyperlink"/>
-            </w:rPr>
-            <w:t>pa</w:t>
-          </w:r>
-        </w:hyperlink>
-      </w:r>
-      <w:r>
-        <w:rPr>
-          <w:rFonts w:ascii="Charis SIL Regular" w:hAnsi="Charis SIL Regular" w:eastAsia="Charis SIL Regular"/>
-          <w:b w:val="0"/>
-          <w:i w:val="0"/>
-          <w:color w:val="0000FF"/>
-          <w:sz w:val="24"/>
-        </w:rPr>
-        <w:hyperlink r:id="rId10" w:history="1">
-          <w:r>
-            <w:rPr>
-              <w:rStyle w:val="Hyperlink"/>
-            </w:rPr>
-            <w:t>l</w:t>
-          </w:r>
-        </w:hyperlink>
-      </w:r>
-      <w:r>
-        <w:rPr>
-          <w:rFonts w:ascii="Charis SIL Regular" w:hAnsi="Charis SIL Regular" w:eastAsia="Charis SIL Regular"/>
-          <w:b w:val="0"/>
-          <w:i w:val="0"/>
-          <w:color w:val="0000FF"/>
-          <w:sz w:val="24"/>
-        </w:rPr>
-        <w:hyperlink r:id="rId10" w:history="1">
-          <w:r>
-            <w:rPr>
-              <w:rStyle w:val="Hyperlink"/>
-            </w:rPr>
-            <w:t>m</w:t>
-          </w:r>
-        </w:hyperlink>
-      </w:r>
-      <w:r>
-        <w:rPr>
-          <w:rFonts w:ascii="Charis SIL Regular" w:hAnsi="Charis SIL Regular" w:eastAsia="Charis SIL Regular"/>
-          <w:b w:val="0"/>
-          <w:i w:val="0"/>
-          <w:color w:val="0000FF"/>
-          <w:sz w:val="24"/>
-        </w:rPr>
-        <w:t xml:space="preserve"> </w:t>
-      </w:r>
-      <w:r>
-        <w:rPr>
-          <w:rFonts w:ascii="Charis SIL Regular" w:hAnsi="Charis SIL Regular" w:eastAsia="Charis SIL Regular"/>
-          <w:b w:val="0"/>
-          <w:i w:val="0"/>
-          <w:color w:val="0000FF"/>
-          <w:sz w:val="24"/>
-        </w:rPr>
-        <w:hyperlink r:id="rId10" w:history="1">
-          <w:r>
-            <w:rPr>
-              <w:rStyle w:val="Hyperlink"/>
-            </w:rPr>
-            <w:t>leaf</w:t>
-          </w:r>
-        </w:hyperlink>
-      </w:r>
-      <w:r>
-        <w:rPr>
-          <w:rFonts w:ascii="Charis SIL Regular" w:hAnsi="Charis SIL Regular" w:eastAsia="Charis SIL Regular"/>
-          <w:b w:val="0"/>
-          <w:i w:val="0"/>
-          <w:color w:val="0000FF"/>
-          <w:sz w:val="24"/>
-        </w:rPr>
-        <w:t xml:space="preserve"> </w:t>
-      </w:r>
-      <w:r>
-        <w:rPr>
-          <w:rFonts w:ascii="Charis SIL Regular" w:hAnsi="Charis SIL Regular" w:eastAsia="Charis SIL Regular"/>
-          <w:b w:val="0"/>
-          <w:i w:val="0"/>
-          <w:color w:val="0000FF"/>
-          <w:sz w:val="24"/>
-        </w:rPr>
-        <w:hyperlink r:id="rId10" w:history="1">
-          <w:r>
-            <w:rPr>
-              <w:rStyle w:val="Hyperlink"/>
-            </w:rPr>
-            <w:t>w</w:t>
-          </w:r>
-        </w:hyperlink>
-      </w:r>
-      <w:r>
-        <w:rPr>
-          <w:rFonts w:ascii="Charis SIL Regular" w:hAnsi="Charis SIL Regular" w:eastAsia="Charis SIL Regular"/>
-          <w:b w:val="0"/>
-          <w:i w:val="0"/>
-          <w:color w:val="0000FF"/>
-          <w:sz w:val="24"/>
-        </w:rPr>
-        <w:hyperlink r:id="rId10" w:history="1">
-          <w:r>
-            <w:rPr>
-              <w:rStyle w:val="Hyperlink"/>
-            </w:rPr>
-            <w:t>i</w:t>
-          </w:r>
-        </w:hyperlink>
-      </w:r>
-      <w:r>
-        <w:rPr>
-          <w:rFonts w:ascii="Charis SIL Regular" w:hAnsi="Charis SIL Regular" w:eastAsia="Charis SIL Regular"/>
-          <w:b w:val="0"/>
-          <w:i w:val="0"/>
-          <w:color w:val="0000FF"/>
-          <w:sz w:val="24"/>
-        </w:rPr>
-        <w:hyperlink r:id="rId10" w:history="1">
-          <w:r>
-            <w:rPr>
-              <w:rStyle w:val="Hyperlink"/>
-            </w:rPr>
-            <w:t>th</w:t>
-          </w:r>
-        </w:hyperlink>
-      </w:r>
-      <w:r>
-        <w:rPr>
-          <w:rFonts w:ascii="Charis SIL Regular" w:hAnsi="Charis SIL Regular" w:eastAsia="Charis SIL Regular"/>
-          <w:b w:val="0"/>
-          <w:i w:val="0"/>
-          <w:color w:val="0000FF"/>
-          <w:sz w:val="24"/>
-        </w:rPr>
-        <w:t xml:space="preserve"> </w:t>
-      </w:r>
-      <w:r>
-        <w:rPr>
-          <w:rFonts w:ascii="Charis SIL Regular" w:hAnsi="Charis SIL Regular" w:eastAsia="Charis SIL Regular"/>
-          <w:b w:val="0"/>
-          <w:i w:val="0"/>
-          <w:color w:val="0000FF"/>
-          <w:sz w:val="24"/>
-        </w:rPr>
-        <w:hyperlink r:id="rId10" w:history="1">
-          <w:r>
-            <w:rPr>
-              <w:rStyle w:val="Hyperlink"/>
-            </w:rPr>
-            <w:t>silk</w:t>
-          </w:r>
-        </w:hyperlink>
-      </w:r>
-      <w:r>
-        <w:rPr>
-          <w:rFonts w:ascii="Charis SIL Regular" w:hAnsi="Charis SIL Regular" w:eastAsia="Charis SIL Regular"/>
-          <w:b w:val="0"/>
-          <w:i w:val="0"/>
-          <w:color w:val="0000FF"/>
-          <w:sz w:val="24"/>
-        </w:rPr>
-        <w:t xml:space="preserve"> </w:t>
-      </w:r>
-      <w:r>
-        <w:rPr>
-          <w:rFonts w:ascii="Charis SIL Regular" w:hAnsi="Charis SIL Regular" w:eastAsia="Charis SIL Regular"/>
-          <w:b w:val="0"/>
-          <w:i w:val="0"/>
-          <w:color w:val="0000FF"/>
-          <w:sz w:val="24"/>
+          <w:u w:val="single"/>
         </w:rPr>
         <w:hyperlink r:id="rId10" w:history="1">
           <w:r>
@@ -2941,295 +2826,6 @@
           <w:i w:val="0"/>
           <w:color w:val="0000FF"/>
           <w:sz w:val="24"/>
-        </w:rPr>
-        <w:hyperlink r:id="rId10" w:history="1">
-          <w:r>
-            <w:rPr>
-              <w:rStyle w:val="Hyperlink"/>
-            </w:rPr>
-            <w:t xml:space="preserve">ase </w:t>
-          </w:r>
-        </w:hyperlink>
-      </w:r>
-      <w:r>
-        <w:rPr>
-          <w:rFonts w:ascii="Charis SIL Regular" w:hAnsi="Charis SIL Regular" w:eastAsia="Charis SIL Regular"/>
-          <w:b w:val="0"/>
-          <w:i w:val="0"/>
-          <w:color w:val="0000FF"/>
-          <w:sz w:val="24"/>
-          <w:u w:val="single"/>
-        </w:rPr>
-        <w:hyperlink r:id="rId10" w:history="1">
-          <w:r>
-            <w:rPr>
-              <w:rStyle w:val="Hyperlink"/>
-            </w:rPr>
-            <w:t>and</w:t>
-          </w:r>
-        </w:hyperlink>
-      </w:r>
-      <w:r>
-        <w:rPr>
-          <w:rFonts w:ascii="Charis SIL Regular" w:hAnsi="Charis SIL Regular" w:eastAsia="Charis SIL Regular"/>
-          <w:b w:val="0"/>
-          <w:i w:val="0"/>
-          <w:color w:val="0000FF"/>
-          <w:sz w:val="24"/>
-          <w:u w:val="single"/>
-        </w:rPr>
-        <w:t xml:space="preserve"> </w:t>
-      </w:r>
-      <w:r>
-        <w:rPr>
-          <w:rFonts w:ascii="Charis SIL Regular" w:hAnsi="Charis SIL Regular" w:eastAsia="Charis SIL Regular"/>
-          <w:b w:val="0"/>
-          <w:i w:val="0"/>
-          <w:color w:val="0000FF"/>
-          <w:sz w:val="24"/>
-          <w:u w:val="single"/>
-        </w:rPr>
-        <w:hyperlink r:id="rId10" w:history="1">
-          <w:r>
-            <w:rPr>
-              <w:rStyle w:val="Hyperlink"/>
-            </w:rPr>
-            <w:t>de</w:t>
-          </w:r>
-        </w:hyperlink>
-      </w:r>
-      <w:r>
-        <w:rPr>
-          <w:rFonts w:ascii="Charis SIL Regular" w:hAnsi="Charis SIL Regular" w:eastAsia="Charis SIL Regular"/>
-          <w:b w:val="0"/>
-          <w:i w:val="0"/>
-          <w:color w:val="0000FF"/>
-          <w:sz w:val="24"/>
-          <w:u w:val="single"/>
-        </w:rPr>
-        <w:hyperlink r:id="rId10" w:history="1">
-          <w:r>
-            <w:rPr>
-              <w:rStyle w:val="Hyperlink"/>
-            </w:rPr>
-            <w:t>co</w:t>
-          </w:r>
-        </w:hyperlink>
-      </w:r>
-      <w:r>
-        <w:rPr>
-          <w:rFonts w:ascii="Charis SIL Regular" w:hAnsi="Charis SIL Regular" w:eastAsia="Charis SIL Regular"/>
-          <w:b w:val="0"/>
-          <w:i w:val="0"/>
-          <w:color w:val="0000FF"/>
-          <w:sz w:val="24"/>
-          <w:u w:val="single"/>
-        </w:rPr>
-        <w:hyperlink r:id="rId10" w:history="1">
-          <w:r>
-            <w:rPr>
-              <w:rStyle w:val="Hyperlink"/>
-            </w:rPr>
-            <w:t>r</w:t>
-          </w:r>
-        </w:hyperlink>
-      </w:r>
-      <w:r>
-        <w:rPr>
-          <w:rFonts w:ascii="Charis SIL Regular" w:hAnsi="Charis SIL Regular" w:eastAsia="Charis SIL Regular"/>
-          <w:b w:val="0"/>
-          <w:i w:val="0"/>
-          <w:color w:val="0000FF"/>
-          <w:sz w:val="24"/>
-          <w:u w:val="single"/>
-        </w:rPr>
-        <w:hyperlink r:id="rId10" w:history="1">
-          <w:r>
-            <w:rPr>
-              <w:rStyle w:val="Hyperlink"/>
-            </w:rPr>
-            <w:t>ations</w:t>
-          </w:r>
-        </w:hyperlink>
-      </w:r>
-      <w:r>
-        <w:rPr>
-          <w:rFonts w:ascii="Charis SIL Regular" w:hAnsi="Charis SIL Regular" w:eastAsia="Charis SIL Regular"/>
-          <w:b w:val="0"/>
-          <w:i w:val="0"/>
-          <w:color w:val="0000FF"/>
-          <w:sz w:val="24"/>
-          <w:u w:val="single"/>
-        </w:rPr>
-        <w:t xml:space="preserve"> </w:t>
-      </w:r>
-      <w:r>
-        <w:rPr>
-          <w:rFonts w:ascii="Charis SIL Regular" w:hAnsi="Charis SIL Regular" w:eastAsia="Charis SIL Regular"/>
-          <w:b w:val="0"/>
-          <w:i w:val="0"/>
-          <w:color w:val="0000FF"/>
-          <w:sz w:val="24"/>
-          <w:u w:val="single"/>
-        </w:rPr>
-        <w:hyperlink r:id="rId10" w:history="1">
-          <w:r>
-            <w:rPr>
-              <w:rStyle w:val="Hyperlink"/>
-            </w:rPr>
-            <w:t>(</w:t>
-          </w:r>
-        </w:hyperlink>
-      </w:r>
-      <w:r>
-        <w:rPr>
-          <w:rFonts w:ascii="Charis SIL Regular" w:hAnsi="Charis SIL Regular" w:eastAsia="Charis SIL Regular"/>
-          <w:b w:val="0"/>
-          <w:i w:val="0"/>
-          <w:color w:val="0000FF"/>
-          <w:sz w:val="24"/>
-          <w:u w:val="single"/>
-        </w:rPr>
-        <w:hyperlink r:id="rId10" w:history="1">
-          <w:r>
-            <w:rPr>
-              <w:rStyle w:val="Hyperlink"/>
-            </w:rPr>
-            <w:t>len</w:t>
-          </w:r>
-        </w:hyperlink>
-      </w:r>
-      <w:r>
-        <w:rPr>
-          <w:rFonts w:ascii="Charis SIL Regular" w:hAnsi="Charis SIL Regular" w:eastAsia="Charis SIL Regular"/>
-          <w:b w:val="0"/>
-          <w:i w:val="0"/>
-          <w:color w:val="0000FF"/>
-          <w:sz w:val="24"/>
-          <w:u w:val="single"/>
-        </w:rPr>
-        <w:hyperlink r:id="rId10" w:history="1">
-          <w:r>
-            <w:rPr>
-              <w:rStyle w:val="Hyperlink"/>
-            </w:rPr>
-            <w:t>gt</w:t>
-          </w:r>
-        </w:hyperlink>
-      </w:r>
-      <w:r>
-        <w:rPr>
-          <w:rFonts w:ascii="Charis SIL Regular" w:hAnsi="Charis SIL Regular" w:eastAsia="Charis SIL Regular"/>
-          <w:b w:val="0"/>
-          <w:i w:val="0"/>
-          <w:color w:val="0000FF"/>
-          <w:sz w:val="24"/>
-          <w:u w:val="single"/>
-        </w:rPr>
-        <w:hyperlink r:id="rId10" w:history="1">
-          <w:r>
-            <w:rPr>
-              <w:rStyle w:val="Hyperlink"/>
-            </w:rPr>
-            <w:t>h</w:t>
-          </w:r>
-        </w:hyperlink>
-      </w:r>
-      <w:r>
-        <w:rPr>
-          <w:rFonts w:ascii="Charis SIL Regular" w:hAnsi="Charis SIL Regular" w:eastAsia="Charis SIL Regular"/>
-          <w:b w:val="0"/>
-          <w:i w:val="0"/>
-          <w:color w:val="0000FF"/>
-          <w:sz w:val="24"/>
-          <w:u w:val="single"/>
-        </w:rPr>
-        <w:t xml:space="preserve"> </w:t>
-      </w:r>
-      <w:r>
-        <w:rPr>
-          <w:rFonts w:ascii="Charis SIL Regular" w:hAnsi="Charis SIL Regular" w:eastAsia="Charis SIL Regular"/>
-          <w:b w:val="0"/>
-          <w:i w:val="0"/>
-          <w:color w:val="0000FF"/>
-          <w:sz w:val="24"/>
-          <w:u w:val="single"/>
-        </w:rPr>
-        <w:hyperlink r:id="rId10" w:history="1">
-          <w:r>
-            <w:rPr>
-              <w:rStyle w:val="Hyperlink"/>
-            </w:rPr>
-            <w:t>c.</w:t>
-          </w:r>
-        </w:hyperlink>
-      </w:r>
-      <w:r>
-        <w:rPr>
-          <w:rFonts w:ascii="Charis SIL Regular" w:hAnsi="Charis SIL Regular" w:eastAsia="Charis SIL Regular"/>
-          <w:b w:val="0"/>
-          <w:i w:val="0"/>
-          <w:color w:val="0000FF"/>
-          <w:sz w:val="24"/>
-          <w:u w:val="single"/>
-        </w:rPr>
-        <w:t xml:space="preserve"> </w:t>
-      </w:r>
-      <w:r>
-        <w:rPr>
-          <w:rFonts w:ascii="Charis SIL Regular" w:hAnsi="Charis SIL Regular" w:eastAsia="Charis SIL Regular"/>
-          <w:b w:val="0"/>
-          <w:i w:val="0"/>
-          <w:color w:val="0000FF"/>
-          <w:sz w:val="24"/>
-          <w:u w:val="single"/>
-        </w:rPr>
-        <w:hyperlink r:id="rId10" w:history="1">
-          <w:r>
-            <w:rPr>
-              <w:rStyle w:val="Hyperlink"/>
-            </w:rPr>
-            <w:t>180</w:t>
-          </w:r>
-        </w:hyperlink>
-      </w:r>
-      <w:r>
-        <w:rPr>
-          <w:rFonts w:ascii="Charis SIL Regular" w:hAnsi="Charis SIL Regular" w:eastAsia="Charis SIL Regular"/>
-          <w:b w:val="0"/>
-          <w:i w:val="0"/>
-          <w:color w:val="0000FF"/>
-          <w:sz w:val="24"/>
-          <w:u w:val="single"/>
-        </w:rPr>
-        <w:t xml:space="preserve"> </w:t>
-      </w:r>
-      <w:r>
-        <w:rPr>
-          <w:rFonts w:ascii="Charis SIL Regular" w:hAnsi="Charis SIL Regular" w:eastAsia="Charis SIL Regular"/>
-          <w:b w:val="0"/>
-          <w:i w:val="0"/>
-          <w:color w:val="0000FF"/>
-          <w:sz w:val="24"/>
-          <w:u w:val="single"/>
-        </w:rPr>
-        <w:hyperlink r:id="rId10" w:history="1">
-          <w:r>
-            <w:rPr>
-              <w:rStyle w:val="Hyperlink"/>
-            </w:rPr>
-            <w:t>c</w:t>
-          </w:r>
-        </w:hyperlink>
-      </w:r>
-      <w:r>
-        <w:rPr>
-          <w:rFonts w:ascii="Charis SIL Regular" w:hAnsi="Charis SIL Regular" w:eastAsia="Charis SIL Regular"/>
-          <w:b w:val="0"/>
-          <w:i w:val="0"/>
-          <w:color w:val="0000FF"/>
-          <w:sz w:val="24"/>
-          <w:u w:val="single"/>
         </w:rPr>
         <w:t>m</w:t>
       </w:r>
@@ -3734,16 +3330,6 @@
           <w:color w:val="0000FF"/>
           <w:sz w:val="24"/>
         </w:rPr>
-        <w:t xml:space="preserve"> Prince William</w:t>
-      </w:r>
-      <w:r>
-        <w:rPr>
-          <w:rFonts w:ascii="Charis SIL Regular" w:hAnsi="Charis SIL Regular" w:eastAsia="Charis SIL Regular"/>
-          <w:b w:val="0"/>
-          <w:i w:val="0"/>
-          <w:color w:val="0000FF"/>
-          <w:sz w:val="24"/>
-        </w:rPr>
         <w:t xml:space="preserve"> </w:t>
       </w:r>
       <w:r>
@@ -3754,7 +3340,163 @@
           <w:color w:val="0000FF"/>
           <w:sz w:val="24"/>
         </w:rPr>
-        <w:hyperlink r:id="rId10" w:history="1">
+        <w:hyperlink r:id="rId11" w:history="1">
+          <w:r>
+            <w:rPr>
+              <w:rStyle w:val="Hyperlink"/>
+            </w:rPr>
+            <w:t>P</w:t>
+          </w:r>
+        </w:hyperlink>
+      </w:r>
+      <w:r>
+        <w:rPr>
+          <w:rFonts w:ascii="Charis SIL Regular" w:hAnsi="Charis SIL Regular" w:eastAsia="Charis SIL Regular"/>
+          <w:b w:val="0"/>
+          <w:i w:val="0"/>
+          <w:color w:val="0000FF"/>
+          <w:sz w:val="24"/>
+        </w:rPr>
+        <w:hyperlink r:id="rId11" w:history="1">
+          <w:r>
+            <w:rPr>
+              <w:rStyle w:val="Hyperlink"/>
+            </w:rPr>
+            <w:t>r</w:t>
+          </w:r>
+        </w:hyperlink>
+      </w:r>
+      <w:r>
+        <w:rPr>
+          <w:rFonts w:ascii="Charis SIL Regular" w:hAnsi="Charis SIL Regular" w:eastAsia="Charis SIL Regular"/>
+          <w:b w:val="0"/>
+          <w:i w:val="0"/>
+          <w:color w:val="0000FF"/>
+          <w:sz w:val="24"/>
+        </w:rPr>
+        <w:hyperlink r:id="rId11" w:history="1">
+          <w:r>
+            <w:rPr>
+              <w:rStyle w:val="Hyperlink"/>
+            </w:rPr>
+            <w:t>in</w:t>
+          </w:r>
+        </w:hyperlink>
+      </w:r>
+      <w:r>
+        <w:rPr>
+          <w:rFonts w:ascii="Charis SIL Regular" w:hAnsi="Charis SIL Regular" w:eastAsia="Charis SIL Regular"/>
+          <w:b w:val="0"/>
+          <w:i w:val="0"/>
+          <w:color w:val="0000FF"/>
+          <w:sz w:val="24"/>
+        </w:rPr>
+        <w:hyperlink r:id="rId11" w:history="1">
+          <w:r>
+            <w:rPr>
+              <w:rStyle w:val="Hyperlink"/>
+            </w:rPr>
+            <w:t>ce</w:t>
+          </w:r>
+        </w:hyperlink>
+      </w:r>
+      <w:r>
+        <w:rPr>
+          <w:rFonts w:ascii="Charis SIL Regular" w:hAnsi="Charis SIL Regular" w:eastAsia="Charis SIL Regular"/>
+          <w:b w:val="0"/>
+          <w:i w:val="0"/>
+          <w:color w:val="0000FF"/>
+          <w:sz w:val="24"/>
+        </w:rPr>
+        <w:t xml:space="preserve"> </w:t>
+      </w:r>
+      <w:r>
+        <w:rPr>
+          <w:rFonts w:ascii="Charis SIL Regular" w:hAnsi="Charis SIL Regular" w:eastAsia="Charis SIL Regular"/>
+          <w:b w:val="0"/>
+          <w:i w:val="0"/>
+          <w:color w:val="0000FF"/>
+          <w:sz w:val="24"/>
+        </w:rPr>
+        <w:hyperlink r:id="rId11" w:history="1">
+          <w:r>
+            <w:rPr>
+              <w:rStyle w:val="Hyperlink"/>
+            </w:rPr>
+            <w:t>Wi</w:t>
+          </w:r>
+        </w:hyperlink>
+      </w:r>
+      <w:r>
+        <w:rPr>
+          <w:rFonts w:ascii="Charis SIL Regular" w:hAnsi="Charis SIL Regular" w:eastAsia="Charis SIL Regular"/>
+          <w:b w:val="0"/>
+          <w:i w:val="0"/>
+          <w:color w:val="0000FF"/>
+          <w:sz w:val="24"/>
+        </w:rPr>
+        <w:hyperlink r:id="rId11" w:history="1">
+          <w:r>
+            <w:rPr>
+              <w:rStyle w:val="Hyperlink"/>
+            </w:rPr>
+            <w:t>l</w:t>
+          </w:r>
+        </w:hyperlink>
+      </w:r>
+      <w:r>
+        <w:rPr>
+          <w:rFonts w:ascii="Charis SIL Regular" w:hAnsi="Charis SIL Regular" w:eastAsia="Charis SIL Regular"/>
+          <w:b w:val="0"/>
+          <w:i w:val="0"/>
+          <w:color w:val="0000FF"/>
+          <w:sz w:val="24"/>
+        </w:rPr>
+        <w:hyperlink r:id="rId11" w:history="1">
+          <w:r>
+            <w:rPr>
+              <w:rStyle w:val="Hyperlink"/>
+            </w:rPr>
+            <w:t>lia</w:t>
+          </w:r>
+        </w:hyperlink>
+      </w:r>
+      <w:r>
+        <w:rPr>
+          <w:rFonts w:ascii="Charis SIL Regular" w:hAnsi="Charis SIL Regular" w:eastAsia="Charis SIL Regular"/>
+          <w:b w:val="0"/>
+          <w:i w:val="0"/>
+          <w:color w:val="0000FF"/>
+          <w:sz w:val="24"/>
+        </w:rPr>
+        <w:hyperlink r:id="rId11" w:history="1">
+          <w:r>
+            <w:rPr>
+              <w:rStyle w:val="Hyperlink"/>
+            </w:rPr>
+            <w:t>m</w:t>
+          </w:r>
+        </w:hyperlink>
+      </w:r>
+      <w:r>
+        <w:rPr>
+          <w:rFonts w:ascii="Charis SIL Regular" w:hAnsi="Charis SIL Regular" w:eastAsia="Charis SIL Regular"/>
+          <w:b w:val="0"/>
+          <w:i w:val="0"/>
+          <w:color w:val="0000FF"/>
+          <w:sz w:val="24"/>
+        </w:rPr>
+        <w:t xml:space="preserve"> </w:t>
+      </w:r>
+      <w:r>
+        <w:rPr>
+          <w:rFonts w:ascii="Charis SIL Regular" w:hAnsi="Charis SIL Regular" w:eastAsia="Charis SIL Regular"/>
+          <w:b w:val="0"/>
+          <w:i w:val="0"/>
+          <w:color w:val="0000FF"/>
+          <w:sz w:val="24"/>
+        </w:rPr>
+        <w:hyperlink r:id="rId11" w:history="1">
           <w:r>
             <w:rPr>
               <w:rStyle w:val="Hyperlink"/>
@@ -3781,7 +3523,7 @@
           <w:color w:val="0000FF"/>
           <w:sz w:val="24"/>
         </w:rPr>
-        <w:hyperlink r:id="rId10" w:history="1">
+        <w:hyperlink r:id="rId11" w:history="1">
           <w:r>
             <w:rPr>
               <w:rStyle w:val="Hyperlink"/>

--- a/EXPORTS/DOCX/review/niveau2/Dutch/Sri Lanka.docx
+++ b/EXPORTS/DOCX/review/niveau2/Dutch/Sri Lanka.docx
@@ -1175,7 +1175,373 @@
           <w:color w:val="0000FF"/>
           <w:sz w:val="24"/>
         </w:rPr>
-        <w:t xml:space="preserve">1942.0.123.x Letter from King Sri Vijaya Rajasinga </w:t>
+        <w:hyperlink r:id="rId10" w:history="1">
+          <w:r>
+            <w:rPr>
+              <w:rStyle w:val="Hyperlink"/>
+            </w:rPr>
+            <w:t>1942.0</w:t>
+          </w:r>
+        </w:hyperlink>
+      </w:r>
+      <w:r>
+        <w:rPr>
+          <w:rFonts w:ascii="Charis SIL Regular" w:hAnsi="Charis SIL Regular" w:eastAsia="Charis SIL Regular"/>
+          <w:b w:val="0"/>
+          <w:i w:val="0"/>
+          <w:color w:val="0000FF"/>
+          <w:sz w:val="24"/>
+        </w:rPr>
+        <w:hyperlink r:id="rId10" w:history="1">
+          <w:r>
+            <w:rPr>
+              <w:rStyle w:val="Hyperlink"/>
+            </w:rPr>
+            <w:t>.123.</w:t>
+          </w:r>
+        </w:hyperlink>
+      </w:r>
+      <w:r>
+        <w:rPr>
+          <w:rFonts w:ascii="Charis SIL Regular" w:hAnsi="Charis SIL Regular" w:eastAsia="Charis SIL Regular"/>
+          <w:b w:val="0"/>
+          <w:i w:val="0"/>
+          <w:color w:val="0000FF"/>
+          <w:sz w:val="24"/>
+        </w:rPr>
+        <w:hyperlink r:id="rId10" w:history="1">
+          <w:r>
+            <w:rPr>
+              <w:rStyle w:val="Hyperlink"/>
+            </w:rPr>
+            <w:t>x</w:t>
+          </w:r>
+        </w:hyperlink>
+      </w:r>
+      <w:r>
+        <w:rPr>
+          <w:rFonts w:ascii="Charis SIL Regular" w:hAnsi="Charis SIL Regular" w:eastAsia="Charis SIL Regular"/>
+          <w:b w:val="0"/>
+          <w:i w:val="0"/>
+          <w:color w:val="0000FF"/>
+          <w:sz w:val="24"/>
+        </w:rPr>
+        <w:t xml:space="preserve"> </w:t>
+      </w:r>
+      <w:r>
+        <w:rPr>
+          <w:rFonts w:ascii="Charis SIL Regular" w:hAnsi="Charis SIL Regular" w:eastAsia="Charis SIL Regular"/>
+          <w:b w:val="0"/>
+          <w:i w:val="0"/>
+          <w:color w:val="0000FF"/>
+          <w:sz w:val="24"/>
+        </w:rPr>
+        <w:hyperlink r:id="rId10" w:history="1">
+          <w:r>
+            <w:rPr>
+              <w:rStyle w:val="Hyperlink"/>
+            </w:rPr>
+            <w:t>Le</w:t>
+          </w:r>
+        </w:hyperlink>
+      </w:r>
+      <w:r>
+        <w:rPr>
+          <w:rFonts w:ascii="Charis SIL Regular" w:hAnsi="Charis SIL Regular" w:eastAsia="Charis SIL Regular"/>
+          <w:b w:val="0"/>
+          <w:i w:val="0"/>
+          <w:color w:val="0000FF"/>
+          <w:sz w:val="24"/>
+        </w:rPr>
+        <w:hyperlink r:id="rId10" w:history="1">
+          <w:r>
+            <w:rPr>
+              <w:rStyle w:val="Hyperlink"/>
+            </w:rPr>
+            <w:t>t</w:t>
+          </w:r>
+        </w:hyperlink>
+      </w:r>
+      <w:r>
+        <w:rPr>
+          <w:rFonts w:ascii="Charis SIL Regular" w:hAnsi="Charis SIL Regular" w:eastAsia="Charis SIL Regular"/>
+          <w:b w:val="0"/>
+          <w:i w:val="0"/>
+          <w:color w:val="0000FF"/>
+          <w:sz w:val="24"/>
+        </w:rPr>
+        <w:hyperlink r:id="rId10" w:history="1">
+          <w:r>
+            <w:rPr>
+              <w:rStyle w:val="Hyperlink"/>
+            </w:rPr>
+            <w:t>te</w:t>
+          </w:r>
+        </w:hyperlink>
+      </w:r>
+      <w:r>
+        <w:rPr>
+          <w:rFonts w:ascii="Charis SIL Regular" w:hAnsi="Charis SIL Regular" w:eastAsia="Charis SIL Regular"/>
+          <w:b w:val="0"/>
+          <w:i w:val="0"/>
+          <w:color w:val="0000FF"/>
+          <w:sz w:val="24"/>
+        </w:rPr>
+        <w:hyperlink r:id="rId10" w:history="1">
+          <w:r>
+            <w:rPr>
+              <w:rStyle w:val="Hyperlink"/>
+            </w:rPr>
+            <w:t>r</w:t>
+          </w:r>
+        </w:hyperlink>
+      </w:r>
+      <w:r>
+        <w:rPr>
+          <w:rFonts w:ascii="Charis SIL Regular" w:hAnsi="Charis SIL Regular" w:eastAsia="Charis SIL Regular"/>
+          <w:b w:val="0"/>
+          <w:i w:val="0"/>
+          <w:color w:val="0000FF"/>
+          <w:sz w:val="24"/>
+        </w:rPr>
+        <w:t xml:space="preserve"> </w:t>
+      </w:r>
+      <w:r>
+        <w:rPr>
+          <w:rFonts w:ascii="Charis SIL Regular" w:hAnsi="Charis SIL Regular" w:eastAsia="Charis SIL Regular"/>
+          <w:b w:val="0"/>
+          <w:i w:val="0"/>
+          <w:color w:val="0000FF"/>
+          <w:sz w:val="24"/>
+        </w:rPr>
+        <w:hyperlink r:id="rId10" w:history="1">
+          <w:r>
+            <w:rPr>
+              <w:rStyle w:val="Hyperlink"/>
+            </w:rPr>
+            <w:t>from</w:t>
+          </w:r>
+        </w:hyperlink>
+      </w:r>
+      <w:r>
+        <w:rPr>
+          <w:rFonts w:ascii="Charis SIL Regular" w:hAnsi="Charis SIL Regular" w:eastAsia="Charis SIL Regular"/>
+          <w:b w:val="0"/>
+          <w:i w:val="0"/>
+          <w:color w:val="0000FF"/>
+          <w:sz w:val="24"/>
+        </w:rPr>
+        <w:t xml:space="preserve"> </w:t>
+      </w:r>
+      <w:r>
+        <w:rPr>
+          <w:rFonts w:ascii="Charis SIL Regular" w:hAnsi="Charis SIL Regular" w:eastAsia="Charis SIL Regular"/>
+          <w:b w:val="0"/>
+          <w:i w:val="0"/>
+          <w:color w:val="0000FF"/>
+          <w:sz w:val="24"/>
+        </w:rPr>
+        <w:hyperlink r:id="rId10" w:history="1">
+          <w:r>
+            <w:rPr>
+              <w:rStyle w:val="Hyperlink"/>
+            </w:rPr>
+            <w:t>King</w:t>
+          </w:r>
+        </w:hyperlink>
+      </w:r>
+      <w:r>
+        <w:rPr>
+          <w:rFonts w:ascii="Charis SIL Regular" w:hAnsi="Charis SIL Regular" w:eastAsia="Charis SIL Regular"/>
+          <w:b w:val="0"/>
+          <w:i w:val="0"/>
+          <w:color w:val="0000FF"/>
+          <w:sz w:val="24"/>
+        </w:rPr>
+        <w:t xml:space="preserve"> </w:t>
+      </w:r>
+      <w:r>
+        <w:rPr>
+          <w:rFonts w:ascii="Charis SIL Regular" w:hAnsi="Charis SIL Regular" w:eastAsia="Charis SIL Regular"/>
+          <w:b w:val="0"/>
+          <w:i w:val="0"/>
+          <w:color w:val="0000FF"/>
+          <w:sz w:val="24"/>
+        </w:rPr>
+        <w:hyperlink r:id="rId10" w:history="1">
+          <w:r>
+            <w:rPr>
+              <w:rStyle w:val="Hyperlink"/>
+            </w:rPr>
+            <w:t>Sri</w:t>
+          </w:r>
+        </w:hyperlink>
+      </w:r>
+      <w:r>
+        <w:rPr>
+          <w:rFonts w:ascii="Charis SIL Regular" w:hAnsi="Charis SIL Regular" w:eastAsia="Charis SIL Regular"/>
+          <w:b w:val="0"/>
+          <w:i w:val="0"/>
+          <w:color w:val="0000FF"/>
+          <w:sz w:val="24"/>
+        </w:rPr>
+        <w:t xml:space="preserve"> </w:t>
+      </w:r>
+      <w:r>
+        <w:rPr>
+          <w:rFonts w:ascii="Charis SIL Regular" w:hAnsi="Charis SIL Regular" w:eastAsia="Charis SIL Regular"/>
+          <w:b w:val="0"/>
+          <w:i w:val="0"/>
+          <w:color w:val="0000FF"/>
+          <w:sz w:val="24"/>
+        </w:rPr>
+        <w:hyperlink r:id="rId10" w:history="1">
+          <w:r>
+            <w:rPr>
+              <w:rStyle w:val="Hyperlink"/>
+            </w:rPr>
+            <w:t>V</w:t>
+          </w:r>
+        </w:hyperlink>
+      </w:r>
+      <w:r>
+        <w:rPr>
+          <w:rFonts w:ascii="Charis SIL Regular" w:hAnsi="Charis SIL Regular" w:eastAsia="Charis SIL Regular"/>
+          <w:b w:val="0"/>
+          <w:i w:val="0"/>
+          <w:color w:val="0000FF"/>
+          <w:sz w:val="24"/>
+        </w:rPr>
+        <w:hyperlink r:id="rId10" w:history="1">
+          <w:r>
+            <w:rPr>
+              <w:rStyle w:val="Hyperlink"/>
+            </w:rPr>
+            <w:t>ijay</w:t>
+          </w:r>
+        </w:hyperlink>
+      </w:r>
+      <w:r>
+        <w:rPr>
+          <w:rFonts w:ascii="Charis SIL Regular" w:hAnsi="Charis SIL Regular" w:eastAsia="Charis SIL Regular"/>
+          <w:b w:val="0"/>
+          <w:i w:val="0"/>
+          <w:color w:val="0000FF"/>
+          <w:sz w:val="24"/>
+        </w:rPr>
+        <w:hyperlink r:id="rId10" w:history="1">
+          <w:r>
+            <w:rPr>
+              <w:rStyle w:val="Hyperlink"/>
+            </w:rPr>
+            <w:t>a</w:t>
+          </w:r>
+        </w:hyperlink>
+      </w:r>
+      <w:r>
+        <w:rPr>
+          <w:rFonts w:ascii="Charis SIL Regular" w:hAnsi="Charis SIL Regular" w:eastAsia="Charis SIL Regular"/>
+          <w:b w:val="0"/>
+          <w:i w:val="0"/>
+          <w:color w:val="0000FF"/>
+          <w:sz w:val="24"/>
+        </w:rPr>
+        <w:t xml:space="preserve"> </w:t>
+      </w:r>
+      <w:r>
+        <w:rPr>
+          <w:rFonts w:ascii="Charis SIL Regular" w:hAnsi="Charis SIL Regular" w:eastAsia="Charis SIL Regular"/>
+          <w:b w:val="0"/>
+          <w:i w:val="0"/>
+          <w:color w:val="0000FF"/>
+          <w:sz w:val="24"/>
+        </w:rPr>
+        <w:hyperlink r:id="rId10" w:history="1">
+          <w:r>
+            <w:rPr>
+              <w:rStyle w:val="Hyperlink"/>
+            </w:rPr>
+            <w:t>R</w:t>
+          </w:r>
+        </w:hyperlink>
+      </w:r>
+      <w:r>
+        <w:rPr>
+          <w:rFonts w:ascii="Charis SIL Regular" w:hAnsi="Charis SIL Regular" w:eastAsia="Charis SIL Regular"/>
+          <w:b w:val="0"/>
+          <w:i w:val="0"/>
+          <w:color w:val="0000FF"/>
+          <w:sz w:val="24"/>
+        </w:rPr>
+        <w:hyperlink r:id="rId10" w:history="1">
+          <w:r>
+            <w:rPr>
+              <w:rStyle w:val="Hyperlink"/>
+            </w:rPr>
+            <w:t>aja</w:t>
+          </w:r>
+        </w:hyperlink>
+      </w:r>
+      <w:r>
+        <w:rPr>
+          <w:rFonts w:ascii="Charis SIL Regular" w:hAnsi="Charis SIL Regular" w:eastAsia="Charis SIL Regular"/>
+          <w:b w:val="0"/>
+          <w:i w:val="0"/>
+          <w:color w:val="0000FF"/>
+          <w:sz w:val="24"/>
+        </w:rPr>
+        <w:hyperlink r:id="rId10" w:history="1">
+          <w:r>
+            <w:rPr>
+              <w:rStyle w:val="Hyperlink"/>
+            </w:rPr>
+            <w:t>sin</w:t>
+          </w:r>
+        </w:hyperlink>
+      </w:r>
+      <w:r>
+        <w:rPr>
+          <w:rFonts w:ascii="Charis SIL Regular" w:hAnsi="Charis SIL Regular" w:eastAsia="Charis SIL Regular"/>
+          <w:b w:val="0"/>
+          <w:i w:val="0"/>
+          <w:color w:val="0000FF"/>
+          <w:sz w:val="24"/>
+        </w:rPr>
+        <w:hyperlink r:id="rId10" w:history="1">
+          <w:r>
+            <w:rPr>
+              <w:rStyle w:val="Hyperlink"/>
+            </w:rPr>
+            <w:t>g</w:t>
+          </w:r>
+        </w:hyperlink>
+      </w:r>
+      <w:r>
+        <w:rPr>
+          <w:rFonts w:ascii="Charis SIL Regular" w:hAnsi="Charis SIL Regular" w:eastAsia="Charis SIL Regular"/>
+          <w:b w:val="0"/>
+          <w:i w:val="0"/>
+          <w:color w:val="0000FF"/>
+          <w:sz w:val="24"/>
+        </w:rPr>
+        <w:hyperlink r:id="rId9" w:history="1">
+          <w:r>
+            <w:rPr>
+              <w:rStyle w:val="Hyperlink"/>
+            </w:rPr>
+            <w:t>a</w:t>
+          </w:r>
+        </w:hyperlink>
+      </w:r>
+      <w:r>
+        <w:rPr>
+          <w:rFonts w:ascii="Charis SIL Regular" w:hAnsi="Charis SIL Regular" w:eastAsia="Charis SIL Regular"/>
+          <w:b w:val="0"/>
+          <w:i w:val="0"/>
+          <w:color w:val="0000FF"/>
+          <w:sz w:val="24"/>
+        </w:rPr>
+        <w:t xml:space="preserve"> </w:t>
       </w:r>
       <w:r>
         <w:rPr>
@@ -1474,7 +1840,24 @@
             <w:rPr>
               <w:rStyle w:val="Hyperlink"/>
             </w:rPr>
-            <w:t>Stei</w:t>
+            <w:t>Ste</w:t>
+          </w:r>
+        </w:hyperlink>
+      </w:r>
+      <w:r>
+        <w:rPr>
+          <w:rFonts w:ascii="Charis SIL Regular" w:hAnsi="Charis SIL Regular" w:eastAsia="Charis SIL Regular"/>
+          <w:b w:val="0"/>
+          <w:i w:val="0"/>
+          <w:color w:val="0000FF"/>
+          <w:sz w:val="24"/>
+        </w:rPr>
+        <w:hyperlink r:id="rId10" w:history="1">
+          <w:r>
+            <w:rPr>
+              <w:rStyle w:val="Hyperlink"/>
+            </w:rPr>
+            <w:t>i</w:t>
           </w:r>
         </w:hyperlink>
       </w:r>
@@ -2593,7 +2976,24 @@
           <w:color w:val="0000FF"/>
           <w:sz w:val="24"/>
         </w:rPr>
-        <w:t>and de</w:t>
+        <w:t xml:space="preserve">and </w:t>
+      </w:r>
+      <w:r>
+        <w:rPr>
+          <w:rFonts w:ascii="Charis SIL Regular" w:hAnsi="Charis SIL Regular" w:eastAsia="Charis SIL Regular"/>
+          <w:b w:val="0"/>
+          <w:i w:val="0"/>
+          <w:color w:val="0000FF"/>
+          <w:sz w:val="24"/>
+        </w:rPr>
+        <w:hyperlink r:id="rId10" w:history="1">
+          <w:r>
+            <w:rPr>
+              <w:rStyle w:val="Hyperlink"/>
+            </w:rPr>
+            <w:t>de</w:t>
+          </w:r>
+        </w:hyperlink>
       </w:r>
       <w:r>
         <w:rPr>

--- a/EXPORTS/DOCX/review/niveau2/Dutch/Sri Lanka.docx
+++ b/EXPORTS/DOCX/review/niveau2/Dutch/Sri Lanka.docx
@@ -652,25 +652,7 @@
             <w:rPr>
               <w:rStyle w:val="Hyperlink"/>
             </w:rPr>
-            <w:t>174</w:t>
-          </w:r>
-        </w:hyperlink>
-      </w:r>
-      <w:r>
-        <w:rPr>
-          <w:rFonts w:ascii="Charis SIL Regular" w:hAnsi="Charis SIL Regular" w:eastAsia="Charis SIL Regular"/>
-          <w:b w:val="0"/>
-          <w:i w:val="0"/>
-          <w:color w:val="0000FF"/>
-          <w:sz w:val="24"/>
-          <w:u w:val="single"/>
-        </w:rPr>
-        <w:hyperlink r:id="rId9" w:history="1">
-          <w:r>
-            <w:rPr>
-              <w:rStyle w:val="Hyperlink"/>
-            </w:rPr>
-            <w:t>6</w:t>
+            <w:t>1746</w:t>
           </w:r>
         </w:hyperlink>
       </w:r>
@@ -775,25 +757,7 @@
             <w:rPr>
               <w:rStyle w:val="Hyperlink"/>
             </w:rPr>
-            <w:t>n</w:t>
-          </w:r>
-        </w:hyperlink>
-      </w:r>
-      <w:r>
-        <w:rPr>
-          <w:rFonts w:ascii="Charis SIL Regular" w:hAnsi="Charis SIL Regular" w:eastAsia="Charis SIL Regular"/>
-          <w:b w:val="0"/>
-          <w:i w:val="0"/>
-          <w:color w:val="0000FF"/>
-          <w:sz w:val="24"/>
-          <w:u w:val="single"/>
-        </w:rPr>
-        <w:hyperlink r:id="rId9" w:history="1">
-          <w:r>
-            <w:rPr>
-              <w:rStyle w:val="Hyperlink"/>
-            </w:rPr>
-            <w:t>hale</w:t>
+            <w:t>nhale</w:t>
           </w:r>
         </w:hyperlink>
       </w:r>
@@ -1175,7 +1139,7 @@
           <w:color w:val="0000FF"/>
           <w:sz w:val="24"/>
         </w:rPr>
-        <w:hyperlink r:id="rId10" w:history="1">
+        <w:hyperlink r:id="rId9" w:history="1">
           <w:r>
             <w:rPr>
               <w:rStyle w:val="Hyperlink"/>
@@ -1192,7 +1156,7 @@
           <w:color w:val="0000FF"/>
           <w:sz w:val="24"/>
         </w:rPr>
-        <w:hyperlink r:id="rId10" w:history="1">
+        <w:hyperlink r:id="rId9" w:history="1">
           <w:r>
             <w:rPr>
               <w:rStyle w:val="Hyperlink"/>
@@ -1209,7 +1173,7 @@
           <w:color w:val="0000FF"/>
           <w:sz w:val="24"/>
         </w:rPr>
-        <w:hyperlink r:id="rId10" w:history="1">
+        <w:hyperlink r:id="rId9" w:history="1">
           <w:r>
             <w:rPr>
               <w:rStyle w:val="Hyperlink"/>
@@ -1524,7 +1488,7 @@
           <w:color w:val="0000FF"/>
           <w:sz w:val="24"/>
         </w:rPr>
-        <w:hyperlink r:id="rId9" w:history="1">
+        <w:hyperlink r:id="rId10" w:history="1">
           <w:r>
             <w:rPr>
               <w:rStyle w:val="Hyperlink"/>
@@ -1551,7 +1515,7 @@
           <w:color w:val="0000FF"/>
           <w:sz w:val="24"/>
         </w:rPr>
-        <w:hyperlink r:id="rId9" w:history="1">
+        <w:hyperlink r:id="rId10" w:history="1">
           <w:r>
             <w:rPr>
               <w:rStyle w:val="Hyperlink"/>
@@ -1578,7 +1542,7 @@
           <w:color w:val="0000FF"/>
           <w:sz w:val="24"/>
         </w:rPr>
-        <w:hyperlink r:id="rId9" w:history="1">
+        <w:hyperlink r:id="rId10" w:history="1">
           <w:r>
             <w:rPr>
               <w:rStyle w:val="Hyperlink"/>
@@ -1840,7 +1804,1009 @@
             <w:rPr>
               <w:rStyle w:val="Hyperlink"/>
             </w:rPr>
-            <w:t>Ste</w:t>
+            <w:t>Stei</w:t>
+          </w:r>
+        </w:hyperlink>
+      </w:r>
+      <w:r>
+        <w:rPr>
+          <w:rFonts w:ascii="Charis SIL Regular" w:hAnsi="Charis SIL Regular" w:eastAsia="Charis SIL Regular"/>
+          <w:b w:val="0"/>
+          <w:i w:val="0"/>
+          <w:color w:val="0000FF"/>
+          <w:sz w:val="24"/>
+        </w:rPr>
+        <w:hyperlink r:id="rId10" w:history="1">
+          <w:r>
+            <w:rPr>
+              <w:rStyle w:val="Hyperlink"/>
+            </w:rPr>
+            <w:t>n</w:t>
+          </w:r>
+        </w:hyperlink>
+      </w:r>
+      <w:r>
+        <w:rPr>
+          <w:rFonts w:ascii="Charis SIL Regular" w:hAnsi="Charis SIL Regular" w:eastAsia="Charis SIL Regular"/>
+          <w:b w:val="0"/>
+          <w:i w:val="0"/>
+          <w:color w:val="0000FF"/>
+          <w:sz w:val="24"/>
+        </w:rPr>
+        <w:t xml:space="preserve"> </w:t>
+      </w:r>
+      <w:r>
+        <w:rPr>
+          <w:rFonts w:ascii="Charis SIL Regular" w:hAnsi="Charis SIL Regular" w:eastAsia="Charis SIL Regular"/>
+          <w:b w:val="0"/>
+          <w:i w:val="0"/>
+          <w:color w:val="0000FF"/>
+          <w:sz w:val="24"/>
+        </w:rPr>
+        <w:hyperlink r:id="rId10" w:history="1">
+          <w:r>
+            <w:rPr>
+              <w:rStyle w:val="Hyperlink"/>
+            </w:rPr>
+            <w:t>van</w:t>
+          </w:r>
+        </w:hyperlink>
+      </w:r>
+      <w:r>
+        <w:rPr>
+          <w:rFonts w:ascii="Charis SIL Regular" w:hAnsi="Charis SIL Regular" w:eastAsia="Charis SIL Regular"/>
+          <w:b w:val="0"/>
+          <w:i w:val="0"/>
+          <w:color w:val="0000FF"/>
+          <w:sz w:val="24"/>
+        </w:rPr>
+        <w:t xml:space="preserve"> </w:t>
+      </w:r>
+      <w:r>
+        <w:rPr>
+          <w:rFonts w:ascii="Charis SIL Regular" w:hAnsi="Charis SIL Regular" w:eastAsia="Charis SIL Regular"/>
+          <w:b w:val="0"/>
+          <w:i w:val="0"/>
+          <w:color w:val="0000FF"/>
+          <w:sz w:val="24"/>
+        </w:rPr>
+        <w:hyperlink r:id="rId10" w:history="1">
+          <w:r>
+            <w:rPr>
+              <w:rStyle w:val="Hyperlink"/>
+            </w:rPr>
+            <w:t>Goll</w:t>
+          </w:r>
+        </w:hyperlink>
+      </w:r>
+      <w:r>
+        <w:rPr>
+          <w:rFonts w:ascii="Charis SIL Regular" w:hAnsi="Charis SIL Regular" w:eastAsia="Charis SIL Regular"/>
+          <w:b w:val="0"/>
+          <w:i w:val="0"/>
+          <w:color w:val="0000FF"/>
+          <w:sz w:val="24"/>
+        </w:rPr>
+        <w:hyperlink r:id="rId10" w:history="1">
+          <w:r>
+            <w:rPr>
+              <w:rStyle w:val="Hyperlink"/>
+            </w:rPr>
+            <w:t>o</w:t>
+          </w:r>
+        </w:hyperlink>
+      </w:r>
+      <w:r>
+        <w:rPr>
+          <w:rFonts w:ascii="Charis SIL Regular" w:hAnsi="Charis SIL Regular" w:eastAsia="Charis SIL Regular"/>
+          <w:b w:val="0"/>
+          <w:i w:val="0"/>
+          <w:color w:val="0000FF"/>
+          <w:sz w:val="24"/>
+        </w:rPr>
+        <w:hyperlink r:id="rId10" w:history="1">
+          <w:r>
+            <w:rPr>
+              <w:rStyle w:val="Hyperlink"/>
+            </w:rPr>
+            <w:t>ne</w:t>
+          </w:r>
+        </w:hyperlink>
+      </w:r>
+      <w:r>
+        <w:rPr>
+          <w:rFonts w:ascii="Charis SIL Regular" w:hAnsi="Charis SIL Regular" w:eastAsia="Charis SIL Regular"/>
+          <w:b w:val="0"/>
+          <w:i w:val="0"/>
+          <w:color w:val="0000FF"/>
+          <w:sz w:val="24"/>
+        </w:rPr>
+        <w:hyperlink r:id="rId10" w:history="1">
+          <w:r>
+            <w:rPr>
+              <w:rStyle w:val="Hyperlink"/>
+            </w:rPr>
+            <w:t>s</w:t>
+          </w:r>
+        </w:hyperlink>
+      </w:r>
+      <w:r>
+        <w:rPr>
+          <w:rFonts w:ascii="Charis SIL Regular" w:hAnsi="Charis SIL Regular" w:eastAsia="Charis SIL Regular"/>
+          <w:b w:val="0"/>
+          <w:i w:val="0"/>
+          <w:color w:val="0000FF"/>
+          <w:sz w:val="24"/>
+        </w:rPr>
+        <w:hyperlink r:id="rId10" w:history="1">
+          <w:r>
+            <w:rPr>
+              <w:rStyle w:val="Hyperlink"/>
+            </w:rPr>
+            <w:t>se,</w:t>
+          </w:r>
+        </w:hyperlink>
+      </w:r>
+      <w:r>
+        <w:rPr>
+          <w:rFonts w:ascii="Charis SIL Regular" w:hAnsi="Charis SIL Regular" w:eastAsia="Charis SIL Regular"/>
+          <w:b w:val="0"/>
+          <w:i w:val="0"/>
+          <w:color w:val="0000FF"/>
+          <w:sz w:val="24"/>
+        </w:rPr>
+        <w:t xml:space="preserve"> </w:t>
+      </w:r>
+      <w:r>
+        <w:rPr>
+          <w:rFonts w:ascii="Charis SIL Regular" w:hAnsi="Charis SIL Regular" w:eastAsia="Charis SIL Regular"/>
+          <w:b w:val="0"/>
+          <w:i w:val="0"/>
+          <w:color w:val="0000FF"/>
+          <w:sz w:val="24"/>
+        </w:rPr>
+        <w:hyperlink r:id="rId10" w:history="1">
+          <w:r>
+            <w:rPr>
+              <w:rStyle w:val="Hyperlink"/>
+            </w:rPr>
+            <w:t>co</w:t>
+          </w:r>
+        </w:hyperlink>
+      </w:r>
+      <w:r>
+        <w:rPr>
+          <w:rFonts w:ascii="Charis SIL Regular" w:hAnsi="Charis SIL Regular" w:eastAsia="Charis SIL Regular"/>
+          <w:b w:val="0"/>
+          <w:i w:val="0"/>
+          <w:color w:val="0000FF"/>
+          <w:sz w:val="24"/>
+        </w:rPr>
+        <w:hyperlink r:id="rId10" w:history="1">
+          <w:r>
+            <w:rPr>
+              <w:rStyle w:val="Hyperlink"/>
+            </w:rPr>
+            <w:t>n</w:t>
+          </w:r>
+        </w:hyperlink>
+      </w:r>
+      <w:r>
+        <w:rPr>
+          <w:rFonts w:ascii="Charis SIL Regular" w:hAnsi="Charis SIL Regular" w:eastAsia="Charis SIL Regular"/>
+          <w:b w:val="0"/>
+          <w:i w:val="0"/>
+          <w:color w:val="0000FF"/>
+          <w:sz w:val="24"/>
+        </w:rPr>
+        <w:hyperlink r:id="rId10" w:history="1">
+          <w:r>
+            <w:rPr>
+              <w:rStyle w:val="Hyperlink"/>
+            </w:rPr>
+            <w:t>cerning</w:t>
+          </w:r>
+        </w:hyperlink>
+      </w:r>
+      <w:r>
+        <w:rPr>
+          <w:rFonts w:ascii="Charis SIL Regular" w:hAnsi="Charis SIL Regular" w:eastAsia="Charis SIL Regular"/>
+          <w:b w:val="0"/>
+          <w:i w:val="0"/>
+          <w:color w:val="0000FF"/>
+          <w:sz w:val="24"/>
+        </w:rPr>
+        <w:t xml:space="preserve"> </w:t>
+      </w:r>
+      <w:r>
+        <w:rPr>
+          <w:rFonts w:ascii="Charis SIL Regular" w:hAnsi="Charis SIL Regular" w:eastAsia="Charis SIL Regular"/>
+          <w:b w:val="0"/>
+          <w:i w:val="0"/>
+          <w:color w:val="0000FF"/>
+          <w:sz w:val="24"/>
+        </w:rPr>
+        <w:hyperlink r:id="rId10" w:history="1">
+          <w:r>
+            <w:rPr>
+              <w:rStyle w:val="Hyperlink"/>
+            </w:rPr>
+            <w:t>t</w:t>
+          </w:r>
+        </w:hyperlink>
+      </w:r>
+      <w:r>
+        <w:rPr>
+          <w:rFonts w:ascii="Charis SIL Regular" w:hAnsi="Charis SIL Regular" w:eastAsia="Charis SIL Regular"/>
+          <w:b w:val="0"/>
+          <w:i w:val="0"/>
+          <w:color w:val="0000FF"/>
+          <w:sz w:val="24"/>
+        </w:rPr>
+        <w:hyperlink r:id="rId10" w:history="1">
+          <w:r>
+            <w:rPr>
+              <w:rStyle w:val="Hyperlink"/>
+            </w:rPr>
+            <w:t>h</w:t>
+          </w:r>
+        </w:hyperlink>
+      </w:r>
+      <w:r>
+        <w:rPr>
+          <w:rFonts w:ascii="Charis SIL Regular" w:hAnsi="Charis SIL Regular" w:eastAsia="Charis SIL Regular"/>
+          <w:b w:val="0"/>
+          <w:i w:val="0"/>
+          <w:color w:val="0000FF"/>
+          <w:sz w:val="24"/>
+        </w:rPr>
+        <w:hyperlink r:id="rId10" w:history="1">
+          <w:r>
+            <w:rPr>
+              <w:rStyle w:val="Hyperlink"/>
+            </w:rPr>
+            <w:t>e</w:t>
+          </w:r>
+        </w:hyperlink>
+      </w:r>
+      <w:r>
+        <w:rPr>
+          <w:rFonts w:ascii="Charis SIL Regular" w:hAnsi="Charis SIL Regular" w:eastAsia="Charis SIL Regular"/>
+          <w:b w:val="0"/>
+          <w:i w:val="0"/>
+          <w:color w:val="0000FF"/>
+          <w:sz w:val="24"/>
+        </w:rPr>
+        <w:t xml:space="preserve"> </w:t>
+      </w:r>
+      <w:r>
+        <w:rPr>
+          <w:rFonts w:ascii="Charis SIL Regular" w:hAnsi="Charis SIL Regular" w:eastAsia="Charis SIL Regular"/>
+          <w:b w:val="0"/>
+          <w:i w:val="0"/>
+          <w:color w:val="0000FF"/>
+          <w:sz w:val="24"/>
+        </w:rPr>
+        <w:hyperlink r:id="rId10" w:history="1">
+          <w:r>
+            <w:rPr>
+              <w:rStyle w:val="Hyperlink"/>
+            </w:rPr>
+            <w:t>t</w:t>
+          </w:r>
+        </w:hyperlink>
+      </w:r>
+      <w:r>
+        <w:rPr>
+          <w:rFonts w:ascii="Charis SIL Regular" w:hAnsi="Charis SIL Regular" w:eastAsia="Charis SIL Regular"/>
+          <w:b w:val="0"/>
+          <w:i w:val="0"/>
+          <w:color w:val="0000FF"/>
+          <w:sz w:val="24"/>
+        </w:rPr>
+        <w:hyperlink r:id="rId10" w:history="1">
+          <w:r>
+            <w:rPr>
+              <w:rStyle w:val="Hyperlink"/>
+            </w:rPr>
+            <w:t>ranspo</w:t>
+          </w:r>
+        </w:hyperlink>
+      </w:r>
+      <w:r>
+        <w:rPr>
+          <w:rFonts w:ascii="Charis SIL Regular" w:hAnsi="Charis SIL Regular" w:eastAsia="Charis SIL Regular"/>
+          <w:b w:val="0"/>
+          <w:i w:val="0"/>
+          <w:color w:val="0000FF"/>
+          <w:sz w:val="24"/>
+        </w:rPr>
+        <w:hyperlink r:id="rId10" w:history="1">
+          <w:r>
+            <w:rPr>
+              <w:rStyle w:val="Hyperlink"/>
+            </w:rPr>
+            <w:t>rt</w:t>
+          </w:r>
+        </w:hyperlink>
+      </w:r>
+      <w:r>
+        <w:rPr>
+          <w:rFonts w:ascii="Charis SIL Regular" w:hAnsi="Charis SIL Regular" w:eastAsia="Charis SIL Regular"/>
+          <w:b w:val="0"/>
+          <w:i w:val="0"/>
+          <w:color w:val="0000FF"/>
+          <w:sz w:val="24"/>
+        </w:rPr>
+        <w:t xml:space="preserve"> </w:t>
+      </w:r>
+      <w:r>
+        <w:rPr>
+          <w:rFonts w:ascii="Charis SIL Regular" w:hAnsi="Charis SIL Regular" w:eastAsia="Charis SIL Regular"/>
+          <w:b w:val="0"/>
+          <w:i w:val="0"/>
+          <w:color w:val="0000FF"/>
+          <w:sz w:val="24"/>
+        </w:rPr>
+        <w:hyperlink r:id="rId10" w:history="1">
+          <w:r>
+            <w:rPr>
+              <w:rStyle w:val="Hyperlink"/>
+            </w:rPr>
+            <w:t>o</w:t>
+          </w:r>
+        </w:hyperlink>
+      </w:r>
+      <w:r>
+        <w:rPr>
+          <w:rFonts w:ascii="Charis SIL Regular" w:hAnsi="Charis SIL Regular" w:eastAsia="Charis SIL Regular"/>
+          <w:b w:val="0"/>
+          <w:i w:val="0"/>
+          <w:color w:val="0000FF"/>
+          <w:sz w:val="24"/>
+        </w:rPr>
+        <w:hyperlink r:id="rId10" w:history="1">
+          <w:r>
+            <w:rPr>
+              <w:rStyle w:val="Hyperlink"/>
+            </w:rPr>
+            <w:t>f</w:t>
+          </w:r>
+        </w:hyperlink>
+      </w:r>
+      <w:r>
+        <w:rPr>
+          <w:rFonts w:ascii="Charis SIL Regular" w:hAnsi="Charis SIL Regular" w:eastAsia="Charis SIL Regular"/>
+          <w:b w:val="0"/>
+          <w:i w:val="0"/>
+          <w:color w:val="0000FF"/>
+          <w:sz w:val="24"/>
+        </w:rPr>
+        <w:t xml:space="preserve"> </w:t>
+      </w:r>
+      <w:r>
+        <w:rPr>
+          <w:rFonts w:ascii="Charis SIL Regular" w:hAnsi="Charis SIL Regular" w:eastAsia="Charis SIL Regular"/>
+          <w:b w:val="0"/>
+          <w:i w:val="0"/>
+          <w:color w:val="0000FF"/>
+          <w:sz w:val="24"/>
+        </w:rPr>
+        <w:hyperlink r:id="rId10" w:history="1">
+          <w:r>
+            <w:rPr>
+              <w:rStyle w:val="Hyperlink"/>
+            </w:rPr>
+            <w:t>B</w:t>
+          </w:r>
+        </w:hyperlink>
+      </w:r>
+      <w:r>
+        <w:rPr>
+          <w:rFonts w:ascii="Charis SIL Regular" w:hAnsi="Charis SIL Regular" w:eastAsia="Charis SIL Regular"/>
+          <w:b w:val="0"/>
+          <w:i w:val="0"/>
+          <w:color w:val="0000FF"/>
+          <w:sz w:val="24"/>
+        </w:rPr>
+        <w:hyperlink r:id="rId10" w:history="1">
+          <w:r>
+            <w:rPr>
+              <w:rStyle w:val="Hyperlink"/>
+            </w:rPr>
+            <w:t>u</w:t>
+          </w:r>
+        </w:hyperlink>
+      </w:r>
+      <w:r>
+        <w:rPr>
+          <w:rFonts w:ascii="Charis SIL Regular" w:hAnsi="Charis SIL Regular" w:eastAsia="Charis SIL Regular"/>
+          <w:b w:val="0"/>
+          <w:i w:val="0"/>
+          <w:color w:val="0000FF"/>
+          <w:sz w:val="24"/>
+        </w:rPr>
+        <w:hyperlink r:id="rId10" w:history="1">
+          <w:r>
+            <w:rPr>
+              <w:rStyle w:val="Hyperlink"/>
+            </w:rPr>
+            <w:t>ddhist</w:t>
+          </w:r>
+        </w:hyperlink>
+      </w:r>
+      <w:r>
+        <w:rPr>
+          <w:rFonts w:ascii="Charis SIL Regular" w:hAnsi="Charis SIL Regular" w:eastAsia="Charis SIL Regular"/>
+          <w:b w:val="0"/>
+          <w:i w:val="0"/>
+          <w:color w:val="0000FF"/>
+          <w:sz w:val="24"/>
+        </w:rPr>
+        <w:t xml:space="preserve"> </w:t>
+      </w:r>
+      <w:r>
+        <w:rPr>
+          <w:rFonts w:ascii="Charis SIL Regular" w:hAnsi="Charis SIL Regular" w:eastAsia="Charis SIL Regular"/>
+          <w:b w:val="0"/>
+          <w:i w:val="0"/>
+          <w:color w:val="0000FF"/>
+          <w:sz w:val="24"/>
+        </w:rPr>
+        <w:hyperlink r:id="rId10" w:history="1">
+          <w:r>
+            <w:rPr>
+              <w:rStyle w:val="Hyperlink"/>
+            </w:rPr>
+            <w:t>m</w:t>
+          </w:r>
+        </w:hyperlink>
+      </w:r>
+      <w:r>
+        <w:rPr>
+          <w:rFonts w:ascii="Charis SIL Regular" w:hAnsi="Charis SIL Regular" w:eastAsia="Charis SIL Regular"/>
+          <w:b w:val="0"/>
+          <w:i w:val="0"/>
+          <w:color w:val="0000FF"/>
+          <w:sz w:val="24"/>
+        </w:rPr>
+        <w:hyperlink r:id="rId10" w:history="1">
+          <w:r>
+            <w:rPr>
+              <w:rStyle w:val="Hyperlink"/>
+            </w:rPr>
+            <w:t>onks</w:t>
+          </w:r>
+        </w:hyperlink>
+      </w:r>
+      <w:r>
+        <w:rPr>
+          <w:rFonts w:ascii="Charis SIL Regular" w:hAnsi="Charis SIL Regular" w:eastAsia="Charis SIL Regular"/>
+          <w:b w:val="0"/>
+          <w:i w:val="0"/>
+          <w:color w:val="0000FF"/>
+          <w:sz w:val="24"/>
+        </w:rPr>
+        <w:t xml:space="preserve"> </w:t>
+      </w:r>
+      <w:r>
+        <w:rPr>
+          <w:rFonts w:ascii="Charis SIL Regular" w:hAnsi="Charis SIL Regular" w:eastAsia="Charis SIL Regular"/>
+          <w:b w:val="0"/>
+          <w:i w:val="0"/>
+          <w:color w:val="0000FF"/>
+          <w:sz w:val="24"/>
+        </w:rPr>
+        <w:hyperlink r:id="rId10" w:history="1">
+          <w:r>
+            <w:rPr>
+              <w:rStyle w:val="Hyperlink"/>
+            </w:rPr>
+            <w:t xml:space="preserve">from </w:t>
+          </w:r>
+        </w:hyperlink>
+      </w:r>
+      <w:r>
+        <w:rPr>
+          <w:rFonts w:ascii="Charis SIL Regular" w:hAnsi="Charis SIL Regular" w:eastAsia="Charis SIL Regular"/>
+          <w:b w:val="0"/>
+          <w:i w:val="0"/>
+          <w:color w:val="0000FF"/>
+          <w:sz w:val="24"/>
+        </w:rPr>
+        <w:hyperlink r:id="rId10" w:history="1">
+          <w:r>
+            <w:rPr>
+              <w:rStyle w:val="Hyperlink"/>
+            </w:rPr>
+            <w:t>Burm</w:t>
+          </w:r>
+        </w:hyperlink>
+      </w:r>
+      <w:r>
+        <w:rPr>
+          <w:rFonts w:ascii="Charis SIL Regular" w:hAnsi="Charis SIL Regular" w:eastAsia="Charis SIL Regular"/>
+          <w:b w:val="0"/>
+          <w:i w:val="0"/>
+          <w:color w:val="0000FF"/>
+          <w:sz w:val="24"/>
+        </w:rPr>
+        <w:hyperlink r:id="rId10" w:history="1">
+          <w:r>
+            <w:rPr>
+              <w:rStyle w:val="Hyperlink"/>
+            </w:rPr>
+            <w:t>a</w:t>
+          </w:r>
+        </w:hyperlink>
+      </w:r>
+      <w:r>
+        <w:rPr>
+          <w:rFonts w:ascii="Charis SIL Regular" w:hAnsi="Charis SIL Regular" w:eastAsia="Charis SIL Regular"/>
+          <w:b w:val="0"/>
+          <w:i w:val="0"/>
+          <w:color w:val="0000FF"/>
+          <w:sz w:val="24"/>
+        </w:rPr>
+        <w:t xml:space="preserve"> </w:t>
+      </w:r>
+      <w:r>
+        <w:rPr>
+          <w:rFonts w:ascii="Charis SIL Regular" w:hAnsi="Charis SIL Regular" w:eastAsia="Charis SIL Regular"/>
+          <w:b w:val="0"/>
+          <w:i w:val="0"/>
+          <w:color w:val="0000FF"/>
+          <w:sz w:val="24"/>
+        </w:rPr>
+        <w:hyperlink r:id="rId10" w:history="1">
+          <w:r>
+            <w:rPr>
+              <w:rStyle w:val="Hyperlink"/>
+            </w:rPr>
+            <w:t>to</w:t>
+          </w:r>
+        </w:hyperlink>
+      </w:r>
+      <w:r>
+        <w:rPr>
+          <w:rFonts w:ascii="Charis SIL Regular" w:hAnsi="Charis SIL Regular" w:eastAsia="Charis SIL Regular"/>
+          <w:b w:val="0"/>
+          <w:i w:val="0"/>
+          <w:color w:val="0000FF"/>
+          <w:sz w:val="24"/>
+        </w:rPr>
+        <w:t xml:space="preserve"> </w:t>
+      </w:r>
+      <w:r>
+        <w:rPr>
+          <w:rFonts w:ascii="Charis SIL Regular" w:hAnsi="Charis SIL Regular" w:eastAsia="Charis SIL Regular"/>
+          <w:b w:val="0"/>
+          <w:i w:val="0"/>
+          <w:color w:val="0000FF"/>
+          <w:sz w:val="24"/>
+        </w:rPr>
+        <w:hyperlink r:id="rId10" w:history="1">
+          <w:r>
+            <w:rPr>
+              <w:rStyle w:val="Hyperlink"/>
+            </w:rPr>
+            <w:t>Ceylo</w:t>
+          </w:r>
+        </w:hyperlink>
+      </w:r>
+      <w:r>
+        <w:rPr>
+          <w:rFonts w:ascii="Charis SIL Regular" w:hAnsi="Charis SIL Regular" w:eastAsia="Charis SIL Regular"/>
+          <w:b w:val="0"/>
+          <w:i w:val="0"/>
+          <w:color w:val="0000FF"/>
+          <w:sz w:val="24"/>
+        </w:rPr>
+        <w:hyperlink r:id="rId10" w:history="1">
+          <w:r>
+            <w:rPr>
+              <w:rStyle w:val="Hyperlink"/>
+            </w:rPr>
+            <w:t>n</w:t>
+          </w:r>
+        </w:hyperlink>
+      </w:r>
+      <w:r>
+        <w:rPr>
+          <w:rFonts w:ascii="Charis SIL Regular" w:hAnsi="Charis SIL Regular" w:eastAsia="Charis SIL Regular"/>
+          <w:b w:val="0"/>
+          <w:i w:val="0"/>
+          <w:color w:val="0000FF"/>
+          <w:sz w:val="24"/>
+        </w:rPr>
+        <w:t xml:space="preserve"> </w:t>
+      </w:r>
+      <w:r>
+        <w:rPr>
+          <w:rFonts w:ascii="Charis SIL Regular" w:hAnsi="Charis SIL Regular" w:eastAsia="Charis SIL Regular"/>
+          <w:b w:val="0"/>
+          <w:i w:val="0"/>
+          <w:color w:val="0000FF"/>
+          <w:sz w:val="24"/>
+        </w:rPr>
+        <w:hyperlink r:id="rId10" w:history="1">
+          <w:r>
+            <w:rPr>
+              <w:rStyle w:val="Hyperlink"/>
+            </w:rPr>
+            <w:t>for</w:t>
+          </w:r>
+        </w:hyperlink>
+      </w:r>
+      <w:r>
+        <w:rPr>
+          <w:rFonts w:ascii="Charis SIL Regular" w:hAnsi="Charis SIL Regular" w:eastAsia="Charis SIL Regular"/>
+          <w:b w:val="0"/>
+          <w:i w:val="0"/>
+          <w:color w:val="0000FF"/>
+          <w:sz w:val="24"/>
+        </w:rPr>
+        <w:t xml:space="preserve"> </w:t>
+      </w:r>
+      <w:r>
+        <w:rPr>
+          <w:rFonts w:ascii="Charis SIL Regular" w:hAnsi="Charis SIL Regular" w:eastAsia="Charis SIL Regular"/>
+          <w:b w:val="0"/>
+          <w:i w:val="0"/>
+          <w:color w:val="0000FF"/>
+          <w:sz w:val="24"/>
+        </w:rPr>
+        <w:hyperlink r:id="rId10" w:history="1">
+          <w:r>
+            <w:rPr>
+              <w:rStyle w:val="Hyperlink"/>
+            </w:rPr>
+            <w:t>a</w:t>
+          </w:r>
+        </w:hyperlink>
+      </w:r>
+      <w:r>
+        <w:rPr>
+          <w:rFonts w:ascii="Charis SIL Regular" w:hAnsi="Charis SIL Regular" w:eastAsia="Charis SIL Regular"/>
+          <w:b w:val="0"/>
+          <w:i w:val="0"/>
+          <w:color w:val="0000FF"/>
+          <w:sz w:val="24"/>
+        </w:rPr>
+        <w:t xml:space="preserve"> </w:t>
+      </w:r>
+      <w:r>
+        <w:rPr>
+          <w:rFonts w:ascii="Charis SIL Regular" w:hAnsi="Charis SIL Regular" w:eastAsia="Charis SIL Regular"/>
+          <w:b w:val="0"/>
+          <w:i w:val="0"/>
+          <w:color w:val="0000FF"/>
+          <w:sz w:val="24"/>
+        </w:rPr>
+        <w:hyperlink r:id="rId10" w:history="1">
+          <w:r>
+            <w:rPr>
+              <w:rStyle w:val="Hyperlink"/>
+            </w:rPr>
+            <w:t>cer</w:t>
+          </w:r>
+        </w:hyperlink>
+      </w:r>
+      <w:r>
+        <w:rPr>
+          <w:rFonts w:ascii="Charis SIL Regular" w:hAnsi="Charis SIL Regular" w:eastAsia="Charis SIL Regular"/>
+          <w:b w:val="0"/>
+          <w:i w:val="0"/>
+          <w:color w:val="0000FF"/>
+          <w:sz w:val="24"/>
+        </w:rPr>
+        <w:hyperlink r:id="rId10" w:history="1">
+          <w:r>
+            <w:rPr>
+              <w:rStyle w:val="Hyperlink"/>
+            </w:rPr>
+            <w:t>emony</w:t>
+          </w:r>
+        </w:hyperlink>
+      </w:r>
+      <w:r>
+        <w:rPr>
+          <w:rFonts w:ascii="Charis SIL Regular" w:hAnsi="Charis SIL Regular" w:eastAsia="Charis SIL Regular"/>
+          <w:b w:val="0"/>
+          <w:i w:val="0"/>
+          <w:color w:val="0000FF"/>
+          <w:sz w:val="24"/>
+        </w:rPr>
+        <w:t xml:space="preserve"> </w:t>
+      </w:r>
+      <w:r>
+        <w:rPr>
+          <w:rFonts w:ascii="Charis SIL Regular" w:hAnsi="Charis SIL Regular" w:eastAsia="Charis SIL Regular"/>
+          <w:b w:val="0"/>
+          <w:i w:val="0"/>
+          <w:color w:val="0000FF"/>
+          <w:sz w:val="24"/>
+        </w:rPr>
+        <w:hyperlink r:id="rId10" w:history="1">
+          <w:r>
+            <w:rPr>
+              <w:rStyle w:val="Hyperlink"/>
+            </w:rPr>
+            <w:t>at</w:t>
+          </w:r>
+        </w:hyperlink>
+      </w:r>
+      <w:r>
+        <w:rPr>
+          <w:rFonts w:ascii="Charis SIL Regular" w:hAnsi="Charis SIL Regular" w:eastAsia="Charis SIL Regular"/>
+          <w:b w:val="0"/>
+          <w:i w:val="0"/>
+          <w:color w:val="0000FF"/>
+          <w:sz w:val="24"/>
+        </w:rPr>
+        <w:t xml:space="preserve"> </w:t>
+      </w:r>
+      <w:r>
+        <w:rPr>
+          <w:rFonts w:ascii="Charis SIL Regular" w:hAnsi="Charis SIL Regular" w:eastAsia="Charis SIL Regular"/>
+          <w:b w:val="0"/>
+          <w:i w:val="0"/>
+          <w:color w:val="0000FF"/>
+          <w:sz w:val="24"/>
+        </w:rPr>
+        <w:hyperlink r:id="rId10" w:history="1">
+          <w:r>
+            <w:rPr>
+              <w:rStyle w:val="Hyperlink"/>
+            </w:rPr>
+            <w:t>K</w:t>
+          </w:r>
+        </w:hyperlink>
+      </w:r>
+      <w:r>
+        <w:rPr>
+          <w:rFonts w:ascii="Charis SIL Regular" w:hAnsi="Charis SIL Regular" w:eastAsia="Charis SIL Regular"/>
+          <w:b w:val="0"/>
+          <w:i w:val="0"/>
+          <w:color w:val="0000FF"/>
+          <w:sz w:val="24"/>
+        </w:rPr>
+        <w:hyperlink r:id="rId10" w:history="1">
+          <w:r>
+            <w:rPr>
+              <w:rStyle w:val="Hyperlink"/>
+            </w:rPr>
+            <w:t>a</w:t>
+          </w:r>
+        </w:hyperlink>
+      </w:r>
+      <w:r>
+        <w:rPr>
+          <w:rFonts w:ascii="Charis SIL Regular" w:hAnsi="Charis SIL Regular" w:eastAsia="Charis SIL Regular"/>
+          <w:b w:val="0"/>
+          <w:i w:val="0"/>
+          <w:color w:val="0000FF"/>
+          <w:sz w:val="24"/>
+        </w:rPr>
+        <w:hyperlink r:id="rId10" w:history="1">
+          <w:r>
+            <w:rPr>
+              <w:rStyle w:val="Hyperlink"/>
+            </w:rPr>
+            <w:t>ndy,</w:t>
+          </w:r>
+        </w:hyperlink>
+      </w:r>
+      <w:r>
+        <w:rPr>
+          <w:rFonts w:ascii="Charis SIL Regular" w:hAnsi="Charis SIL Regular" w:eastAsia="Charis SIL Regular"/>
+          <w:b w:val="0"/>
+          <w:i w:val="0"/>
+          <w:color w:val="0000FF"/>
+          <w:sz w:val="24"/>
+        </w:rPr>
+        <w:t xml:space="preserve"> </w:t>
+      </w:r>
+      <w:r>
+        <w:rPr>
+          <w:rFonts w:ascii="Charis SIL Regular" w:hAnsi="Charis SIL Regular" w:eastAsia="Charis SIL Regular"/>
+          <w:b w:val="0"/>
+          <w:i w:val="0"/>
+          <w:color w:val="0000FF"/>
+          <w:sz w:val="24"/>
+        </w:rPr>
+        <w:hyperlink r:id="rId10" w:history="1">
+          <w:r>
+            <w:rPr>
+              <w:rStyle w:val="Hyperlink"/>
+            </w:rPr>
+            <w:t>1746.</w:t>
+          </w:r>
+        </w:hyperlink>
+      </w:r>
+      <w:r>
+        <w:rPr>
+          <w:rFonts w:ascii="Charis SIL Regular" w:hAnsi="Charis SIL Regular" w:eastAsia="Charis SIL Regular"/>
+          <w:b w:val="0"/>
+          <w:i w:val="0"/>
+          <w:color w:val="0000FF"/>
+          <w:sz w:val="24"/>
+        </w:rPr>
+        <w:t xml:space="preserve"> </w:t>
+      </w:r>
+      <w:r>
+        <w:rPr>
+          <w:rFonts w:ascii="Charis SIL Regular" w:hAnsi="Charis SIL Regular" w:eastAsia="Charis SIL Regular"/>
+          <w:b w:val="0"/>
+          <w:i w:val="0"/>
+          <w:color w:val="0000FF"/>
+          <w:sz w:val="24"/>
+        </w:rPr>
+        <w:hyperlink r:id="rId10" w:history="1">
+          <w:r>
+            <w:rPr>
+              <w:rStyle w:val="Hyperlink"/>
+            </w:rPr>
+            <w:t>In</w:t>
+          </w:r>
+        </w:hyperlink>
+      </w:r>
+      <w:r>
+        <w:rPr>
+          <w:rFonts w:ascii="Charis SIL Regular" w:hAnsi="Charis SIL Regular" w:eastAsia="Charis SIL Regular"/>
+          <w:b w:val="0"/>
+          <w:i w:val="0"/>
+          <w:color w:val="0000FF"/>
+          <w:sz w:val="24"/>
+        </w:rPr>
+        <w:t xml:space="preserve"> </w:t>
+      </w:r>
+      <w:r>
+        <w:rPr>
+          <w:rFonts w:ascii="Charis SIL Regular" w:hAnsi="Charis SIL Regular" w:eastAsia="Charis SIL Regular"/>
+          <w:b w:val="0"/>
+          <w:i w:val="0"/>
+          <w:color w:val="0000FF"/>
+          <w:sz w:val="24"/>
+        </w:rPr>
+        <w:hyperlink r:id="rId10" w:history="1">
+          <w:r>
+            <w:rPr>
+              <w:rStyle w:val="Hyperlink"/>
+            </w:rPr>
+            <w:t>S</w:t>
+          </w:r>
+        </w:hyperlink>
+      </w:r>
+      <w:r>
+        <w:rPr>
+          <w:rFonts w:ascii="Charis SIL Regular" w:hAnsi="Charis SIL Regular" w:eastAsia="Charis SIL Regular"/>
+          <w:b w:val="0"/>
+          <w:i w:val="0"/>
+          <w:color w:val="0000FF"/>
+          <w:sz w:val="24"/>
+        </w:rPr>
+        <w:hyperlink r:id="rId10" w:history="1">
+          <w:r>
+            <w:rPr>
+              <w:rStyle w:val="Hyperlink"/>
+            </w:rPr>
+            <w:t>inhalese,</w:t>
+          </w:r>
+        </w:hyperlink>
+      </w:r>
+      <w:r>
+        <w:rPr>
+          <w:rFonts w:ascii="Charis SIL Regular" w:hAnsi="Charis SIL Regular" w:eastAsia="Charis SIL Regular"/>
+          <w:b w:val="0"/>
+          <w:i w:val="0"/>
+          <w:color w:val="0000FF"/>
+          <w:sz w:val="24"/>
+        </w:rPr>
+        <w:t xml:space="preserve"> </w:t>
+      </w:r>
+      <w:r>
+        <w:rPr>
+          <w:rFonts w:ascii="Charis SIL Regular" w:hAnsi="Charis SIL Regular" w:eastAsia="Charis SIL Regular"/>
+          <w:b w:val="0"/>
+          <w:i w:val="0"/>
+          <w:color w:val="0000FF"/>
+          <w:sz w:val="24"/>
+        </w:rPr>
+        <w:hyperlink r:id="rId10" w:history="1">
+          <w:r>
+            <w:rPr>
+              <w:rStyle w:val="Hyperlink"/>
+            </w:rPr>
+            <w:t>pa</w:t>
+          </w:r>
+        </w:hyperlink>
+      </w:r>
+      <w:r>
+        <w:rPr>
+          <w:rFonts w:ascii="Charis SIL Regular" w:hAnsi="Charis SIL Regular" w:eastAsia="Charis SIL Regular"/>
+          <w:b w:val="0"/>
+          <w:i w:val="0"/>
+          <w:color w:val="0000FF"/>
+          <w:sz w:val="24"/>
+        </w:rPr>
+        <w:hyperlink r:id="rId10" w:history="1">
+          <w:r>
+            <w:rPr>
+              <w:rStyle w:val="Hyperlink"/>
+            </w:rPr>
+            <w:t>l</w:t>
+          </w:r>
+        </w:hyperlink>
+      </w:r>
+      <w:r>
+        <w:rPr>
+          <w:rFonts w:ascii="Charis SIL Regular" w:hAnsi="Charis SIL Regular" w:eastAsia="Charis SIL Regular"/>
+          <w:b w:val="0"/>
+          <w:i w:val="0"/>
+          <w:color w:val="0000FF"/>
+          <w:sz w:val="24"/>
+        </w:rPr>
+        <w:hyperlink r:id="rId10" w:history="1">
+          <w:r>
+            <w:rPr>
+              <w:rStyle w:val="Hyperlink"/>
+            </w:rPr>
+            <w:t>m</w:t>
+          </w:r>
+        </w:hyperlink>
+      </w:r>
+      <w:r>
+        <w:rPr>
+          <w:rFonts w:ascii="Charis SIL Regular" w:hAnsi="Charis SIL Regular" w:eastAsia="Charis SIL Regular"/>
+          <w:b w:val="0"/>
+          <w:i w:val="0"/>
+          <w:color w:val="0000FF"/>
+          <w:sz w:val="24"/>
+        </w:rPr>
+        <w:t xml:space="preserve"> </w:t>
+      </w:r>
+      <w:r>
+        <w:rPr>
+          <w:rFonts w:ascii="Charis SIL Regular" w:hAnsi="Charis SIL Regular" w:eastAsia="Charis SIL Regular"/>
+          <w:b w:val="0"/>
+          <w:i w:val="0"/>
+          <w:color w:val="0000FF"/>
+          <w:sz w:val="24"/>
+        </w:rPr>
+        <w:hyperlink r:id="rId10" w:history="1">
+          <w:r>
+            <w:rPr>
+              <w:rStyle w:val="Hyperlink"/>
+            </w:rPr>
+            <w:t>leaf</w:t>
+          </w:r>
+        </w:hyperlink>
+      </w:r>
+      <w:r>
+        <w:rPr>
+          <w:rFonts w:ascii="Charis SIL Regular" w:hAnsi="Charis SIL Regular" w:eastAsia="Charis SIL Regular"/>
+          <w:b w:val="0"/>
+          <w:i w:val="0"/>
+          <w:color w:val="0000FF"/>
+          <w:sz w:val="24"/>
+        </w:rPr>
+        <w:t xml:space="preserve"> </w:t>
+      </w:r>
+      <w:r>
+        <w:rPr>
+          <w:rFonts w:ascii="Charis SIL Regular" w:hAnsi="Charis SIL Regular" w:eastAsia="Charis SIL Regular"/>
+          <w:b w:val="0"/>
+          <w:i w:val="0"/>
+          <w:color w:val="0000FF"/>
+          <w:sz w:val="24"/>
+        </w:rPr>
+        <w:hyperlink r:id="rId10" w:history="1">
+          <w:r>
+            <w:rPr>
+              <w:rStyle w:val="Hyperlink"/>
+            </w:rPr>
+            <w:t>w</w:t>
           </w:r>
         </w:hyperlink>
       </w:r>
@@ -1874,1025 +2840,6 @@
             <w:rPr>
               <w:rStyle w:val="Hyperlink"/>
             </w:rPr>
-            <w:t>n</w:t>
-          </w:r>
-        </w:hyperlink>
-      </w:r>
-      <w:r>
-        <w:rPr>
-          <w:rFonts w:ascii="Charis SIL Regular" w:hAnsi="Charis SIL Regular" w:eastAsia="Charis SIL Regular"/>
-          <w:b w:val="0"/>
-          <w:i w:val="0"/>
-          <w:color w:val="0000FF"/>
-          <w:sz w:val="24"/>
-        </w:rPr>
-        <w:t xml:space="preserve"> </w:t>
-      </w:r>
-      <w:r>
-        <w:rPr>
-          <w:rFonts w:ascii="Charis SIL Regular" w:hAnsi="Charis SIL Regular" w:eastAsia="Charis SIL Regular"/>
-          <w:b w:val="0"/>
-          <w:i w:val="0"/>
-          <w:color w:val="0000FF"/>
-          <w:sz w:val="24"/>
-        </w:rPr>
-        <w:hyperlink r:id="rId10" w:history="1">
-          <w:r>
-            <w:rPr>
-              <w:rStyle w:val="Hyperlink"/>
-            </w:rPr>
-            <w:t>van</w:t>
-          </w:r>
-        </w:hyperlink>
-      </w:r>
-      <w:r>
-        <w:rPr>
-          <w:rFonts w:ascii="Charis SIL Regular" w:hAnsi="Charis SIL Regular" w:eastAsia="Charis SIL Regular"/>
-          <w:b w:val="0"/>
-          <w:i w:val="0"/>
-          <w:color w:val="0000FF"/>
-          <w:sz w:val="24"/>
-        </w:rPr>
-        <w:t xml:space="preserve"> </w:t>
-      </w:r>
-      <w:r>
-        <w:rPr>
-          <w:rFonts w:ascii="Charis SIL Regular" w:hAnsi="Charis SIL Regular" w:eastAsia="Charis SIL Regular"/>
-          <w:b w:val="0"/>
-          <w:i w:val="0"/>
-          <w:color w:val="0000FF"/>
-          <w:sz w:val="24"/>
-        </w:rPr>
-        <w:hyperlink r:id="rId10" w:history="1">
-          <w:r>
-            <w:rPr>
-              <w:rStyle w:val="Hyperlink"/>
-            </w:rPr>
-            <w:t>Goll</w:t>
-          </w:r>
-        </w:hyperlink>
-      </w:r>
-      <w:r>
-        <w:rPr>
-          <w:rFonts w:ascii="Charis SIL Regular" w:hAnsi="Charis SIL Regular" w:eastAsia="Charis SIL Regular"/>
-          <w:b w:val="0"/>
-          <w:i w:val="0"/>
-          <w:color w:val="0000FF"/>
-          <w:sz w:val="24"/>
-        </w:rPr>
-        <w:hyperlink r:id="rId10" w:history="1">
-          <w:r>
-            <w:rPr>
-              <w:rStyle w:val="Hyperlink"/>
-            </w:rPr>
-            <w:t>o</w:t>
-          </w:r>
-        </w:hyperlink>
-      </w:r>
-      <w:r>
-        <w:rPr>
-          <w:rFonts w:ascii="Charis SIL Regular" w:hAnsi="Charis SIL Regular" w:eastAsia="Charis SIL Regular"/>
-          <w:b w:val="0"/>
-          <w:i w:val="0"/>
-          <w:color w:val="0000FF"/>
-          <w:sz w:val="24"/>
-        </w:rPr>
-        <w:hyperlink r:id="rId10" w:history="1">
-          <w:r>
-            <w:rPr>
-              <w:rStyle w:val="Hyperlink"/>
-            </w:rPr>
-            <w:t>ne</w:t>
-          </w:r>
-        </w:hyperlink>
-      </w:r>
-      <w:r>
-        <w:rPr>
-          <w:rFonts w:ascii="Charis SIL Regular" w:hAnsi="Charis SIL Regular" w:eastAsia="Charis SIL Regular"/>
-          <w:b w:val="0"/>
-          <w:i w:val="0"/>
-          <w:color w:val="0000FF"/>
-          <w:sz w:val="24"/>
-        </w:rPr>
-        <w:hyperlink r:id="rId10" w:history="1">
-          <w:r>
-            <w:rPr>
-              <w:rStyle w:val="Hyperlink"/>
-            </w:rPr>
-            <w:t>s</w:t>
-          </w:r>
-        </w:hyperlink>
-      </w:r>
-      <w:r>
-        <w:rPr>
-          <w:rFonts w:ascii="Charis SIL Regular" w:hAnsi="Charis SIL Regular" w:eastAsia="Charis SIL Regular"/>
-          <w:b w:val="0"/>
-          <w:i w:val="0"/>
-          <w:color w:val="0000FF"/>
-          <w:sz w:val="24"/>
-        </w:rPr>
-        <w:hyperlink r:id="rId10" w:history="1">
-          <w:r>
-            <w:rPr>
-              <w:rStyle w:val="Hyperlink"/>
-            </w:rPr>
-            <w:t>se,</w:t>
-          </w:r>
-        </w:hyperlink>
-      </w:r>
-      <w:r>
-        <w:rPr>
-          <w:rFonts w:ascii="Charis SIL Regular" w:hAnsi="Charis SIL Regular" w:eastAsia="Charis SIL Regular"/>
-          <w:b w:val="0"/>
-          <w:i w:val="0"/>
-          <w:color w:val="0000FF"/>
-          <w:sz w:val="24"/>
-        </w:rPr>
-        <w:t xml:space="preserve"> </w:t>
-      </w:r>
-      <w:r>
-        <w:rPr>
-          <w:rFonts w:ascii="Charis SIL Regular" w:hAnsi="Charis SIL Regular" w:eastAsia="Charis SIL Regular"/>
-          <w:b w:val="0"/>
-          <w:i w:val="0"/>
-          <w:color w:val="0000FF"/>
-          <w:sz w:val="24"/>
-        </w:rPr>
-        <w:hyperlink r:id="rId10" w:history="1">
-          <w:r>
-            <w:rPr>
-              <w:rStyle w:val="Hyperlink"/>
-            </w:rPr>
-            <w:t>co</w:t>
-          </w:r>
-        </w:hyperlink>
-      </w:r>
-      <w:r>
-        <w:rPr>
-          <w:rFonts w:ascii="Charis SIL Regular" w:hAnsi="Charis SIL Regular" w:eastAsia="Charis SIL Regular"/>
-          <w:b w:val="0"/>
-          <w:i w:val="0"/>
-          <w:color w:val="0000FF"/>
-          <w:sz w:val="24"/>
-        </w:rPr>
-        <w:hyperlink r:id="rId10" w:history="1">
-          <w:r>
-            <w:rPr>
-              <w:rStyle w:val="Hyperlink"/>
-            </w:rPr>
-            <w:t>n</w:t>
-          </w:r>
-        </w:hyperlink>
-      </w:r>
-      <w:r>
-        <w:rPr>
-          <w:rFonts w:ascii="Charis SIL Regular" w:hAnsi="Charis SIL Regular" w:eastAsia="Charis SIL Regular"/>
-          <w:b w:val="0"/>
-          <w:i w:val="0"/>
-          <w:color w:val="0000FF"/>
-          <w:sz w:val="24"/>
-        </w:rPr>
-        <w:hyperlink r:id="rId10" w:history="1">
-          <w:r>
-            <w:rPr>
-              <w:rStyle w:val="Hyperlink"/>
-            </w:rPr>
-            <w:t>cerning</w:t>
-          </w:r>
-        </w:hyperlink>
-      </w:r>
-      <w:r>
-        <w:rPr>
-          <w:rFonts w:ascii="Charis SIL Regular" w:hAnsi="Charis SIL Regular" w:eastAsia="Charis SIL Regular"/>
-          <w:b w:val="0"/>
-          <w:i w:val="0"/>
-          <w:color w:val="0000FF"/>
-          <w:sz w:val="24"/>
-        </w:rPr>
-        <w:t xml:space="preserve"> </w:t>
-      </w:r>
-      <w:r>
-        <w:rPr>
-          <w:rFonts w:ascii="Charis SIL Regular" w:hAnsi="Charis SIL Regular" w:eastAsia="Charis SIL Regular"/>
-          <w:b w:val="0"/>
-          <w:i w:val="0"/>
-          <w:color w:val="0000FF"/>
-          <w:sz w:val="24"/>
-        </w:rPr>
-        <w:hyperlink r:id="rId10" w:history="1">
-          <w:r>
-            <w:rPr>
-              <w:rStyle w:val="Hyperlink"/>
-            </w:rPr>
-            <w:t>t</w:t>
-          </w:r>
-        </w:hyperlink>
-      </w:r>
-      <w:r>
-        <w:rPr>
-          <w:rFonts w:ascii="Charis SIL Regular" w:hAnsi="Charis SIL Regular" w:eastAsia="Charis SIL Regular"/>
-          <w:b w:val="0"/>
-          <w:i w:val="0"/>
-          <w:color w:val="0000FF"/>
-          <w:sz w:val="24"/>
-        </w:rPr>
-        <w:hyperlink r:id="rId10" w:history="1">
-          <w:r>
-            <w:rPr>
-              <w:rStyle w:val="Hyperlink"/>
-            </w:rPr>
-            <w:t>h</w:t>
-          </w:r>
-        </w:hyperlink>
-      </w:r>
-      <w:r>
-        <w:rPr>
-          <w:rFonts w:ascii="Charis SIL Regular" w:hAnsi="Charis SIL Regular" w:eastAsia="Charis SIL Regular"/>
-          <w:b w:val="0"/>
-          <w:i w:val="0"/>
-          <w:color w:val="0000FF"/>
-          <w:sz w:val="24"/>
-        </w:rPr>
-        <w:hyperlink r:id="rId10" w:history="1">
-          <w:r>
-            <w:rPr>
-              <w:rStyle w:val="Hyperlink"/>
-            </w:rPr>
-            <w:t>e</w:t>
-          </w:r>
-        </w:hyperlink>
-      </w:r>
-      <w:r>
-        <w:rPr>
-          <w:rFonts w:ascii="Charis SIL Regular" w:hAnsi="Charis SIL Regular" w:eastAsia="Charis SIL Regular"/>
-          <w:b w:val="0"/>
-          <w:i w:val="0"/>
-          <w:color w:val="0000FF"/>
-          <w:sz w:val="24"/>
-        </w:rPr>
-        <w:t xml:space="preserve"> </w:t>
-      </w:r>
-      <w:r>
-        <w:rPr>
-          <w:rFonts w:ascii="Charis SIL Regular" w:hAnsi="Charis SIL Regular" w:eastAsia="Charis SIL Regular"/>
-          <w:b w:val="0"/>
-          <w:i w:val="0"/>
-          <w:color w:val="0000FF"/>
-          <w:sz w:val="24"/>
-        </w:rPr>
-        <w:hyperlink r:id="rId10" w:history="1">
-          <w:r>
-            <w:rPr>
-              <w:rStyle w:val="Hyperlink"/>
-            </w:rPr>
-            <w:t>t</w:t>
-          </w:r>
-        </w:hyperlink>
-      </w:r>
-      <w:r>
-        <w:rPr>
-          <w:rFonts w:ascii="Charis SIL Regular" w:hAnsi="Charis SIL Regular" w:eastAsia="Charis SIL Regular"/>
-          <w:b w:val="0"/>
-          <w:i w:val="0"/>
-          <w:color w:val="0000FF"/>
-          <w:sz w:val="24"/>
-        </w:rPr>
-        <w:hyperlink r:id="rId10" w:history="1">
-          <w:r>
-            <w:rPr>
-              <w:rStyle w:val="Hyperlink"/>
-            </w:rPr>
-            <w:t>ranspo</w:t>
-          </w:r>
-        </w:hyperlink>
-      </w:r>
-      <w:r>
-        <w:rPr>
-          <w:rFonts w:ascii="Charis SIL Regular" w:hAnsi="Charis SIL Regular" w:eastAsia="Charis SIL Regular"/>
-          <w:b w:val="0"/>
-          <w:i w:val="0"/>
-          <w:color w:val="0000FF"/>
-          <w:sz w:val="24"/>
-        </w:rPr>
-        <w:hyperlink r:id="rId10" w:history="1">
-          <w:r>
-            <w:rPr>
-              <w:rStyle w:val="Hyperlink"/>
-            </w:rPr>
-            <w:t>rt</w:t>
-          </w:r>
-        </w:hyperlink>
-      </w:r>
-      <w:r>
-        <w:rPr>
-          <w:rFonts w:ascii="Charis SIL Regular" w:hAnsi="Charis SIL Regular" w:eastAsia="Charis SIL Regular"/>
-          <w:b w:val="0"/>
-          <w:i w:val="0"/>
-          <w:color w:val="0000FF"/>
-          <w:sz w:val="24"/>
-        </w:rPr>
-        <w:t xml:space="preserve"> </w:t>
-      </w:r>
-      <w:r>
-        <w:rPr>
-          <w:rFonts w:ascii="Charis SIL Regular" w:hAnsi="Charis SIL Regular" w:eastAsia="Charis SIL Regular"/>
-          <w:b w:val="0"/>
-          <w:i w:val="0"/>
-          <w:color w:val="0000FF"/>
-          <w:sz w:val="24"/>
-        </w:rPr>
-        <w:hyperlink r:id="rId10" w:history="1">
-          <w:r>
-            <w:rPr>
-              <w:rStyle w:val="Hyperlink"/>
-            </w:rPr>
-            <w:t>o</w:t>
-          </w:r>
-        </w:hyperlink>
-      </w:r>
-      <w:r>
-        <w:rPr>
-          <w:rFonts w:ascii="Charis SIL Regular" w:hAnsi="Charis SIL Regular" w:eastAsia="Charis SIL Regular"/>
-          <w:b w:val="0"/>
-          <w:i w:val="0"/>
-          <w:color w:val="0000FF"/>
-          <w:sz w:val="24"/>
-        </w:rPr>
-        <w:hyperlink r:id="rId10" w:history="1">
-          <w:r>
-            <w:rPr>
-              <w:rStyle w:val="Hyperlink"/>
-            </w:rPr>
-            <w:t>f</w:t>
-          </w:r>
-        </w:hyperlink>
-      </w:r>
-      <w:r>
-        <w:rPr>
-          <w:rFonts w:ascii="Charis SIL Regular" w:hAnsi="Charis SIL Regular" w:eastAsia="Charis SIL Regular"/>
-          <w:b w:val="0"/>
-          <w:i w:val="0"/>
-          <w:color w:val="0000FF"/>
-          <w:sz w:val="24"/>
-        </w:rPr>
-        <w:t xml:space="preserve"> </w:t>
-      </w:r>
-      <w:r>
-        <w:rPr>
-          <w:rFonts w:ascii="Charis SIL Regular" w:hAnsi="Charis SIL Regular" w:eastAsia="Charis SIL Regular"/>
-          <w:b w:val="0"/>
-          <w:i w:val="0"/>
-          <w:color w:val="0000FF"/>
-          <w:sz w:val="24"/>
-        </w:rPr>
-        <w:hyperlink r:id="rId10" w:history="1">
-          <w:r>
-            <w:rPr>
-              <w:rStyle w:val="Hyperlink"/>
-            </w:rPr>
-            <w:t>B</w:t>
-          </w:r>
-        </w:hyperlink>
-      </w:r>
-      <w:r>
-        <w:rPr>
-          <w:rFonts w:ascii="Charis SIL Regular" w:hAnsi="Charis SIL Regular" w:eastAsia="Charis SIL Regular"/>
-          <w:b w:val="0"/>
-          <w:i w:val="0"/>
-          <w:color w:val="0000FF"/>
-          <w:sz w:val="24"/>
-        </w:rPr>
-        <w:hyperlink r:id="rId10" w:history="1">
-          <w:r>
-            <w:rPr>
-              <w:rStyle w:val="Hyperlink"/>
-            </w:rPr>
-            <w:t>u</w:t>
-          </w:r>
-        </w:hyperlink>
-      </w:r>
-      <w:r>
-        <w:rPr>
-          <w:rFonts w:ascii="Charis SIL Regular" w:hAnsi="Charis SIL Regular" w:eastAsia="Charis SIL Regular"/>
-          <w:b w:val="0"/>
-          <w:i w:val="0"/>
-          <w:color w:val="0000FF"/>
-          <w:sz w:val="24"/>
-        </w:rPr>
-        <w:hyperlink r:id="rId10" w:history="1">
-          <w:r>
-            <w:rPr>
-              <w:rStyle w:val="Hyperlink"/>
-            </w:rPr>
-            <w:t>ddhist</w:t>
-          </w:r>
-        </w:hyperlink>
-      </w:r>
-      <w:r>
-        <w:rPr>
-          <w:rFonts w:ascii="Charis SIL Regular" w:hAnsi="Charis SIL Regular" w:eastAsia="Charis SIL Regular"/>
-          <w:b w:val="0"/>
-          <w:i w:val="0"/>
-          <w:color w:val="0000FF"/>
-          <w:sz w:val="24"/>
-        </w:rPr>
-        <w:t xml:space="preserve"> </w:t>
-      </w:r>
-      <w:r>
-        <w:rPr>
-          <w:rFonts w:ascii="Charis SIL Regular" w:hAnsi="Charis SIL Regular" w:eastAsia="Charis SIL Regular"/>
-          <w:b w:val="0"/>
-          <w:i w:val="0"/>
-          <w:color w:val="0000FF"/>
-          <w:sz w:val="24"/>
-        </w:rPr>
-        <w:hyperlink r:id="rId10" w:history="1">
-          <w:r>
-            <w:rPr>
-              <w:rStyle w:val="Hyperlink"/>
-            </w:rPr>
-            <w:t>m</w:t>
-          </w:r>
-        </w:hyperlink>
-      </w:r>
-      <w:r>
-        <w:rPr>
-          <w:rFonts w:ascii="Charis SIL Regular" w:hAnsi="Charis SIL Regular" w:eastAsia="Charis SIL Regular"/>
-          <w:b w:val="0"/>
-          <w:i w:val="0"/>
-          <w:color w:val="0000FF"/>
-          <w:sz w:val="24"/>
-        </w:rPr>
-        <w:hyperlink r:id="rId10" w:history="1">
-          <w:r>
-            <w:rPr>
-              <w:rStyle w:val="Hyperlink"/>
-            </w:rPr>
-            <w:t>onks</w:t>
-          </w:r>
-        </w:hyperlink>
-      </w:r>
-      <w:r>
-        <w:rPr>
-          <w:rFonts w:ascii="Charis SIL Regular" w:hAnsi="Charis SIL Regular" w:eastAsia="Charis SIL Regular"/>
-          <w:b w:val="0"/>
-          <w:i w:val="0"/>
-          <w:color w:val="0000FF"/>
-          <w:sz w:val="24"/>
-        </w:rPr>
-        <w:t xml:space="preserve"> </w:t>
-      </w:r>
-      <w:r>
-        <w:rPr>
-          <w:rFonts w:ascii="Charis SIL Regular" w:hAnsi="Charis SIL Regular" w:eastAsia="Charis SIL Regular"/>
-          <w:b w:val="0"/>
-          <w:i w:val="0"/>
-          <w:color w:val="0000FF"/>
-          <w:sz w:val="24"/>
-        </w:rPr>
-        <w:hyperlink r:id="rId10" w:history="1">
-          <w:r>
-            <w:rPr>
-              <w:rStyle w:val="Hyperlink"/>
-            </w:rPr>
-            <w:t xml:space="preserve">from </w:t>
-          </w:r>
-        </w:hyperlink>
-      </w:r>
-      <w:r>
-        <w:rPr>
-          <w:rFonts w:ascii="Charis SIL Regular" w:hAnsi="Charis SIL Regular" w:eastAsia="Charis SIL Regular"/>
-          <w:b w:val="0"/>
-          <w:i w:val="0"/>
-          <w:color w:val="0000FF"/>
-          <w:sz w:val="24"/>
-        </w:rPr>
-        <w:hyperlink r:id="rId10" w:history="1">
-          <w:r>
-            <w:rPr>
-              <w:rStyle w:val="Hyperlink"/>
-            </w:rPr>
-            <w:t>Burm</w:t>
-          </w:r>
-        </w:hyperlink>
-      </w:r>
-      <w:r>
-        <w:rPr>
-          <w:rFonts w:ascii="Charis SIL Regular" w:hAnsi="Charis SIL Regular" w:eastAsia="Charis SIL Regular"/>
-          <w:b w:val="0"/>
-          <w:i w:val="0"/>
-          <w:color w:val="0000FF"/>
-          <w:sz w:val="24"/>
-        </w:rPr>
-        <w:hyperlink r:id="rId10" w:history="1">
-          <w:r>
-            <w:rPr>
-              <w:rStyle w:val="Hyperlink"/>
-            </w:rPr>
-            <w:t>a</w:t>
-          </w:r>
-        </w:hyperlink>
-      </w:r>
-      <w:r>
-        <w:rPr>
-          <w:rFonts w:ascii="Charis SIL Regular" w:hAnsi="Charis SIL Regular" w:eastAsia="Charis SIL Regular"/>
-          <w:b w:val="0"/>
-          <w:i w:val="0"/>
-          <w:color w:val="0000FF"/>
-          <w:sz w:val="24"/>
-        </w:rPr>
-        <w:t xml:space="preserve"> </w:t>
-      </w:r>
-      <w:r>
-        <w:rPr>
-          <w:rFonts w:ascii="Charis SIL Regular" w:hAnsi="Charis SIL Regular" w:eastAsia="Charis SIL Regular"/>
-          <w:b w:val="0"/>
-          <w:i w:val="0"/>
-          <w:color w:val="0000FF"/>
-          <w:sz w:val="24"/>
-        </w:rPr>
-        <w:hyperlink r:id="rId10" w:history="1">
-          <w:r>
-            <w:rPr>
-              <w:rStyle w:val="Hyperlink"/>
-            </w:rPr>
-            <w:t>to</w:t>
-          </w:r>
-        </w:hyperlink>
-      </w:r>
-      <w:r>
-        <w:rPr>
-          <w:rFonts w:ascii="Charis SIL Regular" w:hAnsi="Charis SIL Regular" w:eastAsia="Charis SIL Regular"/>
-          <w:b w:val="0"/>
-          <w:i w:val="0"/>
-          <w:color w:val="0000FF"/>
-          <w:sz w:val="24"/>
-        </w:rPr>
-        <w:t xml:space="preserve"> </w:t>
-      </w:r>
-      <w:r>
-        <w:rPr>
-          <w:rFonts w:ascii="Charis SIL Regular" w:hAnsi="Charis SIL Regular" w:eastAsia="Charis SIL Regular"/>
-          <w:b w:val="0"/>
-          <w:i w:val="0"/>
-          <w:color w:val="0000FF"/>
-          <w:sz w:val="24"/>
-        </w:rPr>
-        <w:hyperlink r:id="rId10" w:history="1">
-          <w:r>
-            <w:rPr>
-              <w:rStyle w:val="Hyperlink"/>
-            </w:rPr>
-            <w:t>Ceylo</w:t>
-          </w:r>
-        </w:hyperlink>
-      </w:r>
-      <w:r>
-        <w:rPr>
-          <w:rFonts w:ascii="Charis SIL Regular" w:hAnsi="Charis SIL Regular" w:eastAsia="Charis SIL Regular"/>
-          <w:b w:val="0"/>
-          <w:i w:val="0"/>
-          <w:color w:val="0000FF"/>
-          <w:sz w:val="24"/>
-        </w:rPr>
-        <w:hyperlink r:id="rId10" w:history="1">
-          <w:r>
-            <w:rPr>
-              <w:rStyle w:val="Hyperlink"/>
-            </w:rPr>
-            <w:t>n</w:t>
-          </w:r>
-        </w:hyperlink>
-      </w:r>
-      <w:r>
-        <w:rPr>
-          <w:rFonts w:ascii="Charis SIL Regular" w:hAnsi="Charis SIL Regular" w:eastAsia="Charis SIL Regular"/>
-          <w:b w:val="0"/>
-          <w:i w:val="0"/>
-          <w:color w:val="0000FF"/>
-          <w:sz w:val="24"/>
-        </w:rPr>
-        <w:t xml:space="preserve"> </w:t>
-      </w:r>
-      <w:r>
-        <w:rPr>
-          <w:rFonts w:ascii="Charis SIL Regular" w:hAnsi="Charis SIL Regular" w:eastAsia="Charis SIL Regular"/>
-          <w:b w:val="0"/>
-          <w:i w:val="0"/>
-          <w:color w:val="0000FF"/>
-          <w:sz w:val="24"/>
-        </w:rPr>
-        <w:hyperlink r:id="rId10" w:history="1">
-          <w:r>
-            <w:rPr>
-              <w:rStyle w:val="Hyperlink"/>
-            </w:rPr>
-            <w:t>for</w:t>
-          </w:r>
-        </w:hyperlink>
-      </w:r>
-      <w:r>
-        <w:rPr>
-          <w:rFonts w:ascii="Charis SIL Regular" w:hAnsi="Charis SIL Regular" w:eastAsia="Charis SIL Regular"/>
-          <w:b w:val="0"/>
-          <w:i w:val="0"/>
-          <w:color w:val="0000FF"/>
-          <w:sz w:val="24"/>
-        </w:rPr>
-        <w:t xml:space="preserve"> </w:t>
-      </w:r>
-      <w:r>
-        <w:rPr>
-          <w:rFonts w:ascii="Charis SIL Regular" w:hAnsi="Charis SIL Regular" w:eastAsia="Charis SIL Regular"/>
-          <w:b w:val="0"/>
-          <w:i w:val="0"/>
-          <w:color w:val="0000FF"/>
-          <w:sz w:val="24"/>
-        </w:rPr>
-        <w:hyperlink r:id="rId10" w:history="1">
-          <w:r>
-            <w:rPr>
-              <w:rStyle w:val="Hyperlink"/>
-            </w:rPr>
-            <w:t>a</w:t>
-          </w:r>
-        </w:hyperlink>
-      </w:r>
-      <w:r>
-        <w:rPr>
-          <w:rFonts w:ascii="Charis SIL Regular" w:hAnsi="Charis SIL Regular" w:eastAsia="Charis SIL Regular"/>
-          <w:b w:val="0"/>
-          <w:i w:val="0"/>
-          <w:color w:val="0000FF"/>
-          <w:sz w:val="24"/>
-        </w:rPr>
-        <w:t xml:space="preserve"> </w:t>
-      </w:r>
-      <w:r>
-        <w:rPr>
-          <w:rFonts w:ascii="Charis SIL Regular" w:hAnsi="Charis SIL Regular" w:eastAsia="Charis SIL Regular"/>
-          <w:b w:val="0"/>
-          <w:i w:val="0"/>
-          <w:color w:val="0000FF"/>
-          <w:sz w:val="24"/>
-        </w:rPr>
-        <w:hyperlink r:id="rId10" w:history="1">
-          <w:r>
-            <w:rPr>
-              <w:rStyle w:val="Hyperlink"/>
-            </w:rPr>
-            <w:t>cer</w:t>
-          </w:r>
-        </w:hyperlink>
-      </w:r>
-      <w:r>
-        <w:rPr>
-          <w:rFonts w:ascii="Charis SIL Regular" w:hAnsi="Charis SIL Regular" w:eastAsia="Charis SIL Regular"/>
-          <w:b w:val="0"/>
-          <w:i w:val="0"/>
-          <w:color w:val="0000FF"/>
-          <w:sz w:val="24"/>
-        </w:rPr>
-        <w:hyperlink r:id="rId10" w:history="1">
-          <w:r>
-            <w:rPr>
-              <w:rStyle w:val="Hyperlink"/>
-            </w:rPr>
-            <w:t>emony</w:t>
-          </w:r>
-        </w:hyperlink>
-      </w:r>
-      <w:r>
-        <w:rPr>
-          <w:rFonts w:ascii="Charis SIL Regular" w:hAnsi="Charis SIL Regular" w:eastAsia="Charis SIL Regular"/>
-          <w:b w:val="0"/>
-          <w:i w:val="0"/>
-          <w:color w:val="0000FF"/>
-          <w:sz w:val="24"/>
-        </w:rPr>
-        <w:t xml:space="preserve"> </w:t>
-      </w:r>
-      <w:r>
-        <w:rPr>
-          <w:rFonts w:ascii="Charis SIL Regular" w:hAnsi="Charis SIL Regular" w:eastAsia="Charis SIL Regular"/>
-          <w:b w:val="0"/>
-          <w:i w:val="0"/>
-          <w:color w:val="0000FF"/>
-          <w:sz w:val="24"/>
-        </w:rPr>
-        <w:hyperlink r:id="rId10" w:history="1">
-          <w:r>
-            <w:rPr>
-              <w:rStyle w:val="Hyperlink"/>
-            </w:rPr>
-            <w:t>at</w:t>
-          </w:r>
-        </w:hyperlink>
-      </w:r>
-      <w:r>
-        <w:rPr>
-          <w:rFonts w:ascii="Charis SIL Regular" w:hAnsi="Charis SIL Regular" w:eastAsia="Charis SIL Regular"/>
-          <w:b w:val="0"/>
-          <w:i w:val="0"/>
-          <w:color w:val="0000FF"/>
-          <w:sz w:val="24"/>
-        </w:rPr>
-        <w:t xml:space="preserve"> </w:t>
-      </w:r>
-      <w:r>
-        <w:rPr>
-          <w:rFonts w:ascii="Charis SIL Regular" w:hAnsi="Charis SIL Regular" w:eastAsia="Charis SIL Regular"/>
-          <w:b w:val="0"/>
-          <w:i w:val="0"/>
-          <w:color w:val="0000FF"/>
-          <w:sz w:val="24"/>
-        </w:rPr>
-        <w:hyperlink r:id="rId10" w:history="1">
-          <w:r>
-            <w:rPr>
-              <w:rStyle w:val="Hyperlink"/>
-            </w:rPr>
-            <w:t>K</w:t>
-          </w:r>
-        </w:hyperlink>
-      </w:r>
-      <w:r>
-        <w:rPr>
-          <w:rFonts w:ascii="Charis SIL Regular" w:hAnsi="Charis SIL Regular" w:eastAsia="Charis SIL Regular"/>
-          <w:b w:val="0"/>
-          <w:i w:val="0"/>
-          <w:color w:val="0000FF"/>
-          <w:sz w:val="24"/>
-        </w:rPr>
-        <w:hyperlink r:id="rId10" w:history="1">
-          <w:r>
-            <w:rPr>
-              <w:rStyle w:val="Hyperlink"/>
-            </w:rPr>
-            <w:t>a</w:t>
-          </w:r>
-        </w:hyperlink>
-      </w:r>
-      <w:r>
-        <w:rPr>
-          <w:rFonts w:ascii="Charis SIL Regular" w:hAnsi="Charis SIL Regular" w:eastAsia="Charis SIL Regular"/>
-          <w:b w:val="0"/>
-          <w:i w:val="0"/>
-          <w:color w:val="0000FF"/>
-          <w:sz w:val="24"/>
-        </w:rPr>
-        <w:hyperlink r:id="rId10" w:history="1">
-          <w:r>
-            <w:rPr>
-              <w:rStyle w:val="Hyperlink"/>
-            </w:rPr>
-            <w:t>ndy,</w:t>
-          </w:r>
-        </w:hyperlink>
-      </w:r>
-      <w:r>
-        <w:rPr>
-          <w:rFonts w:ascii="Charis SIL Regular" w:hAnsi="Charis SIL Regular" w:eastAsia="Charis SIL Regular"/>
-          <w:b w:val="0"/>
-          <w:i w:val="0"/>
-          <w:color w:val="0000FF"/>
-          <w:sz w:val="24"/>
-        </w:rPr>
-        <w:t xml:space="preserve"> </w:t>
-      </w:r>
-      <w:r>
-        <w:rPr>
-          <w:rFonts w:ascii="Charis SIL Regular" w:hAnsi="Charis SIL Regular" w:eastAsia="Charis SIL Regular"/>
-          <w:b w:val="0"/>
-          <w:i w:val="0"/>
-          <w:color w:val="0000FF"/>
-          <w:sz w:val="24"/>
-        </w:rPr>
-        <w:hyperlink r:id="rId10" w:history="1">
-          <w:r>
-            <w:rPr>
-              <w:rStyle w:val="Hyperlink"/>
-            </w:rPr>
-            <w:t>1746.</w:t>
-          </w:r>
-        </w:hyperlink>
-      </w:r>
-      <w:r>
-        <w:rPr>
-          <w:rFonts w:ascii="Charis SIL Regular" w:hAnsi="Charis SIL Regular" w:eastAsia="Charis SIL Regular"/>
-          <w:b w:val="0"/>
-          <w:i w:val="0"/>
-          <w:color w:val="0000FF"/>
-          <w:sz w:val="24"/>
-        </w:rPr>
-        <w:t xml:space="preserve"> </w:t>
-      </w:r>
-      <w:r>
-        <w:rPr>
-          <w:rFonts w:ascii="Charis SIL Regular" w:hAnsi="Charis SIL Regular" w:eastAsia="Charis SIL Regular"/>
-          <w:b w:val="0"/>
-          <w:i w:val="0"/>
-          <w:color w:val="0000FF"/>
-          <w:sz w:val="24"/>
-        </w:rPr>
-        <w:hyperlink r:id="rId10" w:history="1">
-          <w:r>
-            <w:rPr>
-              <w:rStyle w:val="Hyperlink"/>
-            </w:rPr>
-            <w:t>In</w:t>
-          </w:r>
-        </w:hyperlink>
-      </w:r>
-      <w:r>
-        <w:rPr>
-          <w:rFonts w:ascii="Charis SIL Regular" w:hAnsi="Charis SIL Regular" w:eastAsia="Charis SIL Regular"/>
-          <w:b w:val="0"/>
-          <w:i w:val="0"/>
-          <w:color w:val="0000FF"/>
-          <w:sz w:val="24"/>
-        </w:rPr>
-        <w:t xml:space="preserve"> </w:t>
-      </w:r>
-      <w:r>
-        <w:rPr>
-          <w:rFonts w:ascii="Charis SIL Regular" w:hAnsi="Charis SIL Regular" w:eastAsia="Charis SIL Regular"/>
-          <w:b w:val="0"/>
-          <w:i w:val="0"/>
-          <w:color w:val="0000FF"/>
-          <w:sz w:val="24"/>
-        </w:rPr>
-        <w:hyperlink r:id="rId10" w:history="1">
-          <w:r>
-            <w:rPr>
-              <w:rStyle w:val="Hyperlink"/>
-            </w:rPr>
-            <w:t>S</w:t>
-          </w:r>
-        </w:hyperlink>
-      </w:r>
-      <w:r>
-        <w:rPr>
-          <w:rFonts w:ascii="Charis SIL Regular" w:hAnsi="Charis SIL Regular" w:eastAsia="Charis SIL Regular"/>
-          <w:b w:val="0"/>
-          <w:i w:val="0"/>
-          <w:color w:val="0000FF"/>
-          <w:sz w:val="24"/>
-        </w:rPr>
-        <w:hyperlink r:id="rId10" w:history="1">
-          <w:r>
-            <w:rPr>
-              <w:rStyle w:val="Hyperlink"/>
-            </w:rPr>
-            <w:t>inhalese,</w:t>
-          </w:r>
-        </w:hyperlink>
-      </w:r>
-      <w:r>
-        <w:rPr>
-          <w:rFonts w:ascii="Charis SIL Regular" w:hAnsi="Charis SIL Regular" w:eastAsia="Charis SIL Regular"/>
-          <w:b w:val="0"/>
-          <w:i w:val="0"/>
-          <w:color w:val="0000FF"/>
-          <w:sz w:val="24"/>
-        </w:rPr>
-        <w:t xml:space="preserve"> </w:t>
-      </w:r>
-      <w:r>
-        <w:rPr>
-          <w:rFonts w:ascii="Charis SIL Regular" w:hAnsi="Charis SIL Regular" w:eastAsia="Charis SIL Regular"/>
-          <w:b w:val="0"/>
-          <w:i w:val="0"/>
-          <w:color w:val="0000FF"/>
-          <w:sz w:val="24"/>
-        </w:rPr>
-        <w:hyperlink r:id="rId10" w:history="1">
-          <w:r>
-            <w:rPr>
-              <w:rStyle w:val="Hyperlink"/>
-            </w:rPr>
-            <w:t>pa</w:t>
-          </w:r>
-        </w:hyperlink>
-      </w:r>
-      <w:r>
-        <w:rPr>
-          <w:rFonts w:ascii="Charis SIL Regular" w:hAnsi="Charis SIL Regular" w:eastAsia="Charis SIL Regular"/>
-          <w:b w:val="0"/>
-          <w:i w:val="0"/>
-          <w:color w:val="0000FF"/>
-          <w:sz w:val="24"/>
-        </w:rPr>
-        <w:hyperlink r:id="rId10" w:history="1">
-          <w:r>
-            <w:rPr>
-              <w:rStyle w:val="Hyperlink"/>
-            </w:rPr>
-            <w:t>l</w:t>
-          </w:r>
-        </w:hyperlink>
-      </w:r>
-      <w:r>
-        <w:rPr>
-          <w:rFonts w:ascii="Charis SIL Regular" w:hAnsi="Charis SIL Regular" w:eastAsia="Charis SIL Regular"/>
-          <w:b w:val="0"/>
-          <w:i w:val="0"/>
-          <w:color w:val="0000FF"/>
-          <w:sz w:val="24"/>
-        </w:rPr>
-        <w:hyperlink r:id="rId10" w:history="1">
-          <w:r>
-            <w:rPr>
-              <w:rStyle w:val="Hyperlink"/>
-            </w:rPr>
-            <w:t>m</w:t>
-          </w:r>
-        </w:hyperlink>
-      </w:r>
-      <w:r>
-        <w:rPr>
-          <w:rFonts w:ascii="Charis SIL Regular" w:hAnsi="Charis SIL Regular" w:eastAsia="Charis SIL Regular"/>
-          <w:b w:val="0"/>
-          <w:i w:val="0"/>
-          <w:color w:val="0000FF"/>
-          <w:sz w:val="24"/>
-        </w:rPr>
-        <w:t xml:space="preserve"> </w:t>
-      </w:r>
-      <w:r>
-        <w:rPr>
-          <w:rFonts w:ascii="Charis SIL Regular" w:hAnsi="Charis SIL Regular" w:eastAsia="Charis SIL Regular"/>
-          <w:b w:val="0"/>
-          <w:i w:val="0"/>
-          <w:color w:val="0000FF"/>
-          <w:sz w:val="24"/>
-        </w:rPr>
-        <w:hyperlink r:id="rId10" w:history="1">
-          <w:r>
-            <w:rPr>
-              <w:rStyle w:val="Hyperlink"/>
-            </w:rPr>
-            <w:t>leaf</w:t>
-          </w:r>
-        </w:hyperlink>
-      </w:r>
-      <w:r>
-        <w:rPr>
-          <w:rFonts w:ascii="Charis SIL Regular" w:hAnsi="Charis SIL Regular" w:eastAsia="Charis SIL Regular"/>
-          <w:b w:val="0"/>
-          <w:i w:val="0"/>
-          <w:color w:val="0000FF"/>
-          <w:sz w:val="24"/>
-        </w:rPr>
-        <w:t xml:space="preserve"> </w:t>
-      </w:r>
-      <w:r>
-        <w:rPr>
-          <w:rFonts w:ascii="Charis SIL Regular" w:hAnsi="Charis SIL Regular" w:eastAsia="Charis SIL Regular"/>
-          <w:b w:val="0"/>
-          <w:i w:val="0"/>
-          <w:color w:val="0000FF"/>
-          <w:sz w:val="24"/>
-        </w:rPr>
-        <w:hyperlink r:id="rId10" w:history="1">
-          <w:r>
-            <w:rPr>
-              <w:rStyle w:val="Hyperlink"/>
-            </w:rPr>
-            <w:t>w</w:t>
-          </w:r>
-        </w:hyperlink>
-      </w:r>
-      <w:r>
-        <w:rPr>
-          <w:rFonts w:ascii="Charis SIL Regular" w:hAnsi="Charis SIL Regular" w:eastAsia="Charis SIL Regular"/>
-          <w:b w:val="0"/>
-          <w:i w:val="0"/>
-          <w:color w:val="0000FF"/>
-          <w:sz w:val="24"/>
-        </w:rPr>
-        <w:hyperlink r:id="rId10" w:history="1">
-          <w:r>
-            <w:rPr>
-              <w:rStyle w:val="Hyperlink"/>
-            </w:rPr>
-            <w:t>i</w:t>
-          </w:r>
-        </w:hyperlink>
-      </w:r>
-      <w:r>
-        <w:rPr>
-          <w:rFonts w:ascii="Charis SIL Regular" w:hAnsi="Charis SIL Regular" w:eastAsia="Charis SIL Regular"/>
-          <w:b w:val="0"/>
-          <w:i w:val="0"/>
-          <w:color w:val="0000FF"/>
-          <w:sz w:val="24"/>
-        </w:rPr>
-        <w:hyperlink r:id="rId10" w:history="1">
-          <w:r>
-            <w:rPr>
-              <w:rStyle w:val="Hyperlink"/>
-            </w:rPr>
             <w:t>th</w:t>
           </w:r>
         </w:hyperlink>
@@ -2975,16 +2922,36 @@
           <w:i w:val="0"/>
           <w:color w:val="0000FF"/>
           <w:sz w:val="24"/>
-        </w:rPr>
-        <w:t xml:space="preserve">and </w:t>
-      </w:r>
-      <w:r>
-        <w:rPr>
-          <w:rFonts w:ascii="Charis SIL Regular" w:hAnsi="Charis SIL Regular" w:eastAsia="Charis SIL Regular"/>
-          <w:b w:val="0"/>
-          <w:i w:val="0"/>
-          <w:color w:val="0000FF"/>
-          <w:sz w:val="24"/>
+          <w:u w:val="single"/>
+        </w:rPr>
+        <w:hyperlink r:id="rId10" w:history="1">
+          <w:r>
+            <w:rPr>
+              <w:rStyle w:val="Hyperlink"/>
+            </w:rPr>
+            <w:t>and</w:t>
+          </w:r>
+        </w:hyperlink>
+      </w:r>
+      <w:r>
+        <w:rPr>
+          <w:rFonts w:ascii="Charis SIL Regular" w:hAnsi="Charis SIL Regular" w:eastAsia="Charis SIL Regular"/>
+          <w:b w:val="0"/>
+          <w:i w:val="0"/>
+          <w:color w:val="0000FF"/>
+          <w:sz w:val="24"/>
+          <w:u w:val="single"/>
+        </w:rPr>
+        <w:t xml:space="preserve"> </w:t>
+      </w:r>
+      <w:r>
+        <w:rPr>
+          <w:rFonts w:ascii="Charis SIL Regular" w:hAnsi="Charis SIL Regular" w:eastAsia="Charis SIL Regular"/>
+          <w:b w:val="0"/>
+          <w:i w:val="0"/>
+          <w:color w:val="0000FF"/>
+          <w:sz w:val="24"/>
+          <w:u w:val="single"/>
         </w:rPr>
         <w:hyperlink r:id="rId10" w:history="1">
           <w:r>
@@ -3496,7 +3463,7 @@
           <w:color w:val="0000FF"/>
           <w:sz w:val="24"/>
         </w:rPr>
-        <w:hyperlink r:id="rId11" w:history="1">
+        <w:hyperlink r:id="rId10" w:history="1">
           <w:r>
             <w:rPr>
               <w:rStyle w:val="Hyperlink"/>
@@ -3513,7 +3480,7 @@
           <w:color w:val="0000FF"/>
           <w:sz w:val="24"/>
         </w:rPr>
-        <w:hyperlink r:id="rId11" w:history="1">
+        <w:hyperlink r:id="rId10" w:history="1">
           <w:r>
             <w:rPr>
               <w:rStyle w:val="Hyperlink"/>
@@ -3540,7 +3507,7 @@
           <w:color w:val="0000FF"/>
           <w:sz w:val="24"/>
         </w:rPr>
-        <w:hyperlink r:id="rId11" w:history="1">
+        <w:hyperlink r:id="rId10" w:history="1">
           <w:r>
             <w:rPr>
               <w:rStyle w:val="Hyperlink"/>
@@ -3557,7 +3524,7 @@
           <w:color w:val="0000FF"/>
           <w:sz w:val="24"/>
         </w:rPr>
-        <w:hyperlink r:id="rId11" w:history="1">
+        <w:hyperlink r:id="rId10" w:history="1">
           <w:r>
             <w:rPr>
               <w:rStyle w:val="Hyperlink"/>
@@ -3574,7 +3541,7 @@
           <w:color w:val="0000FF"/>
           <w:sz w:val="24"/>
         </w:rPr>
-        <w:hyperlink r:id="rId11" w:history="1">
+        <w:hyperlink r:id="rId10" w:history="1">
           <w:r>
             <w:rPr>
               <w:rStyle w:val="Hyperlink"/>
@@ -3591,7 +3558,7 @@
           <w:color w:val="0000FF"/>
           <w:sz w:val="24"/>
         </w:rPr>
-        <w:hyperlink r:id="rId11" w:history="1">
+        <w:hyperlink r:id="rId10" w:history="1">
           <w:r>
             <w:rPr>
               <w:rStyle w:val="Hyperlink"/>
@@ -3618,7 +3585,7 @@
           <w:color w:val="0000FF"/>
           <w:sz w:val="24"/>
         </w:rPr>
-        <w:hyperlink r:id="rId11" w:history="1">
+        <w:hyperlink r:id="rId10" w:history="1">
           <w:r>
             <w:rPr>
               <w:rStyle w:val="Hyperlink"/>
@@ -3635,7 +3602,7 @@
           <w:color w:val="0000FF"/>
           <w:sz w:val="24"/>
         </w:rPr>
-        <w:hyperlink r:id="rId11" w:history="1">
+        <w:hyperlink r:id="rId10" w:history="1">
           <w:r>
             <w:rPr>
               <w:rStyle w:val="Hyperlink"/>

--- a/EXPORTS/DOCX/review/niveau2/Dutch/Sri Lanka.docx
+++ b/EXPORTS/DOCX/review/niveau2/Dutch/Sri Lanka.docx
@@ -652,7 +652,25 @@
             <w:rPr>
               <w:rStyle w:val="Hyperlink"/>
             </w:rPr>
-            <w:t>1746</w:t>
+            <w:t>174</w:t>
+          </w:r>
+        </w:hyperlink>
+      </w:r>
+      <w:r>
+        <w:rPr>
+          <w:rFonts w:ascii="Charis SIL Regular" w:hAnsi="Charis SIL Regular" w:eastAsia="Charis SIL Regular"/>
+          <w:b w:val="0"/>
+          <w:i w:val="0"/>
+          <w:color w:val="0000FF"/>
+          <w:sz w:val="24"/>
+          <w:u w:val="single"/>
+        </w:rPr>
+        <w:hyperlink r:id="rId9" w:history="1">
+          <w:r>
+            <w:rPr>
+              <w:rStyle w:val="Hyperlink"/>
+            </w:rPr>
+            <w:t>6</w:t>
           </w:r>
         </w:hyperlink>
       </w:r>
@@ -757,7 +775,25 @@
             <w:rPr>
               <w:rStyle w:val="Hyperlink"/>
             </w:rPr>
-            <w:t>nhale</w:t>
+            <w:t>n</w:t>
+          </w:r>
+        </w:hyperlink>
+      </w:r>
+      <w:r>
+        <w:rPr>
+          <w:rFonts w:ascii="Charis SIL Regular" w:hAnsi="Charis SIL Regular" w:eastAsia="Charis SIL Regular"/>
+          <w:b w:val="0"/>
+          <w:i w:val="0"/>
+          <w:color w:val="0000FF"/>
+          <w:sz w:val="24"/>
+          <w:u w:val="single"/>
+        </w:rPr>
+        <w:hyperlink r:id="rId9" w:history="1">
+          <w:r>
+            <w:rPr>
+              <w:rStyle w:val="Hyperlink"/>
+            </w:rPr>
+            <w:t>hale</w:t>
           </w:r>
         </w:hyperlink>
       </w:r>
@@ -851,8 +887,16 @@
           <w:i w:val="0"/>
           <w:color w:val="0000FF"/>
           <w:sz w:val="24"/>
-        </w:rPr>
-        <w:t>m</w:t>
+          <w:u w:val="single"/>
+        </w:rPr>
+        <w:hyperlink r:id="rId9" w:history="1">
+          <w:r>
+            <w:rPr>
+              <w:rStyle w:val="Hyperlink"/>
+            </w:rPr>
+            <w:t>m</w:t>
+          </w:r>
+        </w:hyperlink>
       </w:r>
       <w:r>
         <w:rPr>
@@ -1139,7 +1183,7 @@
           <w:color w:val="0000FF"/>
           <w:sz w:val="24"/>
         </w:rPr>
-        <w:hyperlink r:id="rId9" w:history="1">
+        <w:hyperlink r:id="rId10" w:history="1">
           <w:r>
             <w:rPr>
               <w:rStyle w:val="Hyperlink"/>
@@ -1200,7 +1244,7 @@
           <w:color w:val="0000FF"/>
           <w:sz w:val="24"/>
         </w:rPr>
-        <w:hyperlink r:id="rId10" w:history="1">
+        <w:hyperlink r:id="rId9" w:history="1">
           <w:r>
             <w:rPr>
               <w:rStyle w:val="Hyperlink"/>
@@ -1208,6 +1252,815 @@
             <w:t>Le</w:t>
           </w:r>
         </w:hyperlink>
+      </w:r>
+      <w:r>
+        <w:rPr>
+          <w:rFonts w:ascii="Charis SIL Regular" w:hAnsi="Charis SIL Regular" w:eastAsia="Charis SIL Regular"/>
+          <w:b w:val="0"/>
+          <w:i w:val="0"/>
+          <w:color w:val="0000FF"/>
+          <w:sz w:val="24"/>
+        </w:rPr>
+        <w:hyperlink r:id="rId9" w:history="1">
+          <w:r>
+            <w:rPr>
+              <w:rStyle w:val="Hyperlink"/>
+            </w:rPr>
+            <w:t>t</w:t>
+          </w:r>
+        </w:hyperlink>
+      </w:r>
+      <w:r>
+        <w:rPr>
+          <w:rFonts w:ascii="Charis SIL Regular" w:hAnsi="Charis SIL Regular" w:eastAsia="Charis SIL Regular"/>
+          <w:b w:val="0"/>
+          <w:i w:val="0"/>
+          <w:color w:val="0000FF"/>
+          <w:sz w:val="24"/>
+        </w:rPr>
+        <w:hyperlink r:id="rId9" w:history="1">
+          <w:r>
+            <w:rPr>
+              <w:rStyle w:val="Hyperlink"/>
+            </w:rPr>
+            <w:t>te</w:t>
+          </w:r>
+        </w:hyperlink>
+      </w:r>
+      <w:r>
+        <w:rPr>
+          <w:rFonts w:ascii="Charis SIL Regular" w:hAnsi="Charis SIL Regular" w:eastAsia="Charis SIL Regular"/>
+          <w:b w:val="0"/>
+          <w:i w:val="0"/>
+          <w:color w:val="0000FF"/>
+          <w:sz w:val="24"/>
+        </w:rPr>
+        <w:hyperlink r:id="rId9" w:history="1">
+          <w:r>
+            <w:rPr>
+              <w:rStyle w:val="Hyperlink"/>
+            </w:rPr>
+            <w:t>r</w:t>
+          </w:r>
+        </w:hyperlink>
+      </w:r>
+      <w:r>
+        <w:rPr>
+          <w:rFonts w:ascii="Charis SIL Regular" w:hAnsi="Charis SIL Regular" w:eastAsia="Charis SIL Regular"/>
+          <w:b w:val="0"/>
+          <w:i w:val="0"/>
+          <w:color w:val="0000FF"/>
+          <w:sz w:val="24"/>
+        </w:rPr>
+        <w:t xml:space="preserve"> </w:t>
+      </w:r>
+      <w:r>
+        <w:rPr>
+          <w:rFonts w:ascii="Charis SIL Regular" w:hAnsi="Charis SIL Regular" w:eastAsia="Charis SIL Regular"/>
+          <w:b w:val="0"/>
+          <w:i w:val="0"/>
+          <w:color w:val="0000FF"/>
+          <w:sz w:val="24"/>
+        </w:rPr>
+        <w:hyperlink r:id="rId9" w:history="1">
+          <w:r>
+            <w:rPr>
+              <w:rStyle w:val="Hyperlink"/>
+            </w:rPr>
+            <w:t>from</w:t>
+          </w:r>
+        </w:hyperlink>
+      </w:r>
+      <w:r>
+        <w:rPr>
+          <w:rFonts w:ascii="Charis SIL Regular" w:hAnsi="Charis SIL Regular" w:eastAsia="Charis SIL Regular"/>
+          <w:b w:val="0"/>
+          <w:i w:val="0"/>
+          <w:color w:val="0000FF"/>
+          <w:sz w:val="24"/>
+        </w:rPr>
+        <w:t xml:space="preserve"> </w:t>
+      </w:r>
+      <w:r>
+        <w:rPr>
+          <w:rFonts w:ascii="Charis SIL Regular" w:hAnsi="Charis SIL Regular" w:eastAsia="Charis SIL Regular"/>
+          <w:b w:val="0"/>
+          <w:i w:val="0"/>
+          <w:color w:val="0000FF"/>
+          <w:sz w:val="24"/>
+        </w:rPr>
+        <w:hyperlink r:id="rId9" w:history="1">
+          <w:r>
+            <w:rPr>
+              <w:rStyle w:val="Hyperlink"/>
+            </w:rPr>
+            <w:t>King</w:t>
+          </w:r>
+        </w:hyperlink>
+      </w:r>
+      <w:r>
+        <w:rPr>
+          <w:rFonts w:ascii="Charis SIL Regular" w:hAnsi="Charis SIL Regular" w:eastAsia="Charis SIL Regular"/>
+          <w:b w:val="0"/>
+          <w:i w:val="0"/>
+          <w:color w:val="0000FF"/>
+          <w:sz w:val="24"/>
+        </w:rPr>
+        <w:t xml:space="preserve"> </w:t>
+      </w:r>
+      <w:r>
+        <w:rPr>
+          <w:rFonts w:ascii="Charis SIL Regular" w:hAnsi="Charis SIL Regular" w:eastAsia="Charis SIL Regular"/>
+          <w:b w:val="0"/>
+          <w:i w:val="0"/>
+          <w:color w:val="0000FF"/>
+          <w:sz w:val="24"/>
+        </w:rPr>
+        <w:hyperlink r:id="rId9" w:history="1">
+          <w:r>
+            <w:rPr>
+              <w:rStyle w:val="Hyperlink"/>
+            </w:rPr>
+            <w:t>Sri</w:t>
+          </w:r>
+        </w:hyperlink>
+      </w:r>
+      <w:r>
+        <w:rPr>
+          <w:rFonts w:ascii="Charis SIL Regular" w:hAnsi="Charis SIL Regular" w:eastAsia="Charis SIL Regular"/>
+          <w:b w:val="0"/>
+          <w:i w:val="0"/>
+          <w:color w:val="0000FF"/>
+          <w:sz w:val="24"/>
+        </w:rPr>
+        <w:t xml:space="preserve"> </w:t>
+      </w:r>
+      <w:r>
+        <w:rPr>
+          <w:rFonts w:ascii="Charis SIL Regular" w:hAnsi="Charis SIL Regular" w:eastAsia="Charis SIL Regular"/>
+          <w:b w:val="0"/>
+          <w:i w:val="0"/>
+          <w:color w:val="0000FF"/>
+          <w:sz w:val="24"/>
+        </w:rPr>
+        <w:hyperlink r:id="rId9" w:history="1">
+          <w:r>
+            <w:rPr>
+              <w:rStyle w:val="Hyperlink"/>
+            </w:rPr>
+            <w:t>V</w:t>
+          </w:r>
+        </w:hyperlink>
+      </w:r>
+      <w:r>
+        <w:rPr>
+          <w:rFonts w:ascii="Charis SIL Regular" w:hAnsi="Charis SIL Regular" w:eastAsia="Charis SIL Regular"/>
+          <w:b w:val="0"/>
+          <w:i w:val="0"/>
+          <w:color w:val="0000FF"/>
+          <w:sz w:val="24"/>
+        </w:rPr>
+        <w:hyperlink r:id="rId9" w:history="1">
+          <w:r>
+            <w:rPr>
+              <w:rStyle w:val="Hyperlink"/>
+            </w:rPr>
+            <w:t>ijay</w:t>
+          </w:r>
+        </w:hyperlink>
+      </w:r>
+      <w:r>
+        <w:rPr>
+          <w:rFonts w:ascii="Charis SIL Regular" w:hAnsi="Charis SIL Regular" w:eastAsia="Charis SIL Regular"/>
+          <w:b w:val="0"/>
+          <w:i w:val="0"/>
+          <w:color w:val="0000FF"/>
+          <w:sz w:val="24"/>
+        </w:rPr>
+        <w:hyperlink r:id="rId9" w:history="1">
+          <w:r>
+            <w:rPr>
+              <w:rStyle w:val="Hyperlink"/>
+            </w:rPr>
+            <w:t>a</w:t>
+          </w:r>
+        </w:hyperlink>
+      </w:r>
+      <w:r>
+        <w:rPr>
+          <w:rFonts w:ascii="Charis SIL Regular" w:hAnsi="Charis SIL Regular" w:eastAsia="Charis SIL Regular"/>
+          <w:b w:val="0"/>
+          <w:i w:val="0"/>
+          <w:color w:val="0000FF"/>
+          <w:sz w:val="24"/>
+        </w:rPr>
+        <w:t xml:space="preserve"> </w:t>
+      </w:r>
+      <w:r>
+        <w:rPr>
+          <w:rFonts w:ascii="Charis SIL Regular" w:hAnsi="Charis SIL Regular" w:eastAsia="Charis SIL Regular"/>
+          <w:b w:val="0"/>
+          <w:i w:val="0"/>
+          <w:color w:val="0000FF"/>
+          <w:sz w:val="24"/>
+        </w:rPr>
+        <w:hyperlink r:id="rId9" w:history="1">
+          <w:r>
+            <w:rPr>
+              <w:rStyle w:val="Hyperlink"/>
+            </w:rPr>
+            <w:t>R</w:t>
+          </w:r>
+        </w:hyperlink>
+      </w:r>
+      <w:r>
+        <w:rPr>
+          <w:rFonts w:ascii="Charis SIL Regular" w:hAnsi="Charis SIL Regular" w:eastAsia="Charis SIL Regular"/>
+          <w:b w:val="0"/>
+          <w:i w:val="0"/>
+          <w:color w:val="0000FF"/>
+          <w:sz w:val="24"/>
+        </w:rPr>
+        <w:hyperlink r:id="rId9" w:history="1">
+          <w:r>
+            <w:rPr>
+              <w:rStyle w:val="Hyperlink"/>
+            </w:rPr>
+            <w:t>aja</w:t>
+          </w:r>
+        </w:hyperlink>
+      </w:r>
+      <w:r>
+        <w:rPr>
+          <w:rFonts w:ascii="Charis SIL Regular" w:hAnsi="Charis SIL Regular" w:eastAsia="Charis SIL Regular"/>
+          <w:b w:val="0"/>
+          <w:i w:val="0"/>
+          <w:color w:val="0000FF"/>
+          <w:sz w:val="24"/>
+        </w:rPr>
+        <w:hyperlink r:id="rId9" w:history="1">
+          <w:r>
+            <w:rPr>
+              <w:rStyle w:val="Hyperlink"/>
+            </w:rPr>
+            <w:t>sin</w:t>
+          </w:r>
+        </w:hyperlink>
+      </w:r>
+      <w:r>
+        <w:rPr>
+          <w:rFonts w:ascii="Charis SIL Regular" w:hAnsi="Charis SIL Regular" w:eastAsia="Charis SIL Regular"/>
+          <w:b w:val="0"/>
+          <w:i w:val="0"/>
+          <w:color w:val="0000FF"/>
+          <w:sz w:val="24"/>
+        </w:rPr>
+        <w:hyperlink r:id="rId9" w:history="1">
+          <w:r>
+            <w:rPr>
+              <w:rStyle w:val="Hyperlink"/>
+            </w:rPr>
+            <w:t>g</w:t>
+          </w:r>
+        </w:hyperlink>
+      </w:r>
+      <w:r>
+        <w:rPr>
+          <w:rFonts w:ascii="Charis SIL Regular" w:hAnsi="Charis SIL Regular" w:eastAsia="Charis SIL Regular"/>
+          <w:b w:val="0"/>
+          <w:i w:val="0"/>
+          <w:color w:val="0000FF"/>
+          <w:sz w:val="24"/>
+        </w:rPr>
+        <w:hyperlink r:id="rId9" w:history="1">
+          <w:r>
+            <w:rPr>
+              <w:rStyle w:val="Hyperlink"/>
+            </w:rPr>
+            <w:t>a</w:t>
+          </w:r>
+        </w:hyperlink>
+      </w:r>
+      <w:r>
+        <w:rPr>
+          <w:rFonts w:ascii="Charis SIL Regular" w:hAnsi="Charis SIL Regular" w:eastAsia="Charis SIL Regular"/>
+          <w:b w:val="0"/>
+          <w:i w:val="0"/>
+          <w:color w:val="0000FF"/>
+          <w:sz w:val="24"/>
+        </w:rPr>
+        <w:t xml:space="preserve"> </w:t>
+      </w:r>
+      <w:r>
+        <w:rPr>
+          <w:rFonts w:ascii="Charis SIL Regular" w:hAnsi="Charis SIL Regular" w:eastAsia="Charis SIL Regular"/>
+          <w:b w:val="0"/>
+          <w:i w:val="0"/>
+          <w:color w:val="0000FF"/>
+          <w:sz w:val="24"/>
+        </w:rPr>
+        <w:hyperlink r:id="rId9" w:history="1">
+          <w:r>
+            <w:rPr>
+              <w:rStyle w:val="Hyperlink"/>
+            </w:rPr>
+            <w:t>of</w:t>
+          </w:r>
+        </w:hyperlink>
+      </w:r>
+      <w:r>
+        <w:rPr>
+          <w:rFonts w:ascii="Charis SIL Regular" w:hAnsi="Charis SIL Regular" w:eastAsia="Charis SIL Regular"/>
+          <w:b w:val="0"/>
+          <w:i w:val="0"/>
+          <w:color w:val="0000FF"/>
+          <w:sz w:val="24"/>
+        </w:rPr>
+        <w:t xml:space="preserve"> </w:t>
+      </w:r>
+      <w:r>
+        <w:rPr>
+          <w:rFonts w:ascii="Charis SIL Regular" w:hAnsi="Charis SIL Regular" w:eastAsia="Charis SIL Regular"/>
+          <w:b w:val="0"/>
+          <w:i w:val="0"/>
+          <w:color w:val="0000FF"/>
+          <w:sz w:val="24"/>
+        </w:rPr>
+        <w:hyperlink r:id="rId9" w:history="1">
+          <w:r>
+            <w:rPr>
+              <w:rStyle w:val="Hyperlink"/>
+            </w:rPr>
+            <w:t>Kan</w:t>
+          </w:r>
+        </w:hyperlink>
+      </w:r>
+      <w:r>
+        <w:rPr>
+          <w:rFonts w:ascii="Charis SIL Regular" w:hAnsi="Charis SIL Regular" w:eastAsia="Charis SIL Regular"/>
+          <w:b w:val="0"/>
+          <w:i w:val="0"/>
+          <w:color w:val="0000FF"/>
+          <w:sz w:val="24"/>
+        </w:rPr>
+        <w:hyperlink r:id="rId10" w:history="1">
+          <w:r>
+            <w:rPr>
+              <w:rStyle w:val="Hyperlink"/>
+            </w:rPr>
+            <w:t>dy</w:t>
+          </w:r>
+        </w:hyperlink>
+      </w:r>
+      <w:r>
+        <w:rPr>
+          <w:rFonts w:ascii="Charis SIL Regular" w:hAnsi="Charis SIL Regular" w:eastAsia="Charis SIL Regular"/>
+          <w:b w:val="0"/>
+          <w:i w:val="0"/>
+          <w:color w:val="0000FF"/>
+          <w:sz w:val="24"/>
+        </w:rPr>
+        <w:t xml:space="preserve"> </w:t>
+      </w:r>
+      <w:r>
+        <w:rPr>
+          <w:rFonts w:ascii="Charis SIL Regular" w:hAnsi="Charis SIL Regular" w:eastAsia="Charis SIL Regular"/>
+          <w:b w:val="0"/>
+          <w:i w:val="0"/>
+          <w:color w:val="0000FF"/>
+          <w:sz w:val="24"/>
+        </w:rPr>
+        <w:hyperlink r:id="rId10" w:history="1">
+          <w:r>
+            <w:rPr>
+              <w:rStyle w:val="Hyperlink"/>
+            </w:rPr>
+            <w:t>(or</w:t>
+          </w:r>
+        </w:hyperlink>
+      </w:r>
+      <w:r>
+        <w:rPr>
+          <w:rFonts w:ascii="Charis SIL Regular" w:hAnsi="Charis SIL Regular" w:eastAsia="Charis SIL Regular"/>
+          <w:b w:val="0"/>
+          <w:i w:val="0"/>
+          <w:color w:val="0000FF"/>
+          <w:sz w:val="24"/>
+        </w:rPr>
+        <w:t xml:space="preserve"> </w:t>
+      </w:r>
+      <w:r>
+        <w:rPr>
+          <w:rFonts w:ascii="Charis SIL Regular" w:hAnsi="Charis SIL Regular" w:eastAsia="Charis SIL Regular"/>
+          <w:b w:val="0"/>
+          <w:i w:val="0"/>
+          <w:color w:val="0000FF"/>
+          <w:sz w:val="24"/>
+        </w:rPr>
+        <w:hyperlink r:id="rId10" w:history="1">
+          <w:r>
+            <w:rPr>
+              <w:rStyle w:val="Hyperlink"/>
+            </w:rPr>
+            <w:t>his</w:t>
+          </w:r>
+        </w:hyperlink>
+      </w:r>
+      <w:r>
+        <w:rPr>
+          <w:rFonts w:ascii="Charis SIL Regular" w:hAnsi="Charis SIL Regular" w:eastAsia="Charis SIL Regular"/>
+          <w:b w:val="0"/>
+          <w:i w:val="0"/>
+          <w:color w:val="0000FF"/>
+          <w:sz w:val="24"/>
+        </w:rPr>
+        <w:t xml:space="preserve"> </w:t>
+      </w:r>
+      <w:r>
+        <w:rPr>
+          <w:rFonts w:ascii="Charis SIL Regular" w:hAnsi="Charis SIL Regular" w:eastAsia="Charis SIL Regular"/>
+          <w:b w:val="0"/>
+          <w:i w:val="0"/>
+          <w:color w:val="0000FF"/>
+          <w:sz w:val="24"/>
+        </w:rPr>
+        <w:hyperlink r:id="rId10" w:history="1">
+          <w:r>
+            <w:rPr>
+              <w:rStyle w:val="Hyperlink"/>
+            </w:rPr>
+            <w:t>court)</w:t>
+          </w:r>
+        </w:hyperlink>
+      </w:r>
+      <w:r>
+        <w:rPr>
+          <w:rFonts w:ascii="Charis SIL Regular" w:hAnsi="Charis SIL Regular" w:eastAsia="Charis SIL Regular"/>
+          <w:b w:val="0"/>
+          <w:i w:val="0"/>
+          <w:color w:val="0000FF"/>
+          <w:sz w:val="24"/>
+        </w:rPr>
+        <w:t xml:space="preserve"> </w:t>
+      </w:r>
+      <w:r>
+        <w:rPr>
+          <w:rFonts w:ascii="Charis SIL Regular" w:hAnsi="Charis SIL Regular" w:eastAsia="Charis SIL Regular"/>
+          <w:b w:val="0"/>
+          <w:i w:val="0"/>
+          <w:color w:val="0000FF"/>
+          <w:sz w:val="24"/>
+        </w:rPr>
+        <w:hyperlink r:id="rId10" w:history="1">
+          <w:r>
+            <w:rPr>
+              <w:rStyle w:val="Hyperlink"/>
+            </w:rPr>
+            <w:t>to</w:t>
+          </w:r>
+        </w:hyperlink>
+      </w:r>
+      <w:r>
+        <w:rPr>
+          <w:rFonts w:ascii="Charis SIL Regular" w:hAnsi="Charis SIL Regular" w:eastAsia="Charis SIL Regular"/>
+          <w:b w:val="0"/>
+          <w:i w:val="0"/>
+          <w:color w:val="0000FF"/>
+          <w:sz w:val="24"/>
+        </w:rPr>
+        <w:t xml:space="preserve"> </w:t>
+      </w:r>
+      <w:r>
+        <w:rPr>
+          <w:rFonts w:ascii="Charis SIL Regular" w:hAnsi="Charis SIL Regular" w:eastAsia="Charis SIL Regular"/>
+          <w:b w:val="0"/>
+          <w:i w:val="0"/>
+          <w:color w:val="0000FF"/>
+          <w:sz w:val="24"/>
+        </w:rPr>
+        <w:hyperlink r:id="rId10" w:history="1">
+          <w:r>
+            <w:rPr>
+              <w:rStyle w:val="Hyperlink"/>
+            </w:rPr>
+            <w:t xml:space="preserve">Governor </w:t>
+          </w:r>
+        </w:hyperlink>
+      </w:r>
+      <w:r>
+        <w:rPr>
+          <w:rFonts w:ascii="Charis SIL Regular" w:hAnsi="Charis SIL Regular" w:eastAsia="Charis SIL Regular"/>
+          <w:b w:val="0"/>
+          <w:i w:val="0"/>
+          <w:color w:val="0000FF"/>
+          <w:sz w:val="24"/>
+        </w:rPr>
+        <w:hyperlink r:id="rId10" w:history="1">
+          <w:r>
+            <w:rPr>
+              <w:rStyle w:val="Hyperlink"/>
+            </w:rPr>
+            <w:t>Julius</w:t>
+          </w:r>
+        </w:hyperlink>
+      </w:r>
+      <w:r>
+        <w:rPr>
+          <w:rFonts w:ascii="Charis SIL Regular" w:hAnsi="Charis SIL Regular" w:eastAsia="Charis SIL Regular"/>
+          <w:b w:val="0"/>
+          <w:i w:val="0"/>
+          <w:color w:val="0000FF"/>
+          <w:sz w:val="24"/>
+        </w:rPr>
+        <w:t xml:space="preserve"> </w:t>
+      </w:r>
+      <w:r>
+        <w:rPr>
+          <w:rFonts w:ascii="Charis SIL Regular" w:hAnsi="Charis SIL Regular" w:eastAsia="Charis SIL Regular"/>
+          <w:b w:val="0"/>
+          <w:i w:val="0"/>
+          <w:color w:val="0000FF"/>
+          <w:sz w:val="24"/>
+        </w:rPr>
+        <w:hyperlink r:id="rId10" w:history="1">
+          <w:r>
+            <w:rPr>
+              <w:rStyle w:val="Hyperlink"/>
+            </w:rPr>
+            <w:t>Valent</w:t>
+          </w:r>
+        </w:hyperlink>
+      </w:r>
+      <w:r>
+        <w:rPr>
+          <w:rFonts w:ascii="Charis SIL Regular" w:hAnsi="Charis SIL Regular" w:eastAsia="Charis SIL Regular"/>
+          <w:b w:val="0"/>
+          <w:i w:val="0"/>
+          <w:color w:val="0000FF"/>
+          <w:sz w:val="24"/>
+        </w:rPr>
+        <w:hyperlink r:id="rId10" w:history="1">
+          <w:r>
+            <w:rPr>
+              <w:rStyle w:val="Hyperlink"/>
+            </w:rPr>
+            <w:t>i</w:t>
+          </w:r>
+        </w:hyperlink>
+      </w:r>
+      <w:r>
+        <w:rPr>
+          <w:rFonts w:ascii="Charis SIL Regular" w:hAnsi="Charis SIL Regular" w:eastAsia="Charis SIL Regular"/>
+          <w:b w:val="0"/>
+          <w:i w:val="0"/>
+          <w:color w:val="0000FF"/>
+          <w:sz w:val="24"/>
+        </w:rPr>
+        <w:hyperlink r:id="rId10" w:history="1">
+          <w:r>
+            <w:rPr>
+              <w:rStyle w:val="Hyperlink"/>
+            </w:rPr>
+            <w:t>jn</w:t>
+          </w:r>
+        </w:hyperlink>
+      </w:r>
+      <w:r>
+        <w:rPr>
+          <w:rFonts w:ascii="Charis SIL Regular" w:hAnsi="Charis SIL Regular" w:eastAsia="Charis SIL Regular"/>
+          <w:b w:val="0"/>
+          <w:i w:val="0"/>
+          <w:color w:val="0000FF"/>
+          <w:sz w:val="24"/>
+        </w:rPr>
+        <w:t xml:space="preserve"> </w:t>
+      </w:r>
+      <w:r>
+        <w:rPr>
+          <w:rFonts w:ascii="Charis SIL Regular" w:hAnsi="Charis SIL Regular" w:eastAsia="Charis SIL Regular"/>
+          <w:b w:val="0"/>
+          <w:i w:val="0"/>
+          <w:color w:val="0000FF"/>
+          <w:sz w:val="24"/>
+        </w:rPr>
+        <w:hyperlink r:id="rId10" w:history="1">
+          <w:r>
+            <w:rPr>
+              <w:rStyle w:val="Hyperlink"/>
+            </w:rPr>
+            <w:t>Stei</w:t>
+          </w:r>
+        </w:hyperlink>
+      </w:r>
+      <w:r>
+        <w:rPr>
+          <w:rFonts w:ascii="Charis SIL Regular" w:hAnsi="Charis SIL Regular" w:eastAsia="Charis SIL Regular"/>
+          <w:b w:val="0"/>
+          <w:i w:val="0"/>
+          <w:color w:val="0000FF"/>
+          <w:sz w:val="24"/>
+        </w:rPr>
+        <w:hyperlink r:id="rId10" w:history="1">
+          <w:r>
+            <w:rPr>
+              <w:rStyle w:val="Hyperlink"/>
+            </w:rPr>
+            <w:t>n</w:t>
+          </w:r>
+        </w:hyperlink>
+      </w:r>
+      <w:r>
+        <w:rPr>
+          <w:rFonts w:ascii="Charis SIL Regular" w:hAnsi="Charis SIL Regular" w:eastAsia="Charis SIL Regular"/>
+          <w:b w:val="0"/>
+          <w:i w:val="0"/>
+          <w:color w:val="0000FF"/>
+          <w:sz w:val="24"/>
+        </w:rPr>
+        <w:t xml:space="preserve"> </w:t>
+      </w:r>
+      <w:r>
+        <w:rPr>
+          <w:rFonts w:ascii="Charis SIL Regular" w:hAnsi="Charis SIL Regular" w:eastAsia="Charis SIL Regular"/>
+          <w:b w:val="0"/>
+          <w:i w:val="0"/>
+          <w:color w:val="0000FF"/>
+          <w:sz w:val="24"/>
+        </w:rPr>
+        <w:hyperlink r:id="rId10" w:history="1">
+          <w:r>
+            <w:rPr>
+              <w:rStyle w:val="Hyperlink"/>
+            </w:rPr>
+            <w:t>van</w:t>
+          </w:r>
+        </w:hyperlink>
+      </w:r>
+      <w:r>
+        <w:rPr>
+          <w:rFonts w:ascii="Charis SIL Regular" w:hAnsi="Charis SIL Regular" w:eastAsia="Charis SIL Regular"/>
+          <w:b w:val="0"/>
+          <w:i w:val="0"/>
+          <w:color w:val="0000FF"/>
+          <w:sz w:val="24"/>
+        </w:rPr>
+        <w:t xml:space="preserve"> </w:t>
+      </w:r>
+      <w:r>
+        <w:rPr>
+          <w:rFonts w:ascii="Charis SIL Regular" w:hAnsi="Charis SIL Regular" w:eastAsia="Charis SIL Regular"/>
+          <w:b w:val="0"/>
+          <w:i w:val="0"/>
+          <w:color w:val="0000FF"/>
+          <w:sz w:val="24"/>
+        </w:rPr>
+        <w:hyperlink r:id="rId10" w:history="1">
+          <w:r>
+            <w:rPr>
+              <w:rStyle w:val="Hyperlink"/>
+            </w:rPr>
+            <w:t>Goll</w:t>
+          </w:r>
+        </w:hyperlink>
+      </w:r>
+      <w:r>
+        <w:rPr>
+          <w:rFonts w:ascii="Charis SIL Regular" w:hAnsi="Charis SIL Regular" w:eastAsia="Charis SIL Regular"/>
+          <w:b w:val="0"/>
+          <w:i w:val="0"/>
+          <w:color w:val="0000FF"/>
+          <w:sz w:val="24"/>
+        </w:rPr>
+        <w:hyperlink r:id="rId10" w:history="1">
+          <w:r>
+            <w:rPr>
+              <w:rStyle w:val="Hyperlink"/>
+            </w:rPr>
+            <w:t>o</w:t>
+          </w:r>
+        </w:hyperlink>
+      </w:r>
+      <w:r>
+        <w:rPr>
+          <w:rFonts w:ascii="Charis SIL Regular" w:hAnsi="Charis SIL Regular" w:eastAsia="Charis SIL Regular"/>
+          <w:b w:val="0"/>
+          <w:i w:val="0"/>
+          <w:color w:val="0000FF"/>
+          <w:sz w:val="24"/>
+        </w:rPr>
+        <w:hyperlink r:id="rId10" w:history="1">
+          <w:r>
+            <w:rPr>
+              <w:rStyle w:val="Hyperlink"/>
+            </w:rPr>
+            <w:t>ne</w:t>
+          </w:r>
+        </w:hyperlink>
+      </w:r>
+      <w:r>
+        <w:rPr>
+          <w:rFonts w:ascii="Charis SIL Regular" w:hAnsi="Charis SIL Regular" w:eastAsia="Charis SIL Regular"/>
+          <w:b w:val="0"/>
+          <w:i w:val="0"/>
+          <w:color w:val="0000FF"/>
+          <w:sz w:val="24"/>
+        </w:rPr>
+        <w:hyperlink r:id="rId10" w:history="1">
+          <w:r>
+            <w:rPr>
+              <w:rStyle w:val="Hyperlink"/>
+            </w:rPr>
+            <w:t>s</w:t>
+          </w:r>
+        </w:hyperlink>
+      </w:r>
+      <w:r>
+        <w:rPr>
+          <w:rFonts w:ascii="Charis SIL Regular" w:hAnsi="Charis SIL Regular" w:eastAsia="Charis SIL Regular"/>
+          <w:b w:val="0"/>
+          <w:i w:val="0"/>
+          <w:color w:val="0000FF"/>
+          <w:sz w:val="24"/>
+        </w:rPr>
+        <w:hyperlink r:id="rId10" w:history="1">
+          <w:r>
+            <w:rPr>
+              <w:rStyle w:val="Hyperlink"/>
+            </w:rPr>
+            <w:t>se,</w:t>
+          </w:r>
+        </w:hyperlink>
+      </w:r>
+      <w:r>
+        <w:rPr>
+          <w:rFonts w:ascii="Charis SIL Regular" w:hAnsi="Charis SIL Regular" w:eastAsia="Charis SIL Regular"/>
+          <w:b w:val="0"/>
+          <w:i w:val="0"/>
+          <w:color w:val="0000FF"/>
+          <w:sz w:val="24"/>
+        </w:rPr>
+        <w:t xml:space="preserve"> </w:t>
+      </w:r>
+      <w:r>
+        <w:rPr>
+          <w:rFonts w:ascii="Charis SIL Regular" w:hAnsi="Charis SIL Regular" w:eastAsia="Charis SIL Regular"/>
+          <w:b w:val="0"/>
+          <w:i w:val="0"/>
+          <w:color w:val="0000FF"/>
+          <w:sz w:val="24"/>
+        </w:rPr>
+        <w:hyperlink r:id="rId10" w:history="1">
+          <w:r>
+            <w:rPr>
+              <w:rStyle w:val="Hyperlink"/>
+            </w:rPr>
+            <w:t>co</w:t>
+          </w:r>
+        </w:hyperlink>
+      </w:r>
+      <w:r>
+        <w:rPr>
+          <w:rFonts w:ascii="Charis SIL Regular" w:hAnsi="Charis SIL Regular" w:eastAsia="Charis SIL Regular"/>
+          <w:b w:val="0"/>
+          <w:i w:val="0"/>
+          <w:color w:val="0000FF"/>
+          <w:sz w:val="24"/>
+        </w:rPr>
+        <w:hyperlink r:id="rId10" w:history="1">
+          <w:r>
+            <w:rPr>
+              <w:rStyle w:val="Hyperlink"/>
+            </w:rPr>
+            <w:t>n</w:t>
+          </w:r>
+        </w:hyperlink>
+      </w:r>
+      <w:r>
+        <w:rPr>
+          <w:rFonts w:ascii="Charis SIL Regular" w:hAnsi="Charis SIL Regular" w:eastAsia="Charis SIL Regular"/>
+          <w:b w:val="0"/>
+          <w:i w:val="0"/>
+          <w:color w:val="0000FF"/>
+          <w:sz w:val="24"/>
+        </w:rPr>
+        <w:hyperlink r:id="rId10" w:history="1">
+          <w:r>
+            <w:rPr>
+              <w:rStyle w:val="Hyperlink"/>
+            </w:rPr>
+            <w:t>cerning</w:t>
+          </w:r>
+        </w:hyperlink>
+      </w:r>
+      <w:r>
+        <w:rPr>
+          <w:rFonts w:ascii="Charis SIL Regular" w:hAnsi="Charis SIL Regular" w:eastAsia="Charis SIL Regular"/>
+          <w:b w:val="0"/>
+          <w:i w:val="0"/>
+          <w:color w:val="0000FF"/>
+          <w:sz w:val="24"/>
+        </w:rPr>
+        <w:t xml:space="preserve"> </w:t>
       </w:r>
       <w:r>
         <w:rPr>
@@ -1239,7 +2092,7 @@
             <w:rPr>
               <w:rStyle w:val="Hyperlink"/>
             </w:rPr>
-            <w:t>te</w:t>
+            <w:t>h</w:t>
           </w:r>
         </w:hyperlink>
       </w:r>
@@ -1250,6 +2103,759 @@
           <w:i w:val="0"/>
           <w:color w:val="0000FF"/>
           <w:sz w:val="24"/>
+        </w:rPr>
+        <w:hyperlink r:id="rId10" w:history="1">
+          <w:r>
+            <w:rPr>
+              <w:rStyle w:val="Hyperlink"/>
+            </w:rPr>
+            <w:t>e</w:t>
+          </w:r>
+        </w:hyperlink>
+      </w:r>
+      <w:r>
+        <w:rPr>
+          <w:rFonts w:ascii="Charis SIL Regular" w:hAnsi="Charis SIL Regular" w:eastAsia="Charis SIL Regular"/>
+          <w:b w:val="0"/>
+          <w:i w:val="0"/>
+          <w:color w:val="0000FF"/>
+          <w:sz w:val="24"/>
+        </w:rPr>
+        <w:t xml:space="preserve"> </w:t>
+      </w:r>
+      <w:r>
+        <w:rPr>
+          <w:rFonts w:ascii="Charis SIL Regular" w:hAnsi="Charis SIL Regular" w:eastAsia="Charis SIL Regular"/>
+          <w:b w:val="0"/>
+          <w:i w:val="0"/>
+          <w:color w:val="0000FF"/>
+          <w:sz w:val="24"/>
+        </w:rPr>
+        <w:hyperlink r:id="rId10" w:history="1">
+          <w:r>
+            <w:rPr>
+              <w:rStyle w:val="Hyperlink"/>
+            </w:rPr>
+            <w:t>t</w:t>
+          </w:r>
+        </w:hyperlink>
+      </w:r>
+      <w:r>
+        <w:rPr>
+          <w:rFonts w:ascii="Charis SIL Regular" w:hAnsi="Charis SIL Regular" w:eastAsia="Charis SIL Regular"/>
+          <w:b w:val="0"/>
+          <w:i w:val="0"/>
+          <w:color w:val="0000FF"/>
+          <w:sz w:val="24"/>
+        </w:rPr>
+        <w:hyperlink r:id="rId10" w:history="1">
+          <w:r>
+            <w:rPr>
+              <w:rStyle w:val="Hyperlink"/>
+            </w:rPr>
+            <w:t>ranspo</w:t>
+          </w:r>
+        </w:hyperlink>
+      </w:r>
+      <w:r>
+        <w:rPr>
+          <w:rFonts w:ascii="Charis SIL Regular" w:hAnsi="Charis SIL Regular" w:eastAsia="Charis SIL Regular"/>
+          <w:b w:val="0"/>
+          <w:i w:val="0"/>
+          <w:color w:val="0000FF"/>
+          <w:sz w:val="24"/>
+        </w:rPr>
+        <w:hyperlink r:id="rId10" w:history="1">
+          <w:r>
+            <w:rPr>
+              <w:rStyle w:val="Hyperlink"/>
+            </w:rPr>
+            <w:t>rt</w:t>
+          </w:r>
+        </w:hyperlink>
+      </w:r>
+      <w:r>
+        <w:rPr>
+          <w:rFonts w:ascii="Charis SIL Regular" w:hAnsi="Charis SIL Regular" w:eastAsia="Charis SIL Regular"/>
+          <w:b w:val="0"/>
+          <w:i w:val="0"/>
+          <w:color w:val="0000FF"/>
+          <w:sz w:val="24"/>
+        </w:rPr>
+        <w:t xml:space="preserve"> </w:t>
+      </w:r>
+      <w:r>
+        <w:rPr>
+          <w:rFonts w:ascii="Charis SIL Regular" w:hAnsi="Charis SIL Regular" w:eastAsia="Charis SIL Regular"/>
+          <w:b w:val="0"/>
+          <w:i w:val="0"/>
+          <w:color w:val="0000FF"/>
+          <w:sz w:val="24"/>
+        </w:rPr>
+        <w:hyperlink r:id="rId10" w:history="1">
+          <w:r>
+            <w:rPr>
+              <w:rStyle w:val="Hyperlink"/>
+            </w:rPr>
+            <w:t>o</w:t>
+          </w:r>
+        </w:hyperlink>
+      </w:r>
+      <w:r>
+        <w:rPr>
+          <w:rFonts w:ascii="Charis SIL Regular" w:hAnsi="Charis SIL Regular" w:eastAsia="Charis SIL Regular"/>
+          <w:b w:val="0"/>
+          <w:i w:val="0"/>
+          <w:color w:val="0000FF"/>
+          <w:sz w:val="24"/>
+        </w:rPr>
+        <w:hyperlink r:id="rId10" w:history="1">
+          <w:r>
+            <w:rPr>
+              <w:rStyle w:val="Hyperlink"/>
+            </w:rPr>
+            <w:t>f</w:t>
+          </w:r>
+        </w:hyperlink>
+      </w:r>
+      <w:r>
+        <w:rPr>
+          <w:rFonts w:ascii="Charis SIL Regular" w:hAnsi="Charis SIL Regular" w:eastAsia="Charis SIL Regular"/>
+          <w:b w:val="0"/>
+          <w:i w:val="0"/>
+          <w:color w:val="0000FF"/>
+          <w:sz w:val="24"/>
+        </w:rPr>
+        <w:t xml:space="preserve"> </w:t>
+      </w:r>
+      <w:r>
+        <w:rPr>
+          <w:rFonts w:ascii="Charis SIL Regular" w:hAnsi="Charis SIL Regular" w:eastAsia="Charis SIL Regular"/>
+          <w:b w:val="0"/>
+          <w:i w:val="0"/>
+          <w:color w:val="0000FF"/>
+          <w:sz w:val="24"/>
+        </w:rPr>
+        <w:hyperlink r:id="rId10" w:history="1">
+          <w:r>
+            <w:rPr>
+              <w:rStyle w:val="Hyperlink"/>
+            </w:rPr>
+            <w:t>B</w:t>
+          </w:r>
+        </w:hyperlink>
+      </w:r>
+      <w:r>
+        <w:rPr>
+          <w:rFonts w:ascii="Charis SIL Regular" w:hAnsi="Charis SIL Regular" w:eastAsia="Charis SIL Regular"/>
+          <w:b w:val="0"/>
+          <w:i w:val="0"/>
+          <w:color w:val="0000FF"/>
+          <w:sz w:val="24"/>
+        </w:rPr>
+        <w:hyperlink r:id="rId10" w:history="1">
+          <w:r>
+            <w:rPr>
+              <w:rStyle w:val="Hyperlink"/>
+            </w:rPr>
+            <w:t>u</w:t>
+          </w:r>
+        </w:hyperlink>
+      </w:r>
+      <w:r>
+        <w:rPr>
+          <w:rFonts w:ascii="Charis SIL Regular" w:hAnsi="Charis SIL Regular" w:eastAsia="Charis SIL Regular"/>
+          <w:b w:val="0"/>
+          <w:i w:val="0"/>
+          <w:color w:val="0000FF"/>
+          <w:sz w:val="24"/>
+        </w:rPr>
+        <w:hyperlink r:id="rId10" w:history="1">
+          <w:r>
+            <w:rPr>
+              <w:rStyle w:val="Hyperlink"/>
+            </w:rPr>
+            <w:t>ddhist</w:t>
+          </w:r>
+        </w:hyperlink>
+      </w:r>
+      <w:r>
+        <w:rPr>
+          <w:rFonts w:ascii="Charis SIL Regular" w:hAnsi="Charis SIL Regular" w:eastAsia="Charis SIL Regular"/>
+          <w:b w:val="0"/>
+          <w:i w:val="0"/>
+          <w:color w:val="0000FF"/>
+          <w:sz w:val="24"/>
+        </w:rPr>
+        <w:t xml:space="preserve"> </w:t>
+      </w:r>
+      <w:r>
+        <w:rPr>
+          <w:rFonts w:ascii="Charis SIL Regular" w:hAnsi="Charis SIL Regular" w:eastAsia="Charis SIL Regular"/>
+          <w:b w:val="0"/>
+          <w:i w:val="0"/>
+          <w:color w:val="0000FF"/>
+          <w:sz w:val="24"/>
+        </w:rPr>
+        <w:hyperlink r:id="rId10" w:history="1">
+          <w:r>
+            <w:rPr>
+              <w:rStyle w:val="Hyperlink"/>
+            </w:rPr>
+            <w:t>m</w:t>
+          </w:r>
+        </w:hyperlink>
+      </w:r>
+      <w:r>
+        <w:rPr>
+          <w:rFonts w:ascii="Charis SIL Regular" w:hAnsi="Charis SIL Regular" w:eastAsia="Charis SIL Regular"/>
+          <w:b w:val="0"/>
+          <w:i w:val="0"/>
+          <w:color w:val="0000FF"/>
+          <w:sz w:val="24"/>
+        </w:rPr>
+        <w:hyperlink r:id="rId10" w:history="1">
+          <w:r>
+            <w:rPr>
+              <w:rStyle w:val="Hyperlink"/>
+            </w:rPr>
+            <w:t>onks</w:t>
+          </w:r>
+        </w:hyperlink>
+      </w:r>
+      <w:r>
+        <w:rPr>
+          <w:rFonts w:ascii="Charis SIL Regular" w:hAnsi="Charis SIL Regular" w:eastAsia="Charis SIL Regular"/>
+          <w:b w:val="0"/>
+          <w:i w:val="0"/>
+          <w:color w:val="0000FF"/>
+          <w:sz w:val="24"/>
+        </w:rPr>
+        <w:t xml:space="preserve"> </w:t>
+      </w:r>
+      <w:r>
+        <w:rPr>
+          <w:rFonts w:ascii="Charis SIL Regular" w:hAnsi="Charis SIL Regular" w:eastAsia="Charis SIL Regular"/>
+          <w:b w:val="0"/>
+          <w:i w:val="0"/>
+          <w:color w:val="0000FF"/>
+          <w:sz w:val="24"/>
+        </w:rPr>
+        <w:hyperlink r:id="rId10" w:history="1">
+          <w:r>
+            <w:rPr>
+              <w:rStyle w:val="Hyperlink"/>
+            </w:rPr>
+            <w:t xml:space="preserve">from </w:t>
+          </w:r>
+        </w:hyperlink>
+      </w:r>
+      <w:r>
+        <w:rPr>
+          <w:rFonts w:ascii="Charis SIL Regular" w:hAnsi="Charis SIL Regular" w:eastAsia="Charis SIL Regular"/>
+          <w:b w:val="0"/>
+          <w:i w:val="0"/>
+          <w:color w:val="0000FF"/>
+          <w:sz w:val="24"/>
+        </w:rPr>
+        <w:t>Burma to Ceylon for a cer</w:t>
+      </w:r>
+      <w:r>
+        <w:rPr>
+          <w:rFonts w:ascii="Charis SIL Regular" w:hAnsi="Charis SIL Regular" w:eastAsia="Charis SIL Regular"/>
+          <w:b w:val="0"/>
+          <w:i w:val="0"/>
+          <w:color w:val="0000FF"/>
+          <w:sz w:val="24"/>
+        </w:rPr>
+        <w:hyperlink r:id="rId10" w:history="1">
+          <w:r>
+            <w:rPr>
+              <w:rStyle w:val="Hyperlink"/>
+            </w:rPr>
+            <w:t>emony</w:t>
+          </w:r>
+        </w:hyperlink>
+      </w:r>
+      <w:r>
+        <w:rPr>
+          <w:rFonts w:ascii="Charis SIL Regular" w:hAnsi="Charis SIL Regular" w:eastAsia="Charis SIL Regular"/>
+          <w:b w:val="0"/>
+          <w:i w:val="0"/>
+          <w:color w:val="0000FF"/>
+          <w:sz w:val="24"/>
+        </w:rPr>
+        <w:t xml:space="preserve"> </w:t>
+      </w:r>
+      <w:r>
+        <w:rPr>
+          <w:rFonts w:ascii="Charis SIL Regular" w:hAnsi="Charis SIL Regular" w:eastAsia="Charis SIL Regular"/>
+          <w:b w:val="0"/>
+          <w:i w:val="0"/>
+          <w:color w:val="0000FF"/>
+          <w:sz w:val="24"/>
+        </w:rPr>
+        <w:hyperlink r:id="rId10" w:history="1">
+          <w:r>
+            <w:rPr>
+              <w:rStyle w:val="Hyperlink"/>
+            </w:rPr>
+            <w:t>at</w:t>
+          </w:r>
+        </w:hyperlink>
+      </w:r>
+      <w:r>
+        <w:rPr>
+          <w:rFonts w:ascii="Charis SIL Regular" w:hAnsi="Charis SIL Regular" w:eastAsia="Charis SIL Regular"/>
+          <w:b w:val="0"/>
+          <w:i w:val="0"/>
+          <w:color w:val="0000FF"/>
+          <w:sz w:val="24"/>
+        </w:rPr>
+        <w:t xml:space="preserve"> </w:t>
+      </w:r>
+      <w:r>
+        <w:rPr>
+          <w:rFonts w:ascii="Charis SIL Regular" w:hAnsi="Charis SIL Regular" w:eastAsia="Charis SIL Regular"/>
+          <w:b w:val="0"/>
+          <w:i w:val="0"/>
+          <w:color w:val="0000FF"/>
+          <w:sz w:val="24"/>
+        </w:rPr>
+        <w:hyperlink r:id="rId10" w:history="1">
+          <w:r>
+            <w:rPr>
+              <w:rStyle w:val="Hyperlink"/>
+            </w:rPr>
+            <w:t>K</w:t>
+          </w:r>
+        </w:hyperlink>
+      </w:r>
+      <w:r>
+        <w:rPr>
+          <w:rFonts w:ascii="Charis SIL Regular" w:hAnsi="Charis SIL Regular" w:eastAsia="Charis SIL Regular"/>
+          <w:b w:val="0"/>
+          <w:i w:val="0"/>
+          <w:color w:val="0000FF"/>
+          <w:sz w:val="24"/>
+        </w:rPr>
+        <w:hyperlink r:id="rId10" w:history="1">
+          <w:r>
+            <w:rPr>
+              <w:rStyle w:val="Hyperlink"/>
+            </w:rPr>
+            <w:t>a</w:t>
+          </w:r>
+        </w:hyperlink>
+      </w:r>
+      <w:r>
+        <w:rPr>
+          <w:rFonts w:ascii="Charis SIL Regular" w:hAnsi="Charis SIL Regular" w:eastAsia="Charis SIL Regular"/>
+          <w:b w:val="0"/>
+          <w:i w:val="0"/>
+          <w:color w:val="0000FF"/>
+          <w:sz w:val="24"/>
+        </w:rPr>
+        <w:hyperlink r:id="rId10" w:history="1">
+          <w:r>
+            <w:rPr>
+              <w:rStyle w:val="Hyperlink"/>
+            </w:rPr>
+            <w:t>ndy,</w:t>
+          </w:r>
+        </w:hyperlink>
+      </w:r>
+      <w:r>
+        <w:rPr>
+          <w:rFonts w:ascii="Charis SIL Regular" w:hAnsi="Charis SIL Regular" w:eastAsia="Charis SIL Regular"/>
+          <w:b w:val="0"/>
+          <w:i w:val="0"/>
+          <w:color w:val="0000FF"/>
+          <w:sz w:val="24"/>
+        </w:rPr>
+        <w:t xml:space="preserve"> </w:t>
+      </w:r>
+      <w:r>
+        <w:rPr>
+          <w:rFonts w:ascii="Charis SIL Regular" w:hAnsi="Charis SIL Regular" w:eastAsia="Charis SIL Regular"/>
+          <w:b w:val="0"/>
+          <w:i w:val="0"/>
+          <w:color w:val="0000FF"/>
+          <w:sz w:val="24"/>
+        </w:rPr>
+        <w:hyperlink r:id="rId10" w:history="1">
+          <w:r>
+            <w:rPr>
+              <w:rStyle w:val="Hyperlink"/>
+            </w:rPr>
+            <w:t>1746.</w:t>
+          </w:r>
+        </w:hyperlink>
+      </w:r>
+      <w:r>
+        <w:rPr>
+          <w:rFonts w:ascii="Charis SIL Regular" w:hAnsi="Charis SIL Regular" w:eastAsia="Charis SIL Regular"/>
+          <w:b w:val="0"/>
+          <w:i w:val="0"/>
+          <w:color w:val="0000FF"/>
+          <w:sz w:val="24"/>
+        </w:rPr>
+        <w:t xml:space="preserve"> </w:t>
+      </w:r>
+      <w:r>
+        <w:rPr>
+          <w:rFonts w:ascii="Charis SIL Regular" w:hAnsi="Charis SIL Regular" w:eastAsia="Charis SIL Regular"/>
+          <w:b w:val="0"/>
+          <w:i w:val="0"/>
+          <w:color w:val="0000FF"/>
+          <w:sz w:val="24"/>
+        </w:rPr>
+        <w:hyperlink r:id="rId10" w:history="1">
+          <w:r>
+            <w:rPr>
+              <w:rStyle w:val="Hyperlink"/>
+            </w:rPr>
+            <w:t>In</w:t>
+          </w:r>
+        </w:hyperlink>
+      </w:r>
+      <w:r>
+        <w:rPr>
+          <w:rFonts w:ascii="Charis SIL Regular" w:hAnsi="Charis SIL Regular" w:eastAsia="Charis SIL Regular"/>
+          <w:b w:val="0"/>
+          <w:i w:val="0"/>
+          <w:color w:val="0000FF"/>
+          <w:sz w:val="24"/>
+        </w:rPr>
+        <w:t xml:space="preserve"> </w:t>
+      </w:r>
+      <w:r>
+        <w:rPr>
+          <w:rFonts w:ascii="Charis SIL Regular" w:hAnsi="Charis SIL Regular" w:eastAsia="Charis SIL Regular"/>
+          <w:b w:val="0"/>
+          <w:i w:val="0"/>
+          <w:color w:val="0000FF"/>
+          <w:sz w:val="24"/>
+        </w:rPr>
+        <w:hyperlink r:id="rId10" w:history="1">
+          <w:r>
+            <w:rPr>
+              <w:rStyle w:val="Hyperlink"/>
+            </w:rPr>
+            <w:t>S</w:t>
+          </w:r>
+        </w:hyperlink>
+      </w:r>
+      <w:r>
+        <w:rPr>
+          <w:rFonts w:ascii="Charis SIL Regular" w:hAnsi="Charis SIL Regular" w:eastAsia="Charis SIL Regular"/>
+          <w:b w:val="0"/>
+          <w:i w:val="0"/>
+          <w:color w:val="0000FF"/>
+          <w:sz w:val="24"/>
+        </w:rPr>
+        <w:hyperlink r:id="rId10" w:history="1">
+          <w:r>
+            <w:rPr>
+              <w:rStyle w:val="Hyperlink"/>
+            </w:rPr>
+            <w:t>inhalese,</w:t>
+          </w:r>
+        </w:hyperlink>
+      </w:r>
+      <w:r>
+        <w:rPr>
+          <w:rFonts w:ascii="Charis SIL Regular" w:hAnsi="Charis SIL Regular" w:eastAsia="Charis SIL Regular"/>
+          <w:b w:val="0"/>
+          <w:i w:val="0"/>
+          <w:color w:val="0000FF"/>
+          <w:sz w:val="24"/>
+        </w:rPr>
+        <w:t xml:space="preserve"> </w:t>
+      </w:r>
+      <w:r>
+        <w:rPr>
+          <w:rFonts w:ascii="Charis SIL Regular" w:hAnsi="Charis SIL Regular" w:eastAsia="Charis SIL Regular"/>
+          <w:b w:val="0"/>
+          <w:i w:val="0"/>
+          <w:color w:val="0000FF"/>
+          <w:sz w:val="24"/>
+        </w:rPr>
+        <w:hyperlink r:id="rId10" w:history="1">
+          <w:r>
+            <w:rPr>
+              <w:rStyle w:val="Hyperlink"/>
+            </w:rPr>
+            <w:t>pa</w:t>
+          </w:r>
+        </w:hyperlink>
+      </w:r>
+      <w:r>
+        <w:rPr>
+          <w:rFonts w:ascii="Charis SIL Regular" w:hAnsi="Charis SIL Regular" w:eastAsia="Charis SIL Regular"/>
+          <w:b w:val="0"/>
+          <w:i w:val="0"/>
+          <w:color w:val="0000FF"/>
+          <w:sz w:val="24"/>
+        </w:rPr>
+        <w:hyperlink r:id="rId10" w:history="1">
+          <w:r>
+            <w:rPr>
+              <w:rStyle w:val="Hyperlink"/>
+            </w:rPr>
+            <w:t>l</w:t>
+          </w:r>
+        </w:hyperlink>
+      </w:r>
+      <w:r>
+        <w:rPr>
+          <w:rFonts w:ascii="Charis SIL Regular" w:hAnsi="Charis SIL Regular" w:eastAsia="Charis SIL Regular"/>
+          <w:b w:val="0"/>
+          <w:i w:val="0"/>
+          <w:color w:val="0000FF"/>
+          <w:sz w:val="24"/>
+        </w:rPr>
+        <w:hyperlink r:id="rId10" w:history="1">
+          <w:r>
+            <w:rPr>
+              <w:rStyle w:val="Hyperlink"/>
+            </w:rPr>
+            <w:t>m</w:t>
+          </w:r>
+        </w:hyperlink>
+      </w:r>
+      <w:r>
+        <w:rPr>
+          <w:rFonts w:ascii="Charis SIL Regular" w:hAnsi="Charis SIL Regular" w:eastAsia="Charis SIL Regular"/>
+          <w:b w:val="0"/>
+          <w:i w:val="0"/>
+          <w:color w:val="0000FF"/>
+          <w:sz w:val="24"/>
+        </w:rPr>
+        <w:t xml:space="preserve"> </w:t>
+      </w:r>
+      <w:r>
+        <w:rPr>
+          <w:rFonts w:ascii="Charis SIL Regular" w:hAnsi="Charis SIL Regular" w:eastAsia="Charis SIL Regular"/>
+          <w:b w:val="0"/>
+          <w:i w:val="0"/>
+          <w:color w:val="0000FF"/>
+          <w:sz w:val="24"/>
+        </w:rPr>
+        <w:hyperlink r:id="rId10" w:history="1">
+          <w:r>
+            <w:rPr>
+              <w:rStyle w:val="Hyperlink"/>
+            </w:rPr>
+            <w:t>leaf</w:t>
+          </w:r>
+        </w:hyperlink>
+      </w:r>
+      <w:r>
+        <w:rPr>
+          <w:rFonts w:ascii="Charis SIL Regular" w:hAnsi="Charis SIL Regular" w:eastAsia="Charis SIL Regular"/>
+          <w:b w:val="0"/>
+          <w:i w:val="0"/>
+          <w:color w:val="0000FF"/>
+          <w:sz w:val="24"/>
+        </w:rPr>
+        <w:t xml:space="preserve"> </w:t>
+      </w:r>
+      <w:r>
+        <w:rPr>
+          <w:rFonts w:ascii="Charis SIL Regular" w:hAnsi="Charis SIL Regular" w:eastAsia="Charis SIL Regular"/>
+          <w:b w:val="0"/>
+          <w:i w:val="0"/>
+          <w:color w:val="0000FF"/>
+          <w:sz w:val="24"/>
+        </w:rPr>
+        <w:hyperlink r:id="rId10" w:history="1">
+          <w:r>
+            <w:rPr>
+              <w:rStyle w:val="Hyperlink"/>
+            </w:rPr>
+            <w:t>w</w:t>
+          </w:r>
+        </w:hyperlink>
+      </w:r>
+      <w:r>
+        <w:rPr>
+          <w:rFonts w:ascii="Charis SIL Regular" w:hAnsi="Charis SIL Regular" w:eastAsia="Charis SIL Regular"/>
+          <w:b w:val="0"/>
+          <w:i w:val="0"/>
+          <w:color w:val="0000FF"/>
+          <w:sz w:val="24"/>
+        </w:rPr>
+        <w:hyperlink r:id="rId10" w:history="1">
+          <w:r>
+            <w:rPr>
+              <w:rStyle w:val="Hyperlink"/>
+            </w:rPr>
+            <w:t>i</w:t>
+          </w:r>
+        </w:hyperlink>
+      </w:r>
+      <w:r>
+        <w:rPr>
+          <w:rFonts w:ascii="Charis SIL Regular" w:hAnsi="Charis SIL Regular" w:eastAsia="Charis SIL Regular"/>
+          <w:b w:val="0"/>
+          <w:i w:val="0"/>
+          <w:color w:val="0000FF"/>
+          <w:sz w:val="24"/>
+        </w:rPr>
+        <w:hyperlink r:id="rId10" w:history="1">
+          <w:r>
+            <w:rPr>
+              <w:rStyle w:val="Hyperlink"/>
+            </w:rPr>
+            <w:t>th</w:t>
+          </w:r>
+        </w:hyperlink>
+      </w:r>
+      <w:r>
+        <w:rPr>
+          <w:rFonts w:ascii="Charis SIL Regular" w:hAnsi="Charis SIL Regular" w:eastAsia="Charis SIL Regular"/>
+          <w:b w:val="0"/>
+          <w:i w:val="0"/>
+          <w:color w:val="0000FF"/>
+          <w:sz w:val="24"/>
+        </w:rPr>
+        <w:t xml:space="preserve"> </w:t>
+      </w:r>
+      <w:r>
+        <w:rPr>
+          <w:rFonts w:ascii="Charis SIL Regular" w:hAnsi="Charis SIL Regular" w:eastAsia="Charis SIL Regular"/>
+          <w:b w:val="0"/>
+          <w:i w:val="0"/>
+          <w:color w:val="0000FF"/>
+          <w:sz w:val="24"/>
+        </w:rPr>
+        <w:hyperlink r:id="rId10" w:history="1">
+          <w:r>
+            <w:rPr>
+              <w:rStyle w:val="Hyperlink"/>
+            </w:rPr>
+            <w:t>silk</w:t>
+          </w:r>
+        </w:hyperlink>
+      </w:r>
+      <w:r>
+        <w:rPr>
+          <w:rFonts w:ascii="Charis SIL Regular" w:hAnsi="Charis SIL Regular" w:eastAsia="Charis SIL Regular"/>
+          <w:b w:val="0"/>
+          <w:i w:val="0"/>
+          <w:color w:val="0000FF"/>
+          <w:sz w:val="24"/>
+        </w:rPr>
+        <w:t xml:space="preserve"> </w:t>
+      </w:r>
+      <w:r>
+        <w:rPr>
+          <w:rFonts w:ascii="Charis SIL Regular" w:hAnsi="Charis SIL Regular" w:eastAsia="Charis SIL Regular"/>
+          <w:b w:val="0"/>
+          <w:i w:val="0"/>
+          <w:color w:val="0000FF"/>
+          <w:sz w:val="24"/>
+        </w:rPr>
+        <w:hyperlink r:id="rId10" w:history="1">
+          <w:r>
+            <w:rPr>
+              <w:rStyle w:val="Hyperlink"/>
+            </w:rPr>
+            <w:t>c</w:t>
+          </w:r>
+        </w:hyperlink>
+      </w:r>
+      <w:r>
+        <w:rPr>
+          <w:rFonts w:ascii="Charis SIL Regular" w:hAnsi="Charis SIL Regular" w:eastAsia="Charis SIL Regular"/>
+          <w:b w:val="0"/>
+          <w:i w:val="0"/>
+          <w:color w:val="0000FF"/>
+          <w:sz w:val="24"/>
+        </w:rPr>
+        <w:hyperlink r:id="rId10" w:history="1">
+          <w:r>
+            <w:rPr>
+              <w:rStyle w:val="Hyperlink"/>
+            </w:rPr>
+            <w:t xml:space="preserve">ase </w:t>
+          </w:r>
+        </w:hyperlink>
+      </w:r>
+      <w:r>
+        <w:rPr>
+          <w:rFonts w:ascii="Charis SIL Regular" w:hAnsi="Charis SIL Regular" w:eastAsia="Charis SIL Regular"/>
+          <w:b w:val="0"/>
+          <w:i w:val="0"/>
+          <w:color w:val="0000FF"/>
+          <w:sz w:val="24"/>
+          <w:u w:val="single"/>
+        </w:rPr>
+        <w:hyperlink r:id="rId10" w:history="1">
+          <w:r>
+            <w:rPr>
+              <w:rStyle w:val="Hyperlink"/>
+            </w:rPr>
+            <w:t>and</w:t>
+          </w:r>
+        </w:hyperlink>
+      </w:r>
+      <w:r>
+        <w:rPr>
+          <w:rFonts w:ascii="Charis SIL Regular" w:hAnsi="Charis SIL Regular" w:eastAsia="Charis SIL Regular"/>
+          <w:b w:val="0"/>
+          <w:i w:val="0"/>
+          <w:color w:val="0000FF"/>
+          <w:sz w:val="24"/>
+          <w:u w:val="single"/>
+        </w:rPr>
+        <w:t xml:space="preserve"> </w:t>
+      </w:r>
+      <w:r>
+        <w:rPr>
+          <w:rFonts w:ascii="Charis SIL Regular" w:hAnsi="Charis SIL Regular" w:eastAsia="Charis SIL Regular"/>
+          <w:b w:val="0"/>
+          <w:i w:val="0"/>
+          <w:color w:val="0000FF"/>
+          <w:sz w:val="24"/>
+          <w:u w:val="single"/>
+        </w:rPr>
+        <w:hyperlink r:id="rId10" w:history="1">
+          <w:r>
+            <w:rPr>
+              <w:rStyle w:val="Hyperlink"/>
+            </w:rPr>
+            <w:t>de</w:t>
+          </w:r>
+        </w:hyperlink>
+      </w:r>
+      <w:r>
+        <w:rPr>
+          <w:rFonts w:ascii="Charis SIL Regular" w:hAnsi="Charis SIL Regular" w:eastAsia="Charis SIL Regular"/>
+          <w:b w:val="0"/>
+          <w:i w:val="0"/>
+          <w:color w:val="0000FF"/>
+          <w:sz w:val="24"/>
+          <w:u w:val="single"/>
+        </w:rPr>
+        <w:hyperlink r:id="rId10" w:history="1">
+          <w:r>
+            <w:rPr>
+              <w:rStyle w:val="Hyperlink"/>
+            </w:rPr>
+            <w:t>co</w:t>
+          </w:r>
+        </w:hyperlink>
+      </w:r>
+      <w:r>
+        <w:rPr>
+          <w:rFonts w:ascii="Charis SIL Regular" w:hAnsi="Charis SIL Regular" w:eastAsia="Charis SIL Regular"/>
+          <w:b w:val="0"/>
+          <w:i w:val="0"/>
+          <w:color w:val="0000FF"/>
+          <w:sz w:val="24"/>
+          <w:u w:val="single"/>
         </w:rPr>
         <w:hyperlink r:id="rId10" w:history="1">
           <w:r>
@@ -1267,23 +2873,14 @@
           <w:i w:val="0"/>
           <w:color w:val="0000FF"/>
           <w:sz w:val="24"/>
-        </w:rPr>
-        <w:t xml:space="preserve"> </w:t>
-      </w:r>
-      <w:r>
-        <w:rPr>
-          <w:rFonts w:ascii="Charis SIL Regular" w:hAnsi="Charis SIL Regular" w:eastAsia="Charis SIL Regular"/>
-          <w:b w:val="0"/>
-          <w:i w:val="0"/>
-          <w:color w:val="0000FF"/>
-          <w:sz w:val="24"/>
+          <w:u w:val="single"/>
         </w:rPr>
         <w:hyperlink r:id="rId10" w:history="1">
           <w:r>
             <w:rPr>
               <w:rStyle w:val="Hyperlink"/>
             </w:rPr>
-            <w:t>from</w:t>
+            <w:t>ations</w:t>
           </w:r>
         </w:hyperlink>
       </w:r>
@@ -1294,6 +2891,7 @@
           <w:i w:val="0"/>
           <w:color w:val="0000FF"/>
           <w:sz w:val="24"/>
+          <w:u w:val="single"/>
         </w:rPr>
         <w:t xml:space="preserve"> </w:t>
       </w:r>
@@ -1304,13 +2902,14 @@
           <w:i w:val="0"/>
           <w:color w:val="0000FF"/>
           <w:sz w:val="24"/>
+          <w:u w:val="single"/>
         </w:rPr>
         <w:hyperlink r:id="rId10" w:history="1">
           <w:r>
             <w:rPr>
               <w:rStyle w:val="Hyperlink"/>
             </w:rPr>
-            <w:t>King</w:t>
+            <w:t>(</w:t>
           </w:r>
         </w:hyperlink>
       </w:r>
@@ -1321,23 +2920,14 @@
           <w:i w:val="0"/>
           <w:color w:val="0000FF"/>
           <w:sz w:val="24"/>
-        </w:rPr>
-        <w:t xml:space="preserve"> </w:t>
-      </w:r>
-      <w:r>
-        <w:rPr>
-          <w:rFonts w:ascii="Charis SIL Regular" w:hAnsi="Charis SIL Regular" w:eastAsia="Charis SIL Regular"/>
-          <w:b w:val="0"/>
-          <w:i w:val="0"/>
-          <w:color w:val="0000FF"/>
-          <w:sz w:val="24"/>
+          <w:u w:val="single"/>
         </w:rPr>
         <w:hyperlink r:id="rId10" w:history="1">
           <w:r>
             <w:rPr>
               <w:rStyle w:val="Hyperlink"/>
             </w:rPr>
-            <w:t>Sri</w:t>
+            <w:t>len</w:t>
           </w:r>
         </w:hyperlink>
       </w:r>
@@ -1348,23 +2938,14 @@
           <w:i w:val="0"/>
           <w:color w:val="0000FF"/>
           <w:sz w:val="24"/>
-        </w:rPr>
-        <w:t xml:space="preserve"> </w:t>
-      </w:r>
-      <w:r>
-        <w:rPr>
-          <w:rFonts w:ascii="Charis SIL Regular" w:hAnsi="Charis SIL Regular" w:eastAsia="Charis SIL Regular"/>
-          <w:b w:val="0"/>
-          <w:i w:val="0"/>
-          <w:color w:val="0000FF"/>
-          <w:sz w:val="24"/>
+          <w:u w:val="single"/>
         </w:rPr>
         <w:hyperlink r:id="rId10" w:history="1">
           <w:r>
             <w:rPr>
               <w:rStyle w:val="Hyperlink"/>
             </w:rPr>
-            <w:t>V</w:t>
+            <w:t>gt</w:t>
           </w:r>
         </w:hyperlink>
       </w:r>
@@ -1375,673 +2956,7 @@
           <w:i w:val="0"/>
           <w:color w:val="0000FF"/>
           <w:sz w:val="24"/>
-        </w:rPr>
-        <w:hyperlink r:id="rId10" w:history="1">
-          <w:r>
-            <w:rPr>
-              <w:rStyle w:val="Hyperlink"/>
-            </w:rPr>
-            <w:t>ijay</w:t>
-          </w:r>
-        </w:hyperlink>
-      </w:r>
-      <w:r>
-        <w:rPr>
-          <w:rFonts w:ascii="Charis SIL Regular" w:hAnsi="Charis SIL Regular" w:eastAsia="Charis SIL Regular"/>
-          <w:b w:val="0"/>
-          <w:i w:val="0"/>
-          <w:color w:val="0000FF"/>
-          <w:sz w:val="24"/>
-        </w:rPr>
-        <w:hyperlink r:id="rId10" w:history="1">
-          <w:r>
-            <w:rPr>
-              <w:rStyle w:val="Hyperlink"/>
-            </w:rPr>
-            <w:t>a</w:t>
-          </w:r>
-        </w:hyperlink>
-      </w:r>
-      <w:r>
-        <w:rPr>
-          <w:rFonts w:ascii="Charis SIL Regular" w:hAnsi="Charis SIL Regular" w:eastAsia="Charis SIL Regular"/>
-          <w:b w:val="0"/>
-          <w:i w:val="0"/>
-          <w:color w:val="0000FF"/>
-          <w:sz w:val="24"/>
-        </w:rPr>
-        <w:t xml:space="preserve"> </w:t>
-      </w:r>
-      <w:r>
-        <w:rPr>
-          <w:rFonts w:ascii="Charis SIL Regular" w:hAnsi="Charis SIL Regular" w:eastAsia="Charis SIL Regular"/>
-          <w:b w:val="0"/>
-          <w:i w:val="0"/>
-          <w:color w:val="0000FF"/>
-          <w:sz w:val="24"/>
-        </w:rPr>
-        <w:hyperlink r:id="rId10" w:history="1">
-          <w:r>
-            <w:rPr>
-              <w:rStyle w:val="Hyperlink"/>
-            </w:rPr>
-            <w:t>R</w:t>
-          </w:r>
-        </w:hyperlink>
-      </w:r>
-      <w:r>
-        <w:rPr>
-          <w:rFonts w:ascii="Charis SIL Regular" w:hAnsi="Charis SIL Regular" w:eastAsia="Charis SIL Regular"/>
-          <w:b w:val="0"/>
-          <w:i w:val="0"/>
-          <w:color w:val="0000FF"/>
-          <w:sz w:val="24"/>
-        </w:rPr>
-        <w:hyperlink r:id="rId10" w:history="1">
-          <w:r>
-            <w:rPr>
-              <w:rStyle w:val="Hyperlink"/>
-            </w:rPr>
-            <w:t>aja</w:t>
-          </w:r>
-        </w:hyperlink>
-      </w:r>
-      <w:r>
-        <w:rPr>
-          <w:rFonts w:ascii="Charis SIL Regular" w:hAnsi="Charis SIL Regular" w:eastAsia="Charis SIL Regular"/>
-          <w:b w:val="0"/>
-          <w:i w:val="0"/>
-          <w:color w:val="0000FF"/>
-          <w:sz w:val="24"/>
-        </w:rPr>
-        <w:hyperlink r:id="rId10" w:history="1">
-          <w:r>
-            <w:rPr>
-              <w:rStyle w:val="Hyperlink"/>
-            </w:rPr>
-            <w:t>sin</w:t>
-          </w:r>
-        </w:hyperlink>
-      </w:r>
-      <w:r>
-        <w:rPr>
-          <w:rFonts w:ascii="Charis SIL Regular" w:hAnsi="Charis SIL Regular" w:eastAsia="Charis SIL Regular"/>
-          <w:b w:val="0"/>
-          <w:i w:val="0"/>
-          <w:color w:val="0000FF"/>
-          <w:sz w:val="24"/>
-        </w:rPr>
-        <w:hyperlink r:id="rId10" w:history="1">
-          <w:r>
-            <w:rPr>
-              <w:rStyle w:val="Hyperlink"/>
-            </w:rPr>
-            <w:t>g</w:t>
-          </w:r>
-        </w:hyperlink>
-      </w:r>
-      <w:r>
-        <w:rPr>
-          <w:rFonts w:ascii="Charis SIL Regular" w:hAnsi="Charis SIL Regular" w:eastAsia="Charis SIL Regular"/>
-          <w:b w:val="0"/>
-          <w:i w:val="0"/>
-          <w:color w:val="0000FF"/>
-          <w:sz w:val="24"/>
-        </w:rPr>
-        <w:hyperlink r:id="rId10" w:history="1">
-          <w:r>
-            <w:rPr>
-              <w:rStyle w:val="Hyperlink"/>
-            </w:rPr>
-            <w:t>a</w:t>
-          </w:r>
-        </w:hyperlink>
-      </w:r>
-      <w:r>
-        <w:rPr>
-          <w:rFonts w:ascii="Charis SIL Regular" w:hAnsi="Charis SIL Regular" w:eastAsia="Charis SIL Regular"/>
-          <w:b w:val="0"/>
-          <w:i w:val="0"/>
-          <w:color w:val="0000FF"/>
-          <w:sz w:val="24"/>
-        </w:rPr>
-        <w:t xml:space="preserve"> </w:t>
-      </w:r>
-      <w:r>
-        <w:rPr>
-          <w:rFonts w:ascii="Charis SIL Regular" w:hAnsi="Charis SIL Regular" w:eastAsia="Charis SIL Regular"/>
-          <w:b w:val="0"/>
-          <w:i w:val="0"/>
-          <w:color w:val="0000FF"/>
-          <w:sz w:val="24"/>
-        </w:rPr>
-        <w:hyperlink r:id="rId10" w:history="1">
-          <w:r>
-            <w:rPr>
-              <w:rStyle w:val="Hyperlink"/>
-            </w:rPr>
-            <w:t>of</w:t>
-          </w:r>
-        </w:hyperlink>
-      </w:r>
-      <w:r>
-        <w:rPr>
-          <w:rFonts w:ascii="Charis SIL Regular" w:hAnsi="Charis SIL Regular" w:eastAsia="Charis SIL Regular"/>
-          <w:b w:val="0"/>
-          <w:i w:val="0"/>
-          <w:color w:val="0000FF"/>
-          <w:sz w:val="24"/>
-        </w:rPr>
-        <w:t xml:space="preserve"> </w:t>
-      </w:r>
-      <w:r>
-        <w:rPr>
-          <w:rFonts w:ascii="Charis SIL Regular" w:hAnsi="Charis SIL Regular" w:eastAsia="Charis SIL Regular"/>
-          <w:b w:val="0"/>
-          <w:i w:val="0"/>
-          <w:color w:val="0000FF"/>
-          <w:sz w:val="24"/>
-        </w:rPr>
-        <w:hyperlink r:id="rId10" w:history="1">
-          <w:r>
-            <w:rPr>
-              <w:rStyle w:val="Hyperlink"/>
-            </w:rPr>
-            <w:t>Kan</w:t>
-          </w:r>
-        </w:hyperlink>
-      </w:r>
-      <w:r>
-        <w:rPr>
-          <w:rFonts w:ascii="Charis SIL Regular" w:hAnsi="Charis SIL Regular" w:eastAsia="Charis SIL Regular"/>
-          <w:b w:val="0"/>
-          <w:i w:val="0"/>
-          <w:color w:val="0000FF"/>
-          <w:sz w:val="24"/>
-        </w:rPr>
-        <w:hyperlink r:id="rId10" w:history="1">
-          <w:r>
-            <w:rPr>
-              <w:rStyle w:val="Hyperlink"/>
-            </w:rPr>
-            <w:t>dy</w:t>
-          </w:r>
-        </w:hyperlink>
-      </w:r>
-      <w:r>
-        <w:rPr>
-          <w:rFonts w:ascii="Charis SIL Regular" w:hAnsi="Charis SIL Regular" w:eastAsia="Charis SIL Regular"/>
-          <w:b w:val="0"/>
-          <w:i w:val="0"/>
-          <w:color w:val="0000FF"/>
-          <w:sz w:val="24"/>
-        </w:rPr>
-        <w:t xml:space="preserve"> </w:t>
-      </w:r>
-      <w:r>
-        <w:rPr>
-          <w:rFonts w:ascii="Charis SIL Regular" w:hAnsi="Charis SIL Regular" w:eastAsia="Charis SIL Regular"/>
-          <w:b w:val="0"/>
-          <w:i w:val="0"/>
-          <w:color w:val="0000FF"/>
-          <w:sz w:val="24"/>
-        </w:rPr>
-        <w:hyperlink r:id="rId10" w:history="1">
-          <w:r>
-            <w:rPr>
-              <w:rStyle w:val="Hyperlink"/>
-            </w:rPr>
-            <w:t>(or</w:t>
-          </w:r>
-        </w:hyperlink>
-      </w:r>
-      <w:r>
-        <w:rPr>
-          <w:rFonts w:ascii="Charis SIL Regular" w:hAnsi="Charis SIL Regular" w:eastAsia="Charis SIL Regular"/>
-          <w:b w:val="0"/>
-          <w:i w:val="0"/>
-          <w:color w:val="0000FF"/>
-          <w:sz w:val="24"/>
-        </w:rPr>
-        <w:t xml:space="preserve"> </w:t>
-      </w:r>
-      <w:r>
-        <w:rPr>
-          <w:rFonts w:ascii="Charis SIL Regular" w:hAnsi="Charis SIL Regular" w:eastAsia="Charis SIL Regular"/>
-          <w:b w:val="0"/>
-          <w:i w:val="0"/>
-          <w:color w:val="0000FF"/>
-          <w:sz w:val="24"/>
-        </w:rPr>
-        <w:hyperlink r:id="rId10" w:history="1">
-          <w:r>
-            <w:rPr>
-              <w:rStyle w:val="Hyperlink"/>
-            </w:rPr>
-            <w:t>his</w:t>
-          </w:r>
-        </w:hyperlink>
-      </w:r>
-      <w:r>
-        <w:rPr>
-          <w:rFonts w:ascii="Charis SIL Regular" w:hAnsi="Charis SIL Regular" w:eastAsia="Charis SIL Regular"/>
-          <w:b w:val="0"/>
-          <w:i w:val="0"/>
-          <w:color w:val="0000FF"/>
-          <w:sz w:val="24"/>
-        </w:rPr>
-        <w:t xml:space="preserve"> </w:t>
-      </w:r>
-      <w:r>
-        <w:rPr>
-          <w:rFonts w:ascii="Charis SIL Regular" w:hAnsi="Charis SIL Regular" w:eastAsia="Charis SIL Regular"/>
-          <w:b w:val="0"/>
-          <w:i w:val="0"/>
-          <w:color w:val="0000FF"/>
-          <w:sz w:val="24"/>
-        </w:rPr>
-        <w:hyperlink r:id="rId10" w:history="1">
-          <w:r>
-            <w:rPr>
-              <w:rStyle w:val="Hyperlink"/>
-            </w:rPr>
-            <w:t>court)</w:t>
-          </w:r>
-        </w:hyperlink>
-      </w:r>
-      <w:r>
-        <w:rPr>
-          <w:rFonts w:ascii="Charis SIL Regular" w:hAnsi="Charis SIL Regular" w:eastAsia="Charis SIL Regular"/>
-          <w:b w:val="0"/>
-          <w:i w:val="0"/>
-          <w:color w:val="0000FF"/>
-          <w:sz w:val="24"/>
-        </w:rPr>
-        <w:t xml:space="preserve"> </w:t>
-      </w:r>
-      <w:r>
-        <w:rPr>
-          <w:rFonts w:ascii="Charis SIL Regular" w:hAnsi="Charis SIL Regular" w:eastAsia="Charis SIL Regular"/>
-          <w:b w:val="0"/>
-          <w:i w:val="0"/>
-          <w:color w:val="0000FF"/>
-          <w:sz w:val="24"/>
-        </w:rPr>
-        <w:hyperlink r:id="rId10" w:history="1">
-          <w:r>
-            <w:rPr>
-              <w:rStyle w:val="Hyperlink"/>
-            </w:rPr>
-            <w:t>to</w:t>
-          </w:r>
-        </w:hyperlink>
-      </w:r>
-      <w:r>
-        <w:rPr>
-          <w:rFonts w:ascii="Charis SIL Regular" w:hAnsi="Charis SIL Regular" w:eastAsia="Charis SIL Regular"/>
-          <w:b w:val="0"/>
-          <w:i w:val="0"/>
-          <w:color w:val="0000FF"/>
-          <w:sz w:val="24"/>
-        </w:rPr>
-        <w:t xml:space="preserve"> </w:t>
-      </w:r>
-      <w:r>
-        <w:rPr>
-          <w:rFonts w:ascii="Charis SIL Regular" w:hAnsi="Charis SIL Regular" w:eastAsia="Charis SIL Regular"/>
-          <w:b w:val="0"/>
-          <w:i w:val="0"/>
-          <w:color w:val="0000FF"/>
-          <w:sz w:val="24"/>
-        </w:rPr>
-        <w:hyperlink r:id="rId10" w:history="1">
-          <w:r>
-            <w:rPr>
-              <w:rStyle w:val="Hyperlink"/>
-            </w:rPr>
-            <w:t xml:space="preserve">Governor </w:t>
-          </w:r>
-        </w:hyperlink>
-      </w:r>
-      <w:r>
-        <w:rPr>
-          <w:rFonts w:ascii="Charis SIL Regular" w:hAnsi="Charis SIL Regular" w:eastAsia="Charis SIL Regular"/>
-          <w:b w:val="0"/>
-          <w:i w:val="0"/>
-          <w:color w:val="0000FF"/>
-          <w:sz w:val="24"/>
-        </w:rPr>
-        <w:hyperlink r:id="rId10" w:history="1">
-          <w:r>
-            <w:rPr>
-              <w:rStyle w:val="Hyperlink"/>
-            </w:rPr>
-            <w:t>Julius</w:t>
-          </w:r>
-        </w:hyperlink>
-      </w:r>
-      <w:r>
-        <w:rPr>
-          <w:rFonts w:ascii="Charis SIL Regular" w:hAnsi="Charis SIL Regular" w:eastAsia="Charis SIL Regular"/>
-          <w:b w:val="0"/>
-          <w:i w:val="0"/>
-          <w:color w:val="0000FF"/>
-          <w:sz w:val="24"/>
-        </w:rPr>
-        <w:t xml:space="preserve"> </w:t>
-      </w:r>
-      <w:r>
-        <w:rPr>
-          <w:rFonts w:ascii="Charis SIL Regular" w:hAnsi="Charis SIL Regular" w:eastAsia="Charis SIL Regular"/>
-          <w:b w:val="0"/>
-          <w:i w:val="0"/>
-          <w:color w:val="0000FF"/>
-          <w:sz w:val="24"/>
-        </w:rPr>
-        <w:hyperlink r:id="rId10" w:history="1">
-          <w:r>
-            <w:rPr>
-              <w:rStyle w:val="Hyperlink"/>
-            </w:rPr>
-            <w:t>Valent</w:t>
-          </w:r>
-        </w:hyperlink>
-      </w:r>
-      <w:r>
-        <w:rPr>
-          <w:rFonts w:ascii="Charis SIL Regular" w:hAnsi="Charis SIL Regular" w:eastAsia="Charis SIL Regular"/>
-          <w:b w:val="0"/>
-          <w:i w:val="0"/>
-          <w:color w:val="0000FF"/>
-          <w:sz w:val="24"/>
-        </w:rPr>
-        <w:hyperlink r:id="rId10" w:history="1">
-          <w:r>
-            <w:rPr>
-              <w:rStyle w:val="Hyperlink"/>
-            </w:rPr>
-            <w:t>i</w:t>
-          </w:r>
-        </w:hyperlink>
-      </w:r>
-      <w:r>
-        <w:rPr>
-          <w:rFonts w:ascii="Charis SIL Regular" w:hAnsi="Charis SIL Regular" w:eastAsia="Charis SIL Regular"/>
-          <w:b w:val="0"/>
-          <w:i w:val="0"/>
-          <w:color w:val="0000FF"/>
-          <w:sz w:val="24"/>
-        </w:rPr>
-        <w:hyperlink r:id="rId10" w:history="1">
-          <w:r>
-            <w:rPr>
-              <w:rStyle w:val="Hyperlink"/>
-            </w:rPr>
-            <w:t>jn</w:t>
-          </w:r>
-        </w:hyperlink>
-      </w:r>
-      <w:r>
-        <w:rPr>
-          <w:rFonts w:ascii="Charis SIL Regular" w:hAnsi="Charis SIL Regular" w:eastAsia="Charis SIL Regular"/>
-          <w:b w:val="0"/>
-          <w:i w:val="0"/>
-          <w:color w:val="0000FF"/>
-          <w:sz w:val="24"/>
-        </w:rPr>
-        <w:t xml:space="preserve"> </w:t>
-      </w:r>
-      <w:r>
-        <w:rPr>
-          <w:rFonts w:ascii="Charis SIL Regular" w:hAnsi="Charis SIL Regular" w:eastAsia="Charis SIL Regular"/>
-          <w:b w:val="0"/>
-          <w:i w:val="0"/>
-          <w:color w:val="0000FF"/>
-          <w:sz w:val="24"/>
-        </w:rPr>
-        <w:hyperlink r:id="rId10" w:history="1">
-          <w:r>
-            <w:rPr>
-              <w:rStyle w:val="Hyperlink"/>
-            </w:rPr>
-            <w:t>Stei</w:t>
-          </w:r>
-        </w:hyperlink>
-      </w:r>
-      <w:r>
-        <w:rPr>
-          <w:rFonts w:ascii="Charis SIL Regular" w:hAnsi="Charis SIL Regular" w:eastAsia="Charis SIL Regular"/>
-          <w:b w:val="0"/>
-          <w:i w:val="0"/>
-          <w:color w:val="0000FF"/>
-          <w:sz w:val="24"/>
-        </w:rPr>
-        <w:hyperlink r:id="rId10" w:history="1">
-          <w:r>
-            <w:rPr>
-              <w:rStyle w:val="Hyperlink"/>
-            </w:rPr>
-            <w:t>n</w:t>
-          </w:r>
-        </w:hyperlink>
-      </w:r>
-      <w:r>
-        <w:rPr>
-          <w:rFonts w:ascii="Charis SIL Regular" w:hAnsi="Charis SIL Regular" w:eastAsia="Charis SIL Regular"/>
-          <w:b w:val="0"/>
-          <w:i w:val="0"/>
-          <w:color w:val="0000FF"/>
-          <w:sz w:val="24"/>
-        </w:rPr>
-        <w:t xml:space="preserve"> </w:t>
-      </w:r>
-      <w:r>
-        <w:rPr>
-          <w:rFonts w:ascii="Charis SIL Regular" w:hAnsi="Charis SIL Regular" w:eastAsia="Charis SIL Regular"/>
-          <w:b w:val="0"/>
-          <w:i w:val="0"/>
-          <w:color w:val="0000FF"/>
-          <w:sz w:val="24"/>
-        </w:rPr>
-        <w:hyperlink r:id="rId10" w:history="1">
-          <w:r>
-            <w:rPr>
-              <w:rStyle w:val="Hyperlink"/>
-            </w:rPr>
-            <w:t>van</w:t>
-          </w:r>
-        </w:hyperlink>
-      </w:r>
-      <w:r>
-        <w:rPr>
-          <w:rFonts w:ascii="Charis SIL Regular" w:hAnsi="Charis SIL Regular" w:eastAsia="Charis SIL Regular"/>
-          <w:b w:val="0"/>
-          <w:i w:val="0"/>
-          <w:color w:val="0000FF"/>
-          <w:sz w:val="24"/>
-        </w:rPr>
-        <w:t xml:space="preserve"> </w:t>
-      </w:r>
-      <w:r>
-        <w:rPr>
-          <w:rFonts w:ascii="Charis SIL Regular" w:hAnsi="Charis SIL Regular" w:eastAsia="Charis SIL Regular"/>
-          <w:b w:val="0"/>
-          <w:i w:val="0"/>
-          <w:color w:val="0000FF"/>
-          <w:sz w:val="24"/>
-        </w:rPr>
-        <w:hyperlink r:id="rId10" w:history="1">
-          <w:r>
-            <w:rPr>
-              <w:rStyle w:val="Hyperlink"/>
-            </w:rPr>
-            <w:t>Goll</w:t>
-          </w:r>
-        </w:hyperlink>
-      </w:r>
-      <w:r>
-        <w:rPr>
-          <w:rFonts w:ascii="Charis SIL Regular" w:hAnsi="Charis SIL Regular" w:eastAsia="Charis SIL Regular"/>
-          <w:b w:val="0"/>
-          <w:i w:val="0"/>
-          <w:color w:val="0000FF"/>
-          <w:sz w:val="24"/>
-        </w:rPr>
-        <w:hyperlink r:id="rId10" w:history="1">
-          <w:r>
-            <w:rPr>
-              <w:rStyle w:val="Hyperlink"/>
-            </w:rPr>
-            <w:t>o</w:t>
-          </w:r>
-        </w:hyperlink>
-      </w:r>
-      <w:r>
-        <w:rPr>
-          <w:rFonts w:ascii="Charis SIL Regular" w:hAnsi="Charis SIL Regular" w:eastAsia="Charis SIL Regular"/>
-          <w:b w:val="0"/>
-          <w:i w:val="0"/>
-          <w:color w:val="0000FF"/>
-          <w:sz w:val="24"/>
-        </w:rPr>
-        <w:hyperlink r:id="rId10" w:history="1">
-          <w:r>
-            <w:rPr>
-              <w:rStyle w:val="Hyperlink"/>
-            </w:rPr>
-            <w:t>ne</w:t>
-          </w:r>
-        </w:hyperlink>
-      </w:r>
-      <w:r>
-        <w:rPr>
-          <w:rFonts w:ascii="Charis SIL Regular" w:hAnsi="Charis SIL Regular" w:eastAsia="Charis SIL Regular"/>
-          <w:b w:val="0"/>
-          <w:i w:val="0"/>
-          <w:color w:val="0000FF"/>
-          <w:sz w:val="24"/>
-        </w:rPr>
-        <w:hyperlink r:id="rId10" w:history="1">
-          <w:r>
-            <w:rPr>
-              <w:rStyle w:val="Hyperlink"/>
-            </w:rPr>
-            <w:t>s</w:t>
-          </w:r>
-        </w:hyperlink>
-      </w:r>
-      <w:r>
-        <w:rPr>
-          <w:rFonts w:ascii="Charis SIL Regular" w:hAnsi="Charis SIL Regular" w:eastAsia="Charis SIL Regular"/>
-          <w:b w:val="0"/>
-          <w:i w:val="0"/>
-          <w:color w:val="0000FF"/>
-          <w:sz w:val="24"/>
-        </w:rPr>
-        <w:hyperlink r:id="rId10" w:history="1">
-          <w:r>
-            <w:rPr>
-              <w:rStyle w:val="Hyperlink"/>
-            </w:rPr>
-            <w:t>se,</w:t>
-          </w:r>
-        </w:hyperlink>
-      </w:r>
-      <w:r>
-        <w:rPr>
-          <w:rFonts w:ascii="Charis SIL Regular" w:hAnsi="Charis SIL Regular" w:eastAsia="Charis SIL Regular"/>
-          <w:b w:val="0"/>
-          <w:i w:val="0"/>
-          <w:color w:val="0000FF"/>
-          <w:sz w:val="24"/>
-        </w:rPr>
-        <w:t xml:space="preserve"> </w:t>
-      </w:r>
-      <w:r>
-        <w:rPr>
-          <w:rFonts w:ascii="Charis SIL Regular" w:hAnsi="Charis SIL Regular" w:eastAsia="Charis SIL Regular"/>
-          <w:b w:val="0"/>
-          <w:i w:val="0"/>
-          <w:color w:val="0000FF"/>
-          <w:sz w:val="24"/>
-        </w:rPr>
-        <w:hyperlink r:id="rId10" w:history="1">
-          <w:r>
-            <w:rPr>
-              <w:rStyle w:val="Hyperlink"/>
-            </w:rPr>
-            <w:t>co</w:t>
-          </w:r>
-        </w:hyperlink>
-      </w:r>
-      <w:r>
-        <w:rPr>
-          <w:rFonts w:ascii="Charis SIL Regular" w:hAnsi="Charis SIL Regular" w:eastAsia="Charis SIL Regular"/>
-          <w:b w:val="0"/>
-          <w:i w:val="0"/>
-          <w:color w:val="0000FF"/>
-          <w:sz w:val="24"/>
-        </w:rPr>
-        <w:hyperlink r:id="rId10" w:history="1">
-          <w:r>
-            <w:rPr>
-              <w:rStyle w:val="Hyperlink"/>
-            </w:rPr>
-            <w:t>n</w:t>
-          </w:r>
-        </w:hyperlink>
-      </w:r>
-      <w:r>
-        <w:rPr>
-          <w:rFonts w:ascii="Charis SIL Regular" w:hAnsi="Charis SIL Regular" w:eastAsia="Charis SIL Regular"/>
-          <w:b w:val="0"/>
-          <w:i w:val="0"/>
-          <w:color w:val="0000FF"/>
-          <w:sz w:val="24"/>
-        </w:rPr>
-        <w:hyperlink r:id="rId10" w:history="1">
-          <w:r>
-            <w:rPr>
-              <w:rStyle w:val="Hyperlink"/>
-            </w:rPr>
-            <w:t>cerning</w:t>
-          </w:r>
-        </w:hyperlink>
-      </w:r>
-      <w:r>
-        <w:rPr>
-          <w:rFonts w:ascii="Charis SIL Regular" w:hAnsi="Charis SIL Regular" w:eastAsia="Charis SIL Regular"/>
-          <w:b w:val="0"/>
-          <w:i w:val="0"/>
-          <w:color w:val="0000FF"/>
-          <w:sz w:val="24"/>
-        </w:rPr>
-        <w:t xml:space="preserve"> </w:t>
-      </w:r>
-      <w:r>
-        <w:rPr>
-          <w:rFonts w:ascii="Charis SIL Regular" w:hAnsi="Charis SIL Regular" w:eastAsia="Charis SIL Regular"/>
-          <w:b w:val="0"/>
-          <w:i w:val="0"/>
-          <w:color w:val="0000FF"/>
-          <w:sz w:val="24"/>
-        </w:rPr>
-        <w:hyperlink r:id="rId10" w:history="1">
-          <w:r>
-            <w:rPr>
-              <w:rStyle w:val="Hyperlink"/>
-            </w:rPr>
-            <w:t>t</w:t>
-          </w:r>
-        </w:hyperlink>
-      </w:r>
-      <w:r>
-        <w:rPr>
-          <w:rFonts w:ascii="Charis SIL Regular" w:hAnsi="Charis SIL Regular" w:eastAsia="Charis SIL Regular"/>
-          <w:b w:val="0"/>
-          <w:i w:val="0"/>
-          <w:color w:val="0000FF"/>
-          <w:sz w:val="24"/>
+          <w:u w:val="single"/>
         </w:rPr>
         <w:hyperlink r:id="rId10" w:history="1">
           <w:r>
@@ -2059,13 +2974,25 @@
           <w:i w:val="0"/>
           <w:color w:val="0000FF"/>
           <w:sz w:val="24"/>
+          <w:u w:val="single"/>
+        </w:rPr>
+        <w:t xml:space="preserve"> </w:t>
+      </w:r>
+      <w:r>
+        <w:rPr>
+          <w:rFonts w:ascii="Charis SIL Regular" w:hAnsi="Charis SIL Regular" w:eastAsia="Charis SIL Regular"/>
+          <w:b w:val="0"/>
+          <w:i w:val="0"/>
+          <w:color w:val="0000FF"/>
+          <w:sz w:val="24"/>
+          <w:u w:val="single"/>
         </w:rPr>
         <w:hyperlink r:id="rId10" w:history="1">
           <w:r>
             <w:rPr>
               <w:rStyle w:val="Hyperlink"/>
             </w:rPr>
-            <w:t>e</w:t>
+            <w:t>c.</w:t>
           </w:r>
         </w:hyperlink>
       </w:r>
@@ -2076,6 +3003,7 @@
           <w:i w:val="0"/>
           <w:color w:val="0000FF"/>
           <w:sz w:val="24"/>
+          <w:u w:val="single"/>
         </w:rPr>
         <w:t xml:space="preserve"> </w:t>
       </w:r>
@@ -2086,13 +3014,14 @@
           <w:i w:val="0"/>
           <w:color w:val="0000FF"/>
           <w:sz w:val="24"/>
+          <w:u w:val="single"/>
         </w:rPr>
         <w:hyperlink r:id="rId10" w:history="1">
           <w:r>
             <w:rPr>
               <w:rStyle w:val="Hyperlink"/>
             </w:rPr>
-            <w:t>t</w:t>
+            <w:t>180</w:t>
           </w:r>
         </w:hyperlink>
       </w:r>
@@ -2103,13 +3032,25 @@
           <w:i w:val="0"/>
           <w:color w:val="0000FF"/>
           <w:sz w:val="24"/>
+          <w:u w:val="single"/>
+        </w:rPr>
+        <w:t xml:space="preserve"> </w:t>
+      </w:r>
+      <w:r>
+        <w:rPr>
+          <w:rFonts w:ascii="Charis SIL Regular" w:hAnsi="Charis SIL Regular" w:eastAsia="Charis SIL Regular"/>
+          <w:b w:val="0"/>
+          <w:i w:val="0"/>
+          <w:color w:val="0000FF"/>
+          <w:sz w:val="24"/>
+          <w:u w:val="single"/>
         </w:rPr>
         <w:hyperlink r:id="rId10" w:history="1">
           <w:r>
             <w:rPr>
               <w:rStyle w:val="Hyperlink"/>
             </w:rPr>
-            <w:t>ranspo</w:t>
+            <w:t>c</w:t>
           </w:r>
         </w:hyperlink>
       </w:r>
@@ -2120,138 +3061,7 @@
           <w:i w:val="0"/>
           <w:color w:val="0000FF"/>
           <w:sz w:val="24"/>
-        </w:rPr>
-        <w:hyperlink r:id="rId10" w:history="1">
-          <w:r>
-            <w:rPr>
-              <w:rStyle w:val="Hyperlink"/>
-            </w:rPr>
-            <w:t>rt</w:t>
-          </w:r>
-        </w:hyperlink>
-      </w:r>
-      <w:r>
-        <w:rPr>
-          <w:rFonts w:ascii="Charis SIL Regular" w:hAnsi="Charis SIL Regular" w:eastAsia="Charis SIL Regular"/>
-          <w:b w:val="0"/>
-          <w:i w:val="0"/>
-          <w:color w:val="0000FF"/>
-          <w:sz w:val="24"/>
-        </w:rPr>
-        <w:t xml:space="preserve"> </w:t>
-      </w:r>
-      <w:r>
-        <w:rPr>
-          <w:rFonts w:ascii="Charis SIL Regular" w:hAnsi="Charis SIL Regular" w:eastAsia="Charis SIL Regular"/>
-          <w:b w:val="0"/>
-          <w:i w:val="0"/>
-          <w:color w:val="0000FF"/>
-          <w:sz w:val="24"/>
-        </w:rPr>
-        <w:hyperlink r:id="rId10" w:history="1">
-          <w:r>
-            <w:rPr>
-              <w:rStyle w:val="Hyperlink"/>
-            </w:rPr>
-            <w:t>o</w:t>
-          </w:r>
-        </w:hyperlink>
-      </w:r>
-      <w:r>
-        <w:rPr>
-          <w:rFonts w:ascii="Charis SIL Regular" w:hAnsi="Charis SIL Regular" w:eastAsia="Charis SIL Regular"/>
-          <w:b w:val="0"/>
-          <w:i w:val="0"/>
-          <w:color w:val="0000FF"/>
-          <w:sz w:val="24"/>
-        </w:rPr>
-        <w:hyperlink r:id="rId10" w:history="1">
-          <w:r>
-            <w:rPr>
-              <w:rStyle w:val="Hyperlink"/>
-            </w:rPr>
-            <w:t>f</w:t>
-          </w:r>
-        </w:hyperlink>
-      </w:r>
-      <w:r>
-        <w:rPr>
-          <w:rFonts w:ascii="Charis SIL Regular" w:hAnsi="Charis SIL Regular" w:eastAsia="Charis SIL Regular"/>
-          <w:b w:val="0"/>
-          <w:i w:val="0"/>
-          <w:color w:val="0000FF"/>
-          <w:sz w:val="24"/>
-        </w:rPr>
-        <w:t xml:space="preserve"> </w:t>
-      </w:r>
-      <w:r>
-        <w:rPr>
-          <w:rFonts w:ascii="Charis SIL Regular" w:hAnsi="Charis SIL Regular" w:eastAsia="Charis SIL Regular"/>
-          <w:b w:val="0"/>
-          <w:i w:val="0"/>
-          <w:color w:val="0000FF"/>
-          <w:sz w:val="24"/>
-        </w:rPr>
-        <w:hyperlink r:id="rId10" w:history="1">
-          <w:r>
-            <w:rPr>
-              <w:rStyle w:val="Hyperlink"/>
-            </w:rPr>
-            <w:t>B</w:t>
-          </w:r>
-        </w:hyperlink>
-      </w:r>
-      <w:r>
-        <w:rPr>
-          <w:rFonts w:ascii="Charis SIL Regular" w:hAnsi="Charis SIL Regular" w:eastAsia="Charis SIL Regular"/>
-          <w:b w:val="0"/>
-          <w:i w:val="0"/>
-          <w:color w:val="0000FF"/>
-          <w:sz w:val="24"/>
-        </w:rPr>
-        <w:hyperlink r:id="rId10" w:history="1">
-          <w:r>
-            <w:rPr>
-              <w:rStyle w:val="Hyperlink"/>
-            </w:rPr>
-            <w:t>u</w:t>
-          </w:r>
-        </w:hyperlink>
-      </w:r>
-      <w:r>
-        <w:rPr>
-          <w:rFonts w:ascii="Charis SIL Regular" w:hAnsi="Charis SIL Regular" w:eastAsia="Charis SIL Regular"/>
-          <w:b w:val="0"/>
-          <w:i w:val="0"/>
-          <w:color w:val="0000FF"/>
-          <w:sz w:val="24"/>
-        </w:rPr>
-        <w:hyperlink r:id="rId10" w:history="1">
-          <w:r>
-            <w:rPr>
-              <w:rStyle w:val="Hyperlink"/>
-            </w:rPr>
-            <w:t>ddhist</w:t>
-          </w:r>
-        </w:hyperlink>
-      </w:r>
-      <w:r>
-        <w:rPr>
-          <w:rFonts w:ascii="Charis SIL Regular" w:hAnsi="Charis SIL Regular" w:eastAsia="Charis SIL Regular"/>
-          <w:b w:val="0"/>
-          <w:i w:val="0"/>
-          <w:color w:val="0000FF"/>
-          <w:sz w:val="24"/>
-        </w:rPr>
-        <w:t xml:space="preserve"> </w:t>
-      </w:r>
-      <w:r>
-        <w:rPr>
-          <w:rFonts w:ascii="Charis SIL Regular" w:hAnsi="Charis SIL Regular" w:eastAsia="Charis SIL Regular"/>
-          <w:b w:val="0"/>
-          <w:i w:val="0"/>
-          <w:color w:val="0000FF"/>
-          <w:sz w:val="24"/>
+          <w:u w:val="single"/>
         </w:rPr>
         <w:hyperlink r:id="rId10" w:history="1">
           <w:r>
@@ -2261,940 +3071,6 @@
             <w:t>m</w:t>
           </w:r>
         </w:hyperlink>
-      </w:r>
-      <w:r>
-        <w:rPr>
-          <w:rFonts w:ascii="Charis SIL Regular" w:hAnsi="Charis SIL Regular" w:eastAsia="Charis SIL Regular"/>
-          <w:b w:val="0"/>
-          <w:i w:val="0"/>
-          <w:color w:val="0000FF"/>
-          <w:sz w:val="24"/>
-        </w:rPr>
-        <w:hyperlink r:id="rId10" w:history="1">
-          <w:r>
-            <w:rPr>
-              <w:rStyle w:val="Hyperlink"/>
-            </w:rPr>
-            <w:t>onks</w:t>
-          </w:r>
-        </w:hyperlink>
-      </w:r>
-      <w:r>
-        <w:rPr>
-          <w:rFonts w:ascii="Charis SIL Regular" w:hAnsi="Charis SIL Regular" w:eastAsia="Charis SIL Regular"/>
-          <w:b w:val="0"/>
-          <w:i w:val="0"/>
-          <w:color w:val="0000FF"/>
-          <w:sz w:val="24"/>
-        </w:rPr>
-        <w:t xml:space="preserve"> </w:t>
-      </w:r>
-      <w:r>
-        <w:rPr>
-          <w:rFonts w:ascii="Charis SIL Regular" w:hAnsi="Charis SIL Regular" w:eastAsia="Charis SIL Regular"/>
-          <w:b w:val="0"/>
-          <w:i w:val="0"/>
-          <w:color w:val="0000FF"/>
-          <w:sz w:val="24"/>
-        </w:rPr>
-        <w:hyperlink r:id="rId10" w:history="1">
-          <w:r>
-            <w:rPr>
-              <w:rStyle w:val="Hyperlink"/>
-            </w:rPr>
-            <w:t xml:space="preserve">from </w:t>
-          </w:r>
-        </w:hyperlink>
-      </w:r>
-      <w:r>
-        <w:rPr>
-          <w:rFonts w:ascii="Charis SIL Regular" w:hAnsi="Charis SIL Regular" w:eastAsia="Charis SIL Regular"/>
-          <w:b w:val="0"/>
-          <w:i w:val="0"/>
-          <w:color w:val="0000FF"/>
-          <w:sz w:val="24"/>
-        </w:rPr>
-        <w:hyperlink r:id="rId10" w:history="1">
-          <w:r>
-            <w:rPr>
-              <w:rStyle w:val="Hyperlink"/>
-            </w:rPr>
-            <w:t>Burm</w:t>
-          </w:r>
-        </w:hyperlink>
-      </w:r>
-      <w:r>
-        <w:rPr>
-          <w:rFonts w:ascii="Charis SIL Regular" w:hAnsi="Charis SIL Regular" w:eastAsia="Charis SIL Regular"/>
-          <w:b w:val="0"/>
-          <w:i w:val="0"/>
-          <w:color w:val="0000FF"/>
-          <w:sz w:val="24"/>
-        </w:rPr>
-        <w:hyperlink r:id="rId10" w:history="1">
-          <w:r>
-            <w:rPr>
-              <w:rStyle w:val="Hyperlink"/>
-            </w:rPr>
-            <w:t>a</w:t>
-          </w:r>
-        </w:hyperlink>
-      </w:r>
-      <w:r>
-        <w:rPr>
-          <w:rFonts w:ascii="Charis SIL Regular" w:hAnsi="Charis SIL Regular" w:eastAsia="Charis SIL Regular"/>
-          <w:b w:val="0"/>
-          <w:i w:val="0"/>
-          <w:color w:val="0000FF"/>
-          <w:sz w:val="24"/>
-        </w:rPr>
-        <w:t xml:space="preserve"> </w:t>
-      </w:r>
-      <w:r>
-        <w:rPr>
-          <w:rFonts w:ascii="Charis SIL Regular" w:hAnsi="Charis SIL Regular" w:eastAsia="Charis SIL Regular"/>
-          <w:b w:val="0"/>
-          <w:i w:val="0"/>
-          <w:color w:val="0000FF"/>
-          <w:sz w:val="24"/>
-        </w:rPr>
-        <w:hyperlink r:id="rId10" w:history="1">
-          <w:r>
-            <w:rPr>
-              <w:rStyle w:val="Hyperlink"/>
-            </w:rPr>
-            <w:t>to</w:t>
-          </w:r>
-        </w:hyperlink>
-      </w:r>
-      <w:r>
-        <w:rPr>
-          <w:rFonts w:ascii="Charis SIL Regular" w:hAnsi="Charis SIL Regular" w:eastAsia="Charis SIL Regular"/>
-          <w:b w:val="0"/>
-          <w:i w:val="0"/>
-          <w:color w:val="0000FF"/>
-          <w:sz w:val="24"/>
-        </w:rPr>
-        <w:t xml:space="preserve"> </w:t>
-      </w:r>
-      <w:r>
-        <w:rPr>
-          <w:rFonts w:ascii="Charis SIL Regular" w:hAnsi="Charis SIL Regular" w:eastAsia="Charis SIL Regular"/>
-          <w:b w:val="0"/>
-          <w:i w:val="0"/>
-          <w:color w:val="0000FF"/>
-          <w:sz w:val="24"/>
-        </w:rPr>
-        <w:hyperlink r:id="rId10" w:history="1">
-          <w:r>
-            <w:rPr>
-              <w:rStyle w:val="Hyperlink"/>
-            </w:rPr>
-            <w:t>Ceylo</w:t>
-          </w:r>
-        </w:hyperlink>
-      </w:r>
-      <w:r>
-        <w:rPr>
-          <w:rFonts w:ascii="Charis SIL Regular" w:hAnsi="Charis SIL Regular" w:eastAsia="Charis SIL Regular"/>
-          <w:b w:val="0"/>
-          <w:i w:val="0"/>
-          <w:color w:val="0000FF"/>
-          <w:sz w:val="24"/>
-        </w:rPr>
-        <w:hyperlink r:id="rId10" w:history="1">
-          <w:r>
-            <w:rPr>
-              <w:rStyle w:val="Hyperlink"/>
-            </w:rPr>
-            <w:t>n</w:t>
-          </w:r>
-        </w:hyperlink>
-      </w:r>
-      <w:r>
-        <w:rPr>
-          <w:rFonts w:ascii="Charis SIL Regular" w:hAnsi="Charis SIL Regular" w:eastAsia="Charis SIL Regular"/>
-          <w:b w:val="0"/>
-          <w:i w:val="0"/>
-          <w:color w:val="0000FF"/>
-          <w:sz w:val="24"/>
-        </w:rPr>
-        <w:t xml:space="preserve"> </w:t>
-      </w:r>
-      <w:r>
-        <w:rPr>
-          <w:rFonts w:ascii="Charis SIL Regular" w:hAnsi="Charis SIL Regular" w:eastAsia="Charis SIL Regular"/>
-          <w:b w:val="0"/>
-          <w:i w:val="0"/>
-          <w:color w:val="0000FF"/>
-          <w:sz w:val="24"/>
-        </w:rPr>
-        <w:hyperlink r:id="rId10" w:history="1">
-          <w:r>
-            <w:rPr>
-              <w:rStyle w:val="Hyperlink"/>
-            </w:rPr>
-            <w:t>for</w:t>
-          </w:r>
-        </w:hyperlink>
-      </w:r>
-      <w:r>
-        <w:rPr>
-          <w:rFonts w:ascii="Charis SIL Regular" w:hAnsi="Charis SIL Regular" w:eastAsia="Charis SIL Regular"/>
-          <w:b w:val="0"/>
-          <w:i w:val="0"/>
-          <w:color w:val="0000FF"/>
-          <w:sz w:val="24"/>
-        </w:rPr>
-        <w:t xml:space="preserve"> </w:t>
-      </w:r>
-      <w:r>
-        <w:rPr>
-          <w:rFonts w:ascii="Charis SIL Regular" w:hAnsi="Charis SIL Regular" w:eastAsia="Charis SIL Regular"/>
-          <w:b w:val="0"/>
-          <w:i w:val="0"/>
-          <w:color w:val="0000FF"/>
-          <w:sz w:val="24"/>
-        </w:rPr>
-        <w:hyperlink r:id="rId10" w:history="1">
-          <w:r>
-            <w:rPr>
-              <w:rStyle w:val="Hyperlink"/>
-            </w:rPr>
-            <w:t>a</w:t>
-          </w:r>
-        </w:hyperlink>
-      </w:r>
-      <w:r>
-        <w:rPr>
-          <w:rFonts w:ascii="Charis SIL Regular" w:hAnsi="Charis SIL Regular" w:eastAsia="Charis SIL Regular"/>
-          <w:b w:val="0"/>
-          <w:i w:val="0"/>
-          <w:color w:val="0000FF"/>
-          <w:sz w:val="24"/>
-        </w:rPr>
-        <w:t xml:space="preserve"> </w:t>
-      </w:r>
-      <w:r>
-        <w:rPr>
-          <w:rFonts w:ascii="Charis SIL Regular" w:hAnsi="Charis SIL Regular" w:eastAsia="Charis SIL Regular"/>
-          <w:b w:val="0"/>
-          <w:i w:val="0"/>
-          <w:color w:val="0000FF"/>
-          <w:sz w:val="24"/>
-        </w:rPr>
-        <w:hyperlink r:id="rId10" w:history="1">
-          <w:r>
-            <w:rPr>
-              <w:rStyle w:val="Hyperlink"/>
-            </w:rPr>
-            <w:t>cer</w:t>
-          </w:r>
-        </w:hyperlink>
-      </w:r>
-      <w:r>
-        <w:rPr>
-          <w:rFonts w:ascii="Charis SIL Regular" w:hAnsi="Charis SIL Regular" w:eastAsia="Charis SIL Regular"/>
-          <w:b w:val="0"/>
-          <w:i w:val="0"/>
-          <w:color w:val="0000FF"/>
-          <w:sz w:val="24"/>
-        </w:rPr>
-        <w:hyperlink r:id="rId10" w:history="1">
-          <w:r>
-            <w:rPr>
-              <w:rStyle w:val="Hyperlink"/>
-            </w:rPr>
-            <w:t>emony</w:t>
-          </w:r>
-        </w:hyperlink>
-      </w:r>
-      <w:r>
-        <w:rPr>
-          <w:rFonts w:ascii="Charis SIL Regular" w:hAnsi="Charis SIL Regular" w:eastAsia="Charis SIL Regular"/>
-          <w:b w:val="0"/>
-          <w:i w:val="0"/>
-          <w:color w:val="0000FF"/>
-          <w:sz w:val="24"/>
-        </w:rPr>
-        <w:t xml:space="preserve"> </w:t>
-      </w:r>
-      <w:r>
-        <w:rPr>
-          <w:rFonts w:ascii="Charis SIL Regular" w:hAnsi="Charis SIL Regular" w:eastAsia="Charis SIL Regular"/>
-          <w:b w:val="0"/>
-          <w:i w:val="0"/>
-          <w:color w:val="0000FF"/>
-          <w:sz w:val="24"/>
-        </w:rPr>
-        <w:hyperlink r:id="rId10" w:history="1">
-          <w:r>
-            <w:rPr>
-              <w:rStyle w:val="Hyperlink"/>
-            </w:rPr>
-            <w:t>at</w:t>
-          </w:r>
-        </w:hyperlink>
-      </w:r>
-      <w:r>
-        <w:rPr>
-          <w:rFonts w:ascii="Charis SIL Regular" w:hAnsi="Charis SIL Regular" w:eastAsia="Charis SIL Regular"/>
-          <w:b w:val="0"/>
-          <w:i w:val="0"/>
-          <w:color w:val="0000FF"/>
-          <w:sz w:val="24"/>
-        </w:rPr>
-        <w:t xml:space="preserve"> </w:t>
-      </w:r>
-      <w:r>
-        <w:rPr>
-          <w:rFonts w:ascii="Charis SIL Regular" w:hAnsi="Charis SIL Regular" w:eastAsia="Charis SIL Regular"/>
-          <w:b w:val="0"/>
-          <w:i w:val="0"/>
-          <w:color w:val="0000FF"/>
-          <w:sz w:val="24"/>
-        </w:rPr>
-        <w:hyperlink r:id="rId10" w:history="1">
-          <w:r>
-            <w:rPr>
-              <w:rStyle w:val="Hyperlink"/>
-            </w:rPr>
-            <w:t>K</w:t>
-          </w:r>
-        </w:hyperlink>
-      </w:r>
-      <w:r>
-        <w:rPr>
-          <w:rFonts w:ascii="Charis SIL Regular" w:hAnsi="Charis SIL Regular" w:eastAsia="Charis SIL Regular"/>
-          <w:b w:val="0"/>
-          <w:i w:val="0"/>
-          <w:color w:val="0000FF"/>
-          <w:sz w:val="24"/>
-        </w:rPr>
-        <w:hyperlink r:id="rId10" w:history="1">
-          <w:r>
-            <w:rPr>
-              <w:rStyle w:val="Hyperlink"/>
-            </w:rPr>
-            <w:t>a</w:t>
-          </w:r>
-        </w:hyperlink>
-      </w:r>
-      <w:r>
-        <w:rPr>
-          <w:rFonts w:ascii="Charis SIL Regular" w:hAnsi="Charis SIL Regular" w:eastAsia="Charis SIL Regular"/>
-          <w:b w:val="0"/>
-          <w:i w:val="0"/>
-          <w:color w:val="0000FF"/>
-          <w:sz w:val="24"/>
-        </w:rPr>
-        <w:hyperlink r:id="rId10" w:history="1">
-          <w:r>
-            <w:rPr>
-              <w:rStyle w:val="Hyperlink"/>
-            </w:rPr>
-            <w:t>ndy,</w:t>
-          </w:r>
-        </w:hyperlink>
-      </w:r>
-      <w:r>
-        <w:rPr>
-          <w:rFonts w:ascii="Charis SIL Regular" w:hAnsi="Charis SIL Regular" w:eastAsia="Charis SIL Regular"/>
-          <w:b w:val="0"/>
-          <w:i w:val="0"/>
-          <w:color w:val="0000FF"/>
-          <w:sz w:val="24"/>
-        </w:rPr>
-        <w:t xml:space="preserve"> </w:t>
-      </w:r>
-      <w:r>
-        <w:rPr>
-          <w:rFonts w:ascii="Charis SIL Regular" w:hAnsi="Charis SIL Regular" w:eastAsia="Charis SIL Regular"/>
-          <w:b w:val="0"/>
-          <w:i w:val="0"/>
-          <w:color w:val="0000FF"/>
-          <w:sz w:val="24"/>
-        </w:rPr>
-        <w:hyperlink r:id="rId10" w:history="1">
-          <w:r>
-            <w:rPr>
-              <w:rStyle w:val="Hyperlink"/>
-            </w:rPr>
-            <w:t>1746.</w:t>
-          </w:r>
-        </w:hyperlink>
-      </w:r>
-      <w:r>
-        <w:rPr>
-          <w:rFonts w:ascii="Charis SIL Regular" w:hAnsi="Charis SIL Regular" w:eastAsia="Charis SIL Regular"/>
-          <w:b w:val="0"/>
-          <w:i w:val="0"/>
-          <w:color w:val="0000FF"/>
-          <w:sz w:val="24"/>
-        </w:rPr>
-        <w:t xml:space="preserve"> </w:t>
-      </w:r>
-      <w:r>
-        <w:rPr>
-          <w:rFonts w:ascii="Charis SIL Regular" w:hAnsi="Charis SIL Regular" w:eastAsia="Charis SIL Regular"/>
-          <w:b w:val="0"/>
-          <w:i w:val="0"/>
-          <w:color w:val="0000FF"/>
-          <w:sz w:val="24"/>
-        </w:rPr>
-        <w:hyperlink r:id="rId10" w:history="1">
-          <w:r>
-            <w:rPr>
-              <w:rStyle w:val="Hyperlink"/>
-            </w:rPr>
-            <w:t>In</w:t>
-          </w:r>
-        </w:hyperlink>
-      </w:r>
-      <w:r>
-        <w:rPr>
-          <w:rFonts w:ascii="Charis SIL Regular" w:hAnsi="Charis SIL Regular" w:eastAsia="Charis SIL Regular"/>
-          <w:b w:val="0"/>
-          <w:i w:val="0"/>
-          <w:color w:val="0000FF"/>
-          <w:sz w:val="24"/>
-        </w:rPr>
-        <w:t xml:space="preserve"> </w:t>
-      </w:r>
-      <w:r>
-        <w:rPr>
-          <w:rFonts w:ascii="Charis SIL Regular" w:hAnsi="Charis SIL Regular" w:eastAsia="Charis SIL Regular"/>
-          <w:b w:val="0"/>
-          <w:i w:val="0"/>
-          <w:color w:val="0000FF"/>
-          <w:sz w:val="24"/>
-        </w:rPr>
-        <w:hyperlink r:id="rId10" w:history="1">
-          <w:r>
-            <w:rPr>
-              <w:rStyle w:val="Hyperlink"/>
-            </w:rPr>
-            <w:t>S</w:t>
-          </w:r>
-        </w:hyperlink>
-      </w:r>
-      <w:r>
-        <w:rPr>
-          <w:rFonts w:ascii="Charis SIL Regular" w:hAnsi="Charis SIL Regular" w:eastAsia="Charis SIL Regular"/>
-          <w:b w:val="0"/>
-          <w:i w:val="0"/>
-          <w:color w:val="0000FF"/>
-          <w:sz w:val="24"/>
-        </w:rPr>
-        <w:hyperlink r:id="rId10" w:history="1">
-          <w:r>
-            <w:rPr>
-              <w:rStyle w:val="Hyperlink"/>
-            </w:rPr>
-            <w:t>inhalese,</w:t>
-          </w:r>
-        </w:hyperlink>
-      </w:r>
-      <w:r>
-        <w:rPr>
-          <w:rFonts w:ascii="Charis SIL Regular" w:hAnsi="Charis SIL Regular" w:eastAsia="Charis SIL Regular"/>
-          <w:b w:val="0"/>
-          <w:i w:val="0"/>
-          <w:color w:val="0000FF"/>
-          <w:sz w:val="24"/>
-        </w:rPr>
-        <w:t xml:space="preserve"> </w:t>
-      </w:r>
-      <w:r>
-        <w:rPr>
-          <w:rFonts w:ascii="Charis SIL Regular" w:hAnsi="Charis SIL Regular" w:eastAsia="Charis SIL Regular"/>
-          <w:b w:val="0"/>
-          <w:i w:val="0"/>
-          <w:color w:val="0000FF"/>
-          <w:sz w:val="24"/>
-        </w:rPr>
-        <w:hyperlink r:id="rId10" w:history="1">
-          <w:r>
-            <w:rPr>
-              <w:rStyle w:val="Hyperlink"/>
-            </w:rPr>
-            <w:t>pa</w:t>
-          </w:r>
-        </w:hyperlink>
-      </w:r>
-      <w:r>
-        <w:rPr>
-          <w:rFonts w:ascii="Charis SIL Regular" w:hAnsi="Charis SIL Regular" w:eastAsia="Charis SIL Regular"/>
-          <w:b w:val="0"/>
-          <w:i w:val="0"/>
-          <w:color w:val="0000FF"/>
-          <w:sz w:val="24"/>
-        </w:rPr>
-        <w:hyperlink r:id="rId10" w:history="1">
-          <w:r>
-            <w:rPr>
-              <w:rStyle w:val="Hyperlink"/>
-            </w:rPr>
-            <w:t>l</w:t>
-          </w:r>
-        </w:hyperlink>
-      </w:r>
-      <w:r>
-        <w:rPr>
-          <w:rFonts w:ascii="Charis SIL Regular" w:hAnsi="Charis SIL Regular" w:eastAsia="Charis SIL Regular"/>
-          <w:b w:val="0"/>
-          <w:i w:val="0"/>
-          <w:color w:val="0000FF"/>
-          <w:sz w:val="24"/>
-        </w:rPr>
-        <w:hyperlink r:id="rId10" w:history="1">
-          <w:r>
-            <w:rPr>
-              <w:rStyle w:val="Hyperlink"/>
-            </w:rPr>
-            <w:t>m</w:t>
-          </w:r>
-        </w:hyperlink>
-      </w:r>
-      <w:r>
-        <w:rPr>
-          <w:rFonts w:ascii="Charis SIL Regular" w:hAnsi="Charis SIL Regular" w:eastAsia="Charis SIL Regular"/>
-          <w:b w:val="0"/>
-          <w:i w:val="0"/>
-          <w:color w:val="0000FF"/>
-          <w:sz w:val="24"/>
-        </w:rPr>
-        <w:t xml:space="preserve"> </w:t>
-      </w:r>
-      <w:r>
-        <w:rPr>
-          <w:rFonts w:ascii="Charis SIL Regular" w:hAnsi="Charis SIL Regular" w:eastAsia="Charis SIL Regular"/>
-          <w:b w:val="0"/>
-          <w:i w:val="0"/>
-          <w:color w:val="0000FF"/>
-          <w:sz w:val="24"/>
-        </w:rPr>
-        <w:hyperlink r:id="rId10" w:history="1">
-          <w:r>
-            <w:rPr>
-              <w:rStyle w:val="Hyperlink"/>
-            </w:rPr>
-            <w:t>leaf</w:t>
-          </w:r>
-        </w:hyperlink>
-      </w:r>
-      <w:r>
-        <w:rPr>
-          <w:rFonts w:ascii="Charis SIL Regular" w:hAnsi="Charis SIL Regular" w:eastAsia="Charis SIL Regular"/>
-          <w:b w:val="0"/>
-          <w:i w:val="0"/>
-          <w:color w:val="0000FF"/>
-          <w:sz w:val="24"/>
-        </w:rPr>
-        <w:t xml:space="preserve"> </w:t>
-      </w:r>
-      <w:r>
-        <w:rPr>
-          <w:rFonts w:ascii="Charis SIL Regular" w:hAnsi="Charis SIL Regular" w:eastAsia="Charis SIL Regular"/>
-          <w:b w:val="0"/>
-          <w:i w:val="0"/>
-          <w:color w:val="0000FF"/>
-          <w:sz w:val="24"/>
-        </w:rPr>
-        <w:hyperlink r:id="rId10" w:history="1">
-          <w:r>
-            <w:rPr>
-              <w:rStyle w:val="Hyperlink"/>
-            </w:rPr>
-            <w:t>w</w:t>
-          </w:r>
-        </w:hyperlink>
-      </w:r>
-      <w:r>
-        <w:rPr>
-          <w:rFonts w:ascii="Charis SIL Regular" w:hAnsi="Charis SIL Regular" w:eastAsia="Charis SIL Regular"/>
-          <w:b w:val="0"/>
-          <w:i w:val="0"/>
-          <w:color w:val="0000FF"/>
-          <w:sz w:val="24"/>
-        </w:rPr>
-        <w:hyperlink r:id="rId10" w:history="1">
-          <w:r>
-            <w:rPr>
-              <w:rStyle w:val="Hyperlink"/>
-            </w:rPr>
-            <w:t>i</w:t>
-          </w:r>
-        </w:hyperlink>
-      </w:r>
-      <w:r>
-        <w:rPr>
-          <w:rFonts w:ascii="Charis SIL Regular" w:hAnsi="Charis SIL Regular" w:eastAsia="Charis SIL Regular"/>
-          <w:b w:val="0"/>
-          <w:i w:val="0"/>
-          <w:color w:val="0000FF"/>
-          <w:sz w:val="24"/>
-        </w:rPr>
-        <w:hyperlink r:id="rId10" w:history="1">
-          <w:r>
-            <w:rPr>
-              <w:rStyle w:val="Hyperlink"/>
-            </w:rPr>
-            <w:t>th</w:t>
-          </w:r>
-        </w:hyperlink>
-      </w:r>
-      <w:r>
-        <w:rPr>
-          <w:rFonts w:ascii="Charis SIL Regular" w:hAnsi="Charis SIL Regular" w:eastAsia="Charis SIL Regular"/>
-          <w:b w:val="0"/>
-          <w:i w:val="0"/>
-          <w:color w:val="0000FF"/>
-          <w:sz w:val="24"/>
-        </w:rPr>
-        <w:t xml:space="preserve"> </w:t>
-      </w:r>
-      <w:r>
-        <w:rPr>
-          <w:rFonts w:ascii="Charis SIL Regular" w:hAnsi="Charis SIL Regular" w:eastAsia="Charis SIL Regular"/>
-          <w:b w:val="0"/>
-          <w:i w:val="0"/>
-          <w:color w:val="0000FF"/>
-          <w:sz w:val="24"/>
-        </w:rPr>
-        <w:hyperlink r:id="rId10" w:history="1">
-          <w:r>
-            <w:rPr>
-              <w:rStyle w:val="Hyperlink"/>
-            </w:rPr>
-            <w:t>silk</w:t>
-          </w:r>
-        </w:hyperlink>
-      </w:r>
-      <w:r>
-        <w:rPr>
-          <w:rFonts w:ascii="Charis SIL Regular" w:hAnsi="Charis SIL Regular" w:eastAsia="Charis SIL Regular"/>
-          <w:b w:val="0"/>
-          <w:i w:val="0"/>
-          <w:color w:val="0000FF"/>
-          <w:sz w:val="24"/>
-        </w:rPr>
-        <w:t xml:space="preserve"> </w:t>
-      </w:r>
-      <w:r>
-        <w:rPr>
-          <w:rFonts w:ascii="Charis SIL Regular" w:hAnsi="Charis SIL Regular" w:eastAsia="Charis SIL Regular"/>
-          <w:b w:val="0"/>
-          <w:i w:val="0"/>
-          <w:color w:val="0000FF"/>
-          <w:sz w:val="24"/>
-        </w:rPr>
-        <w:hyperlink r:id="rId10" w:history="1">
-          <w:r>
-            <w:rPr>
-              <w:rStyle w:val="Hyperlink"/>
-            </w:rPr>
-            <w:t>c</w:t>
-          </w:r>
-        </w:hyperlink>
-      </w:r>
-      <w:r>
-        <w:rPr>
-          <w:rFonts w:ascii="Charis SIL Regular" w:hAnsi="Charis SIL Regular" w:eastAsia="Charis SIL Regular"/>
-          <w:b w:val="0"/>
-          <w:i w:val="0"/>
-          <w:color w:val="0000FF"/>
-          <w:sz w:val="24"/>
-        </w:rPr>
-        <w:hyperlink r:id="rId10" w:history="1">
-          <w:r>
-            <w:rPr>
-              <w:rStyle w:val="Hyperlink"/>
-            </w:rPr>
-            <w:t xml:space="preserve">ase </w:t>
-          </w:r>
-        </w:hyperlink>
-      </w:r>
-      <w:r>
-        <w:rPr>
-          <w:rFonts w:ascii="Charis SIL Regular" w:hAnsi="Charis SIL Regular" w:eastAsia="Charis SIL Regular"/>
-          <w:b w:val="0"/>
-          <w:i w:val="0"/>
-          <w:color w:val="0000FF"/>
-          <w:sz w:val="24"/>
-          <w:u w:val="single"/>
-        </w:rPr>
-        <w:hyperlink r:id="rId10" w:history="1">
-          <w:r>
-            <w:rPr>
-              <w:rStyle w:val="Hyperlink"/>
-            </w:rPr>
-            <w:t>and</w:t>
-          </w:r>
-        </w:hyperlink>
-      </w:r>
-      <w:r>
-        <w:rPr>
-          <w:rFonts w:ascii="Charis SIL Regular" w:hAnsi="Charis SIL Regular" w:eastAsia="Charis SIL Regular"/>
-          <w:b w:val="0"/>
-          <w:i w:val="0"/>
-          <w:color w:val="0000FF"/>
-          <w:sz w:val="24"/>
-          <w:u w:val="single"/>
-        </w:rPr>
-        <w:t xml:space="preserve"> </w:t>
-      </w:r>
-      <w:r>
-        <w:rPr>
-          <w:rFonts w:ascii="Charis SIL Regular" w:hAnsi="Charis SIL Regular" w:eastAsia="Charis SIL Regular"/>
-          <w:b w:val="0"/>
-          <w:i w:val="0"/>
-          <w:color w:val="0000FF"/>
-          <w:sz w:val="24"/>
-          <w:u w:val="single"/>
-        </w:rPr>
-        <w:hyperlink r:id="rId10" w:history="1">
-          <w:r>
-            <w:rPr>
-              <w:rStyle w:val="Hyperlink"/>
-            </w:rPr>
-            <w:t>de</w:t>
-          </w:r>
-        </w:hyperlink>
-      </w:r>
-      <w:r>
-        <w:rPr>
-          <w:rFonts w:ascii="Charis SIL Regular" w:hAnsi="Charis SIL Regular" w:eastAsia="Charis SIL Regular"/>
-          <w:b w:val="0"/>
-          <w:i w:val="0"/>
-          <w:color w:val="0000FF"/>
-          <w:sz w:val="24"/>
-          <w:u w:val="single"/>
-        </w:rPr>
-        <w:hyperlink r:id="rId10" w:history="1">
-          <w:r>
-            <w:rPr>
-              <w:rStyle w:val="Hyperlink"/>
-            </w:rPr>
-            <w:t>co</w:t>
-          </w:r>
-        </w:hyperlink>
-      </w:r>
-      <w:r>
-        <w:rPr>
-          <w:rFonts w:ascii="Charis SIL Regular" w:hAnsi="Charis SIL Regular" w:eastAsia="Charis SIL Regular"/>
-          <w:b w:val="0"/>
-          <w:i w:val="0"/>
-          <w:color w:val="0000FF"/>
-          <w:sz w:val="24"/>
-          <w:u w:val="single"/>
-        </w:rPr>
-        <w:hyperlink r:id="rId10" w:history="1">
-          <w:r>
-            <w:rPr>
-              <w:rStyle w:val="Hyperlink"/>
-            </w:rPr>
-            <w:t>r</w:t>
-          </w:r>
-        </w:hyperlink>
-      </w:r>
-      <w:r>
-        <w:rPr>
-          <w:rFonts w:ascii="Charis SIL Regular" w:hAnsi="Charis SIL Regular" w:eastAsia="Charis SIL Regular"/>
-          <w:b w:val="0"/>
-          <w:i w:val="0"/>
-          <w:color w:val="0000FF"/>
-          <w:sz w:val="24"/>
-          <w:u w:val="single"/>
-        </w:rPr>
-        <w:hyperlink r:id="rId10" w:history="1">
-          <w:r>
-            <w:rPr>
-              <w:rStyle w:val="Hyperlink"/>
-            </w:rPr>
-            <w:t>ations</w:t>
-          </w:r>
-        </w:hyperlink>
-      </w:r>
-      <w:r>
-        <w:rPr>
-          <w:rFonts w:ascii="Charis SIL Regular" w:hAnsi="Charis SIL Regular" w:eastAsia="Charis SIL Regular"/>
-          <w:b w:val="0"/>
-          <w:i w:val="0"/>
-          <w:color w:val="0000FF"/>
-          <w:sz w:val="24"/>
-          <w:u w:val="single"/>
-        </w:rPr>
-        <w:t xml:space="preserve"> </w:t>
-      </w:r>
-      <w:r>
-        <w:rPr>
-          <w:rFonts w:ascii="Charis SIL Regular" w:hAnsi="Charis SIL Regular" w:eastAsia="Charis SIL Regular"/>
-          <w:b w:val="0"/>
-          <w:i w:val="0"/>
-          <w:color w:val="0000FF"/>
-          <w:sz w:val="24"/>
-          <w:u w:val="single"/>
-        </w:rPr>
-        <w:hyperlink r:id="rId10" w:history="1">
-          <w:r>
-            <w:rPr>
-              <w:rStyle w:val="Hyperlink"/>
-            </w:rPr>
-            <w:t>(</w:t>
-          </w:r>
-        </w:hyperlink>
-      </w:r>
-      <w:r>
-        <w:rPr>
-          <w:rFonts w:ascii="Charis SIL Regular" w:hAnsi="Charis SIL Regular" w:eastAsia="Charis SIL Regular"/>
-          <w:b w:val="0"/>
-          <w:i w:val="0"/>
-          <w:color w:val="0000FF"/>
-          <w:sz w:val="24"/>
-          <w:u w:val="single"/>
-        </w:rPr>
-        <w:hyperlink r:id="rId10" w:history="1">
-          <w:r>
-            <w:rPr>
-              <w:rStyle w:val="Hyperlink"/>
-            </w:rPr>
-            <w:t>len</w:t>
-          </w:r>
-        </w:hyperlink>
-      </w:r>
-      <w:r>
-        <w:rPr>
-          <w:rFonts w:ascii="Charis SIL Regular" w:hAnsi="Charis SIL Regular" w:eastAsia="Charis SIL Regular"/>
-          <w:b w:val="0"/>
-          <w:i w:val="0"/>
-          <w:color w:val="0000FF"/>
-          <w:sz w:val="24"/>
-          <w:u w:val="single"/>
-        </w:rPr>
-        <w:hyperlink r:id="rId10" w:history="1">
-          <w:r>
-            <w:rPr>
-              <w:rStyle w:val="Hyperlink"/>
-            </w:rPr>
-            <w:t>gt</w:t>
-          </w:r>
-        </w:hyperlink>
-      </w:r>
-      <w:r>
-        <w:rPr>
-          <w:rFonts w:ascii="Charis SIL Regular" w:hAnsi="Charis SIL Regular" w:eastAsia="Charis SIL Regular"/>
-          <w:b w:val="0"/>
-          <w:i w:val="0"/>
-          <w:color w:val="0000FF"/>
-          <w:sz w:val="24"/>
-          <w:u w:val="single"/>
-        </w:rPr>
-        <w:hyperlink r:id="rId10" w:history="1">
-          <w:r>
-            <w:rPr>
-              <w:rStyle w:val="Hyperlink"/>
-            </w:rPr>
-            <w:t>h</w:t>
-          </w:r>
-        </w:hyperlink>
-      </w:r>
-      <w:r>
-        <w:rPr>
-          <w:rFonts w:ascii="Charis SIL Regular" w:hAnsi="Charis SIL Regular" w:eastAsia="Charis SIL Regular"/>
-          <w:b w:val="0"/>
-          <w:i w:val="0"/>
-          <w:color w:val="0000FF"/>
-          <w:sz w:val="24"/>
-          <w:u w:val="single"/>
-        </w:rPr>
-        <w:t xml:space="preserve"> </w:t>
-      </w:r>
-      <w:r>
-        <w:rPr>
-          <w:rFonts w:ascii="Charis SIL Regular" w:hAnsi="Charis SIL Regular" w:eastAsia="Charis SIL Regular"/>
-          <w:b w:val="0"/>
-          <w:i w:val="0"/>
-          <w:color w:val="0000FF"/>
-          <w:sz w:val="24"/>
-          <w:u w:val="single"/>
-        </w:rPr>
-        <w:hyperlink r:id="rId10" w:history="1">
-          <w:r>
-            <w:rPr>
-              <w:rStyle w:val="Hyperlink"/>
-            </w:rPr>
-            <w:t>c.</w:t>
-          </w:r>
-        </w:hyperlink>
-      </w:r>
-      <w:r>
-        <w:rPr>
-          <w:rFonts w:ascii="Charis SIL Regular" w:hAnsi="Charis SIL Regular" w:eastAsia="Charis SIL Regular"/>
-          <w:b w:val="0"/>
-          <w:i w:val="0"/>
-          <w:color w:val="0000FF"/>
-          <w:sz w:val="24"/>
-          <w:u w:val="single"/>
-        </w:rPr>
-        <w:t xml:space="preserve"> </w:t>
-      </w:r>
-      <w:r>
-        <w:rPr>
-          <w:rFonts w:ascii="Charis SIL Regular" w:hAnsi="Charis SIL Regular" w:eastAsia="Charis SIL Regular"/>
-          <w:b w:val="0"/>
-          <w:i w:val="0"/>
-          <w:color w:val="0000FF"/>
-          <w:sz w:val="24"/>
-          <w:u w:val="single"/>
-        </w:rPr>
-        <w:hyperlink r:id="rId10" w:history="1">
-          <w:r>
-            <w:rPr>
-              <w:rStyle w:val="Hyperlink"/>
-            </w:rPr>
-            <w:t>180</w:t>
-          </w:r>
-        </w:hyperlink>
-      </w:r>
-      <w:r>
-        <w:rPr>
-          <w:rFonts w:ascii="Charis SIL Regular" w:hAnsi="Charis SIL Regular" w:eastAsia="Charis SIL Regular"/>
-          <w:b w:val="0"/>
-          <w:i w:val="0"/>
-          <w:color w:val="0000FF"/>
-          <w:sz w:val="24"/>
-          <w:u w:val="single"/>
-        </w:rPr>
-        <w:t xml:space="preserve"> </w:t>
-      </w:r>
-      <w:r>
-        <w:rPr>
-          <w:rFonts w:ascii="Charis SIL Regular" w:hAnsi="Charis SIL Regular" w:eastAsia="Charis SIL Regular"/>
-          <w:b w:val="0"/>
-          <w:i w:val="0"/>
-          <w:color w:val="0000FF"/>
-          <w:sz w:val="24"/>
-          <w:u w:val="single"/>
-        </w:rPr>
-        <w:hyperlink r:id="rId10" w:history="1">
-          <w:r>
-            <w:rPr>
-              <w:rStyle w:val="Hyperlink"/>
-            </w:rPr>
-            <w:t>c</w:t>
-          </w:r>
-        </w:hyperlink>
-      </w:r>
-      <w:r>
-        <w:rPr>
-          <w:rFonts w:ascii="Charis SIL Regular" w:hAnsi="Charis SIL Regular" w:eastAsia="Charis SIL Regular"/>
-          <w:b w:val="0"/>
-          <w:i w:val="0"/>
-          <w:color w:val="0000FF"/>
-          <w:sz w:val="24"/>
-        </w:rPr>
-        <w:t>m</w:t>
       </w:r>
       <w:r>
         <w:rPr>
@@ -3463,7 +3339,7 @@
           <w:color w:val="0000FF"/>
           <w:sz w:val="24"/>
         </w:rPr>
-        <w:hyperlink r:id="rId10" w:history="1">
+        <w:hyperlink r:id="rId11" w:history="1">
           <w:r>
             <w:rPr>
               <w:rStyle w:val="Hyperlink"/>
@@ -3480,7 +3356,7 @@
           <w:color w:val="0000FF"/>
           <w:sz w:val="24"/>
         </w:rPr>
-        <w:hyperlink r:id="rId10" w:history="1">
+        <w:hyperlink r:id="rId11" w:history="1">
           <w:r>
             <w:rPr>
               <w:rStyle w:val="Hyperlink"/>
@@ -3507,7 +3383,7 @@
           <w:color w:val="0000FF"/>
           <w:sz w:val="24"/>
         </w:rPr>
-        <w:hyperlink r:id="rId10" w:history="1">
+        <w:hyperlink r:id="rId11" w:history="1">
           <w:r>
             <w:rPr>
               <w:rStyle w:val="Hyperlink"/>
@@ -3524,7 +3400,7 @@
           <w:color w:val="0000FF"/>
           <w:sz w:val="24"/>
         </w:rPr>
-        <w:hyperlink r:id="rId10" w:history="1">
+        <w:hyperlink r:id="rId11" w:history="1">
           <w:r>
             <w:rPr>
               <w:rStyle w:val="Hyperlink"/>
@@ -3541,7 +3417,7 @@
           <w:color w:val="0000FF"/>
           <w:sz w:val="24"/>
         </w:rPr>
-        <w:hyperlink r:id="rId10" w:history="1">
+        <w:hyperlink r:id="rId11" w:history="1">
           <w:r>
             <w:rPr>
               <w:rStyle w:val="Hyperlink"/>
@@ -3558,7 +3434,7 @@
           <w:color w:val="0000FF"/>
           <w:sz w:val="24"/>
         </w:rPr>
-        <w:hyperlink r:id="rId10" w:history="1">
+        <w:hyperlink r:id="rId11" w:history="1">
           <w:r>
             <w:rPr>
               <w:rStyle w:val="Hyperlink"/>
@@ -3629,7 +3505,7 @@
           <w:color w:val="0000FF"/>
           <w:sz w:val="24"/>
         </w:rPr>
-        <w:hyperlink r:id="rId11" w:history="1">
+        <w:hyperlink r:id="rId10" w:history="1">
           <w:r>
             <w:rPr>
               <w:rStyle w:val="Hyperlink"/>
@@ -3646,7 +3522,7 @@
           <w:color w:val="0000FF"/>
           <w:sz w:val="24"/>
         </w:rPr>
-        <w:hyperlink r:id="rId11" w:history="1">
+        <w:hyperlink r:id="rId10" w:history="1">
           <w:r>
             <w:rPr>
               <w:rStyle w:val="Hyperlink"/>
@@ -3663,7 +3539,7 @@
           <w:color w:val="0000FF"/>
           <w:sz w:val="24"/>
         </w:rPr>
-        <w:hyperlink r:id="rId11" w:history="1">
+        <w:hyperlink r:id="rId10" w:history="1">
           <w:r>
             <w:rPr>
               <w:rStyle w:val="Hyperlink"/>
@@ -3680,7 +3556,7 @@
           <w:color w:val="0000FF"/>
           <w:sz w:val="24"/>
         </w:rPr>
-        <w:hyperlink r:id="rId11" w:history="1">
+        <w:hyperlink r:id="rId10" w:history="1">
           <w:r>
             <w:rPr>
               <w:rStyle w:val="Hyperlink"/>
@@ -3707,7 +3583,7 @@
           <w:color w:val="0000FF"/>
           <w:sz w:val="24"/>
         </w:rPr>
-        <w:hyperlink r:id="rId11" w:history="1">
+        <w:hyperlink r:id="rId10" w:history="1">
           <w:r>
             <w:rPr>
               <w:rStyle w:val="Hyperlink"/>
@@ -3724,7 +3600,7 @@
           <w:color w:val="0000FF"/>
           <w:sz w:val="24"/>
         </w:rPr>
-        <w:hyperlink r:id="rId11" w:history="1">
+        <w:hyperlink r:id="rId10" w:history="1">
           <w:r>
             <w:rPr>
               <w:rStyle w:val="Hyperlink"/>
@@ -3732,6 +3608,568 @@
             <w:t>r</w:t>
           </w:r>
         </w:hyperlink>
+      </w:r>
+      <w:r>
+        <w:rPr>
+          <w:rFonts w:ascii="Charis SIL Regular" w:hAnsi="Charis SIL Regular" w:eastAsia="Charis SIL Regular"/>
+          <w:b w:val="0"/>
+          <w:i w:val="0"/>
+          <w:color w:val="0000FF"/>
+          <w:sz w:val="24"/>
+        </w:rPr>
+        <w:hyperlink r:id="rId10" w:history="1">
+          <w:r>
+            <w:rPr>
+              <w:rStyle w:val="Hyperlink"/>
+            </w:rPr>
+            <w:t>in</w:t>
+          </w:r>
+        </w:hyperlink>
+      </w:r>
+      <w:r>
+        <w:rPr>
+          <w:rFonts w:ascii="Charis SIL Regular" w:hAnsi="Charis SIL Regular" w:eastAsia="Charis SIL Regular"/>
+          <w:b w:val="0"/>
+          <w:i w:val="0"/>
+          <w:color w:val="0000FF"/>
+          <w:sz w:val="24"/>
+        </w:rPr>
+        <w:hyperlink r:id="rId10" w:history="1">
+          <w:r>
+            <w:rPr>
+              <w:rStyle w:val="Hyperlink"/>
+            </w:rPr>
+            <w:t>ce</w:t>
+          </w:r>
+        </w:hyperlink>
+      </w:r>
+      <w:r>
+        <w:rPr>
+          <w:rFonts w:ascii="Charis SIL Regular" w:hAnsi="Charis SIL Regular" w:eastAsia="Charis SIL Regular"/>
+          <w:b w:val="0"/>
+          <w:i w:val="0"/>
+          <w:color w:val="0000FF"/>
+          <w:sz w:val="24"/>
+        </w:rPr>
+        <w:t xml:space="preserve"> </w:t>
+      </w:r>
+      <w:r>
+        <w:rPr>
+          <w:rFonts w:ascii="Charis SIL Regular" w:hAnsi="Charis SIL Regular" w:eastAsia="Charis SIL Regular"/>
+          <w:b w:val="0"/>
+          <w:i w:val="0"/>
+          <w:color w:val="0000FF"/>
+          <w:sz w:val="24"/>
+        </w:rPr>
+        <w:hyperlink r:id="rId10" w:history="1">
+          <w:r>
+            <w:rPr>
+              <w:rStyle w:val="Hyperlink"/>
+            </w:rPr>
+            <w:t>Wi</w:t>
+          </w:r>
+        </w:hyperlink>
+      </w:r>
+      <w:r>
+        <w:rPr>
+          <w:rFonts w:ascii="Charis SIL Regular" w:hAnsi="Charis SIL Regular" w:eastAsia="Charis SIL Regular"/>
+          <w:b w:val="0"/>
+          <w:i w:val="0"/>
+          <w:color w:val="0000FF"/>
+          <w:sz w:val="24"/>
+        </w:rPr>
+        <w:hyperlink r:id="rId10" w:history="1">
+          <w:r>
+            <w:rPr>
+              <w:rStyle w:val="Hyperlink"/>
+            </w:rPr>
+            <w:t>l</w:t>
+          </w:r>
+        </w:hyperlink>
+      </w:r>
+      <w:r>
+        <w:rPr>
+          <w:rFonts w:ascii="Charis SIL Regular" w:hAnsi="Charis SIL Regular" w:eastAsia="Charis SIL Regular"/>
+          <w:b w:val="0"/>
+          <w:i w:val="0"/>
+          <w:color w:val="0000FF"/>
+          <w:sz w:val="24"/>
+        </w:rPr>
+        <w:hyperlink r:id="rId10" w:history="1">
+          <w:r>
+            <w:rPr>
+              <w:rStyle w:val="Hyperlink"/>
+            </w:rPr>
+            <w:t>lia</w:t>
+          </w:r>
+        </w:hyperlink>
+      </w:r>
+      <w:r>
+        <w:rPr>
+          <w:rFonts w:ascii="Charis SIL Regular" w:hAnsi="Charis SIL Regular" w:eastAsia="Charis SIL Regular"/>
+          <w:b w:val="0"/>
+          <w:i w:val="0"/>
+          <w:color w:val="0000FF"/>
+          <w:sz w:val="24"/>
+        </w:rPr>
+        <w:hyperlink r:id="rId10" w:history="1">
+          <w:r>
+            <w:rPr>
+              <w:rStyle w:val="Hyperlink"/>
+            </w:rPr>
+            <w:t>m</w:t>
+          </w:r>
+        </w:hyperlink>
+      </w:r>
+      <w:r>
+        <w:rPr>
+          <w:rFonts w:ascii="Charis SIL Regular" w:hAnsi="Charis SIL Regular" w:eastAsia="Charis SIL Regular"/>
+          <w:b w:val="0"/>
+          <w:i w:val="0"/>
+          <w:color w:val="0000FF"/>
+          <w:sz w:val="24"/>
+        </w:rPr>
+        <w:t xml:space="preserve"> </w:t>
+      </w:r>
+      <w:r>
+        <w:rPr>
+          <w:rFonts w:ascii="Charis SIL Regular" w:hAnsi="Charis SIL Regular" w:eastAsia="Charis SIL Regular"/>
+          <w:b w:val="0"/>
+          <w:i w:val="0"/>
+          <w:color w:val="0000FF"/>
+          <w:sz w:val="24"/>
+        </w:rPr>
+        <w:hyperlink r:id="rId10" w:history="1">
+          <w:r>
+            <w:rPr>
+              <w:rStyle w:val="Hyperlink"/>
+            </w:rPr>
+            <w:t>IV</w:t>
+          </w:r>
+        </w:hyperlink>
+      </w:r>
+      <w:r>
+        <w:rPr>
+          <w:rFonts w:ascii="Charis SIL Regular" w:hAnsi="Charis SIL Regular" w:eastAsia="Charis SIL Regular"/>
+          <w:b w:val="0"/>
+          <w:i w:val="0"/>
+          <w:color w:val="0000FF"/>
+          <w:sz w:val="24"/>
+        </w:rPr>
+        <w:t xml:space="preserve"> </w:t>
+      </w:r>
+      <w:r>
+        <w:rPr>
+          <w:rFonts w:ascii="Charis SIL Regular" w:hAnsi="Charis SIL Regular" w:eastAsia="Charis SIL Regular"/>
+          <w:b w:val="0"/>
+          <w:i w:val="0"/>
+          <w:color w:val="0000FF"/>
+          <w:sz w:val="24"/>
+        </w:rPr>
+        <w:hyperlink r:id="rId10" w:history="1">
+          <w:r>
+            <w:rPr>
+              <w:rStyle w:val="Hyperlink"/>
+            </w:rPr>
+            <w:t>o</w:t>
+          </w:r>
+        </w:hyperlink>
+      </w:r>
+      <w:r>
+        <w:rPr>
+          <w:rFonts w:ascii="Charis SIL Regular" w:hAnsi="Charis SIL Regular" w:eastAsia="Charis SIL Regular"/>
+          <w:b w:val="0"/>
+          <w:i w:val="0"/>
+          <w:color w:val="0000FF"/>
+          <w:sz w:val="24"/>
+        </w:rPr>
+        <w:hyperlink r:id="rId11" w:history="1">
+          <w:r>
+            <w:rPr>
+              <w:rStyle w:val="Hyperlink"/>
+            </w:rPr>
+            <w:t>f</w:t>
+          </w:r>
+        </w:hyperlink>
+      </w:r>
+      <w:r>
+        <w:rPr>
+          <w:rFonts w:ascii="Charis SIL Regular" w:hAnsi="Charis SIL Regular" w:eastAsia="Charis SIL Regular"/>
+          <w:b w:val="0"/>
+          <w:i w:val="0"/>
+          <w:color w:val="0000FF"/>
+          <w:sz w:val="24"/>
+        </w:rPr>
+        <w:t xml:space="preserve"> </w:t>
+      </w:r>
+      <w:r>
+        <w:rPr>
+          <w:rFonts w:ascii="Charis SIL Regular" w:hAnsi="Charis SIL Regular" w:eastAsia="Charis SIL Regular"/>
+          <w:b w:val="0"/>
+          <w:i w:val="0"/>
+          <w:color w:val="0000FF"/>
+          <w:sz w:val="24"/>
+        </w:rPr>
+        <w:hyperlink r:id="rId11" w:history="1">
+          <w:r>
+            <w:rPr>
+              <w:rStyle w:val="Hyperlink"/>
+            </w:rPr>
+            <w:t>Orange,</w:t>
+          </w:r>
+        </w:hyperlink>
+      </w:r>
+      <w:r>
+        <w:rPr>
+          <w:rFonts w:ascii="Charis SIL Regular" w:hAnsi="Charis SIL Regular" w:eastAsia="Charis SIL Regular"/>
+          <w:b w:val="0"/>
+          <w:i w:val="0"/>
+          <w:color w:val="0000FF"/>
+          <w:sz w:val="24"/>
+        </w:rPr>
+        <w:t xml:space="preserve"> </w:t>
+      </w:r>
+      <w:r>
+        <w:rPr>
+          <w:rFonts w:ascii="Charis SIL Regular" w:hAnsi="Charis SIL Regular" w:eastAsia="Charis SIL Regular"/>
+          <w:b w:val="0"/>
+          <w:i w:val="0"/>
+          <w:color w:val="0000FF"/>
+          <w:sz w:val="24"/>
+        </w:rPr>
+        <w:hyperlink r:id="rId11" w:history="1">
+          <w:r>
+            <w:rPr>
+              <w:rStyle w:val="Hyperlink"/>
+            </w:rPr>
+            <w:t>possibly</w:t>
+          </w:r>
+        </w:hyperlink>
+      </w:r>
+      <w:r>
+        <w:rPr>
+          <w:rFonts w:ascii="Charis SIL Regular" w:hAnsi="Charis SIL Regular" w:eastAsia="Charis SIL Regular"/>
+          <w:b w:val="0"/>
+          <w:i w:val="0"/>
+          <w:color w:val="0000FF"/>
+          <w:sz w:val="24"/>
+        </w:rPr>
+        <w:t xml:space="preserve"> </w:t>
+      </w:r>
+      <w:r>
+        <w:rPr>
+          <w:rFonts w:ascii="Charis SIL Regular" w:hAnsi="Charis SIL Regular" w:eastAsia="Charis SIL Regular"/>
+          <w:b w:val="0"/>
+          <w:i w:val="0"/>
+          <w:color w:val="0000FF"/>
+          <w:sz w:val="24"/>
+        </w:rPr>
+        <w:hyperlink r:id="rId11" w:history="1">
+          <w:r>
+            <w:rPr>
+              <w:rStyle w:val="Hyperlink"/>
+            </w:rPr>
+            <w:t>drawn</w:t>
+          </w:r>
+        </w:hyperlink>
+      </w:r>
+      <w:r>
+        <w:rPr>
+          <w:rFonts w:ascii="Charis SIL Regular" w:hAnsi="Charis SIL Regular" w:eastAsia="Charis SIL Regular"/>
+          <w:b w:val="0"/>
+          <w:i w:val="0"/>
+          <w:color w:val="0000FF"/>
+          <w:sz w:val="24"/>
+        </w:rPr>
+        <w:t xml:space="preserve"> </w:t>
+      </w:r>
+      <w:r>
+        <w:rPr>
+          <w:rFonts w:ascii="Charis SIL Regular" w:hAnsi="Charis SIL Regular" w:eastAsia="Charis SIL Regular"/>
+          <w:b w:val="0"/>
+          <w:i w:val="0"/>
+          <w:color w:val="0000FF"/>
+          <w:sz w:val="24"/>
+        </w:rPr>
+        <w:hyperlink r:id="rId11" w:history="1">
+          <w:r>
+            <w:rPr>
+              <w:rStyle w:val="Hyperlink"/>
+            </w:rPr>
+            <w:t xml:space="preserve">up </w:t>
+          </w:r>
+        </w:hyperlink>
+      </w:r>
+      <w:r>
+        <w:rPr>
+          <w:rFonts w:ascii="Charis SIL Regular" w:hAnsi="Charis SIL Regular" w:eastAsia="Charis SIL Regular"/>
+          <w:b w:val="0"/>
+          <w:i w:val="0"/>
+          <w:color w:val="0000FF"/>
+          <w:sz w:val="24"/>
+        </w:rPr>
+        <w:hyperlink r:id="rId11" w:history="1">
+          <w:r>
+            <w:rPr>
+              <w:rStyle w:val="Hyperlink"/>
+            </w:rPr>
+            <w:t>on</w:t>
+          </w:r>
+        </w:hyperlink>
+      </w:r>
+      <w:r>
+        <w:rPr>
+          <w:rFonts w:ascii="Charis SIL Regular" w:hAnsi="Charis SIL Regular" w:eastAsia="Charis SIL Regular"/>
+          <w:b w:val="0"/>
+          <w:i w:val="0"/>
+          <w:color w:val="0000FF"/>
+          <w:sz w:val="24"/>
+        </w:rPr>
+        <w:t xml:space="preserve"> </w:t>
+      </w:r>
+      <w:r>
+        <w:rPr>
+          <w:rFonts w:ascii="Charis SIL Regular" w:hAnsi="Charis SIL Regular" w:eastAsia="Charis SIL Regular"/>
+          <w:b w:val="0"/>
+          <w:i w:val="0"/>
+          <w:color w:val="0000FF"/>
+          <w:sz w:val="24"/>
+        </w:rPr>
+        <w:hyperlink r:id="rId11" w:history="1">
+          <w:r>
+            <w:rPr>
+              <w:rStyle w:val="Hyperlink"/>
+            </w:rPr>
+            <w:t>Ceylon,</w:t>
+          </w:r>
+        </w:hyperlink>
+      </w:r>
+      <w:r>
+        <w:rPr>
+          <w:rFonts w:ascii="Charis SIL Regular" w:hAnsi="Charis SIL Regular" w:eastAsia="Charis SIL Regular"/>
+          <w:b w:val="0"/>
+          <w:i w:val="0"/>
+          <w:color w:val="0000FF"/>
+          <w:sz w:val="24"/>
+        </w:rPr>
+        <w:t xml:space="preserve"> </w:t>
+      </w:r>
+      <w:r>
+        <w:rPr>
+          <w:rFonts w:ascii="Charis SIL Regular" w:hAnsi="Charis SIL Regular" w:eastAsia="Charis SIL Regular"/>
+          <w:b w:val="0"/>
+          <w:i w:val="0"/>
+          <w:color w:val="0000FF"/>
+          <w:sz w:val="24"/>
+        </w:rPr>
+        <w:hyperlink r:id="rId11" w:history="1">
+          <w:r>
+            <w:rPr>
+              <w:rStyle w:val="Hyperlink"/>
+            </w:rPr>
+            <w:t>m</w:t>
+          </w:r>
+        </w:hyperlink>
+      </w:r>
+      <w:r>
+        <w:rPr>
+          <w:rFonts w:ascii="Charis SIL Regular" w:hAnsi="Charis SIL Regular" w:eastAsia="Charis SIL Regular"/>
+          <w:b w:val="0"/>
+          <w:i w:val="0"/>
+          <w:color w:val="0000FF"/>
+          <w:sz w:val="24"/>
+        </w:rPr>
+        <w:hyperlink r:id="rId11" w:history="1">
+          <w:r>
+            <w:rPr>
+              <w:rStyle w:val="Hyperlink"/>
+            </w:rPr>
+            <w:t>i</w:t>
+          </w:r>
+        </w:hyperlink>
+      </w:r>
+      <w:r>
+        <w:rPr>
+          <w:rFonts w:ascii="Charis SIL Regular" w:hAnsi="Charis SIL Regular" w:eastAsia="Charis SIL Regular"/>
+          <w:b w:val="0"/>
+          <w:i w:val="0"/>
+          <w:color w:val="0000FF"/>
+          <w:sz w:val="24"/>
+        </w:rPr>
+        <w:hyperlink r:id="rId11" w:history="1">
+          <w:r>
+            <w:rPr>
+              <w:rStyle w:val="Hyperlink"/>
+            </w:rPr>
+            <w:t>d-</w:t>
+          </w:r>
+        </w:hyperlink>
+      </w:r>
+      <w:r>
+        <w:rPr>
+          <w:rFonts w:ascii="Charis SIL Regular" w:hAnsi="Charis SIL Regular" w:eastAsia="Charis SIL Regular"/>
+          <w:b w:val="0"/>
+          <w:i w:val="0"/>
+          <w:color w:val="0000FF"/>
+          <w:sz w:val="24"/>
+        </w:rPr>
+        <w:hyperlink r:id="rId11" w:history="1">
+          <w:r>
+            <w:rPr>
+              <w:rStyle w:val="Hyperlink"/>
+            </w:rPr>
+            <w:t>eighteen</w:t>
+          </w:r>
+        </w:hyperlink>
+      </w:r>
+      <w:r>
+        <w:rPr>
+          <w:rFonts w:ascii="Charis SIL Regular" w:hAnsi="Charis SIL Regular" w:eastAsia="Charis SIL Regular"/>
+          <w:b w:val="0"/>
+          <w:i w:val="0"/>
+          <w:color w:val="0000FF"/>
+          <w:sz w:val="24"/>
+        </w:rPr>
+        <w:hyperlink r:id="rId11" w:history="1">
+          <w:r>
+            <w:rPr>
+              <w:rStyle w:val="Hyperlink"/>
+            </w:rPr>
+            <w:t>t</w:t>
+          </w:r>
+        </w:hyperlink>
+      </w:r>
+      <w:r>
+        <w:rPr>
+          <w:rFonts w:ascii="Charis SIL Regular" w:hAnsi="Charis SIL Regular" w:eastAsia="Charis SIL Regular"/>
+          <w:b w:val="0"/>
+          <w:i w:val="0"/>
+          <w:color w:val="0000FF"/>
+          <w:sz w:val="24"/>
+        </w:rPr>
+        <w:hyperlink r:id="rId11" w:history="1">
+          <w:r>
+            <w:rPr>
+              <w:rStyle w:val="Hyperlink"/>
+            </w:rPr>
+            <w:t>h</w:t>
+          </w:r>
+        </w:hyperlink>
+      </w:r>
+      <w:r>
+        <w:rPr>
+          <w:rFonts w:ascii="Charis SIL Regular" w:hAnsi="Charis SIL Regular" w:eastAsia="Charis SIL Regular"/>
+          <w:b w:val="0"/>
+          <w:i w:val="0"/>
+          <w:color w:val="0000FF"/>
+          <w:sz w:val="24"/>
+        </w:rPr>
+        <w:t xml:space="preserve"> </w:t>
+      </w:r>
+      <w:r>
+        <w:rPr>
+          <w:rFonts w:ascii="Charis SIL Regular" w:hAnsi="Charis SIL Regular" w:eastAsia="Charis SIL Regular"/>
+          <w:b w:val="0"/>
+          <w:i w:val="0"/>
+          <w:color w:val="0000FF"/>
+          <w:sz w:val="24"/>
+        </w:rPr>
+        <w:hyperlink r:id="rId11" w:history="1">
+          <w:r>
+            <w:rPr>
+              <w:rStyle w:val="Hyperlink"/>
+            </w:rPr>
+            <w:t>c</w:t>
+          </w:r>
+        </w:hyperlink>
+      </w:r>
+      <w:r>
+        <w:rPr>
+          <w:rFonts w:ascii="Charis SIL Regular" w:hAnsi="Charis SIL Regular" w:eastAsia="Charis SIL Regular"/>
+          <w:b w:val="0"/>
+          <w:i w:val="0"/>
+          <w:color w:val="0000FF"/>
+          <w:sz w:val="24"/>
+        </w:rPr>
+        <w:hyperlink r:id="rId11" w:history="1">
+          <w:r>
+            <w:rPr>
+              <w:rStyle w:val="Hyperlink"/>
+            </w:rPr>
+            <w:t>entury.</w:t>
+          </w:r>
+        </w:hyperlink>
+      </w:r>
+      <w:r>
+        <w:rPr>
+          <w:rFonts w:ascii="Charis SIL Regular" w:hAnsi="Charis SIL Regular" w:eastAsia="Charis SIL Regular"/>
+          <w:b w:val="0"/>
+          <w:i w:val="0"/>
+          <w:color w:val="0000FF"/>
+          <w:sz w:val="24"/>
+        </w:rPr>
+        <w:t xml:space="preserve"> </w:t>
+      </w:r>
+      <w:r>
+        <w:rPr>
+          <w:rFonts w:ascii="Charis SIL Regular" w:hAnsi="Charis SIL Regular" w:eastAsia="Charis SIL Regular"/>
+          <w:b w:val="0"/>
+          <w:i w:val="0"/>
+          <w:color w:val="0000FF"/>
+          <w:sz w:val="24"/>
+        </w:rPr>
+        <w:hyperlink r:id="rId11" w:history="1">
+          <w:r>
+            <w:rPr>
+              <w:rStyle w:val="Hyperlink"/>
+            </w:rPr>
+            <w:t>Par</w:t>
+          </w:r>
+        </w:hyperlink>
+      </w:r>
+      <w:r>
+        <w:rPr>
+          <w:rFonts w:ascii="Charis SIL Regular" w:hAnsi="Charis SIL Regular" w:eastAsia="Charis SIL Regular"/>
+          <w:b w:val="0"/>
+          <w:i w:val="0"/>
+          <w:color w:val="0000FF"/>
+          <w:sz w:val="24"/>
+        </w:rPr>
+        <w:hyperlink r:id="rId11" w:history="1">
+          <w:r>
+            <w:rPr>
+              <w:rStyle w:val="Hyperlink"/>
+            </w:rPr>
+            <w:t>t</w:t>
+          </w:r>
+        </w:hyperlink>
+      </w:r>
+      <w:r>
+        <w:rPr>
+          <w:rFonts w:ascii="Charis SIL Regular" w:hAnsi="Charis SIL Regular" w:eastAsia="Charis SIL Regular"/>
+          <w:b w:val="0"/>
+          <w:i w:val="0"/>
+          <w:color w:val="0000FF"/>
+          <w:sz w:val="24"/>
+        </w:rPr>
+        <w:hyperlink r:id="rId11" w:history="1">
+          <w:r>
+            <w:rPr>
+              <w:rStyle w:val="Hyperlink"/>
+            </w:rPr>
+            <w:t>ly</w:t>
+          </w:r>
+        </w:hyperlink>
+      </w:r>
+      <w:r>
+        <w:rPr>
+          <w:rFonts w:ascii="Charis SIL Regular" w:hAnsi="Charis SIL Regular" w:eastAsia="Charis SIL Regular"/>
+          <w:b w:val="0"/>
+          <w:i w:val="0"/>
+          <w:color w:val="0000FF"/>
+          <w:sz w:val="24"/>
+        </w:rPr>
+        <w:t xml:space="preserve"> </w:t>
       </w:r>
       <w:r>
         <w:rPr>
@@ -3758,24 +4196,24 @@
           <w:color w:val="0000FF"/>
           <w:sz w:val="24"/>
         </w:rPr>
+        <w:t xml:space="preserve"> </w:t>
+      </w:r>
+      <w:r>
+        <w:rPr>
+          <w:rFonts w:ascii="Charis SIL Regular" w:hAnsi="Charis SIL Regular" w:eastAsia="Charis SIL Regular"/>
+          <w:b w:val="0"/>
+          <w:i w:val="0"/>
+          <w:color w:val="0000FF"/>
+          <w:sz w:val="24"/>
+        </w:rPr>
         <w:hyperlink r:id="rId11" w:history="1">
           <w:r>
             <w:rPr>
               <w:rStyle w:val="Hyperlink"/>
             </w:rPr>
-            <w:t>ce</w:t>
+            <w:t>L</w:t>
           </w:r>
         </w:hyperlink>
-      </w:r>
-      <w:r>
-        <w:rPr>
-          <w:rFonts w:ascii="Charis SIL Regular" w:hAnsi="Charis SIL Regular" w:eastAsia="Charis SIL Regular"/>
-          <w:b w:val="0"/>
-          <w:i w:val="0"/>
-          <w:color w:val="0000FF"/>
-          <w:sz w:val="24"/>
-        </w:rPr>
-        <w:t xml:space="preserve"> </w:t>
       </w:r>
       <w:r>
         <w:rPr>
@@ -3790,7 +4228,7 @@
             <w:rPr>
               <w:rStyle w:val="Hyperlink"/>
             </w:rPr>
-            <w:t>Wi</w:t>
+            <w:t>a</w:t>
           </w:r>
         </w:hyperlink>
       </w:r>
@@ -3807,9 +4245,19 @@
             <w:rPr>
               <w:rStyle w:val="Hyperlink"/>
             </w:rPr>
-            <w:t>l</w:t>
+            <w:t>tin,</w:t>
           </w:r>
         </w:hyperlink>
+      </w:r>
+      <w:r>
+        <w:rPr>
+          <w:rFonts w:ascii="Charis SIL Regular" w:hAnsi="Charis SIL Regular" w:eastAsia="Charis SIL Regular"/>
+          <w:b w:val="0"/>
+          <w:i w:val="0"/>
+          <w:color w:val="0000FF"/>
+          <w:sz w:val="24"/>
+        </w:rPr>
+        <w:t xml:space="preserve"> </w:t>
       </w:r>
       <w:r>
         <w:rPr>
@@ -3824,7 +4272,7 @@
             <w:rPr>
               <w:rStyle w:val="Hyperlink"/>
             </w:rPr>
-            <w:t>lia</w:t>
+            <w:t>pal</w:t>
           </w:r>
         </w:hyperlink>
       </w:r>
@@ -3844,571 +4292,6 @@
             <w:t>m</w:t>
           </w:r>
         </w:hyperlink>
-      </w:r>
-      <w:r>
-        <w:rPr>
-          <w:rFonts w:ascii="Charis SIL Regular" w:hAnsi="Charis SIL Regular" w:eastAsia="Charis SIL Regular"/>
-          <w:b w:val="0"/>
-          <w:i w:val="0"/>
-          <w:color w:val="0000FF"/>
-          <w:sz w:val="24"/>
-        </w:rPr>
-        <w:t xml:space="preserve"> </w:t>
-      </w:r>
-      <w:r>
-        <w:rPr>
-          <w:rFonts w:ascii="Charis SIL Regular" w:hAnsi="Charis SIL Regular" w:eastAsia="Charis SIL Regular"/>
-          <w:b w:val="0"/>
-          <w:i w:val="0"/>
-          <w:color w:val="0000FF"/>
-          <w:sz w:val="24"/>
-        </w:rPr>
-        <w:hyperlink r:id="rId11" w:history="1">
-          <w:r>
-            <w:rPr>
-              <w:rStyle w:val="Hyperlink"/>
-            </w:rPr>
-            <w:t>IV</w:t>
-          </w:r>
-        </w:hyperlink>
-      </w:r>
-      <w:r>
-        <w:rPr>
-          <w:rFonts w:ascii="Charis SIL Regular" w:hAnsi="Charis SIL Regular" w:eastAsia="Charis SIL Regular"/>
-          <w:b w:val="0"/>
-          <w:i w:val="0"/>
-          <w:color w:val="0000FF"/>
-          <w:sz w:val="24"/>
-        </w:rPr>
-        <w:t xml:space="preserve"> </w:t>
-      </w:r>
-      <w:r>
-        <w:rPr>
-          <w:rFonts w:ascii="Charis SIL Regular" w:hAnsi="Charis SIL Regular" w:eastAsia="Charis SIL Regular"/>
-          <w:b w:val="0"/>
-          <w:i w:val="0"/>
-          <w:color w:val="0000FF"/>
-          <w:sz w:val="24"/>
-        </w:rPr>
-        <w:hyperlink r:id="rId11" w:history="1">
-          <w:r>
-            <w:rPr>
-              <w:rStyle w:val="Hyperlink"/>
-            </w:rPr>
-            <w:t>o</w:t>
-          </w:r>
-        </w:hyperlink>
-      </w:r>
-      <w:r>
-        <w:rPr>
-          <w:rFonts w:ascii="Charis SIL Regular" w:hAnsi="Charis SIL Regular" w:eastAsia="Charis SIL Regular"/>
-          <w:b w:val="0"/>
-          <w:i w:val="0"/>
-          <w:color w:val="0000FF"/>
-          <w:sz w:val="24"/>
-        </w:rPr>
-        <w:hyperlink r:id="rId11" w:history="1">
-          <w:r>
-            <w:rPr>
-              <w:rStyle w:val="Hyperlink"/>
-            </w:rPr>
-            <w:t>f</w:t>
-          </w:r>
-        </w:hyperlink>
-      </w:r>
-      <w:r>
-        <w:rPr>
-          <w:rFonts w:ascii="Charis SIL Regular" w:hAnsi="Charis SIL Regular" w:eastAsia="Charis SIL Regular"/>
-          <w:b w:val="0"/>
-          <w:i w:val="0"/>
-          <w:color w:val="0000FF"/>
-          <w:sz w:val="24"/>
-        </w:rPr>
-        <w:t xml:space="preserve"> </w:t>
-      </w:r>
-      <w:r>
-        <w:rPr>
-          <w:rFonts w:ascii="Charis SIL Regular" w:hAnsi="Charis SIL Regular" w:eastAsia="Charis SIL Regular"/>
-          <w:b w:val="0"/>
-          <w:i w:val="0"/>
-          <w:color w:val="0000FF"/>
-          <w:sz w:val="24"/>
-        </w:rPr>
-        <w:hyperlink r:id="rId11" w:history="1">
-          <w:r>
-            <w:rPr>
-              <w:rStyle w:val="Hyperlink"/>
-            </w:rPr>
-            <w:t>Orange,</w:t>
-          </w:r>
-        </w:hyperlink>
-      </w:r>
-      <w:r>
-        <w:rPr>
-          <w:rFonts w:ascii="Charis SIL Regular" w:hAnsi="Charis SIL Regular" w:eastAsia="Charis SIL Regular"/>
-          <w:b w:val="0"/>
-          <w:i w:val="0"/>
-          <w:color w:val="0000FF"/>
-          <w:sz w:val="24"/>
-        </w:rPr>
-        <w:t xml:space="preserve"> </w:t>
-      </w:r>
-      <w:r>
-        <w:rPr>
-          <w:rFonts w:ascii="Charis SIL Regular" w:hAnsi="Charis SIL Regular" w:eastAsia="Charis SIL Regular"/>
-          <w:b w:val="0"/>
-          <w:i w:val="0"/>
-          <w:color w:val="0000FF"/>
-          <w:sz w:val="24"/>
-        </w:rPr>
-        <w:hyperlink r:id="rId11" w:history="1">
-          <w:r>
-            <w:rPr>
-              <w:rStyle w:val="Hyperlink"/>
-            </w:rPr>
-            <w:t>possibly</w:t>
-          </w:r>
-        </w:hyperlink>
-      </w:r>
-      <w:r>
-        <w:rPr>
-          <w:rFonts w:ascii="Charis SIL Regular" w:hAnsi="Charis SIL Regular" w:eastAsia="Charis SIL Regular"/>
-          <w:b w:val="0"/>
-          <w:i w:val="0"/>
-          <w:color w:val="0000FF"/>
-          <w:sz w:val="24"/>
-        </w:rPr>
-        <w:t xml:space="preserve"> </w:t>
-      </w:r>
-      <w:r>
-        <w:rPr>
-          <w:rFonts w:ascii="Charis SIL Regular" w:hAnsi="Charis SIL Regular" w:eastAsia="Charis SIL Regular"/>
-          <w:b w:val="0"/>
-          <w:i w:val="0"/>
-          <w:color w:val="0000FF"/>
-          <w:sz w:val="24"/>
-        </w:rPr>
-        <w:hyperlink r:id="rId11" w:history="1">
-          <w:r>
-            <w:rPr>
-              <w:rStyle w:val="Hyperlink"/>
-            </w:rPr>
-            <w:t>drawn</w:t>
-          </w:r>
-        </w:hyperlink>
-      </w:r>
-      <w:r>
-        <w:rPr>
-          <w:rFonts w:ascii="Charis SIL Regular" w:hAnsi="Charis SIL Regular" w:eastAsia="Charis SIL Regular"/>
-          <w:b w:val="0"/>
-          <w:i w:val="0"/>
-          <w:color w:val="0000FF"/>
-          <w:sz w:val="24"/>
-        </w:rPr>
-        <w:t xml:space="preserve"> </w:t>
-      </w:r>
-      <w:r>
-        <w:rPr>
-          <w:rFonts w:ascii="Charis SIL Regular" w:hAnsi="Charis SIL Regular" w:eastAsia="Charis SIL Regular"/>
-          <w:b w:val="0"/>
-          <w:i w:val="0"/>
-          <w:color w:val="0000FF"/>
-          <w:sz w:val="24"/>
-        </w:rPr>
-        <w:hyperlink r:id="rId11" w:history="1">
-          <w:r>
-            <w:rPr>
-              <w:rStyle w:val="Hyperlink"/>
-            </w:rPr>
-            <w:t xml:space="preserve">up </w:t>
-          </w:r>
-        </w:hyperlink>
-      </w:r>
-      <w:r>
-        <w:rPr>
-          <w:rFonts w:ascii="Charis SIL Regular" w:hAnsi="Charis SIL Regular" w:eastAsia="Charis SIL Regular"/>
-          <w:b w:val="0"/>
-          <w:i w:val="0"/>
-          <w:color w:val="0000FF"/>
-          <w:sz w:val="24"/>
-        </w:rPr>
-        <w:hyperlink r:id="rId11" w:history="1">
-          <w:r>
-            <w:rPr>
-              <w:rStyle w:val="Hyperlink"/>
-            </w:rPr>
-            <w:t>on</w:t>
-          </w:r>
-        </w:hyperlink>
-      </w:r>
-      <w:r>
-        <w:rPr>
-          <w:rFonts w:ascii="Charis SIL Regular" w:hAnsi="Charis SIL Regular" w:eastAsia="Charis SIL Regular"/>
-          <w:b w:val="0"/>
-          <w:i w:val="0"/>
-          <w:color w:val="0000FF"/>
-          <w:sz w:val="24"/>
-        </w:rPr>
-        <w:t xml:space="preserve"> </w:t>
-      </w:r>
-      <w:r>
-        <w:rPr>
-          <w:rFonts w:ascii="Charis SIL Regular" w:hAnsi="Charis SIL Regular" w:eastAsia="Charis SIL Regular"/>
-          <w:b w:val="0"/>
-          <w:i w:val="0"/>
-          <w:color w:val="0000FF"/>
-          <w:sz w:val="24"/>
-        </w:rPr>
-        <w:hyperlink r:id="rId11" w:history="1">
-          <w:r>
-            <w:rPr>
-              <w:rStyle w:val="Hyperlink"/>
-            </w:rPr>
-            <w:t>Ceylon,</w:t>
-          </w:r>
-        </w:hyperlink>
-      </w:r>
-      <w:r>
-        <w:rPr>
-          <w:rFonts w:ascii="Charis SIL Regular" w:hAnsi="Charis SIL Regular" w:eastAsia="Charis SIL Regular"/>
-          <w:b w:val="0"/>
-          <w:i w:val="0"/>
-          <w:color w:val="0000FF"/>
-          <w:sz w:val="24"/>
-        </w:rPr>
-        <w:t xml:space="preserve"> </w:t>
-      </w:r>
-      <w:r>
-        <w:rPr>
-          <w:rFonts w:ascii="Charis SIL Regular" w:hAnsi="Charis SIL Regular" w:eastAsia="Charis SIL Regular"/>
-          <w:b w:val="0"/>
-          <w:i w:val="0"/>
-          <w:color w:val="0000FF"/>
-          <w:sz w:val="24"/>
-        </w:rPr>
-        <w:hyperlink r:id="rId11" w:history="1">
-          <w:r>
-            <w:rPr>
-              <w:rStyle w:val="Hyperlink"/>
-            </w:rPr>
-            <w:t>m</w:t>
-          </w:r>
-        </w:hyperlink>
-      </w:r>
-      <w:r>
-        <w:rPr>
-          <w:rFonts w:ascii="Charis SIL Regular" w:hAnsi="Charis SIL Regular" w:eastAsia="Charis SIL Regular"/>
-          <w:b w:val="0"/>
-          <w:i w:val="0"/>
-          <w:color w:val="0000FF"/>
-          <w:sz w:val="24"/>
-        </w:rPr>
-        <w:hyperlink r:id="rId11" w:history="1">
-          <w:r>
-            <w:rPr>
-              <w:rStyle w:val="Hyperlink"/>
-            </w:rPr>
-            <w:t>i</w:t>
-          </w:r>
-        </w:hyperlink>
-      </w:r>
-      <w:r>
-        <w:rPr>
-          <w:rFonts w:ascii="Charis SIL Regular" w:hAnsi="Charis SIL Regular" w:eastAsia="Charis SIL Regular"/>
-          <w:b w:val="0"/>
-          <w:i w:val="0"/>
-          <w:color w:val="0000FF"/>
-          <w:sz w:val="24"/>
-        </w:rPr>
-        <w:hyperlink r:id="rId11" w:history="1">
-          <w:r>
-            <w:rPr>
-              <w:rStyle w:val="Hyperlink"/>
-            </w:rPr>
-            <w:t>d-</w:t>
-          </w:r>
-        </w:hyperlink>
-      </w:r>
-      <w:r>
-        <w:rPr>
-          <w:rFonts w:ascii="Charis SIL Regular" w:hAnsi="Charis SIL Regular" w:eastAsia="Charis SIL Regular"/>
-          <w:b w:val="0"/>
-          <w:i w:val="0"/>
-          <w:color w:val="0000FF"/>
-          <w:sz w:val="24"/>
-        </w:rPr>
-        <w:hyperlink r:id="rId11" w:history="1">
-          <w:r>
-            <w:rPr>
-              <w:rStyle w:val="Hyperlink"/>
-            </w:rPr>
-            <w:t>eighteen</w:t>
-          </w:r>
-        </w:hyperlink>
-      </w:r>
-      <w:r>
-        <w:rPr>
-          <w:rFonts w:ascii="Charis SIL Regular" w:hAnsi="Charis SIL Regular" w:eastAsia="Charis SIL Regular"/>
-          <w:b w:val="0"/>
-          <w:i w:val="0"/>
-          <w:color w:val="0000FF"/>
-          <w:sz w:val="24"/>
-        </w:rPr>
-        <w:hyperlink r:id="rId11" w:history="1">
-          <w:r>
-            <w:rPr>
-              <w:rStyle w:val="Hyperlink"/>
-            </w:rPr>
-            <w:t>t</w:t>
-          </w:r>
-        </w:hyperlink>
-      </w:r>
-      <w:r>
-        <w:rPr>
-          <w:rFonts w:ascii="Charis SIL Regular" w:hAnsi="Charis SIL Regular" w:eastAsia="Charis SIL Regular"/>
-          <w:b w:val="0"/>
-          <w:i w:val="0"/>
-          <w:color w:val="0000FF"/>
-          <w:sz w:val="24"/>
-        </w:rPr>
-        <w:hyperlink r:id="rId11" w:history="1">
-          <w:r>
-            <w:rPr>
-              <w:rStyle w:val="Hyperlink"/>
-            </w:rPr>
-            <w:t>h</w:t>
-          </w:r>
-        </w:hyperlink>
-      </w:r>
-      <w:r>
-        <w:rPr>
-          <w:rFonts w:ascii="Charis SIL Regular" w:hAnsi="Charis SIL Regular" w:eastAsia="Charis SIL Regular"/>
-          <w:b w:val="0"/>
-          <w:i w:val="0"/>
-          <w:color w:val="0000FF"/>
-          <w:sz w:val="24"/>
-        </w:rPr>
-        <w:t xml:space="preserve"> </w:t>
-      </w:r>
-      <w:r>
-        <w:rPr>
-          <w:rFonts w:ascii="Charis SIL Regular" w:hAnsi="Charis SIL Regular" w:eastAsia="Charis SIL Regular"/>
-          <w:b w:val="0"/>
-          <w:i w:val="0"/>
-          <w:color w:val="0000FF"/>
-          <w:sz w:val="24"/>
-        </w:rPr>
-        <w:hyperlink r:id="rId11" w:history="1">
-          <w:r>
-            <w:rPr>
-              <w:rStyle w:val="Hyperlink"/>
-            </w:rPr>
-            <w:t>c</w:t>
-          </w:r>
-        </w:hyperlink>
-      </w:r>
-      <w:r>
-        <w:rPr>
-          <w:rFonts w:ascii="Charis SIL Regular" w:hAnsi="Charis SIL Regular" w:eastAsia="Charis SIL Regular"/>
-          <w:b w:val="0"/>
-          <w:i w:val="0"/>
-          <w:color w:val="0000FF"/>
-          <w:sz w:val="24"/>
-        </w:rPr>
-        <w:hyperlink r:id="rId11" w:history="1">
-          <w:r>
-            <w:rPr>
-              <w:rStyle w:val="Hyperlink"/>
-            </w:rPr>
-            <w:t>entury.</w:t>
-          </w:r>
-        </w:hyperlink>
-      </w:r>
-      <w:r>
-        <w:rPr>
-          <w:rFonts w:ascii="Charis SIL Regular" w:hAnsi="Charis SIL Regular" w:eastAsia="Charis SIL Regular"/>
-          <w:b w:val="0"/>
-          <w:i w:val="0"/>
-          <w:color w:val="0000FF"/>
-          <w:sz w:val="24"/>
-        </w:rPr>
-        <w:t xml:space="preserve"> </w:t>
-      </w:r>
-      <w:r>
-        <w:rPr>
-          <w:rFonts w:ascii="Charis SIL Regular" w:hAnsi="Charis SIL Regular" w:eastAsia="Charis SIL Regular"/>
-          <w:b w:val="0"/>
-          <w:i w:val="0"/>
-          <w:color w:val="0000FF"/>
-          <w:sz w:val="24"/>
-        </w:rPr>
-        <w:hyperlink r:id="rId11" w:history="1">
-          <w:r>
-            <w:rPr>
-              <w:rStyle w:val="Hyperlink"/>
-            </w:rPr>
-            <w:t>Par</w:t>
-          </w:r>
-        </w:hyperlink>
-      </w:r>
-      <w:r>
-        <w:rPr>
-          <w:rFonts w:ascii="Charis SIL Regular" w:hAnsi="Charis SIL Regular" w:eastAsia="Charis SIL Regular"/>
-          <w:b w:val="0"/>
-          <w:i w:val="0"/>
-          <w:color w:val="0000FF"/>
-          <w:sz w:val="24"/>
-        </w:rPr>
-        <w:hyperlink r:id="rId11" w:history="1">
-          <w:r>
-            <w:rPr>
-              <w:rStyle w:val="Hyperlink"/>
-            </w:rPr>
-            <w:t>t</w:t>
-          </w:r>
-        </w:hyperlink>
-      </w:r>
-      <w:r>
-        <w:rPr>
-          <w:rFonts w:ascii="Charis SIL Regular" w:hAnsi="Charis SIL Regular" w:eastAsia="Charis SIL Regular"/>
-          <w:b w:val="0"/>
-          <w:i w:val="0"/>
-          <w:color w:val="0000FF"/>
-          <w:sz w:val="24"/>
-        </w:rPr>
-        <w:hyperlink r:id="rId11" w:history="1">
-          <w:r>
-            <w:rPr>
-              <w:rStyle w:val="Hyperlink"/>
-            </w:rPr>
-            <w:t>ly</w:t>
-          </w:r>
-        </w:hyperlink>
-      </w:r>
-      <w:r>
-        <w:rPr>
-          <w:rFonts w:ascii="Charis SIL Regular" w:hAnsi="Charis SIL Regular" w:eastAsia="Charis SIL Regular"/>
-          <w:b w:val="0"/>
-          <w:i w:val="0"/>
-          <w:color w:val="0000FF"/>
-          <w:sz w:val="24"/>
-        </w:rPr>
-        <w:t xml:space="preserve"> </w:t>
-      </w:r>
-      <w:r>
-        <w:rPr>
-          <w:rFonts w:ascii="Charis SIL Regular" w:hAnsi="Charis SIL Regular" w:eastAsia="Charis SIL Regular"/>
-          <w:b w:val="0"/>
-          <w:i w:val="0"/>
-          <w:color w:val="0000FF"/>
-          <w:sz w:val="24"/>
-        </w:rPr>
-        <w:hyperlink r:id="rId11" w:history="1">
-          <w:r>
-            <w:rPr>
-              <w:rStyle w:val="Hyperlink"/>
-            </w:rPr>
-            <w:t>in</w:t>
-          </w:r>
-        </w:hyperlink>
-      </w:r>
-      <w:r>
-        <w:rPr>
-          <w:rFonts w:ascii="Charis SIL Regular" w:hAnsi="Charis SIL Regular" w:eastAsia="Charis SIL Regular"/>
-          <w:b w:val="0"/>
-          <w:i w:val="0"/>
-          <w:color w:val="0000FF"/>
-          <w:sz w:val="24"/>
-        </w:rPr>
-        <w:t xml:space="preserve"> </w:t>
-      </w:r>
-      <w:r>
-        <w:rPr>
-          <w:rFonts w:ascii="Charis SIL Regular" w:hAnsi="Charis SIL Regular" w:eastAsia="Charis SIL Regular"/>
-          <w:b w:val="0"/>
-          <w:i w:val="0"/>
-          <w:color w:val="0000FF"/>
-          <w:sz w:val="24"/>
-        </w:rPr>
-        <w:hyperlink r:id="rId11" w:history="1">
-          <w:r>
-            <w:rPr>
-              <w:rStyle w:val="Hyperlink"/>
-            </w:rPr>
-            <w:t>L</w:t>
-          </w:r>
-        </w:hyperlink>
-      </w:r>
-      <w:r>
-        <w:rPr>
-          <w:rFonts w:ascii="Charis SIL Regular" w:hAnsi="Charis SIL Regular" w:eastAsia="Charis SIL Regular"/>
-          <w:b w:val="0"/>
-          <w:i w:val="0"/>
-          <w:color w:val="0000FF"/>
-          <w:sz w:val="24"/>
-        </w:rPr>
-        <w:hyperlink r:id="rId11" w:history="1">
-          <w:r>
-            <w:rPr>
-              <w:rStyle w:val="Hyperlink"/>
-            </w:rPr>
-            <w:t>a</w:t>
-          </w:r>
-        </w:hyperlink>
-      </w:r>
-      <w:r>
-        <w:rPr>
-          <w:rFonts w:ascii="Charis SIL Regular" w:hAnsi="Charis SIL Regular" w:eastAsia="Charis SIL Regular"/>
-          <w:b w:val="0"/>
-          <w:i w:val="0"/>
-          <w:color w:val="0000FF"/>
-          <w:sz w:val="24"/>
-        </w:rPr>
-        <w:hyperlink r:id="rId11" w:history="1">
-          <w:r>
-            <w:rPr>
-              <w:rStyle w:val="Hyperlink"/>
-            </w:rPr>
-            <w:t>tin,</w:t>
-          </w:r>
-        </w:hyperlink>
-      </w:r>
-      <w:r>
-        <w:rPr>
-          <w:rFonts w:ascii="Charis SIL Regular" w:hAnsi="Charis SIL Regular" w:eastAsia="Charis SIL Regular"/>
-          <w:b w:val="0"/>
-          <w:i w:val="0"/>
-          <w:color w:val="0000FF"/>
-          <w:sz w:val="24"/>
-        </w:rPr>
-        <w:t xml:space="preserve"> </w:t>
-      </w:r>
-      <w:r>
-        <w:rPr>
-          <w:rFonts w:ascii="Charis SIL Regular" w:hAnsi="Charis SIL Regular" w:eastAsia="Charis SIL Regular"/>
-          <w:b w:val="0"/>
-          <w:i w:val="0"/>
-          <w:color w:val="0000FF"/>
-          <w:sz w:val="24"/>
-        </w:rPr>
-        <w:hyperlink r:id="rId11" w:history="1">
-          <w:r>
-            <w:rPr>
-              <w:rStyle w:val="Hyperlink"/>
-            </w:rPr>
-            <w:t>pal</w:t>
-          </w:r>
-        </w:hyperlink>
-      </w:r>
-      <w:r>
-        <w:rPr>
-          <w:rFonts w:ascii="Charis SIL Regular" w:hAnsi="Charis SIL Regular" w:eastAsia="Charis SIL Regular"/>
-          <w:b w:val="0"/>
-          <w:i w:val="0"/>
-          <w:color w:val="0000FF"/>
-          <w:sz w:val="24"/>
-        </w:rPr>
-        <w:t>m</w:t>
       </w:r>
       <w:r>
         <w:rPr>

--- a/EXPORTS/DOCX/review/niveau2/Dutch/Sri Lanka.docx
+++ b/EXPORTS/DOCX/review/niveau2/Dutch/Sri Lanka.docx
@@ -681,222 +681,8 @@
           <w:i w:val="0"/>
           <w:color w:val="0000FF"/>
           <w:sz w:val="24"/>
-          <w:u w:val="single"/>
-        </w:rPr>
-        <w:t xml:space="preserve"> </w:t>
-      </w:r>
-      <w:r>
-        <w:rPr>
-          <w:rFonts w:ascii="Charis SIL Regular" w:hAnsi="Charis SIL Regular" w:eastAsia="Charis SIL Regular"/>
-          <w:b w:val="0"/>
-          <w:i w:val="0"/>
-          <w:color w:val="0000FF"/>
-          <w:sz w:val="24"/>
-          <w:u w:val="single"/>
-        </w:rPr>
-        <w:hyperlink r:id="rId9" w:history="1">
-          <w:r>
-            <w:rPr>
-              <w:rStyle w:val="Hyperlink"/>
-            </w:rPr>
-            <w:t>(?).</w:t>
-          </w:r>
-        </w:hyperlink>
-      </w:r>
-      <w:r>
-        <w:rPr>
-          <w:rFonts w:ascii="Charis SIL Regular" w:hAnsi="Charis SIL Regular" w:eastAsia="Charis SIL Regular"/>
-          <w:b w:val="0"/>
-          <w:i w:val="0"/>
-          <w:color w:val="0000FF"/>
-          <w:sz w:val="24"/>
-          <w:u w:val="single"/>
-        </w:rPr>
-        <w:t xml:space="preserve"> </w:t>
-      </w:r>
-      <w:r>
-        <w:rPr>
-          <w:rFonts w:ascii="Charis SIL Regular" w:hAnsi="Charis SIL Regular" w:eastAsia="Charis SIL Regular"/>
-          <w:b w:val="0"/>
-          <w:i w:val="0"/>
-          <w:color w:val="0000FF"/>
-          <w:sz w:val="24"/>
-          <w:u w:val="single"/>
-        </w:rPr>
-        <w:hyperlink r:id="rId9" w:history="1">
-          <w:r>
-            <w:rPr>
-              <w:rStyle w:val="Hyperlink"/>
-            </w:rPr>
-            <w:t>In</w:t>
-          </w:r>
-        </w:hyperlink>
-      </w:r>
-      <w:r>
-        <w:rPr>
-          <w:rFonts w:ascii="Charis SIL Regular" w:hAnsi="Charis SIL Regular" w:eastAsia="Charis SIL Regular"/>
-          <w:b w:val="0"/>
-          <w:i w:val="0"/>
-          <w:color w:val="0000FF"/>
-          <w:sz w:val="24"/>
-          <w:u w:val="single"/>
-        </w:rPr>
-        <w:t xml:space="preserve"> </w:t>
-      </w:r>
-      <w:r>
-        <w:rPr>
-          <w:rFonts w:ascii="Charis SIL Regular" w:hAnsi="Charis SIL Regular" w:eastAsia="Charis SIL Regular"/>
-          <w:b w:val="0"/>
-          <w:i w:val="0"/>
-          <w:color w:val="0000FF"/>
-          <w:sz w:val="24"/>
-          <w:u w:val="single"/>
-        </w:rPr>
-        <w:hyperlink r:id="rId9" w:history="1">
-          <w:r>
-            <w:rPr>
-              <w:rStyle w:val="Hyperlink"/>
-            </w:rPr>
-            <w:t>Si</w:t>
-          </w:r>
-        </w:hyperlink>
-      </w:r>
-      <w:r>
-        <w:rPr>
-          <w:rFonts w:ascii="Charis SIL Regular" w:hAnsi="Charis SIL Regular" w:eastAsia="Charis SIL Regular"/>
-          <w:b w:val="0"/>
-          <w:i w:val="0"/>
-          <w:color w:val="0000FF"/>
-          <w:sz w:val="24"/>
-          <w:u w:val="single"/>
-        </w:rPr>
-        <w:hyperlink r:id="rId9" w:history="1">
-          <w:r>
-            <w:rPr>
-              <w:rStyle w:val="Hyperlink"/>
-            </w:rPr>
-            <w:t>n</w:t>
-          </w:r>
-        </w:hyperlink>
-      </w:r>
-      <w:r>
-        <w:rPr>
-          <w:rFonts w:ascii="Charis SIL Regular" w:hAnsi="Charis SIL Regular" w:eastAsia="Charis SIL Regular"/>
-          <w:b w:val="0"/>
-          <w:i w:val="0"/>
-          <w:color w:val="0000FF"/>
-          <w:sz w:val="24"/>
-          <w:u w:val="single"/>
-        </w:rPr>
-        <w:hyperlink r:id="rId9" w:history="1">
-          <w:r>
-            <w:rPr>
-              <w:rStyle w:val="Hyperlink"/>
-            </w:rPr>
-            <w:t>hale</w:t>
-          </w:r>
-        </w:hyperlink>
-      </w:r>
-      <w:r>
-        <w:rPr>
-          <w:rFonts w:ascii="Charis SIL Regular" w:hAnsi="Charis SIL Regular" w:eastAsia="Charis SIL Regular"/>
-          <w:b w:val="0"/>
-          <w:i w:val="0"/>
-          <w:color w:val="0000FF"/>
-          <w:sz w:val="24"/>
-          <w:u w:val="single"/>
-        </w:rPr>
-        <w:hyperlink r:id="rId9" w:history="1">
-          <w:r>
-            <w:rPr>
-              <w:rStyle w:val="Hyperlink"/>
-            </w:rPr>
-            <w:t>se,</w:t>
-          </w:r>
-        </w:hyperlink>
-      </w:r>
-      <w:r>
-        <w:rPr>
-          <w:rFonts w:ascii="Charis SIL Regular" w:hAnsi="Charis SIL Regular" w:eastAsia="Charis SIL Regular"/>
-          <w:b w:val="0"/>
-          <w:i w:val="0"/>
-          <w:color w:val="0000FF"/>
-          <w:sz w:val="24"/>
-          <w:u w:val="single"/>
-        </w:rPr>
-        <w:t xml:space="preserve"> </w:t>
-      </w:r>
-      <w:r>
-        <w:rPr>
-          <w:rFonts w:ascii="Charis SIL Regular" w:hAnsi="Charis SIL Regular" w:eastAsia="Charis SIL Regular"/>
-          <w:b w:val="0"/>
-          <w:i w:val="0"/>
-          <w:color w:val="0000FF"/>
-          <w:sz w:val="24"/>
-          <w:u w:val="single"/>
-        </w:rPr>
-        <w:hyperlink r:id="rId9" w:history="1">
-          <w:r>
-            <w:rPr>
-              <w:rStyle w:val="Hyperlink"/>
-            </w:rPr>
-            <w:t>p</w:t>
-          </w:r>
-        </w:hyperlink>
-      </w:r>
-      <w:r>
-        <w:rPr>
-          <w:rFonts w:ascii="Charis SIL Regular" w:hAnsi="Charis SIL Regular" w:eastAsia="Charis SIL Regular"/>
-          <w:b w:val="0"/>
-          <w:i w:val="0"/>
-          <w:color w:val="0000FF"/>
-          <w:sz w:val="24"/>
-          <w:u w:val="single"/>
-        </w:rPr>
-        <w:hyperlink r:id="rId9" w:history="1">
-          <w:r>
-            <w:rPr>
-              <w:rStyle w:val="Hyperlink"/>
-            </w:rPr>
-            <w:t>a</w:t>
-          </w:r>
-        </w:hyperlink>
-      </w:r>
-      <w:r>
-        <w:rPr>
-          <w:rFonts w:ascii="Charis SIL Regular" w:hAnsi="Charis SIL Regular" w:eastAsia="Charis SIL Regular"/>
-          <w:b w:val="0"/>
-          <w:i w:val="0"/>
-          <w:color w:val="0000FF"/>
-          <w:sz w:val="24"/>
-          <w:u w:val="single"/>
-        </w:rPr>
-        <w:hyperlink r:id="rId9" w:history="1">
-          <w:r>
-            <w:rPr>
-              <w:rStyle w:val="Hyperlink"/>
-            </w:rPr>
-            <w:t>l</w:t>
-          </w:r>
-        </w:hyperlink>
-      </w:r>
-      <w:r>
-        <w:rPr>
-          <w:rFonts w:ascii="Charis SIL Regular" w:hAnsi="Charis SIL Regular" w:eastAsia="Charis SIL Regular"/>
-          <w:b w:val="0"/>
-          <w:i w:val="0"/>
-          <w:color w:val="0000FF"/>
-          <w:sz w:val="24"/>
-          <w:u w:val="single"/>
-        </w:rPr>
-        <w:hyperlink r:id="rId9" w:history="1">
-          <w:r>
-            <w:rPr>
-              <w:rStyle w:val="Hyperlink"/>
-            </w:rPr>
-            <w:t>m</w:t>
-          </w:r>
-        </w:hyperlink>
+        </w:rPr>
+        <w:t xml:space="preserve"> (?). In Sinhalese, palm</w:t>
       </w:r>
       <w:r>
         <w:rPr>
@@ -1183,7 +969,7 @@
           <w:color w:val="0000FF"/>
           <w:sz w:val="24"/>
         </w:rPr>
-        <w:hyperlink r:id="rId10" w:history="1">
+        <w:hyperlink r:id="rId9" w:history="1">
           <w:r>
             <w:rPr>
               <w:rStyle w:val="Hyperlink"/>
@@ -1322,7 +1108,7 @@
           <w:color w:val="0000FF"/>
           <w:sz w:val="24"/>
         </w:rPr>
-        <w:hyperlink r:id="rId9" w:history="1">
+        <w:hyperlink r:id="rId10" w:history="1">
           <w:r>
             <w:rPr>
               <w:rStyle w:val="Hyperlink"/>
@@ -1349,7 +1135,7 @@
           <w:color w:val="0000FF"/>
           <w:sz w:val="24"/>
         </w:rPr>
-        <w:hyperlink r:id="rId9" w:history="1">
+        <w:hyperlink r:id="rId10" w:history="1">
           <w:r>
             <w:rPr>
               <w:rStyle w:val="Hyperlink"/>
@@ -1376,7 +1162,7 @@
           <w:color w:val="0000FF"/>
           <w:sz w:val="24"/>
         </w:rPr>
-        <w:hyperlink r:id="rId9" w:history="1">
+        <w:hyperlink r:id="rId10" w:history="1">
           <w:r>
             <w:rPr>
               <w:rStyle w:val="Hyperlink"/>
@@ -1403,7 +1189,7 @@
           <w:color w:val="0000FF"/>
           <w:sz w:val="24"/>
         </w:rPr>
-        <w:hyperlink r:id="rId9" w:history="1">
+        <w:hyperlink r:id="rId10" w:history="1">
           <w:r>
             <w:rPr>
               <w:rStyle w:val="Hyperlink"/>
@@ -1420,7 +1206,7 @@
           <w:color w:val="0000FF"/>
           <w:sz w:val="24"/>
         </w:rPr>
-        <w:hyperlink r:id="rId9" w:history="1">
+        <w:hyperlink r:id="rId10" w:history="1">
           <w:r>
             <w:rPr>
               <w:rStyle w:val="Hyperlink"/>
@@ -1437,7 +1223,7 @@
           <w:color w:val="0000FF"/>
           <w:sz w:val="24"/>
         </w:rPr>
-        <w:hyperlink r:id="rId9" w:history="1">
+        <w:hyperlink r:id="rId10" w:history="1">
           <w:r>
             <w:rPr>
               <w:rStyle w:val="Hyperlink"/>
@@ -1464,7 +1250,7 @@
           <w:color w:val="0000FF"/>
           <w:sz w:val="24"/>
         </w:rPr>
-        <w:hyperlink r:id="rId9" w:history="1">
+        <w:hyperlink r:id="rId10" w:history="1">
           <w:r>
             <w:rPr>
               <w:rStyle w:val="Hyperlink"/>
@@ -1481,7 +1267,7 @@
           <w:color w:val="0000FF"/>
           <w:sz w:val="24"/>
         </w:rPr>
-        <w:hyperlink r:id="rId9" w:history="1">
+        <w:hyperlink r:id="rId10" w:history="1">
           <w:r>
             <w:rPr>
               <w:rStyle w:val="Hyperlink"/>
@@ -1498,7 +1284,7 @@
           <w:color w:val="0000FF"/>
           <w:sz w:val="24"/>
         </w:rPr>
-        <w:hyperlink r:id="rId9" w:history="1">
+        <w:hyperlink r:id="rId10" w:history="1">
           <w:r>
             <w:rPr>
               <w:rStyle w:val="Hyperlink"/>
@@ -1515,7 +1301,7 @@
           <w:color w:val="0000FF"/>
           <w:sz w:val="24"/>
         </w:rPr>
-        <w:hyperlink r:id="rId9" w:history="1">
+        <w:hyperlink r:id="rId10" w:history="1">
           <w:r>
             <w:rPr>
               <w:rStyle w:val="Hyperlink"/>
@@ -1532,7 +1318,7 @@
           <w:color w:val="0000FF"/>
           <w:sz w:val="24"/>
         </w:rPr>
-        <w:hyperlink r:id="rId9" w:history="1">
+        <w:hyperlink r:id="rId10" w:history="1">
           <w:r>
             <w:rPr>
               <w:rStyle w:val="Hyperlink"/>
@@ -1559,7 +1345,7 @@
           <w:color w:val="0000FF"/>
           <w:sz w:val="24"/>
         </w:rPr>
-        <w:hyperlink r:id="rId9" w:history="1">
+        <w:hyperlink r:id="rId10" w:history="1">
           <w:r>
             <w:rPr>
               <w:rStyle w:val="Hyperlink"/>
@@ -1586,7 +1372,7 @@
           <w:color w:val="0000FF"/>
           <w:sz w:val="24"/>
         </w:rPr>
-        <w:hyperlink r:id="rId9" w:history="1">
+        <w:hyperlink r:id="rId10" w:history="1">
           <w:r>
             <w:rPr>
               <w:rStyle w:val="Hyperlink"/>
@@ -3339,7 +3125,7 @@
           <w:color w:val="0000FF"/>
           <w:sz w:val="24"/>
         </w:rPr>
-        <w:hyperlink r:id="rId11" w:history="1">
+        <w:hyperlink r:id="rId10" w:history="1">
           <w:r>
             <w:rPr>
               <w:rStyle w:val="Hyperlink"/>
@@ -3356,7 +3142,7 @@
           <w:color w:val="0000FF"/>
           <w:sz w:val="24"/>
         </w:rPr>
-        <w:hyperlink r:id="rId11" w:history="1">
+        <w:hyperlink r:id="rId10" w:history="1">
           <w:r>
             <w:rPr>
               <w:rStyle w:val="Hyperlink"/>
@@ -3383,7 +3169,7 @@
           <w:color w:val="0000FF"/>
           <w:sz w:val="24"/>
         </w:rPr>
-        <w:hyperlink r:id="rId11" w:history="1">
+        <w:hyperlink r:id="rId10" w:history="1">
           <w:r>
             <w:rPr>
               <w:rStyle w:val="Hyperlink"/>
@@ -3400,7 +3186,7 @@
           <w:color w:val="0000FF"/>
           <w:sz w:val="24"/>
         </w:rPr>
-        <w:hyperlink r:id="rId11" w:history="1">
+        <w:hyperlink r:id="rId10" w:history="1">
           <w:r>
             <w:rPr>
               <w:rStyle w:val="Hyperlink"/>
@@ -3417,7 +3203,7 @@
           <w:color w:val="0000FF"/>
           <w:sz w:val="24"/>
         </w:rPr>
-        <w:hyperlink r:id="rId11" w:history="1">
+        <w:hyperlink r:id="rId10" w:history="1">
           <w:r>
             <w:rPr>
               <w:rStyle w:val="Hyperlink"/>
@@ -3434,7 +3220,7 @@
           <w:color w:val="0000FF"/>
           <w:sz w:val="24"/>
         </w:rPr>
-        <w:hyperlink r:id="rId11" w:history="1">
+        <w:hyperlink r:id="rId10" w:history="1">
           <w:r>
             <w:rPr>
               <w:rStyle w:val="Hyperlink"/>
@@ -3739,7 +3525,7 @@
           <w:color w:val="0000FF"/>
           <w:sz w:val="24"/>
         </w:rPr>
-        <w:hyperlink r:id="rId10" w:history="1">
+        <w:hyperlink r:id="rId11" w:history="1">
           <w:r>
             <w:rPr>
               <w:rStyle w:val="Hyperlink"/>
@@ -3766,7 +3552,7 @@
           <w:color w:val="0000FF"/>
           <w:sz w:val="24"/>
         </w:rPr>
-        <w:hyperlink r:id="rId10" w:history="1">
+        <w:hyperlink r:id="rId11" w:history="1">
           <w:r>
             <w:rPr>
               <w:rStyle w:val="Hyperlink"/>
@@ -3908,388 +3694,22 @@
           <w:color w:val="0000FF"/>
           <w:sz w:val="24"/>
         </w:rPr>
+        <w:t xml:space="preserve">on Ceylon, mid-eighteenth century. Partly in Latin, </w:t>
+      </w:r>
+      <w:r>
+        <w:rPr>
+          <w:rFonts w:ascii="Charis SIL Regular" w:hAnsi="Charis SIL Regular" w:eastAsia="Charis SIL Regular"/>
+          <w:b w:val="0"/>
+          <w:i w:val="0"/>
+          <w:color w:val="0000FF"/>
+          <w:sz w:val="24"/>
+        </w:rPr>
         <w:hyperlink r:id="rId11" w:history="1">
           <w:r>
             <w:rPr>
               <w:rStyle w:val="Hyperlink"/>
             </w:rPr>
-            <w:t>on</w:t>
-          </w:r>
-        </w:hyperlink>
-      </w:r>
-      <w:r>
-        <w:rPr>
-          <w:rFonts w:ascii="Charis SIL Regular" w:hAnsi="Charis SIL Regular" w:eastAsia="Charis SIL Regular"/>
-          <w:b w:val="0"/>
-          <w:i w:val="0"/>
-          <w:color w:val="0000FF"/>
-          <w:sz w:val="24"/>
-        </w:rPr>
-        <w:t xml:space="preserve"> </w:t>
-      </w:r>
-      <w:r>
-        <w:rPr>
-          <w:rFonts w:ascii="Charis SIL Regular" w:hAnsi="Charis SIL Regular" w:eastAsia="Charis SIL Regular"/>
-          <w:b w:val="0"/>
-          <w:i w:val="0"/>
-          <w:color w:val="0000FF"/>
-          <w:sz w:val="24"/>
-        </w:rPr>
-        <w:hyperlink r:id="rId11" w:history="1">
-          <w:r>
-            <w:rPr>
-              <w:rStyle w:val="Hyperlink"/>
-            </w:rPr>
-            <w:t>Ceylon,</w:t>
-          </w:r>
-        </w:hyperlink>
-      </w:r>
-      <w:r>
-        <w:rPr>
-          <w:rFonts w:ascii="Charis SIL Regular" w:hAnsi="Charis SIL Regular" w:eastAsia="Charis SIL Regular"/>
-          <w:b w:val="0"/>
-          <w:i w:val="0"/>
-          <w:color w:val="0000FF"/>
-          <w:sz w:val="24"/>
-        </w:rPr>
-        <w:t xml:space="preserve"> </w:t>
-      </w:r>
-      <w:r>
-        <w:rPr>
-          <w:rFonts w:ascii="Charis SIL Regular" w:hAnsi="Charis SIL Regular" w:eastAsia="Charis SIL Regular"/>
-          <w:b w:val="0"/>
-          <w:i w:val="0"/>
-          <w:color w:val="0000FF"/>
-          <w:sz w:val="24"/>
-        </w:rPr>
-        <w:hyperlink r:id="rId11" w:history="1">
-          <w:r>
-            <w:rPr>
-              <w:rStyle w:val="Hyperlink"/>
-            </w:rPr>
-            <w:t>m</w:t>
-          </w:r>
-        </w:hyperlink>
-      </w:r>
-      <w:r>
-        <w:rPr>
-          <w:rFonts w:ascii="Charis SIL Regular" w:hAnsi="Charis SIL Regular" w:eastAsia="Charis SIL Regular"/>
-          <w:b w:val="0"/>
-          <w:i w:val="0"/>
-          <w:color w:val="0000FF"/>
-          <w:sz w:val="24"/>
-        </w:rPr>
-        <w:hyperlink r:id="rId11" w:history="1">
-          <w:r>
-            <w:rPr>
-              <w:rStyle w:val="Hyperlink"/>
-            </w:rPr>
-            <w:t>i</w:t>
-          </w:r>
-        </w:hyperlink>
-      </w:r>
-      <w:r>
-        <w:rPr>
-          <w:rFonts w:ascii="Charis SIL Regular" w:hAnsi="Charis SIL Regular" w:eastAsia="Charis SIL Regular"/>
-          <w:b w:val="0"/>
-          <w:i w:val="0"/>
-          <w:color w:val="0000FF"/>
-          <w:sz w:val="24"/>
-        </w:rPr>
-        <w:hyperlink r:id="rId11" w:history="1">
-          <w:r>
-            <w:rPr>
-              <w:rStyle w:val="Hyperlink"/>
-            </w:rPr>
-            <w:t>d-</w:t>
-          </w:r>
-        </w:hyperlink>
-      </w:r>
-      <w:r>
-        <w:rPr>
-          <w:rFonts w:ascii="Charis SIL Regular" w:hAnsi="Charis SIL Regular" w:eastAsia="Charis SIL Regular"/>
-          <w:b w:val="0"/>
-          <w:i w:val="0"/>
-          <w:color w:val="0000FF"/>
-          <w:sz w:val="24"/>
-        </w:rPr>
-        <w:hyperlink r:id="rId11" w:history="1">
-          <w:r>
-            <w:rPr>
-              <w:rStyle w:val="Hyperlink"/>
-            </w:rPr>
-            <w:t>eighteen</w:t>
-          </w:r>
-        </w:hyperlink>
-      </w:r>
-      <w:r>
-        <w:rPr>
-          <w:rFonts w:ascii="Charis SIL Regular" w:hAnsi="Charis SIL Regular" w:eastAsia="Charis SIL Regular"/>
-          <w:b w:val="0"/>
-          <w:i w:val="0"/>
-          <w:color w:val="0000FF"/>
-          <w:sz w:val="24"/>
-        </w:rPr>
-        <w:hyperlink r:id="rId11" w:history="1">
-          <w:r>
-            <w:rPr>
-              <w:rStyle w:val="Hyperlink"/>
-            </w:rPr>
-            <w:t>t</w:t>
-          </w:r>
-        </w:hyperlink>
-      </w:r>
-      <w:r>
-        <w:rPr>
-          <w:rFonts w:ascii="Charis SIL Regular" w:hAnsi="Charis SIL Regular" w:eastAsia="Charis SIL Regular"/>
-          <w:b w:val="0"/>
-          <w:i w:val="0"/>
-          <w:color w:val="0000FF"/>
-          <w:sz w:val="24"/>
-        </w:rPr>
-        <w:hyperlink r:id="rId11" w:history="1">
-          <w:r>
-            <w:rPr>
-              <w:rStyle w:val="Hyperlink"/>
-            </w:rPr>
-            <w:t>h</w:t>
-          </w:r>
-        </w:hyperlink>
-      </w:r>
-      <w:r>
-        <w:rPr>
-          <w:rFonts w:ascii="Charis SIL Regular" w:hAnsi="Charis SIL Regular" w:eastAsia="Charis SIL Regular"/>
-          <w:b w:val="0"/>
-          <w:i w:val="0"/>
-          <w:color w:val="0000FF"/>
-          <w:sz w:val="24"/>
-        </w:rPr>
-        <w:t xml:space="preserve"> </w:t>
-      </w:r>
-      <w:r>
-        <w:rPr>
-          <w:rFonts w:ascii="Charis SIL Regular" w:hAnsi="Charis SIL Regular" w:eastAsia="Charis SIL Regular"/>
-          <w:b w:val="0"/>
-          <w:i w:val="0"/>
-          <w:color w:val="0000FF"/>
-          <w:sz w:val="24"/>
-        </w:rPr>
-        <w:hyperlink r:id="rId11" w:history="1">
-          <w:r>
-            <w:rPr>
-              <w:rStyle w:val="Hyperlink"/>
-            </w:rPr>
-            <w:t>c</w:t>
-          </w:r>
-        </w:hyperlink>
-      </w:r>
-      <w:r>
-        <w:rPr>
-          <w:rFonts w:ascii="Charis SIL Regular" w:hAnsi="Charis SIL Regular" w:eastAsia="Charis SIL Regular"/>
-          <w:b w:val="0"/>
-          <w:i w:val="0"/>
-          <w:color w:val="0000FF"/>
-          <w:sz w:val="24"/>
-        </w:rPr>
-        <w:hyperlink r:id="rId11" w:history="1">
-          <w:r>
-            <w:rPr>
-              <w:rStyle w:val="Hyperlink"/>
-            </w:rPr>
-            <w:t>entury.</w:t>
-          </w:r>
-        </w:hyperlink>
-      </w:r>
-      <w:r>
-        <w:rPr>
-          <w:rFonts w:ascii="Charis SIL Regular" w:hAnsi="Charis SIL Regular" w:eastAsia="Charis SIL Regular"/>
-          <w:b w:val="0"/>
-          <w:i w:val="0"/>
-          <w:color w:val="0000FF"/>
-          <w:sz w:val="24"/>
-        </w:rPr>
-        <w:t xml:space="preserve"> </w:t>
-      </w:r>
-      <w:r>
-        <w:rPr>
-          <w:rFonts w:ascii="Charis SIL Regular" w:hAnsi="Charis SIL Regular" w:eastAsia="Charis SIL Regular"/>
-          <w:b w:val="0"/>
-          <w:i w:val="0"/>
-          <w:color w:val="0000FF"/>
-          <w:sz w:val="24"/>
-        </w:rPr>
-        <w:hyperlink r:id="rId11" w:history="1">
-          <w:r>
-            <w:rPr>
-              <w:rStyle w:val="Hyperlink"/>
-            </w:rPr>
-            <w:t>Par</w:t>
-          </w:r>
-        </w:hyperlink>
-      </w:r>
-      <w:r>
-        <w:rPr>
-          <w:rFonts w:ascii="Charis SIL Regular" w:hAnsi="Charis SIL Regular" w:eastAsia="Charis SIL Regular"/>
-          <w:b w:val="0"/>
-          <w:i w:val="0"/>
-          <w:color w:val="0000FF"/>
-          <w:sz w:val="24"/>
-        </w:rPr>
-        <w:hyperlink r:id="rId11" w:history="1">
-          <w:r>
-            <w:rPr>
-              <w:rStyle w:val="Hyperlink"/>
-            </w:rPr>
-            <w:t>t</w:t>
-          </w:r>
-        </w:hyperlink>
-      </w:r>
-      <w:r>
-        <w:rPr>
-          <w:rFonts w:ascii="Charis SIL Regular" w:hAnsi="Charis SIL Regular" w:eastAsia="Charis SIL Regular"/>
-          <w:b w:val="0"/>
-          <w:i w:val="0"/>
-          <w:color w:val="0000FF"/>
-          <w:sz w:val="24"/>
-        </w:rPr>
-        <w:hyperlink r:id="rId11" w:history="1">
-          <w:r>
-            <w:rPr>
-              <w:rStyle w:val="Hyperlink"/>
-            </w:rPr>
-            <w:t>ly</w:t>
-          </w:r>
-        </w:hyperlink>
-      </w:r>
-      <w:r>
-        <w:rPr>
-          <w:rFonts w:ascii="Charis SIL Regular" w:hAnsi="Charis SIL Regular" w:eastAsia="Charis SIL Regular"/>
-          <w:b w:val="0"/>
-          <w:i w:val="0"/>
-          <w:color w:val="0000FF"/>
-          <w:sz w:val="24"/>
-        </w:rPr>
-        <w:t xml:space="preserve"> </w:t>
-      </w:r>
-      <w:r>
-        <w:rPr>
-          <w:rFonts w:ascii="Charis SIL Regular" w:hAnsi="Charis SIL Regular" w:eastAsia="Charis SIL Regular"/>
-          <w:b w:val="0"/>
-          <w:i w:val="0"/>
-          <w:color w:val="0000FF"/>
-          <w:sz w:val="24"/>
-        </w:rPr>
-        <w:hyperlink r:id="rId11" w:history="1">
-          <w:r>
-            <w:rPr>
-              <w:rStyle w:val="Hyperlink"/>
-            </w:rPr>
-            <w:t>in</w:t>
-          </w:r>
-        </w:hyperlink>
-      </w:r>
-      <w:r>
-        <w:rPr>
-          <w:rFonts w:ascii="Charis SIL Regular" w:hAnsi="Charis SIL Regular" w:eastAsia="Charis SIL Regular"/>
-          <w:b w:val="0"/>
-          <w:i w:val="0"/>
-          <w:color w:val="0000FF"/>
-          <w:sz w:val="24"/>
-        </w:rPr>
-        <w:t xml:space="preserve"> </w:t>
-      </w:r>
-      <w:r>
-        <w:rPr>
-          <w:rFonts w:ascii="Charis SIL Regular" w:hAnsi="Charis SIL Regular" w:eastAsia="Charis SIL Regular"/>
-          <w:b w:val="0"/>
-          <w:i w:val="0"/>
-          <w:color w:val="0000FF"/>
-          <w:sz w:val="24"/>
-        </w:rPr>
-        <w:hyperlink r:id="rId11" w:history="1">
-          <w:r>
-            <w:rPr>
-              <w:rStyle w:val="Hyperlink"/>
-            </w:rPr>
-            <w:t>L</w:t>
-          </w:r>
-        </w:hyperlink>
-      </w:r>
-      <w:r>
-        <w:rPr>
-          <w:rFonts w:ascii="Charis SIL Regular" w:hAnsi="Charis SIL Regular" w:eastAsia="Charis SIL Regular"/>
-          <w:b w:val="0"/>
-          <w:i w:val="0"/>
-          <w:color w:val="0000FF"/>
-          <w:sz w:val="24"/>
-        </w:rPr>
-        <w:hyperlink r:id="rId11" w:history="1">
-          <w:r>
-            <w:rPr>
-              <w:rStyle w:val="Hyperlink"/>
-            </w:rPr>
-            <w:t>a</w:t>
-          </w:r>
-        </w:hyperlink>
-      </w:r>
-      <w:r>
-        <w:rPr>
-          <w:rFonts w:ascii="Charis SIL Regular" w:hAnsi="Charis SIL Regular" w:eastAsia="Charis SIL Regular"/>
-          <w:b w:val="0"/>
-          <w:i w:val="0"/>
-          <w:color w:val="0000FF"/>
-          <w:sz w:val="24"/>
-        </w:rPr>
-        <w:hyperlink r:id="rId11" w:history="1">
-          <w:r>
-            <w:rPr>
-              <w:rStyle w:val="Hyperlink"/>
-            </w:rPr>
-            <w:t>tin,</w:t>
-          </w:r>
-        </w:hyperlink>
-      </w:r>
-      <w:r>
-        <w:rPr>
-          <w:rFonts w:ascii="Charis SIL Regular" w:hAnsi="Charis SIL Regular" w:eastAsia="Charis SIL Regular"/>
-          <w:b w:val="0"/>
-          <w:i w:val="0"/>
-          <w:color w:val="0000FF"/>
-          <w:sz w:val="24"/>
-        </w:rPr>
-        <w:t xml:space="preserve"> </w:t>
-      </w:r>
-      <w:r>
-        <w:rPr>
-          <w:rFonts w:ascii="Charis SIL Regular" w:hAnsi="Charis SIL Regular" w:eastAsia="Charis SIL Regular"/>
-          <w:b w:val="0"/>
-          <w:i w:val="0"/>
-          <w:color w:val="0000FF"/>
-          <w:sz w:val="24"/>
-        </w:rPr>
-        <w:hyperlink r:id="rId11" w:history="1">
-          <w:r>
-            <w:rPr>
-              <w:rStyle w:val="Hyperlink"/>
-            </w:rPr>
-            <w:t>pal</w:t>
-          </w:r>
-        </w:hyperlink>
-      </w:r>
-      <w:r>
-        <w:rPr>
-          <w:rFonts w:ascii="Charis SIL Regular" w:hAnsi="Charis SIL Regular" w:eastAsia="Charis SIL Regular"/>
-          <w:b w:val="0"/>
-          <w:i w:val="0"/>
-          <w:color w:val="0000FF"/>
-          <w:sz w:val="24"/>
-        </w:rPr>
-        <w:hyperlink r:id="rId11" w:history="1">
-          <w:r>
-            <w:rPr>
-              <w:rStyle w:val="Hyperlink"/>
-            </w:rPr>
-            <w:t>m</w:t>
+            <w:t>palm</w:t>
           </w:r>
         </w:hyperlink>
       </w:r>

--- a/EXPORTS/DOCX/review/niveau2/Dutch/Sri Lanka.docx
+++ b/EXPORTS/DOCX/review/niveau2/Dutch/Sri Lanka.docx
@@ -681,8 +681,222 @@
           <w:i w:val="0"/>
           <w:color w:val="0000FF"/>
           <w:sz w:val="24"/>
-        </w:rPr>
-        <w:t xml:space="preserve"> (?). In Sinhalese, palm</w:t>
+          <w:u w:val="single"/>
+        </w:rPr>
+        <w:t xml:space="preserve"> </w:t>
+      </w:r>
+      <w:r>
+        <w:rPr>
+          <w:rFonts w:ascii="Charis SIL Regular" w:hAnsi="Charis SIL Regular" w:eastAsia="Charis SIL Regular"/>
+          <w:b w:val="0"/>
+          <w:i w:val="0"/>
+          <w:color w:val="0000FF"/>
+          <w:sz w:val="24"/>
+          <w:u w:val="single"/>
+        </w:rPr>
+        <w:hyperlink r:id="rId9" w:history="1">
+          <w:r>
+            <w:rPr>
+              <w:rStyle w:val="Hyperlink"/>
+            </w:rPr>
+            <w:t>(?).</w:t>
+          </w:r>
+        </w:hyperlink>
+      </w:r>
+      <w:r>
+        <w:rPr>
+          <w:rFonts w:ascii="Charis SIL Regular" w:hAnsi="Charis SIL Regular" w:eastAsia="Charis SIL Regular"/>
+          <w:b w:val="0"/>
+          <w:i w:val="0"/>
+          <w:color w:val="0000FF"/>
+          <w:sz w:val="24"/>
+          <w:u w:val="single"/>
+        </w:rPr>
+        <w:t xml:space="preserve"> </w:t>
+      </w:r>
+      <w:r>
+        <w:rPr>
+          <w:rFonts w:ascii="Charis SIL Regular" w:hAnsi="Charis SIL Regular" w:eastAsia="Charis SIL Regular"/>
+          <w:b w:val="0"/>
+          <w:i w:val="0"/>
+          <w:color w:val="0000FF"/>
+          <w:sz w:val="24"/>
+          <w:u w:val="single"/>
+        </w:rPr>
+        <w:hyperlink r:id="rId9" w:history="1">
+          <w:r>
+            <w:rPr>
+              <w:rStyle w:val="Hyperlink"/>
+            </w:rPr>
+            <w:t>In</w:t>
+          </w:r>
+        </w:hyperlink>
+      </w:r>
+      <w:r>
+        <w:rPr>
+          <w:rFonts w:ascii="Charis SIL Regular" w:hAnsi="Charis SIL Regular" w:eastAsia="Charis SIL Regular"/>
+          <w:b w:val="0"/>
+          <w:i w:val="0"/>
+          <w:color w:val="0000FF"/>
+          <w:sz w:val="24"/>
+          <w:u w:val="single"/>
+        </w:rPr>
+        <w:t xml:space="preserve"> </w:t>
+      </w:r>
+      <w:r>
+        <w:rPr>
+          <w:rFonts w:ascii="Charis SIL Regular" w:hAnsi="Charis SIL Regular" w:eastAsia="Charis SIL Regular"/>
+          <w:b w:val="0"/>
+          <w:i w:val="0"/>
+          <w:color w:val="0000FF"/>
+          <w:sz w:val="24"/>
+          <w:u w:val="single"/>
+        </w:rPr>
+        <w:hyperlink r:id="rId9" w:history="1">
+          <w:r>
+            <w:rPr>
+              <w:rStyle w:val="Hyperlink"/>
+            </w:rPr>
+            <w:t>Si</w:t>
+          </w:r>
+        </w:hyperlink>
+      </w:r>
+      <w:r>
+        <w:rPr>
+          <w:rFonts w:ascii="Charis SIL Regular" w:hAnsi="Charis SIL Regular" w:eastAsia="Charis SIL Regular"/>
+          <w:b w:val="0"/>
+          <w:i w:val="0"/>
+          <w:color w:val="0000FF"/>
+          <w:sz w:val="24"/>
+          <w:u w:val="single"/>
+        </w:rPr>
+        <w:hyperlink r:id="rId9" w:history="1">
+          <w:r>
+            <w:rPr>
+              <w:rStyle w:val="Hyperlink"/>
+            </w:rPr>
+            <w:t>n</w:t>
+          </w:r>
+        </w:hyperlink>
+      </w:r>
+      <w:r>
+        <w:rPr>
+          <w:rFonts w:ascii="Charis SIL Regular" w:hAnsi="Charis SIL Regular" w:eastAsia="Charis SIL Regular"/>
+          <w:b w:val="0"/>
+          <w:i w:val="0"/>
+          <w:color w:val="0000FF"/>
+          <w:sz w:val="24"/>
+          <w:u w:val="single"/>
+        </w:rPr>
+        <w:hyperlink r:id="rId9" w:history="1">
+          <w:r>
+            <w:rPr>
+              <w:rStyle w:val="Hyperlink"/>
+            </w:rPr>
+            <w:t>hale</w:t>
+          </w:r>
+        </w:hyperlink>
+      </w:r>
+      <w:r>
+        <w:rPr>
+          <w:rFonts w:ascii="Charis SIL Regular" w:hAnsi="Charis SIL Regular" w:eastAsia="Charis SIL Regular"/>
+          <w:b w:val="0"/>
+          <w:i w:val="0"/>
+          <w:color w:val="0000FF"/>
+          <w:sz w:val="24"/>
+          <w:u w:val="single"/>
+        </w:rPr>
+        <w:hyperlink r:id="rId9" w:history="1">
+          <w:r>
+            <w:rPr>
+              <w:rStyle w:val="Hyperlink"/>
+            </w:rPr>
+            <w:t>se,</w:t>
+          </w:r>
+        </w:hyperlink>
+      </w:r>
+      <w:r>
+        <w:rPr>
+          <w:rFonts w:ascii="Charis SIL Regular" w:hAnsi="Charis SIL Regular" w:eastAsia="Charis SIL Regular"/>
+          <w:b w:val="0"/>
+          <w:i w:val="0"/>
+          <w:color w:val="0000FF"/>
+          <w:sz w:val="24"/>
+          <w:u w:val="single"/>
+        </w:rPr>
+        <w:t xml:space="preserve"> </w:t>
+      </w:r>
+      <w:r>
+        <w:rPr>
+          <w:rFonts w:ascii="Charis SIL Regular" w:hAnsi="Charis SIL Regular" w:eastAsia="Charis SIL Regular"/>
+          <w:b w:val="0"/>
+          <w:i w:val="0"/>
+          <w:color w:val="0000FF"/>
+          <w:sz w:val="24"/>
+          <w:u w:val="single"/>
+        </w:rPr>
+        <w:hyperlink r:id="rId9" w:history="1">
+          <w:r>
+            <w:rPr>
+              <w:rStyle w:val="Hyperlink"/>
+            </w:rPr>
+            <w:t>p</w:t>
+          </w:r>
+        </w:hyperlink>
+      </w:r>
+      <w:r>
+        <w:rPr>
+          <w:rFonts w:ascii="Charis SIL Regular" w:hAnsi="Charis SIL Regular" w:eastAsia="Charis SIL Regular"/>
+          <w:b w:val="0"/>
+          <w:i w:val="0"/>
+          <w:color w:val="0000FF"/>
+          <w:sz w:val="24"/>
+          <w:u w:val="single"/>
+        </w:rPr>
+        <w:hyperlink r:id="rId9" w:history="1">
+          <w:r>
+            <w:rPr>
+              <w:rStyle w:val="Hyperlink"/>
+            </w:rPr>
+            <w:t>a</w:t>
+          </w:r>
+        </w:hyperlink>
+      </w:r>
+      <w:r>
+        <w:rPr>
+          <w:rFonts w:ascii="Charis SIL Regular" w:hAnsi="Charis SIL Regular" w:eastAsia="Charis SIL Regular"/>
+          <w:b w:val="0"/>
+          <w:i w:val="0"/>
+          <w:color w:val="0000FF"/>
+          <w:sz w:val="24"/>
+          <w:u w:val="single"/>
+        </w:rPr>
+        <w:hyperlink r:id="rId9" w:history="1">
+          <w:r>
+            <w:rPr>
+              <w:rStyle w:val="Hyperlink"/>
+            </w:rPr>
+            <w:t>l</w:t>
+          </w:r>
+        </w:hyperlink>
+      </w:r>
+      <w:r>
+        <w:rPr>
+          <w:rFonts w:ascii="Charis SIL Regular" w:hAnsi="Charis SIL Regular" w:eastAsia="Charis SIL Regular"/>
+          <w:b w:val="0"/>
+          <w:i w:val="0"/>
+          <w:color w:val="0000FF"/>
+          <w:sz w:val="24"/>
+          <w:u w:val="single"/>
+        </w:rPr>
+        <w:hyperlink r:id="rId9" w:history="1">
+          <w:r>
+            <w:rPr>
+              <w:rStyle w:val="Hyperlink"/>
+            </w:rPr>
+            <w:t>m</w:t>
+          </w:r>
+        </w:hyperlink>
       </w:r>
       <w:r>
         <w:rPr>
@@ -1108,7 +1322,7 @@
           <w:color w:val="0000FF"/>
           <w:sz w:val="24"/>
         </w:rPr>
-        <w:hyperlink r:id="rId10" w:history="1">
+        <w:hyperlink r:id="rId9" w:history="1">
           <w:r>
             <w:rPr>
               <w:rStyle w:val="Hyperlink"/>
@@ -1135,7 +1349,7 @@
           <w:color w:val="0000FF"/>
           <w:sz w:val="24"/>
         </w:rPr>
-        <w:hyperlink r:id="rId10" w:history="1">
+        <w:hyperlink r:id="rId9" w:history="1">
           <w:r>
             <w:rPr>
               <w:rStyle w:val="Hyperlink"/>
@@ -1162,7 +1376,7 @@
           <w:color w:val="0000FF"/>
           <w:sz w:val="24"/>
         </w:rPr>
-        <w:hyperlink r:id="rId10" w:history="1">
+        <w:hyperlink r:id="rId9" w:history="1">
           <w:r>
             <w:rPr>
               <w:rStyle w:val="Hyperlink"/>
@@ -1189,7 +1403,7 @@
           <w:color w:val="0000FF"/>
           <w:sz w:val="24"/>
         </w:rPr>
-        <w:hyperlink r:id="rId10" w:history="1">
+        <w:hyperlink r:id="rId9" w:history="1">
           <w:r>
             <w:rPr>
               <w:rStyle w:val="Hyperlink"/>
@@ -1206,12 +1420,950 @@
           <w:color w:val="0000FF"/>
           <w:sz w:val="24"/>
         </w:rPr>
+        <w:hyperlink r:id="rId9" w:history="1">
+          <w:r>
+            <w:rPr>
+              <w:rStyle w:val="Hyperlink"/>
+            </w:rPr>
+            <w:t>ijay</w:t>
+          </w:r>
+        </w:hyperlink>
+      </w:r>
+      <w:r>
+        <w:rPr>
+          <w:rFonts w:ascii="Charis SIL Regular" w:hAnsi="Charis SIL Regular" w:eastAsia="Charis SIL Regular"/>
+          <w:b w:val="0"/>
+          <w:i w:val="0"/>
+          <w:color w:val="0000FF"/>
+          <w:sz w:val="24"/>
+        </w:rPr>
+        <w:hyperlink r:id="rId9" w:history="1">
+          <w:r>
+            <w:rPr>
+              <w:rStyle w:val="Hyperlink"/>
+            </w:rPr>
+            <w:t>a</w:t>
+          </w:r>
+        </w:hyperlink>
+      </w:r>
+      <w:r>
+        <w:rPr>
+          <w:rFonts w:ascii="Charis SIL Regular" w:hAnsi="Charis SIL Regular" w:eastAsia="Charis SIL Regular"/>
+          <w:b w:val="0"/>
+          <w:i w:val="0"/>
+          <w:color w:val="0000FF"/>
+          <w:sz w:val="24"/>
+        </w:rPr>
+        <w:t xml:space="preserve"> </w:t>
+      </w:r>
+      <w:r>
+        <w:rPr>
+          <w:rFonts w:ascii="Charis SIL Regular" w:hAnsi="Charis SIL Regular" w:eastAsia="Charis SIL Regular"/>
+          <w:b w:val="0"/>
+          <w:i w:val="0"/>
+          <w:color w:val="0000FF"/>
+          <w:sz w:val="24"/>
+        </w:rPr>
+        <w:hyperlink r:id="rId9" w:history="1">
+          <w:r>
+            <w:rPr>
+              <w:rStyle w:val="Hyperlink"/>
+            </w:rPr>
+            <w:t>R</w:t>
+          </w:r>
+        </w:hyperlink>
+      </w:r>
+      <w:r>
+        <w:rPr>
+          <w:rFonts w:ascii="Charis SIL Regular" w:hAnsi="Charis SIL Regular" w:eastAsia="Charis SIL Regular"/>
+          <w:b w:val="0"/>
+          <w:i w:val="0"/>
+          <w:color w:val="0000FF"/>
+          <w:sz w:val="24"/>
+        </w:rPr>
+        <w:hyperlink r:id="rId9" w:history="1">
+          <w:r>
+            <w:rPr>
+              <w:rStyle w:val="Hyperlink"/>
+            </w:rPr>
+            <w:t>aja</w:t>
+          </w:r>
+        </w:hyperlink>
+      </w:r>
+      <w:r>
+        <w:rPr>
+          <w:rFonts w:ascii="Charis SIL Regular" w:hAnsi="Charis SIL Regular" w:eastAsia="Charis SIL Regular"/>
+          <w:b w:val="0"/>
+          <w:i w:val="0"/>
+          <w:color w:val="0000FF"/>
+          <w:sz w:val="24"/>
+        </w:rPr>
+        <w:hyperlink r:id="rId9" w:history="1">
+          <w:r>
+            <w:rPr>
+              <w:rStyle w:val="Hyperlink"/>
+            </w:rPr>
+            <w:t>sin</w:t>
+          </w:r>
+        </w:hyperlink>
+      </w:r>
+      <w:r>
+        <w:rPr>
+          <w:rFonts w:ascii="Charis SIL Regular" w:hAnsi="Charis SIL Regular" w:eastAsia="Charis SIL Regular"/>
+          <w:b w:val="0"/>
+          <w:i w:val="0"/>
+          <w:color w:val="0000FF"/>
+          <w:sz w:val="24"/>
+        </w:rPr>
+        <w:hyperlink r:id="rId9" w:history="1">
+          <w:r>
+            <w:rPr>
+              <w:rStyle w:val="Hyperlink"/>
+            </w:rPr>
+            <w:t>g</w:t>
+          </w:r>
+        </w:hyperlink>
+      </w:r>
+      <w:r>
+        <w:rPr>
+          <w:rFonts w:ascii="Charis SIL Regular" w:hAnsi="Charis SIL Regular" w:eastAsia="Charis SIL Regular"/>
+          <w:b w:val="0"/>
+          <w:i w:val="0"/>
+          <w:color w:val="0000FF"/>
+          <w:sz w:val="24"/>
+        </w:rPr>
+        <w:hyperlink r:id="rId9" w:history="1">
+          <w:r>
+            <w:rPr>
+              <w:rStyle w:val="Hyperlink"/>
+            </w:rPr>
+            <w:t>a</w:t>
+          </w:r>
+        </w:hyperlink>
+      </w:r>
+      <w:r>
+        <w:rPr>
+          <w:rFonts w:ascii="Charis SIL Regular" w:hAnsi="Charis SIL Regular" w:eastAsia="Charis SIL Regular"/>
+          <w:b w:val="0"/>
+          <w:i w:val="0"/>
+          <w:color w:val="0000FF"/>
+          <w:sz w:val="24"/>
+        </w:rPr>
+        <w:t xml:space="preserve"> </w:t>
+      </w:r>
+      <w:r>
+        <w:rPr>
+          <w:rFonts w:ascii="Charis SIL Regular" w:hAnsi="Charis SIL Regular" w:eastAsia="Charis SIL Regular"/>
+          <w:b w:val="0"/>
+          <w:i w:val="0"/>
+          <w:color w:val="0000FF"/>
+          <w:sz w:val="24"/>
+        </w:rPr>
+        <w:hyperlink r:id="rId9" w:history="1">
+          <w:r>
+            <w:rPr>
+              <w:rStyle w:val="Hyperlink"/>
+            </w:rPr>
+            <w:t>of</w:t>
+          </w:r>
+        </w:hyperlink>
+      </w:r>
+      <w:r>
+        <w:rPr>
+          <w:rFonts w:ascii="Charis SIL Regular" w:hAnsi="Charis SIL Regular" w:eastAsia="Charis SIL Regular"/>
+          <w:b w:val="0"/>
+          <w:i w:val="0"/>
+          <w:color w:val="0000FF"/>
+          <w:sz w:val="24"/>
+        </w:rPr>
+        <w:t xml:space="preserve"> </w:t>
+      </w:r>
+      <w:r>
+        <w:rPr>
+          <w:rFonts w:ascii="Charis SIL Regular" w:hAnsi="Charis SIL Regular" w:eastAsia="Charis SIL Regular"/>
+          <w:b w:val="0"/>
+          <w:i w:val="0"/>
+          <w:color w:val="0000FF"/>
+          <w:sz w:val="24"/>
+        </w:rPr>
+        <w:hyperlink r:id="rId9" w:history="1">
+          <w:r>
+            <w:rPr>
+              <w:rStyle w:val="Hyperlink"/>
+            </w:rPr>
+            <w:t>Kan</w:t>
+          </w:r>
+        </w:hyperlink>
+      </w:r>
+      <w:r>
+        <w:rPr>
+          <w:rFonts w:ascii="Charis SIL Regular" w:hAnsi="Charis SIL Regular" w:eastAsia="Charis SIL Regular"/>
+          <w:b w:val="0"/>
+          <w:i w:val="0"/>
+          <w:color w:val="0000FF"/>
+          <w:sz w:val="24"/>
+        </w:rPr>
         <w:hyperlink r:id="rId10" w:history="1">
           <w:r>
             <w:rPr>
               <w:rStyle w:val="Hyperlink"/>
             </w:rPr>
-            <w:t>ijay</w:t>
+            <w:t>dy</w:t>
+          </w:r>
+        </w:hyperlink>
+      </w:r>
+      <w:r>
+        <w:rPr>
+          <w:rFonts w:ascii="Charis SIL Regular" w:hAnsi="Charis SIL Regular" w:eastAsia="Charis SIL Regular"/>
+          <w:b w:val="0"/>
+          <w:i w:val="0"/>
+          <w:color w:val="0000FF"/>
+          <w:sz w:val="24"/>
+        </w:rPr>
+        <w:t xml:space="preserve"> </w:t>
+      </w:r>
+      <w:r>
+        <w:rPr>
+          <w:rFonts w:ascii="Charis SIL Regular" w:hAnsi="Charis SIL Regular" w:eastAsia="Charis SIL Regular"/>
+          <w:b w:val="0"/>
+          <w:i w:val="0"/>
+          <w:color w:val="0000FF"/>
+          <w:sz w:val="24"/>
+        </w:rPr>
+        <w:hyperlink r:id="rId10" w:history="1">
+          <w:r>
+            <w:rPr>
+              <w:rStyle w:val="Hyperlink"/>
+            </w:rPr>
+            <w:t>(or</w:t>
+          </w:r>
+        </w:hyperlink>
+      </w:r>
+      <w:r>
+        <w:rPr>
+          <w:rFonts w:ascii="Charis SIL Regular" w:hAnsi="Charis SIL Regular" w:eastAsia="Charis SIL Regular"/>
+          <w:b w:val="0"/>
+          <w:i w:val="0"/>
+          <w:color w:val="0000FF"/>
+          <w:sz w:val="24"/>
+        </w:rPr>
+        <w:t xml:space="preserve"> </w:t>
+      </w:r>
+      <w:r>
+        <w:rPr>
+          <w:rFonts w:ascii="Charis SIL Regular" w:hAnsi="Charis SIL Regular" w:eastAsia="Charis SIL Regular"/>
+          <w:b w:val="0"/>
+          <w:i w:val="0"/>
+          <w:color w:val="0000FF"/>
+          <w:sz w:val="24"/>
+        </w:rPr>
+        <w:hyperlink r:id="rId10" w:history="1">
+          <w:r>
+            <w:rPr>
+              <w:rStyle w:val="Hyperlink"/>
+            </w:rPr>
+            <w:t>his</w:t>
+          </w:r>
+        </w:hyperlink>
+      </w:r>
+      <w:r>
+        <w:rPr>
+          <w:rFonts w:ascii="Charis SIL Regular" w:hAnsi="Charis SIL Regular" w:eastAsia="Charis SIL Regular"/>
+          <w:b w:val="0"/>
+          <w:i w:val="0"/>
+          <w:color w:val="0000FF"/>
+          <w:sz w:val="24"/>
+        </w:rPr>
+        <w:t xml:space="preserve"> </w:t>
+      </w:r>
+      <w:r>
+        <w:rPr>
+          <w:rFonts w:ascii="Charis SIL Regular" w:hAnsi="Charis SIL Regular" w:eastAsia="Charis SIL Regular"/>
+          <w:b w:val="0"/>
+          <w:i w:val="0"/>
+          <w:color w:val="0000FF"/>
+          <w:sz w:val="24"/>
+        </w:rPr>
+        <w:hyperlink r:id="rId10" w:history="1">
+          <w:r>
+            <w:rPr>
+              <w:rStyle w:val="Hyperlink"/>
+            </w:rPr>
+            <w:t>court)</w:t>
+          </w:r>
+        </w:hyperlink>
+      </w:r>
+      <w:r>
+        <w:rPr>
+          <w:rFonts w:ascii="Charis SIL Regular" w:hAnsi="Charis SIL Regular" w:eastAsia="Charis SIL Regular"/>
+          <w:b w:val="0"/>
+          <w:i w:val="0"/>
+          <w:color w:val="0000FF"/>
+          <w:sz w:val="24"/>
+        </w:rPr>
+        <w:t xml:space="preserve"> </w:t>
+      </w:r>
+      <w:r>
+        <w:rPr>
+          <w:rFonts w:ascii="Charis SIL Regular" w:hAnsi="Charis SIL Regular" w:eastAsia="Charis SIL Regular"/>
+          <w:b w:val="0"/>
+          <w:i w:val="0"/>
+          <w:color w:val="0000FF"/>
+          <w:sz w:val="24"/>
+        </w:rPr>
+        <w:hyperlink r:id="rId10" w:history="1">
+          <w:r>
+            <w:rPr>
+              <w:rStyle w:val="Hyperlink"/>
+            </w:rPr>
+            <w:t>to</w:t>
+          </w:r>
+        </w:hyperlink>
+      </w:r>
+      <w:r>
+        <w:rPr>
+          <w:rFonts w:ascii="Charis SIL Regular" w:hAnsi="Charis SIL Regular" w:eastAsia="Charis SIL Regular"/>
+          <w:b w:val="0"/>
+          <w:i w:val="0"/>
+          <w:color w:val="0000FF"/>
+          <w:sz w:val="24"/>
+        </w:rPr>
+        <w:t xml:space="preserve"> </w:t>
+      </w:r>
+      <w:r>
+        <w:rPr>
+          <w:rFonts w:ascii="Charis SIL Regular" w:hAnsi="Charis SIL Regular" w:eastAsia="Charis SIL Regular"/>
+          <w:b w:val="0"/>
+          <w:i w:val="0"/>
+          <w:color w:val="0000FF"/>
+          <w:sz w:val="24"/>
+        </w:rPr>
+        <w:hyperlink r:id="rId10" w:history="1">
+          <w:r>
+            <w:rPr>
+              <w:rStyle w:val="Hyperlink"/>
+            </w:rPr>
+            <w:t xml:space="preserve">Governor </w:t>
+          </w:r>
+        </w:hyperlink>
+      </w:r>
+      <w:r>
+        <w:rPr>
+          <w:rFonts w:ascii="Charis SIL Regular" w:hAnsi="Charis SIL Regular" w:eastAsia="Charis SIL Regular"/>
+          <w:b w:val="0"/>
+          <w:i w:val="0"/>
+          <w:color w:val="0000FF"/>
+          <w:sz w:val="24"/>
+        </w:rPr>
+        <w:hyperlink r:id="rId10" w:history="1">
+          <w:r>
+            <w:rPr>
+              <w:rStyle w:val="Hyperlink"/>
+            </w:rPr>
+            <w:t>Julius</w:t>
+          </w:r>
+        </w:hyperlink>
+      </w:r>
+      <w:r>
+        <w:rPr>
+          <w:rFonts w:ascii="Charis SIL Regular" w:hAnsi="Charis SIL Regular" w:eastAsia="Charis SIL Regular"/>
+          <w:b w:val="0"/>
+          <w:i w:val="0"/>
+          <w:color w:val="0000FF"/>
+          <w:sz w:val="24"/>
+        </w:rPr>
+        <w:t xml:space="preserve"> </w:t>
+      </w:r>
+      <w:r>
+        <w:rPr>
+          <w:rFonts w:ascii="Charis SIL Regular" w:hAnsi="Charis SIL Regular" w:eastAsia="Charis SIL Regular"/>
+          <w:b w:val="0"/>
+          <w:i w:val="0"/>
+          <w:color w:val="0000FF"/>
+          <w:sz w:val="24"/>
+        </w:rPr>
+        <w:hyperlink r:id="rId10" w:history="1">
+          <w:r>
+            <w:rPr>
+              <w:rStyle w:val="Hyperlink"/>
+            </w:rPr>
+            <w:t>Valent</w:t>
+          </w:r>
+        </w:hyperlink>
+      </w:r>
+      <w:r>
+        <w:rPr>
+          <w:rFonts w:ascii="Charis SIL Regular" w:hAnsi="Charis SIL Regular" w:eastAsia="Charis SIL Regular"/>
+          <w:b w:val="0"/>
+          <w:i w:val="0"/>
+          <w:color w:val="0000FF"/>
+          <w:sz w:val="24"/>
+        </w:rPr>
+        <w:hyperlink r:id="rId10" w:history="1">
+          <w:r>
+            <w:rPr>
+              <w:rStyle w:val="Hyperlink"/>
+            </w:rPr>
+            <w:t>i</w:t>
+          </w:r>
+        </w:hyperlink>
+      </w:r>
+      <w:r>
+        <w:rPr>
+          <w:rFonts w:ascii="Charis SIL Regular" w:hAnsi="Charis SIL Regular" w:eastAsia="Charis SIL Regular"/>
+          <w:b w:val="0"/>
+          <w:i w:val="0"/>
+          <w:color w:val="0000FF"/>
+          <w:sz w:val="24"/>
+        </w:rPr>
+        <w:hyperlink r:id="rId10" w:history="1">
+          <w:r>
+            <w:rPr>
+              <w:rStyle w:val="Hyperlink"/>
+            </w:rPr>
+            <w:t>jn</w:t>
+          </w:r>
+        </w:hyperlink>
+      </w:r>
+      <w:r>
+        <w:rPr>
+          <w:rFonts w:ascii="Charis SIL Regular" w:hAnsi="Charis SIL Regular" w:eastAsia="Charis SIL Regular"/>
+          <w:b w:val="0"/>
+          <w:i w:val="0"/>
+          <w:color w:val="0000FF"/>
+          <w:sz w:val="24"/>
+        </w:rPr>
+        <w:t xml:space="preserve"> </w:t>
+      </w:r>
+      <w:r>
+        <w:rPr>
+          <w:rFonts w:ascii="Charis SIL Regular" w:hAnsi="Charis SIL Regular" w:eastAsia="Charis SIL Regular"/>
+          <w:b w:val="0"/>
+          <w:i w:val="0"/>
+          <w:color w:val="0000FF"/>
+          <w:sz w:val="24"/>
+        </w:rPr>
+        <w:hyperlink r:id="rId10" w:history="1">
+          <w:r>
+            <w:rPr>
+              <w:rStyle w:val="Hyperlink"/>
+            </w:rPr>
+            <w:t>Stei</w:t>
+          </w:r>
+        </w:hyperlink>
+      </w:r>
+      <w:r>
+        <w:rPr>
+          <w:rFonts w:ascii="Charis SIL Regular" w:hAnsi="Charis SIL Regular" w:eastAsia="Charis SIL Regular"/>
+          <w:b w:val="0"/>
+          <w:i w:val="0"/>
+          <w:color w:val="0000FF"/>
+          <w:sz w:val="24"/>
+        </w:rPr>
+        <w:hyperlink r:id="rId10" w:history="1">
+          <w:r>
+            <w:rPr>
+              <w:rStyle w:val="Hyperlink"/>
+            </w:rPr>
+            <w:t>n</w:t>
+          </w:r>
+        </w:hyperlink>
+      </w:r>
+      <w:r>
+        <w:rPr>
+          <w:rFonts w:ascii="Charis SIL Regular" w:hAnsi="Charis SIL Regular" w:eastAsia="Charis SIL Regular"/>
+          <w:b w:val="0"/>
+          <w:i w:val="0"/>
+          <w:color w:val="0000FF"/>
+          <w:sz w:val="24"/>
+        </w:rPr>
+        <w:t xml:space="preserve"> </w:t>
+      </w:r>
+      <w:r>
+        <w:rPr>
+          <w:rFonts w:ascii="Charis SIL Regular" w:hAnsi="Charis SIL Regular" w:eastAsia="Charis SIL Regular"/>
+          <w:b w:val="0"/>
+          <w:i w:val="0"/>
+          <w:color w:val="0000FF"/>
+          <w:sz w:val="24"/>
+        </w:rPr>
+        <w:hyperlink r:id="rId10" w:history="1">
+          <w:r>
+            <w:rPr>
+              <w:rStyle w:val="Hyperlink"/>
+            </w:rPr>
+            <w:t>van</w:t>
+          </w:r>
+        </w:hyperlink>
+      </w:r>
+      <w:r>
+        <w:rPr>
+          <w:rFonts w:ascii="Charis SIL Regular" w:hAnsi="Charis SIL Regular" w:eastAsia="Charis SIL Regular"/>
+          <w:b w:val="0"/>
+          <w:i w:val="0"/>
+          <w:color w:val="0000FF"/>
+          <w:sz w:val="24"/>
+        </w:rPr>
+        <w:t xml:space="preserve"> </w:t>
+      </w:r>
+      <w:r>
+        <w:rPr>
+          <w:rFonts w:ascii="Charis SIL Regular" w:hAnsi="Charis SIL Regular" w:eastAsia="Charis SIL Regular"/>
+          <w:b w:val="0"/>
+          <w:i w:val="0"/>
+          <w:color w:val="0000FF"/>
+          <w:sz w:val="24"/>
+        </w:rPr>
+        <w:hyperlink r:id="rId10" w:history="1">
+          <w:r>
+            <w:rPr>
+              <w:rStyle w:val="Hyperlink"/>
+            </w:rPr>
+            <w:t>Goll</w:t>
+          </w:r>
+        </w:hyperlink>
+      </w:r>
+      <w:r>
+        <w:rPr>
+          <w:rFonts w:ascii="Charis SIL Regular" w:hAnsi="Charis SIL Regular" w:eastAsia="Charis SIL Regular"/>
+          <w:b w:val="0"/>
+          <w:i w:val="0"/>
+          <w:color w:val="0000FF"/>
+          <w:sz w:val="24"/>
+        </w:rPr>
+        <w:hyperlink r:id="rId10" w:history="1">
+          <w:r>
+            <w:rPr>
+              <w:rStyle w:val="Hyperlink"/>
+            </w:rPr>
+            <w:t>o</w:t>
+          </w:r>
+        </w:hyperlink>
+      </w:r>
+      <w:r>
+        <w:rPr>
+          <w:rFonts w:ascii="Charis SIL Regular" w:hAnsi="Charis SIL Regular" w:eastAsia="Charis SIL Regular"/>
+          <w:b w:val="0"/>
+          <w:i w:val="0"/>
+          <w:color w:val="0000FF"/>
+          <w:sz w:val="24"/>
+        </w:rPr>
+        <w:hyperlink r:id="rId10" w:history="1">
+          <w:r>
+            <w:rPr>
+              <w:rStyle w:val="Hyperlink"/>
+            </w:rPr>
+            <w:t>ne</w:t>
+          </w:r>
+        </w:hyperlink>
+      </w:r>
+      <w:r>
+        <w:rPr>
+          <w:rFonts w:ascii="Charis SIL Regular" w:hAnsi="Charis SIL Regular" w:eastAsia="Charis SIL Regular"/>
+          <w:b w:val="0"/>
+          <w:i w:val="0"/>
+          <w:color w:val="0000FF"/>
+          <w:sz w:val="24"/>
+        </w:rPr>
+        <w:hyperlink r:id="rId10" w:history="1">
+          <w:r>
+            <w:rPr>
+              <w:rStyle w:val="Hyperlink"/>
+            </w:rPr>
+            <w:t>s</w:t>
+          </w:r>
+        </w:hyperlink>
+      </w:r>
+      <w:r>
+        <w:rPr>
+          <w:rFonts w:ascii="Charis SIL Regular" w:hAnsi="Charis SIL Regular" w:eastAsia="Charis SIL Regular"/>
+          <w:b w:val="0"/>
+          <w:i w:val="0"/>
+          <w:color w:val="0000FF"/>
+          <w:sz w:val="24"/>
+        </w:rPr>
+        <w:hyperlink r:id="rId10" w:history="1">
+          <w:r>
+            <w:rPr>
+              <w:rStyle w:val="Hyperlink"/>
+            </w:rPr>
+            <w:t>se,</w:t>
+          </w:r>
+        </w:hyperlink>
+      </w:r>
+      <w:r>
+        <w:rPr>
+          <w:rFonts w:ascii="Charis SIL Regular" w:hAnsi="Charis SIL Regular" w:eastAsia="Charis SIL Regular"/>
+          <w:b w:val="0"/>
+          <w:i w:val="0"/>
+          <w:color w:val="0000FF"/>
+          <w:sz w:val="24"/>
+        </w:rPr>
+        <w:t xml:space="preserve"> </w:t>
+      </w:r>
+      <w:r>
+        <w:rPr>
+          <w:rFonts w:ascii="Charis SIL Regular" w:hAnsi="Charis SIL Regular" w:eastAsia="Charis SIL Regular"/>
+          <w:b w:val="0"/>
+          <w:i w:val="0"/>
+          <w:color w:val="0000FF"/>
+          <w:sz w:val="24"/>
+        </w:rPr>
+        <w:hyperlink r:id="rId10" w:history="1">
+          <w:r>
+            <w:rPr>
+              <w:rStyle w:val="Hyperlink"/>
+            </w:rPr>
+            <w:t>co</w:t>
+          </w:r>
+        </w:hyperlink>
+      </w:r>
+      <w:r>
+        <w:rPr>
+          <w:rFonts w:ascii="Charis SIL Regular" w:hAnsi="Charis SIL Regular" w:eastAsia="Charis SIL Regular"/>
+          <w:b w:val="0"/>
+          <w:i w:val="0"/>
+          <w:color w:val="0000FF"/>
+          <w:sz w:val="24"/>
+        </w:rPr>
+        <w:hyperlink r:id="rId10" w:history="1">
+          <w:r>
+            <w:rPr>
+              <w:rStyle w:val="Hyperlink"/>
+            </w:rPr>
+            <w:t>n</w:t>
+          </w:r>
+        </w:hyperlink>
+      </w:r>
+      <w:r>
+        <w:rPr>
+          <w:rFonts w:ascii="Charis SIL Regular" w:hAnsi="Charis SIL Regular" w:eastAsia="Charis SIL Regular"/>
+          <w:b w:val="0"/>
+          <w:i w:val="0"/>
+          <w:color w:val="0000FF"/>
+          <w:sz w:val="24"/>
+        </w:rPr>
+        <w:hyperlink r:id="rId10" w:history="1">
+          <w:r>
+            <w:rPr>
+              <w:rStyle w:val="Hyperlink"/>
+            </w:rPr>
+            <w:t>cerning</w:t>
+          </w:r>
+        </w:hyperlink>
+      </w:r>
+      <w:r>
+        <w:rPr>
+          <w:rFonts w:ascii="Charis SIL Regular" w:hAnsi="Charis SIL Regular" w:eastAsia="Charis SIL Regular"/>
+          <w:b w:val="0"/>
+          <w:i w:val="0"/>
+          <w:color w:val="0000FF"/>
+          <w:sz w:val="24"/>
+        </w:rPr>
+        <w:t xml:space="preserve"> </w:t>
+      </w:r>
+      <w:r>
+        <w:rPr>
+          <w:rFonts w:ascii="Charis SIL Regular" w:hAnsi="Charis SIL Regular" w:eastAsia="Charis SIL Regular"/>
+          <w:b w:val="0"/>
+          <w:i w:val="0"/>
+          <w:color w:val="0000FF"/>
+          <w:sz w:val="24"/>
+        </w:rPr>
+        <w:hyperlink r:id="rId10" w:history="1">
+          <w:r>
+            <w:rPr>
+              <w:rStyle w:val="Hyperlink"/>
+            </w:rPr>
+            <w:t>t</w:t>
+          </w:r>
+        </w:hyperlink>
+      </w:r>
+      <w:r>
+        <w:rPr>
+          <w:rFonts w:ascii="Charis SIL Regular" w:hAnsi="Charis SIL Regular" w:eastAsia="Charis SIL Regular"/>
+          <w:b w:val="0"/>
+          <w:i w:val="0"/>
+          <w:color w:val="0000FF"/>
+          <w:sz w:val="24"/>
+        </w:rPr>
+        <w:hyperlink r:id="rId10" w:history="1">
+          <w:r>
+            <w:rPr>
+              <w:rStyle w:val="Hyperlink"/>
+            </w:rPr>
+            <w:t>h</w:t>
+          </w:r>
+        </w:hyperlink>
+      </w:r>
+      <w:r>
+        <w:rPr>
+          <w:rFonts w:ascii="Charis SIL Regular" w:hAnsi="Charis SIL Regular" w:eastAsia="Charis SIL Regular"/>
+          <w:b w:val="0"/>
+          <w:i w:val="0"/>
+          <w:color w:val="0000FF"/>
+          <w:sz w:val="24"/>
+        </w:rPr>
+        <w:hyperlink r:id="rId10" w:history="1">
+          <w:r>
+            <w:rPr>
+              <w:rStyle w:val="Hyperlink"/>
+            </w:rPr>
+            <w:t>e</w:t>
+          </w:r>
+        </w:hyperlink>
+      </w:r>
+      <w:r>
+        <w:rPr>
+          <w:rFonts w:ascii="Charis SIL Regular" w:hAnsi="Charis SIL Regular" w:eastAsia="Charis SIL Regular"/>
+          <w:b w:val="0"/>
+          <w:i w:val="0"/>
+          <w:color w:val="0000FF"/>
+          <w:sz w:val="24"/>
+        </w:rPr>
+        <w:t xml:space="preserve"> </w:t>
+      </w:r>
+      <w:r>
+        <w:rPr>
+          <w:rFonts w:ascii="Charis SIL Regular" w:hAnsi="Charis SIL Regular" w:eastAsia="Charis SIL Regular"/>
+          <w:b w:val="0"/>
+          <w:i w:val="0"/>
+          <w:color w:val="0000FF"/>
+          <w:sz w:val="24"/>
+        </w:rPr>
+        <w:hyperlink r:id="rId10" w:history="1">
+          <w:r>
+            <w:rPr>
+              <w:rStyle w:val="Hyperlink"/>
+            </w:rPr>
+            <w:t>t</w:t>
+          </w:r>
+        </w:hyperlink>
+      </w:r>
+      <w:r>
+        <w:rPr>
+          <w:rFonts w:ascii="Charis SIL Regular" w:hAnsi="Charis SIL Regular" w:eastAsia="Charis SIL Regular"/>
+          <w:b w:val="0"/>
+          <w:i w:val="0"/>
+          <w:color w:val="0000FF"/>
+          <w:sz w:val="24"/>
+        </w:rPr>
+        <w:hyperlink r:id="rId10" w:history="1">
+          <w:r>
+            <w:rPr>
+              <w:rStyle w:val="Hyperlink"/>
+            </w:rPr>
+            <w:t>ranspo</w:t>
+          </w:r>
+        </w:hyperlink>
+      </w:r>
+      <w:r>
+        <w:rPr>
+          <w:rFonts w:ascii="Charis SIL Regular" w:hAnsi="Charis SIL Regular" w:eastAsia="Charis SIL Regular"/>
+          <w:b w:val="0"/>
+          <w:i w:val="0"/>
+          <w:color w:val="0000FF"/>
+          <w:sz w:val="24"/>
+        </w:rPr>
+        <w:hyperlink r:id="rId10" w:history="1">
+          <w:r>
+            <w:rPr>
+              <w:rStyle w:val="Hyperlink"/>
+            </w:rPr>
+            <w:t>rt</w:t>
+          </w:r>
+        </w:hyperlink>
+      </w:r>
+      <w:r>
+        <w:rPr>
+          <w:rFonts w:ascii="Charis SIL Regular" w:hAnsi="Charis SIL Regular" w:eastAsia="Charis SIL Regular"/>
+          <w:b w:val="0"/>
+          <w:i w:val="0"/>
+          <w:color w:val="0000FF"/>
+          <w:sz w:val="24"/>
+        </w:rPr>
+        <w:t xml:space="preserve"> </w:t>
+      </w:r>
+      <w:r>
+        <w:rPr>
+          <w:rFonts w:ascii="Charis SIL Regular" w:hAnsi="Charis SIL Regular" w:eastAsia="Charis SIL Regular"/>
+          <w:b w:val="0"/>
+          <w:i w:val="0"/>
+          <w:color w:val="0000FF"/>
+          <w:sz w:val="24"/>
+        </w:rPr>
+        <w:hyperlink r:id="rId10" w:history="1">
+          <w:r>
+            <w:rPr>
+              <w:rStyle w:val="Hyperlink"/>
+            </w:rPr>
+            <w:t>o</w:t>
+          </w:r>
+        </w:hyperlink>
+      </w:r>
+      <w:r>
+        <w:rPr>
+          <w:rFonts w:ascii="Charis SIL Regular" w:hAnsi="Charis SIL Regular" w:eastAsia="Charis SIL Regular"/>
+          <w:b w:val="0"/>
+          <w:i w:val="0"/>
+          <w:color w:val="0000FF"/>
+          <w:sz w:val="24"/>
+        </w:rPr>
+        <w:hyperlink r:id="rId10" w:history="1">
+          <w:r>
+            <w:rPr>
+              <w:rStyle w:val="Hyperlink"/>
+            </w:rPr>
+            <w:t>f</w:t>
+          </w:r>
+        </w:hyperlink>
+      </w:r>
+      <w:r>
+        <w:rPr>
+          <w:rFonts w:ascii="Charis SIL Regular" w:hAnsi="Charis SIL Regular" w:eastAsia="Charis SIL Regular"/>
+          <w:b w:val="0"/>
+          <w:i w:val="0"/>
+          <w:color w:val="0000FF"/>
+          <w:sz w:val="24"/>
+        </w:rPr>
+        <w:t xml:space="preserve"> </w:t>
+      </w:r>
+      <w:r>
+        <w:rPr>
+          <w:rFonts w:ascii="Charis SIL Regular" w:hAnsi="Charis SIL Regular" w:eastAsia="Charis SIL Regular"/>
+          <w:b w:val="0"/>
+          <w:i w:val="0"/>
+          <w:color w:val="0000FF"/>
+          <w:sz w:val="24"/>
+        </w:rPr>
+        <w:hyperlink r:id="rId10" w:history="1">
+          <w:r>
+            <w:rPr>
+              <w:rStyle w:val="Hyperlink"/>
+            </w:rPr>
+            <w:t>B</w:t>
+          </w:r>
+        </w:hyperlink>
+      </w:r>
+      <w:r>
+        <w:rPr>
+          <w:rFonts w:ascii="Charis SIL Regular" w:hAnsi="Charis SIL Regular" w:eastAsia="Charis SIL Regular"/>
+          <w:b w:val="0"/>
+          <w:i w:val="0"/>
+          <w:color w:val="0000FF"/>
+          <w:sz w:val="24"/>
+        </w:rPr>
+        <w:hyperlink r:id="rId10" w:history="1">
+          <w:r>
+            <w:rPr>
+              <w:rStyle w:val="Hyperlink"/>
+            </w:rPr>
+            <w:t>u</w:t>
+          </w:r>
+        </w:hyperlink>
+      </w:r>
+      <w:r>
+        <w:rPr>
+          <w:rFonts w:ascii="Charis SIL Regular" w:hAnsi="Charis SIL Regular" w:eastAsia="Charis SIL Regular"/>
+          <w:b w:val="0"/>
+          <w:i w:val="0"/>
+          <w:color w:val="0000FF"/>
+          <w:sz w:val="24"/>
+        </w:rPr>
+        <w:hyperlink r:id="rId10" w:history="1">
+          <w:r>
+            <w:rPr>
+              <w:rStyle w:val="Hyperlink"/>
+            </w:rPr>
+            <w:t>ddhist</w:t>
+          </w:r>
+        </w:hyperlink>
+      </w:r>
+      <w:r>
+        <w:rPr>
+          <w:rFonts w:ascii="Charis SIL Regular" w:hAnsi="Charis SIL Regular" w:eastAsia="Charis SIL Regular"/>
+          <w:b w:val="0"/>
+          <w:i w:val="0"/>
+          <w:color w:val="0000FF"/>
+          <w:sz w:val="24"/>
+        </w:rPr>
+        <w:t xml:space="preserve"> </w:t>
+      </w:r>
+      <w:r>
+        <w:rPr>
+          <w:rFonts w:ascii="Charis SIL Regular" w:hAnsi="Charis SIL Regular" w:eastAsia="Charis SIL Regular"/>
+          <w:b w:val="0"/>
+          <w:i w:val="0"/>
+          <w:color w:val="0000FF"/>
+          <w:sz w:val="24"/>
+        </w:rPr>
+        <w:hyperlink r:id="rId10" w:history="1">
+          <w:r>
+            <w:rPr>
+              <w:rStyle w:val="Hyperlink"/>
+            </w:rPr>
+            <w:t>m</w:t>
+          </w:r>
+        </w:hyperlink>
+      </w:r>
+      <w:r>
+        <w:rPr>
+          <w:rFonts w:ascii="Charis SIL Regular" w:hAnsi="Charis SIL Regular" w:eastAsia="Charis SIL Regular"/>
+          <w:b w:val="0"/>
+          <w:i w:val="0"/>
+          <w:color w:val="0000FF"/>
+          <w:sz w:val="24"/>
+        </w:rPr>
+        <w:hyperlink r:id="rId10" w:history="1">
+          <w:r>
+            <w:rPr>
+              <w:rStyle w:val="Hyperlink"/>
+            </w:rPr>
+            <w:t>onks</w:t>
+          </w:r>
+        </w:hyperlink>
+      </w:r>
+      <w:r>
+        <w:rPr>
+          <w:rFonts w:ascii="Charis SIL Regular" w:hAnsi="Charis SIL Regular" w:eastAsia="Charis SIL Regular"/>
+          <w:b w:val="0"/>
+          <w:i w:val="0"/>
+          <w:color w:val="0000FF"/>
+          <w:sz w:val="24"/>
+        </w:rPr>
+        <w:t xml:space="preserve"> </w:t>
+      </w:r>
+      <w:r>
+        <w:rPr>
+          <w:rFonts w:ascii="Charis SIL Regular" w:hAnsi="Charis SIL Regular" w:eastAsia="Charis SIL Regular"/>
+          <w:b w:val="0"/>
+          <w:i w:val="0"/>
+          <w:color w:val="0000FF"/>
+          <w:sz w:val="24"/>
+        </w:rPr>
+        <w:hyperlink r:id="rId10" w:history="1">
+          <w:r>
+            <w:rPr>
+              <w:rStyle w:val="Hyperlink"/>
+            </w:rPr>
+            <w:t xml:space="preserve">from </w:t>
+          </w:r>
+        </w:hyperlink>
+      </w:r>
+      <w:r>
+        <w:rPr>
+          <w:rFonts w:ascii="Charis SIL Regular" w:hAnsi="Charis SIL Regular" w:eastAsia="Charis SIL Regular"/>
+          <w:b w:val="0"/>
+          <w:i w:val="0"/>
+          <w:color w:val="0000FF"/>
+          <w:sz w:val="24"/>
+        </w:rPr>
+        <w:hyperlink r:id="rId10" w:history="1">
+          <w:r>
+            <w:rPr>
+              <w:rStyle w:val="Hyperlink"/>
+            </w:rPr>
+            <w:t>Burm</w:t>
           </w:r>
         </w:hyperlink>
       </w:r>
@@ -1255,9 +2407,19 @@
             <w:rPr>
               <w:rStyle w:val="Hyperlink"/>
             </w:rPr>
-            <w:t>R</w:t>
+            <w:t>to</w:t>
           </w:r>
         </w:hyperlink>
+      </w:r>
+      <w:r>
+        <w:rPr>
+          <w:rFonts w:ascii="Charis SIL Regular" w:hAnsi="Charis SIL Regular" w:eastAsia="Charis SIL Regular"/>
+          <w:b w:val="0"/>
+          <w:i w:val="0"/>
+          <w:color w:val="0000FF"/>
+          <w:sz w:val="24"/>
+        </w:rPr>
+        <w:t xml:space="preserve"> </w:t>
       </w:r>
       <w:r>
         <w:rPr>
@@ -1272,7 +2434,7 @@
             <w:rPr>
               <w:rStyle w:val="Hyperlink"/>
             </w:rPr>
-            <w:t>aja</w:t>
+            <w:t>Ceylo</w:t>
           </w:r>
         </w:hyperlink>
       </w:r>
@@ -1289,9 +2451,19 @@
             <w:rPr>
               <w:rStyle w:val="Hyperlink"/>
             </w:rPr>
-            <w:t>sin</w:t>
+            <w:t>n</w:t>
           </w:r>
         </w:hyperlink>
+      </w:r>
+      <w:r>
+        <w:rPr>
+          <w:rFonts w:ascii="Charis SIL Regular" w:hAnsi="Charis SIL Regular" w:eastAsia="Charis SIL Regular"/>
+          <w:b w:val="0"/>
+          <w:i w:val="0"/>
+          <w:color w:val="0000FF"/>
+          <w:sz w:val="24"/>
+        </w:rPr>
+        <w:t xml:space="preserve"> </w:t>
       </w:r>
       <w:r>
         <w:rPr>
@@ -1306,9 +2478,19 @@
             <w:rPr>
               <w:rStyle w:val="Hyperlink"/>
             </w:rPr>
-            <w:t>g</w:t>
+            <w:t>for</w:t>
           </w:r>
         </w:hyperlink>
+      </w:r>
+      <w:r>
+        <w:rPr>
+          <w:rFonts w:ascii="Charis SIL Regular" w:hAnsi="Charis SIL Regular" w:eastAsia="Charis SIL Regular"/>
+          <w:b w:val="0"/>
+          <w:i w:val="0"/>
+          <w:color w:val="0000FF"/>
+          <w:sz w:val="24"/>
+        </w:rPr>
+        <w:t xml:space="preserve"> </w:t>
       </w:r>
       <w:r>
         <w:rPr>
@@ -1350,801 +2532,9 @@
             <w:rPr>
               <w:rStyle w:val="Hyperlink"/>
             </w:rPr>
-            <w:t>of</w:t>
+            <w:t>cer</w:t>
           </w:r>
         </w:hyperlink>
-      </w:r>
-      <w:r>
-        <w:rPr>
-          <w:rFonts w:ascii="Charis SIL Regular" w:hAnsi="Charis SIL Regular" w:eastAsia="Charis SIL Regular"/>
-          <w:b w:val="0"/>
-          <w:i w:val="0"/>
-          <w:color w:val="0000FF"/>
-          <w:sz w:val="24"/>
-        </w:rPr>
-        <w:t xml:space="preserve"> </w:t>
-      </w:r>
-      <w:r>
-        <w:rPr>
-          <w:rFonts w:ascii="Charis SIL Regular" w:hAnsi="Charis SIL Regular" w:eastAsia="Charis SIL Regular"/>
-          <w:b w:val="0"/>
-          <w:i w:val="0"/>
-          <w:color w:val="0000FF"/>
-          <w:sz w:val="24"/>
-        </w:rPr>
-        <w:hyperlink r:id="rId10" w:history="1">
-          <w:r>
-            <w:rPr>
-              <w:rStyle w:val="Hyperlink"/>
-            </w:rPr>
-            <w:t>Kan</w:t>
-          </w:r>
-        </w:hyperlink>
-      </w:r>
-      <w:r>
-        <w:rPr>
-          <w:rFonts w:ascii="Charis SIL Regular" w:hAnsi="Charis SIL Regular" w:eastAsia="Charis SIL Regular"/>
-          <w:b w:val="0"/>
-          <w:i w:val="0"/>
-          <w:color w:val="0000FF"/>
-          <w:sz w:val="24"/>
-        </w:rPr>
-        <w:hyperlink r:id="rId10" w:history="1">
-          <w:r>
-            <w:rPr>
-              <w:rStyle w:val="Hyperlink"/>
-            </w:rPr>
-            <w:t>dy</w:t>
-          </w:r>
-        </w:hyperlink>
-      </w:r>
-      <w:r>
-        <w:rPr>
-          <w:rFonts w:ascii="Charis SIL Regular" w:hAnsi="Charis SIL Regular" w:eastAsia="Charis SIL Regular"/>
-          <w:b w:val="0"/>
-          <w:i w:val="0"/>
-          <w:color w:val="0000FF"/>
-          <w:sz w:val="24"/>
-        </w:rPr>
-        <w:t xml:space="preserve"> </w:t>
-      </w:r>
-      <w:r>
-        <w:rPr>
-          <w:rFonts w:ascii="Charis SIL Regular" w:hAnsi="Charis SIL Regular" w:eastAsia="Charis SIL Regular"/>
-          <w:b w:val="0"/>
-          <w:i w:val="0"/>
-          <w:color w:val="0000FF"/>
-          <w:sz w:val="24"/>
-        </w:rPr>
-        <w:hyperlink r:id="rId10" w:history="1">
-          <w:r>
-            <w:rPr>
-              <w:rStyle w:val="Hyperlink"/>
-            </w:rPr>
-            <w:t>(or</w:t>
-          </w:r>
-        </w:hyperlink>
-      </w:r>
-      <w:r>
-        <w:rPr>
-          <w:rFonts w:ascii="Charis SIL Regular" w:hAnsi="Charis SIL Regular" w:eastAsia="Charis SIL Regular"/>
-          <w:b w:val="0"/>
-          <w:i w:val="0"/>
-          <w:color w:val="0000FF"/>
-          <w:sz w:val="24"/>
-        </w:rPr>
-        <w:t xml:space="preserve"> </w:t>
-      </w:r>
-      <w:r>
-        <w:rPr>
-          <w:rFonts w:ascii="Charis SIL Regular" w:hAnsi="Charis SIL Regular" w:eastAsia="Charis SIL Regular"/>
-          <w:b w:val="0"/>
-          <w:i w:val="0"/>
-          <w:color w:val="0000FF"/>
-          <w:sz w:val="24"/>
-        </w:rPr>
-        <w:hyperlink r:id="rId10" w:history="1">
-          <w:r>
-            <w:rPr>
-              <w:rStyle w:val="Hyperlink"/>
-            </w:rPr>
-            <w:t>his</w:t>
-          </w:r>
-        </w:hyperlink>
-      </w:r>
-      <w:r>
-        <w:rPr>
-          <w:rFonts w:ascii="Charis SIL Regular" w:hAnsi="Charis SIL Regular" w:eastAsia="Charis SIL Regular"/>
-          <w:b w:val="0"/>
-          <w:i w:val="0"/>
-          <w:color w:val="0000FF"/>
-          <w:sz w:val="24"/>
-        </w:rPr>
-        <w:t xml:space="preserve"> </w:t>
-      </w:r>
-      <w:r>
-        <w:rPr>
-          <w:rFonts w:ascii="Charis SIL Regular" w:hAnsi="Charis SIL Regular" w:eastAsia="Charis SIL Regular"/>
-          <w:b w:val="0"/>
-          <w:i w:val="0"/>
-          <w:color w:val="0000FF"/>
-          <w:sz w:val="24"/>
-        </w:rPr>
-        <w:hyperlink r:id="rId10" w:history="1">
-          <w:r>
-            <w:rPr>
-              <w:rStyle w:val="Hyperlink"/>
-            </w:rPr>
-            <w:t>court)</w:t>
-          </w:r>
-        </w:hyperlink>
-      </w:r>
-      <w:r>
-        <w:rPr>
-          <w:rFonts w:ascii="Charis SIL Regular" w:hAnsi="Charis SIL Regular" w:eastAsia="Charis SIL Regular"/>
-          <w:b w:val="0"/>
-          <w:i w:val="0"/>
-          <w:color w:val="0000FF"/>
-          <w:sz w:val="24"/>
-        </w:rPr>
-        <w:t xml:space="preserve"> </w:t>
-      </w:r>
-      <w:r>
-        <w:rPr>
-          <w:rFonts w:ascii="Charis SIL Regular" w:hAnsi="Charis SIL Regular" w:eastAsia="Charis SIL Regular"/>
-          <w:b w:val="0"/>
-          <w:i w:val="0"/>
-          <w:color w:val="0000FF"/>
-          <w:sz w:val="24"/>
-        </w:rPr>
-        <w:hyperlink r:id="rId10" w:history="1">
-          <w:r>
-            <w:rPr>
-              <w:rStyle w:val="Hyperlink"/>
-            </w:rPr>
-            <w:t>to</w:t>
-          </w:r>
-        </w:hyperlink>
-      </w:r>
-      <w:r>
-        <w:rPr>
-          <w:rFonts w:ascii="Charis SIL Regular" w:hAnsi="Charis SIL Regular" w:eastAsia="Charis SIL Regular"/>
-          <w:b w:val="0"/>
-          <w:i w:val="0"/>
-          <w:color w:val="0000FF"/>
-          <w:sz w:val="24"/>
-        </w:rPr>
-        <w:t xml:space="preserve"> </w:t>
-      </w:r>
-      <w:r>
-        <w:rPr>
-          <w:rFonts w:ascii="Charis SIL Regular" w:hAnsi="Charis SIL Regular" w:eastAsia="Charis SIL Regular"/>
-          <w:b w:val="0"/>
-          <w:i w:val="0"/>
-          <w:color w:val="0000FF"/>
-          <w:sz w:val="24"/>
-        </w:rPr>
-        <w:hyperlink r:id="rId10" w:history="1">
-          <w:r>
-            <w:rPr>
-              <w:rStyle w:val="Hyperlink"/>
-            </w:rPr>
-            <w:t xml:space="preserve">Governor </w:t>
-          </w:r>
-        </w:hyperlink>
-      </w:r>
-      <w:r>
-        <w:rPr>
-          <w:rFonts w:ascii="Charis SIL Regular" w:hAnsi="Charis SIL Regular" w:eastAsia="Charis SIL Regular"/>
-          <w:b w:val="0"/>
-          <w:i w:val="0"/>
-          <w:color w:val="0000FF"/>
-          <w:sz w:val="24"/>
-        </w:rPr>
-        <w:hyperlink r:id="rId10" w:history="1">
-          <w:r>
-            <w:rPr>
-              <w:rStyle w:val="Hyperlink"/>
-            </w:rPr>
-            <w:t>Julius</w:t>
-          </w:r>
-        </w:hyperlink>
-      </w:r>
-      <w:r>
-        <w:rPr>
-          <w:rFonts w:ascii="Charis SIL Regular" w:hAnsi="Charis SIL Regular" w:eastAsia="Charis SIL Regular"/>
-          <w:b w:val="0"/>
-          <w:i w:val="0"/>
-          <w:color w:val="0000FF"/>
-          <w:sz w:val="24"/>
-        </w:rPr>
-        <w:t xml:space="preserve"> </w:t>
-      </w:r>
-      <w:r>
-        <w:rPr>
-          <w:rFonts w:ascii="Charis SIL Regular" w:hAnsi="Charis SIL Regular" w:eastAsia="Charis SIL Regular"/>
-          <w:b w:val="0"/>
-          <w:i w:val="0"/>
-          <w:color w:val="0000FF"/>
-          <w:sz w:val="24"/>
-        </w:rPr>
-        <w:hyperlink r:id="rId10" w:history="1">
-          <w:r>
-            <w:rPr>
-              <w:rStyle w:val="Hyperlink"/>
-            </w:rPr>
-            <w:t>Valent</w:t>
-          </w:r>
-        </w:hyperlink>
-      </w:r>
-      <w:r>
-        <w:rPr>
-          <w:rFonts w:ascii="Charis SIL Regular" w:hAnsi="Charis SIL Regular" w:eastAsia="Charis SIL Regular"/>
-          <w:b w:val="0"/>
-          <w:i w:val="0"/>
-          <w:color w:val="0000FF"/>
-          <w:sz w:val="24"/>
-        </w:rPr>
-        <w:hyperlink r:id="rId10" w:history="1">
-          <w:r>
-            <w:rPr>
-              <w:rStyle w:val="Hyperlink"/>
-            </w:rPr>
-            <w:t>i</w:t>
-          </w:r>
-        </w:hyperlink>
-      </w:r>
-      <w:r>
-        <w:rPr>
-          <w:rFonts w:ascii="Charis SIL Regular" w:hAnsi="Charis SIL Regular" w:eastAsia="Charis SIL Regular"/>
-          <w:b w:val="0"/>
-          <w:i w:val="0"/>
-          <w:color w:val="0000FF"/>
-          <w:sz w:val="24"/>
-        </w:rPr>
-        <w:hyperlink r:id="rId10" w:history="1">
-          <w:r>
-            <w:rPr>
-              <w:rStyle w:val="Hyperlink"/>
-            </w:rPr>
-            <w:t>jn</w:t>
-          </w:r>
-        </w:hyperlink>
-      </w:r>
-      <w:r>
-        <w:rPr>
-          <w:rFonts w:ascii="Charis SIL Regular" w:hAnsi="Charis SIL Regular" w:eastAsia="Charis SIL Regular"/>
-          <w:b w:val="0"/>
-          <w:i w:val="0"/>
-          <w:color w:val="0000FF"/>
-          <w:sz w:val="24"/>
-        </w:rPr>
-        <w:t xml:space="preserve"> </w:t>
-      </w:r>
-      <w:r>
-        <w:rPr>
-          <w:rFonts w:ascii="Charis SIL Regular" w:hAnsi="Charis SIL Regular" w:eastAsia="Charis SIL Regular"/>
-          <w:b w:val="0"/>
-          <w:i w:val="0"/>
-          <w:color w:val="0000FF"/>
-          <w:sz w:val="24"/>
-        </w:rPr>
-        <w:hyperlink r:id="rId10" w:history="1">
-          <w:r>
-            <w:rPr>
-              <w:rStyle w:val="Hyperlink"/>
-            </w:rPr>
-            <w:t>Stei</w:t>
-          </w:r>
-        </w:hyperlink>
-      </w:r>
-      <w:r>
-        <w:rPr>
-          <w:rFonts w:ascii="Charis SIL Regular" w:hAnsi="Charis SIL Regular" w:eastAsia="Charis SIL Regular"/>
-          <w:b w:val="0"/>
-          <w:i w:val="0"/>
-          <w:color w:val="0000FF"/>
-          <w:sz w:val="24"/>
-        </w:rPr>
-        <w:hyperlink r:id="rId10" w:history="1">
-          <w:r>
-            <w:rPr>
-              <w:rStyle w:val="Hyperlink"/>
-            </w:rPr>
-            <w:t>n</w:t>
-          </w:r>
-        </w:hyperlink>
-      </w:r>
-      <w:r>
-        <w:rPr>
-          <w:rFonts w:ascii="Charis SIL Regular" w:hAnsi="Charis SIL Regular" w:eastAsia="Charis SIL Regular"/>
-          <w:b w:val="0"/>
-          <w:i w:val="0"/>
-          <w:color w:val="0000FF"/>
-          <w:sz w:val="24"/>
-        </w:rPr>
-        <w:t xml:space="preserve"> </w:t>
-      </w:r>
-      <w:r>
-        <w:rPr>
-          <w:rFonts w:ascii="Charis SIL Regular" w:hAnsi="Charis SIL Regular" w:eastAsia="Charis SIL Regular"/>
-          <w:b w:val="0"/>
-          <w:i w:val="0"/>
-          <w:color w:val="0000FF"/>
-          <w:sz w:val="24"/>
-        </w:rPr>
-        <w:hyperlink r:id="rId10" w:history="1">
-          <w:r>
-            <w:rPr>
-              <w:rStyle w:val="Hyperlink"/>
-            </w:rPr>
-            <w:t>van</w:t>
-          </w:r>
-        </w:hyperlink>
-      </w:r>
-      <w:r>
-        <w:rPr>
-          <w:rFonts w:ascii="Charis SIL Regular" w:hAnsi="Charis SIL Regular" w:eastAsia="Charis SIL Regular"/>
-          <w:b w:val="0"/>
-          <w:i w:val="0"/>
-          <w:color w:val="0000FF"/>
-          <w:sz w:val="24"/>
-        </w:rPr>
-        <w:t xml:space="preserve"> </w:t>
-      </w:r>
-      <w:r>
-        <w:rPr>
-          <w:rFonts w:ascii="Charis SIL Regular" w:hAnsi="Charis SIL Regular" w:eastAsia="Charis SIL Regular"/>
-          <w:b w:val="0"/>
-          <w:i w:val="0"/>
-          <w:color w:val="0000FF"/>
-          <w:sz w:val="24"/>
-        </w:rPr>
-        <w:hyperlink r:id="rId10" w:history="1">
-          <w:r>
-            <w:rPr>
-              <w:rStyle w:val="Hyperlink"/>
-            </w:rPr>
-            <w:t>Goll</w:t>
-          </w:r>
-        </w:hyperlink>
-      </w:r>
-      <w:r>
-        <w:rPr>
-          <w:rFonts w:ascii="Charis SIL Regular" w:hAnsi="Charis SIL Regular" w:eastAsia="Charis SIL Regular"/>
-          <w:b w:val="0"/>
-          <w:i w:val="0"/>
-          <w:color w:val="0000FF"/>
-          <w:sz w:val="24"/>
-        </w:rPr>
-        <w:hyperlink r:id="rId10" w:history="1">
-          <w:r>
-            <w:rPr>
-              <w:rStyle w:val="Hyperlink"/>
-            </w:rPr>
-            <w:t>o</w:t>
-          </w:r>
-        </w:hyperlink>
-      </w:r>
-      <w:r>
-        <w:rPr>
-          <w:rFonts w:ascii="Charis SIL Regular" w:hAnsi="Charis SIL Regular" w:eastAsia="Charis SIL Regular"/>
-          <w:b w:val="0"/>
-          <w:i w:val="0"/>
-          <w:color w:val="0000FF"/>
-          <w:sz w:val="24"/>
-        </w:rPr>
-        <w:hyperlink r:id="rId10" w:history="1">
-          <w:r>
-            <w:rPr>
-              <w:rStyle w:val="Hyperlink"/>
-            </w:rPr>
-            <w:t>ne</w:t>
-          </w:r>
-        </w:hyperlink>
-      </w:r>
-      <w:r>
-        <w:rPr>
-          <w:rFonts w:ascii="Charis SIL Regular" w:hAnsi="Charis SIL Regular" w:eastAsia="Charis SIL Regular"/>
-          <w:b w:val="0"/>
-          <w:i w:val="0"/>
-          <w:color w:val="0000FF"/>
-          <w:sz w:val="24"/>
-        </w:rPr>
-        <w:hyperlink r:id="rId10" w:history="1">
-          <w:r>
-            <w:rPr>
-              <w:rStyle w:val="Hyperlink"/>
-            </w:rPr>
-            <w:t>s</w:t>
-          </w:r>
-        </w:hyperlink>
-      </w:r>
-      <w:r>
-        <w:rPr>
-          <w:rFonts w:ascii="Charis SIL Regular" w:hAnsi="Charis SIL Regular" w:eastAsia="Charis SIL Regular"/>
-          <w:b w:val="0"/>
-          <w:i w:val="0"/>
-          <w:color w:val="0000FF"/>
-          <w:sz w:val="24"/>
-        </w:rPr>
-        <w:hyperlink r:id="rId10" w:history="1">
-          <w:r>
-            <w:rPr>
-              <w:rStyle w:val="Hyperlink"/>
-            </w:rPr>
-            <w:t>se,</w:t>
-          </w:r>
-        </w:hyperlink>
-      </w:r>
-      <w:r>
-        <w:rPr>
-          <w:rFonts w:ascii="Charis SIL Regular" w:hAnsi="Charis SIL Regular" w:eastAsia="Charis SIL Regular"/>
-          <w:b w:val="0"/>
-          <w:i w:val="0"/>
-          <w:color w:val="0000FF"/>
-          <w:sz w:val="24"/>
-        </w:rPr>
-        <w:t xml:space="preserve"> </w:t>
-      </w:r>
-      <w:r>
-        <w:rPr>
-          <w:rFonts w:ascii="Charis SIL Regular" w:hAnsi="Charis SIL Regular" w:eastAsia="Charis SIL Regular"/>
-          <w:b w:val="0"/>
-          <w:i w:val="0"/>
-          <w:color w:val="0000FF"/>
-          <w:sz w:val="24"/>
-        </w:rPr>
-        <w:hyperlink r:id="rId10" w:history="1">
-          <w:r>
-            <w:rPr>
-              <w:rStyle w:val="Hyperlink"/>
-            </w:rPr>
-            <w:t>co</w:t>
-          </w:r>
-        </w:hyperlink>
-      </w:r>
-      <w:r>
-        <w:rPr>
-          <w:rFonts w:ascii="Charis SIL Regular" w:hAnsi="Charis SIL Regular" w:eastAsia="Charis SIL Regular"/>
-          <w:b w:val="0"/>
-          <w:i w:val="0"/>
-          <w:color w:val="0000FF"/>
-          <w:sz w:val="24"/>
-        </w:rPr>
-        <w:hyperlink r:id="rId10" w:history="1">
-          <w:r>
-            <w:rPr>
-              <w:rStyle w:val="Hyperlink"/>
-            </w:rPr>
-            <w:t>n</w:t>
-          </w:r>
-        </w:hyperlink>
-      </w:r>
-      <w:r>
-        <w:rPr>
-          <w:rFonts w:ascii="Charis SIL Regular" w:hAnsi="Charis SIL Regular" w:eastAsia="Charis SIL Regular"/>
-          <w:b w:val="0"/>
-          <w:i w:val="0"/>
-          <w:color w:val="0000FF"/>
-          <w:sz w:val="24"/>
-        </w:rPr>
-        <w:hyperlink r:id="rId10" w:history="1">
-          <w:r>
-            <w:rPr>
-              <w:rStyle w:val="Hyperlink"/>
-            </w:rPr>
-            <w:t>cerning</w:t>
-          </w:r>
-        </w:hyperlink>
-      </w:r>
-      <w:r>
-        <w:rPr>
-          <w:rFonts w:ascii="Charis SIL Regular" w:hAnsi="Charis SIL Regular" w:eastAsia="Charis SIL Regular"/>
-          <w:b w:val="0"/>
-          <w:i w:val="0"/>
-          <w:color w:val="0000FF"/>
-          <w:sz w:val="24"/>
-        </w:rPr>
-        <w:t xml:space="preserve"> </w:t>
-      </w:r>
-      <w:r>
-        <w:rPr>
-          <w:rFonts w:ascii="Charis SIL Regular" w:hAnsi="Charis SIL Regular" w:eastAsia="Charis SIL Regular"/>
-          <w:b w:val="0"/>
-          <w:i w:val="0"/>
-          <w:color w:val="0000FF"/>
-          <w:sz w:val="24"/>
-        </w:rPr>
-        <w:hyperlink r:id="rId10" w:history="1">
-          <w:r>
-            <w:rPr>
-              <w:rStyle w:val="Hyperlink"/>
-            </w:rPr>
-            <w:t>t</w:t>
-          </w:r>
-        </w:hyperlink>
-      </w:r>
-      <w:r>
-        <w:rPr>
-          <w:rFonts w:ascii="Charis SIL Regular" w:hAnsi="Charis SIL Regular" w:eastAsia="Charis SIL Regular"/>
-          <w:b w:val="0"/>
-          <w:i w:val="0"/>
-          <w:color w:val="0000FF"/>
-          <w:sz w:val="24"/>
-        </w:rPr>
-        <w:hyperlink r:id="rId10" w:history="1">
-          <w:r>
-            <w:rPr>
-              <w:rStyle w:val="Hyperlink"/>
-            </w:rPr>
-            <w:t>h</w:t>
-          </w:r>
-        </w:hyperlink>
-      </w:r>
-      <w:r>
-        <w:rPr>
-          <w:rFonts w:ascii="Charis SIL Regular" w:hAnsi="Charis SIL Regular" w:eastAsia="Charis SIL Regular"/>
-          <w:b w:val="0"/>
-          <w:i w:val="0"/>
-          <w:color w:val="0000FF"/>
-          <w:sz w:val="24"/>
-        </w:rPr>
-        <w:hyperlink r:id="rId10" w:history="1">
-          <w:r>
-            <w:rPr>
-              <w:rStyle w:val="Hyperlink"/>
-            </w:rPr>
-            <w:t>e</w:t>
-          </w:r>
-        </w:hyperlink>
-      </w:r>
-      <w:r>
-        <w:rPr>
-          <w:rFonts w:ascii="Charis SIL Regular" w:hAnsi="Charis SIL Regular" w:eastAsia="Charis SIL Regular"/>
-          <w:b w:val="0"/>
-          <w:i w:val="0"/>
-          <w:color w:val="0000FF"/>
-          <w:sz w:val="24"/>
-        </w:rPr>
-        <w:t xml:space="preserve"> </w:t>
-      </w:r>
-      <w:r>
-        <w:rPr>
-          <w:rFonts w:ascii="Charis SIL Regular" w:hAnsi="Charis SIL Regular" w:eastAsia="Charis SIL Regular"/>
-          <w:b w:val="0"/>
-          <w:i w:val="0"/>
-          <w:color w:val="0000FF"/>
-          <w:sz w:val="24"/>
-        </w:rPr>
-        <w:hyperlink r:id="rId10" w:history="1">
-          <w:r>
-            <w:rPr>
-              <w:rStyle w:val="Hyperlink"/>
-            </w:rPr>
-            <w:t>t</w:t>
-          </w:r>
-        </w:hyperlink>
-      </w:r>
-      <w:r>
-        <w:rPr>
-          <w:rFonts w:ascii="Charis SIL Regular" w:hAnsi="Charis SIL Regular" w:eastAsia="Charis SIL Regular"/>
-          <w:b w:val="0"/>
-          <w:i w:val="0"/>
-          <w:color w:val="0000FF"/>
-          <w:sz w:val="24"/>
-        </w:rPr>
-        <w:hyperlink r:id="rId10" w:history="1">
-          <w:r>
-            <w:rPr>
-              <w:rStyle w:val="Hyperlink"/>
-            </w:rPr>
-            <w:t>ranspo</w:t>
-          </w:r>
-        </w:hyperlink>
-      </w:r>
-      <w:r>
-        <w:rPr>
-          <w:rFonts w:ascii="Charis SIL Regular" w:hAnsi="Charis SIL Regular" w:eastAsia="Charis SIL Regular"/>
-          <w:b w:val="0"/>
-          <w:i w:val="0"/>
-          <w:color w:val="0000FF"/>
-          <w:sz w:val="24"/>
-        </w:rPr>
-        <w:hyperlink r:id="rId10" w:history="1">
-          <w:r>
-            <w:rPr>
-              <w:rStyle w:val="Hyperlink"/>
-            </w:rPr>
-            <w:t>rt</w:t>
-          </w:r>
-        </w:hyperlink>
-      </w:r>
-      <w:r>
-        <w:rPr>
-          <w:rFonts w:ascii="Charis SIL Regular" w:hAnsi="Charis SIL Regular" w:eastAsia="Charis SIL Regular"/>
-          <w:b w:val="0"/>
-          <w:i w:val="0"/>
-          <w:color w:val="0000FF"/>
-          <w:sz w:val="24"/>
-        </w:rPr>
-        <w:t xml:space="preserve"> </w:t>
-      </w:r>
-      <w:r>
-        <w:rPr>
-          <w:rFonts w:ascii="Charis SIL Regular" w:hAnsi="Charis SIL Regular" w:eastAsia="Charis SIL Regular"/>
-          <w:b w:val="0"/>
-          <w:i w:val="0"/>
-          <w:color w:val="0000FF"/>
-          <w:sz w:val="24"/>
-        </w:rPr>
-        <w:hyperlink r:id="rId10" w:history="1">
-          <w:r>
-            <w:rPr>
-              <w:rStyle w:val="Hyperlink"/>
-            </w:rPr>
-            <w:t>o</w:t>
-          </w:r>
-        </w:hyperlink>
-      </w:r>
-      <w:r>
-        <w:rPr>
-          <w:rFonts w:ascii="Charis SIL Regular" w:hAnsi="Charis SIL Regular" w:eastAsia="Charis SIL Regular"/>
-          <w:b w:val="0"/>
-          <w:i w:val="0"/>
-          <w:color w:val="0000FF"/>
-          <w:sz w:val="24"/>
-        </w:rPr>
-        <w:hyperlink r:id="rId10" w:history="1">
-          <w:r>
-            <w:rPr>
-              <w:rStyle w:val="Hyperlink"/>
-            </w:rPr>
-            <w:t>f</w:t>
-          </w:r>
-        </w:hyperlink>
-      </w:r>
-      <w:r>
-        <w:rPr>
-          <w:rFonts w:ascii="Charis SIL Regular" w:hAnsi="Charis SIL Regular" w:eastAsia="Charis SIL Regular"/>
-          <w:b w:val="0"/>
-          <w:i w:val="0"/>
-          <w:color w:val="0000FF"/>
-          <w:sz w:val="24"/>
-        </w:rPr>
-        <w:t xml:space="preserve"> </w:t>
-      </w:r>
-      <w:r>
-        <w:rPr>
-          <w:rFonts w:ascii="Charis SIL Regular" w:hAnsi="Charis SIL Regular" w:eastAsia="Charis SIL Regular"/>
-          <w:b w:val="0"/>
-          <w:i w:val="0"/>
-          <w:color w:val="0000FF"/>
-          <w:sz w:val="24"/>
-        </w:rPr>
-        <w:hyperlink r:id="rId10" w:history="1">
-          <w:r>
-            <w:rPr>
-              <w:rStyle w:val="Hyperlink"/>
-            </w:rPr>
-            <w:t>B</w:t>
-          </w:r>
-        </w:hyperlink>
-      </w:r>
-      <w:r>
-        <w:rPr>
-          <w:rFonts w:ascii="Charis SIL Regular" w:hAnsi="Charis SIL Regular" w:eastAsia="Charis SIL Regular"/>
-          <w:b w:val="0"/>
-          <w:i w:val="0"/>
-          <w:color w:val="0000FF"/>
-          <w:sz w:val="24"/>
-        </w:rPr>
-        <w:hyperlink r:id="rId10" w:history="1">
-          <w:r>
-            <w:rPr>
-              <w:rStyle w:val="Hyperlink"/>
-            </w:rPr>
-            <w:t>u</w:t>
-          </w:r>
-        </w:hyperlink>
-      </w:r>
-      <w:r>
-        <w:rPr>
-          <w:rFonts w:ascii="Charis SIL Regular" w:hAnsi="Charis SIL Regular" w:eastAsia="Charis SIL Regular"/>
-          <w:b w:val="0"/>
-          <w:i w:val="0"/>
-          <w:color w:val="0000FF"/>
-          <w:sz w:val="24"/>
-        </w:rPr>
-        <w:hyperlink r:id="rId10" w:history="1">
-          <w:r>
-            <w:rPr>
-              <w:rStyle w:val="Hyperlink"/>
-            </w:rPr>
-            <w:t>ddhist</w:t>
-          </w:r>
-        </w:hyperlink>
-      </w:r>
-      <w:r>
-        <w:rPr>
-          <w:rFonts w:ascii="Charis SIL Regular" w:hAnsi="Charis SIL Regular" w:eastAsia="Charis SIL Regular"/>
-          <w:b w:val="0"/>
-          <w:i w:val="0"/>
-          <w:color w:val="0000FF"/>
-          <w:sz w:val="24"/>
-        </w:rPr>
-        <w:t xml:space="preserve"> </w:t>
-      </w:r>
-      <w:r>
-        <w:rPr>
-          <w:rFonts w:ascii="Charis SIL Regular" w:hAnsi="Charis SIL Regular" w:eastAsia="Charis SIL Regular"/>
-          <w:b w:val="0"/>
-          <w:i w:val="0"/>
-          <w:color w:val="0000FF"/>
-          <w:sz w:val="24"/>
-        </w:rPr>
-        <w:hyperlink r:id="rId10" w:history="1">
-          <w:r>
-            <w:rPr>
-              <w:rStyle w:val="Hyperlink"/>
-            </w:rPr>
-            <w:t>m</w:t>
-          </w:r>
-        </w:hyperlink>
-      </w:r>
-      <w:r>
-        <w:rPr>
-          <w:rFonts w:ascii="Charis SIL Regular" w:hAnsi="Charis SIL Regular" w:eastAsia="Charis SIL Regular"/>
-          <w:b w:val="0"/>
-          <w:i w:val="0"/>
-          <w:color w:val="0000FF"/>
-          <w:sz w:val="24"/>
-        </w:rPr>
-        <w:hyperlink r:id="rId10" w:history="1">
-          <w:r>
-            <w:rPr>
-              <w:rStyle w:val="Hyperlink"/>
-            </w:rPr>
-            <w:t>onks</w:t>
-          </w:r>
-        </w:hyperlink>
-      </w:r>
-      <w:r>
-        <w:rPr>
-          <w:rFonts w:ascii="Charis SIL Regular" w:hAnsi="Charis SIL Regular" w:eastAsia="Charis SIL Regular"/>
-          <w:b w:val="0"/>
-          <w:i w:val="0"/>
-          <w:color w:val="0000FF"/>
-          <w:sz w:val="24"/>
-        </w:rPr>
-        <w:t xml:space="preserve"> </w:t>
-      </w:r>
-      <w:r>
-        <w:rPr>
-          <w:rFonts w:ascii="Charis SIL Regular" w:hAnsi="Charis SIL Regular" w:eastAsia="Charis SIL Regular"/>
-          <w:b w:val="0"/>
-          <w:i w:val="0"/>
-          <w:color w:val="0000FF"/>
-          <w:sz w:val="24"/>
-        </w:rPr>
-        <w:hyperlink r:id="rId10" w:history="1">
-          <w:r>
-            <w:rPr>
-              <w:rStyle w:val="Hyperlink"/>
-            </w:rPr>
-            <w:t xml:space="preserve">from </w:t>
-          </w:r>
-        </w:hyperlink>
-      </w:r>
-      <w:r>
-        <w:rPr>
-          <w:rFonts w:ascii="Charis SIL Regular" w:hAnsi="Charis SIL Regular" w:eastAsia="Charis SIL Regular"/>
-          <w:b w:val="0"/>
-          <w:i w:val="0"/>
-          <w:color w:val="0000FF"/>
-          <w:sz w:val="24"/>
-        </w:rPr>
-        <w:t>Burma to Ceylon for a cer</w:t>
       </w:r>
       <w:r>
         <w:rPr>
@@ -3125,14 +3515,7 @@
           <w:color w:val="0000FF"/>
           <w:sz w:val="24"/>
         </w:rPr>
-        <w:hyperlink r:id="rId10" w:history="1">
-          <w:r>
-            <w:rPr>
-              <w:rStyle w:val="Hyperlink"/>
-            </w:rPr>
-            <w:t>194</w:t>
-          </w:r>
-        </w:hyperlink>
+        <w:t>194</w:t>
       </w:r>
       <w:r>
         <w:rPr>
@@ -3525,7 +3908,7 @@
           <w:color w:val="0000FF"/>
           <w:sz w:val="24"/>
         </w:rPr>
-        <w:hyperlink r:id="rId11" w:history="1">
+        <w:hyperlink r:id="rId10" w:history="1">
           <w:r>
             <w:rPr>
               <w:rStyle w:val="Hyperlink"/>
@@ -3552,7 +3935,7 @@
           <w:color w:val="0000FF"/>
           <w:sz w:val="24"/>
         </w:rPr>
-        <w:hyperlink r:id="rId11" w:history="1">
+        <w:hyperlink r:id="rId10" w:history="1">
           <w:r>
             <w:rPr>
               <w:rStyle w:val="Hyperlink"/>
@@ -3694,22 +4077,388 @@
           <w:color w:val="0000FF"/>
           <w:sz w:val="24"/>
         </w:rPr>
-        <w:t xml:space="preserve">on Ceylon, mid-eighteenth century. Partly in Latin, </w:t>
-      </w:r>
-      <w:r>
-        <w:rPr>
-          <w:rFonts w:ascii="Charis SIL Regular" w:hAnsi="Charis SIL Regular" w:eastAsia="Charis SIL Regular"/>
-          <w:b w:val="0"/>
-          <w:i w:val="0"/>
-          <w:color w:val="0000FF"/>
-          <w:sz w:val="24"/>
-        </w:rPr>
         <w:hyperlink r:id="rId11" w:history="1">
           <w:r>
             <w:rPr>
               <w:rStyle w:val="Hyperlink"/>
             </w:rPr>
-            <w:t>palm</w:t>
+            <w:t>on</w:t>
+          </w:r>
+        </w:hyperlink>
+      </w:r>
+      <w:r>
+        <w:rPr>
+          <w:rFonts w:ascii="Charis SIL Regular" w:hAnsi="Charis SIL Regular" w:eastAsia="Charis SIL Regular"/>
+          <w:b w:val="0"/>
+          <w:i w:val="0"/>
+          <w:color w:val="0000FF"/>
+          <w:sz w:val="24"/>
+        </w:rPr>
+        <w:t xml:space="preserve"> </w:t>
+      </w:r>
+      <w:r>
+        <w:rPr>
+          <w:rFonts w:ascii="Charis SIL Regular" w:hAnsi="Charis SIL Regular" w:eastAsia="Charis SIL Regular"/>
+          <w:b w:val="0"/>
+          <w:i w:val="0"/>
+          <w:color w:val="0000FF"/>
+          <w:sz w:val="24"/>
+        </w:rPr>
+        <w:hyperlink r:id="rId11" w:history="1">
+          <w:r>
+            <w:rPr>
+              <w:rStyle w:val="Hyperlink"/>
+            </w:rPr>
+            <w:t>Ceylon,</w:t>
+          </w:r>
+        </w:hyperlink>
+      </w:r>
+      <w:r>
+        <w:rPr>
+          <w:rFonts w:ascii="Charis SIL Regular" w:hAnsi="Charis SIL Regular" w:eastAsia="Charis SIL Regular"/>
+          <w:b w:val="0"/>
+          <w:i w:val="0"/>
+          <w:color w:val="0000FF"/>
+          <w:sz w:val="24"/>
+        </w:rPr>
+        <w:t xml:space="preserve"> </w:t>
+      </w:r>
+      <w:r>
+        <w:rPr>
+          <w:rFonts w:ascii="Charis SIL Regular" w:hAnsi="Charis SIL Regular" w:eastAsia="Charis SIL Regular"/>
+          <w:b w:val="0"/>
+          <w:i w:val="0"/>
+          <w:color w:val="0000FF"/>
+          <w:sz w:val="24"/>
+        </w:rPr>
+        <w:hyperlink r:id="rId11" w:history="1">
+          <w:r>
+            <w:rPr>
+              <w:rStyle w:val="Hyperlink"/>
+            </w:rPr>
+            <w:t>m</w:t>
+          </w:r>
+        </w:hyperlink>
+      </w:r>
+      <w:r>
+        <w:rPr>
+          <w:rFonts w:ascii="Charis SIL Regular" w:hAnsi="Charis SIL Regular" w:eastAsia="Charis SIL Regular"/>
+          <w:b w:val="0"/>
+          <w:i w:val="0"/>
+          <w:color w:val="0000FF"/>
+          <w:sz w:val="24"/>
+        </w:rPr>
+        <w:hyperlink r:id="rId11" w:history="1">
+          <w:r>
+            <w:rPr>
+              <w:rStyle w:val="Hyperlink"/>
+            </w:rPr>
+            <w:t>i</w:t>
+          </w:r>
+        </w:hyperlink>
+      </w:r>
+      <w:r>
+        <w:rPr>
+          <w:rFonts w:ascii="Charis SIL Regular" w:hAnsi="Charis SIL Regular" w:eastAsia="Charis SIL Regular"/>
+          <w:b w:val="0"/>
+          <w:i w:val="0"/>
+          <w:color w:val="0000FF"/>
+          <w:sz w:val="24"/>
+        </w:rPr>
+        <w:hyperlink r:id="rId11" w:history="1">
+          <w:r>
+            <w:rPr>
+              <w:rStyle w:val="Hyperlink"/>
+            </w:rPr>
+            <w:t>d-</w:t>
+          </w:r>
+        </w:hyperlink>
+      </w:r>
+      <w:r>
+        <w:rPr>
+          <w:rFonts w:ascii="Charis SIL Regular" w:hAnsi="Charis SIL Regular" w:eastAsia="Charis SIL Regular"/>
+          <w:b w:val="0"/>
+          <w:i w:val="0"/>
+          <w:color w:val="0000FF"/>
+          <w:sz w:val="24"/>
+        </w:rPr>
+        <w:hyperlink r:id="rId11" w:history="1">
+          <w:r>
+            <w:rPr>
+              <w:rStyle w:val="Hyperlink"/>
+            </w:rPr>
+            <w:t>eighteen</w:t>
+          </w:r>
+        </w:hyperlink>
+      </w:r>
+      <w:r>
+        <w:rPr>
+          <w:rFonts w:ascii="Charis SIL Regular" w:hAnsi="Charis SIL Regular" w:eastAsia="Charis SIL Regular"/>
+          <w:b w:val="0"/>
+          <w:i w:val="0"/>
+          <w:color w:val="0000FF"/>
+          <w:sz w:val="24"/>
+        </w:rPr>
+        <w:hyperlink r:id="rId11" w:history="1">
+          <w:r>
+            <w:rPr>
+              <w:rStyle w:val="Hyperlink"/>
+            </w:rPr>
+            <w:t>t</w:t>
+          </w:r>
+        </w:hyperlink>
+      </w:r>
+      <w:r>
+        <w:rPr>
+          <w:rFonts w:ascii="Charis SIL Regular" w:hAnsi="Charis SIL Regular" w:eastAsia="Charis SIL Regular"/>
+          <w:b w:val="0"/>
+          <w:i w:val="0"/>
+          <w:color w:val="0000FF"/>
+          <w:sz w:val="24"/>
+        </w:rPr>
+        <w:hyperlink r:id="rId11" w:history="1">
+          <w:r>
+            <w:rPr>
+              <w:rStyle w:val="Hyperlink"/>
+            </w:rPr>
+            <w:t>h</w:t>
+          </w:r>
+        </w:hyperlink>
+      </w:r>
+      <w:r>
+        <w:rPr>
+          <w:rFonts w:ascii="Charis SIL Regular" w:hAnsi="Charis SIL Regular" w:eastAsia="Charis SIL Regular"/>
+          <w:b w:val="0"/>
+          <w:i w:val="0"/>
+          <w:color w:val="0000FF"/>
+          <w:sz w:val="24"/>
+        </w:rPr>
+        <w:t xml:space="preserve"> </w:t>
+      </w:r>
+      <w:r>
+        <w:rPr>
+          <w:rFonts w:ascii="Charis SIL Regular" w:hAnsi="Charis SIL Regular" w:eastAsia="Charis SIL Regular"/>
+          <w:b w:val="0"/>
+          <w:i w:val="0"/>
+          <w:color w:val="0000FF"/>
+          <w:sz w:val="24"/>
+        </w:rPr>
+        <w:hyperlink r:id="rId11" w:history="1">
+          <w:r>
+            <w:rPr>
+              <w:rStyle w:val="Hyperlink"/>
+            </w:rPr>
+            <w:t>c</w:t>
+          </w:r>
+        </w:hyperlink>
+      </w:r>
+      <w:r>
+        <w:rPr>
+          <w:rFonts w:ascii="Charis SIL Regular" w:hAnsi="Charis SIL Regular" w:eastAsia="Charis SIL Regular"/>
+          <w:b w:val="0"/>
+          <w:i w:val="0"/>
+          <w:color w:val="0000FF"/>
+          <w:sz w:val="24"/>
+        </w:rPr>
+        <w:hyperlink r:id="rId11" w:history="1">
+          <w:r>
+            <w:rPr>
+              <w:rStyle w:val="Hyperlink"/>
+            </w:rPr>
+            <w:t>entury.</w:t>
+          </w:r>
+        </w:hyperlink>
+      </w:r>
+      <w:r>
+        <w:rPr>
+          <w:rFonts w:ascii="Charis SIL Regular" w:hAnsi="Charis SIL Regular" w:eastAsia="Charis SIL Regular"/>
+          <w:b w:val="0"/>
+          <w:i w:val="0"/>
+          <w:color w:val="0000FF"/>
+          <w:sz w:val="24"/>
+        </w:rPr>
+        <w:t xml:space="preserve"> </w:t>
+      </w:r>
+      <w:r>
+        <w:rPr>
+          <w:rFonts w:ascii="Charis SIL Regular" w:hAnsi="Charis SIL Regular" w:eastAsia="Charis SIL Regular"/>
+          <w:b w:val="0"/>
+          <w:i w:val="0"/>
+          <w:color w:val="0000FF"/>
+          <w:sz w:val="24"/>
+        </w:rPr>
+        <w:hyperlink r:id="rId11" w:history="1">
+          <w:r>
+            <w:rPr>
+              <w:rStyle w:val="Hyperlink"/>
+            </w:rPr>
+            <w:t>Par</w:t>
+          </w:r>
+        </w:hyperlink>
+      </w:r>
+      <w:r>
+        <w:rPr>
+          <w:rFonts w:ascii="Charis SIL Regular" w:hAnsi="Charis SIL Regular" w:eastAsia="Charis SIL Regular"/>
+          <w:b w:val="0"/>
+          <w:i w:val="0"/>
+          <w:color w:val="0000FF"/>
+          <w:sz w:val="24"/>
+        </w:rPr>
+        <w:hyperlink r:id="rId11" w:history="1">
+          <w:r>
+            <w:rPr>
+              <w:rStyle w:val="Hyperlink"/>
+            </w:rPr>
+            <w:t>t</w:t>
+          </w:r>
+        </w:hyperlink>
+      </w:r>
+      <w:r>
+        <w:rPr>
+          <w:rFonts w:ascii="Charis SIL Regular" w:hAnsi="Charis SIL Regular" w:eastAsia="Charis SIL Regular"/>
+          <w:b w:val="0"/>
+          <w:i w:val="0"/>
+          <w:color w:val="0000FF"/>
+          <w:sz w:val="24"/>
+        </w:rPr>
+        <w:hyperlink r:id="rId11" w:history="1">
+          <w:r>
+            <w:rPr>
+              <w:rStyle w:val="Hyperlink"/>
+            </w:rPr>
+            <w:t>ly</w:t>
+          </w:r>
+        </w:hyperlink>
+      </w:r>
+      <w:r>
+        <w:rPr>
+          <w:rFonts w:ascii="Charis SIL Regular" w:hAnsi="Charis SIL Regular" w:eastAsia="Charis SIL Regular"/>
+          <w:b w:val="0"/>
+          <w:i w:val="0"/>
+          <w:color w:val="0000FF"/>
+          <w:sz w:val="24"/>
+        </w:rPr>
+        <w:t xml:space="preserve"> </w:t>
+      </w:r>
+      <w:r>
+        <w:rPr>
+          <w:rFonts w:ascii="Charis SIL Regular" w:hAnsi="Charis SIL Regular" w:eastAsia="Charis SIL Regular"/>
+          <w:b w:val="0"/>
+          <w:i w:val="0"/>
+          <w:color w:val="0000FF"/>
+          <w:sz w:val="24"/>
+        </w:rPr>
+        <w:hyperlink r:id="rId11" w:history="1">
+          <w:r>
+            <w:rPr>
+              <w:rStyle w:val="Hyperlink"/>
+            </w:rPr>
+            <w:t>in</w:t>
+          </w:r>
+        </w:hyperlink>
+      </w:r>
+      <w:r>
+        <w:rPr>
+          <w:rFonts w:ascii="Charis SIL Regular" w:hAnsi="Charis SIL Regular" w:eastAsia="Charis SIL Regular"/>
+          <w:b w:val="0"/>
+          <w:i w:val="0"/>
+          <w:color w:val="0000FF"/>
+          <w:sz w:val="24"/>
+        </w:rPr>
+        <w:t xml:space="preserve"> </w:t>
+      </w:r>
+      <w:r>
+        <w:rPr>
+          <w:rFonts w:ascii="Charis SIL Regular" w:hAnsi="Charis SIL Regular" w:eastAsia="Charis SIL Regular"/>
+          <w:b w:val="0"/>
+          <w:i w:val="0"/>
+          <w:color w:val="0000FF"/>
+          <w:sz w:val="24"/>
+        </w:rPr>
+        <w:hyperlink r:id="rId11" w:history="1">
+          <w:r>
+            <w:rPr>
+              <w:rStyle w:val="Hyperlink"/>
+            </w:rPr>
+            <w:t>L</w:t>
+          </w:r>
+        </w:hyperlink>
+      </w:r>
+      <w:r>
+        <w:rPr>
+          <w:rFonts w:ascii="Charis SIL Regular" w:hAnsi="Charis SIL Regular" w:eastAsia="Charis SIL Regular"/>
+          <w:b w:val="0"/>
+          <w:i w:val="0"/>
+          <w:color w:val="0000FF"/>
+          <w:sz w:val="24"/>
+        </w:rPr>
+        <w:hyperlink r:id="rId11" w:history="1">
+          <w:r>
+            <w:rPr>
+              <w:rStyle w:val="Hyperlink"/>
+            </w:rPr>
+            <w:t>a</w:t>
+          </w:r>
+        </w:hyperlink>
+      </w:r>
+      <w:r>
+        <w:rPr>
+          <w:rFonts w:ascii="Charis SIL Regular" w:hAnsi="Charis SIL Regular" w:eastAsia="Charis SIL Regular"/>
+          <w:b w:val="0"/>
+          <w:i w:val="0"/>
+          <w:color w:val="0000FF"/>
+          <w:sz w:val="24"/>
+        </w:rPr>
+        <w:hyperlink r:id="rId11" w:history="1">
+          <w:r>
+            <w:rPr>
+              <w:rStyle w:val="Hyperlink"/>
+            </w:rPr>
+            <w:t>tin,</w:t>
+          </w:r>
+        </w:hyperlink>
+      </w:r>
+      <w:r>
+        <w:rPr>
+          <w:rFonts w:ascii="Charis SIL Regular" w:hAnsi="Charis SIL Regular" w:eastAsia="Charis SIL Regular"/>
+          <w:b w:val="0"/>
+          <w:i w:val="0"/>
+          <w:color w:val="0000FF"/>
+          <w:sz w:val="24"/>
+        </w:rPr>
+        <w:t xml:space="preserve"> </w:t>
+      </w:r>
+      <w:r>
+        <w:rPr>
+          <w:rFonts w:ascii="Charis SIL Regular" w:hAnsi="Charis SIL Regular" w:eastAsia="Charis SIL Regular"/>
+          <w:b w:val="0"/>
+          <w:i w:val="0"/>
+          <w:color w:val="0000FF"/>
+          <w:sz w:val="24"/>
+        </w:rPr>
+        <w:hyperlink r:id="rId11" w:history="1">
+          <w:r>
+            <w:rPr>
+              <w:rStyle w:val="Hyperlink"/>
+            </w:rPr>
+            <w:t>pal</w:t>
+          </w:r>
+        </w:hyperlink>
+      </w:r>
+      <w:r>
+        <w:rPr>
+          <w:rFonts w:ascii="Charis SIL Regular" w:hAnsi="Charis SIL Regular" w:eastAsia="Charis SIL Regular"/>
+          <w:b w:val="0"/>
+          <w:i w:val="0"/>
+          <w:color w:val="0000FF"/>
+          <w:sz w:val="24"/>
+        </w:rPr>
+        <w:hyperlink r:id="rId11" w:history="1">
+          <w:r>
+            <w:rPr>
+              <w:rStyle w:val="Hyperlink"/>
+            </w:rPr>
+            <w:t>m</w:t>
           </w:r>
         </w:hyperlink>
       </w:r>

--- a/EXPORTS/DOCX/review/niveau2/Dutch/Sri Lanka.docx
+++ b/EXPORTS/DOCX/review/niveau2/Dutch/Sri Lanka.docx
@@ -887,16 +887,8 @@
           <w:i w:val="0"/>
           <w:color w:val="0000FF"/>
           <w:sz w:val="24"/>
-          <w:u w:val="single"/>
-        </w:rPr>
-        <w:hyperlink r:id="rId9" w:history="1">
-          <w:r>
-            <w:rPr>
-              <w:rStyle w:val="Hyperlink"/>
-            </w:rPr>
-            <w:t>m</w:t>
-          </w:r>
-        </w:hyperlink>
+        </w:rPr>
+        <w:t>m</w:t>
       </w:r>
       <w:r>
         <w:rPr>
@@ -1183,7 +1175,7 @@
           <w:color w:val="0000FF"/>
           <w:sz w:val="24"/>
         </w:rPr>
-        <w:hyperlink r:id="rId9" w:history="1">
+        <w:hyperlink r:id="rId10" w:history="1">
           <w:r>
             <w:rPr>
               <w:rStyle w:val="Hyperlink"/>
@@ -1200,7 +1192,7 @@
           <w:color w:val="0000FF"/>
           <w:sz w:val="24"/>
         </w:rPr>
-        <w:hyperlink r:id="rId9" w:history="1">
+        <w:hyperlink r:id="rId10" w:history="1">
           <w:r>
             <w:rPr>
               <w:rStyle w:val="Hyperlink"/>
@@ -1217,7 +1209,7 @@
           <w:color w:val="0000FF"/>
           <w:sz w:val="24"/>
         </w:rPr>
-        <w:hyperlink r:id="rId9" w:history="1">
+        <w:hyperlink r:id="rId10" w:history="1">
           <w:r>
             <w:rPr>
               <w:rStyle w:val="Hyperlink"/>
@@ -1244,7 +1236,7 @@
           <w:color w:val="0000FF"/>
           <w:sz w:val="24"/>
         </w:rPr>
-        <w:hyperlink r:id="rId9" w:history="1">
+        <w:hyperlink r:id="rId10" w:history="1">
           <w:r>
             <w:rPr>
               <w:rStyle w:val="Hyperlink"/>
@@ -1261,7 +1253,7 @@
           <w:color w:val="0000FF"/>
           <w:sz w:val="24"/>
         </w:rPr>
-        <w:hyperlink r:id="rId9" w:history="1">
+        <w:hyperlink r:id="rId10" w:history="1">
           <w:r>
             <w:rPr>
               <w:rStyle w:val="Hyperlink"/>
@@ -1278,7 +1270,7 @@
           <w:color w:val="0000FF"/>
           <w:sz w:val="24"/>
         </w:rPr>
-        <w:hyperlink r:id="rId9" w:history="1">
+        <w:hyperlink r:id="rId10" w:history="1">
           <w:r>
             <w:rPr>
               <w:rStyle w:val="Hyperlink"/>
@@ -1295,7 +1287,7 @@
           <w:color w:val="0000FF"/>
           <w:sz w:val="24"/>
         </w:rPr>
-        <w:hyperlink r:id="rId9" w:history="1">
+        <w:hyperlink r:id="rId10" w:history="1">
           <w:r>
             <w:rPr>
               <w:rStyle w:val="Hyperlink"/>
@@ -1322,7 +1314,7 @@
           <w:color w:val="0000FF"/>
           <w:sz w:val="24"/>
         </w:rPr>
-        <w:hyperlink r:id="rId9" w:history="1">
+        <w:hyperlink r:id="rId10" w:history="1">
           <w:r>
             <w:rPr>
               <w:rStyle w:val="Hyperlink"/>
@@ -1349,7 +1341,7 @@
           <w:color w:val="0000FF"/>
           <w:sz w:val="24"/>
         </w:rPr>
-        <w:hyperlink r:id="rId9" w:history="1">
+        <w:hyperlink r:id="rId10" w:history="1">
           <w:r>
             <w:rPr>
               <w:rStyle w:val="Hyperlink"/>
@@ -1376,7 +1368,7 @@
           <w:color w:val="0000FF"/>
           <w:sz w:val="24"/>
         </w:rPr>
-        <w:hyperlink r:id="rId9" w:history="1">
+        <w:hyperlink r:id="rId10" w:history="1">
           <w:r>
             <w:rPr>
               <w:rStyle w:val="Hyperlink"/>
@@ -1403,7 +1395,7 @@
           <w:color w:val="0000FF"/>
           <w:sz w:val="24"/>
         </w:rPr>
-        <w:hyperlink r:id="rId9" w:history="1">
+        <w:hyperlink r:id="rId10" w:history="1">
           <w:r>
             <w:rPr>
               <w:rStyle w:val="Hyperlink"/>
@@ -1420,7 +1412,7 @@
           <w:color w:val="0000FF"/>
           <w:sz w:val="24"/>
         </w:rPr>
-        <w:hyperlink r:id="rId9" w:history="1">
+        <w:hyperlink r:id="rId10" w:history="1">
           <w:r>
             <w:rPr>
               <w:rStyle w:val="Hyperlink"/>
@@ -1437,7 +1429,7 @@
           <w:color w:val="0000FF"/>
           <w:sz w:val="24"/>
         </w:rPr>
-        <w:hyperlink r:id="rId9" w:history="1">
+        <w:hyperlink r:id="rId10" w:history="1">
           <w:r>
             <w:rPr>
               <w:rStyle w:val="Hyperlink"/>
@@ -1464,7 +1456,7 @@
           <w:color w:val="0000FF"/>
           <w:sz w:val="24"/>
         </w:rPr>
-        <w:hyperlink r:id="rId9" w:history="1">
+        <w:hyperlink r:id="rId10" w:history="1">
           <w:r>
             <w:rPr>
               <w:rStyle w:val="Hyperlink"/>
@@ -1481,7 +1473,7 @@
           <w:color w:val="0000FF"/>
           <w:sz w:val="24"/>
         </w:rPr>
-        <w:hyperlink r:id="rId9" w:history="1">
+        <w:hyperlink r:id="rId10" w:history="1">
           <w:r>
             <w:rPr>
               <w:rStyle w:val="Hyperlink"/>
@@ -1498,7 +1490,7 @@
           <w:color w:val="0000FF"/>
           <w:sz w:val="24"/>
         </w:rPr>
-        <w:hyperlink r:id="rId9" w:history="1">
+        <w:hyperlink r:id="rId10" w:history="1">
           <w:r>
             <w:rPr>
               <w:rStyle w:val="Hyperlink"/>
@@ -1515,7 +1507,7 @@
           <w:color w:val="0000FF"/>
           <w:sz w:val="24"/>
         </w:rPr>
-        <w:hyperlink r:id="rId9" w:history="1">
+        <w:hyperlink r:id="rId10" w:history="1">
           <w:r>
             <w:rPr>
               <w:rStyle w:val="Hyperlink"/>
@@ -1532,7 +1524,7 @@
           <w:color w:val="0000FF"/>
           <w:sz w:val="24"/>
         </w:rPr>
-        <w:hyperlink r:id="rId9" w:history="1">
+        <w:hyperlink r:id="rId10" w:history="1">
           <w:r>
             <w:rPr>
               <w:rStyle w:val="Hyperlink"/>
@@ -1559,7 +1551,7 @@
           <w:color w:val="0000FF"/>
           <w:sz w:val="24"/>
         </w:rPr>
-        <w:hyperlink r:id="rId9" w:history="1">
+        <w:hyperlink r:id="rId10" w:history="1">
           <w:r>
             <w:rPr>
               <w:rStyle w:val="Hyperlink"/>
@@ -1586,7 +1578,7 @@
           <w:color w:val="0000FF"/>
           <w:sz w:val="24"/>
         </w:rPr>
-        <w:hyperlink r:id="rId9" w:history="1">
+        <w:hyperlink r:id="rId10" w:history="1">
           <w:r>
             <w:rPr>
               <w:rStyle w:val="Hyperlink"/>
@@ -3239,14 +3231,7 @@
           <w:sz w:val="24"/>
           <w:u w:val="single"/>
         </w:rPr>
-        <w:hyperlink r:id="rId10" w:history="1">
-          <w:r>
-            <w:rPr>
-              <w:rStyle w:val="Hyperlink"/>
-            </w:rPr>
-            <w:t>m</w:t>
-          </w:r>
-        </w:hyperlink>
+        <w:t>m</w:t>
       </w:r>
       <w:r>
         <w:rPr>
@@ -3515,7 +3500,14 @@
           <w:color w:val="0000FF"/>
           <w:sz w:val="24"/>
         </w:rPr>
-        <w:t>194</w:t>
+        <w:hyperlink r:id="rId10" w:history="1">
+          <w:r>
+            <w:rPr>
+              <w:rStyle w:val="Hyperlink"/>
+            </w:rPr>
+            <w:t>194</w:t>
+          </w:r>
+        </w:hyperlink>
       </w:r>
       <w:r>
         <w:rPr>
@@ -3674,7 +3666,7 @@
           <w:color w:val="0000FF"/>
           <w:sz w:val="24"/>
         </w:rPr>
-        <w:hyperlink r:id="rId10" w:history="1">
+        <w:hyperlink r:id="rId11" w:history="1">
           <w:r>
             <w:rPr>
               <w:rStyle w:val="Hyperlink"/>
@@ -3691,7 +3683,7 @@
           <w:color w:val="0000FF"/>
           <w:sz w:val="24"/>
         </w:rPr>
-        <w:hyperlink r:id="rId10" w:history="1">
+        <w:hyperlink r:id="rId11" w:history="1">
           <w:r>
             <w:rPr>
               <w:rStyle w:val="Hyperlink"/>
@@ -3708,7 +3700,7 @@
           <w:color w:val="0000FF"/>
           <w:sz w:val="24"/>
         </w:rPr>
-        <w:hyperlink r:id="rId10" w:history="1">
+        <w:hyperlink r:id="rId11" w:history="1">
           <w:r>
             <w:rPr>
               <w:rStyle w:val="Hyperlink"/>
@@ -3725,7 +3717,7 @@
           <w:color w:val="0000FF"/>
           <w:sz w:val="24"/>
         </w:rPr>
-        <w:hyperlink r:id="rId10" w:history="1">
+        <w:hyperlink r:id="rId11" w:history="1">
           <w:r>
             <w:rPr>
               <w:rStyle w:val="Hyperlink"/>
@@ -3752,7 +3744,7 @@
           <w:color w:val="0000FF"/>
           <w:sz w:val="24"/>
         </w:rPr>
-        <w:hyperlink r:id="rId10" w:history="1">
+        <w:hyperlink r:id="rId11" w:history="1">
           <w:r>
             <w:rPr>
               <w:rStyle w:val="Hyperlink"/>
@@ -3769,7 +3761,7 @@
           <w:color w:val="0000FF"/>
           <w:sz w:val="24"/>
         </w:rPr>
-        <w:hyperlink r:id="rId10" w:history="1">
+        <w:hyperlink r:id="rId11" w:history="1">
           <w:r>
             <w:rPr>
               <w:rStyle w:val="Hyperlink"/>
@@ -3786,7 +3778,7 @@
           <w:color w:val="0000FF"/>
           <w:sz w:val="24"/>
         </w:rPr>
-        <w:hyperlink r:id="rId10" w:history="1">
+        <w:hyperlink r:id="rId11" w:history="1">
           <w:r>
             <w:rPr>
               <w:rStyle w:val="Hyperlink"/>
@@ -3803,7 +3795,7 @@
           <w:color w:val="0000FF"/>
           <w:sz w:val="24"/>
         </w:rPr>
-        <w:hyperlink r:id="rId10" w:history="1">
+        <w:hyperlink r:id="rId11" w:history="1">
           <w:r>
             <w:rPr>
               <w:rStyle w:val="Hyperlink"/>
@@ -3830,7 +3822,7 @@
           <w:color w:val="0000FF"/>
           <w:sz w:val="24"/>
         </w:rPr>
-        <w:hyperlink r:id="rId10" w:history="1">
+        <w:hyperlink r:id="rId11" w:history="1">
           <w:r>
             <w:rPr>
               <w:rStyle w:val="Hyperlink"/>
@@ -3847,7 +3839,7 @@
           <w:color w:val="0000FF"/>
           <w:sz w:val="24"/>
         </w:rPr>
-        <w:hyperlink r:id="rId10" w:history="1">
+        <w:hyperlink r:id="rId11" w:history="1">
           <w:r>
             <w:rPr>
               <w:rStyle w:val="Hyperlink"/>
@@ -3864,7 +3856,7 @@
           <w:color w:val="0000FF"/>
           <w:sz w:val="24"/>
         </w:rPr>
-        <w:hyperlink r:id="rId10" w:history="1">
+        <w:hyperlink r:id="rId11" w:history="1">
           <w:r>
             <w:rPr>
               <w:rStyle w:val="Hyperlink"/>
@@ -3881,7 +3873,7 @@
           <w:color w:val="0000FF"/>
           <w:sz w:val="24"/>
         </w:rPr>
-        <w:hyperlink r:id="rId10" w:history="1">
+        <w:hyperlink r:id="rId11" w:history="1">
           <w:r>
             <w:rPr>
               <w:rStyle w:val="Hyperlink"/>
@@ -3908,7 +3900,7 @@
           <w:color w:val="0000FF"/>
           <w:sz w:val="24"/>
         </w:rPr>
-        <w:hyperlink r:id="rId10" w:history="1">
+        <w:hyperlink r:id="rId11" w:history="1">
           <w:r>
             <w:rPr>
               <w:rStyle w:val="Hyperlink"/>
@@ -3935,7 +3927,7 @@
           <w:color w:val="0000FF"/>
           <w:sz w:val="24"/>
         </w:rPr>
-        <w:hyperlink r:id="rId10" w:history="1">
+        <w:hyperlink r:id="rId11" w:history="1">
           <w:r>
             <w:rPr>
               <w:rStyle w:val="Hyperlink"/>
@@ -4453,14 +4445,7 @@
           <w:color w:val="0000FF"/>
           <w:sz w:val="24"/>
         </w:rPr>
-        <w:hyperlink r:id="rId11" w:history="1">
-          <w:r>
-            <w:rPr>
-              <w:rStyle w:val="Hyperlink"/>
-            </w:rPr>
-            <w:t>m</w:t>
-          </w:r>
-        </w:hyperlink>
+        <w:t>m</w:t>
       </w:r>
       <w:r>
         <w:rPr>

--- a/EXPORTS/DOCX/review/niveau2/Dutch/Sri Lanka.docx
+++ b/EXPORTS/DOCX/review/niveau2/Dutch/Sri Lanka.docx
@@ -887,8 +887,16 @@
           <w:i w:val="0"/>
           <w:color w:val="0000FF"/>
           <w:sz w:val="24"/>
-        </w:rPr>
-        <w:t>m</w:t>
+          <w:u w:val="single"/>
+        </w:rPr>
+        <w:hyperlink r:id="rId9" w:history="1">
+          <w:r>
+            <w:rPr>
+              <w:rStyle w:val="Hyperlink"/>
+            </w:rPr>
+            <w:t>m</w:t>
+          </w:r>
+        </w:hyperlink>
       </w:r>
       <w:r>
         <w:rPr>
@@ -1175,7 +1183,7 @@
           <w:color w:val="0000FF"/>
           <w:sz w:val="24"/>
         </w:rPr>
-        <w:hyperlink r:id="rId10" w:history="1">
+        <w:hyperlink r:id="rId9" w:history="1">
           <w:r>
             <w:rPr>
               <w:rStyle w:val="Hyperlink"/>
@@ -1192,7 +1200,7 @@
           <w:color w:val="0000FF"/>
           <w:sz w:val="24"/>
         </w:rPr>
-        <w:hyperlink r:id="rId10" w:history="1">
+        <w:hyperlink r:id="rId9" w:history="1">
           <w:r>
             <w:rPr>
               <w:rStyle w:val="Hyperlink"/>
@@ -1209,7 +1217,7 @@
           <w:color w:val="0000FF"/>
           <w:sz w:val="24"/>
         </w:rPr>
-        <w:hyperlink r:id="rId10" w:history="1">
+        <w:hyperlink r:id="rId9" w:history="1">
           <w:r>
             <w:rPr>
               <w:rStyle w:val="Hyperlink"/>
@@ -1236,7 +1244,7 @@
           <w:color w:val="0000FF"/>
           <w:sz w:val="24"/>
         </w:rPr>
-        <w:hyperlink r:id="rId10" w:history="1">
+        <w:hyperlink r:id="rId9" w:history="1">
           <w:r>
             <w:rPr>
               <w:rStyle w:val="Hyperlink"/>
@@ -1253,7 +1261,7 @@
           <w:color w:val="0000FF"/>
           <w:sz w:val="24"/>
         </w:rPr>
-        <w:hyperlink r:id="rId10" w:history="1">
+        <w:hyperlink r:id="rId9" w:history="1">
           <w:r>
             <w:rPr>
               <w:rStyle w:val="Hyperlink"/>
@@ -1270,7 +1278,7 @@
           <w:color w:val="0000FF"/>
           <w:sz w:val="24"/>
         </w:rPr>
-        <w:hyperlink r:id="rId10" w:history="1">
+        <w:hyperlink r:id="rId9" w:history="1">
           <w:r>
             <w:rPr>
               <w:rStyle w:val="Hyperlink"/>
@@ -1286,6 +1294,1273 @@
           <w:i w:val="0"/>
           <w:color w:val="0000FF"/>
           <w:sz w:val="24"/>
+        </w:rPr>
+        <w:hyperlink r:id="rId9" w:history="1">
+          <w:r>
+            <w:rPr>
+              <w:rStyle w:val="Hyperlink"/>
+            </w:rPr>
+            <w:t>r</w:t>
+          </w:r>
+        </w:hyperlink>
+      </w:r>
+      <w:r>
+        <w:rPr>
+          <w:rFonts w:ascii="Charis SIL Regular" w:hAnsi="Charis SIL Regular" w:eastAsia="Charis SIL Regular"/>
+          <w:b w:val="0"/>
+          <w:i w:val="0"/>
+          <w:color w:val="0000FF"/>
+          <w:sz w:val="24"/>
+        </w:rPr>
+        <w:t xml:space="preserve"> </w:t>
+      </w:r>
+      <w:r>
+        <w:rPr>
+          <w:rFonts w:ascii="Charis SIL Regular" w:hAnsi="Charis SIL Regular" w:eastAsia="Charis SIL Regular"/>
+          <w:b w:val="0"/>
+          <w:i w:val="0"/>
+          <w:color w:val="0000FF"/>
+          <w:sz w:val="24"/>
+        </w:rPr>
+        <w:hyperlink r:id="rId9" w:history="1">
+          <w:r>
+            <w:rPr>
+              <w:rStyle w:val="Hyperlink"/>
+            </w:rPr>
+            <w:t>from</w:t>
+          </w:r>
+        </w:hyperlink>
+      </w:r>
+      <w:r>
+        <w:rPr>
+          <w:rFonts w:ascii="Charis SIL Regular" w:hAnsi="Charis SIL Regular" w:eastAsia="Charis SIL Regular"/>
+          <w:b w:val="0"/>
+          <w:i w:val="0"/>
+          <w:color w:val="0000FF"/>
+          <w:sz w:val="24"/>
+        </w:rPr>
+        <w:t xml:space="preserve"> </w:t>
+      </w:r>
+      <w:r>
+        <w:rPr>
+          <w:rFonts w:ascii="Charis SIL Regular" w:hAnsi="Charis SIL Regular" w:eastAsia="Charis SIL Regular"/>
+          <w:b w:val="0"/>
+          <w:i w:val="0"/>
+          <w:color w:val="0000FF"/>
+          <w:sz w:val="24"/>
+        </w:rPr>
+        <w:hyperlink r:id="rId9" w:history="1">
+          <w:r>
+            <w:rPr>
+              <w:rStyle w:val="Hyperlink"/>
+            </w:rPr>
+            <w:t>King</w:t>
+          </w:r>
+        </w:hyperlink>
+      </w:r>
+      <w:r>
+        <w:rPr>
+          <w:rFonts w:ascii="Charis SIL Regular" w:hAnsi="Charis SIL Regular" w:eastAsia="Charis SIL Regular"/>
+          <w:b w:val="0"/>
+          <w:i w:val="0"/>
+          <w:color w:val="0000FF"/>
+          <w:sz w:val="24"/>
+        </w:rPr>
+        <w:t xml:space="preserve"> </w:t>
+      </w:r>
+      <w:r>
+        <w:rPr>
+          <w:rFonts w:ascii="Charis SIL Regular" w:hAnsi="Charis SIL Regular" w:eastAsia="Charis SIL Regular"/>
+          <w:b w:val="0"/>
+          <w:i w:val="0"/>
+          <w:color w:val="0000FF"/>
+          <w:sz w:val="24"/>
+        </w:rPr>
+        <w:hyperlink r:id="rId9" w:history="1">
+          <w:r>
+            <w:rPr>
+              <w:rStyle w:val="Hyperlink"/>
+            </w:rPr>
+            <w:t>Sri</w:t>
+          </w:r>
+        </w:hyperlink>
+      </w:r>
+      <w:r>
+        <w:rPr>
+          <w:rFonts w:ascii="Charis SIL Regular" w:hAnsi="Charis SIL Regular" w:eastAsia="Charis SIL Regular"/>
+          <w:b w:val="0"/>
+          <w:i w:val="0"/>
+          <w:color w:val="0000FF"/>
+          <w:sz w:val="24"/>
+        </w:rPr>
+        <w:t xml:space="preserve"> </w:t>
+      </w:r>
+      <w:r>
+        <w:rPr>
+          <w:rFonts w:ascii="Charis SIL Regular" w:hAnsi="Charis SIL Regular" w:eastAsia="Charis SIL Regular"/>
+          <w:b w:val="0"/>
+          <w:i w:val="0"/>
+          <w:color w:val="0000FF"/>
+          <w:sz w:val="24"/>
+        </w:rPr>
+        <w:hyperlink r:id="rId9" w:history="1">
+          <w:r>
+            <w:rPr>
+              <w:rStyle w:val="Hyperlink"/>
+            </w:rPr>
+            <w:t>V</w:t>
+          </w:r>
+        </w:hyperlink>
+      </w:r>
+      <w:r>
+        <w:rPr>
+          <w:rFonts w:ascii="Charis SIL Regular" w:hAnsi="Charis SIL Regular" w:eastAsia="Charis SIL Regular"/>
+          <w:b w:val="0"/>
+          <w:i w:val="0"/>
+          <w:color w:val="0000FF"/>
+          <w:sz w:val="24"/>
+        </w:rPr>
+        <w:hyperlink r:id="rId9" w:history="1">
+          <w:r>
+            <w:rPr>
+              <w:rStyle w:val="Hyperlink"/>
+            </w:rPr>
+            <w:t>ijay</w:t>
+          </w:r>
+        </w:hyperlink>
+      </w:r>
+      <w:r>
+        <w:rPr>
+          <w:rFonts w:ascii="Charis SIL Regular" w:hAnsi="Charis SIL Regular" w:eastAsia="Charis SIL Regular"/>
+          <w:b w:val="0"/>
+          <w:i w:val="0"/>
+          <w:color w:val="0000FF"/>
+          <w:sz w:val="24"/>
+        </w:rPr>
+        <w:hyperlink r:id="rId9" w:history="1">
+          <w:r>
+            <w:rPr>
+              <w:rStyle w:val="Hyperlink"/>
+            </w:rPr>
+            <w:t>a</w:t>
+          </w:r>
+        </w:hyperlink>
+      </w:r>
+      <w:r>
+        <w:rPr>
+          <w:rFonts w:ascii="Charis SIL Regular" w:hAnsi="Charis SIL Regular" w:eastAsia="Charis SIL Regular"/>
+          <w:b w:val="0"/>
+          <w:i w:val="0"/>
+          <w:color w:val="0000FF"/>
+          <w:sz w:val="24"/>
+        </w:rPr>
+        <w:t xml:space="preserve"> </w:t>
+      </w:r>
+      <w:r>
+        <w:rPr>
+          <w:rFonts w:ascii="Charis SIL Regular" w:hAnsi="Charis SIL Regular" w:eastAsia="Charis SIL Regular"/>
+          <w:b w:val="0"/>
+          <w:i w:val="0"/>
+          <w:color w:val="0000FF"/>
+          <w:sz w:val="24"/>
+        </w:rPr>
+        <w:hyperlink r:id="rId9" w:history="1">
+          <w:r>
+            <w:rPr>
+              <w:rStyle w:val="Hyperlink"/>
+            </w:rPr>
+            <w:t>R</w:t>
+          </w:r>
+        </w:hyperlink>
+      </w:r>
+      <w:r>
+        <w:rPr>
+          <w:rFonts w:ascii="Charis SIL Regular" w:hAnsi="Charis SIL Regular" w:eastAsia="Charis SIL Regular"/>
+          <w:b w:val="0"/>
+          <w:i w:val="0"/>
+          <w:color w:val="0000FF"/>
+          <w:sz w:val="24"/>
+        </w:rPr>
+        <w:hyperlink r:id="rId9" w:history="1">
+          <w:r>
+            <w:rPr>
+              <w:rStyle w:val="Hyperlink"/>
+            </w:rPr>
+            <w:t>aja</w:t>
+          </w:r>
+        </w:hyperlink>
+      </w:r>
+      <w:r>
+        <w:rPr>
+          <w:rFonts w:ascii="Charis SIL Regular" w:hAnsi="Charis SIL Regular" w:eastAsia="Charis SIL Regular"/>
+          <w:b w:val="0"/>
+          <w:i w:val="0"/>
+          <w:color w:val="0000FF"/>
+          <w:sz w:val="24"/>
+        </w:rPr>
+        <w:hyperlink r:id="rId9" w:history="1">
+          <w:r>
+            <w:rPr>
+              <w:rStyle w:val="Hyperlink"/>
+            </w:rPr>
+            <w:t>sin</w:t>
+          </w:r>
+        </w:hyperlink>
+      </w:r>
+      <w:r>
+        <w:rPr>
+          <w:rFonts w:ascii="Charis SIL Regular" w:hAnsi="Charis SIL Regular" w:eastAsia="Charis SIL Regular"/>
+          <w:b w:val="0"/>
+          <w:i w:val="0"/>
+          <w:color w:val="0000FF"/>
+          <w:sz w:val="24"/>
+        </w:rPr>
+        <w:hyperlink r:id="rId9" w:history="1">
+          <w:r>
+            <w:rPr>
+              <w:rStyle w:val="Hyperlink"/>
+            </w:rPr>
+            <w:t>g</w:t>
+          </w:r>
+        </w:hyperlink>
+      </w:r>
+      <w:r>
+        <w:rPr>
+          <w:rFonts w:ascii="Charis SIL Regular" w:hAnsi="Charis SIL Regular" w:eastAsia="Charis SIL Regular"/>
+          <w:b w:val="0"/>
+          <w:i w:val="0"/>
+          <w:color w:val="0000FF"/>
+          <w:sz w:val="24"/>
+        </w:rPr>
+        <w:hyperlink r:id="rId9" w:history="1">
+          <w:r>
+            <w:rPr>
+              <w:rStyle w:val="Hyperlink"/>
+            </w:rPr>
+            <w:t>a</w:t>
+          </w:r>
+        </w:hyperlink>
+      </w:r>
+      <w:r>
+        <w:rPr>
+          <w:rFonts w:ascii="Charis SIL Regular" w:hAnsi="Charis SIL Regular" w:eastAsia="Charis SIL Regular"/>
+          <w:b w:val="0"/>
+          <w:i w:val="0"/>
+          <w:color w:val="0000FF"/>
+          <w:sz w:val="24"/>
+        </w:rPr>
+        <w:t xml:space="preserve"> </w:t>
+      </w:r>
+      <w:r>
+        <w:rPr>
+          <w:rFonts w:ascii="Charis SIL Regular" w:hAnsi="Charis SIL Regular" w:eastAsia="Charis SIL Regular"/>
+          <w:b w:val="0"/>
+          <w:i w:val="0"/>
+          <w:color w:val="0000FF"/>
+          <w:sz w:val="24"/>
+        </w:rPr>
+        <w:hyperlink r:id="rId9" w:history="1">
+          <w:r>
+            <w:rPr>
+              <w:rStyle w:val="Hyperlink"/>
+            </w:rPr>
+            <w:t>of</w:t>
+          </w:r>
+        </w:hyperlink>
+      </w:r>
+      <w:r>
+        <w:rPr>
+          <w:rFonts w:ascii="Charis SIL Regular" w:hAnsi="Charis SIL Regular" w:eastAsia="Charis SIL Regular"/>
+          <w:b w:val="0"/>
+          <w:i w:val="0"/>
+          <w:color w:val="0000FF"/>
+          <w:sz w:val="24"/>
+        </w:rPr>
+        <w:t xml:space="preserve"> </w:t>
+      </w:r>
+      <w:r>
+        <w:rPr>
+          <w:rFonts w:ascii="Charis SIL Regular" w:hAnsi="Charis SIL Regular" w:eastAsia="Charis SIL Regular"/>
+          <w:b w:val="0"/>
+          <w:i w:val="0"/>
+          <w:color w:val="0000FF"/>
+          <w:sz w:val="24"/>
+        </w:rPr>
+        <w:hyperlink r:id="rId9" w:history="1">
+          <w:r>
+            <w:rPr>
+              <w:rStyle w:val="Hyperlink"/>
+            </w:rPr>
+            <w:t>Kan</w:t>
+          </w:r>
+        </w:hyperlink>
+      </w:r>
+      <w:r>
+        <w:rPr>
+          <w:rFonts w:ascii="Charis SIL Regular" w:hAnsi="Charis SIL Regular" w:eastAsia="Charis SIL Regular"/>
+          <w:b w:val="0"/>
+          <w:i w:val="0"/>
+          <w:color w:val="0000FF"/>
+          <w:sz w:val="24"/>
+        </w:rPr>
+        <w:hyperlink r:id="rId10" w:history="1">
+          <w:r>
+            <w:rPr>
+              <w:rStyle w:val="Hyperlink"/>
+            </w:rPr>
+            <w:t>dy</w:t>
+          </w:r>
+        </w:hyperlink>
+      </w:r>
+      <w:r>
+        <w:rPr>
+          <w:rFonts w:ascii="Charis SIL Regular" w:hAnsi="Charis SIL Regular" w:eastAsia="Charis SIL Regular"/>
+          <w:b w:val="0"/>
+          <w:i w:val="0"/>
+          <w:color w:val="0000FF"/>
+          <w:sz w:val="24"/>
+        </w:rPr>
+        <w:t xml:space="preserve"> </w:t>
+      </w:r>
+      <w:r>
+        <w:rPr>
+          <w:rFonts w:ascii="Charis SIL Regular" w:hAnsi="Charis SIL Regular" w:eastAsia="Charis SIL Regular"/>
+          <w:b w:val="0"/>
+          <w:i w:val="0"/>
+          <w:color w:val="0000FF"/>
+          <w:sz w:val="24"/>
+        </w:rPr>
+        <w:hyperlink r:id="rId10" w:history="1">
+          <w:r>
+            <w:rPr>
+              <w:rStyle w:val="Hyperlink"/>
+            </w:rPr>
+            <w:t>(or</w:t>
+          </w:r>
+        </w:hyperlink>
+      </w:r>
+      <w:r>
+        <w:rPr>
+          <w:rFonts w:ascii="Charis SIL Regular" w:hAnsi="Charis SIL Regular" w:eastAsia="Charis SIL Regular"/>
+          <w:b w:val="0"/>
+          <w:i w:val="0"/>
+          <w:color w:val="0000FF"/>
+          <w:sz w:val="24"/>
+        </w:rPr>
+        <w:t xml:space="preserve"> </w:t>
+      </w:r>
+      <w:r>
+        <w:rPr>
+          <w:rFonts w:ascii="Charis SIL Regular" w:hAnsi="Charis SIL Regular" w:eastAsia="Charis SIL Regular"/>
+          <w:b w:val="0"/>
+          <w:i w:val="0"/>
+          <w:color w:val="0000FF"/>
+          <w:sz w:val="24"/>
+        </w:rPr>
+        <w:hyperlink r:id="rId10" w:history="1">
+          <w:r>
+            <w:rPr>
+              <w:rStyle w:val="Hyperlink"/>
+            </w:rPr>
+            <w:t>his</w:t>
+          </w:r>
+        </w:hyperlink>
+      </w:r>
+      <w:r>
+        <w:rPr>
+          <w:rFonts w:ascii="Charis SIL Regular" w:hAnsi="Charis SIL Regular" w:eastAsia="Charis SIL Regular"/>
+          <w:b w:val="0"/>
+          <w:i w:val="0"/>
+          <w:color w:val="0000FF"/>
+          <w:sz w:val="24"/>
+        </w:rPr>
+        <w:t xml:space="preserve"> </w:t>
+      </w:r>
+      <w:r>
+        <w:rPr>
+          <w:rFonts w:ascii="Charis SIL Regular" w:hAnsi="Charis SIL Regular" w:eastAsia="Charis SIL Regular"/>
+          <w:b w:val="0"/>
+          <w:i w:val="0"/>
+          <w:color w:val="0000FF"/>
+          <w:sz w:val="24"/>
+        </w:rPr>
+        <w:hyperlink r:id="rId10" w:history="1">
+          <w:r>
+            <w:rPr>
+              <w:rStyle w:val="Hyperlink"/>
+            </w:rPr>
+            <w:t>court)</w:t>
+          </w:r>
+        </w:hyperlink>
+      </w:r>
+      <w:r>
+        <w:rPr>
+          <w:rFonts w:ascii="Charis SIL Regular" w:hAnsi="Charis SIL Regular" w:eastAsia="Charis SIL Regular"/>
+          <w:b w:val="0"/>
+          <w:i w:val="0"/>
+          <w:color w:val="0000FF"/>
+          <w:sz w:val="24"/>
+        </w:rPr>
+        <w:t xml:space="preserve"> </w:t>
+      </w:r>
+      <w:r>
+        <w:rPr>
+          <w:rFonts w:ascii="Charis SIL Regular" w:hAnsi="Charis SIL Regular" w:eastAsia="Charis SIL Regular"/>
+          <w:b w:val="0"/>
+          <w:i w:val="0"/>
+          <w:color w:val="0000FF"/>
+          <w:sz w:val="24"/>
+        </w:rPr>
+        <w:hyperlink r:id="rId10" w:history="1">
+          <w:r>
+            <w:rPr>
+              <w:rStyle w:val="Hyperlink"/>
+            </w:rPr>
+            <w:t>to</w:t>
+          </w:r>
+        </w:hyperlink>
+      </w:r>
+      <w:r>
+        <w:rPr>
+          <w:rFonts w:ascii="Charis SIL Regular" w:hAnsi="Charis SIL Regular" w:eastAsia="Charis SIL Regular"/>
+          <w:b w:val="0"/>
+          <w:i w:val="0"/>
+          <w:color w:val="0000FF"/>
+          <w:sz w:val="24"/>
+        </w:rPr>
+        <w:t xml:space="preserve"> </w:t>
+      </w:r>
+      <w:r>
+        <w:rPr>
+          <w:rFonts w:ascii="Charis SIL Regular" w:hAnsi="Charis SIL Regular" w:eastAsia="Charis SIL Regular"/>
+          <w:b w:val="0"/>
+          <w:i w:val="0"/>
+          <w:color w:val="0000FF"/>
+          <w:sz w:val="24"/>
+        </w:rPr>
+        <w:hyperlink r:id="rId10" w:history="1">
+          <w:r>
+            <w:rPr>
+              <w:rStyle w:val="Hyperlink"/>
+            </w:rPr>
+            <w:t xml:space="preserve">Governor </w:t>
+          </w:r>
+        </w:hyperlink>
+      </w:r>
+      <w:r>
+        <w:rPr>
+          <w:rFonts w:ascii="Charis SIL Regular" w:hAnsi="Charis SIL Regular" w:eastAsia="Charis SIL Regular"/>
+          <w:b w:val="0"/>
+          <w:i w:val="0"/>
+          <w:color w:val="0000FF"/>
+          <w:sz w:val="24"/>
+        </w:rPr>
+        <w:hyperlink r:id="rId10" w:history="1">
+          <w:r>
+            <w:rPr>
+              <w:rStyle w:val="Hyperlink"/>
+            </w:rPr>
+            <w:t>Julius</w:t>
+          </w:r>
+        </w:hyperlink>
+      </w:r>
+      <w:r>
+        <w:rPr>
+          <w:rFonts w:ascii="Charis SIL Regular" w:hAnsi="Charis SIL Regular" w:eastAsia="Charis SIL Regular"/>
+          <w:b w:val="0"/>
+          <w:i w:val="0"/>
+          <w:color w:val="0000FF"/>
+          <w:sz w:val="24"/>
+        </w:rPr>
+        <w:t xml:space="preserve"> </w:t>
+      </w:r>
+      <w:r>
+        <w:rPr>
+          <w:rFonts w:ascii="Charis SIL Regular" w:hAnsi="Charis SIL Regular" w:eastAsia="Charis SIL Regular"/>
+          <w:b w:val="0"/>
+          <w:i w:val="0"/>
+          <w:color w:val="0000FF"/>
+          <w:sz w:val="24"/>
+        </w:rPr>
+        <w:hyperlink r:id="rId10" w:history="1">
+          <w:r>
+            <w:rPr>
+              <w:rStyle w:val="Hyperlink"/>
+            </w:rPr>
+            <w:t>Valent</w:t>
+          </w:r>
+        </w:hyperlink>
+      </w:r>
+      <w:r>
+        <w:rPr>
+          <w:rFonts w:ascii="Charis SIL Regular" w:hAnsi="Charis SIL Regular" w:eastAsia="Charis SIL Regular"/>
+          <w:b w:val="0"/>
+          <w:i w:val="0"/>
+          <w:color w:val="0000FF"/>
+          <w:sz w:val="24"/>
+        </w:rPr>
+        <w:hyperlink r:id="rId10" w:history="1">
+          <w:r>
+            <w:rPr>
+              <w:rStyle w:val="Hyperlink"/>
+            </w:rPr>
+            <w:t>i</w:t>
+          </w:r>
+        </w:hyperlink>
+      </w:r>
+      <w:r>
+        <w:rPr>
+          <w:rFonts w:ascii="Charis SIL Regular" w:hAnsi="Charis SIL Regular" w:eastAsia="Charis SIL Regular"/>
+          <w:b w:val="0"/>
+          <w:i w:val="0"/>
+          <w:color w:val="0000FF"/>
+          <w:sz w:val="24"/>
+        </w:rPr>
+        <w:hyperlink r:id="rId10" w:history="1">
+          <w:r>
+            <w:rPr>
+              <w:rStyle w:val="Hyperlink"/>
+            </w:rPr>
+            <w:t>jn</w:t>
+          </w:r>
+        </w:hyperlink>
+      </w:r>
+      <w:r>
+        <w:rPr>
+          <w:rFonts w:ascii="Charis SIL Regular" w:hAnsi="Charis SIL Regular" w:eastAsia="Charis SIL Regular"/>
+          <w:b w:val="0"/>
+          <w:i w:val="0"/>
+          <w:color w:val="0000FF"/>
+          <w:sz w:val="24"/>
+        </w:rPr>
+        <w:t xml:space="preserve"> </w:t>
+      </w:r>
+      <w:r>
+        <w:rPr>
+          <w:rFonts w:ascii="Charis SIL Regular" w:hAnsi="Charis SIL Regular" w:eastAsia="Charis SIL Regular"/>
+          <w:b w:val="0"/>
+          <w:i w:val="0"/>
+          <w:color w:val="0000FF"/>
+          <w:sz w:val="24"/>
+        </w:rPr>
+        <w:hyperlink r:id="rId10" w:history="1">
+          <w:r>
+            <w:rPr>
+              <w:rStyle w:val="Hyperlink"/>
+            </w:rPr>
+            <w:t>Stei</w:t>
+          </w:r>
+        </w:hyperlink>
+      </w:r>
+      <w:r>
+        <w:rPr>
+          <w:rFonts w:ascii="Charis SIL Regular" w:hAnsi="Charis SIL Regular" w:eastAsia="Charis SIL Regular"/>
+          <w:b w:val="0"/>
+          <w:i w:val="0"/>
+          <w:color w:val="0000FF"/>
+          <w:sz w:val="24"/>
+        </w:rPr>
+        <w:hyperlink r:id="rId10" w:history="1">
+          <w:r>
+            <w:rPr>
+              <w:rStyle w:val="Hyperlink"/>
+            </w:rPr>
+            <w:t>n</w:t>
+          </w:r>
+        </w:hyperlink>
+      </w:r>
+      <w:r>
+        <w:rPr>
+          <w:rFonts w:ascii="Charis SIL Regular" w:hAnsi="Charis SIL Regular" w:eastAsia="Charis SIL Regular"/>
+          <w:b w:val="0"/>
+          <w:i w:val="0"/>
+          <w:color w:val="0000FF"/>
+          <w:sz w:val="24"/>
+        </w:rPr>
+        <w:t xml:space="preserve"> van Gollonesse, concerning the transport of Buddhist monks from </w:t>
+      </w:r>
+      <w:r>
+        <w:rPr>
+          <w:rFonts w:ascii="Charis SIL Regular" w:hAnsi="Charis SIL Regular" w:eastAsia="Charis SIL Regular"/>
+          <w:b w:val="0"/>
+          <w:i w:val="0"/>
+          <w:color w:val="0000FF"/>
+          <w:sz w:val="24"/>
+        </w:rPr>
+        <w:hyperlink r:id="rId10" w:history="1">
+          <w:r>
+            <w:rPr>
+              <w:rStyle w:val="Hyperlink"/>
+            </w:rPr>
+            <w:t>Burm</w:t>
+          </w:r>
+        </w:hyperlink>
+      </w:r>
+      <w:r>
+        <w:rPr>
+          <w:rFonts w:ascii="Charis SIL Regular" w:hAnsi="Charis SIL Regular" w:eastAsia="Charis SIL Regular"/>
+          <w:b w:val="0"/>
+          <w:i w:val="0"/>
+          <w:color w:val="0000FF"/>
+          <w:sz w:val="24"/>
+        </w:rPr>
+        <w:hyperlink r:id="rId10" w:history="1">
+          <w:r>
+            <w:rPr>
+              <w:rStyle w:val="Hyperlink"/>
+            </w:rPr>
+            <w:t>a</w:t>
+          </w:r>
+        </w:hyperlink>
+      </w:r>
+      <w:r>
+        <w:rPr>
+          <w:rFonts w:ascii="Charis SIL Regular" w:hAnsi="Charis SIL Regular" w:eastAsia="Charis SIL Regular"/>
+          <w:b w:val="0"/>
+          <w:i w:val="0"/>
+          <w:color w:val="0000FF"/>
+          <w:sz w:val="24"/>
+        </w:rPr>
+        <w:t xml:space="preserve"> </w:t>
+      </w:r>
+      <w:r>
+        <w:rPr>
+          <w:rFonts w:ascii="Charis SIL Regular" w:hAnsi="Charis SIL Regular" w:eastAsia="Charis SIL Regular"/>
+          <w:b w:val="0"/>
+          <w:i w:val="0"/>
+          <w:color w:val="0000FF"/>
+          <w:sz w:val="24"/>
+        </w:rPr>
+        <w:hyperlink r:id="rId10" w:history="1">
+          <w:r>
+            <w:rPr>
+              <w:rStyle w:val="Hyperlink"/>
+            </w:rPr>
+            <w:t>to</w:t>
+          </w:r>
+        </w:hyperlink>
+      </w:r>
+      <w:r>
+        <w:rPr>
+          <w:rFonts w:ascii="Charis SIL Regular" w:hAnsi="Charis SIL Regular" w:eastAsia="Charis SIL Regular"/>
+          <w:b w:val="0"/>
+          <w:i w:val="0"/>
+          <w:color w:val="0000FF"/>
+          <w:sz w:val="24"/>
+        </w:rPr>
+        <w:t xml:space="preserve"> </w:t>
+      </w:r>
+      <w:r>
+        <w:rPr>
+          <w:rFonts w:ascii="Charis SIL Regular" w:hAnsi="Charis SIL Regular" w:eastAsia="Charis SIL Regular"/>
+          <w:b w:val="0"/>
+          <w:i w:val="0"/>
+          <w:color w:val="0000FF"/>
+          <w:sz w:val="24"/>
+        </w:rPr>
+        <w:hyperlink r:id="rId10" w:history="1">
+          <w:r>
+            <w:rPr>
+              <w:rStyle w:val="Hyperlink"/>
+            </w:rPr>
+            <w:t>Ceylo</w:t>
+          </w:r>
+        </w:hyperlink>
+      </w:r>
+      <w:r>
+        <w:rPr>
+          <w:rFonts w:ascii="Charis SIL Regular" w:hAnsi="Charis SIL Regular" w:eastAsia="Charis SIL Regular"/>
+          <w:b w:val="0"/>
+          <w:i w:val="0"/>
+          <w:color w:val="0000FF"/>
+          <w:sz w:val="24"/>
+        </w:rPr>
+        <w:hyperlink r:id="rId10" w:history="1">
+          <w:r>
+            <w:rPr>
+              <w:rStyle w:val="Hyperlink"/>
+            </w:rPr>
+            <w:t>n</w:t>
+          </w:r>
+        </w:hyperlink>
+      </w:r>
+      <w:r>
+        <w:rPr>
+          <w:rFonts w:ascii="Charis SIL Regular" w:hAnsi="Charis SIL Regular" w:eastAsia="Charis SIL Regular"/>
+          <w:b w:val="0"/>
+          <w:i w:val="0"/>
+          <w:color w:val="0000FF"/>
+          <w:sz w:val="24"/>
+        </w:rPr>
+        <w:t xml:space="preserve"> </w:t>
+      </w:r>
+      <w:r>
+        <w:rPr>
+          <w:rFonts w:ascii="Charis SIL Regular" w:hAnsi="Charis SIL Regular" w:eastAsia="Charis SIL Regular"/>
+          <w:b w:val="0"/>
+          <w:i w:val="0"/>
+          <w:color w:val="0000FF"/>
+          <w:sz w:val="24"/>
+        </w:rPr>
+        <w:hyperlink r:id="rId10" w:history="1">
+          <w:r>
+            <w:rPr>
+              <w:rStyle w:val="Hyperlink"/>
+            </w:rPr>
+            <w:t>for</w:t>
+          </w:r>
+        </w:hyperlink>
+      </w:r>
+      <w:r>
+        <w:rPr>
+          <w:rFonts w:ascii="Charis SIL Regular" w:hAnsi="Charis SIL Regular" w:eastAsia="Charis SIL Regular"/>
+          <w:b w:val="0"/>
+          <w:i w:val="0"/>
+          <w:color w:val="0000FF"/>
+          <w:sz w:val="24"/>
+        </w:rPr>
+        <w:t xml:space="preserve"> </w:t>
+      </w:r>
+      <w:r>
+        <w:rPr>
+          <w:rFonts w:ascii="Charis SIL Regular" w:hAnsi="Charis SIL Regular" w:eastAsia="Charis SIL Regular"/>
+          <w:b w:val="0"/>
+          <w:i w:val="0"/>
+          <w:color w:val="0000FF"/>
+          <w:sz w:val="24"/>
+        </w:rPr>
+        <w:hyperlink r:id="rId10" w:history="1">
+          <w:r>
+            <w:rPr>
+              <w:rStyle w:val="Hyperlink"/>
+            </w:rPr>
+            <w:t>a</w:t>
+          </w:r>
+        </w:hyperlink>
+      </w:r>
+      <w:r>
+        <w:rPr>
+          <w:rFonts w:ascii="Charis SIL Regular" w:hAnsi="Charis SIL Regular" w:eastAsia="Charis SIL Regular"/>
+          <w:b w:val="0"/>
+          <w:i w:val="0"/>
+          <w:color w:val="0000FF"/>
+          <w:sz w:val="24"/>
+        </w:rPr>
+        <w:t xml:space="preserve"> </w:t>
+      </w:r>
+      <w:r>
+        <w:rPr>
+          <w:rFonts w:ascii="Charis SIL Regular" w:hAnsi="Charis SIL Regular" w:eastAsia="Charis SIL Regular"/>
+          <w:b w:val="0"/>
+          <w:i w:val="0"/>
+          <w:color w:val="0000FF"/>
+          <w:sz w:val="24"/>
+        </w:rPr>
+        <w:hyperlink r:id="rId10" w:history="1">
+          <w:r>
+            <w:rPr>
+              <w:rStyle w:val="Hyperlink"/>
+            </w:rPr>
+            <w:t>cer</w:t>
+          </w:r>
+        </w:hyperlink>
+      </w:r>
+      <w:r>
+        <w:rPr>
+          <w:rFonts w:ascii="Charis SIL Regular" w:hAnsi="Charis SIL Regular" w:eastAsia="Charis SIL Regular"/>
+          <w:b w:val="0"/>
+          <w:i w:val="0"/>
+          <w:color w:val="0000FF"/>
+          <w:sz w:val="24"/>
+        </w:rPr>
+        <w:hyperlink r:id="rId10" w:history="1">
+          <w:r>
+            <w:rPr>
+              <w:rStyle w:val="Hyperlink"/>
+            </w:rPr>
+            <w:t>emony</w:t>
+          </w:r>
+        </w:hyperlink>
+      </w:r>
+      <w:r>
+        <w:rPr>
+          <w:rFonts w:ascii="Charis SIL Regular" w:hAnsi="Charis SIL Regular" w:eastAsia="Charis SIL Regular"/>
+          <w:b w:val="0"/>
+          <w:i w:val="0"/>
+          <w:color w:val="0000FF"/>
+          <w:sz w:val="24"/>
+        </w:rPr>
+        <w:t xml:space="preserve"> </w:t>
+      </w:r>
+      <w:r>
+        <w:rPr>
+          <w:rFonts w:ascii="Charis SIL Regular" w:hAnsi="Charis SIL Regular" w:eastAsia="Charis SIL Regular"/>
+          <w:b w:val="0"/>
+          <w:i w:val="0"/>
+          <w:color w:val="0000FF"/>
+          <w:sz w:val="24"/>
+        </w:rPr>
+        <w:hyperlink r:id="rId10" w:history="1">
+          <w:r>
+            <w:rPr>
+              <w:rStyle w:val="Hyperlink"/>
+            </w:rPr>
+            <w:t>at</w:t>
+          </w:r>
+        </w:hyperlink>
+      </w:r>
+      <w:r>
+        <w:rPr>
+          <w:rFonts w:ascii="Charis SIL Regular" w:hAnsi="Charis SIL Regular" w:eastAsia="Charis SIL Regular"/>
+          <w:b w:val="0"/>
+          <w:i w:val="0"/>
+          <w:color w:val="0000FF"/>
+          <w:sz w:val="24"/>
+        </w:rPr>
+        <w:t xml:space="preserve"> </w:t>
+      </w:r>
+      <w:r>
+        <w:rPr>
+          <w:rFonts w:ascii="Charis SIL Regular" w:hAnsi="Charis SIL Regular" w:eastAsia="Charis SIL Regular"/>
+          <w:b w:val="0"/>
+          <w:i w:val="0"/>
+          <w:color w:val="0000FF"/>
+          <w:sz w:val="24"/>
+        </w:rPr>
+        <w:hyperlink r:id="rId10" w:history="1">
+          <w:r>
+            <w:rPr>
+              <w:rStyle w:val="Hyperlink"/>
+            </w:rPr>
+            <w:t>K</w:t>
+          </w:r>
+        </w:hyperlink>
+      </w:r>
+      <w:r>
+        <w:rPr>
+          <w:rFonts w:ascii="Charis SIL Regular" w:hAnsi="Charis SIL Regular" w:eastAsia="Charis SIL Regular"/>
+          <w:b w:val="0"/>
+          <w:i w:val="0"/>
+          <w:color w:val="0000FF"/>
+          <w:sz w:val="24"/>
+        </w:rPr>
+        <w:hyperlink r:id="rId10" w:history="1">
+          <w:r>
+            <w:rPr>
+              <w:rStyle w:val="Hyperlink"/>
+            </w:rPr>
+            <w:t>a</w:t>
+          </w:r>
+        </w:hyperlink>
+      </w:r>
+      <w:r>
+        <w:rPr>
+          <w:rFonts w:ascii="Charis SIL Regular" w:hAnsi="Charis SIL Regular" w:eastAsia="Charis SIL Regular"/>
+          <w:b w:val="0"/>
+          <w:i w:val="0"/>
+          <w:color w:val="0000FF"/>
+          <w:sz w:val="24"/>
+        </w:rPr>
+        <w:hyperlink r:id="rId10" w:history="1">
+          <w:r>
+            <w:rPr>
+              <w:rStyle w:val="Hyperlink"/>
+            </w:rPr>
+            <w:t>ndy,</w:t>
+          </w:r>
+        </w:hyperlink>
+      </w:r>
+      <w:r>
+        <w:rPr>
+          <w:rFonts w:ascii="Charis SIL Regular" w:hAnsi="Charis SIL Regular" w:eastAsia="Charis SIL Regular"/>
+          <w:b w:val="0"/>
+          <w:i w:val="0"/>
+          <w:color w:val="0000FF"/>
+          <w:sz w:val="24"/>
+        </w:rPr>
+        <w:t xml:space="preserve"> </w:t>
+      </w:r>
+      <w:r>
+        <w:rPr>
+          <w:rFonts w:ascii="Charis SIL Regular" w:hAnsi="Charis SIL Regular" w:eastAsia="Charis SIL Regular"/>
+          <w:b w:val="0"/>
+          <w:i w:val="0"/>
+          <w:color w:val="0000FF"/>
+          <w:sz w:val="24"/>
+        </w:rPr>
+        <w:hyperlink r:id="rId10" w:history="1">
+          <w:r>
+            <w:rPr>
+              <w:rStyle w:val="Hyperlink"/>
+            </w:rPr>
+            <w:t>1746.</w:t>
+          </w:r>
+        </w:hyperlink>
+      </w:r>
+      <w:r>
+        <w:rPr>
+          <w:rFonts w:ascii="Charis SIL Regular" w:hAnsi="Charis SIL Regular" w:eastAsia="Charis SIL Regular"/>
+          <w:b w:val="0"/>
+          <w:i w:val="0"/>
+          <w:color w:val="0000FF"/>
+          <w:sz w:val="24"/>
+        </w:rPr>
+        <w:t xml:space="preserve"> </w:t>
+      </w:r>
+      <w:r>
+        <w:rPr>
+          <w:rFonts w:ascii="Charis SIL Regular" w:hAnsi="Charis SIL Regular" w:eastAsia="Charis SIL Regular"/>
+          <w:b w:val="0"/>
+          <w:i w:val="0"/>
+          <w:color w:val="0000FF"/>
+          <w:sz w:val="24"/>
+        </w:rPr>
+        <w:hyperlink r:id="rId10" w:history="1">
+          <w:r>
+            <w:rPr>
+              <w:rStyle w:val="Hyperlink"/>
+            </w:rPr>
+            <w:t>In</w:t>
+          </w:r>
+        </w:hyperlink>
+      </w:r>
+      <w:r>
+        <w:rPr>
+          <w:rFonts w:ascii="Charis SIL Regular" w:hAnsi="Charis SIL Regular" w:eastAsia="Charis SIL Regular"/>
+          <w:b w:val="0"/>
+          <w:i w:val="0"/>
+          <w:color w:val="0000FF"/>
+          <w:sz w:val="24"/>
+        </w:rPr>
+        <w:t xml:space="preserve"> </w:t>
+      </w:r>
+      <w:r>
+        <w:rPr>
+          <w:rFonts w:ascii="Charis SIL Regular" w:hAnsi="Charis SIL Regular" w:eastAsia="Charis SIL Regular"/>
+          <w:b w:val="0"/>
+          <w:i w:val="0"/>
+          <w:color w:val="0000FF"/>
+          <w:sz w:val="24"/>
+        </w:rPr>
+        <w:hyperlink r:id="rId10" w:history="1">
+          <w:r>
+            <w:rPr>
+              <w:rStyle w:val="Hyperlink"/>
+            </w:rPr>
+            <w:t>S</w:t>
+          </w:r>
+        </w:hyperlink>
+      </w:r>
+      <w:r>
+        <w:rPr>
+          <w:rFonts w:ascii="Charis SIL Regular" w:hAnsi="Charis SIL Regular" w:eastAsia="Charis SIL Regular"/>
+          <w:b w:val="0"/>
+          <w:i w:val="0"/>
+          <w:color w:val="0000FF"/>
+          <w:sz w:val="24"/>
+        </w:rPr>
+        <w:hyperlink r:id="rId10" w:history="1">
+          <w:r>
+            <w:rPr>
+              <w:rStyle w:val="Hyperlink"/>
+            </w:rPr>
+            <w:t>inhalese,</w:t>
+          </w:r>
+        </w:hyperlink>
+      </w:r>
+      <w:r>
+        <w:rPr>
+          <w:rFonts w:ascii="Charis SIL Regular" w:hAnsi="Charis SIL Regular" w:eastAsia="Charis SIL Regular"/>
+          <w:b w:val="0"/>
+          <w:i w:val="0"/>
+          <w:color w:val="0000FF"/>
+          <w:sz w:val="24"/>
+        </w:rPr>
+        <w:t xml:space="preserve"> </w:t>
+      </w:r>
+      <w:r>
+        <w:rPr>
+          <w:rFonts w:ascii="Charis SIL Regular" w:hAnsi="Charis SIL Regular" w:eastAsia="Charis SIL Regular"/>
+          <w:b w:val="0"/>
+          <w:i w:val="0"/>
+          <w:color w:val="0000FF"/>
+          <w:sz w:val="24"/>
+        </w:rPr>
+        <w:hyperlink r:id="rId10" w:history="1">
+          <w:r>
+            <w:rPr>
+              <w:rStyle w:val="Hyperlink"/>
+            </w:rPr>
+            <w:t>pa</w:t>
+          </w:r>
+        </w:hyperlink>
+      </w:r>
+      <w:r>
+        <w:rPr>
+          <w:rFonts w:ascii="Charis SIL Regular" w:hAnsi="Charis SIL Regular" w:eastAsia="Charis SIL Regular"/>
+          <w:b w:val="0"/>
+          <w:i w:val="0"/>
+          <w:color w:val="0000FF"/>
+          <w:sz w:val="24"/>
+        </w:rPr>
+        <w:hyperlink r:id="rId10" w:history="1">
+          <w:r>
+            <w:rPr>
+              <w:rStyle w:val="Hyperlink"/>
+            </w:rPr>
+            <w:t>l</w:t>
+          </w:r>
+        </w:hyperlink>
+      </w:r>
+      <w:r>
+        <w:rPr>
+          <w:rFonts w:ascii="Charis SIL Regular" w:hAnsi="Charis SIL Regular" w:eastAsia="Charis SIL Regular"/>
+          <w:b w:val="0"/>
+          <w:i w:val="0"/>
+          <w:color w:val="0000FF"/>
+          <w:sz w:val="24"/>
+        </w:rPr>
+        <w:hyperlink r:id="rId10" w:history="1">
+          <w:r>
+            <w:rPr>
+              <w:rStyle w:val="Hyperlink"/>
+            </w:rPr>
+            <w:t>m</w:t>
+          </w:r>
+        </w:hyperlink>
+      </w:r>
+      <w:r>
+        <w:rPr>
+          <w:rFonts w:ascii="Charis SIL Regular" w:hAnsi="Charis SIL Regular" w:eastAsia="Charis SIL Regular"/>
+          <w:b w:val="0"/>
+          <w:i w:val="0"/>
+          <w:color w:val="0000FF"/>
+          <w:sz w:val="24"/>
+        </w:rPr>
+        <w:t xml:space="preserve"> </w:t>
+      </w:r>
+      <w:r>
+        <w:rPr>
+          <w:rFonts w:ascii="Charis SIL Regular" w:hAnsi="Charis SIL Regular" w:eastAsia="Charis SIL Regular"/>
+          <w:b w:val="0"/>
+          <w:i w:val="0"/>
+          <w:color w:val="0000FF"/>
+          <w:sz w:val="24"/>
+        </w:rPr>
+        <w:hyperlink r:id="rId10" w:history="1">
+          <w:r>
+            <w:rPr>
+              <w:rStyle w:val="Hyperlink"/>
+            </w:rPr>
+            <w:t>leaf</w:t>
+          </w:r>
+        </w:hyperlink>
+      </w:r>
+      <w:r>
+        <w:rPr>
+          <w:rFonts w:ascii="Charis SIL Regular" w:hAnsi="Charis SIL Regular" w:eastAsia="Charis SIL Regular"/>
+          <w:b w:val="0"/>
+          <w:i w:val="0"/>
+          <w:color w:val="0000FF"/>
+          <w:sz w:val="24"/>
+        </w:rPr>
+        <w:t xml:space="preserve"> </w:t>
+      </w:r>
+      <w:r>
+        <w:rPr>
+          <w:rFonts w:ascii="Charis SIL Regular" w:hAnsi="Charis SIL Regular" w:eastAsia="Charis SIL Regular"/>
+          <w:b w:val="0"/>
+          <w:i w:val="0"/>
+          <w:color w:val="0000FF"/>
+          <w:sz w:val="24"/>
+        </w:rPr>
+        <w:hyperlink r:id="rId10" w:history="1">
+          <w:r>
+            <w:rPr>
+              <w:rStyle w:val="Hyperlink"/>
+            </w:rPr>
+            <w:t>w</w:t>
+          </w:r>
+        </w:hyperlink>
+      </w:r>
+      <w:r>
+        <w:rPr>
+          <w:rFonts w:ascii="Charis SIL Regular" w:hAnsi="Charis SIL Regular" w:eastAsia="Charis SIL Regular"/>
+          <w:b w:val="0"/>
+          <w:i w:val="0"/>
+          <w:color w:val="0000FF"/>
+          <w:sz w:val="24"/>
+        </w:rPr>
+        <w:hyperlink r:id="rId10" w:history="1">
+          <w:r>
+            <w:rPr>
+              <w:rStyle w:val="Hyperlink"/>
+            </w:rPr>
+            <w:t>i</w:t>
+          </w:r>
+        </w:hyperlink>
+      </w:r>
+      <w:r>
+        <w:rPr>
+          <w:rFonts w:ascii="Charis SIL Regular" w:hAnsi="Charis SIL Regular" w:eastAsia="Charis SIL Regular"/>
+          <w:b w:val="0"/>
+          <w:i w:val="0"/>
+          <w:color w:val="0000FF"/>
+          <w:sz w:val="24"/>
+        </w:rPr>
+        <w:hyperlink r:id="rId10" w:history="1">
+          <w:r>
+            <w:rPr>
+              <w:rStyle w:val="Hyperlink"/>
+            </w:rPr>
+            <w:t>th</w:t>
+          </w:r>
+        </w:hyperlink>
+      </w:r>
+      <w:r>
+        <w:rPr>
+          <w:rFonts w:ascii="Charis SIL Regular" w:hAnsi="Charis SIL Regular" w:eastAsia="Charis SIL Regular"/>
+          <w:b w:val="0"/>
+          <w:i w:val="0"/>
+          <w:color w:val="0000FF"/>
+          <w:sz w:val="24"/>
+        </w:rPr>
+        <w:t xml:space="preserve"> </w:t>
+      </w:r>
+      <w:r>
+        <w:rPr>
+          <w:rFonts w:ascii="Charis SIL Regular" w:hAnsi="Charis SIL Regular" w:eastAsia="Charis SIL Regular"/>
+          <w:b w:val="0"/>
+          <w:i w:val="0"/>
+          <w:color w:val="0000FF"/>
+          <w:sz w:val="24"/>
+        </w:rPr>
+        <w:hyperlink r:id="rId10" w:history="1">
+          <w:r>
+            <w:rPr>
+              <w:rStyle w:val="Hyperlink"/>
+            </w:rPr>
+            <w:t>silk</w:t>
+          </w:r>
+        </w:hyperlink>
+      </w:r>
+      <w:r>
+        <w:rPr>
+          <w:rFonts w:ascii="Charis SIL Regular" w:hAnsi="Charis SIL Regular" w:eastAsia="Charis SIL Regular"/>
+          <w:b w:val="0"/>
+          <w:i w:val="0"/>
+          <w:color w:val="0000FF"/>
+          <w:sz w:val="24"/>
+        </w:rPr>
+        <w:t xml:space="preserve"> </w:t>
+      </w:r>
+      <w:r>
+        <w:rPr>
+          <w:rFonts w:ascii="Charis SIL Regular" w:hAnsi="Charis SIL Regular" w:eastAsia="Charis SIL Regular"/>
+          <w:b w:val="0"/>
+          <w:i w:val="0"/>
+          <w:color w:val="0000FF"/>
+          <w:sz w:val="24"/>
+        </w:rPr>
+        <w:hyperlink r:id="rId10" w:history="1">
+          <w:r>
+            <w:rPr>
+              <w:rStyle w:val="Hyperlink"/>
+            </w:rPr>
+            <w:t>c</w:t>
+          </w:r>
+        </w:hyperlink>
+      </w:r>
+      <w:r>
+        <w:rPr>
+          <w:rFonts w:ascii="Charis SIL Regular" w:hAnsi="Charis SIL Regular" w:eastAsia="Charis SIL Regular"/>
+          <w:b w:val="0"/>
+          <w:i w:val="0"/>
+          <w:color w:val="0000FF"/>
+          <w:sz w:val="24"/>
+        </w:rPr>
+        <w:hyperlink r:id="rId10" w:history="1">
+          <w:r>
+            <w:rPr>
+              <w:rStyle w:val="Hyperlink"/>
+            </w:rPr>
+            <w:t xml:space="preserve">ase </w:t>
+          </w:r>
+        </w:hyperlink>
+      </w:r>
+      <w:r>
+        <w:rPr>
+          <w:rFonts w:ascii="Charis SIL Regular" w:hAnsi="Charis SIL Regular" w:eastAsia="Charis SIL Regular"/>
+          <w:b w:val="0"/>
+          <w:i w:val="0"/>
+          <w:color w:val="0000FF"/>
+          <w:sz w:val="24"/>
+          <w:u w:val="single"/>
+        </w:rPr>
+        <w:hyperlink r:id="rId10" w:history="1">
+          <w:r>
+            <w:rPr>
+              <w:rStyle w:val="Hyperlink"/>
+            </w:rPr>
+            <w:t>and</w:t>
+          </w:r>
+        </w:hyperlink>
+      </w:r>
+      <w:r>
+        <w:rPr>
+          <w:rFonts w:ascii="Charis SIL Regular" w:hAnsi="Charis SIL Regular" w:eastAsia="Charis SIL Regular"/>
+          <w:b w:val="0"/>
+          <w:i w:val="0"/>
+          <w:color w:val="0000FF"/>
+          <w:sz w:val="24"/>
+          <w:u w:val="single"/>
+        </w:rPr>
+        <w:t xml:space="preserve"> </w:t>
+      </w:r>
+      <w:r>
+        <w:rPr>
+          <w:rFonts w:ascii="Charis SIL Regular" w:hAnsi="Charis SIL Regular" w:eastAsia="Charis SIL Regular"/>
+          <w:b w:val="0"/>
+          <w:i w:val="0"/>
+          <w:color w:val="0000FF"/>
+          <w:sz w:val="24"/>
+          <w:u w:val="single"/>
+        </w:rPr>
+        <w:hyperlink r:id="rId10" w:history="1">
+          <w:r>
+            <w:rPr>
+              <w:rStyle w:val="Hyperlink"/>
+            </w:rPr>
+            <w:t>de</w:t>
+          </w:r>
+        </w:hyperlink>
+      </w:r>
+      <w:r>
+        <w:rPr>
+          <w:rFonts w:ascii="Charis SIL Regular" w:hAnsi="Charis SIL Regular" w:eastAsia="Charis SIL Regular"/>
+          <w:b w:val="0"/>
+          <w:i w:val="0"/>
+          <w:color w:val="0000FF"/>
+          <w:sz w:val="24"/>
+          <w:u w:val="single"/>
+        </w:rPr>
+        <w:hyperlink r:id="rId10" w:history="1">
+          <w:r>
+            <w:rPr>
+              <w:rStyle w:val="Hyperlink"/>
+            </w:rPr>
+            <w:t>co</w:t>
+          </w:r>
+        </w:hyperlink>
+      </w:r>
+      <w:r>
+        <w:rPr>
+          <w:rFonts w:ascii="Charis SIL Regular" w:hAnsi="Charis SIL Regular" w:eastAsia="Charis SIL Regular"/>
+          <w:b w:val="0"/>
+          <w:i w:val="0"/>
+          <w:color w:val="0000FF"/>
+          <w:sz w:val="24"/>
+          <w:u w:val="single"/>
         </w:rPr>
         <w:hyperlink r:id="rId10" w:history="1">
           <w:r>
@@ -1303,23 +2578,14 @@
           <w:i w:val="0"/>
           <w:color w:val="0000FF"/>
           <w:sz w:val="24"/>
-        </w:rPr>
-        <w:t xml:space="preserve"> </w:t>
-      </w:r>
-      <w:r>
-        <w:rPr>
-          <w:rFonts w:ascii="Charis SIL Regular" w:hAnsi="Charis SIL Regular" w:eastAsia="Charis SIL Regular"/>
-          <w:b w:val="0"/>
-          <w:i w:val="0"/>
-          <w:color w:val="0000FF"/>
-          <w:sz w:val="24"/>
+          <w:u w:val="single"/>
         </w:rPr>
         <w:hyperlink r:id="rId10" w:history="1">
           <w:r>
             <w:rPr>
               <w:rStyle w:val="Hyperlink"/>
             </w:rPr>
-            <w:t>from</w:t>
+            <w:t>ations</w:t>
           </w:r>
         </w:hyperlink>
       </w:r>
@@ -1330,6 +2596,7 @@
           <w:i w:val="0"/>
           <w:color w:val="0000FF"/>
           <w:sz w:val="24"/>
+          <w:u w:val="single"/>
         </w:rPr>
         <w:t xml:space="preserve"> </w:t>
       </w:r>
@@ -1340,13 +2607,14 @@
           <w:i w:val="0"/>
           <w:color w:val="0000FF"/>
           <w:sz w:val="24"/>
+          <w:u w:val="single"/>
         </w:rPr>
         <w:hyperlink r:id="rId10" w:history="1">
           <w:r>
             <w:rPr>
               <w:rStyle w:val="Hyperlink"/>
             </w:rPr>
-            <w:t>King</w:t>
+            <w:t>(</w:t>
           </w:r>
         </w:hyperlink>
       </w:r>
@@ -1357,23 +2625,14 @@
           <w:i w:val="0"/>
           <w:color w:val="0000FF"/>
           <w:sz w:val="24"/>
-        </w:rPr>
-        <w:t xml:space="preserve"> </w:t>
-      </w:r>
-      <w:r>
-        <w:rPr>
-          <w:rFonts w:ascii="Charis SIL Regular" w:hAnsi="Charis SIL Regular" w:eastAsia="Charis SIL Regular"/>
-          <w:b w:val="0"/>
-          <w:i w:val="0"/>
-          <w:color w:val="0000FF"/>
-          <w:sz w:val="24"/>
+          <w:u w:val="single"/>
         </w:rPr>
         <w:hyperlink r:id="rId10" w:history="1">
           <w:r>
             <w:rPr>
               <w:rStyle w:val="Hyperlink"/>
             </w:rPr>
-            <w:t>Sri</w:t>
+            <w:t>len</w:t>
           </w:r>
         </w:hyperlink>
       </w:r>
@@ -1384,23 +2643,14 @@
           <w:i w:val="0"/>
           <w:color w:val="0000FF"/>
           <w:sz w:val="24"/>
-        </w:rPr>
-        <w:t xml:space="preserve"> </w:t>
-      </w:r>
-      <w:r>
-        <w:rPr>
-          <w:rFonts w:ascii="Charis SIL Regular" w:hAnsi="Charis SIL Regular" w:eastAsia="Charis SIL Regular"/>
-          <w:b w:val="0"/>
-          <w:i w:val="0"/>
-          <w:color w:val="0000FF"/>
-          <w:sz w:val="24"/>
+          <w:u w:val="single"/>
         </w:rPr>
         <w:hyperlink r:id="rId10" w:history="1">
           <w:r>
             <w:rPr>
               <w:rStyle w:val="Hyperlink"/>
             </w:rPr>
-            <w:t>V</w:t>
+            <w:t>gt</w:t>
           </w:r>
         </w:hyperlink>
       </w:r>
@@ -1411,673 +2661,7 @@
           <w:i w:val="0"/>
           <w:color w:val="0000FF"/>
           <w:sz w:val="24"/>
-        </w:rPr>
-        <w:hyperlink r:id="rId10" w:history="1">
-          <w:r>
-            <w:rPr>
-              <w:rStyle w:val="Hyperlink"/>
-            </w:rPr>
-            <w:t>ijay</w:t>
-          </w:r>
-        </w:hyperlink>
-      </w:r>
-      <w:r>
-        <w:rPr>
-          <w:rFonts w:ascii="Charis SIL Regular" w:hAnsi="Charis SIL Regular" w:eastAsia="Charis SIL Regular"/>
-          <w:b w:val="0"/>
-          <w:i w:val="0"/>
-          <w:color w:val="0000FF"/>
-          <w:sz w:val="24"/>
-        </w:rPr>
-        <w:hyperlink r:id="rId10" w:history="1">
-          <w:r>
-            <w:rPr>
-              <w:rStyle w:val="Hyperlink"/>
-            </w:rPr>
-            <w:t>a</w:t>
-          </w:r>
-        </w:hyperlink>
-      </w:r>
-      <w:r>
-        <w:rPr>
-          <w:rFonts w:ascii="Charis SIL Regular" w:hAnsi="Charis SIL Regular" w:eastAsia="Charis SIL Regular"/>
-          <w:b w:val="0"/>
-          <w:i w:val="0"/>
-          <w:color w:val="0000FF"/>
-          <w:sz w:val="24"/>
-        </w:rPr>
-        <w:t xml:space="preserve"> </w:t>
-      </w:r>
-      <w:r>
-        <w:rPr>
-          <w:rFonts w:ascii="Charis SIL Regular" w:hAnsi="Charis SIL Regular" w:eastAsia="Charis SIL Regular"/>
-          <w:b w:val="0"/>
-          <w:i w:val="0"/>
-          <w:color w:val="0000FF"/>
-          <w:sz w:val="24"/>
-        </w:rPr>
-        <w:hyperlink r:id="rId10" w:history="1">
-          <w:r>
-            <w:rPr>
-              <w:rStyle w:val="Hyperlink"/>
-            </w:rPr>
-            <w:t>R</w:t>
-          </w:r>
-        </w:hyperlink>
-      </w:r>
-      <w:r>
-        <w:rPr>
-          <w:rFonts w:ascii="Charis SIL Regular" w:hAnsi="Charis SIL Regular" w:eastAsia="Charis SIL Regular"/>
-          <w:b w:val="0"/>
-          <w:i w:val="0"/>
-          <w:color w:val="0000FF"/>
-          <w:sz w:val="24"/>
-        </w:rPr>
-        <w:hyperlink r:id="rId10" w:history="1">
-          <w:r>
-            <w:rPr>
-              <w:rStyle w:val="Hyperlink"/>
-            </w:rPr>
-            <w:t>aja</w:t>
-          </w:r>
-        </w:hyperlink>
-      </w:r>
-      <w:r>
-        <w:rPr>
-          <w:rFonts w:ascii="Charis SIL Regular" w:hAnsi="Charis SIL Regular" w:eastAsia="Charis SIL Regular"/>
-          <w:b w:val="0"/>
-          <w:i w:val="0"/>
-          <w:color w:val="0000FF"/>
-          <w:sz w:val="24"/>
-        </w:rPr>
-        <w:hyperlink r:id="rId10" w:history="1">
-          <w:r>
-            <w:rPr>
-              <w:rStyle w:val="Hyperlink"/>
-            </w:rPr>
-            <w:t>sin</w:t>
-          </w:r>
-        </w:hyperlink>
-      </w:r>
-      <w:r>
-        <w:rPr>
-          <w:rFonts w:ascii="Charis SIL Regular" w:hAnsi="Charis SIL Regular" w:eastAsia="Charis SIL Regular"/>
-          <w:b w:val="0"/>
-          <w:i w:val="0"/>
-          <w:color w:val="0000FF"/>
-          <w:sz w:val="24"/>
-        </w:rPr>
-        <w:hyperlink r:id="rId10" w:history="1">
-          <w:r>
-            <w:rPr>
-              <w:rStyle w:val="Hyperlink"/>
-            </w:rPr>
-            <w:t>g</w:t>
-          </w:r>
-        </w:hyperlink>
-      </w:r>
-      <w:r>
-        <w:rPr>
-          <w:rFonts w:ascii="Charis SIL Regular" w:hAnsi="Charis SIL Regular" w:eastAsia="Charis SIL Regular"/>
-          <w:b w:val="0"/>
-          <w:i w:val="0"/>
-          <w:color w:val="0000FF"/>
-          <w:sz w:val="24"/>
-        </w:rPr>
-        <w:hyperlink r:id="rId10" w:history="1">
-          <w:r>
-            <w:rPr>
-              <w:rStyle w:val="Hyperlink"/>
-            </w:rPr>
-            <w:t>a</w:t>
-          </w:r>
-        </w:hyperlink>
-      </w:r>
-      <w:r>
-        <w:rPr>
-          <w:rFonts w:ascii="Charis SIL Regular" w:hAnsi="Charis SIL Regular" w:eastAsia="Charis SIL Regular"/>
-          <w:b w:val="0"/>
-          <w:i w:val="0"/>
-          <w:color w:val="0000FF"/>
-          <w:sz w:val="24"/>
-        </w:rPr>
-        <w:t xml:space="preserve"> </w:t>
-      </w:r>
-      <w:r>
-        <w:rPr>
-          <w:rFonts w:ascii="Charis SIL Regular" w:hAnsi="Charis SIL Regular" w:eastAsia="Charis SIL Regular"/>
-          <w:b w:val="0"/>
-          <w:i w:val="0"/>
-          <w:color w:val="0000FF"/>
-          <w:sz w:val="24"/>
-        </w:rPr>
-        <w:hyperlink r:id="rId10" w:history="1">
-          <w:r>
-            <w:rPr>
-              <w:rStyle w:val="Hyperlink"/>
-            </w:rPr>
-            <w:t>of</w:t>
-          </w:r>
-        </w:hyperlink>
-      </w:r>
-      <w:r>
-        <w:rPr>
-          <w:rFonts w:ascii="Charis SIL Regular" w:hAnsi="Charis SIL Regular" w:eastAsia="Charis SIL Regular"/>
-          <w:b w:val="0"/>
-          <w:i w:val="0"/>
-          <w:color w:val="0000FF"/>
-          <w:sz w:val="24"/>
-        </w:rPr>
-        <w:t xml:space="preserve"> </w:t>
-      </w:r>
-      <w:r>
-        <w:rPr>
-          <w:rFonts w:ascii="Charis SIL Regular" w:hAnsi="Charis SIL Regular" w:eastAsia="Charis SIL Regular"/>
-          <w:b w:val="0"/>
-          <w:i w:val="0"/>
-          <w:color w:val="0000FF"/>
-          <w:sz w:val="24"/>
-        </w:rPr>
-        <w:hyperlink r:id="rId10" w:history="1">
-          <w:r>
-            <w:rPr>
-              <w:rStyle w:val="Hyperlink"/>
-            </w:rPr>
-            <w:t>Kan</w:t>
-          </w:r>
-        </w:hyperlink>
-      </w:r>
-      <w:r>
-        <w:rPr>
-          <w:rFonts w:ascii="Charis SIL Regular" w:hAnsi="Charis SIL Regular" w:eastAsia="Charis SIL Regular"/>
-          <w:b w:val="0"/>
-          <w:i w:val="0"/>
-          <w:color w:val="0000FF"/>
-          <w:sz w:val="24"/>
-        </w:rPr>
-        <w:hyperlink r:id="rId10" w:history="1">
-          <w:r>
-            <w:rPr>
-              <w:rStyle w:val="Hyperlink"/>
-            </w:rPr>
-            <w:t>dy</w:t>
-          </w:r>
-        </w:hyperlink>
-      </w:r>
-      <w:r>
-        <w:rPr>
-          <w:rFonts w:ascii="Charis SIL Regular" w:hAnsi="Charis SIL Regular" w:eastAsia="Charis SIL Regular"/>
-          <w:b w:val="0"/>
-          <w:i w:val="0"/>
-          <w:color w:val="0000FF"/>
-          <w:sz w:val="24"/>
-        </w:rPr>
-        <w:t xml:space="preserve"> </w:t>
-      </w:r>
-      <w:r>
-        <w:rPr>
-          <w:rFonts w:ascii="Charis SIL Regular" w:hAnsi="Charis SIL Regular" w:eastAsia="Charis SIL Regular"/>
-          <w:b w:val="0"/>
-          <w:i w:val="0"/>
-          <w:color w:val="0000FF"/>
-          <w:sz w:val="24"/>
-        </w:rPr>
-        <w:hyperlink r:id="rId10" w:history="1">
-          <w:r>
-            <w:rPr>
-              <w:rStyle w:val="Hyperlink"/>
-            </w:rPr>
-            <w:t>(or</w:t>
-          </w:r>
-        </w:hyperlink>
-      </w:r>
-      <w:r>
-        <w:rPr>
-          <w:rFonts w:ascii="Charis SIL Regular" w:hAnsi="Charis SIL Regular" w:eastAsia="Charis SIL Regular"/>
-          <w:b w:val="0"/>
-          <w:i w:val="0"/>
-          <w:color w:val="0000FF"/>
-          <w:sz w:val="24"/>
-        </w:rPr>
-        <w:t xml:space="preserve"> </w:t>
-      </w:r>
-      <w:r>
-        <w:rPr>
-          <w:rFonts w:ascii="Charis SIL Regular" w:hAnsi="Charis SIL Regular" w:eastAsia="Charis SIL Regular"/>
-          <w:b w:val="0"/>
-          <w:i w:val="0"/>
-          <w:color w:val="0000FF"/>
-          <w:sz w:val="24"/>
-        </w:rPr>
-        <w:hyperlink r:id="rId10" w:history="1">
-          <w:r>
-            <w:rPr>
-              <w:rStyle w:val="Hyperlink"/>
-            </w:rPr>
-            <w:t>his</w:t>
-          </w:r>
-        </w:hyperlink>
-      </w:r>
-      <w:r>
-        <w:rPr>
-          <w:rFonts w:ascii="Charis SIL Regular" w:hAnsi="Charis SIL Regular" w:eastAsia="Charis SIL Regular"/>
-          <w:b w:val="0"/>
-          <w:i w:val="0"/>
-          <w:color w:val="0000FF"/>
-          <w:sz w:val="24"/>
-        </w:rPr>
-        <w:t xml:space="preserve"> </w:t>
-      </w:r>
-      <w:r>
-        <w:rPr>
-          <w:rFonts w:ascii="Charis SIL Regular" w:hAnsi="Charis SIL Regular" w:eastAsia="Charis SIL Regular"/>
-          <w:b w:val="0"/>
-          <w:i w:val="0"/>
-          <w:color w:val="0000FF"/>
-          <w:sz w:val="24"/>
-        </w:rPr>
-        <w:hyperlink r:id="rId10" w:history="1">
-          <w:r>
-            <w:rPr>
-              <w:rStyle w:val="Hyperlink"/>
-            </w:rPr>
-            <w:t>court)</w:t>
-          </w:r>
-        </w:hyperlink>
-      </w:r>
-      <w:r>
-        <w:rPr>
-          <w:rFonts w:ascii="Charis SIL Regular" w:hAnsi="Charis SIL Regular" w:eastAsia="Charis SIL Regular"/>
-          <w:b w:val="0"/>
-          <w:i w:val="0"/>
-          <w:color w:val="0000FF"/>
-          <w:sz w:val="24"/>
-        </w:rPr>
-        <w:t xml:space="preserve"> </w:t>
-      </w:r>
-      <w:r>
-        <w:rPr>
-          <w:rFonts w:ascii="Charis SIL Regular" w:hAnsi="Charis SIL Regular" w:eastAsia="Charis SIL Regular"/>
-          <w:b w:val="0"/>
-          <w:i w:val="0"/>
-          <w:color w:val="0000FF"/>
-          <w:sz w:val="24"/>
-        </w:rPr>
-        <w:hyperlink r:id="rId10" w:history="1">
-          <w:r>
-            <w:rPr>
-              <w:rStyle w:val="Hyperlink"/>
-            </w:rPr>
-            <w:t>to</w:t>
-          </w:r>
-        </w:hyperlink>
-      </w:r>
-      <w:r>
-        <w:rPr>
-          <w:rFonts w:ascii="Charis SIL Regular" w:hAnsi="Charis SIL Regular" w:eastAsia="Charis SIL Regular"/>
-          <w:b w:val="0"/>
-          <w:i w:val="0"/>
-          <w:color w:val="0000FF"/>
-          <w:sz w:val="24"/>
-        </w:rPr>
-        <w:t xml:space="preserve"> </w:t>
-      </w:r>
-      <w:r>
-        <w:rPr>
-          <w:rFonts w:ascii="Charis SIL Regular" w:hAnsi="Charis SIL Regular" w:eastAsia="Charis SIL Regular"/>
-          <w:b w:val="0"/>
-          <w:i w:val="0"/>
-          <w:color w:val="0000FF"/>
-          <w:sz w:val="24"/>
-        </w:rPr>
-        <w:hyperlink r:id="rId10" w:history="1">
-          <w:r>
-            <w:rPr>
-              <w:rStyle w:val="Hyperlink"/>
-            </w:rPr>
-            <w:t xml:space="preserve">Governor </w:t>
-          </w:r>
-        </w:hyperlink>
-      </w:r>
-      <w:r>
-        <w:rPr>
-          <w:rFonts w:ascii="Charis SIL Regular" w:hAnsi="Charis SIL Regular" w:eastAsia="Charis SIL Regular"/>
-          <w:b w:val="0"/>
-          <w:i w:val="0"/>
-          <w:color w:val="0000FF"/>
-          <w:sz w:val="24"/>
-        </w:rPr>
-        <w:hyperlink r:id="rId10" w:history="1">
-          <w:r>
-            <w:rPr>
-              <w:rStyle w:val="Hyperlink"/>
-            </w:rPr>
-            <w:t>Julius</w:t>
-          </w:r>
-        </w:hyperlink>
-      </w:r>
-      <w:r>
-        <w:rPr>
-          <w:rFonts w:ascii="Charis SIL Regular" w:hAnsi="Charis SIL Regular" w:eastAsia="Charis SIL Regular"/>
-          <w:b w:val="0"/>
-          <w:i w:val="0"/>
-          <w:color w:val="0000FF"/>
-          <w:sz w:val="24"/>
-        </w:rPr>
-        <w:t xml:space="preserve"> </w:t>
-      </w:r>
-      <w:r>
-        <w:rPr>
-          <w:rFonts w:ascii="Charis SIL Regular" w:hAnsi="Charis SIL Regular" w:eastAsia="Charis SIL Regular"/>
-          <w:b w:val="0"/>
-          <w:i w:val="0"/>
-          <w:color w:val="0000FF"/>
-          <w:sz w:val="24"/>
-        </w:rPr>
-        <w:hyperlink r:id="rId10" w:history="1">
-          <w:r>
-            <w:rPr>
-              <w:rStyle w:val="Hyperlink"/>
-            </w:rPr>
-            <w:t>Valent</w:t>
-          </w:r>
-        </w:hyperlink>
-      </w:r>
-      <w:r>
-        <w:rPr>
-          <w:rFonts w:ascii="Charis SIL Regular" w:hAnsi="Charis SIL Regular" w:eastAsia="Charis SIL Regular"/>
-          <w:b w:val="0"/>
-          <w:i w:val="0"/>
-          <w:color w:val="0000FF"/>
-          <w:sz w:val="24"/>
-        </w:rPr>
-        <w:hyperlink r:id="rId10" w:history="1">
-          <w:r>
-            <w:rPr>
-              <w:rStyle w:val="Hyperlink"/>
-            </w:rPr>
-            <w:t>i</w:t>
-          </w:r>
-        </w:hyperlink>
-      </w:r>
-      <w:r>
-        <w:rPr>
-          <w:rFonts w:ascii="Charis SIL Regular" w:hAnsi="Charis SIL Regular" w:eastAsia="Charis SIL Regular"/>
-          <w:b w:val="0"/>
-          <w:i w:val="0"/>
-          <w:color w:val="0000FF"/>
-          <w:sz w:val="24"/>
-        </w:rPr>
-        <w:hyperlink r:id="rId10" w:history="1">
-          <w:r>
-            <w:rPr>
-              <w:rStyle w:val="Hyperlink"/>
-            </w:rPr>
-            <w:t>jn</w:t>
-          </w:r>
-        </w:hyperlink>
-      </w:r>
-      <w:r>
-        <w:rPr>
-          <w:rFonts w:ascii="Charis SIL Regular" w:hAnsi="Charis SIL Regular" w:eastAsia="Charis SIL Regular"/>
-          <w:b w:val="0"/>
-          <w:i w:val="0"/>
-          <w:color w:val="0000FF"/>
-          <w:sz w:val="24"/>
-        </w:rPr>
-        <w:t xml:space="preserve"> </w:t>
-      </w:r>
-      <w:r>
-        <w:rPr>
-          <w:rFonts w:ascii="Charis SIL Regular" w:hAnsi="Charis SIL Regular" w:eastAsia="Charis SIL Regular"/>
-          <w:b w:val="0"/>
-          <w:i w:val="0"/>
-          <w:color w:val="0000FF"/>
-          <w:sz w:val="24"/>
-        </w:rPr>
-        <w:hyperlink r:id="rId10" w:history="1">
-          <w:r>
-            <w:rPr>
-              <w:rStyle w:val="Hyperlink"/>
-            </w:rPr>
-            <w:t>Stei</w:t>
-          </w:r>
-        </w:hyperlink>
-      </w:r>
-      <w:r>
-        <w:rPr>
-          <w:rFonts w:ascii="Charis SIL Regular" w:hAnsi="Charis SIL Regular" w:eastAsia="Charis SIL Regular"/>
-          <w:b w:val="0"/>
-          <w:i w:val="0"/>
-          <w:color w:val="0000FF"/>
-          <w:sz w:val="24"/>
-        </w:rPr>
-        <w:hyperlink r:id="rId10" w:history="1">
-          <w:r>
-            <w:rPr>
-              <w:rStyle w:val="Hyperlink"/>
-            </w:rPr>
-            <w:t>n</w:t>
-          </w:r>
-        </w:hyperlink>
-      </w:r>
-      <w:r>
-        <w:rPr>
-          <w:rFonts w:ascii="Charis SIL Regular" w:hAnsi="Charis SIL Regular" w:eastAsia="Charis SIL Regular"/>
-          <w:b w:val="0"/>
-          <w:i w:val="0"/>
-          <w:color w:val="0000FF"/>
-          <w:sz w:val="24"/>
-        </w:rPr>
-        <w:t xml:space="preserve"> </w:t>
-      </w:r>
-      <w:r>
-        <w:rPr>
-          <w:rFonts w:ascii="Charis SIL Regular" w:hAnsi="Charis SIL Regular" w:eastAsia="Charis SIL Regular"/>
-          <w:b w:val="0"/>
-          <w:i w:val="0"/>
-          <w:color w:val="0000FF"/>
-          <w:sz w:val="24"/>
-        </w:rPr>
-        <w:hyperlink r:id="rId10" w:history="1">
-          <w:r>
-            <w:rPr>
-              <w:rStyle w:val="Hyperlink"/>
-            </w:rPr>
-            <w:t>van</w:t>
-          </w:r>
-        </w:hyperlink>
-      </w:r>
-      <w:r>
-        <w:rPr>
-          <w:rFonts w:ascii="Charis SIL Regular" w:hAnsi="Charis SIL Regular" w:eastAsia="Charis SIL Regular"/>
-          <w:b w:val="0"/>
-          <w:i w:val="0"/>
-          <w:color w:val="0000FF"/>
-          <w:sz w:val="24"/>
-        </w:rPr>
-        <w:t xml:space="preserve"> </w:t>
-      </w:r>
-      <w:r>
-        <w:rPr>
-          <w:rFonts w:ascii="Charis SIL Regular" w:hAnsi="Charis SIL Regular" w:eastAsia="Charis SIL Regular"/>
-          <w:b w:val="0"/>
-          <w:i w:val="0"/>
-          <w:color w:val="0000FF"/>
-          <w:sz w:val="24"/>
-        </w:rPr>
-        <w:hyperlink r:id="rId10" w:history="1">
-          <w:r>
-            <w:rPr>
-              <w:rStyle w:val="Hyperlink"/>
-            </w:rPr>
-            <w:t>Goll</w:t>
-          </w:r>
-        </w:hyperlink>
-      </w:r>
-      <w:r>
-        <w:rPr>
-          <w:rFonts w:ascii="Charis SIL Regular" w:hAnsi="Charis SIL Regular" w:eastAsia="Charis SIL Regular"/>
-          <w:b w:val="0"/>
-          <w:i w:val="0"/>
-          <w:color w:val="0000FF"/>
-          <w:sz w:val="24"/>
-        </w:rPr>
-        <w:hyperlink r:id="rId10" w:history="1">
-          <w:r>
-            <w:rPr>
-              <w:rStyle w:val="Hyperlink"/>
-            </w:rPr>
-            <w:t>o</w:t>
-          </w:r>
-        </w:hyperlink>
-      </w:r>
-      <w:r>
-        <w:rPr>
-          <w:rFonts w:ascii="Charis SIL Regular" w:hAnsi="Charis SIL Regular" w:eastAsia="Charis SIL Regular"/>
-          <w:b w:val="0"/>
-          <w:i w:val="0"/>
-          <w:color w:val="0000FF"/>
-          <w:sz w:val="24"/>
-        </w:rPr>
-        <w:hyperlink r:id="rId10" w:history="1">
-          <w:r>
-            <w:rPr>
-              <w:rStyle w:val="Hyperlink"/>
-            </w:rPr>
-            <w:t>ne</w:t>
-          </w:r>
-        </w:hyperlink>
-      </w:r>
-      <w:r>
-        <w:rPr>
-          <w:rFonts w:ascii="Charis SIL Regular" w:hAnsi="Charis SIL Regular" w:eastAsia="Charis SIL Regular"/>
-          <w:b w:val="0"/>
-          <w:i w:val="0"/>
-          <w:color w:val="0000FF"/>
-          <w:sz w:val="24"/>
-        </w:rPr>
-        <w:hyperlink r:id="rId10" w:history="1">
-          <w:r>
-            <w:rPr>
-              <w:rStyle w:val="Hyperlink"/>
-            </w:rPr>
-            <w:t>s</w:t>
-          </w:r>
-        </w:hyperlink>
-      </w:r>
-      <w:r>
-        <w:rPr>
-          <w:rFonts w:ascii="Charis SIL Regular" w:hAnsi="Charis SIL Regular" w:eastAsia="Charis SIL Regular"/>
-          <w:b w:val="0"/>
-          <w:i w:val="0"/>
-          <w:color w:val="0000FF"/>
-          <w:sz w:val="24"/>
-        </w:rPr>
-        <w:hyperlink r:id="rId10" w:history="1">
-          <w:r>
-            <w:rPr>
-              <w:rStyle w:val="Hyperlink"/>
-            </w:rPr>
-            <w:t>se,</w:t>
-          </w:r>
-        </w:hyperlink>
-      </w:r>
-      <w:r>
-        <w:rPr>
-          <w:rFonts w:ascii="Charis SIL Regular" w:hAnsi="Charis SIL Regular" w:eastAsia="Charis SIL Regular"/>
-          <w:b w:val="0"/>
-          <w:i w:val="0"/>
-          <w:color w:val="0000FF"/>
-          <w:sz w:val="24"/>
-        </w:rPr>
-        <w:t xml:space="preserve"> </w:t>
-      </w:r>
-      <w:r>
-        <w:rPr>
-          <w:rFonts w:ascii="Charis SIL Regular" w:hAnsi="Charis SIL Regular" w:eastAsia="Charis SIL Regular"/>
-          <w:b w:val="0"/>
-          <w:i w:val="0"/>
-          <w:color w:val="0000FF"/>
-          <w:sz w:val="24"/>
-        </w:rPr>
-        <w:hyperlink r:id="rId10" w:history="1">
-          <w:r>
-            <w:rPr>
-              <w:rStyle w:val="Hyperlink"/>
-            </w:rPr>
-            <w:t>co</w:t>
-          </w:r>
-        </w:hyperlink>
-      </w:r>
-      <w:r>
-        <w:rPr>
-          <w:rFonts w:ascii="Charis SIL Regular" w:hAnsi="Charis SIL Regular" w:eastAsia="Charis SIL Regular"/>
-          <w:b w:val="0"/>
-          <w:i w:val="0"/>
-          <w:color w:val="0000FF"/>
-          <w:sz w:val="24"/>
-        </w:rPr>
-        <w:hyperlink r:id="rId10" w:history="1">
-          <w:r>
-            <w:rPr>
-              <w:rStyle w:val="Hyperlink"/>
-            </w:rPr>
-            <w:t>n</w:t>
-          </w:r>
-        </w:hyperlink>
-      </w:r>
-      <w:r>
-        <w:rPr>
-          <w:rFonts w:ascii="Charis SIL Regular" w:hAnsi="Charis SIL Regular" w:eastAsia="Charis SIL Regular"/>
-          <w:b w:val="0"/>
-          <w:i w:val="0"/>
-          <w:color w:val="0000FF"/>
-          <w:sz w:val="24"/>
-        </w:rPr>
-        <w:hyperlink r:id="rId10" w:history="1">
-          <w:r>
-            <w:rPr>
-              <w:rStyle w:val="Hyperlink"/>
-            </w:rPr>
-            <w:t>cerning</w:t>
-          </w:r>
-        </w:hyperlink>
-      </w:r>
-      <w:r>
-        <w:rPr>
-          <w:rFonts w:ascii="Charis SIL Regular" w:hAnsi="Charis SIL Regular" w:eastAsia="Charis SIL Regular"/>
-          <w:b w:val="0"/>
-          <w:i w:val="0"/>
-          <w:color w:val="0000FF"/>
-          <w:sz w:val="24"/>
-        </w:rPr>
-        <w:t xml:space="preserve"> </w:t>
-      </w:r>
-      <w:r>
-        <w:rPr>
-          <w:rFonts w:ascii="Charis SIL Regular" w:hAnsi="Charis SIL Regular" w:eastAsia="Charis SIL Regular"/>
-          <w:b w:val="0"/>
-          <w:i w:val="0"/>
-          <w:color w:val="0000FF"/>
-          <w:sz w:val="24"/>
-        </w:rPr>
-        <w:hyperlink r:id="rId10" w:history="1">
-          <w:r>
-            <w:rPr>
-              <w:rStyle w:val="Hyperlink"/>
-            </w:rPr>
-            <w:t>t</w:t>
-          </w:r>
-        </w:hyperlink>
-      </w:r>
-      <w:r>
-        <w:rPr>
-          <w:rFonts w:ascii="Charis SIL Regular" w:hAnsi="Charis SIL Regular" w:eastAsia="Charis SIL Regular"/>
-          <w:b w:val="0"/>
-          <w:i w:val="0"/>
-          <w:color w:val="0000FF"/>
-          <w:sz w:val="24"/>
+          <w:u w:val="single"/>
         </w:rPr>
         <w:hyperlink r:id="rId10" w:history="1">
           <w:r>
@@ -2095,13 +2679,25 @@
           <w:i w:val="0"/>
           <w:color w:val="0000FF"/>
           <w:sz w:val="24"/>
+          <w:u w:val="single"/>
+        </w:rPr>
+        <w:t xml:space="preserve"> </w:t>
+      </w:r>
+      <w:r>
+        <w:rPr>
+          <w:rFonts w:ascii="Charis SIL Regular" w:hAnsi="Charis SIL Regular" w:eastAsia="Charis SIL Regular"/>
+          <w:b w:val="0"/>
+          <w:i w:val="0"/>
+          <w:color w:val="0000FF"/>
+          <w:sz w:val="24"/>
+          <w:u w:val="single"/>
         </w:rPr>
         <w:hyperlink r:id="rId10" w:history="1">
           <w:r>
             <w:rPr>
               <w:rStyle w:val="Hyperlink"/>
             </w:rPr>
-            <w:t>e</w:t>
+            <w:t>c.</w:t>
           </w:r>
         </w:hyperlink>
       </w:r>
@@ -2112,6 +2708,7 @@
           <w:i w:val="0"/>
           <w:color w:val="0000FF"/>
           <w:sz w:val="24"/>
+          <w:u w:val="single"/>
         </w:rPr>
         <w:t xml:space="preserve"> </w:t>
       </w:r>
@@ -2122,13 +2719,14 @@
           <w:i w:val="0"/>
           <w:color w:val="0000FF"/>
           <w:sz w:val="24"/>
+          <w:u w:val="single"/>
         </w:rPr>
         <w:hyperlink r:id="rId10" w:history="1">
           <w:r>
             <w:rPr>
               <w:rStyle w:val="Hyperlink"/>
             </w:rPr>
-            <w:t>t</w:t>
+            <w:t>180</w:t>
           </w:r>
         </w:hyperlink>
       </w:r>
@@ -2139,13 +2737,25 @@
           <w:i w:val="0"/>
           <w:color w:val="0000FF"/>
           <w:sz w:val="24"/>
+          <w:u w:val="single"/>
+        </w:rPr>
+        <w:t xml:space="preserve"> </w:t>
+      </w:r>
+      <w:r>
+        <w:rPr>
+          <w:rFonts w:ascii="Charis SIL Regular" w:hAnsi="Charis SIL Regular" w:eastAsia="Charis SIL Regular"/>
+          <w:b w:val="0"/>
+          <w:i w:val="0"/>
+          <w:color w:val="0000FF"/>
+          <w:sz w:val="24"/>
+          <w:u w:val="single"/>
         </w:rPr>
         <w:hyperlink r:id="rId10" w:history="1">
           <w:r>
             <w:rPr>
               <w:rStyle w:val="Hyperlink"/>
             </w:rPr>
-            <w:t>ranspo</w:t>
+            <w:t>c</w:t>
           </w:r>
         </w:hyperlink>
       </w:r>
@@ -2156,138 +2766,7 @@
           <w:i w:val="0"/>
           <w:color w:val="0000FF"/>
           <w:sz w:val="24"/>
-        </w:rPr>
-        <w:hyperlink r:id="rId10" w:history="1">
-          <w:r>
-            <w:rPr>
-              <w:rStyle w:val="Hyperlink"/>
-            </w:rPr>
-            <w:t>rt</w:t>
-          </w:r>
-        </w:hyperlink>
-      </w:r>
-      <w:r>
-        <w:rPr>
-          <w:rFonts w:ascii="Charis SIL Regular" w:hAnsi="Charis SIL Regular" w:eastAsia="Charis SIL Regular"/>
-          <w:b w:val="0"/>
-          <w:i w:val="0"/>
-          <w:color w:val="0000FF"/>
-          <w:sz w:val="24"/>
-        </w:rPr>
-        <w:t xml:space="preserve"> </w:t>
-      </w:r>
-      <w:r>
-        <w:rPr>
-          <w:rFonts w:ascii="Charis SIL Regular" w:hAnsi="Charis SIL Regular" w:eastAsia="Charis SIL Regular"/>
-          <w:b w:val="0"/>
-          <w:i w:val="0"/>
-          <w:color w:val="0000FF"/>
-          <w:sz w:val="24"/>
-        </w:rPr>
-        <w:hyperlink r:id="rId10" w:history="1">
-          <w:r>
-            <w:rPr>
-              <w:rStyle w:val="Hyperlink"/>
-            </w:rPr>
-            <w:t>o</w:t>
-          </w:r>
-        </w:hyperlink>
-      </w:r>
-      <w:r>
-        <w:rPr>
-          <w:rFonts w:ascii="Charis SIL Regular" w:hAnsi="Charis SIL Regular" w:eastAsia="Charis SIL Regular"/>
-          <w:b w:val="0"/>
-          <w:i w:val="0"/>
-          <w:color w:val="0000FF"/>
-          <w:sz w:val="24"/>
-        </w:rPr>
-        <w:hyperlink r:id="rId10" w:history="1">
-          <w:r>
-            <w:rPr>
-              <w:rStyle w:val="Hyperlink"/>
-            </w:rPr>
-            <w:t>f</w:t>
-          </w:r>
-        </w:hyperlink>
-      </w:r>
-      <w:r>
-        <w:rPr>
-          <w:rFonts w:ascii="Charis SIL Regular" w:hAnsi="Charis SIL Regular" w:eastAsia="Charis SIL Regular"/>
-          <w:b w:val="0"/>
-          <w:i w:val="0"/>
-          <w:color w:val="0000FF"/>
-          <w:sz w:val="24"/>
-        </w:rPr>
-        <w:t xml:space="preserve"> </w:t>
-      </w:r>
-      <w:r>
-        <w:rPr>
-          <w:rFonts w:ascii="Charis SIL Regular" w:hAnsi="Charis SIL Regular" w:eastAsia="Charis SIL Regular"/>
-          <w:b w:val="0"/>
-          <w:i w:val="0"/>
-          <w:color w:val="0000FF"/>
-          <w:sz w:val="24"/>
-        </w:rPr>
-        <w:hyperlink r:id="rId10" w:history="1">
-          <w:r>
-            <w:rPr>
-              <w:rStyle w:val="Hyperlink"/>
-            </w:rPr>
-            <w:t>B</w:t>
-          </w:r>
-        </w:hyperlink>
-      </w:r>
-      <w:r>
-        <w:rPr>
-          <w:rFonts w:ascii="Charis SIL Regular" w:hAnsi="Charis SIL Regular" w:eastAsia="Charis SIL Regular"/>
-          <w:b w:val="0"/>
-          <w:i w:val="0"/>
-          <w:color w:val="0000FF"/>
-          <w:sz w:val="24"/>
-        </w:rPr>
-        <w:hyperlink r:id="rId10" w:history="1">
-          <w:r>
-            <w:rPr>
-              <w:rStyle w:val="Hyperlink"/>
-            </w:rPr>
-            <w:t>u</w:t>
-          </w:r>
-        </w:hyperlink>
-      </w:r>
-      <w:r>
-        <w:rPr>
-          <w:rFonts w:ascii="Charis SIL Regular" w:hAnsi="Charis SIL Regular" w:eastAsia="Charis SIL Regular"/>
-          <w:b w:val="0"/>
-          <w:i w:val="0"/>
-          <w:color w:val="0000FF"/>
-          <w:sz w:val="24"/>
-        </w:rPr>
-        <w:hyperlink r:id="rId10" w:history="1">
-          <w:r>
-            <w:rPr>
-              <w:rStyle w:val="Hyperlink"/>
-            </w:rPr>
-            <w:t>ddhist</w:t>
-          </w:r>
-        </w:hyperlink>
-      </w:r>
-      <w:r>
-        <w:rPr>
-          <w:rFonts w:ascii="Charis SIL Regular" w:hAnsi="Charis SIL Regular" w:eastAsia="Charis SIL Regular"/>
-          <w:b w:val="0"/>
-          <w:i w:val="0"/>
-          <w:color w:val="0000FF"/>
-          <w:sz w:val="24"/>
-        </w:rPr>
-        <w:t xml:space="preserve"> </w:t>
-      </w:r>
-      <w:r>
-        <w:rPr>
-          <w:rFonts w:ascii="Charis SIL Regular" w:hAnsi="Charis SIL Regular" w:eastAsia="Charis SIL Regular"/>
-          <w:b w:val="0"/>
-          <w:i w:val="0"/>
-          <w:color w:val="0000FF"/>
-          <w:sz w:val="24"/>
+          <w:u w:val="single"/>
         </w:rPr>
         <w:hyperlink r:id="rId10" w:history="1">
           <w:r>
@@ -2297,941 +2776,6 @@
             <w:t>m</w:t>
           </w:r>
         </w:hyperlink>
-      </w:r>
-      <w:r>
-        <w:rPr>
-          <w:rFonts w:ascii="Charis SIL Regular" w:hAnsi="Charis SIL Regular" w:eastAsia="Charis SIL Regular"/>
-          <w:b w:val="0"/>
-          <w:i w:val="0"/>
-          <w:color w:val="0000FF"/>
-          <w:sz w:val="24"/>
-        </w:rPr>
-        <w:hyperlink r:id="rId10" w:history="1">
-          <w:r>
-            <w:rPr>
-              <w:rStyle w:val="Hyperlink"/>
-            </w:rPr>
-            <w:t>onks</w:t>
-          </w:r>
-        </w:hyperlink>
-      </w:r>
-      <w:r>
-        <w:rPr>
-          <w:rFonts w:ascii="Charis SIL Regular" w:hAnsi="Charis SIL Regular" w:eastAsia="Charis SIL Regular"/>
-          <w:b w:val="0"/>
-          <w:i w:val="0"/>
-          <w:color w:val="0000FF"/>
-          <w:sz w:val="24"/>
-        </w:rPr>
-        <w:t xml:space="preserve"> </w:t>
-      </w:r>
-      <w:r>
-        <w:rPr>
-          <w:rFonts w:ascii="Charis SIL Regular" w:hAnsi="Charis SIL Regular" w:eastAsia="Charis SIL Regular"/>
-          <w:b w:val="0"/>
-          <w:i w:val="0"/>
-          <w:color w:val="0000FF"/>
-          <w:sz w:val="24"/>
-        </w:rPr>
-        <w:hyperlink r:id="rId10" w:history="1">
-          <w:r>
-            <w:rPr>
-              <w:rStyle w:val="Hyperlink"/>
-            </w:rPr>
-            <w:t xml:space="preserve">from </w:t>
-          </w:r>
-        </w:hyperlink>
-      </w:r>
-      <w:r>
-        <w:rPr>
-          <w:rFonts w:ascii="Charis SIL Regular" w:hAnsi="Charis SIL Regular" w:eastAsia="Charis SIL Regular"/>
-          <w:b w:val="0"/>
-          <w:i w:val="0"/>
-          <w:color w:val="0000FF"/>
-          <w:sz w:val="24"/>
-        </w:rPr>
-        <w:hyperlink r:id="rId10" w:history="1">
-          <w:r>
-            <w:rPr>
-              <w:rStyle w:val="Hyperlink"/>
-            </w:rPr>
-            <w:t>Burm</w:t>
-          </w:r>
-        </w:hyperlink>
-      </w:r>
-      <w:r>
-        <w:rPr>
-          <w:rFonts w:ascii="Charis SIL Regular" w:hAnsi="Charis SIL Regular" w:eastAsia="Charis SIL Regular"/>
-          <w:b w:val="0"/>
-          <w:i w:val="0"/>
-          <w:color w:val="0000FF"/>
-          <w:sz w:val="24"/>
-        </w:rPr>
-        <w:hyperlink r:id="rId10" w:history="1">
-          <w:r>
-            <w:rPr>
-              <w:rStyle w:val="Hyperlink"/>
-            </w:rPr>
-            <w:t>a</w:t>
-          </w:r>
-        </w:hyperlink>
-      </w:r>
-      <w:r>
-        <w:rPr>
-          <w:rFonts w:ascii="Charis SIL Regular" w:hAnsi="Charis SIL Regular" w:eastAsia="Charis SIL Regular"/>
-          <w:b w:val="0"/>
-          <w:i w:val="0"/>
-          <w:color w:val="0000FF"/>
-          <w:sz w:val="24"/>
-        </w:rPr>
-        <w:t xml:space="preserve"> </w:t>
-      </w:r>
-      <w:r>
-        <w:rPr>
-          <w:rFonts w:ascii="Charis SIL Regular" w:hAnsi="Charis SIL Regular" w:eastAsia="Charis SIL Regular"/>
-          <w:b w:val="0"/>
-          <w:i w:val="0"/>
-          <w:color w:val="0000FF"/>
-          <w:sz w:val="24"/>
-        </w:rPr>
-        <w:hyperlink r:id="rId10" w:history="1">
-          <w:r>
-            <w:rPr>
-              <w:rStyle w:val="Hyperlink"/>
-            </w:rPr>
-            <w:t>to</w:t>
-          </w:r>
-        </w:hyperlink>
-      </w:r>
-      <w:r>
-        <w:rPr>
-          <w:rFonts w:ascii="Charis SIL Regular" w:hAnsi="Charis SIL Regular" w:eastAsia="Charis SIL Regular"/>
-          <w:b w:val="0"/>
-          <w:i w:val="0"/>
-          <w:color w:val="0000FF"/>
-          <w:sz w:val="24"/>
-        </w:rPr>
-        <w:t xml:space="preserve"> </w:t>
-      </w:r>
-      <w:r>
-        <w:rPr>
-          <w:rFonts w:ascii="Charis SIL Regular" w:hAnsi="Charis SIL Regular" w:eastAsia="Charis SIL Regular"/>
-          <w:b w:val="0"/>
-          <w:i w:val="0"/>
-          <w:color w:val="0000FF"/>
-          <w:sz w:val="24"/>
-        </w:rPr>
-        <w:hyperlink r:id="rId10" w:history="1">
-          <w:r>
-            <w:rPr>
-              <w:rStyle w:val="Hyperlink"/>
-            </w:rPr>
-            <w:t>Ceylo</w:t>
-          </w:r>
-        </w:hyperlink>
-      </w:r>
-      <w:r>
-        <w:rPr>
-          <w:rFonts w:ascii="Charis SIL Regular" w:hAnsi="Charis SIL Regular" w:eastAsia="Charis SIL Regular"/>
-          <w:b w:val="0"/>
-          <w:i w:val="0"/>
-          <w:color w:val="0000FF"/>
-          <w:sz w:val="24"/>
-        </w:rPr>
-        <w:hyperlink r:id="rId10" w:history="1">
-          <w:r>
-            <w:rPr>
-              <w:rStyle w:val="Hyperlink"/>
-            </w:rPr>
-            <w:t>n</w:t>
-          </w:r>
-        </w:hyperlink>
-      </w:r>
-      <w:r>
-        <w:rPr>
-          <w:rFonts w:ascii="Charis SIL Regular" w:hAnsi="Charis SIL Regular" w:eastAsia="Charis SIL Regular"/>
-          <w:b w:val="0"/>
-          <w:i w:val="0"/>
-          <w:color w:val="0000FF"/>
-          <w:sz w:val="24"/>
-        </w:rPr>
-        <w:t xml:space="preserve"> </w:t>
-      </w:r>
-      <w:r>
-        <w:rPr>
-          <w:rFonts w:ascii="Charis SIL Regular" w:hAnsi="Charis SIL Regular" w:eastAsia="Charis SIL Regular"/>
-          <w:b w:val="0"/>
-          <w:i w:val="0"/>
-          <w:color w:val="0000FF"/>
-          <w:sz w:val="24"/>
-        </w:rPr>
-        <w:hyperlink r:id="rId10" w:history="1">
-          <w:r>
-            <w:rPr>
-              <w:rStyle w:val="Hyperlink"/>
-            </w:rPr>
-            <w:t>for</w:t>
-          </w:r>
-        </w:hyperlink>
-      </w:r>
-      <w:r>
-        <w:rPr>
-          <w:rFonts w:ascii="Charis SIL Regular" w:hAnsi="Charis SIL Regular" w:eastAsia="Charis SIL Regular"/>
-          <w:b w:val="0"/>
-          <w:i w:val="0"/>
-          <w:color w:val="0000FF"/>
-          <w:sz w:val="24"/>
-        </w:rPr>
-        <w:t xml:space="preserve"> </w:t>
-      </w:r>
-      <w:r>
-        <w:rPr>
-          <w:rFonts w:ascii="Charis SIL Regular" w:hAnsi="Charis SIL Regular" w:eastAsia="Charis SIL Regular"/>
-          <w:b w:val="0"/>
-          <w:i w:val="0"/>
-          <w:color w:val="0000FF"/>
-          <w:sz w:val="24"/>
-        </w:rPr>
-        <w:hyperlink r:id="rId10" w:history="1">
-          <w:r>
-            <w:rPr>
-              <w:rStyle w:val="Hyperlink"/>
-            </w:rPr>
-            <w:t>a</w:t>
-          </w:r>
-        </w:hyperlink>
-      </w:r>
-      <w:r>
-        <w:rPr>
-          <w:rFonts w:ascii="Charis SIL Regular" w:hAnsi="Charis SIL Regular" w:eastAsia="Charis SIL Regular"/>
-          <w:b w:val="0"/>
-          <w:i w:val="0"/>
-          <w:color w:val="0000FF"/>
-          <w:sz w:val="24"/>
-        </w:rPr>
-        <w:t xml:space="preserve"> </w:t>
-      </w:r>
-      <w:r>
-        <w:rPr>
-          <w:rFonts w:ascii="Charis SIL Regular" w:hAnsi="Charis SIL Regular" w:eastAsia="Charis SIL Regular"/>
-          <w:b w:val="0"/>
-          <w:i w:val="0"/>
-          <w:color w:val="0000FF"/>
-          <w:sz w:val="24"/>
-        </w:rPr>
-        <w:hyperlink r:id="rId10" w:history="1">
-          <w:r>
-            <w:rPr>
-              <w:rStyle w:val="Hyperlink"/>
-            </w:rPr>
-            <w:t>cer</w:t>
-          </w:r>
-        </w:hyperlink>
-      </w:r>
-      <w:r>
-        <w:rPr>
-          <w:rFonts w:ascii="Charis SIL Regular" w:hAnsi="Charis SIL Regular" w:eastAsia="Charis SIL Regular"/>
-          <w:b w:val="0"/>
-          <w:i w:val="0"/>
-          <w:color w:val="0000FF"/>
-          <w:sz w:val="24"/>
-        </w:rPr>
-        <w:hyperlink r:id="rId10" w:history="1">
-          <w:r>
-            <w:rPr>
-              <w:rStyle w:val="Hyperlink"/>
-            </w:rPr>
-            <w:t>emony</w:t>
-          </w:r>
-        </w:hyperlink>
-      </w:r>
-      <w:r>
-        <w:rPr>
-          <w:rFonts w:ascii="Charis SIL Regular" w:hAnsi="Charis SIL Regular" w:eastAsia="Charis SIL Regular"/>
-          <w:b w:val="0"/>
-          <w:i w:val="0"/>
-          <w:color w:val="0000FF"/>
-          <w:sz w:val="24"/>
-        </w:rPr>
-        <w:t xml:space="preserve"> </w:t>
-      </w:r>
-      <w:r>
-        <w:rPr>
-          <w:rFonts w:ascii="Charis SIL Regular" w:hAnsi="Charis SIL Regular" w:eastAsia="Charis SIL Regular"/>
-          <w:b w:val="0"/>
-          <w:i w:val="0"/>
-          <w:color w:val="0000FF"/>
-          <w:sz w:val="24"/>
-        </w:rPr>
-        <w:hyperlink r:id="rId10" w:history="1">
-          <w:r>
-            <w:rPr>
-              <w:rStyle w:val="Hyperlink"/>
-            </w:rPr>
-            <w:t>at</w:t>
-          </w:r>
-        </w:hyperlink>
-      </w:r>
-      <w:r>
-        <w:rPr>
-          <w:rFonts w:ascii="Charis SIL Regular" w:hAnsi="Charis SIL Regular" w:eastAsia="Charis SIL Regular"/>
-          <w:b w:val="0"/>
-          <w:i w:val="0"/>
-          <w:color w:val="0000FF"/>
-          <w:sz w:val="24"/>
-        </w:rPr>
-        <w:t xml:space="preserve"> </w:t>
-      </w:r>
-      <w:r>
-        <w:rPr>
-          <w:rFonts w:ascii="Charis SIL Regular" w:hAnsi="Charis SIL Regular" w:eastAsia="Charis SIL Regular"/>
-          <w:b w:val="0"/>
-          <w:i w:val="0"/>
-          <w:color w:val="0000FF"/>
-          <w:sz w:val="24"/>
-        </w:rPr>
-        <w:hyperlink r:id="rId10" w:history="1">
-          <w:r>
-            <w:rPr>
-              <w:rStyle w:val="Hyperlink"/>
-            </w:rPr>
-            <w:t>K</w:t>
-          </w:r>
-        </w:hyperlink>
-      </w:r>
-      <w:r>
-        <w:rPr>
-          <w:rFonts w:ascii="Charis SIL Regular" w:hAnsi="Charis SIL Regular" w:eastAsia="Charis SIL Regular"/>
-          <w:b w:val="0"/>
-          <w:i w:val="0"/>
-          <w:color w:val="0000FF"/>
-          <w:sz w:val="24"/>
-        </w:rPr>
-        <w:hyperlink r:id="rId10" w:history="1">
-          <w:r>
-            <w:rPr>
-              <w:rStyle w:val="Hyperlink"/>
-            </w:rPr>
-            <w:t>a</w:t>
-          </w:r>
-        </w:hyperlink>
-      </w:r>
-      <w:r>
-        <w:rPr>
-          <w:rFonts w:ascii="Charis SIL Regular" w:hAnsi="Charis SIL Regular" w:eastAsia="Charis SIL Regular"/>
-          <w:b w:val="0"/>
-          <w:i w:val="0"/>
-          <w:color w:val="0000FF"/>
-          <w:sz w:val="24"/>
-        </w:rPr>
-        <w:hyperlink r:id="rId10" w:history="1">
-          <w:r>
-            <w:rPr>
-              <w:rStyle w:val="Hyperlink"/>
-            </w:rPr>
-            <w:t>ndy,</w:t>
-          </w:r>
-        </w:hyperlink>
-      </w:r>
-      <w:r>
-        <w:rPr>
-          <w:rFonts w:ascii="Charis SIL Regular" w:hAnsi="Charis SIL Regular" w:eastAsia="Charis SIL Regular"/>
-          <w:b w:val="0"/>
-          <w:i w:val="0"/>
-          <w:color w:val="0000FF"/>
-          <w:sz w:val="24"/>
-        </w:rPr>
-        <w:t xml:space="preserve"> </w:t>
-      </w:r>
-      <w:r>
-        <w:rPr>
-          <w:rFonts w:ascii="Charis SIL Regular" w:hAnsi="Charis SIL Regular" w:eastAsia="Charis SIL Regular"/>
-          <w:b w:val="0"/>
-          <w:i w:val="0"/>
-          <w:color w:val="0000FF"/>
-          <w:sz w:val="24"/>
-        </w:rPr>
-        <w:hyperlink r:id="rId10" w:history="1">
-          <w:r>
-            <w:rPr>
-              <w:rStyle w:val="Hyperlink"/>
-            </w:rPr>
-            <w:t>1746.</w:t>
-          </w:r>
-        </w:hyperlink>
-      </w:r>
-      <w:r>
-        <w:rPr>
-          <w:rFonts w:ascii="Charis SIL Regular" w:hAnsi="Charis SIL Regular" w:eastAsia="Charis SIL Regular"/>
-          <w:b w:val="0"/>
-          <w:i w:val="0"/>
-          <w:color w:val="0000FF"/>
-          <w:sz w:val="24"/>
-        </w:rPr>
-        <w:t xml:space="preserve"> </w:t>
-      </w:r>
-      <w:r>
-        <w:rPr>
-          <w:rFonts w:ascii="Charis SIL Regular" w:hAnsi="Charis SIL Regular" w:eastAsia="Charis SIL Regular"/>
-          <w:b w:val="0"/>
-          <w:i w:val="0"/>
-          <w:color w:val="0000FF"/>
-          <w:sz w:val="24"/>
-        </w:rPr>
-        <w:hyperlink r:id="rId10" w:history="1">
-          <w:r>
-            <w:rPr>
-              <w:rStyle w:val="Hyperlink"/>
-            </w:rPr>
-            <w:t>In</w:t>
-          </w:r>
-        </w:hyperlink>
-      </w:r>
-      <w:r>
-        <w:rPr>
-          <w:rFonts w:ascii="Charis SIL Regular" w:hAnsi="Charis SIL Regular" w:eastAsia="Charis SIL Regular"/>
-          <w:b w:val="0"/>
-          <w:i w:val="0"/>
-          <w:color w:val="0000FF"/>
-          <w:sz w:val="24"/>
-        </w:rPr>
-        <w:t xml:space="preserve"> </w:t>
-      </w:r>
-      <w:r>
-        <w:rPr>
-          <w:rFonts w:ascii="Charis SIL Regular" w:hAnsi="Charis SIL Regular" w:eastAsia="Charis SIL Regular"/>
-          <w:b w:val="0"/>
-          <w:i w:val="0"/>
-          <w:color w:val="0000FF"/>
-          <w:sz w:val="24"/>
-        </w:rPr>
-        <w:hyperlink r:id="rId10" w:history="1">
-          <w:r>
-            <w:rPr>
-              <w:rStyle w:val="Hyperlink"/>
-            </w:rPr>
-            <w:t>S</w:t>
-          </w:r>
-        </w:hyperlink>
-      </w:r>
-      <w:r>
-        <w:rPr>
-          <w:rFonts w:ascii="Charis SIL Regular" w:hAnsi="Charis SIL Regular" w:eastAsia="Charis SIL Regular"/>
-          <w:b w:val="0"/>
-          <w:i w:val="0"/>
-          <w:color w:val="0000FF"/>
-          <w:sz w:val="24"/>
-        </w:rPr>
-        <w:hyperlink r:id="rId10" w:history="1">
-          <w:r>
-            <w:rPr>
-              <w:rStyle w:val="Hyperlink"/>
-            </w:rPr>
-            <w:t>inhalese,</w:t>
-          </w:r>
-        </w:hyperlink>
-      </w:r>
-      <w:r>
-        <w:rPr>
-          <w:rFonts w:ascii="Charis SIL Regular" w:hAnsi="Charis SIL Regular" w:eastAsia="Charis SIL Regular"/>
-          <w:b w:val="0"/>
-          <w:i w:val="0"/>
-          <w:color w:val="0000FF"/>
-          <w:sz w:val="24"/>
-        </w:rPr>
-        <w:t xml:space="preserve"> </w:t>
-      </w:r>
-      <w:r>
-        <w:rPr>
-          <w:rFonts w:ascii="Charis SIL Regular" w:hAnsi="Charis SIL Regular" w:eastAsia="Charis SIL Regular"/>
-          <w:b w:val="0"/>
-          <w:i w:val="0"/>
-          <w:color w:val="0000FF"/>
-          <w:sz w:val="24"/>
-        </w:rPr>
-        <w:hyperlink r:id="rId10" w:history="1">
-          <w:r>
-            <w:rPr>
-              <w:rStyle w:val="Hyperlink"/>
-            </w:rPr>
-            <w:t>pa</w:t>
-          </w:r>
-        </w:hyperlink>
-      </w:r>
-      <w:r>
-        <w:rPr>
-          <w:rFonts w:ascii="Charis SIL Regular" w:hAnsi="Charis SIL Regular" w:eastAsia="Charis SIL Regular"/>
-          <w:b w:val="0"/>
-          <w:i w:val="0"/>
-          <w:color w:val="0000FF"/>
-          <w:sz w:val="24"/>
-        </w:rPr>
-        <w:hyperlink r:id="rId10" w:history="1">
-          <w:r>
-            <w:rPr>
-              <w:rStyle w:val="Hyperlink"/>
-            </w:rPr>
-            <w:t>l</w:t>
-          </w:r>
-        </w:hyperlink>
-      </w:r>
-      <w:r>
-        <w:rPr>
-          <w:rFonts w:ascii="Charis SIL Regular" w:hAnsi="Charis SIL Regular" w:eastAsia="Charis SIL Regular"/>
-          <w:b w:val="0"/>
-          <w:i w:val="0"/>
-          <w:color w:val="0000FF"/>
-          <w:sz w:val="24"/>
-        </w:rPr>
-        <w:hyperlink r:id="rId10" w:history="1">
-          <w:r>
-            <w:rPr>
-              <w:rStyle w:val="Hyperlink"/>
-            </w:rPr>
-            <w:t>m</w:t>
-          </w:r>
-        </w:hyperlink>
-      </w:r>
-      <w:r>
-        <w:rPr>
-          <w:rFonts w:ascii="Charis SIL Regular" w:hAnsi="Charis SIL Regular" w:eastAsia="Charis SIL Regular"/>
-          <w:b w:val="0"/>
-          <w:i w:val="0"/>
-          <w:color w:val="0000FF"/>
-          <w:sz w:val="24"/>
-        </w:rPr>
-        <w:t xml:space="preserve"> </w:t>
-      </w:r>
-      <w:r>
-        <w:rPr>
-          <w:rFonts w:ascii="Charis SIL Regular" w:hAnsi="Charis SIL Regular" w:eastAsia="Charis SIL Regular"/>
-          <w:b w:val="0"/>
-          <w:i w:val="0"/>
-          <w:color w:val="0000FF"/>
-          <w:sz w:val="24"/>
-        </w:rPr>
-        <w:hyperlink r:id="rId10" w:history="1">
-          <w:r>
-            <w:rPr>
-              <w:rStyle w:val="Hyperlink"/>
-            </w:rPr>
-            <w:t>leaf</w:t>
-          </w:r>
-        </w:hyperlink>
-      </w:r>
-      <w:r>
-        <w:rPr>
-          <w:rFonts w:ascii="Charis SIL Regular" w:hAnsi="Charis SIL Regular" w:eastAsia="Charis SIL Regular"/>
-          <w:b w:val="0"/>
-          <w:i w:val="0"/>
-          <w:color w:val="0000FF"/>
-          <w:sz w:val="24"/>
-        </w:rPr>
-        <w:t xml:space="preserve"> </w:t>
-      </w:r>
-      <w:r>
-        <w:rPr>
-          <w:rFonts w:ascii="Charis SIL Regular" w:hAnsi="Charis SIL Regular" w:eastAsia="Charis SIL Regular"/>
-          <w:b w:val="0"/>
-          <w:i w:val="0"/>
-          <w:color w:val="0000FF"/>
-          <w:sz w:val="24"/>
-        </w:rPr>
-        <w:hyperlink r:id="rId10" w:history="1">
-          <w:r>
-            <w:rPr>
-              <w:rStyle w:val="Hyperlink"/>
-            </w:rPr>
-            <w:t>w</w:t>
-          </w:r>
-        </w:hyperlink>
-      </w:r>
-      <w:r>
-        <w:rPr>
-          <w:rFonts w:ascii="Charis SIL Regular" w:hAnsi="Charis SIL Regular" w:eastAsia="Charis SIL Regular"/>
-          <w:b w:val="0"/>
-          <w:i w:val="0"/>
-          <w:color w:val="0000FF"/>
-          <w:sz w:val="24"/>
-        </w:rPr>
-        <w:hyperlink r:id="rId10" w:history="1">
-          <w:r>
-            <w:rPr>
-              <w:rStyle w:val="Hyperlink"/>
-            </w:rPr>
-            <w:t>i</w:t>
-          </w:r>
-        </w:hyperlink>
-      </w:r>
-      <w:r>
-        <w:rPr>
-          <w:rFonts w:ascii="Charis SIL Regular" w:hAnsi="Charis SIL Regular" w:eastAsia="Charis SIL Regular"/>
-          <w:b w:val="0"/>
-          <w:i w:val="0"/>
-          <w:color w:val="0000FF"/>
-          <w:sz w:val="24"/>
-        </w:rPr>
-        <w:hyperlink r:id="rId10" w:history="1">
-          <w:r>
-            <w:rPr>
-              <w:rStyle w:val="Hyperlink"/>
-            </w:rPr>
-            <w:t>th</w:t>
-          </w:r>
-        </w:hyperlink>
-      </w:r>
-      <w:r>
-        <w:rPr>
-          <w:rFonts w:ascii="Charis SIL Regular" w:hAnsi="Charis SIL Regular" w:eastAsia="Charis SIL Regular"/>
-          <w:b w:val="0"/>
-          <w:i w:val="0"/>
-          <w:color w:val="0000FF"/>
-          <w:sz w:val="24"/>
-        </w:rPr>
-        <w:t xml:space="preserve"> </w:t>
-      </w:r>
-      <w:r>
-        <w:rPr>
-          <w:rFonts w:ascii="Charis SIL Regular" w:hAnsi="Charis SIL Regular" w:eastAsia="Charis SIL Regular"/>
-          <w:b w:val="0"/>
-          <w:i w:val="0"/>
-          <w:color w:val="0000FF"/>
-          <w:sz w:val="24"/>
-        </w:rPr>
-        <w:hyperlink r:id="rId10" w:history="1">
-          <w:r>
-            <w:rPr>
-              <w:rStyle w:val="Hyperlink"/>
-            </w:rPr>
-            <w:t>silk</w:t>
-          </w:r>
-        </w:hyperlink>
-      </w:r>
-      <w:r>
-        <w:rPr>
-          <w:rFonts w:ascii="Charis SIL Regular" w:hAnsi="Charis SIL Regular" w:eastAsia="Charis SIL Regular"/>
-          <w:b w:val="0"/>
-          <w:i w:val="0"/>
-          <w:color w:val="0000FF"/>
-          <w:sz w:val="24"/>
-        </w:rPr>
-        <w:t xml:space="preserve"> </w:t>
-      </w:r>
-      <w:r>
-        <w:rPr>
-          <w:rFonts w:ascii="Charis SIL Regular" w:hAnsi="Charis SIL Regular" w:eastAsia="Charis SIL Regular"/>
-          <w:b w:val="0"/>
-          <w:i w:val="0"/>
-          <w:color w:val="0000FF"/>
-          <w:sz w:val="24"/>
-        </w:rPr>
-        <w:hyperlink r:id="rId10" w:history="1">
-          <w:r>
-            <w:rPr>
-              <w:rStyle w:val="Hyperlink"/>
-            </w:rPr>
-            <w:t>c</w:t>
-          </w:r>
-        </w:hyperlink>
-      </w:r>
-      <w:r>
-        <w:rPr>
-          <w:rFonts w:ascii="Charis SIL Regular" w:hAnsi="Charis SIL Regular" w:eastAsia="Charis SIL Regular"/>
-          <w:b w:val="0"/>
-          <w:i w:val="0"/>
-          <w:color w:val="0000FF"/>
-          <w:sz w:val="24"/>
-        </w:rPr>
-        <w:hyperlink r:id="rId10" w:history="1">
-          <w:r>
-            <w:rPr>
-              <w:rStyle w:val="Hyperlink"/>
-            </w:rPr>
-            <w:t xml:space="preserve">ase </w:t>
-          </w:r>
-        </w:hyperlink>
-      </w:r>
-      <w:r>
-        <w:rPr>
-          <w:rFonts w:ascii="Charis SIL Regular" w:hAnsi="Charis SIL Regular" w:eastAsia="Charis SIL Regular"/>
-          <w:b w:val="0"/>
-          <w:i w:val="0"/>
-          <w:color w:val="0000FF"/>
-          <w:sz w:val="24"/>
-          <w:u w:val="single"/>
-        </w:rPr>
-        <w:hyperlink r:id="rId10" w:history="1">
-          <w:r>
-            <w:rPr>
-              <w:rStyle w:val="Hyperlink"/>
-            </w:rPr>
-            <w:t>and</w:t>
-          </w:r>
-        </w:hyperlink>
-      </w:r>
-      <w:r>
-        <w:rPr>
-          <w:rFonts w:ascii="Charis SIL Regular" w:hAnsi="Charis SIL Regular" w:eastAsia="Charis SIL Regular"/>
-          <w:b w:val="0"/>
-          <w:i w:val="0"/>
-          <w:color w:val="0000FF"/>
-          <w:sz w:val="24"/>
-          <w:u w:val="single"/>
-        </w:rPr>
-        <w:t xml:space="preserve"> </w:t>
-      </w:r>
-      <w:r>
-        <w:rPr>
-          <w:rFonts w:ascii="Charis SIL Regular" w:hAnsi="Charis SIL Regular" w:eastAsia="Charis SIL Regular"/>
-          <w:b w:val="0"/>
-          <w:i w:val="0"/>
-          <w:color w:val="0000FF"/>
-          <w:sz w:val="24"/>
-          <w:u w:val="single"/>
-        </w:rPr>
-        <w:hyperlink r:id="rId10" w:history="1">
-          <w:r>
-            <w:rPr>
-              <w:rStyle w:val="Hyperlink"/>
-            </w:rPr>
-            <w:t>de</w:t>
-          </w:r>
-        </w:hyperlink>
-      </w:r>
-      <w:r>
-        <w:rPr>
-          <w:rFonts w:ascii="Charis SIL Regular" w:hAnsi="Charis SIL Regular" w:eastAsia="Charis SIL Regular"/>
-          <w:b w:val="0"/>
-          <w:i w:val="0"/>
-          <w:color w:val="0000FF"/>
-          <w:sz w:val="24"/>
-          <w:u w:val="single"/>
-        </w:rPr>
-        <w:hyperlink r:id="rId10" w:history="1">
-          <w:r>
-            <w:rPr>
-              <w:rStyle w:val="Hyperlink"/>
-            </w:rPr>
-            <w:t>co</w:t>
-          </w:r>
-        </w:hyperlink>
-      </w:r>
-      <w:r>
-        <w:rPr>
-          <w:rFonts w:ascii="Charis SIL Regular" w:hAnsi="Charis SIL Regular" w:eastAsia="Charis SIL Regular"/>
-          <w:b w:val="0"/>
-          <w:i w:val="0"/>
-          <w:color w:val="0000FF"/>
-          <w:sz w:val="24"/>
-          <w:u w:val="single"/>
-        </w:rPr>
-        <w:hyperlink r:id="rId10" w:history="1">
-          <w:r>
-            <w:rPr>
-              <w:rStyle w:val="Hyperlink"/>
-            </w:rPr>
-            <w:t>r</w:t>
-          </w:r>
-        </w:hyperlink>
-      </w:r>
-      <w:r>
-        <w:rPr>
-          <w:rFonts w:ascii="Charis SIL Regular" w:hAnsi="Charis SIL Regular" w:eastAsia="Charis SIL Regular"/>
-          <w:b w:val="0"/>
-          <w:i w:val="0"/>
-          <w:color w:val="0000FF"/>
-          <w:sz w:val="24"/>
-          <w:u w:val="single"/>
-        </w:rPr>
-        <w:hyperlink r:id="rId10" w:history="1">
-          <w:r>
-            <w:rPr>
-              <w:rStyle w:val="Hyperlink"/>
-            </w:rPr>
-            <w:t>ations</w:t>
-          </w:r>
-        </w:hyperlink>
-      </w:r>
-      <w:r>
-        <w:rPr>
-          <w:rFonts w:ascii="Charis SIL Regular" w:hAnsi="Charis SIL Regular" w:eastAsia="Charis SIL Regular"/>
-          <w:b w:val="0"/>
-          <w:i w:val="0"/>
-          <w:color w:val="0000FF"/>
-          <w:sz w:val="24"/>
-          <w:u w:val="single"/>
-        </w:rPr>
-        <w:t xml:space="preserve"> </w:t>
-      </w:r>
-      <w:r>
-        <w:rPr>
-          <w:rFonts w:ascii="Charis SIL Regular" w:hAnsi="Charis SIL Regular" w:eastAsia="Charis SIL Regular"/>
-          <w:b w:val="0"/>
-          <w:i w:val="0"/>
-          <w:color w:val="0000FF"/>
-          <w:sz w:val="24"/>
-          <w:u w:val="single"/>
-        </w:rPr>
-        <w:hyperlink r:id="rId10" w:history="1">
-          <w:r>
-            <w:rPr>
-              <w:rStyle w:val="Hyperlink"/>
-            </w:rPr>
-            <w:t>(</w:t>
-          </w:r>
-        </w:hyperlink>
-      </w:r>
-      <w:r>
-        <w:rPr>
-          <w:rFonts w:ascii="Charis SIL Regular" w:hAnsi="Charis SIL Regular" w:eastAsia="Charis SIL Regular"/>
-          <w:b w:val="0"/>
-          <w:i w:val="0"/>
-          <w:color w:val="0000FF"/>
-          <w:sz w:val="24"/>
-          <w:u w:val="single"/>
-        </w:rPr>
-        <w:hyperlink r:id="rId10" w:history="1">
-          <w:r>
-            <w:rPr>
-              <w:rStyle w:val="Hyperlink"/>
-            </w:rPr>
-            <w:t>len</w:t>
-          </w:r>
-        </w:hyperlink>
-      </w:r>
-      <w:r>
-        <w:rPr>
-          <w:rFonts w:ascii="Charis SIL Regular" w:hAnsi="Charis SIL Regular" w:eastAsia="Charis SIL Regular"/>
-          <w:b w:val="0"/>
-          <w:i w:val="0"/>
-          <w:color w:val="0000FF"/>
-          <w:sz w:val="24"/>
-          <w:u w:val="single"/>
-        </w:rPr>
-        <w:hyperlink r:id="rId10" w:history="1">
-          <w:r>
-            <w:rPr>
-              <w:rStyle w:val="Hyperlink"/>
-            </w:rPr>
-            <w:t>gt</w:t>
-          </w:r>
-        </w:hyperlink>
-      </w:r>
-      <w:r>
-        <w:rPr>
-          <w:rFonts w:ascii="Charis SIL Regular" w:hAnsi="Charis SIL Regular" w:eastAsia="Charis SIL Regular"/>
-          <w:b w:val="0"/>
-          <w:i w:val="0"/>
-          <w:color w:val="0000FF"/>
-          <w:sz w:val="24"/>
-          <w:u w:val="single"/>
-        </w:rPr>
-        <w:hyperlink r:id="rId10" w:history="1">
-          <w:r>
-            <w:rPr>
-              <w:rStyle w:val="Hyperlink"/>
-            </w:rPr>
-            <w:t>h</w:t>
-          </w:r>
-        </w:hyperlink>
-      </w:r>
-      <w:r>
-        <w:rPr>
-          <w:rFonts w:ascii="Charis SIL Regular" w:hAnsi="Charis SIL Regular" w:eastAsia="Charis SIL Regular"/>
-          <w:b w:val="0"/>
-          <w:i w:val="0"/>
-          <w:color w:val="0000FF"/>
-          <w:sz w:val="24"/>
-          <w:u w:val="single"/>
-        </w:rPr>
-        <w:t xml:space="preserve"> </w:t>
-      </w:r>
-      <w:r>
-        <w:rPr>
-          <w:rFonts w:ascii="Charis SIL Regular" w:hAnsi="Charis SIL Regular" w:eastAsia="Charis SIL Regular"/>
-          <w:b w:val="0"/>
-          <w:i w:val="0"/>
-          <w:color w:val="0000FF"/>
-          <w:sz w:val="24"/>
-          <w:u w:val="single"/>
-        </w:rPr>
-        <w:hyperlink r:id="rId10" w:history="1">
-          <w:r>
-            <w:rPr>
-              <w:rStyle w:val="Hyperlink"/>
-            </w:rPr>
-            <w:t>c.</w:t>
-          </w:r>
-        </w:hyperlink>
-      </w:r>
-      <w:r>
-        <w:rPr>
-          <w:rFonts w:ascii="Charis SIL Regular" w:hAnsi="Charis SIL Regular" w:eastAsia="Charis SIL Regular"/>
-          <w:b w:val="0"/>
-          <w:i w:val="0"/>
-          <w:color w:val="0000FF"/>
-          <w:sz w:val="24"/>
-          <w:u w:val="single"/>
-        </w:rPr>
-        <w:t xml:space="preserve"> </w:t>
-      </w:r>
-      <w:r>
-        <w:rPr>
-          <w:rFonts w:ascii="Charis SIL Regular" w:hAnsi="Charis SIL Regular" w:eastAsia="Charis SIL Regular"/>
-          <w:b w:val="0"/>
-          <w:i w:val="0"/>
-          <w:color w:val="0000FF"/>
-          <w:sz w:val="24"/>
-          <w:u w:val="single"/>
-        </w:rPr>
-        <w:hyperlink r:id="rId10" w:history="1">
-          <w:r>
-            <w:rPr>
-              <w:rStyle w:val="Hyperlink"/>
-            </w:rPr>
-            <w:t>180</w:t>
-          </w:r>
-        </w:hyperlink>
-      </w:r>
-      <w:r>
-        <w:rPr>
-          <w:rFonts w:ascii="Charis SIL Regular" w:hAnsi="Charis SIL Regular" w:eastAsia="Charis SIL Regular"/>
-          <w:b w:val="0"/>
-          <w:i w:val="0"/>
-          <w:color w:val="0000FF"/>
-          <w:sz w:val="24"/>
-          <w:u w:val="single"/>
-        </w:rPr>
-        <w:t xml:space="preserve"> </w:t>
-      </w:r>
-      <w:r>
-        <w:rPr>
-          <w:rFonts w:ascii="Charis SIL Regular" w:hAnsi="Charis SIL Regular" w:eastAsia="Charis SIL Regular"/>
-          <w:b w:val="0"/>
-          <w:i w:val="0"/>
-          <w:color w:val="0000FF"/>
-          <w:sz w:val="24"/>
-          <w:u w:val="single"/>
-        </w:rPr>
-        <w:hyperlink r:id="rId10" w:history="1">
-          <w:r>
-            <w:rPr>
-              <w:rStyle w:val="Hyperlink"/>
-            </w:rPr>
-            <w:t>c</w:t>
-          </w:r>
-        </w:hyperlink>
-      </w:r>
-      <w:r>
-        <w:rPr>
-          <w:rFonts w:ascii="Charis SIL Regular" w:hAnsi="Charis SIL Regular" w:eastAsia="Charis SIL Regular"/>
-          <w:b w:val="0"/>
-          <w:i w:val="0"/>
-          <w:color w:val="0000FF"/>
-          <w:sz w:val="24"/>
-          <w:u w:val="single"/>
-        </w:rPr>
-        <w:t>m</w:t>
       </w:r>
       <w:r>
         <w:rPr>
@@ -3500,14 +3044,7 @@
           <w:color w:val="0000FF"/>
           <w:sz w:val="24"/>
         </w:rPr>
-        <w:hyperlink r:id="rId10" w:history="1">
-          <w:r>
-            <w:rPr>
-              <w:rStyle w:val="Hyperlink"/>
-            </w:rPr>
-            <w:t>194</w:t>
-          </w:r>
-        </w:hyperlink>
+        <w:t>194</w:t>
       </w:r>
       <w:r>
         <w:rPr>
@@ -3656,34 +3193,17 @@
           <w:color w:val="0000FF"/>
           <w:sz w:val="24"/>
         </w:rPr>
-        <w:t xml:space="preserve"> </w:t>
-      </w:r>
-      <w:r>
-        <w:rPr>
-          <w:rFonts w:ascii="Charis SIL Regular" w:hAnsi="Charis SIL Regular" w:eastAsia="Charis SIL Regular"/>
-          <w:b w:val="0"/>
-          <w:i w:val="0"/>
-          <w:color w:val="0000FF"/>
-          <w:sz w:val="24"/>
-        </w:rPr>
-        <w:hyperlink r:id="rId11" w:history="1">
-          <w:r>
-            <w:rPr>
-              <w:rStyle w:val="Hyperlink"/>
-            </w:rPr>
-            <w:t>Sta</w:t>
-          </w:r>
-        </w:hyperlink>
-      </w:r>
-      <w:r>
-        <w:rPr>
-          <w:rFonts w:ascii="Charis SIL Regular" w:hAnsi="Charis SIL Regular" w:eastAsia="Charis SIL Regular"/>
-          <w:b w:val="0"/>
-          <w:i w:val="0"/>
-          <w:color w:val="0000FF"/>
-          <w:sz w:val="24"/>
-        </w:rPr>
-        <w:hyperlink r:id="rId11" w:history="1">
+        <w:t xml:space="preserve"> Sta</w:t>
+      </w:r>
+      <w:r>
+        <w:rPr>
+          <w:rFonts w:ascii="Charis SIL Regular" w:hAnsi="Charis SIL Regular" w:eastAsia="Charis SIL Regular"/>
+          <w:b w:val="0"/>
+          <w:i w:val="0"/>
+          <w:color w:val="0000FF"/>
+          <w:sz w:val="24"/>
+        </w:rPr>
+        <w:hyperlink r:id="rId10" w:history="1">
           <w:r>
             <w:rPr>
               <w:rStyle w:val="Hyperlink"/>
@@ -3700,7 +3220,7 @@
           <w:color w:val="0000FF"/>
           <w:sz w:val="24"/>
         </w:rPr>
-        <w:hyperlink r:id="rId11" w:history="1">
+        <w:hyperlink r:id="rId10" w:history="1">
           <w:r>
             <w:rPr>
               <w:rStyle w:val="Hyperlink"/>
@@ -3717,7 +3237,7 @@
           <w:color w:val="0000FF"/>
           <w:sz w:val="24"/>
         </w:rPr>
-        <w:hyperlink r:id="rId11" w:history="1">
+        <w:hyperlink r:id="rId10" w:history="1">
           <w:r>
             <w:rPr>
               <w:rStyle w:val="Hyperlink"/>
@@ -3744,7 +3264,7 @@
           <w:color w:val="0000FF"/>
           <w:sz w:val="24"/>
         </w:rPr>
-        <w:hyperlink r:id="rId11" w:history="1">
+        <w:hyperlink r:id="rId10" w:history="1">
           <w:r>
             <w:rPr>
               <w:rStyle w:val="Hyperlink"/>
@@ -3761,7 +3281,7 @@
           <w:color w:val="0000FF"/>
           <w:sz w:val="24"/>
         </w:rPr>
-        <w:hyperlink r:id="rId11" w:history="1">
+        <w:hyperlink r:id="rId10" w:history="1">
           <w:r>
             <w:rPr>
               <w:rStyle w:val="Hyperlink"/>
@@ -3769,6 +3289,537 @@
             <w:t>r</w:t>
           </w:r>
         </w:hyperlink>
+      </w:r>
+      <w:r>
+        <w:rPr>
+          <w:rFonts w:ascii="Charis SIL Regular" w:hAnsi="Charis SIL Regular" w:eastAsia="Charis SIL Regular"/>
+          <w:b w:val="0"/>
+          <w:i w:val="0"/>
+          <w:color w:val="0000FF"/>
+          <w:sz w:val="24"/>
+        </w:rPr>
+        <w:t>in</w:t>
+      </w:r>
+      <w:r>
+        <w:rPr>
+          <w:rFonts w:ascii="Charis SIL Regular" w:hAnsi="Charis SIL Regular" w:eastAsia="Charis SIL Regular"/>
+          <w:b w:val="0"/>
+          <w:i w:val="0"/>
+          <w:color w:val="0000FF"/>
+          <w:sz w:val="24"/>
+        </w:rPr>
+        <w:hyperlink r:id="rId10" w:history="1">
+          <w:r>
+            <w:rPr>
+              <w:rStyle w:val="Hyperlink"/>
+            </w:rPr>
+            <w:t>ce</w:t>
+          </w:r>
+        </w:hyperlink>
+      </w:r>
+      <w:r>
+        <w:rPr>
+          <w:rFonts w:ascii="Charis SIL Regular" w:hAnsi="Charis SIL Regular" w:eastAsia="Charis SIL Regular"/>
+          <w:b w:val="0"/>
+          <w:i w:val="0"/>
+          <w:color w:val="0000FF"/>
+          <w:sz w:val="24"/>
+        </w:rPr>
+        <w:t xml:space="preserve"> </w:t>
+      </w:r>
+      <w:r>
+        <w:rPr>
+          <w:rFonts w:ascii="Charis SIL Regular" w:hAnsi="Charis SIL Regular" w:eastAsia="Charis SIL Regular"/>
+          <w:b w:val="0"/>
+          <w:i w:val="0"/>
+          <w:color w:val="0000FF"/>
+          <w:sz w:val="24"/>
+        </w:rPr>
+        <w:hyperlink r:id="rId10" w:history="1">
+          <w:r>
+            <w:rPr>
+              <w:rStyle w:val="Hyperlink"/>
+            </w:rPr>
+            <w:t>Wi</w:t>
+          </w:r>
+        </w:hyperlink>
+      </w:r>
+      <w:r>
+        <w:rPr>
+          <w:rFonts w:ascii="Charis SIL Regular" w:hAnsi="Charis SIL Regular" w:eastAsia="Charis SIL Regular"/>
+          <w:b w:val="0"/>
+          <w:i w:val="0"/>
+          <w:color w:val="0000FF"/>
+          <w:sz w:val="24"/>
+        </w:rPr>
+        <w:hyperlink r:id="rId10" w:history="1">
+          <w:r>
+            <w:rPr>
+              <w:rStyle w:val="Hyperlink"/>
+            </w:rPr>
+            <w:t>l</w:t>
+          </w:r>
+        </w:hyperlink>
+      </w:r>
+      <w:r>
+        <w:rPr>
+          <w:rFonts w:ascii="Charis SIL Regular" w:hAnsi="Charis SIL Regular" w:eastAsia="Charis SIL Regular"/>
+          <w:b w:val="0"/>
+          <w:i w:val="0"/>
+          <w:color w:val="0000FF"/>
+          <w:sz w:val="24"/>
+        </w:rPr>
+        <w:t>liam</w:t>
+      </w:r>
+      <w:r>
+        <w:rPr>
+          <w:rFonts w:ascii="Charis SIL Regular" w:hAnsi="Charis SIL Regular" w:eastAsia="Charis SIL Regular"/>
+          <w:b w:val="0"/>
+          <w:i w:val="0"/>
+          <w:color w:val="0000FF"/>
+          <w:sz w:val="24"/>
+        </w:rPr>
+        <w:t xml:space="preserve"> </w:t>
+      </w:r>
+      <w:r>
+        <w:rPr>
+          <w:rFonts w:ascii="Charis SIL Regular" w:hAnsi="Charis SIL Regular" w:eastAsia="Charis SIL Regular"/>
+          <w:b w:val="0"/>
+          <w:i w:val="0"/>
+          <w:color w:val="0000FF"/>
+          <w:sz w:val="24"/>
+        </w:rPr>
+        <w:hyperlink r:id="rId10" w:history="1">
+          <w:r>
+            <w:rPr>
+              <w:rStyle w:val="Hyperlink"/>
+            </w:rPr>
+            <w:t>IV</w:t>
+          </w:r>
+        </w:hyperlink>
+      </w:r>
+      <w:r>
+        <w:rPr>
+          <w:rFonts w:ascii="Charis SIL Regular" w:hAnsi="Charis SIL Regular" w:eastAsia="Charis SIL Regular"/>
+          <w:b w:val="0"/>
+          <w:i w:val="0"/>
+          <w:color w:val="0000FF"/>
+          <w:sz w:val="24"/>
+        </w:rPr>
+        <w:t xml:space="preserve"> </w:t>
+      </w:r>
+      <w:r>
+        <w:rPr>
+          <w:rFonts w:ascii="Charis SIL Regular" w:hAnsi="Charis SIL Regular" w:eastAsia="Charis SIL Regular"/>
+          <w:b w:val="0"/>
+          <w:i w:val="0"/>
+          <w:color w:val="0000FF"/>
+          <w:sz w:val="24"/>
+        </w:rPr>
+        <w:hyperlink r:id="rId10" w:history="1">
+          <w:r>
+            <w:rPr>
+              <w:rStyle w:val="Hyperlink"/>
+            </w:rPr>
+            <w:t>o</w:t>
+          </w:r>
+        </w:hyperlink>
+      </w:r>
+      <w:r>
+        <w:rPr>
+          <w:rFonts w:ascii="Charis SIL Regular" w:hAnsi="Charis SIL Regular" w:eastAsia="Charis SIL Regular"/>
+          <w:b w:val="0"/>
+          <w:i w:val="0"/>
+          <w:color w:val="0000FF"/>
+          <w:sz w:val="24"/>
+        </w:rPr>
+        <w:hyperlink r:id="rId11" w:history="1">
+          <w:r>
+            <w:rPr>
+              <w:rStyle w:val="Hyperlink"/>
+            </w:rPr>
+            <w:t>f</w:t>
+          </w:r>
+        </w:hyperlink>
+      </w:r>
+      <w:r>
+        <w:rPr>
+          <w:rFonts w:ascii="Charis SIL Regular" w:hAnsi="Charis SIL Regular" w:eastAsia="Charis SIL Regular"/>
+          <w:b w:val="0"/>
+          <w:i w:val="0"/>
+          <w:color w:val="0000FF"/>
+          <w:sz w:val="24"/>
+        </w:rPr>
+        <w:t xml:space="preserve"> </w:t>
+      </w:r>
+      <w:r>
+        <w:rPr>
+          <w:rFonts w:ascii="Charis SIL Regular" w:hAnsi="Charis SIL Regular" w:eastAsia="Charis SIL Regular"/>
+          <w:b w:val="0"/>
+          <w:i w:val="0"/>
+          <w:color w:val="0000FF"/>
+          <w:sz w:val="24"/>
+        </w:rPr>
+        <w:hyperlink r:id="rId11" w:history="1">
+          <w:r>
+            <w:rPr>
+              <w:rStyle w:val="Hyperlink"/>
+            </w:rPr>
+            <w:t>Orange,</w:t>
+          </w:r>
+        </w:hyperlink>
+      </w:r>
+      <w:r>
+        <w:rPr>
+          <w:rFonts w:ascii="Charis SIL Regular" w:hAnsi="Charis SIL Regular" w:eastAsia="Charis SIL Regular"/>
+          <w:b w:val="0"/>
+          <w:i w:val="0"/>
+          <w:color w:val="0000FF"/>
+          <w:sz w:val="24"/>
+        </w:rPr>
+        <w:t xml:space="preserve"> </w:t>
+      </w:r>
+      <w:r>
+        <w:rPr>
+          <w:rFonts w:ascii="Charis SIL Regular" w:hAnsi="Charis SIL Regular" w:eastAsia="Charis SIL Regular"/>
+          <w:b w:val="0"/>
+          <w:i w:val="0"/>
+          <w:color w:val="0000FF"/>
+          <w:sz w:val="24"/>
+        </w:rPr>
+        <w:hyperlink r:id="rId11" w:history="1">
+          <w:r>
+            <w:rPr>
+              <w:rStyle w:val="Hyperlink"/>
+            </w:rPr>
+            <w:t>possibly</w:t>
+          </w:r>
+        </w:hyperlink>
+      </w:r>
+      <w:r>
+        <w:rPr>
+          <w:rFonts w:ascii="Charis SIL Regular" w:hAnsi="Charis SIL Regular" w:eastAsia="Charis SIL Regular"/>
+          <w:b w:val="0"/>
+          <w:i w:val="0"/>
+          <w:color w:val="0000FF"/>
+          <w:sz w:val="24"/>
+        </w:rPr>
+        <w:t xml:space="preserve"> </w:t>
+      </w:r>
+      <w:r>
+        <w:rPr>
+          <w:rFonts w:ascii="Charis SIL Regular" w:hAnsi="Charis SIL Regular" w:eastAsia="Charis SIL Regular"/>
+          <w:b w:val="0"/>
+          <w:i w:val="0"/>
+          <w:color w:val="0000FF"/>
+          <w:sz w:val="24"/>
+        </w:rPr>
+        <w:hyperlink r:id="rId11" w:history="1">
+          <w:r>
+            <w:rPr>
+              <w:rStyle w:val="Hyperlink"/>
+            </w:rPr>
+            <w:t>drawn</w:t>
+          </w:r>
+        </w:hyperlink>
+      </w:r>
+      <w:r>
+        <w:rPr>
+          <w:rFonts w:ascii="Charis SIL Regular" w:hAnsi="Charis SIL Regular" w:eastAsia="Charis SIL Regular"/>
+          <w:b w:val="0"/>
+          <w:i w:val="0"/>
+          <w:color w:val="0000FF"/>
+          <w:sz w:val="24"/>
+        </w:rPr>
+        <w:t xml:space="preserve"> </w:t>
+      </w:r>
+      <w:r>
+        <w:rPr>
+          <w:rFonts w:ascii="Charis SIL Regular" w:hAnsi="Charis SIL Regular" w:eastAsia="Charis SIL Regular"/>
+          <w:b w:val="0"/>
+          <w:i w:val="0"/>
+          <w:color w:val="0000FF"/>
+          <w:sz w:val="24"/>
+        </w:rPr>
+        <w:hyperlink r:id="rId11" w:history="1">
+          <w:r>
+            <w:rPr>
+              <w:rStyle w:val="Hyperlink"/>
+            </w:rPr>
+            <w:t xml:space="preserve">up </w:t>
+          </w:r>
+        </w:hyperlink>
+      </w:r>
+      <w:r>
+        <w:rPr>
+          <w:rFonts w:ascii="Charis SIL Regular" w:hAnsi="Charis SIL Regular" w:eastAsia="Charis SIL Regular"/>
+          <w:b w:val="0"/>
+          <w:i w:val="0"/>
+          <w:color w:val="0000FF"/>
+          <w:sz w:val="24"/>
+        </w:rPr>
+        <w:hyperlink r:id="rId11" w:history="1">
+          <w:r>
+            <w:rPr>
+              <w:rStyle w:val="Hyperlink"/>
+            </w:rPr>
+            <w:t>on</w:t>
+          </w:r>
+        </w:hyperlink>
+      </w:r>
+      <w:r>
+        <w:rPr>
+          <w:rFonts w:ascii="Charis SIL Regular" w:hAnsi="Charis SIL Regular" w:eastAsia="Charis SIL Regular"/>
+          <w:b w:val="0"/>
+          <w:i w:val="0"/>
+          <w:color w:val="0000FF"/>
+          <w:sz w:val="24"/>
+        </w:rPr>
+        <w:t xml:space="preserve"> </w:t>
+      </w:r>
+      <w:r>
+        <w:rPr>
+          <w:rFonts w:ascii="Charis SIL Regular" w:hAnsi="Charis SIL Regular" w:eastAsia="Charis SIL Regular"/>
+          <w:b w:val="0"/>
+          <w:i w:val="0"/>
+          <w:color w:val="0000FF"/>
+          <w:sz w:val="24"/>
+        </w:rPr>
+        <w:hyperlink r:id="rId11" w:history="1">
+          <w:r>
+            <w:rPr>
+              <w:rStyle w:val="Hyperlink"/>
+            </w:rPr>
+            <w:t>Ceylon,</w:t>
+          </w:r>
+        </w:hyperlink>
+      </w:r>
+      <w:r>
+        <w:rPr>
+          <w:rFonts w:ascii="Charis SIL Regular" w:hAnsi="Charis SIL Regular" w:eastAsia="Charis SIL Regular"/>
+          <w:b w:val="0"/>
+          <w:i w:val="0"/>
+          <w:color w:val="0000FF"/>
+          <w:sz w:val="24"/>
+        </w:rPr>
+        <w:t xml:space="preserve"> </w:t>
+      </w:r>
+      <w:r>
+        <w:rPr>
+          <w:rFonts w:ascii="Charis SIL Regular" w:hAnsi="Charis SIL Regular" w:eastAsia="Charis SIL Regular"/>
+          <w:b w:val="0"/>
+          <w:i w:val="0"/>
+          <w:color w:val="0000FF"/>
+          <w:sz w:val="24"/>
+        </w:rPr>
+        <w:hyperlink r:id="rId11" w:history="1">
+          <w:r>
+            <w:rPr>
+              <w:rStyle w:val="Hyperlink"/>
+            </w:rPr>
+            <w:t>m</w:t>
+          </w:r>
+        </w:hyperlink>
+      </w:r>
+      <w:r>
+        <w:rPr>
+          <w:rFonts w:ascii="Charis SIL Regular" w:hAnsi="Charis SIL Regular" w:eastAsia="Charis SIL Regular"/>
+          <w:b w:val="0"/>
+          <w:i w:val="0"/>
+          <w:color w:val="0000FF"/>
+          <w:sz w:val="24"/>
+        </w:rPr>
+        <w:hyperlink r:id="rId11" w:history="1">
+          <w:r>
+            <w:rPr>
+              <w:rStyle w:val="Hyperlink"/>
+            </w:rPr>
+            <w:t>i</w:t>
+          </w:r>
+        </w:hyperlink>
+      </w:r>
+      <w:r>
+        <w:rPr>
+          <w:rFonts w:ascii="Charis SIL Regular" w:hAnsi="Charis SIL Regular" w:eastAsia="Charis SIL Regular"/>
+          <w:b w:val="0"/>
+          <w:i w:val="0"/>
+          <w:color w:val="0000FF"/>
+          <w:sz w:val="24"/>
+        </w:rPr>
+        <w:hyperlink r:id="rId11" w:history="1">
+          <w:r>
+            <w:rPr>
+              <w:rStyle w:val="Hyperlink"/>
+            </w:rPr>
+            <w:t>d-</w:t>
+          </w:r>
+        </w:hyperlink>
+      </w:r>
+      <w:r>
+        <w:rPr>
+          <w:rFonts w:ascii="Charis SIL Regular" w:hAnsi="Charis SIL Regular" w:eastAsia="Charis SIL Regular"/>
+          <w:b w:val="0"/>
+          <w:i w:val="0"/>
+          <w:color w:val="0000FF"/>
+          <w:sz w:val="24"/>
+        </w:rPr>
+        <w:hyperlink r:id="rId11" w:history="1">
+          <w:r>
+            <w:rPr>
+              <w:rStyle w:val="Hyperlink"/>
+            </w:rPr>
+            <w:t>eighteen</w:t>
+          </w:r>
+        </w:hyperlink>
+      </w:r>
+      <w:r>
+        <w:rPr>
+          <w:rFonts w:ascii="Charis SIL Regular" w:hAnsi="Charis SIL Regular" w:eastAsia="Charis SIL Regular"/>
+          <w:b w:val="0"/>
+          <w:i w:val="0"/>
+          <w:color w:val="0000FF"/>
+          <w:sz w:val="24"/>
+        </w:rPr>
+        <w:hyperlink r:id="rId11" w:history="1">
+          <w:r>
+            <w:rPr>
+              <w:rStyle w:val="Hyperlink"/>
+            </w:rPr>
+            <w:t>t</w:t>
+          </w:r>
+        </w:hyperlink>
+      </w:r>
+      <w:r>
+        <w:rPr>
+          <w:rFonts w:ascii="Charis SIL Regular" w:hAnsi="Charis SIL Regular" w:eastAsia="Charis SIL Regular"/>
+          <w:b w:val="0"/>
+          <w:i w:val="0"/>
+          <w:color w:val="0000FF"/>
+          <w:sz w:val="24"/>
+        </w:rPr>
+        <w:hyperlink r:id="rId11" w:history="1">
+          <w:r>
+            <w:rPr>
+              <w:rStyle w:val="Hyperlink"/>
+            </w:rPr>
+            <w:t>h</w:t>
+          </w:r>
+        </w:hyperlink>
+      </w:r>
+      <w:r>
+        <w:rPr>
+          <w:rFonts w:ascii="Charis SIL Regular" w:hAnsi="Charis SIL Regular" w:eastAsia="Charis SIL Regular"/>
+          <w:b w:val="0"/>
+          <w:i w:val="0"/>
+          <w:color w:val="0000FF"/>
+          <w:sz w:val="24"/>
+        </w:rPr>
+        <w:t xml:space="preserve"> </w:t>
+      </w:r>
+      <w:r>
+        <w:rPr>
+          <w:rFonts w:ascii="Charis SIL Regular" w:hAnsi="Charis SIL Regular" w:eastAsia="Charis SIL Regular"/>
+          <w:b w:val="0"/>
+          <w:i w:val="0"/>
+          <w:color w:val="0000FF"/>
+          <w:sz w:val="24"/>
+        </w:rPr>
+        <w:hyperlink r:id="rId11" w:history="1">
+          <w:r>
+            <w:rPr>
+              <w:rStyle w:val="Hyperlink"/>
+            </w:rPr>
+            <w:t>c</w:t>
+          </w:r>
+        </w:hyperlink>
+      </w:r>
+      <w:r>
+        <w:rPr>
+          <w:rFonts w:ascii="Charis SIL Regular" w:hAnsi="Charis SIL Regular" w:eastAsia="Charis SIL Regular"/>
+          <w:b w:val="0"/>
+          <w:i w:val="0"/>
+          <w:color w:val="0000FF"/>
+          <w:sz w:val="24"/>
+        </w:rPr>
+        <w:hyperlink r:id="rId11" w:history="1">
+          <w:r>
+            <w:rPr>
+              <w:rStyle w:val="Hyperlink"/>
+            </w:rPr>
+            <w:t>entury.</w:t>
+          </w:r>
+        </w:hyperlink>
+      </w:r>
+      <w:r>
+        <w:rPr>
+          <w:rFonts w:ascii="Charis SIL Regular" w:hAnsi="Charis SIL Regular" w:eastAsia="Charis SIL Regular"/>
+          <w:b w:val="0"/>
+          <w:i w:val="0"/>
+          <w:color w:val="0000FF"/>
+          <w:sz w:val="24"/>
+        </w:rPr>
+        <w:t xml:space="preserve"> </w:t>
+      </w:r>
+      <w:r>
+        <w:rPr>
+          <w:rFonts w:ascii="Charis SIL Regular" w:hAnsi="Charis SIL Regular" w:eastAsia="Charis SIL Regular"/>
+          <w:b w:val="0"/>
+          <w:i w:val="0"/>
+          <w:color w:val="0000FF"/>
+          <w:sz w:val="24"/>
+        </w:rPr>
+        <w:hyperlink r:id="rId11" w:history="1">
+          <w:r>
+            <w:rPr>
+              <w:rStyle w:val="Hyperlink"/>
+            </w:rPr>
+            <w:t>Par</w:t>
+          </w:r>
+        </w:hyperlink>
+      </w:r>
+      <w:r>
+        <w:rPr>
+          <w:rFonts w:ascii="Charis SIL Regular" w:hAnsi="Charis SIL Regular" w:eastAsia="Charis SIL Regular"/>
+          <w:b w:val="0"/>
+          <w:i w:val="0"/>
+          <w:color w:val="0000FF"/>
+          <w:sz w:val="24"/>
+        </w:rPr>
+        <w:hyperlink r:id="rId11" w:history="1">
+          <w:r>
+            <w:rPr>
+              <w:rStyle w:val="Hyperlink"/>
+            </w:rPr>
+            <w:t>t</w:t>
+          </w:r>
+        </w:hyperlink>
+      </w:r>
+      <w:r>
+        <w:rPr>
+          <w:rFonts w:ascii="Charis SIL Regular" w:hAnsi="Charis SIL Regular" w:eastAsia="Charis SIL Regular"/>
+          <w:b w:val="0"/>
+          <w:i w:val="0"/>
+          <w:color w:val="0000FF"/>
+          <w:sz w:val="24"/>
+        </w:rPr>
+        <w:hyperlink r:id="rId11" w:history="1">
+          <w:r>
+            <w:rPr>
+              <w:rStyle w:val="Hyperlink"/>
+            </w:rPr>
+            <w:t>ly</w:t>
+          </w:r>
+        </w:hyperlink>
+      </w:r>
+      <w:r>
+        <w:rPr>
+          <w:rFonts w:ascii="Charis SIL Regular" w:hAnsi="Charis SIL Regular" w:eastAsia="Charis SIL Regular"/>
+          <w:b w:val="0"/>
+          <w:i w:val="0"/>
+          <w:color w:val="0000FF"/>
+          <w:sz w:val="24"/>
+        </w:rPr>
+        <w:t xml:space="preserve"> </w:t>
       </w:r>
       <w:r>
         <w:rPr>
@@ -3795,24 +3846,24 @@
           <w:color w:val="0000FF"/>
           <w:sz w:val="24"/>
         </w:rPr>
+        <w:t xml:space="preserve"> </w:t>
+      </w:r>
+      <w:r>
+        <w:rPr>
+          <w:rFonts w:ascii="Charis SIL Regular" w:hAnsi="Charis SIL Regular" w:eastAsia="Charis SIL Regular"/>
+          <w:b w:val="0"/>
+          <w:i w:val="0"/>
+          <w:color w:val="0000FF"/>
+          <w:sz w:val="24"/>
+        </w:rPr>
         <w:hyperlink r:id="rId11" w:history="1">
           <w:r>
             <w:rPr>
               <w:rStyle w:val="Hyperlink"/>
             </w:rPr>
-            <w:t>ce</w:t>
+            <w:t>L</w:t>
           </w:r>
         </w:hyperlink>
-      </w:r>
-      <w:r>
-        <w:rPr>
-          <w:rFonts w:ascii="Charis SIL Regular" w:hAnsi="Charis SIL Regular" w:eastAsia="Charis SIL Regular"/>
-          <w:b w:val="0"/>
-          <w:i w:val="0"/>
-          <w:color w:val="0000FF"/>
-          <w:sz w:val="24"/>
-        </w:rPr>
-        <w:t xml:space="preserve"> </w:t>
       </w:r>
       <w:r>
         <w:rPr>
@@ -3827,7 +3878,7 @@
             <w:rPr>
               <w:rStyle w:val="Hyperlink"/>
             </w:rPr>
-            <w:t>Wi</w:t>
+            <w:t>a</w:t>
           </w:r>
         </w:hyperlink>
       </w:r>
@@ -3844,9 +3895,19 @@
             <w:rPr>
               <w:rStyle w:val="Hyperlink"/>
             </w:rPr>
-            <w:t>l</w:t>
+            <w:t>tin,</w:t>
           </w:r>
         </w:hyperlink>
+      </w:r>
+      <w:r>
+        <w:rPr>
+          <w:rFonts w:ascii="Charis SIL Regular" w:hAnsi="Charis SIL Regular" w:eastAsia="Charis SIL Regular"/>
+          <w:b w:val="0"/>
+          <w:i w:val="0"/>
+          <w:color w:val="0000FF"/>
+          <w:sz w:val="24"/>
+        </w:rPr>
+        <w:t xml:space="preserve"> </w:t>
       </w:r>
       <w:r>
         <w:rPr>
@@ -3861,7 +3922,7 @@
             <w:rPr>
               <w:rStyle w:val="Hyperlink"/>
             </w:rPr>
-            <w:t>lia</w:t>
+            <w:t>pal</w:t>
           </w:r>
         </w:hyperlink>
       </w:r>
@@ -3881,571 +3942,6 @@
             <w:t>m</w:t>
           </w:r>
         </w:hyperlink>
-      </w:r>
-      <w:r>
-        <w:rPr>
-          <w:rFonts w:ascii="Charis SIL Regular" w:hAnsi="Charis SIL Regular" w:eastAsia="Charis SIL Regular"/>
-          <w:b w:val="0"/>
-          <w:i w:val="0"/>
-          <w:color w:val="0000FF"/>
-          <w:sz w:val="24"/>
-        </w:rPr>
-        <w:t xml:space="preserve"> </w:t>
-      </w:r>
-      <w:r>
-        <w:rPr>
-          <w:rFonts w:ascii="Charis SIL Regular" w:hAnsi="Charis SIL Regular" w:eastAsia="Charis SIL Regular"/>
-          <w:b w:val="0"/>
-          <w:i w:val="0"/>
-          <w:color w:val="0000FF"/>
-          <w:sz w:val="24"/>
-        </w:rPr>
-        <w:hyperlink r:id="rId11" w:history="1">
-          <w:r>
-            <w:rPr>
-              <w:rStyle w:val="Hyperlink"/>
-            </w:rPr>
-            <w:t>IV</w:t>
-          </w:r>
-        </w:hyperlink>
-      </w:r>
-      <w:r>
-        <w:rPr>
-          <w:rFonts w:ascii="Charis SIL Regular" w:hAnsi="Charis SIL Regular" w:eastAsia="Charis SIL Regular"/>
-          <w:b w:val="0"/>
-          <w:i w:val="0"/>
-          <w:color w:val="0000FF"/>
-          <w:sz w:val="24"/>
-        </w:rPr>
-        <w:t xml:space="preserve"> </w:t>
-      </w:r>
-      <w:r>
-        <w:rPr>
-          <w:rFonts w:ascii="Charis SIL Regular" w:hAnsi="Charis SIL Regular" w:eastAsia="Charis SIL Regular"/>
-          <w:b w:val="0"/>
-          <w:i w:val="0"/>
-          <w:color w:val="0000FF"/>
-          <w:sz w:val="24"/>
-        </w:rPr>
-        <w:hyperlink r:id="rId11" w:history="1">
-          <w:r>
-            <w:rPr>
-              <w:rStyle w:val="Hyperlink"/>
-            </w:rPr>
-            <w:t>o</w:t>
-          </w:r>
-        </w:hyperlink>
-      </w:r>
-      <w:r>
-        <w:rPr>
-          <w:rFonts w:ascii="Charis SIL Regular" w:hAnsi="Charis SIL Regular" w:eastAsia="Charis SIL Regular"/>
-          <w:b w:val="0"/>
-          <w:i w:val="0"/>
-          <w:color w:val="0000FF"/>
-          <w:sz w:val="24"/>
-        </w:rPr>
-        <w:hyperlink r:id="rId11" w:history="1">
-          <w:r>
-            <w:rPr>
-              <w:rStyle w:val="Hyperlink"/>
-            </w:rPr>
-            <w:t>f</w:t>
-          </w:r>
-        </w:hyperlink>
-      </w:r>
-      <w:r>
-        <w:rPr>
-          <w:rFonts w:ascii="Charis SIL Regular" w:hAnsi="Charis SIL Regular" w:eastAsia="Charis SIL Regular"/>
-          <w:b w:val="0"/>
-          <w:i w:val="0"/>
-          <w:color w:val="0000FF"/>
-          <w:sz w:val="24"/>
-        </w:rPr>
-        <w:t xml:space="preserve"> </w:t>
-      </w:r>
-      <w:r>
-        <w:rPr>
-          <w:rFonts w:ascii="Charis SIL Regular" w:hAnsi="Charis SIL Regular" w:eastAsia="Charis SIL Regular"/>
-          <w:b w:val="0"/>
-          <w:i w:val="0"/>
-          <w:color w:val="0000FF"/>
-          <w:sz w:val="24"/>
-        </w:rPr>
-        <w:hyperlink r:id="rId11" w:history="1">
-          <w:r>
-            <w:rPr>
-              <w:rStyle w:val="Hyperlink"/>
-            </w:rPr>
-            <w:t>Orange,</w:t>
-          </w:r>
-        </w:hyperlink>
-      </w:r>
-      <w:r>
-        <w:rPr>
-          <w:rFonts w:ascii="Charis SIL Regular" w:hAnsi="Charis SIL Regular" w:eastAsia="Charis SIL Regular"/>
-          <w:b w:val="0"/>
-          <w:i w:val="0"/>
-          <w:color w:val="0000FF"/>
-          <w:sz w:val="24"/>
-        </w:rPr>
-        <w:t xml:space="preserve"> </w:t>
-      </w:r>
-      <w:r>
-        <w:rPr>
-          <w:rFonts w:ascii="Charis SIL Regular" w:hAnsi="Charis SIL Regular" w:eastAsia="Charis SIL Regular"/>
-          <w:b w:val="0"/>
-          <w:i w:val="0"/>
-          <w:color w:val="0000FF"/>
-          <w:sz w:val="24"/>
-        </w:rPr>
-        <w:hyperlink r:id="rId11" w:history="1">
-          <w:r>
-            <w:rPr>
-              <w:rStyle w:val="Hyperlink"/>
-            </w:rPr>
-            <w:t>possibly</w:t>
-          </w:r>
-        </w:hyperlink>
-      </w:r>
-      <w:r>
-        <w:rPr>
-          <w:rFonts w:ascii="Charis SIL Regular" w:hAnsi="Charis SIL Regular" w:eastAsia="Charis SIL Regular"/>
-          <w:b w:val="0"/>
-          <w:i w:val="0"/>
-          <w:color w:val="0000FF"/>
-          <w:sz w:val="24"/>
-        </w:rPr>
-        <w:t xml:space="preserve"> </w:t>
-      </w:r>
-      <w:r>
-        <w:rPr>
-          <w:rFonts w:ascii="Charis SIL Regular" w:hAnsi="Charis SIL Regular" w:eastAsia="Charis SIL Regular"/>
-          <w:b w:val="0"/>
-          <w:i w:val="0"/>
-          <w:color w:val="0000FF"/>
-          <w:sz w:val="24"/>
-        </w:rPr>
-        <w:hyperlink r:id="rId11" w:history="1">
-          <w:r>
-            <w:rPr>
-              <w:rStyle w:val="Hyperlink"/>
-            </w:rPr>
-            <w:t>drawn</w:t>
-          </w:r>
-        </w:hyperlink>
-      </w:r>
-      <w:r>
-        <w:rPr>
-          <w:rFonts w:ascii="Charis SIL Regular" w:hAnsi="Charis SIL Regular" w:eastAsia="Charis SIL Regular"/>
-          <w:b w:val="0"/>
-          <w:i w:val="0"/>
-          <w:color w:val="0000FF"/>
-          <w:sz w:val="24"/>
-        </w:rPr>
-        <w:t xml:space="preserve"> </w:t>
-      </w:r>
-      <w:r>
-        <w:rPr>
-          <w:rFonts w:ascii="Charis SIL Regular" w:hAnsi="Charis SIL Regular" w:eastAsia="Charis SIL Regular"/>
-          <w:b w:val="0"/>
-          <w:i w:val="0"/>
-          <w:color w:val="0000FF"/>
-          <w:sz w:val="24"/>
-        </w:rPr>
-        <w:hyperlink r:id="rId11" w:history="1">
-          <w:r>
-            <w:rPr>
-              <w:rStyle w:val="Hyperlink"/>
-            </w:rPr>
-            <w:t xml:space="preserve">up </w:t>
-          </w:r>
-        </w:hyperlink>
-      </w:r>
-      <w:r>
-        <w:rPr>
-          <w:rFonts w:ascii="Charis SIL Regular" w:hAnsi="Charis SIL Regular" w:eastAsia="Charis SIL Regular"/>
-          <w:b w:val="0"/>
-          <w:i w:val="0"/>
-          <w:color w:val="0000FF"/>
-          <w:sz w:val="24"/>
-        </w:rPr>
-        <w:hyperlink r:id="rId11" w:history="1">
-          <w:r>
-            <w:rPr>
-              <w:rStyle w:val="Hyperlink"/>
-            </w:rPr>
-            <w:t>on</w:t>
-          </w:r>
-        </w:hyperlink>
-      </w:r>
-      <w:r>
-        <w:rPr>
-          <w:rFonts w:ascii="Charis SIL Regular" w:hAnsi="Charis SIL Regular" w:eastAsia="Charis SIL Regular"/>
-          <w:b w:val="0"/>
-          <w:i w:val="0"/>
-          <w:color w:val="0000FF"/>
-          <w:sz w:val="24"/>
-        </w:rPr>
-        <w:t xml:space="preserve"> </w:t>
-      </w:r>
-      <w:r>
-        <w:rPr>
-          <w:rFonts w:ascii="Charis SIL Regular" w:hAnsi="Charis SIL Regular" w:eastAsia="Charis SIL Regular"/>
-          <w:b w:val="0"/>
-          <w:i w:val="0"/>
-          <w:color w:val="0000FF"/>
-          <w:sz w:val="24"/>
-        </w:rPr>
-        <w:hyperlink r:id="rId11" w:history="1">
-          <w:r>
-            <w:rPr>
-              <w:rStyle w:val="Hyperlink"/>
-            </w:rPr>
-            <w:t>Ceylon,</w:t>
-          </w:r>
-        </w:hyperlink>
-      </w:r>
-      <w:r>
-        <w:rPr>
-          <w:rFonts w:ascii="Charis SIL Regular" w:hAnsi="Charis SIL Regular" w:eastAsia="Charis SIL Regular"/>
-          <w:b w:val="0"/>
-          <w:i w:val="0"/>
-          <w:color w:val="0000FF"/>
-          <w:sz w:val="24"/>
-        </w:rPr>
-        <w:t xml:space="preserve"> </w:t>
-      </w:r>
-      <w:r>
-        <w:rPr>
-          <w:rFonts w:ascii="Charis SIL Regular" w:hAnsi="Charis SIL Regular" w:eastAsia="Charis SIL Regular"/>
-          <w:b w:val="0"/>
-          <w:i w:val="0"/>
-          <w:color w:val="0000FF"/>
-          <w:sz w:val="24"/>
-        </w:rPr>
-        <w:hyperlink r:id="rId11" w:history="1">
-          <w:r>
-            <w:rPr>
-              <w:rStyle w:val="Hyperlink"/>
-            </w:rPr>
-            <w:t>m</w:t>
-          </w:r>
-        </w:hyperlink>
-      </w:r>
-      <w:r>
-        <w:rPr>
-          <w:rFonts w:ascii="Charis SIL Regular" w:hAnsi="Charis SIL Regular" w:eastAsia="Charis SIL Regular"/>
-          <w:b w:val="0"/>
-          <w:i w:val="0"/>
-          <w:color w:val="0000FF"/>
-          <w:sz w:val="24"/>
-        </w:rPr>
-        <w:hyperlink r:id="rId11" w:history="1">
-          <w:r>
-            <w:rPr>
-              <w:rStyle w:val="Hyperlink"/>
-            </w:rPr>
-            <w:t>i</w:t>
-          </w:r>
-        </w:hyperlink>
-      </w:r>
-      <w:r>
-        <w:rPr>
-          <w:rFonts w:ascii="Charis SIL Regular" w:hAnsi="Charis SIL Regular" w:eastAsia="Charis SIL Regular"/>
-          <w:b w:val="0"/>
-          <w:i w:val="0"/>
-          <w:color w:val="0000FF"/>
-          <w:sz w:val="24"/>
-        </w:rPr>
-        <w:hyperlink r:id="rId11" w:history="1">
-          <w:r>
-            <w:rPr>
-              <w:rStyle w:val="Hyperlink"/>
-            </w:rPr>
-            <w:t>d-</w:t>
-          </w:r>
-        </w:hyperlink>
-      </w:r>
-      <w:r>
-        <w:rPr>
-          <w:rFonts w:ascii="Charis SIL Regular" w:hAnsi="Charis SIL Regular" w:eastAsia="Charis SIL Regular"/>
-          <w:b w:val="0"/>
-          <w:i w:val="0"/>
-          <w:color w:val="0000FF"/>
-          <w:sz w:val="24"/>
-        </w:rPr>
-        <w:hyperlink r:id="rId11" w:history="1">
-          <w:r>
-            <w:rPr>
-              <w:rStyle w:val="Hyperlink"/>
-            </w:rPr>
-            <w:t>eighteen</w:t>
-          </w:r>
-        </w:hyperlink>
-      </w:r>
-      <w:r>
-        <w:rPr>
-          <w:rFonts w:ascii="Charis SIL Regular" w:hAnsi="Charis SIL Regular" w:eastAsia="Charis SIL Regular"/>
-          <w:b w:val="0"/>
-          <w:i w:val="0"/>
-          <w:color w:val="0000FF"/>
-          <w:sz w:val="24"/>
-        </w:rPr>
-        <w:hyperlink r:id="rId11" w:history="1">
-          <w:r>
-            <w:rPr>
-              <w:rStyle w:val="Hyperlink"/>
-            </w:rPr>
-            <w:t>t</w:t>
-          </w:r>
-        </w:hyperlink>
-      </w:r>
-      <w:r>
-        <w:rPr>
-          <w:rFonts w:ascii="Charis SIL Regular" w:hAnsi="Charis SIL Regular" w:eastAsia="Charis SIL Regular"/>
-          <w:b w:val="0"/>
-          <w:i w:val="0"/>
-          <w:color w:val="0000FF"/>
-          <w:sz w:val="24"/>
-        </w:rPr>
-        <w:hyperlink r:id="rId11" w:history="1">
-          <w:r>
-            <w:rPr>
-              <w:rStyle w:val="Hyperlink"/>
-            </w:rPr>
-            <w:t>h</w:t>
-          </w:r>
-        </w:hyperlink>
-      </w:r>
-      <w:r>
-        <w:rPr>
-          <w:rFonts w:ascii="Charis SIL Regular" w:hAnsi="Charis SIL Regular" w:eastAsia="Charis SIL Regular"/>
-          <w:b w:val="0"/>
-          <w:i w:val="0"/>
-          <w:color w:val="0000FF"/>
-          <w:sz w:val="24"/>
-        </w:rPr>
-        <w:t xml:space="preserve"> </w:t>
-      </w:r>
-      <w:r>
-        <w:rPr>
-          <w:rFonts w:ascii="Charis SIL Regular" w:hAnsi="Charis SIL Regular" w:eastAsia="Charis SIL Regular"/>
-          <w:b w:val="0"/>
-          <w:i w:val="0"/>
-          <w:color w:val="0000FF"/>
-          <w:sz w:val="24"/>
-        </w:rPr>
-        <w:hyperlink r:id="rId11" w:history="1">
-          <w:r>
-            <w:rPr>
-              <w:rStyle w:val="Hyperlink"/>
-            </w:rPr>
-            <w:t>c</w:t>
-          </w:r>
-        </w:hyperlink>
-      </w:r>
-      <w:r>
-        <w:rPr>
-          <w:rFonts w:ascii="Charis SIL Regular" w:hAnsi="Charis SIL Regular" w:eastAsia="Charis SIL Regular"/>
-          <w:b w:val="0"/>
-          <w:i w:val="0"/>
-          <w:color w:val="0000FF"/>
-          <w:sz w:val="24"/>
-        </w:rPr>
-        <w:hyperlink r:id="rId11" w:history="1">
-          <w:r>
-            <w:rPr>
-              <w:rStyle w:val="Hyperlink"/>
-            </w:rPr>
-            <w:t>entury.</w:t>
-          </w:r>
-        </w:hyperlink>
-      </w:r>
-      <w:r>
-        <w:rPr>
-          <w:rFonts w:ascii="Charis SIL Regular" w:hAnsi="Charis SIL Regular" w:eastAsia="Charis SIL Regular"/>
-          <w:b w:val="0"/>
-          <w:i w:val="0"/>
-          <w:color w:val="0000FF"/>
-          <w:sz w:val="24"/>
-        </w:rPr>
-        <w:t xml:space="preserve"> </w:t>
-      </w:r>
-      <w:r>
-        <w:rPr>
-          <w:rFonts w:ascii="Charis SIL Regular" w:hAnsi="Charis SIL Regular" w:eastAsia="Charis SIL Regular"/>
-          <w:b w:val="0"/>
-          <w:i w:val="0"/>
-          <w:color w:val="0000FF"/>
-          <w:sz w:val="24"/>
-        </w:rPr>
-        <w:hyperlink r:id="rId11" w:history="1">
-          <w:r>
-            <w:rPr>
-              <w:rStyle w:val="Hyperlink"/>
-            </w:rPr>
-            <w:t>Par</w:t>
-          </w:r>
-        </w:hyperlink>
-      </w:r>
-      <w:r>
-        <w:rPr>
-          <w:rFonts w:ascii="Charis SIL Regular" w:hAnsi="Charis SIL Regular" w:eastAsia="Charis SIL Regular"/>
-          <w:b w:val="0"/>
-          <w:i w:val="0"/>
-          <w:color w:val="0000FF"/>
-          <w:sz w:val="24"/>
-        </w:rPr>
-        <w:hyperlink r:id="rId11" w:history="1">
-          <w:r>
-            <w:rPr>
-              <w:rStyle w:val="Hyperlink"/>
-            </w:rPr>
-            <w:t>t</w:t>
-          </w:r>
-        </w:hyperlink>
-      </w:r>
-      <w:r>
-        <w:rPr>
-          <w:rFonts w:ascii="Charis SIL Regular" w:hAnsi="Charis SIL Regular" w:eastAsia="Charis SIL Regular"/>
-          <w:b w:val="0"/>
-          <w:i w:val="0"/>
-          <w:color w:val="0000FF"/>
-          <w:sz w:val="24"/>
-        </w:rPr>
-        <w:hyperlink r:id="rId11" w:history="1">
-          <w:r>
-            <w:rPr>
-              <w:rStyle w:val="Hyperlink"/>
-            </w:rPr>
-            <w:t>ly</w:t>
-          </w:r>
-        </w:hyperlink>
-      </w:r>
-      <w:r>
-        <w:rPr>
-          <w:rFonts w:ascii="Charis SIL Regular" w:hAnsi="Charis SIL Regular" w:eastAsia="Charis SIL Regular"/>
-          <w:b w:val="0"/>
-          <w:i w:val="0"/>
-          <w:color w:val="0000FF"/>
-          <w:sz w:val="24"/>
-        </w:rPr>
-        <w:t xml:space="preserve"> </w:t>
-      </w:r>
-      <w:r>
-        <w:rPr>
-          <w:rFonts w:ascii="Charis SIL Regular" w:hAnsi="Charis SIL Regular" w:eastAsia="Charis SIL Regular"/>
-          <w:b w:val="0"/>
-          <w:i w:val="0"/>
-          <w:color w:val="0000FF"/>
-          <w:sz w:val="24"/>
-        </w:rPr>
-        <w:hyperlink r:id="rId11" w:history="1">
-          <w:r>
-            <w:rPr>
-              <w:rStyle w:val="Hyperlink"/>
-            </w:rPr>
-            <w:t>in</w:t>
-          </w:r>
-        </w:hyperlink>
-      </w:r>
-      <w:r>
-        <w:rPr>
-          <w:rFonts w:ascii="Charis SIL Regular" w:hAnsi="Charis SIL Regular" w:eastAsia="Charis SIL Regular"/>
-          <w:b w:val="0"/>
-          <w:i w:val="0"/>
-          <w:color w:val="0000FF"/>
-          <w:sz w:val="24"/>
-        </w:rPr>
-        <w:t xml:space="preserve"> </w:t>
-      </w:r>
-      <w:r>
-        <w:rPr>
-          <w:rFonts w:ascii="Charis SIL Regular" w:hAnsi="Charis SIL Regular" w:eastAsia="Charis SIL Regular"/>
-          <w:b w:val="0"/>
-          <w:i w:val="0"/>
-          <w:color w:val="0000FF"/>
-          <w:sz w:val="24"/>
-        </w:rPr>
-        <w:hyperlink r:id="rId11" w:history="1">
-          <w:r>
-            <w:rPr>
-              <w:rStyle w:val="Hyperlink"/>
-            </w:rPr>
-            <w:t>L</w:t>
-          </w:r>
-        </w:hyperlink>
-      </w:r>
-      <w:r>
-        <w:rPr>
-          <w:rFonts w:ascii="Charis SIL Regular" w:hAnsi="Charis SIL Regular" w:eastAsia="Charis SIL Regular"/>
-          <w:b w:val="0"/>
-          <w:i w:val="0"/>
-          <w:color w:val="0000FF"/>
-          <w:sz w:val="24"/>
-        </w:rPr>
-        <w:hyperlink r:id="rId11" w:history="1">
-          <w:r>
-            <w:rPr>
-              <w:rStyle w:val="Hyperlink"/>
-            </w:rPr>
-            <w:t>a</w:t>
-          </w:r>
-        </w:hyperlink>
-      </w:r>
-      <w:r>
-        <w:rPr>
-          <w:rFonts w:ascii="Charis SIL Regular" w:hAnsi="Charis SIL Regular" w:eastAsia="Charis SIL Regular"/>
-          <w:b w:val="0"/>
-          <w:i w:val="0"/>
-          <w:color w:val="0000FF"/>
-          <w:sz w:val="24"/>
-        </w:rPr>
-        <w:hyperlink r:id="rId11" w:history="1">
-          <w:r>
-            <w:rPr>
-              <w:rStyle w:val="Hyperlink"/>
-            </w:rPr>
-            <w:t>tin,</w:t>
-          </w:r>
-        </w:hyperlink>
-      </w:r>
-      <w:r>
-        <w:rPr>
-          <w:rFonts w:ascii="Charis SIL Regular" w:hAnsi="Charis SIL Regular" w:eastAsia="Charis SIL Regular"/>
-          <w:b w:val="0"/>
-          <w:i w:val="0"/>
-          <w:color w:val="0000FF"/>
-          <w:sz w:val="24"/>
-        </w:rPr>
-        <w:t xml:space="preserve"> </w:t>
-      </w:r>
-      <w:r>
-        <w:rPr>
-          <w:rFonts w:ascii="Charis SIL Regular" w:hAnsi="Charis SIL Regular" w:eastAsia="Charis SIL Regular"/>
-          <w:b w:val="0"/>
-          <w:i w:val="0"/>
-          <w:color w:val="0000FF"/>
-          <w:sz w:val="24"/>
-        </w:rPr>
-        <w:hyperlink r:id="rId11" w:history="1">
-          <w:r>
-            <w:rPr>
-              <w:rStyle w:val="Hyperlink"/>
-            </w:rPr>
-            <w:t>pal</w:t>
-          </w:r>
-        </w:hyperlink>
-      </w:r>
-      <w:r>
-        <w:rPr>
-          <w:rFonts w:ascii="Charis SIL Regular" w:hAnsi="Charis SIL Regular" w:eastAsia="Charis SIL Regular"/>
-          <w:b w:val="0"/>
-          <w:i w:val="0"/>
-          <w:color w:val="0000FF"/>
-          <w:sz w:val="24"/>
-        </w:rPr>
-        <w:t>m</w:t>
       </w:r>
       <w:r>
         <w:rPr>

--- a/EXPORTS/DOCX/review/niveau2/Dutch/Sri Lanka.docx
+++ b/EXPORTS/DOCX/review/niveau2/Dutch/Sri Lanka.docx
@@ -887,16 +887,8 @@
           <w:i w:val="0"/>
           <w:color w:val="0000FF"/>
           <w:sz w:val="24"/>
-          <w:u w:val="single"/>
-        </w:rPr>
-        <w:hyperlink r:id="rId9" w:history="1">
-          <w:r>
-            <w:rPr>
-              <w:rStyle w:val="Hyperlink"/>
-            </w:rPr>
-            <w:t>m</w:t>
-          </w:r>
-        </w:hyperlink>
+        </w:rPr>
+        <w:t>m</w:t>
       </w:r>
       <w:r>
         <w:rPr>
@@ -1183,12 +1175,22 @@
           <w:color w:val="0000FF"/>
           <w:sz w:val="24"/>
         </w:rPr>
+        <w:t>1942.0.123.x Letter from King Sri Vijaya Raja</w:t>
+      </w:r>
+      <w:r>
+        <w:rPr>
+          <w:rFonts w:ascii="Charis SIL Regular" w:hAnsi="Charis SIL Regular" w:eastAsia="Charis SIL Regular"/>
+          <w:b w:val="0"/>
+          <w:i w:val="0"/>
+          <w:color w:val="0000FF"/>
+          <w:sz w:val="24"/>
+        </w:rPr>
         <w:hyperlink r:id="rId9" w:history="1">
           <w:r>
             <w:rPr>
               <w:rStyle w:val="Hyperlink"/>
             </w:rPr>
-            <w:t>1942.0</w:t>
+            <w:t>sin</w:t>
           </w:r>
         </w:hyperlink>
       </w:r>
@@ -1205,227 +1207,7 @@
             <w:rPr>
               <w:rStyle w:val="Hyperlink"/>
             </w:rPr>
-            <w:t>.123.</w:t>
-          </w:r>
-        </w:hyperlink>
-      </w:r>
-      <w:r>
-        <w:rPr>
-          <w:rFonts w:ascii="Charis SIL Regular" w:hAnsi="Charis SIL Regular" w:eastAsia="Charis SIL Regular"/>
-          <w:b w:val="0"/>
-          <w:i w:val="0"/>
-          <w:color w:val="0000FF"/>
-          <w:sz w:val="24"/>
-        </w:rPr>
-        <w:hyperlink r:id="rId9" w:history="1">
-          <w:r>
-            <w:rPr>
-              <w:rStyle w:val="Hyperlink"/>
-            </w:rPr>
-            <w:t>x</w:t>
-          </w:r>
-        </w:hyperlink>
-      </w:r>
-      <w:r>
-        <w:rPr>
-          <w:rFonts w:ascii="Charis SIL Regular" w:hAnsi="Charis SIL Regular" w:eastAsia="Charis SIL Regular"/>
-          <w:b w:val="0"/>
-          <w:i w:val="0"/>
-          <w:color w:val="0000FF"/>
-          <w:sz w:val="24"/>
-        </w:rPr>
-        <w:t xml:space="preserve"> </w:t>
-      </w:r>
-      <w:r>
-        <w:rPr>
-          <w:rFonts w:ascii="Charis SIL Regular" w:hAnsi="Charis SIL Regular" w:eastAsia="Charis SIL Regular"/>
-          <w:b w:val="0"/>
-          <w:i w:val="0"/>
-          <w:color w:val="0000FF"/>
-          <w:sz w:val="24"/>
-        </w:rPr>
-        <w:hyperlink r:id="rId9" w:history="1">
-          <w:r>
-            <w:rPr>
-              <w:rStyle w:val="Hyperlink"/>
-            </w:rPr>
-            <w:t>Le</w:t>
-          </w:r>
-        </w:hyperlink>
-      </w:r>
-      <w:r>
-        <w:rPr>
-          <w:rFonts w:ascii="Charis SIL Regular" w:hAnsi="Charis SIL Regular" w:eastAsia="Charis SIL Regular"/>
-          <w:b w:val="0"/>
-          <w:i w:val="0"/>
-          <w:color w:val="0000FF"/>
-          <w:sz w:val="24"/>
-        </w:rPr>
-        <w:hyperlink r:id="rId9" w:history="1">
-          <w:r>
-            <w:rPr>
-              <w:rStyle w:val="Hyperlink"/>
-            </w:rPr>
-            <w:t>t</w:t>
-          </w:r>
-        </w:hyperlink>
-      </w:r>
-      <w:r>
-        <w:rPr>
-          <w:rFonts w:ascii="Charis SIL Regular" w:hAnsi="Charis SIL Regular" w:eastAsia="Charis SIL Regular"/>
-          <w:b w:val="0"/>
-          <w:i w:val="0"/>
-          <w:color w:val="0000FF"/>
-          <w:sz w:val="24"/>
-        </w:rPr>
-        <w:hyperlink r:id="rId9" w:history="1">
-          <w:r>
-            <w:rPr>
-              <w:rStyle w:val="Hyperlink"/>
-            </w:rPr>
-            <w:t>te</w:t>
-          </w:r>
-        </w:hyperlink>
-      </w:r>
-      <w:r>
-        <w:rPr>
-          <w:rFonts w:ascii="Charis SIL Regular" w:hAnsi="Charis SIL Regular" w:eastAsia="Charis SIL Regular"/>
-          <w:b w:val="0"/>
-          <w:i w:val="0"/>
-          <w:color w:val="0000FF"/>
-          <w:sz w:val="24"/>
-        </w:rPr>
-        <w:hyperlink r:id="rId9" w:history="1">
-          <w:r>
-            <w:rPr>
-              <w:rStyle w:val="Hyperlink"/>
-            </w:rPr>
-            <w:t>r</w:t>
-          </w:r>
-        </w:hyperlink>
-      </w:r>
-      <w:r>
-        <w:rPr>
-          <w:rFonts w:ascii="Charis SIL Regular" w:hAnsi="Charis SIL Regular" w:eastAsia="Charis SIL Regular"/>
-          <w:b w:val="0"/>
-          <w:i w:val="0"/>
-          <w:color w:val="0000FF"/>
-          <w:sz w:val="24"/>
-        </w:rPr>
-        <w:t xml:space="preserve"> </w:t>
-      </w:r>
-      <w:r>
-        <w:rPr>
-          <w:rFonts w:ascii="Charis SIL Regular" w:hAnsi="Charis SIL Regular" w:eastAsia="Charis SIL Regular"/>
-          <w:b w:val="0"/>
-          <w:i w:val="0"/>
-          <w:color w:val="0000FF"/>
-          <w:sz w:val="24"/>
-        </w:rPr>
-        <w:hyperlink r:id="rId9" w:history="1">
-          <w:r>
-            <w:rPr>
-              <w:rStyle w:val="Hyperlink"/>
-            </w:rPr>
-            <w:t>from</w:t>
-          </w:r>
-        </w:hyperlink>
-      </w:r>
-      <w:r>
-        <w:rPr>
-          <w:rFonts w:ascii="Charis SIL Regular" w:hAnsi="Charis SIL Regular" w:eastAsia="Charis SIL Regular"/>
-          <w:b w:val="0"/>
-          <w:i w:val="0"/>
-          <w:color w:val="0000FF"/>
-          <w:sz w:val="24"/>
-        </w:rPr>
-        <w:t xml:space="preserve"> </w:t>
-      </w:r>
-      <w:r>
-        <w:rPr>
-          <w:rFonts w:ascii="Charis SIL Regular" w:hAnsi="Charis SIL Regular" w:eastAsia="Charis SIL Regular"/>
-          <w:b w:val="0"/>
-          <w:i w:val="0"/>
-          <w:color w:val="0000FF"/>
-          <w:sz w:val="24"/>
-        </w:rPr>
-        <w:hyperlink r:id="rId9" w:history="1">
-          <w:r>
-            <w:rPr>
-              <w:rStyle w:val="Hyperlink"/>
-            </w:rPr>
-            <w:t>King</w:t>
-          </w:r>
-        </w:hyperlink>
-      </w:r>
-      <w:r>
-        <w:rPr>
-          <w:rFonts w:ascii="Charis SIL Regular" w:hAnsi="Charis SIL Regular" w:eastAsia="Charis SIL Regular"/>
-          <w:b w:val="0"/>
-          <w:i w:val="0"/>
-          <w:color w:val="0000FF"/>
-          <w:sz w:val="24"/>
-        </w:rPr>
-        <w:t xml:space="preserve"> </w:t>
-      </w:r>
-      <w:r>
-        <w:rPr>
-          <w:rFonts w:ascii="Charis SIL Regular" w:hAnsi="Charis SIL Regular" w:eastAsia="Charis SIL Regular"/>
-          <w:b w:val="0"/>
-          <w:i w:val="0"/>
-          <w:color w:val="0000FF"/>
-          <w:sz w:val="24"/>
-        </w:rPr>
-        <w:hyperlink r:id="rId9" w:history="1">
-          <w:r>
-            <w:rPr>
-              <w:rStyle w:val="Hyperlink"/>
-            </w:rPr>
-            <w:t>Sri</w:t>
-          </w:r>
-        </w:hyperlink>
-      </w:r>
-      <w:r>
-        <w:rPr>
-          <w:rFonts w:ascii="Charis SIL Regular" w:hAnsi="Charis SIL Regular" w:eastAsia="Charis SIL Regular"/>
-          <w:b w:val="0"/>
-          <w:i w:val="0"/>
-          <w:color w:val="0000FF"/>
-          <w:sz w:val="24"/>
-        </w:rPr>
-        <w:t xml:space="preserve"> </w:t>
-      </w:r>
-      <w:r>
-        <w:rPr>
-          <w:rFonts w:ascii="Charis SIL Regular" w:hAnsi="Charis SIL Regular" w:eastAsia="Charis SIL Regular"/>
-          <w:b w:val="0"/>
-          <w:i w:val="0"/>
-          <w:color w:val="0000FF"/>
-          <w:sz w:val="24"/>
-        </w:rPr>
-        <w:hyperlink r:id="rId9" w:history="1">
-          <w:r>
-            <w:rPr>
-              <w:rStyle w:val="Hyperlink"/>
-            </w:rPr>
-            <w:t>V</w:t>
-          </w:r>
-        </w:hyperlink>
-      </w:r>
-      <w:r>
-        <w:rPr>
-          <w:rFonts w:ascii="Charis SIL Regular" w:hAnsi="Charis SIL Regular" w:eastAsia="Charis SIL Regular"/>
-          <w:b w:val="0"/>
-          <w:i w:val="0"/>
-          <w:color w:val="0000FF"/>
-          <w:sz w:val="24"/>
-        </w:rPr>
-        <w:hyperlink r:id="rId9" w:history="1">
-          <w:r>
-            <w:rPr>
-              <w:rStyle w:val="Hyperlink"/>
-            </w:rPr>
-            <w:t>ijay</w:t>
+            <w:t>g</w:t>
           </w:r>
         </w:hyperlink>
       </w:r>
@@ -1469,101 +1251,6 @@
             <w:rPr>
               <w:rStyle w:val="Hyperlink"/>
             </w:rPr>
-            <w:t>R</w:t>
-          </w:r>
-        </w:hyperlink>
-      </w:r>
-      <w:r>
-        <w:rPr>
-          <w:rFonts w:ascii="Charis SIL Regular" w:hAnsi="Charis SIL Regular" w:eastAsia="Charis SIL Regular"/>
-          <w:b w:val="0"/>
-          <w:i w:val="0"/>
-          <w:color w:val="0000FF"/>
-          <w:sz w:val="24"/>
-        </w:rPr>
-        <w:hyperlink r:id="rId9" w:history="1">
-          <w:r>
-            <w:rPr>
-              <w:rStyle w:val="Hyperlink"/>
-            </w:rPr>
-            <w:t>aja</w:t>
-          </w:r>
-        </w:hyperlink>
-      </w:r>
-      <w:r>
-        <w:rPr>
-          <w:rFonts w:ascii="Charis SIL Regular" w:hAnsi="Charis SIL Regular" w:eastAsia="Charis SIL Regular"/>
-          <w:b w:val="0"/>
-          <w:i w:val="0"/>
-          <w:color w:val="0000FF"/>
-          <w:sz w:val="24"/>
-        </w:rPr>
-        <w:hyperlink r:id="rId9" w:history="1">
-          <w:r>
-            <w:rPr>
-              <w:rStyle w:val="Hyperlink"/>
-            </w:rPr>
-            <w:t>sin</w:t>
-          </w:r>
-        </w:hyperlink>
-      </w:r>
-      <w:r>
-        <w:rPr>
-          <w:rFonts w:ascii="Charis SIL Regular" w:hAnsi="Charis SIL Regular" w:eastAsia="Charis SIL Regular"/>
-          <w:b w:val="0"/>
-          <w:i w:val="0"/>
-          <w:color w:val="0000FF"/>
-          <w:sz w:val="24"/>
-        </w:rPr>
-        <w:hyperlink r:id="rId9" w:history="1">
-          <w:r>
-            <w:rPr>
-              <w:rStyle w:val="Hyperlink"/>
-            </w:rPr>
-            <w:t>g</w:t>
-          </w:r>
-        </w:hyperlink>
-      </w:r>
-      <w:r>
-        <w:rPr>
-          <w:rFonts w:ascii="Charis SIL Regular" w:hAnsi="Charis SIL Regular" w:eastAsia="Charis SIL Regular"/>
-          <w:b w:val="0"/>
-          <w:i w:val="0"/>
-          <w:color w:val="0000FF"/>
-          <w:sz w:val="24"/>
-        </w:rPr>
-        <w:hyperlink r:id="rId9" w:history="1">
-          <w:r>
-            <w:rPr>
-              <w:rStyle w:val="Hyperlink"/>
-            </w:rPr>
-            <w:t>a</w:t>
-          </w:r>
-        </w:hyperlink>
-      </w:r>
-      <w:r>
-        <w:rPr>
-          <w:rFonts w:ascii="Charis SIL Regular" w:hAnsi="Charis SIL Regular" w:eastAsia="Charis SIL Regular"/>
-          <w:b w:val="0"/>
-          <w:i w:val="0"/>
-          <w:color w:val="0000FF"/>
-          <w:sz w:val="24"/>
-        </w:rPr>
-        <w:t xml:space="preserve"> </w:t>
-      </w:r>
-      <w:r>
-        <w:rPr>
-          <w:rFonts w:ascii="Charis SIL Regular" w:hAnsi="Charis SIL Regular" w:eastAsia="Charis SIL Regular"/>
-          <w:b w:val="0"/>
-          <w:i w:val="0"/>
-          <w:color w:val="0000FF"/>
-          <w:sz w:val="24"/>
-        </w:rPr>
-        <w:hyperlink r:id="rId9" w:history="1">
-          <w:r>
-            <w:rPr>
-              <w:rStyle w:val="Hyperlink"/>
-            </w:rPr>
             <w:t>of</w:t>
           </w:r>
         </w:hyperlink>
@@ -1877,7 +1564,478 @@
           <w:color w:val="0000FF"/>
           <w:sz w:val="24"/>
         </w:rPr>
-        <w:t xml:space="preserve"> van Gollonesse, concerning the transport of Buddhist monks from </w:t>
+        <w:t xml:space="preserve"> </w:t>
+      </w:r>
+      <w:r>
+        <w:rPr>
+          <w:rFonts w:ascii="Charis SIL Regular" w:hAnsi="Charis SIL Regular" w:eastAsia="Charis SIL Regular"/>
+          <w:b w:val="0"/>
+          <w:i w:val="0"/>
+          <w:color w:val="0000FF"/>
+          <w:sz w:val="24"/>
+        </w:rPr>
+        <w:hyperlink r:id="rId10" w:history="1">
+          <w:r>
+            <w:rPr>
+              <w:rStyle w:val="Hyperlink"/>
+            </w:rPr>
+            <w:t>van</w:t>
+          </w:r>
+        </w:hyperlink>
+      </w:r>
+      <w:r>
+        <w:rPr>
+          <w:rFonts w:ascii="Charis SIL Regular" w:hAnsi="Charis SIL Regular" w:eastAsia="Charis SIL Regular"/>
+          <w:b w:val="0"/>
+          <w:i w:val="0"/>
+          <w:color w:val="0000FF"/>
+          <w:sz w:val="24"/>
+        </w:rPr>
+        <w:t xml:space="preserve"> </w:t>
+      </w:r>
+      <w:r>
+        <w:rPr>
+          <w:rFonts w:ascii="Charis SIL Regular" w:hAnsi="Charis SIL Regular" w:eastAsia="Charis SIL Regular"/>
+          <w:b w:val="0"/>
+          <w:i w:val="0"/>
+          <w:color w:val="0000FF"/>
+          <w:sz w:val="24"/>
+        </w:rPr>
+        <w:hyperlink r:id="rId10" w:history="1">
+          <w:r>
+            <w:rPr>
+              <w:rStyle w:val="Hyperlink"/>
+            </w:rPr>
+            <w:t>Goll</w:t>
+          </w:r>
+        </w:hyperlink>
+      </w:r>
+      <w:r>
+        <w:rPr>
+          <w:rFonts w:ascii="Charis SIL Regular" w:hAnsi="Charis SIL Regular" w:eastAsia="Charis SIL Regular"/>
+          <w:b w:val="0"/>
+          <w:i w:val="0"/>
+          <w:color w:val="0000FF"/>
+          <w:sz w:val="24"/>
+        </w:rPr>
+        <w:hyperlink r:id="rId10" w:history="1">
+          <w:r>
+            <w:rPr>
+              <w:rStyle w:val="Hyperlink"/>
+            </w:rPr>
+            <w:t>o</w:t>
+          </w:r>
+        </w:hyperlink>
+      </w:r>
+      <w:r>
+        <w:rPr>
+          <w:rFonts w:ascii="Charis SIL Regular" w:hAnsi="Charis SIL Regular" w:eastAsia="Charis SIL Regular"/>
+          <w:b w:val="0"/>
+          <w:i w:val="0"/>
+          <w:color w:val="0000FF"/>
+          <w:sz w:val="24"/>
+        </w:rPr>
+        <w:hyperlink r:id="rId10" w:history="1">
+          <w:r>
+            <w:rPr>
+              <w:rStyle w:val="Hyperlink"/>
+            </w:rPr>
+            <w:t>ne</w:t>
+          </w:r>
+        </w:hyperlink>
+      </w:r>
+      <w:r>
+        <w:rPr>
+          <w:rFonts w:ascii="Charis SIL Regular" w:hAnsi="Charis SIL Regular" w:eastAsia="Charis SIL Regular"/>
+          <w:b w:val="0"/>
+          <w:i w:val="0"/>
+          <w:color w:val="0000FF"/>
+          <w:sz w:val="24"/>
+        </w:rPr>
+        <w:hyperlink r:id="rId10" w:history="1">
+          <w:r>
+            <w:rPr>
+              <w:rStyle w:val="Hyperlink"/>
+            </w:rPr>
+            <w:t>s</w:t>
+          </w:r>
+        </w:hyperlink>
+      </w:r>
+      <w:r>
+        <w:rPr>
+          <w:rFonts w:ascii="Charis SIL Regular" w:hAnsi="Charis SIL Regular" w:eastAsia="Charis SIL Regular"/>
+          <w:b w:val="0"/>
+          <w:i w:val="0"/>
+          <w:color w:val="0000FF"/>
+          <w:sz w:val="24"/>
+        </w:rPr>
+        <w:hyperlink r:id="rId10" w:history="1">
+          <w:r>
+            <w:rPr>
+              <w:rStyle w:val="Hyperlink"/>
+            </w:rPr>
+            <w:t>se,</w:t>
+          </w:r>
+        </w:hyperlink>
+      </w:r>
+      <w:r>
+        <w:rPr>
+          <w:rFonts w:ascii="Charis SIL Regular" w:hAnsi="Charis SIL Regular" w:eastAsia="Charis SIL Regular"/>
+          <w:b w:val="0"/>
+          <w:i w:val="0"/>
+          <w:color w:val="0000FF"/>
+          <w:sz w:val="24"/>
+        </w:rPr>
+        <w:t xml:space="preserve"> </w:t>
+      </w:r>
+      <w:r>
+        <w:rPr>
+          <w:rFonts w:ascii="Charis SIL Regular" w:hAnsi="Charis SIL Regular" w:eastAsia="Charis SIL Regular"/>
+          <w:b w:val="0"/>
+          <w:i w:val="0"/>
+          <w:color w:val="0000FF"/>
+          <w:sz w:val="24"/>
+        </w:rPr>
+        <w:hyperlink r:id="rId10" w:history="1">
+          <w:r>
+            <w:rPr>
+              <w:rStyle w:val="Hyperlink"/>
+            </w:rPr>
+            <w:t>co</w:t>
+          </w:r>
+        </w:hyperlink>
+      </w:r>
+      <w:r>
+        <w:rPr>
+          <w:rFonts w:ascii="Charis SIL Regular" w:hAnsi="Charis SIL Regular" w:eastAsia="Charis SIL Regular"/>
+          <w:b w:val="0"/>
+          <w:i w:val="0"/>
+          <w:color w:val="0000FF"/>
+          <w:sz w:val="24"/>
+        </w:rPr>
+        <w:hyperlink r:id="rId10" w:history="1">
+          <w:r>
+            <w:rPr>
+              <w:rStyle w:val="Hyperlink"/>
+            </w:rPr>
+            <w:t>n</w:t>
+          </w:r>
+        </w:hyperlink>
+      </w:r>
+      <w:r>
+        <w:rPr>
+          <w:rFonts w:ascii="Charis SIL Regular" w:hAnsi="Charis SIL Regular" w:eastAsia="Charis SIL Regular"/>
+          <w:b w:val="0"/>
+          <w:i w:val="0"/>
+          <w:color w:val="0000FF"/>
+          <w:sz w:val="24"/>
+        </w:rPr>
+        <w:hyperlink r:id="rId10" w:history="1">
+          <w:r>
+            <w:rPr>
+              <w:rStyle w:val="Hyperlink"/>
+            </w:rPr>
+            <w:t>cerning</w:t>
+          </w:r>
+        </w:hyperlink>
+      </w:r>
+      <w:r>
+        <w:rPr>
+          <w:rFonts w:ascii="Charis SIL Regular" w:hAnsi="Charis SIL Regular" w:eastAsia="Charis SIL Regular"/>
+          <w:b w:val="0"/>
+          <w:i w:val="0"/>
+          <w:color w:val="0000FF"/>
+          <w:sz w:val="24"/>
+        </w:rPr>
+        <w:t xml:space="preserve"> </w:t>
+      </w:r>
+      <w:r>
+        <w:rPr>
+          <w:rFonts w:ascii="Charis SIL Regular" w:hAnsi="Charis SIL Regular" w:eastAsia="Charis SIL Regular"/>
+          <w:b w:val="0"/>
+          <w:i w:val="0"/>
+          <w:color w:val="0000FF"/>
+          <w:sz w:val="24"/>
+        </w:rPr>
+        <w:hyperlink r:id="rId10" w:history="1">
+          <w:r>
+            <w:rPr>
+              <w:rStyle w:val="Hyperlink"/>
+            </w:rPr>
+            <w:t>t</w:t>
+          </w:r>
+        </w:hyperlink>
+      </w:r>
+      <w:r>
+        <w:rPr>
+          <w:rFonts w:ascii="Charis SIL Regular" w:hAnsi="Charis SIL Regular" w:eastAsia="Charis SIL Regular"/>
+          <w:b w:val="0"/>
+          <w:i w:val="0"/>
+          <w:color w:val="0000FF"/>
+          <w:sz w:val="24"/>
+        </w:rPr>
+        <w:hyperlink r:id="rId10" w:history="1">
+          <w:r>
+            <w:rPr>
+              <w:rStyle w:val="Hyperlink"/>
+            </w:rPr>
+            <w:t>h</w:t>
+          </w:r>
+        </w:hyperlink>
+      </w:r>
+      <w:r>
+        <w:rPr>
+          <w:rFonts w:ascii="Charis SIL Regular" w:hAnsi="Charis SIL Regular" w:eastAsia="Charis SIL Regular"/>
+          <w:b w:val="0"/>
+          <w:i w:val="0"/>
+          <w:color w:val="0000FF"/>
+          <w:sz w:val="24"/>
+        </w:rPr>
+        <w:hyperlink r:id="rId10" w:history="1">
+          <w:r>
+            <w:rPr>
+              <w:rStyle w:val="Hyperlink"/>
+            </w:rPr>
+            <w:t>e</w:t>
+          </w:r>
+        </w:hyperlink>
+      </w:r>
+      <w:r>
+        <w:rPr>
+          <w:rFonts w:ascii="Charis SIL Regular" w:hAnsi="Charis SIL Regular" w:eastAsia="Charis SIL Regular"/>
+          <w:b w:val="0"/>
+          <w:i w:val="0"/>
+          <w:color w:val="0000FF"/>
+          <w:sz w:val="24"/>
+        </w:rPr>
+        <w:t xml:space="preserve"> </w:t>
+      </w:r>
+      <w:r>
+        <w:rPr>
+          <w:rFonts w:ascii="Charis SIL Regular" w:hAnsi="Charis SIL Regular" w:eastAsia="Charis SIL Regular"/>
+          <w:b w:val="0"/>
+          <w:i w:val="0"/>
+          <w:color w:val="0000FF"/>
+          <w:sz w:val="24"/>
+        </w:rPr>
+        <w:hyperlink r:id="rId10" w:history="1">
+          <w:r>
+            <w:rPr>
+              <w:rStyle w:val="Hyperlink"/>
+            </w:rPr>
+            <w:t>t</w:t>
+          </w:r>
+        </w:hyperlink>
+      </w:r>
+      <w:r>
+        <w:rPr>
+          <w:rFonts w:ascii="Charis SIL Regular" w:hAnsi="Charis SIL Regular" w:eastAsia="Charis SIL Regular"/>
+          <w:b w:val="0"/>
+          <w:i w:val="0"/>
+          <w:color w:val="0000FF"/>
+          <w:sz w:val="24"/>
+        </w:rPr>
+        <w:hyperlink r:id="rId10" w:history="1">
+          <w:r>
+            <w:rPr>
+              <w:rStyle w:val="Hyperlink"/>
+            </w:rPr>
+            <w:t>ranspo</w:t>
+          </w:r>
+        </w:hyperlink>
+      </w:r>
+      <w:r>
+        <w:rPr>
+          <w:rFonts w:ascii="Charis SIL Regular" w:hAnsi="Charis SIL Regular" w:eastAsia="Charis SIL Regular"/>
+          <w:b w:val="0"/>
+          <w:i w:val="0"/>
+          <w:color w:val="0000FF"/>
+          <w:sz w:val="24"/>
+        </w:rPr>
+        <w:hyperlink r:id="rId10" w:history="1">
+          <w:r>
+            <w:rPr>
+              <w:rStyle w:val="Hyperlink"/>
+            </w:rPr>
+            <w:t>rt</w:t>
+          </w:r>
+        </w:hyperlink>
+      </w:r>
+      <w:r>
+        <w:rPr>
+          <w:rFonts w:ascii="Charis SIL Regular" w:hAnsi="Charis SIL Regular" w:eastAsia="Charis SIL Regular"/>
+          <w:b w:val="0"/>
+          <w:i w:val="0"/>
+          <w:color w:val="0000FF"/>
+          <w:sz w:val="24"/>
+        </w:rPr>
+        <w:t xml:space="preserve"> </w:t>
+      </w:r>
+      <w:r>
+        <w:rPr>
+          <w:rFonts w:ascii="Charis SIL Regular" w:hAnsi="Charis SIL Regular" w:eastAsia="Charis SIL Regular"/>
+          <w:b w:val="0"/>
+          <w:i w:val="0"/>
+          <w:color w:val="0000FF"/>
+          <w:sz w:val="24"/>
+        </w:rPr>
+        <w:hyperlink r:id="rId10" w:history="1">
+          <w:r>
+            <w:rPr>
+              <w:rStyle w:val="Hyperlink"/>
+            </w:rPr>
+            <w:t>o</w:t>
+          </w:r>
+        </w:hyperlink>
+      </w:r>
+      <w:r>
+        <w:rPr>
+          <w:rFonts w:ascii="Charis SIL Regular" w:hAnsi="Charis SIL Regular" w:eastAsia="Charis SIL Regular"/>
+          <w:b w:val="0"/>
+          <w:i w:val="0"/>
+          <w:color w:val="0000FF"/>
+          <w:sz w:val="24"/>
+        </w:rPr>
+        <w:hyperlink r:id="rId10" w:history="1">
+          <w:r>
+            <w:rPr>
+              <w:rStyle w:val="Hyperlink"/>
+            </w:rPr>
+            <w:t>f</w:t>
+          </w:r>
+        </w:hyperlink>
+      </w:r>
+      <w:r>
+        <w:rPr>
+          <w:rFonts w:ascii="Charis SIL Regular" w:hAnsi="Charis SIL Regular" w:eastAsia="Charis SIL Regular"/>
+          <w:b w:val="0"/>
+          <w:i w:val="0"/>
+          <w:color w:val="0000FF"/>
+          <w:sz w:val="24"/>
+        </w:rPr>
+        <w:t xml:space="preserve"> </w:t>
+      </w:r>
+      <w:r>
+        <w:rPr>
+          <w:rFonts w:ascii="Charis SIL Regular" w:hAnsi="Charis SIL Regular" w:eastAsia="Charis SIL Regular"/>
+          <w:b w:val="0"/>
+          <w:i w:val="0"/>
+          <w:color w:val="0000FF"/>
+          <w:sz w:val="24"/>
+        </w:rPr>
+        <w:hyperlink r:id="rId10" w:history="1">
+          <w:r>
+            <w:rPr>
+              <w:rStyle w:val="Hyperlink"/>
+            </w:rPr>
+            <w:t>B</w:t>
+          </w:r>
+        </w:hyperlink>
+      </w:r>
+      <w:r>
+        <w:rPr>
+          <w:rFonts w:ascii="Charis SIL Regular" w:hAnsi="Charis SIL Regular" w:eastAsia="Charis SIL Regular"/>
+          <w:b w:val="0"/>
+          <w:i w:val="0"/>
+          <w:color w:val="0000FF"/>
+          <w:sz w:val="24"/>
+        </w:rPr>
+        <w:hyperlink r:id="rId10" w:history="1">
+          <w:r>
+            <w:rPr>
+              <w:rStyle w:val="Hyperlink"/>
+            </w:rPr>
+            <w:t>u</w:t>
+          </w:r>
+        </w:hyperlink>
+      </w:r>
+      <w:r>
+        <w:rPr>
+          <w:rFonts w:ascii="Charis SIL Regular" w:hAnsi="Charis SIL Regular" w:eastAsia="Charis SIL Regular"/>
+          <w:b w:val="0"/>
+          <w:i w:val="0"/>
+          <w:color w:val="0000FF"/>
+          <w:sz w:val="24"/>
+        </w:rPr>
+        <w:hyperlink r:id="rId10" w:history="1">
+          <w:r>
+            <w:rPr>
+              <w:rStyle w:val="Hyperlink"/>
+            </w:rPr>
+            <w:t>ddhist</w:t>
+          </w:r>
+        </w:hyperlink>
+      </w:r>
+      <w:r>
+        <w:rPr>
+          <w:rFonts w:ascii="Charis SIL Regular" w:hAnsi="Charis SIL Regular" w:eastAsia="Charis SIL Regular"/>
+          <w:b w:val="0"/>
+          <w:i w:val="0"/>
+          <w:color w:val="0000FF"/>
+          <w:sz w:val="24"/>
+        </w:rPr>
+        <w:t xml:space="preserve"> </w:t>
+      </w:r>
+      <w:r>
+        <w:rPr>
+          <w:rFonts w:ascii="Charis SIL Regular" w:hAnsi="Charis SIL Regular" w:eastAsia="Charis SIL Regular"/>
+          <w:b w:val="0"/>
+          <w:i w:val="0"/>
+          <w:color w:val="0000FF"/>
+          <w:sz w:val="24"/>
+        </w:rPr>
+        <w:hyperlink r:id="rId10" w:history="1">
+          <w:r>
+            <w:rPr>
+              <w:rStyle w:val="Hyperlink"/>
+            </w:rPr>
+            <w:t>m</w:t>
+          </w:r>
+        </w:hyperlink>
+      </w:r>
+      <w:r>
+        <w:rPr>
+          <w:rFonts w:ascii="Charis SIL Regular" w:hAnsi="Charis SIL Regular" w:eastAsia="Charis SIL Regular"/>
+          <w:b w:val="0"/>
+          <w:i w:val="0"/>
+          <w:color w:val="0000FF"/>
+          <w:sz w:val="24"/>
+        </w:rPr>
+        <w:hyperlink r:id="rId10" w:history="1">
+          <w:r>
+            <w:rPr>
+              <w:rStyle w:val="Hyperlink"/>
+            </w:rPr>
+            <w:t>onks</w:t>
+          </w:r>
+        </w:hyperlink>
+      </w:r>
+      <w:r>
+        <w:rPr>
+          <w:rFonts w:ascii="Charis SIL Regular" w:hAnsi="Charis SIL Regular" w:eastAsia="Charis SIL Regular"/>
+          <w:b w:val="0"/>
+          <w:i w:val="0"/>
+          <w:color w:val="0000FF"/>
+          <w:sz w:val="24"/>
+        </w:rPr>
+        <w:t xml:space="preserve"> </w:t>
+      </w:r>
+      <w:r>
+        <w:rPr>
+          <w:rFonts w:ascii="Charis SIL Regular" w:hAnsi="Charis SIL Regular" w:eastAsia="Charis SIL Regular"/>
+          <w:b w:val="0"/>
+          <w:i w:val="0"/>
+          <w:color w:val="0000FF"/>
+          <w:sz w:val="24"/>
+        </w:rPr>
+        <w:hyperlink r:id="rId10" w:history="1">
+          <w:r>
+            <w:rPr>
+              <w:rStyle w:val="Hyperlink"/>
+            </w:rPr>
+            <w:t xml:space="preserve">from </w:t>
+          </w:r>
+        </w:hyperlink>
       </w:r>
       <w:r>
         <w:rPr>
@@ -2768,14 +2926,7 @@
           <w:sz w:val="24"/>
           <w:u w:val="single"/>
         </w:rPr>
-        <w:hyperlink r:id="rId10" w:history="1">
-          <w:r>
-            <w:rPr>
-              <w:rStyle w:val="Hyperlink"/>
-            </w:rPr>
-            <w:t>m</w:t>
-          </w:r>
-        </w:hyperlink>
+        <w:t>m</w:t>
       </w:r>
       <w:r>
         <w:rPr>
@@ -3044,7 +3195,7 @@
           <w:color w:val="0000FF"/>
           <w:sz w:val="24"/>
         </w:rPr>
-        <w:t>194</w:t>
+        <w:t>1942.0.124.x Dedication to Stadtholder Prince Willia</w:t>
       </w:r>
       <w:r>
         <w:rPr>
@@ -3059,7 +3210,7 @@
             <w:rPr>
               <w:rStyle w:val="Hyperlink"/>
             </w:rPr>
-            <w:t>2.0.124.x</w:t>
+            <w:t>m</w:t>
           </w:r>
         </w:hyperlink>
       </w:r>
@@ -3086,7 +3237,7 @@
             <w:rPr>
               <w:rStyle w:val="Hyperlink"/>
             </w:rPr>
-            <w:t>D</w:t>
+            <w:t>IV</w:t>
           </w:r>
         </w:hyperlink>
       </w:r>
@@ -3098,75 +3249,7 @@
           <w:color w:val="0000FF"/>
           <w:sz w:val="24"/>
         </w:rPr>
-        <w:hyperlink r:id="rId10" w:history="1">
-          <w:r>
-            <w:rPr>
-              <w:rStyle w:val="Hyperlink"/>
-            </w:rPr>
-            <w:t>e</w:t>
-          </w:r>
-        </w:hyperlink>
-      </w:r>
-      <w:r>
-        <w:rPr>
-          <w:rFonts w:ascii="Charis SIL Regular" w:hAnsi="Charis SIL Regular" w:eastAsia="Charis SIL Regular"/>
-          <w:b w:val="0"/>
-          <w:i w:val="0"/>
-          <w:color w:val="0000FF"/>
-          <w:sz w:val="24"/>
-        </w:rPr>
-        <w:hyperlink r:id="rId10" w:history="1">
-          <w:r>
-            <w:rPr>
-              <w:rStyle w:val="Hyperlink"/>
-            </w:rPr>
-            <w:t>dicatio</w:t>
-          </w:r>
-        </w:hyperlink>
-      </w:r>
-      <w:r>
-        <w:rPr>
-          <w:rFonts w:ascii="Charis SIL Regular" w:hAnsi="Charis SIL Regular" w:eastAsia="Charis SIL Regular"/>
-          <w:b w:val="0"/>
-          <w:i w:val="0"/>
-          <w:color w:val="0000FF"/>
-          <w:sz w:val="24"/>
-        </w:rPr>
-        <w:hyperlink r:id="rId10" w:history="1">
-          <w:r>
-            <w:rPr>
-              <w:rStyle w:val="Hyperlink"/>
-            </w:rPr>
-            <w:t>n</w:t>
-          </w:r>
-        </w:hyperlink>
-      </w:r>
-      <w:r>
-        <w:rPr>
-          <w:rFonts w:ascii="Charis SIL Regular" w:hAnsi="Charis SIL Regular" w:eastAsia="Charis SIL Regular"/>
-          <w:b w:val="0"/>
-          <w:i w:val="0"/>
-          <w:color w:val="0000FF"/>
-          <w:sz w:val="24"/>
-        </w:rPr>
         <w:t xml:space="preserve"> </w:t>
-      </w:r>
-      <w:r>
-        <w:rPr>
-          <w:rFonts w:ascii="Charis SIL Regular" w:hAnsi="Charis SIL Regular" w:eastAsia="Charis SIL Regular"/>
-          <w:b w:val="0"/>
-          <w:i w:val="0"/>
-          <w:color w:val="0000FF"/>
-          <w:sz w:val="24"/>
-        </w:rPr>
-        <w:hyperlink r:id="rId10" w:history="1">
-          <w:r>
-            <w:rPr>
-              <w:rStyle w:val="Hyperlink"/>
-            </w:rPr>
-            <w:t>t</w:t>
-          </w:r>
-        </w:hyperlink>
       </w:r>
       <w:r>
         <w:rPr>
@@ -3193,246 +3276,6 @@
           <w:color w:val="0000FF"/>
           <w:sz w:val="24"/>
         </w:rPr>
-        <w:t xml:space="preserve"> Sta</w:t>
-      </w:r>
-      <w:r>
-        <w:rPr>
-          <w:rFonts w:ascii="Charis SIL Regular" w:hAnsi="Charis SIL Regular" w:eastAsia="Charis SIL Regular"/>
-          <w:b w:val="0"/>
-          <w:i w:val="0"/>
-          <w:color w:val="0000FF"/>
-          <w:sz w:val="24"/>
-        </w:rPr>
-        <w:hyperlink r:id="rId10" w:history="1">
-          <w:r>
-            <w:rPr>
-              <w:rStyle w:val="Hyperlink"/>
-            </w:rPr>
-            <w:t>dth</w:t>
-          </w:r>
-        </w:hyperlink>
-      </w:r>
-      <w:r>
-        <w:rPr>
-          <w:rFonts w:ascii="Charis SIL Regular" w:hAnsi="Charis SIL Regular" w:eastAsia="Charis SIL Regular"/>
-          <w:b w:val="0"/>
-          <w:i w:val="0"/>
-          <w:color w:val="0000FF"/>
-          <w:sz w:val="24"/>
-        </w:rPr>
-        <w:hyperlink r:id="rId10" w:history="1">
-          <w:r>
-            <w:rPr>
-              <w:rStyle w:val="Hyperlink"/>
-            </w:rPr>
-            <w:t>o</w:t>
-          </w:r>
-        </w:hyperlink>
-      </w:r>
-      <w:r>
-        <w:rPr>
-          <w:rFonts w:ascii="Charis SIL Regular" w:hAnsi="Charis SIL Regular" w:eastAsia="Charis SIL Regular"/>
-          <w:b w:val="0"/>
-          <w:i w:val="0"/>
-          <w:color w:val="0000FF"/>
-          <w:sz w:val="24"/>
-        </w:rPr>
-        <w:hyperlink r:id="rId10" w:history="1">
-          <w:r>
-            <w:rPr>
-              <w:rStyle w:val="Hyperlink"/>
-            </w:rPr>
-            <w:t>lder</w:t>
-          </w:r>
-        </w:hyperlink>
-      </w:r>
-      <w:r>
-        <w:rPr>
-          <w:rFonts w:ascii="Charis SIL Regular" w:hAnsi="Charis SIL Regular" w:eastAsia="Charis SIL Regular"/>
-          <w:b w:val="0"/>
-          <w:i w:val="0"/>
-          <w:color w:val="0000FF"/>
-          <w:sz w:val="24"/>
-        </w:rPr>
-        <w:t xml:space="preserve"> </w:t>
-      </w:r>
-      <w:r>
-        <w:rPr>
-          <w:rFonts w:ascii="Charis SIL Regular" w:hAnsi="Charis SIL Regular" w:eastAsia="Charis SIL Regular"/>
-          <w:b w:val="0"/>
-          <w:i w:val="0"/>
-          <w:color w:val="0000FF"/>
-          <w:sz w:val="24"/>
-        </w:rPr>
-        <w:hyperlink r:id="rId10" w:history="1">
-          <w:r>
-            <w:rPr>
-              <w:rStyle w:val="Hyperlink"/>
-            </w:rPr>
-            <w:t>P</w:t>
-          </w:r>
-        </w:hyperlink>
-      </w:r>
-      <w:r>
-        <w:rPr>
-          <w:rFonts w:ascii="Charis SIL Regular" w:hAnsi="Charis SIL Regular" w:eastAsia="Charis SIL Regular"/>
-          <w:b w:val="0"/>
-          <w:i w:val="0"/>
-          <w:color w:val="0000FF"/>
-          <w:sz w:val="24"/>
-        </w:rPr>
-        <w:hyperlink r:id="rId10" w:history="1">
-          <w:r>
-            <w:rPr>
-              <w:rStyle w:val="Hyperlink"/>
-            </w:rPr>
-            <w:t>r</w:t>
-          </w:r>
-        </w:hyperlink>
-      </w:r>
-      <w:r>
-        <w:rPr>
-          <w:rFonts w:ascii="Charis SIL Regular" w:hAnsi="Charis SIL Regular" w:eastAsia="Charis SIL Regular"/>
-          <w:b w:val="0"/>
-          <w:i w:val="0"/>
-          <w:color w:val="0000FF"/>
-          <w:sz w:val="24"/>
-        </w:rPr>
-        <w:t>in</w:t>
-      </w:r>
-      <w:r>
-        <w:rPr>
-          <w:rFonts w:ascii="Charis SIL Regular" w:hAnsi="Charis SIL Regular" w:eastAsia="Charis SIL Regular"/>
-          <w:b w:val="0"/>
-          <w:i w:val="0"/>
-          <w:color w:val="0000FF"/>
-          <w:sz w:val="24"/>
-        </w:rPr>
-        <w:hyperlink r:id="rId10" w:history="1">
-          <w:r>
-            <w:rPr>
-              <w:rStyle w:val="Hyperlink"/>
-            </w:rPr>
-            <w:t>ce</w:t>
-          </w:r>
-        </w:hyperlink>
-      </w:r>
-      <w:r>
-        <w:rPr>
-          <w:rFonts w:ascii="Charis SIL Regular" w:hAnsi="Charis SIL Regular" w:eastAsia="Charis SIL Regular"/>
-          <w:b w:val="0"/>
-          <w:i w:val="0"/>
-          <w:color w:val="0000FF"/>
-          <w:sz w:val="24"/>
-        </w:rPr>
-        <w:t xml:space="preserve"> </w:t>
-      </w:r>
-      <w:r>
-        <w:rPr>
-          <w:rFonts w:ascii="Charis SIL Regular" w:hAnsi="Charis SIL Regular" w:eastAsia="Charis SIL Regular"/>
-          <w:b w:val="0"/>
-          <w:i w:val="0"/>
-          <w:color w:val="0000FF"/>
-          <w:sz w:val="24"/>
-        </w:rPr>
-        <w:hyperlink r:id="rId10" w:history="1">
-          <w:r>
-            <w:rPr>
-              <w:rStyle w:val="Hyperlink"/>
-            </w:rPr>
-            <w:t>Wi</w:t>
-          </w:r>
-        </w:hyperlink>
-      </w:r>
-      <w:r>
-        <w:rPr>
-          <w:rFonts w:ascii="Charis SIL Regular" w:hAnsi="Charis SIL Regular" w:eastAsia="Charis SIL Regular"/>
-          <w:b w:val="0"/>
-          <w:i w:val="0"/>
-          <w:color w:val="0000FF"/>
-          <w:sz w:val="24"/>
-        </w:rPr>
-        <w:hyperlink r:id="rId10" w:history="1">
-          <w:r>
-            <w:rPr>
-              <w:rStyle w:val="Hyperlink"/>
-            </w:rPr>
-            <w:t>l</w:t>
-          </w:r>
-        </w:hyperlink>
-      </w:r>
-      <w:r>
-        <w:rPr>
-          <w:rFonts w:ascii="Charis SIL Regular" w:hAnsi="Charis SIL Regular" w:eastAsia="Charis SIL Regular"/>
-          <w:b w:val="0"/>
-          <w:i w:val="0"/>
-          <w:color w:val="0000FF"/>
-          <w:sz w:val="24"/>
-        </w:rPr>
-        <w:t>liam</w:t>
-      </w:r>
-      <w:r>
-        <w:rPr>
-          <w:rFonts w:ascii="Charis SIL Regular" w:hAnsi="Charis SIL Regular" w:eastAsia="Charis SIL Regular"/>
-          <w:b w:val="0"/>
-          <w:i w:val="0"/>
-          <w:color w:val="0000FF"/>
-          <w:sz w:val="24"/>
-        </w:rPr>
-        <w:t xml:space="preserve"> </w:t>
-      </w:r>
-      <w:r>
-        <w:rPr>
-          <w:rFonts w:ascii="Charis SIL Regular" w:hAnsi="Charis SIL Regular" w:eastAsia="Charis SIL Regular"/>
-          <w:b w:val="0"/>
-          <w:i w:val="0"/>
-          <w:color w:val="0000FF"/>
-          <w:sz w:val="24"/>
-        </w:rPr>
-        <w:hyperlink r:id="rId10" w:history="1">
-          <w:r>
-            <w:rPr>
-              <w:rStyle w:val="Hyperlink"/>
-            </w:rPr>
-            <w:t>IV</w:t>
-          </w:r>
-        </w:hyperlink>
-      </w:r>
-      <w:r>
-        <w:rPr>
-          <w:rFonts w:ascii="Charis SIL Regular" w:hAnsi="Charis SIL Regular" w:eastAsia="Charis SIL Regular"/>
-          <w:b w:val="0"/>
-          <w:i w:val="0"/>
-          <w:color w:val="0000FF"/>
-          <w:sz w:val="24"/>
-        </w:rPr>
-        <w:t xml:space="preserve"> </w:t>
-      </w:r>
-      <w:r>
-        <w:rPr>
-          <w:rFonts w:ascii="Charis SIL Regular" w:hAnsi="Charis SIL Regular" w:eastAsia="Charis SIL Regular"/>
-          <w:b w:val="0"/>
-          <w:i w:val="0"/>
-          <w:color w:val="0000FF"/>
-          <w:sz w:val="24"/>
-        </w:rPr>
-        <w:hyperlink r:id="rId10" w:history="1">
-          <w:r>
-            <w:rPr>
-              <w:rStyle w:val="Hyperlink"/>
-            </w:rPr>
-            <w:t>o</w:t>
-          </w:r>
-        </w:hyperlink>
-      </w:r>
-      <w:r>
-        <w:rPr>
-          <w:rFonts w:ascii="Charis SIL Regular" w:hAnsi="Charis SIL Regular" w:eastAsia="Charis SIL Regular"/>
-          <w:b w:val="0"/>
-          <w:i w:val="0"/>
-          <w:color w:val="0000FF"/>
-          <w:sz w:val="24"/>
-        </w:rPr>
         <w:hyperlink r:id="rId11" w:history="1">
           <w:r>
             <w:rPr>
@@ -3934,14 +3777,7 @@
           <w:color w:val="0000FF"/>
           <w:sz w:val="24"/>
         </w:rPr>
-        <w:hyperlink r:id="rId11" w:history="1">
-          <w:r>
-            <w:rPr>
-              <w:rStyle w:val="Hyperlink"/>
-            </w:rPr>
-            <w:t>m</w:t>
-          </w:r>
-        </w:hyperlink>
+        <w:t>m</w:t>
       </w:r>
       <w:r>
         <w:rPr>

--- a/EXPORTS/DOCX/review/niveau2/Dutch/Sri Lanka.docx
+++ b/EXPORTS/DOCX/review/niveau2/Dutch/Sri Lanka.docx
@@ -645,32 +645,13 @@
           <w:i w:val="0"/>
           <w:color w:val="0000FF"/>
           <w:sz w:val="24"/>
-          <w:u w:val="single"/>
         </w:rPr>
         <w:hyperlink r:id="rId9" w:history="1">
           <w:r>
             <w:rPr>
               <w:rStyle w:val="Hyperlink"/>
             </w:rPr>
-            <w:t>174</w:t>
-          </w:r>
-        </w:hyperlink>
-      </w:r>
-      <w:r>
-        <w:rPr>
-          <w:rFonts w:ascii="Charis SIL Regular" w:hAnsi="Charis SIL Regular" w:eastAsia="Charis SIL Regular"/>
-          <w:b w:val="0"/>
-          <w:i w:val="0"/>
-          <w:color w:val="0000FF"/>
-          <w:sz w:val="24"/>
-          <w:u w:val="single"/>
-        </w:rPr>
-        <w:hyperlink r:id="rId9" w:history="1">
-          <w:r>
-            <w:rPr>
-              <w:rStyle w:val="Hyperlink"/>
-            </w:rPr>
-            <w:t>6</w:t>
+            <w:t>1746</w:t>
           </w:r>
         </w:hyperlink>
       </w:r>
@@ -887,8 +868,16 @@
           <w:i w:val="0"/>
           <w:color w:val="0000FF"/>
           <w:sz w:val="24"/>
-        </w:rPr>
-        <w:t>m</w:t>
+          <w:u w:val="single"/>
+        </w:rPr>
+        <w:hyperlink r:id="rId9" w:history="1">
+          <w:r>
+            <w:rPr>
+              <w:rStyle w:val="Hyperlink"/>
+            </w:rPr>
+            <w:t>m</w:t>
+          </w:r>
+        </w:hyperlink>
       </w:r>
       <w:r>
         <w:rPr>
@@ -1062,72 +1051,7 @@
           <w:sz w:val="24"/>
           <w:u w:val="single"/>
         </w:rPr>
-        <w:hyperlink r:id="rId9" w:history="1">
-          <w:r>
-            <w:rPr>
-              <w:rStyle w:val="Hyperlink"/>
-            </w:rPr>
-            <w:t>×</w:t>
-          </w:r>
-        </w:hyperlink>
-      </w:r>
-      <w:r>
-        <w:rPr>
-          <w:rFonts w:ascii="Charis SIL Regular" w:hAnsi="Charis SIL Regular" w:eastAsia="Charis SIL Regular"/>
-          <w:b w:val="0"/>
-          <w:i w:val="0"/>
-          <w:color w:val="0000FF"/>
-          <w:sz w:val="24"/>
-          <w:u w:val="single"/>
-        </w:rPr>
-        <w:t xml:space="preserve"> </w:t>
-      </w:r>
-      <w:r>
-        <w:rPr>
-          <w:rFonts w:ascii="Charis SIL Regular" w:hAnsi="Charis SIL Regular" w:eastAsia="Charis SIL Regular"/>
-          <w:b w:val="0"/>
-          <w:i w:val="0"/>
-          <w:color w:val="0000FF"/>
-          <w:sz w:val="24"/>
-          <w:u w:val="single"/>
-        </w:rPr>
-        <w:hyperlink r:id="rId9" w:history="1">
-          <w:r>
-            <w:rPr>
-              <w:rStyle w:val="Hyperlink"/>
-            </w:rPr>
-            <w:t>3</w:t>
-          </w:r>
-        </w:hyperlink>
-      </w:r>
-      <w:r>
-        <w:rPr>
-          <w:rFonts w:ascii="Charis SIL Regular" w:hAnsi="Charis SIL Regular" w:eastAsia="Charis SIL Regular"/>
-          <w:b w:val="0"/>
-          <w:i w:val="0"/>
-          <w:color w:val="0000FF"/>
-          <w:sz w:val="24"/>
-          <w:u w:val="single"/>
-        </w:rPr>
-        <w:t xml:space="preserve"> </w:t>
-      </w:r>
-      <w:r>
-        <w:rPr>
-          <w:rFonts w:ascii="Charis SIL Regular" w:hAnsi="Charis SIL Regular" w:eastAsia="Charis SIL Regular"/>
-          <w:b w:val="0"/>
-          <w:i w:val="0"/>
-          <w:color w:val="0000FF"/>
-          <w:sz w:val="24"/>
-          <w:u w:val="single"/>
-        </w:rPr>
-        <w:hyperlink r:id="rId9" w:history="1">
-          <w:r>
-            <w:rPr>
-              <w:rStyle w:val="Hyperlink"/>
-            </w:rPr>
-            <w:t>cm</w:t>
-          </w:r>
-        </w:hyperlink>
+        <w:t>× 3 cm</w:t>
       </w:r>
       <w:r>
         <w:rPr>
@@ -1175,7 +1099,312 @@
           <w:color w:val="0000FF"/>
           <w:sz w:val="24"/>
         </w:rPr>
-        <w:t>1942.0.123.x Letter from King Sri Vijaya Raja</w:t>
+        <w:hyperlink r:id="rId9" w:history="1">
+          <w:r>
+            <w:rPr>
+              <w:rStyle w:val="Hyperlink"/>
+            </w:rPr>
+            <w:t>1942.0</w:t>
+          </w:r>
+        </w:hyperlink>
+      </w:r>
+      <w:r>
+        <w:rPr>
+          <w:rFonts w:ascii="Charis SIL Regular" w:hAnsi="Charis SIL Regular" w:eastAsia="Charis SIL Regular"/>
+          <w:b w:val="0"/>
+          <w:i w:val="0"/>
+          <w:color w:val="0000FF"/>
+          <w:sz w:val="24"/>
+        </w:rPr>
+        <w:hyperlink r:id="rId9" w:history="1">
+          <w:r>
+            <w:rPr>
+              <w:rStyle w:val="Hyperlink"/>
+            </w:rPr>
+            <w:t>.123.</w:t>
+          </w:r>
+        </w:hyperlink>
+      </w:r>
+      <w:r>
+        <w:rPr>
+          <w:rFonts w:ascii="Charis SIL Regular" w:hAnsi="Charis SIL Regular" w:eastAsia="Charis SIL Regular"/>
+          <w:b w:val="0"/>
+          <w:i w:val="0"/>
+          <w:color w:val="0000FF"/>
+          <w:sz w:val="24"/>
+        </w:rPr>
+        <w:hyperlink r:id="rId9" w:history="1">
+          <w:r>
+            <w:rPr>
+              <w:rStyle w:val="Hyperlink"/>
+            </w:rPr>
+            <w:t>x</w:t>
+          </w:r>
+        </w:hyperlink>
+      </w:r>
+      <w:r>
+        <w:rPr>
+          <w:rFonts w:ascii="Charis SIL Regular" w:hAnsi="Charis SIL Regular" w:eastAsia="Charis SIL Regular"/>
+          <w:b w:val="0"/>
+          <w:i w:val="0"/>
+          <w:color w:val="0000FF"/>
+          <w:sz w:val="24"/>
+        </w:rPr>
+        <w:t xml:space="preserve"> </w:t>
+      </w:r>
+      <w:r>
+        <w:rPr>
+          <w:rFonts w:ascii="Charis SIL Regular" w:hAnsi="Charis SIL Regular" w:eastAsia="Charis SIL Regular"/>
+          <w:b w:val="0"/>
+          <w:i w:val="0"/>
+          <w:color w:val="0000FF"/>
+          <w:sz w:val="24"/>
+        </w:rPr>
+        <w:hyperlink r:id="rId9" w:history="1">
+          <w:r>
+            <w:rPr>
+              <w:rStyle w:val="Hyperlink"/>
+            </w:rPr>
+            <w:t>Le</w:t>
+          </w:r>
+        </w:hyperlink>
+      </w:r>
+      <w:r>
+        <w:rPr>
+          <w:rFonts w:ascii="Charis SIL Regular" w:hAnsi="Charis SIL Regular" w:eastAsia="Charis SIL Regular"/>
+          <w:b w:val="0"/>
+          <w:i w:val="0"/>
+          <w:color w:val="0000FF"/>
+          <w:sz w:val="24"/>
+        </w:rPr>
+        <w:hyperlink r:id="rId9" w:history="1">
+          <w:r>
+            <w:rPr>
+              <w:rStyle w:val="Hyperlink"/>
+            </w:rPr>
+            <w:t>t</w:t>
+          </w:r>
+        </w:hyperlink>
+      </w:r>
+      <w:r>
+        <w:rPr>
+          <w:rFonts w:ascii="Charis SIL Regular" w:hAnsi="Charis SIL Regular" w:eastAsia="Charis SIL Regular"/>
+          <w:b w:val="0"/>
+          <w:i w:val="0"/>
+          <w:color w:val="0000FF"/>
+          <w:sz w:val="24"/>
+        </w:rPr>
+        <w:hyperlink r:id="rId9" w:history="1">
+          <w:r>
+            <w:rPr>
+              <w:rStyle w:val="Hyperlink"/>
+            </w:rPr>
+            <w:t>te</w:t>
+          </w:r>
+        </w:hyperlink>
+      </w:r>
+      <w:r>
+        <w:rPr>
+          <w:rFonts w:ascii="Charis SIL Regular" w:hAnsi="Charis SIL Regular" w:eastAsia="Charis SIL Regular"/>
+          <w:b w:val="0"/>
+          <w:i w:val="0"/>
+          <w:color w:val="0000FF"/>
+          <w:sz w:val="24"/>
+        </w:rPr>
+        <w:hyperlink r:id="rId9" w:history="1">
+          <w:r>
+            <w:rPr>
+              <w:rStyle w:val="Hyperlink"/>
+            </w:rPr>
+            <w:t>r</w:t>
+          </w:r>
+        </w:hyperlink>
+      </w:r>
+      <w:r>
+        <w:rPr>
+          <w:rFonts w:ascii="Charis SIL Regular" w:hAnsi="Charis SIL Regular" w:eastAsia="Charis SIL Regular"/>
+          <w:b w:val="0"/>
+          <w:i w:val="0"/>
+          <w:color w:val="0000FF"/>
+          <w:sz w:val="24"/>
+        </w:rPr>
+        <w:t xml:space="preserve"> </w:t>
+      </w:r>
+      <w:r>
+        <w:rPr>
+          <w:rFonts w:ascii="Charis SIL Regular" w:hAnsi="Charis SIL Regular" w:eastAsia="Charis SIL Regular"/>
+          <w:b w:val="0"/>
+          <w:i w:val="0"/>
+          <w:color w:val="0000FF"/>
+          <w:sz w:val="24"/>
+        </w:rPr>
+        <w:hyperlink r:id="rId9" w:history="1">
+          <w:r>
+            <w:rPr>
+              <w:rStyle w:val="Hyperlink"/>
+            </w:rPr>
+            <w:t>from</w:t>
+          </w:r>
+        </w:hyperlink>
+      </w:r>
+      <w:r>
+        <w:rPr>
+          <w:rFonts w:ascii="Charis SIL Regular" w:hAnsi="Charis SIL Regular" w:eastAsia="Charis SIL Regular"/>
+          <w:b w:val="0"/>
+          <w:i w:val="0"/>
+          <w:color w:val="0000FF"/>
+          <w:sz w:val="24"/>
+        </w:rPr>
+        <w:t xml:space="preserve"> </w:t>
+      </w:r>
+      <w:r>
+        <w:rPr>
+          <w:rFonts w:ascii="Charis SIL Regular" w:hAnsi="Charis SIL Regular" w:eastAsia="Charis SIL Regular"/>
+          <w:b w:val="0"/>
+          <w:i w:val="0"/>
+          <w:color w:val="0000FF"/>
+          <w:sz w:val="24"/>
+        </w:rPr>
+        <w:hyperlink r:id="rId9" w:history="1">
+          <w:r>
+            <w:rPr>
+              <w:rStyle w:val="Hyperlink"/>
+            </w:rPr>
+            <w:t>King</w:t>
+          </w:r>
+        </w:hyperlink>
+      </w:r>
+      <w:r>
+        <w:rPr>
+          <w:rFonts w:ascii="Charis SIL Regular" w:hAnsi="Charis SIL Regular" w:eastAsia="Charis SIL Regular"/>
+          <w:b w:val="0"/>
+          <w:i w:val="0"/>
+          <w:color w:val="0000FF"/>
+          <w:sz w:val="24"/>
+        </w:rPr>
+        <w:t xml:space="preserve"> </w:t>
+      </w:r>
+      <w:r>
+        <w:rPr>
+          <w:rFonts w:ascii="Charis SIL Regular" w:hAnsi="Charis SIL Regular" w:eastAsia="Charis SIL Regular"/>
+          <w:b w:val="0"/>
+          <w:i w:val="0"/>
+          <w:color w:val="0000FF"/>
+          <w:sz w:val="24"/>
+        </w:rPr>
+        <w:hyperlink r:id="rId9" w:history="1">
+          <w:r>
+            <w:rPr>
+              <w:rStyle w:val="Hyperlink"/>
+            </w:rPr>
+            <w:t>Sri</w:t>
+          </w:r>
+        </w:hyperlink>
+      </w:r>
+      <w:r>
+        <w:rPr>
+          <w:rFonts w:ascii="Charis SIL Regular" w:hAnsi="Charis SIL Regular" w:eastAsia="Charis SIL Regular"/>
+          <w:b w:val="0"/>
+          <w:i w:val="0"/>
+          <w:color w:val="0000FF"/>
+          <w:sz w:val="24"/>
+        </w:rPr>
+        <w:t xml:space="preserve"> </w:t>
+      </w:r>
+      <w:r>
+        <w:rPr>
+          <w:rFonts w:ascii="Charis SIL Regular" w:hAnsi="Charis SIL Regular" w:eastAsia="Charis SIL Regular"/>
+          <w:b w:val="0"/>
+          <w:i w:val="0"/>
+          <w:color w:val="0000FF"/>
+          <w:sz w:val="24"/>
+        </w:rPr>
+        <w:hyperlink r:id="rId9" w:history="1">
+          <w:r>
+            <w:rPr>
+              <w:rStyle w:val="Hyperlink"/>
+            </w:rPr>
+            <w:t>V</w:t>
+          </w:r>
+        </w:hyperlink>
+      </w:r>
+      <w:r>
+        <w:rPr>
+          <w:rFonts w:ascii="Charis SIL Regular" w:hAnsi="Charis SIL Regular" w:eastAsia="Charis SIL Regular"/>
+          <w:b w:val="0"/>
+          <w:i w:val="0"/>
+          <w:color w:val="0000FF"/>
+          <w:sz w:val="24"/>
+        </w:rPr>
+        <w:hyperlink r:id="rId9" w:history="1">
+          <w:r>
+            <w:rPr>
+              <w:rStyle w:val="Hyperlink"/>
+            </w:rPr>
+            <w:t>ijay</w:t>
+          </w:r>
+        </w:hyperlink>
+      </w:r>
+      <w:r>
+        <w:rPr>
+          <w:rFonts w:ascii="Charis SIL Regular" w:hAnsi="Charis SIL Regular" w:eastAsia="Charis SIL Regular"/>
+          <w:b w:val="0"/>
+          <w:i w:val="0"/>
+          <w:color w:val="0000FF"/>
+          <w:sz w:val="24"/>
+        </w:rPr>
+        <w:hyperlink r:id="rId9" w:history="1">
+          <w:r>
+            <w:rPr>
+              <w:rStyle w:val="Hyperlink"/>
+            </w:rPr>
+            <w:t>a</w:t>
+          </w:r>
+        </w:hyperlink>
+      </w:r>
+      <w:r>
+        <w:rPr>
+          <w:rFonts w:ascii="Charis SIL Regular" w:hAnsi="Charis SIL Regular" w:eastAsia="Charis SIL Regular"/>
+          <w:b w:val="0"/>
+          <w:i w:val="0"/>
+          <w:color w:val="0000FF"/>
+          <w:sz w:val="24"/>
+        </w:rPr>
+        <w:t xml:space="preserve"> </w:t>
+      </w:r>
+      <w:r>
+        <w:rPr>
+          <w:rFonts w:ascii="Charis SIL Regular" w:hAnsi="Charis SIL Regular" w:eastAsia="Charis SIL Regular"/>
+          <w:b w:val="0"/>
+          <w:i w:val="0"/>
+          <w:color w:val="0000FF"/>
+          <w:sz w:val="24"/>
+        </w:rPr>
+        <w:hyperlink r:id="rId9" w:history="1">
+          <w:r>
+            <w:rPr>
+              <w:rStyle w:val="Hyperlink"/>
+            </w:rPr>
+            <w:t>R</w:t>
+          </w:r>
+        </w:hyperlink>
+      </w:r>
+      <w:r>
+        <w:rPr>
+          <w:rFonts w:ascii="Charis SIL Regular" w:hAnsi="Charis SIL Regular" w:eastAsia="Charis SIL Regular"/>
+          <w:b w:val="0"/>
+          <w:i w:val="0"/>
+          <w:color w:val="0000FF"/>
+          <w:sz w:val="24"/>
+        </w:rPr>
+        <w:hyperlink r:id="rId9" w:history="1">
+          <w:r>
+            <w:rPr>
+              <w:rStyle w:val="Hyperlink"/>
+            </w:rPr>
+            <w:t>aja</w:t>
+          </w:r>
+        </w:hyperlink>
       </w:r>
       <w:r>
         <w:rPr>
@@ -1273,7 +1502,7 @@
           <w:color w:val="0000FF"/>
           <w:sz w:val="24"/>
         </w:rPr>
-        <w:hyperlink r:id="rId9" w:history="1">
+        <w:hyperlink r:id="rId10" w:history="1">
           <w:r>
             <w:rPr>
               <w:rStyle w:val="Hyperlink"/>
@@ -2926,7 +3155,14 @@
           <w:sz w:val="24"/>
           <w:u w:val="single"/>
         </w:rPr>
-        <w:t>m</w:t>
+        <w:hyperlink r:id="rId10" w:history="1">
+          <w:r>
+            <w:rPr>
+              <w:rStyle w:val="Hyperlink"/>
+            </w:rPr>
+            <w:t>m</w:t>
+          </w:r>
+        </w:hyperlink>
       </w:r>
       <w:r>
         <w:rPr>
@@ -3098,7 +3334,6 @@
           <w:i w:val="0"/>
           <w:color w:val="0000FF"/>
           <w:sz w:val="24"/>
-          <w:u w:val="single"/>
         </w:rPr>
         <w:hyperlink r:id="rId10" w:history="1">
           <w:r>
@@ -3195,7 +3430,363 @@
           <w:color w:val="0000FF"/>
           <w:sz w:val="24"/>
         </w:rPr>
-        <w:t>1942.0.124.x Dedication to Stadtholder Prince Willia</w:t>
+        <w:t>194</w:t>
+      </w:r>
+      <w:r>
+        <w:rPr>
+          <w:rFonts w:ascii="Charis SIL Regular" w:hAnsi="Charis SIL Regular" w:eastAsia="Charis SIL Regular"/>
+          <w:b w:val="0"/>
+          <w:i w:val="0"/>
+          <w:color w:val="0000FF"/>
+          <w:sz w:val="24"/>
+        </w:rPr>
+        <w:hyperlink r:id="rId10" w:history="1">
+          <w:r>
+            <w:rPr>
+              <w:rStyle w:val="Hyperlink"/>
+            </w:rPr>
+            <w:t>2.0.124.x</w:t>
+          </w:r>
+        </w:hyperlink>
+      </w:r>
+      <w:r>
+        <w:rPr>
+          <w:rFonts w:ascii="Charis SIL Regular" w:hAnsi="Charis SIL Regular" w:eastAsia="Charis SIL Regular"/>
+          <w:b w:val="0"/>
+          <w:i w:val="0"/>
+          <w:color w:val="0000FF"/>
+          <w:sz w:val="24"/>
+        </w:rPr>
+        <w:t xml:space="preserve"> </w:t>
+      </w:r>
+      <w:r>
+        <w:rPr>
+          <w:rFonts w:ascii="Charis SIL Regular" w:hAnsi="Charis SIL Regular" w:eastAsia="Charis SIL Regular"/>
+          <w:b w:val="0"/>
+          <w:i w:val="0"/>
+          <w:color w:val="0000FF"/>
+          <w:sz w:val="24"/>
+        </w:rPr>
+        <w:hyperlink r:id="rId10" w:history="1">
+          <w:r>
+            <w:rPr>
+              <w:rStyle w:val="Hyperlink"/>
+            </w:rPr>
+            <w:t>D</w:t>
+          </w:r>
+        </w:hyperlink>
+      </w:r>
+      <w:r>
+        <w:rPr>
+          <w:rFonts w:ascii="Charis SIL Regular" w:hAnsi="Charis SIL Regular" w:eastAsia="Charis SIL Regular"/>
+          <w:b w:val="0"/>
+          <w:i w:val="0"/>
+          <w:color w:val="0000FF"/>
+          <w:sz w:val="24"/>
+        </w:rPr>
+        <w:hyperlink r:id="rId10" w:history="1">
+          <w:r>
+            <w:rPr>
+              <w:rStyle w:val="Hyperlink"/>
+            </w:rPr>
+            <w:t>e</w:t>
+          </w:r>
+        </w:hyperlink>
+      </w:r>
+      <w:r>
+        <w:rPr>
+          <w:rFonts w:ascii="Charis SIL Regular" w:hAnsi="Charis SIL Regular" w:eastAsia="Charis SIL Regular"/>
+          <w:b w:val="0"/>
+          <w:i w:val="0"/>
+          <w:color w:val="0000FF"/>
+          <w:sz w:val="24"/>
+        </w:rPr>
+        <w:hyperlink r:id="rId10" w:history="1">
+          <w:r>
+            <w:rPr>
+              <w:rStyle w:val="Hyperlink"/>
+            </w:rPr>
+            <w:t>dicatio</w:t>
+          </w:r>
+        </w:hyperlink>
+      </w:r>
+      <w:r>
+        <w:rPr>
+          <w:rFonts w:ascii="Charis SIL Regular" w:hAnsi="Charis SIL Regular" w:eastAsia="Charis SIL Regular"/>
+          <w:b w:val="0"/>
+          <w:i w:val="0"/>
+          <w:color w:val="0000FF"/>
+          <w:sz w:val="24"/>
+        </w:rPr>
+        <w:hyperlink r:id="rId10" w:history="1">
+          <w:r>
+            <w:rPr>
+              <w:rStyle w:val="Hyperlink"/>
+            </w:rPr>
+            <w:t>n</w:t>
+          </w:r>
+        </w:hyperlink>
+      </w:r>
+      <w:r>
+        <w:rPr>
+          <w:rFonts w:ascii="Charis SIL Regular" w:hAnsi="Charis SIL Regular" w:eastAsia="Charis SIL Regular"/>
+          <w:b w:val="0"/>
+          <w:i w:val="0"/>
+          <w:color w:val="0000FF"/>
+          <w:sz w:val="24"/>
+        </w:rPr>
+        <w:t xml:space="preserve"> </w:t>
+      </w:r>
+      <w:r>
+        <w:rPr>
+          <w:rFonts w:ascii="Charis SIL Regular" w:hAnsi="Charis SIL Regular" w:eastAsia="Charis SIL Regular"/>
+          <w:b w:val="0"/>
+          <w:i w:val="0"/>
+          <w:color w:val="0000FF"/>
+          <w:sz w:val="24"/>
+        </w:rPr>
+        <w:hyperlink r:id="rId10" w:history="1">
+          <w:r>
+            <w:rPr>
+              <w:rStyle w:val="Hyperlink"/>
+            </w:rPr>
+            <w:t>t</w:t>
+          </w:r>
+        </w:hyperlink>
+      </w:r>
+      <w:r>
+        <w:rPr>
+          <w:rFonts w:ascii="Charis SIL Regular" w:hAnsi="Charis SIL Regular" w:eastAsia="Charis SIL Regular"/>
+          <w:b w:val="0"/>
+          <w:i w:val="0"/>
+          <w:color w:val="0000FF"/>
+          <w:sz w:val="24"/>
+        </w:rPr>
+        <w:hyperlink r:id="rId10" w:history="1">
+          <w:r>
+            <w:rPr>
+              <w:rStyle w:val="Hyperlink"/>
+            </w:rPr>
+            <w:t>o</w:t>
+          </w:r>
+        </w:hyperlink>
+      </w:r>
+      <w:r>
+        <w:rPr>
+          <w:rFonts w:ascii="Charis SIL Regular" w:hAnsi="Charis SIL Regular" w:eastAsia="Charis SIL Regular"/>
+          <w:b w:val="0"/>
+          <w:i w:val="0"/>
+          <w:color w:val="0000FF"/>
+          <w:sz w:val="24"/>
+        </w:rPr>
+        <w:t xml:space="preserve"> </w:t>
+      </w:r>
+      <w:r>
+        <w:rPr>
+          <w:rFonts w:ascii="Charis SIL Regular" w:hAnsi="Charis SIL Regular" w:eastAsia="Charis SIL Regular"/>
+          <w:b w:val="0"/>
+          <w:i w:val="0"/>
+          <w:color w:val="0000FF"/>
+          <w:sz w:val="24"/>
+        </w:rPr>
+        <w:hyperlink r:id="rId10" w:history="1">
+          <w:r>
+            <w:rPr>
+              <w:rStyle w:val="Hyperlink"/>
+            </w:rPr>
+            <w:t>Sta</w:t>
+          </w:r>
+        </w:hyperlink>
+      </w:r>
+      <w:r>
+        <w:rPr>
+          <w:rFonts w:ascii="Charis SIL Regular" w:hAnsi="Charis SIL Regular" w:eastAsia="Charis SIL Regular"/>
+          <w:b w:val="0"/>
+          <w:i w:val="0"/>
+          <w:color w:val="0000FF"/>
+          <w:sz w:val="24"/>
+        </w:rPr>
+        <w:hyperlink r:id="rId10" w:history="1">
+          <w:r>
+            <w:rPr>
+              <w:rStyle w:val="Hyperlink"/>
+            </w:rPr>
+            <w:t>dth</w:t>
+          </w:r>
+        </w:hyperlink>
+      </w:r>
+      <w:r>
+        <w:rPr>
+          <w:rFonts w:ascii="Charis SIL Regular" w:hAnsi="Charis SIL Regular" w:eastAsia="Charis SIL Regular"/>
+          <w:b w:val="0"/>
+          <w:i w:val="0"/>
+          <w:color w:val="0000FF"/>
+          <w:sz w:val="24"/>
+        </w:rPr>
+        <w:hyperlink r:id="rId10" w:history="1">
+          <w:r>
+            <w:rPr>
+              <w:rStyle w:val="Hyperlink"/>
+            </w:rPr>
+            <w:t>o</w:t>
+          </w:r>
+        </w:hyperlink>
+      </w:r>
+      <w:r>
+        <w:rPr>
+          <w:rFonts w:ascii="Charis SIL Regular" w:hAnsi="Charis SIL Regular" w:eastAsia="Charis SIL Regular"/>
+          <w:b w:val="0"/>
+          <w:i w:val="0"/>
+          <w:color w:val="0000FF"/>
+          <w:sz w:val="24"/>
+        </w:rPr>
+        <w:hyperlink r:id="rId10" w:history="1">
+          <w:r>
+            <w:rPr>
+              <w:rStyle w:val="Hyperlink"/>
+            </w:rPr>
+            <w:t>lder</w:t>
+          </w:r>
+        </w:hyperlink>
+      </w:r>
+      <w:r>
+        <w:rPr>
+          <w:rFonts w:ascii="Charis SIL Regular" w:hAnsi="Charis SIL Regular" w:eastAsia="Charis SIL Regular"/>
+          <w:b w:val="0"/>
+          <w:i w:val="0"/>
+          <w:color w:val="0000FF"/>
+          <w:sz w:val="24"/>
+        </w:rPr>
+        <w:t xml:space="preserve"> </w:t>
+      </w:r>
+      <w:r>
+        <w:rPr>
+          <w:rFonts w:ascii="Charis SIL Regular" w:hAnsi="Charis SIL Regular" w:eastAsia="Charis SIL Regular"/>
+          <w:b w:val="0"/>
+          <w:i w:val="0"/>
+          <w:color w:val="0000FF"/>
+          <w:sz w:val="24"/>
+        </w:rPr>
+        <w:hyperlink r:id="rId10" w:history="1">
+          <w:r>
+            <w:rPr>
+              <w:rStyle w:val="Hyperlink"/>
+            </w:rPr>
+            <w:t>P</w:t>
+          </w:r>
+        </w:hyperlink>
+      </w:r>
+      <w:r>
+        <w:rPr>
+          <w:rFonts w:ascii="Charis SIL Regular" w:hAnsi="Charis SIL Regular" w:eastAsia="Charis SIL Regular"/>
+          <w:b w:val="0"/>
+          <w:i w:val="0"/>
+          <w:color w:val="0000FF"/>
+          <w:sz w:val="24"/>
+        </w:rPr>
+        <w:hyperlink r:id="rId10" w:history="1">
+          <w:r>
+            <w:rPr>
+              <w:rStyle w:val="Hyperlink"/>
+            </w:rPr>
+            <w:t>r</w:t>
+          </w:r>
+        </w:hyperlink>
+      </w:r>
+      <w:r>
+        <w:rPr>
+          <w:rFonts w:ascii="Charis SIL Regular" w:hAnsi="Charis SIL Regular" w:eastAsia="Charis SIL Regular"/>
+          <w:b w:val="0"/>
+          <w:i w:val="0"/>
+          <w:color w:val="0000FF"/>
+          <w:sz w:val="24"/>
+        </w:rPr>
+        <w:hyperlink r:id="rId10" w:history="1">
+          <w:r>
+            <w:rPr>
+              <w:rStyle w:val="Hyperlink"/>
+            </w:rPr>
+            <w:t>in</w:t>
+          </w:r>
+        </w:hyperlink>
+      </w:r>
+      <w:r>
+        <w:rPr>
+          <w:rFonts w:ascii="Charis SIL Regular" w:hAnsi="Charis SIL Regular" w:eastAsia="Charis SIL Regular"/>
+          <w:b w:val="0"/>
+          <w:i w:val="0"/>
+          <w:color w:val="0000FF"/>
+          <w:sz w:val="24"/>
+        </w:rPr>
+        <w:hyperlink r:id="rId10" w:history="1">
+          <w:r>
+            <w:rPr>
+              <w:rStyle w:val="Hyperlink"/>
+            </w:rPr>
+            <w:t>ce</w:t>
+          </w:r>
+        </w:hyperlink>
+      </w:r>
+      <w:r>
+        <w:rPr>
+          <w:rFonts w:ascii="Charis SIL Regular" w:hAnsi="Charis SIL Regular" w:eastAsia="Charis SIL Regular"/>
+          <w:b w:val="0"/>
+          <w:i w:val="0"/>
+          <w:color w:val="0000FF"/>
+          <w:sz w:val="24"/>
+        </w:rPr>
+        <w:t xml:space="preserve"> </w:t>
+      </w:r>
+      <w:r>
+        <w:rPr>
+          <w:rFonts w:ascii="Charis SIL Regular" w:hAnsi="Charis SIL Regular" w:eastAsia="Charis SIL Regular"/>
+          <w:b w:val="0"/>
+          <w:i w:val="0"/>
+          <w:color w:val="0000FF"/>
+          <w:sz w:val="24"/>
+        </w:rPr>
+        <w:hyperlink r:id="rId10" w:history="1">
+          <w:r>
+            <w:rPr>
+              <w:rStyle w:val="Hyperlink"/>
+            </w:rPr>
+            <w:t>Wi</w:t>
+          </w:r>
+        </w:hyperlink>
+      </w:r>
+      <w:r>
+        <w:rPr>
+          <w:rFonts w:ascii="Charis SIL Regular" w:hAnsi="Charis SIL Regular" w:eastAsia="Charis SIL Regular"/>
+          <w:b w:val="0"/>
+          <w:i w:val="0"/>
+          <w:color w:val="0000FF"/>
+          <w:sz w:val="24"/>
+        </w:rPr>
+        <w:hyperlink r:id="rId10" w:history="1">
+          <w:r>
+            <w:rPr>
+              <w:rStyle w:val="Hyperlink"/>
+            </w:rPr>
+            <w:t>l</w:t>
+          </w:r>
+        </w:hyperlink>
+      </w:r>
+      <w:r>
+        <w:rPr>
+          <w:rFonts w:ascii="Charis SIL Regular" w:hAnsi="Charis SIL Regular" w:eastAsia="Charis SIL Regular"/>
+          <w:b w:val="0"/>
+          <w:i w:val="0"/>
+          <w:color w:val="0000FF"/>
+          <w:sz w:val="24"/>
+        </w:rPr>
+        <w:hyperlink r:id="rId10" w:history="1">
+          <w:r>
+            <w:rPr>
+              <w:rStyle w:val="Hyperlink"/>
+            </w:rPr>
+            <w:t>lia</w:t>
+          </w:r>
+        </w:hyperlink>
       </w:r>
       <w:r>
         <w:rPr>
@@ -3401,549 +3992,7 @@
           <w:color w:val="0000FF"/>
           <w:sz w:val="24"/>
         </w:rPr>
-        <w:hyperlink r:id="rId11" w:history="1">
-          <w:r>
-            <w:rPr>
-              <w:rStyle w:val="Hyperlink"/>
-            </w:rPr>
-            <w:t>on</w:t>
-          </w:r>
-        </w:hyperlink>
-      </w:r>
-      <w:r>
-        <w:rPr>
-          <w:rFonts w:ascii="Charis SIL Regular" w:hAnsi="Charis SIL Regular" w:eastAsia="Charis SIL Regular"/>
-          <w:b w:val="0"/>
-          <w:i w:val="0"/>
-          <w:color w:val="0000FF"/>
-          <w:sz w:val="24"/>
-        </w:rPr>
-        <w:t xml:space="preserve"> </w:t>
-      </w:r>
-      <w:r>
-        <w:rPr>
-          <w:rFonts w:ascii="Charis SIL Regular" w:hAnsi="Charis SIL Regular" w:eastAsia="Charis SIL Regular"/>
-          <w:b w:val="0"/>
-          <w:i w:val="0"/>
-          <w:color w:val="0000FF"/>
-          <w:sz w:val="24"/>
-        </w:rPr>
-        <w:hyperlink r:id="rId11" w:history="1">
-          <w:r>
-            <w:rPr>
-              <w:rStyle w:val="Hyperlink"/>
-            </w:rPr>
-            <w:t>Ceylon,</w:t>
-          </w:r>
-        </w:hyperlink>
-      </w:r>
-      <w:r>
-        <w:rPr>
-          <w:rFonts w:ascii="Charis SIL Regular" w:hAnsi="Charis SIL Regular" w:eastAsia="Charis SIL Regular"/>
-          <w:b w:val="0"/>
-          <w:i w:val="0"/>
-          <w:color w:val="0000FF"/>
-          <w:sz w:val="24"/>
-        </w:rPr>
-        <w:t xml:space="preserve"> </w:t>
-      </w:r>
-      <w:r>
-        <w:rPr>
-          <w:rFonts w:ascii="Charis SIL Regular" w:hAnsi="Charis SIL Regular" w:eastAsia="Charis SIL Regular"/>
-          <w:b w:val="0"/>
-          <w:i w:val="0"/>
-          <w:color w:val="0000FF"/>
-          <w:sz w:val="24"/>
-        </w:rPr>
-        <w:hyperlink r:id="rId11" w:history="1">
-          <w:r>
-            <w:rPr>
-              <w:rStyle w:val="Hyperlink"/>
-            </w:rPr>
-            <w:t>m</w:t>
-          </w:r>
-        </w:hyperlink>
-      </w:r>
-      <w:r>
-        <w:rPr>
-          <w:rFonts w:ascii="Charis SIL Regular" w:hAnsi="Charis SIL Regular" w:eastAsia="Charis SIL Regular"/>
-          <w:b w:val="0"/>
-          <w:i w:val="0"/>
-          <w:color w:val="0000FF"/>
-          <w:sz w:val="24"/>
-        </w:rPr>
-        <w:hyperlink r:id="rId11" w:history="1">
-          <w:r>
-            <w:rPr>
-              <w:rStyle w:val="Hyperlink"/>
-            </w:rPr>
-            <w:t>i</w:t>
-          </w:r>
-        </w:hyperlink>
-      </w:r>
-      <w:r>
-        <w:rPr>
-          <w:rFonts w:ascii="Charis SIL Regular" w:hAnsi="Charis SIL Regular" w:eastAsia="Charis SIL Regular"/>
-          <w:b w:val="0"/>
-          <w:i w:val="0"/>
-          <w:color w:val="0000FF"/>
-          <w:sz w:val="24"/>
-        </w:rPr>
-        <w:hyperlink r:id="rId11" w:history="1">
-          <w:r>
-            <w:rPr>
-              <w:rStyle w:val="Hyperlink"/>
-            </w:rPr>
-            <w:t>d-</w:t>
-          </w:r>
-        </w:hyperlink>
-      </w:r>
-      <w:r>
-        <w:rPr>
-          <w:rFonts w:ascii="Charis SIL Regular" w:hAnsi="Charis SIL Regular" w:eastAsia="Charis SIL Regular"/>
-          <w:b w:val="0"/>
-          <w:i w:val="0"/>
-          <w:color w:val="0000FF"/>
-          <w:sz w:val="24"/>
-        </w:rPr>
-        <w:hyperlink r:id="rId11" w:history="1">
-          <w:r>
-            <w:rPr>
-              <w:rStyle w:val="Hyperlink"/>
-            </w:rPr>
-            <w:t>eighteen</w:t>
-          </w:r>
-        </w:hyperlink>
-      </w:r>
-      <w:r>
-        <w:rPr>
-          <w:rFonts w:ascii="Charis SIL Regular" w:hAnsi="Charis SIL Regular" w:eastAsia="Charis SIL Regular"/>
-          <w:b w:val="0"/>
-          <w:i w:val="0"/>
-          <w:color w:val="0000FF"/>
-          <w:sz w:val="24"/>
-        </w:rPr>
-        <w:hyperlink r:id="rId11" w:history="1">
-          <w:r>
-            <w:rPr>
-              <w:rStyle w:val="Hyperlink"/>
-            </w:rPr>
-            <w:t>t</w:t>
-          </w:r>
-        </w:hyperlink>
-      </w:r>
-      <w:r>
-        <w:rPr>
-          <w:rFonts w:ascii="Charis SIL Regular" w:hAnsi="Charis SIL Regular" w:eastAsia="Charis SIL Regular"/>
-          <w:b w:val="0"/>
-          <w:i w:val="0"/>
-          <w:color w:val="0000FF"/>
-          <w:sz w:val="24"/>
-        </w:rPr>
-        <w:hyperlink r:id="rId11" w:history="1">
-          <w:r>
-            <w:rPr>
-              <w:rStyle w:val="Hyperlink"/>
-            </w:rPr>
-            <w:t>h</w:t>
-          </w:r>
-        </w:hyperlink>
-      </w:r>
-      <w:r>
-        <w:rPr>
-          <w:rFonts w:ascii="Charis SIL Regular" w:hAnsi="Charis SIL Regular" w:eastAsia="Charis SIL Regular"/>
-          <w:b w:val="0"/>
-          <w:i w:val="0"/>
-          <w:color w:val="0000FF"/>
-          <w:sz w:val="24"/>
-        </w:rPr>
-        <w:t xml:space="preserve"> </w:t>
-      </w:r>
-      <w:r>
-        <w:rPr>
-          <w:rFonts w:ascii="Charis SIL Regular" w:hAnsi="Charis SIL Regular" w:eastAsia="Charis SIL Regular"/>
-          <w:b w:val="0"/>
-          <w:i w:val="0"/>
-          <w:color w:val="0000FF"/>
-          <w:sz w:val="24"/>
-        </w:rPr>
-        <w:hyperlink r:id="rId11" w:history="1">
-          <w:r>
-            <w:rPr>
-              <w:rStyle w:val="Hyperlink"/>
-            </w:rPr>
-            <w:t>c</w:t>
-          </w:r>
-        </w:hyperlink>
-      </w:r>
-      <w:r>
-        <w:rPr>
-          <w:rFonts w:ascii="Charis SIL Regular" w:hAnsi="Charis SIL Regular" w:eastAsia="Charis SIL Regular"/>
-          <w:b w:val="0"/>
-          <w:i w:val="0"/>
-          <w:color w:val="0000FF"/>
-          <w:sz w:val="24"/>
-        </w:rPr>
-        <w:hyperlink r:id="rId11" w:history="1">
-          <w:r>
-            <w:rPr>
-              <w:rStyle w:val="Hyperlink"/>
-            </w:rPr>
-            <w:t>entury.</w:t>
-          </w:r>
-        </w:hyperlink>
-      </w:r>
-      <w:r>
-        <w:rPr>
-          <w:rFonts w:ascii="Charis SIL Regular" w:hAnsi="Charis SIL Regular" w:eastAsia="Charis SIL Regular"/>
-          <w:b w:val="0"/>
-          <w:i w:val="0"/>
-          <w:color w:val="0000FF"/>
-          <w:sz w:val="24"/>
-        </w:rPr>
-        <w:t xml:space="preserve"> </w:t>
-      </w:r>
-      <w:r>
-        <w:rPr>
-          <w:rFonts w:ascii="Charis SIL Regular" w:hAnsi="Charis SIL Regular" w:eastAsia="Charis SIL Regular"/>
-          <w:b w:val="0"/>
-          <w:i w:val="0"/>
-          <w:color w:val="0000FF"/>
-          <w:sz w:val="24"/>
-        </w:rPr>
-        <w:hyperlink r:id="rId11" w:history="1">
-          <w:r>
-            <w:rPr>
-              <w:rStyle w:val="Hyperlink"/>
-            </w:rPr>
-            <w:t>Par</w:t>
-          </w:r>
-        </w:hyperlink>
-      </w:r>
-      <w:r>
-        <w:rPr>
-          <w:rFonts w:ascii="Charis SIL Regular" w:hAnsi="Charis SIL Regular" w:eastAsia="Charis SIL Regular"/>
-          <w:b w:val="0"/>
-          <w:i w:val="0"/>
-          <w:color w:val="0000FF"/>
-          <w:sz w:val="24"/>
-        </w:rPr>
-        <w:hyperlink r:id="rId11" w:history="1">
-          <w:r>
-            <w:rPr>
-              <w:rStyle w:val="Hyperlink"/>
-            </w:rPr>
-            <w:t>t</w:t>
-          </w:r>
-        </w:hyperlink>
-      </w:r>
-      <w:r>
-        <w:rPr>
-          <w:rFonts w:ascii="Charis SIL Regular" w:hAnsi="Charis SIL Regular" w:eastAsia="Charis SIL Regular"/>
-          <w:b w:val="0"/>
-          <w:i w:val="0"/>
-          <w:color w:val="0000FF"/>
-          <w:sz w:val="24"/>
-        </w:rPr>
-        <w:hyperlink r:id="rId11" w:history="1">
-          <w:r>
-            <w:rPr>
-              <w:rStyle w:val="Hyperlink"/>
-            </w:rPr>
-            <w:t>ly</w:t>
-          </w:r>
-        </w:hyperlink>
-      </w:r>
-      <w:r>
-        <w:rPr>
-          <w:rFonts w:ascii="Charis SIL Regular" w:hAnsi="Charis SIL Regular" w:eastAsia="Charis SIL Regular"/>
-          <w:b w:val="0"/>
-          <w:i w:val="0"/>
-          <w:color w:val="0000FF"/>
-          <w:sz w:val="24"/>
-        </w:rPr>
-        <w:t xml:space="preserve"> </w:t>
-      </w:r>
-      <w:r>
-        <w:rPr>
-          <w:rFonts w:ascii="Charis SIL Regular" w:hAnsi="Charis SIL Regular" w:eastAsia="Charis SIL Regular"/>
-          <w:b w:val="0"/>
-          <w:i w:val="0"/>
-          <w:color w:val="0000FF"/>
-          <w:sz w:val="24"/>
-        </w:rPr>
-        <w:hyperlink r:id="rId11" w:history="1">
-          <w:r>
-            <w:rPr>
-              <w:rStyle w:val="Hyperlink"/>
-            </w:rPr>
-            <w:t>in</w:t>
-          </w:r>
-        </w:hyperlink>
-      </w:r>
-      <w:r>
-        <w:rPr>
-          <w:rFonts w:ascii="Charis SIL Regular" w:hAnsi="Charis SIL Regular" w:eastAsia="Charis SIL Regular"/>
-          <w:b w:val="0"/>
-          <w:i w:val="0"/>
-          <w:color w:val="0000FF"/>
-          <w:sz w:val="24"/>
-        </w:rPr>
-        <w:t xml:space="preserve"> </w:t>
-      </w:r>
-      <w:r>
-        <w:rPr>
-          <w:rFonts w:ascii="Charis SIL Regular" w:hAnsi="Charis SIL Regular" w:eastAsia="Charis SIL Regular"/>
-          <w:b w:val="0"/>
-          <w:i w:val="0"/>
-          <w:color w:val="0000FF"/>
-          <w:sz w:val="24"/>
-        </w:rPr>
-        <w:hyperlink r:id="rId11" w:history="1">
-          <w:r>
-            <w:rPr>
-              <w:rStyle w:val="Hyperlink"/>
-            </w:rPr>
-            <w:t>L</w:t>
-          </w:r>
-        </w:hyperlink>
-      </w:r>
-      <w:r>
-        <w:rPr>
-          <w:rFonts w:ascii="Charis SIL Regular" w:hAnsi="Charis SIL Regular" w:eastAsia="Charis SIL Regular"/>
-          <w:b w:val="0"/>
-          <w:i w:val="0"/>
-          <w:color w:val="0000FF"/>
-          <w:sz w:val="24"/>
-        </w:rPr>
-        <w:hyperlink r:id="rId11" w:history="1">
-          <w:r>
-            <w:rPr>
-              <w:rStyle w:val="Hyperlink"/>
-            </w:rPr>
-            <w:t>a</w:t>
-          </w:r>
-        </w:hyperlink>
-      </w:r>
-      <w:r>
-        <w:rPr>
-          <w:rFonts w:ascii="Charis SIL Regular" w:hAnsi="Charis SIL Regular" w:eastAsia="Charis SIL Regular"/>
-          <w:b w:val="0"/>
-          <w:i w:val="0"/>
-          <w:color w:val="0000FF"/>
-          <w:sz w:val="24"/>
-        </w:rPr>
-        <w:hyperlink r:id="rId11" w:history="1">
-          <w:r>
-            <w:rPr>
-              <w:rStyle w:val="Hyperlink"/>
-            </w:rPr>
-            <w:t>tin,</w:t>
-          </w:r>
-        </w:hyperlink>
-      </w:r>
-      <w:r>
-        <w:rPr>
-          <w:rFonts w:ascii="Charis SIL Regular" w:hAnsi="Charis SIL Regular" w:eastAsia="Charis SIL Regular"/>
-          <w:b w:val="0"/>
-          <w:i w:val="0"/>
-          <w:color w:val="0000FF"/>
-          <w:sz w:val="24"/>
-        </w:rPr>
-        <w:t xml:space="preserve"> </w:t>
-      </w:r>
-      <w:r>
-        <w:rPr>
-          <w:rFonts w:ascii="Charis SIL Regular" w:hAnsi="Charis SIL Regular" w:eastAsia="Charis SIL Regular"/>
-          <w:b w:val="0"/>
-          <w:i w:val="0"/>
-          <w:color w:val="0000FF"/>
-          <w:sz w:val="24"/>
-        </w:rPr>
-        <w:hyperlink r:id="rId11" w:history="1">
-          <w:r>
-            <w:rPr>
-              <w:rStyle w:val="Hyperlink"/>
-            </w:rPr>
-            <w:t>pal</w:t>
-          </w:r>
-        </w:hyperlink>
-      </w:r>
-      <w:r>
-        <w:rPr>
-          <w:rFonts w:ascii="Charis SIL Regular" w:hAnsi="Charis SIL Regular" w:eastAsia="Charis SIL Regular"/>
-          <w:b w:val="0"/>
-          <w:i w:val="0"/>
-          <w:color w:val="0000FF"/>
-          <w:sz w:val="24"/>
-        </w:rPr>
-        <w:t>m</w:t>
-      </w:r>
-      <w:r>
-        <w:rPr>
-          <w:rFonts w:ascii="Charis SIL Regular" w:hAnsi="Charis SIL Regular" w:eastAsia="Charis SIL Regular"/>
-          <w:b w:val="0"/>
-          <w:i w:val="0"/>
-          <w:color w:val="0000FF"/>
-          <w:sz w:val="24"/>
-        </w:rPr>
-        <w:t xml:space="preserve"> </w:t>
-      </w:r>
-      <w:r>
-        <w:rPr>
-          <w:rFonts w:ascii="Charis SIL Regular" w:hAnsi="Charis SIL Regular" w:eastAsia="Charis SIL Regular"/>
-          <w:b w:val="0"/>
-          <w:i w:val="0"/>
-          <w:color w:val="0000FF"/>
-          <w:sz w:val="24"/>
-        </w:rPr>
-        <w:hyperlink r:id="rId11" w:history="1">
-          <w:r>
-            <w:rPr>
-              <w:rStyle w:val="Hyperlink"/>
-            </w:rPr>
-            <w:t>l</w:t>
-          </w:r>
-        </w:hyperlink>
-      </w:r>
-      <w:r>
-        <w:rPr>
-          <w:rFonts w:ascii="Charis SIL Regular" w:hAnsi="Charis SIL Regular" w:eastAsia="Charis SIL Regular"/>
-          <w:b w:val="0"/>
-          <w:i w:val="0"/>
-          <w:color w:val="0000FF"/>
-          <w:sz w:val="24"/>
-        </w:rPr>
-        <w:hyperlink r:id="rId11" w:history="1">
-          <w:r>
-            <w:rPr>
-              <w:rStyle w:val="Hyperlink"/>
-            </w:rPr>
-            <w:t>e</w:t>
-          </w:r>
-        </w:hyperlink>
-      </w:r>
-      <w:r>
-        <w:rPr>
-          <w:rFonts w:ascii="Charis SIL Regular" w:hAnsi="Charis SIL Regular" w:eastAsia="Charis SIL Regular"/>
-          <w:b w:val="0"/>
-          <w:i w:val="0"/>
-          <w:color w:val="0000FF"/>
-          <w:sz w:val="24"/>
-        </w:rPr>
-        <w:hyperlink r:id="rId11" w:history="1">
-          <w:r>
-            <w:rPr>
-              <w:rStyle w:val="Hyperlink"/>
-            </w:rPr>
-            <w:t>af</w:t>
-          </w:r>
-        </w:hyperlink>
-      </w:r>
-      <w:r>
-        <w:rPr>
-          <w:rFonts w:ascii="Charis SIL Regular" w:hAnsi="Charis SIL Regular" w:eastAsia="Charis SIL Regular"/>
-          <w:b w:val="0"/>
-          <w:i w:val="0"/>
-          <w:color w:val="0000FF"/>
-          <w:sz w:val="24"/>
-        </w:rPr>
-        <w:t xml:space="preserve"> </w:t>
-      </w:r>
-      <w:r>
-        <w:rPr>
-          <w:rFonts w:ascii="Charis SIL Regular" w:hAnsi="Charis SIL Regular" w:eastAsia="Charis SIL Regular"/>
-          <w:b w:val="0"/>
-          <w:i w:val="0"/>
-          <w:color w:val="0000FF"/>
-          <w:sz w:val="24"/>
-        </w:rPr>
-        <w:hyperlink r:id="rId11" w:history="1">
-          <w:r>
-            <w:rPr>
-              <w:rStyle w:val="Hyperlink"/>
-            </w:rPr>
-            <w:t>with</w:t>
-          </w:r>
-        </w:hyperlink>
-      </w:r>
-      <w:r>
-        <w:rPr>
-          <w:rFonts w:ascii="Charis SIL Regular" w:hAnsi="Charis SIL Regular" w:eastAsia="Charis SIL Regular"/>
-          <w:b w:val="0"/>
-          <w:i w:val="0"/>
-          <w:color w:val="0000FF"/>
-          <w:sz w:val="24"/>
-        </w:rPr>
-        <w:t xml:space="preserve"> </w:t>
-      </w:r>
-      <w:r>
-        <w:rPr>
-          <w:rFonts w:ascii="Charis SIL Regular" w:hAnsi="Charis SIL Regular" w:eastAsia="Charis SIL Regular"/>
-          <w:b w:val="0"/>
-          <w:i w:val="0"/>
-          <w:color w:val="0000FF"/>
-          <w:sz w:val="24"/>
-        </w:rPr>
-        <w:hyperlink r:id="rId11" w:history="1">
-          <w:r>
-            <w:rPr>
-              <w:rStyle w:val="Hyperlink"/>
-            </w:rPr>
-            <w:t>go</w:t>
-          </w:r>
-        </w:hyperlink>
-      </w:r>
-      <w:r>
-        <w:rPr>
-          <w:rFonts w:ascii="Charis SIL Regular" w:hAnsi="Charis SIL Regular" w:eastAsia="Charis SIL Regular"/>
-          <w:b w:val="0"/>
-          <w:i w:val="0"/>
-          <w:color w:val="0000FF"/>
-          <w:sz w:val="24"/>
-        </w:rPr>
-        <w:hyperlink r:id="rId11" w:history="1">
-          <w:r>
-            <w:rPr>
-              <w:rStyle w:val="Hyperlink"/>
-            </w:rPr>
-            <w:t>l</w:t>
-          </w:r>
-        </w:hyperlink>
-      </w:r>
-      <w:r>
-        <w:rPr>
-          <w:rFonts w:ascii="Charis SIL Regular" w:hAnsi="Charis SIL Regular" w:eastAsia="Charis SIL Regular"/>
-          <w:b w:val="0"/>
-          <w:i w:val="0"/>
-          <w:color w:val="0000FF"/>
-          <w:sz w:val="24"/>
-        </w:rPr>
-        <w:hyperlink r:id="rId11" w:history="1">
-          <w:r>
-            <w:rPr>
-              <w:rStyle w:val="Hyperlink"/>
-            </w:rPr>
-            <w:t>d-</w:t>
-          </w:r>
-        </w:hyperlink>
-      </w:r>
-      <w:r>
-        <w:rPr>
-          <w:rFonts w:ascii="Charis SIL Regular" w:hAnsi="Charis SIL Regular" w:eastAsia="Charis SIL Regular"/>
-          <w:b w:val="0"/>
-          <w:i w:val="0"/>
-          <w:color w:val="0000FF"/>
-          <w:sz w:val="24"/>
-        </w:rPr>
-        <w:hyperlink r:id="rId11" w:history="1">
-          <w:r>
-            <w:rPr>
-              <w:rStyle w:val="Hyperlink"/>
-            </w:rPr>
-            <w:t>thread</w:t>
-          </w:r>
-        </w:hyperlink>
+        <w:t>on Ceylon, mid-eighteenth century. Partly in Latin, palm leaf with gold-thread</w:t>
       </w:r>
       <w:r>
         <w:rPr>

--- a/EXPORTS/DOCX/review/niveau2/Dutch/Sri Lanka.docx
+++ b/EXPORTS/DOCX/review/niveau2/Dutch/Sri Lanka.docx
@@ -645,13 +645,32 @@
           <w:i w:val="0"/>
           <w:color w:val="0000FF"/>
           <w:sz w:val="24"/>
+          <w:u w:val="single"/>
         </w:rPr>
         <w:hyperlink r:id="rId9" w:history="1">
           <w:r>
             <w:rPr>
               <w:rStyle w:val="Hyperlink"/>
             </w:rPr>
-            <w:t>1746</w:t>
+            <w:t>174</w:t>
+          </w:r>
+        </w:hyperlink>
+      </w:r>
+      <w:r>
+        <w:rPr>
+          <w:rFonts w:ascii="Charis SIL Regular" w:hAnsi="Charis SIL Regular" w:eastAsia="Charis SIL Regular"/>
+          <w:b w:val="0"/>
+          <w:i w:val="0"/>
+          <w:color w:val="0000FF"/>
+          <w:sz w:val="24"/>
+          <w:u w:val="single"/>
+        </w:rPr>
+        <w:hyperlink r:id="rId9" w:history="1">
+          <w:r>
+            <w:rPr>
+              <w:rStyle w:val="Hyperlink"/>
+            </w:rPr>
+            <w:t>6</w:t>
           </w:r>
         </w:hyperlink>
       </w:r>
@@ -868,16 +887,8 @@
           <w:i w:val="0"/>
           <w:color w:val="0000FF"/>
           <w:sz w:val="24"/>
-          <w:u w:val="single"/>
-        </w:rPr>
-        <w:hyperlink r:id="rId9" w:history="1">
-          <w:r>
-            <w:rPr>
-              <w:rStyle w:val="Hyperlink"/>
-            </w:rPr>
-            <w:t>m</w:t>
-          </w:r>
-        </w:hyperlink>
+        </w:rPr>
+        <w:t>m</w:t>
       </w:r>
       <w:r>
         <w:rPr>
@@ -1051,7 +1062,72 @@
           <w:sz w:val="24"/>
           <w:u w:val="single"/>
         </w:rPr>
-        <w:t>× 3 cm</w:t>
+        <w:hyperlink r:id="rId9" w:history="1">
+          <w:r>
+            <w:rPr>
+              <w:rStyle w:val="Hyperlink"/>
+            </w:rPr>
+            <w:t>×</w:t>
+          </w:r>
+        </w:hyperlink>
+      </w:r>
+      <w:r>
+        <w:rPr>
+          <w:rFonts w:ascii="Charis SIL Regular" w:hAnsi="Charis SIL Regular" w:eastAsia="Charis SIL Regular"/>
+          <w:b w:val="0"/>
+          <w:i w:val="0"/>
+          <w:color w:val="0000FF"/>
+          <w:sz w:val="24"/>
+          <w:u w:val="single"/>
+        </w:rPr>
+        <w:t xml:space="preserve"> </w:t>
+      </w:r>
+      <w:r>
+        <w:rPr>
+          <w:rFonts w:ascii="Charis SIL Regular" w:hAnsi="Charis SIL Regular" w:eastAsia="Charis SIL Regular"/>
+          <w:b w:val="0"/>
+          <w:i w:val="0"/>
+          <w:color w:val="0000FF"/>
+          <w:sz w:val="24"/>
+          <w:u w:val="single"/>
+        </w:rPr>
+        <w:hyperlink r:id="rId9" w:history="1">
+          <w:r>
+            <w:rPr>
+              <w:rStyle w:val="Hyperlink"/>
+            </w:rPr>
+            <w:t>3</w:t>
+          </w:r>
+        </w:hyperlink>
+      </w:r>
+      <w:r>
+        <w:rPr>
+          <w:rFonts w:ascii="Charis SIL Regular" w:hAnsi="Charis SIL Regular" w:eastAsia="Charis SIL Regular"/>
+          <w:b w:val="0"/>
+          <w:i w:val="0"/>
+          <w:color w:val="0000FF"/>
+          <w:sz w:val="24"/>
+          <w:u w:val="single"/>
+        </w:rPr>
+        <w:t xml:space="preserve"> </w:t>
+      </w:r>
+      <w:r>
+        <w:rPr>
+          <w:rFonts w:ascii="Charis SIL Regular" w:hAnsi="Charis SIL Regular" w:eastAsia="Charis SIL Regular"/>
+          <w:b w:val="0"/>
+          <w:i w:val="0"/>
+          <w:color w:val="0000FF"/>
+          <w:sz w:val="24"/>
+          <w:u w:val="single"/>
+        </w:rPr>
+        <w:hyperlink r:id="rId9" w:history="1">
+          <w:r>
+            <w:rPr>
+              <w:rStyle w:val="Hyperlink"/>
+            </w:rPr>
+            <w:t>cm</w:t>
+          </w:r>
+        </w:hyperlink>
       </w:r>
       <w:r>
         <w:rPr>
@@ -1265,7 +1341,7 @@
           <w:color w:val="0000FF"/>
           <w:sz w:val="24"/>
         </w:rPr>
-        <w:hyperlink r:id="rId9" w:history="1">
+        <w:hyperlink r:id="rId10" w:history="1">
           <w:r>
             <w:rPr>
               <w:rStyle w:val="Hyperlink"/>
@@ -1292,7 +1368,7 @@
           <w:color w:val="0000FF"/>
           <w:sz w:val="24"/>
         </w:rPr>
-        <w:hyperlink r:id="rId9" w:history="1">
+        <w:hyperlink r:id="rId10" w:history="1">
           <w:r>
             <w:rPr>
               <w:rStyle w:val="Hyperlink"/>
@@ -1319,7 +1395,7 @@
           <w:color w:val="0000FF"/>
           <w:sz w:val="24"/>
         </w:rPr>
-        <w:hyperlink r:id="rId9" w:history="1">
+        <w:hyperlink r:id="rId10" w:history="1">
           <w:r>
             <w:rPr>
               <w:rStyle w:val="Hyperlink"/>
@@ -1336,7 +1412,7 @@
           <w:color w:val="0000FF"/>
           <w:sz w:val="24"/>
         </w:rPr>
-        <w:hyperlink r:id="rId9" w:history="1">
+        <w:hyperlink r:id="rId10" w:history="1">
           <w:r>
             <w:rPr>
               <w:rStyle w:val="Hyperlink"/>
@@ -1353,7 +1429,7 @@
           <w:color w:val="0000FF"/>
           <w:sz w:val="24"/>
         </w:rPr>
-        <w:hyperlink r:id="rId9" w:history="1">
+        <w:hyperlink r:id="rId10" w:history="1">
           <w:r>
             <w:rPr>
               <w:rStyle w:val="Hyperlink"/>
@@ -1380,7 +1456,7 @@
           <w:color w:val="0000FF"/>
           <w:sz w:val="24"/>
         </w:rPr>
-        <w:hyperlink r:id="rId9" w:history="1">
+        <w:hyperlink r:id="rId10" w:history="1">
           <w:r>
             <w:rPr>
               <w:rStyle w:val="Hyperlink"/>
@@ -1397,7 +1473,7 @@
           <w:color w:val="0000FF"/>
           <w:sz w:val="24"/>
         </w:rPr>
-        <w:hyperlink r:id="rId9" w:history="1">
+        <w:hyperlink r:id="rId10" w:history="1">
           <w:r>
             <w:rPr>
               <w:rStyle w:val="Hyperlink"/>
@@ -1414,7 +1490,7 @@
           <w:color w:val="0000FF"/>
           <w:sz w:val="24"/>
         </w:rPr>
-        <w:hyperlink r:id="rId9" w:history="1">
+        <w:hyperlink r:id="rId10" w:history="1">
           <w:r>
             <w:rPr>
               <w:rStyle w:val="Hyperlink"/>
@@ -1431,7 +1507,7 @@
           <w:color w:val="0000FF"/>
           <w:sz w:val="24"/>
         </w:rPr>
-        <w:hyperlink r:id="rId9" w:history="1">
+        <w:hyperlink r:id="rId10" w:history="1">
           <w:r>
             <w:rPr>
               <w:rStyle w:val="Hyperlink"/>
@@ -1448,7 +1524,7 @@
           <w:color w:val="0000FF"/>
           <w:sz w:val="24"/>
         </w:rPr>
-        <w:hyperlink r:id="rId9" w:history="1">
+        <w:hyperlink r:id="rId10" w:history="1">
           <w:r>
             <w:rPr>
               <w:rStyle w:val="Hyperlink"/>
@@ -1475,7 +1551,7 @@
           <w:color w:val="0000FF"/>
           <w:sz w:val="24"/>
         </w:rPr>
-        <w:hyperlink r:id="rId9" w:history="1">
+        <w:hyperlink r:id="rId10" w:history="1">
           <w:r>
             <w:rPr>
               <w:rStyle w:val="Hyperlink"/>
@@ -2882,164 +2958,8 @@
           <w:i w:val="0"/>
           <w:color w:val="0000FF"/>
           <w:sz w:val="24"/>
-          <w:u w:val="single"/>
-        </w:rPr>
-        <w:hyperlink r:id="rId10" w:history="1">
-          <w:r>
-            <w:rPr>
-              <w:rStyle w:val="Hyperlink"/>
-            </w:rPr>
-            <w:t>and</w:t>
-          </w:r>
-        </w:hyperlink>
-      </w:r>
-      <w:r>
-        <w:rPr>
-          <w:rFonts w:ascii="Charis SIL Regular" w:hAnsi="Charis SIL Regular" w:eastAsia="Charis SIL Regular"/>
-          <w:b w:val="0"/>
-          <w:i w:val="0"/>
-          <w:color w:val="0000FF"/>
-          <w:sz w:val="24"/>
-          <w:u w:val="single"/>
-        </w:rPr>
-        <w:t xml:space="preserve"> </w:t>
-      </w:r>
-      <w:r>
-        <w:rPr>
-          <w:rFonts w:ascii="Charis SIL Regular" w:hAnsi="Charis SIL Regular" w:eastAsia="Charis SIL Regular"/>
-          <w:b w:val="0"/>
-          <w:i w:val="0"/>
-          <w:color w:val="0000FF"/>
-          <w:sz w:val="24"/>
-          <w:u w:val="single"/>
-        </w:rPr>
-        <w:hyperlink r:id="rId10" w:history="1">
-          <w:r>
-            <w:rPr>
-              <w:rStyle w:val="Hyperlink"/>
-            </w:rPr>
-            <w:t>de</w:t>
-          </w:r>
-        </w:hyperlink>
-      </w:r>
-      <w:r>
-        <w:rPr>
-          <w:rFonts w:ascii="Charis SIL Regular" w:hAnsi="Charis SIL Regular" w:eastAsia="Charis SIL Regular"/>
-          <w:b w:val="0"/>
-          <w:i w:val="0"/>
-          <w:color w:val="0000FF"/>
-          <w:sz w:val="24"/>
-          <w:u w:val="single"/>
-        </w:rPr>
-        <w:hyperlink r:id="rId10" w:history="1">
-          <w:r>
-            <w:rPr>
-              <w:rStyle w:val="Hyperlink"/>
-            </w:rPr>
-            <w:t>co</w:t>
-          </w:r>
-        </w:hyperlink>
-      </w:r>
-      <w:r>
-        <w:rPr>
-          <w:rFonts w:ascii="Charis SIL Regular" w:hAnsi="Charis SIL Regular" w:eastAsia="Charis SIL Regular"/>
-          <w:b w:val="0"/>
-          <w:i w:val="0"/>
-          <w:color w:val="0000FF"/>
-          <w:sz w:val="24"/>
-          <w:u w:val="single"/>
-        </w:rPr>
-        <w:hyperlink r:id="rId10" w:history="1">
-          <w:r>
-            <w:rPr>
-              <w:rStyle w:val="Hyperlink"/>
-            </w:rPr>
-            <w:t>r</w:t>
-          </w:r>
-        </w:hyperlink>
-      </w:r>
-      <w:r>
-        <w:rPr>
-          <w:rFonts w:ascii="Charis SIL Regular" w:hAnsi="Charis SIL Regular" w:eastAsia="Charis SIL Regular"/>
-          <w:b w:val="0"/>
-          <w:i w:val="0"/>
-          <w:color w:val="0000FF"/>
-          <w:sz w:val="24"/>
-          <w:u w:val="single"/>
-        </w:rPr>
-        <w:hyperlink r:id="rId10" w:history="1">
-          <w:r>
-            <w:rPr>
-              <w:rStyle w:val="Hyperlink"/>
-            </w:rPr>
-            <w:t>ations</w:t>
-          </w:r>
-        </w:hyperlink>
-      </w:r>
-      <w:r>
-        <w:rPr>
-          <w:rFonts w:ascii="Charis SIL Regular" w:hAnsi="Charis SIL Regular" w:eastAsia="Charis SIL Regular"/>
-          <w:b w:val="0"/>
-          <w:i w:val="0"/>
-          <w:color w:val="0000FF"/>
-          <w:sz w:val="24"/>
-          <w:u w:val="single"/>
-        </w:rPr>
-        <w:t xml:space="preserve"> </w:t>
-      </w:r>
-      <w:r>
-        <w:rPr>
-          <w:rFonts w:ascii="Charis SIL Regular" w:hAnsi="Charis SIL Regular" w:eastAsia="Charis SIL Regular"/>
-          <w:b w:val="0"/>
-          <w:i w:val="0"/>
-          <w:color w:val="0000FF"/>
-          <w:sz w:val="24"/>
-          <w:u w:val="single"/>
-        </w:rPr>
-        <w:hyperlink r:id="rId10" w:history="1">
-          <w:r>
-            <w:rPr>
-              <w:rStyle w:val="Hyperlink"/>
-            </w:rPr>
-            <w:t>(</w:t>
-          </w:r>
-        </w:hyperlink>
-      </w:r>
-      <w:r>
-        <w:rPr>
-          <w:rFonts w:ascii="Charis SIL Regular" w:hAnsi="Charis SIL Regular" w:eastAsia="Charis SIL Regular"/>
-          <w:b w:val="0"/>
-          <w:i w:val="0"/>
-          <w:color w:val="0000FF"/>
-          <w:sz w:val="24"/>
-          <w:u w:val="single"/>
-        </w:rPr>
-        <w:hyperlink r:id="rId10" w:history="1">
-          <w:r>
-            <w:rPr>
-              <w:rStyle w:val="Hyperlink"/>
-            </w:rPr>
-            <w:t>len</w:t>
-          </w:r>
-        </w:hyperlink>
-      </w:r>
-      <w:r>
-        <w:rPr>
-          <w:rFonts w:ascii="Charis SIL Regular" w:hAnsi="Charis SIL Regular" w:eastAsia="Charis SIL Regular"/>
-          <w:b w:val="0"/>
-          <w:i w:val="0"/>
-          <w:color w:val="0000FF"/>
-          <w:sz w:val="24"/>
-          <w:u w:val="single"/>
-        </w:rPr>
-        <w:hyperlink r:id="rId10" w:history="1">
-          <w:r>
-            <w:rPr>
-              <w:rStyle w:val="Hyperlink"/>
-            </w:rPr>
-            <w:t>gt</w:t>
-          </w:r>
-        </w:hyperlink>
+        </w:rPr>
+        <w:t>and decorations (lengt</w:t>
       </w:r>
       <w:r>
         <w:rPr>
@@ -3153,16 +3073,8 @@
           <w:i w:val="0"/>
           <w:color w:val="0000FF"/>
           <w:sz w:val="24"/>
-          <w:u w:val="single"/>
-        </w:rPr>
-        <w:hyperlink r:id="rId10" w:history="1">
-          <w:r>
-            <w:rPr>
-              <w:rStyle w:val="Hyperlink"/>
-            </w:rPr>
-            <w:t>m</w:t>
-          </w:r>
-        </w:hyperlink>
+        </w:rPr>
+        <w:t>m</w:t>
       </w:r>
       <w:r>
         <w:rPr>
@@ -3334,6 +3246,7 @@
           <w:i w:val="0"/>
           <w:color w:val="0000FF"/>
           <w:sz w:val="24"/>
+          <w:u w:val="single"/>
         </w:rPr>
         <w:hyperlink r:id="rId10" w:history="1">
           <w:r>
@@ -3430,7 +3343,14 @@
           <w:color w:val="0000FF"/>
           <w:sz w:val="24"/>
         </w:rPr>
-        <w:t>194</w:t>
+        <w:hyperlink r:id="rId10" w:history="1">
+          <w:r>
+            <w:rPr>
+              <w:rStyle w:val="Hyperlink"/>
+            </w:rPr>
+            <w:t>194</w:t>
+          </w:r>
+        </w:hyperlink>
       </w:r>
       <w:r>
         <w:rPr>
@@ -3745,7 +3665,7 @@
           <w:color w:val="0000FF"/>
           <w:sz w:val="24"/>
         </w:rPr>
-        <w:hyperlink r:id="rId10" w:history="1">
+        <w:hyperlink r:id="rId11" w:history="1">
           <w:r>
             <w:rPr>
               <w:rStyle w:val="Hyperlink"/>
@@ -3762,7 +3682,7 @@
           <w:color w:val="0000FF"/>
           <w:sz w:val="24"/>
         </w:rPr>
-        <w:hyperlink r:id="rId10" w:history="1">
+        <w:hyperlink r:id="rId11" w:history="1">
           <w:r>
             <w:rPr>
               <w:rStyle w:val="Hyperlink"/>
@@ -3779,7 +3699,7 @@
           <w:color w:val="0000FF"/>
           <w:sz w:val="24"/>
         </w:rPr>
-        <w:hyperlink r:id="rId10" w:history="1">
+        <w:hyperlink r:id="rId11" w:history="1">
           <w:r>
             <w:rPr>
               <w:rStyle w:val="Hyperlink"/>
@@ -3796,7 +3716,7 @@
           <w:color w:val="0000FF"/>
           <w:sz w:val="24"/>
         </w:rPr>
-        <w:hyperlink r:id="rId10" w:history="1">
+        <w:hyperlink r:id="rId11" w:history="1">
           <w:r>
             <w:rPr>
               <w:rStyle w:val="Hyperlink"/>
@@ -3823,7 +3743,7 @@
           <w:color w:val="0000FF"/>
           <w:sz w:val="24"/>
         </w:rPr>
-        <w:hyperlink r:id="rId10" w:history="1">
+        <w:hyperlink r:id="rId11" w:history="1">
           <w:r>
             <w:rPr>
               <w:rStyle w:val="Hyperlink"/>
@@ -3850,7 +3770,7 @@
           <w:color w:val="0000FF"/>
           <w:sz w:val="24"/>
         </w:rPr>
-        <w:hyperlink r:id="rId10" w:history="1">
+        <w:hyperlink r:id="rId11" w:history="1">
           <w:r>
             <w:rPr>
               <w:rStyle w:val="Hyperlink"/>
@@ -3992,7 +3912,549 @@
           <w:color w:val="0000FF"/>
           <w:sz w:val="24"/>
         </w:rPr>
-        <w:t>on Ceylon, mid-eighteenth century. Partly in Latin, palm leaf with gold-thread</w:t>
+        <w:hyperlink r:id="rId11" w:history="1">
+          <w:r>
+            <w:rPr>
+              <w:rStyle w:val="Hyperlink"/>
+            </w:rPr>
+            <w:t>on</w:t>
+          </w:r>
+        </w:hyperlink>
+      </w:r>
+      <w:r>
+        <w:rPr>
+          <w:rFonts w:ascii="Charis SIL Regular" w:hAnsi="Charis SIL Regular" w:eastAsia="Charis SIL Regular"/>
+          <w:b w:val="0"/>
+          <w:i w:val="0"/>
+          <w:color w:val="0000FF"/>
+          <w:sz w:val="24"/>
+        </w:rPr>
+        <w:t xml:space="preserve"> </w:t>
+      </w:r>
+      <w:r>
+        <w:rPr>
+          <w:rFonts w:ascii="Charis SIL Regular" w:hAnsi="Charis SIL Regular" w:eastAsia="Charis SIL Regular"/>
+          <w:b w:val="0"/>
+          <w:i w:val="0"/>
+          <w:color w:val="0000FF"/>
+          <w:sz w:val="24"/>
+        </w:rPr>
+        <w:hyperlink r:id="rId11" w:history="1">
+          <w:r>
+            <w:rPr>
+              <w:rStyle w:val="Hyperlink"/>
+            </w:rPr>
+            <w:t>Ceylon,</w:t>
+          </w:r>
+        </w:hyperlink>
+      </w:r>
+      <w:r>
+        <w:rPr>
+          <w:rFonts w:ascii="Charis SIL Regular" w:hAnsi="Charis SIL Regular" w:eastAsia="Charis SIL Regular"/>
+          <w:b w:val="0"/>
+          <w:i w:val="0"/>
+          <w:color w:val="0000FF"/>
+          <w:sz w:val="24"/>
+        </w:rPr>
+        <w:t xml:space="preserve"> </w:t>
+      </w:r>
+      <w:r>
+        <w:rPr>
+          <w:rFonts w:ascii="Charis SIL Regular" w:hAnsi="Charis SIL Regular" w:eastAsia="Charis SIL Regular"/>
+          <w:b w:val="0"/>
+          <w:i w:val="0"/>
+          <w:color w:val="0000FF"/>
+          <w:sz w:val="24"/>
+        </w:rPr>
+        <w:hyperlink r:id="rId11" w:history="1">
+          <w:r>
+            <w:rPr>
+              <w:rStyle w:val="Hyperlink"/>
+            </w:rPr>
+            <w:t>m</w:t>
+          </w:r>
+        </w:hyperlink>
+      </w:r>
+      <w:r>
+        <w:rPr>
+          <w:rFonts w:ascii="Charis SIL Regular" w:hAnsi="Charis SIL Regular" w:eastAsia="Charis SIL Regular"/>
+          <w:b w:val="0"/>
+          <w:i w:val="0"/>
+          <w:color w:val="0000FF"/>
+          <w:sz w:val="24"/>
+        </w:rPr>
+        <w:hyperlink r:id="rId11" w:history="1">
+          <w:r>
+            <w:rPr>
+              <w:rStyle w:val="Hyperlink"/>
+            </w:rPr>
+            <w:t>i</w:t>
+          </w:r>
+        </w:hyperlink>
+      </w:r>
+      <w:r>
+        <w:rPr>
+          <w:rFonts w:ascii="Charis SIL Regular" w:hAnsi="Charis SIL Regular" w:eastAsia="Charis SIL Regular"/>
+          <w:b w:val="0"/>
+          <w:i w:val="0"/>
+          <w:color w:val="0000FF"/>
+          <w:sz w:val="24"/>
+        </w:rPr>
+        <w:hyperlink r:id="rId11" w:history="1">
+          <w:r>
+            <w:rPr>
+              <w:rStyle w:val="Hyperlink"/>
+            </w:rPr>
+            <w:t>d-</w:t>
+          </w:r>
+        </w:hyperlink>
+      </w:r>
+      <w:r>
+        <w:rPr>
+          <w:rFonts w:ascii="Charis SIL Regular" w:hAnsi="Charis SIL Regular" w:eastAsia="Charis SIL Regular"/>
+          <w:b w:val="0"/>
+          <w:i w:val="0"/>
+          <w:color w:val="0000FF"/>
+          <w:sz w:val="24"/>
+        </w:rPr>
+        <w:hyperlink r:id="rId11" w:history="1">
+          <w:r>
+            <w:rPr>
+              <w:rStyle w:val="Hyperlink"/>
+            </w:rPr>
+            <w:t>eighteen</w:t>
+          </w:r>
+        </w:hyperlink>
+      </w:r>
+      <w:r>
+        <w:rPr>
+          <w:rFonts w:ascii="Charis SIL Regular" w:hAnsi="Charis SIL Regular" w:eastAsia="Charis SIL Regular"/>
+          <w:b w:val="0"/>
+          <w:i w:val="0"/>
+          <w:color w:val="0000FF"/>
+          <w:sz w:val="24"/>
+        </w:rPr>
+        <w:hyperlink r:id="rId11" w:history="1">
+          <w:r>
+            <w:rPr>
+              <w:rStyle w:val="Hyperlink"/>
+            </w:rPr>
+            <w:t>t</w:t>
+          </w:r>
+        </w:hyperlink>
+      </w:r>
+      <w:r>
+        <w:rPr>
+          <w:rFonts w:ascii="Charis SIL Regular" w:hAnsi="Charis SIL Regular" w:eastAsia="Charis SIL Regular"/>
+          <w:b w:val="0"/>
+          <w:i w:val="0"/>
+          <w:color w:val="0000FF"/>
+          <w:sz w:val="24"/>
+        </w:rPr>
+        <w:hyperlink r:id="rId11" w:history="1">
+          <w:r>
+            <w:rPr>
+              <w:rStyle w:val="Hyperlink"/>
+            </w:rPr>
+            <w:t>h</w:t>
+          </w:r>
+        </w:hyperlink>
+      </w:r>
+      <w:r>
+        <w:rPr>
+          <w:rFonts w:ascii="Charis SIL Regular" w:hAnsi="Charis SIL Regular" w:eastAsia="Charis SIL Regular"/>
+          <w:b w:val="0"/>
+          <w:i w:val="0"/>
+          <w:color w:val="0000FF"/>
+          <w:sz w:val="24"/>
+        </w:rPr>
+        <w:t xml:space="preserve"> </w:t>
+      </w:r>
+      <w:r>
+        <w:rPr>
+          <w:rFonts w:ascii="Charis SIL Regular" w:hAnsi="Charis SIL Regular" w:eastAsia="Charis SIL Regular"/>
+          <w:b w:val="0"/>
+          <w:i w:val="0"/>
+          <w:color w:val="0000FF"/>
+          <w:sz w:val="24"/>
+        </w:rPr>
+        <w:hyperlink r:id="rId11" w:history="1">
+          <w:r>
+            <w:rPr>
+              <w:rStyle w:val="Hyperlink"/>
+            </w:rPr>
+            <w:t>c</w:t>
+          </w:r>
+        </w:hyperlink>
+      </w:r>
+      <w:r>
+        <w:rPr>
+          <w:rFonts w:ascii="Charis SIL Regular" w:hAnsi="Charis SIL Regular" w:eastAsia="Charis SIL Regular"/>
+          <w:b w:val="0"/>
+          <w:i w:val="0"/>
+          <w:color w:val="0000FF"/>
+          <w:sz w:val="24"/>
+        </w:rPr>
+        <w:hyperlink r:id="rId11" w:history="1">
+          <w:r>
+            <w:rPr>
+              <w:rStyle w:val="Hyperlink"/>
+            </w:rPr>
+            <w:t>entury.</w:t>
+          </w:r>
+        </w:hyperlink>
+      </w:r>
+      <w:r>
+        <w:rPr>
+          <w:rFonts w:ascii="Charis SIL Regular" w:hAnsi="Charis SIL Regular" w:eastAsia="Charis SIL Regular"/>
+          <w:b w:val="0"/>
+          <w:i w:val="0"/>
+          <w:color w:val="0000FF"/>
+          <w:sz w:val="24"/>
+        </w:rPr>
+        <w:t xml:space="preserve"> </w:t>
+      </w:r>
+      <w:r>
+        <w:rPr>
+          <w:rFonts w:ascii="Charis SIL Regular" w:hAnsi="Charis SIL Regular" w:eastAsia="Charis SIL Regular"/>
+          <w:b w:val="0"/>
+          <w:i w:val="0"/>
+          <w:color w:val="0000FF"/>
+          <w:sz w:val="24"/>
+        </w:rPr>
+        <w:hyperlink r:id="rId11" w:history="1">
+          <w:r>
+            <w:rPr>
+              <w:rStyle w:val="Hyperlink"/>
+            </w:rPr>
+            <w:t>Par</w:t>
+          </w:r>
+        </w:hyperlink>
+      </w:r>
+      <w:r>
+        <w:rPr>
+          <w:rFonts w:ascii="Charis SIL Regular" w:hAnsi="Charis SIL Regular" w:eastAsia="Charis SIL Regular"/>
+          <w:b w:val="0"/>
+          <w:i w:val="0"/>
+          <w:color w:val="0000FF"/>
+          <w:sz w:val="24"/>
+        </w:rPr>
+        <w:hyperlink r:id="rId11" w:history="1">
+          <w:r>
+            <w:rPr>
+              <w:rStyle w:val="Hyperlink"/>
+            </w:rPr>
+            <w:t>t</w:t>
+          </w:r>
+        </w:hyperlink>
+      </w:r>
+      <w:r>
+        <w:rPr>
+          <w:rFonts w:ascii="Charis SIL Regular" w:hAnsi="Charis SIL Regular" w:eastAsia="Charis SIL Regular"/>
+          <w:b w:val="0"/>
+          <w:i w:val="0"/>
+          <w:color w:val="0000FF"/>
+          <w:sz w:val="24"/>
+        </w:rPr>
+        <w:hyperlink r:id="rId11" w:history="1">
+          <w:r>
+            <w:rPr>
+              <w:rStyle w:val="Hyperlink"/>
+            </w:rPr>
+            <w:t>ly</w:t>
+          </w:r>
+        </w:hyperlink>
+      </w:r>
+      <w:r>
+        <w:rPr>
+          <w:rFonts w:ascii="Charis SIL Regular" w:hAnsi="Charis SIL Regular" w:eastAsia="Charis SIL Regular"/>
+          <w:b w:val="0"/>
+          <w:i w:val="0"/>
+          <w:color w:val="0000FF"/>
+          <w:sz w:val="24"/>
+        </w:rPr>
+        <w:t xml:space="preserve"> </w:t>
+      </w:r>
+      <w:r>
+        <w:rPr>
+          <w:rFonts w:ascii="Charis SIL Regular" w:hAnsi="Charis SIL Regular" w:eastAsia="Charis SIL Regular"/>
+          <w:b w:val="0"/>
+          <w:i w:val="0"/>
+          <w:color w:val="0000FF"/>
+          <w:sz w:val="24"/>
+        </w:rPr>
+        <w:hyperlink r:id="rId11" w:history="1">
+          <w:r>
+            <w:rPr>
+              <w:rStyle w:val="Hyperlink"/>
+            </w:rPr>
+            <w:t>in</w:t>
+          </w:r>
+        </w:hyperlink>
+      </w:r>
+      <w:r>
+        <w:rPr>
+          <w:rFonts w:ascii="Charis SIL Regular" w:hAnsi="Charis SIL Regular" w:eastAsia="Charis SIL Regular"/>
+          <w:b w:val="0"/>
+          <w:i w:val="0"/>
+          <w:color w:val="0000FF"/>
+          <w:sz w:val="24"/>
+        </w:rPr>
+        <w:t xml:space="preserve"> </w:t>
+      </w:r>
+      <w:r>
+        <w:rPr>
+          <w:rFonts w:ascii="Charis SIL Regular" w:hAnsi="Charis SIL Regular" w:eastAsia="Charis SIL Regular"/>
+          <w:b w:val="0"/>
+          <w:i w:val="0"/>
+          <w:color w:val="0000FF"/>
+          <w:sz w:val="24"/>
+        </w:rPr>
+        <w:hyperlink r:id="rId11" w:history="1">
+          <w:r>
+            <w:rPr>
+              <w:rStyle w:val="Hyperlink"/>
+            </w:rPr>
+            <w:t>L</w:t>
+          </w:r>
+        </w:hyperlink>
+      </w:r>
+      <w:r>
+        <w:rPr>
+          <w:rFonts w:ascii="Charis SIL Regular" w:hAnsi="Charis SIL Regular" w:eastAsia="Charis SIL Regular"/>
+          <w:b w:val="0"/>
+          <w:i w:val="0"/>
+          <w:color w:val="0000FF"/>
+          <w:sz w:val="24"/>
+        </w:rPr>
+        <w:hyperlink r:id="rId11" w:history="1">
+          <w:r>
+            <w:rPr>
+              <w:rStyle w:val="Hyperlink"/>
+            </w:rPr>
+            <w:t>a</w:t>
+          </w:r>
+        </w:hyperlink>
+      </w:r>
+      <w:r>
+        <w:rPr>
+          <w:rFonts w:ascii="Charis SIL Regular" w:hAnsi="Charis SIL Regular" w:eastAsia="Charis SIL Regular"/>
+          <w:b w:val="0"/>
+          <w:i w:val="0"/>
+          <w:color w:val="0000FF"/>
+          <w:sz w:val="24"/>
+        </w:rPr>
+        <w:hyperlink r:id="rId11" w:history="1">
+          <w:r>
+            <w:rPr>
+              <w:rStyle w:val="Hyperlink"/>
+            </w:rPr>
+            <w:t>tin,</w:t>
+          </w:r>
+        </w:hyperlink>
+      </w:r>
+      <w:r>
+        <w:rPr>
+          <w:rFonts w:ascii="Charis SIL Regular" w:hAnsi="Charis SIL Regular" w:eastAsia="Charis SIL Regular"/>
+          <w:b w:val="0"/>
+          <w:i w:val="0"/>
+          <w:color w:val="0000FF"/>
+          <w:sz w:val="24"/>
+        </w:rPr>
+        <w:t xml:space="preserve"> </w:t>
+      </w:r>
+      <w:r>
+        <w:rPr>
+          <w:rFonts w:ascii="Charis SIL Regular" w:hAnsi="Charis SIL Regular" w:eastAsia="Charis SIL Regular"/>
+          <w:b w:val="0"/>
+          <w:i w:val="0"/>
+          <w:color w:val="0000FF"/>
+          <w:sz w:val="24"/>
+        </w:rPr>
+        <w:hyperlink r:id="rId11" w:history="1">
+          <w:r>
+            <w:rPr>
+              <w:rStyle w:val="Hyperlink"/>
+            </w:rPr>
+            <w:t>pal</w:t>
+          </w:r>
+        </w:hyperlink>
+      </w:r>
+      <w:r>
+        <w:rPr>
+          <w:rFonts w:ascii="Charis SIL Regular" w:hAnsi="Charis SIL Regular" w:eastAsia="Charis SIL Regular"/>
+          <w:b w:val="0"/>
+          <w:i w:val="0"/>
+          <w:color w:val="0000FF"/>
+          <w:sz w:val="24"/>
+        </w:rPr>
+        <w:t>m</w:t>
+      </w:r>
+      <w:r>
+        <w:rPr>
+          <w:rFonts w:ascii="Charis SIL Regular" w:hAnsi="Charis SIL Regular" w:eastAsia="Charis SIL Regular"/>
+          <w:b w:val="0"/>
+          <w:i w:val="0"/>
+          <w:color w:val="0000FF"/>
+          <w:sz w:val="24"/>
+        </w:rPr>
+        <w:t xml:space="preserve"> </w:t>
+      </w:r>
+      <w:r>
+        <w:rPr>
+          <w:rFonts w:ascii="Charis SIL Regular" w:hAnsi="Charis SIL Regular" w:eastAsia="Charis SIL Regular"/>
+          <w:b w:val="0"/>
+          <w:i w:val="0"/>
+          <w:color w:val="0000FF"/>
+          <w:sz w:val="24"/>
+        </w:rPr>
+        <w:hyperlink r:id="rId11" w:history="1">
+          <w:r>
+            <w:rPr>
+              <w:rStyle w:val="Hyperlink"/>
+            </w:rPr>
+            <w:t>l</w:t>
+          </w:r>
+        </w:hyperlink>
+      </w:r>
+      <w:r>
+        <w:rPr>
+          <w:rFonts w:ascii="Charis SIL Regular" w:hAnsi="Charis SIL Regular" w:eastAsia="Charis SIL Regular"/>
+          <w:b w:val="0"/>
+          <w:i w:val="0"/>
+          <w:color w:val="0000FF"/>
+          <w:sz w:val="24"/>
+        </w:rPr>
+        <w:hyperlink r:id="rId11" w:history="1">
+          <w:r>
+            <w:rPr>
+              <w:rStyle w:val="Hyperlink"/>
+            </w:rPr>
+            <w:t>e</w:t>
+          </w:r>
+        </w:hyperlink>
+      </w:r>
+      <w:r>
+        <w:rPr>
+          <w:rFonts w:ascii="Charis SIL Regular" w:hAnsi="Charis SIL Regular" w:eastAsia="Charis SIL Regular"/>
+          <w:b w:val="0"/>
+          <w:i w:val="0"/>
+          <w:color w:val="0000FF"/>
+          <w:sz w:val="24"/>
+        </w:rPr>
+        <w:hyperlink r:id="rId11" w:history="1">
+          <w:r>
+            <w:rPr>
+              <w:rStyle w:val="Hyperlink"/>
+            </w:rPr>
+            <w:t>af</w:t>
+          </w:r>
+        </w:hyperlink>
+      </w:r>
+      <w:r>
+        <w:rPr>
+          <w:rFonts w:ascii="Charis SIL Regular" w:hAnsi="Charis SIL Regular" w:eastAsia="Charis SIL Regular"/>
+          <w:b w:val="0"/>
+          <w:i w:val="0"/>
+          <w:color w:val="0000FF"/>
+          <w:sz w:val="24"/>
+        </w:rPr>
+        <w:t xml:space="preserve"> </w:t>
+      </w:r>
+      <w:r>
+        <w:rPr>
+          <w:rFonts w:ascii="Charis SIL Regular" w:hAnsi="Charis SIL Regular" w:eastAsia="Charis SIL Regular"/>
+          <w:b w:val="0"/>
+          <w:i w:val="0"/>
+          <w:color w:val="0000FF"/>
+          <w:sz w:val="24"/>
+        </w:rPr>
+        <w:hyperlink r:id="rId11" w:history="1">
+          <w:r>
+            <w:rPr>
+              <w:rStyle w:val="Hyperlink"/>
+            </w:rPr>
+            <w:t>with</w:t>
+          </w:r>
+        </w:hyperlink>
+      </w:r>
+      <w:r>
+        <w:rPr>
+          <w:rFonts w:ascii="Charis SIL Regular" w:hAnsi="Charis SIL Regular" w:eastAsia="Charis SIL Regular"/>
+          <w:b w:val="0"/>
+          <w:i w:val="0"/>
+          <w:color w:val="0000FF"/>
+          <w:sz w:val="24"/>
+        </w:rPr>
+        <w:t xml:space="preserve"> </w:t>
+      </w:r>
+      <w:r>
+        <w:rPr>
+          <w:rFonts w:ascii="Charis SIL Regular" w:hAnsi="Charis SIL Regular" w:eastAsia="Charis SIL Regular"/>
+          <w:b w:val="0"/>
+          <w:i w:val="0"/>
+          <w:color w:val="0000FF"/>
+          <w:sz w:val="24"/>
+        </w:rPr>
+        <w:hyperlink r:id="rId11" w:history="1">
+          <w:r>
+            <w:rPr>
+              <w:rStyle w:val="Hyperlink"/>
+            </w:rPr>
+            <w:t>go</w:t>
+          </w:r>
+        </w:hyperlink>
+      </w:r>
+      <w:r>
+        <w:rPr>
+          <w:rFonts w:ascii="Charis SIL Regular" w:hAnsi="Charis SIL Regular" w:eastAsia="Charis SIL Regular"/>
+          <w:b w:val="0"/>
+          <w:i w:val="0"/>
+          <w:color w:val="0000FF"/>
+          <w:sz w:val="24"/>
+        </w:rPr>
+        <w:hyperlink r:id="rId11" w:history="1">
+          <w:r>
+            <w:rPr>
+              <w:rStyle w:val="Hyperlink"/>
+            </w:rPr>
+            <w:t>l</w:t>
+          </w:r>
+        </w:hyperlink>
+      </w:r>
+      <w:r>
+        <w:rPr>
+          <w:rFonts w:ascii="Charis SIL Regular" w:hAnsi="Charis SIL Regular" w:eastAsia="Charis SIL Regular"/>
+          <w:b w:val="0"/>
+          <w:i w:val="0"/>
+          <w:color w:val="0000FF"/>
+          <w:sz w:val="24"/>
+        </w:rPr>
+        <w:hyperlink r:id="rId11" w:history="1">
+          <w:r>
+            <w:rPr>
+              <w:rStyle w:val="Hyperlink"/>
+            </w:rPr>
+            <w:t>d-</w:t>
+          </w:r>
+        </w:hyperlink>
+      </w:r>
+      <w:r>
+        <w:rPr>
+          <w:rFonts w:ascii="Charis SIL Regular" w:hAnsi="Charis SIL Regular" w:eastAsia="Charis SIL Regular"/>
+          <w:b w:val="0"/>
+          <w:i w:val="0"/>
+          <w:color w:val="0000FF"/>
+          <w:sz w:val="24"/>
+        </w:rPr>
+        <w:hyperlink r:id="rId11" w:history="1">
+          <w:r>
+            <w:rPr>
+              <w:rStyle w:val="Hyperlink"/>
+            </w:rPr>
+            <w:t>thread</w:t>
+          </w:r>
+        </w:hyperlink>
       </w:r>
       <w:r>
         <w:rPr>

--- a/EXPORTS/DOCX/review/niveau2/Dutch/Sri Lanka.docx
+++ b/EXPORTS/DOCX/review/niveau2/Dutch/Sri Lanka.docx
@@ -1078,7 +1078,6 @@
           <w:i w:val="0"/>
           <w:color w:val="0000FF"/>
           <w:sz w:val="24"/>
-          <w:u w:val="single"/>
         </w:rPr>
         <w:t xml:space="preserve"> </w:t>
       </w:r>
@@ -1175,7 +1174,7 @@
           <w:color w:val="0000FF"/>
           <w:sz w:val="24"/>
         </w:rPr>
-        <w:hyperlink r:id="rId9" w:history="1">
+        <w:hyperlink r:id="rId10" w:history="1">
           <w:r>
             <w:rPr>
               <w:rStyle w:val="Hyperlink"/>
@@ -1192,7 +1191,7 @@
           <w:color w:val="0000FF"/>
           <w:sz w:val="24"/>
         </w:rPr>
-        <w:hyperlink r:id="rId9" w:history="1">
+        <w:hyperlink r:id="rId10" w:history="1">
           <w:r>
             <w:rPr>
               <w:rStyle w:val="Hyperlink"/>
@@ -1209,7 +1208,7 @@
           <w:color w:val="0000FF"/>
           <w:sz w:val="24"/>
         </w:rPr>
-        <w:hyperlink r:id="rId9" w:history="1">
+        <w:hyperlink r:id="rId10" w:history="1">
           <w:r>
             <w:rPr>
               <w:rStyle w:val="Hyperlink"/>
@@ -1236,7 +1235,7 @@
           <w:color w:val="0000FF"/>
           <w:sz w:val="24"/>
         </w:rPr>
-        <w:hyperlink r:id="rId9" w:history="1">
+        <w:hyperlink r:id="rId10" w:history="1">
           <w:r>
             <w:rPr>
               <w:rStyle w:val="Hyperlink"/>
@@ -1253,7 +1252,7 @@
           <w:color w:val="0000FF"/>
           <w:sz w:val="24"/>
         </w:rPr>
-        <w:hyperlink r:id="rId9" w:history="1">
+        <w:hyperlink r:id="rId10" w:history="1">
           <w:r>
             <w:rPr>
               <w:rStyle w:val="Hyperlink"/>
@@ -1270,7 +1269,7 @@
           <w:color w:val="0000FF"/>
           <w:sz w:val="24"/>
         </w:rPr>
-        <w:hyperlink r:id="rId9" w:history="1">
+        <w:hyperlink r:id="rId10" w:history="1">
           <w:r>
             <w:rPr>
               <w:rStyle w:val="Hyperlink"/>
@@ -1287,7 +1286,7 @@
           <w:color w:val="0000FF"/>
           <w:sz w:val="24"/>
         </w:rPr>
-        <w:hyperlink r:id="rId9" w:history="1">
+        <w:hyperlink r:id="rId10" w:history="1">
           <w:r>
             <w:rPr>
               <w:rStyle w:val="Hyperlink"/>
@@ -1314,7 +1313,7 @@
           <w:color w:val="0000FF"/>
           <w:sz w:val="24"/>
         </w:rPr>
-        <w:hyperlink r:id="rId9" w:history="1">
+        <w:hyperlink r:id="rId10" w:history="1">
           <w:r>
             <w:rPr>
               <w:rStyle w:val="Hyperlink"/>
@@ -1524,6 +1523,849 @@
           <w:color w:val="0000FF"/>
           <w:sz w:val="24"/>
         </w:rPr>
+        <w:hyperlink r:id="rId9" w:history="1">
+          <w:r>
+            <w:rPr>
+              <w:rStyle w:val="Hyperlink"/>
+            </w:rPr>
+            <w:t>a</w:t>
+          </w:r>
+        </w:hyperlink>
+      </w:r>
+      <w:r>
+        <w:rPr>
+          <w:rFonts w:ascii="Charis SIL Regular" w:hAnsi="Charis SIL Regular" w:eastAsia="Charis SIL Regular"/>
+          <w:b w:val="0"/>
+          <w:i w:val="0"/>
+          <w:color w:val="0000FF"/>
+          <w:sz w:val="24"/>
+        </w:rPr>
+        <w:t xml:space="preserve"> </w:t>
+      </w:r>
+      <w:r>
+        <w:rPr>
+          <w:rFonts w:ascii="Charis SIL Regular" w:hAnsi="Charis SIL Regular" w:eastAsia="Charis SIL Regular"/>
+          <w:b w:val="0"/>
+          <w:i w:val="0"/>
+          <w:color w:val="0000FF"/>
+          <w:sz w:val="24"/>
+        </w:rPr>
+        <w:hyperlink r:id="rId9" w:history="1">
+          <w:r>
+            <w:rPr>
+              <w:rStyle w:val="Hyperlink"/>
+            </w:rPr>
+            <w:t>of</w:t>
+          </w:r>
+        </w:hyperlink>
+      </w:r>
+      <w:r>
+        <w:rPr>
+          <w:rFonts w:ascii="Charis SIL Regular" w:hAnsi="Charis SIL Regular" w:eastAsia="Charis SIL Regular"/>
+          <w:b w:val="0"/>
+          <w:i w:val="0"/>
+          <w:color w:val="0000FF"/>
+          <w:sz w:val="24"/>
+        </w:rPr>
+        <w:t xml:space="preserve"> </w:t>
+      </w:r>
+      <w:r>
+        <w:rPr>
+          <w:rFonts w:ascii="Charis SIL Regular" w:hAnsi="Charis SIL Regular" w:eastAsia="Charis SIL Regular"/>
+          <w:b w:val="0"/>
+          <w:i w:val="0"/>
+          <w:color w:val="0000FF"/>
+          <w:sz w:val="24"/>
+        </w:rPr>
+        <w:hyperlink r:id="rId9" w:history="1">
+          <w:r>
+            <w:rPr>
+              <w:rStyle w:val="Hyperlink"/>
+            </w:rPr>
+            <w:t>Kan</w:t>
+          </w:r>
+        </w:hyperlink>
+      </w:r>
+      <w:r>
+        <w:rPr>
+          <w:rFonts w:ascii="Charis SIL Regular" w:hAnsi="Charis SIL Regular" w:eastAsia="Charis SIL Regular"/>
+          <w:b w:val="0"/>
+          <w:i w:val="0"/>
+          <w:color w:val="0000FF"/>
+          <w:sz w:val="24"/>
+        </w:rPr>
+        <w:hyperlink r:id="rId10" w:history="1">
+          <w:r>
+            <w:rPr>
+              <w:rStyle w:val="Hyperlink"/>
+            </w:rPr>
+            <w:t>dy</w:t>
+          </w:r>
+        </w:hyperlink>
+      </w:r>
+      <w:r>
+        <w:rPr>
+          <w:rFonts w:ascii="Charis SIL Regular" w:hAnsi="Charis SIL Regular" w:eastAsia="Charis SIL Regular"/>
+          <w:b w:val="0"/>
+          <w:i w:val="0"/>
+          <w:color w:val="0000FF"/>
+          <w:sz w:val="24"/>
+        </w:rPr>
+        <w:t xml:space="preserve"> </w:t>
+      </w:r>
+      <w:r>
+        <w:rPr>
+          <w:rFonts w:ascii="Charis SIL Regular" w:hAnsi="Charis SIL Regular" w:eastAsia="Charis SIL Regular"/>
+          <w:b w:val="0"/>
+          <w:i w:val="0"/>
+          <w:color w:val="0000FF"/>
+          <w:sz w:val="24"/>
+        </w:rPr>
+        <w:hyperlink r:id="rId10" w:history="1">
+          <w:r>
+            <w:rPr>
+              <w:rStyle w:val="Hyperlink"/>
+            </w:rPr>
+            <w:t>(or</w:t>
+          </w:r>
+        </w:hyperlink>
+      </w:r>
+      <w:r>
+        <w:rPr>
+          <w:rFonts w:ascii="Charis SIL Regular" w:hAnsi="Charis SIL Regular" w:eastAsia="Charis SIL Regular"/>
+          <w:b w:val="0"/>
+          <w:i w:val="0"/>
+          <w:color w:val="0000FF"/>
+          <w:sz w:val="24"/>
+        </w:rPr>
+        <w:t xml:space="preserve"> </w:t>
+      </w:r>
+      <w:r>
+        <w:rPr>
+          <w:rFonts w:ascii="Charis SIL Regular" w:hAnsi="Charis SIL Regular" w:eastAsia="Charis SIL Regular"/>
+          <w:b w:val="0"/>
+          <w:i w:val="0"/>
+          <w:color w:val="0000FF"/>
+          <w:sz w:val="24"/>
+        </w:rPr>
+        <w:hyperlink r:id="rId10" w:history="1">
+          <w:r>
+            <w:rPr>
+              <w:rStyle w:val="Hyperlink"/>
+            </w:rPr>
+            <w:t>his</w:t>
+          </w:r>
+        </w:hyperlink>
+      </w:r>
+      <w:r>
+        <w:rPr>
+          <w:rFonts w:ascii="Charis SIL Regular" w:hAnsi="Charis SIL Regular" w:eastAsia="Charis SIL Regular"/>
+          <w:b w:val="0"/>
+          <w:i w:val="0"/>
+          <w:color w:val="0000FF"/>
+          <w:sz w:val="24"/>
+        </w:rPr>
+        <w:t xml:space="preserve"> </w:t>
+      </w:r>
+      <w:r>
+        <w:rPr>
+          <w:rFonts w:ascii="Charis SIL Regular" w:hAnsi="Charis SIL Regular" w:eastAsia="Charis SIL Regular"/>
+          <w:b w:val="0"/>
+          <w:i w:val="0"/>
+          <w:color w:val="0000FF"/>
+          <w:sz w:val="24"/>
+        </w:rPr>
+        <w:hyperlink r:id="rId10" w:history="1">
+          <w:r>
+            <w:rPr>
+              <w:rStyle w:val="Hyperlink"/>
+            </w:rPr>
+            <w:t>court)</w:t>
+          </w:r>
+        </w:hyperlink>
+      </w:r>
+      <w:r>
+        <w:rPr>
+          <w:rFonts w:ascii="Charis SIL Regular" w:hAnsi="Charis SIL Regular" w:eastAsia="Charis SIL Regular"/>
+          <w:b w:val="0"/>
+          <w:i w:val="0"/>
+          <w:color w:val="0000FF"/>
+          <w:sz w:val="24"/>
+        </w:rPr>
+        <w:t xml:space="preserve"> </w:t>
+      </w:r>
+      <w:r>
+        <w:rPr>
+          <w:rFonts w:ascii="Charis SIL Regular" w:hAnsi="Charis SIL Regular" w:eastAsia="Charis SIL Regular"/>
+          <w:b w:val="0"/>
+          <w:i w:val="0"/>
+          <w:color w:val="0000FF"/>
+          <w:sz w:val="24"/>
+        </w:rPr>
+        <w:hyperlink r:id="rId10" w:history="1">
+          <w:r>
+            <w:rPr>
+              <w:rStyle w:val="Hyperlink"/>
+            </w:rPr>
+            <w:t>to</w:t>
+          </w:r>
+        </w:hyperlink>
+      </w:r>
+      <w:r>
+        <w:rPr>
+          <w:rFonts w:ascii="Charis SIL Regular" w:hAnsi="Charis SIL Regular" w:eastAsia="Charis SIL Regular"/>
+          <w:b w:val="0"/>
+          <w:i w:val="0"/>
+          <w:color w:val="0000FF"/>
+          <w:sz w:val="24"/>
+        </w:rPr>
+        <w:t xml:space="preserve"> </w:t>
+      </w:r>
+      <w:r>
+        <w:rPr>
+          <w:rFonts w:ascii="Charis SIL Regular" w:hAnsi="Charis SIL Regular" w:eastAsia="Charis SIL Regular"/>
+          <w:b w:val="0"/>
+          <w:i w:val="0"/>
+          <w:color w:val="0000FF"/>
+          <w:sz w:val="24"/>
+        </w:rPr>
+        <w:hyperlink r:id="rId10" w:history="1">
+          <w:r>
+            <w:rPr>
+              <w:rStyle w:val="Hyperlink"/>
+            </w:rPr>
+            <w:t xml:space="preserve">Governor </w:t>
+          </w:r>
+        </w:hyperlink>
+      </w:r>
+      <w:r>
+        <w:rPr>
+          <w:rFonts w:ascii="Charis SIL Regular" w:hAnsi="Charis SIL Regular" w:eastAsia="Charis SIL Regular"/>
+          <w:b w:val="0"/>
+          <w:i w:val="0"/>
+          <w:color w:val="0000FF"/>
+          <w:sz w:val="24"/>
+        </w:rPr>
+        <w:hyperlink r:id="rId10" w:history="1">
+          <w:r>
+            <w:rPr>
+              <w:rStyle w:val="Hyperlink"/>
+            </w:rPr>
+            <w:t>Julius</w:t>
+          </w:r>
+        </w:hyperlink>
+      </w:r>
+      <w:r>
+        <w:rPr>
+          <w:rFonts w:ascii="Charis SIL Regular" w:hAnsi="Charis SIL Regular" w:eastAsia="Charis SIL Regular"/>
+          <w:b w:val="0"/>
+          <w:i w:val="0"/>
+          <w:color w:val="0000FF"/>
+          <w:sz w:val="24"/>
+        </w:rPr>
+        <w:t xml:space="preserve"> </w:t>
+      </w:r>
+      <w:r>
+        <w:rPr>
+          <w:rFonts w:ascii="Charis SIL Regular" w:hAnsi="Charis SIL Regular" w:eastAsia="Charis SIL Regular"/>
+          <w:b w:val="0"/>
+          <w:i w:val="0"/>
+          <w:color w:val="0000FF"/>
+          <w:sz w:val="24"/>
+        </w:rPr>
+        <w:hyperlink r:id="rId10" w:history="1">
+          <w:r>
+            <w:rPr>
+              <w:rStyle w:val="Hyperlink"/>
+            </w:rPr>
+            <w:t>Valent</w:t>
+          </w:r>
+        </w:hyperlink>
+      </w:r>
+      <w:r>
+        <w:rPr>
+          <w:rFonts w:ascii="Charis SIL Regular" w:hAnsi="Charis SIL Regular" w:eastAsia="Charis SIL Regular"/>
+          <w:b w:val="0"/>
+          <w:i w:val="0"/>
+          <w:color w:val="0000FF"/>
+          <w:sz w:val="24"/>
+        </w:rPr>
+        <w:hyperlink r:id="rId10" w:history="1">
+          <w:r>
+            <w:rPr>
+              <w:rStyle w:val="Hyperlink"/>
+            </w:rPr>
+            <w:t>i</w:t>
+          </w:r>
+        </w:hyperlink>
+      </w:r>
+      <w:r>
+        <w:rPr>
+          <w:rFonts w:ascii="Charis SIL Regular" w:hAnsi="Charis SIL Regular" w:eastAsia="Charis SIL Regular"/>
+          <w:b w:val="0"/>
+          <w:i w:val="0"/>
+          <w:color w:val="0000FF"/>
+          <w:sz w:val="24"/>
+        </w:rPr>
+        <w:hyperlink r:id="rId10" w:history="1">
+          <w:r>
+            <w:rPr>
+              <w:rStyle w:val="Hyperlink"/>
+            </w:rPr>
+            <w:t>jn</w:t>
+          </w:r>
+        </w:hyperlink>
+      </w:r>
+      <w:r>
+        <w:rPr>
+          <w:rFonts w:ascii="Charis SIL Regular" w:hAnsi="Charis SIL Regular" w:eastAsia="Charis SIL Regular"/>
+          <w:b w:val="0"/>
+          <w:i w:val="0"/>
+          <w:color w:val="0000FF"/>
+          <w:sz w:val="24"/>
+        </w:rPr>
+        <w:t xml:space="preserve"> </w:t>
+      </w:r>
+      <w:r>
+        <w:rPr>
+          <w:rFonts w:ascii="Charis SIL Regular" w:hAnsi="Charis SIL Regular" w:eastAsia="Charis SIL Regular"/>
+          <w:b w:val="0"/>
+          <w:i w:val="0"/>
+          <w:color w:val="0000FF"/>
+          <w:sz w:val="24"/>
+        </w:rPr>
+        <w:hyperlink r:id="rId10" w:history="1">
+          <w:r>
+            <w:rPr>
+              <w:rStyle w:val="Hyperlink"/>
+            </w:rPr>
+            <w:t>Stei</w:t>
+          </w:r>
+        </w:hyperlink>
+      </w:r>
+      <w:r>
+        <w:rPr>
+          <w:rFonts w:ascii="Charis SIL Regular" w:hAnsi="Charis SIL Regular" w:eastAsia="Charis SIL Regular"/>
+          <w:b w:val="0"/>
+          <w:i w:val="0"/>
+          <w:color w:val="0000FF"/>
+          <w:sz w:val="24"/>
+        </w:rPr>
+        <w:hyperlink r:id="rId10" w:history="1">
+          <w:r>
+            <w:rPr>
+              <w:rStyle w:val="Hyperlink"/>
+            </w:rPr>
+            <w:t>n</w:t>
+          </w:r>
+        </w:hyperlink>
+      </w:r>
+      <w:r>
+        <w:rPr>
+          <w:rFonts w:ascii="Charis SIL Regular" w:hAnsi="Charis SIL Regular" w:eastAsia="Charis SIL Regular"/>
+          <w:b w:val="0"/>
+          <w:i w:val="0"/>
+          <w:color w:val="0000FF"/>
+          <w:sz w:val="24"/>
+        </w:rPr>
+        <w:t xml:space="preserve"> </w:t>
+      </w:r>
+      <w:r>
+        <w:rPr>
+          <w:rFonts w:ascii="Charis SIL Regular" w:hAnsi="Charis SIL Regular" w:eastAsia="Charis SIL Regular"/>
+          <w:b w:val="0"/>
+          <w:i w:val="0"/>
+          <w:color w:val="0000FF"/>
+          <w:sz w:val="24"/>
+        </w:rPr>
+        <w:hyperlink r:id="rId10" w:history="1">
+          <w:r>
+            <w:rPr>
+              <w:rStyle w:val="Hyperlink"/>
+            </w:rPr>
+            <w:t>van</w:t>
+          </w:r>
+        </w:hyperlink>
+      </w:r>
+      <w:r>
+        <w:rPr>
+          <w:rFonts w:ascii="Charis SIL Regular" w:hAnsi="Charis SIL Regular" w:eastAsia="Charis SIL Regular"/>
+          <w:b w:val="0"/>
+          <w:i w:val="0"/>
+          <w:color w:val="0000FF"/>
+          <w:sz w:val="24"/>
+        </w:rPr>
+        <w:t xml:space="preserve"> </w:t>
+      </w:r>
+      <w:r>
+        <w:rPr>
+          <w:rFonts w:ascii="Charis SIL Regular" w:hAnsi="Charis SIL Regular" w:eastAsia="Charis SIL Regular"/>
+          <w:b w:val="0"/>
+          <w:i w:val="0"/>
+          <w:color w:val="0000FF"/>
+          <w:sz w:val="24"/>
+        </w:rPr>
+        <w:hyperlink r:id="rId10" w:history="1">
+          <w:r>
+            <w:rPr>
+              <w:rStyle w:val="Hyperlink"/>
+            </w:rPr>
+            <w:t>Goll</w:t>
+          </w:r>
+        </w:hyperlink>
+      </w:r>
+      <w:r>
+        <w:rPr>
+          <w:rFonts w:ascii="Charis SIL Regular" w:hAnsi="Charis SIL Regular" w:eastAsia="Charis SIL Regular"/>
+          <w:b w:val="0"/>
+          <w:i w:val="0"/>
+          <w:color w:val="0000FF"/>
+          <w:sz w:val="24"/>
+        </w:rPr>
+        <w:hyperlink r:id="rId10" w:history="1">
+          <w:r>
+            <w:rPr>
+              <w:rStyle w:val="Hyperlink"/>
+            </w:rPr>
+            <w:t>o</w:t>
+          </w:r>
+        </w:hyperlink>
+      </w:r>
+      <w:r>
+        <w:rPr>
+          <w:rFonts w:ascii="Charis SIL Regular" w:hAnsi="Charis SIL Regular" w:eastAsia="Charis SIL Regular"/>
+          <w:b w:val="0"/>
+          <w:i w:val="0"/>
+          <w:color w:val="0000FF"/>
+          <w:sz w:val="24"/>
+        </w:rPr>
+        <w:hyperlink r:id="rId10" w:history="1">
+          <w:r>
+            <w:rPr>
+              <w:rStyle w:val="Hyperlink"/>
+            </w:rPr>
+            <w:t>ne</w:t>
+          </w:r>
+        </w:hyperlink>
+      </w:r>
+      <w:r>
+        <w:rPr>
+          <w:rFonts w:ascii="Charis SIL Regular" w:hAnsi="Charis SIL Regular" w:eastAsia="Charis SIL Regular"/>
+          <w:b w:val="0"/>
+          <w:i w:val="0"/>
+          <w:color w:val="0000FF"/>
+          <w:sz w:val="24"/>
+        </w:rPr>
+        <w:hyperlink r:id="rId10" w:history="1">
+          <w:r>
+            <w:rPr>
+              <w:rStyle w:val="Hyperlink"/>
+            </w:rPr>
+            <w:t>s</w:t>
+          </w:r>
+        </w:hyperlink>
+      </w:r>
+      <w:r>
+        <w:rPr>
+          <w:rFonts w:ascii="Charis SIL Regular" w:hAnsi="Charis SIL Regular" w:eastAsia="Charis SIL Regular"/>
+          <w:b w:val="0"/>
+          <w:i w:val="0"/>
+          <w:color w:val="0000FF"/>
+          <w:sz w:val="24"/>
+        </w:rPr>
+        <w:hyperlink r:id="rId10" w:history="1">
+          <w:r>
+            <w:rPr>
+              <w:rStyle w:val="Hyperlink"/>
+            </w:rPr>
+            <w:t>se,</w:t>
+          </w:r>
+        </w:hyperlink>
+      </w:r>
+      <w:r>
+        <w:rPr>
+          <w:rFonts w:ascii="Charis SIL Regular" w:hAnsi="Charis SIL Regular" w:eastAsia="Charis SIL Regular"/>
+          <w:b w:val="0"/>
+          <w:i w:val="0"/>
+          <w:color w:val="0000FF"/>
+          <w:sz w:val="24"/>
+        </w:rPr>
+        <w:t xml:space="preserve"> </w:t>
+      </w:r>
+      <w:r>
+        <w:rPr>
+          <w:rFonts w:ascii="Charis SIL Regular" w:hAnsi="Charis SIL Regular" w:eastAsia="Charis SIL Regular"/>
+          <w:b w:val="0"/>
+          <w:i w:val="0"/>
+          <w:color w:val="0000FF"/>
+          <w:sz w:val="24"/>
+        </w:rPr>
+        <w:hyperlink r:id="rId10" w:history="1">
+          <w:r>
+            <w:rPr>
+              <w:rStyle w:val="Hyperlink"/>
+            </w:rPr>
+            <w:t>co</w:t>
+          </w:r>
+        </w:hyperlink>
+      </w:r>
+      <w:r>
+        <w:rPr>
+          <w:rFonts w:ascii="Charis SIL Regular" w:hAnsi="Charis SIL Regular" w:eastAsia="Charis SIL Regular"/>
+          <w:b w:val="0"/>
+          <w:i w:val="0"/>
+          <w:color w:val="0000FF"/>
+          <w:sz w:val="24"/>
+        </w:rPr>
+        <w:hyperlink r:id="rId10" w:history="1">
+          <w:r>
+            <w:rPr>
+              <w:rStyle w:val="Hyperlink"/>
+            </w:rPr>
+            <w:t>n</w:t>
+          </w:r>
+        </w:hyperlink>
+      </w:r>
+      <w:r>
+        <w:rPr>
+          <w:rFonts w:ascii="Charis SIL Regular" w:hAnsi="Charis SIL Regular" w:eastAsia="Charis SIL Regular"/>
+          <w:b w:val="0"/>
+          <w:i w:val="0"/>
+          <w:color w:val="0000FF"/>
+          <w:sz w:val="24"/>
+        </w:rPr>
+        <w:hyperlink r:id="rId10" w:history="1">
+          <w:r>
+            <w:rPr>
+              <w:rStyle w:val="Hyperlink"/>
+            </w:rPr>
+            <w:t>cerning</w:t>
+          </w:r>
+        </w:hyperlink>
+      </w:r>
+      <w:r>
+        <w:rPr>
+          <w:rFonts w:ascii="Charis SIL Regular" w:hAnsi="Charis SIL Regular" w:eastAsia="Charis SIL Regular"/>
+          <w:b w:val="0"/>
+          <w:i w:val="0"/>
+          <w:color w:val="0000FF"/>
+          <w:sz w:val="24"/>
+        </w:rPr>
+        <w:t xml:space="preserve"> </w:t>
+      </w:r>
+      <w:r>
+        <w:rPr>
+          <w:rFonts w:ascii="Charis SIL Regular" w:hAnsi="Charis SIL Regular" w:eastAsia="Charis SIL Regular"/>
+          <w:b w:val="0"/>
+          <w:i w:val="0"/>
+          <w:color w:val="0000FF"/>
+          <w:sz w:val="24"/>
+        </w:rPr>
+        <w:hyperlink r:id="rId10" w:history="1">
+          <w:r>
+            <w:rPr>
+              <w:rStyle w:val="Hyperlink"/>
+            </w:rPr>
+            <w:t>t</w:t>
+          </w:r>
+        </w:hyperlink>
+      </w:r>
+      <w:r>
+        <w:rPr>
+          <w:rFonts w:ascii="Charis SIL Regular" w:hAnsi="Charis SIL Regular" w:eastAsia="Charis SIL Regular"/>
+          <w:b w:val="0"/>
+          <w:i w:val="0"/>
+          <w:color w:val="0000FF"/>
+          <w:sz w:val="24"/>
+        </w:rPr>
+        <w:hyperlink r:id="rId10" w:history="1">
+          <w:r>
+            <w:rPr>
+              <w:rStyle w:val="Hyperlink"/>
+            </w:rPr>
+            <w:t>h</w:t>
+          </w:r>
+        </w:hyperlink>
+      </w:r>
+      <w:r>
+        <w:rPr>
+          <w:rFonts w:ascii="Charis SIL Regular" w:hAnsi="Charis SIL Regular" w:eastAsia="Charis SIL Regular"/>
+          <w:b w:val="0"/>
+          <w:i w:val="0"/>
+          <w:color w:val="0000FF"/>
+          <w:sz w:val="24"/>
+        </w:rPr>
+        <w:hyperlink r:id="rId10" w:history="1">
+          <w:r>
+            <w:rPr>
+              <w:rStyle w:val="Hyperlink"/>
+            </w:rPr>
+            <w:t>e</w:t>
+          </w:r>
+        </w:hyperlink>
+      </w:r>
+      <w:r>
+        <w:rPr>
+          <w:rFonts w:ascii="Charis SIL Regular" w:hAnsi="Charis SIL Regular" w:eastAsia="Charis SIL Regular"/>
+          <w:b w:val="0"/>
+          <w:i w:val="0"/>
+          <w:color w:val="0000FF"/>
+          <w:sz w:val="24"/>
+        </w:rPr>
+        <w:t xml:space="preserve"> </w:t>
+      </w:r>
+      <w:r>
+        <w:rPr>
+          <w:rFonts w:ascii="Charis SIL Regular" w:hAnsi="Charis SIL Regular" w:eastAsia="Charis SIL Regular"/>
+          <w:b w:val="0"/>
+          <w:i w:val="0"/>
+          <w:color w:val="0000FF"/>
+          <w:sz w:val="24"/>
+        </w:rPr>
+        <w:hyperlink r:id="rId10" w:history="1">
+          <w:r>
+            <w:rPr>
+              <w:rStyle w:val="Hyperlink"/>
+            </w:rPr>
+            <w:t>t</w:t>
+          </w:r>
+        </w:hyperlink>
+      </w:r>
+      <w:r>
+        <w:rPr>
+          <w:rFonts w:ascii="Charis SIL Regular" w:hAnsi="Charis SIL Regular" w:eastAsia="Charis SIL Regular"/>
+          <w:b w:val="0"/>
+          <w:i w:val="0"/>
+          <w:color w:val="0000FF"/>
+          <w:sz w:val="24"/>
+        </w:rPr>
+        <w:hyperlink r:id="rId10" w:history="1">
+          <w:r>
+            <w:rPr>
+              <w:rStyle w:val="Hyperlink"/>
+            </w:rPr>
+            <w:t>ranspo</w:t>
+          </w:r>
+        </w:hyperlink>
+      </w:r>
+      <w:r>
+        <w:rPr>
+          <w:rFonts w:ascii="Charis SIL Regular" w:hAnsi="Charis SIL Regular" w:eastAsia="Charis SIL Regular"/>
+          <w:b w:val="0"/>
+          <w:i w:val="0"/>
+          <w:color w:val="0000FF"/>
+          <w:sz w:val="24"/>
+        </w:rPr>
+        <w:hyperlink r:id="rId10" w:history="1">
+          <w:r>
+            <w:rPr>
+              <w:rStyle w:val="Hyperlink"/>
+            </w:rPr>
+            <w:t>rt</w:t>
+          </w:r>
+        </w:hyperlink>
+      </w:r>
+      <w:r>
+        <w:rPr>
+          <w:rFonts w:ascii="Charis SIL Regular" w:hAnsi="Charis SIL Regular" w:eastAsia="Charis SIL Regular"/>
+          <w:b w:val="0"/>
+          <w:i w:val="0"/>
+          <w:color w:val="0000FF"/>
+          <w:sz w:val="24"/>
+        </w:rPr>
+        <w:t xml:space="preserve"> </w:t>
+      </w:r>
+      <w:r>
+        <w:rPr>
+          <w:rFonts w:ascii="Charis SIL Regular" w:hAnsi="Charis SIL Regular" w:eastAsia="Charis SIL Regular"/>
+          <w:b w:val="0"/>
+          <w:i w:val="0"/>
+          <w:color w:val="0000FF"/>
+          <w:sz w:val="24"/>
+        </w:rPr>
+        <w:hyperlink r:id="rId10" w:history="1">
+          <w:r>
+            <w:rPr>
+              <w:rStyle w:val="Hyperlink"/>
+            </w:rPr>
+            <w:t>o</w:t>
+          </w:r>
+        </w:hyperlink>
+      </w:r>
+      <w:r>
+        <w:rPr>
+          <w:rFonts w:ascii="Charis SIL Regular" w:hAnsi="Charis SIL Regular" w:eastAsia="Charis SIL Regular"/>
+          <w:b w:val="0"/>
+          <w:i w:val="0"/>
+          <w:color w:val="0000FF"/>
+          <w:sz w:val="24"/>
+        </w:rPr>
+        <w:hyperlink r:id="rId10" w:history="1">
+          <w:r>
+            <w:rPr>
+              <w:rStyle w:val="Hyperlink"/>
+            </w:rPr>
+            <w:t>f</w:t>
+          </w:r>
+        </w:hyperlink>
+      </w:r>
+      <w:r>
+        <w:rPr>
+          <w:rFonts w:ascii="Charis SIL Regular" w:hAnsi="Charis SIL Regular" w:eastAsia="Charis SIL Regular"/>
+          <w:b w:val="0"/>
+          <w:i w:val="0"/>
+          <w:color w:val="0000FF"/>
+          <w:sz w:val="24"/>
+        </w:rPr>
+        <w:t xml:space="preserve"> </w:t>
+      </w:r>
+      <w:r>
+        <w:rPr>
+          <w:rFonts w:ascii="Charis SIL Regular" w:hAnsi="Charis SIL Regular" w:eastAsia="Charis SIL Regular"/>
+          <w:b w:val="0"/>
+          <w:i w:val="0"/>
+          <w:color w:val="0000FF"/>
+          <w:sz w:val="24"/>
+        </w:rPr>
+        <w:hyperlink r:id="rId10" w:history="1">
+          <w:r>
+            <w:rPr>
+              <w:rStyle w:val="Hyperlink"/>
+            </w:rPr>
+            <w:t>B</w:t>
+          </w:r>
+        </w:hyperlink>
+      </w:r>
+      <w:r>
+        <w:rPr>
+          <w:rFonts w:ascii="Charis SIL Regular" w:hAnsi="Charis SIL Regular" w:eastAsia="Charis SIL Regular"/>
+          <w:b w:val="0"/>
+          <w:i w:val="0"/>
+          <w:color w:val="0000FF"/>
+          <w:sz w:val="24"/>
+        </w:rPr>
+        <w:hyperlink r:id="rId10" w:history="1">
+          <w:r>
+            <w:rPr>
+              <w:rStyle w:val="Hyperlink"/>
+            </w:rPr>
+            <w:t>u</w:t>
+          </w:r>
+        </w:hyperlink>
+      </w:r>
+      <w:r>
+        <w:rPr>
+          <w:rFonts w:ascii="Charis SIL Regular" w:hAnsi="Charis SIL Regular" w:eastAsia="Charis SIL Regular"/>
+          <w:b w:val="0"/>
+          <w:i w:val="0"/>
+          <w:color w:val="0000FF"/>
+          <w:sz w:val="24"/>
+        </w:rPr>
+        <w:hyperlink r:id="rId10" w:history="1">
+          <w:r>
+            <w:rPr>
+              <w:rStyle w:val="Hyperlink"/>
+            </w:rPr>
+            <w:t>ddhist</w:t>
+          </w:r>
+        </w:hyperlink>
+      </w:r>
+      <w:r>
+        <w:rPr>
+          <w:rFonts w:ascii="Charis SIL Regular" w:hAnsi="Charis SIL Regular" w:eastAsia="Charis SIL Regular"/>
+          <w:b w:val="0"/>
+          <w:i w:val="0"/>
+          <w:color w:val="0000FF"/>
+          <w:sz w:val="24"/>
+        </w:rPr>
+        <w:t xml:space="preserve"> </w:t>
+      </w:r>
+      <w:r>
+        <w:rPr>
+          <w:rFonts w:ascii="Charis SIL Regular" w:hAnsi="Charis SIL Regular" w:eastAsia="Charis SIL Regular"/>
+          <w:b w:val="0"/>
+          <w:i w:val="0"/>
+          <w:color w:val="0000FF"/>
+          <w:sz w:val="24"/>
+        </w:rPr>
+        <w:hyperlink r:id="rId10" w:history="1">
+          <w:r>
+            <w:rPr>
+              <w:rStyle w:val="Hyperlink"/>
+            </w:rPr>
+            <w:t>m</w:t>
+          </w:r>
+        </w:hyperlink>
+      </w:r>
+      <w:r>
+        <w:rPr>
+          <w:rFonts w:ascii="Charis SIL Regular" w:hAnsi="Charis SIL Regular" w:eastAsia="Charis SIL Regular"/>
+          <w:b w:val="0"/>
+          <w:i w:val="0"/>
+          <w:color w:val="0000FF"/>
+          <w:sz w:val="24"/>
+        </w:rPr>
+        <w:hyperlink r:id="rId10" w:history="1">
+          <w:r>
+            <w:rPr>
+              <w:rStyle w:val="Hyperlink"/>
+            </w:rPr>
+            <w:t>onks</w:t>
+          </w:r>
+        </w:hyperlink>
+      </w:r>
+      <w:r>
+        <w:rPr>
+          <w:rFonts w:ascii="Charis SIL Regular" w:hAnsi="Charis SIL Regular" w:eastAsia="Charis SIL Regular"/>
+          <w:b w:val="0"/>
+          <w:i w:val="0"/>
+          <w:color w:val="0000FF"/>
+          <w:sz w:val="24"/>
+        </w:rPr>
+        <w:t xml:space="preserve"> </w:t>
+      </w:r>
+      <w:r>
+        <w:rPr>
+          <w:rFonts w:ascii="Charis SIL Regular" w:hAnsi="Charis SIL Regular" w:eastAsia="Charis SIL Regular"/>
+          <w:b w:val="0"/>
+          <w:i w:val="0"/>
+          <w:color w:val="0000FF"/>
+          <w:sz w:val="24"/>
+        </w:rPr>
+        <w:hyperlink r:id="rId10" w:history="1">
+          <w:r>
+            <w:rPr>
+              <w:rStyle w:val="Hyperlink"/>
+            </w:rPr>
+            <w:t xml:space="preserve">from </w:t>
+          </w:r>
+        </w:hyperlink>
+      </w:r>
+      <w:r>
+        <w:rPr>
+          <w:rFonts w:ascii="Charis SIL Regular" w:hAnsi="Charis SIL Regular" w:eastAsia="Charis SIL Regular"/>
+          <w:b w:val="0"/>
+          <w:i w:val="0"/>
+          <w:color w:val="0000FF"/>
+          <w:sz w:val="24"/>
+        </w:rPr>
+        <w:hyperlink r:id="rId10" w:history="1">
+          <w:r>
+            <w:rPr>
+              <w:rStyle w:val="Hyperlink"/>
+            </w:rPr>
+            <w:t>Burm</w:t>
+          </w:r>
+        </w:hyperlink>
+      </w:r>
+      <w:r>
+        <w:rPr>
+          <w:rFonts w:ascii="Charis SIL Regular" w:hAnsi="Charis SIL Regular" w:eastAsia="Charis SIL Regular"/>
+          <w:b w:val="0"/>
+          <w:i w:val="0"/>
+          <w:color w:val="0000FF"/>
+          <w:sz w:val="24"/>
+        </w:rPr>
         <w:hyperlink r:id="rId10" w:history="1">
           <w:r>
             <w:rPr>
@@ -1556,7 +2398,7 @@
             <w:rPr>
               <w:rStyle w:val="Hyperlink"/>
             </w:rPr>
-            <w:t>of</w:t>
+            <w:t>to</w:t>
           </w:r>
         </w:hyperlink>
       </w:r>
@@ -1583,7 +2425,7 @@
             <w:rPr>
               <w:rStyle w:val="Hyperlink"/>
             </w:rPr>
-            <w:t>Kan</w:t>
+            <w:t>Ceylo</w:t>
           </w:r>
         </w:hyperlink>
       </w:r>
@@ -1600,7 +2442,7 @@
             <w:rPr>
               <w:rStyle w:val="Hyperlink"/>
             </w:rPr>
-            <w:t>dy</w:t>
+            <w:t>n</w:t>
           </w:r>
         </w:hyperlink>
       </w:r>
@@ -1627,7 +2469,7 @@
             <w:rPr>
               <w:rStyle w:val="Hyperlink"/>
             </w:rPr>
-            <w:t>(or</w:t>
+            <w:t>for</w:t>
           </w:r>
         </w:hyperlink>
       </w:r>
@@ -1654,7 +2496,7 @@
             <w:rPr>
               <w:rStyle w:val="Hyperlink"/>
             </w:rPr>
-            <w:t>his</w:t>
+            <w:t>a</w:t>
           </w:r>
         </w:hyperlink>
       </w:r>
@@ -1681,19 +2523,9 @@
             <w:rPr>
               <w:rStyle w:val="Hyperlink"/>
             </w:rPr>
-            <w:t>court)</w:t>
+            <w:t>cer</w:t>
           </w:r>
         </w:hyperlink>
-      </w:r>
-      <w:r>
-        <w:rPr>
-          <w:rFonts w:ascii="Charis SIL Regular" w:hAnsi="Charis SIL Regular" w:eastAsia="Charis SIL Regular"/>
-          <w:b w:val="0"/>
-          <w:i w:val="0"/>
-          <w:color w:val="0000FF"/>
-          <w:sz w:val="24"/>
-        </w:rPr>
-        <w:t xml:space="preserve"> </w:t>
       </w:r>
       <w:r>
         <w:rPr>
@@ -1708,7 +2540,7 @@
             <w:rPr>
               <w:rStyle w:val="Hyperlink"/>
             </w:rPr>
-            <w:t>to</w:t>
+            <w:t>emony</w:t>
           </w:r>
         </w:hyperlink>
       </w:r>
@@ -1735,9 +2567,19 @@
             <w:rPr>
               <w:rStyle w:val="Hyperlink"/>
             </w:rPr>
-            <w:t xml:space="preserve">Governor </w:t>
+            <w:t>at</w:t>
           </w:r>
         </w:hyperlink>
+      </w:r>
+      <w:r>
+        <w:rPr>
+          <w:rFonts w:ascii="Charis SIL Regular" w:hAnsi="Charis SIL Regular" w:eastAsia="Charis SIL Regular"/>
+          <w:b w:val="0"/>
+          <w:i w:val="0"/>
+          <w:color w:val="0000FF"/>
+          <w:sz w:val="24"/>
+        </w:rPr>
+        <w:t xml:space="preserve"> </w:t>
       </w:r>
       <w:r>
         <w:rPr>
@@ -1752,19 +2594,9 @@
             <w:rPr>
               <w:rStyle w:val="Hyperlink"/>
             </w:rPr>
-            <w:t>Julius</w:t>
+            <w:t>K</w:t>
           </w:r>
         </w:hyperlink>
-      </w:r>
-      <w:r>
-        <w:rPr>
-          <w:rFonts w:ascii="Charis SIL Regular" w:hAnsi="Charis SIL Regular" w:eastAsia="Charis SIL Regular"/>
-          <w:b w:val="0"/>
-          <w:i w:val="0"/>
-          <w:color w:val="0000FF"/>
-          <w:sz w:val="24"/>
-        </w:rPr>
-        <w:t xml:space="preserve"> </w:t>
       </w:r>
       <w:r>
         <w:rPr>
@@ -1779,7 +2611,237 @@
             <w:rPr>
               <w:rStyle w:val="Hyperlink"/>
             </w:rPr>
-            <w:t>Valent</w:t>
+            <w:t>a</w:t>
+          </w:r>
+        </w:hyperlink>
+      </w:r>
+      <w:r>
+        <w:rPr>
+          <w:rFonts w:ascii="Charis SIL Regular" w:hAnsi="Charis SIL Regular" w:eastAsia="Charis SIL Regular"/>
+          <w:b w:val="0"/>
+          <w:i w:val="0"/>
+          <w:color w:val="0000FF"/>
+          <w:sz w:val="24"/>
+        </w:rPr>
+        <w:hyperlink r:id="rId10" w:history="1">
+          <w:r>
+            <w:rPr>
+              <w:rStyle w:val="Hyperlink"/>
+            </w:rPr>
+            <w:t>ndy,</w:t>
+          </w:r>
+        </w:hyperlink>
+      </w:r>
+      <w:r>
+        <w:rPr>
+          <w:rFonts w:ascii="Charis SIL Regular" w:hAnsi="Charis SIL Regular" w:eastAsia="Charis SIL Regular"/>
+          <w:b w:val="0"/>
+          <w:i w:val="0"/>
+          <w:color w:val="0000FF"/>
+          <w:sz w:val="24"/>
+        </w:rPr>
+        <w:t xml:space="preserve"> </w:t>
+      </w:r>
+      <w:r>
+        <w:rPr>
+          <w:rFonts w:ascii="Charis SIL Regular" w:hAnsi="Charis SIL Regular" w:eastAsia="Charis SIL Regular"/>
+          <w:b w:val="0"/>
+          <w:i w:val="0"/>
+          <w:color w:val="0000FF"/>
+          <w:sz w:val="24"/>
+        </w:rPr>
+        <w:hyperlink r:id="rId10" w:history="1">
+          <w:r>
+            <w:rPr>
+              <w:rStyle w:val="Hyperlink"/>
+            </w:rPr>
+            <w:t>1746.</w:t>
+          </w:r>
+        </w:hyperlink>
+      </w:r>
+      <w:r>
+        <w:rPr>
+          <w:rFonts w:ascii="Charis SIL Regular" w:hAnsi="Charis SIL Regular" w:eastAsia="Charis SIL Regular"/>
+          <w:b w:val="0"/>
+          <w:i w:val="0"/>
+          <w:color w:val="0000FF"/>
+          <w:sz w:val="24"/>
+        </w:rPr>
+        <w:t xml:space="preserve"> </w:t>
+      </w:r>
+      <w:r>
+        <w:rPr>
+          <w:rFonts w:ascii="Charis SIL Regular" w:hAnsi="Charis SIL Regular" w:eastAsia="Charis SIL Regular"/>
+          <w:b w:val="0"/>
+          <w:i w:val="0"/>
+          <w:color w:val="0000FF"/>
+          <w:sz w:val="24"/>
+        </w:rPr>
+        <w:hyperlink r:id="rId10" w:history="1">
+          <w:r>
+            <w:rPr>
+              <w:rStyle w:val="Hyperlink"/>
+            </w:rPr>
+            <w:t>In</w:t>
+          </w:r>
+        </w:hyperlink>
+      </w:r>
+      <w:r>
+        <w:rPr>
+          <w:rFonts w:ascii="Charis SIL Regular" w:hAnsi="Charis SIL Regular" w:eastAsia="Charis SIL Regular"/>
+          <w:b w:val="0"/>
+          <w:i w:val="0"/>
+          <w:color w:val="0000FF"/>
+          <w:sz w:val="24"/>
+        </w:rPr>
+        <w:t xml:space="preserve"> </w:t>
+      </w:r>
+      <w:r>
+        <w:rPr>
+          <w:rFonts w:ascii="Charis SIL Regular" w:hAnsi="Charis SIL Regular" w:eastAsia="Charis SIL Regular"/>
+          <w:b w:val="0"/>
+          <w:i w:val="0"/>
+          <w:color w:val="0000FF"/>
+          <w:sz w:val="24"/>
+        </w:rPr>
+        <w:hyperlink r:id="rId10" w:history="1">
+          <w:r>
+            <w:rPr>
+              <w:rStyle w:val="Hyperlink"/>
+            </w:rPr>
+            <w:t>S</w:t>
+          </w:r>
+        </w:hyperlink>
+      </w:r>
+      <w:r>
+        <w:rPr>
+          <w:rFonts w:ascii="Charis SIL Regular" w:hAnsi="Charis SIL Regular" w:eastAsia="Charis SIL Regular"/>
+          <w:b w:val="0"/>
+          <w:i w:val="0"/>
+          <w:color w:val="0000FF"/>
+          <w:sz w:val="24"/>
+        </w:rPr>
+        <w:hyperlink r:id="rId10" w:history="1">
+          <w:r>
+            <w:rPr>
+              <w:rStyle w:val="Hyperlink"/>
+            </w:rPr>
+            <w:t>inhalese,</w:t>
+          </w:r>
+        </w:hyperlink>
+      </w:r>
+      <w:r>
+        <w:rPr>
+          <w:rFonts w:ascii="Charis SIL Regular" w:hAnsi="Charis SIL Regular" w:eastAsia="Charis SIL Regular"/>
+          <w:b w:val="0"/>
+          <w:i w:val="0"/>
+          <w:color w:val="0000FF"/>
+          <w:sz w:val="24"/>
+        </w:rPr>
+        <w:t xml:space="preserve"> </w:t>
+      </w:r>
+      <w:r>
+        <w:rPr>
+          <w:rFonts w:ascii="Charis SIL Regular" w:hAnsi="Charis SIL Regular" w:eastAsia="Charis SIL Regular"/>
+          <w:b w:val="0"/>
+          <w:i w:val="0"/>
+          <w:color w:val="0000FF"/>
+          <w:sz w:val="24"/>
+        </w:rPr>
+        <w:hyperlink r:id="rId10" w:history="1">
+          <w:r>
+            <w:rPr>
+              <w:rStyle w:val="Hyperlink"/>
+            </w:rPr>
+            <w:t>pa</w:t>
+          </w:r>
+        </w:hyperlink>
+      </w:r>
+      <w:r>
+        <w:rPr>
+          <w:rFonts w:ascii="Charis SIL Regular" w:hAnsi="Charis SIL Regular" w:eastAsia="Charis SIL Regular"/>
+          <w:b w:val="0"/>
+          <w:i w:val="0"/>
+          <w:color w:val="0000FF"/>
+          <w:sz w:val="24"/>
+        </w:rPr>
+        <w:hyperlink r:id="rId10" w:history="1">
+          <w:r>
+            <w:rPr>
+              <w:rStyle w:val="Hyperlink"/>
+            </w:rPr>
+            <w:t>l</w:t>
+          </w:r>
+        </w:hyperlink>
+      </w:r>
+      <w:r>
+        <w:rPr>
+          <w:rFonts w:ascii="Charis SIL Regular" w:hAnsi="Charis SIL Regular" w:eastAsia="Charis SIL Regular"/>
+          <w:b w:val="0"/>
+          <w:i w:val="0"/>
+          <w:color w:val="0000FF"/>
+          <w:sz w:val="24"/>
+        </w:rPr>
+        <w:hyperlink r:id="rId10" w:history="1">
+          <w:r>
+            <w:rPr>
+              <w:rStyle w:val="Hyperlink"/>
+            </w:rPr>
+            <w:t>m</w:t>
+          </w:r>
+        </w:hyperlink>
+      </w:r>
+      <w:r>
+        <w:rPr>
+          <w:rFonts w:ascii="Charis SIL Regular" w:hAnsi="Charis SIL Regular" w:eastAsia="Charis SIL Regular"/>
+          <w:b w:val="0"/>
+          <w:i w:val="0"/>
+          <w:color w:val="0000FF"/>
+          <w:sz w:val="24"/>
+        </w:rPr>
+        <w:t xml:space="preserve"> </w:t>
+      </w:r>
+      <w:r>
+        <w:rPr>
+          <w:rFonts w:ascii="Charis SIL Regular" w:hAnsi="Charis SIL Regular" w:eastAsia="Charis SIL Regular"/>
+          <w:b w:val="0"/>
+          <w:i w:val="0"/>
+          <w:color w:val="0000FF"/>
+          <w:sz w:val="24"/>
+        </w:rPr>
+        <w:hyperlink r:id="rId10" w:history="1">
+          <w:r>
+            <w:rPr>
+              <w:rStyle w:val="Hyperlink"/>
+            </w:rPr>
+            <w:t>leaf</w:t>
+          </w:r>
+        </w:hyperlink>
+      </w:r>
+      <w:r>
+        <w:rPr>
+          <w:rFonts w:ascii="Charis SIL Regular" w:hAnsi="Charis SIL Regular" w:eastAsia="Charis SIL Regular"/>
+          <w:b w:val="0"/>
+          <w:i w:val="0"/>
+          <w:color w:val="0000FF"/>
+          <w:sz w:val="24"/>
+        </w:rPr>
+        <w:t xml:space="preserve"> </w:t>
+      </w:r>
+      <w:r>
+        <w:rPr>
+          <w:rFonts w:ascii="Charis SIL Regular" w:hAnsi="Charis SIL Regular" w:eastAsia="Charis SIL Regular"/>
+          <w:b w:val="0"/>
+          <w:i w:val="0"/>
+          <w:color w:val="0000FF"/>
+          <w:sz w:val="24"/>
+        </w:rPr>
+        <w:hyperlink r:id="rId10" w:history="1">
+          <w:r>
+            <w:rPr>
+              <w:rStyle w:val="Hyperlink"/>
+            </w:rPr>
+            <w:t>w</w:t>
           </w:r>
         </w:hyperlink>
       </w:r>
@@ -1813,7 +2875,7 @@
             <w:rPr>
               <w:rStyle w:val="Hyperlink"/>
             </w:rPr>
-            <w:t>jn</w:t>
+            <w:t>th</w:t>
           </w:r>
         </w:hyperlink>
       </w:r>
@@ -1840,9 +2902,19 @@
             <w:rPr>
               <w:rStyle w:val="Hyperlink"/>
             </w:rPr>
-            <w:t>Stei</w:t>
+            <w:t>silk</w:t>
           </w:r>
         </w:hyperlink>
+      </w:r>
+      <w:r>
+        <w:rPr>
+          <w:rFonts w:ascii="Charis SIL Regular" w:hAnsi="Charis SIL Regular" w:eastAsia="Charis SIL Regular"/>
+          <w:b w:val="0"/>
+          <w:i w:val="0"/>
+          <w:color w:val="0000FF"/>
+          <w:sz w:val="24"/>
+        </w:rPr>
+        <w:t xml:space="preserve"> </w:t>
       </w:r>
       <w:r>
         <w:rPr>
@@ -1857,19 +2929,9 @@
             <w:rPr>
               <w:rStyle w:val="Hyperlink"/>
             </w:rPr>
-            <w:t>n</w:t>
+            <w:t>c</w:t>
           </w:r>
         </w:hyperlink>
-      </w:r>
-      <w:r>
-        <w:rPr>
-          <w:rFonts w:ascii="Charis SIL Regular" w:hAnsi="Charis SIL Regular" w:eastAsia="Charis SIL Regular"/>
-          <w:b w:val="0"/>
-          <w:i w:val="0"/>
-          <w:color w:val="0000FF"/>
-          <w:sz w:val="24"/>
-        </w:rPr>
-        <w:t xml:space="preserve"> </w:t>
       </w:r>
       <w:r>
         <w:rPr>
@@ -1884,7 +2946,7 @@
             <w:rPr>
               <w:rStyle w:val="Hyperlink"/>
             </w:rPr>
-            <w:t>van</w:t>
+            <w:t xml:space="preserve">ase </w:t>
           </w:r>
         </w:hyperlink>
       </w:r>
@@ -1895,23 +2957,14 @@
           <w:i w:val="0"/>
           <w:color w:val="0000FF"/>
           <w:sz w:val="24"/>
-        </w:rPr>
-        <w:t xml:space="preserve"> </w:t>
-      </w:r>
-      <w:r>
-        <w:rPr>
-          <w:rFonts w:ascii="Charis SIL Regular" w:hAnsi="Charis SIL Regular" w:eastAsia="Charis SIL Regular"/>
-          <w:b w:val="0"/>
-          <w:i w:val="0"/>
-          <w:color w:val="0000FF"/>
-          <w:sz w:val="24"/>
+          <w:u w:val="single"/>
         </w:rPr>
         <w:hyperlink r:id="rId10" w:history="1">
           <w:r>
             <w:rPr>
               <w:rStyle w:val="Hyperlink"/>
             </w:rPr>
-            <w:t>Goll</w:t>
+            <w:t>and</w:t>
           </w:r>
         </w:hyperlink>
       </w:r>
@@ -1922,13 +2975,25 @@
           <w:i w:val="0"/>
           <w:color w:val="0000FF"/>
           <w:sz w:val="24"/>
+          <w:u w:val="single"/>
+        </w:rPr>
+        <w:t xml:space="preserve"> </w:t>
+      </w:r>
+      <w:r>
+        <w:rPr>
+          <w:rFonts w:ascii="Charis SIL Regular" w:hAnsi="Charis SIL Regular" w:eastAsia="Charis SIL Regular"/>
+          <w:b w:val="0"/>
+          <w:i w:val="0"/>
+          <w:color w:val="0000FF"/>
+          <w:sz w:val="24"/>
+          <w:u w:val="single"/>
         </w:rPr>
         <w:hyperlink r:id="rId10" w:history="1">
           <w:r>
             <w:rPr>
               <w:rStyle w:val="Hyperlink"/>
             </w:rPr>
-            <w:t>o</w:t>
+            <w:t>de</w:t>
           </w:r>
         </w:hyperlink>
       </w:r>
@@ -1939,67 +3004,7 @@
           <w:i w:val="0"/>
           <w:color w:val="0000FF"/>
           <w:sz w:val="24"/>
-        </w:rPr>
-        <w:hyperlink r:id="rId10" w:history="1">
-          <w:r>
-            <w:rPr>
-              <w:rStyle w:val="Hyperlink"/>
-            </w:rPr>
-            <w:t>ne</w:t>
-          </w:r>
-        </w:hyperlink>
-      </w:r>
-      <w:r>
-        <w:rPr>
-          <w:rFonts w:ascii="Charis SIL Regular" w:hAnsi="Charis SIL Regular" w:eastAsia="Charis SIL Regular"/>
-          <w:b w:val="0"/>
-          <w:i w:val="0"/>
-          <w:color w:val="0000FF"/>
-          <w:sz w:val="24"/>
-        </w:rPr>
-        <w:hyperlink r:id="rId10" w:history="1">
-          <w:r>
-            <w:rPr>
-              <w:rStyle w:val="Hyperlink"/>
-            </w:rPr>
-            <w:t>s</w:t>
-          </w:r>
-        </w:hyperlink>
-      </w:r>
-      <w:r>
-        <w:rPr>
-          <w:rFonts w:ascii="Charis SIL Regular" w:hAnsi="Charis SIL Regular" w:eastAsia="Charis SIL Regular"/>
-          <w:b w:val="0"/>
-          <w:i w:val="0"/>
-          <w:color w:val="0000FF"/>
-          <w:sz w:val="24"/>
-        </w:rPr>
-        <w:hyperlink r:id="rId10" w:history="1">
-          <w:r>
-            <w:rPr>
-              <w:rStyle w:val="Hyperlink"/>
-            </w:rPr>
-            <w:t>se,</w:t>
-          </w:r>
-        </w:hyperlink>
-      </w:r>
-      <w:r>
-        <w:rPr>
-          <w:rFonts w:ascii="Charis SIL Regular" w:hAnsi="Charis SIL Regular" w:eastAsia="Charis SIL Regular"/>
-          <w:b w:val="0"/>
-          <w:i w:val="0"/>
-          <w:color w:val="0000FF"/>
-          <w:sz w:val="24"/>
-        </w:rPr>
-        <w:t xml:space="preserve"> </w:t>
-      </w:r>
-      <w:r>
-        <w:rPr>
-          <w:rFonts w:ascii="Charis SIL Regular" w:hAnsi="Charis SIL Regular" w:eastAsia="Charis SIL Regular"/>
-          <w:b w:val="0"/>
-          <w:i w:val="0"/>
-          <w:color w:val="0000FF"/>
-          <w:sz w:val="24"/>
+          <w:u w:val="single"/>
         </w:rPr>
         <w:hyperlink r:id="rId10" w:history="1">
           <w:r>
@@ -2017,13 +3022,14 @@
           <w:i w:val="0"/>
           <w:color w:val="0000FF"/>
           <w:sz w:val="24"/>
+          <w:u w:val="single"/>
         </w:rPr>
         <w:hyperlink r:id="rId10" w:history="1">
           <w:r>
             <w:rPr>
               <w:rStyle w:val="Hyperlink"/>
             </w:rPr>
-            <w:t>n</w:t>
+            <w:t>r</w:t>
           </w:r>
         </w:hyperlink>
       </w:r>
@@ -2034,13 +3040,14 @@
           <w:i w:val="0"/>
           <w:color w:val="0000FF"/>
           <w:sz w:val="24"/>
+          <w:u w:val="single"/>
         </w:rPr>
         <w:hyperlink r:id="rId10" w:history="1">
           <w:r>
             <w:rPr>
               <w:rStyle w:val="Hyperlink"/>
             </w:rPr>
-            <w:t>cerning</w:t>
+            <w:t>ations</w:t>
           </w:r>
         </w:hyperlink>
       </w:r>
@@ -2051,6 +3058,7 @@
           <w:i w:val="0"/>
           <w:color w:val="0000FF"/>
           <w:sz w:val="24"/>
+          <w:u w:val="single"/>
         </w:rPr>
         <w:t xml:space="preserve"> </w:t>
       </w:r>
@@ -2061,13 +3069,14 @@
           <w:i w:val="0"/>
           <w:color w:val="0000FF"/>
           <w:sz w:val="24"/>
+          <w:u w:val="single"/>
         </w:rPr>
         <w:hyperlink r:id="rId10" w:history="1">
           <w:r>
             <w:rPr>
               <w:rStyle w:val="Hyperlink"/>
             </w:rPr>
-            <w:t>t</w:t>
+            <w:t>(</w:t>
           </w:r>
         </w:hyperlink>
       </w:r>
@@ -2078,13 +3087,14 @@
           <w:i w:val="0"/>
           <w:color w:val="0000FF"/>
           <w:sz w:val="24"/>
+          <w:u w:val="single"/>
         </w:rPr>
         <w:hyperlink r:id="rId10" w:history="1">
           <w:r>
             <w:rPr>
               <w:rStyle w:val="Hyperlink"/>
             </w:rPr>
-            <w:t>h</w:t>
+            <w:t>len</w:t>
           </w:r>
         </w:hyperlink>
       </w:r>
@@ -2095,871 +3105,16 @@
           <w:i w:val="0"/>
           <w:color w:val="0000FF"/>
           <w:sz w:val="24"/>
+          <w:u w:val="single"/>
         </w:rPr>
         <w:hyperlink r:id="rId10" w:history="1">
           <w:r>
             <w:rPr>
               <w:rStyle w:val="Hyperlink"/>
             </w:rPr>
-            <w:t>e</w:t>
+            <w:t>gt</w:t>
           </w:r>
         </w:hyperlink>
-      </w:r>
-      <w:r>
-        <w:rPr>
-          <w:rFonts w:ascii="Charis SIL Regular" w:hAnsi="Charis SIL Regular" w:eastAsia="Charis SIL Regular"/>
-          <w:b w:val="0"/>
-          <w:i w:val="0"/>
-          <w:color w:val="0000FF"/>
-          <w:sz w:val="24"/>
-        </w:rPr>
-        <w:t xml:space="preserve"> </w:t>
-      </w:r>
-      <w:r>
-        <w:rPr>
-          <w:rFonts w:ascii="Charis SIL Regular" w:hAnsi="Charis SIL Regular" w:eastAsia="Charis SIL Regular"/>
-          <w:b w:val="0"/>
-          <w:i w:val="0"/>
-          <w:color w:val="0000FF"/>
-          <w:sz w:val="24"/>
-        </w:rPr>
-        <w:hyperlink r:id="rId10" w:history="1">
-          <w:r>
-            <w:rPr>
-              <w:rStyle w:val="Hyperlink"/>
-            </w:rPr>
-            <w:t>t</w:t>
-          </w:r>
-        </w:hyperlink>
-      </w:r>
-      <w:r>
-        <w:rPr>
-          <w:rFonts w:ascii="Charis SIL Regular" w:hAnsi="Charis SIL Regular" w:eastAsia="Charis SIL Regular"/>
-          <w:b w:val="0"/>
-          <w:i w:val="0"/>
-          <w:color w:val="0000FF"/>
-          <w:sz w:val="24"/>
-        </w:rPr>
-        <w:hyperlink r:id="rId10" w:history="1">
-          <w:r>
-            <w:rPr>
-              <w:rStyle w:val="Hyperlink"/>
-            </w:rPr>
-            <w:t>ranspo</w:t>
-          </w:r>
-        </w:hyperlink>
-      </w:r>
-      <w:r>
-        <w:rPr>
-          <w:rFonts w:ascii="Charis SIL Regular" w:hAnsi="Charis SIL Regular" w:eastAsia="Charis SIL Regular"/>
-          <w:b w:val="0"/>
-          <w:i w:val="0"/>
-          <w:color w:val="0000FF"/>
-          <w:sz w:val="24"/>
-        </w:rPr>
-        <w:hyperlink r:id="rId10" w:history="1">
-          <w:r>
-            <w:rPr>
-              <w:rStyle w:val="Hyperlink"/>
-            </w:rPr>
-            <w:t>rt</w:t>
-          </w:r>
-        </w:hyperlink>
-      </w:r>
-      <w:r>
-        <w:rPr>
-          <w:rFonts w:ascii="Charis SIL Regular" w:hAnsi="Charis SIL Regular" w:eastAsia="Charis SIL Regular"/>
-          <w:b w:val="0"/>
-          <w:i w:val="0"/>
-          <w:color w:val="0000FF"/>
-          <w:sz w:val="24"/>
-        </w:rPr>
-        <w:t xml:space="preserve"> </w:t>
-      </w:r>
-      <w:r>
-        <w:rPr>
-          <w:rFonts w:ascii="Charis SIL Regular" w:hAnsi="Charis SIL Regular" w:eastAsia="Charis SIL Regular"/>
-          <w:b w:val="0"/>
-          <w:i w:val="0"/>
-          <w:color w:val="0000FF"/>
-          <w:sz w:val="24"/>
-        </w:rPr>
-        <w:hyperlink r:id="rId10" w:history="1">
-          <w:r>
-            <w:rPr>
-              <w:rStyle w:val="Hyperlink"/>
-            </w:rPr>
-            <w:t>o</w:t>
-          </w:r>
-        </w:hyperlink>
-      </w:r>
-      <w:r>
-        <w:rPr>
-          <w:rFonts w:ascii="Charis SIL Regular" w:hAnsi="Charis SIL Regular" w:eastAsia="Charis SIL Regular"/>
-          <w:b w:val="0"/>
-          <w:i w:val="0"/>
-          <w:color w:val="0000FF"/>
-          <w:sz w:val="24"/>
-        </w:rPr>
-        <w:hyperlink r:id="rId10" w:history="1">
-          <w:r>
-            <w:rPr>
-              <w:rStyle w:val="Hyperlink"/>
-            </w:rPr>
-            <w:t>f</w:t>
-          </w:r>
-        </w:hyperlink>
-      </w:r>
-      <w:r>
-        <w:rPr>
-          <w:rFonts w:ascii="Charis SIL Regular" w:hAnsi="Charis SIL Regular" w:eastAsia="Charis SIL Regular"/>
-          <w:b w:val="0"/>
-          <w:i w:val="0"/>
-          <w:color w:val="0000FF"/>
-          <w:sz w:val="24"/>
-        </w:rPr>
-        <w:t xml:space="preserve"> </w:t>
-      </w:r>
-      <w:r>
-        <w:rPr>
-          <w:rFonts w:ascii="Charis SIL Regular" w:hAnsi="Charis SIL Regular" w:eastAsia="Charis SIL Regular"/>
-          <w:b w:val="0"/>
-          <w:i w:val="0"/>
-          <w:color w:val="0000FF"/>
-          <w:sz w:val="24"/>
-        </w:rPr>
-        <w:hyperlink r:id="rId10" w:history="1">
-          <w:r>
-            <w:rPr>
-              <w:rStyle w:val="Hyperlink"/>
-            </w:rPr>
-            <w:t>B</w:t>
-          </w:r>
-        </w:hyperlink>
-      </w:r>
-      <w:r>
-        <w:rPr>
-          <w:rFonts w:ascii="Charis SIL Regular" w:hAnsi="Charis SIL Regular" w:eastAsia="Charis SIL Regular"/>
-          <w:b w:val="0"/>
-          <w:i w:val="0"/>
-          <w:color w:val="0000FF"/>
-          <w:sz w:val="24"/>
-        </w:rPr>
-        <w:hyperlink r:id="rId10" w:history="1">
-          <w:r>
-            <w:rPr>
-              <w:rStyle w:val="Hyperlink"/>
-            </w:rPr>
-            <w:t>u</w:t>
-          </w:r>
-        </w:hyperlink>
-      </w:r>
-      <w:r>
-        <w:rPr>
-          <w:rFonts w:ascii="Charis SIL Regular" w:hAnsi="Charis SIL Regular" w:eastAsia="Charis SIL Regular"/>
-          <w:b w:val="0"/>
-          <w:i w:val="0"/>
-          <w:color w:val="0000FF"/>
-          <w:sz w:val="24"/>
-        </w:rPr>
-        <w:hyperlink r:id="rId10" w:history="1">
-          <w:r>
-            <w:rPr>
-              <w:rStyle w:val="Hyperlink"/>
-            </w:rPr>
-            <w:t>ddhist</w:t>
-          </w:r>
-        </w:hyperlink>
-      </w:r>
-      <w:r>
-        <w:rPr>
-          <w:rFonts w:ascii="Charis SIL Regular" w:hAnsi="Charis SIL Regular" w:eastAsia="Charis SIL Regular"/>
-          <w:b w:val="0"/>
-          <w:i w:val="0"/>
-          <w:color w:val="0000FF"/>
-          <w:sz w:val="24"/>
-        </w:rPr>
-        <w:t xml:space="preserve"> </w:t>
-      </w:r>
-      <w:r>
-        <w:rPr>
-          <w:rFonts w:ascii="Charis SIL Regular" w:hAnsi="Charis SIL Regular" w:eastAsia="Charis SIL Regular"/>
-          <w:b w:val="0"/>
-          <w:i w:val="0"/>
-          <w:color w:val="0000FF"/>
-          <w:sz w:val="24"/>
-        </w:rPr>
-        <w:hyperlink r:id="rId10" w:history="1">
-          <w:r>
-            <w:rPr>
-              <w:rStyle w:val="Hyperlink"/>
-            </w:rPr>
-            <w:t>m</w:t>
-          </w:r>
-        </w:hyperlink>
-      </w:r>
-      <w:r>
-        <w:rPr>
-          <w:rFonts w:ascii="Charis SIL Regular" w:hAnsi="Charis SIL Regular" w:eastAsia="Charis SIL Regular"/>
-          <w:b w:val="0"/>
-          <w:i w:val="0"/>
-          <w:color w:val="0000FF"/>
-          <w:sz w:val="24"/>
-        </w:rPr>
-        <w:hyperlink r:id="rId10" w:history="1">
-          <w:r>
-            <w:rPr>
-              <w:rStyle w:val="Hyperlink"/>
-            </w:rPr>
-            <w:t>onks</w:t>
-          </w:r>
-        </w:hyperlink>
-      </w:r>
-      <w:r>
-        <w:rPr>
-          <w:rFonts w:ascii="Charis SIL Regular" w:hAnsi="Charis SIL Regular" w:eastAsia="Charis SIL Regular"/>
-          <w:b w:val="0"/>
-          <w:i w:val="0"/>
-          <w:color w:val="0000FF"/>
-          <w:sz w:val="24"/>
-        </w:rPr>
-        <w:t xml:space="preserve"> </w:t>
-      </w:r>
-      <w:r>
-        <w:rPr>
-          <w:rFonts w:ascii="Charis SIL Regular" w:hAnsi="Charis SIL Regular" w:eastAsia="Charis SIL Regular"/>
-          <w:b w:val="0"/>
-          <w:i w:val="0"/>
-          <w:color w:val="0000FF"/>
-          <w:sz w:val="24"/>
-        </w:rPr>
-        <w:hyperlink r:id="rId10" w:history="1">
-          <w:r>
-            <w:rPr>
-              <w:rStyle w:val="Hyperlink"/>
-            </w:rPr>
-            <w:t xml:space="preserve">from </w:t>
-          </w:r>
-        </w:hyperlink>
-      </w:r>
-      <w:r>
-        <w:rPr>
-          <w:rFonts w:ascii="Charis SIL Regular" w:hAnsi="Charis SIL Regular" w:eastAsia="Charis SIL Regular"/>
-          <w:b w:val="0"/>
-          <w:i w:val="0"/>
-          <w:color w:val="0000FF"/>
-          <w:sz w:val="24"/>
-        </w:rPr>
-        <w:hyperlink r:id="rId10" w:history="1">
-          <w:r>
-            <w:rPr>
-              <w:rStyle w:val="Hyperlink"/>
-            </w:rPr>
-            <w:t>Burm</w:t>
-          </w:r>
-        </w:hyperlink>
-      </w:r>
-      <w:r>
-        <w:rPr>
-          <w:rFonts w:ascii="Charis SIL Regular" w:hAnsi="Charis SIL Regular" w:eastAsia="Charis SIL Regular"/>
-          <w:b w:val="0"/>
-          <w:i w:val="0"/>
-          <w:color w:val="0000FF"/>
-          <w:sz w:val="24"/>
-        </w:rPr>
-        <w:hyperlink r:id="rId10" w:history="1">
-          <w:r>
-            <w:rPr>
-              <w:rStyle w:val="Hyperlink"/>
-            </w:rPr>
-            <w:t>a</w:t>
-          </w:r>
-        </w:hyperlink>
-      </w:r>
-      <w:r>
-        <w:rPr>
-          <w:rFonts w:ascii="Charis SIL Regular" w:hAnsi="Charis SIL Regular" w:eastAsia="Charis SIL Regular"/>
-          <w:b w:val="0"/>
-          <w:i w:val="0"/>
-          <w:color w:val="0000FF"/>
-          <w:sz w:val="24"/>
-        </w:rPr>
-        <w:t xml:space="preserve"> </w:t>
-      </w:r>
-      <w:r>
-        <w:rPr>
-          <w:rFonts w:ascii="Charis SIL Regular" w:hAnsi="Charis SIL Regular" w:eastAsia="Charis SIL Regular"/>
-          <w:b w:val="0"/>
-          <w:i w:val="0"/>
-          <w:color w:val="0000FF"/>
-          <w:sz w:val="24"/>
-        </w:rPr>
-        <w:hyperlink r:id="rId10" w:history="1">
-          <w:r>
-            <w:rPr>
-              <w:rStyle w:val="Hyperlink"/>
-            </w:rPr>
-            <w:t>to</w:t>
-          </w:r>
-        </w:hyperlink>
-      </w:r>
-      <w:r>
-        <w:rPr>
-          <w:rFonts w:ascii="Charis SIL Regular" w:hAnsi="Charis SIL Regular" w:eastAsia="Charis SIL Regular"/>
-          <w:b w:val="0"/>
-          <w:i w:val="0"/>
-          <w:color w:val="0000FF"/>
-          <w:sz w:val="24"/>
-        </w:rPr>
-        <w:t xml:space="preserve"> </w:t>
-      </w:r>
-      <w:r>
-        <w:rPr>
-          <w:rFonts w:ascii="Charis SIL Regular" w:hAnsi="Charis SIL Regular" w:eastAsia="Charis SIL Regular"/>
-          <w:b w:val="0"/>
-          <w:i w:val="0"/>
-          <w:color w:val="0000FF"/>
-          <w:sz w:val="24"/>
-        </w:rPr>
-        <w:hyperlink r:id="rId10" w:history="1">
-          <w:r>
-            <w:rPr>
-              <w:rStyle w:val="Hyperlink"/>
-            </w:rPr>
-            <w:t>Ceylo</w:t>
-          </w:r>
-        </w:hyperlink>
-      </w:r>
-      <w:r>
-        <w:rPr>
-          <w:rFonts w:ascii="Charis SIL Regular" w:hAnsi="Charis SIL Regular" w:eastAsia="Charis SIL Regular"/>
-          <w:b w:val="0"/>
-          <w:i w:val="0"/>
-          <w:color w:val="0000FF"/>
-          <w:sz w:val="24"/>
-        </w:rPr>
-        <w:hyperlink r:id="rId10" w:history="1">
-          <w:r>
-            <w:rPr>
-              <w:rStyle w:val="Hyperlink"/>
-            </w:rPr>
-            <w:t>n</w:t>
-          </w:r>
-        </w:hyperlink>
-      </w:r>
-      <w:r>
-        <w:rPr>
-          <w:rFonts w:ascii="Charis SIL Regular" w:hAnsi="Charis SIL Regular" w:eastAsia="Charis SIL Regular"/>
-          <w:b w:val="0"/>
-          <w:i w:val="0"/>
-          <w:color w:val="0000FF"/>
-          <w:sz w:val="24"/>
-        </w:rPr>
-        <w:t xml:space="preserve"> </w:t>
-      </w:r>
-      <w:r>
-        <w:rPr>
-          <w:rFonts w:ascii="Charis SIL Regular" w:hAnsi="Charis SIL Regular" w:eastAsia="Charis SIL Regular"/>
-          <w:b w:val="0"/>
-          <w:i w:val="0"/>
-          <w:color w:val="0000FF"/>
-          <w:sz w:val="24"/>
-        </w:rPr>
-        <w:hyperlink r:id="rId10" w:history="1">
-          <w:r>
-            <w:rPr>
-              <w:rStyle w:val="Hyperlink"/>
-            </w:rPr>
-            <w:t>for</w:t>
-          </w:r>
-        </w:hyperlink>
-      </w:r>
-      <w:r>
-        <w:rPr>
-          <w:rFonts w:ascii="Charis SIL Regular" w:hAnsi="Charis SIL Regular" w:eastAsia="Charis SIL Regular"/>
-          <w:b w:val="0"/>
-          <w:i w:val="0"/>
-          <w:color w:val="0000FF"/>
-          <w:sz w:val="24"/>
-        </w:rPr>
-        <w:t xml:space="preserve"> </w:t>
-      </w:r>
-      <w:r>
-        <w:rPr>
-          <w:rFonts w:ascii="Charis SIL Regular" w:hAnsi="Charis SIL Regular" w:eastAsia="Charis SIL Regular"/>
-          <w:b w:val="0"/>
-          <w:i w:val="0"/>
-          <w:color w:val="0000FF"/>
-          <w:sz w:val="24"/>
-        </w:rPr>
-        <w:hyperlink r:id="rId10" w:history="1">
-          <w:r>
-            <w:rPr>
-              <w:rStyle w:val="Hyperlink"/>
-            </w:rPr>
-            <w:t>a</w:t>
-          </w:r>
-        </w:hyperlink>
-      </w:r>
-      <w:r>
-        <w:rPr>
-          <w:rFonts w:ascii="Charis SIL Regular" w:hAnsi="Charis SIL Regular" w:eastAsia="Charis SIL Regular"/>
-          <w:b w:val="0"/>
-          <w:i w:val="0"/>
-          <w:color w:val="0000FF"/>
-          <w:sz w:val="24"/>
-        </w:rPr>
-        <w:t xml:space="preserve"> </w:t>
-      </w:r>
-      <w:r>
-        <w:rPr>
-          <w:rFonts w:ascii="Charis SIL Regular" w:hAnsi="Charis SIL Regular" w:eastAsia="Charis SIL Regular"/>
-          <w:b w:val="0"/>
-          <w:i w:val="0"/>
-          <w:color w:val="0000FF"/>
-          <w:sz w:val="24"/>
-        </w:rPr>
-        <w:hyperlink r:id="rId10" w:history="1">
-          <w:r>
-            <w:rPr>
-              <w:rStyle w:val="Hyperlink"/>
-            </w:rPr>
-            <w:t>cer</w:t>
-          </w:r>
-        </w:hyperlink>
-      </w:r>
-      <w:r>
-        <w:rPr>
-          <w:rFonts w:ascii="Charis SIL Regular" w:hAnsi="Charis SIL Regular" w:eastAsia="Charis SIL Regular"/>
-          <w:b w:val="0"/>
-          <w:i w:val="0"/>
-          <w:color w:val="0000FF"/>
-          <w:sz w:val="24"/>
-        </w:rPr>
-        <w:hyperlink r:id="rId10" w:history="1">
-          <w:r>
-            <w:rPr>
-              <w:rStyle w:val="Hyperlink"/>
-            </w:rPr>
-            <w:t>emony</w:t>
-          </w:r>
-        </w:hyperlink>
-      </w:r>
-      <w:r>
-        <w:rPr>
-          <w:rFonts w:ascii="Charis SIL Regular" w:hAnsi="Charis SIL Regular" w:eastAsia="Charis SIL Regular"/>
-          <w:b w:val="0"/>
-          <w:i w:val="0"/>
-          <w:color w:val="0000FF"/>
-          <w:sz w:val="24"/>
-        </w:rPr>
-        <w:t xml:space="preserve"> </w:t>
-      </w:r>
-      <w:r>
-        <w:rPr>
-          <w:rFonts w:ascii="Charis SIL Regular" w:hAnsi="Charis SIL Regular" w:eastAsia="Charis SIL Regular"/>
-          <w:b w:val="0"/>
-          <w:i w:val="0"/>
-          <w:color w:val="0000FF"/>
-          <w:sz w:val="24"/>
-        </w:rPr>
-        <w:hyperlink r:id="rId10" w:history="1">
-          <w:r>
-            <w:rPr>
-              <w:rStyle w:val="Hyperlink"/>
-            </w:rPr>
-            <w:t>at</w:t>
-          </w:r>
-        </w:hyperlink>
-      </w:r>
-      <w:r>
-        <w:rPr>
-          <w:rFonts w:ascii="Charis SIL Regular" w:hAnsi="Charis SIL Regular" w:eastAsia="Charis SIL Regular"/>
-          <w:b w:val="0"/>
-          <w:i w:val="0"/>
-          <w:color w:val="0000FF"/>
-          <w:sz w:val="24"/>
-        </w:rPr>
-        <w:t xml:space="preserve"> </w:t>
-      </w:r>
-      <w:r>
-        <w:rPr>
-          <w:rFonts w:ascii="Charis SIL Regular" w:hAnsi="Charis SIL Regular" w:eastAsia="Charis SIL Regular"/>
-          <w:b w:val="0"/>
-          <w:i w:val="0"/>
-          <w:color w:val="0000FF"/>
-          <w:sz w:val="24"/>
-        </w:rPr>
-        <w:hyperlink r:id="rId10" w:history="1">
-          <w:r>
-            <w:rPr>
-              <w:rStyle w:val="Hyperlink"/>
-            </w:rPr>
-            <w:t>K</w:t>
-          </w:r>
-        </w:hyperlink>
-      </w:r>
-      <w:r>
-        <w:rPr>
-          <w:rFonts w:ascii="Charis SIL Regular" w:hAnsi="Charis SIL Regular" w:eastAsia="Charis SIL Regular"/>
-          <w:b w:val="0"/>
-          <w:i w:val="0"/>
-          <w:color w:val="0000FF"/>
-          <w:sz w:val="24"/>
-        </w:rPr>
-        <w:hyperlink r:id="rId10" w:history="1">
-          <w:r>
-            <w:rPr>
-              <w:rStyle w:val="Hyperlink"/>
-            </w:rPr>
-            <w:t>a</w:t>
-          </w:r>
-        </w:hyperlink>
-      </w:r>
-      <w:r>
-        <w:rPr>
-          <w:rFonts w:ascii="Charis SIL Regular" w:hAnsi="Charis SIL Regular" w:eastAsia="Charis SIL Regular"/>
-          <w:b w:val="0"/>
-          <w:i w:val="0"/>
-          <w:color w:val="0000FF"/>
-          <w:sz w:val="24"/>
-        </w:rPr>
-        <w:hyperlink r:id="rId10" w:history="1">
-          <w:r>
-            <w:rPr>
-              <w:rStyle w:val="Hyperlink"/>
-            </w:rPr>
-            <w:t>ndy,</w:t>
-          </w:r>
-        </w:hyperlink>
-      </w:r>
-      <w:r>
-        <w:rPr>
-          <w:rFonts w:ascii="Charis SIL Regular" w:hAnsi="Charis SIL Regular" w:eastAsia="Charis SIL Regular"/>
-          <w:b w:val="0"/>
-          <w:i w:val="0"/>
-          <w:color w:val="0000FF"/>
-          <w:sz w:val="24"/>
-        </w:rPr>
-        <w:t xml:space="preserve"> </w:t>
-      </w:r>
-      <w:r>
-        <w:rPr>
-          <w:rFonts w:ascii="Charis SIL Regular" w:hAnsi="Charis SIL Regular" w:eastAsia="Charis SIL Regular"/>
-          <w:b w:val="0"/>
-          <w:i w:val="0"/>
-          <w:color w:val="0000FF"/>
-          <w:sz w:val="24"/>
-        </w:rPr>
-        <w:hyperlink r:id="rId10" w:history="1">
-          <w:r>
-            <w:rPr>
-              <w:rStyle w:val="Hyperlink"/>
-            </w:rPr>
-            <w:t>1746.</w:t>
-          </w:r>
-        </w:hyperlink>
-      </w:r>
-      <w:r>
-        <w:rPr>
-          <w:rFonts w:ascii="Charis SIL Regular" w:hAnsi="Charis SIL Regular" w:eastAsia="Charis SIL Regular"/>
-          <w:b w:val="0"/>
-          <w:i w:val="0"/>
-          <w:color w:val="0000FF"/>
-          <w:sz w:val="24"/>
-        </w:rPr>
-        <w:t xml:space="preserve"> </w:t>
-      </w:r>
-      <w:r>
-        <w:rPr>
-          <w:rFonts w:ascii="Charis SIL Regular" w:hAnsi="Charis SIL Regular" w:eastAsia="Charis SIL Regular"/>
-          <w:b w:val="0"/>
-          <w:i w:val="0"/>
-          <w:color w:val="0000FF"/>
-          <w:sz w:val="24"/>
-        </w:rPr>
-        <w:hyperlink r:id="rId10" w:history="1">
-          <w:r>
-            <w:rPr>
-              <w:rStyle w:val="Hyperlink"/>
-            </w:rPr>
-            <w:t>In</w:t>
-          </w:r>
-        </w:hyperlink>
-      </w:r>
-      <w:r>
-        <w:rPr>
-          <w:rFonts w:ascii="Charis SIL Regular" w:hAnsi="Charis SIL Regular" w:eastAsia="Charis SIL Regular"/>
-          <w:b w:val="0"/>
-          <w:i w:val="0"/>
-          <w:color w:val="0000FF"/>
-          <w:sz w:val="24"/>
-        </w:rPr>
-        <w:t xml:space="preserve"> </w:t>
-      </w:r>
-      <w:r>
-        <w:rPr>
-          <w:rFonts w:ascii="Charis SIL Regular" w:hAnsi="Charis SIL Regular" w:eastAsia="Charis SIL Regular"/>
-          <w:b w:val="0"/>
-          <w:i w:val="0"/>
-          <w:color w:val="0000FF"/>
-          <w:sz w:val="24"/>
-        </w:rPr>
-        <w:hyperlink r:id="rId10" w:history="1">
-          <w:r>
-            <w:rPr>
-              <w:rStyle w:val="Hyperlink"/>
-            </w:rPr>
-            <w:t>S</w:t>
-          </w:r>
-        </w:hyperlink>
-      </w:r>
-      <w:r>
-        <w:rPr>
-          <w:rFonts w:ascii="Charis SIL Regular" w:hAnsi="Charis SIL Regular" w:eastAsia="Charis SIL Regular"/>
-          <w:b w:val="0"/>
-          <w:i w:val="0"/>
-          <w:color w:val="0000FF"/>
-          <w:sz w:val="24"/>
-        </w:rPr>
-        <w:hyperlink r:id="rId10" w:history="1">
-          <w:r>
-            <w:rPr>
-              <w:rStyle w:val="Hyperlink"/>
-            </w:rPr>
-            <w:t>inhalese,</w:t>
-          </w:r>
-        </w:hyperlink>
-      </w:r>
-      <w:r>
-        <w:rPr>
-          <w:rFonts w:ascii="Charis SIL Regular" w:hAnsi="Charis SIL Regular" w:eastAsia="Charis SIL Regular"/>
-          <w:b w:val="0"/>
-          <w:i w:val="0"/>
-          <w:color w:val="0000FF"/>
-          <w:sz w:val="24"/>
-        </w:rPr>
-        <w:t xml:space="preserve"> </w:t>
-      </w:r>
-      <w:r>
-        <w:rPr>
-          <w:rFonts w:ascii="Charis SIL Regular" w:hAnsi="Charis SIL Regular" w:eastAsia="Charis SIL Regular"/>
-          <w:b w:val="0"/>
-          <w:i w:val="0"/>
-          <w:color w:val="0000FF"/>
-          <w:sz w:val="24"/>
-        </w:rPr>
-        <w:hyperlink r:id="rId10" w:history="1">
-          <w:r>
-            <w:rPr>
-              <w:rStyle w:val="Hyperlink"/>
-            </w:rPr>
-            <w:t>pa</w:t>
-          </w:r>
-        </w:hyperlink>
-      </w:r>
-      <w:r>
-        <w:rPr>
-          <w:rFonts w:ascii="Charis SIL Regular" w:hAnsi="Charis SIL Regular" w:eastAsia="Charis SIL Regular"/>
-          <w:b w:val="0"/>
-          <w:i w:val="0"/>
-          <w:color w:val="0000FF"/>
-          <w:sz w:val="24"/>
-        </w:rPr>
-        <w:hyperlink r:id="rId10" w:history="1">
-          <w:r>
-            <w:rPr>
-              <w:rStyle w:val="Hyperlink"/>
-            </w:rPr>
-            <w:t>l</w:t>
-          </w:r>
-        </w:hyperlink>
-      </w:r>
-      <w:r>
-        <w:rPr>
-          <w:rFonts w:ascii="Charis SIL Regular" w:hAnsi="Charis SIL Regular" w:eastAsia="Charis SIL Regular"/>
-          <w:b w:val="0"/>
-          <w:i w:val="0"/>
-          <w:color w:val="0000FF"/>
-          <w:sz w:val="24"/>
-        </w:rPr>
-        <w:hyperlink r:id="rId10" w:history="1">
-          <w:r>
-            <w:rPr>
-              <w:rStyle w:val="Hyperlink"/>
-            </w:rPr>
-            <w:t>m</w:t>
-          </w:r>
-        </w:hyperlink>
-      </w:r>
-      <w:r>
-        <w:rPr>
-          <w:rFonts w:ascii="Charis SIL Regular" w:hAnsi="Charis SIL Regular" w:eastAsia="Charis SIL Regular"/>
-          <w:b w:val="0"/>
-          <w:i w:val="0"/>
-          <w:color w:val="0000FF"/>
-          <w:sz w:val="24"/>
-        </w:rPr>
-        <w:t xml:space="preserve"> </w:t>
-      </w:r>
-      <w:r>
-        <w:rPr>
-          <w:rFonts w:ascii="Charis SIL Regular" w:hAnsi="Charis SIL Regular" w:eastAsia="Charis SIL Regular"/>
-          <w:b w:val="0"/>
-          <w:i w:val="0"/>
-          <w:color w:val="0000FF"/>
-          <w:sz w:val="24"/>
-        </w:rPr>
-        <w:hyperlink r:id="rId10" w:history="1">
-          <w:r>
-            <w:rPr>
-              <w:rStyle w:val="Hyperlink"/>
-            </w:rPr>
-            <w:t>leaf</w:t>
-          </w:r>
-        </w:hyperlink>
-      </w:r>
-      <w:r>
-        <w:rPr>
-          <w:rFonts w:ascii="Charis SIL Regular" w:hAnsi="Charis SIL Regular" w:eastAsia="Charis SIL Regular"/>
-          <w:b w:val="0"/>
-          <w:i w:val="0"/>
-          <w:color w:val="0000FF"/>
-          <w:sz w:val="24"/>
-        </w:rPr>
-        <w:t xml:space="preserve"> </w:t>
-      </w:r>
-      <w:r>
-        <w:rPr>
-          <w:rFonts w:ascii="Charis SIL Regular" w:hAnsi="Charis SIL Regular" w:eastAsia="Charis SIL Regular"/>
-          <w:b w:val="0"/>
-          <w:i w:val="0"/>
-          <w:color w:val="0000FF"/>
-          <w:sz w:val="24"/>
-        </w:rPr>
-        <w:hyperlink r:id="rId10" w:history="1">
-          <w:r>
-            <w:rPr>
-              <w:rStyle w:val="Hyperlink"/>
-            </w:rPr>
-            <w:t>w</w:t>
-          </w:r>
-        </w:hyperlink>
-      </w:r>
-      <w:r>
-        <w:rPr>
-          <w:rFonts w:ascii="Charis SIL Regular" w:hAnsi="Charis SIL Regular" w:eastAsia="Charis SIL Regular"/>
-          <w:b w:val="0"/>
-          <w:i w:val="0"/>
-          <w:color w:val="0000FF"/>
-          <w:sz w:val="24"/>
-        </w:rPr>
-        <w:hyperlink r:id="rId10" w:history="1">
-          <w:r>
-            <w:rPr>
-              <w:rStyle w:val="Hyperlink"/>
-            </w:rPr>
-            <w:t>i</w:t>
-          </w:r>
-        </w:hyperlink>
-      </w:r>
-      <w:r>
-        <w:rPr>
-          <w:rFonts w:ascii="Charis SIL Regular" w:hAnsi="Charis SIL Regular" w:eastAsia="Charis SIL Regular"/>
-          <w:b w:val="0"/>
-          <w:i w:val="0"/>
-          <w:color w:val="0000FF"/>
-          <w:sz w:val="24"/>
-        </w:rPr>
-        <w:hyperlink r:id="rId10" w:history="1">
-          <w:r>
-            <w:rPr>
-              <w:rStyle w:val="Hyperlink"/>
-            </w:rPr>
-            <w:t>th</w:t>
-          </w:r>
-        </w:hyperlink>
-      </w:r>
-      <w:r>
-        <w:rPr>
-          <w:rFonts w:ascii="Charis SIL Regular" w:hAnsi="Charis SIL Regular" w:eastAsia="Charis SIL Regular"/>
-          <w:b w:val="0"/>
-          <w:i w:val="0"/>
-          <w:color w:val="0000FF"/>
-          <w:sz w:val="24"/>
-        </w:rPr>
-        <w:t xml:space="preserve"> </w:t>
-      </w:r>
-      <w:r>
-        <w:rPr>
-          <w:rFonts w:ascii="Charis SIL Regular" w:hAnsi="Charis SIL Regular" w:eastAsia="Charis SIL Regular"/>
-          <w:b w:val="0"/>
-          <w:i w:val="0"/>
-          <w:color w:val="0000FF"/>
-          <w:sz w:val="24"/>
-        </w:rPr>
-        <w:hyperlink r:id="rId10" w:history="1">
-          <w:r>
-            <w:rPr>
-              <w:rStyle w:val="Hyperlink"/>
-            </w:rPr>
-            <w:t>silk</w:t>
-          </w:r>
-        </w:hyperlink>
-      </w:r>
-      <w:r>
-        <w:rPr>
-          <w:rFonts w:ascii="Charis SIL Regular" w:hAnsi="Charis SIL Regular" w:eastAsia="Charis SIL Regular"/>
-          <w:b w:val="0"/>
-          <w:i w:val="0"/>
-          <w:color w:val="0000FF"/>
-          <w:sz w:val="24"/>
-        </w:rPr>
-        <w:t xml:space="preserve"> </w:t>
-      </w:r>
-      <w:r>
-        <w:rPr>
-          <w:rFonts w:ascii="Charis SIL Regular" w:hAnsi="Charis SIL Regular" w:eastAsia="Charis SIL Regular"/>
-          <w:b w:val="0"/>
-          <w:i w:val="0"/>
-          <w:color w:val="0000FF"/>
-          <w:sz w:val="24"/>
-        </w:rPr>
-        <w:hyperlink r:id="rId10" w:history="1">
-          <w:r>
-            <w:rPr>
-              <w:rStyle w:val="Hyperlink"/>
-            </w:rPr>
-            <w:t>c</w:t>
-          </w:r>
-        </w:hyperlink>
-      </w:r>
-      <w:r>
-        <w:rPr>
-          <w:rFonts w:ascii="Charis SIL Regular" w:hAnsi="Charis SIL Regular" w:eastAsia="Charis SIL Regular"/>
-          <w:b w:val="0"/>
-          <w:i w:val="0"/>
-          <w:color w:val="0000FF"/>
-          <w:sz w:val="24"/>
-        </w:rPr>
-        <w:hyperlink r:id="rId10" w:history="1">
-          <w:r>
-            <w:rPr>
-              <w:rStyle w:val="Hyperlink"/>
-            </w:rPr>
-            <w:t xml:space="preserve">ase </w:t>
-          </w:r>
-        </w:hyperlink>
-      </w:r>
-      <w:r>
-        <w:rPr>
-          <w:rFonts w:ascii="Charis SIL Regular" w:hAnsi="Charis SIL Regular" w:eastAsia="Charis SIL Regular"/>
-          <w:b w:val="0"/>
-          <w:i w:val="0"/>
-          <w:color w:val="0000FF"/>
-          <w:sz w:val="24"/>
-        </w:rPr>
-        <w:t>and decorations (lengt</w:t>
       </w:r>
       <w:r>
         <w:rPr>
@@ -3387,7 +3542,7 @@
           <w:color w:val="0000FF"/>
           <w:sz w:val="24"/>
         </w:rPr>
-        <w:hyperlink r:id="rId10" w:history="1">
+        <w:hyperlink r:id="rId11" w:history="1">
           <w:r>
             <w:rPr>
               <w:rStyle w:val="Hyperlink"/>
@@ -3404,7 +3559,7 @@
           <w:color w:val="0000FF"/>
           <w:sz w:val="24"/>
         </w:rPr>
-        <w:hyperlink r:id="rId10" w:history="1">
+        <w:hyperlink r:id="rId11" w:history="1">
           <w:r>
             <w:rPr>
               <w:rStyle w:val="Hyperlink"/>
@@ -3421,7 +3576,7 @@
           <w:color w:val="0000FF"/>
           <w:sz w:val="24"/>
         </w:rPr>
-        <w:hyperlink r:id="rId10" w:history="1">
+        <w:hyperlink r:id="rId11" w:history="1">
           <w:r>
             <w:rPr>
               <w:rStyle w:val="Hyperlink"/>
@@ -3438,7 +3593,7 @@
           <w:color w:val="0000FF"/>
           <w:sz w:val="24"/>
         </w:rPr>
-        <w:hyperlink r:id="rId10" w:history="1">
+        <w:hyperlink r:id="rId11" w:history="1">
           <w:r>
             <w:rPr>
               <w:rStyle w:val="Hyperlink"/>
@@ -3465,7 +3620,7 @@
           <w:color w:val="0000FF"/>
           <w:sz w:val="24"/>
         </w:rPr>
-        <w:hyperlink r:id="rId10" w:history="1">
+        <w:hyperlink r:id="rId11" w:history="1">
           <w:r>
             <w:rPr>
               <w:rStyle w:val="Hyperlink"/>
@@ -3482,7 +3637,7 @@
           <w:color w:val="0000FF"/>
           <w:sz w:val="24"/>
         </w:rPr>
-        <w:hyperlink r:id="rId10" w:history="1">
+        <w:hyperlink r:id="rId11" w:history="1">
           <w:r>
             <w:rPr>
               <w:rStyle w:val="Hyperlink"/>
@@ -3509,7 +3664,7 @@
           <w:color w:val="0000FF"/>
           <w:sz w:val="24"/>
         </w:rPr>
-        <w:hyperlink r:id="rId10" w:history="1">
+        <w:hyperlink r:id="rId11" w:history="1">
           <w:r>
             <w:rPr>
               <w:rStyle w:val="Hyperlink"/>
@@ -3526,7 +3681,7 @@
           <w:color w:val="0000FF"/>
           <w:sz w:val="24"/>
         </w:rPr>
-        <w:hyperlink r:id="rId10" w:history="1">
+        <w:hyperlink r:id="rId11" w:history="1">
           <w:r>
             <w:rPr>
               <w:rStyle w:val="Hyperlink"/>
@@ -3543,7 +3698,7 @@
           <w:color w:val="0000FF"/>
           <w:sz w:val="24"/>
         </w:rPr>
-        <w:hyperlink r:id="rId10" w:history="1">
+        <w:hyperlink r:id="rId11" w:history="1">
           <w:r>
             <w:rPr>
               <w:rStyle w:val="Hyperlink"/>
@@ -3560,7 +3715,7 @@
           <w:color w:val="0000FF"/>
           <w:sz w:val="24"/>
         </w:rPr>
-        <w:hyperlink r:id="rId10" w:history="1">
+        <w:hyperlink r:id="rId11" w:history="1">
           <w:r>
             <w:rPr>
               <w:rStyle w:val="Hyperlink"/>
@@ -3587,7 +3742,7 @@
           <w:color w:val="0000FF"/>
           <w:sz w:val="24"/>
         </w:rPr>
-        <w:hyperlink r:id="rId10" w:history="1">
+        <w:hyperlink r:id="rId11" w:history="1">
           <w:r>
             <w:rPr>
               <w:rStyle w:val="Hyperlink"/>
@@ -3604,7 +3759,7 @@
           <w:color w:val="0000FF"/>
           <w:sz w:val="24"/>
         </w:rPr>
-        <w:hyperlink r:id="rId10" w:history="1">
+        <w:hyperlink r:id="rId11" w:history="1">
           <w:r>
             <w:rPr>
               <w:rStyle w:val="Hyperlink"/>
@@ -3621,7 +3776,7 @@
           <w:color w:val="0000FF"/>
           <w:sz w:val="24"/>
         </w:rPr>
-        <w:hyperlink r:id="rId10" w:history="1">
+        <w:hyperlink r:id="rId11" w:history="1">
           <w:r>
             <w:rPr>
               <w:rStyle w:val="Hyperlink"/>
@@ -3638,7 +3793,7 @@
           <w:color w:val="0000FF"/>
           <w:sz w:val="24"/>
         </w:rPr>
-        <w:hyperlink r:id="rId10" w:history="1">
+        <w:hyperlink r:id="rId11" w:history="1">
           <w:r>
             <w:rPr>
               <w:rStyle w:val="Hyperlink"/>
@@ -4976,6 +5131,164 @@
             <w:t>?).</w:t>
           </w:r>
         </w:hyperlink>
+      </w:r>
+    </w:p>
+    <w:p>
+      <w:pPr>
+        <w:autoSpaceDN w:val="0"/>
+        <w:autoSpaceDE w:val="0"/>
+        <w:widowControl/>
+        <w:spacing w:line="352" w:lineRule="exact" w:before="176" w:after="0"/>
+        <w:ind w:left="0" w:right="0" w:firstLine="0"/>
+        <w:jc w:val="left"/>
+      </w:pPr>
+      <w:r>
+        <w:rPr>
+          <w:rFonts w:ascii="Charis SIL Regular" w:hAnsi="Charis SIL Regular" w:eastAsia="Charis SIL Regular"/>
+          <w:b w:val="0"/>
+          <w:i w:val="0"/>
+          <w:color w:val="000000"/>
+          <w:sz w:val="24"/>
+        </w:rPr>
+        <w:t>KZGW:</w:t>
+      </w:r>
+    </w:p>
+    <w:p>
+      <w:pPr>
+        <w:autoSpaceDN w:val="0"/>
+        <w:tabs>
+          <w:tab w:pos="600" w:val="left"/>
+        </w:tabs>
+        <w:autoSpaceDE w:val="0"/>
+        <w:widowControl/>
+        <w:spacing w:line="288" w:lineRule="exact" w:before="240" w:after="0"/>
+        <w:ind w:left="388" w:right="144" w:firstLine="0"/>
+        <w:jc w:val="left"/>
+      </w:pPr>
+      <w:r>
+        <w:rPr>
+          <w:rFonts w:ascii="Charis SIL Regular" w:hAnsi="Charis SIL Regular" w:eastAsia="Charis SIL Regular"/>
+          <w:b w:val="0"/>
+          <w:i w:val="0"/>
+          <w:color w:val="000000"/>
+          <w:sz w:val="24"/>
+        </w:rPr>
+        <w:t xml:space="preserve">•  Candiasche kam, </w:t>
+      </w:r>
+      <w:r>
+        <w:rPr>
+          <w:rFonts w:ascii="Charis SIL Regular" w:hAnsi="Charis SIL Regular" w:eastAsia="Charis SIL Regular"/>
+          <w:b w:val="0"/>
+          <w:i w:val="0"/>
+          <w:color w:val="0000FF"/>
+          <w:sz w:val="24"/>
+          <w:u w:val="single"/>
+        </w:rPr>
+        <w:hyperlink r:id="rId12" w:history="1">
+          <w:r>
+            <w:rPr>
+              <w:rStyle w:val="Hyperlink"/>
+            </w:rPr>
+            <w:t>geschonken</w:t>
+          </w:r>
+        </w:hyperlink>
+      </w:r>
+      <w:r>
+        <w:rPr>
+          <w:rFonts w:ascii="Charis SIL Regular" w:hAnsi="Charis SIL Regular" w:eastAsia="Charis SIL Regular"/>
+          <w:b w:val="0"/>
+          <w:i w:val="0"/>
+          <w:color w:val="000000"/>
+          <w:sz w:val="24"/>
+        </w:rPr>
+        <w:t xml:space="preserve"> door Jacobus Boekhout</w:t>
+      </w:r>
+      <w:r>
+        <w:br/>
+      </w:r>
+      <w:r>
+        <w:rPr>
+          <w:rFonts w:ascii="Charis SIL Regular" w:hAnsi="Charis SIL Regular" w:eastAsia="Charis SIL Regular"/>
+          <w:b w:val="0"/>
+          <w:i w:val="0"/>
+          <w:color w:val="000000"/>
+          <w:sz w:val="24"/>
+        </w:rPr>
+        <w:t>•  Potje van verstee</w:t>
+      </w:r>
+      <w:r>
+        <w:rPr>
+          <w:u w:val="single" w:color="0000ff"/>
+          <w:rFonts w:ascii="Charis SIL Regular" w:hAnsi="Charis SIL Regular" w:eastAsia="Charis SIL Regular"/>
+          <w:b w:val="0"/>
+          <w:i w:val="0"/>
+          <w:color w:val="000000"/>
+          <w:sz w:val="24"/>
+        </w:rPr>
+        <w:hyperlink r:id="rId12" w:history="1">
+          <w:r>
+            <w:rPr>
+              <w:rStyle w:val="Hyperlink"/>
+            </w:rPr>
+            <w:t xml:space="preserve">nd hout, </w:t>
+          </w:r>
+        </w:hyperlink>
+      </w:r>
+      <w:r>
+        <w:rPr>
+          <w:rFonts w:ascii="Charis SIL Regular" w:hAnsi="Charis SIL Regular" w:eastAsia="Charis SIL Regular"/>
+          <w:b w:val="0"/>
+          <w:i w:val="0"/>
+          <w:color w:val="0000FF"/>
+          <w:sz w:val="24"/>
+          <w:u w:val="single"/>
+        </w:rPr>
+        <w:hyperlink r:id="rId12" w:history="1">
+          <w:r>
+            <w:rPr>
+              <w:rStyle w:val="Hyperlink"/>
+            </w:rPr>
+            <w:t>ges</w:t>
+          </w:r>
+        </w:hyperlink>
+      </w:r>
+      <w:r>
+        <w:rPr>
+          <w:rFonts w:ascii="Charis SIL Regular" w:hAnsi="Charis SIL Regular" w:eastAsia="Charis SIL Regular"/>
+          <w:b w:val="0"/>
+          <w:i w:val="0"/>
+          <w:color w:val="0000FF"/>
+          <w:sz w:val="24"/>
+          <w:u w:val="single"/>
+        </w:rPr>
+        <w:hyperlink r:id="rId13" w:history="1">
+          <w:r>
+            <w:rPr>
+              <w:rStyle w:val="Hyperlink"/>
+            </w:rPr>
+            <w:t>chonken</w:t>
+          </w:r>
+        </w:hyperlink>
+      </w:r>
+      <w:r>
+        <w:rPr>
+          <w:rFonts w:ascii="Charis SIL Regular" w:hAnsi="Charis SIL Regular" w:eastAsia="Charis SIL Regular"/>
+          <w:b w:val="0"/>
+          <w:i w:val="0"/>
+          <w:color w:val="000000"/>
+          <w:sz w:val="24"/>
+        </w:rPr>
+        <w:t xml:space="preserve"> door Jacob Noels van Serooskerke, afkomstig uit </w:t>
+      </w:r>
+      <w:r>
+        <w:rPr>
+          <w:rFonts w:ascii="Charis SIL Regular" w:hAnsi="Charis SIL Regular" w:eastAsia="Charis SIL Regular"/>
+          <w:b w:val="0"/>
+          <w:i w:val="0"/>
+          <w:color w:val="000000"/>
+          <w:sz w:val="24"/>
+        </w:rPr>
+        <w:t>Sri Lanka of India</w:t>
       </w:r>
     </w:p>
     <w:p>
@@ -5395,7 +5708,7 @@
     </w:p>
     <w:sectPr>
       <w:pgSz w:w="11900" w:h="16840"/>
-      <w:pgMar w:top="448" w:right="938" w:bottom="1190" w:left="960" w:header="720" w:footer="720" w:gutter="0"/>
+      <w:pgMar w:top="448" w:right="938" w:bottom="374" w:left="960" w:header="720" w:footer="720" w:gutter="0"/>
       <w:cols/>
       <w:docGrid w:linePitch="360"/>
     </w:sectPr>

--- a/EXPORTS/DOCX/review/niveau2/Dutch/Sri Lanka.docx
+++ b/EXPORTS/DOCX/review/niveau2/Dutch/Sri Lanka.docx
@@ -887,8 +887,16 @@
           <w:i w:val="0"/>
           <w:color w:val="0000FF"/>
           <w:sz w:val="24"/>
-        </w:rPr>
-        <w:t>m</w:t>
+          <w:u w:val="single"/>
+        </w:rPr>
+        <w:hyperlink r:id="rId9" w:history="1">
+          <w:r>
+            <w:rPr>
+              <w:rStyle w:val="Hyperlink"/>
+            </w:rPr>
+            <w:t>m</w:t>
+          </w:r>
+        </w:hyperlink>
       </w:r>
       <w:r>
         <w:rPr>
@@ -1078,6 +1086,7 @@
           <w:i w:val="0"/>
           <w:color w:val="0000FF"/>
           <w:sz w:val="24"/>
+          <w:u w:val="single"/>
         </w:rPr>
         <w:t xml:space="preserve"> </w:t>
       </w:r>
@@ -1174,7 +1183,7 @@
           <w:color w:val="0000FF"/>
           <w:sz w:val="24"/>
         </w:rPr>
-        <w:hyperlink r:id="rId10" w:history="1">
+        <w:hyperlink r:id="rId9" w:history="1">
           <w:r>
             <w:rPr>
               <w:rStyle w:val="Hyperlink"/>
@@ -1191,7 +1200,7 @@
           <w:color w:val="0000FF"/>
           <w:sz w:val="24"/>
         </w:rPr>
-        <w:hyperlink r:id="rId10" w:history="1">
+        <w:hyperlink r:id="rId9" w:history="1">
           <w:r>
             <w:rPr>
               <w:rStyle w:val="Hyperlink"/>
@@ -1208,7 +1217,7 @@
           <w:color w:val="0000FF"/>
           <w:sz w:val="24"/>
         </w:rPr>
-        <w:hyperlink r:id="rId10" w:history="1">
+        <w:hyperlink r:id="rId9" w:history="1">
           <w:r>
             <w:rPr>
               <w:rStyle w:val="Hyperlink"/>
@@ -1235,7 +1244,7 @@
           <w:color w:val="0000FF"/>
           <w:sz w:val="24"/>
         </w:rPr>
-        <w:hyperlink r:id="rId10" w:history="1">
+        <w:hyperlink r:id="rId9" w:history="1">
           <w:r>
             <w:rPr>
               <w:rStyle w:val="Hyperlink"/>
@@ -1243,6 +1252,815 @@
             <w:t>Le</w:t>
           </w:r>
         </w:hyperlink>
+      </w:r>
+      <w:r>
+        <w:rPr>
+          <w:rFonts w:ascii="Charis SIL Regular" w:hAnsi="Charis SIL Regular" w:eastAsia="Charis SIL Regular"/>
+          <w:b w:val="0"/>
+          <w:i w:val="0"/>
+          <w:color w:val="0000FF"/>
+          <w:sz w:val="24"/>
+        </w:rPr>
+        <w:hyperlink r:id="rId9" w:history="1">
+          <w:r>
+            <w:rPr>
+              <w:rStyle w:val="Hyperlink"/>
+            </w:rPr>
+            <w:t>t</w:t>
+          </w:r>
+        </w:hyperlink>
+      </w:r>
+      <w:r>
+        <w:rPr>
+          <w:rFonts w:ascii="Charis SIL Regular" w:hAnsi="Charis SIL Regular" w:eastAsia="Charis SIL Regular"/>
+          <w:b w:val="0"/>
+          <w:i w:val="0"/>
+          <w:color w:val="0000FF"/>
+          <w:sz w:val="24"/>
+        </w:rPr>
+        <w:hyperlink r:id="rId9" w:history="1">
+          <w:r>
+            <w:rPr>
+              <w:rStyle w:val="Hyperlink"/>
+            </w:rPr>
+            <w:t>te</w:t>
+          </w:r>
+        </w:hyperlink>
+      </w:r>
+      <w:r>
+        <w:rPr>
+          <w:rFonts w:ascii="Charis SIL Regular" w:hAnsi="Charis SIL Regular" w:eastAsia="Charis SIL Regular"/>
+          <w:b w:val="0"/>
+          <w:i w:val="0"/>
+          <w:color w:val="0000FF"/>
+          <w:sz w:val="24"/>
+        </w:rPr>
+        <w:hyperlink r:id="rId9" w:history="1">
+          <w:r>
+            <w:rPr>
+              <w:rStyle w:val="Hyperlink"/>
+            </w:rPr>
+            <w:t>r</w:t>
+          </w:r>
+        </w:hyperlink>
+      </w:r>
+      <w:r>
+        <w:rPr>
+          <w:rFonts w:ascii="Charis SIL Regular" w:hAnsi="Charis SIL Regular" w:eastAsia="Charis SIL Regular"/>
+          <w:b w:val="0"/>
+          <w:i w:val="0"/>
+          <w:color w:val="0000FF"/>
+          <w:sz w:val="24"/>
+        </w:rPr>
+        <w:t xml:space="preserve"> </w:t>
+      </w:r>
+      <w:r>
+        <w:rPr>
+          <w:rFonts w:ascii="Charis SIL Regular" w:hAnsi="Charis SIL Regular" w:eastAsia="Charis SIL Regular"/>
+          <w:b w:val="0"/>
+          <w:i w:val="0"/>
+          <w:color w:val="0000FF"/>
+          <w:sz w:val="24"/>
+        </w:rPr>
+        <w:hyperlink r:id="rId9" w:history="1">
+          <w:r>
+            <w:rPr>
+              <w:rStyle w:val="Hyperlink"/>
+            </w:rPr>
+            <w:t>from</w:t>
+          </w:r>
+        </w:hyperlink>
+      </w:r>
+      <w:r>
+        <w:rPr>
+          <w:rFonts w:ascii="Charis SIL Regular" w:hAnsi="Charis SIL Regular" w:eastAsia="Charis SIL Regular"/>
+          <w:b w:val="0"/>
+          <w:i w:val="0"/>
+          <w:color w:val="0000FF"/>
+          <w:sz w:val="24"/>
+        </w:rPr>
+        <w:t xml:space="preserve"> </w:t>
+      </w:r>
+      <w:r>
+        <w:rPr>
+          <w:rFonts w:ascii="Charis SIL Regular" w:hAnsi="Charis SIL Regular" w:eastAsia="Charis SIL Regular"/>
+          <w:b w:val="0"/>
+          <w:i w:val="0"/>
+          <w:color w:val="0000FF"/>
+          <w:sz w:val="24"/>
+        </w:rPr>
+        <w:hyperlink r:id="rId9" w:history="1">
+          <w:r>
+            <w:rPr>
+              <w:rStyle w:val="Hyperlink"/>
+            </w:rPr>
+            <w:t>King</w:t>
+          </w:r>
+        </w:hyperlink>
+      </w:r>
+      <w:r>
+        <w:rPr>
+          <w:rFonts w:ascii="Charis SIL Regular" w:hAnsi="Charis SIL Regular" w:eastAsia="Charis SIL Regular"/>
+          <w:b w:val="0"/>
+          <w:i w:val="0"/>
+          <w:color w:val="0000FF"/>
+          <w:sz w:val="24"/>
+        </w:rPr>
+        <w:t xml:space="preserve"> </w:t>
+      </w:r>
+      <w:r>
+        <w:rPr>
+          <w:rFonts w:ascii="Charis SIL Regular" w:hAnsi="Charis SIL Regular" w:eastAsia="Charis SIL Regular"/>
+          <w:b w:val="0"/>
+          <w:i w:val="0"/>
+          <w:color w:val="0000FF"/>
+          <w:sz w:val="24"/>
+        </w:rPr>
+        <w:hyperlink r:id="rId9" w:history="1">
+          <w:r>
+            <w:rPr>
+              <w:rStyle w:val="Hyperlink"/>
+            </w:rPr>
+            <w:t>Sri</w:t>
+          </w:r>
+        </w:hyperlink>
+      </w:r>
+      <w:r>
+        <w:rPr>
+          <w:rFonts w:ascii="Charis SIL Regular" w:hAnsi="Charis SIL Regular" w:eastAsia="Charis SIL Regular"/>
+          <w:b w:val="0"/>
+          <w:i w:val="0"/>
+          <w:color w:val="0000FF"/>
+          <w:sz w:val="24"/>
+        </w:rPr>
+        <w:t xml:space="preserve"> </w:t>
+      </w:r>
+      <w:r>
+        <w:rPr>
+          <w:rFonts w:ascii="Charis SIL Regular" w:hAnsi="Charis SIL Regular" w:eastAsia="Charis SIL Regular"/>
+          <w:b w:val="0"/>
+          <w:i w:val="0"/>
+          <w:color w:val="0000FF"/>
+          <w:sz w:val="24"/>
+        </w:rPr>
+        <w:hyperlink r:id="rId9" w:history="1">
+          <w:r>
+            <w:rPr>
+              <w:rStyle w:val="Hyperlink"/>
+            </w:rPr>
+            <w:t>V</w:t>
+          </w:r>
+        </w:hyperlink>
+      </w:r>
+      <w:r>
+        <w:rPr>
+          <w:rFonts w:ascii="Charis SIL Regular" w:hAnsi="Charis SIL Regular" w:eastAsia="Charis SIL Regular"/>
+          <w:b w:val="0"/>
+          <w:i w:val="0"/>
+          <w:color w:val="0000FF"/>
+          <w:sz w:val="24"/>
+        </w:rPr>
+        <w:hyperlink r:id="rId9" w:history="1">
+          <w:r>
+            <w:rPr>
+              <w:rStyle w:val="Hyperlink"/>
+            </w:rPr>
+            <w:t>ijay</w:t>
+          </w:r>
+        </w:hyperlink>
+      </w:r>
+      <w:r>
+        <w:rPr>
+          <w:rFonts w:ascii="Charis SIL Regular" w:hAnsi="Charis SIL Regular" w:eastAsia="Charis SIL Regular"/>
+          <w:b w:val="0"/>
+          <w:i w:val="0"/>
+          <w:color w:val="0000FF"/>
+          <w:sz w:val="24"/>
+        </w:rPr>
+        <w:hyperlink r:id="rId9" w:history="1">
+          <w:r>
+            <w:rPr>
+              <w:rStyle w:val="Hyperlink"/>
+            </w:rPr>
+            <w:t>a</w:t>
+          </w:r>
+        </w:hyperlink>
+      </w:r>
+      <w:r>
+        <w:rPr>
+          <w:rFonts w:ascii="Charis SIL Regular" w:hAnsi="Charis SIL Regular" w:eastAsia="Charis SIL Regular"/>
+          <w:b w:val="0"/>
+          <w:i w:val="0"/>
+          <w:color w:val="0000FF"/>
+          <w:sz w:val="24"/>
+        </w:rPr>
+        <w:t xml:space="preserve"> </w:t>
+      </w:r>
+      <w:r>
+        <w:rPr>
+          <w:rFonts w:ascii="Charis SIL Regular" w:hAnsi="Charis SIL Regular" w:eastAsia="Charis SIL Regular"/>
+          <w:b w:val="0"/>
+          <w:i w:val="0"/>
+          <w:color w:val="0000FF"/>
+          <w:sz w:val="24"/>
+        </w:rPr>
+        <w:hyperlink r:id="rId9" w:history="1">
+          <w:r>
+            <w:rPr>
+              <w:rStyle w:val="Hyperlink"/>
+            </w:rPr>
+            <w:t>R</w:t>
+          </w:r>
+        </w:hyperlink>
+      </w:r>
+      <w:r>
+        <w:rPr>
+          <w:rFonts w:ascii="Charis SIL Regular" w:hAnsi="Charis SIL Regular" w:eastAsia="Charis SIL Regular"/>
+          <w:b w:val="0"/>
+          <w:i w:val="0"/>
+          <w:color w:val="0000FF"/>
+          <w:sz w:val="24"/>
+        </w:rPr>
+        <w:hyperlink r:id="rId9" w:history="1">
+          <w:r>
+            <w:rPr>
+              <w:rStyle w:val="Hyperlink"/>
+            </w:rPr>
+            <w:t>aja</w:t>
+          </w:r>
+        </w:hyperlink>
+      </w:r>
+      <w:r>
+        <w:rPr>
+          <w:rFonts w:ascii="Charis SIL Regular" w:hAnsi="Charis SIL Regular" w:eastAsia="Charis SIL Regular"/>
+          <w:b w:val="0"/>
+          <w:i w:val="0"/>
+          <w:color w:val="0000FF"/>
+          <w:sz w:val="24"/>
+        </w:rPr>
+        <w:hyperlink r:id="rId9" w:history="1">
+          <w:r>
+            <w:rPr>
+              <w:rStyle w:val="Hyperlink"/>
+            </w:rPr>
+            <w:t>sin</w:t>
+          </w:r>
+        </w:hyperlink>
+      </w:r>
+      <w:r>
+        <w:rPr>
+          <w:rFonts w:ascii="Charis SIL Regular" w:hAnsi="Charis SIL Regular" w:eastAsia="Charis SIL Regular"/>
+          <w:b w:val="0"/>
+          <w:i w:val="0"/>
+          <w:color w:val="0000FF"/>
+          <w:sz w:val="24"/>
+        </w:rPr>
+        <w:hyperlink r:id="rId9" w:history="1">
+          <w:r>
+            <w:rPr>
+              <w:rStyle w:val="Hyperlink"/>
+            </w:rPr>
+            <w:t>g</w:t>
+          </w:r>
+        </w:hyperlink>
+      </w:r>
+      <w:r>
+        <w:rPr>
+          <w:rFonts w:ascii="Charis SIL Regular" w:hAnsi="Charis SIL Regular" w:eastAsia="Charis SIL Regular"/>
+          <w:b w:val="0"/>
+          <w:i w:val="0"/>
+          <w:color w:val="0000FF"/>
+          <w:sz w:val="24"/>
+        </w:rPr>
+        <w:hyperlink r:id="rId9" w:history="1">
+          <w:r>
+            <w:rPr>
+              <w:rStyle w:val="Hyperlink"/>
+            </w:rPr>
+            <w:t>a</w:t>
+          </w:r>
+        </w:hyperlink>
+      </w:r>
+      <w:r>
+        <w:rPr>
+          <w:rFonts w:ascii="Charis SIL Regular" w:hAnsi="Charis SIL Regular" w:eastAsia="Charis SIL Regular"/>
+          <w:b w:val="0"/>
+          <w:i w:val="0"/>
+          <w:color w:val="0000FF"/>
+          <w:sz w:val="24"/>
+        </w:rPr>
+        <w:t xml:space="preserve"> </w:t>
+      </w:r>
+      <w:r>
+        <w:rPr>
+          <w:rFonts w:ascii="Charis SIL Regular" w:hAnsi="Charis SIL Regular" w:eastAsia="Charis SIL Regular"/>
+          <w:b w:val="0"/>
+          <w:i w:val="0"/>
+          <w:color w:val="0000FF"/>
+          <w:sz w:val="24"/>
+        </w:rPr>
+        <w:hyperlink r:id="rId9" w:history="1">
+          <w:r>
+            <w:rPr>
+              <w:rStyle w:val="Hyperlink"/>
+            </w:rPr>
+            <w:t>of</w:t>
+          </w:r>
+        </w:hyperlink>
+      </w:r>
+      <w:r>
+        <w:rPr>
+          <w:rFonts w:ascii="Charis SIL Regular" w:hAnsi="Charis SIL Regular" w:eastAsia="Charis SIL Regular"/>
+          <w:b w:val="0"/>
+          <w:i w:val="0"/>
+          <w:color w:val="0000FF"/>
+          <w:sz w:val="24"/>
+        </w:rPr>
+        <w:t xml:space="preserve"> </w:t>
+      </w:r>
+      <w:r>
+        <w:rPr>
+          <w:rFonts w:ascii="Charis SIL Regular" w:hAnsi="Charis SIL Regular" w:eastAsia="Charis SIL Regular"/>
+          <w:b w:val="0"/>
+          <w:i w:val="0"/>
+          <w:color w:val="0000FF"/>
+          <w:sz w:val="24"/>
+        </w:rPr>
+        <w:hyperlink r:id="rId9" w:history="1">
+          <w:r>
+            <w:rPr>
+              <w:rStyle w:val="Hyperlink"/>
+            </w:rPr>
+            <w:t>Kan</w:t>
+          </w:r>
+        </w:hyperlink>
+      </w:r>
+      <w:r>
+        <w:rPr>
+          <w:rFonts w:ascii="Charis SIL Regular" w:hAnsi="Charis SIL Regular" w:eastAsia="Charis SIL Regular"/>
+          <w:b w:val="0"/>
+          <w:i w:val="0"/>
+          <w:color w:val="0000FF"/>
+          <w:sz w:val="24"/>
+        </w:rPr>
+        <w:hyperlink r:id="rId10" w:history="1">
+          <w:r>
+            <w:rPr>
+              <w:rStyle w:val="Hyperlink"/>
+            </w:rPr>
+            <w:t>dy</w:t>
+          </w:r>
+        </w:hyperlink>
+      </w:r>
+      <w:r>
+        <w:rPr>
+          <w:rFonts w:ascii="Charis SIL Regular" w:hAnsi="Charis SIL Regular" w:eastAsia="Charis SIL Regular"/>
+          <w:b w:val="0"/>
+          <w:i w:val="0"/>
+          <w:color w:val="0000FF"/>
+          <w:sz w:val="24"/>
+        </w:rPr>
+        <w:t xml:space="preserve"> </w:t>
+      </w:r>
+      <w:r>
+        <w:rPr>
+          <w:rFonts w:ascii="Charis SIL Regular" w:hAnsi="Charis SIL Regular" w:eastAsia="Charis SIL Regular"/>
+          <w:b w:val="0"/>
+          <w:i w:val="0"/>
+          <w:color w:val="0000FF"/>
+          <w:sz w:val="24"/>
+        </w:rPr>
+        <w:hyperlink r:id="rId10" w:history="1">
+          <w:r>
+            <w:rPr>
+              <w:rStyle w:val="Hyperlink"/>
+            </w:rPr>
+            <w:t>(or</w:t>
+          </w:r>
+        </w:hyperlink>
+      </w:r>
+      <w:r>
+        <w:rPr>
+          <w:rFonts w:ascii="Charis SIL Regular" w:hAnsi="Charis SIL Regular" w:eastAsia="Charis SIL Regular"/>
+          <w:b w:val="0"/>
+          <w:i w:val="0"/>
+          <w:color w:val="0000FF"/>
+          <w:sz w:val="24"/>
+        </w:rPr>
+        <w:t xml:space="preserve"> </w:t>
+      </w:r>
+      <w:r>
+        <w:rPr>
+          <w:rFonts w:ascii="Charis SIL Regular" w:hAnsi="Charis SIL Regular" w:eastAsia="Charis SIL Regular"/>
+          <w:b w:val="0"/>
+          <w:i w:val="0"/>
+          <w:color w:val="0000FF"/>
+          <w:sz w:val="24"/>
+        </w:rPr>
+        <w:hyperlink r:id="rId10" w:history="1">
+          <w:r>
+            <w:rPr>
+              <w:rStyle w:val="Hyperlink"/>
+            </w:rPr>
+            <w:t>his</w:t>
+          </w:r>
+        </w:hyperlink>
+      </w:r>
+      <w:r>
+        <w:rPr>
+          <w:rFonts w:ascii="Charis SIL Regular" w:hAnsi="Charis SIL Regular" w:eastAsia="Charis SIL Regular"/>
+          <w:b w:val="0"/>
+          <w:i w:val="0"/>
+          <w:color w:val="0000FF"/>
+          <w:sz w:val="24"/>
+        </w:rPr>
+        <w:t xml:space="preserve"> </w:t>
+      </w:r>
+      <w:r>
+        <w:rPr>
+          <w:rFonts w:ascii="Charis SIL Regular" w:hAnsi="Charis SIL Regular" w:eastAsia="Charis SIL Regular"/>
+          <w:b w:val="0"/>
+          <w:i w:val="0"/>
+          <w:color w:val="0000FF"/>
+          <w:sz w:val="24"/>
+        </w:rPr>
+        <w:hyperlink r:id="rId10" w:history="1">
+          <w:r>
+            <w:rPr>
+              <w:rStyle w:val="Hyperlink"/>
+            </w:rPr>
+            <w:t>court)</w:t>
+          </w:r>
+        </w:hyperlink>
+      </w:r>
+      <w:r>
+        <w:rPr>
+          <w:rFonts w:ascii="Charis SIL Regular" w:hAnsi="Charis SIL Regular" w:eastAsia="Charis SIL Regular"/>
+          <w:b w:val="0"/>
+          <w:i w:val="0"/>
+          <w:color w:val="0000FF"/>
+          <w:sz w:val="24"/>
+        </w:rPr>
+        <w:t xml:space="preserve"> </w:t>
+      </w:r>
+      <w:r>
+        <w:rPr>
+          <w:rFonts w:ascii="Charis SIL Regular" w:hAnsi="Charis SIL Regular" w:eastAsia="Charis SIL Regular"/>
+          <w:b w:val="0"/>
+          <w:i w:val="0"/>
+          <w:color w:val="0000FF"/>
+          <w:sz w:val="24"/>
+        </w:rPr>
+        <w:hyperlink r:id="rId10" w:history="1">
+          <w:r>
+            <w:rPr>
+              <w:rStyle w:val="Hyperlink"/>
+            </w:rPr>
+            <w:t>to</w:t>
+          </w:r>
+        </w:hyperlink>
+      </w:r>
+      <w:r>
+        <w:rPr>
+          <w:rFonts w:ascii="Charis SIL Regular" w:hAnsi="Charis SIL Regular" w:eastAsia="Charis SIL Regular"/>
+          <w:b w:val="0"/>
+          <w:i w:val="0"/>
+          <w:color w:val="0000FF"/>
+          <w:sz w:val="24"/>
+        </w:rPr>
+        <w:t xml:space="preserve"> </w:t>
+      </w:r>
+      <w:r>
+        <w:rPr>
+          <w:rFonts w:ascii="Charis SIL Regular" w:hAnsi="Charis SIL Regular" w:eastAsia="Charis SIL Regular"/>
+          <w:b w:val="0"/>
+          <w:i w:val="0"/>
+          <w:color w:val="0000FF"/>
+          <w:sz w:val="24"/>
+        </w:rPr>
+        <w:hyperlink r:id="rId10" w:history="1">
+          <w:r>
+            <w:rPr>
+              <w:rStyle w:val="Hyperlink"/>
+            </w:rPr>
+            <w:t xml:space="preserve">Governor </w:t>
+          </w:r>
+        </w:hyperlink>
+      </w:r>
+      <w:r>
+        <w:rPr>
+          <w:rFonts w:ascii="Charis SIL Regular" w:hAnsi="Charis SIL Regular" w:eastAsia="Charis SIL Regular"/>
+          <w:b w:val="0"/>
+          <w:i w:val="0"/>
+          <w:color w:val="0000FF"/>
+          <w:sz w:val="24"/>
+        </w:rPr>
+        <w:hyperlink r:id="rId10" w:history="1">
+          <w:r>
+            <w:rPr>
+              <w:rStyle w:val="Hyperlink"/>
+            </w:rPr>
+            <w:t>Julius</w:t>
+          </w:r>
+        </w:hyperlink>
+      </w:r>
+      <w:r>
+        <w:rPr>
+          <w:rFonts w:ascii="Charis SIL Regular" w:hAnsi="Charis SIL Regular" w:eastAsia="Charis SIL Regular"/>
+          <w:b w:val="0"/>
+          <w:i w:val="0"/>
+          <w:color w:val="0000FF"/>
+          <w:sz w:val="24"/>
+        </w:rPr>
+        <w:t xml:space="preserve"> </w:t>
+      </w:r>
+      <w:r>
+        <w:rPr>
+          <w:rFonts w:ascii="Charis SIL Regular" w:hAnsi="Charis SIL Regular" w:eastAsia="Charis SIL Regular"/>
+          <w:b w:val="0"/>
+          <w:i w:val="0"/>
+          <w:color w:val="0000FF"/>
+          <w:sz w:val="24"/>
+        </w:rPr>
+        <w:hyperlink r:id="rId10" w:history="1">
+          <w:r>
+            <w:rPr>
+              <w:rStyle w:val="Hyperlink"/>
+            </w:rPr>
+            <w:t>Valent</w:t>
+          </w:r>
+        </w:hyperlink>
+      </w:r>
+      <w:r>
+        <w:rPr>
+          <w:rFonts w:ascii="Charis SIL Regular" w:hAnsi="Charis SIL Regular" w:eastAsia="Charis SIL Regular"/>
+          <w:b w:val="0"/>
+          <w:i w:val="0"/>
+          <w:color w:val="0000FF"/>
+          <w:sz w:val="24"/>
+        </w:rPr>
+        <w:hyperlink r:id="rId10" w:history="1">
+          <w:r>
+            <w:rPr>
+              <w:rStyle w:val="Hyperlink"/>
+            </w:rPr>
+            <w:t>i</w:t>
+          </w:r>
+        </w:hyperlink>
+      </w:r>
+      <w:r>
+        <w:rPr>
+          <w:rFonts w:ascii="Charis SIL Regular" w:hAnsi="Charis SIL Regular" w:eastAsia="Charis SIL Regular"/>
+          <w:b w:val="0"/>
+          <w:i w:val="0"/>
+          <w:color w:val="0000FF"/>
+          <w:sz w:val="24"/>
+        </w:rPr>
+        <w:hyperlink r:id="rId10" w:history="1">
+          <w:r>
+            <w:rPr>
+              <w:rStyle w:val="Hyperlink"/>
+            </w:rPr>
+            <w:t>jn</w:t>
+          </w:r>
+        </w:hyperlink>
+      </w:r>
+      <w:r>
+        <w:rPr>
+          <w:rFonts w:ascii="Charis SIL Regular" w:hAnsi="Charis SIL Regular" w:eastAsia="Charis SIL Regular"/>
+          <w:b w:val="0"/>
+          <w:i w:val="0"/>
+          <w:color w:val="0000FF"/>
+          <w:sz w:val="24"/>
+        </w:rPr>
+        <w:t xml:space="preserve"> </w:t>
+      </w:r>
+      <w:r>
+        <w:rPr>
+          <w:rFonts w:ascii="Charis SIL Regular" w:hAnsi="Charis SIL Regular" w:eastAsia="Charis SIL Regular"/>
+          <w:b w:val="0"/>
+          <w:i w:val="0"/>
+          <w:color w:val="0000FF"/>
+          <w:sz w:val="24"/>
+        </w:rPr>
+        <w:hyperlink r:id="rId10" w:history="1">
+          <w:r>
+            <w:rPr>
+              <w:rStyle w:val="Hyperlink"/>
+            </w:rPr>
+            <w:t>Stei</w:t>
+          </w:r>
+        </w:hyperlink>
+      </w:r>
+      <w:r>
+        <w:rPr>
+          <w:rFonts w:ascii="Charis SIL Regular" w:hAnsi="Charis SIL Regular" w:eastAsia="Charis SIL Regular"/>
+          <w:b w:val="0"/>
+          <w:i w:val="0"/>
+          <w:color w:val="0000FF"/>
+          <w:sz w:val="24"/>
+        </w:rPr>
+        <w:hyperlink r:id="rId10" w:history="1">
+          <w:r>
+            <w:rPr>
+              <w:rStyle w:val="Hyperlink"/>
+            </w:rPr>
+            <w:t>n</w:t>
+          </w:r>
+        </w:hyperlink>
+      </w:r>
+      <w:r>
+        <w:rPr>
+          <w:rFonts w:ascii="Charis SIL Regular" w:hAnsi="Charis SIL Regular" w:eastAsia="Charis SIL Regular"/>
+          <w:b w:val="0"/>
+          <w:i w:val="0"/>
+          <w:color w:val="0000FF"/>
+          <w:sz w:val="24"/>
+        </w:rPr>
+        <w:t xml:space="preserve"> </w:t>
+      </w:r>
+      <w:r>
+        <w:rPr>
+          <w:rFonts w:ascii="Charis SIL Regular" w:hAnsi="Charis SIL Regular" w:eastAsia="Charis SIL Regular"/>
+          <w:b w:val="0"/>
+          <w:i w:val="0"/>
+          <w:color w:val="0000FF"/>
+          <w:sz w:val="24"/>
+        </w:rPr>
+        <w:hyperlink r:id="rId10" w:history="1">
+          <w:r>
+            <w:rPr>
+              <w:rStyle w:val="Hyperlink"/>
+            </w:rPr>
+            <w:t>van</w:t>
+          </w:r>
+        </w:hyperlink>
+      </w:r>
+      <w:r>
+        <w:rPr>
+          <w:rFonts w:ascii="Charis SIL Regular" w:hAnsi="Charis SIL Regular" w:eastAsia="Charis SIL Regular"/>
+          <w:b w:val="0"/>
+          <w:i w:val="0"/>
+          <w:color w:val="0000FF"/>
+          <w:sz w:val="24"/>
+        </w:rPr>
+        <w:t xml:space="preserve"> </w:t>
+      </w:r>
+      <w:r>
+        <w:rPr>
+          <w:rFonts w:ascii="Charis SIL Regular" w:hAnsi="Charis SIL Regular" w:eastAsia="Charis SIL Regular"/>
+          <w:b w:val="0"/>
+          <w:i w:val="0"/>
+          <w:color w:val="0000FF"/>
+          <w:sz w:val="24"/>
+        </w:rPr>
+        <w:hyperlink r:id="rId10" w:history="1">
+          <w:r>
+            <w:rPr>
+              <w:rStyle w:val="Hyperlink"/>
+            </w:rPr>
+            <w:t>Goll</w:t>
+          </w:r>
+        </w:hyperlink>
+      </w:r>
+      <w:r>
+        <w:rPr>
+          <w:rFonts w:ascii="Charis SIL Regular" w:hAnsi="Charis SIL Regular" w:eastAsia="Charis SIL Regular"/>
+          <w:b w:val="0"/>
+          <w:i w:val="0"/>
+          <w:color w:val="0000FF"/>
+          <w:sz w:val="24"/>
+        </w:rPr>
+        <w:hyperlink r:id="rId10" w:history="1">
+          <w:r>
+            <w:rPr>
+              <w:rStyle w:val="Hyperlink"/>
+            </w:rPr>
+            <w:t>o</w:t>
+          </w:r>
+        </w:hyperlink>
+      </w:r>
+      <w:r>
+        <w:rPr>
+          <w:rFonts w:ascii="Charis SIL Regular" w:hAnsi="Charis SIL Regular" w:eastAsia="Charis SIL Regular"/>
+          <w:b w:val="0"/>
+          <w:i w:val="0"/>
+          <w:color w:val="0000FF"/>
+          <w:sz w:val="24"/>
+        </w:rPr>
+        <w:hyperlink r:id="rId10" w:history="1">
+          <w:r>
+            <w:rPr>
+              <w:rStyle w:val="Hyperlink"/>
+            </w:rPr>
+            <w:t>ne</w:t>
+          </w:r>
+        </w:hyperlink>
+      </w:r>
+      <w:r>
+        <w:rPr>
+          <w:rFonts w:ascii="Charis SIL Regular" w:hAnsi="Charis SIL Regular" w:eastAsia="Charis SIL Regular"/>
+          <w:b w:val="0"/>
+          <w:i w:val="0"/>
+          <w:color w:val="0000FF"/>
+          <w:sz w:val="24"/>
+        </w:rPr>
+        <w:hyperlink r:id="rId10" w:history="1">
+          <w:r>
+            <w:rPr>
+              <w:rStyle w:val="Hyperlink"/>
+            </w:rPr>
+            <w:t>s</w:t>
+          </w:r>
+        </w:hyperlink>
+      </w:r>
+      <w:r>
+        <w:rPr>
+          <w:rFonts w:ascii="Charis SIL Regular" w:hAnsi="Charis SIL Regular" w:eastAsia="Charis SIL Regular"/>
+          <w:b w:val="0"/>
+          <w:i w:val="0"/>
+          <w:color w:val="0000FF"/>
+          <w:sz w:val="24"/>
+        </w:rPr>
+        <w:hyperlink r:id="rId10" w:history="1">
+          <w:r>
+            <w:rPr>
+              <w:rStyle w:val="Hyperlink"/>
+            </w:rPr>
+            <w:t>se,</w:t>
+          </w:r>
+        </w:hyperlink>
+      </w:r>
+      <w:r>
+        <w:rPr>
+          <w:rFonts w:ascii="Charis SIL Regular" w:hAnsi="Charis SIL Regular" w:eastAsia="Charis SIL Regular"/>
+          <w:b w:val="0"/>
+          <w:i w:val="0"/>
+          <w:color w:val="0000FF"/>
+          <w:sz w:val="24"/>
+        </w:rPr>
+        <w:t xml:space="preserve"> </w:t>
+      </w:r>
+      <w:r>
+        <w:rPr>
+          <w:rFonts w:ascii="Charis SIL Regular" w:hAnsi="Charis SIL Regular" w:eastAsia="Charis SIL Regular"/>
+          <w:b w:val="0"/>
+          <w:i w:val="0"/>
+          <w:color w:val="0000FF"/>
+          <w:sz w:val="24"/>
+        </w:rPr>
+        <w:hyperlink r:id="rId10" w:history="1">
+          <w:r>
+            <w:rPr>
+              <w:rStyle w:val="Hyperlink"/>
+            </w:rPr>
+            <w:t>co</w:t>
+          </w:r>
+        </w:hyperlink>
+      </w:r>
+      <w:r>
+        <w:rPr>
+          <w:rFonts w:ascii="Charis SIL Regular" w:hAnsi="Charis SIL Regular" w:eastAsia="Charis SIL Regular"/>
+          <w:b w:val="0"/>
+          <w:i w:val="0"/>
+          <w:color w:val="0000FF"/>
+          <w:sz w:val="24"/>
+        </w:rPr>
+        <w:hyperlink r:id="rId10" w:history="1">
+          <w:r>
+            <w:rPr>
+              <w:rStyle w:val="Hyperlink"/>
+            </w:rPr>
+            <w:t>n</w:t>
+          </w:r>
+        </w:hyperlink>
+      </w:r>
+      <w:r>
+        <w:rPr>
+          <w:rFonts w:ascii="Charis SIL Regular" w:hAnsi="Charis SIL Regular" w:eastAsia="Charis SIL Regular"/>
+          <w:b w:val="0"/>
+          <w:i w:val="0"/>
+          <w:color w:val="0000FF"/>
+          <w:sz w:val="24"/>
+        </w:rPr>
+        <w:hyperlink r:id="rId10" w:history="1">
+          <w:r>
+            <w:rPr>
+              <w:rStyle w:val="Hyperlink"/>
+            </w:rPr>
+            <w:t>cerning</w:t>
+          </w:r>
+        </w:hyperlink>
+      </w:r>
+      <w:r>
+        <w:rPr>
+          <w:rFonts w:ascii="Charis SIL Regular" w:hAnsi="Charis SIL Regular" w:eastAsia="Charis SIL Regular"/>
+          <w:b w:val="0"/>
+          <w:i w:val="0"/>
+          <w:color w:val="0000FF"/>
+          <w:sz w:val="24"/>
+        </w:rPr>
+        <w:t xml:space="preserve"> </w:t>
       </w:r>
       <w:r>
         <w:rPr>
@@ -1274,7 +2092,7 @@
             <w:rPr>
               <w:rStyle w:val="Hyperlink"/>
             </w:rPr>
-            <w:t>te</w:t>
+            <w:t>h</w:t>
           </w:r>
         </w:hyperlink>
       </w:r>
@@ -1285,6 +2103,935 @@
           <w:i w:val="0"/>
           <w:color w:val="0000FF"/>
           <w:sz w:val="24"/>
+        </w:rPr>
+        <w:hyperlink r:id="rId10" w:history="1">
+          <w:r>
+            <w:rPr>
+              <w:rStyle w:val="Hyperlink"/>
+            </w:rPr>
+            <w:t>e</w:t>
+          </w:r>
+        </w:hyperlink>
+      </w:r>
+      <w:r>
+        <w:rPr>
+          <w:rFonts w:ascii="Charis SIL Regular" w:hAnsi="Charis SIL Regular" w:eastAsia="Charis SIL Regular"/>
+          <w:b w:val="0"/>
+          <w:i w:val="0"/>
+          <w:color w:val="0000FF"/>
+          <w:sz w:val="24"/>
+        </w:rPr>
+        <w:t xml:space="preserve"> </w:t>
+      </w:r>
+      <w:r>
+        <w:rPr>
+          <w:rFonts w:ascii="Charis SIL Regular" w:hAnsi="Charis SIL Regular" w:eastAsia="Charis SIL Regular"/>
+          <w:b w:val="0"/>
+          <w:i w:val="0"/>
+          <w:color w:val="0000FF"/>
+          <w:sz w:val="24"/>
+        </w:rPr>
+        <w:hyperlink r:id="rId10" w:history="1">
+          <w:r>
+            <w:rPr>
+              <w:rStyle w:val="Hyperlink"/>
+            </w:rPr>
+            <w:t>t</w:t>
+          </w:r>
+        </w:hyperlink>
+      </w:r>
+      <w:r>
+        <w:rPr>
+          <w:rFonts w:ascii="Charis SIL Regular" w:hAnsi="Charis SIL Regular" w:eastAsia="Charis SIL Regular"/>
+          <w:b w:val="0"/>
+          <w:i w:val="0"/>
+          <w:color w:val="0000FF"/>
+          <w:sz w:val="24"/>
+        </w:rPr>
+        <w:hyperlink r:id="rId10" w:history="1">
+          <w:r>
+            <w:rPr>
+              <w:rStyle w:val="Hyperlink"/>
+            </w:rPr>
+            <w:t>ranspo</w:t>
+          </w:r>
+        </w:hyperlink>
+      </w:r>
+      <w:r>
+        <w:rPr>
+          <w:rFonts w:ascii="Charis SIL Regular" w:hAnsi="Charis SIL Regular" w:eastAsia="Charis SIL Regular"/>
+          <w:b w:val="0"/>
+          <w:i w:val="0"/>
+          <w:color w:val="0000FF"/>
+          <w:sz w:val="24"/>
+        </w:rPr>
+        <w:hyperlink r:id="rId10" w:history="1">
+          <w:r>
+            <w:rPr>
+              <w:rStyle w:val="Hyperlink"/>
+            </w:rPr>
+            <w:t>rt</w:t>
+          </w:r>
+        </w:hyperlink>
+      </w:r>
+      <w:r>
+        <w:rPr>
+          <w:rFonts w:ascii="Charis SIL Regular" w:hAnsi="Charis SIL Regular" w:eastAsia="Charis SIL Regular"/>
+          <w:b w:val="0"/>
+          <w:i w:val="0"/>
+          <w:color w:val="0000FF"/>
+          <w:sz w:val="24"/>
+        </w:rPr>
+        <w:t xml:space="preserve"> </w:t>
+      </w:r>
+      <w:r>
+        <w:rPr>
+          <w:rFonts w:ascii="Charis SIL Regular" w:hAnsi="Charis SIL Regular" w:eastAsia="Charis SIL Regular"/>
+          <w:b w:val="0"/>
+          <w:i w:val="0"/>
+          <w:color w:val="0000FF"/>
+          <w:sz w:val="24"/>
+        </w:rPr>
+        <w:hyperlink r:id="rId10" w:history="1">
+          <w:r>
+            <w:rPr>
+              <w:rStyle w:val="Hyperlink"/>
+            </w:rPr>
+            <w:t>o</w:t>
+          </w:r>
+        </w:hyperlink>
+      </w:r>
+      <w:r>
+        <w:rPr>
+          <w:rFonts w:ascii="Charis SIL Regular" w:hAnsi="Charis SIL Regular" w:eastAsia="Charis SIL Regular"/>
+          <w:b w:val="0"/>
+          <w:i w:val="0"/>
+          <w:color w:val="0000FF"/>
+          <w:sz w:val="24"/>
+        </w:rPr>
+        <w:hyperlink r:id="rId10" w:history="1">
+          <w:r>
+            <w:rPr>
+              <w:rStyle w:val="Hyperlink"/>
+            </w:rPr>
+            <w:t>f</w:t>
+          </w:r>
+        </w:hyperlink>
+      </w:r>
+      <w:r>
+        <w:rPr>
+          <w:rFonts w:ascii="Charis SIL Regular" w:hAnsi="Charis SIL Regular" w:eastAsia="Charis SIL Regular"/>
+          <w:b w:val="0"/>
+          <w:i w:val="0"/>
+          <w:color w:val="0000FF"/>
+          <w:sz w:val="24"/>
+        </w:rPr>
+        <w:t xml:space="preserve"> </w:t>
+      </w:r>
+      <w:r>
+        <w:rPr>
+          <w:rFonts w:ascii="Charis SIL Regular" w:hAnsi="Charis SIL Regular" w:eastAsia="Charis SIL Regular"/>
+          <w:b w:val="0"/>
+          <w:i w:val="0"/>
+          <w:color w:val="0000FF"/>
+          <w:sz w:val="24"/>
+        </w:rPr>
+        <w:hyperlink r:id="rId10" w:history="1">
+          <w:r>
+            <w:rPr>
+              <w:rStyle w:val="Hyperlink"/>
+            </w:rPr>
+            <w:t>B</w:t>
+          </w:r>
+        </w:hyperlink>
+      </w:r>
+      <w:r>
+        <w:rPr>
+          <w:rFonts w:ascii="Charis SIL Regular" w:hAnsi="Charis SIL Regular" w:eastAsia="Charis SIL Regular"/>
+          <w:b w:val="0"/>
+          <w:i w:val="0"/>
+          <w:color w:val="0000FF"/>
+          <w:sz w:val="24"/>
+        </w:rPr>
+        <w:hyperlink r:id="rId10" w:history="1">
+          <w:r>
+            <w:rPr>
+              <w:rStyle w:val="Hyperlink"/>
+            </w:rPr>
+            <w:t>u</w:t>
+          </w:r>
+        </w:hyperlink>
+      </w:r>
+      <w:r>
+        <w:rPr>
+          <w:rFonts w:ascii="Charis SIL Regular" w:hAnsi="Charis SIL Regular" w:eastAsia="Charis SIL Regular"/>
+          <w:b w:val="0"/>
+          <w:i w:val="0"/>
+          <w:color w:val="0000FF"/>
+          <w:sz w:val="24"/>
+        </w:rPr>
+        <w:hyperlink r:id="rId10" w:history="1">
+          <w:r>
+            <w:rPr>
+              <w:rStyle w:val="Hyperlink"/>
+            </w:rPr>
+            <w:t>ddhist</w:t>
+          </w:r>
+        </w:hyperlink>
+      </w:r>
+      <w:r>
+        <w:rPr>
+          <w:rFonts w:ascii="Charis SIL Regular" w:hAnsi="Charis SIL Regular" w:eastAsia="Charis SIL Regular"/>
+          <w:b w:val="0"/>
+          <w:i w:val="0"/>
+          <w:color w:val="0000FF"/>
+          <w:sz w:val="24"/>
+        </w:rPr>
+        <w:t xml:space="preserve"> </w:t>
+      </w:r>
+      <w:r>
+        <w:rPr>
+          <w:rFonts w:ascii="Charis SIL Regular" w:hAnsi="Charis SIL Regular" w:eastAsia="Charis SIL Regular"/>
+          <w:b w:val="0"/>
+          <w:i w:val="0"/>
+          <w:color w:val="0000FF"/>
+          <w:sz w:val="24"/>
+        </w:rPr>
+        <w:hyperlink r:id="rId10" w:history="1">
+          <w:r>
+            <w:rPr>
+              <w:rStyle w:val="Hyperlink"/>
+            </w:rPr>
+            <w:t>m</w:t>
+          </w:r>
+        </w:hyperlink>
+      </w:r>
+      <w:r>
+        <w:rPr>
+          <w:rFonts w:ascii="Charis SIL Regular" w:hAnsi="Charis SIL Regular" w:eastAsia="Charis SIL Regular"/>
+          <w:b w:val="0"/>
+          <w:i w:val="0"/>
+          <w:color w:val="0000FF"/>
+          <w:sz w:val="24"/>
+        </w:rPr>
+        <w:hyperlink r:id="rId10" w:history="1">
+          <w:r>
+            <w:rPr>
+              <w:rStyle w:val="Hyperlink"/>
+            </w:rPr>
+            <w:t>onks</w:t>
+          </w:r>
+        </w:hyperlink>
+      </w:r>
+      <w:r>
+        <w:rPr>
+          <w:rFonts w:ascii="Charis SIL Regular" w:hAnsi="Charis SIL Regular" w:eastAsia="Charis SIL Regular"/>
+          <w:b w:val="0"/>
+          <w:i w:val="0"/>
+          <w:color w:val="0000FF"/>
+          <w:sz w:val="24"/>
+        </w:rPr>
+        <w:t xml:space="preserve"> </w:t>
+      </w:r>
+      <w:r>
+        <w:rPr>
+          <w:rFonts w:ascii="Charis SIL Regular" w:hAnsi="Charis SIL Regular" w:eastAsia="Charis SIL Regular"/>
+          <w:b w:val="0"/>
+          <w:i w:val="0"/>
+          <w:color w:val="0000FF"/>
+          <w:sz w:val="24"/>
+        </w:rPr>
+        <w:hyperlink r:id="rId10" w:history="1">
+          <w:r>
+            <w:rPr>
+              <w:rStyle w:val="Hyperlink"/>
+            </w:rPr>
+            <w:t xml:space="preserve">from </w:t>
+          </w:r>
+        </w:hyperlink>
+      </w:r>
+      <w:r>
+        <w:rPr>
+          <w:rFonts w:ascii="Charis SIL Regular" w:hAnsi="Charis SIL Regular" w:eastAsia="Charis SIL Regular"/>
+          <w:b w:val="0"/>
+          <w:i w:val="0"/>
+          <w:color w:val="0000FF"/>
+          <w:sz w:val="24"/>
+        </w:rPr>
+        <w:hyperlink r:id="rId10" w:history="1">
+          <w:r>
+            <w:rPr>
+              <w:rStyle w:val="Hyperlink"/>
+            </w:rPr>
+            <w:t>Burm</w:t>
+          </w:r>
+        </w:hyperlink>
+      </w:r>
+      <w:r>
+        <w:rPr>
+          <w:rFonts w:ascii="Charis SIL Regular" w:hAnsi="Charis SIL Regular" w:eastAsia="Charis SIL Regular"/>
+          <w:b w:val="0"/>
+          <w:i w:val="0"/>
+          <w:color w:val="0000FF"/>
+          <w:sz w:val="24"/>
+        </w:rPr>
+        <w:hyperlink r:id="rId10" w:history="1">
+          <w:r>
+            <w:rPr>
+              <w:rStyle w:val="Hyperlink"/>
+            </w:rPr>
+            <w:t>a</w:t>
+          </w:r>
+        </w:hyperlink>
+      </w:r>
+      <w:r>
+        <w:rPr>
+          <w:rFonts w:ascii="Charis SIL Regular" w:hAnsi="Charis SIL Regular" w:eastAsia="Charis SIL Regular"/>
+          <w:b w:val="0"/>
+          <w:i w:val="0"/>
+          <w:color w:val="0000FF"/>
+          <w:sz w:val="24"/>
+        </w:rPr>
+        <w:t xml:space="preserve"> </w:t>
+      </w:r>
+      <w:r>
+        <w:rPr>
+          <w:rFonts w:ascii="Charis SIL Regular" w:hAnsi="Charis SIL Regular" w:eastAsia="Charis SIL Regular"/>
+          <w:b w:val="0"/>
+          <w:i w:val="0"/>
+          <w:color w:val="0000FF"/>
+          <w:sz w:val="24"/>
+        </w:rPr>
+        <w:hyperlink r:id="rId10" w:history="1">
+          <w:r>
+            <w:rPr>
+              <w:rStyle w:val="Hyperlink"/>
+            </w:rPr>
+            <w:t>to</w:t>
+          </w:r>
+        </w:hyperlink>
+      </w:r>
+      <w:r>
+        <w:rPr>
+          <w:rFonts w:ascii="Charis SIL Regular" w:hAnsi="Charis SIL Regular" w:eastAsia="Charis SIL Regular"/>
+          <w:b w:val="0"/>
+          <w:i w:val="0"/>
+          <w:color w:val="0000FF"/>
+          <w:sz w:val="24"/>
+        </w:rPr>
+        <w:t xml:space="preserve"> </w:t>
+      </w:r>
+      <w:r>
+        <w:rPr>
+          <w:rFonts w:ascii="Charis SIL Regular" w:hAnsi="Charis SIL Regular" w:eastAsia="Charis SIL Regular"/>
+          <w:b w:val="0"/>
+          <w:i w:val="0"/>
+          <w:color w:val="0000FF"/>
+          <w:sz w:val="24"/>
+        </w:rPr>
+        <w:hyperlink r:id="rId10" w:history="1">
+          <w:r>
+            <w:rPr>
+              <w:rStyle w:val="Hyperlink"/>
+            </w:rPr>
+            <w:t>Ceylo</w:t>
+          </w:r>
+        </w:hyperlink>
+      </w:r>
+      <w:r>
+        <w:rPr>
+          <w:rFonts w:ascii="Charis SIL Regular" w:hAnsi="Charis SIL Regular" w:eastAsia="Charis SIL Regular"/>
+          <w:b w:val="0"/>
+          <w:i w:val="0"/>
+          <w:color w:val="0000FF"/>
+          <w:sz w:val="24"/>
+        </w:rPr>
+        <w:hyperlink r:id="rId10" w:history="1">
+          <w:r>
+            <w:rPr>
+              <w:rStyle w:val="Hyperlink"/>
+            </w:rPr>
+            <w:t>n</w:t>
+          </w:r>
+        </w:hyperlink>
+      </w:r>
+      <w:r>
+        <w:rPr>
+          <w:rFonts w:ascii="Charis SIL Regular" w:hAnsi="Charis SIL Regular" w:eastAsia="Charis SIL Regular"/>
+          <w:b w:val="0"/>
+          <w:i w:val="0"/>
+          <w:color w:val="0000FF"/>
+          <w:sz w:val="24"/>
+        </w:rPr>
+        <w:t xml:space="preserve"> </w:t>
+      </w:r>
+      <w:r>
+        <w:rPr>
+          <w:rFonts w:ascii="Charis SIL Regular" w:hAnsi="Charis SIL Regular" w:eastAsia="Charis SIL Regular"/>
+          <w:b w:val="0"/>
+          <w:i w:val="0"/>
+          <w:color w:val="0000FF"/>
+          <w:sz w:val="24"/>
+        </w:rPr>
+        <w:hyperlink r:id="rId10" w:history="1">
+          <w:r>
+            <w:rPr>
+              <w:rStyle w:val="Hyperlink"/>
+            </w:rPr>
+            <w:t>for</w:t>
+          </w:r>
+        </w:hyperlink>
+      </w:r>
+      <w:r>
+        <w:rPr>
+          <w:rFonts w:ascii="Charis SIL Regular" w:hAnsi="Charis SIL Regular" w:eastAsia="Charis SIL Regular"/>
+          <w:b w:val="0"/>
+          <w:i w:val="0"/>
+          <w:color w:val="0000FF"/>
+          <w:sz w:val="24"/>
+        </w:rPr>
+        <w:t xml:space="preserve"> </w:t>
+      </w:r>
+      <w:r>
+        <w:rPr>
+          <w:rFonts w:ascii="Charis SIL Regular" w:hAnsi="Charis SIL Regular" w:eastAsia="Charis SIL Regular"/>
+          <w:b w:val="0"/>
+          <w:i w:val="0"/>
+          <w:color w:val="0000FF"/>
+          <w:sz w:val="24"/>
+        </w:rPr>
+        <w:hyperlink r:id="rId10" w:history="1">
+          <w:r>
+            <w:rPr>
+              <w:rStyle w:val="Hyperlink"/>
+            </w:rPr>
+            <w:t>a</w:t>
+          </w:r>
+        </w:hyperlink>
+      </w:r>
+      <w:r>
+        <w:rPr>
+          <w:rFonts w:ascii="Charis SIL Regular" w:hAnsi="Charis SIL Regular" w:eastAsia="Charis SIL Regular"/>
+          <w:b w:val="0"/>
+          <w:i w:val="0"/>
+          <w:color w:val="0000FF"/>
+          <w:sz w:val="24"/>
+        </w:rPr>
+        <w:t xml:space="preserve"> </w:t>
+      </w:r>
+      <w:r>
+        <w:rPr>
+          <w:rFonts w:ascii="Charis SIL Regular" w:hAnsi="Charis SIL Regular" w:eastAsia="Charis SIL Regular"/>
+          <w:b w:val="0"/>
+          <w:i w:val="0"/>
+          <w:color w:val="0000FF"/>
+          <w:sz w:val="24"/>
+        </w:rPr>
+        <w:hyperlink r:id="rId10" w:history="1">
+          <w:r>
+            <w:rPr>
+              <w:rStyle w:val="Hyperlink"/>
+            </w:rPr>
+            <w:t>cer</w:t>
+          </w:r>
+        </w:hyperlink>
+      </w:r>
+      <w:r>
+        <w:rPr>
+          <w:rFonts w:ascii="Charis SIL Regular" w:hAnsi="Charis SIL Regular" w:eastAsia="Charis SIL Regular"/>
+          <w:b w:val="0"/>
+          <w:i w:val="0"/>
+          <w:color w:val="0000FF"/>
+          <w:sz w:val="24"/>
+        </w:rPr>
+        <w:hyperlink r:id="rId10" w:history="1">
+          <w:r>
+            <w:rPr>
+              <w:rStyle w:val="Hyperlink"/>
+            </w:rPr>
+            <w:t>emony</w:t>
+          </w:r>
+        </w:hyperlink>
+      </w:r>
+      <w:r>
+        <w:rPr>
+          <w:rFonts w:ascii="Charis SIL Regular" w:hAnsi="Charis SIL Regular" w:eastAsia="Charis SIL Regular"/>
+          <w:b w:val="0"/>
+          <w:i w:val="0"/>
+          <w:color w:val="0000FF"/>
+          <w:sz w:val="24"/>
+        </w:rPr>
+        <w:t xml:space="preserve"> </w:t>
+      </w:r>
+      <w:r>
+        <w:rPr>
+          <w:rFonts w:ascii="Charis SIL Regular" w:hAnsi="Charis SIL Regular" w:eastAsia="Charis SIL Regular"/>
+          <w:b w:val="0"/>
+          <w:i w:val="0"/>
+          <w:color w:val="0000FF"/>
+          <w:sz w:val="24"/>
+        </w:rPr>
+        <w:hyperlink r:id="rId10" w:history="1">
+          <w:r>
+            <w:rPr>
+              <w:rStyle w:val="Hyperlink"/>
+            </w:rPr>
+            <w:t>at</w:t>
+          </w:r>
+        </w:hyperlink>
+      </w:r>
+      <w:r>
+        <w:rPr>
+          <w:rFonts w:ascii="Charis SIL Regular" w:hAnsi="Charis SIL Regular" w:eastAsia="Charis SIL Regular"/>
+          <w:b w:val="0"/>
+          <w:i w:val="0"/>
+          <w:color w:val="0000FF"/>
+          <w:sz w:val="24"/>
+        </w:rPr>
+        <w:t xml:space="preserve"> </w:t>
+      </w:r>
+      <w:r>
+        <w:rPr>
+          <w:rFonts w:ascii="Charis SIL Regular" w:hAnsi="Charis SIL Regular" w:eastAsia="Charis SIL Regular"/>
+          <w:b w:val="0"/>
+          <w:i w:val="0"/>
+          <w:color w:val="0000FF"/>
+          <w:sz w:val="24"/>
+        </w:rPr>
+        <w:hyperlink r:id="rId10" w:history="1">
+          <w:r>
+            <w:rPr>
+              <w:rStyle w:val="Hyperlink"/>
+            </w:rPr>
+            <w:t>K</w:t>
+          </w:r>
+        </w:hyperlink>
+      </w:r>
+      <w:r>
+        <w:rPr>
+          <w:rFonts w:ascii="Charis SIL Regular" w:hAnsi="Charis SIL Regular" w:eastAsia="Charis SIL Regular"/>
+          <w:b w:val="0"/>
+          <w:i w:val="0"/>
+          <w:color w:val="0000FF"/>
+          <w:sz w:val="24"/>
+        </w:rPr>
+        <w:hyperlink r:id="rId10" w:history="1">
+          <w:r>
+            <w:rPr>
+              <w:rStyle w:val="Hyperlink"/>
+            </w:rPr>
+            <w:t>a</w:t>
+          </w:r>
+        </w:hyperlink>
+      </w:r>
+      <w:r>
+        <w:rPr>
+          <w:rFonts w:ascii="Charis SIL Regular" w:hAnsi="Charis SIL Regular" w:eastAsia="Charis SIL Regular"/>
+          <w:b w:val="0"/>
+          <w:i w:val="0"/>
+          <w:color w:val="0000FF"/>
+          <w:sz w:val="24"/>
+        </w:rPr>
+        <w:hyperlink r:id="rId10" w:history="1">
+          <w:r>
+            <w:rPr>
+              <w:rStyle w:val="Hyperlink"/>
+            </w:rPr>
+            <w:t>ndy,</w:t>
+          </w:r>
+        </w:hyperlink>
+      </w:r>
+      <w:r>
+        <w:rPr>
+          <w:rFonts w:ascii="Charis SIL Regular" w:hAnsi="Charis SIL Regular" w:eastAsia="Charis SIL Regular"/>
+          <w:b w:val="0"/>
+          <w:i w:val="0"/>
+          <w:color w:val="0000FF"/>
+          <w:sz w:val="24"/>
+        </w:rPr>
+        <w:t xml:space="preserve"> </w:t>
+      </w:r>
+      <w:r>
+        <w:rPr>
+          <w:rFonts w:ascii="Charis SIL Regular" w:hAnsi="Charis SIL Regular" w:eastAsia="Charis SIL Regular"/>
+          <w:b w:val="0"/>
+          <w:i w:val="0"/>
+          <w:color w:val="0000FF"/>
+          <w:sz w:val="24"/>
+        </w:rPr>
+        <w:hyperlink r:id="rId10" w:history="1">
+          <w:r>
+            <w:rPr>
+              <w:rStyle w:val="Hyperlink"/>
+            </w:rPr>
+            <w:t>1746.</w:t>
+          </w:r>
+        </w:hyperlink>
+      </w:r>
+      <w:r>
+        <w:rPr>
+          <w:rFonts w:ascii="Charis SIL Regular" w:hAnsi="Charis SIL Regular" w:eastAsia="Charis SIL Regular"/>
+          <w:b w:val="0"/>
+          <w:i w:val="0"/>
+          <w:color w:val="0000FF"/>
+          <w:sz w:val="24"/>
+        </w:rPr>
+        <w:t xml:space="preserve"> </w:t>
+      </w:r>
+      <w:r>
+        <w:rPr>
+          <w:rFonts w:ascii="Charis SIL Regular" w:hAnsi="Charis SIL Regular" w:eastAsia="Charis SIL Regular"/>
+          <w:b w:val="0"/>
+          <w:i w:val="0"/>
+          <w:color w:val="0000FF"/>
+          <w:sz w:val="24"/>
+        </w:rPr>
+        <w:hyperlink r:id="rId10" w:history="1">
+          <w:r>
+            <w:rPr>
+              <w:rStyle w:val="Hyperlink"/>
+            </w:rPr>
+            <w:t>In</w:t>
+          </w:r>
+        </w:hyperlink>
+      </w:r>
+      <w:r>
+        <w:rPr>
+          <w:rFonts w:ascii="Charis SIL Regular" w:hAnsi="Charis SIL Regular" w:eastAsia="Charis SIL Regular"/>
+          <w:b w:val="0"/>
+          <w:i w:val="0"/>
+          <w:color w:val="0000FF"/>
+          <w:sz w:val="24"/>
+        </w:rPr>
+        <w:t xml:space="preserve"> </w:t>
+      </w:r>
+      <w:r>
+        <w:rPr>
+          <w:rFonts w:ascii="Charis SIL Regular" w:hAnsi="Charis SIL Regular" w:eastAsia="Charis SIL Regular"/>
+          <w:b w:val="0"/>
+          <w:i w:val="0"/>
+          <w:color w:val="0000FF"/>
+          <w:sz w:val="24"/>
+        </w:rPr>
+        <w:hyperlink r:id="rId10" w:history="1">
+          <w:r>
+            <w:rPr>
+              <w:rStyle w:val="Hyperlink"/>
+            </w:rPr>
+            <w:t>S</w:t>
+          </w:r>
+        </w:hyperlink>
+      </w:r>
+      <w:r>
+        <w:rPr>
+          <w:rFonts w:ascii="Charis SIL Regular" w:hAnsi="Charis SIL Regular" w:eastAsia="Charis SIL Regular"/>
+          <w:b w:val="0"/>
+          <w:i w:val="0"/>
+          <w:color w:val="0000FF"/>
+          <w:sz w:val="24"/>
+        </w:rPr>
+        <w:hyperlink r:id="rId10" w:history="1">
+          <w:r>
+            <w:rPr>
+              <w:rStyle w:val="Hyperlink"/>
+            </w:rPr>
+            <w:t>inhalese,</w:t>
+          </w:r>
+        </w:hyperlink>
+      </w:r>
+      <w:r>
+        <w:rPr>
+          <w:rFonts w:ascii="Charis SIL Regular" w:hAnsi="Charis SIL Regular" w:eastAsia="Charis SIL Regular"/>
+          <w:b w:val="0"/>
+          <w:i w:val="0"/>
+          <w:color w:val="0000FF"/>
+          <w:sz w:val="24"/>
+        </w:rPr>
+        <w:t xml:space="preserve"> </w:t>
+      </w:r>
+      <w:r>
+        <w:rPr>
+          <w:rFonts w:ascii="Charis SIL Regular" w:hAnsi="Charis SIL Regular" w:eastAsia="Charis SIL Regular"/>
+          <w:b w:val="0"/>
+          <w:i w:val="0"/>
+          <w:color w:val="0000FF"/>
+          <w:sz w:val="24"/>
+        </w:rPr>
+        <w:hyperlink r:id="rId10" w:history="1">
+          <w:r>
+            <w:rPr>
+              <w:rStyle w:val="Hyperlink"/>
+            </w:rPr>
+            <w:t>pa</w:t>
+          </w:r>
+        </w:hyperlink>
+      </w:r>
+      <w:r>
+        <w:rPr>
+          <w:rFonts w:ascii="Charis SIL Regular" w:hAnsi="Charis SIL Regular" w:eastAsia="Charis SIL Regular"/>
+          <w:b w:val="0"/>
+          <w:i w:val="0"/>
+          <w:color w:val="0000FF"/>
+          <w:sz w:val="24"/>
+        </w:rPr>
+        <w:hyperlink r:id="rId10" w:history="1">
+          <w:r>
+            <w:rPr>
+              <w:rStyle w:val="Hyperlink"/>
+            </w:rPr>
+            <w:t>l</w:t>
+          </w:r>
+        </w:hyperlink>
+      </w:r>
+      <w:r>
+        <w:rPr>
+          <w:rFonts w:ascii="Charis SIL Regular" w:hAnsi="Charis SIL Regular" w:eastAsia="Charis SIL Regular"/>
+          <w:b w:val="0"/>
+          <w:i w:val="0"/>
+          <w:color w:val="0000FF"/>
+          <w:sz w:val="24"/>
+        </w:rPr>
+        <w:hyperlink r:id="rId10" w:history="1">
+          <w:r>
+            <w:rPr>
+              <w:rStyle w:val="Hyperlink"/>
+            </w:rPr>
+            <w:t>m</w:t>
+          </w:r>
+        </w:hyperlink>
+      </w:r>
+      <w:r>
+        <w:rPr>
+          <w:rFonts w:ascii="Charis SIL Regular" w:hAnsi="Charis SIL Regular" w:eastAsia="Charis SIL Regular"/>
+          <w:b w:val="0"/>
+          <w:i w:val="0"/>
+          <w:color w:val="0000FF"/>
+          <w:sz w:val="24"/>
+        </w:rPr>
+        <w:t xml:space="preserve"> </w:t>
+      </w:r>
+      <w:r>
+        <w:rPr>
+          <w:rFonts w:ascii="Charis SIL Regular" w:hAnsi="Charis SIL Regular" w:eastAsia="Charis SIL Regular"/>
+          <w:b w:val="0"/>
+          <w:i w:val="0"/>
+          <w:color w:val="0000FF"/>
+          <w:sz w:val="24"/>
+        </w:rPr>
+        <w:hyperlink r:id="rId10" w:history="1">
+          <w:r>
+            <w:rPr>
+              <w:rStyle w:val="Hyperlink"/>
+            </w:rPr>
+            <w:t>leaf</w:t>
+          </w:r>
+        </w:hyperlink>
+      </w:r>
+      <w:r>
+        <w:rPr>
+          <w:rFonts w:ascii="Charis SIL Regular" w:hAnsi="Charis SIL Regular" w:eastAsia="Charis SIL Regular"/>
+          <w:b w:val="0"/>
+          <w:i w:val="0"/>
+          <w:color w:val="0000FF"/>
+          <w:sz w:val="24"/>
+        </w:rPr>
+        <w:t xml:space="preserve"> </w:t>
+      </w:r>
+      <w:r>
+        <w:rPr>
+          <w:rFonts w:ascii="Charis SIL Regular" w:hAnsi="Charis SIL Regular" w:eastAsia="Charis SIL Regular"/>
+          <w:b w:val="0"/>
+          <w:i w:val="0"/>
+          <w:color w:val="0000FF"/>
+          <w:sz w:val="24"/>
+        </w:rPr>
+        <w:hyperlink r:id="rId10" w:history="1">
+          <w:r>
+            <w:rPr>
+              <w:rStyle w:val="Hyperlink"/>
+            </w:rPr>
+            <w:t>w</w:t>
+          </w:r>
+        </w:hyperlink>
+      </w:r>
+      <w:r>
+        <w:rPr>
+          <w:rFonts w:ascii="Charis SIL Regular" w:hAnsi="Charis SIL Regular" w:eastAsia="Charis SIL Regular"/>
+          <w:b w:val="0"/>
+          <w:i w:val="0"/>
+          <w:color w:val="0000FF"/>
+          <w:sz w:val="24"/>
+        </w:rPr>
+        <w:hyperlink r:id="rId10" w:history="1">
+          <w:r>
+            <w:rPr>
+              <w:rStyle w:val="Hyperlink"/>
+            </w:rPr>
+            <w:t>i</w:t>
+          </w:r>
+        </w:hyperlink>
+      </w:r>
+      <w:r>
+        <w:rPr>
+          <w:rFonts w:ascii="Charis SIL Regular" w:hAnsi="Charis SIL Regular" w:eastAsia="Charis SIL Regular"/>
+          <w:b w:val="0"/>
+          <w:i w:val="0"/>
+          <w:color w:val="0000FF"/>
+          <w:sz w:val="24"/>
+        </w:rPr>
+        <w:hyperlink r:id="rId10" w:history="1">
+          <w:r>
+            <w:rPr>
+              <w:rStyle w:val="Hyperlink"/>
+            </w:rPr>
+            <w:t>th</w:t>
+          </w:r>
+        </w:hyperlink>
+      </w:r>
+      <w:r>
+        <w:rPr>
+          <w:rFonts w:ascii="Charis SIL Regular" w:hAnsi="Charis SIL Regular" w:eastAsia="Charis SIL Regular"/>
+          <w:b w:val="0"/>
+          <w:i w:val="0"/>
+          <w:color w:val="0000FF"/>
+          <w:sz w:val="24"/>
+        </w:rPr>
+        <w:t xml:space="preserve"> </w:t>
+      </w:r>
+      <w:r>
+        <w:rPr>
+          <w:rFonts w:ascii="Charis SIL Regular" w:hAnsi="Charis SIL Regular" w:eastAsia="Charis SIL Regular"/>
+          <w:b w:val="0"/>
+          <w:i w:val="0"/>
+          <w:color w:val="0000FF"/>
+          <w:sz w:val="24"/>
+        </w:rPr>
+        <w:hyperlink r:id="rId10" w:history="1">
+          <w:r>
+            <w:rPr>
+              <w:rStyle w:val="Hyperlink"/>
+            </w:rPr>
+            <w:t>silk</w:t>
+          </w:r>
+        </w:hyperlink>
+      </w:r>
+      <w:r>
+        <w:rPr>
+          <w:rFonts w:ascii="Charis SIL Regular" w:hAnsi="Charis SIL Regular" w:eastAsia="Charis SIL Regular"/>
+          <w:b w:val="0"/>
+          <w:i w:val="0"/>
+          <w:color w:val="0000FF"/>
+          <w:sz w:val="24"/>
+        </w:rPr>
+        <w:t xml:space="preserve"> </w:t>
+      </w:r>
+      <w:r>
+        <w:rPr>
+          <w:rFonts w:ascii="Charis SIL Regular" w:hAnsi="Charis SIL Regular" w:eastAsia="Charis SIL Regular"/>
+          <w:b w:val="0"/>
+          <w:i w:val="0"/>
+          <w:color w:val="0000FF"/>
+          <w:sz w:val="24"/>
+        </w:rPr>
+        <w:hyperlink r:id="rId10" w:history="1">
+          <w:r>
+            <w:rPr>
+              <w:rStyle w:val="Hyperlink"/>
+            </w:rPr>
+            <w:t>c</w:t>
+          </w:r>
+        </w:hyperlink>
+      </w:r>
+      <w:r>
+        <w:rPr>
+          <w:rFonts w:ascii="Charis SIL Regular" w:hAnsi="Charis SIL Regular" w:eastAsia="Charis SIL Regular"/>
+          <w:b w:val="0"/>
+          <w:i w:val="0"/>
+          <w:color w:val="0000FF"/>
+          <w:sz w:val="24"/>
+        </w:rPr>
+        <w:hyperlink r:id="rId10" w:history="1">
+          <w:r>
+            <w:rPr>
+              <w:rStyle w:val="Hyperlink"/>
+            </w:rPr>
+            <w:t xml:space="preserve">ase </w:t>
+          </w:r>
+        </w:hyperlink>
+      </w:r>
+      <w:r>
+        <w:rPr>
+          <w:rFonts w:ascii="Charis SIL Regular" w:hAnsi="Charis SIL Regular" w:eastAsia="Charis SIL Regular"/>
+          <w:b w:val="0"/>
+          <w:i w:val="0"/>
+          <w:color w:val="0000FF"/>
+          <w:sz w:val="24"/>
+          <w:u w:val="single"/>
+        </w:rPr>
+        <w:hyperlink r:id="rId10" w:history="1">
+          <w:r>
+            <w:rPr>
+              <w:rStyle w:val="Hyperlink"/>
+            </w:rPr>
+            <w:t>and</w:t>
+          </w:r>
+        </w:hyperlink>
+      </w:r>
+      <w:r>
+        <w:rPr>
+          <w:rFonts w:ascii="Charis SIL Regular" w:hAnsi="Charis SIL Regular" w:eastAsia="Charis SIL Regular"/>
+          <w:b w:val="0"/>
+          <w:i w:val="0"/>
+          <w:color w:val="0000FF"/>
+          <w:sz w:val="24"/>
+          <w:u w:val="single"/>
+        </w:rPr>
+        <w:t xml:space="preserve"> </w:t>
+      </w:r>
+      <w:r>
+        <w:rPr>
+          <w:rFonts w:ascii="Charis SIL Regular" w:hAnsi="Charis SIL Regular" w:eastAsia="Charis SIL Regular"/>
+          <w:b w:val="0"/>
+          <w:i w:val="0"/>
+          <w:color w:val="0000FF"/>
+          <w:sz w:val="24"/>
+          <w:u w:val="single"/>
+        </w:rPr>
+        <w:hyperlink r:id="rId10" w:history="1">
+          <w:r>
+            <w:rPr>
+              <w:rStyle w:val="Hyperlink"/>
+            </w:rPr>
+            <w:t>de</w:t>
+          </w:r>
+        </w:hyperlink>
+      </w:r>
+      <w:r>
+        <w:rPr>
+          <w:rFonts w:ascii="Charis SIL Regular" w:hAnsi="Charis SIL Regular" w:eastAsia="Charis SIL Regular"/>
+          <w:b w:val="0"/>
+          <w:i w:val="0"/>
+          <w:color w:val="0000FF"/>
+          <w:sz w:val="24"/>
+          <w:u w:val="single"/>
+        </w:rPr>
+        <w:hyperlink r:id="rId10" w:history="1">
+          <w:r>
+            <w:rPr>
+              <w:rStyle w:val="Hyperlink"/>
+            </w:rPr>
+            <w:t>co</w:t>
+          </w:r>
+        </w:hyperlink>
+      </w:r>
+      <w:r>
+        <w:rPr>
+          <w:rFonts w:ascii="Charis SIL Regular" w:hAnsi="Charis SIL Regular" w:eastAsia="Charis SIL Regular"/>
+          <w:b w:val="0"/>
+          <w:i w:val="0"/>
+          <w:color w:val="0000FF"/>
+          <w:sz w:val="24"/>
+          <w:u w:val="single"/>
         </w:rPr>
         <w:hyperlink r:id="rId10" w:history="1">
           <w:r>
@@ -1302,23 +3049,14 @@
           <w:i w:val="0"/>
           <w:color w:val="0000FF"/>
           <w:sz w:val="24"/>
-        </w:rPr>
-        <w:t xml:space="preserve"> </w:t>
-      </w:r>
-      <w:r>
-        <w:rPr>
-          <w:rFonts w:ascii="Charis SIL Regular" w:hAnsi="Charis SIL Regular" w:eastAsia="Charis SIL Regular"/>
-          <w:b w:val="0"/>
-          <w:i w:val="0"/>
-          <w:color w:val="0000FF"/>
-          <w:sz w:val="24"/>
+          <w:u w:val="single"/>
         </w:rPr>
         <w:hyperlink r:id="rId10" w:history="1">
           <w:r>
             <w:rPr>
               <w:rStyle w:val="Hyperlink"/>
             </w:rPr>
-            <w:t>from</w:t>
+            <w:t>ations</w:t>
           </w:r>
         </w:hyperlink>
       </w:r>
@@ -1329,6 +3067,7 @@
           <w:i w:val="0"/>
           <w:color w:val="0000FF"/>
           <w:sz w:val="24"/>
+          <w:u w:val="single"/>
         </w:rPr>
         <w:t xml:space="preserve"> </w:t>
       </w:r>
@@ -1339,13 +3078,14 @@
           <w:i w:val="0"/>
           <w:color w:val="0000FF"/>
           <w:sz w:val="24"/>
+          <w:u w:val="single"/>
         </w:rPr>
         <w:hyperlink r:id="rId10" w:history="1">
           <w:r>
             <w:rPr>
               <w:rStyle w:val="Hyperlink"/>
             </w:rPr>
-            <w:t>King</w:t>
+            <w:t>(</w:t>
           </w:r>
         </w:hyperlink>
       </w:r>
@@ -1356,23 +3096,14 @@
           <w:i w:val="0"/>
           <w:color w:val="0000FF"/>
           <w:sz w:val="24"/>
-        </w:rPr>
-        <w:t xml:space="preserve"> </w:t>
-      </w:r>
-      <w:r>
-        <w:rPr>
-          <w:rFonts w:ascii="Charis SIL Regular" w:hAnsi="Charis SIL Regular" w:eastAsia="Charis SIL Regular"/>
-          <w:b w:val="0"/>
-          <w:i w:val="0"/>
-          <w:color w:val="0000FF"/>
-          <w:sz w:val="24"/>
+          <w:u w:val="single"/>
         </w:rPr>
         <w:hyperlink r:id="rId10" w:history="1">
           <w:r>
             <w:rPr>
               <w:rStyle w:val="Hyperlink"/>
             </w:rPr>
-            <w:t>Sri</w:t>
+            <w:t>len</w:t>
           </w:r>
         </w:hyperlink>
       </w:r>
@@ -1383,23 +3114,14 @@
           <w:i w:val="0"/>
           <w:color w:val="0000FF"/>
           <w:sz w:val="24"/>
-        </w:rPr>
-        <w:t xml:space="preserve"> </w:t>
-      </w:r>
-      <w:r>
-        <w:rPr>
-          <w:rFonts w:ascii="Charis SIL Regular" w:hAnsi="Charis SIL Regular" w:eastAsia="Charis SIL Regular"/>
-          <w:b w:val="0"/>
-          <w:i w:val="0"/>
-          <w:color w:val="0000FF"/>
-          <w:sz w:val="24"/>
+          <w:u w:val="single"/>
         </w:rPr>
         <w:hyperlink r:id="rId10" w:history="1">
           <w:r>
             <w:rPr>
               <w:rStyle w:val="Hyperlink"/>
             </w:rPr>
-            <w:t>V</w:t>
+            <w:t>gt</w:t>
           </w:r>
         </w:hyperlink>
       </w:r>
@@ -1410,673 +3132,7 @@
           <w:i w:val="0"/>
           <w:color w:val="0000FF"/>
           <w:sz w:val="24"/>
-        </w:rPr>
-        <w:hyperlink r:id="rId10" w:history="1">
-          <w:r>
-            <w:rPr>
-              <w:rStyle w:val="Hyperlink"/>
-            </w:rPr>
-            <w:t>ijay</w:t>
-          </w:r>
-        </w:hyperlink>
-      </w:r>
-      <w:r>
-        <w:rPr>
-          <w:rFonts w:ascii="Charis SIL Regular" w:hAnsi="Charis SIL Regular" w:eastAsia="Charis SIL Regular"/>
-          <w:b w:val="0"/>
-          <w:i w:val="0"/>
-          <w:color w:val="0000FF"/>
-          <w:sz w:val="24"/>
-        </w:rPr>
-        <w:hyperlink r:id="rId10" w:history="1">
-          <w:r>
-            <w:rPr>
-              <w:rStyle w:val="Hyperlink"/>
-            </w:rPr>
-            <w:t>a</w:t>
-          </w:r>
-        </w:hyperlink>
-      </w:r>
-      <w:r>
-        <w:rPr>
-          <w:rFonts w:ascii="Charis SIL Regular" w:hAnsi="Charis SIL Regular" w:eastAsia="Charis SIL Regular"/>
-          <w:b w:val="0"/>
-          <w:i w:val="0"/>
-          <w:color w:val="0000FF"/>
-          <w:sz w:val="24"/>
-        </w:rPr>
-        <w:t xml:space="preserve"> </w:t>
-      </w:r>
-      <w:r>
-        <w:rPr>
-          <w:rFonts w:ascii="Charis SIL Regular" w:hAnsi="Charis SIL Regular" w:eastAsia="Charis SIL Regular"/>
-          <w:b w:val="0"/>
-          <w:i w:val="0"/>
-          <w:color w:val="0000FF"/>
-          <w:sz w:val="24"/>
-        </w:rPr>
-        <w:hyperlink r:id="rId10" w:history="1">
-          <w:r>
-            <w:rPr>
-              <w:rStyle w:val="Hyperlink"/>
-            </w:rPr>
-            <w:t>R</w:t>
-          </w:r>
-        </w:hyperlink>
-      </w:r>
-      <w:r>
-        <w:rPr>
-          <w:rFonts w:ascii="Charis SIL Regular" w:hAnsi="Charis SIL Regular" w:eastAsia="Charis SIL Regular"/>
-          <w:b w:val="0"/>
-          <w:i w:val="0"/>
-          <w:color w:val="0000FF"/>
-          <w:sz w:val="24"/>
-        </w:rPr>
-        <w:hyperlink r:id="rId10" w:history="1">
-          <w:r>
-            <w:rPr>
-              <w:rStyle w:val="Hyperlink"/>
-            </w:rPr>
-            <w:t>aja</w:t>
-          </w:r>
-        </w:hyperlink>
-      </w:r>
-      <w:r>
-        <w:rPr>
-          <w:rFonts w:ascii="Charis SIL Regular" w:hAnsi="Charis SIL Regular" w:eastAsia="Charis SIL Regular"/>
-          <w:b w:val="0"/>
-          <w:i w:val="0"/>
-          <w:color w:val="0000FF"/>
-          <w:sz w:val="24"/>
-        </w:rPr>
-        <w:hyperlink r:id="rId10" w:history="1">
-          <w:r>
-            <w:rPr>
-              <w:rStyle w:val="Hyperlink"/>
-            </w:rPr>
-            <w:t>sin</w:t>
-          </w:r>
-        </w:hyperlink>
-      </w:r>
-      <w:r>
-        <w:rPr>
-          <w:rFonts w:ascii="Charis SIL Regular" w:hAnsi="Charis SIL Regular" w:eastAsia="Charis SIL Regular"/>
-          <w:b w:val="0"/>
-          <w:i w:val="0"/>
-          <w:color w:val="0000FF"/>
-          <w:sz w:val="24"/>
-        </w:rPr>
-        <w:hyperlink r:id="rId10" w:history="1">
-          <w:r>
-            <w:rPr>
-              <w:rStyle w:val="Hyperlink"/>
-            </w:rPr>
-            <w:t>g</w:t>
-          </w:r>
-        </w:hyperlink>
-      </w:r>
-      <w:r>
-        <w:rPr>
-          <w:rFonts w:ascii="Charis SIL Regular" w:hAnsi="Charis SIL Regular" w:eastAsia="Charis SIL Regular"/>
-          <w:b w:val="0"/>
-          <w:i w:val="0"/>
-          <w:color w:val="0000FF"/>
-          <w:sz w:val="24"/>
-        </w:rPr>
-        <w:hyperlink r:id="rId9" w:history="1">
-          <w:r>
-            <w:rPr>
-              <w:rStyle w:val="Hyperlink"/>
-            </w:rPr>
-            <w:t>a</w:t>
-          </w:r>
-        </w:hyperlink>
-      </w:r>
-      <w:r>
-        <w:rPr>
-          <w:rFonts w:ascii="Charis SIL Regular" w:hAnsi="Charis SIL Regular" w:eastAsia="Charis SIL Regular"/>
-          <w:b w:val="0"/>
-          <w:i w:val="0"/>
-          <w:color w:val="0000FF"/>
-          <w:sz w:val="24"/>
-        </w:rPr>
-        <w:t xml:space="preserve"> </w:t>
-      </w:r>
-      <w:r>
-        <w:rPr>
-          <w:rFonts w:ascii="Charis SIL Regular" w:hAnsi="Charis SIL Regular" w:eastAsia="Charis SIL Regular"/>
-          <w:b w:val="0"/>
-          <w:i w:val="0"/>
-          <w:color w:val="0000FF"/>
-          <w:sz w:val="24"/>
-        </w:rPr>
-        <w:hyperlink r:id="rId9" w:history="1">
-          <w:r>
-            <w:rPr>
-              <w:rStyle w:val="Hyperlink"/>
-            </w:rPr>
-            <w:t>of</w:t>
-          </w:r>
-        </w:hyperlink>
-      </w:r>
-      <w:r>
-        <w:rPr>
-          <w:rFonts w:ascii="Charis SIL Regular" w:hAnsi="Charis SIL Regular" w:eastAsia="Charis SIL Regular"/>
-          <w:b w:val="0"/>
-          <w:i w:val="0"/>
-          <w:color w:val="0000FF"/>
-          <w:sz w:val="24"/>
-        </w:rPr>
-        <w:t xml:space="preserve"> </w:t>
-      </w:r>
-      <w:r>
-        <w:rPr>
-          <w:rFonts w:ascii="Charis SIL Regular" w:hAnsi="Charis SIL Regular" w:eastAsia="Charis SIL Regular"/>
-          <w:b w:val="0"/>
-          <w:i w:val="0"/>
-          <w:color w:val="0000FF"/>
-          <w:sz w:val="24"/>
-        </w:rPr>
-        <w:hyperlink r:id="rId9" w:history="1">
-          <w:r>
-            <w:rPr>
-              <w:rStyle w:val="Hyperlink"/>
-            </w:rPr>
-            <w:t>Kan</w:t>
-          </w:r>
-        </w:hyperlink>
-      </w:r>
-      <w:r>
-        <w:rPr>
-          <w:rFonts w:ascii="Charis SIL Regular" w:hAnsi="Charis SIL Regular" w:eastAsia="Charis SIL Regular"/>
-          <w:b w:val="0"/>
-          <w:i w:val="0"/>
-          <w:color w:val="0000FF"/>
-          <w:sz w:val="24"/>
-        </w:rPr>
-        <w:hyperlink r:id="rId10" w:history="1">
-          <w:r>
-            <w:rPr>
-              <w:rStyle w:val="Hyperlink"/>
-            </w:rPr>
-            <w:t>dy</w:t>
-          </w:r>
-        </w:hyperlink>
-      </w:r>
-      <w:r>
-        <w:rPr>
-          <w:rFonts w:ascii="Charis SIL Regular" w:hAnsi="Charis SIL Regular" w:eastAsia="Charis SIL Regular"/>
-          <w:b w:val="0"/>
-          <w:i w:val="0"/>
-          <w:color w:val="0000FF"/>
-          <w:sz w:val="24"/>
-        </w:rPr>
-        <w:t xml:space="preserve"> </w:t>
-      </w:r>
-      <w:r>
-        <w:rPr>
-          <w:rFonts w:ascii="Charis SIL Regular" w:hAnsi="Charis SIL Regular" w:eastAsia="Charis SIL Regular"/>
-          <w:b w:val="0"/>
-          <w:i w:val="0"/>
-          <w:color w:val="0000FF"/>
-          <w:sz w:val="24"/>
-        </w:rPr>
-        <w:hyperlink r:id="rId10" w:history="1">
-          <w:r>
-            <w:rPr>
-              <w:rStyle w:val="Hyperlink"/>
-            </w:rPr>
-            <w:t>(or</w:t>
-          </w:r>
-        </w:hyperlink>
-      </w:r>
-      <w:r>
-        <w:rPr>
-          <w:rFonts w:ascii="Charis SIL Regular" w:hAnsi="Charis SIL Regular" w:eastAsia="Charis SIL Regular"/>
-          <w:b w:val="0"/>
-          <w:i w:val="0"/>
-          <w:color w:val="0000FF"/>
-          <w:sz w:val="24"/>
-        </w:rPr>
-        <w:t xml:space="preserve"> </w:t>
-      </w:r>
-      <w:r>
-        <w:rPr>
-          <w:rFonts w:ascii="Charis SIL Regular" w:hAnsi="Charis SIL Regular" w:eastAsia="Charis SIL Regular"/>
-          <w:b w:val="0"/>
-          <w:i w:val="0"/>
-          <w:color w:val="0000FF"/>
-          <w:sz w:val="24"/>
-        </w:rPr>
-        <w:hyperlink r:id="rId10" w:history="1">
-          <w:r>
-            <w:rPr>
-              <w:rStyle w:val="Hyperlink"/>
-            </w:rPr>
-            <w:t>his</w:t>
-          </w:r>
-        </w:hyperlink>
-      </w:r>
-      <w:r>
-        <w:rPr>
-          <w:rFonts w:ascii="Charis SIL Regular" w:hAnsi="Charis SIL Regular" w:eastAsia="Charis SIL Regular"/>
-          <w:b w:val="0"/>
-          <w:i w:val="0"/>
-          <w:color w:val="0000FF"/>
-          <w:sz w:val="24"/>
-        </w:rPr>
-        <w:t xml:space="preserve"> </w:t>
-      </w:r>
-      <w:r>
-        <w:rPr>
-          <w:rFonts w:ascii="Charis SIL Regular" w:hAnsi="Charis SIL Regular" w:eastAsia="Charis SIL Regular"/>
-          <w:b w:val="0"/>
-          <w:i w:val="0"/>
-          <w:color w:val="0000FF"/>
-          <w:sz w:val="24"/>
-        </w:rPr>
-        <w:hyperlink r:id="rId10" w:history="1">
-          <w:r>
-            <w:rPr>
-              <w:rStyle w:val="Hyperlink"/>
-            </w:rPr>
-            <w:t>court)</w:t>
-          </w:r>
-        </w:hyperlink>
-      </w:r>
-      <w:r>
-        <w:rPr>
-          <w:rFonts w:ascii="Charis SIL Regular" w:hAnsi="Charis SIL Regular" w:eastAsia="Charis SIL Regular"/>
-          <w:b w:val="0"/>
-          <w:i w:val="0"/>
-          <w:color w:val="0000FF"/>
-          <w:sz w:val="24"/>
-        </w:rPr>
-        <w:t xml:space="preserve"> </w:t>
-      </w:r>
-      <w:r>
-        <w:rPr>
-          <w:rFonts w:ascii="Charis SIL Regular" w:hAnsi="Charis SIL Regular" w:eastAsia="Charis SIL Regular"/>
-          <w:b w:val="0"/>
-          <w:i w:val="0"/>
-          <w:color w:val="0000FF"/>
-          <w:sz w:val="24"/>
-        </w:rPr>
-        <w:hyperlink r:id="rId10" w:history="1">
-          <w:r>
-            <w:rPr>
-              <w:rStyle w:val="Hyperlink"/>
-            </w:rPr>
-            <w:t>to</w:t>
-          </w:r>
-        </w:hyperlink>
-      </w:r>
-      <w:r>
-        <w:rPr>
-          <w:rFonts w:ascii="Charis SIL Regular" w:hAnsi="Charis SIL Regular" w:eastAsia="Charis SIL Regular"/>
-          <w:b w:val="0"/>
-          <w:i w:val="0"/>
-          <w:color w:val="0000FF"/>
-          <w:sz w:val="24"/>
-        </w:rPr>
-        <w:t xml:space="preserve"> </w:t>
-      </w:r>
-      <w:r>
-        <w:rPr>
-          <w:rFonts w:ascii="Charis SIL Regular" w:hAnsi="Charis SIL Regular" w:eastAsia="Charis SIL Regular"/>
-          <w:b w:val="0"/>
-          <w:i w:val="0"/>
-          <w:color w:val="0000FF"/>
-          <w:sz w:val="24"/>
-        </w:rPr>
-        <w:hyperlink r:id="rId10" w:history="1">
-          <w:r>
-            <w:rPr>
-              <w:rStyle w:val="Hyperlink"/>
-            </w:rPr>
-            <w:t xml:space="preserve">Governor </w:t>
-          </w:r>
-        </w:hyperlink>
-      </w:r>
-      <w:r>
-        <w:rPr>
-          <w:rFonts w:ascii="Charis SIL Regular" w:hAnsi="Charis SIL Regular" w:eastAsia="Charis SIL Regular"/>
-          <w:b w:val="0"/>
-          <w:i w:val="0"/>
-          <w:color w:val="0000FF"/>
-          <w:sz w:val="24"/>
-        </w:rPr>
-        <w:hyperlink r:id="rId10" w:history="1">
-          <w:r>
-            <w:rPr>
-              <w:rStyle w:val="Hyperlink"/>
-            </w:rPr>
-            <w:t>Julius</w:t>
-          </w:r>
-        </w:hyperlink>
-      </w:r>
-      <w:r>
-        <w:rPr>
-          <w:rFonts w:ascii="Charis SIL Regular" w:hAnsi="Charis SIL Regular" w:eastAsia="Charis SIL Regular"/>
-          <w:b w:val="0"/>
-          <w:i w:val="0"/>
-          <w:color w:val="0000FF"/>
-          <w:sz w:val="24"/>
-        </w:rPr>
-        <w:t xml:space="preserve"> </w:t>
-      </w:r>
-      <w:r>
-        <w:rPr>
-          <w:rFonts w:ascii="Charis SIL Regular" w:hAnsi="Charis SIL Regular" w:eastAsia="Charis SIL Regular"/>
-          <w:b w:val="0"/>
-          <w:i w:val="0"/>
-          <w:color w:val="0000FF"/>
-          <w:sz w:val="24"/>
-        </w:rPr>
-        <w:hyperlink r:id="rId10" w:history="1">
-          <w:r>
-            <w:rPr>
-              <w:rStyle w:val="Hyperlink"/>
-            </w:rPr>
-            <w:t>Valent</w:t>
-          </w:r>
-        </w:hyperlink>
-      </w:r>
-      <w:r>
-        <w:rPr>
-          <w:rFonts w:ascii="Charis SIL Regular" w:hAnsi="Charis SIL Regular" w:eastAsia="Charis SIL Regular"/>
-          <w:b w:val="0"/>
-          <w:i w:val="0"/>
-          <w:color w:val="0000FF"/>
-          <w:sz w:val="24"/>
-        </w:rPr>
-        <w:hyperlink r:id="rId10" w:history="1">
-          <w:r>
-            <w:rPr>
-              <w:rStyle w:val="Hyperlink"/>
-            </w:rPr>
-            <w:t>i</w:t>
-          </w:r>
-        </w:hyperlink>
-      </w:r>
-      <w:r>
-        <w:rPr>
-          <w:rFonts w:ascii="Charis SIL Regular" w:hAnsi="Charis SIL Regular" w:eastAsia="Charis SIL Regular"/>
-          <w:b w:val="0"/>
-          <w:i w:val="0"/>
-          <w:color w:val="0000FF"/>
-          <w:sz w:val="24"/>
-        </w:rPr>
-        <w:hyperlink r:id="rId10" w:history="1">
-          <w:r>
-            <w:rPr>
-              <w:rStyle w:val="Hyperlink"/>
-            </w:rPr>
-            <w:t>jn</w:t>
-          </w:r>
-        </w:hyperlink>
-      </w:r>
-      <w:r>
-        <w:rPr>
-          <w:rFonts w:ascii="Charis SIL Regular" w:hAnsi="Charis SIL Regular" w:eastAsia="Charis SIL Regular"/>
-          <w:b w:val="0"/>
-          <w:i w:val="0"/>
-          <w:color w:val="0000FF"/>
-          <w:sz w:val="24"/>
-        </w:rPr>
-        <w:t xml:space="preserve"> </w:t>
-      </w:r>
-      <w:r>
-        <w:rPr>
-          <w:rFonts w:ascii="Charis SIL Regular" w:hAnsi="Charis SIL Regular" w:eastAsia="Charis SIL Regular"/>
-          <w:b w:val="0"/>
-          <w:i w:val="0"/>
-          <w:color w:val="0000FF"/>
-          <w:sz w:val="24"/>
-        </w:rPr>
-        <w:hyperlink r:id="rId10" w:history="1">
-          <w:r>
-            <w:rPr>
-              <w:rStyle w:val="Hyperlink"/>
-            </w:rPr>
-            <w:t>Stei</w:t>
-          </w:r>
-        </w:hyperlink>
-      </w:r>
-      <w:r>
-        <w:rPr>
-          <w:rFonts w:ascii="Charis SIL Regular" w:hAnsi="Charis SIL Regular" w:eastAsia="Charis SIL Regular"/>
-          <w:b w:val="0"/>
-          <w:i w:val="0"/>
-          <w:color w:val="0000FF"/>
-          <w:sz w:val="24"/>
-        </w:rPr>
-        <w:hyperlink r:id="rId10" w:history="1">
-          <w:r>
-            <w:rPr>
-              <w:rStyle w:val="Hyperlink"/>
-            </w:rPr>
-            <w:t>n</w:t>
-          </w:r>
-        </w:hyperlink>
-      </w:r>
-      <w:r>
-        <w:rPr>
-          <w:rFonts w:ascii="Charis SIL Regular" w:hAnsi="Charis SIL Regular" w:eastAsia="Charis SIL Regular"/>
-          <w:b w:val="0"/>
-          <w:i w:val="0"/>
-          <w:color w:val="0000FF"/>
-          <w:sz w:val="24"/>
-        </w:rPr>
-        <w:t xml:space="preserve"> </w:t>
-      </w:r>
-      <w:r>
-        <w:rPr>
-          <w:rFonts w:ascii="Charis SIL Regular" w:hAnsi="Charis SIL Regular" w:eastAsia="Charis SIL Regular"/>
-          <w:b w:val="0"/>
-          <w:i w:val="0"/>
-          <w:color w:val="0000FF"/>
-          <w:sz w:val="24"/>
-        </w:rPr>
-        <w:hyperlink r:id="rId10" w:history="1">
-          <w:r>
-            <w:rPr>
-              <w:rStyle w:val="Hyperlink"/>
-            </w:rPr>
-            <w:t>van</w:t>
-          </w:r>
-        </w:hyperlink>
-      </w:r>
-      <w:r>
-        <w:rPr>
-          <w:rFonts w:ascii="Charis SIL Regular" w:hAnsi="Charis SIL Regular" w:eastAsia="Charis SIL Regular"/>
-          <w:b w:val="0"/>
-          <w:i w:val="0"/>
-          <w:color w:val="0000FF"/>
-          <w:sz w:val="24"/>
-        </w:rPr>
-        <w:t xml:space="preserve"> </w:t>
-      </w:r>
-      <w:r>
-        <w:rPr>
-          <w:rFonts w:ascii="Charis SIL Regular" w:hAnsi="Charis SIL Regular" w:eastAsia="Charis SIL Regular"/>
-          <w:b w:val="0"/>
-          <w:i w:val="0"/>
-          <w:color w:val="0000FF"/>
-          <w:sz w:val="24"/>
-        </w:rPr>
-        <w:hyperlink r:id="rId10" w:history="1">
-          <w:r>
-            <w:rPr>
-              <w:rStyle w:val="Hyperlink"/>
-            </w:rPr>
-            <w:t>Goll</w:t>
-          </w:r>
-        </w:hyperlink>
-      </w:r>
-      <w:r>
-        <w:rPr>
-          <w:rFonts w:ascii="Charis SIL Regular" w:hAnsi="Charis SIL Regular" w:eastAsia="Charis SIL Regular"/>
-          <w:b w:val="0"/>
-          <w:i w:val="0"/>
-          <w:color w:val="0000FF"/>
-          <w:sz w:val="24"/>
-        </w:rPr>
-        <w:hyperlink r:id="rId10" w:history="1">
-          <w:r>
-            <w:rPr>
-              <w:rStyle w:val="Hyperlink"/>
-            </w:rPr>
-            <w:t>o</w:t>
-          </w:r>
-        </w:hyperlink>
-      </w:r>
-      <w:r>
-        <w:rPr>
-          <w:rFonts w:ascii="Charis SIL Regular" w:hAnsi="Charis SIL Regular" w:eastAsia="Charis SIL Regular"/>
-          <w:b w:val="0"/>
-          <w:i w:val="0"/>
-          <w:color w:val="0000FF"/>
-          <w:sz w:val="24"/>
-        </w:rPr>
-        <w:hyperlink r:id="rId10" w:history="1">
-          <w:r>
-            <w:rPr>
-              <w:rStyle w:val="Hyperlink"/>
-            </w:rPr>
-            <w:t>ne</w:t>
-          </w:r>
-        </w:hyperlink>
-      </w:r>
-      <w:r>
-        <w:rPr>
-          <w:rFonts w:ascii="Charis SIL Regular" w:hAnsi="Charis SIL Regular" w:eastAsia="Charis SIL Regular"/>
-          <w:b w:val="0"/>
-          <w:i w:val="0"/>
-          <w:color w:val="0000FF"/>
-          <w:sz w:val="24"/>
-        </w:rPr>
-        <w:hyperlink r:id="rId10" w:history="1">
-          <w:r>
-            <w:rPr>
-              <w:rStyle w:val="Hyperlink"/>
-            </w:rPr>
-            <w:t>s</w:t>
-          </w:r>
-        </w:hyperlink>
-      </w:r>
-      <w:r>
-        <w:rPr>
-          <w:rFonts w:ascii="Charis SIL Regular" w:hAnsi="Charis SIL Regular" w:eastAsia="Charis SIL Regular"/>
-          <w:b w:val="0"/>
-          <w:i w:val="0"/>
-          <w:color w:val="0000FF"/>
-          <w:sz w:val="24"/>
-        </w:rPr>
-        <w:hyperlink r:id="rId10" w:history="1">
-          <w:r>
-            <w:rPr>
-              <w:rStyle w:val="Hyperlink"/>
-            </w:rPr>
-            <w:t>se,</w:t>
-          </w:r>
-        </w:hyperlink>
-      </w:r>
-      <w:r>
-        <w:rPr>
-          <w:rFonts w:ascii="Charis SIL Regular" w:hAnsi="Charis SIL Regular" w:eastAsia="Charis SIL Regular"/>
-          <w:b w:val="0"/>
-          <w:i w:val="0"/>
-          <w:color w:val="0000FF"/>
-          <w:sz w:val="24"/>
-        </w:rPr>
-        <w:t xml:space="preserve"> </w:t>
-      </w:r>
-      <w:r>
-        <w:rPr>
-          <w:rFonts w:ascii="Charis SIL Regular" w:hAnsi="Charis SIL Regular" w:eastAsia="Charis SIL Regular"/>
-          <w:b w:val="0"/>
-          <w:i w:val="0"/>
-          <w:color w:val="0000FF"/>
-          <w:sz w:val="24"/>
-        </w:rPr>
-        <w:hyperlink r:id="rId10" w:history="1">
-          <w:r>
-            <w:rPr>
-              <w:rStyle w:val="Hyperlink"/>
-            </w:rPr>
-            <w:t>co</w:t>
-          </w:r>
-        </w:hyperlink>
-      </w:r>
-      <w:r>
-        <w:rPr>
-          <w:rFonts w:ascii="Charis SIL Regular" w:hAnsi="Charis SIL Regular" w:eastAsia="Charis SIL Regular"/>
-          <w:b w:val="0"/>
-          <w:i w:val="0"/>
-          <w:color w:val="0000FF"/>
-          <w:sz w:val="24"/>
-        </w:rPr>
-        <w:hyperlink r:id="rId10" w:history="1">
-          <w:r>
-            <w:rPr>
-              <w:rStyle w:val="Hyperlink"/>
-            </w:rPr>
-            <w:t>n</w:t>
-          </w:r>
-        </w:hyperlink>
-      </w:r>
-      <w:r>
-        <w:rPr>
-          <w:rFonts w:ascii="Charis SIL Regular" w:hAnsi="Charis SIL Regular" w:eastAsia="Charis SIL Regular"/>
-          <w:b w:val="0"/>
-          <w:i w:val="0"/>
-          <w:color w:val="0000FF"/>
-          <w:sz w:val="24"/>
-        </w:rPr>
-        <w:hyperlink r:id="rId10" w:history="1">
-          <w:r>
-            <w:rPr>
-              <w:rStyle w:val="Hyperlink"/>
-            </w:rPr>
-            <w:t>cerning</w:t>
-          </w:r>
-        </w:hyperlink>
-      </w:r>
-      <w:r>
-        <w:rPr>
-          <w:rFonts w:ascii="Charis SIL Regular" w:hAnsi="Charis SIL Regular" w:eastAsia="Charis SIL Regular"/>
-          <w:b w:val="0"/>
-          <w:i w:val="0"/>
-          <w:color w:val="0000FF"/>
-          <w:sz w:val="24"/>
-        </w:rPr>
-        <w:t xml:space="preserve"> </w:t>
-      </w:r>
-      <w:r>
-        <w:rPr>
-          <w:rFonts w:ascii="Charis SIL Regular" w:hAnsi="Charis SIL Regular" w:eastAsia="Charis SIL Regular"/>
-          <w:b w:val="0"/>
-          <w:i w:val="0"/>
-          <w:color w:val="0000FF"/>
-          <w:sz w:val="24"/>
-        </w:rPr>
-        <w:hyperlink r:id="rId10" w:history="1">
-          <w:r>
-            <w:rPr>
-              <w:rStyle w:val="Hyperlink"/>
-            </w:rPr>
-            <w:t>t</w:t>
-          </w:r>
-        </w:hyperlink>
-      </w:r>
-      <w:r>
-        <w:rPr>
-          <w:rFonts w:ascii="Charis SIL Regular" w:hAnsi="Charis SIL Regular" w:eastAsia="Charis SIL Regular"/>
-          <w:b w:val="0"/>
-          <w:i w:val="0"/>
-          <w:color w:val="0000FF"/>
-          <w:sz w:val="24"/>
+          <w:u w:val="single"/>
         </w:rPr>
         <w:hyperlink r:id="rId10" w:history="1">
           <w:r>
@@ -2094,13 +3150,25 @@
           <w:i w:val="0"/>
           <w:color w:val="0000FF"/>
           <w:sz w:val="24"/>
+          <w:u w:val="single"/>
+        </w:rPr>
+        <w:t xml:space="preserve"> </w:t>
+      </w:r>
+      <w:r>
+        <w:rPr>
+          <w:rFonts w:ascii="Charis SIL Regular" w:hAnsi="Charis SIL Regular" w:eastAsia="Charis SIL Regular"/>
+          <w:b w:val="0"/>
+          <w:i w:val="0"/>
+          <w:color w:val="0000FF"/>
+          <w:sz w:val="24"/>
+          <w:u w:val="single"/>
         </w:rPr>
         <w:hyperlink r:id="rId10" w:history="1">
           <w:r>
             <w:rPr>
               <w:rStyle w:val="Hyperlink"/>
             </w:rPr>
-            <w:t>e</w:t>
+            <w:t>c.</w:t>
           </w:r>
         </w:hyperlink>
       </w:r>
@@ -2111,6 +3179,7 @@
           <w:i w:val="0"/>
           <w:color w:val="0000FF"/>
           <w:sz w:val="24"/>
+          <w:u w:val="single"/>
         </w:rPr>
         <w:t xml:space="preserve"> </w:t>
       </w:r>
@@ -2121,13 +3190,14 @@
           <w:i w:val="0"/>
           <w:color w:val="0000FF"/>
           <w:sz w:val="24"/>
+          <w:u w:val="single"/>
         </w:rPr>
         <w:hyperlink r:id="rId10" w:history="1">
           <w:r>
             <w:rPr>
               <w:rStyle w:val="Hyperlink"/>
             </w:rPr>
-            <w:t>t</w:t>
+            <w:t>180</w:t>
           </w:r>
         </w:hyperlink>
       </w:r>
@@ -2138,13 +3208,25 @@
           <w:i w:val="0"/>
           <w:color w:val="0000FF"/>
           <w:sz w:val="24"/>
+          <w:u w:val="single"/>
+        </w:rPr>
+        <w:t xml:space="preserve"> </w:t>
+      </w:r>
+      <w:r>
+        <w:rPr>
+          <w:rFonts w:ascii="Charis SIL Regular" w:hAnsi="Charis SIL Regular" w:eastAsia="Charis SIL Regular"/>
+          <w:b w:val="0"/>
+          <w:i w:val="0"/>
+          <w:color w:val="0000FF"/>
+          <w:sz w:val="24"/>
+          <w:u w:val="single"/>
         </w:rPr>
         <w:hyperlink r:id="rId10" w:history="1">
           <w:r>
             <w:rPr>
               <w:rStyle w:val="Hyperlink"/>
             </w:rPr>
-            <w:t>ranspo</w:t>
+            <w:t>c</w:t>
           </w:r>
         </w:hyperlink>
       </w:r>
@@ -2155,138 +3237,7 @@
           <w:i w:val="0"/>
           <w:color w:val="0000FF"/>
           <w:sz w:val="24"/>
-        </w:rPr>
-        <w:hyperlink r:id="rId10" w:history="1">
-          <w:r>
-            <w:rPr>
-              <w:rStyle w:val="Hyperlink"/>
-            </w:rPr>
-            <w:t>rt</w:t>
-          </w:r>
-        </w:hyperlink>
-      </w:r>
-      <w:r>
-        <w:rPr>
-          <w:rFonts w:ascii="Charis SIL Regular" w:hAnsi="Charis SIL Regular" w:eastAsia="Charis SIL Regular"/>
-          <w:b w:val="0"/>
-          <w:i w:val="0"/>
-          <w:color w:val="0000FF"/>
-          <w:sz w:val="24"/>
-        </w:rPr>
-        <w:t xml:space="preserve"> </w:t>
-      </w:r>
-      <w:r>
-        <w:rPr>
-          <w:rFonts w:ascii="Charis SIL Regular" w:hAnsi="Charis SIL Regular" w:eastAsia="Charis SIL Regular"/>
-          <w:b w:val="0"/>
-          <w:i w:val="0"/>
-          <w:color w:val="0000FF"/>
-          <w:sz w:val="24"/>
-        </w:rPr>
-        <w:hyperlink r:id="rId10" w:history="1">
-          <w:r>
-            <w:rPr>
-              <w:rStyle w:val="Hyperlink"/>
-            </w:rPr>
-            <w:t>o</w:t>
-          </w:r>
-        </w:hyperlink>
-      </w:r>
-      <w:r>
-        <w:rPr>
-          <w:rFonts w:ascii="Charis SIL Regular" w:hAnsi="Charis SIL Regular" w:eastAsia="Charis SIL Regular"/>
-          <w:b w:val="0"/>
-          <w:i w:val="0"/>
-          <w:color w:val="0000FF"/>
-          <w:sz w:val="24"/>
-        </w:rPr>
-        <w:hyperlink r:id="rId10" w:history="1">
-          <w:r>
-            <w:rPr>
-              <w:rStyle w:val="Hyperlink"/>
-            </w:rPr>
-            <w:t>f</w:t>
-          </w:r>
-        </w:hyperlink>
-      </w:r>
-      <w:r>
-        <w:rPr>
-          <w:rFonts w:ascii="Charis SIL Regular" w:hAnsi="Charis SIL Regular" w:eastAsia="Charis SIL Regular"/>
-          <w:b w:val="0"/>
-          <w:i w:val="0"/>
-          <w:color w:val="0000FF"/>
-          <w:sz w:val="24"/>
-        </w:rPr>
-        <w:t xml:space="preserve"> </w:t>
-      </w:r>
-      <w:r>
-        <w:rPr>
-          <w:rFonts w:ascii="Charis SIL Regular" w:hAnsi="Charis SIL Regular" w:eastAsia="Charis SIL Regular"/>
-          <w:b w:val="0"/>
-          <w:i w:val="0"/>
-          <w:color w:val="0000FF"/>
-          <w:sz w:val="24"/>
-        </w:rPr>
-        <w:hyperlink r:id="rId10" w:history="1">
-          <w:r>
-            <w:rPr>
-              <w:rStyle w:val="Hyperlink"/>
-            </w:rPr>
-            <w:t>B</w:t>
-          </w:r>
-        </w:hyperlink>
-      </w:r>
-      <w:r>
-        <w:rPr>
-          <w:rFonts w:ascii="Charis SIL Regular" w:hAnsi="Charis SIL Regular" w:eastAsia="Charis SIL Regular"/>
-          <w:b w:val="0"/>
-          <w:i w:val="0"/>
-          <w:color w:val="0000FF"/>
-          <w:sz w:val="24"/>
-        </w:rPr>
-        <w:hyperlink r:id="rId10" w:history="1">
-          <w:r>
-            <w:rPr>
-              <w:rStyle w:val="Hyperlink"/>
-            </w:rPr>
-            <w:t>u</w:t>
-          </w:r>
-        </w:hyperlink>
-      </w:r>
-      <w:r>
-        <w:rPr>
-          <w:rFonts w:ascii="Charis SIL Regular" w:hAnsi="Charis SIL Regular" w:eastAsia="Charis SIL Regular"/>
-          <w:b w:val="0"/>
-          <w:i w:val="0"/>
-          <w:color w:val="0000FF"/>
-          <w:sz w:val="24"/>
-        </w:rPr>
-        <w:hyperlink r:id="rId10" w:history="1">
-          <w:r>
-            <w:rPr>
-              <w:rStyle w:val="Hyperlink"/>
-            </w:rPr>
-            <w:t>ddhist</w:t>
-          </w:r>
-        </w:hyperlink>
-      </w:r>
-      <w:r>
-        <w:rPr>
-          <w:rFonts w:ascii="Charis SIL Regular" w:hAnsi="Charis SIL Regular" w:eastAsia="Charis SIL Regular"/>
-          <w:b w:val="0"/>
-          <w:i w:val="0"/>
-          <w:color w:val="0000FF"/>
-          <w:sz w:val="24"/>
-        </w:rPr>
-        <w:t xml:space="preserve"> </w:t>
-      </w:r>
-      <w:r>
-        <w:rPr>
-          <w:rFonts w:ascii="Charis SIL Regular" w:hAnsi="Charis SIL Regular" w:eastAsia="Charis SIL Regular"/>
-          <w:b w:val="0"/>
-          <w:i w:val="0"/>
-          <w:color w:val="0000FF"/>
-          <w:sz w:val="24"/>
+          <w:u w:val="single"/>
         </w:rPr>
         <w:hyperlink r:id="rId10" w:history="1">
           <w:r>
@@ -2296,940 +3247,6 @@
             <w:t>m</w:t>
           </w:r>
         </w:hyperlink>
-      </w:r>
-      <w:r>
-        <w:rPr>
-          <w:rFonts w:ascii="Charis SIL Regular" w:hAnsi="Charis SIL Regular" w:eastAsia="Charis SIL Regular"/>
-          <w:b w:val="0"/>
-          <w:i w:val="0"/>
-          <w:color w:val="0000FF"/>
-          <w:sz w:val="24"/>
-        </w:rPr>
-        <w:hyperlink r:id="rId10" w:history="1">
-          <w:r>
-            <w:rPr>
-              <w:rStyle w:val="Hyperlink"/>
-            </w:rPr>
-            <w:t>onks</w:t>
-          </w:r>
-        </w:hyperlink>
-      </w:r>
-      <w:r>
-        <w:rPr>
-          <w:rFonts w:ascii="Charis SIL Regular" w:hAnsi="Charis SIL Regular" w:eastAsia="Charis SIL Regular"/>
-          <w:b w:val="0"/>
-          <w:i w:val="0"/>
-          <w:color w:val="0000FF"/>
-          <w:sz w:val="24"/>
-        </w:rPr>
-        <w:t xml:space="preserve"> </w:t>
-      </w:r>
-      <w:r>
-        <w:rPr>
-          <w:rFonts w:ascii="Charis SIL Regular" w:hAnsi="Charis SIL Regular" w:eastAsia="Charis SIL Regular"/>
-          <w:b w:val="0"/>
-          <w:i w:val="0"/>
-          <w:color w:val="0000FF"/>
-          <w:sz w:val="24"/>
-        </w:rPr>
-        <w:hyperlink r:id="rId10" w:history="1">
-          <w:r>
-            <w:rPr>
-              <w:rStyle w:val="Hyperlink"/>
-            </w:rPr>
-            <w:t xml:space="preserve">from </w:t>
-          </w:r>
-        </w:hyperlink>
-      </w:r>
-      <w:r>
-        <w:rPr>
-          <w:rFonts w:ascii="Charis SIL Regular" w:hAnsi="Charis SIL Regular" w:eastAsia="Charis SIL Regular"/>
-          <w:b w:val="0"/>
-          <w:i w:val="0"/>
-          <w:color w:val="0000FF"/>
-          <w:sz w:val="24"/>
-        </w:rPr>
-        <w:hyperlink r:id="rId10" w:history="1">
-          <w:r>
-            <w:rPr>
-              <w:rStyle w:val="Hyperlink"/>
-            </w:rPr>
-            <w:t>Burm</w:t>
-          </w:r>
-        </w:hyperlink>
-      </w:r>
-      <w:r>
-        <w:rPr>
-          <w:rFonts w:ascii="Charis SIL Regular" w:hAnsi="Charis SIL Regular" w:eastAsia="Charis SIL Regular"/>
-          <w:b w:val="0"/>
-          <w:i w:val="0"/>
-          <w:color w:val="0000FF"/>
-          <w:sz w:val="24"/>
-        </w:rPr>
-        <w:hyperlink r:id="rId10" w:history="1">
-          <w:r>
-            <w:rPr>
-              <w:rStyle w:val="Hyperlink"/>
-            </w:rPr>
-            <w:t>a</w:t>
-          </w:r>
-        </w:hyperlink>
-      </w:r>
-      <w:r>
-        <w:rPr>
-          <w:rFonts w:ascii="Charis SIL Regular" w:hAnsi="Charis SIL Regular" w:eastAsia="Charis SIL Regular"/>
-          <w:b w:val="0"/>
-          <w:i w:val="0"/>
-          <w:color w:val="0000FF"/>
-          <w:sz w:val="24"/>
-        </w:rPr>
-        <w:t xml:space="preserve"> </w:t>
-      </w:r>
-      <w:r>
-        <w:rPr>
-          <w:rFonts w:ascii="Charis SIL Regular" w:hAnsi="Charis SIL Regular" w:eastAsia="Charis SIL Regular"/>
-          <w:b w:val="0"/>
-          <w:i w:val="0"/>
-          <w:color w:val="0000FF"/>
-          <w:sz w:val="24"/>
-        </w:rPr>
-        <w:hyperlink r:id="rId10" w:history="1">
-          <w:r>
-            <w:rPr>
-              <w:rStyle w:val="Hyperlink"/>
-            </w:rPr>
-            <w:t>to</w:t>
-          </w:r>
-        </w:hyperlink>
-      </w:r>
-      <w:r>
-        <w:rPr>
-          <w:rFonts w:ascii="Charis SIL Regular" w:hAnsi="Charis SIL Regular" w:eastAsia="Charis SIL Regular"/>
-          <w:b w:val="0"/>
-          <w:i w:val="0"/>
-          <w:color w:val="0000FF"/>
-          <w:sz w:val="24"/>
-        </w:rPr>
-        <w:t xml:space="preserve"> </w:t>
-      </w:r>
-      <w:r>
-        <w:rPr>
-          <w:rFonts w:ascii="Charis SIL Regular" w:hAnsi="Charis SIL Regular" w:eastAsia="Charis SIL Regular"/>
-          <w:b w:val="0"/>
-          <w:i w:val="0"/>
-          <w:color w:val="0000FF"/>
-          <w:sz w:val="24"/>
-        </w:rPr>
-        <w:hyperlink r:id="rId10" w:history="1">
-          <w:r>
-            <w:rPr>
-              <w:rStyle w:val="Hyperlink"/>
-            </w:rPr>
-            <w:t>Ceylo</w:t>
-          </w:r>
-        </w:hyperlink>
-      </w:r>
-      <w:r>
-        <w:rPr>
-          <w:rFonts w:ascii="Charis SIL Regular" w:hAnsi="Charis SIL Regular" w:eastAsia="Charis SIL Regular"/>
-          <w:b w:val="0"/>
-          <w:i w:val="0"/>
-          <w:color w:val="0000FF"/>
-          <w:sz w:val="24"/>
-        </w:rPr>
-        <w:hyperlink r:id="rId10" w:history="1">
-          <w:r>
-            <w:rPr>
-              <w:rStyle w:val="Hyperlink"/>
-            </w:rPr>
-            <w:t>n</w:t>
-          </w:r>
-        </w:hyperlink>
-      </w:r>
-      <w:r>
-        <w:rPr>
-          <w:rFonts w:ascii="Charis SIL Regular" w:hAnsi="Charis SIL Regular" w:eastAsia="Charis SIL Regular"/>
-          <w:b w:val="0"/>
-          <w:i w:val="0"/>
-          <w:color w:val="0000FF"/>
-          <w:sz w:val="24"/>
-        </w:rPr>
-        <w:t xml:space="preserve"> </w:t>
-      </w:r>
-      <w:r>
-        <w:rPr>
-          <w:rFonts w:ascii="Charis SIL Regular" w:hAnsi="Charis SIL Regular" w:eastAsia="Charis SIL Regular"/>
-          <w:b w:val="0"/>
-          <w:i w:val="0"/>
-          <w:color w:val="0000FF"/>
-          <w:sz w:val="24"/>
-        </w:rPr>
-        <w:hyperlink r:id="rId10" w:history="1">
-          <w:r>
-            <w:rPr>
-              <w:rStyle w:val="Hyperlink"/>
-            </w:rPr>
-            <w:t>for</w:t>
-          </w:r>
-        </w:hyperlink>
-      </w:r>
-      <w:r>
-        <w:rPr>
-          <w:rFonts w:ascii="Charis SIL Regular" w:hAnsi="Charis SIL Regular" w:eastAsia="Charis SIL Regular"/>
-          <w:b w:val="0"/>
-          <w:i w:val="0"/>
-          <w:color w:val="0000FF"/>
-          <w:sz w:val="24"/>
-        </w:rPr>
-        <w:t xml:space="preserve"> </w:t>
-      </w:r>
-      <w:r>
-        <w:rPr>
-          <w:rFonts w:ascii="Charis SIL Regular" w:hAnsi="Charis SIL Regular" w:eastAsia="Charis SIL Regular"/>
-          <w:b w:val="0"/>
-          <w:i w:val="0"/>
-          <w:color w:val="0000FF"/>
-          <w:sz w:val="24"/>
-        </w:rPr>
-        <w:hyperlink r:id="rId10" w:history="1">
-          <w:r>
-            <w:rPr>
-              <w:rStyle w:val="Hyperlink"/>
-            </w:rPr>
-            <w:t>a</w:t>
-          </w:r>
-        </w:hyperlink>
-      </w:r>
-      <w:r>
-        <w:rPr>
-          <w:rFonts w:ascii="Charis SIL Regular" w:hAnsi="Charis SIL Regular" w:eastAsia="Charis SIL Regular"/>
-          <w:b w:val="0"/>
-          <w:i w:val="0"/>
-          <w:color w:val="0000FF"/>
-          <w:sz w:val="24"/>
-        </w:rPr>
-        <w:t xml:space="preserve"> </w:t>
-      </w:r>
-      <w:r>
-        <w:rPr>
-          <w:rFonts w:ascii="Charis SIL Regular" w:hAnsi="Charis SIL Regular" w:eastAsia="Charis SIL Regular"/>
-          <w:b w:val="0"/>
-          <w:i w:val="0"/>
-          <w:color w:val="0000FF"/>
-          <w:sz w:val="24"/>
-        </w:rPr>
-        <w:hyperlink r:id="rId10" w:history="1">
-          <w:r>
-            <w:rPr>
-              <w:rStyle w:val="Hyperlink"/>
-            </w:rPr>
-            <w:t>cer</w:t>
-          </w:r>
-        </w:hyperlink>
-      </w:r>
-      <w:r>
-        <w:rPr>
-          <w:rFonts w:ascii="Charis SIL Regular" w:hAnsi="Charis SIL Regular" w:eastAsia="Charis SIL Regular"/>
-          <w:b w:val="0"/>
-          <w:i w:val="0"/>
-          <w:color w:val="0000FF"/>
-          <w:sz w:val="24"/>
-        </w:rPr>
-        <w:hyperlink r:id="rId10" w:history="1">
-          <w:r>
-            <w:rPr>
-              <w:rStyle w:val="Hyperlink"/>
-            </w:rPr>
-            <w:t>emony</w:t>
-          </w:r>
-        </w:hyperlink>
-      </w:r>
-      <w:r>
-        <w:rPr>
-          <w:rFonts w:ascii="Charis SIL Regular" w:hAnsi="Charis SIL Regular" w:eastAsia="Charis SIL Regular"/>
-          <w:b w:val="0"/>
-          <w:i w:val="0"/>
-          <w:color w:val="0000FF"/>
-          <w:sz w:val="24"/>
-        </w:rPr>
-        <w:t xml:space="preserve"> </w:t>
-      </w:r>
-      <w:r>
-        <w:rPr>
-          <w:rFonts w:ascii="Charis SIL Regular" w:hAnsi="Charis SIL Regular" w:eastAsia="Charis SIL Regular"/>
-          <w:b w:val="0"/>
-          <w:i w:val="0"/>
-          <w:color w:val="0000FF"/>
-          <w:sz w:val="24"/>
-        </w:rPr>
-        <w:hyperlink r:id="rId10" w:history="1">
-          <w:r>
-            <w:rPr>
-              <w:rStyle w:val="Hyperlink"/>
-            </w:rPr>
-            <w:t>at</w:t>
-          </w:r>
-        </w:hyperlink>
-      </w:r>
-      <w:r>
-        <w:rPr>
-          <w:rFonts w:ascii="Charis SIL Regular" w:hAnsi="Charis SIL Regular" w:eastAsia="Charis SIL Regular"/>
-          <w:b w:val="0"/>
-          <w:i w:val="0"/>
-          <w:color w:val="0000FF"/>
-          <w:sz w:val="24"/>
-        </w:rPr>
-        <w:t xml:space="preserve"> </w:t>
-      </w:r>
-      <w:r>
-        <w:rPr>
-          <w:rFonts w:ascii="Charis SIL Regular" w:hAnsi="Charis SIL Regular" w:eastAsia="Charis SIL Regular"/>
-          <w:b w:val="0"/>
-          <w:i w:val="0"/>
-          <w:color w:val="0000FF"/>
-          <w:sz w:val="24"/>
-        </w:rPr>
-        <w:hyperlink r:id="rId10" w:history="1">
-          <w:r>
-            <w:rPr>
-              <w:rStyle w:val="Hyperlink"/>
-            </w:rPr>
-            <w:t>K</w:t>
-          </w:r>
-        </w:hyperlink>
-      </w:r>
-      <w:r>
-        <w:rPr>
-          <w:rFonts w:ascii="Charis SIL Regular" w:hAnsi="Charis SIL Regular" w:eastAsia="Charis SIL Regular"/>
-          <w:b w:val="0"/>
-          <w:i w:val="0"/>
-          <w:color w:val="0000FF"/>
-          <w:sz w:val="24"/>
-        </w:rPr>
-        <w:hyperlink r:id="rId10" w:history="1">
-          <w:r>
-            <w:rPr>
-              <w:rStyle w:val="Hyperlink"/>
-            </w:rPr>
-            <w:t>a</w:t>
-          </w:r>
-        </w:hyperlink>
-      </w:r>
-      <w:r>
-        <w:rPr>
-          <w:rFonts w:ascii="Charis SIL Regular" w:hAnsi="Charis SIL Regular" w:eastAsia="Charis SIL Regular"/>
-          <w:b w:val="0"/>
-          <w:i w:val="0"/>
-          <w:color w:val="0000FF"/>
-          <w:sz w:val="24"/>
-        </w:rPr>
-        <w:hyperlink r:id="rId10" w:history="1">
-          <w:r>
-            <w:rPr>
-              <w:rStyle w:val="Hyperlink"/>
-            </w:rPr>
-            <w:t>ndy,</w:t>
-          </w:r>
-        </w:hyperlink>
-      </w:r>
-      <w:r>
-        <w:rPr>
-          <w:rFonts w:ascii="Charis SIL Regular" w:hAnsi="Charis SIL Regular" w:eastAsia="Charis SIL Regular"/>
-          <w:b w:val="0"/>
-          <w:i w:val="0"/>
-          <w:color w:val="0000FF"/>
-          <w:sz w:val="24"/>
-        </w:rPr>
-        <w:t xml:space="preserve"> </w:t>
-      </w:r>
-      <w:r>
-        <w:rPr>
-          <w:rFonts w:ascii="Charis SIL Regular" w:hAnsi="Charis SIL Regular" w:eastAsia="Charis SIL Regular"/>
-          <w:b w:val="0"/>
-          <w:i w:val="0"/>
-          <w:color w:val="0000FF"/>
-          <w:sz w:val="24"/>
-        </w:rPr>
-        <w:hyperlink r:id="rId10" w:history="1">
-          <w:r>
-            <w:rPr>
-              <w:rStyle w:val="Hyperlink"/>
-            </w:rPr>
-            <w:t>1746.</w:t>
-          </w:r>
-        </w:hyperlink>
-      </w:r>
-      <w:r>
-        <w:rPr>
-          <w:rFonts w:ascii="Charis SIL Regular" w:hAnsi="Charis SIL Regular" w:eastAsia="Charis SIL Regular"/>
-          <w:b w:val="0"/>
-          <w:i w:val="0"/>
-          <w:color w:val="0000FF"/>
-          <w:sz w:val="24"/>
-        </w:rPr>
-        <w:t xml:space="preserve"> </w:t>
-      </w:r>
-      <w:r>
-        <w:rPr>
-          <w:rFonts w:ascii="Charis SIL Regular" w:hAnsi="Charis SIL Regular" w:eastAsia="Charis SIL Regular"/>
-          <w:b w:val="0"/>
-          <w:i w:val="0"/>
-          <w:color w:val="0000FF"/>
-          <w:sz w:val="24"/>
-        </w:rPr>
-        <w:hyperlink r:id="rId10" w:history="1">
-          <w:r>
-            <w:rPr>
-              <w:rStyle w:val="Hyperlink"/>
-            </w:rPr>
-            <w:t>In</w:t>
-          </w:r>
-        </w:hyperlink>
-      </w:r>
-      <w:r>
-        <w:rPr>
-          <w:rFonts w:ascii="Charis SIL Regular" w:hAnsi="Charis SIL Regular" w:eastAsia="Charis SIL Regular"/>
-          <w:b w:val="0"/>
-          <w:i w:val="0"/>
-          <w:color w:val="0000FF"/>
-          <w:sz w:val="24"/>
-        </w:rPr>
-        <w:t xml:space="preserve"> </w:t>
-      </w:r>
-      <w:r>
-        <w:rPr>
-          <w:rFonts w:ascii="Charis SIL Regular" w:hAnsi="Charis SIL Regular" w:eastAsia="Charis SIL Regular"/>
-          <w:b w:val="0"/>
-          <w:i w:val="0"/>
-          <w:color w:val="0000FF"/>
-          <w:sz w:val="24"/>
-        </w:rPr>
-        <w:hyperlink r:id="rId10" w:history="1">
-          <w:r>
-            <w:rPr>
-              <w:rStyle w:val="Hyperlink"/>
-            </w:rPr>
-            <w:t>S</w:t>
-          </w:r>
-        </w:hyperlink>
-      </w:r>
-      <w:r>
-        <w:rPr>
-          <w:rFonts w:ascii="Charis SIL Regular" w:hAnsi="Charis SIL Regular" w:eastAsia="Charis SIL Regular"/>
-          <w:b w:val="0"/>
-          <w:i w:val="0"/>
-          <w:color w:val="0000FF"/>
-          <w:sz w:val="24"/>
-        </w:rPr>
-        <w:hyperlink r:id="rId10" w:history="1">
-          <w:r>
-            <w:rPr>
-              <w:rStyle w:val="Hyperlink"/>
-            </w:rPr>
-            <w:t>inhalese,</w:t>
-          </w:r>
-        </w:hyperlink>
-      </w:r>
-      <w:r>
-        <w:rPr>
-          <w:rFonts w:ascii="Charis SIL Regular" w:hAnsi="Charis SIL Regular" w:eastAsia="Charis SIL Regular"/>
-          <w:b w:val="0"/>
-          <w:i w:val="0"/>
-          <w:color w:val="0000FF"/>
-          <w:sz w:val="24"/>
-        </w:rPr>
-        <w:t xml:space="preserve"> </w:t>
-      </w:r>
-      <w:r>
-        <w:rPr>
-          <w:rFonts w:ascii="Charis SIL Regular" w:hAnsi="Charis SIL Regular" w:eastAsia="Charis SIL Regular"/>
-          <w:b w:val="0"/>
-          <w:i w:val="0"/>
-          <w:color w:val="0000FF"/>
-          <w:sz w:val="24"/>
-        </w:rPr>
-        <w:hyperlink r:id="rId10" w:history="1">
-          <w:r>
-            <w:rPr>
-              <w:rStyle w:val="Hyperlink"/>
-            </w:rPr>
-            <w:t>pa</w:t>
-          </w:r>
-        </w:hyperlink>
-      </w:r>
-      <w:r>
-        <w:rPr>
-          <w:rFonts w:ascii="Charis SIL Regular" w:hAnsi="Charis SIL Regular" w:eastAsia="Charis SIL Regular"/>
-          <w:b w:val="0"/>
-          <w:i w:val="0"/>
-          <w:color w:val="0000FF"/>
-          <w:sz w:val="24"/>
-        </w:rPr>
-        <w:hyperlink r:id="rId10" w:history="1">
-          <w:r>
-            <w:rPr>
-              <w:rStyle w:val="Hyperlink"/>
-            </w:rPr>
-            <w:t>l</w:t>
-          </w:r>
-        </w:hyperlink>
-      </w:r>
-      <w:r>
-        <w:rPr>
-          <w:rFonts w:ascii="Charis SIL Regular" w:hAnsi="Charis SIL Regular" w:eastAsia="Charis SIL Regular"/>
-          <w:b w:val="0"/>
-          <w:i w:val="0"/>
-          <w:color w:val="0000FF"/>
-          <w:sz w:val="24"/>
-        </w:rPr>
-        <w:hyperlink r:id="rId10" w:history="1">
-          <w:r>
-            <w:rPr>
-              <w:rStyle w:val="Hyperlink"/>
-            </w:rPr>
-            <w:t>m</w:t>
-          </w:r>
-        </w:hyperlink>
-      </w:r>
-      <w:r>
-        <w:rPr>
-          <w:rFonts w:ascii="Charis SIL Regular" w:hAnsi="Charis SIL Regular" w:eastAsia="Charis SIL Regular"/>
-          <w:b w:val="0"/>
-          <w:i w:val="0"/>
-          <w:color w:val="0000FF"/>
-          <w:sz w:val="24"/>
-        </w:rPr>
-        <w:t xml:space="preserve"> </w:t>
-      </w:r>
-      <w:r>
-        <w:rPr>
-          <w:rFonts w:ascii="Charis SIL Regular" w:hAnsi="Charis SIL Regular" w:eastAsia="Charis SIL Regular"/>
-          <w:b w:val="0"/>
-          <w:i w:val="0"/>
-          <w:color w:val="0000FF"/>
-          <w:sz w:val="24"/>
-        </w:rPr>
-        <w:hyperlink r:id="rId10" w:history="1">
-          <w:r>
-            <w:rPr>
-              <w:rStyle w:val="Hyperlink"/>
-            </w:rPr>
-            <w:t>leaf</w:t>
-          </w:r>
-        </w:hyperlink>
-      </w:r>
-      <w:r>
-        <w:rPr>
-          <w:rFonts w:ascii="Charis SIL Regular" w:hAnsi="Charis SIL Regular" w:eastAsia="Charis SIL Regular"/>
-          <w:b w:val="0"/>
-          <w:i w:val="0"/>
-          <w:color w:val="0000FF"/>
-          <w:sz w:val="24"/>
-        </w:rPr>
-        <w:t xml:space="preserve"> </w:t>
-      </w:r>
-      <w:r>
-        <w:rPr>
-          <w:rFonts w:ascii="Charis SIL Regular" w:hAnsi="Charis SIL Regular" w:eastAsia="Charis SIL Regular"/>
-          <w:b w:val="0"/>
-          <w:i w:val="0"/>
-          <w:color w:val="0000FF"/>
-          <w:sz w:val="24"/>
-        </w:rPr>
-        <w:hyperlink r:id="rId10" w:history="1">
-          <w:r>
-            <w:rPr>
-              <w:rStyle w:val="Hyperlink"/>
-            </w:rPr>
-            <w:t>w</w:t>
-          </w:r>
-        </w:hyperlink>
-      </w:r>
-      <w:r>
-        <w:rPr>
-          <w:rFonts w:ascii="Charis SIL Regular" w:hAnsi="Charis SIL Regular" w:eastAsia="Charis SIL Regular"/>
-          <w:b w:val="0"/>
-          <w:i w:val="0"/>
-          <w:color w:val="0000FF"/>
-          <w:sz w:val="24"/>
-        </w:rPr>
-        <w:hyperlink r:id="rId10" w:history="1">
-          <w:r>
-            <w:rPr>
-              <w:rStyle w:val="Hyperlink"/>
-            </w:rPr>
-            <w:t>i</w:t>
-          </w:r>
-        </w:hyperlink>
-      </w:r>
-      <w:r>
-        <w:rPr>
-          <w:rFonts w:ascii="Charis SIL Regular" w:hAnsi="Charis SIL Regular" w:eastAsia="Charis SIL Regular"/>
-          <w:b w:val="0"/>
-          <w:i w:val="0"/>
-          <w:color w:val="0000FF"/>
-          <w:sz w:val="24"/>
-        </w:rPr>
-        <w:hyperlink r:id="rId10" w:history="1">
-          <w:r>
-            <w:rPr>
-              <w:rStyle w:val="Hyperlink"/>
-            </w:rPr>
-            <w:t>th</w:t>
-          </w:r>
-        </w:hyperlink>
-      </w:r>
-      <w:r>
-        <w:rPr>
-          <w:rFonts w:ascii="Charis SIL Regular" w:hAnsi="Charis SIL Regular" w:eastAsia="Charis SIL Regular"/>
-          <w:b w:val="0"/>
-          <w:i w:val="0"/>
-          <w:color w:val="0000FF"/>
-          <w:sz w:val="24"/>
-        </w:rPr>
-        <w:t xml:space="preserve"> </w:t>
-      </w:r>
-      <w:r>
-        <w:rPr>
-          <w:rFonts w:ascii="Charis SIL Regular" w:hAnsi="Charis SIL Regular" w:eastAsia="Charis SIL Regular"/>
-          <w:b w:val="0"/>
-          <w:i w:val="0"/>
-          <w:color w:val="0000FF"/>
-          <w:sz w:val="24"/>
-        </w:rPr>
-        <w:hyperlink r:id="rId10" w:history="1">
-          <w:r>
-            <w:rPr>
-              <w:rStyle w:val="Hyperlink"/>
-            </w:rPr>
-            <w:t>silk</w:t>
-          </w:r>
-        </w:hyperlink>
-      </w:r>
-      <w:r>
-        <w:rPr>
-          <w:rFonts w:ascii="Charis SIL Regular" w:hAnsi="Charis SIL Regular" w:eastAsia="Charis SIL Regular"/>
-          <w:b w:val="0"/>
-          <w:i w:val="0"/>
-          <w:color w:val="0000FF"/>
-          <w:sz w:val="24"/>
-        </w:rPr>
-        <w:t xml:space="preserve"> </w:t>
-      </w:r>
-      <w:r>
-        <w:rPr>
-          <w:rFonts w:ascii="Charis SIL Regular" w:hAnsi="Charis SIL Regular" w:eastAsia="Charis SIL Regular"/>
-          <w:b w:val="0"/>
-          <w:i w:val="0"/>
-          <w:color w:val="0000FF"/>
-          <w:sz w:val="24"/>
-        </w:rPr>
-        <w:hyperlink r:id="rId10" w:history="1">
-          <w:r>
-            <w:rPr>
-              <w:rStyle w:val="Hyperlink"/>
-            </w:rPr>
-            <w:t>c</w:t>
-          </w:r>
-        </w:hyperlink>
-      </w:r>
-      <w:r>
-        <w:rPr>
-          <w:rFonts w:ascii="Charis SIL Regular" w:hAnsi="Charis SIL Regular" w:eastAsia="Charis SIL Regular"/>
-          <w:b w:val="0"/>
-          <w:i w:val="0"/>
-          <w:color w:val="0000FF"/>
-          <w:sz w:val="24"/>
-        </w:rPr>
-        <w:hyperlink r:id="rId10" w:history="1">
-          <w:r>
-            <w:rPr>
-              <w:rStyle w:val="Hyperlink"/>
-            </w:rPr>
-            <w:t xml:space="preserve">ase </w:t>
-          </w:r>
-        </w:hyperlink>
-      </w:r>
-      <w:r>
-        <w:rPr>
-          <w:rFonts w:ascii="Charis SIL Regular" w:hAnsi="Charis SIL Regular" w:eastAsia="Charis SIL Regular"/>
-          <w:b w:val="0"/>
-          <w:i w:val="0"/>
-          <w:color w:val="0000FF"/>
-          <w:sz w:val="24"/>
-          <w:u w:val="single"/>
-        </w:rPr>
-        <w:hyperlink r:id="rId10" w:history="1">
-          <w:r>
-            <w:rPr>
-              <w:rStyle w:val="Hyperlink"/>
-            </w:rPr>
-            <w:t>and</w:t>
-          </w:r>
-        </w:hyperlink>
-      </w:r>
-      <w:r>
-        <w:rPr>
-          <w:rFonts w:ascii="Charis SIL Regular" w:hAnsi="Charis SIL Regular" w:eastAsia="Charis SIL Regular"/>
-          <w:b w:val="0"/>
-          <w:i w:val="0"/>
-          <w:color w:val="0000FF"/>
-          <w:sz w:val="24"/>
-          <w:u w:val="single"/>
-        </w:rPr>
-        <w:t xml:space="preserve"> </w:t>
-      </w:r>
-      <w:r>
-        <w:rPr>
-          <w:rFonts w:ascii="Charis SIL Regular" w:hAnsi="Charis SIL Regular" w:eastAsia="Charis SIL Regular"/>
-          <w:b w:val="0"/>
-          <w:i w:val="0"/>
-          <w:color w:val="0000FF"/>
-          <w:sz w:val="24"/>
-          <w:u w:val="single"/>
-        </w:rPr>
-        <w:hyperlink r:id="rId10" w:history="1">
-          <w:r>
-            <w:rPr>
-              <w:rStyle w:val="Hyperlink"/>
-            </w:rPr>
-            <w:t>de</w:t>
-          </w:r>
-        </w:hyperlink>
-      </w:r>
-      <w:r>
-        <w:rPr>
-          <w:rFonts w:ascii="Charis SIL Regular" w:hAnsi="Charis SIL Regular" w:eastAsia="Charis SIL Regular"/>
-          <w:b w:val="0"/>
-          <w:i w:val="0"/>
-          <w:color w:val="0000FF"/>
-          <w:sz w:val="24"/>
-          <w:u w:val="single"/>
-        </w:rPr>
-        <w:hyperlink r:id="rId10" w:history="1">
-          <w:r>
-            <w:rPr>
-              <w:rStyle w:val="Hyperlink"/>
-            </w:rPr>
-            <w:t>co</w:t>
-          </w:r>
-        </w:hyperlink>
-      </w:r>
-      <w:r>
-        <w:rPr>
-          <w:rFonts w:ascii="Charis SIL Regular" w:hAnsi="Charis SIL Regular" w:eastAsia="Charis SIL Regular"/>
-          <w:b w:val="0"/>
-          <w:i w:val="0"/>
-          <w:color w:val="0000FF"/>
-          <w:sz w:val="24"/>
-          <w:u w:val="single"/>
-        </w:rPr>
-        <w:hyperlink r:id="rId10" w:history="1">
-          <w:r>
-            <w:rPr>
-              <w:rStyle w:val="Hyperlink"/>
-            </w:rPr>
-            <w:t>r</w:t>
-          </w:r>
-        </w:hyperlink>
-      </w:r>
-      <w:r>
-        <w:rPr>
-          <w:rFonts w:ascii="Charis SIL Regular" w:hAnsi="Charis SIL Regular" w:eastAsia="Charis SIL Regular"/>
-          <w:b w:val="0"/>
-          <w:i w:val="0"/>
-          <w:color w:val="0000FF"/>
-          <w:sz w:val="24"/>
-          <w:u w:val="single"/>
-        </w:rPr>
-        <w:hyperlink r:id="rId10" w:history="1">
-          <w:r>
-            <w:rPr>
-              <w:rStyle w:val="Hyperlink"/>
-            </w:rPr>
-            <w:t>ations</w:t>
-          </w:r>
-        </w:hyperlink>
-      </w:r>
-      <w:r>
-        <w:rPr>
-          <w:rFonts w:ascii="Charis SIL Regular" w:hAnsi="Charis SIL Regular" w:eastAsia="Charis SIL Regular"/>
-          <w:b w:val="0"/>
-          <w:i w:val="0"/>
-          <w:color w:val="0000FF"/>
-          <w:sz w:val="24"/>
-          <w:u w:val="single"/>
-        </w:rPr>
-        <w:t xml:space="preserve"> </w:t>
-      </w:r>
-      <w:r>
-        <w:rPr>
-          <w:rFonts w:ascii="Charis SIL Regular" w:hAnsi="Charis SIL Regular" w:eastAsia="Charis SIL Regular"/>
-          <w:b w:val="0"/>
-          <w:i w:val="0"/>
-          <w:color w:val="0000FF"/>
-          <w:sz w:val="24"/>
-          <w:u w:val="single"/>
-        </w:rPr>
-        <w:hyperlink r:id="rId10" w:history="1">
-          <w:r>
-            <w:rPr>
-              <w:rStyle w:val="Hyperlink"/>
-            </w:rPr>
-            <w:t>(</w:t>
-          </w:r>
-        </w:hyperlink>
-      </w:r>
-      <w:r>
-        <w:rPr>
-          <w:rFonts w:ascii="Charis SIL Regular" w:hAnsi="Charis SIL Regular" w:eastAsia="Charis SIL Regular"/>
-          <w:b w:val="0"/>
-          <w:i w:val="0"/>
-          <w:color w:val="0000FF"/>
-          <w:sz w:val="24"/>
-          <w:u w:val="single"/>
-        </w:rPr>
-        <w:hyperlink r:id="rId10" w:history="1">
-          <w:r>
-            <w:rPr>
-              <w:rStyle w:val="Hyperlink"/>
-            </w:rPr>
-            <w:t>len</w:t>
-          </w:r>
-        </w:hyperlink>
-      </w:r>
-      <w:r>
-        <w:rPr>
-          <w:rFonts w:ascii="Charis SIL Regular" w:hAnsi="Charis SIL Regular" w:eastAsia="Charis SIL Regular"/>
-          <w:b w:val="0"/>
-          <w:i w:val="0"/>
-          <w:color w:val="0000FF"/>
-          <w:sz w:val="24"/>
-          <w:u w:val="single"/>
-        </w:rPr>
-        <w:hyperlink r:id="rId10" w:history="1">
-          <w:r>
-            <w:rPr>
-              <w:rStyle w:val="Hyperlink"/>
-            </w:rPr>
-            <w:t>gt</w:t>
-          </w:r>
-        </w:hyperlink>
-      </w:r>
-      <w:r>
-        <w:rPr>
-          <w:rFonts w:ascii="Charis SIL Regular" w:hAnsi="Charis SIL Regular" w:eastAsia="Charis SIL Regular"/>
-          <w:b w:val="0"/>
-          <w:i w:val="0"/>
-          <w:color w:val="0000FF"/>
-          <w:sz w:val="24"/>
-          <w:u w:val="single"/>
-        </w:rPr>
-        <w:hyperlink r:id="rId10" w:history="1">
-          <w:r>
-            <w:rPr>
-              <w:rStyle w:val="Hyperlink"/>
-            </w:rPr>
-            <w:t>h</w:t>
-          </w:r>
-        </w:hyperlink>
-      </w:r>
-      <w:r>
-        <w:rPr>
-          <w:rFonts w:ascii="Charis SIL Regular" w:hAnsi="Charis SIL Regular" w:eastAsia="Charis SIL Regular"/>
-          <w:b w:val="0"/>
-          <w:i w:val="0"/>
-          <w:color w:val="0000FF"/>
-          <w:sz w:val="24"/>
-          <w:u w:val="single"/>
-        </w:rPr>
-        <w:t xml:space="preserve"> </w:t>
-      </w:r>
-      <w:r>
-        <w:rPr>
-          <w:rFonts w:ascii="Charis SIL Regular" w:hAnsi="Charis SIL Regular" w:eastAsia="Charis SIL Regular"/>
-          <w:b w:val="0"/>
-          <w:i w:val="0"/>
-          <w:color w:val="0000FF"/>
-          <w:sz w:val="24"/>
-          <w:u w:val="single"/>
-        </w:rPr>
-        <w:hyperlink r:id="rId10" w:history="1">
-          <w:r>
-            <w:rPr>
-              <w:rStyle w:val="Hyperlink"/>
-            </w:rPr>
-            <w:t>c.</w:t>
-          </w:r>
-        </w:hyperlink>
-      </w:r>
-      <w:r>
-        <w:rPr>
-          <w:rFonts w:ascii="Charis SIL Regular" w:hAnsi="Charis SIL Regular" w:eastAsia="Charis SIL Regular"/>
-          <w:b w:val="0"/>
-          <w:i w:val="0"/>
-          <w:color w:val="0000FF"/>
-          <w:sz w:val="24"/>
-          <w:u w:val="single"/>
-        </w:rPr>
-        <w:t xml:space="preserve"> </w:t>
-      </w:r>
-      <w:r>
-        <w:rPr>
-          <w:rFonts w:ascii="Charis SIL Regular" w:hAnsi="Charis SIL Regular" w:eastAsia="Charis SIL Regular"/>
-          <w:b w:val="0"/>
-          <w:i w:val="0"/>
-          <w:color w:val="0000FF"/>
-          <w:sz w:val="24"/>
-          <w:u w:val="single"/>
-        </w:rPr>
-        <w:hyperlink r:id="rId10" w:history="1">
-          <w:r>
-            <w:rPr>
-              <w:rStyle w:val="Hyperlink"/>
-            </w:rPr>
-            <w:t>180</w:t>
-          </w:r>
-        </w:hyperlink>
-      </w:r>
-      <w:r>
-        <w:rPr>
-          <w:rFonts w:ascii="Charis SIL Regular" w:hAnsi="Charis SIL Regular" w:eastAsia="Charis SIL Regular"/>
-          <w:b w:val="0"/>
-          <w:i w:val="0"/>
-          <w:color w:val="0000FF"/>
-          <w:sz w:val="24"/>
-          <w:u w:val="single"/>
-        </w:rPr>
-        <w:t xml:space="preserve"> </w:t>
-      </w:r>
-      <w:r>
-        <w:rPr>
-          <w:rFonts w:ascii="Charis SIL Regular" w:hAnsi="Charis SIL Regular" w:eastAsia="Charis SIL Regular"/>
-          <w:b w:val="0"/>
-          <w:i w:val="0"/>
-          <w:color w:val="0000FF"/>
-          <w:sz w:val="24"/>
-          <w:u w:val="single"/>
-        </w:rPr>
-        <w:hyperlink r:id="rId10" w:history="1">
-          <w:r>
-            <w:rPr>
-              <w:rStyle w:val="Hyperlink"/>
-            </w:rPr>
-            <w:t>c</w:t>
-          </w:r>
-        </w:hyperlink>
-      </w:r>
-      <w:r>
-        <w:rPr>
-          <w:rFonts w:ascii="Charis SIL Regular" w:hAnsi="Charis SIL Regular" w:eastAsia="Charis SIL Regular"/>
-          <w:b w:val="0"/>
-          <w:i w:val="0"/>
-          <w:color w:val="0000FF"/>
-          <w:sz w:val="24"/>
-        </w:rPr>
-        <w:t>m</w:t>
       </w:r>
       <w:r>
         <w:rPr>
@@ -3542,7 +3559,7 @@
           <w:color w:val="0000FF"/>
           <w:sz w:val="24"/>
         </w:rPr>
-        <w:hyperlink r:id="rId11" w:history="1">
+        <w:hyperlink r:id="rId10" w:history="1">
           <w:r>
             <w:rPr>
               <w:rStyle w:val="Hyperlink"/>
@@ -3559,7 +3576,7 @@
           <w:color w:val="0000FF"/>
           <w:sz w:val="24"/>
         </w:rPr>
-        <w:hyperlink r:id="rId11" w:history="1">
+        <w:hyperlink r:id="rId10" w:history="1">
           <w:r>
             <w:rPr>
               <w:rStyle w:val="Hyperlink"/>
@@ -3576,7 +3593,7 @@
           <w:color w:val="0000FF"/>
           <w:sz w:val="24"/>
         </w:rPr>
-        <w:hyperlink r:id="rId11" w:history="1">
+        <w:hyperlink r:id="rId10" w:history="1">
           <w:r>
             <w:rPr>
               <w:rStyle w:val="Hyperlink"/>
@@ -3593,7 +3610,7 @@
           <w:color w:val="0000FF"/>
           <w:sz w:val="24"/>
         </w:rPr>
-        <w:hyperlink r:id="rId11" w:history="1">
+        <w:hyperlink r:id="rId10" w:history="1">
           <w:r>
             <w:rPr>
               <w:rStyle w:val="Hyperlink"/>
@@ -3611,6 +3628,575 @@
           <w:sz w:val="24"/>
         </w:rPr>
         <w:t xml:space="preserve"> </w:t>
+      </w:r>
+      <w:r>
+        <w:rPr>
+          <w:rFonts w:ascii="Charis SIL Regular" w:hAnsi="Charis SIL Regular" w:eastAsia="Charis SIL Regular"/>
+          <w:b w:val="0"/>
+          <w:i w:val="0"/>
+          <w:color w:val="0000FF"/>
+          <w:sz w:val="24"/>
+        </w:rPr>
+        <w:hyperlink r:id="rId10" w:history="1">
+          <w:r>
+            <w:rPr>
+              <w:rStyle w:val="Hyperlink"/>
+            </w:rPr>
+            <w:t>t</w:t>
+          </w:r>
+        </w:hyperlink>
+      </w:r>
+      <w:r>
+        <w:rPr>
+          <w:rFonts w:ascii="Charis SIL Regular" w:hAnsi="Charis SIL Regular" w:eastAsia="Charis SIL Regular"/>
+          <w:b w:val="0"/>
+          <w:i w:val="0"/>
+          <w:color w:val="0000FF"/>
+          <w:sz w:val="24"/>
+        </w:rPr>
+        <w:hyperlink r:id="rId10" w:history="1">
+          <w:r>
+            <w:rPr>
+              <w:rStyle w:val="Hyperlink"/>
+            </w:rPr>
+            <w:t>o</w:t>
+          </w:r>
+        </w:hyperlink>
+      </w:r>
+      <w:r>
+        <w:rPr>
+          <w:rFonts w:ascii="Charis SIL Regular" w:hAnsi="Charis SIL Regular" w:eastAsia="Charis SIL Regular"/>
+          <w:b w:val="0"/>
+          <w:i w:val="0"/>
+          <w:color w:val="0000FF"/>
+          <w:sz w:val="24"/>
+        </w:rPr>
+        <w:t xml:space="preserve"> </w:t>
+      </w:r>
+      <w:r>
+        <w:rPr>
+          <w:rFonts w:ascii="Charis SIL Regular" w:hAnsi="Charis SIL Regular" w:eastAsia="Charis SIL Regular"/>
+          <w:b w:val="0"/>
+          <w:i w:val="0"/>
+          <w:color w:val="0000FF"/>
+          <w:sz w:val="24"/>
+        </w:rPr>
+        <w:hyperlink r:id="rId10" w:history="1">
+          <w:r>
+            <w:rPr>
+              <w:rStyle w:val="Hyperlink"/>
+            </w:rPr>
+            <w:t>Sta</w:t>
+          </w:r>
+        </w:hyperlink>
+      </w:r>
+      <w:r>
+        <w:rPr>
+          <w:rFonts w:ascii="Charis SIL Regular" w:hAnsi="Charis SIL Regular" w:eastAsia="Charis SIL Regular"/>
+          <w:b w:val="0"/>
+          <w:i w:val="0"/>
+          <w:color w:val="0000FF"/>
+          <w:sz w:val="24"/>
+        </w:rPr>
+        <w:hyperlink r:id="rId10" w:history="1">
+          <w:r>
+            <w:rPr>
+              <w:rStyle w:val="Hyperlink"/>
+            </w:rPr>
+            <w:t>dth</w:t>
+          </w:r>
+        </w:hyperlink>
+      </w:r>
+      <w:r>
+        <w:rPr>
+          <w:rFonts w:ascii="Charis SIL Regular" w:hAnsi="Charis SIL Regular" w:eastAsia="Charis SIL Regular"/>
+          <w:b w:val="0"/>
+          <w:i w:val="0"/>
+          <w:color w:val="0000FF"/>
+          <w:sz w:val="24"/>
+        </w:rPr>
+        <w:hyperlink r:id="rId10" w:history="1">
+          <w:r>
+            <w:rPr>
+              <w:rStyle w:val="Hyperlink"/>
+            </w:rPr>
+            <w:t>o</w:t>
+          </w:r>
+        </w:hyperlink>
+      </w:r>
+      <w:r>
+        <w:rPr>
+          <w:rFonts w:ascii="Charis SIL Regular" w:hAnsi="Charis SIL Regular" w:eastAsia="Charis SIL Regular"/>
+          <w:b w:val="0"/>
+          <w:i w:val="0"/>
+          <w:color w:val="0000FF"/>
+          <w:sz w:val="24"/>
+        </w:rPr>
+        <w:hyperlink r:id="rId10" w:history="1">
+          <w:r>
+            <w:rPr>
+              <w:rStyle w:val="Hyperlink"/>
+            </w:rPr>
+            <w:t>lder</w:t>
+          </w:r>
+        </w:hyperlink>
+      </w:r>
+      <w:r>
+        <w:rPr>
+          <w:rFonts w:ascii="Charis SIL Regular" w:hAnsi="Charis SIL Regular" w:eastAsia="Charis SIL Regular"/>
+          <w:b w:val="0"/>
+          <w:i w:val="0"/>
+          <w:color w:val="0000FF"/>
+          <w:sz w:val="24"/>
+        </w:rPr>
+        <w:t xml:space="preserve"> </w:t>
+      </w:r>
+      <w:r>
+        <w:rPr>
+          <w:rFonts w:ascii="Charis SIL Regular" w:hAnsi="Charis SIL Regular" w:eastAsia="Charis SIL Regular"/>
+          <w:b w:val="0"/>
+          <w:i w:val="0"/>
+          <w:color w:val="0000FF"/>
+          <w:sz w:val="24"/>
+        </w:rPr>
+        <w:hyperlink r:id="rId10" w:history="1">
+          <w:r>
+            <w:rPr>
+              <w:rStyle w:val="Hyperlink"/>
+            </w:rPr>
+            <w:t>P</w:t>
+          </w:r>
+        </w:hyperlink>
+      </w:r>
+      <w:r>
+        <w:rPr>
+          <w:rFonts w:ascii="Charis SIL Regular" w:hAnsi="Charis SIL Regular" w:eastAsia="Charis SIL Regular"/>
+          <w:b w:val="0"/>
+          <w:i w:val="0"/>
+          <w:color w:val="0000FF"/>
+          <w:sz w:val="24"/>
+        </w:rPr>
+        <w:hyperlink r:id="rId10" w:history="1">
+          <w:r>
+            <w:rPr>
+              <w:rStyle w:val="Hyperlink"/>
+            </w:rPr>
+            <w:t>r</w:t>
+          </w:r>
+        </w:hyperlink>
+      </w:r>
+      <w:r>
+        <w:rPr>
+          <w:rFonts w:ascii="Charis SIL Regular" w:hAnsi="Charis SIL Regular" w:eastAsia="Charis SIL Regular"/>
+          <w:b w:val="0"/>
+          <w:i w:val="0"/>
+          <w:color w:val="0000FF"/>
+          <w:sz w:val="24"/>
+        </w:rPr>
+        <w:hyperlink r:id="rId10" w:history="1">
+          <w:r>
+            <w:rPr>
+              <w:rStyle w:val="Hyperlink"/>
+            </w:rPr>
+            <w:t>in</w:t>
+          </w:r>
+        </w:hyperlink>
+      </w:r>
+      <w:r>
+        <w:rPr>
+          <w:rFonts w:ascii="Charis SIL Regular" w:hAnsi="Charis SIL Regular" w:eastAsia="Charis SIL Regular"/>
+          <w:b w:val="0"/>
+          <w:i w:val="0"/>
+          <w:color w:val="0000FF"/>
+          <w:sz w:val="24"/>
+        </w:rPr>
+        <w:hyperlink r:id="rId10" w:history="1">
+          <w:r>
+            <w:rPr>
+              <w:rStyle w:val="Hyperlink"/>
+            </w:rPr>
+            <w:t>ce</w:t>
+          </w:r>
+        </w:hyperlink>
+      </w:r>
+      <w:r>
+        <w:rPr>
+          <w:rFonts w:ascii="Charis SIL Regular" w:hAnsi="Charis SIL Regular" w:eastAsia="Charis SIL Regular"/>
+          <w:b w:val="0"/>
+          <w:i w:val="0"/>
+          <w:color w:val="0000FF"/>
+          <w:sz w:val="24"/>
+        </w:rPr>
+        <w:t xml:space="preserve"> </w:t>
+      </w:r>
+      <w:r>
+        <w:rPr>
+          <w:rFonts w:ascii="Charis SIL Regular" w:hAnsi="Charis SIL Regular" w:eastAsia="Charis SIL Regular"/>
+          <w:b w:val="0"/>
+          <w:i w:val="0"/>
+          <w:color w:val="0000FF"/>
+          <w:sz w:val="24"/>
+        </w:rPr>
+        <w:hyperlink r:id="rId10" w:history="1">
+          <w:r>
+            <w:rPr>
+              <w:rStyle w:val="Hyperlink"/>
+            </w:rPr>
+            <w:t>Wi</w:t>
+          </w:r>
+        </w:hyperlink>
+      </w:r>
+      <w:r>
+        <w:rPr>
+          <w:rFonts w:ascii="Charis SIL Regular" w:hAnsi="Charis SIL Regular" w:eastAsia="Charis SIL Regular"/>
+          <w:b w:val="0"/>
+          <w:i w:val="0"/>
+          <w:color w:val="0000FF"/>
+          <w:sz w:val="24"/>
+        </w:rPr>
+        <w:hyperlink r:id="rId10" w:history="1">
+          <w:r>
+            <w:rPr>
+              <w:rStyle w:val="Hyperlink"/>
+            </w:rPr>
+            <w:t>l</w:t>
+          </w:r>
+        </w:hyperlink>
+      </w:r>
+      <w:r>
+        <w:rPr>
+          <w:rFonts w:ascii="Charis SIL Regular" w:hAnsi="Charis SIL Regular" w:eastAsia="Charis SIL Regular"/>
+          <w:b w:val="0"/>
+          <w:i w:val="0"/>
+          <w:color w:val="0000FF"/>
+          <w:sz w:val="24"/>
+        </w:rPr>
+        <w:hyperlink r:id="rId10" w:history="1">
+          <w:r>
+            <w:rPr>
+              <w:rStyle w:val="Hyperlink"/>
+            </w:rPr>
+            <w:t>lia</w:t>
+          </w:r>
+        </w:hyperlink>
+      </w:r>
+      <w:r>
+        <w:rPr>
+          <w:rFonts w:ascii="Charis SIL Regular" w:hAnsi="Charis SIL Regular" w:eastAsia="Charis SIL Regular"/>
+          <w:b w:val="0"/>
+          <w:i w:val="0"/>
+          <w:color w:val="0000FF"/>
+          <w:sz w:val="24"/>
+        </w:rPr>
+        <w:hyperlink r:id="rId10" w:history="1">
+          <w:r>
+            <w:rPr>
+              <w:rStyle w:val="Hyperlink"/>
+            </w:rPr>
+            <w:t>m</w:t>
+          </w:r>
+        </w:hyperlink>
+      </w:r>
+      <w:r>
+        <w:rPr>
+          <w:rFonts w:ascii="Charis SIL Regular" w:hAnsi="Charis SIL Regular" w:eastAsia="Charis SIL Regular"/>
+          <w:b w:val="0"/>
+          <w:i w:val="0"/>
+          <w:color w:val="0000FF"/>
+          <w:sz w:val="24"/>
+        </w:rPr>
+        <w:t xml:space="preserve"> </w:t>
+      </w:r>
+      <w:r>
+        <w:rPr>
+          <w:rFonts w:ascii="Charis SIL Regular" w:hAnsi="Charis SIL Regular" w:eastAsia="Charis SIL Regular"/>
+          <w:b w:val="0"/>
+          <w:i w:val="0"/>
+          <w:color w:val="0000FF"/>
+          <w:sz w:val="24"/>
+        </w:rPr>
+        <w:hyperlink r:id="rId10" w:history="1">
+          <w:r>
+            <w:rPr>
+              <w:rStyle w:val="Hyperlink"/>
+            </w:rPr>
+            <w:t>IV</w:t>
+          </w:r>
+        </w:hyperlink>
+      </w:r>
+      <w:r>
+        <w:rPr>
+          <w:rFonts w:ascii="Charis SIL Regular" w:hAnsi="Charis SIL Regular" w:eastAsia="Charis SIL Regular"/>
+          <w:b w:val="0"/>
+          <w:i w:val="0"/>
+          <w:color w:val="0000FF"/>
+          <w:sz w:val="24"/>
+        </w:rPr>
+        <w:t xml:space="preserve"> </w:t>
+      </w:r>
+      <w:r>
+        <w:rPr>
+          <w:rFonts w:ascii="Charis SIL Regular" w:hAnsi="Charis SIL Regular" w:eastAsia="Charis SIL Regular"/>
+          <w:b w:val="0"/>
+          <w:i w:val="0"/>
+          <w:color w:val="0000FF"/>
+          <w:sz w:val="24"/>
+        </w:rPr>
+        <w:hyperlink r:id="rId10" w:history="1">
+          <w:r>
+            <w:rPr>
+              <w:rStyle w:val="Hyperlink"/>
+            </w:rPr>
+            <w:t>o</w:t>
+          </w:r>
+        </w:hyperlink>
+      </w:r>
+      <w:r>
+        <w:rPr>
+          <w:rFonts w:ascii="Charis SIL Regular" w:hAnsi="Charis SIL Regular" w:eastAsia="Charis SIL Regular"/>
+          <w:b w:val="0"/>
+          <w:i w:val="0"/>
+          <w:color w:val="0000FF"/>
+          <w:sz w:val="24"/>
+        </w:rPr>
+        <w:hyperlink r:id="rId11" w:history="1">
+          <w:r>
+            <w:rPr>
+              <w:rStyle w:val="Hyperlink"/>
+            </w:rPr>
+            <w:t>f</w:t>
+          </w:r>
+        </w:hyperlink>
+      </w:r>
+      <w:r>
+        <w:rPr>
+          <w:rFonts w:ascii="Charis SIL Regular" w:hAnsi="Charis SIL Regular" w:eastAsia="Charis SIL Regular"/>
+          <w:b w:val="0"/>
+          <w:i w:val="0"/>
+          <w:color w:val="0000FF"/>
+          <w:sz w:val="24"/>
+        </w:rPr>
+        <w:t xml:space="preserve"> </w:t>
+      </w:r>
+      <w:r>
+        <w:rPr>
+          <w:rFonts w:ascii="Charis SIL Regular" w:hAnsi="Charis SIL Regular" w:eastAsia="Charis SIL Regular"/>
+          <w:b w:val="0"/>
+          <w:i w:val="0"/>
+          <w:color w:val="0000FF"/>
+          <w:sz w:val="24"/>
+        </w:rPr>
+        <w:hyperlink r:id="rId11" w:history="1">
+          <w:r>
+            <w:rPr>
+              <w:rStyle w:val="Hyperlink"/>
+            </w:rPr>
+            <w:t>Orange,</w:t>
+          </w:r>
+        </w:hyperlink>
+      </w:r>
+      <w:r>
+        <w:rPr>
+          <w:rFonts w:ascii="Charis SIL Regular" w:hAnsi="Charis SIL Regular" w:eastAsia="Charis SIL Regular"/>
+          <w:b w:val="0"/>
+          <w:i w:val="0"/>
+          <w:color w:val="0000FF"/>
+          <w:sz w:val="24"/>
+        </w:rPr>
+        <w:t xml:space="preserve"> </w:t>
+      </w:r>
+      <w:r>
+        <w:rPr>
+          <w:rFonts w:ascii="Charis SIL Regular" w:hAnsi="Charis SIL Regular" w:eastAsia="Charis SIL Regular"/>
+          <w:b w:val="0"/>
+          <w:i w:val="0"/>
+          <w:color w:val="0000FF"/>
+          <w:sz w:val="24"/>
+        </w:rPr>
+        <w:hyperlink r:id="rId11" w:history="1">
+          <w:r>
+            <w:rPr>
+              <w:rStyle w:val="Hyperlink"/>
+            </w:rPr>
+            <w:t>possibly</w:t>
+          </w:r>
+        </w:hyperlink>
+      </w:r>
+      <w:r>
+        <w:rPr>
+          <w:rFonts w:ascii="Charis SIL Regular" w:hAnsi="Charis SIL Regular" w:eastAsia="Charis SIL Regular"/>
+          <w:b w:val="0"/>
+          <w:i w:val="0"/>
+          <w:color w:val="0000FF"/>
+          <w:sz w:val="24"/>
+        </w:rPr>
+        <w:t xml:space="preserve"> </w:t>
+      </w:r>
+      <w:r>
+        <w:rPr>
+          <w:rFonts w:ascii="Charis SIL Regular" w:hAnsi="Charis SIL Regular" w:eastAsia="Charis SIL Regular"/>
+          <w:b w:val="0"/>
+          <w:i w:val="0"/>
+          <w:color w:val="0000FF"/>
+          <w:sz w:val="24"/>
+        </w:rPr>
+        <w:hyperlink r:id="rId11" w:history="1">
+          <w:r>
+            <w:rPr>
+              <w:rStyle w:val="Hyperlink"/>
+            </w:rPr>
+            <w:t>drawn</w:t>
+          </w:r>
+        </w:hyperlink>
+      </w:r>
+      <w:r>
+        <w:rPr>
+          <w:rFonts w:ascii="Charis SIL Regular" w:hAnsi="Charis SIL Regular" w:eastAsia="Charis SIL Regular"/>
+          <w:b w:val="0"/>
+          <w:i w:val="0"/>
+          <w:color w:val="0000FF"/>
+          <w:sz w:val="24"/>
+        </w:rPr>
+        <w:t xml:space="preserve"> </w:t>
+      </w:r>
+      <w:r>
+        <w:rPr>
+          <w:rFonts w:ascii="Charis SIL Regular" w:hAnsi="Charis SIL Regular" w:eastAsia="Charis SIL Regular"/>
+          <w:b w:val="0"/>
+          <w:i w:val="0"/>
+          <w:color w:val="0000FF"/>
+          <w:sz w:val="24"/>
+        </w:rPr>
+        <w:hyperlink r:id="rId11" w:history="1">
+          <w:r>
+            <w:rPr>
+              <w:rStyle w:val="Hyperlink"/>
+            </w:rPr>
+            <w:t xml:space="preserve">up </w:t>
+          </w:r>
+        </w:hyperlink>
+      </w:r>
+      <w:r>
+        <w:rPr>
+          <w:rFonts w:ascii="Charis SIL Regular" w:hAnsi="Charis SIL Regular" w:eastAsia="Charis SIL Regular"/>
+          <w:b w:val="0"/>
+          <w:i w:val="0"/>
+          <w:color w:val="0000FF"/>
+          <w:sz w:val="24"/>
+        </w:rPr>
+        <w:hyperlink r:id="rId11" w:history="1">
+          <w:r>
+            <w:rPr>
+              <w:rStyle w:val="Hyperlink"/>
+            </w:rPr>
+            <w:t>on</w:t>
+          </w:r>
+        </w:hyperlink>
+      </w:r>
+      <w:r>
+        <w:rPr>
+          <w:rFonts w:ascii="Charis SIL Regular" w:hAnsi="Charis SIL Regular" w:eastAsia="Charis SIL Regular"/>
+          <w:b w:val="0"/>
+          <w:i w:val="0"/>
+          <w:color w:val="0000FF"/>
+          <w:sz w:val="24"/>
+        </w:rPr>
+        <w:t xml:space="preserve"> </w:t>
+      </w:r>
+      <w:r>
+        <w:rPr>
+          <w:rFonts w:ascii="Charis SIL Regular" w:hAnsi="Charis SIL Regular" w:eastAsia="Charis SIL Regular"/>
+          <w:b w:val="0"/>
+          <w:i w:val="0"/>
+          <w:color w:val="0000FF"/>
+          <w:sz w:val="24"/>
+        </w:rPr>
+        <w:hyperlink r:id="rId11" w:history="1">
+          <w:r>
+            <w:rPr>
+              <w:rStyle w:val="Hyperlink"/>
+            </w:rPr>
+            <w:t>Ceylon,</w:t>
+          </w:r>
+        </w:hyperlink>
+      </w:r>
+      <w:r>
+        <w:rPr>
+          <w:rFonts w:ascii="Charis SIL Regular" w:hAnsi="Charis SIL Regular" w:eastAsia="Charis SIL Regular"/>
+          <w:b w:val="0"/>
+          <w:i w:val="0"/>
+          <w:color w:val="0000FF"/>
+          <w:sz w:val="24"/>
+        </w:rPr>
+        <w:t xml:space="preserve"> </w:t>
+      </w:r>
+      <w:r>
+        <w:rPr>
+          <w:rFonts w:ascii="Charis SIL Regular" w:hAnsi="Charis SIL Regular" w:eastAsia="Charis SIL Regular"/>
+          <w:b w:val="0"/>
+          <w:i w:val="0"/>
+          <w:color w:val="0000FF"/>
+          <w:sz w:val="24"/>
+        </w:rPr>
+        <w:hyperlink r:id="rId11" w:history="1">
+          <w:r>
+            <w:rPr>
+              <w:rStyle w:val="Hyperlink"/>
+            </w:rPr>
+            <w:t>m</w:t>
+          </w:r>
+        </w:hyperlink>
+      </w:r>
+      <w:r>
+        <w:rPr>
+          <w:rFonts w:ascii="Charis SIL Regular" w:hAnsi="Charis SIL Regular" w:eastAsia="Charis SIL Regular"/>
+          <w:b w:val="0"/>
+          <w:i w:val="0"/>
+          <w:color w:val="0000FF"/>
+          <w:sz w:val="24"/>
+        </w:rPr>
+        <w:hyperlink r:id="rId11" w:history="1">
+          <w:r>
+            <w:rPr>
+              <w:rStyle w:val="Hyperlink"/>
+            </w:rPr>
+            <w:t>i</w:t>
+          </w:r>
+        </w:hyperlink>
+      </w:r>
+      <w:r>
+        <w:rPr>
+          <w:rFonts w:ascii="Charis SIL Regular" w:hAnsi="Charis SIL Regular" w:eastAsia="Charis SIL Regular"/>
+          <w:b w:val="0"/>
+          <w:i w:val="0"/>
+          <w:color w:val="0000FF"/>
+          <w:sz w:val="24"/>
+        </w:rPr>
+        <w:hyperlink r:id="rId11" w:history="1">
+          <w:r>
+            <w:rPr>
+              <w:rStyle w:val="Hyperlink"/>
+            </w:rPr>
+            <w:t>d-</w:t>
+          </w:r>
+        </w:hyperlink>
+      </w:r>
+      <w:r>
+        <w:rPr>
+          <w:rFonts w:ascii="Charis SIL Regular" w:hAnsi="Charis SIL Regular" w:eastAsia="Charis SIL Regular"/>
+          <w:b w:val="0"/>
+          <w:i w:val="0"/>
+          <w:color w:val="0000FF"/>
+          <w:sz w:val="24"/>
+        </w:rPr>
+        <w:hyperlink r:id="rId11" w:history="1">
+          <w:r>
+            <w:rPr>
+              <w:rStyle w:val="Hyperlink"/>
+            </w:rPr>
+            <w:t>eighteen</w:t>
+          </w:r>
+        </w:hyperlink>
       </w:r>
       <w:r>
         <w:rPr>
@@ -3642,7 +4228,7 @@
             <w:rPr>
               <w:rStyle w:val="Hyperlink"/>
             </w:rPr>
-            <w:t>o</w:t>
+            <w:t>h</w:t>
           </w:r>
         </w:hyperlink>
       </w:r>
@@ -3669,7 +4255,7 @@
             <w:rPr>
               <w:rStyle w:val="Hyperlink"/>
             </w:rPr>
-            <w:t>Sta</w:t>
+            <w:t>c</w:t>
           </w:r>
         </w:hyperlink>
       </w:r>
@@ -3686,9 +4272,19 @@
             <w:rPr>
               <w:rStyle w:val="Hyperlink"/>
             </w:rPr>
-            <w:t>dth</w:t>
+            <w:t>entury.</w:t>
           </w:r>
         </w:hyperlink>
+      </w:r>
+      <w:r>
+        <w:rPr>
+          <w:rFonts w:ascii="Charis SIL Regular" w:hAnsi="Charis SIL Regular" w:eastAsia="Charis SIL Regular"/>
+          <w:b w:val="0"/>
+          <w:i w:val="0"/>
+          <w:color w:val="0000FF"/>
+          <w:sz w:val="24"/>
+        </w:rPr>
+        <w:t xml:space="preserve"> </w:t>
       </w:r>
       <w:r>
         <w:rPr>
@@ -3703,7 +4299,7 @@
             <w:rPr>
               <w:rStyle w:val="Hyperlink"/>
             </w:rPr>
-            <w:t>o</w:t>
+            <w:t>Par</w:t>
           </w:r>
         </w:hyperlink>
       </w:r>
@@ -3720,19 +4316,9 @@
             <w:rPr>
               <w:rStyle w:val="Hyperlink"/>
             </w:rPr>
-            <w:t>lder</w:t>
+            <w:t>t</w:t>
           </w:r>
         </w:hyperlink>
-      </w:r>
-      <w:r>
-        <w:rPr>
-          <w:rFonts w:ascii="Charis SIL Regular" w:hAnsi="Charis SIL Regular" w:eastAsia="Charis SIL Regular"/>
-          <w:b w:val="0"/>
-          <w:i w:val="0"/>
-          <w:color w:val="0000FF"/>
-          <w:sz w:val="24"/>
-        </w:rPr>
-        <w:t xml:space="preserve"> </w:t>
       </w:r>
       <w:r>
         <w:rPr>
@@ -3747,7 +4333,7 @@
             <w:rPr>
               <w:rStyle w:val="Hyperlink"/>
             </w:rPr>
-            <w:t>P</w:t>
+            <w:t>ly</w:t>
           </w:r>
         </w:hyperlink>
       </w:r>
@@ -3759,14 +4345,7 @@
           <w:color w:val="0000FF"/>
           <w:sz w:val="24"/>
         </w:rPr>
-        <w:hyperlink r:id="rId11" w:history="1">
-          <w:r>
-            <w:rPr>
-              <w:rStyle w:val="Hyperlink"/>
-            </w:rPr>
-            <w:t>r</w:t>
-          </w:r>
-        </w:hyperlink>
+        <w:t xml:space="preserve"> </w:t>
       </w:r>
       <w:r>
         <w:rPr>
@@ -3793,24 +4372,24 @@
           <w:color w:val="0000FF"/>
           <w:sz w:val="24"/>
         </w:rPr>
+        <w:t xml:space="preserve"> </w:t>
+      </w:r>
+      <w:r>
+        <w:rPr>
+          <w:rFonts w:ascii="Charis SIL Regular" w:hAnsi="Charis SIL Regular" w:eastAsia="Charis SIL Regular"/>
+          <w:b w:val="0"/>
+          <w:i w:val="0"/>
+          <w:color w:val="0000FF"/>
+          <w:sz w:val="24"/>
+        </w:rPr>
         <w:hyperlink r:id="rId11" w:history="1">
           <w:r>
             <w:rPr>
               <w:rStyle w:val="Hyperlink"/>
             </w:rPr>
-            <w:t>ce</w:t>
+            <w:t>L</w:t>
           </w:r>
         </w:hyperlink>
-      </w:r>
-      <w:r>
-        <w:rPr>
-          <w:rFonts w:ascii="Charis SIL Regular" w:hAnsi="Charis SIL Regular" w:eastAsia="Charis SIL Regular"/>
-          <w:b w:val="0"/>
-          <w:i w:val="0"/>
-          <w:color w:val="0000FF"/>
-          <w:sz w:val="24"/>
-        </w:rPr>
-        <w:t xml:space="preserve"> </w:t>
       </w:r>
       <w:r>
         <w:rPr>
@@ -3825,7 +4404,7 @@
             <w:rPr>
               <w:rStyle w:val="Hyperlink"/>
             </w:rPr>
-            <w:t>Wi</w:t>
+            <w:t>a</w:t>
           </w:r>
         </w:hyperlink>
       </w:r>
@@ -3842,9 +4421,19 @@
             <w:rPr>
               <w:rStyle w:val="Hyperlink"/>
             </w:rPr>
-            <w:t>l</w:t>
+            <w:t>tin,</w:t>
           </w:r>
         </w:hyperlink>
+      </w:r>
+      <w:r>
+        <w:rPr>
+          <w:rFonts w:ascii="Charis SIL Regular" w:hAnsi="Charis SIL Regular" w:eastAsia="Charis SIL Regular"/>
+          <w:b w:val="0"/>
+          <w:i w:val="0"/>
+          <w:color w:val="0000FF"/>
+          <w:sz w:val="24"/>
+        </w:rPr>
+        <w:t xml:space="preserve"> </w:t>
       </w:r>
       <w:r>
         <w:rPr>
@@ -3859,7 +4448,7 @@
             <w:rPr>
               <w:rStyle w:val="Hyperlink"/>
             </w:rPr>
-            <w:t>lia</w:t>
+            <w:t>pal</w:t>
           </w:r>
         </w:hyperlink>
       </w:r>
@@ -3879,571 +4468,6 @@
             <w:t>m</w:t>
           </w:r>
         </w:hyperlink>
-      </w:r>
-      <w:r>
-        <w:rPr>
-          <w:rFonts w:ascii="Charis SIL Regular" w:hAnsi="Charis SIL Regular" w:eastAsia="Charis SIL Regular"/>
-          <w:b w:val="0"/>
-          <w:i w:val="0"/>
-          <w:color w:val="0000FF"/>
-          <w:sz w:val="24"/>
-        </w:rPr>
-        <w:t xml:space="preserve"> </w:t>
-      </w:r>
-      <w:r>
-        <w:rPr>
-          <w:rFonts w:ascii="Charis SIL Regular" w:hAnsi="Charis SIL Regular" w:eastAsia="Charis SIL Regular"/>
-          <w:b w:val="0"/>
-          <w:i w:val="0"/>
-          <w:color w:val="0000FF"/>
-          <w:sz w:val="24"/>
-        </w:rPr>
-        <w:hyperlink r:id="rId11" w:history="1">
-          <w:r>
-            <w:rPr>
-              <w:rStyle w:val="Hyperlink"/>
-            </w:rPr>
-            <w:t>IV</w:t>
-          </w:r>
-        </w:hyperlink>
-      </w:r>
-      <w:r>
-        <w:rPr>
-          <w:rFonts w:ascii="Charis SIL Regular" w:hAnsi="Charis SIL Regular" w:eastAsia="Charis SIL Regular"/>
-          <w:b w:val="0"/>
-          <w:i w:val="0"/>
-          <w:color w:val="0000FF"/>
-          <w:sz w:val="24"/>
-        </w:rPr>
-        <w:t xml:space="preserve"> </w:t>
-      </w:r>
-      <w:r>
-        <w:rPr>
-          <w:rFonts w:ascii="Charis SIL Regular" w:hAnsi="Charis SIL Regular" w:eastAsia="Charis SIL Regular"/>
-          <w:b w:val="0"/>
-          <w:i w:val="0"/>
-          <w:color w:val="0000FF"/>
-          <w:sz w:val="24"/>
-        </w:rPr>
-        <w:hyperlink r:id="rId11" w:history="1">
-          <w:r>
-            <w:rPr>
-              <w:rStyle w:val="Hyperlink"/>
-            </w:rPr>
-            <w:t>o</w:t>
-          </w:r>
-        </w:hyperlink>
-      </w:r>
-      <w:r>
-        <w:rPr>
-          <w:rFonts w:ascii="Charis SIL Regular" w:hAnsi="Charis SIL Regular" w:eastAsia="Charis SIL Regular"/>
-          <w:b w:val="0"/>
-          <w:i w:val="0"/>
-          <w:color w:val="0000FF"/>
-          <w:sz w:val="24"/>
-        </w:rPr>
-        <w:hyperlink r:id="rId11" w:history="1">
-          <w:r>
-            <w:rPr>
-              <w:rStyle w:val="Hyperlink"/>
-            </w:rPr>
-            <w:t>f</w:t>
-          </w:r>
-        </w:hyperlink>
-      </w:r>
-      <w:r>
-        <w:rPr>
-          <w:rFonts w:ascii="Charis SIL Regular" w:hAnsi="Charis SIL Regular" w:eastAsia="Charis SIL Regular"/>
-          <w:b w:val="0"/>
-          <w:i w:val="0"/>
-          <w:color w:val="0000FF"/>
-          <w:sz w:val="24"/>
-        </w:rPr>
-        <w:t xml:space="preserve"> </w:t>
-      </w:r>
-      <w:r>
-        <w:rPr>
-          <w:rFonts w:ascii="Charis SIL Regular" w:hAnsi="Charis SIL Regular" w:eastAsia="Charis SIL Regular"/>
-          <w:b w:val="0"/>
-          <w:i w:val="0"/>
-          <w:color w:val="0000FF"/>
-          <w:sz w:val="24"/>
-        </w:rPr>
-        <w:hyperlink r:id="rId11" w:history="1">
-          <w:r>
-            <w:rPr>
-              <w:rStyle w:val="Hyperlink"/>
-            </w:rPr>
-            <w:t>Orange,</w:t>
-          </w:r>
-        </w:hyperlink>
-      </w:r>
-      <w:r>
-        <w:rPr>
-          <w:rFonts w:ascii="Charis SIL Regular" w:hAnsi="Charis SIL Regular" w:eastAsia="Charis SIL Regular"/>
-          <w:b w:val="0"/>
-          <w:i w:val="0"/>
-          <w:color w:val="0000FF"/>
-          <w:sz w:val="24"/>
-        </w:rPr>
-        <w:t xml:space="preserve"> </w:t>
-      </w:r>
-      <w:r>
-        <w:rPr>
-          <w:rFonts w:ascii="Charis SIL Regular" w:hAnsi="Charis SIL Regular" w:eastAsia="Charis SIL Regular"/>
-          <w:b w:val="0"/>
-          <w:i w:val="0"/>
-          <w:color w:val="0000FF"/>
-          <w:sz w:val="24"/>
-        </w:rPr>
-        <w:hyperlink r:id="rId11" w:history="1">
-          <w:r>
-            <w:rPr>
-              <w:rStyle w:val="Hyperlink"/>
-            </w:rPr>
-            <w:t>possibly</w:t>
-          </w:r>
-        </w:hyperlink>
-      </w:r>
-      <w:r>
-        <w:rPr>
-          <w:rFonts w:ascii="Charis SIL Regular" w:hAnsi="Charis SIL Regular" w:eastAsia="Charis SIL Regular"/>
-          <w:b w:val="0"/>
-          <w:i w:val="0"/>
-          <w:color w:val="0000FF"/>
-          <w:sz w:val="24"/>
-        </w:rPr>
-        <w:t xml:space="preserve"> </w:t>
-      </w:r>
-      <w:r>
-        <w:rPr>
-          <w:rFonts w:ascii="Charis SIL Regular" w:hAnsi="Charis SIL Regular" w:eastAsia="Charis SIL Regular"/>
-          <w:b w:val="0"/>
-          <w:i w:val="0"/>
-          <w:color w:val="0000FF"/>
-          <w:sz w:val="24"/>
-        </w:rPr>
-        <w:hyperlink r:id="rId11" w:history="1">
-          <w:r>
-            <w:rPr>
-              <w:rStyle w:val="Hyperlink"/>
-            </w:rPr>
-            <w:t>drawn</w:t>
-          </w:r>
-        </w:hyperlink>
-      </w:r>
-      <w:r>
-        <w:rPr>
-          <w:rFonts w:ascii="Charis SIL Regular" w:hAnsi="Charis SIL Regular" w:eastAsia="Charis SIL Regular"/>
-          <w:b w:val="0"/>
-          <w:i w:val="0"/>
-          <w:color w:val="0000FF"/>
-          <w:sz w:val="24"/>
-        </w:rPr>
-        <w:t xml:space="preserve"> </w:t>
-      </w:r>
-      <w:r>
-        <w:rPr>
-          <w:rFonts w:ascii="Charis SIL Regular" w:hAnsi="Charis SIL Regular" w:eastAsia="Charis SIL Regular"/>
-          <w:b w:val="0"/>
-          <w:i w:val="0"/>
-          <w:color w:val="0000FF"/>
-          <w:sz w:val="24"/>
-        </w:rPr>
-        <w:hyperlink r:id="rId11" w:history="1">
-          <w:r>
-            <w:rPr>
-              <w:rStyle w:val="Hyperlink"/>
-            </w:rPr>
-            <w:t xml:space="preserve">up </w:t>
-          </w:r>
-        </w:hyperlink>
-      </w:r>
-      <w:r>
-        <w:rPr>
-          <w:rFonts w:ascii="Charis SIL Regular" w:hAnsi="Charis SIL Regular" w:eastAsia="Charis SIL Regular"/>
-          <w:b w:val="0"/>
-          <w:i w:val="0"/>
-          <w:color w:val="0000FF"/>
-          <w:sz w:val="24"/>
-        </w:rPr>
-        <w:hyperlink r:id="rId11" w:history="1">
-          <w:r>
-            <w:rPr>
-              <w:rStyle w:val="Hyperlink"/>
-            </w:rPr>
-            <w:t>on</w:t>
-          </w:r>
-        </w:hyperlink>
-      </w:r>
-      <w:r>
-        <w:rPr>
-          <w:rFonts w:ascii="Charis SIL Regular" w:hAnsi="Charis SIL Regular" w:eastAsia="Charis SIL Regular"/>
-          <w:b w:val="0"/>
-          <w:i w:val="0"/>
-          <w:color w:val="0000FF"/>
-          <w:sz w:val="24"/>
-        </w:rPr>
-        <w:t xml:space="preserve"> </w:t>
-      </w:r>
-      <w:r>
-        <w:rPr>
-          <w:rFonts w:ascii="Charis SIL Regular" w:hAnsi="Charis SIL Regular" w:eastAsia="Charis SIL Regular"/>
-          <w:b w:val="0"/>
-          <w:i w:val="0"/>
-          <w:color w:val="0000FF"/>
-          <w:sz w:val="24"/>
-        </w:rPr>
-        <w:hyperlink r:id="rId11" w:history="1">
-          <w:r>
-            <w:rPr>
-              <w:rStyle w:val="Hyperlink"/>
-            </w:rPr>
-            <w:t>Ceylon,</w:t>
-          </w:r>
-        </w:hyperlink>
-      </w:r>
-      <w:r>
-        <w:rPr>
-          <w:rFonts w:ascii="Charis SIL Regular" w:hAnsi="Charis SIL Regular" w:eastAsia="Charis SIL Regular"/>
-          <w:b w:val="0"/>
-          <w:i w:val="0"/>
-          <w:color w:val="0000FF"/>
-          <w:sz w:val="24"/>
-        </w:rPr>
-        <w:t xml:space="preserve"> </w:t>
-      </w:r>
-      <w:r>
-        <w:rPr>
-          <w:rFonts w:ascii="Charis SIL Regular" w:hAnsi="Charis SIL Regular" w:eastAsia="Charis SIL Regular"/>
-          <w:b w:val="0"/>
-          <w:i w:val="0"/>
-          <w:color w:val="0000FF"/>
-          <w:sz w:val="24"/>
-        </w:rPr>
-        <w:hyperlink r:id="rId11" w:history="1">
-          <w:r>
-            <w:rPr>
-              <w:rStyle w:val="Hyperlink"/>
-            </w:rPr>
-            <w:t>m</w:t>
-          </w:r>
-        </w:hyperlink>
-      </w:r>
-      <w:r>
-        <w:rPr>
-          <w:rFonts w:ascii="Charis SIL Regular" w:hAnsi="Charis SIL Regular" w:eastAsia="Charis SIL Regular"/>
-          <w:b w:val="0"/>
-          <w:i w:val="0"/>
-          <w:color w:val="0000FF"/>
-          <w:sz w:val="24"/>
-        </w:rPr>
-        <w:hyperlink r:id="rId11" w:history="1">
-          <w:r>
-            <w:rPr>
-              <w:rStyle w:val="Hyperlink"/>
-            </w:rPr>
-            <w:t>i</w:t>
-          </w:r>
-        </w:hyperlink>
-      </w:r>
-      <w:r>
-        <w:rPr>
-          <w:rFonts w:ascii="Charis SIL Regular" w:hAnsi="Charis SIL Regular" w:eastAsia="Charis SIL Regular"/>
-          <w:b w:val="0"/>
-          <w:i w:val="0"/>
-          <w:color w:val="0000FF"/>
-          <w:sz w:val="24"/>
-        </w:rPr>
-        <w:hyperlink r:id="rId11" w:history="1">
-          <w:r>
-            <w:rPr>
-              <w:rStyle w:val="Hyperlink"/>
-            </w:rPr>
-            <w:t>d-</w:t>
-          </w:r>
-        </w:hyperlink>
-      </w:r>
-      <w:r>
-        <w:rPr>
-          <w:rFonts w:ascii="Charis SIL Regular" w:hAnsi="Charis SIL Regular" w:eastAsia="Charis SIL Regular"/>
-          <w:b w:val="0"/>
-          <w:i w:val="0"/>
-          <w:color w:val="0000FF"/>
-          <w:sz w:val="24"/>
-        </w:rPr>
-        <w:hyperlink r:id="rId11" w:history="1">
-          <w:r>
-            <w:rPr>
-              <w:rStyle w:val="Hyperlink"/>
-            </w:rPr>
-            <w:t>eighteen</w:t>
-          </w:r>
-        </w:hyperlink>
-      </w:r>
-      <w:r>
-        <w:rPr>
-          <w:rFonts w:ascii="Charis SIL Regular" w:hAnsi="Charis SIL Regular" w:eastAsia="Charis SIL Regular"/>
-          <w:b w:val="0"/>
-          <w:i w:val="0"/>
-          <w:color w:val="0000FF"/>
-          <w:sz w:val="24"/>
-        </w:rPr>
-        <w:hyperlink r:id="rId11" w:history="1">
-          <w:r>
-            <w:rPr>
-              <w:rStyle w:val="Hyperlink"/>
-            </w:rPr>
-            <w:t>t</w:t>
-          </w:r>
-        </w:hyperlink>
-      </w:r>
-      <w:r>
-        <w:rPr>
-          <w:rFonts w:ascii="Charis SIL Regular" w:hAnsi="Charis SIL Regular" w:eastAsia="Charis SIL Regular"/>
-          <w:b w:val="0"/>
-          <w:i w:val="0"/>
-          <w:color w:val="0000FF"/>
-          <w:sz w:val="24"/>
-        </w:rPr>
-        <w:hyperlink r:id="rId11" w:history="1">
-          <w:r>
-            <w:rPr>
-              <w:rStyle w:val="Hyperlink"/>
-            </w:rPr>
-            <w:t>h</w:t>
-          </w:r>
-        </w:hyperlink>
-      </w:r>
-      <w:r>
-        <w:rPr>
-          <w:rFonts w:ascii="Charis SIL Regular" w:hAnsi="Charis SIL Regular" w:eastAsia="Charis SIL Regular"/>
-          <w:b w:val="0"/>
-          <w:i w:val="0"/>
-          <w:color w:val="0000FF"/>
-          <w:sz w:val="24"/>
-        </w:rPr>
-        <w:t xml:space="preserve"> </w:t>
-      </w:r>
-      <w:r>
-        <w:rPr>
-          <w:rFonts w:ascii="Charis SIL Regular" w:hAnsi="Charis SIL Regular" w:eastAsia="Charis SIL Regular"/>
-          <w:b w:val="0"/>
-          <w:i w:val="0"/>
-          <w:color w:val="0000FF"/>
-          <w:sz w:val="24"/>
-        </w:rPr>
-        <w:hyperlink r:id="rId11" w:history="1">
-          <w:r>
-            <w:rPr>
-              <w:rStyle w:val="Hyperlink"/>
-            </w:rPr>
-            <w:t>c</w:t>
-          </w:r>
-        </w:hyperlink>
-      </w:r>
-      <w:r>
-        <w:rPr>
-          <w:rFonts w:ascii="Charis SIL Regular" w:hAnsi="Charis SIL Regular" w:eastAsia="Charis SIL Regular"/>
-          <w:b w:val="0"/>
-          <w:i w:val="0"/>
-          <w:color w:val="0000FF"/>
-          <w:sz w:val="24"/>
-        </w:rPr>
-        <w:hyperlink r:id="rId11" w:history="1">
-          <w:r>
-            <w:rPr>
-              <w:rStyle w:val="Hyperlink"/>
-            </w:rPr>
-            <w:t>entury.</w:t>
-          </w:r>
-        </w:hyperlink>
-      </w:r>
-      <w:r>
-        <w:rPr>
-          <w:rFonts w:ascii="Charis SIL Regular" w:hAnsi="Charis SIL Regular" w:eastAsia="Charis SIL Regular"/>
-          <w:b w:val="0"/>
-          <w:i w:val="0"/>
-          <w:color w:val="0000FF"/>
-          <w:sz w:val="24"/>
-        </w:rPr>
-        <w:t xml:space="preserve"> </w:t>
-      </w:r>
-      <w:r>
-        <w:rPr>
-          <w:rFonts w:ascii="Charis SIL Regular" w:hAnsi="Charis SIL Regular" w:eastAsia="Charis SIL Regular"/>
-          <w:b w:val="0"/>
-          <w:i w:val="0"/>
-          <w:color w:val="0000FF"/>
-          <w:sz w:val="24"/>
-        </w:rPr>
-        <w:hyperlink r:id="rId11" w:history="1">
-          <w:r>
-            <w:rPr>
-              <w:rStyle w:val="Hyperlink"/>
-            </w:rPr>
-            <w:t>Par</w:t>
-          </w:r>
-        </w:hyperlink>
-      </w:r>
-      <w:r>
-        <w:rPr>
-          <w:rFonts w:ascii="Charis SIL Regular" w:hAnsi="Charis SIL Regular" w:eastAsia="Charis SIL Regular"/>
-          <w:b w:val="0"/>
-          <w:i w:val="0"/>
-          <w:color w:val="0000FF"/>
-          <w:sz w:val="24"/>
-        </w:rPr>
-        <w:hyperlink r:id="rId11" w:history="1">
-          <w:r>
-            <w:rPr>
-              <w:rStyle w:val="Hyperlink"/>
-            </w:rPr>
-            <w:t>t</w:t>
-          </w:r>
-        </w:hyperlink>
-      </w:r>
-      <w:r>
-        <w:rPr>
-          <w:rFonts w:ascii="Charis SIL Regular" w:hAnsi="Charis SIL Regular" w:eastAsia="Charis SIL Regular"/>
-          <w:b w:val="0"/>
-          <w:i w:val="0"/>
-          <w:color w:val="0000FF"/>
-          <w:sz w:val="24"/>
-        </w:rPr>
-        <w:hyperlink r:id="rId11" w:history="1">
-          <w:r>
-            <w:rPr>
-              <w:rStyle w:val="Hyperlink"/>
-            </w:rPr>
-            <w:t>ly</w:t>
-          </w:r>
-        </w:hyperlink>
-      </w:r>
-      <w:r>
-        <w:rPr>
-          <w:rFonts w:ascii="Charis SIL Regular" w:hAnsi="Charis SIL Regular" w:eastAsia="Charis SIL Regular"/>
-          <w:b w:val="0"/>
-          <w:i w:val="0"/>
-          <w:color w:val="0000FF"/>
-          <w:sz w:val="24"/>
-        </w:rPr>
-        <w:t xml:space="preserve"> </w:t>
-      </w:r>
-      <w:r>
-        <w:rPr>
-          <w:rFonts w:ascii="Charis SIL Regular" w:hAnsi="Charis SIL Regular" w:eastAsia="Charis SIL Regular"/>
-          <w:b w:val="0"/>
-          <w:i w:val="0"/>
-          <w:color w:val="0000FF"/>
-          <w:sz w:val="24"/>
-        </w:rPr>
-        <w:hyperlink r:id="rId11" w:history="1">
-          <w:r>
-            <w:rPr>
-              <w:rStyle w:val="Hyperlink"/>
-            </w:rPr>
-            <w:t>in</w:t>
-          </w:r>
-        </w:hyperlink>
-      </w:r>
-      <w:r>
-        <w:rPr>
-          <w:rFonts w:ascii="Charis SIL Regular" w:hAnsi="Charis SIL Regular" w:eastAsia="Charis SIL Regular"/>
-          <w:b w:val="0"/>
-          <w:i w:val="0"/>
-          <w:color w:val="0000FF"/>
-          <w:sz w:val="24"/>
-        </w:rPr>
-        <w:t xml:space="preserve"> </w:t>
-      </w:r>
-      <w:r>
-        <w:rPr>
-          <w:rFonts w:ascii="Charis SIL Regular" w:hAnsi="Charis SIL Regular" w:eastAsia="Charis SIL Regular"/>
-          <w:b w:val="0"/>
-          <w:i w:val="0"/>
-          <w:color w:val="0000FF"/>
-          <w:sz w:val="24"/>
-        </w:rPr>
-        <w:hyperlink r:id="rId11" w:history="1">
-          <w:r>
-            <w:rPr>
-              <w:rStyle w:val="Hyperlink"/>
-            </w:rPr>
-            <w:t>L</w:t>
-          </w:r>
-        </w:hyperlink>
-      </w:r>
-      <w:r>
-        <w:rPr>
-          <w:rFonts w:ascii="Charis SIL Regular" w:hAnsi="Charis SIL Regular" w:eastAsia="Charis SIL Regular"/>
-          <w:b w:val="0"/>
-          <w:i w:val="0"/>
-          <w:color w:val="0000FF"/>
-          <w:sz w:val="24"/>
-        </w:rPr>
-        <w:hyperlink r:id="rId11" w:history="1">
-          <w:r>
-            <w:rPr>
-              <w:rStyle w:val="Hyperlink"/>
-            </w:rPr>
-            <w:t>a</w:t>
-          </w:r>
-        </w:hyperlink>
-      </w:r>
-      <w:r>
-        <w:rPr>
-          <w:rFonts w:ascii="Charis SIL Regular" w:hAnsi="Charis SIL Regular" w:eastAsia="Charis SIL Regular"/>
-          <w:b w:val="0"/>
-          <w:i w:val="0"/>
-          <w:color w:val="0000FF"/>
-          <w:sz w:val="24"/>
-        </w:rPr>
-        <w:hyperlink r:id="rId11" w:history="1">
-          <w:r>
-            <w:rPr>
-              <w:rStyle w:val="Hyperlink"/>
-            </w:rPr>
-            <w:t>tin,</w:t>
-          </w:r>
-        </w:hyperlink>
-      </w:r>
-      <w:r>
-        <w:rPr>
-          <w:rFonts w:ascii="Charis SIL Regular" w:hAnsi="Charis SIL Regular" w:eastAsia="Charis SIL Regular"/>
-          <w:b w:val="0"/>
-          <w:i w:val="0"/>
-          <w:color w:val="0000FF"/>
-          <w:sz w:val="24"/>
-        </w:rPr>
-        <w:t xml:space="preserve"> </w:t>
-      </w:r>
-      <w:r>
-        <w:rPr>
-          <w:rFonts w:ascii="Charis SIL Regular" w:hAnsi="Charis SIL Regular" w:eastAsia="Charis SIL Regular"/>
-          <w:b w:val="0"/>
-          <w:i w:val="0"/>
-          <w:color w:val="0000FF"/>
-          <w:sz w:val="24"/>
-        </w:rPr>
-        <w:hyperlink r:id="rId11" w:history="1">
-          <w:r>
-            <w:rPr>
-              <w:rStyle w:val="Hyperlink"/>
-            </w:rPr>
-            <w:t>pal</w:t>
-          </w:r>
-        </w:hyperlink>
-      </w:r>
-      <w:r>
-        <w:rPr>
-          <w:rFonts w:ascii="Charis SIL Regular" w:hAnsi="Charis SIL Regular" w:eastAsia="Charis SIL Regular"/>
-          <w:b w:val="0"/>
-          <w:i w:val="0"/>
-          <w:color w:val="0000FF"/>
-          <w:sz w:val="24"/>
-        </w:rPr>
-        <w:t>m</w:t>
       </w:r>
       <w:r>
         <w:rPr>
@@ -5225,14 +5249,7 @@
           <w:color w:val="000000"/>
           <w:sz w:val="24"/>
         </w:rPr>
-        <w:hyperlink r:id="rId12" w:history="1">
-          <w:r>
-            <w:rPr>
-              <w:rStyle w:val="Hyperlink"/>
-            </w:rPr>
-            <w:t xml:space="preserve">nd hout, </w:t>
-          </w:r>
-        </w:hyperlink>
+        <w:t xml:space="preserve">nd hout, </w:t>
       </w:r>
       <w:r>
         <w:rPr>

--- a/EXPORTS/DOCX/review/niveau2/Dutch/Sri Lanka.docx
+++ b/EXPORTS/DOCX/review/niveau2/Dutch/Sri Lanka.docx
@@ -887,16 +887,8 @@
           <w:i w:val="0"/>
           <w:color w:val="0000FF"/>
           <w:sz w:val="24"/>
-          <w:u w:val="single"/>
-        </w:rPr>
-        <w:hyperlink r:id="rId9" w:history="1">
-          <w:r>
-            <w:rPr>
-              <w:rStyle w:val="Hyperlink"/>
-            </w:rPr>
-            <w:t>m</w:t>
-          </w:r>
-        </w:hyperlink>
+        </w:rPr>
+        <w:t>m</w:t>
       </w:r>
       <w:r>
         <w:rPr>
@@ -1183,373 +1175,7 @@
           <w:color w:val="0000FF"/>
           <w:sz w:val="24"/>
         </w:rPr>
-        <w:hyperlink r:id="rId9" w:history="1">
-          <w:r>
-            <w:rPr>
-              <w:rStyle w:val="Hyperlink"/>
-            </w:rPr>
-            <w:t>1942.0</w:t>
-          </w:r>
-        </w:hyperlink>
-      </w:r>
-      <w:r>
-        <w:rPr>
-          <w:rFonts w:ascii="Charis SIL Regular" w:hAnsi="Charis SIL Regular" w:eastAsia="Charis SIL Regular"/>
-          <w:b w:val="0"/>
-          <w:i w:val="0"/>
-          <w:color w:val="0000FF"/>
-          <w:sz w:val="24"/>
-        </w:rPr>
-        <w:hyperlink r:id="rId9" w:history="1">
-          <w:r>
-            <w:rPr>
-              <w:rStyle w:val="Hyperlink"/>
-            </w:rPr>
-            <w:t>.123.</w:t>
-          </w:r>
-        </w:hyperlink>
-      </w:r>
-      <w:r>
-        <w:rPr>
-          <w:rFonts w:ascii="Charis SIL Regular" w:hAnsi="Charis SIL Regular" w:eastAsia="Charis SIL Regular"/>
-          <w:b w:val="0"/>
-          <w:i w:val="0"/>
-          <w:color w:val="0000FF"/>
-          <w:sz w:val="24"/>
-        </w:rPr>
-        <w:hyperlink r:id="rId9" w:history="1">
-          <w:r>
-            <w:rPr>
-              <w:rStyle w:val="Hyperlink"/>
-            </w:rPr>
-            <w:t>x</w:t>
-          </w:r>
-        </w:hyperlink>
-      </w:r>
-      <w:r>
-        <w:rPr>
-          <w:rFonts w:ascii="Charis SIL Regular" w:hAnsi="Charis SIL Regular" w:eastAsia="Charis SIL Regular"/>
-          <w:b w:val="0"/>
-          <w:i w:val="0"/>
-          <w:color w:val="0000FF"/>
-          <w:sz w:val="24"/>
-        </w:rPr>
-        <w:t xml:space="preserve"> </w:t>
-      </w:r>
-      <w:r>
-        <w:rPr>
-          <w:rFonts w:ascii="Charis SIL Regular" w:hAnsi="Charis SIL Regular" w:eastAsia="Charis SIL Regular"/>
-          <w:b w:val="0"/>
-          <w:i w:val="0"/>
-          <w:color w:val="0000FF"/>
-          <w:sz w:val="24"/>
-        </w:rPr>
-        <w:hyperlink r:id="rId9" w:history="1">
-          <w:r>
-            <w:rPr>
-              <w:rStyle w:val="Hyperlink"/>
-            </w:rPr>
-            <w:t>Le</w:t>
-          </w:r>
-        </w:hyperlink>
-      </w:r>
-      <w:r>
-        <w:rPr>
-          <w:rFonts w:ascii="Charis SIL Regular" w:hAnsi="Charis SIL Regular" w:eastAsia="Charis SIL Regular"/>
-          <w:b w:val="0"/>
-          <w:i w:val="0"/>
-          <w:color w:val="0000FF"/>
-          <w:sz w:val="24"/>
-        </w:rPr>
-        <w:hyperlink r:id="rId9" w:history="1">
-          <w:r>
-            <w:rPr>
-              <w:rStyle w:val="Hyperlink"/>
-            </w:rPr>
-            <w:t>t</w:t>
-          </w:r>
-        </w:hyperlink>
-      </w:r>
-      <w:r>
-        <w:rPr>
-          <w:rFonts w:ascii="Charis SIL Regular" w:hAnsi="Charis SIL Regular" w:eastAsia="Charis SIL Regular"/>
-          <w:b w:val="0"/>
-          <w:i w:val="0"/>
-          <w:color w:val="0000FF"/>
-          <w:sz w:val="24"/>
-        </w:rPr>
-        <w:hyperlink r:id="rId9" w:history="1">
-          <w:r>
-            <w:rPr>
-              <w:rStyle w:val="Hyperlink"/>
-            </w:rPr>
-            <w:t>te</w:t>
-          </w:r>
-        </w:hyperlink>
-      </w:r>
-      <w:r>
-        <w:rPr>
-          <w:rFonts w:ascii="Charis SIL Regular" w:hAnsi="Charis SIL Regular" w:eastAsia="Charis SIL Regular"/>
-          <w:b w:val="0"/>
-          <w:i w:val="0"/>
-          <w:color w:val="0000FF"/>
-          <w:sz w:val="24"/>
-        </w:rPr>
-        <w:hyperlink r:id="rId9" w:history="1">
-          <w:r>
-            <w:rPr>
-              <w:rStyle w:val="Hyperlink"/>
-            </w:rPr>
-            <w:t>r</w:t>
-          </w:r>
-        </w:hyperlink>
-      </w:r>
-      <w:r>
-        <w:rPr>
-          <w:rFonts w:ascii="Charis SIL Regular" w:hAnsi="Charis SIL Regular" w:eastAsia="Charis SIL Regular"/>
-          <w:b w:val="0"/>
-          <w:i w:val="0"/>
-          <w:color w:val="0000FF"/>
-          <w:sz w:val="24"/>
-        </w:rPr>
-        <w:t xml:space="preserve"> </w:t>
-      </w:r>
-      <w:r>
-        <w:rPr>
-          <w:rFonts w:ascii="Charis SIL Regular" w:hAnsi="Charis SIL Regular" w:eastAsia="Charis SIL Regular"/>
-          <w:b w:val="0"/>
-          <w:i w:val="0"/>
-          <w:color w:val="0000FF"/>
-          <w:sz w:val="24"/>
-        </w:rPr>
-        <w:hyperlink r:id="rId9" w:history="1">
-          <w:r>
-            <w:rPr>
-              <w:rStyle w:val="Hyperlink"/>
-            </w:rPr>
-            <w:t>from</w:t>
-          </w:r>
-        </w:hyperlink>
-      </w:r>
-      <w:r>
-        <w:rPr>
-          <w:rFonts w:ascii="Charis SIL Regular" w:hAnsi="Charis SIL Regular" w:eastAsia="Charis SIL Regular"/>
-          <w:b w:val="0"/>
-          <w:i w:val="0"/>
-          <w:color w:val="0000FF"/>
-          <w:sz w:val="24"/>
-        </w:rPr>
-        <w:t xml:space="preserve"> </w:t>
-      </w:r>
-      <w:r>
-        <w:rPr>
-          <w:rFonts w:ascii="Charis SIL Regular" w:hAnsi="Charis SIL Regular" w:eastAsia="Charis SIL Regular"/>
-          <w:b w:val="0"/>
-          <w:i w:val="0"/>
-          <w:color w:val="0000FF"/>
-          <w:sz w:val="24"/>
-        </w:rPr>
-        <w:hyperlink r:id="rId9" w:history="1">
-          <w:r>
-            <w:rPr>
-              <w:rStyle w:val="Hyperlink"/>
-            </w:rPr>
-            <w:t>King</w:t>
-          </w:r>
-        </w:hyperlink>
-      </w:r>
-      <w:r>
-        <w:rPr>
-          <w:rFonts w:ascii="Charis SIL Regular" w:hAnsi="Charis SIL Regular" w:eastAsia="Charis SIL Regular"/>
-          <w:b w:val="0"/>
-          <w:i w:val="0"/>
-          <w:color w:val="0000FF"/>
-          <w:sz w:val="24"/>
-        </w:rPr>
-        <w:t xml:space="preserve"> </w:t>
-      </w:r>
-      <w:r>
-        <w:rPr>
-          <w:rFonts w:ascii="Charis SIL Regular" w:hAnsi="Charis SIL Regular" w:eastAsia="Charis SIL Regular"/>
-          <w:b w:val="0"/>
-          <w:i w:val="0"/>
-          <w:color w:val="0000FF"/>
-          <w:sz w:val="24"/>
-        </w:rPr>
-        <w:hyperlink r:id="rId9" w:history="1">
-          <w:r>
-            <w:rPr>
-              <w:rStyle w:val="Hyperlink"/>
-            </w:rPr>
-            <w:t>Sri</w:t>
-          </w:r>
-        </w:hyperlink>
-      </w:r>
-      <w:r>
-        <w:rPr>
-          <w:rFonts w:ascii="Charis SIL Regular" w:hAnsi="Charis SIL Regular" w:eastAsia="Charis SIL Regular"/>
-          <w:b w:val="0"/>
-          <w:i w:val="0"/>
-          <w:color w:val="0000FF"/>
-          <w:sz w:val="24"/>
-        </w:rPr>
-        <w:t xml:space="preserve"> </w:t>
-      </w:r>
-      <w:r>
-        <w:rPr>
-          <w:rFonts w:ascii="Charis SIL Regular" w:hAnsi="Charis SIL Regular" w:eastAsia="Charis SIL Regular"/>
-          <w:b w:val="0"/>
-          <w:i w:val="0"/>
-          <w:color w:val="0000FF"/>
-          <w:sz w:val="24"/>
-        </w:rPr>
-        <w:hyperlink r:id="rId9" w:history="1">
-          <w:r>
-            <w:rPr>
-              <w:rStyle w:val="Hyperlink"/>
-            </w:rPr>
-            <w:t>V</w:t>
-          </w:r>
-        </w:hyperlink>
-      </w:r>
-      <w:r>
-        <w:rPr>
-          <w:rFonts w:ascii="Charis SIL Regular" w:hAnsi="Charis SIL Regular" w:eastAsia="Charis SIL Regular"/>
-          <w:b w:val="0"/>
-          <w:i w:val="0"/>
-          <w:color w:val="0000FF"/>
-          <w:sz w:val="24"/>
-        </w:rPr>
-        <w:hyperlink r:id="rId9" w:history="1">
-          <w:r>
-            <w:rPr>
-              <w:rStyle w:val="Hyperlink"/>
-            </w:rPr>
-            <w:t>ijay</w:t>
-          </w:r>
-        </w:hyperlink>
-      </w:r>
-      <w:r>
-        <w:rPr>
-          <w:rFonts w:ascii="Charis SIL Regular" w:hAnsi="Charis SIL Regular" w:eastAsia="Charis SIL Regular"/>
-          <w:b w:val="0"/>
-          <w:i w:val="0"/>
-          <w:color w:val="0000FF"/>
-          <w:sz w:val="24"/>
-        </w:rPr>
-        <w:hyperlink r:id="rId9" w:history="1">
-          <w:r>
-            <w:rPr>
-              <w:rStyle w:val="Hyperlink"/>
-            </w:rPr>
-            <w:t>a</w:t>
-          </w:r>
-        </w:hyperlink>
-      </w:r>
-      <w:r>
-        <w:rPr>
-          <w:rFonts w:ascii="Charis SIL Regular" w:hAnsi="Charis SIL Regular" w:eastAsia="Charis SIL Regular"/>
-          <w:b w:val="0"/>
-          <w:i w:val="0"/>
-          <w:color w:val="0000FF"/>
-          <w:sz w:val="24"/>
-        </w:rPr>
-        <w:t xml:space="preserve"> </w:t>
-      </w:r>
-      <w:r>
-        <w:rPr>
-          <w:rFonts w:ascii="Charis SIL Regular" w:hAnsi="Charis SIL Regular" w:eastAsia="Charis SIL Regular"/>
-          <w:b w:val="0"/>
-          <w:i w:val="0"/>
-          <w:color w:val="0000FF"/>
-          <w:sz w:val="24"/>
-        </w:rPr>
-        <w:hyperlink r:id="rId9" w:history="1">
-          <w:r>
-            <w:rPr>
-              <w:rStyle w:val="Hyperlink"/>
-            </w:rPr>
-            <w:t>R</w:t>
-          </w:r>
-        </w:hyperlink>
-      </w:r>
-      <w:r>
-        <w:rPr>
-          <w:rFonts w:ascii="Charis SIL Regular" w:hAnsi="Charis SIL Regular" w:eastAsia="Charis SIL Regular"/>
-          <w:b w:val="0"/>
-          <w:i w:val="0"/>
-          <w:color w:val="0000FF"/>
-          <w:sz w:val="24"/>
-        </w:rPr>
-        <w:hyperlink r:id="rId9" w:history="1">
-          <w:r>
-            <w:rPr>
-              <w:rStyle w:val="Hyperlink"/>
-            </w:rPr>
-            <w:t>aja</w:t>
-          </w:r>
-        </w:hyperlink>
-      </w:r>
-      <w:r>
-        <w:rPr>
-          <w:rFonts w:ascii="Charis SIL Regular" w:hAnsi="Charis SIL Regular" w:eastAsia="Charis SIL Regular"/>
-          <w:b w:val="0"/>
-          <w:i w:val="0"/>
-          <w:color w:val="0000FF"/>
-          <w:sz w:val="24"/>
-        </w:rPr>
-        <w:hyperlink r:id="rId9" w:history="1">
-          <w:r>
-            <w:rPr>
-              <w:rStyle w:val="Hyperlink"/>
-            </w:rPr>
-            <w:t>sin</w:t>
-          </w:r>
-        </w:hyperlink>
-      </w:r>
-      <w:r>
-        <w:rPr>
-          <w:rFonts w:ascii="Charis SIL Regular" w:hAnsi="Charis SIL Regular" w:eastAsia="Charis SIL Regular"/>
-          <w:b w:val="0"/>
-          <w:i w:val="0"/>
-          <w:color w:val="0000FF"/>
-          <w:sz w:val="24"/>
-        </w:rPr>
-        <w:hyperlink r:id="rId9" w:history="1">
-          <w:r>
-            <w:rPr>
-              <w:rStyle w:val="Hyperlink"/>
-            </w:rPr>
-            <w:t>g</w:t>
-          </w:r>
-        </w:hyperlink>
-      </w:r>
-      <w:r>
-        <w:rPr>
-          <w:rFonts w:ascii="Charis SIL Regular" w:hAnsi="Charis SIL Regular" w:eastAsia="Charis SIL Regular"/>
-          <w:b w:val="0"/>
-          <w:i w:val="0"/>
-          <w:color w:val="0000FF"/>
-          <w:sz w:val="24"/>
-        </w:rPr>
-        <w:hyperlink r:id="rId9" w:history="1">
-          <w:r>
-            <w:rPr>
-              <w:rStyle w:val="Hyperlink"/>
-            </w:rPr>
-            <w:t>a</w:t>
-          </w:r>
-        </w:hyperlink>
-      </w:r>
-      <w:r>
-        <w:rPr>
-          <w:rFonts w:ascii="Charis SIL Regular" w:hAnsi="Charis SIL Regular" w:eastAsia="Charis SIL Regular"/>
-          <w:b w:val="0"/>
-          <w:i w:val="0"/>
-          <w:color w:val="0000FF"/>
-          <w:sz w:val="24"/>
-        </w:rPr>
-        <w:t xml:space="preserve"> </w:t>
+        <w:t xml:space="preserve">1942.0.123.x Letter from King Sri Vijaya Rajasinga </w:t>
       </w:r>
       <w:r>
         <w:rPr>
@@ -2966,45 +2592,8 @@
           <w:i w:val="0"/>
           <w:color w:val="0000FF"/>
           <w:sz w:val="24"/>
-          <w:u w:val="single"/>
-        </w:rPr>
-        <w:hyperlink r:id="rId10" w:history="1">
-          <w:r>
-            <w:rPr>
-              <w:rStyle w:val="Hyperlink"/>
-            </w:rPr>
-            <w:t>and</w:t>
-          </w:r>
-        </w:hyperlink>
-      </w:r>
-      <w:r>
-        <w:rPr>
-          <w:rFonts w:ascii="Charis SIL Regular" w:hAnsi="Charis SIL Regular" w:eastAsia="Charis SIL Regular"/>
-          <w:b w:val="0"/>
-          <w:i w:val="0"/>
-          <w:color w:val="0000FF"/>
-          <w:sz w:val="24"/>
-          <w:u w:val="single"/>
-        </w:rPr>
-        <w:t xml:space="preserve"> </w:t>
-      </w:r>
-      <w:r>
-        <w:rPr>
-          <w:rFonts w:ascii="Charis SIL Regular" w:hAnsi="Charis SIL Regular" w:eastAsia="Charis SIL Regular"/>
-          <w:b w:val="0"/>
-          <w:i w:val="0"/>
-          <w:color w:val="0000FF"/>
-          <w:sz w:val="24"/>
-          <w:u w:val="single"/>
-        </w:rPr>
-        <w:hyperlink r:id="rId10" w:history="1">
-          <w:r>
-            <w:rPr>
-              <w:rStyle w:val="Hyperlink"/>
-            </w:rPr>
-            <w:t>de</w:t>
-          </w:r>
-        </w:hyperlink>
+        </w:rPr>
+        <w:t>and de</w:t>
       </w:r>
       <w:r>
         <w:rPr>
@@ -3237,16 +2826,8 @@
           <w:i w:val="0"/>
           <w:color w:val="0000FF"/>
           <w:sz w:val="24"/>
-          <w:u w:val="single"/>
-        </w:rPr>
-        <w:hyperlink r:id="rId10" w:history="1">
-          <w:r>
-            <w:rPr>
-              <w:rStyle w:val="Hyperlink"/>
-            </w:rPr>
-            <w:t>m</w:t>
-          </w:r>
-        </w:hyperlink>
+        </w:rPr>
+        <w:t>m</w:t>
       </w:r>
       <w:r>
         <w:rPr>
@@ -3515,7 +3096,7 @@
           <w:color w:val="0000FF"/>
           <w:sz w:val="24"/>
         </w:rPr>
-        <w:hyperlink r:id="rId10" w:history="1">
+        <w:hyperlink r:id="rId11" w:history="1">
           <w:r>
             <w:rPr>
               <w:rStyle w:val="Hyperlink"/>
@@ -3532,7 +3113,7 @@
           <w:color w:val="0000FF"/>
           <w:sz w:val="24"/>
         </w:rPr>
-        <w:hyperlink r:id="rId10" w:history="1">
+        <w:hyperlink r:id="rId11" w:history="1">
           <w:r>
             <w:rPr>
               <w:rStyle w:val="Hyperlink"/>
@@ -3559,7 +3140,7 @@
           <w:color w:val="0000FF"/>
           <w:sz w:val="24"/>
         </w:rPr>
-        <w:hyperlink r:id="rId10" w:history="1">
+        <w:hyperlink r:id="rId11" w:history="1">
           <w:r>
             <w:rPr>
               <w:rStyle w:val="Hyperlink"/>
@@ -3576,7 +3157,7 @@
           <w:color w:val="0000FF"/>
           <w:sz w:val="24"/>
         </w:rPr>
-        <w:hyperlink r:id="rId10" w:history="1">
+        <w:hyperlink r:id="rId11" w:history="1">
           <w:r>
             <w:rPr>
               <w:rStyle w:val="Hyperlink"/>
@@ -3593,7 +3174,7 @@
           <w:color w:val="0000FF"/>
           <w:sz w:val="24"/>
         </w:rPr>
-        <w:hyperlink r:id="rId10" w:history="1">
+        <w:hyperlink r:id="rId11" w:history="1">
           <w:r>
             <w:rPr>
               <w:rStyle w:val="Hyperlink"/>
@@ -3610,7 +3191,7 @@
           <w:color w:val="0000FF"/>
           <w:sz w:val="24"/>
         </w:rPr>
-        <w:hyperlink r:id="rId10" w:history="1">
+        <w:hyperlink r:id="rId11" w:history="1">
           <w:r>
             <w:rPr>
               <w:rStyle w:val="Hyperlink"/>
@@ -3637,7 +3218,7 @@
           <w:color w:val="0000FF"/>
           <w:sz w:val="24"/>
         </w:rPr>
-        <w:hyperlink r:id="rId10" w:history="1">
+        <w:hyperlink r:id="rId11" w:history="1">
           <w:r>
             <w:rPr>
               <w:rStyle w:val="Hyperlink"/>
@@ -3654,7 +3235,7 @@
           <w:color w:val="0000FF"/>
           <w:sz w:val="24"/>
         </w:rPr>
-        <w:hyperlink r:id="rId10" w:history="1">
+        <w:hyperlink r:id="rId11" w:history="1">
           <w:r>
             <w:rPr>
               <w:rStyle w:val="Hyperlink"/>
@@ -3681,7 +3262,7 @@
           <w:color w:val="0000FF"/>
           <w:sz w:val="24"/>
         </w:rPr>
-        <w:hyperlink r:id="rId10" w:history="1">
+        <w:hyperlink r:id="rId11" w:history="1">
           <w:r>
             <w:rPr>
               <w:rStyle w:val="Hyperlink"/>
@@ -3698,7 +3279,7 @@
           <w:color w:val="0000FF"/>
           <w:sz w:val="24"/>
         </w:rPr>
-        <w:hyperlink r:id="rId10" w:history="1">
+        <w:hyperlink r:id="rId11" w:history="1">
           <w:r>
             <w:rPr>
               <w:rStyle w:val="Hyperlink"/>
@@ -3715,7 +3296,7 @@
           <w:color w:val="0000FF"/>
           <w:sz w:val="24"/>
         </w:rPr>
-        <w:hyperlink r:id="rId10" w:history="1">
+        <w:hyperlink r:id="rId11" w:history="1">
           <w:r>
             <w:rPr>
               <w:rStyle w:val="Hyperlink"/>
@@ -3732,7 +3313,7 @@
           <w:color w:val="0000FF"/>
           <w:sz w:val="24"/>
         </w:rPr>
-        <w:hyperlink r:id="rId10" w:history="1">
+        <w:hyperlink r:id="rId11" w:history="1">
           <w:r>
             <w:rPr>
               <w:rStyle w:val="Hyperlink"/>
@@ -3759,7 +3340,7 @@
           <w:color w:val="0000FF"/>
           <w:sz w:val="24"/>
         </w:rPr>
-        <w:hyperlink r:id="rId10" w:history="1">
+        <w:hyperlink r:id="rId11" w:history="1">
           <w:r>
             <w:rPr>
               <w:rStyle w:val="Hyperlink"/>
@@ -3776,7 +3357,7 @@
           <w:color w:val="0000FF"/>
           <w:sz w:val="24"/>
         </w:rPr>
-        <w:hyperlink r:id="rId10" w:history="1">
+        <w:hyperlink r:id="rId11" w:history="1">
           <w:r>
             <w:rPr>
               <w:rStyle w:val="Hyperlink"/>
@@ -3793,7 +3374,7 @@
           <w:color w:val="0000FF"/>
           <w:sz w:val="24"/>
         </w:rPr>
-        <w:hyperlink r:id="rId10" w:history="1">
+        <w:hyperlink r:id="rId11" w:history="1">
           <w:r>
             <w:rPr>
               <w:rStyle w:val="Hyperlink"/>
@@ -3810,7 +3391,7 @@
           <w:color w:val="0000FF"/>
           <w:sz w:val="24"/>
         </w:rPr>
-        <w:hyperlink r:id="rId10" w:history="1">
+        <w:hyperlink r:id="rId11" w:history="1">
           <w:r>
             <w:rPr>
               <w:rStyle w:val="Hyperlink"/>
@@ -3837,7 +3418,7 @@
           <w:color w:val="0000FF"/>
           <w:sz w:val="24"/>
         </w:rPr>
-        <w:hyperlink r:id="rId10" w:history="1">
+        <w:hyperlink r:id="rId11" w:history="1">
           <w:r>
             <w:rPr>
               <w:rStyle w:val="Hyperlink"/>
@@ -3854,7 +3435,7 @@
           <w:color w:val="0000FF"/>
           <w:sz w:val="24"/>
         </w:rPr>
-        <w:hyperlink r:id="rId10" w:history="1">
+        <w:hyperlink r:id="rId11" w:history="1">
           <w:r>
             <w:rPr>
               <w:rStyle w:val="Hyperlink"/>
@@ -3871,7 +3452,7 @@
           <w:color w:val="0000FF"/>
           <w:sz w:val="24"/>
         </w:rPr>
-        <w:hyperlink r:id="rId10" w:history="1">
+        <w:hyperlink r:id="rId11" w:history="1">
           <w:r>
             <w:rPr>
               <w:rStyle w:val="Hyperlink"/>
@@ -3888,7 +3469,7 @@
           <w:color w:val="0000FF"/>
           <w:sz w:val="24"/>
         </w:rPr>
-        <w:hyperlink r:id="rId10" w:history="1">
+        <w:hyperlink r:id="rId11" w:history="1">
           <w:r>
             <w:rPr>
               <w:rStyle w:val="Hyperlink"/>
@@ -3915,7 +3496,7 @@
           <w:color w:val="0000FF"/>
           <w:sz w:val="24"/>
         </w:rPr>
-        <w:hyperlink r:id="rId10" w:history="1">
+        <w:hyperlink r:id="rId11" w:history="1">
           <w:r>
             <w:rPr>
               <w:rStyle w:val="Hyperlink"/>
@@ -3942,7 +3523,7 @@
           <w:color w:val="0000FF"/>
           <w:sz w:val="24"/>
         </w:rPr>
-        <w:hyperlink r:id="rId10" w:history="1">
+        <w:hyperlink r:id="rId11" w:history="1">
           <w:r>
             <w:rPr>
               <w:rStyle w:val="Hyperlink"/>
@@ -4460,14 +4041,7 @@
           <w:color w:val="0000FF"/>
           <w:sz w:val="24"/>
         </w:rPr>
-        <w:hyperlink r:id="rId11" w:history="1">
-          <w:r>
-            <w:rPr>
-              <w:rStyle w:val="Hyperlink"/>
-            </w:rPr>
-            <w:t>m</w:t>
-          </w:r>
-        </w:hyperlink>
+        <w:t>m</w:t>
       </w:r>
       <w:r>
         <w:rPr>
@@ -5249,7 +4823,14 @@
           <w:color w:val="000000"/>
           <w:sz w:val="24"/>
         </w:rPr>
-        <w:t xml:space="preserve">nd hout, </w:t>
+        <w:hyperlink r:id="rId12" w:history="1">
+          <w:r>
+            <w:rPr>
+              <w:rStyle w:val="Hyperlink"/>
+            </w:rPr>
+            <w:t xml:space="preserve">nd hout, </w:t>
+          </w:r>
+        </w:hyperlink>
       </w:r>
       <w:r>
         <w:rPr>

--- a/EXPORTS/DOCX/review/niveau2/Dutch/Sri Lanka.docx
+++ b/EXPORTS/DOCX/review/niveau2/Dutch/Sri Lanka.docx
@@ -616,518 +616,8 @@
           <w:i w:val="0"/>
           <w:color w:val="0000FF"/>
           <w:sz w:val="24"/>
-          <w:u w:val="single"/>
-        </w:rPr>
-        <w:hyperlink r:id="rId9" w:history="1">
-          <w:r>
-            <w:rPr>
-              <w:rStyle w:val="Hyperlink"/>
-            </w:rPr>
-            <w:t>Dutch,</w:t>
-          </w:r>
-        </w:hyperlink>
-      </w:r>
-      <w:r>
-        <w:rPr>
-          <w:rFonts w:ascii="Charis SIL Regular" w:hAnsi="Charis SIL Regular" w:eastAsia="Charis SIL Regular"/>
-          <w:b w:val="0"/>
-          <w:i w:val="0"/>
-          <w:color w:val="0000FF"/>
-          <w:sz w:val="24"/>
-          <w:u w:val="single"/>
-        </w:rPr>
-        <w:t xml:space="preserve"> </w:t>
-      </w:r>
-      <w:r>
-        <w:rPr>
-          <w:rFonts w:ascii="Charis SIL Regular" w:hAnsi="Charis SIL Regular" w:eastAsia="Charis SIL Regular"/>
-          <w:b w:val="0"/>
-          <w:i w:val="0"/>
-          <w:color w:val="0000FF"/>
-          <w:sz w:val="24"/>
-          <w:u w:val="single"/>
-        </w:rPr>
-        <w:hyperlink r:id="rId9" w:history="1">
-          <w:r>
-            <w:rPr>
-              <w:rStyle w:val="Hyperlink"/>
-            </w:rPr>
-            <w:t>174</w:t>
-          </w:r>
-        </w:hyperlink>
-      </w:r>
-      <w:r>
-        <w:rPr>
-          <w:rFonts w:ascii="Charis SIL Regular" w:hAnsi="Charis SIL Regular" w:eastAsia="Charis SIL Regular"/>
-          <w:b w:val="0"/>
-          <w:i w:val="0"/>
-          <w:color w:val="0000FF"/>
-          <w:sz w:val="24"/>
-          <w:u w:val="single"/>
-        </w:rPr>
-        <w:hyperlink r:id="rId9" w:history="1">
-          <w:r>
-            <w:rPr>
-              <w:rStyle w:val="Hyperlink"/>
-            </w:rPr>
-            <w:t>6</w:t>
-          </w:r>
-        </w:hyperlink>
-      </w:r>
-      <w:r>
-        <w:rPr>
-          <w:rFonts w:ascii="Charis SIL Regular" w:hAnsi="Charis SIL Regular" w:eastAsia="Charis SIL Regular"/>
-          <w:b w:val="0"/>
-          <w:i w:val="0"/>
-          <w:color w:val="0000FF"/>
-          <w:sz w:val="24"/>
-          <w:u w:val="single"/>
-        </w:rPr>
-        <w:t xml:space="preserve"> </w:t>
-      </w:r>
-      <w:r>
-        <w:rPr>
-          <w:rFonts w:ascii="Charis SIL Regular" w:hAnsi="Charis SIL Regular" w:eastAsia="Charis SIL Regular"/>
-          <w:b w:val="0"/>
-          <w:i w:val="0"/>
-          <w:color w:val="0000FF"/>
-          <w:sz w:val="24"/>
-          <w:u w:val="single"/>
-        </w:rPr>
-        <w:hyperlink r:id="rId9" w:history="1">
-          <w:r>
-            <w:rPr>
-              <w:rStyle w:val="Hyperlink"/>
-            </w:rPr>
-            <w:t>(?).</w:t>
-          </w:r>
-        </w:hyperlink>
-      </w:r>
-      <w:r>
-        <w:rPr>
-          <w:rFonts w:ascii="Charis SIL Regular" w:hAnsi="Charis SIL Regular" w:eastAsia="Charis SIL Regular"/>
-          <w:b w:val="0"/>
-          <w:i w:val="0"/>
-          <w:color w:val="0000FF"/>
-          <w:sz w:val="24"/>
-          <w:u w:val="single"/>
-        </w:rPr>
-        <w:t xml:space="preserve"> </w:t>
-      </w:r>
-      <w:r>
-        <w:rPr>
-          <w:rFonts w:ascii="Charis SIL Regular" w:hAnsi="Charis SIL Regular" w:eastAsia="Charis SIL Regular"/>
-          <w:b w:val="0"/>
-          <w:i w:val="0"/>
-          <w:color w:val="0000FF"/>
-          <w:sz w:val="24"/>
-          <w:u w:val="single"/>
-        </w:rPr>
-        <w:hyperlink r:id="rId9" w:history="1">
-          <w:r>
-            <w:rPr>
-              <w:rStyle w:val="Hyperlink"/>
-            </w:rPr>
-            <w:t>In</w:t>
-          </w:r>
-        </w:hyperlink>
-      </w:r>
-      <w:r>
-        <w:rPr>
-          <w:rFonts w:ascii="Charis SIL Regular" w:hAnsi="Charis SIL Regular" w:eastAsia="Charis SIL Regular"/>
-          <w:b w:val="0"/>
-          <w:i w:val="0"/>
-          <w:color w:val="0000FF"/>
-          <w:sz w:val="24"/>
-          <w:u w:val="single"/>
-        </w:rPr>
-        <w:t xml:space="preserve"> </w:t>
-      </w:r>
-      <w:r>
-        <w:rPr>
-          <w:rFonts w:ascii="Charis SIL Regular" w:hAnsi="Charis SIL Regular" w:eastAsia="Charis SIL Regular"/>
-          <w:b w:val="0"/>
-          <w:i w:val="0"/>
-          <w:color w:val="0000FF"/>
-          <w:sz w:val="24"/>
-          <w:u w:val="single"/>
-        </w:rPr>
-        <w:hyperlink r:id="rId9" w:history="1">
-          <w:r>
-            <w:rPr>
-              <w:rStyle w:val="Hyperlink"/>
-            </w:rPr>
-            <w:t>Si</w:t>
-          </w:r>
-        </w:hyperlink>
-      </w:r>
-      <w:r>
-        <w:rPr>
-          <w:rFonts w:ascii="Charis SIL Regular" w:hAnsi="Charis SIL Regular" w:eastAsia="Charis SIL Regular"/>
-          <w:b w:val="0"/>
-          <w:i w:val="0"/>
-          <w:color w:val="0000FF"/>
-          <w:sz w:val="24"/>
-          <w:u w:val="single"/>
-        </w:rPr>
-        <w:hyperlink r:id="rId9" w:history="1">
-          <w:r>
-            <w:rPr>
-              <w:rStyle w:val="Hyperlink"/>
-            </w:rPr>
-            <w:t>n</w:t>
-          </w:r>
-        </w:hyperlink>
-      </w:r>
-      <w:r>
-        <w:rPr>
-          <w:rFonts w:ascii="Charis SIL Regular" w:hAnsi="Charis SIL Regular" w:eastAsia="Charis SIL Regular"/>
-          <w:b w:val="0"/>
-          <w:i w:val="0"/>
-          <w:color w:val="0000FF"/>
-          <w:sz w:val="24"/>
-          <w:u w:val="single"/>
-        </w:rPr>
-        <w:hyperlink r:id="rId9" w:history="1">
-          <w:r>
-            <w:rPr>
-              <w:rStyle w:val="Hyperlink"/>
-            </w:rPr>
-            <w:t>hale</w:t>
-          </w:r>
-        </w:hyperlink>
-      </w:r>
-      <w:r>
-        <w:rPr>
-          <w:rFonts w:ascii="Charis SIL Regular" w:hAnsi="Charis SIL Regular" w:eastAsia="Charis SIL Regular"/>
-          <w:b w:val="0"/>
-          <w:i w:val="0"/>
-          <w:color w:val="0000FF"/>
-          <w:sz w:val="24"/>
-          <w:u w:val="single"/>
-        </w:rPr>
-        <w:hyperlink r:id="rId9" w:history="1">
-          <w:r>
-            <w:rPr>
-              <w:rStyle w:val="Hyperlink"/>
-            </w:rPr>
-            <w:t>se,</w:t>
-          </w:r>
-        </w:hyperlink>
-      </w:r>
-      <w:r>
-        <w:rPr>
-          <w:rFonts w:ascii="Charis SIL Regular" w:hAnsi="Charis SIL Regular" w:eastAsia="Charis SIL Regular"/>
-          <w:b w:val="0"/>
-          <w:i w:val="0"/>
-          <w:color w:val="0000FF"/>
-          <w:sz w:val="24"/>
-          <w:u w:val="single"/>
-        </w:rPr>
-        <w:t xml:space="preserve"> </w:t>
-      </w:r>
-      <w:r>
-        <w:rPr>
-          <w:rFonts w:ascii="Charis SIL Regular" w:hAnsi="Charis SIL Regular" w:eastAsia="Charis SIL Regular"/>
-          <w:b w:val="0"/>
-          <w:i w:val="0"/>
-          <w:color w:val="0000FF"/>
-          <w:sz w:val="24"/>
-          <w:u w:val="single"/>
-        </w:rPr>
-        <w:hyperlink r:id="rId9" w:history="1">
-          <w:r>
-            <w:rPr>
-              <w:rStyle w:val="Hyperlink"/>
-            </w:rPr>
-            <w:t>p</w:t>
-          </w:r>
-        </w:hyperlink>
-      </w:r>
-      <w:r>
-        <w:rPr>
-          <w:rFonts w:ascii="Charis SIL Regular" w:hAnsi="Charis SIL Regular" w:eastAsia="Charis SIL Regular"/>
-          <w:b w:val="0"/>
-          <w:i w:val="0"/>
-          <w:color w:val="0000FF"/>
-          <w:sz w:val="24"/>
-          <w:u w:val="single"/>
-        </w:rPr>
-        <w:hyperlink r:id="rId9" w:history="1">
-          <w:r>
-            <w:rPr>
-              <w:rStyle w:val="Hyperlink"/>
-            </w:rPr>
-            <w:t>a</w:t>
-          </w:r>
-        </w:hyperlink>
-      </w:r>
-      <w:r>
-        <w:rPr>
-          <w:rFonts w:ascii="Charis SIL Regular" w:hAnsi="Charis SIL Regular" w:eastAsia="Charis SIL Regular"/>
-          <w:b w:val="0"/>
-          <w:i w:val="0"/>
-          <w:color w:val="0000FF"/>
-          <w:sz w:val="24"/>
-          <w:u w:val="single"/>
-        </w:rPr>
-        <w:hyperlink r:id="rId9" w:history="1">
-          <w:r>
-            <w:rPr>
-              <w:rStyle w:val="Hyperlink"/>
-            </w:rPr>
-            <w:t>l</w:t>
-          </w:r>
-        </w:hyperlink>
-      </w:r>
-      <w:r>
-        <w:rPr>
-          <w:rFonts w:ascii="Charis SIL Regular" w:hAnsi="Charis SIL Regular" w:eastAsia="Charis SIL Regular"/>
-          <w:b w:val="0"/>
-          <w:i w:val="0"/>
-          <w:color w:val="0000FF"/>
-          <w:sz w:val="24"/>
-        </w:rPr>
-        <w:t>m</w:t>
-      </w:r>
-      <w:r>
-        <w:rPr>
-          <w:rFonts w:ascii="Charis SIL Regular" w:hAnsi="Charis SIL Regular" w:eastAsia="Charis SIL Regular"/>
-          <w:b w:val="0"/>
-          <w:i w:val="0"/>
-          <w:color w:val="0000FF"/>
-          <w:sz w:val="24"/>
-          <w:u w:val="single"/>
-        </w:rPr>
-        <w:t xml:space="preserve"> </w:t>
-      </w:r>
-      <w:r>
-        <w:rPr>
-          <w:rFonts w:ascii="Charis SIL Regular" w:hAnsi="Charis SIL Regular" w:eastAsia="Charis SIL Regular"/>
-          <w:b w:val="0"/>
-          <w:i w:val="0"/>
-          <w:color w:val="0000FF"/>
-          <w:sz w:val="24"/>
-          <w:u w:val="single"/>
-        </w:rPr>
-        <w:hyperlink r:id="rId9" w:history="1">
-          <w:r>
-            <w:rPr>
-              <w:rStyle w:val="Hyperlink"/>
-            </w:rPr>
-            <w:t>l</w:t>
-          </w:r>
-        </w:hyperlink>
-      </w:r>
-      <w:r>
-        <w:rPr>
-          <w:rFonts w:ascii="Charis SIL Regular" w:hAnsi="Charis SIL Regular" w:eastAsia="Charis SIL Regular"/>
-          <w:b w:val="0"/>
-          <w:i w:val="0"/>
-          <w:color w:val="0000FF"/>
-          <w:sz w:val="24"/>
-          <w:u w:val="single"/>
-        </w:rPr>
-        <w:hyperlink r:id="rId9" w:history="1">
-          <w:r>
-            <w:rPr>
-              <w:rStyle w:val="Hyperlink"/>
-            </w:rPr>
-            <w:t>eaf</w:t>
-          </w:r>
-        </w:hyperlink>
-      </w:r>
-      <w:r>
-        <w:rPr>
-          <w:rFonts w:ascii="Charis SIL Regular" w:hAnsi="Charis SIL Regular" w:eastAsia="Charis SIL Regular"/>
-          <w:b w:val="0"/>
-          <w:i w:val="0"/>
-          <w:color w:val="0000FF"/>
-          <w:sz w:val="24"/>
-          <w:u w:val="single"/>
-        </w:rPr>
-        <w:t xml:space="preserve"> </w:t>
-      </w:r>
-      <w:r>
-        <w:rPr>
-          <w:rFonts w:ascii="Charis SIL Regular" w:hAnsi="Charis SIL Regular" w:eastAsia="Charis SIL Regular"/>
-          <w:b w:val="0"/>
-          <w:i w:val="0"/>
-          <w:color w:val="0000FF"/>
-          <w:sz w:val="24"/>
-          <w:u w:val="single"/>
-        </w:rPr>
-        <w:hyperlink r:id="rId9" w:history="1">
-          <w:r>
-            <w:rPr>
-              <w:rStyle w:val="Hyperlink"/>
-            </w:rPr>
-            <w:t>(6</w:t>
-          </w:r>
-        </w:hyperlink>
-      </w:r>
-      <w:r>
-        <w:rPr>
-          <w:rFonts w:ascii="Charis SIL Regular" w:hAnsi="Charis SIL Regular" w:eastAsia="Charis SIL Regular"/>
-          <w:b w:val="0"/>
-          <w:i w:val="0"/>
-          <w:color w:val="0000FF"/>
-          <w:sz w:val="24"/>
-          <w:u w:val="single"/>
-        </w:rPr>
-        <w:t xml:space="preserve"> </w:t>
-      </w:r>
-      <w:r>
-        <w:rPr>
-          <w:rFonts w:ascii="Charis SIL Regular" w:hAnsi="Charis SIL Regular" w:eastAsia="Charis SIL Regular"/>
-          <w:b w:val="0"/>
-          <w:i w:val="0"/>
-          <w:color w:val="0000FF"/>
-          <w:sz w:val="24"/>
-          <w:u w:val="single"/>
-        </w:rPr>
-        <w:hyperlink r:id="rId9" w:history="1">
-          <w:r>
-            <w:rPr>
-              <w:rStyle w:val="Hyperlink"/>
-            </w:rPr>
-            <w:t>×</w:t>
-          </w:r>
-        </w:hyperlink>
-      </w:r>
-      <w:r>
-        <w:rPr>
-          <w:rFonts w:ascii="Charis SIL Regular" w:hAnsi="Charis SIL Regular" w:eastAsia="Charis SIL Regular"/>
-          <w:b w:val="0"/>
-          <w:i w:val="0"/>
-          <w:color w:val="0000FF"/>
-          <w:sz w:val="24"/>
-          <w:u w:val="single"/>
-        </w:rPr>
-        <w:t xml:space="preserve"> </w:t>
-      </w:r>
-      <w:r>
-        <w:rPr>
-          <w:rFonts w:ascii="Charis SIL Regular" w:hAnsi="Charis SIL Regular" w:eastAsia="Charis SIL Regular"/>
-          <w:b w:val="0"/>
-          <w:i w:val="0"/>
-          <w:color w:val="0000FF"/>
-          <w:sz w:val="24"/>
-          <w:u w:val="single"/>
-        </w:rPr>
-        <w:hyperlink r:id="rId9" w:history="1">
-          <w:r>
-            <w:rPr>
-              <w:rStyle w:val="Hyperlink"/>
-            </w:rPr>
-            <w:t>3</w:t>
-          </w:r>
-        </w:hyperlink>
-      </w:r>
-      <w:r>
-        <w:rPr>
-          <w:rFonts w:ascii="Charis SIL Regular" w:hAnsi="Charis SIL Regular" w:eastAsia="Charis SIL Regular"/>
-          <w:b w:val="0"/>
-          <w:i w:val="0"/>
-          <w:color w:val="0000FF"/>
-          <w:sz w:val="24"/>
-          <w:u w:val="single"/>
-        </w:rPr>
-        <w:hyperlink r:id="rId9" w:history="1">
-          <w:r>
-            <w:rPr>
-              <w:rStyle w:val="Hyperlink"/>
-            </w:rPr>
-            <w:t>0</w:t>
-          </w:r>
-        </w:hyperlink>
-      </w:r>
-      <w:r>
-        <w:rPr>
-          <w:rFonts w:ascii="Charis SIL Regular" w:hAnsi="Charis SIL Regular" w:eastAsia="Charis SIL Regular"/>
-          <w:b w:val="0"/>
-          <w:i w:val="0"/>
-          <w:color w:val="0000FF"/>
-          <w:sz w:val="24"/>
-          <w:u w:val="single"/>
-        </w:rPr>
-        <w:t xml:space="preserve"> </w:t>
-      </w:r>
-      <w:r>
-        <w:rPr>
-          <w:rFonts w:ascii="Charis SIL Regular" w:hAnsi="Charis SIL Regular" w:eastAsia="Charis SIL Regular"/>
-          <w:b w:val="0"/>
-          <w:i w:val="0"/>
-          <w:color w:val="0000FF"/>
-          <w:sz w:val="24"/>
-          <w:u w:val="single"/>
-        </w:rPr>
-        <w:hyperlink r:id="rId9" w:history="1">
-          <w:r>
-            <w:rPr>
-              <w:rStyle w:val="Hyperlink"/>
-            </w:rPr>
-            <w:t>×</w:t>
-          </w:r>
-        </w:hyperlink>
-      </w:r>
-      <w:r>
-        <w:rPr>
-          <w:rFonts w:ascii="Charis SIL Regular" w:hAnsi="Charis SIL Regular" w:eastAsia="Charis SIL Regular"/>
-          <w:b w:val="0"/>
-          <w:i w:val="0"/>
-          <w:color w:val="0000FF"/>
-          <w:sz w:val="24"/>
-          <w:u w:val="single"/>
-        </w:rPr>
-        <w:t xml:space="preserve"> </w:t>
-      </w:r>
-      <w:r>
-        <w:rPr>
-          <w:rFonts w:ascii="Charis SIL Regular" w:hAnsi="Charis SIL Regular" w:eastAsia="Charis SIL Regular"/>
-          <w:b w:val="0"/>
-          <w:i w:val="0"/>
-          <w:color w:val="0000FF"/>
-          <w:sz w:val="24"/>
-          <w:u w:val="single"/>
-        </w:rPr>
-        <w:hyperlink r:id="rId9" w:history="1">
-          <w:r>
-            <w:rPr>
-              <w:rStyle w:val="Hyperlink"/>
-            </w:rPr>
-            <w:t>3</w:t>
-          </w:r>
-        </w:hyperlink>
-      </w:r>
-      <w:r>
-        <w:rPr>
-          <w:rFonts w:ascii="Charis SIL Regular" w:hAnsi="Charis SIL Regular" w:eastAsia="Charis SIL Regular"/>
-          <w:b w:val="0"/>
-          <w:i w:val="0"/>
-          <w:color w:val="0000FF"/>
-          <w:sz w:val="24"/>
-          <w:u w:val="single"/>
-        </w:rPr>
-        <w:t xml:space="preserve"> </w:t>
-      </w:r>
-      <w:r>
-        <w:rPr>
-          <w:rFonts w:ascii="Charis SIL Regular" w:hAnsi="Charis SIL Regular" w:eastAsia="Charis SIL Regular"/>
-          <w:b w:val="0"/>
-          <w:i w:val="0"/>
-          <w:color w:val="0000FF"/>
-          <w:sz w:val="24"/>
-          <w:u w:val="single"/>
-        </w:rPr>
-        <w:hyperlink r:id="rId9" w:history="1">
-          <w:r>
-            <w:rPr>
-              <w:rStyle w:val="Hyperlink"/>
-            </w:rPr>
-            <w:t>cm</w:t>
-          </w:r>
-        </w:hyperlink>
+        </w:rPr>
+        <w:t>Dutch, 1746 (?). In Sinhalese, palm leaf (6 × 30 × 3 cm</w:t>
       </w:r>
       <w:r>
         <w:rPr>
@@ -1175,7 +665,373 @@
           <w:color w:val="0000FF"/>
           <w:sz w:val="24"/>
         </w:rPr>
-        <w:t xml:space="preserve">1942.0.123.x Letter from King Sri Vijaya Rajasinga </w:t>
+        <w:hyperlink r:id="rId9" w:history="1">
+          <w:r>
+            <w:rPr>
+              <w:rStyle w:val="Hyperlink"/>
+            </w:rPr>
+            <w:t>1942.0</w:t>
+          </w:r>
+        </w:hyperlink>
+      </w:r>
+      <w:r>
+        <w:rPr>
+          <w:rFonts w:ascii="Charis SIL Regular" w:hAnsi="Charis SIL Regular" w:eastAsia="Charis SIL Regular"/>
+          <w:b w:val="0"/>
+          <w:i w:val="0"/>
+          <w:color w:val="0000FF"/>
+          <w:sz w:val="24"/>
+        </w:rPr>
+        <w:hyperlink r:id="rId9" w:history="1">
+          <w:r>
+            <w:rPr>
+              <w:rStyle w:val="Hyperlink"/>
+            </w:rPr>
+            <w:t>.123.</w:t>
+          </w:r>
+        </w:hyperlink>
+      </w:r>
+      <w:r>
+        <w:rPr>
+          <w:rFonts w:ascii="Charis SIL Regular" w:hAnsi="Charis SIL Regular" w:eastAsia="Charis SIL Regular"/>
+          <w:b w:val="0"/>
+          <w:i w:val="0"/>
+          <w:color w:val="0000FF"/>
+          <w:sz w:val="24"/>
+        </w:rPr>
+        <w:hyperlink r:id="rId9" w:history="1">
+          <w:r>
+            <w:rPr>
+              <w:rStyle w:val="Hyperlink"/>
+            </w:rPr>
+            <w:t>x</w:t>
+          </w:r>
+        </w:hyperlink>
+      </w:r>
+      <w:r>
+        <w:rPr>
+          <w:rFonts w:ascii="Charis SIL Regular" w:hAnsi="Charis SIL Regular" w:eastAsia="Charis SIL Regular"/>
+          <w:b w:val="0"/>
+          <w:i w:val="0"/>
+          <w:color w:val="0000FF"/>
+          <w:sz w:val="24"/>
+        </w:rPr>
+        <w:t xml:space="preserve"> </w:t>
+      </w:r>
+      <w:r>
+        <w:rPr>
+          <w:rFonts w:ascii="Charis SIL Regular" w:hAnsi="Charis SIL Regular" w:eastAsia="Charis SIL Regular"/>
+          <w:b w:val="0"/>
+          <w:i w:val="0"/>
+          <w:color w:val="0000FF"/>
+          <w:sz w:val="24"/>
+        </w:rPr>
+        <w:hyperlink r:id="rId9" w:history="1">
+          <w:r>
+            <w:rPr>
+              <w:rStyle w:val="Hyperlink"/>
+            </w:rPr>
+            <w:t>Le</w:t>
+          </w:r>
+        </w:hyperlink>
+      </w:r>
+      <w:r>
+        <w:rPr>
+          <w:rFonts w:ascii="Charis SIL Regular" w:hAnsi="Charis SIL Regular" w:eastAsia="Charis SIL Regular"/>
+          <w:b w:val="0"/>
+          <w:i w:val="0"/>
+          <w:color w:val="0000FF"/>
+          <w:sz w:val="24"/>
+        </w:rPr>
+        <w:hyperlink r:id="rId9" w:history="1">
+          <w:r>
+            <w:rPr>
+              <w:rStyle w:val="Hyperlink"/>
+            </w:rPr>
+            <w:t>t</w:t>
+          </w:r>
+        </w:hyperlink>
+      </w:r>
+      <w:r>
+        <w:rPr>
+          <w:rFonts w:ascii="Charis SIL Regular" w:hAnsi="Charis SIL Regular" w:eastAsia="Charis SIL Regular"/>
+          <w:b w:val="0"/>
+          <w:i w:val="0"/>
+          <w:color w:val="0000FF"/>
+          <w:sz w:val="24"/>
+        </w:rPr>
+        <w:hyperlink r:id="rId9" w:history="1">
+          <w:r>
+            <w:rPr>
+              <w:rStyle w:val="Hyperlink"/>
+            </w:rPr>
+            <w:t>te</w:t>
+          </w:r>
+        </w:hyperlink>
+      </w:r>
+      <w:r>
+        <w:rPr>
+          <w:rFonts w:ascii="Charis SIL Regular" w:hAnsi="Charis SIL Regular" w:eastAsia="Charis SIL Regular"/>
+          <w:b w:val="0"/>
+          <w:i w:val="0"/>
+          <w:color w:val="0000FF"/>
+          <w:sz w:val="24"/>
+        </w:rPr>
+        <w:hyperlink r:id="rId9" w:history="1">
+          <w:r>
+            <w:rPr>
+              <w:rStyle w:val="Hyperlink"/>
+            </w:rPr>
+            <w:t>r</w:t>
+          </w:r>
+        </w:hyperlink>
+      </w:r>
+      <w:r>
+        <w:rPr>
+          <w:rFonts w:ascii="Charis SIL Regular" w:hAnsi="Charis SIL Regular" w:eastAsia="Charis SIL Regular"/>
+          <w:b w:val="0"/>
+          <w:i w:val="0"/>
+          <w:color w:val="0000FF"/>
+          <w:sz w:val="24"/>
+        </w:rPr>
+        <w:t xml:space="preserve"> </w:t>
+      </w:r>
+      <w:r>
+        <w:rPr>
+          <w:rFonts w:ascii="Charis SIL Regular" w:hAnsi="Charis SIL Regular" w:eastAsia="Charis SIL Regular"/>
+          <w:b w:val="0"/>
+          <w:i w:val="0"/>
+          <w:color w:val="0000FF"/>
+          <w:sz w:val="24"/>
+        </w:rPr>
+        <w:hyperlink r:id="rId9" w:history="1">
+          <w:r>
+            <w:rPr>
+              <w:rStyle w:val="Hyperlink"/>
+            </w:rPr>
+            <w:t>from</w:t>
+          </w:r>
+        </w:hyperlink>
+      </w:r>
+      <w:r>
+        <w:rPr>
+          <w:rFonts w:ascii="Charis SIL Regular" w:hAnsi="Charis SIL Regular" w:eastAsia="Charis SIL Regular"/>
+          <w:b w:val="0"/>
+          <w:i w:val="0"/>
+          <w:color w:val="0000FF"/>
+          <w:sz w:val="24"/>
+        </w:rPr>
+        <w:t xml:space="preserve"> </w:t>
+      </w:r>
+      <w:r>
+        <w:rPr>
+          <w:rFonts w:ascii="Charis SIL Regular" w:hAnsi="Charis SIL Regular" w:eastAsia="Charis SIL Regular"/>
+          <w:b w:val="0"/>
+          <w:i w:val="0"/>
+          <w:color w:val="0000FF"/>
+          <w:sz w:val="24"/>
+        </w:rPr>
+        <w:hyperlink r:id="rId9" w:history="1">
+          <w:r>
+            <w:rPr>
+              <w:rStyle w:val="Hyperlink"/>
+            </w:rPr>
+            <w:t>King</w:t>
+          </w:r>
+        </w:hyperlink>
+      </w:r>
+      <w:r>
+        <w:rPr>
+          <w:rFonts w:ascii="Charis SIL Regular" w:hAnsi="Charis SIL Regular" w:eastAsia="Charis SIL Regular"/>
+          <w:b w:val="0"/>
+          <w:i w:val="0"/>
+          <w:color w:val="0000FF"/>
+          <w:sz w:val="24"/>
+        </w:rPr>
+        <w:t xml:space="preserve"> </w:t>
+      </w:r>
+      <w:r>
+        <w:rPr>
+          <w:rFonts w:ascii="Charis SIL Regular" w:hAnsi="Charis SIL Regular" w:eastAsia="Charis SIL Regular"/>
+          <w:b w:val="0"/>
+          <w:i w:val="0"/>
+          <w:color w:val="0000FF"/>
+          <w:sz w:val="24"/>
+        </w:rPr>
+        <w:hyperlink r:id="rId9" w:history="1">
+          <w:r>
+            <w:rPr>
+              <w:rStyle w:val="Hyperlink"/>
+            </w:rPr>
+            <w:t>Sri</w:t>
+          </w:r>
+        </w:hyperlink>
+      </w:r>
+      <w:r>
+        <w:rPr>
+          <w:rFonts w:ascii="Charis SIL Regular" w:hAnsi="Charis SIL Regular" w:eastAsia="Charis SIL Regular"/>
+          <w:b w:val="0"/>
+          <w:i w:val="0"/>
+          <w:color w:val="0000FF"/>
+          <w:sz w:val="24"/>
+        </w:rPr>
+        <w:t xml:space="preserve"> </w:t>
+      </w:r>
+      <w:r>
+        <w:rPr>
+          <w:rFonts w:ascii="Charis SIL Regular" w:hAnsi="Charis SIL Regular" w:eastAsia="Charis SIL Regular"/>
+          <w:b w:val="0"/>
+          <w:i w:val="0"/>
+          <w:color w:val="0000FF"/>
+          <w:sz w:val="24"/>
+        </w:rPr>
+        <w:hyperlink r:id="rId9" w:history="1">
+          <w:r>
+            <w:rPr>
+              <w:rStyle w:val="Hyperlink"/>
+            </w:rPr>
+            <w:t>V</w:t>
+          </w:r>
+        </w:hyperlink>
+      </w:r>
+      <w:r>
+        <w:rPr>
+          <w:rFonts w:ascii="Charis SIL Regular" w:hAnsi="Charis SIL Regular" w:eastAsia="Charis SIL Regular"/>
+          <w:b w:val="0"/>
+          <w:i w:val="0"/>
+          <w:color w:val="0000FF"/>
+          <w:sz w:val="24"/>
+        </w:rPr>
+        <w:hyperlink r:id="rId9" w:history="1">
+          <w:r>
+            <w:rPr>
+              <w:rStyle w:val="Hyperlink"/>
+            </w:rPr>
+            <w:t>ijay</w:t>
+          </w:r>
+        </w:hyperlink>
+      </w:r>
+      <w:r>
+        <w:rPr>
+          <w:rFonts w:ascii="Charis SIL Regular" w:hAnsi="Charis SIL Regular" w:eastAsia="Charis SIL Regular"/>
+          <w:b w:val="0"/>
+          <w:i w:val="0"/>
+          <w:color w:val="0000FF"/>
+          <w:sz w:val="24"/>
+        </w:rPr>
+        <w:hyperlink r:id="rId9" w:history="1">
+          <w:r>
+            <w:rPr>
+              <w:rStyle w:val="Hyperlink"/>
+            </w:rPr>
+            <w:t>a</w:t>
+          </w:r>
+        </w:hyperlink>
+      </w:r>
+      <w:r>
+        <w:rPr>
+          <w:rFonts w:ascii="Charis SIL Regular" w:hAnsi="Charis SIL Regular" w:eastAsia="Charis SIL Regular"/>
+          <w:b w:val="0"/>
+          <w:i w:val="0"/>
+          <w:color w:val="0000FF"/>
+          <w:sz w:val="24"/>
+        </w:rPr>
+        <w:t xml:space="preserve"> </w:t>
+      </w:r>
+      <w:r>
+        <w:rPr>
+          <w:rFonts w:ascii="Charis SIL Regular" w:hAnsi="Charis SIL Regular" w:eastAsia="Charis SIL Regular"/>
+          <w:b w:val="0"/>
+          <w:i w:val="0"/>
+          <w:color w:val="0000FF"/>
+          <w:sz w:val="24"/>
+        </w:rPr>
+        <w:hyperlink r:id="rId9" w:history="1">
+          <w:r>
+            <w:rPr>
+              <w:rStyle w:val="Hyperlink"/>
+            </w:rPr>
+            <w:t>R</w:t>
+          </w:r>
+        </w:hyperlink>
+      </w:r>
+      <w:r>
+        <w:rPr>
+          <w:rFonts w:ascii="Charis SIL Regular" w:hAnsi="Charis SIL Regular" w:eastAsia="Charis SIL Regular"/>
+          <w:b w:val="0"/>
+          <w:i w:val="0"/>
+          <w:color w:val="0000FF"/>
+          <w:sz w:val="24"/>
+        </w:rPr>
+        <w:hyperlink r:id="rId9" w:history="1">
+          <w:r>
+            <w:rPr>
+              <w:rStyle w:val="Hyperlink"/>
+            </w:rPr>
+            <w:t>aja</w:t>
+          </w:r>
+        </w:hyperlink>
+      </w:r>
+      <w:r>
+        <w:rPr>
+          <w:rFonts w:ascii="Charis SIL Regular" w:hAnsi="Charis SIL Regular" w:eastAsia="Charis SIL Regular"/>
+          <w:b w:val="0"/>
+          <w:i w:val="0"/>
+          <w:color w:val="0000FF"/>
+          <w:sz w:val="24"/>
+        </w:rPr>
+        <w:hyperlink r:id="rId9" w:history="1">
+          <w:r>
+            <w:rPr>
+              <w:rStyle w:val="Hyperlink"/>
+            </w:rPr>
+            <w:t>sin</w:t>
+          </w:r>
+        </w:hyperlink>
+      </w:r>
+      <w:r>
+        <w:rPr>
+          <w:rFonts w:ascii="Charis SIL Regular" w:hAnsi="Charis SIL Regular" w:eastAsia="Charis SIL Regular"/>
+          <w:b w:val="0"/>
+          <w:i w:val="0"/>
+          <w:color w:val="0000FF"/>
+          <w:sz w:val="24"/>
+        </w:rPr>
+        <w:hyperlink r:id="rId9" w:history="1">
+          <w:r>
+            <w:rPr>
+              <w:rStyle w:val="Hyperlink"/>
+            </w:rPr>
+            <w:t>g</w:t>
+          </w:r>
+        </w:hyperlink>
+      </w:r>
+      <w:r>
+        <w:rPr>
+          <w:rFonts w:ascii="Charis SIL Regular" w:hAnsi="Charis SIL Regular" w:eastAsia="Charis SIL Regular"/>
+          <w:b w:val="0"/>
+          <w:i w:val="0"/>
+          <w:color w:val="0000FF"/>
+          <w:sz w:val="24"/>
+        </w:rPr>
+        <w:hyperlink r:id="rId9" w:history="1">
+          <w:r>
+            <w:rPr>
+              <w:rStyle w:val="Hyperlink"/>
+            </w:rPr>
+            <w:t>a</w:t>
+          </w:r>
+        </w:hyperlink>
+      </w:r>
+      <w:r>
+        <w:rPr>
+          <w:rFonts w:ascii="Charis SIL Regular" w:hAnsi="Charis SIL Regular" w:eastAsia="Charis SIL Regular"/>
+          <w:b w:val="0"/>
+          <w:i w:val="0"/>
+          <w:color w:val="0000FF"/>
+          <w:sz w:val="24"/>
+        </w:rPr>
+        <w:t xml:space="preserve"> </w:t>
       </w:r>
       <w:r>
         <w:rPr>
@@ -1381,12 +1237,22 @@
           <w:color w:val="0000FF"/>
           <w:sz w:val="24"/>
         </w:rPr>
+        <w:t>Julius Valentijn Stein van Gollonesse, concerning the transport o</w:t>
+      </w:r>
+      <w:r>
+        <w:rPr>
+          <w:rFonts w:ascii="Charis SIL Regular" w:hAnsi="Charis SIL Regular" w:eastAsia="Charis SIL Regular"/>
+          <w:b w:val="0"/>
+          <w:i w:val="0"/>
+          <w:color w:val="0000FF"/>
+          <w:sz w:val="24"/>
+        </w:rPr>
         <w:hyperlink r:id="rId10" w:history="1">
           <w:r>
             <w:rPr>
               <w:rStyle w:val="Hyperlink"/>
             </w:rPr>
-            <w:t>Julius</w:t>
+            <w:t>f</w:t>
           </w:r>
         </w:hyperlink>
       </w:r>
@@ -1413,7 +1279,616 @@
             <w:rPr>
               <w:rStyle w:val="Hyperlink"/>
             </w:rPr>
-            <w:t>Valent</w:t>
+            <w:t>B</w:t>
+          </w:r>
+        </w:hyperlink>
+      </w:r>
+      <w:r>
+        <w:rPr>
+          <w:rFonts w:ascii="Charis SIL Regular" w:hAnsi="Charis SIL Regular" w:eastAsia="Charis SIL Regular"/>
+          <w:b w:val="0"/>
+          <w:i w:val="0"/>
+          <w:color w:val="0000FF"/>
+          <w:sz w:val="24"/>
+        </w:rPr>
+        <w:hyperlink r:id="rId10" w:history="1">
+          <w:r>
+            <w:rPr>
+              <w:rStyle w:val="Hyperlink"/>
+            </w:rPr>
+            <w:t>u</w:t>
+          </w:r>
+        </w:hyperlink>
+      </w:r>
+      <w:r>
+        <w:rPr>
+          <w:rFonts w:ascii="Charis SIL Regular" w:hAnsi="Charis SIL Regular" w:eastAsia="Charis SIL Regular"/>
+          <w:b w:val="0"/>
+          <w:i w:val="0"/>
+          <w:color w:val="0000FF"/>
+          <w:sz w:val="24"/>
+        </w:rPr>
+        <w:hyperlink r:id="rId10" w:history="1">
+          <w:r>
+            <w:rPr>
+              <w:rStyle w:val="Hyperlink"/>
+            </w:rPr>
+            <w:t>ddhist</w:t>
+          </w:r>
+        </w:hyperlink>
+      </w:r>
+      <w:r>
+        <w:rPr>
+          <w:rFonts w:ascii="Charis SIL Regular" w:hAnsi="Charis SIL Regular" w:eastAsia="Charis SIL Regular"/>
+          <w:b w:val="0"/>
+          <w:i w:val="0"/>
+          <w:color w:val="0000FF"/>
+          <w:sz w:val="24"/>
+        </w:rPr>
+        <w:t xml:space="preserve"> </w:t>
+      </w:r>
+      <w:r>
+        <w:rPr>
+          <w:rFonts w:ascii="Charis SIL Regular" w:hAnsi="Charis SIL Regular" w:eastAsia="Charis SIL Regular"/>
+          <w:b w:val="0"/>
+          <w:i w:val="0"/>
+          <w:color w:val="0000FF"/>
+          <w:sz w:val="24"/>
+        </w:rPr>
+        <w:hyperlink r:id="rId10" w:history="1">
+          <w:r>
+            <w:rPr>
+              <w:rStyle w:val="Hyperlink"/>
+            </w:rPr>
+            <w:t>m</w:t>
+          </w:r>
+        </w:hyperlink>
+      </w:r>
+      <w:r>
+        <w:rPr>
+          <w:rFonts w:ascii="Charis SIL Regular" w:hAnsi="Charis SIL Regular" w:eastAsia="Charis SIL Regular"/>
+          <w:b w:val="0"/>
+          <w:i w:val="0"/>
+          <w:color w:val="0000FF"/>
+          <w:sz w:val="24"/>
+        </w:rPr>
+        <w:hyperlink r:id="rId10" w:history="1">
+          <w:r>
+            <w:rPr>
+              <w:rStyle w:val="Hyperlink"/>
+            </w:rPr>
+            <w:t>onks</w:t>
+          </w:r>
+        </w:hyperlink>
+      </w:r>
+      <w:r>
+        <w:rPr>
+          <w:rFonts w:ascii="Charis SIL Regular" w:hAnsi="Charis SIL Regular" w:eastAsia="Charis SIL Regular"/>
+          <w:b w:val="0"/>
+          <w:i w:val="0"/>
+          <w:color w:val="0000FF"/>
+          <w:sz w:val="24"/>
+        </w:rPr>
+        <w:t xml:space="preserve"> </w:t>
+      </w:r>
+      <w:r>
+        <w:rPr>
+          <w:rFonts w:ascii="Charis SIL Regular" w:hAnsi="Charis SIL Regular" w:eastAsia="Charis SIL Regular"/>
+          <w:b w:val="0"/>
+          <w:i w:val="0"/>
+          <w:color w:val="0000FF"/>
+          <w:sz w:val="24"/>
+        </w:rPr>
+        <w:hyperlink r:id="rId10" w:history="1">
+          <w:r>
+            <w:rPr>
+              <w:rStyle w:val="Hyperlink"/>
+            </w:rPr>
+            <w:t xml:space="preserve">from </w:t>
+          </w:r>
+        </w:hyperlink>
+      </w:r>
+      <w:r>
+        <w:rPr>
+          <w:rFonts w:ascii="Charis SIL Regular" w:hAnsi="Charis SIL Regular" w:eastAsia="Charis SIL Regular"/>
+          <w:b w:val="0"/>
+          <w:i w:val="0"/>
+          <w:color w:val="0000FF"/>
+          <w:sz w:val="24"/>
+        </w:rPr>
+        <w:hyperlink r:id="rId10" w:history="1">
+          <w:r>
+            <w:rPr>
+              <w:rStyle w:val="Hyperlink"/>
+            </w:rPr>
+            <w:t>Burm</w:t>
+          </w:r>
+        </w:hyperlink>
+      </w:r>
+      <w:r>
+        <w:rPr>
+          <w:rFonts w:ascii="Charis SIL Regular" w:hAnsi="Charis SIL Regular" w:eastAsia="Charis SIL Regular"/>
+          <w:b w:val="0"/>
+          <w:i w:val="0"/>
+          <w:color w:val="0000FF"/>
+          <w:sz w:val="24"/>
+        </w:rPr>
+        <w:hyperlink r:id="rId10" w:history="1">
+          <w:r>
+            <w:rPr>
+              <w:rStyle w:val="Hyperlink"/>
+            </w:rPr>
+            <w:t>a</w:t>
+          </w:r>
+        </w:hyperlink>
+      </w:r>
+      <w:r>
+        <w:rPr>
+          <w:rFonts w:ascii="Charis SIL Regular" w:hAnsi="Charis SIL Regular" w:eastAsia="Charis SIL Regular"/>
+          <w:b w:val="0"/>
+          <w:i w:val="0"/>
+          <w:color w:val="0000FF"/>
+          <w:sz w:val="24"/>
+        </w:rPr>
+        <w:t xml:space="preserve"> </w:t>
+      </w:r>
+      <w:r>
+        <w:rPr>
+          <w:rFonts w:ascii="Charis SIL Regular" w:hAnsi="Charis SIL Regular" w:eastAsia="Charis SIL Regular"/>
+          <w:b w:val="0"/>
+          <w:i w:val="0"/>
+          <w:color w:val="0000FF"/>
+          <w:sz w:val="24"/>
+        </w:rPr>
+        <w:hyperlink r:id="rId10" w:history="1">
+          <w:r>
+            <w:rPr>
+              <w:rStyle w:val="Hyperlink"/>
+            </w:rPr>
+            <w:t>to</w:t>
+          </w:r>
+        </w:hyperlink>
+      </w:r>
+      <w:r>
+        <w:rPr>
+          <w:rFonts w:ascii="Charis SIL Regular" w:hAnsi="Charis SIL Regular" w:eastAsia="Charis SIL Regular"/>
+          <w:b w:val="0"/>
+          <w:i w:val="0"/>
+          <w:color w:val="0000FF"/>
+          <w:sz w:val="24"/>
+        </w:rPr>
+        <w:t xml:space="preserve"> </w:t>
+      </w:r>
+      <w:r>
+        <w:rPr>
+          <w:rFonts w:ascii="Charis SIL Regular" w:hAnsi="Charis SIL Regular" w:eastAsia="Charis SIL Regular"/>
+          <w:b w:val="0"/>
+          <w:i w:val="0"/>
+          <w:color w:val="0000FF"/>
+          <w:sz w:val="24"/>
+        </w:rPr>
+        <w:hyperlink r:id="rId10" w:history="1">
+          <w:r>
+            <w:rPr>
+              <w:rStyle w:val="Hyperlink"/>
+            </w:rPr>
+            <w:t>Ceylo</w:t>
+          </w:r>
+        </w:hyperlink>
+      </w:r>
+      <w:r>
+        <w:rPr>
+          <w:rFonts w:ascii="Charis SIL Regular" w:hAnsi="Charis SIL Regular" w:eastAsia="Charis SIL Regular"/>
+          <w:b w:val="0"/>
+          <w:i w:val="0"/>
+          <w:color w:val="0000FF"/>
+          <w:sz w:val="24"/>
+        </w:rPr>
+        <w:hyperlink r:id="rId10" w:history="1">
+          <w:r>
+            <w:rPr>
+              <w:rStyle w:val="Hyperlink"/>
+            </w:rPr>
+            <w:t>n</w:t>
+          </w:r>
+        </w:hyperlink>
+      </w:r>
+      <w:r>
+        <w:rPr>
+          <w:rFonts w:ascii="Charis SIL Regular" w:hAnsi="Charis SIL Regular" w:eastAsia="Charis SIL Regular"/>
+          <w:b w:val="0"/>
+          <w:i w:val="0"/>
+          <w:color w:val="0000FF"/>
+          <w:sz w:val="24"/>
+        </w:rPr>
+        <w:t xml:space="preserve"> </w:t>
+      </w:r>
+      <w:r>
+        <w:rPr>
+          <w:rFonts w:ascii="Charis SIL Regular" w:hAnsi="Charis SIL Regular" w:eastAsia="Charis SIL Regular"/>
+          <w:b w:val="0"/>
+          <w:i w:val="0"/>
+          <w:color w:val="0000FF"/>
+          <w:sz w:val="24"/>
+        </w:rPr>
+        <w:hyperlink r:id="rId10" w:history="1">
+          <w:r>
+            <w:rPr>
+              <w:rStyle w:val="Hyperlink"/>
+            </w:rPr>
+            <w:t>for</w:t>
+          </w:r>
+        </w:hyperlink>
+      </w:r>
+      <w:r>
+        <w:rPr>
+          <w:rFonts w:ascii="Charis SIL Regular" w:hAnsi="Charis SIL Regular" w:eastAsia="Charis SIL Regular"/>
+          <w:b w:val="0"/>
+          <w:i w:val="0"/>
+          <w:color w:val="0000FF"/>
+          <w:sz w:val="24"/>
+        </w:rPr>
+        <w:t xml:space="preserve"> </w:t>
+      </w:r>
+      <w:r>
+        <w:rPr>
+          <w:rFonts w:ascii="Charis SIL Regular" w:hAnsi="Charis SIL Regular" w:eastAsia="Charis SIL Regular"/>
+          <w:b w:val="0"/>
+          <w:i w:val="0"/>
+          <w:color w:val="0000FF"/>
+          <w:sz w:val="24"/>
+        </w:rPr>
+        <w:hyperlink r:id="rId10" w:history="1">
+          <w:r>
+            <w:rPr>
+              <w:rStyle w:val="Hyperlink"/>
+            </w:rPr>
+            <w:t>a</w:t>
+          </w:r>
+        </w:hyperlink>
+      </w:r>
+      <w:r>
+        <w:rPr>
+          <w:rFonts w:ascii="Charis SIL Regular" w:hAnsi="Charis SIL Regular" w:eastAsia="Charis SIL Regular"/>
+          <w:b w:val="0"/>
+          <w:i w:val="0"/>
+          <w:color w:val="0000FF"/>
+          <w:sz w:val="24"/>
+        </w:rPr>
+        <w:t xml:space="preserve"> </w:t>
+      </w:r>
+      <w:r>
+        <w:rPr>
+          <w:rFonts w:ascii="Charis SIL Regular" w:hAnsi="Charis SIL Regular" w:eastAsia="Charis SIL Regular"/>
+          <w:b w:val="0"/>
+          <w:i w:val="0"/>
+          <w:color w:val="0000FF"/>
+          <w:sz w:val="24"/>
+        </w:rPr>
+        <w:hyperlink r:id="rId10" w:history="1">
+          <w:r>
+            <w:rPr>
+              <w:rStyle w:val="Hyperlink"/>
+            </w:rPr>
+            <w:t>cer</w:t>
+          </w:r>
+        </w:hyperlink>
+      </w:r>
+      <w:r>
+        <w:rPr>
+          <w:rFonts w:ascii="Charis SIL Regular" w:hAnsi="Charis SIL Regular" w:eastAsia="Charis SIL Regular"/>
+          <w:b w:val="0"/>
+          <w:i w:val="0"/>
+          <w:color w:val="0000FF"/>
+          <w:sz w:val="24"/>
+        </w:rPr>
+        <w:hyperlink r:id="rId10" w:history="1">
+          <w:r>
+            <w:rPr>
+              <w:rStyle w:val="Hyperlink"/>
+            </w:rPr>
+            <w:t>emony</w:t>
+          </w:r>
+        </w:hyperlink>
+      </w:r>
+      <w:r>
+        <w:rPr>
+          <w:rFonts w:ascii="Charis SIL Regular" w:hAnsi="Charis SIL Regular" w:eastAsia="Charis SIL Regular"/>
+          <w:b w:val="0"/>
+          <w:i w:val="0"/>
+          <w:color w:val="0000FF"/>
+          <w:sz w:val="24"/>
+        </w:rPr>
+        <w:t xml:space="preserve"> </w:t>
+      </w:r>
+      <w:r>
+        <w:rPr>
+          <w:rFonts w:ascii="Charis SIL Regular" w:hAnsi="Charis SIL Regular" w:eastAsia="Charis SIL Regular"/>
+          <w:b w:val="0"/>
+          <w:i w:val="0"/>
+          <w:color w:val="0000FF"/>
+          <w:sz w:val="24"/>
+        </w:rPr>
+        <w:hyperlink r:id="rId10" w:history="1">
+          <w:r>
+            <w:rPr>
+              <w:rStyle w:val="Hyperlink"/>
+            </w:rPr>
+            <w:t>at</w:t>
+          </w:r>
+        </w:hyperlink>
+      </w:r>
+      <w:r>
+        <w:rPr>
+          <w:rFonts w:ascii="Charis SIL Regular" w:hAnsi="Charis SIL Regular" w:eastAsia="Charis SIL Regular"/>
+          <w:b w:val="0"/>
+          <w:i w:val="0"/>
+          <w:color w:val="0000FF"/>
+          <w:sz w:val="24"/>
+        </w:rPr>
+        <w:t xml:space="preserve"> </w:t>
+      </w:r>
+      <w:r>
+        <w:rPr>
+          <w:rFonts w:ascii="Charis SIL Regular" w:hAnsi="Charis SIL Regular" w:eastAsia="Charis SIL Regular"/>
+          <w:b w:val="0"/>
+          <w:i w:val="0"/>
+          <w:color w:val="0000FF"/>
+          <w:sz w:val="24"/>
+        </w:rPr>
+        <w:hyperlink r:id="rId10" w:history="1">
+          <w:r>
+            <w:rPr>
+              <w:rStyle w:val="Hyperlink"/>
+            </w:rPr>
+            <w:t>K</w:t>
+          </w:r>
+        </w:hyperlink>
+      </w:r>
+      <w:r>
+        <w:rPr>
+          <w:rFonts w:ascii="Charis SIL Regular" w:hAnsi="Charis SIL Regular" w:eastAsia="Charis SIL Regular"/>
+          <w:b w:val="0"/>
+          <w:i w:val="0"/>
+          <w:color w:val="0000FF"/>
+          <w:sz w:val="24"/>
+        </w:rPr>
+        <w:hyperlink r:id="rId10" w:history="1">
+          <w:r>
+            <w:rPr>
+              <w:rStyle w:val="Hyperlink"/>
+            </w:rPr>
+            <w:t>a</w:t>
+          </w:r>
+        </w:hyperlink>
+      </w:r>
+      <w:r>
+        <w:rPr>
+          <w:rFonts w:ascii="Charis SIL Regular" w:hAnsi="Charis SIL Regular" w:eastAsia="Charis SIL Regular"/>
+          <w:b w:val="0"/>
+          <w:i w:val="0"/>
+          <w:color w:val="0000FF"/>
+          <w:sz w:val="24"/>
+        </w:rPr>
+        <w:hyperlink r:id="rId10" w:history="1">
+          <w:r>
+            <w:rPr>
+              <w:rStyle w:val="Hyperlink"/>
+            </w:rPr>
+            <w:t>ndy,</w:t>
+          </w:r>
+        </w:hyperlink>
+      </w:r>
+      <w:r>
+        <w:rPr>
+          <w:rFonts w:ascii="Charis SIL Regular" w:hAnsi="Charis SIL Regular" w:eastAsia="Charis SIL Regular"/>
+          <w:b w:val="0"/>
+          <w:i w:val="0"/>
+          <w:color w:val="0000FF"/>
+          <w:sz w:val="24"/>
+        </w:rPr>
+        <w:t xml:space="preserve"> </w:t>
+      </w:r>
+      <w:r>
+        <w:rPr>
+          <w:rFonts w:ascii="Charis SIL Regular" w:hAnsi="Charis SIL Regular" w:eastAsia="Charis SIL Regular"/>
+          <w:b w:val="0"/>
+          <w:i w:val="0"/>
+          <w:color w:val="0000FF"/>
+          <w:sz w:val="24"/>
+        </w:rPr>
+        <w:hyperlink r:id="rId10" w:history="1">
+          <w:r>
+            <w:rPr>
+              <w:rStyle w:val="Hyperlink"/>
+            </w:rPr>
+            <w:t>1746.</w:t>
+          </w:r>
+        </w:hyperlink>
+      </w:r>
+      <w:r>
+        <w:rPr>
+          <w:rFonts w:ascii="Charis SIL Regular" w:hAnsi="Charis SIL Regular" w:eastAsia="Charis SIL Regular"/>
+          <w:b w:val="0"/>
+          <w:i w:val="0"/>
+          <w:color w:val="0000FF"/>
+          <w:sz w:val="24"/>
+        </w:rPr>
+        <w:t xml:space="preserve"> </w:t>
+      </w:r>
+      <w:r>
+        <w:rPr>
+          <w:rFonts w:ascii="Charis SIL Regular" w:hAnsi="Charis SIL Regular" w:eastAsia="Charis SIL Regular"/>
+          <w:b w:val="0"/>
+          <w:i w:val="0"/>
+          <w:color w:val="0000FF"/>
+          <w:sz w:val="24"/>
+        </w:rPr>
+        <w:hyperlink r:id="rId10" w:history="1">
+          <w:r>
+            <w:rPr>
+              <w:rStyle w:val="Hyperlink"/>
+            </w:rPr>
+            <w:t>In</w:t>
+          </w:r>
+        </w:hyperlink>
+      </w:r>
+      <w:r>
+        <w:rPr>
+          <w:rFonts w:ascii="Charis SIL Regular" w:hAnsi="Charis SIL Regular" w:eastAsia="Charis SIL Regular"/>
+          <w:b w:val="0"/>
+          <w:i w:val="0"/>
+          <w:color w:val="0000FF"/>
+          <w:sz w:val="24"/>
+        </w:rPr>
+        <w:t xml:space="preserve"> </w:t>
+      </w:r>
+      <w:r>
+        <w:rPr>
+          <w:rFonts w:ascii="Charis SIL Regular" w:hAnsi="Charis SIL Regular" w:eastAsia="Charis SIL Regular"/>
+          <w:b w:val="0"/>
+          <w:i w:val="0"/>
+          <w:color w:val="0000FF"/>
+          <w:sz w:val="24"/>
+        </w:rPr>
+        <w:hyperlink r:id="rId10" w:history="1">
+          <w:r>
+            <w:rPr>
+              <w:rStyle w:val="Hyperlink"/>
+            </w:rPr>
+            <w:t>S</w:t>
+          </w:r>
+        </w:hyperlink>
+      </w:r>
+      <w:r>
+        <w:rPr>
+          <w:rFonts w:ascii="Charis SIL Regular" w:hAnsi="Charis SIL Regular" w:eastAsia="Charis SIL Regular"/>
+          <w:b w:val="0"/>
+          <w:i w:val="0"/>
+          <w:color w:val="0000FF"/>
+          <w:sz w:val="24"/>
+        </w:rPr>
+        <w:hyperlink r:id="rId10" w:history="1">
+          <w:r>
+            <w:rPr>
+              <w:rStyle w:val="Hyperlink"/>
+            </w:rPr>
+            <w:t>inhalese,</w:t>
+          </w:r>
+        </w:hyperlink>
+      </w:r>
+      <w:r>
+        <w:rPr>
+          <w:rFonts w:ascii="Charis SIL Regular" w:hAnsi="Charis SIL Regular" w:eastAsia="Charis SIL Regular"/>
+          <w:b w:val="0"/>
+          <w:i w:val="0"/>
+          <w:color w:val="0000FF"/>
+          <w:sz w:val="24"/>
+        </w:rPr>
+        <w:t xml:space="preserve"> </w:t>
+      </w:r>
+      <w:r>
+        <w:rPr>
+          <w:rFonts w:ascii="Charis SIL Regular" w:hAnsi="Charis SIL Regular" w:eastAsia="Charis SIL Regular"/>
+          <w:b w:val="0"/>
+          <w:i w:val="0"/>
+          <w:color w:val="0000FF"/>
+          <w:sz w:val="24"/>
+        </w:rPr>
+        <w:hyperlink r:id="rId10" w:history="1">
+          <w:r>
+            <w:rPr>
+              <w:rStyle w:val="Hyperlink"/>
+            </w:rPr>
+            <w:t>pa</w:t>
+          </w:r>
+        </w:hyperlink>
+      </w:r>
+      <w:r>
+        <w:rPr>
+          <w:rFonts w:ascii="Charis SIL Regular" w:hAnsi="Charis SIL Regular" w:eastAsia="Charis SIL Regular"/>
+          <w:b w:val="0"/>
+          <w:i w:val="0"/>
+          <w:color w:val="0000FF"/>
+          <w:sz w:val="24"/>
+        </w:rPr>
+        <w:hyperlink r:id="rId10" w:history="1">
+          <w:r>
+            <w:rPr>
+              <w:rStyle w:val="Hyperlink"/>
+            </w:rPr>
+            <w:t>l</w:t>
+          </w:r>
+        </w:hyperlink>
+      </w:r>
+      <w:r>
+        <w:rPr>
+          <w:rFonts w:ascii="Charis SIL Regular" w:hAnsi="Charis SIL Regular" w:eastAsia="Charis SIL Regular"/>
+          <w:b w:val="0"/>
+          <w:i w:val="0"/>
+          <w:color w:val="0000FF"/>
+          <w:sz w:val="24"/>
+        </w:rPr>
+        <w:hyperlink r:id="rId10" w:history="1">
+          <w:r>
+            <w:rPr>
+              <w:rStyle w:val="Hyperlink"/>
+            </w:rPr>
+            <w:t>m</w:t>
+          </w:r>
+        </w:hyperlink>
+      </w:r>
+      <w:r>
+        <w:rPr>
+          <w:rFonts w:ascii="Charis SIL Regular" w:hAnsi="Charis SIL Regular" w:eastAsia="Charis SIL Regular"/>
+          <w:b w:val="0"/>
+          <w:i w:val="0"/>
+          <w:color w:val="0000FF"/>
+          <w:sz w:val="24"/>
+        </w:rPr>
+        <w:t xml:space="preserve"> </w:t>
+      </w:r>
+      <w:r>
+        <w:rPr>
+          <w:rFonts w:ascii="Charis SIL Regular" w:hAnsi="Charis SIL Regular" w:eastAsia="Charis SIL Regular"/>
+          <w:b w:val="0"/>
+          <w:i w:val="0"/>
+          <w:color w:val="0000FF"/>
+          <w:sz w:val="24"/>
+        </w:rPr>
+        <w:hyperlink r:id="rId10" w:history="1">
+          <w:r>
+            <w:rPr>
+              <w:rStyle w:val="Hyperlink"/>
+            </w:rPr>
+            <w:t>leaf</w:t>
+          </w:r>
+        </w:hyperlink>
+      </w:r>
+      <w:r>
+        <w:rPr>
+          <w:rFonts w:ascii="Charis SIL Regular" w:hAnsi="Charis SIL Regular" w:eastAsia="Charis SIL Regular"/>
+          <w:b w:val="0"/>
+          <w:i w:val="0"/>
+          <w:color w:val="0000FF"/>
+          <w:sz w:val="24"/>
+        </w:rPr>
+        <w:t xml:space="preserve"> </w:t>
+      </w:r>
+      <w:r>
+        <w:rPr>
+          <w:rFonts w:ascii="Charis SIL Regular" w:hAnsi="Charis SIL Regular" w:eastAsia="Charis SIL Regular"/>
+          <w:b w:val="0"/>
+          <w:i w:val="0"/>
+          <w:color w:val="0000FF"/>
+          <w:sz w:val="24"/>
+        </w:rPr>
+        <w:hyperlink r:id="rId10" w:history="1">
+          <w:r>
+            <w:rPr>
+              <w:rStyle w:val="Hyperlink"/>
+            </w:rPr>
+            <w:t>w</w:t>
           </w:r>
         </w:hyperlink>
       </w:r>
@@ -1447,7 +1922,7 @@
             <w:rPr>
               <w:rStyle w:val="Hyperlink"/>
             </w:rPr>
-            <w:t>jn</w:t>
+            <w:t>th</w:t>
           </w:r>
         </w:hyperlink>
       </w:r>
@@ -1474,9 +1949,19 @@
             <w:rPr>
               <w:rStyle w:val="Hyperlink"/>
             </w:rPr>
-            <w:t>Stei</w:t>
+            <w:t>silk</w:t>
           </w:r>
         </w:hyperlink>
+      </w:r>
+      <w:r>
+        <w:rPr>
+          <w:rFonts w:ascii="Charis SIL Regular" w:hAnsi="Charis SIL Regular" w:eastAsia="Charis SIL Regular"/>
+          <w:b w:val="0"/>
+          <w:i w:val="0"/>
+          <w:color w:val="0000FF"/>
+          <w:sz w:val="24"/>
+        </w:rPr>
+        <w:t xml:space="preserve"> </w:t>
       </w:r>
       <w:r>
         <w:rPr>
@@ -1491,19 +1976,9 @@
             <w:rPr>
               <w:rStyle w:val="Hyperlink"/>
             </w:rPr>
-            <w:t>n</w:t>
+            <w:t>c</w:t>
           </w:r>
         </w:hyperlink>
-      </w:r>
-      <w:r>
-        <w:rPr>
-          <w:rFonts w:ascii="Charis SIL Regular" w:hAnsi="Charis SIL Regular" w:eastAsia="Charis SIL Regular"/>
-          <w:b w:val="0"/>
-          <w:i w:val="0"/>
-          <w:color w:val="0000FF"/>
-          <w:sz w:val="24"/>
-        </w:rPr>
-        <w:t xml:space="preserve"> </w:t>
       </w:r>
       <w:r>
         <w:rPr>
@@ -1518,7 +1993,7 @@
             <w:rPr>
               <w:rStyle w:val="Hyperlink"/>
             </w:rPr>
-            <w:t>van</w:t>
+            <w:t xml:space="preserve">ase </w:t>
           </w:r>
         </w:hyperlink>
       </w:r>
@@ -1529,23 +2004,14 @@
           <w:i w:val="0"/>
           <w:color w:val="0000FF"/>
           <w:sz w:val="24"/>
-        </w:rPr>
-        <w:t xml:space="preserve"> </w:t>
-      </w:r>
-      <w:r>
-        <w:rPr>
-          <w:rFonts w:ascii="Charis SIL Regular" w:hAnsi="Charis SIL Regular" w:eastAsia="Charis SIL Regular"/>
-          <w:b w:val="0"/>
-          <w:i w:val="0"/>
-          <w:color w:val="0000FF"/>
-          <w:sz w:val="24"/>
+          <w:u w:val="single"/>
         </w:rPr>
         <w:hyperlink r:id="rId10" w:history="1">
           <w:r>
             <w:rPr>
               <w:rStyle w:val="Hyperlink"/>
             </w:rPr>
-            <w:t>Goll</w:t>
+            <w:t>and</w:t>
           </w:r>
         </w:hyperlink>
       </w:r>
@@ -1556,13 +2022,25 @@
           <w:i w:val="0"/>
           <w:color w:val="0000FF"/>
           <w:sz w:val="24"/>
+          <w:u w:val="single"/>
+        </w:rPr>
+        <w:t xml:space="preserve"> </w:t>
+      </w:r>
+      <w:r>
+        <w:rPr>
+          <w:rFonts w:ascii="Charis SIL Regular" w:hAnsi="Charis SIL Regular" w:eastAsia="Charis SIL Regular"/>
+          <w:b w:val="0"/>
+          <w:i w:val="0"/>
+          <w:color w:val="0000FF"/>
+          <w:sz w:val="24"/>
+          <w:u w:val="single"/>
         </w:rPr>
         <w:hyperlink r:id="rId10" w:history="1">
           <w:r>
             <w:rPr>
               <w:rStyle w:val="Hyperlink"/>
             </w:rPr>
-            <w:t>o</w:t>
+            <w:t>de</w:t>
           </w:r>
         </w:hyperlink>
       </w:r>
@@ -1573,67 +2051,7 @@
           <w:i w:val="0"/>
           <w:color w:val="0000FF"/>
           <w:sz w:val="24"/>
-        </w:rPr>
-        <w:hyperlink r:id="rId10" w:history="1">
-          <w:r>
-            <w:rPr>
-              <w:rStyle w:val="Hyperlink"/>
-            </w:rPr>
-            <w:t>ne</w:t>
-          </w:r>
-        </w:hyperlink>
-      </w:r>
-      <w:r>
-        <w:rPr>
-          <w:rFonts w:ascii="Charis SIL Regular" w:hAnsi="Charis SIL Regular" w:eastAsia="Charis SIL Regular"/>
-          <w:b w:val="0"/>
-          <w:i w:val="0"/>
-          <w:color w:val="0000FF"/>
-          <w:sz w:val="24"/>
-        </w:rPr>
-        <w:hyperlink r:id="rId10" w:history="1">
-          <w:r>
-            <w:rPr>
-              <w:rStyle w:val="Hyperlink"/>
-            </w:rPr>
-            <w:t>s</w:t>
-          </w:r>
-        </w:hyperlink>
-      </w:r>
-      <w:r>
-        <w:rPr>
-          <w:rFonts w:ascii="Charis SIL Regular" w:hAnsi="Charis SIL Regular" w:eastAsia="Charis SIL Regular"/>
-          <w:b w:val="0"/>
-          <w:i w:val="0"/>
-          <w:color w:val="0000FF"/>
-          <w:sz w:val="24"/>
-        </w:rPr>
-        <w:hyperlink r:id="rId10" w:history="1">
-          <w:r>
-            <w:rPr>
-              <w:rStyle w:val="Hyperlink"/>
-            </w:rPr>
-            <w:t>se,</w:t>
-          </w:r>
-        </w:hyperlink>
-      </w:r>
-      <w:r>
-        <w:rPr>
-          <w:rFonts w:ascii="Charis SIL Regular" w:hAnsi="Charis SIL Regular" w:eastAsia="Charis SIL Regular"/>
-          <w:b w:val="0"/>
-          <w:i w:val="0"/>
-          <w:color w:val="0000FF"/>
-          <w:sz w:val="24"/>
-        </w:rPr>
-        <w:t xml:space="preserve"> </w:t>
-      </w:r>
-      <w:r>
-        <w:rPr>
-          <w:rFonts w:ascii="Charis SIL Regular" w:hAnsi="Charis SIL Regular" w:eastAsia="Charis SIL Regular"/>
-          <w:b w:val="0"/>
-          <w:i w:val="0"/>
-          <w:color w:val="0000FF"/>
-          <w:sz w:val="24"/>
+          <w:u w:val="single"/>
         </w:rPr>
         <w:hyperlink r:id="rId10" w:history="1">
           <w:r>
@@ -1651,13 +2069,14 @@
           <w:i w:val="0"/>
           <w:color w:val="0000FF"/>
           <w:sz w:val="24"/>
+          <w:u w:val="single"/>
         </w:rPr>
         <w:hyperlink r:id="rId10" w:history="1">
           <w:r>
             <w:rPr>
               <w:rStyle w:val="Hyperlink"/>
             </w:rPr>
-            <w:t>n</w:t>
+            <w:t>r</w:t>
           </w:r>
         </w:hyperlink>
       </w:r>
@@ -1668,13 +2087,14 @@
           <w:i w:val="0"/>
           <w:color w:val="0000FF"/>
           <w:sz w:val="24"/>
+          <w:u w:val="single"/>
         </w:rPr>
         <w:hyperlink r:id="rId10" w:history="1">
           <w:r>
             <w:rPr>
               <w:rStyle w:val="Hyperlink"/>
             </w:rPr>
-            <w:t>cerning</w:t>
+            <w:t>ations</w:t>
           </w:r>
         </w:hyperlink>
       </w:r>
@@ -1685,6 +2105,7 @@
           <w:i w:val="0"/>
           <w:color w:val="0000FF"/>
           <w:sz w:val="24"/>
+          <w:u w:val="single"/>
         </w:rPr>
         <w:t xml:space="preserve"> </w:t>
       </w:r>
@@ -1695,13 +2116,14 @@
           <w:i w:val="0"/>
           <w:color w:val="0000FF"/>
           <w:sz w:val="24"/>
+          <w:u w:val="single"/>
         </w:rPr>
         <w:hyperlink r:id="rId10" w:history="1">
           <w:r>
             <w:rPr>
               <w:rStyle w:val="Hyperlink"/>
             </w:rPr>
-            <w:t>t</w:t>
+            <w:t>(</w:t>
           </w:r>
         </w:hyperlink>
       </w:r>
@@ -1712,6 +2134,43 @@
           <w:i w:val="0"/>
           <w:color w:val="0000FF"/>
           <w:sz w:val="24"/>
+          <w:u w:val="single"/>
+        </w:rPr>
+        <w:hyperlink r:id="rId10" w:history="1">
+          <w:r>
+            <w:rPr>
+              <w:rStyle w:val="Hyperlink"/>
+            </w:rPr>
+            <w:t>len</w:t>
+          </w:r>
+        </w:hyperlink>
+      </w:r>
+      <w:r>
+        <w:rPr>
+          <w:rFonts w:ascii="Charis SIL Regular" w:hAnsi="Charis SIL Regular" w:eastAsia="Charis SIL Regular"/>
+          <w:b w:val="0"/>
+          <w:i w:val="0"/>
+          <w:color w:val="0000FF"/>
+          <w:sz w:val="24"/>
+          <w:u w:val="single"/>
+        </w:rPr>
+        <w:hyperlink r:id="rId10" w:history="1">
+          <w:r>
+            <w:rPr>
+              <w:rStyle w:val="Hyperlink"/>
+            </w:rPr>
+            <w:t>gt</w:t>
+          </w:r>
+        </w:hyperlink>
+      </w:r>
+      <w:r>
+        <w:rPr>
+          <w:rFonts w:ascii="Charis SIL Regular" w:hAnsi="Charis SIL Regular" w:eastAsia="Charis SIL Regular"/>
+          <w:b w:val="0"/>
+          <w:i w:val="0"/>
+          <w:color w:val="0000FF"/>
+          <w:sz w:val="24"/>
+          <w:u w:val="single"/>
         </w:rPr>
         <w:hyperlink r:id="rId10" w:history="1">
           <w:r>
@@ -1729,13 +2188,25 @@
           <w:i w:val="0"/>
           <w:color w:val="0000FF"/>
           <w:sz w:val="24"/>
+          <w:u w:val="single"/>
+        </w:rPr>
+        <w:t xml:space="preserve"> </w:t>
+      </w:r>
+      <w:r>
+        <w:rPr>
+          <w:rFonts w:ascii="Charis SIL Regular" w:hAnsi="Charis SIL Regular" w:eastAsia="Charis SIL Regular"/>
+          <w:b w:val="0"/>
+          <w:i w:val="0"/>
+          <w:color w:val="0000FF"/>
+          <w:sz w:val="24"/>
+          <w:u w:val="single"/>
         </w:rPr>
         <w:hyperlink r:id="rId10" w:history="1">
           <w:r>
             <w:rPr>
               <w:rStyle w:val="Hyperlink"/>
             </w:rPr>
-            <w:t>e</w:t>
+            <w:t>c.</w:t>
           </w:r>
         </w:hyperlink>
       </w:r>
@@ -1746,6 +2217,7 @@
           <w:i w:val="0"/>
           <w:color w:val="0000FF"/>
           <w:sz w:val="24"/>
+          <w:u w:val="single"/>
         </w:rPr>
         <w:t xml:space="preserve"> </w:t>
       </w:r>
@@ -1756,13 +2228,14 @@
           <w:i w:val="0"/>
           <w:color w:val="0000FF"/>
           <w:sz w:val="24"/>
+          <w:u w:val="single"/>
         </w:rPr>
         <w:hyperlink r:id="rId10" w:history="1">
           <w:r>
             <w:rPr>
               <w:rStyle w:val="Hyperlink"/>
             </w:rPr>
-            <w:t>t</w:t>
+            <w:t>180</w:t>
           </w:r>
         </w:hyperlink>
       </w:r>
@@ -1773,13 +2246,25 @@
           <w:i w:val="0"/>
           <w:color w:val="0000FF"/>
           <w:sz w:val="24"/>
+          <w:u w:val="single"/>
+        </w:rPr>
+        <w:t xml:space="preserve"> </w:t>
+      </w:r>
+      <w:r>
+        <w:rPr>
+          <w:rFonts w:ascii="Charis SIL Regular" w:hAnsi="Charis SIL Regular" w:eastAsia="Charis SIL Regular"/>
+          <w:b w:val="0"/>
+          <w:i w:val="0"/>
+          <w:color w:val="0000FF"/>
+          <w:sz w:val="24"/>
+          <w:u w:val="single"/>
         </w:rPr>
         <w:hyperlink r:id="rId10" w:history="1">
           <w:r>
             <w:rPr>
               <w:rStyle w:val="Hyperlink"/>
             </w:rPr>
-            <w:t>ranspo</w:t>
+            <w:t>c</w:t>
           </w:r>
         </w:hyperlink>
       </w:r>
@@ -1790,138 +2275,7 @@
           <w:i w:val="0"/>
           <w:color w:val="0000FF"/>
           <w:sz w:val="24"/>
-        </w:rPr>
-        <w:hyperlink r:id="rId10" w:history="1">
-          <w:r>
-            <w:rPr>
-              <w:rStyle w:val="Hyperlink"/>
-            </w:rPr>
-            <w:t>rt</w:t>
-          </w:r>
-        </w:hyperlink>
-      </w:r>
-      <w:r>
-        <w:rPr>
-          <w:rFonts w:ascii="Charis SIL Regular" w:hAnsi="Charis SIL Regular" w:eastAsia="Charis SIL Regular"/>
-          <w:b w:val="0"/>
-          <w:i w:val="0"/>
-          <w:color w:val="0000FF"/>
-          <w:sz w:val="24"/>
-        </w:rPr>
-        <w:t xml:space="preserve"> </w:t>
-      </w:r>
-      <w:r>
-        <w:rPr>
-          <w:rFonts w:ascii="Charis SIL Regular" w:hAnsi="Charis SIL Regular" w:eastAsia="Charis SIL Regular"/>
-          <w:b w:val="0"/>
-          <w:i w:val="0"/>
-          <w:color w:val="0000FF"/>
-          <w:sz w:val="24"/>
-        </w:rPr>
-        <w:hyperlink r:id="rId10" w:history="1">
-          <w:r>
-            <w:rPr>
-              <w:rStyle w:val="Hyperlink"/>
-            </w:rPr>
-            <w:t>o</w:t>
-          </w:r>
-        </w:hyperlink>
-      </w:r>
-      <w:r>
-        <w:rPr>
-          <w:rFonts w:ascii="Charis SIL Regular" w:hAnsi="Charis SIL Regular" w:eastAsia="Charis SIL Regular"/>
-          <w:b w:val="0"/>
-          <w:i w:val="0"/>
-          <w:color w:val="0000FF"/>
-          <w:sz w:val="24"/>
-        </w:rPr>
-        <w:hyperlink r:id="rId10" w:history="1">
-          <w:r>
-            <w:rPr>
-              <w:rStyle w:val="Hyperlink"/>
-            </w:rPr>
-            <w:t>f</w:t>
-          </w:r>
-        </w:hyperlink>
-      </w:r>
-      <w:r>
-        <w:rPr>
-          <w:rFonts w:ascii="Charis SIL Regular" w:hAnsi="Charis SIL Regular" w:eastAsia="Charis SIL Regular"/>
-          <w:b w:val="0"/>
-          <w:i w:val="0"/>
-          <w:color w:val="0000FF"/>
-          <w:sz w:val="24"/>
-        </w:rPr>
-        <w:t xml:space="preserve"> </w:t>
-      </w:r>
-      <w:r>
-        <w:rPr>
-          <w:rFonts w:ascii="Charis SIL Regular" w:hAnsi="Charis SIL Regular" w:eastAsia="Charis SIL Regular"/>
-          <w:b w:val="0"/>
-          <w:i w:val="0"/>
-          <w:color w:val="0000FF"/>
-          <w:sz w:val="24"/>
-        </w:rPr>
-        <w:hyperlink r:id="rId10" w:history="1">
-          <w:r>
-            <w:rPr>
-              <w:rStyle w:val="Hyperlink"/>
-            </w:rPr>
-            <w:t>B</w:t>
-          </w:r>
-        </w:hyperlink>
-      </w:r>
-      <w:r>
-        <w:rPr>
-          <w:rFonts w:ascii="Charis SIL Regular" w:hAnsi="Charis SIL Regular" w:eastAsia="Charis SIL Regular"/>
-          <w:b w:val="0"/>
-          <w:i w:val="0"/>
-          <w:color w:val="0000FF"/>
-          <w:sz w:val="24"/>
-        </w:rPr>
-        <w:hyperlink r:id="rId10" w:history="1">
-          <w:r>
-            <w:rPr>
-              <w:rStyle w:val="Hyperlink"/>
-            </w:rPr>
-            <w:t>u</w:t>
-          </w:r>
-        </w:hyperlink>
-      </w:r>
-      <w:r>
-        <w:rPr>
-          <w:rFonts w:ascii="Charis SIL Regular" w:hAnsi="Charis SIL Regular" w:eastAsia="Charis SIL Regular"/>
-          <w:b w:val="0"/>
-          <w:i w:val="0"/>
-          <w:color w:val="0000FF"/>
-          <w:sz w:val="24"/>
-        </w:rPr>
-        <w:hyperlink r:id="rId10" w:history="1">
-          <w:r>
-            <w:rPr>
-              <w:rStyle w:val="Hyperlink"/>
-            </w:rPr>
-            <w:t>ddhist</w:t>
-          </w:r>
-        </w:hyperlink>
-      </w:r>
-      <w:r>
-        <w:rPr>
-          <w:rFonts w:ascii="Charis SIL Regular" w:hAnsi="Charis SIL Regular" w:eastAsia="Charis SIL Regular"/>
-          <w:b w:val="0"/>
-          <w:i w:val="0"/>
-          <w:color w:val="0000FF"/>
-          <w:sz w:val="24"/>
-        </w:rPr>
-        <w:t xml:space="preserve"> </w:t>
-      </w:r>
-      <w:r>
-        <w:rPr>
-          <w:rFonts w:ascii="Charis SIL Regular" w:hAnsi="Charis SIL Regular" w:eastAsia="Charis SIL Regular"/>
-          <w:b w:val="0"/>
-          <w:i w:val="0"/>
-          <w:color w:val="0000FF"/>
-          <w:sz w:val="24"/>
+          <w:u w:val="single"/>
         </w:rPr>
         <w:hyperlink r:id="rId10" w:history="1">
           <w:r>
@@ -1931,903 +2285,6 @@
             <w:t>m</w:t>
           </w:r>
         </w:hyperlink>
-      </w:r>
-      <w:r>
-        <w:rPr>
-          <w:rFonts w:ascii="Charis SIL Regular" w:hAnsi="Charis SIL Regular" w:eastAsia="Charis SIL Regular"/>
-          <w:b w:val="0"/>
-          <w:i w:val="0"/>
-          <w:color w:val="0000FF"/>
-          <w:sz w:val="24"/>
-        </w:rPr>
-        <w:hyperlink r:id="rId10" w:history="1">
-          <w:r>
-            <w:rPr>
-              <w:rStyle w:val="Hyperlink"/>
-            </w:rPr>
-            <w:t>onks</w:t>
-          </w:r>
-        </w:hyperlink>
-      </w:r>
-      <w:r>
-        <w:rPr>
-          <w:rFonts w:ascii="Charis SIL Regular" w:hAnsi="Charis SIL Regular" w:eastAsia="Charis SIL Regular"/>
-          <w:b w:val="0"/>
-          <w:i w:val="0"/>
-          <w:color w:val="0000FF"/>
-          <w:sz w:val="24"/>
-        </w:rPr>
-        <w:t xml:space="preserve"> </w:t>
-      </w:r>
-      <w:r>
-        <w:rPr>
-          <w:rFonts w:ascii="Charis SIL Regular" w:hAnsi="Charis SIL Regular" w:eastAsia="Charis SIL Regular"/>
-          <w:b w:val="0"/>
-          <w:i w:val="0"/>
-          <w:color w:val="0000FF"/>
-          <w:sz w:val="24"/>
-        </w:rPr>
-        <w:hyperlink r:id="rId10" w:history="1">
-          <w:r>
-            <w:rPr>
-              <w:rStyle w:val="Hyperlink"/>
-            </w:rPr>
-            <w:t xml:space="preserve">from </w:t>
-          </w:r>
-        </w:hyperlink>
-      </w:r>
-      <w:r>
-        <w:rPr>
-          <w:rFonts w:ascii="Charis SIL Regular" w:hAnsi="Charis SIL Regular" w:eastAsia="Charis SIL Regular"/>
-          <w:b w:val="0"/>
-          <w:i w:val="0"/>
-          <w:color w:val="0000FF"/>
-          <w:sz w:val="24"/>
-        </w:rPr>
-        <w:hyperlink r:id="rId10" w:history="1">
-          <w:r>
-            <w:rPr>
-              <w:rStyle w:val="Hyperlink"/>
-            </w:rPr>
-            <w:t>Burm</w:t>
-          </w:r>
-        </w:hyperlink>
-      </w:r>
-      <w:r>
-        <w:rPr>
-          <w:rFonts w:ascii="Charis SIL Regular" w:hAnsi="Charis SIL Regular" w:eastAsia="Charis SIL Regular"/>
-          <w:b w:val="0"/>
-          <w:i w:val="0"/>
-          <w:color w:val="0000FF"/>
-          <w:sz w:val="24"/>
-        </w:rPr>
-        <w:hyperlink r:id="rId10" w:history="1">
-          <w:r>
-            <w:rPr>
-              <w:rStyle w:val="Hyperlink"/>
-            </w:rPr>
-            <w:t>a</w:t>
-          </w:r>
-        </w:hyperlink>
-      </w:r>
-      <w:r>
-        <w:rPr>
-          <w:rFonts w:ascii="Charis SIL Regular" w:hAnsi="Charis SIL Regular" w:eastAsia="Charis SIL Regular"/>
-          <w:b w:val="0"/>
-          <w:i w:val="0"/>
-          <w:color w:val="0000FF"/>
-          <w:sz w:val="24"/>
-        </w:rPr>
-        <w:t xml:space="preserve"> </w:t>
-      </w:r>
-      <w:r>
-        <w:rPr>
-          <w:rFonts w:ascii="Charis SIL Regular" w:hAnsi="Charis SIL Regular" w:eastAsia="Charis SIL Regular"/>
-          <w:b w:val="0"/>
-          <w:i w:val="0"/>
-          <w:color w:val="0000FF"/>
-          <w:sz w:val="24"/>
-        </w:rPr>
-        <w:hyperlink r:id="rId10" w:history="1">
-          <w:r>
-            <w:rPr>
-              <w:rStyle w:val="Hyperlink"/>
-            </w:rPr>
-            <w:t>to</w:t>
-          </w:r>
-        </w:hyperlink>
-      </w:r>
-      <w:r>
-        <w:rPr>
-          <w:rFonts w:ascii="Charis SIL Regular" w:hAnsi="Charis SIL Regular" w:eastAsia="Charis SIL Regular"/>
-          <w:b w:val="0"/>
-          <w:i w:val="0"/>
-          <w:color w:val="0000FF"/>
-          <w:sz w:val="24"/>
-        </w:rPr>
-        <w:t xml:space="preserve"> </w:t>
-      </w:r>
-      <w:r>
-        <w:rPr>
-          <w:rFonts w:ascii="Charis SIL Regular" w:hAnsi="Charis SIL Regular" w:eastAsia="Charis SIL Regular"/>
-          <w:b w:val="0"/>
-          <w:i w:val="0"/>
-          <w:color w:val="0000FF"/>
-          <w:sz w:val="24"/>
-        </w:rPr>
-        <w:hyperlink r:id="rId10" w:history="1">
-          <w:r>
-            <w:rPr>
-              <w:rStyle w:val="Hyperlink"/>
-            </w:rPr>
-            <w:t>Ceylo</w:t>
-          </w:r>
-        </w:hyperlink>
-      </w:r>
-      <w:r>
-        <w:rPr>
-          <w:rFonts w:ascii="Charis SIL Regular" w:hAnsi="Charis SIL Regular" w:eastAsia="Charis SIL Regular"/>
-          <w:b w:val="0"/>
-          <w:i w:val="0"/>
-          <w:color w:val="0000FF"/>
-          <w:sz w:val="24"/>
-        </w:rPr>
-        <w:hyperlink r:id="rId10" w:history="1">
-          <w:r>
-            <w:rPr>
-              <w:rStyle w:val="Hyperlink"/>
-            </w:rPr>
-            <w:t>n</w:t>
-          </w:r>
-        </w:hyperlink>
-      </w:r>
-      <w:r>
-        <w:rPr>
-          <w:rFonts w:ascii="Charis SIL Regular" w:hAnsi="Charis SIL Regular" w:eastAsia="Charis SIL Regular"/>
-          <w:b w:val="0"/>
-          <w:i w:val="0"/>
-          <w:color w:val="0000FF"/>
-          <w:sz w:val="24"/>
-        </w:rPr>
-        <w:t xml:space="preserve"> </w:t>
-      </w:r>
-      <w:r>
-        <w:rPr>
-          <w:rFonts w:ascii="Charis SIL Regular" w:hAnsi="Charis SIL Regular" w:eastAsia="Charis SIL Regular"/>
-          <w:b w:val="0"/>
-          <w:i w:val="0"/>
-          <w:color w:val="0000FF"/>
-          <w:sz w:val="24"/>
-        </w:rPr>
-        <w:hyperlink r:id="rId10" w:history="1">
-          <w:r>
-            <w:rPr>
-              <w:rStyle w:val="Hyperlink"/>
-            </w:rPr>
-            <w:t>for</w:t>
-          </w:r>
-        </w:hyperlink>
-      </w:r>
-      <w:r>
-        <w:rPr>
-          <w:rFonts w:ascii="Charis SIL Regular" w:hAnsi="Charis SIL Regular" w:eastAsia="Charis SIL Regular"/>
-          <w:b w:val="0"/>
-          <w:i w:val="0"/>
-          <w:color w:val="0000FF"/>
-          <w:sz w:val="24"/>
-        </w:rPr>
-        <w:t xml:space="preserve"> </w:t>
-      </w:r>
-      <w:r>
-        <w:rPr>
-          <w:rFonts w:ascii="Charis SIL Regular" w:hAnsi="Charis SIL Regular" w:eastAsia="Charis SIL Regular"/>
-          <w:b w:val="0"/>
-          <w:i w:val="0"/>
-          <w:color w:val="0000FF"/>
-          <w:sz w:val="24"/>
-        </w:rPr>
-        <w:hyperlink r:id="rId10" w:history="1">
-          <w:r>
-            <w:rPr>
-              <w:rStyle w:val="Hyperlink"/>
-            </w:rPr>
-            <w:t>a</w:t>
-          </w:r>
-        </w:hyperlink>
-      </w:r>
-      <w:r>
-        <w:rPr>
-          <w:rFonts w:ascii="Charis SIL Regular" w:hAnsi="Charis SIL Regular" w:eastAsia="Charis SIL Regular"/>
-          <w:b w:val="0"/>
-          <w:i w:val="0"/>
-          <w:color w:val="0000FF"/>
-          <w:sz w:val="24"/>
-        </w:rPr>
-        <w:t xml:space="preserve"> </w:t>
-      </w:r>
-      <w:r>
-        <w:rPr>
-          <w:rFonts w:ascii="Charis SIL Regular" w:hAnsi="Charis SIL Regular" w:eastAsia="Charis SIL Regular"/>
-          <w:b w:val="0"/>
-          <w:i w:val="0"/>
-          <w:color w:val="0000FF"/>
-          <w:sz w:val="24"/>
-        </w:rPr>
-        <w:hyperlink r:id="rId10" w:history="1">
-          <w:r>
-            <w:rPr>
-              <w:rStyle w:val="Hyperlink"/>
-            </w:rPr>
-            <w:t>cer</w:t>
-          </w:r>
-        </w:hyperlink>
-      </w:r>
-      <w:r>
-        <w:rPr>
-          <w:rFonts w:ascii="Charis SIL Regular" w:hAnsi="Charis SIL Regular" w:eastAsia="Charis SIL Regular"/>
-          <w:b w:val="0"/>
-          <w:i w:val="0"/>
-          <w:color w:val="0000FF"/>
-          <w:sz w:val="24"/>
-        </w:rPr>
-        <w:hyperlink r:id="rId10" w:history="1">
-          <w:r>
-            <w:rPr>
-              <w:rStyle w:val="Hyperlink"/>
-            </w:rPr>
-            <w:t>emony</w:t>
-          </w:r>
-        </w:hyperlink>
-      </w:r>
-      <w:r>
-        <w:rPr>
-          <w:rFonts w:ascii="Charis SIL Regular" w:hAnsi="Charis SIL Regular" w:eastAsia="Charis SIL Regular"/>
-          <w:b w:val="0"/>
-          <w:i w:val="0"/>
-          <w:color w:val="0000FF"/>
-          <w:sz w:val="24"/>
-        </w:rPr>
-        <w:t xml:space="preserve"> </w:t>
-      </w:r>
-      <w:r>
-        <w:rPr>
-          <w:rFonts w:ascii="Charis SIL Regular" w:hAnsi="Charis SIL Regular" w:eastAsia="Charis SIL Regular"/>
-          <w:b w:val="0"/>
-          <w:i w:val="0"/>
-          <w:color w:val="0000FF"/>
-          <w:sz w:val="24"/>
-        </w:rPr>
-        <w:hyperlink r:id="rId10" w:history="1">
-          <w:r>
-            <w:rPr>
-              <w:rStyle w:val="Hyperlink"/>
-            </w:rPr>
-            <w:t>at</w:t>
-          </w:r>
-        </w:hyperlink>
-      </w:r>
-      <w:r>
-        <w:rPr>
-          <w:rFonts w:ascii="Charis SIL Regular" w:hAnsi="Charis SIL Regular" w:eastAsia="Charis SIL Regular"/>
-          <w:b w:val="0"/>
-          <w:i w:val="0"/>
-          <w:color w:val="0000FF"/>
-          <w:sz w:val="24"/>
-        </w:rPr>
-        <w:t xml:space="preserve"> </w:t>
-      </w:r>
-      <w:r>
-        <w:rPr>
-          <w:rFonts w:ascii="Charis SIL Regular" w:hAnsi="Charis SIL Regular" w:eastAsia="Charis SIL Regular"/>
-          <w:b w:val="0"/>
-          <w:i w:val="0"/>
-          <w:color w:val="0000FF"/>
-          <w:sz w:val="24"/>
-        </w:rPr>
-        <w:hyperlink r:id="rId10" w:history="1">
-          <w:r>
-            <w:rPr>
-              <w:rStyle w:val="Hyperlink"/>
-            </w:rPr>
-            <w:t>K</w:t>
-          </w:r>
-        </w:hyperlink>
-      </w:r>
-      <w:r>
-        <w:rPr>
-          <w:rFonts w:ascii="Charis SIL Regular" w:hAnsi="Charis SIL Regular" w:eastAsia="Charis SIL Regular"/>
-          <w:b w:val="0"/>
-          <w:i w:val="0"/>
-          <w:color w:val="0000FF"/>
-          <w:sz w:val="24"/>
-        </w:rPr>
-        <w:hyperlink r:id="rId10" w:history="1">
-          <w:r>
-            <w:rPr>
-              <w:rStyle w:val="Hyperlink"/>
-            </w:rPr>
-            <w:t>a</w:t>
-          </w:r>
-        </w:hyperlink>
-      </w:r>
-      <w:r>
-        <w:rPr>
-          <w:rFonts w:ascii="Charis SIL Regular" w:hAnsi="Charis SIL Regular" w:eastAsia="Charis SIL Regular"/>
-          <w:b w:val="0"/>
-          <w:i w:val="0"/>
-          <w:color w:val="0000FF"/>
-          <w:sz w:val="24"/>
-        </w:rPr>
-        <w:hyperlink r:id="rId10" w:history="1">
-          <w:r>
-            <w:rPr>
-              <w:rStyle w:val="Hyperlink"/>
-            </w:rPr>
-            <w:t>ndy,</w:t>
-          </w:r>
-        </w:hyperlink>
-      </w:r>
-      <w:r>
-        <w:rPr>
-          <w:rFonts w:ascii="Charis SIL Regular" w:hAnsi="Charis SIL Regular" w:eastAsia="Charis SIL Regular"/>
-          <w:b w:val="0"/>
-          <w:i w:val="0"/>
-          <w:color w:val="0000FF"/>
-          <w:sz w:val="24"/>
-        </w:rPr>
-        <w:t xml:space="preserve"> </w:t>
-      </w:r>
-      <w:r>
-        <w:rPr>
-          <w:rFonts w:ascii="Charis SIL Regular" w:hAnsi="Charis SIL Regular" w:eastAsia="Charis SIL Regular"/>
-          <w:b w:val="0"/>
-          <w:i w:val="0"/>
-          <w:color w:val="0000FF"/>
-          <w:sz w:val="24"/>
-        </w:rPr>
-        <w:hyperlink r:id="rId10" w:history="1">
-          <w:r>
-            <w:rPr>
-              <w:rStyle w:val="Hyperlink"/>
-            </w:rPr>
-            <w:t>1746.</w:t>
-          </w:r>
-        </w:hyperlink>
-      </w:r>
-      <w:r>
-        <w:rPr>
-          <w:rFonts w:ascii="Charis SIL Regular" w:hAnsi="Charis SIL Regular" w:eastAsia="Charis SIL Regular"/>
-          <w:b w:val="0"/>
-          <w:i w:val="0"/>
-          <w:color w:val="0000FF"/>
-          <w:sz w:val="24"/>
-        </w:rPr>
-        <w:t xml:space="preserve"> </w:t>
-      </w:r>
-      <w:r>
-        <w:rPr>
-          <w:rFonts w:ascii="Charis SIL Regular" w:hAnsi="Charis SIL Regular" w:eastAsia="Charis SIL Regular"/>
-          <w:b w:val="0"/>
-          <w:i w:val="0"/>
-          <w:color w:val="0000FF"/>
-          <w:sz w:val="24"/>
-        </w:rPr>
-        <w:hyperlink r:id="rId10" w:history="1">
-          <w:r>
-            <w:rPr>
-              <w:rStyle w:val="Hyperlink"/>
-            </w:rPr>
-            <w:t>In</w:t>
-          </w:r>
-        </w:hyperlink>
-      </w:r>
-      <w:r>
-        <w:rPr>
-          <w:rFonts w:ascii="Charis SIL Regular" w:hAnsi="Charis SIL Regular" w:eastAsia="Charis SIL Regular"/>
-          <w:b w:val="0"/>
-          <w:i w:val="0"/>
-          <w:color w:val="0000FF"/>
-          <w:sz w:val="24"/>
-        </w:rPr>
-        <w:t xml:space="preserve"> </w:t>
-      </w:r>
-      <w:r>
-        <w:rPr>
-          <w:rFonts w:ascii="Charis SIL Regular" w:hAnsi="Charis SIL Regular" w:eastAsia="Charis SIL Regular"/>
-          <w:b w:val="0"/>
-          <w:i w:val="0"/>
-          <w:color w:val="0000FF"/>
-          <w:sz w:val="24"/>
-        </w:rPr>
-        <w:hyperlink r:id="rId10" w:history="1">
-          <w:r>
-            <w:rPr>
-              <w:rStyle w:val="Hyperlink"/>
-            </w:rPr>
-            <w:t>S</w:t>
-          </w:r>
-        </w:hyperlink>
-      </w:r>
-      <w:r>
-        <w:rPr>
-          <w:rFonts w:ascii="Charis SIL Regular" w:hAnsi="Charis SIL Regular" w:eastAsia="Charis SIL Regular"/>
-          <w:b w:val="0"/>
-          <w:i w:val="0"/>
-          <w:color w:val="0000FF"/>
-          <w:sz w:val="24"/>
-        </w:rPr>
-        <w:hyperlink r:id="rId10" w:history="1">
-          <w:r>
-            <w:rPr>
-              <w:rStyle w:val="Hyperlink"/>
-            </w:rPr>
-            <w:t>inhalese,</w:t>
-          </w:r>
-        </w:hyperlink>
-      </w:r>
-      <w:r>
-        <w:rPr>
-          <w:rFonts w:ascii="Charis SIL Regular" w:hAnsi="Charis SIL Regular" w:eastAsia="Charis SIL Regular"/>
-          <w:b w:val="0"/>
-          <w:i w:val="0"/>
-          <w:color w:val="0000FF"/>
-          <w:sz w:val="24"/>
-        </w:rPr>
-        <w:t xml:space="preserve"> </w:t>
-      </w:r>
-      <w:r>
-        <w:rPr>
-          <w:rFonts w:ascii="Charis SIL Regular" w:hAnsi="Charis SIL Regular" w:eastAsia="Charis SIL Regular"/>
-          <w:b w:val="0"/>
-          <w:i w:val="0"/>
-          <w:color w:val="0000FF"/>
-          <w:sz w:val="24"/>
-        </w:rPr>
-        <w:hyperlink r:id="rId10" w:history="1">
-          <w:r>
-            <w:rPr>
-              <w:rStyle w:val="Hyperlink"/>
-            </w:rPr>
-            <w:t>pa</w:t>
-          </w:r>
-        </w:hyperlink>
-      </w:r>
-      <w:r>
-        <w:rPr>
-          <w:rFonts w:ascii="Charis SIL Regular" w:hAnsi="Charis SIL Regular" w:eastAsia="Charis SIL Regular"/>
-          <w:b w:val="0"/>
-          <w:i w:val="0"/>
-          <w:color w:val="0000FF"/>
-          <w:sz w:val="24"/>
-        </w:rPr>
-        <w:hyperlink r:id="rId10" w:history="1">
-          <w:r>
-            <w:rPr>
-              <w:rStyle w:val="Hyperlink"/>
-            </w:rPr>
-            <w:t>l</w:t>
-          </w:r>
-        </w:hyperlink>
-      </w:r>
-      <w:r>
-        <w:rPr>
-          <w:rFonts w:ascii="Charis SIL Regular" w:hAnsi="Charis SIL Regular" w:eastAsia="Charis SIL Regular"/>
-          <w:b w:val="0"/>
-          <w:i w:val="0"/>
-          <w:color w:val="0000FF"/>
-          <w:sz w:val="24"/>
-        </w:rPr>
-        <w:hyperlink r:id="rId10" w:history="1">
-          <w:r>
-            <w:rPr>
-              <w:rStyle w:val="Hyperlink"/>
-            </w:rPr>
-            <w:t>m</w:t>
-          </w:r>
-        </w:hyperlink>
-      </w:r>
-      <w:r>
-        <w:rPr>
-          <w:rFonts w:ascii="Charis SIL Regular" w:hAnsi="Charis SIL Regular" w:eastAsia="Charis SIL Regular"/>
-          <w:b w:val="0"/>
-          <w:i w:val="0"/>
-          <w:color w:val="0000FF"/>
-          <w:sz w:val="24"/>
-        </w:rPr>
-        <w:t xml:space="preserve"> </w:t>
-      </w:r>
-      <w:r>
-        <w:rPr>
-          <w:rFonts w:ascii="Charis SIL Regular" w:hAnsi="Charis SIL Regular" w:eastAsia="Charis SIL Regular"/>
-          <w:b w:val="0"/>
-          <w:i w:val="0"/>
-          <w:color w:val="0000FF"/>
-          <w:sz w:val="24"/>
-        </w:rPr>
-        <w:hyperlink r:id="rId10" w:history="1">
-          <w:r>
-            <w:rPr>
-              <w:rStyle w:val="Hyperlink"/>
-            </w:rPr>
-            <w:t>leaf</w:t>
-          </w:r>
-        </w:hyperlink>
-      </w:r>
-      <w:r>
-        <w:rPr>
-          <w:rFonts w:ascii="Charis SIL Regular" w:hAnsi="Charis SIL Regular" w:eastAsia="Charis SIL Regular"/>
-          <w:b w:val="0"/>
-          <w:i w:val="0"/>
-          <w:color w:val="0000FF"/>
-          <w:sz w:val="24"/>
-        </w:rPr>
-        <w:t xml:space="preserve"> </w:t>
-      </w:r>
-      <w:r>
-        <w:rPr>
-          <w:rFonts w:ascii="Charis SIL Regular" w:hAnsi="Charis SIL Regular" w:eastAsia="Charis SIL Regular"/>
-          <w:b w:val="0"/>
-          <w:i w:val="0"/>
-          <w:color w:val="0000FF"/>
-          <w:sz w:val="24"/>
-        </w:rPr>
-        <w:hyperlink r:id="rId10" w:history="1">
-          <w:r>
-            <w:rPr>
-              <w:rStyle w:val="Hyperlink"/>
-            </w:rPr>
-            <w:t>w</w:t>
-          </w:r>
-        </w:hyperlink>
-      </w:r>
-      <w:r>
-        <w:rPr>
-          <w:rFonts w:ascii="Charis SIL Regular" w:hAnsi="Charis SIL Regular" w:eastAsia="Charis SIL Regular"/>
-          <w:b w:val="0"/>
-          <w:i w:val="0"/>
-          <w:color w:val="0000FF"/>
-          <w:sz w:val="24"/>
-        </w:rPr>
-        <w:hyperlink r:id="rId10" w:history="1">
-          <w:r>
-            <w:rPr>
-              <w:rStyle w:val="Hyperlink"/>
-            </w:rPr>
-            <w:t>i</w:t>
-          </w:r>
-        </w:hyperlink>
-      </w:r>
-      <w:r>
-        <w:rPr>
-          <w:rFonts w:ascii="Charis SIL Regular" w:hAnsi="Charis SIL Regular" w:eastAsia="Charis SIL Regular"/>
-          <w:b w:val="0"/>
-          <w:i w:val="0"/>
-          <w:color w:val="0000FF"/>
-          <w:sz w:val="24"/>
-        </w:rPr>
-        <w:hyperlink r:id="rId10" w:history="1">
-          <w:r>
-            <w:rPr>
-              <w:rStyle w:val="Hyperlink"/>
-            </w:rPr>
-            <w:t>th</w:t>
-          </w:r>
-        </w:hyperlink>
-      </w:r>
-      <w:r>
-        <w:rPr>
-          <w:rFonts w:ascii="Charis SIL Regular" w:hAnsi="Charis SIL Regular" w:eastAsia="Charis SIL Regular"/>
-          <w:b w:val="0"/>
-          <w:i w:val="0"/>
-          <w:color w:val="0000FF"/>
-          <w:sz w:val="24"/>
-        </w:rPr>
-        <w:t xml:space="preserve"> </w:t>
-      </w:r>
-      <w:r>
-        <w:rPr>
-          <w:rFonts w:ascii="Charis SIL Regular" w:hAnsi="Charis SIL Regular" w:eastAsia="Charis SIL Regular"/>
-          <w:b w:val="0"/>
-          <w:i w:val="0"/>
-          <w:color w:val="0000FF"/>
-          <w:sz w:val="24"/>
-        </w:rPr>
-        <w:hyperlink r:id="rId10" w:history="1">
-          <w:r>
-            <w:rPr>
-              <w:rStyle w:val="Hyperlink"/>
-            </w:rPr>
-            <w:t>silk</w:t>
-          </w:r>
-        </w:hyperlink>
-      </w:r>
-      <w:r>
-        <w:rPr>
-          <w:rFonts w:ascii="Charis SIL Regular" w:hAnsi="Charis SIL Regular" w:eastAsia="Charis SIL Regular"/>
-          <w:b w:val="0"/>
-          <w:i w:val="0"/>
-          <w:color w:val="0000FF"/>
-          <w:sz w:val="24"/>
-        </w:rPr>
-        <w:t xml:space="preserve"> </w:t>
-      </w:r>
-      <w:r>
-        <w:rPr>
-          <w:rFonts w:ascii="Charis SIL Regular" w:hAnsi="Charis SIL Regular" w:eastAsia="Charis SIL Regular"/>
-          <w:b w:val="0"/>
-          <w:i w:val="0"/>
-          <w:color w:val="0000FF"/>
-          <w:sz w:val="24"/>
-        </w:rPr>
-        <w:hyperlink r:id="rId10" w:history="1">
-          <w:r>
-            <w:rPr>
-              <w:rStyle w:val="Hyperlink"/>
-            </w:rPr>
-            <w:t>c</w:t>
-          </w:r>
-        </w:hyperlink>
-      </w:r>
-      <w:r>
-        <w:rPr>
-          <w:rFonts w:ascii="Charis SIL Regular" w:hAnsi="Charis SIL Regular" w:eastAsia="Charis SIL Regular"/>
-          <w:b w:val="0"/>
-          <w:i w:val="0"/>
-          <w:color w:val="0000FF"/>
-          <w:sz w:val="24"/>
-        </w:rPr>
-        <w:hyperlink r:id="rId10" w:history="1">
-          <w:r>
-            <w:rPr>
-              <w:rStyle w:val="Hyperlink"/>
-            </w:rPr>
-            <w:t xml:space="preserve">ase </w:t>
-          </w:r>
-        </w:hyperlink>
-      </w:r>
-      <w:r>
-        <w:rPr>
-          <w:rFonts w:ascii="Charis SIL Regular" w:hAnsi="Charis SIL Regular" w:eastAsia="Charis SIL Regular"/>
-          <w:b w:val="0"/>
-          <w:i w:val="0"/>
-          <w:color w:val="0000FF"/>
-          <w:sz w:val="24"/>
-        </w:rPr>
-        <w:t>and de</w:t>
-      </w:r>
-      <w:r>
-        <w:rPr>
-          <w:rFonts w:ascii="Charis SIL Regular" w:hAnsi="Charis SIL Regular" w:eastAsia="Charis SIL Regular"/>
-          <w:b w:val="0"/>
-          <w:i w:val="0"/>
-          <w:color w:val="0000FF"/>
-          <w:sz w:val="24"/>
-          <w:u w:val="single"/>
-        </w:rPr>
-        <w:hyperlink r:id="rId10" w:history="1">
-          <w:r>
-            <w:rPr>
-              <w:rStyle w:val="Hyperlink"/>
-            </w:rPr>
-            <w:t>co</w:t>
-          </w:r>
-        </w:hyperlink>
-      </w:r>
-      <w:r>
-        <w:rPr>
-          <w:rFonts w:ascii="Charis SIL Regular" w:hAnsi="Charis SIL Regular" w:eastAsia="Charis SIL Regular"/>
-          <w:b w:val="0"/>
-          <w:i w:val="0"/>
-          <w:color w:val="0000FF"/>
-          <w:sz w:val="24"/>
-          <w:u w:val="single"/>
-        </w:rPr>
-        <w:hyperlink r:id="rId10" w:history="1">
-          <w:r>
-            <w:rPr>
-              <w:rStyle w:val="Hyperlink"/>
-            </w:rPr>
-            <w:t>r</w:t>
-          </w:r>
-        </w:hyperlink>
-      </w:r>
-      <w:r>
-        <w:rPr>
-          <w:rFonts w:ascii="Charis SIL Regular" w:hAnsi="Charis SIL Regular" w:eastAsia="Charis SIL Regular"/>
-          <w:b w:val="0"/>
-          <w:i w:val="0"/>
-          <w:color w:val="0000FF"/>
-          <w:sz w:val="24"/>
-          <w:u w:val="single"/>
-        </w:rPr>
-        <w:hyperlink r:id="rId10" w:history="1">
-          <w:r>
-            <w:rPr>
-              <w:rStyle w:val="Hyperlink"/>
-            </w:rPr>
-            <w:t>ations</w:t>
-          </w:r>
-        </w:hyperlink>
-      </w:r>
-      <w:r>
-        <w:rPr>
-          <w:rFonts w:ascii="Charis SIL Regular" w:hAnsi="Charis SIL Regular" w:eastAsia="Charis SIL Regular"/>
-          <w:b w:val="0"/>
-          <w:i w:val="0"/>
-          <w:color w:val="0000FF"/>
-          <w:sz w:val="24"/>
-          <w:u w:val="single"/>
-        </w:rPr>
-        <w:t xml:space="preserve"> </w:t>
-      </w:r>
-      <w:r>
-        <w:rPr>
-          <w:rFonts w:ascii="Charis SIL Regular" w:hAnsi="Charis SIL Regular" w:eastAsia="Charis SIL Regular"/>
-          <w:b w:val="0"/>
-          <w:i w:val="0"/>
-          <w:color w:val="0000FF"/>
-          <w:sz w:val="24"/>
-          <w:u w:val="single"/>
-        </w:rPr>
-        <w:hyperlink r:id="rId10" w:history="1">
-          <w:r>
-            <w:rPr>
-              <w:rStyle w:val="Hyperlink"/>
-            </w:rPr>
-            <w:t>(</w:t>
-          </w:r>
-        </w:hyperlink>
-      </w:r>
-      <w:r>
-        <w:rPr>
-          <w:rFonts w:ascii="Charis SIL Regular" w:hAnsi="Charis SIL Regular" w:eastAsia="Charis SIL Regular"/>
-          <w:b w:val="0"/>
-          <w:i w:val="0"/>
-          <w:color w:val="0000FF"/>
-          <w:sz w:val="24"/>
-          <w:u w:val="single"/>
-        </w:rPr>
-        <w:hyperlink r:id="rId10" w:history="1">
-          <w:r>
-            <w:rPr>
-              <w:rStyle w:val="Hyperlink"/>
-            </w:rPr>
-            <w:t>len</w:t>
-          </w:r>
-        </w:hyperlink>
-      </w:r>
-      <w:r>
-        <w:rPr>
-          <w:rFonts w:ascii="Charis SIL Regular" w:hAnsi="Charis SIL Regular" w:eastAsia="Charis SIL Regular"/>
-          <w:b w:val="0"/>
-          <w:i w:val="0"/>
-          <w:color w:val="0000FF"/>
-          <w:sz w:val="24"/>
-          <w:u w:val="single"/>
-        </w:rPr>
-        <w:hyperlink r:id="rId10" w:history="1">
-          <w:r>
-            <w:rPr>
-              <w:rStyle w:val="Hyperlink"/>
-            </w:rPr>
-            <w:t>gt</w:t>
-          </w:r>
-        </w:hyperlink>
-      </w:r>
-      <w:r>
-        <w:rPr>
-          <w:rFonts w:ascii="Charis SIL Regular" w:hAnsi="Charis SIL Regular" w:eastAsia="Charis SIL Regular"/>
-          <w:b w:val="0"/>
-          <w:i w:val="0"/>
-          <w:color w:val="0000FF"/>
-          <w:sz w:val="24"/>
-          <w:u w:val="single"/>
-        </w:rPr>
-        <w:hyperlink r:id="rId10" w:history="1">
-          <w:r>
-            <w:rPr>
-              <w:rStyle w:val="Hyperlink"/>
-            </w:rPr>
-            <w:t>h</w:t>
-          </w:r>
-        </w:hyperlink>
-      </w:r>
-      <w:r>
-        <w:rPr>
-          <w:rFonts w:ascii="Charis SIL Regular" w:hAnsi="Charis SIL Regular" w:eastAsia="Charis SIL Regular"/>
-          <w:b w:val="0"/>
-          <w:i w:val="0"/>
-          <w:color w:val="0000FF"/>
-          <w:sz w:val="24"/>
-          <w:u w:val="single"/>
-        </w:rPr>
-        <w:t xml:space="preserve"> </w:t>
-      </w:r>
-      <w:r>
-        <w:rPr>
-          <w:rFonts w:ascii="Charis SIL Regular" w:hAnsi="Charis SIL Regular" w:eastAsia="Charis SIL Regular"/>
-          <w:b w:val="0"/>
-          <w:i w:val="0"/>
-          <w:color w:val="0000FF"/>
-          <w:sz w:val="24"/>
-          <w:u w:val="single"/>
-        </w:rPr>
-        <w:hyperlink r:id="rId10" w:history="1">
-          <w:r>
-            <w:rPr>
-              <w:rStyle w:val="Hyperlink"/>
-            </w:rPr>
-            <w:t>c.</w:t>
-          </w:r>
-        </w:hyperlink>
-      </w:r>
-      <w:r>
-        <w:rPr>
-          <w:rFonts w:ascii="Charis SIL Regular" w:hAnsi="Charis SIL Regular" w:eastAsia="Charis SIL Regular"/>
-          <w:b w:val="0"/>
-          <w:i w:val="0"/>
-          <w:color w:val="0000FF"/>
-          <w:sz w:val="24"/>
-          <w:u w:val="single"/>
-        </w:rPr>
-        <w:t xml:space="preserve"> </w:t>
-      </w:r>
-      <w:r>
-        <w:rPr>
-          <w:rFonts w:ascii="Charis SIL Regular" w:hAnsi="Charis SIL Regular" w:eastAsia="Charis SIL Regular"/>
-          <w:b w:val="0"/>
-          <w:i w:val="0"/>
-          <w:color w:val="0000FF"/>
-          <w:sz w:val="24"/>
-          <w:u w:val="single"/>
-        </w:rPr>
-        <w:hyperlink r:id="rId10" w:history="1">
-          <w:r>
-            <w:rPr>
-              <w:rStyle w:val="Hyperlink"/>
-            </w:rPr>
-            <w:t>180</w:t>
-          </w:r>
-        </w:hyperlink>
-      </w:r>
-      <w:r>
-        <w:rPr>
-          <w:rFonts w:ascii="Charis SIL Regular" w:hAnsi="Charis SIL Regular" w:eastAsia="Charis SIL Regular"/>
-          <w:b w:val="0"/>
-          <w:i w:val="0"/>
-          <w:color w:val="0000FF"/>
-          <w:sz w:val="24"/>
-          <w:u w:val="single"/>
-        </w:rPr>
-        <w:t xml:space="preserve"> </w:t>
-      </w:r>
-      <w:r>
-        <w:rPr>
-          <w:rFonts w:ascii="Charis SIL Regular" w:hAnsi="Charis SIL Regular" w:eastAsia="Charis SIL Regular"/>
-          <w:b w:val="0"/>
-          <w:i w:val="0"/>
-          <w:color w:val="0000FF"/>
-          <w:sz w:val="24"/>
-          <w:u w:val="single"/>
-        </w:rPr>
-        <w:hyperlink r:id="rId10" w:history="1">
-          <w:r>
-            <w:rPr>
-              <w:rStyle w:val="Hyperlink"/>
-            </w:rPr>
-            <w:t>c</w:t>
-          </w:r>
-        </w:hyperlink>
-      </w:r>
-      <w:r>
-        <w:rPr>
-          <w:rFonts w:ascii="Charis SIL Regular" w:hAnsi="Charis SIL Regular" w:eastAsia="Charis SIL Regular"/>
-          <w:b w:val="0"/>
-          <w:i w:val="0"/>
-          <w:color w:val="0000FF"/>
-          <w:sz w:val="24"/>
-        </w:rPr>
-        <w:t>m</w:t>
       </w:r>
       <w:r>
         <w:rPr>
@@ -3096,7 +2553,7 @@
           <w:color w:val="0000FF"/>
           <w:sz w:val="24"/>
         </w:rPr>
-        <w:hyperlink r:id="rId11" w:history="1">
+        <w:hyperlink r:id="rId10" w:history="1">
           <w:r>
             <w:rPr>
               <w:rStyle w:val="Hyperlink"/>
@@ -3113,7 +2570,7 @@
           <w:color w:val="0000FF"/>
           <w:sz w:val="24"/>
         </w:rPr>
-        <w:hyperlink r:id="rId11" w:history="1">
+        <w:hyperlink r:id="rId10" w:history="1">
           <w:r>
             <w:rPr>
               <w:rStyle w:val="Hyperlink"/>
@@ -3140,7 +2597,7 @@
           <w:color w:val="0000FF"/>
           <w:sz w:val="24"/>
         </w:rPr>
-        <w:hyperlink r:id="rId11" w:history="1">
+        <w:hyperlink r:id="rId10" w:history="1">
           <w:r>
             <w:rPr>
               <w:rStyle w:val="Hyperlink"/>
@@ -3157,7 +2614,7 @@
           <w:color w:val="0000FF"/>
           <w:sz w:val="24"/>
         </w:rPr>
-        <w:hyperlink r:id="rId11" w:history="1">
+        <w:hyperlink r:id="rId10" w:history="1">
           <w:r>
             <w:rPr>
               <w:rStyle w:val="Hyperlink"/>
@@ -3174,7 +2631,7 @@
           <w:color w:val="0000FF"/>
           <w:sz w:val="24"/>
         </w:rPr>
-        <w:hyperlink r:id="rId11" w:history="1">
+        <w:hyperlink r:id="rId10" w:history="1">
           <w:r>
             <w:rPr>
               <w:rStyle w:val="Hyperlink"/>
@@ -3191,7 +2648,7 @@
           <w:color w:val="0000FF"/>
           <w:sz w:val="24"/>
         </w:rPr>
-        <w:hyperlink r:id="rId11" w:history="1">
+        <w:hyperlink r:id="rId10" w:history="1">
           <w:r>
             <w:rPr>
               <w:rStyle w:val="Hyperlink"/>
@@ -3209,6 +2666,575 @@
           <w:sz w:val="24"/>
         </w:rPr>
         <w:t xml:space="preserve"> </w:t>
+      </w:r>
+      <w:r>
+        <w:rPr>
+          <w:rFonts w:ascii="Charis SIL Regular" w:hAnsi="Charis SIL Regular" w:eastAsia="Charis SIL Regular"/>
+          <w:b w:val="0"/>
+          <w:i w:val="0"/>
+          <w:color w:val="0000FF"/>
+          <w:sz w:val="24"/>
+        </w:rPr>
+        <w:hyperlink r:id="rId10" w:history="1">
+          <w:r>
+            <w:rPr>
+              <w:rStyle w:val="Hyperlink"/>
+            </w:rPr>
+            <w:t>t</w:t>
+          </w:r>
+        </w:hyperlink>
+      </w:r>
+      <w:r>
+        <w:rPr>
+          <w:rFonts w:ascii="Charis SIL Regular" w:hAnsi="Charis SIL Regular" w:eastAsia="Charis SIL Regular"/>
+          <w:b w:val="0"/>
+          <w:i w:val="0"/>
+          <w:color w:val="0000FF"/>
+          <w:sz w:val="24"/>
+        </w:rPr>
+        <w:hyperlink r:id="rId10" w:history="1">
+          <w:r>
+            <w:rPr>
+              <w:rStyle w:val="Hyperlink"/>
+            </w:rPr>
+            <w:t>o</w:t>
+          </w:r>
+        </w:hyperlink>
+      </w:r>
+      <w:r>
+        <w:rPr>
+          <w:rFonts w:ascii="Charis SIL Regular" w:hAnsi="Charis SIL Regular" w:eastAsia="Charis SIL Regular"/>
+          <w:b w:val="0"/>
+          <w:i w:val="0"/>
+          <w:color w:val="0000FF"/>
+          <w:sz w:val="24"/>
+        </w:rPr>
+        <w:t xml:space="preserve"> </w:t>
+      </w:r>
+      <w:r>
+        <w:rPr>
+          <w:rFonts w:ascii="Charis SIL Regular" w:hAnsi="Charis SIL Regular" w:eastAsia="Charis SIL Regular"/>
+          <w:b w:val="0"/>
+          <w:i w:val="0"/>
+          <w:color w:val="0000FF"/>
+          <w:sz w:val="24"/>
+        </w:rPr>
+        <w:hyperlink r:id="rId10" w:history="1">
+          <w:r>
+            <w:rPr>
+              <w:rStyle w:val="Hyperlink"/>
+            </w:rPr>
+            <w:t>Sta</w:t>
+          </w:r>
+        </w:hyperlink>
+      </w:r>
+      <w:r>
+        <w:rPr>
+          <w:rFonts w:ascii="Charis SIL Regular" w:hAnsi="Charis SIL Regular" w:eastAsia="Charis SIL Regular"/>
+          <w:b w:val="0"/>
+          <w:i w:val="0"/>
+          <w:color w:val="0000FF"/>
+          <w:sz w:val="24"/>
+        </w:rPr>
+        <w:hyperlink r:id="rId10" w:history="1">
+          <w:r>
+            <w:rPr>
+              <w:rStyle w:val="Hyperlink"/>
+            </w:rPr>
+            <w:t>dth</w:t>
+          </w:r>
+        </w:hyperlink>
+      </w:r>
+      <w:r>
+        <w:rPr>
+          <w:rFonts w:ascii="Charis SIL Regular" w:hAnsi="Charis SIL Regular" w:eastAsia="Charis SIL Regular"/>
+          <w:b w:val="0"/>
+          <w:i w:val="0"/>
+          <w:color w:val="0000FF"/>
+          <w:sz w:val="24"/>
+        </w:rPr>
+        <w:hyperlink r:id="rId10" w:history="1">
+          <w:r>
+            <w:rPr>
+              <w:rStyle w:val="Hyperlink"/>
+            </w:rPr>
+            <w:t>o</w:t>
+          </w:r>
+        </w:hyperlink>
+      </w:r>
+      <w:r>
+        <w:rPr>
+          <w:rFonts w:ascii="Charis SIL Regular" w:hAnsi="Charis SIL Regular" w:eastAsia="Charis SIL Regular"/>
+          <w:b w:val="0"/>
+          <w:i w:val="0"/>
+          <w:color w:val="0000FF"/>
+          <w:sz w:val="24"/>
+        </w:rPr>
+        <w:hyperlink r:id="rId10" w:history="1">
+          <w:r>
+            <w:rPr>
+              <w:rStyle w:val="Hyperlink"/>
+            </w:rPr>
+            <w:t>lder</w:t>
+          </w:r>
+        </w:hyperlink>
+      </w:r>
+      <w:r>
+        <w:rPr>
+          <w:rFonts w:ascii="Charis SIL Regular" w:hAnsi="Charis SIL Regular" w:eastAsia="Charis SIL Regular"/>
+          <w:b w:val="0"/>
+          <w:i w:val="0"/>
+          <w:color w:val="0000FF"/>
+          <w:sz w:val="24"/>
+        </w:rPr>
+        <w:t xml:space="preserve"> </w:t>
+      </w:r>
+      <w:r>
+        <w:rPr>
+          <w:rFonts w:ascii="Charis SIL Regular" w:hAnsi="Charis SIL Regular" w:eastAsia="Charis SIL Regular"/>
+          <w:b w:val="0"/>
+          <w:i w:val="0"/>
+          <w:color w:val="0000FF"/>
+          <w:sz w:val="24"/>
+        </w:rPr>
+        <w:hyperlink r:id="rId10" w:history="1">
+          <w:r>
+            <w:rPr>
+              <w:rStyle w:val="Hyperlink"/>
+            </w:rPr>
+            <w:t>P</w:t>
+          </w:r>
+        </w:hyperlink>
+      </w:r>
+      <w:r>
+        <w:rPr>
+          <w:rFonts w:ascii="Charis SIL Regular" w:hAnsi="Charis SIL Regular" w:eastAsia="Charis SIL Regular"/>
+          <w:b w:val="0"/>
+          <w:i w:val="0"/>
+          <w:color w:val="0000FF"/>
+          <w:sz w:val="24"/>
+        </w:rPr>
+        <w:hyperlink r:id="rId10" w:history="1">
+          <w:r>
+            <w:rPr>
+              <w:rStyle w:val="Hyperlink"/>
+            </w:rPr>
+            <w:t>r</w:t>
+          </w:r>
+        </w:hyperlink>
+      </w:r>
+      <w:r>
+        <w:rPr>
+          <w:rFonts w:ascii="Charis SIL Regular" w:hAnsi="Charis SIL Regular" w:eastAsia="Charis SIL Regular"/>
+          <w:b w:val="0"/>
+          <w:i w:val="0"/>
+          <w:color w:val="0000FF"/>
+          <w:sz w:val="24"/>
+        </w:rPr>
+        <w:hyperlink r:id="rId10" w:history="1">
+          <w:r>
+            <w:rPr>
+              <w:rStyle w:val="Hyperlink"/>
+            </w:rPr>
+            <w:t>in</w:t>
+          </w:r>
+        </w:hyperlink>
+      </w:r>
+      <w:r>
+        <w:rPr>
+          <w:rFonts w:ascii="Charis SIL Regular" w:hAnsi="Charis SIL Regular" w:eastAsia="Charis SIL Regular"/>
+          <w:b w:val="0"/>
+          <w:i w:val="0"/>
+          <w:color w:val="0000FF"/>
+          <w:sz w:val="24"/>
+        </w:rPr>
+        <w:hyperlink r:id="rId10" w:history="1">
+          <w:r>
+            <w:rPr>
+              <w:rStyle w:val="Hyperlink"/>
+            </w:rPr>
+            <w:t>ce</w:t>
+          </w:r>
+        </w:hyperlink>
+      </w:r>
+      <w:r>
+        <w:rPr>
+          <w:rFonts w:ascii="Charis SIL Regular" w:hAnsi="Charis SIL Regular" w:eastAsia="Charis SIL Regular"/>
+          <w:b w:val="0"/>
+          <w:i w:val="0"/>
+          <w:color w:val="0000FF"/>
+          <w:sz w:val="24"/>
+        </w:rPr>
+        <w:t xml:space="preserve"> </w:t>
+      </w:r>
+      <w:r>
+        <w:rPr>
+          <w:rFonts w:ascii="Charis SIL Regular" w:hAnsi="Charis SIL Regular" w:eastAsia="Charis SIL Regular"/>
+          <w:b w:val="0"/>
+          <w:i w:val="0"/>
+          <w:color w:val="0000FF"/>
+          <w:sz w:val="24"/>
+        </w:rPr>
+        <w:hyperlink r:id="rId10" w:history="1">
+          <w:r>
+            <w:rPr>
+              <w:rStyle w:val="Hyperlink"/>
+            </w:rPr>
+            <w:t>Wi</w:t>
+          </w:r>
+        </w:hyperlink>
+      </w:r>
+      <w:r>
+        <w:rPr>
+          <w:rFonts w:ascii="Charis SIL Regular" w:hAnsi="Charis SIL Regular" w:eastAsia="Charis SIL Regular"/>
+          <w:b w:val="0"/>
+          <w:i w:val="0"/>
+          <w:color w:val="0000FF"/>
+          <w:sz w:val="24"/>
+        </w:rPr>
+        <w:hyperlink r:id="rId10" w:history="1">
+          <w:r>
+            <w:rPr>
+              <w:rStyle w:val="Hyperlink"/>
+            </w:rPr>
+            <w:t>l</w:t>
+          </w:r>
+        </w:hyperlink>
+      </w:r>
+      <w:r>
+        <w:rPr>
+          <w:rFonts w:ascii="Charis SIL Regular" w:hAnsi="Charis SIL Regular" w:eastAsia="Charis SIL Regular"/>
+          <w:b w:val="0"/>
+          <w:i w:val="0"/>
+          <w:color w:val="0000FF"/>
+          <w:sz w:val="24"/>
+        </w:rPr>
+        <w:hyperlink r:id="rId10" w:history="1">
+          <w:r>
+            <w:rPr>
+              <w:rStyle w:val="Hyperlink"/>
+            </w:rPr>
+            <w:t>lia</w:t>
+          </w:r>
+        </w:hyperlink>
+      </w:r>
+      <w:r>
+        <w:rPr>
+          <w:rFonts w:ascii="Charis SIL Regular" w:hAnsi="Charis SIL Regular" w:eastAsia="Charis SIL Regular"/>
+          <w:b w:val="0"/>
+          <w:i w:val="0"/>
+          <w:color w:val="0000FF"/>
+          <w:sz w:val="24"/>
+        </w:rPr>
+        <w:hyperlink r:id="rId10" w:history="1">
+          <w:r>
+            <w:rPr>
+              <w:rStyle w:val="Hyperlink"/>
+            </w:rPr>
+            <w:t>m</w:t>
+          </w:r>
+        </w:hyperlink>
+      </w:r>
+      <w:r>
+        <w:rPr>
+          <w:rFonts w:ascii="Charis SIL Regular" w:hAnsi="Charis SIL Regular" w:eastAsia="Charis SIL Regular"/>
+          <w:b w:val="0"/>
+          <w:i w:val="0"/>
+          <w:color w:val="0000FF"/>
+          <w:sz w:val="24"/>
+        </w:rPr>
+        <w:t xml:space="preserve"> </w:t>
+      </w:r>
+      <w:r>
+        <w:rPr>
+          <w:rFonts w:ascii="Charis SIL Regular" w:hAnsi="Charis SIL Regular" w:eastAsia="Charis SIL Regular"/>
+          <w:b w:val="0"/>
+          <w:i w:val="0"/>
+          <w:color w:val="0000FF"/>
+          <w:sz w:val="24"/>
+        </w:rPr>
+        <w:hyperlink r:id="rId10" w:history="1">
+          <w:r>
+            <w:rPr>
+              <w:rStyle w:val="Hyperlink"/>
+            </w:rPr>
+            <w:t>IV</w:t>
+          </w:r>
+        </w:hyperlink>
+      </w:r>
+      <w:r>
+        <w:rPr>
+          <w:rFonts w:ascii="Charis SIL Regular" w:hAnsi="Charis SIL Regular" w:eastAsia="Charis SIL Regular"/>
+          <w:b w:val="0"/>
+          <w:i w:val="0"/>
+          <w:color w:val="0000FF"/>
+          <w:sz w:val="24"/>
+        </w:rPr>
+        <w:t xml:space="preserve"> </w:t>
+      </w:r>
+      <w:r>
+        <w:rPr>
+          <w:rFonts w:ascii="Charis SIL Regular" w:hAnsi="Charis SIL Regular" w:eastAsia="Charis SIL Regular"/>
+          <w:b w:val="0"/>
+          <w:i w:val="0"/>
+          <w:color w:val="0000FF"/>
+          <w:sz w:val="24"/>
+        </w:rPr>
+        <w:hyperlink r:id="rId10" w:history="1">
+          <w:r>
+            <w:rPr>
+              <w:rStyle w:val="Hyperlink"/>
+            </w:rPr>
+            <w:t>o</w:t>
+          </w:r>
+        </w:hyperlink>
+      </w:r>
+      <w:r>
+        <w:rPr>
+          <w:rFonts w:ascii="Charis SIL Regular" w:hAnsi="Charis SIL Regular" w:eastAsia="Charis SIL Regular"/>
+          <w:b w:val="0"/>
+          <w:i w:val="0"/>
+          <w:color w:val="0000FF"/>
+          <w:sz w:val="24"/>
+        </w:rPr>
+        <w:hyperlink r:id="rId11" w:history="1">
+          <w:r>
+            <w:rPr>
+              <w:rStyle w:val="Hyperlink"/>
+            </w:rPr>
+            <w:t>f</w:t>
+          </w:r>
+        </w:hyperlink>
+      </w:r>
+      <w:r>
+        <w:rPr>
+          <w:rFonts w:ascii="Charis SIL Regular" w:hAnsi="Charis SIL Regular" w:eastAsia="Charis SIL Regular"/>
+          <w:b w:val="0"/>
+          <w:i w:val="0"/>
+          <w:color w:val="0000FF"/>
+          <w:sz w:val="24"/>
+        </w:rPr>
+        <w:t xml:space="preserve"> </w:t>
+      </w:r>
+      <w:r>
+        <w:rPr>
+          <w:rFonts w:ascii="Charis SIL Regular" w:hAnsi="Charis SIL Regular" w:eastAsia="Charis SIL Regular"/>
+          <w:b w:val="0"/>
+          <w:i w:val="0"/>
+          <w:color w:val="0000FF"/>
+          <w:sz w:val="24"/>
+        </w:rPr>
+        <w:hyperlink r:id="rId11" w:history="1">
+          <w:r>
+            <w:rPr>
+              <w:rStyle w:val="Hyperlink"/>
+            </w:rPr>
+            <w:t>Orange,</w:t>
+          </w:r>
+        </w:hyperlink>
+      </w:r>
+      <w:r>
+        <w:rPr>
+          <w:rFonts w:ascii="Charis SIL Regular" w:hAnsi="Charis SIL Regular" w:eastAsia="Charis SIL Regular"/>
+          <w:b w:val="0"/>
+          <w:i w:val="0"/>
+          <w:color w:val="0000FF"/>
+          <w:sz w:val="24"/>
+        </w:rPr>
+        <w:t xml:space="preserve"> </w:t>
+      </w:r>
+      <w:r>
+        <w:rPr>
+          <w:rFonts w:ascii="Charis SIL Regular" w:hAnsi="Charis SIL Regular" w:eastAsia="Charis SIL Regular"/>
+          <w:b w:val="0"/>
+          <w:i w:val="0"/>
+          <w:color w:val="0000FF"/>
+          <w:sz w:val="24"/>
+        </w:rPr>
+        <w:hyperlink r:id="rId11" w:history="1">
+          <w:r>
+            <w:rPr>
+              <w:rStyle w:val="Hyperlink"/>
+            </w:rPr>
+            <w:t>possibly</w:t>
+          </w:r>
+        </w:hyperlink>
+      </w:r>
+      <w:r>
+        <w:rPr>
+          <w:rFonts w:ascii="Charis SIL Regular" w:hAnsi="Charis SIL Regular" w:eastAsia="Charis SIL Regular"/>
+          <w:b w:val="0"/>
+          <w:i w:val="0"/>
+          <w:color w:val="0000FF"/>
+          <w:sz w:val="24"/>
+        </w:rPr>
+        <w:t xml:space="preserve"> </w:t>
+      </w:r>
+      <w:r>
+        <w:rPr>
+          <w:rFonts w:ascii="Charis SIL Regular" w:hAnsi="Charis SIL Regular" w:eastAsia="Charis SIL Regular"/>
+          <w:b w:val="0"/>
+          <w:i w:val="0"/>
+          <w:color w:val="0000FF"/>
+          <w:sz w:val="24"/>
+        </w:rPr>
+        <w:hyperlink r:id="rId11" w:history="1">
+          <w:r>
+            <w:rPr>
+              <w:rStyle w:val="Hyperlink"/>
+            </w:rPr>
+            <w:t>drawn</w:t>
+          </w:r>
+        </w:hyperlink>
+      </w:r>
+      <w:r>
+        <w:rPr>
+          <w:rFonts w:ascii="Charis SIL Regular" w:hAnsi="Charis SIL Regular" w:eastAsia="Charis SIL Regular"/>
+          <w:b w:val="0"/>
+          <w:i w:val="0"/>
+          <w:color w:val="0000FF"/>
+          <w:sz w:val="24"/>
+        </w:rPr>
+        <w:t xml:space="preserve"> </w:t>
+      </w:r>
+      <w:r>
+        <w:rPr>
+          <w:rFonts w:ascii="Charis SIL Regular" w:hAnsi="Charis SIL Regular" w:eastAsia="Charis SIL Regular"/>
+          <w:b w:val="0"/>
+          <w:i w:val="0"/>
+          <w:color w:val="0000FF"/>
+          <w:sz w:val="24"/>
+        </w:rPr>
+        <w:hyperlink r:id="rId11" w:history="1">
+          <w:r>
+            <w:rPr>
+              <w:rStyle w:val="Hyperlink"/>
+            </w:rPr>
+            <w:t xml:space="preserve">up </w:t>
+          </w:r>
+        </w:hyperlink>
+      </w:r>
+      <w:r>
+        <w:rPr>
+          <w:rFonts w:ascii="Charis SIL Regular" w:hAnsi="Charis SIL Regular" w:eastAsia="Charis SIL Regular"/>
+          <w:b w:val="0"/>
+          <w:i w:val="0"/>
+          <w:color w:val="0000FF"/>
+          <w:sz w:val="24"/>
+        </w:rPr>
+        <w:hyperlink r:id="rId11" w:history="1">
+          <w:r>
+            <w:rPr>
+              <w:rStyle w:val="Hyperlink"/>
+            </w:rPr>
+            <w:t>on</w:t>
+          </w:r>
+        </w:hyperlink>
+      </w:r>
+      <w:r>
+        <w:rPr>
+          <w:rFonts w:ascii="Charis SIL Regular" w:hAnsi="Charis SIL Regular" w:eastAsia="Charis SIL Regular"/>
+          <w:b w:val="0"/>
+          <w:i w:val="0"/>
+          <w:color w:val="0000FF"/>
+          <w:sz w:val="24"/>
+        </w:rPr>
+        <w:t xml:space="preserve"> </w:t>
+      </w:r>
+      <w:r>
+        <w:rPr>
+          <w:rFonts w:ascii="Charis SIL Regular" w:hAnsi="Charis SIL Regular" w:eastAsia="Charis SIL Regular"/>
+          <w:b w:val="0"/>
+          <w:i w:val="0"/>
+          <w:color w:val="0000FF"/>
+          <w:sz w:val="24"/>
+        </w:rPr>
+        <w:hyperlink r:id="rId11" w:history="1">
+          <w:r>
+            <w:rPr>
+              <w:rStyle w:val="Hyperlink"/>
+            </w:rPr>
+            <w:t>Ceylon,</w:t>
+          </w:r>
+        </w:hyperlink>
+      </w:r>
+      <w:r>
+        <w:rPr>
+          <w:rFonts w:ascii="Charis SIL Regular" w:hAnsi="Charis SIL Regular" w:eastAsia="Charis SIL Regular"/>
+          <w:b w:val="0"/>
+          <w:i w:val="0"/>
+          <w:color w:val="0000FF"/>
+          <w:sz w:val="24"/>
+        </w:rPr>
+        <w:t xml:space="preserve"> </w:t>
+      </w:r>
+      <w:r>
+        <w:rPr>
+          <w:rFonts w:ascii="Charis SIL Regular" w:hAnsi="Charis SIL Regular" w:eastAsia="Charis SIL Regular"/>
+          <w:b w:val="0"/>
+          <w:i w:val="0"/>
+          <w:color w:val="0000FF"/>
+          <w:sz w:val="24"/>
+        </w:rPr>
+        <w:hyperlink r:id="rId11" w:history="1">
+          <w:r>
+            <w:rPr>
+              <w:rStyle w:val="Hyperlink"/>
+            </w:rPr>
+            <w:t>m</w:t>
+          </w:r>
+        </w:hyperlink>
+      </w:r>
+      <w:r>
+        <w:rPr>
+          <w:rFonts w:ascii="Charis SIL Regular" w:hAnsi="Charis SIL Regular" w:eastAsia="Charis SIL Regular"/>
+          <w:b w:val="0"/>
+          <w:i w:val="0"/>
+          <w:color w:val="0000FF"/>
+          <w:sz w:val="24"/>
+        </w:rPr>
+        <w:hyperlink r:id="rId11" w:history="1">
+          <w:r>
+            <w:rPr>
+              <w:rStyle w:val="Hyperlink"/>
+            </w:rPr>
+            <w:t>i</w:t>
+          </w:r>
+        </w:hyperlink>
+      </w:r>
+      <w:r>
+        <w:rPr>
+          <w:rFonts w:ascii="Charis SIL Regular" w:hAnsi="Charis SIL Regular" w:eastAsia="Charis SIL Regular"/>
+          <w:b w:val="0"/>
+          <w:i w:val="0"/>
+          <w:color w:val="0000FF"/>
+          <w:sz w:val="24"/>
+        </w:rPr>
+        <w:hyperlink r:id="rId11" w:history="1">
+          <w:r>
+            <w:rPr>
+              <w:rStyle w:val="Hyperlink"/>
+            </w:rPr>
+            <w:t>d-</w:t>
+          </w:r>
+        </w:hyperlink>
+      </w:r>
+      <w:r>
+        <w:rPr>
+          <w:rFonts w:ascii="Charis SIL Regular" w:hAnsi="Charis SIL Regular" w:eastAsia="Charis SIL Regular"/>
+          <w:b w:val="0"/>
+          <w:i w:val="0"/>
+          <w:color w:val="0000FF"/>
+          <w:sz w:val="24"/>
+        </w:rPr>
+        <w:hyperlink r:id="rId11" w:history="1">
+          <w:r>
+            <w:rPr>
+              <w:rStyle w:val="Hyperlink"/>
+            </w:rPr>
+            <w:t>eighteen</w:t>
+          </w:r>
+        </w:hyperlink>
       </w:r>
       <w:r>
         <w:rPr>
@@ -3240,7 +3266,7 @@
             <w:rPr>
               <w:rStyle w:val="Hyperlink"/>
             </w:rPr>
-            <w:t>o</w:t>
+            <w:t>h</w:t>
           </w:r>
         </w:hyperlink>
       </w:r>
@@ -3267,7 +3293,7 @@
             <w:rPr>
               <w:rStyle w:val="Hyperlink"/>
             </w:rPr>
-            <w:t>Sta</w:t>
+            <w:t>c</w:t>
           </w:r>
         </w:hyperlink>
       </w:r>
@@ -3284,9 +3310,19 @@
             <w:rPr>
               <w:rStyle w:val="Hyperlink"/>
             </w:rPr>
-            <w:t>dth</w:t>
+            <w:t>entury.</w:t>
           </w:r>
         </w:hyperlink>
+      </w:r>
+      <w:r>
+        <w:rPr>
+          <w:rFonts w:ascii="Charis SIL Regular" w:hAnsi="Charis SIL Regular" w:eastAsia="Charis SIL Regular"/>
+          <w:b w:val="0"/>
+          <w:i w:val="0"/>
+          <w:color w:val="0000FF"/>
+          <w:sz w:val="24"/>
+        </w:rPr>
+        <w:t xml:space="preserve"> </w:t>
       </w:r>
       <w:r>
         <w:rPr>
@@ -3301,7 +3337,7 @@
             <w:rPr>
               <w:rStyle w:val="Hyperlink"/>
             </w:rPr>
-            <w:t>o</w:t>
+            <w:t>Par</w:t>
           </w:r>
         </w:hyperlink>
       </w:r>
@@ -3318,19 +3354,9 @@
             <w:rPr>
               <w:rStyle w:val="Hyperlink"/>
             </w:rPr>
-            <w:t>lder</w:t>
+            <w:t>t</w:t>
           </w:r>
         </w:hyperlink>
-      </w:r>
-      <w:r>
-        <w:rPr>
-          <w:rFonts w:ascii="Charis SIL Regular" w:hAnsi="Charis SIL Regular" w:eastAsia="Charis SIL Regular"/>
-          <w:b w:val="0"/>
-          <w:i w:val="0"/>
-          <w:color w:val="0000FF"/>
-          <w:sz w:val="24"/>
-        </w:rPr>
-        <w:t xml:space="preserve"> </w:t>
       </w:r>
       <w:r>
         <w:rPr>
@@ -3345,7 +3371,7 @@
             <w:rPr>
               <w:rStyle w:val="Hyperlink"/>
             </w:rPr>
-            <w:t>P</w:t>
+            <w:t>ly</w:t>
           </w:r>
         </w:hyperlink>
       </w:r>
@@ -3357,14 +3383,7 @@
           <w:color w:val="0000FF"/>
           <w:sz w:val="24"/>
         </w:rPr>
-        <w:hyperlink r:id="rId11" w:history="1">
-          <w:r>
-            <w:rPr>
-              <w:rStyle w:val="Hyperlink"/>
-            </w:rPr>
-            <w:t>r</w:t>
-          </w:r>
-        </w:hyperlink>
+        <w:t xml:space="preserve"> </w:t>
       </w:r>
       <w:r>
         <w:rPr>
@@ -3391,24 +3410,24 @@
           <w:color w:val="0000FF"/>
           <w:sz w:val="24"/>
         </w:rPr>
+        <w:t xml:space="preserve"> </w:t>
+      </w:r>
+      <w:r>
+        <w:rPr>
+          <w:rFonts w:ascii="Charis SIL Regular" w:hAnsi="Charis SIL Regular" w:eastAsia="Charis SIL Regular"/>
+          <w:b w:val="0"/>
+          <w:i w:val="0"/>
+          <w:color w:val="0000FF"/>
+          <w:sz w:val="24"/>
+        </w:rPr>
         <w:hyperlink r:id="rId11" w:history="1">
           <w:r>
             <w:rPr>
               <w:rStyle w:val="Hyperlink"/>
             </w:rPr>
-            <w:t>ce</w:t>
+            <w:t>L</w:t>
           </w:r>
         </w:hyperlink>
-      </w:r>
-      <w:r>
-        <w:rPr>
-          <w:rFonts w:ascii="Charis SIL Regular" w:hAnsi="Charis SIL Regular" w:eastAsia="Charis SIL Regular"/>
-          <w:b w:val="0"/>
-          <w:i w:val="0"/>
-          <w:color w:val="0000FF"/>
-          <w:sz w:val="24"/>
-        </w:rPr>
-        <w:t xml:space="preserve"> </w:t>
       </w:r>
       <w:r>
         <w:rPr>
@@ -3423,7 +3442,7 @@
             <w:rPr>
               <w:rStyle w:val="Hyperlink"/>
             </w:rPr>
-            <w:t>Wi</w:t>
+            <w:t>a</w:t>
           </w:r>
         </w:hyperlink>
       </w:r>
@@ -3440,9 +3459,19 @@
             <w:rPr>
               <w:rStyle w:val="Hyperlink"/>
             </w:rPr>
-            <w:t>l</w:t>
+            <w:t>tin,</w:t>
           </w:r>
         </w:hyperlink>
+      </w:r>
+      <w:r>
+        <w:rPr>
+          <w:rFonts w:ascii="Charis SIL Regular" w:hAnsi="Charis SIL Regular" w:eastAsia="Charis SIL Regular"/>
+          <w:b w:val="0"/>
+          <w:i w:val="0"/>
+          <w:color w:val="0000FF"/>
+          <w:sz w:val="24"/>
+        </w:rPr>
+        <w:t xml:space="preserve"> </w:t>
       </w:r>
       <w:r>
         <w:rPr>
@@ -3457,7 +3486,7 @@
             <w:rPr>
               <w:rStyle w:val="Hyperlink"/>
             </w:rPr>
-            <w:t>lia</w:t>
+            <w:t>pal</w:t>
           </w:r>
         </w:hyperlink>
       </w:r>
@@ -3477,571 +3506,6 @@
             <w:t>m</w:t>
           </w:r>
         </w:hyperlink>
-      </w:r>
-      <w:r>
-        <w:rPr>
-          <w:rFonts w:ascii="Charis SIL Regular" w:hAnsi="Charis SIL Regular" w:eastAsia="Charis SIL Regular"/>
-          <w:b w:val="0"/>
-          <w:i w:val="0"/>
-          <w:color w:val="0000FF"/>
-          <w:sz w:val="24"/>
-        </w:rPr>
-        <w:t xml:space="preserve"> </w:t>
-      </w:r>
-      <w:r>
-        <w:rPr>
-          <w:rFonts w:ascii="Charis SIL Regular" w:hAnsi="Charis SIL Regular" w:eastAsia="Charis SIL Regular"/>
-          <w:b w:val="0"/>
-          <w:i w:val="0"/>
-          <w:color w:val="0000FF"/>
-          <w:sz w:val="24"/>
-        </w:rPr>
-        <w:hyperlink r:id="rId11" w:history="1">
-          <w:r>
-            <w:rPr>
-              <w:rStyle w:val="Hyperlink"/>
-            </w:rPr>
-            <w:t>IV</w:t>
-          </w:r>
-        </w:hyperlink>
-      </w:r>
-      <w:r>
-        <w:rPr>
-          <w:rFonts w:ascii="Charis SIL Regular" w:hAnsi="Charis SIL Regular" w:eastAsia="Charis SIL Regular"/>
-          <w:b w:val="0"/>
-          <w:i w:val="0"/>
-          <w:color w:val="0000FF"/>
-          <w:sz w:val="24"/>
-        </w:rPr>
-        <w:t xml:space="preserve"> </w:t>
-      </w:r>
-      <w:r>
-        <w:rPr>
-          <w:rFonts w:ascii="Charis SIL Regular" w:hAnsi="Charis SIL Regular" w:eastAsia="Charis SIL Regular"/>
-          <w:b w:val="0"/>
-          <w:i w:val="0"/>
-          <w:color w:val="0000FF"/>
-          <w:sz w:val="24"/>
-        </w:rPr>
-        <w:hyperlink r:id="rId11" w:history="1">
-          <w:r>
-            <w:rPr>
-              <w:rStyle w:val="Hyperlink"/>
-            </w:rPr>
-            <w:t>o</w:t>
-          </w:r>
-        </w:hyperlink>
-      </w:r>
-      <w:r>
-        <w:rPr>
-          <w:rFonts w:ascii="Charis SIL Regular" w:hAnsi="Charis SIL Regular" w:eastAsia="Charis SIL Regular"/>
-          <w:b w:val="0"/>
-          <w:i w:val="0"/>
-          <w:color w:val="0000FF"/>
-          <w:sz w:val="24"/>
-        </w:rPr>
-        <w:hyperlink r:id="rId11" w:history="1">
-          <w:r>
-            <w:rPr>
-              <w:rStyle w:val="Hyperlink"/>
-            </w:rPr>
-            <w:t>f</w:t>
-          </w:r>
-        </w:hyperlink>
-      </w:r>
-      <w:r>
-        <w:rPr>
-          <w:rFonts w:ascii="Charis SIL Regular" w:hAnsi="Charis SIL Regular" w:eastAsia="Charis SIL Regular"/>
-          <w:b w:val="0"/>
-          <w:i w:val="0"/>
-          <w:color w:val="0000FF"/>
-          <w:sz w:val="24"/>
-        </w:rPr>
-        <w:t xml:space="preserve"> </w:t>
-      </w:r>
-      <w:r>
-        <w:rPr>
-          <w:rFonts w:ascii="Charis SIL Regular" w:hAnsi="Charis SIL Regular" w:eastAsia="Charis SIL Regular"/>
-          <w:b w:val="0"/>
-          <w:i w:val="0"/>
-          <w:color w:val="0000FF"/>
-          <w:sz w:val="24"/>
-        </w:rPr>
-        <w:hyperlink r:id="rId11" w:history="1">
-          <w:r>
-            <w:rPr>
-              <w:rStyle w:val="Hyperlink"/>
-            </w:rPr>
-            <w:t>Orange,</w:t>
-          </w:r>
-        </w:hyperlink>
-      </w:r>
-      <w:r>
-        <w:rPr>
-          <w:rFonts w:ascii="Charis SIL Regular" w:hAnsi="Charis SIL Regular" w:eastAsia="Charis SIL Regular"/>
-          <w:b w:val="0"/>
-          <w:i w:val="0"/>
-          <w:color w:val="0000FF"/>
-          <w:sz w:val="24"/>
-        </w:rPr>
-        <w:t xml:space="preserve"> </w:t>
-      </w:r>
-      <w:r>
-        <w:rPr>
-          <w:rFonts w:ascii="Charis SIL Regular" w:hAnsi="Charis SIL Regular" w:eastAsia="Charis SIL Regular"/>
-          <w:b w:val="0"/>
-          <w:i w:val="0"/>
-          <w:color w:val="0000FF"/>
-          <w:sz w:val="24"/>
-        </w:rPr>
-        <w:hyperlink r:id="rId11" w:history="1">
-          <w:r>
-            <w:rPr>
-              <w:rStyle w:val="Hyperlink"/>
-            </w:rPr>
-            <w:t>possibly</w:t>
-          </w:r>
-        </w:hyperlink>
-      </w:r>
-      <w:r>
-        <w:rPr>
-          <w:rFonts w:ascii="Charis SIL Regular" w:hAnsi="Charis SIL Regular" w:eastAsia="Charis SIL Regular"/>
-          <w:b w:val="0"/>
-          <w:i w:val="0"/>
-          <w:color w:val="0000FF"/>
-          <w:sz w:val="24"/>
-        </w:rPr>
-        <w:t xml:space="preserve"> </w:t>
-      </w:r>
-      <w:r>
-        <w:rPr>
-          <w:rFonts w:ascii="Charis SIL Regular" w:hAnsi="Charis SIL Regular" w:eastAsia="Charis SIL Regular"/>
-          <w:b w:val="0"/>
-          <w:i w:val="0"/>
-          <w:color w:val="0000FF"/>
-          <w:sz w:val="24"/>
-        </w:rPr>
-        <w:hyperlink r:id="rId11" w:history="1">
-          <w:r>
-            <w:rPr>
-              <w:rStyle w:val="Hyperlink"/>
-            </w:rPr>
-            <w:t>drawn</w:t>
-          </w:r>
-        </w:hyperlink>
-      </w:r>
-      <w:r>
-        <w:rPr>
-          <w:rFonts w:ascii="Charis SIL Regular" w:hAnsi="Charis SIL Regular" w:eastAsia="Charis SIL Regular"/>
-          <w:b w:val="0"/>
-          <w:i w:val="0"/>
-          <w:color w:val="0000FF"/>
-          <w:sz w:val="24"/>
-        </w:rPr>
-        <w:t xml:space="preserve"> </w:t>
-      </w:r>
-      <w:r>
-        <w:rPr>
-          <w:rFonts w:ascii="Charis SIL Regular" w:hAnsi="Charis SIL Regular" w:eastAsia="Charis SIL Regular"/>
-          <w:b w:val="0"/>
-          <w:i w:val="0"/>
-          <w:color w:val="0000FF"/>
-          <w:sz w:val="24"/>
-        </w:rPr>
-        <w:hyperlink r:id="rId11" w:history="1">
-          <w:r>
-            <w:rPr>
-              <w:rStyle w:val="Hyperlink"/>
-            </w:rPr>
-            <w:t xml:space="preserve">up </w:t>
-          </w:r>
-        </w:hyperlink>
-      </w:r>
-      <w:r>
-        <w:rPr>
-          <w:rFonts w:ascii="Charis SIL Regular" w:hAnsi="Charis SIL Regular" w:eastAsia="Charis SIL Regular"/>
-          <w:b w:val="0"/>
-          <w:i w:val="0"/>
-          <w:color w:val="0000FF"/>
-          <w:sz w:val="24"/>
-        </w:rPr>
-        <w:hyperlink r:id="rId11" w:history="1">
-          <w:r>
-            <w:rPr>
-              <w:rStyle w:val="Hyperlink"/>
-            </w:rPr>
-            <w:t>on</w:t>
-          </w:r>
-        </w:hyperlink>
-      </w:r>
-      <w:r>
-        <w:rPr>
-          <w:rFonts w:ascii="Charis SIL Regular" w:hAnsi="Charis SIL Regular" w:eastAsia="Charis SIL Regular"/>
-          <w:b w:val="0"/>
-          <w:i w:val="0"/>
-          <w:color w:val="0000FF"/>
-          <w:sz w:val="24"/>
-        </w:rPr>
-        <w:t xml:space="preserve"> </w:t>
-      </w:r>
-      <w:r>
-        <w:rPr>
-          <w:rFonts w:ascii="Charis SIL Regular" w:hAnsi="Charis SIL Regular" w:eastAsia="Charis SIL Regular"/>
-          <w:b w:val="0"/>
-          <w:i w:val="0"/>
-          <w:color w:val="0000FF"/>
-          <w:sz w:val="24"/>
-        </w:rPr>
-        <w:hyperlink r:id="rId11" w:history="1">
-          <w:r>
-            <w:rPr>
-              <w:rStyle w:val="Hyperlink"/>
-            </w:rPr>
-            <w:t>Ceylon,</w:t>
-          </w:r>
-        </w:hyperlink>
-      </w:r>
-      <w:r>
-        <w:rPr>
-          <w:rFonts w:ascii="Charis SIL Regular" w:hAnsi="Charis SIL Regular" w:eastAsia="Charis SIL Regular"/>
-          <w:b w:val="0"/>
-          <w:i w:val="0"/>
-          <w:color w:val="0000FF"/>
-          <w:sz w:val="24"/>
-        </w:rPr>
-        <w:t xml:space="preserve"> </w:t>
-      </w:r>
-      <w:r>
-        <w:rPr>
-          <w:rFonts w:ascii="Charis SIL Regular" w:hAnsi="Charis SIL Regular" w:eastAsia="Charis SIL Regular"/>
-          <w:b w:val="0"/>
-          <w:i w:val="0"/>
-          <w:color w:val="0000FF"/>
-          <w:sz w:val="24"/>
-        </w:rPr>
-        <w:hyperlink r:id="rId11" w:history="1">
-          <w:r>
-            <w:rPr>
-              <w:rStyle w:val="Hyperlink"/>
-            </w:rPr>
-            <w:t>m</w:t>
-          </w:r>
-        </w:hyperlink>
-      </w:r>
-      <w:r>
-        <w:rPr>
-          <w:rFonts w:ascii="Charis SIL Regular" w:hAnsi="Charis SIL Regular" w:eastAsia="Charis SIL Regular"/>
-          <w:b w:val="0"/>
-          <w:i w:val="0"/>
-          <w:color w:val="0000FF"/>
-          <w:sz w:val="24"/>
-        </w:rPr>
-        <w:hyperlink r:id="rId11" w:history="1">
-          <w:r>
-            <w:rPr>
-              <w:rStyle w:val="Hyperlink"/>
-            </w:rPr>
-            <w:t>i</w:t>
-          </w:r>
-        </w:hyperlink>
-      </w:r>
-      <w:r>
-        <w:rPr>
-          <w:rFonts w:ascii="Charis SIL Regular" w:hAnsi="Charis SIL Regular" w:eastAsia="Charis SIL Regular"/>
-          <w:b w:val="0"/>
-          <w:i w:val="0"/>
-          <w:color w:val="0000FF"/>
-          <w:sz w:val="24"/>
-        </w:rPr>
-        <w:hyperlink r:id="rId11" w:history="1">
-          <w:r>
-            <w:rPr>
-              <w:rStyle w:val="Hyperlink"/>
-            </w:rPr>
-            <w:t>d-</w:t>
-          </w:r>
-        </w:hyperlink>
-      </w:r>
-      <w:r>
-        <w:rPr>
-          <w:rFonts w:ascii="Charis SIL Regular" w:hAnsi="Charis SIL Regular" w:eastAsia="Charis SIL Regular"/>
-          <w:b w:val="0"/>
-          <w:i w:val="0"/>
-          <w:color w:val="0000FF"/>
-          <w:sz w:val="24"/>
-        </w:rPr>
-        <w:hyperlink r:id="rId11" w:history="1">
-          <w:r>
-            <w:rPr>
-              <w:rStyle w:val="Hyperlink"/>
-            </w:rPr>
-            <w:t>eighteen</w:t>
-          </w:r>
-        </w:hyperlink>
-      </w:r>
-      <w:r>
-        <w:rPr>
-          <w:rFonts w:ascii="Charis SIL Regular" w:hAnsi="Charis SIL Regular" w:eastAsia="Charis SIL Regular"/>
-          <w:b w:val="0"/>
-          <w:i w:val="0"/>
-          <w:color w:val="0000FF"/>
-          <w:sz w:val="24"/>
-        </w:rPr>
-        <w:hyperlink r:id="rId11" w:history="1">
-          <w:r>
-            <w:rPr>
-              <w:rStyle w:val="Hyperlink"/>
-            </w:rPr>
-            <w:t>t</w:t>
-          </w:r>
-        </w:hyperlink>
-      </w:r>
-      <w:r>
-        <w:rPr>
-          <w:rFonts w:ascii="Charis SIL Regular" w:hAnsi="Charis SIL Regular" w:eastAsia="Charis SIL Regular"/>
-          <w:b w:val="0"/>
-          <w:i w:val="0"/>
-          <w:color w:val="0000FF"/>
-          <w:sz w:val="24"/>
-        </w:rPr>
-        <w:hyperlink r:id="rId11" w:history="1">
-          <w:r>
-            <w:rPr>
-              <w:rStyle w:val="Hyperlink"/>
-            </w:rPr>
-            <w:t>h</w:t>
-          </w:r>
-        </w:hyperlink>
-      </w:r>
-      <w:r>
-        <w:rPr>
-          <w:rFonts w:ascii="Charis SIL Regular" w:hAnsi="Charis SIL Regular" w:eastAsia="Charis SIL Regular"/>
-          <w:b w:val="0"/>
-          <w:i w:val="0"/>
-          <w:color w:val="0000FF"/>
-          <w:sz w:val="24"/>
-        </w:rPr>
-        <w:t xml:space="preserve"> </w:t>
-      </w:r>
-      <w:r>
-        <w:rPr>
-          <w:rFonts w:ascii="Charis SIL Regular" w:hAnsi="Charis SIL Regular" w:eastAsia="Charis SIL Regular"/>
-          <w:b w:val="0"/>
-          <w:i w:val="0"/>
-          <w:color w:val="0000FF"/>
-          <w:sz w:val="24"/>
-        </w:rPr>
-        <w:hyperlink r:id="rId11" w:history="1">
-          <w:r>
-            <w:rPr>
-              <w:rStyle w:val="Hyperlink"/>
-            </w:rPr>
-            <w:t>c</w:t>
-          </w:r>
-        </w:hyperlink>
-      </w:r>
-      <w:r>
-        <w:rPr>
-          <w:rFonts w:ascii="Charis SIL Regular" w:hAnsi="Charis SIL Regular" w:eastAsia="Charis SIL Regular"/>
-          <w:b w:val="0"/>
-          <w:i w:val="0"/>
-          <w:color w:val="0000FF"/>
-          <w:sz w:val="24"/>
-        </w:rPr>
-        <w:hyperlink r:id="rId11" w:history="1">
-          <w:r>
-            <w:rPr>
-              <w:rStyle w:val="Hyperlink"/>
-            </w:rPr>
-            <w:t>entury.</w:t>
-          </w:r>
-        </w:hyperlink>
-      </w:r>
-      <w:r>
-        <w:rPr>
-          <w:rFonts w:ascii="Charis SIL Regular" w:hAnsi="Charis SIL Regular" w:eastAsia="Charis SIL Regular"/>
-          <w:b w:val="0"/>
-          <w:i w:val="0"/>
-          <w:color w:val="0000FF"/>
-          <w:sz w:val="24"/>
-        </w:rPr>
-        <w:t xml:space="preserve"> </w:t>
-      </w:r>
-      <w:r>
-        <w:rPr>
-          <w:rFonts w:ascii="Charis SIL Regular" w:hAnsi="Charis SIL Regular" w:eastAsia="Charis SIL Regular"/>
-          <w:b w:val="0"/>
-          <w:i w:val="0"/>
-          <w:color w:val="0000FF"/>
-          <w:sz w:val="24"/>
-        </w:rPr>
-        <w:hyperlink r:id="rId11" w:history="1">
-          <w:r>
-            <w:rPr>
-              <w:rStyle w:val="Hyperlink"/>
-            </w:rPr>
-            <w:t>Par</w:t>
-          </w:r>
-        </w:hyperlink>
-      </w:r>
-      <w:r>
-        <w:rPr>
-          <w:rFonts w:ascii="Charis SIL Regular" w:hAnsi="Charis SIL Regular" w:eastAsia="Charis SIL Regular"/>
-          <w:b w:val="0"/>
-          <w:i w:val="0"/>
-          <w:color w:val="0000FF"/>
-          <w:sz w:val="24"/>
-        </w:rPr>
-        <w:hyperlink r:id="rId11" w:history="1">
-          <w:r>
-            <w:rPr>
-              <w:rStyle w:val="Hyperlink"/>
-            </w:rPr>
-            <w:t>t</w:t>
-          </w:r>
-        </w:hyperlink>
-      </w:r>
-      <w:r>
-        <w:rPr>
-          <w:rFonts w:ascii="Charis SIL Regular" w:hAnsi="Charis SIL Regular" w:eastAsia="Charis SIL Regular"/>
-          <w:b w:val="0"/>
-          <w:i w:val="0"/>
-          <w:color w:val="0000FF"/>
-          <w:sz w:val="24"/>
-        </w:rPr>
-        <w:hyperlink r:id="rId11" w:history="1">
-          <w:r>
-            <w:rPr>
-              <w:rStyle w:val="Hyperlink"/>
-            </w:rPr>
-            <w:t>ly</w:t>
-          </w:r>
-        </w:hyperlink>
-      </w:r>
-      <w:r>
-        <w:rPr>
-          <w:rFonts w:ascii="Charis SIL Regular" w:hAnsi="Charis SIL Regular" w:eastAsia="Charis SIL Regular"/>
-          <w:b w:val="0"/>
-          <w:i w:val="0"/>
-          <w:color w:val="0000FF"/>
-          <w:sz w:val="24"/>
-        </w:rPr>
-        <w:t xml:space="preserve"> </w:t>
-      </w:r>
-      <w:r>
-        <w:rPr>
-          <w:rFonts w:ascii="Charis SIL Regular" w:hAnsi="Charis SIL Regular" w:eastAsia="Charis SIL Regular"/>
-          <w:b w:val="0"/>
-          <w:i w:val="0"/>
-          <w:color w:val="0000FF"/>
-          <w:sz w:val="24"/>
-        </w:rPr>
-        <w:hyperlink r:id="rId11" w:history="1">
-          <w:r>
-            <w:rPr>
-              <w:rStyle w:val="Hyperlink"/>
-            </w:rPr>
-            <w:t>in</w:t>
-          </w:r>
-        </w:hyperlink>
-      </w:r>
-      <w:r>
-        <w:rPr>
-          <w:rFonts w:ascii="Charis SIL Regular" w:hAnsi="Charis SIL Regular" w:eastAsia="Charis SIL Regular"/>
-          <w:b w:val="0"/>
-          <w:i w:val="0"/>
-          <w:color w:val="0000FF"/>
-          <w:sz w:val="24"/>
-        </w:rPr>
-        <w:t xml:space="preserve"> </w:t>
-      </w:r>
-      <w:r>
-        <w:rPr>
-          <w:rFonts w:ascii="Charis SIL Regular" w:hAnsi="Charis SIL Regular" w:eastAsia="Charis SIL Regular"/>
-          <w:b w:val="0"/>
-          <w:i w:val="0"/>
-          <w:color w:val="0000FF"/>
-          <w:sz w:val="24"/>
-        </w:rPr>
-        <w:hyperlink r:id="rId11" w:history="1">
-          <w:r>
-            <w:rPr>
-              <w:rStyle w:val="Hyperlink"/>
-            </w:rPr>
-            <w:t>L</w:t>
-          </w:r>
-        </w:hyperlink>
-      </w:r>
-      <w:r>
-        <w:rPr>
-          <w:rFonts w:ascii="Charis SIL Regular" w:hAnsi="Charis SIL Regular" w:eastAsia="Charis SIL Regular"/>
-          <w:b w:val="0"/>
-          <w:i w:val="0"/>
-          <w:color w:val="0000FF"/>
-          <w:sz w:val="24"/>
-        </w:rPr>
-        <w:hyperlink r:id="rId11" w:history="1">
-          <w:r>
-            <w:rPr>
-              <w:rStyle w:val="Hyperlink"/>
-            </w:rPr>
-            <w:t>a</w:t>
-          </w:r>
-        </w:hyperlink>
-      </w:r>
-      <w:r>
-        <w:rPr>
-          <w:rFonts w:ascii="Charis SIL Regular" w:hAnsi="Charis SIL Regular" w:eastAsia="Charis SIL Regular"/>
-          <w:b w:val="0"/>
-          <w:i w:val="0"/>
-          <w:color w:val="0000FF"/>
-          <w:sz w:val="24"/>
-        </w:rPr>
-        <w:hyperlink r:id="rId11" w:history="1">
-          <w:r>
-            <w:rPr>
-              <w:rStyle w:val="Hyperlink"/>
-            </w:rPr>
-            <w:t>tin,</w:t>
-          </w:r>
-        </w:hyperlink>
-      </w:r>
-      <w:r>
-        <w:rPr>
-          <w:rFonts w:ascii="Charis SIL Regular" w:hAnsi="Charis SIL Regular" w:eastAsia="Charis SIL Regular"/>
-          <w:b w:val="0"/>
-          <w:i w:val="0"/>
-          <w:color w:val="0000FF"/>
-          <w:sz w:val="24"/>
-        </w:rPr>
-        <w:t xml:space="preserve"> </w:t>
-      </w:r>
-      <w:r>
-        <w:rPr>
-          <w:rFonts w:ascii="Charis SIL Regular" w:hAnsi="Charis SIL Regular" w:eastAsia="Charis SIL Regular"/>
-          <w:b w:val="0"/>
-          <w:i w:val="0"/>
-          <w:color w:val="0000FF"/>
-          <w:sz w:val="24"/>
-        </w:rPr>
-        <w:hyperlink r:id="rId11" w:history="1">
-          <w:r>
-            <w:rPr>
-              <w:rStyle w:val="Hyperlink"/>
-            </w:rPr>
-            <w:t>pal</w:t>
-          </w:r>
-        </w:hyperlink>
-      </w:r>
-      <w:r>
-        <w:rPr>
-          <w:rFonts w:ascii="Charis SIL Regular" w:hAnsi="Charis SIL Regular" w:eastAsia="Charis SIL Regular"/>
-          <w:b w:val="0"/>
-          <w:i w:val="0"/>
-          <w:color w:val="0000FF"/>
-          <w:sz w:val="24"/>
-        </w:rPr>
-        <w:t>m</w:t>
       </w:r>
       <w:r>
         <w:rPr>
@@ -4823,14 +4287,7 @@
           <w:color w:val="000000"/>
           <w:sz w:val="24"/>
         </w:rPr>
-        <w:hyperlink r:id="rId12" w:history="1">
-          <w:r>
-            <w:rPr>
-              <w:rStyle w:val="Hyperlink"/>
-            </w:rPr>
-            <w:t xml:space="preserve">nd hout, </w:t>
-          </w:r>
-        </w:hyperlink>
+        <w:t xml:space="preserve">nd hout, </w:t>
       </w:r>
       <w:r>
         <w:rPr>

--- a/EXPORTS/DOCX/review/niveau2/Dutch/Sri Lanka.docx
+++ b/EXPORTS/DOCX/review/niveau2/Dutch/Sri Lanka.docx
@@ -616,8 +616,518 @@
           <w:i w:val="0"/>
           <w:color w:val="0000FF"/>
           <w:sz w:val="24"/>
-        </w:rPr>
-        <w:t>Dutch, 1746 (?). In Sinhalese, palm leaf (6 × 30 × 3 cm</w:t>
+          <w:u w:val="single"/>
+        </w:rPr>
+        <w:hyperlink r:id="rId9" w:history="1">
+          <w:r>
+            <w:rPr>
+              <w:rStyle w:val="Hyperlink"/>
+            </w:rPr>
+            <w:t>Dutch,</w:t>
+          </w:r>
+        </w:hyperlink>
+      </w:r>
+      <w:r>
+        <w:rPr>
+          <w:rFonts w:ascii="Charis SIL Regular" w:hAnsi="Charis SIL Regular" w:eastAsia="Charis SIL Regular"/>
+          <w:b w:val="0"/>
+          <w:i w:val="0"/>
+          <w:color w:val="0000FF"/>
+          <w:sz w:val="24"/>
+          <w:u w:val="single"/>
+        </w:rPr>
+        <w:t xml:space="preserve"> </w:t>
+      </w:r>
+      <w:r>
+        <w:rPr>
+          <w:rFonts w:ascii="Charis SIL Regular" w:hAnsi="Charis SIL Regular" w:eastAsia="Charis SIL Regular"/>
+          <w:b w:val="0"/>
+          <w:i w:val="0"/>
+          <w:color w:val="0000FF"/>
+          <w:sz w:val="24"/>
+          <w:u w:val="single"/>
+        </w:rPr>
+        <w:hyperlink r:id="rId9" w:history="1">
+          <w:r>
+            <w:rPr>
+              <w:rStyle w:val="Hyperlink"/>
+            </w:rPr>
+            <w:t>174</w:t>
+          </w:r>
+        </w:hyperlink>
+      </w:r>
+      <w:r>
+        <w:rPr>
+          <w:rFonts w:ascii="Charis SIL Regular" w:hAnsi="Charis SIL Regular" w:eastAsia="Charis SIL Regular"/>
+          <w:b w:val="0"/>
+          <w:i w:val="0"/>
+          <w:color w:val="0000FF"/>
+          <w:sz w:val="24"/>
+          <w:u w:val="single"/>
+        </w:rPr>
+        <w:hyperlink r:id="rId9" w:history="1">
+          <w:r>
+            <w:rPr>
+              <w:rStyle w:val="Hyperlink"/>
+            </w:rPr>
+            <w:t>6</w:t>
+          </w:r>
+        </w:hyperlink>
+      </w:r>
+      <w:r>
+        <w:rPr>
+          <w:rFonts w:ascii="Charis SIL Regular" w:hAnsi="Charis SIL Regular" w:eastAsia="Charis SIL Regular"/>
+          <w:b w:val="0"/>
+          <w:i w:val="0"/>
+          <w:color w:val="0000FF"/>
+          <w:sz w:val="24"/>
+          <w:u w:val="single"/>
+        </w:rPr>
+        <w:t xml:space="preserve"> </w:t>
+      </w:r>
+      <w:r>
+        <w:rPr>
+          <w:rFonts w:ascii="Charis SIL Regular" w:hAnsi="Charis SIL Regular" w:eastAsia="Charis SIL Regular"/>
+          <w:b w:val="0"/>
+          <w:i w:val="0"/>
+          <w:color w:val="0000FF"/>
+          <w:sz w:val="24"/>
+          <w:u w:val="single"/>
+        </w:rPr>
+        <w:hyperlink r:id="rId9" w:history="1">
+          <w:r>
+            <w:rPr>
+              <w:rStyle w:val="Hyperlink"/>
+            </w:rPr>
+            <w:t>(?).</w:t>
+          </w:r>
+        </w:hyperlink>
+      </w:r>
+      <w:r>
+        <w:rPr>
+          <w:rFonts w:ascii="Charis SIL Regular" w:hAnsi="Charis SIL Regular" w:eastAsia="Charis SIL Regular"/>
+          <w:b w:val="0"/>
+          <w:i w:val="0"/>
+          <w:color w:val="0000FF"/>
+          <w:sz w:val="24"/>
+          <w:u w:val="single"/>
+        </w:rPr>
+        <w:t xml:space="preserve"> </w:t>
+      </w:r>
+      <w:r>
+        <w:rPr>
+          <w:rFonts w:ascii="Charis SIL Regular" w:hAnsi="Charis SIL Regular" w:eastAsia="Charis SIL Regular"/>
+          <w:b w:val="0"/>
+          <w:i w:val="0"/>
+          <w:color w:val="0000FF"/>
+          <w:sz w:val="24"/>
+          <w:u w:val="single"/>
+        </w:rPr>
+        <w:hyperlink r:id="rId9" w:history="1">
+          <w:r>
+            <w:rPr>
+              <w:rStyle w:val="Hyperlink"/>
+            </w:rPr>
+            <w:t>In</w:t>
+          </w:r>
+        </w:hyperlink>
+      </w:r>
+      <w:r>
+        <w:rPr>
+          <w:rFonts w:ascii="Charis SIL Regular" w:hAnsi="Charis SIL Regular" w:eastAsia="Charis SIL Regular"/>
+          <w:b w:val="0"/>
+          <w:i w:val="0"/>
+          <w:color w:val="0000FF"/>
+          <w:sz w:val="24"/>
+          <w:u w:val="single"/>
+        </w:rPr>
+        <w:t xml:space="preserve"> </w:t>
+      </w:r>
+      <w:r>
+        <w:rPr>
+          <w:rFonts w:ascii="Charis SIL Regular" w:hAnsi="Charis SIL Regular" w:eastAsia="Charis SIL Regular"/>
+          <w:b w:val="0"/>
+          <w:i w:val="0"/>
+          <w:color w:val="0000FF"/>
+          <w:sz w:val="24"/>
+          <w:u w:val="single"/>
+        </w:rPr>
+        <w:hyperlink r:id="rId9" w:history="1">
+          <w:r>
+            <w:rPr>
+              <w:rStyle w:val="Hyperlink"/>
+            </w:rPr>
+            <w:t>Si</w:t>
+          </w:r>
+        </w:hyperlink>
+      </w:r>
+      <w:r>
+        <w:rPr>
+          <w:rFonts w:ascii="Charis SIL Regular" w:hAnsi="Charis SIL Regular" w:eastAsia="Charis SIL Regular"/>
+          <w:b w:val="0"/>
+          <w:i w:val="0"/>
+          <w:color w:val="0000FF"/>
+          <w:sz w:val="24"/>
+          <w:u w:val="single"/>
+        </w:rPr>
+        <w:hyperlink r:id="rId9" w:history="1">
+          <w:r>
+            <w:rPr>
+              <w:rStyle w:val="Hyperlink"/>
+            </w:rPr>
+            <w:t>n</w:t>
+          </w:r>
+        </w:hyperlink>
+      </w:r>
+      <w:r>
+        <w:rPr>
+          <w:rFonts w:ascii="Charis SIL Regular" w:hAnsi="Charis SIL Regular" w:eastAsia="Charis SIL Regular"/>
+          <w:b w:val="0"/>
+          <w:i w:val="0"/>
+          <w:color w:val="0000FF"/>
+          <w:sz w:val="24"/>
+          <w:u w:val="single"/>
+        </w:rPr>
+        <w:hyperlink r:id="rId9" w:history="1">
+          <w:r>
+            <w:rPr>
+              <w:rStyle w:val="Hyperlink"/>
+            </w:rPr>
+            <w:t>hale</w:t>
+          </w:r>
+        </w:hyperlink>
+      </w:r>
+      <w:r>
+        <w:rPr>
+          <w:rFonts w:ascii="Charis SIL Regular" w:hAnsi="Charis SIL Regular" w:eastAsia="Charis SIL Regular"/>
+          <w:b w:val="0"/>
+          <w:i w:val="0"/>
+          <w:color w:val="0000FF"/>
+          <w:sz w:val="24"/>
+          <w:u w:val="single"/>
+        </w:rPr>
+        <w:hyperlink r:id="rId9" w:history="1">
+          <w:r>
+            <w:rPr>
+              <w:rStyle w:val="Hyperlink"/>
+            </w:rPr>
+            <w:t>se,</w:t>
+          </w:r>
+        </w:hyperlink>
+      </w:r>
+      <w:r>
+        <w:rPr>
+          <w:rFonts w:ascii="Charis SIL Regular" w:hAnsi="Charis SIL Regular" w:eastAsia="Charis SIL Regular"/>
+          <w:b w:val="0"/>
+          <w:i w:val="0"/>
+          <w:color w:val="0000FF"/>
+          <w:sz w:val="24"/>
+          <w:u w:val="single"/>
+        </w:rPr>
+        <w:t xml:space="preserve"> </w:t>
+      </w:r>
+      <w:r>
+        <w:rPr>
+          <w:rFonts w:ascii="Charis SIL Regular" w:hAnsi="Charis SIL Regular" w:eastAsia="Charis SIL Regular"/>
+          <w:b w:val="0"/>
+          <w:i w:val="0"/>
+          <w:color w:val="0000FF"/>
+          <w:sz w:val="24"/>
+          <w:u w:val="single"/>
+        </w:rPr>
+        <w:hyperlink r:id="rId9" w:history="1">
+          <w:r>
+            <w:rPr>
+              <w:rStyle w:val="Hyperlink"/>
+            </w:rPr>
+            <w:t>p</w:t>
+          </w:r>
+        </w:hyperlink>
+      </w:r>
+      <w:r>
+        <w:rPr>
+          <w:rFonts w:ascii="Charis SIL Regular" w:hAnsi="Charis SIL Regular" w:eastAsia="Charis SIL Regular"/>
+          <w:b w:val="0"/>
+          <w:i w:val="0"/>
+          <w:color w:val="0000FF"/>
+          <w:sz w:val="24"/>
+          <w:u w:val="single"/>
+        </w:rPr>
+        <w:hyperlink r:id="rId9" w:history="1">
+          <w:r>
+            <w:rPr>
+              <w:rStyle w:val="Hyperlink"/>
+            </w:rPr>
+            <w:t>a</w:t>
+          </w:r>
+        </w:hyperlink>
+      </w:r>
+      <w:r>
+        <w:rPr>
+          <w:rFonts w:ascii="Charis SIL Regular" w:hAnsi="Charis SIL Regular" w:eastAsia="Charis SIL Regular"/>
+          <w:b w:val="0"/>
+          <w:i w:val="0"/>
+          <w:color w:val="0000FF"/>
+          <w:sz w:val="24"/>
+          <w:u w:val="single"/>
+        </w:rPr>
+        <w:hyperlink r:id="rId9" w:history="1">
+          <w:r>
+            <w:rPr>
+              <w:rStyle w:val="Hyperlink"/>
+            </w:rPr>
+            <w:t>l</w:t>
+          </w:r>
+        </w:hyperlink>
+      </w:r>
+      <w:r>
+        <w:rPr>
+          <w:rFonts w:ascii="Charis SIL Regular" w:hAnsi="Charis SIL Regular" w:eastAsia="Charis SIL Regular"/>
+          <w:b w:val="0"/>
+          <w:i w:val="0"/>
+          <w:color w:val="0000FF"/>
+          <w:sz w:val="24"/>
+        </w:rPr>
+        <w:t>m</w:t>
+      </w:r>
+      <w:r>
+        <w:rPr>
+          <w:rFonts w:ascii="Charis SIL Regular" w:hAnsi="Charis SIL Regular" w:eastAsia="Charis SIL Regular"/>
+          <w:b w:val="0"/>
+          <w:i w:val="0"/>
+          <w:color w:val="0000FF"/>
+          <w:sz w:val="24"/>
+          <w:u w:val="single"/>
+        </w:rPr>
+        <w:t xml:space="preserve"> </w:t>
+      </w:r>
+      <w:r>
+        <w:rPr>
+          <w:rFonts w:ascii="Charis SIL Regular" w:hAnsi="Charis SIL Regular" w:eastAsia="Charis SIL Regular"/>
+          <w:b w:val="0"/>
+          <w:i w:val="0"/>
+          <w:color w:val="0000FF"/>
+          <w:sz w:val="24"/>
+          <w:u w:val="single"/>
+        </w:rPr>
+        <w:hyperlink r:id="rId9" w:history="1">
+          <w:r>
+            <w:rPr>
+              <w:rStyle w:val="Hyperlink"/>
+            </w:rPr>
+            <w:t>l</w:t>
+          </w:r>
+        </w:hyperlink>
+      </w:r>
+      <w:r>
+        <w:rPr>
+          <w:rFonts w:ascii="Charis SIL Regular" w:hAnsi="Charis SIL Regular" w:eastAsia="Charis SIL Regular"/>
+          <w:b w:val="0"/>
+          <w:i w:val="0"/>
+          <w:color w:val="0000FF"/>
+          <w:sz w:val="24"/>
+          <w:u w:val="single"/>
+        </w:rPr>
+        <w:hyperlink r:id="rId9" w:history="1">
+          <w:r>
+            <w:rPr>
+              <w:rStyle w:val="Hyperlink"/>
+            </w:rPr>
+            <w:t>eaf</w:t>
+          </w:r>
+        </w:hyperlink>
+      </w:r>
+      <w:r>
+        <w:rPr>
+          <w:rFonts w:ascii="Charis SIL Regular" w:hAnsi="Charis SIL Regular" w:eastAsia="Charis SIL Regular"/>
+          <w:b w:val="0"/>
+          <w:i w:val="0"/>
+          <w:color w:val="0000FF"/>
+          <w:sz w:val="24"/>
+          <w:u w:val="single"/>
+        </w:rPr>
+        <w:t xml:space="preserve"> </w:t>
+      </w:r>
+      <w:r>
+        <w:rPr>
+          <w:rFonts w:ascii="Charis SIL Regular" w:hAnsi="Charis SIL Regular" w:eastAsia="Charis SIL Regular"/>
+          <w:b w:val="0"/>
+          <w:i w:val="0"/>
+          <w:color w:val="0000FF"/>
+          <w:sz w:val="24"/>
+          <w:u w:val="single"/>
+        </w:rPr>
+        <w:hyperlink r:id="rId9" w:history="1">
+          <w:r>
+            <w:rPr>
+              <w:rStyle w:val="Hyperlink"/>
+            </w:rPr>
+            <w:t>(6</w:t>
+          </w:r>
+        </w:hyperlink>
+      </w:r>
+      <w:r>
+        <w:rPr>
+          <w:rFonts w:ascii="Charis SIL Regular" w:hAnsi="Charis SIL Regular" w:eastAsia="Charis SIL Regular"/>
+          <w:b w:val="0"/>
+          <w:i w:val="0"/>
+          <w:color w:val="0000FF"/>
+          <w:sz w:val="24"/>
+          <w:u w:val="single"/>
+        </w:rPr>
+        <w:t xml:space="preserve"> </w:t>
+      </w:r>
+      <w:r>
+        <w:rPr>
+          <w:rFonts w:ascii="Charis SIL Regular" w:hAnsi="Charis SIL Regular" w:eastAsia="Charis SIL Regular"/>
+          <w:b w:val="0"/>
+          <w:i w:val="0"/>
+          <w:color w:val="0000FF"/>
+          <w:sz w:val="24"/>
+          <w:u w:val="single"/>
+        </w:rPr>
+        <w:hyperlink r:id="rId9" w:history="1">
+          <w:r>
+            <w:rPr>
+              <w:rStyle w:val="Hyperlink"/>
+            </w:rPr>
+            <w:t>×</w:t>
+          </w:r>
+        </w:hyperlink>
+      </w:r>
+      <w:r>
+        <w:rPr>
+          <w:rFonts w:ascii="Charis SIL Regular" w:hAnsi="Charis SIL Regular" w:eastAsia="Charis SIL Regular"/>
+          <w:b w:val="0"/>
+          <w:i w:val="0"/>
+          <w:color w:val="0000FF"/>
+          <w:sz w:val="24"/>
+          <w:u w:val="single"/>
+        </w:rPr>
+        <w:t xml:space="preserve"> </w:t>
+      </w:r>
+      <w:r>
+        <w:rPr>
+          <w:rFonts w:ascii="Charis SIL Regular" w:hAnsi="Charis SIL Regular" w:eastAsia="Charis SIL Regular"/>
+          <w:b w:val="0"/>
+          <w:i w:val="0"/>
+          <w:color w:val="0000FF"/>
+          <w:sz w:val="24"/>
+          <w:u w:val="single"/>
+        </w:rPr>
+        <w:hyperlink r:id="rId9" w:history="1">
+          <w:r>
+            <w:rPr>
+              <w:rStyle w:val="Hyperlink"/>
+            </w:rPr>
+            <w:t>3</w:t>
+          </w:r>
+        </w:hyperlink>
+      </w:r>
+      <w:r>
+        <w:rPr>
+          <w:rFonts w:ascii="Charis SIL Regular" w:hAnsi="Charis SIL Regular" w:eastAsia="Charis SIL Regular"/>
+          <w:b w:val="0"/>
+          <w:i w:val="0"/>
+          <w:color w:val="0000FF"/>
+          <w:sz w:val="24"/>
+          <w:u w:val="single"/>
+        </w:rPr>
+        <w:hyperlink r:id="rId9" w:history="1">
+          <w:r>
+            <w:rPr>
+              <w:rStyle w:val="Hyperlink"/>
+            </w:rPr>
+            <w:t>0</w:t>
+          </w:r>
+        </w:hyperlink>
+      </w:r>
+      <w:r>
+        <w:rPr>
+          <w:rFonts w:ascii="Charis SIL Regular" w:hAnsi="Charis SIL Regular" w:eastAsia="Charis SIL Regular"/>
+          <w:b w:val="0"/>
+          <w:i w:val="0"/>
+          <w:color w:val="0000FF"/>
+          <w:sz w:val="24"/>
+          <w:u w:val="single"/>
+        </w:rPr>
+        <w:t xml:space="preserve"> </w:t>
+      </w:r>
+      <w:r>
+        <w:rPr>
+          <w:rFonts w:ascii="Charis SIL Regular" w:hAnsi="Charis SIL Regular" w:eastAsia="Charis SIL Regular"/>
+          <w:b w:val="0"/>
+          <w:i w:val="0"/>
+          <w:color w:val="0000FF"/>
+          <w:sz w:val="24"/>
+          <w:u w:val="single"/>
+        </w:rPr>
+        <w:hyperlink r:id="rId9" w:history="1">
+          <w:r>
+            <w:rPr>
+              <w:rStyle w:val="Hyperlink"/>
+            </w:rPr>
+            <w:t>×</w:t>
+          </w:r>
+        </w:hyperlink>
+      </w:r>
+      <w:r>
+        <w:rPr>
+          <w:rFonts w:ascii="Charis SIL Regular" w:hAnsi="Charis SIL Regular" w:eastAsia="Charis SIL Regular"/>
+          <w:b w:val="0"/>
+          <w:i w:val="0"/>
+          <w:color w:val="0000FF"/>
+          <w:sz w:val="24"/>
+          <w:u w:val="single"/>
+        </w:rPr>
+        <w:t xml:space="preserve"> </w:t>
+      </w:r>
+      <w:r>
+        <w:rPr>
+          <w:rFonts w:ascii="Charis SIL Regular" w:hAnsi="Charis SIL Regular" w:eastAsia="Charis SIL Regular"/>
+          <w:b w:val="0"/>
+          <w:i w:val="0"/>
+          <w:color w:val="0000FF"/>
+          <w:sz w:val="24"/>
+          <w:u w:val="single"/>
+        </w:rPr>
+        <w:hyperlink r:id="rId9" w:history="1">
+          <w:r>
+            <w:rPr>
+              <w:rStyle w:val="Hyperlink"/>
+            </w:rPr>
+            <w:t>3</w:t>
+          </w:r>
+        </w:hyperlink>
+      </w:r>
+      <w:r>
+        <w:rPr>
+          <w:rFonts w:ascii="Charis SIL Regular" w:hAnsi="Charis SIL Regular" w:eastAsia="Charis SIL Regular"/>
+          <w:b w:val="0"/>
+          <w:i w:val="0"/>
+          <w:color w:val="0000FF"/>
+          <w:sz w:val="24"/>
+          <w:u w:val="single"/>
+        </w:rPr>
+        <w:t xml:space="preserve"> </w:t>
+      </w:r>
+      <w:r>
+        <w:rPr>
+          <w:rFonts w:ascii="Charis SIL Regular" w:hAnsi="Charis SIL Regular" w:eastAsia="Charis SIL Regular"/>
+          <w:b w:val="0"/>
+          <w:i w:val="0"/>
+          <w:color w:val="0000FF"/>
+          <w:sz w:val="24"/>
+          <w:u w:val="single"/>
+        </w:rPr>
+        <w:hyperlink r:id="rId9" w:history="1">
+          <w:r>
+            <w:rPr>
+              <w:rStyle w:val="Hyperlink"/>
+            </w:rPr>
+            <w:t>cm</w:t>
+          </w:r>
+        </w:hyperlink>
       </w:r>
       <w:r>
         <w:rPr>
@@ -665,12 +1175,22 @@
           <w:color w:val="0000FF"/>
           <w:sz w:val="24"/>
         </w:rPr>
+        <w:t>1942.0.123.x Letter from King Sri Vijaya Raja</w:t>
+      </w:r>
+      <w:r>
+        <w:rPr>
+          <w:rFonts w:ascii="Charis SIL Regular" w:hAnsi="Charis SIL Regular" w:eastAsia="Charis SIL Regular"/>
+          <w:b w:val="0"/>
+          <w:i w:val="0"/>
+          <w:color w:val="0000FF"/>
+          <w:sz w:val="24"/>
+        </w:rPr>
         <w:hyperlink r:id="rId9" w:history="1">
           <w:r>
             <w:rPr>
               <w:rStyle w:val="Hyperlink"/>
             </w:rPr>
-            <w:t>1942.0</w:t>
+            <w:t>sin</w:t>
           </w:r>
         </w:hyperlink>
       </w:r>
@@ -687,227 +1207,7 @@
             <w:rPr>
               <w:rStyle w:val="Hyperlink"/>
             </w:rPr>
-            <w:t>.123.</w:t>
-          </w:r>
-        </w:hyperlink>
-      </w:r>
-      <w:r>
-        <w:rPr>
-          <w:rFonts w:ascii="Charis SIL Regular" w:hAnsi="Charis SIL Regular" w:eastAsia="Charis SIL Regular"/>
-          <w:b w:val="0"/>
-          <w:i w:val="0"/>
-          <w:color w:val="0000FF"/>
-          <w:sz w:val="24"/>
-        </w:rPr>
-        <w:hyperlink r:id="rId9" w:history="1">
-          <w:r>
-            <w:rPr>
-              <w:rStyle w:val="Hyperlink"/>
-            </w:rPr>
-            <w:t>x</w:t>
-          </w:r>
-        </w:hyperlink>
-      </w:r>
-      <w:r>
-        <w:rPr>
-          <w:rFonts w:ascii="Charis SIL Regular" w:hAnsi="Charis SIL Regular" w:eastAsia="Charis SIL Regular"/>
-          <w:b w:val="0"/>
-          <w:i w:val="0"/>
-          <w:color w:val="0000FF"/>
-          <w:sz w:val="24"/>
-        </w:rPr>
-        <w:t xml:space="preserve"> </w:t>
-      </w:r>
-      <w:r>
-        <w:rPr>
-          <w:rFonts w:ascii="Charis SIL Regular" w:hAnsi="Charis SIL Regular" w:eastAsia="Charis SIL Regular"/>
-          <w:b w:val="0"/>
-          <w:i w:val="0"/>
-          <w:color w:val="0000FF"/>
-          <w:sz w:val="24"/>
-        </w:rPr>
-        <w:hyperlink r:id="rId9" w:history="1">
-          <w:r>
-            <w:rPr>
-              <w:rStyle w:val="Hyperlink"/>
-            </w:rPr>
-            <w:t>Le</w:t>
-          </w:r>
-        </w:hyperlink>
-      </w:r>
-      <w:r>
-        <w:rPr>
-          <w:rFonts w:ascii="Charis SIL Regular" w:hAnsi="Charis SIL Regular" w:eastAsia="Charis SIL Regular"/>
-          <w:b w:val="0"/>
-          <w:i w:val="0"/>
-          <w:color w:val="0000FF"/>
-          <w:sz w:val="24"/>
-        </w:rPr>
-        <w:hyperlink r:id="rId9" w:history="1">
-          <w:r>
-            <w:rPr>
-              <w:rStyle w:val="Hyperlink"/>
-            </w:rPr>
-            <w:t>t</w:t>
-          </w:r>
-        </w:hyperlink>
-      </w:r>
-      <w:r>
-        <w:rPr>
-          <w:rFonts w:ascii="Charis SIL Regular" w:hAnsi="Charis SIL Regular" w:eastAsia="Charis SIL Regular"/>
-          <w:b w:val="0"/>
-          <w:i w:val="0"/>
-          <w:color w:val="0000FF"/>
-          <w:sz w:val="24"/>
-        </w:rPr>
-        <w:hyperlink r:id="rId9" w:history="1">
-          <w:r>
-            <w:rPr>
-              <w:rStyle w:val="Hyperlink"/>
-            </w:rPr>
-            <w:t>te</w:t>
-          </w:r>
-        </w:hyperlink>
-      </w:r>
-      <w:r>
-        <w:rPr>
-          <w:rFonts w:ascii="Charis SIL Regular" w:hAnsi="Charis SIL Regular" w:eastAsia="Charis SIL Regular"/>
-          <w:b w:val="0"/>
-          <w:i w:val="0"/>
-          <w:color w:val="0000FF"/>
-          <w:sz w:val="24"/>
-        </w:rPr>
-        <w:hyperlink r:id="rId9" w:history="1">
-          <w:r>
-            <w:rPr>
-              <w:rStyle w:val="Hyperlink"/>
-            </w:rPr>
-            <w:t>r</w:t>
-          </w:r>
-        </w:hyperlink>
-      </w:r>
-      <w:r>
-        <w:rPr>
-          <w:rFonts w:ascii="Charis SIL Regular" w:hAnsi="Charis SIL Regular" w:eastAsia="Charis SIL Regular"/>
-          <w:b w:val="0"/>
-          <w:i w:val="0"/>
-          <w:color w:val="0000FF"/>
-          <w:sz w:val="24"/>
-        </w:rPr>
-        <w:t xml:space="preserve"> </w:t>
-      </w:r>
-      <w:r>
-        <w:rPr>
-          <w:rFonts w:ascii="Charis SIL Regular" w:hAnsi="Charis SIL Regular" w:eastAsia="Charis SIL Regular"/>
-          <w:b w:val="0"/>
-          <w:i w:val="0"/>
-          <w:color w:val="0000FF"/>
-          <w:sz w:val="24"/>
-        </w:rPr>
-        <w:hyperlink r:id="rId9" w:history="1">
-          <w:r>
-            <w:rPr>
-              <w:rStyle w:val="Hyperlink"/>
-            </w:rPr>
-            <w:t>from</w:t>
-          </w:r>
-        </w:hyperlink>
-      </w:r>
-      <w:r>
-        <w:rPr>
-          <w:rFonts w:ascii="Charis SIL Regular" w:hAnsi="Charis SIL Regular" w:eastAsia="Charis SIL Regular"/>
-          <w:b w:val="0"/>
-          <w:i w:val="0"/>
-          <w:color w:val="0000FF"/>
-          <w:sz w:val="24"/>
-        </w:rPr>
-        <w:t xml:space="preserve"> </w:t>
-      </w:r>
-      <w:r>
-        <w:rPr>
-          <w:rFonts w:ascii="Charis SIL Regular" w:hAnsi="Charis SIL Regular" w:eastAsia="Charis SIL Regular"/>
-          <w:b w:val="0"/>
-          <w:i w:val="0"/>
-          <w:color w:val="0000FF"/>
-          <w:sz w:val="24"/>
-        </w:rPr>
-        <w:hyperlink r:id="rId9" w:history="1">
-          <w:r>
-            <w:rPr>
-              <w:rStyle w:val="Hyperlink"/>
-            </w:rPr>
-            <w:t>King</w:t>
-          </w:r>
-        </w:hyperlink>
-      </w:r>
-      <w:r>
-        <w:rPr>
-          <w:rFonts w:ascii="Charis SIL Regular" w:hAnsi="Charis SIL Regular" w:eastAsia="Charis SIL Regular"/>
-          <w:b w:val="0"/>
-          <w:i w:val="0"/>
-          <w:color w:val="0000FF"/>
-          <w:sz w:val="24"/>
-        </w:rPr>
-        <w:t xml:space="preserve"> </w:t>
-      </w:r>
-      <w:r>
-        <w:rPr>
-          <w:rFonts w:ascii="Charis SIL Regular" w:hAnsi="Charis SIL Regular" w:eastAsia="Charis SIL Regular"/>
-          <w:b w:val="0"/>
-          <w:i w:val="0"/>
-          <w:color w:val="0000FF"/>
-          <w:sz w:val="24"/>
-        </w:rPr>
-        <w:hyperlink r:id="rId9" w:history="1">
-          <w:r>
-            <w:rPr>
-              <w:rStyle w:val="Hyperlink"/>
-            </w:rPr>
-            <w:t>Sri</w:t>
-          </w:r>
-        </w:hyperlink>
-      </w:r>
-      <w:r>
-        <w:rPr>
-          <w:rFonts w:ascii="Charis SIL Regular" w:hAnsi="Charis SIL Regular" w:eastAsia="Charis SIL Regular"/>
-          <w:b w:val="0"/>
-          <w:i w:val="0"/>
-          <w:color w:val="0000FF"/>
-          <w:sz w:val="24"/>
-        </w:rPr>
-        <w:t xml:space="preserve"> </w:t>
-      </w:r>
-      <w:r>
-        <w:rPr>
-          <w:rFonts w:ascii="Charis SIL Regular" w:hAnsi="Charis SIL Regular" w:eastAsia="Charis SIL Regular"/>
-          <w:b w:val="0"/>
-          <w:i w:val="0"/>
-          <w:color w:val="0000FF"/>
-          <w:sz w:val="24"/>
-        </w:rPr>
-        <w:hyperlink r:id="rId9" w:history="1">
-          <w:r>
-            <w:rPr>
-              <w:rStyle w:val="Hyperlink"/>
-            </w:rPr>
-            <w:t>V</w:t>
-          </w:r>
-        </w:hyperlink>
-      </w:r>
-      <w:r>
-        <w:rPr>
-          <w:rFonts w:ascii="Charis SIL Regular" w:hAnsi="Charis SIL Regular" w:eastAsia="Charis SIL Regular"/>
-          <w:b w:val="0"/>
-          <w:i w:val="0"/>
-          <w:color w:val="0000FF"/>
-          <w:sz w:val="24"/>
-        </w:rPr>
-        <w:hyperlink r:id="rId9" w:history="1">
-          <w:r>
-            <w:rPr>
-              <w:rStyle w:val="Hyperlink"/>
-            </w:rPr>
-            <w:t>ijay</w:t>
+            <w:t>g</w:t>
           </w:r>
         </w:hyperlink>
       </w:r>
@@ -951,101 +1251,6 @@
             <w:rPr>
               <w:rStyle w:val="Hyperlink"/>
             </w:rPr>
-            <w:t>R</w:t>
-          </w:r>
-        </w:hyperlink>
-      </w:r>
-      <w:r>
-        <w:rPr>
-          <w:rFonts w:ascii="Charis SIL Regular" w:hAnsi="Charis SIL Regular" w:eastAsia="Charis SIL Regular"/>
-          <w:b w:val="0"/>
-          <w:i w:val="0"/>
-          <w:color w:val="0000FF"/>
-          <w:sz w:val="24"/>
-        </w:rPr>
-        <w:hyperlink r:id="rId9" w:history="1">
-          <w:r>
-            <w:rPr>
-              <w:rStyle w:val="Hyperlink"/>
-            </w:rPr>
-            <w:t>aja</w:t>
-          </w:r>
-        </w:hyperlink>
-      </w:r>
-      <w:r>
-        <w:rPr>
-          <w:rFonts w:ascii="Charis SIL Regular" w:hAnsi="Charis SIL Regular" w:eastAsia="Charis SIL Regular"/>
-          <w:b w:val="0"/>
-          <w:i w:val="0"/>
-          <w:color w:val="0000FF"/>
-          <w:sz w:val="24"/>
-        </w:rPr>
-        <w:hyperlink r:id="rId9" w:history="1">
-          <w:r>
-            <w:rPr>
-              <w:rStyle w:val="Hyperlink"/>
-            </w:rPr>
-            <w:t>sin</w:t>
-          </w:r>
-        </w:hyperlink>
-      </w:r>
-      <w:r>
-        <w:rPr>
-          <w:rFonts w:ascii="Charis SIL Regular" w:hAnsi="Charis SIL Regular" w:eastAsia="Charis SIL Regular"/>
-          <w:b w:val="0"/>
-          <w:i w:val="0"/>
-          <w:color w:val="0000FF"/>
-          <w:sz w:val="24"/>
-        </w:rPr>
-        <w:hyperlink r:id="rId9" w:history="1">
-          <w:r>
-            <w:rPr>
-              <w:rStyle w:val="Hyperlink"/>
-            </w:rPr>
-            <w:t>g</w:t>
-          </w:r>
-        </w:hyperlink>
-      </w:r>
-      <w:r>
-        <w:rPr>
-          <w:rFonts w:ascii="Charis SIL Regular" w:hAnsi="Charis SIL Regular" w:eastAsia="Charis SIL Regular"/>
-          <w:b w:val="0"/>
-          <w:i w:val="0"/>
-          <w:color w:val="0000FF"/>
-          <w:sz w:val="24"/>
-        </w:rPr>
-        <w:hyperlink r:id="rId9" w:history="1">
-          <w:r>
-            <w:rPr>
-              <w:rStyle w:val="Hyperlink"/>
-            </w:rPr>
-            <w:t>a</w:t>
-          </w:r>
-        </w:hyperlink>
-      </w:r>
-      <w:r>
-        <w:rPr>
-          <w:rFonts w:ascii="Charis SIL Regular" w:hAnsi="Charis SIL Regular" w:eastAsia="Charis SIL Regular"/>
-          <w:b w:val="0"/>
-          <w:i w:val="0"/>
-          <w:color w:val="0000FF"/>
-          <w:sz w:val="24"/>
-        </w:rPr>
-        <w:t xml:space="preserve"> </w:t>
-      </w:r>
-      <w:r>
-        <w:rPr>
-          <w:rFonts w:ascii="Charis SIL Regular" w:hAnsi="Charis SIL Regular" w:eastAsia="Charis SIL Regular"/>
-          <w:b w:val="0"/>
-          <w:i w:val="0"/>
-          <w:color w:val="0000FF"/>
-          <w:sz w:val="24"/>
-        </w:rPr>
-        <w:hyperlink r:id="rId9" w:history="1">
-          <w:r>
-            <w:rPr>
-              <w:rStyle w:val="Hyperlink"/>
-            </w:rPr>
             <w:t>of</w:t>
           </w:r>
         </w:hyperlink>
@@ -1237,7 +1442,451 @@
           <w:color w:val="0000FF"/>
           <w:sz w:val="24"/>
         </w:rPr>
-        <w:t>Julius Valentijn Stein van Gollonesse, concerning the transport o</w:t>
+        <w:hyperlink r:id="rId10" w:history="1">
+          <w:r>
+            <w:rPr>
+              <w:rStyle w:val="Hyperlink"/>
+            </w:rPr>
+            <w:t>Julius</w:t>
+          </w:r>
+        </w:hyperlink>
+      </w:r>
+      <w:r>
+        <w:rPr>
+          <w:rFonts w:ascii="Charis SIL Regular" w:hAnsi="Charis SIL Regular" w:eastAsia="Charis SIL Regular"/>
+          <w:b w:val="0"/>
+          <w:i w:val="0"/>
+          <w:color w:val="0000FF"/>
+          <w:sz w:val="24"/>
+        </w:rPr>
+        <w:t xml:space="preserve"> </w:t>
+      </w:r>
+      <w:r>
+        <w:rPr>
+          <w:rFonts w:ascii="Charis SIL Regular" w:hAnsi="Charis SIL Regular" w:eastAsia="Charis SIL Regular"/>
+          <w:b w:val="0"/>
+          <w:i w:val="0"/>
+          <w:color w:val="0000FF"/>
+          <w:sz w:val="24"/>
+        </w:rPr>
+        <w:hyperlink r:id="rId10" w:history="1">
+          <w:r>
+            <w:rPr>
+              <w:rStyle w:val="Hyperlink"/>
+            </w:rPr>
+            <w:t>Valent</w:t>
+          </w:r>
+        </w:hyperlink>
+      </w:r>
+      <w:r>
+        <w:rPr>
+          <w:rFonts w:ascii="Charis SIL Regular" w:hAnsi="Charis SIL Regular" w:eastAsia="Charis SIL Regular"/>
+          <w:b w:val="0"/>
+          <w:i w:val="0"/>
+          <w:color w:val="0000FF"/>
+          <w:sz w:val="24"/>
+        </w:rPr>
+        <w:hyperlink r:id="rId10" w:history="1">
+          <w:r>
+            <w:rPr>
+              <w:rStyle w:val="Hyperlink"/>
+            </w:rPr>
+            <w:t>i</w:t>
+          </w:r>
+        </w:hyperlink>
+      </w:r>
+      <w:r>
+        <w:rPr>
+          <w:rFonts w:ascii="Charis SIL Regular" w:hAnsi="Charis SIL Regular" w:eastAsia="Charis SIL Regular"/>
+          <w:b w:val="0"/>
+          <w:i w:val="0"/>
+          <w:color w:val="0000FF"/>
+          <w:sz w:val="24"/>
+        </w:rPr>
+        <w:hyperlink r:id="rId10" w:history="1">
+          <w:r>
+            <w:rPr>
+              <w:rStyle w:val="Hyperlink"/>
+            </w:rPr>
+            <w:t>jn</w:t>
+          </w:r>
+        </w:hyperlink>
+      </w:r>
+      <w:r>
+        <w:rPr>
+          <w:rFonts w:ascii="Charis SIL Regular" w:hAnsi="Charis SIL Regular" w:eastAsia="Charis SIL Regular"/>
+          <w:b w:val="0"/>
+          <w:i w:val="0"/>
+          <w:color w:val="0000FF"/>
+          <w:sz w:val="24"/>
+        </w:rPr>
+        <w:t xml:space="preserve"> </w:t>
+      </w:r>
+      <w:r>
+        <w:rPr>
+          <w:rFonts w:ascii="Charis SIL Regular" w:hAnsi="Charis SIL Regular" w:eastAsia="Charis SIL Regular"/>
+          <w:b w:val="0"/>
+          <w:i w:val="0"/>
+          <w:color w:val="0000FF"/>
+          <w:sz w:val="24"/>
+        </w:rPr>
+        <w:hyperlink r:id="rId10" w:history="1">
+          <w:r>
+            <w:rPr>
+              <w:rStyle w:val="Hyperlink"/>
+            </w:rPr>
+            <w:t>Stei</w:t>
+          </w:r>
+        </w:hyperlink>
+      </w:r>
+      <w:r>
+        <w:rPr>
+          <w:rFonts w:ascii="Charis SIL Regular" w:hAnsi="Charis SIL Regular" w:eastAsia="Charis SIL Regular"/>
+          <w:b w:val="0"/>
+          <w:i w:val="0"/>
+          <w:color w:val="0000FF"/>
+          <w:sz w:val="24"/>
+        </w:rPr>
+        <w:hyperlink r:id="rId10" w:history="1">
+          <w:r>
+            <w:rPr>
+              <w:rStyle w:val="Hyperlink"/>
+            </w:rPr>
+            <w:t>n</w:t>
+          </w:r>
+        </w:hyperlink>
+      </w:r>
+      <w:r>
+        <w:rPr>
+          <w:rFonts w:ascii="Charis SIL Regular" w:hAnsi="Charis SIL Regular" w:eastAsia="Charis SIL Regular"/>
+          <w:b w:val="0"/>
+          <w:i w:val="0"/>
+          <w:color w:val="0000FF"/>
+          <w:sz w:val="24"/>
+        </w:rPr>
+        <w:t xml:space="preserve"> </w:t>
+      </w:r>
+      <w:r>
+        <w:rPr>
+          <w:rFonts w:ascii="Charis SIL Regular" w:hAnsi="Charis SIL Regular" w:eastAsia="Charis SIL Regular"/>
+          <w:b w:val="0"/>
+          <w:i w:val="0"/>
+          <w:color w:val="0000FF"/>
+          <w:sz w:val="24"/>
+        </w:rPr>
+        <w:hyperlink r:id="rId10" w:history="1">
+          <w:r>
+            <w:rPr>
+              <w:rStyle w:val="Hyperlink"/>
+            </w:rPr>
+            <w:t>van</w:t>
+          </w:r>
+        </w:hyperlink>
+      </w:r>
+      <w:r>
+        <w:rPr>
+          <w:rFonts w:ascii="Charis SIL Regular" w:hAnsi="Charis SIL Regular" w:eastAsia="Charis SIL Regular"/>
+          <w:b w:val="0"/>
+          <w:i w:val="0"/>
+          <w:color w:val="0000FF"/>
+          <w:sz w:val="24"/>
+        </w:rPr>
+        <w:t xml:space="preserve"> </w:t>
+      </w:r>
+      <w:r>
+        <w:rPr>
+          <w:rFonts w:ascii="Charis SIL Regular" w:hAnsi="Charis SIL Regular" w:eastAsia="Charis SIL Regular"/>
+          <w:b w:val="0"/>
+          <w:i w:val="0"/>
+          <w:color w:val="0000FF"/>
+          <w:sz w:val="24"/>
+        </w:rPr>
+        <w:hyperlink r:id="rId10" w:history="1">
+          <w:r>
+            <w:rPr>
+              <w:rStyle w:val="Hyperlink"/>
+            </w:rPr>
+            <w:t>Goll</w:t>
+          </w:r>
+        </w:hyperlink>
+      </w:r>
+      <w:r>
+        <w:rPr>
+          <w:rFonts w:ascii="Charis SIL Regular" w:hAnsi="Charis SIL Regular" w:eastAsia="Charis SIL Regular"/>
+          <w:b w:val="0"/>
+          <w:i w:val="0"/>
+          <w:color w:val="0000FF"/>
+          <w:sz w:val="24"/>
+        </w:rPr>
+        <w:hyperlink r:id="rId10" w:history="1">
+          <w:r>
+            <w:rPr>
+              <w:rStyle w:val="Hyperlink"/>
+            </w:rPr>
+            <w:t>o</w:t>
+          </w:r>
+        </w:hyperlink>
+      </w:r>
+      <w:r>
+        <w:rPr>
+          <w:rFonts w:ascii="Charis SIL Regular" w:hAnsi="Charis SIL Regular" w:eastAsia="Charis SIL Regular"/>
+          <w:b w:val="0"/>
+          <w:i w:val="0"/>
+          <w:color w:val="0000FF"/>
+          <w:sz w:val="24"/>
+        </w:rPr>
+        <w:hyperlink r:id="rId10" w:history="1">
+          <w:r>
+            <w:rPr>
+              <w:rStyle w:val="Hyperlink"/>
+            </w:rPr>
+            <w:t>ne</w:t>
+          </w:r>
+        </w:hyperlink>
+      </w:r>
+      <w:r>
+        <w:rPr>
+          <w:rFonts w:ascii="Charis SIL Regular" w:hAnsi="Charis SIL Regular" w:eastAsia="Charis SIL Regular"/>
+          <w:b w:val="0"/>
+          <w:i w:val="0"/>
+          <w:color w:val="0000FF"/>
+          <w:sz w:val="24"/>
+        </w:rPr>
+        <w:hyperlink r:id="rId10" w:history="1">
+          <w:r>
+            <w:rPr>
+              <w:rStyle w:val="Hyperlink"/>
+            </w:rPr>
+            <w:t>s</w:t>
+          </w:r>
+        </w:hyperlink>
+      </w:r>
+      <w:r>
+        <w:rPr>
+          <w:rFonts w:ascii="Charis SIL Regular" w:hAnsi="Charis SIL Regular" w:eastAsia="Charis SIL Regular"/>
+          <w:b w:val="0"/>
+          <w:i w:val="0"/>
+          <w:color w:val="0000FF"/>
+          <w:sz w:val="24"/>
+        </w:rPr>
+        <w:hyperlink r:id="rId10" w:history="1">
+          <w:r>
+            <w:rPr>
+              <w:rStyle w:val="Hyperlink"/>
+            </w:rPr>
+            <w:t>se,</w:t>
+          </w:r>
+        </w:hyperlink>
+      </w:r>
+      <w:r>
+        <w:rPr>
+          <w:rFonts w:ascii="Charis SIL Regular" w:hAnsi="Charis SIL Regular" w:eastAsia="Charis SIL Regular"/>
+          <w:b w:val="0"/>
+          <w:i w:val="0"/>
+          <w:color w:val="0000FF"/>
+          <w:sz w:val="24"/>
+        </w:rPr>
+        <w:t xml:space="preserve"> </w:t>
+      </w:r>
+      <w:r>
+        <w:rPr>
+          <w:rFonts w:ascii="Charis SIL Regular" w:hAnsi="Charis SIL Regular" w:eastAsia="Charis SIL Regular"/>
+          <w:b w:val="0"/>
+          <w:i w:val="0"/>
+          <w:color w:val="0000FF"/>
+          <w:sz w:val="24"/>
+        </w:rPr>
+        <w:hyperlink r:id="rId10" w:history="1">
+          <w:r>
+            <w:rPr>
+              <w:rStyle w:val="Hyperlink"/>
+            </w:rPr>
+            <w:t>co</w:t>
+          </w:r>
+        </w:hyperlink>
+      </w:r>
+      <w:r>
+        <w:rPr>
+          <w:rFonts w:ascii="Charis SIL Regular" w:hAnsi="Charis SIL Regular" w:eastAsia="Charis SIL Regular"/>
+          <w:b w:val="0"/>
+          <w:i w:val="0"/>
+          <w:color w:val="0000FF"/>
+          <w:sz w:val="24"/>
+        </w:rPr>
+        <w:hyperlink r:id="rId10" w:history="1">
+          <w:r>
+            <w:rPr>
+              <w:rStyle w:val="Hyperlink"/>
+            </w:rPr>
+            <w:t>n</w:t>
+          </w:r>
+        </w:hyperlink>
+      </w:r>
+      <w:r>
+        <w:rPr>
+          <w:rFonts w:ascii="Charis SIL Regular" w:hAnsi="Charis SIL Regular" w:eastAsia="Charis SIL Regular"/>
+          <w:b w:val="0"/>
+          <w:i w:val="0"/>
+          <w:color w:val="0000FF"/>
+          <w:sz w:val="24"/>
+        </w:rPr>
+        <w:hyperlink r:id="rId10" w:history="1">
+          <w:r>
+            <w:rPr>
+              <w:rStyle w:val="Hyperlink"/>
+            </w:rPr>
+            <w:t>cerning</w:t>
+          </w:r>
+        </w:hyperlink>
+      </w:r>
+      <w:r>
+        <w:rPr>
+          <w:rFonts w:ascii="Charis SIL Regular" w:hAnsi="Charis SIL Regular" w:eastAsia="Charis SIL Regular"/>
+          <w:b w:val="0"/>
+          <w:i w:val="0"/>
+          <w:color w:val="0000FF"/>
+          <w:sz w:val="24"/>
+        </w:rPr>
+        <w:t xml:space="preserve"> </w:t>
+      </w:r>
+      <w:r>
+        <w:rPr>
+          <w:rFonts w:ascii="Charis SIL Regular" w:hAnsi="Charis SIL Regular" w:eastAsia="Charis SIL Regular"/>
+          <w:b w:val="0"/>
+          <w:i w:val="0"/>
+          <w:color w:val="0000FF"/>
+          <w:sz w:val="24"/>
+        </w:rPr>
+        <w:hyperlink r:id="rId10" w:history="1">
+          <w:r>
+            <w:rPr>
+              <w:rStyle w:val="Hyperlink"/>
+            </w:rPr>
+            <w:t>t</w:t>
+          </w:r>
+        </w:hyperlink>
+      </w:r>
+      <w:r>
+        <w:rPr>
+          <w:rFonts w:ascii="Charis SIL Regular" w:hAnsi="Charis SIL Regular" w:eastAsia="Charis SIL Regular"/>
+          <w:b w:val="0"/>
+          <w:i w:val="0"/>
+          <w:color w:val="0000FF"/>
+          <w:sz w:val="24"/>
+        </w:rPr>
+        <w:hyperlink r:id="rId10" w:history="1">
+          <w:r>
+            <w:rPr>
+              <w:rStyle w:val="Hyperlink"/>
+            </w:rPr>
+            <w:t>h</w:t>
+          </w:r>
+        </w:hyperlink>
+      </w:r>
+      <w:r>
+        <w:rPr>
+          <w:rFonts w:ascii="Charis SIL Regular" w:hAnsi="Charis SIL Regular" w:eastAsia="Charis SIL Regular"/>
+          <w:b w:val="0"/>
+          <w:i w:val="0"/>
+          <w:color w:val="0000FF"/>
+          <w:sz w:val="24"/>
+        </w:rPr>
+        <w:hyperlink r:id="rId10" w:history="1">
+          <w:r>
+            <w:rPr>
+              <w:rStyle w:val="Hyperlink"/>
+            </w:rPr>
+            <w:t>e</w:t>
+          </w:r>
+        </w:hyperlink>
+      </w:r>
+      <w:r>
+        <w:rPr>
+          <w:rFonts w:ascii="Charis SIL Regular" w:hAnsi="Charis SIL Regular" w:eastAsia="Charis SIL Regular"/>
+          <w:b w:val="0"/>
+          <w:i w:val="0"/>
+          <w:color w:val="0000FF"/>
+          <w:sz w:val="24"/>
+        </w:rPr>
+        <w:t xml:space="preserve"> </w:t>
+      </w:r>
+      <w:r>
+        <w:rPr>
+          <w:rFonts w:ascii="Charis SIL Regular" w:hAnsi="Charis SIL Regular" w:eastAsia="Charis SIL Regular"/>
+          <w:b w:val="0"/>
+          <w:i w:val="0"/>
+          <w:color w:val="0000FF"/>
+          <w:sz w:val="24"/>
+        </w:rPr>
+        <w:hyperlink r:id="rId10" w:history="1">
+          <w:r>
+            <w:rPr>
+              <w:rStyle w:val="Hyperlink"/>
+            </w:rPr>
+            <w:t>t</w:t>
+          </w:r>
+        </w:hyperlink>
+      </w:r>
+      <w:r>
+        <w:rPr>
+          <w:rFonts w:ascii="Charis SIL Regular" w:hAnsi="Charis SIL Regular" w:eastAsia="Charis SIL Regular"/>
+          <w:b w:val="0"/>
+          <w:i w:val="0"/>
+          <w:color w:val="0000FF"/>
+          <w:sz w:val="24"/>
+        </w:rPr>
+        <w:hyperlink r:id="rId10" w:history="1">
+          <w:r>
+            <w:rPr>
+              <w:rStyle w:val="Hyperlink"/>
+            </w:rPr>
+            <w:t>ranspo</w:t>
+          </w:r>
+        </w:hyperlink>
+      </w:r>
+      <w:r>
+        <w:rPr>
+          <w:rFonts w:ascii="Charis SIL Regular" w:hAnsi="Charis SIL Regular" w:eastAsia="Charis SIL Regular"/>
+          <w:b w:val="0"/>
+          <w:i w:val="0"/>
+          <w:color w:val="0000FF"/>
+          <w:sz w:val="24"/>
+        </w:rPr>
+        <w:hyperlink r:id="rId10" w:history="1">
+          <w:r>
+            <w:rPr>
+              <w:rStyle w:val="Hyperlink"/>
+            </w:rPr>
+            <w:t>rt</w:t>
+          </w:r>
+        </w:hyperlink>
+      </w:r>
+      <w:r>
+        <w:rPr>
+          <w:rFonts w:ascii="Charis SIL Regular" w:hAnsi="Charis SIL Regular" w:eastAsia="Charis SIL Regular"/>
+          <w:b w:val="0"/>
+          <w:i w:val="0"/>
+          <w:color w:val="0000FF"/>
+          <w:sz w:val="24"/>
+        </w:rPr>
+        <w:t xml:space="preserve"> </w:t>
+      </w:r>
+      <w:r>
+        <w:rPr>
+          <w:rFonts w:ascii="Charis SIL Regular" w:hAnsi="Charis SIL Regular" w:eastAsia="Charis SIL Regular"/>
+          <w:b w:val="0"/>
+          <w:i w:val="0"/>
+          <w:color w:val="0000FF"/>
+          <w:sz w:val="24"/>
+        </w:rPr>
+        <w:hyperlink r:id="rId10" w:history="1">
+          <w:r>
+            <w:rPr>
+              <w:rStyle w:val="Hyperlink"/>
+            </w:rPr>
+            <w:t>o</w:t>
+          </w:r>
+        </w:hyperlink>
       </w:r>
       <w:r>
         <w:rPr>
@@ -2275,16 +2924,8 @@
           <w:i w:val="0"/>
           <w:color w:val="0000FF"/>
           <w:sz w:val="24"/>
-          <w:u w:val="single"/>
-        </w:rPr>
-        <w:hyperlink r:id="rId10" w:history="1">
-          <w:r>
-            <w:rPr>
-              <w:rStyle w:val="Hyperlink"/>
-            </w:rPr>
-            <w:t>m</w:t>
-          </w:r>
-        </w:hyperlink>
+        </w:rPr>
+        <w:t>m</w:t>
       </w:r>
       <w:r>
         <w:rPr>
@@ -2553,14 +3194,34 @@
           <w:color w:val="0000FF"/>
           <w:sz w:val="24"/>
         </w:rPr>
+        <w:t>1942.0.124.x Dedication to Stadtholder Prince Willia</w:t>
+      </w:r>
+      <w:r>
+        <w:rPr>
+          <w:rFonts w:ascii="Charis SIL Regular" w:hAnsi="Charis SIL Regular" w:eastAsia="Charis SIL Regular"/>
+          <w:b w:val="0"/>
+          <w:i w:val="0"/>
+          <w:color w:val="0000FF"/>
+          <w:sz w:val="24"/>
+        </w:rPr>
         <w:hyperlink r:id="rId10" w:history="1">
           <w:r>
             <w:rPr>
               <w:rStyle w:val="Hyperlink"/>
             </w:rPr>
-            <w:t>194</w:t>
+            <w:t>m</w:t>
           </w:r>
         </w:hyperlink>
+      </w:r>
+      <w:r>
+        <w:rPr>
+          <w:rFonts w:ascii="Charis SIL Regular" w:hAnsi="Charis SIL Regular" w:eastAsia="Charis SIL Regular"/>
+          <w:b w:val="0"/>
+          <w:i w:val="0"/>
+          <w:color w:val="0000FF"/>
+          <w:sz w:val="24"/>
+        </w:rPr>
+        <w:t xml:space="preserve"> </w:t>
       </w:r>
       <w:r>
         <w:rPr>
@@ -2575,7 +3236,7 @@
             <w:rPr>
               <w:rStyle w:val="Hyperlink"/>
             </w:rPr>
-            <w:t>2.0.124.x</w:t>
+            <w:t>IV</w:t>
           </w:r>
         </w:hyperlink>
       </w:r>
@@ -2588,101 +3249,6 @@
           <w:sz w:val="24"/>
         </w:rPr>
         <w:t xml:space="preserve"> </w:t>
-      </w:r>
-      <w:r>
-        <w:rPr>
-          <w:rFonts w:ascii="Charis SIL Regular" w:hAnsi="Charis SIL Regular" w:eastAsia="Charis SIL Regular"/>
-          <w:b w:val="0"/>
-          <w:i w:val="0"/>
-          <w:color w:val="0000FF"/>
-          <w:sz w:val="24"/>
-        </w:rPr>
-        <w:hyperlink r:id="rId10" w:history="1">
-          <w:r>
-            <w:rPr>
-              <w:rStyle w:val="Hyperlink"/>
-            </w:rPr>
-            <w:t>D</w:t>
-          </w:r>
-        </w:hyperlink>
-      </w:r>
-      <w:r>
-        <w:rPr>
-          <w:rFonts w:ascii="Charis SIL Regular" w:hAnsi="Charis SIL Regular" w:eastAsia="Charis SIL Regular"/>
-          <w:b w:val="0"/>
-          <w:i w:val="0"/>
-          <w:color w:val="0000FF"/>
-          <w:sz w:val="24"/>
-        </w:rPr>
-        <w:hyperlink r:id="rId10" w:history="1">
-          <w:r>
-            <w:rPr>
-              <w:rStyle w:val="Hyperlink"/>
-            </w:rPr>
-            <w:t>e</w:t>
-          </w:r>
-        </w:hyperlink>
-      </w:r>
-      <w:r>
-        <w:rPr>
-          <w:rFonts w:ascii="Charis SIL Regular" w:hAnsi="Charis SIL Regular" w:eastAsia="Charis SIL Regular"/>
-          <w:b w:val="0"/>
-          <w:i w:val="0"/>
-          <w:color w:val="0000FF"/>
-          <w:sz w:val="24"/>
-        </w:rPr>
-        <w:hyperlink r:id="rId10" w:history="1">
-          <w:r>
-            <w:rPr>
-              <w:rStyle w:val="Hyperlink"/>
-            </w:rPr>
-            <w:t>dicatio</w:t>
-          </w:r>
-        </w:hyperlink>
-      </w:r>
-      <w:r>
-        <w:rPr>
-          <w:rFonts w:ascii="Charis SIL Regular" w:hAnsi="Charis SIL Regular" w:eastAsia="Charis SIL Regular"/>
-          <w:b w:val="0"/>
-          <w:i w:val="0"/>
-          <w:color w:val="0000FF"/>
-          <w:sz w:val="24"/>
-        </w:rPr>
-        <w:hyperlink r:id="rId10" w:history="1">
-          <w:r>
-            <w:rPr>
-              <w:rStyle w:val="Hyperlink"/>
-            </w:rPr>
-            <w:t>n</w:t>
-          </w:r>
-        </w:hyperlink>
-      </w:r>
-      <w:r>
-        <w:rPr>
-          <w:rFonts w:ascii="Charis SIL Regular" w:hAnsi="Charis SIL Regular" w:eastAsia="Charis SIL Regular"/>
-          <w:b w:val="0"/>
-          <w:i w:val="0"/>
-          <w:color w:val="0000FF"/>
-          <w:sz w:val="24"/>
-        </w:rPr>
-        <w:t xml:space="preserve"> </w:t>
-      </w:r>
-      <w:r>
-        <w:rPr>
-          <w:rFonts w:ascii="Charis SIL Regular" w:hAnsi="Charis SIL Regular" w:eastAsia="Charis SIL Regular"/>
-          <w:b w:val="0"/>
-          <w:i w:val="0"/>
-          <w:color w:val="0000FF"/>
-          <w:sz w:val="24"/>
-        </w:rPr>
-        <w:hyperlink r:id="rId10" w:history="1">
-          <w:r>
-            <w:rPr>
-              <w:rStyle w:val="Hyperlink"/>
-            </w:rPr>
-            <w:t>t</w:t>
-          </w:r>
-        </w:hyperlink>
       </w:r>
       <w:r>
         <w:rPr>
@@ -2709,294 +3275,6 @@
           <w:color w:val="0000FF"/>
           <w:sz w:val="24"/>
         </w:rPr>
-        <w:t xml:space="preserve"> </w:t>
-      </w:r>
-      <w:r>
-        <w:rPr>
-          <w:rFonts w:ascii="Charis SIL Regular" w:hAnsi="Charis SIL Regular" w:eastAsia="Charis SIL Regular"/>
-          <w:b w:val="0"/>
-          <w:i w:val="0"/>
-          <w:color w:val="0000FF"/>
-          <w:sz w:val="24"/>
-        </w:rPr>
-        <w:hyperlink r:id="rId10" w:history="1">
-          <w:r>
-            <w:rPr>
-              <w:rStyle w:val="Hyperlink"/>
-            </w:rPr>
-            <w:t>Sta</w:t>
-          </w:r>
-        </w:hyperlink>
-      </w:r>
-      <w:r>
-        <w:rPr>
-          <w:rFonts w:ascii="Charis SIL Regular" w:hAnsi="Charis SIL Regular" w:eastAsia="Charis SIL Regular"/>
-          <w:b w:val="0"/>
-          <w:i w:val="0"/>
-          <w:color w:val="0000FF"/>
-          <w:sz w:val="24"/>
-        </w:rPr>
-        <w:hyperlink r:id="rId10" w:history="1">
-          <w:r>
-            <w:rPr>
-              <w:rStyle w:val="Hyperlink"/>
-            </w:rPr>
-            <w:t>dth</w:t>
-          </w:r>
-        </w:hyperlink>
-      </w:r>
-      <w:r>
-        <w:rPr>
-          <w:rFonts w:ascii="Charis SIL Regular" w:hAnsi="Charis SIL Regular" w:eastAsia="Charis SIL Regular"/>
-          <w:b w:val="0"/>
-          <w:i w:val="0"/>
-          <w:color w:val="0000FF"/>
-          <w:sz w:val="24"/>
-        </w:rPr>
-        <w:hyperlink r:id="rId10" w:history="1">
-          <w:r>
-            <w:rPr>
-              <w:rStyle w:val="Hyperlink"/>
-            </w:rPr>
-            <w:t>o</w:t>
-          </w:r>
-        </w:hyperlink>
-      </w:r>
-      <w:r>
-        <w:rPr>
-          <w:rFonts w:ascii="Charis SIL Regular" w:hAnsi="Charis SIL Regular" w:eastAsia="Charis SIL Regular"/>
-          <w:b w:val="0"/>
-          <w:i w:val="0"/>
-          <w:color w:val="0000FF"/>
-          <w:sz w:val="24"/>
-        </w:rPr>
-        <w:hyperlink r:id="rId10" w:history="1">
-          <w:r>
-            <w:rPr>
-              <w:rStyle w:val="Hyperlink"/>
-            </w:rPr>
-            <w:t>lder</w:t>
-          </w:r>
-        </w:hyperlink>
-      </w:r>
-      <w:r>
-        <w:rPr>
-          <w:rFonts w:ascii="Charis SIL Regular" w:hAnsi="Charis SIL Regular" w:eastAsia="Charis SIL Regular"/>
-          <w:b w:val="0"/>
-          <w:i w:val="0"/>
-          <w:color w:val="0000FF"/>
-          <w:sz w:val="24"/>
-        </w:rPr>
-        <w:t xml:space="preserve"> </w:t>
-      </w:r>
-      <w:r>
-        <w:rPr>
-          <w:rFonts w:ascii="Charis SIL Regular" w:hAnsi="Charis SIL Regular" w:eastAsia="Charis SIL Regular"/>
-          <w:b w:val="0"/>
-          <w:i w:val="0"/>
-          <w:color w:val="0000FF"/>
-          <w:sz w:val="24"/>
-        </w:rPr>
-        <w:hyperlink r:id="rId10" w:history="1">
-          <w:r>
-            <w:rPr>
-              <w:rStyle w:val="Hyperlink"/>
-            </w:rPr>
-            <w:t>P</w:t>
-          </w:r>
-        </w:hyperlink>
-      </w:r>
-      <w:r>
-        <w:rPr>
-          <w:rFonts w:ascii="Charis SIL Regular" w:hAnsi="Charis SIL Regular" w:eastAsia="Charis SIL Regular"/>
-          <w:b w:val="0"/>
-          <w:i w:val="0"/>
-          <w:color w:val="0000FF"/>
-          <w:sz w:val="24"/>
-        </w:rPr>
-        <w:hyperlink r:id="rId10" w:history="1">
-          <w:r>
-            <w:rPr>
-              <w:rStyle w:val="Hyperlink"/>
-            </w:rPr>
-            <w:t>r</w:t>
-          </w:r>
-        </w:hyperlink>
-      </w:r>
-      <w:r>
-        <w:rPr>
-          <w:rFonts w:ascii="Charis SIL Regular" w:hAnsi="Charis SIL Regular" w:eastAsia="Charis SIL Regular"/>
-          <w:b w:val="0"/>
-          <w:i w:val="0"/>
-          <w:color w:val="0000FF"/>
-          <w:sz w:val="24"/>
-        </w:rPr>
-        <w:hyperlink r:id="rId10" w:history="1">
-          <w:r>
-            <w:rPr>
-              <w:rStyle w:val="Hyperlink"/>
-            </w:rPr>
-            <w:t>in</w:t>
-          </w:r>
-        </w:hyperlink>
-      </w:r>
-      <w:r>
-        <w:rPr>
-          <w:rFonts w:ascii="Charis SIL Regular" w:hAnsi="Charis SIL Regular" w:eastAsia="Charis SIL Regular"/>
-          <w:b w:val="0"/>
-          <w:i w:val="0"/>
-          <w:color w:val="0000FF"/>
-          <w:sz w:val="24"/>
-        </w:rPr>
-        <w:hyperlink r:id="rId10" w:history="1">
-          <w:r>
-            <w:rPr>
-              <w:rStyle w:val="Hyperlink"/>
-            </w:rPr>
-            <w:t>ce</w:t>
-          </w:r>
-        </w:hyperlink>
-      </w:r>
-      <w:r>
-        <w:rPr>
-          <w:rFonts w:ascii="Charis SIL Regular" w:hAnsi="Charis SIL Regular" w:eastAsia="Charis SIL Regular"/>
-          <w:b w:val="0"/>
-          <w:i w:val="0"/>
-          <w:color w:val="0000FF"/>
-          <w:sz w:val="24"/>
-        </w:rPr>
-        <w:t xml:space="preserve"> </w:t>
-      </w:r>
-      <w:r>
-        <w:rPr>
-          <w:rFonts w:ascii="Charis SIL Regular" w:hAnsi="Charis SIL Regular" w:eastAsia="Charis SIL Regular"/>
-          <w:b w:val="0"/>
-          <w:i w:val="0"/>
-          <w:color w:val="0000FF"/>
-          <w:sz w:val="24"/>
-        </w:rPr>
-        <w:hyperlink r:id="rId10" w:history="1">
-          <w:r>
-            <w:rPr>
-              <w:rStyle w:val="Hyperlink"/>
-            </w:rPr>
-            <w:t>Wi</w:t>
-          </w:r>
-        </w:hyperlink>
-      </w:r>
-      <w:r>
-        <w:rPr>
-          <w:rFonts w:ascii="Charis SIL Regular" w:hAnsi="Charis SIL Regular" w:eastAsia="Charis SIL Regular"/>
-          <w:b w:val="0"/>
-          <w:i w:val="0"/>
-          <w:color w:val="0000FF"/>
-          <w:sz w:val="24"/>
-        </w:rPr>
-        <w:hyperlink r:id="rId10" w:history="1">
-          <w:r>
-            <w:rPr>
-              <w:rStyle w:val="Hyperlink"/>
-            </w:rPr>
-            <w:t>l</w:t>
-          </w:r>
-        </w:hyperlink>
-      </w:r>
-      <w:r>
-        <w:rPr>
-          <w:rFonts w:ascii="Charis SIL Regular" w:hAnsi="Charis SIL Regular" w:eastAsia="Charis SIL Regular"/>
-          <w:b w:val="0"/>
-          <w:i w:val="0"/>
-          <w:color w:val="0000FF"/>
-          <w:sz w:val="24"/>
-        </w:rPr>
-        <w:hyperlink r:id="rId10" w:history="1">
-          <w:r>
-            <w:rPr>
-              <w:rStyle w:val="Hyperlink"/>
-            </w:rPr>
-            <w:t>lia</w:t>
-          </w:r>
-        </w:hyperlink>
-      </w:r>
-      <w:r>
-        <w:rPr>
-          <w:rFonts w:ascii="Charis SIL Regular" w:hAnsi="Charis SIL Regular" w:eastAsia="Charis SIL Regular"/>
-          <w:b w:val="0"/>
-          <w:i w:val="0"/>
-          <w:color w:val="0000FF"/>
-          <w:sz w:val="24"/>
-        </w:rPr>
-        <w:hyperlink r:id="rId10" w:history="1">
-          <w:r>
-            <w:rPr>
-              <w:rStyle w:val="Hyperlink"/>
-            </w:rPr>
-            <w:t>m</w:t>
-          </w:r>
-        </w:hyperlink>
-      </w:r>
-      <w:r>
-        <w:rPr>
-          <w:rFonts w:ascii="Charis SIL Regular" w:hAnsi="Charis SIL Regular" w:eastAsia="Charis SIL Regular"/>
-          <w:b w:val="0"/>
-          <w:i w:val="0"/>
-          <w:color w:val="0000FF"/>
-          <w:sz w:val="24"/>
-        </w:rPr>
-        <w:t xml:space="preserve"> </w:t>
-      </w:r>
-      <w:r>
-        <w:rPr>
-          <w:rFonts w:ascii="Charis SIL Regular" w:hAnsi="Charis SIL Regular" w:eastAsia="Charis SIL Regular"/>
-          <w:b w:val="0"/>
-          <w:i w:val="0"/>
-          <w:color w:val="0000FF"/>
-          <w:sz w:val="24"/>
-        </w:rPr>
-        <w:hyperlink r:id="rId10" w:history="1">
-          <w:r>
-            <w:rPr>
-              <w:rStyle w:val="Hyperlink"/>
-            </w:rPr>
-            <w:t>IV</w:t>
-          </w:r>
-        </w:hyperlink>
-      </w:r>
-      <w:r>
-        <w:rPr>
-          <w:rFonts w:ascii="Charis SIL Regular" w:hAnsi="Charis SIL Regular" w:eastAsia="Charis SIL Regular"/>
-          <w:b w:val="0"/>
-          <w:i w:val="0"/>
-          <w:color w:val="0000FF"/>
-          <w:sz w:val="24"/>
-        </w:rPr>
-        <w:t xml:space="preserve"> </w:t>
-      </w:r>
-      <w:r>
-        <w:rPr>
-          <w:rFonts w:ascii="Charis SIL Regular" w:hAnsi="Charis SIL Regular" w:eastAsia="Charis SIL Regular"/>
-          <w:b w:val="0"/>
-          <w:i w:val="0"/>
-          <w:color w:val="0000FF"/>
-          <w:sz w:val="24"/>
-        </w:rPr>
-        <w:hyperlink r:id="rId10" w:history="1">
-          <w:r>
-            <w:rPr>
-              <w:rStyle w:val="Hyperlink"/>
-            </w:rPr>
-            <w:t>o</w:t>
-          </w:r>
-        </w:hyperlink>
-      </w:r>
-      <w:r>
-        <w:rPr>
-          <w:rFonts w:ascii="Charis SIL Regular" w:hAnsi="Charis SIL Regular" w:eastAsia="Charis SIL Regular"/>
-          <w:b w:val="0"/>
-          <w:i w:val="0"/>
-          <w:color w:val="0000FF"/>
-          <w:sz w:val="24"/>
-        </w:rPr>
         <w:hyperlink r:id="rId11" w:history="1">
           <w:r>
             <w:rPr>
@@ -3498,14 +3776,7 @@
           <w:color w:val="0000FF"/>
           <w:sz w:val="24"/>
         </w:rPr>
-        <w:hyperlink r:id="rId11" w:history="1">
-          <w:r>
-            <w:rPr>
-              <w:rStyle w:val="Hyperlink"/>
-            </w:rPr>
-            <w:t>m</w:t>
-          </w:r>
-        </w:hyperlink>
+        <w:t>m</w:t>
       </w:r>
       <w:r>
         <w:rPr>
@@ -4287,7 +4558,14 @@
           <w:color w:val="000000"/>
           <w:sz w:val="24"/>
         </w:rPr>
-        <w:t xml:space="preserve">nd hout, </w:t>
+        <w:hyperlink r:id="rId12" w:history="1">
+          <w:r>
+            <w:rPr>
+              <w:rStyle w:val="Hyperlink"/>
+            </w:rPr>
+            <w:t xml:space="preserve">nd hout, </w:t>
+          </w:r>
+        </w:hyperlink>
       </w:r>
       <w:r>
         <w:rPr>

--- a/EXPORTS/DOCX/review/niveau2/Dutch/Sri Lanka.docx
+++ b/EXPORTS/DOCX/review/niveau2/Dutch/Sri Lanka.docx
@@ -887,6 +887,7 @@
           <w:i w:val="0"/>
           <w:color w:val="0000FF"/>
           <w:sz w:val="24"/>
+          <w:u w:val="single"/>
         </w:rPr>
         <w:t>m</w:t>
       </w:r>
@@ -1175,22 +1176,76 @@
           <w:color w:val="0000FF"/>
           <w:sz w:val="24"/>
         </w:rPr>
-        <w:t>1942.0.123.x Letter from King Sri Vijaya Raja</w:t>
-      </w:r>
-      <w:r>
-        <w:rPr>
-          <w:rFonts w:ascii="Charis SIL Regular" w:hAnsi="Charis SIL Regular" w:eastAsia="Charis SIL Regular"/>
-          <w:b w:val="0"/>
-          <w:i w:val="0"/>
-          <w:color w:val="0000FF"/>
-          <w:sz w:val="24"/>
-        </w:rPr>
         <w:hyperlink r:id="rId9" w:history="1">
           <w:r>
             <w:rPr>
               <w:rStyle w:val="Hyperlink"/>
             </w:rPr>
-            <w:t>sin</w:t>
+            <w:t>1942.0</w:t>
+          </w:r>
+        </w:hyperlink>
+      </w:r>
+      <w:r>
+        <w:rPr>
+          <w:rFonts w:ascii="Charis SIL Regular" w:hAnsi="Charis SIL Regular" w:eastAsia="Charis SIL Regular"/>
+          <w:b w:val="0"/>
+          <w:i w:val="0"/>
+          <w:color w:val="0000FF"/>
+          <w:sz w:val="24"/>
+        </w:rPr>
+        <w:t>.123.x Letter from King</w:t>
+      </w:r>
+      <w:r>
+        <w:rPr>
+          <w:rFonts w:ascii="Charis SIL Regular" w:hAnsi="Charis SIL Regular" w:eastAsia="Charis SIL Regular"/>
+          <w:b w:val="0"/>
+          <w:i w:val="0"/>
+          <w:color w:val="0000FF"/>
+          <w:sz w:val="24"/>
+        </w:rPr>
+        <w:t xml:space="preserve"> </w:t>
+      </w:r>
+      <w:r>
+        <w:rPr>
+          <w:rFonts w:ascii="Charis SIL Regular" w:hAnsi="Charis SIL Regular" w:eastAsia="Charis SIL Regular"/>
+          <w:b w:val="0"/>
+          <w:i w:val="0"/>
+          <w:color w:val="0000FF"/>
+          <w:sz w:val="24"/>
+        </w:rPr>
+        <w:hyperlink r:id="rId10" w:history="1">
+          <w:r>
+            <w:rPr>
+              <w:rStyle w:val="Hyperlink"/>
+            </w:rPr>
+            <w:t>Sri</w:t>
+          </w:r>
+        </w:hyperlink>
+      </w:r>
+      <w:r>
+        <w:rPr>
+          <w:rFonts w:ascii="Charis SIL Regular" w:hAnsi="Charis SIL Regular" w:eastAsia="Charis SIL Regular"/>
+          <w:b w:val="0"/>
+          <w:i w:val="0"/>
+          <w:color w:val="0000FF"/>
+          <w:sz w:val="24"/>
+        </w:rPr>
+        <w:t xml:space="preserve"> </w:t>
+      </w:r>
+      <w:r>
+        <w:rPr>
+          <w:rFonts w:ascii="Charis SIL Regular" w:hAnsi="Charis SIL Regular" w:eastAsia="Charis SIL Regular"/>
+          <w:b w:val="0"/>
+          <w:i w:val="0"/>
+          <w:color w:val="0000FF"/>
+          <w:sz w:val="24"/>
+        </w:rPr>
+        <w:hyperlink r:id="rId10" w:history="1">
+          <w:r>
+            <w:rPr>
+              <w:rStyle w:val="Hyperlink"/>
+            </w:rPr>
+            <w:t>V</w:t>
           </w:r>
         </w:hyperlink>
       </w:r>
@@ -1207,7 +1262,7 @@
             <w:rPr>
               <w:rStyle w:val="Hyperlink"/>
             </w:rPr>
-            <w:t>g</w:t>
+            <w:t>ijay</w:t>
           </w:r>
         </w:hyperlink>
       </w:r>
@@ -1246,7 +1301,85 @@
           <w:color w:val="0000FF"/>
           <w:sz w:val="24"/>
         </w:rPr>
-        <w:hyperlink r:id="rId9" w:history="1">
+        <w:hyperlink r:id="rId10" w:history="1">
+          <w:r>
+            <w:rPr>
+              <w:rStyle w:val="Hyperlink"/>
+            </w:rPr>
+            <w:t>Raja</w:t>
+          </w:r>
+        </w:hyperlink>
+      </w:r>
+      <w:r>
+        <w:rPr>
+          <w:rFonts w:ascii="Charis SIL Regular" w:hAnsi="Charis SIL Regular" w:eastAsia="Charis SIL Regular"/>
+          <w:b w:val="0"/>
+          <w:i w:val="0"/>
+          <w:color w:val="0000FF"/>
+          <w:sz w:val="24"/>
+        </w:rPr>
+        <w:hyperlink r:id="rId10" w:history="1">
+          <w:r>
+            <w:rPr>
+              <w:rStyle w:val="Hyperlink"/>
+            </w:rPr>
+            <w:t>sin</w:t>
+          </w:r>
+        </w:hyperlink>
+      </w:r>
+      <w:r>
+        <w:rPr>
+          <w:rFonts w:ascii="Charis SIL Regular" w:hAnsi="Charis SIL Regular" w:eastAsia="Charis SIL Regular"/>
+          <w:b w:val="0"/>
+          <w:i w:val="0"/>
+          <w:color w:val="0000FF"/>
+          <w:sz w:val="24"/>
+        </w:rPr>
+        <w:hyperlink r:id="rId10" w:history="1">
+          <w:r>
+            <w:rPr>
+              <w:rStyle w:val="Hyperlink"/>
+            </w:rPr>
+            <w:t>g</w:t>
+          </w:r>
+        </w:hyperlink>
+      </w:r>
+      <w:r>
+        <w:rPr>
+          <w:rFonts w:ascii="Charis SIL Regular" w:hAnsi="Charis SIL Regular" w:eastAsia="Charis SIL Regular"/>
+          <w:b w:val="0"/>
+          <w:i w:val="0"/>
+          <w:color w:val="0000FF"/>
+          <w:sz w:val="24"/>
+        </w:rPr>
+        <w:hyperlink r:id="rId10" w:history="1">
+          <w:r>
+            <w:rPr>
+              <w:rStyle w:val="Hyperlink"/>
+            </w:rPr>
+            <w:t>a</w:t>
+          </w:r>
+        </w:hyperlink>
+      </w:r>
+      <w:r>
+        <w:rPr>
+          <w:rFonts w:ascii="Charis SIL Regular" w:hAnsi="Charis SIL Regular" w:eastAsia="Charis SIL Regular"/>
+          <w:b w:val="0"/>
+          <w:i w:val="0"/>
+          <w:color w:val="0000FF"/>
+          <w:sz w:val="24"/>
+        </w:rPr>
+        <w:t xml:space="preserve"> </w:t>
+      </w:r>
+      <w:r>
+        <w:rPr>
+          <w:rFonts w:ascii="Charis SIL Regular" w:hAnsi="Charis SIL Regular" w:eastAsia="Charis SIL Regular"/>
+          <w:b w:val="0"/>
+          <w:i w:val="0"/>
+          <w:color w:val="0000FF"/>
+          <w:sz w:val="24"/>
+        </w:rPr>
+        <w:hyperlink r:id="rId10" w:history="1">
           <w:r>
             <w:rPr>
               <w:rStyle w:val="Hyperlink"/>
@@ -1535,7 +1668,24 @@
             <w:rPr>
               <w:rStyle w:val="Hyperlink"/>
             </w:rPr>
-            <w:t>Stei</w:t>
+            <w:t>Ste</w:t>
+          </w:r>
+        </w:hyperlink>
+      </w:r>
+      <w:r>
+        <w:rPr>
+          <w:rFonts w:ascii="Charis SIL Regular" w:hAnsi="Charis SIL Regular" w:eastAsia="Charis SIL Regular"/>
+          <w:b w:val="0"/>
+          <w:i w:val="0"/>
+          <w:color w:val="0000FF"/>
+          <w:sz w:val="24"/>
+        </w:rPr>
+        <w:hyperlink r:id="rId10" w:history="1">
+          <w:r>
+            <w:rPr>
+              <w:rStyle w:val="Hyperlink"/>
+            </w:rPr>
+            <w:t>i</w:t>
           </w:r>
         </w:hyperlink>
       </w:r>
@@ -2050,9 +2200,56 @@
             <w:rPr>
               <w:rStyle w:val="Hyperlink"/>
             </w:rPr>
-            <w:t>Burm</w:t>
+            <w:t>Burma</w:t>
           </w:r>
         </w:hyperlink>
+      </w:r>
+      <w:r>
+        <w:rPr>
+          <w:rFonts w:ascii="Charis SIL Regular" w:hAnsi="Charis SIL Regular" w:eastAsia="Charis SIL Regular"/>
+          <w:b w:val="0"/>
+          <w:i w:val="0"/>
+          <w:color w:val="0000FF"/>
+          <w:sz w:val="24"/>
+        </w:rPr>
+        <w:t xml:space="preserve"> </w:t>
+      </w:r>
+      <w:r>
+        <w:rPr>
+          <w:rFonts w:ascii="Charis SIL Regular" w:hAnsi="Charis SIL Regular" w:eastAsia="Charis SIL Regular"/>
+          <w:b w:val="0"/>
+          <w:i w:val="0"/>
+          <w:color w:val="0000FF"/>
+          <w:sz w:val="24"/>
+        </w:rPr>
+        <w:hyperlink r:id="rId10" w:history="1">
+          <w:r>
+            <w:rPr>
+              <w:rStyle w:val="Hyperlink"/>
+            </w:rPr>
+            <w:t>to</w:t>
+          </w:r>
+        </w:hyperlink>
+      </w:r>
+      <w:r>
+        <w:rPr>
+          <w:rFonts w:ascii="Charis SIL Regular" w:hAnsi="Charis SIL Regular" w:eastAsia="Charis SIL Regular"/>
+          <w:b w:val="0"/>
+          <w:i w:val="0"/>
+          <w:color w:val="0000FF"/>
+          <w:sz w:val="24"/>
+        </w:rPr>
+        <w:t xml:space="preserve"> </w:t>
+      </w:r>
+      <w:r>
+        <w:rPr>
+          <w:rFonts w:ascii="Charis SIL Regular" w:hAnsi="Charis SIL Regular" w:eastAsia="Charis SIL Regular"/>
+          <w:b w:val="0"/>
+          <w:i w:val="0"/>
+          <w:color w:val="0000FF"/>
+          <w:sz w:val="24"/>
+        </w:rPr>
+        <w:t xml:space="preserve">Ceylon for </w:t>
       </w:r>
       <w:r>
         <w:rPr>
@@ -2079,7 +2276,7 @@
           <w:color w:val="0000FF"/>
           <w:sz w:val="24"/>
         </w:rPr>
-        <w:t xml:space="preserve"> </w:t>
+        <w:t xml:space="preserve"> cer</w:t>
       </w:r>
       <w:r>
         <w:rPr>
@@ -2094,7 +2291,7 @@
             <w:rPr>
               <w:rStyle w:val="Hyperlink"/>
             </w:rPr>
-            <w:t>to</w:t>
+            <w:t>emony</w:t>
           </w:r>
         </w:hyperlink>
       </w:r>
@@ -2121,9 +2318,19 @@
             <w:rPr>
               <w:rStyle w:val="Hyperlink"/>
             </w:rPr>
-            <w:t>Ceylo</w:t>
+            <w:t>at</w:t>
           </w:r>
         </w:hyperlink>
+      </w:r>
+      <w:r>
+        <w:rPr>
+          <w:rFonts w:ascii="Charis SIL Regular" w:hAnsi="Charis SIL Regular" w:eastAsia="Charis SIL Regular"/>
+          <w:b w:val="0"/>
+          <w:i w:val="0"/>
+          <w:color w:val="0000FF"/>
+          <w:sz w:val="24"/>
+        </w:rPr>
+        <w:t xml:space="preserve"> </w:t>
       </w:r>
       <w:r>
         <w:rPr>
@@ -2138,46 +2345,9 @@
             <w:rPr>
               <w:rStyle w:val="Hyperlink"/>
             </w:rPr>
-            <w:t>n</w:t>
+            <w:t>K</w:t>
           </w:r>
         </w:hyperlink>
-      </w:r>
-      <w:r>
-        <w:rPr>
-          <w:rFonts w:ascii="Charis SIL Regu